--- a/2207_в2_Косухин С. Д. ПЗ.docx
+++ b/2207_в2_Косухин С. Д. ПЗ.docx
@@ -6918,7 +6918,15 @@
           <w:sz w:val="24"/>
           <w:szCs w:val="24"/>
         </w:rPr>
-        <w:t xml:space="preserve">Повышение прозрачности и ценности продукта для клиента. Система должна предоставлять клиенту полную информацию о составе блюд и напитков, включая калорийность, БЖУ и возможные аллергены. Это позволит поддерживать концепцию здорового питания, формировать доверие клиентов и повышать их лояльность. </w:t>
+        <w:t>Повышение прозрачности и ценности продукта для клиента. Система должна предоставлять клиенту полную информацию о составе блюд и напитков, включая калорийность, БЖУ и возможные аллергены. Это позволит поддерживать концепцию здорового питания, формировать доверие кли</w:t>
+      </w:r>
+      <w:r>
+        <w:rPr>
+          <w:b w:val="0"/>
+          <w:sz w:val="24"/>
+          <w:szCs w:val="24"/>
+        </w:rPr>
+        <w:t>ентов и повышать их лояльность.</w:t>
       </w:r>
     </w:p>
     <w:p>
@@ -7110,9 +7118,8 @@
         </w:numPr>
         <w:tabs>
           <w:tab w:val="clear" w:pos="1069"/>
-          <w:tab w:val="left" w:pos="851"/>
         </w:tabs>
-        <w:ind w:left="0" w:firstLine="709"/>
+        <w:ind w:left="993" w:hanging="284"/>
         <w:jc w:val="both"/>
         <w:rPr>
           <w:sz w:val="24"/>
@@ -7124,49 +7131,7 @@
           <w:sz w:val="24"/>
           <w:szCs w:val="24"/>
         </w:rPr>
-        <w:t>просматривать</w:t>
-      </w:r>
-      <w:r>
-        <w:rPr>
-          <w:sz w:val="24"/>
-          <w:szCs w:val="24"/>
-        </w:rPr>
-        <w:t xml:space="preserve">, </w:t>
-      </w:r>
-      <w:r>
-        <w:rPr>
-          <w:sz w:val="24"/>
-          <w:szCs w:val="24"/>
-        </w:rPr>
-        <w:t>доб</w:t>
-      </w:r>
-      <w:r>
-        <w:rPr>
-          <w:sz w:val="24"/>
-          <w:szCs w:val="24"/>
-        </w:rPr>
-        <w:t>авлять, удалять и редактировать позиции</w:t>
-      </w:r>
-      <w:r>
-        <w:rPr>
-          <w:sz w:val="24"/>
-          <w:szCs w:val="24"/>
-        </w:rPr>
-        <w:t xml:space="preserve"> </w:t>
-      </w:r>
-      <w:r>
-        <w:rPr>
-          <w:sz w:val="24"/>
-          <w:szCs w:val="24"/>
-        </w:rPr>
-        <w:t xml:space="preserve">меню с указанием калорийности, БЖУ и </w:t>
-      </w:r>
-      <w:r>
-        <w:rPr>
-          <w:sz w:val="24"/>
-          <w:szCs w:val="24"/>
-        </w:rPr>
-        <w:t>состава</w:t>
+        <w:t>Авторизоваться в системе</w:t>
       </w:r>
       <w:r>
         <w:rPr>
@@ -7185,9 +7150,8 @@
         </w:numPr>
         <w:tabs>
           <w:tab w:val="clear" w:pos="1069"/>
-          <w:tab w:val="left" w:pos="851"/>
         </w:tabs>
-        <w:ind w:left="0" w:firstLine="709"/>
+        <w:ind w:left="993" w:hanging="284"/>
         <w:jc w:val="both"/>
         <w:rPr>
           <w:sz w:val="24"/>
@@ -7199,14 +7163,14 @@
           <w:sz w:val="24"/>
           <w:szCs w:val="24"/>
         </w:rPr>
-        <w:t xml:space="preserve">просматривать, добавлять, удалять и редактировать </w:t>
-      </w:r>
-      <w:r>
-        <w:rPr>
-          <w:sz w:val="24"/>
-          <w:szCs w:val="24"/>
-        </w:rPr>
-        <w:t>категории товаров;</w:t>
+        <w:t>просматривать, добавлять, удалять и редактировать позиции меню с указанием калорийности, БЖУ и состава</w:t>
+      </w:r>
+      <w:r>
+        <w:rPr>
+          <w:sz w:val="24"/>
+          <w:szCs w:val="24"/>
+        </w:rPr>
+        <w:t>;</w:t>
       </w:r>
     </w:p>
     <w:p>
@@ -7218,9 +7182,8 @@
         </w:numPr>
         <w:tabs>
           <w:tab w:val="clear" w:pos="1069"/>
-          <w:tab w:val="left" w:pos="851"/>
         </w:tabs>
-        <w:ind w:left="0" w:firstLine="709"/>
+        <w:ind w:left="993" w:hanging="284"/>
         <w:jc w:val="both"/>
         <w:rPr>
           <w:sz w:val="24"/>
@@ -7232,28 +7195,7 @@
           <w:sz w:val="24"/>
           <w:szCs w:val="24"/>
         </w:rPr>
-        <w:t>контролировать количество сырья и полуфабрикатов на складе</w:t>
-      </w:r>
-      <w:r>
-        <w:rPr>
-          <w:sz w:val="24"/>
-          <w:szCs w:val="24"/>
-        </w:rPr>
-        <w:t xml:space="preserve"> и отслеживать </w:t>
-      </w:r>
-      <w:r>
-        <w:rPr>
-          <w:sz w:val="24"/>
-          <w:szCs w:val="24"/>
-        </w:rPr>
-        <w:t xml:space="preserve">их </w:t>
-      </w:r>
-      <w:r>
-        <w:rPr>
-          <w:sz w:val="24"/>
-          <w:szCs w:val="24"/>
-        </w:rPr>
-        <w:t>сроки годности;</w:t>
+        <w:t>просматривать, добавлять, удалять и редактировать категории товаров;</w:t>
       </w:r>
     </w:p>
     <w:p>
@@ -7265,9 +7207,8 @@
         </w:numPr>
         <w:tabs>
           <w:tab w:val="clear" w:pos="1069"/>
-          <w:tab w:val="left" w:pos="851"/>
         </w:tabs>
-        <w:ind w:left="0" w:firstLine="709"/>
+        <w:ind w:left="993" w:hanging="284"/>
         <w:jc w:val="both"/>
         <w:rPr>
           <w:sz w:val="24"/>
@@ -7279,7 +7220,14 @@
           <w:sz w:val="24"/>
           <w:szCs w:val="24"/>
         </w:rPr>
-        <w:t>просматривать, добавлять, удалять и редактировать категории сырья и полуфабрикатов;</w:t>
+        <w:t>контролировать количество сырья и полуфабрикатов на складе</w:t>
+      </w:r>
+      <w:r>
+        <w:rPr>
+          <w:sz w:val="24"/>
+          <w:szCs w:val="24"/>
+        </w:rPr>
+        <w:t>;</w:t>
       </w:r>
     </w:p>
     <w:p>
@@ -7291,9 +7239,8 @@
         </w:numPr>
         <w:tabs>
           <w:tab w:val="clear" w:pos="1069"/>
-          <w:tab w:val="left" w:pos="851"/>
         </w:tabs>
-        <w:ind w:left="0" w:firstLine="709"/>
+        <w:ind w:left="993" w:hanging="284"/>
         <w:jc w:val="both"/>
         <w:rPr>
           <w:sz w:val="24"/>
@@ -7305,21 +7252,7 @@
           <w:sz w:val="24"/>
           <w:szCs w:val="24"/>
         </w:rPr>
-        <w:t xml:space="preserve">просматривать, добавлять, удалять и редактировать </w:t>
-      </w:r>
-      <w:r>
-        <w:rPr>
-          <w:sz w:val="24"/>
-          <w:szCs w:val="24"/>
-        </w:rPr>
-        <w:t>технологические</w:t>
-      </w:r>
-      <w:r>
-        <w:rPr>
-          <w:sz w:val="24"/>
-          <w:szCs w:val="24"/>
-        </w:rPr>
-        <w:t xml:space="preserve"> карты полуфабрикатов и готовых товаров;</w:t>
+        <w:t>выполнять операции пополнения остатков;</w:t>
       </w:r>
     </w:p>
     <w:p>
@@ -7331,9 +7264,8 @@
         </w:numPr>
         <w:tabs>
           <w:tab w:val="clear" w:pos="1069"/>
-          <w:tab w:val="left" w:pos="851"/>
         </w:tabs>
-        <w:ind w:left="0" w:firstLine="709"/>
+        <w:ind w:left="993" w:hanging="284"/>
         <w:jc w:val="both"/>
         <w:rPr>
           <w:sz w:val="24"/>
@@ -7345,7 +7277,7 @@
           <w:sz w:val="24"/>
           <w:szCs w:val="24"/>
         </w:rPr>
-        <w:t>просматривать и управлять данными о клиентах: просматривать историю заказов и изменять категорию;</w:t>
+        <w:t>просматривать, добавлять, удалять и редактировать категории сырья и полуфабрикатов;</w:t>
       </w:r>
     </w:p>
     <w:p>
@@ -7357,9 +7289,8 @@
         </w:numPr>
         <w:tabs>
           <w:tab w:val="clear" w:pos="1069"/>
-          <w:tab w:val="left" w:pos="851"/>
         </w:tabs>
-        <w:ind w:left="0" w:firstLine="709"/>
+        <w:ind w:left="993" w:hanging="284"/>
         <w:jc w:val="both"/>
         <w:rPr>
           <w:sz w:val="24"/>
@@ -7371,7 +7302,7 @@
           <w:sz w:val="24"/>
           <w:szCs w:val="24"/>
         </w:rPr>
-        <w:t>просматривать, добавлять, удалять и редактировать заказы;</w:t>
+        <w:t>просматривать, добавлять, удалять и редактировать технологические карты полуфабрикатов и готовых товаров;</w:t>
       </w:r>
     </w:p>
     <w:p>
@@ -7383,9 +7314,8 @@
         </w:numPr>
         <w:tabs>
           <w:tab w:val="clear" w:pos="1069"/>
-          <w:tab w:val="left" w:pos="851"/>
         </w:tabs>
-        <w:ind w:left="0" w:firstLine="709"/>
+        <w:ind w:left="993" w:hanging="284"/>
         <w:jc w:val="both"/>
         <w:rPr>
           <w:sz w:val="24"/>
@@ -7397,7 +7327,7 @@
           <w:sz w:val="24"/>
           <w:szCs w:val="24"/>
         </w:rPr>
-        <w:t>просматривать аналитические отчёты и KPI;</w:t>
+        <w:t>просматривать и управлять данными о клиентах: просматривать историю заказов и изменять категорию;</w:t>
       </w:r>
     </w:p>
     <w:p>
@@ -7409,9 +7339,8 @@
         </w:numPr>
         <w:tabs>
           <w:tab w:val="clear" w:pos="1069"/>
-          <w:tab w:val="left" w:pos="851"/>
         </w:tabs>
-        <w:ind w:left="0" w:firstLine="709"/>
+        <w:ind w:left="993" w:hanging="284"/>
         <w:jc w:val="both"/>
         <w:rPr>
           <w:sz w:val="24"/>
@@ -7423,7 +7352,14 @@
           <w:sz w:val="24"/>
           <w:szCs w:val="24"/>
         </w:rPr>
-        <w:t>управлять составом персонала и правами доступа сотрудников;</w:t>
+        <w:t xml:space="preserve">просматривать, добавлять, </w:t>
+      </w:r>
+      <w:r>
+        <w:rPr>
+          <w:sz w:val="24"/>
+          <w:szCs w:val="24"/>
+        </w:rPr>
+        <w:t>удалять и редактировать заказы;</w:t>
       </w:r>
     </w:p>
     <w:p>
@@ -7435,9 +7371,8 @@
         </w:numPr>
         <w:tabs>
           <w:tab w:val="clear" w:pos="1069"/>
-          <w:tab w:val="left" w:pos="851"/>
         </w:tabs>
-        <w:ind w:left="0" w:firstLine="709"/>
+        <w:ind w:left="993" w:hanging="284"/>
         <w:jc w:val="both"/>
         <w:rPr>
           <w:sz w:val="24"/>
@@ -7449,8 +7384,208 @@
           <w:sz w:val="24"/>
           <w:szCs w:val="24"/>
         </w:rPr>
-        <w:t>управлять программой лояльности и клиентской базой.</w:t>
-      </w:r>
+        <w:t>просматривать историю заказов;</w:t>
+      </w:r>
+    </w:p>
+    <w:p>
+      <w:pPr>
+        <w:pStyle w:val="aa"/>
+        <w:numPr>
+          <w:ilvl w:val="0"/>
+          <w:numId w:val="39"/>
+        </w:numPr>
+        <w:tabs>
+          <w:tab w:val="clear" w:pos="1069"/>
+        </w:tabs>
+        <w:ind w:left="993" w:hanging="284"/>
+        <w:jc w:val="both"/>
+        <w:rPr>
+          <w:sz w:val="24"/>
+          <w:szCs w:val="24"/>
+        </w:rPr>
+      </w:pPr>
+      <w:r>
+        <w:rPr>
+          <w:sz w:val="24"/>
+          <w:szCs w:val="24"/>
+        </w:rPr>
+        <w:t>помещать и удалять позиции из стоп-листа;</w:t>
+      </w:r>
+    </w:p>
+    <w:p>
+      <w:pPr>
+        <w:pStyle w:val="aa"/>
+        <w:numPr>
+          <w:ilvl w:val="0"/>
+          <w:numId w:val="39"/>
+        </w:numPr>
+        <w:tabs>
+          <w:tab w:val="clear" w:pos="1069"/>
+        </w:tabs>
+        <w:ind w:left="993" w:hanging="284"/>
+        <w:jc w:val="both"/>
+        <w:rPr>
+          <w:sz w:val="24"/>
+          <w:szCs w:val="24"/>
+        </w:rPr>
+      </w:pPr>
+      <w:r>
+        <w:rPr>
+          <w:sz w:val="24"/>
+          <w:szCs w:val="24"/>
+        </w:rPr>
+        <w:t>создавать задачи по заготовкам и фиксировать выполнение заготовок;</w:t>
+      </w:r>
+    </w:p>
+    <w:p>
+      <w:pPr>
+        <w:pStyle w:val="aa"/>
+        <w:numPr>
+          <w:ilvl w:val="0"/>
+          <w:numId w:val="39"/>
+        </w:numPr>
+        <w:tabs>
+          <w:tab w:val="clear" w:pos="1069"/>
+        </w:tabs>
+        <w:ind w:left="993" w:hanging="284"/>
+        <w:jc w:val="both"/>
+        <w:rPr>
+          <w:sz w:val="24"/>
+          <w:szCs w:val="24"/>
+        </w:rPr>
+      </w:pPr>
+      <w:r>
+        <w:rPr>
+          <w:sz w:val="24"/>
+          <w:szCs w:val="24"/>
+        </w:rPr>
+        <w:t>формировать, просматривать и удалять акты списания;</w:t>
+      </w:r>
+    </w:p>
+    <w:p>
+      <w:pPr>
+        <w:pStyle w:val="aa"/>
+        <w:numPr>
+          <w:ilvl w:val="0"/>
+          <w:numId w:val="39"/>
+        </w:numPr>
+        <w:tabs>
+          <w:tab w:val="clear" w:pos="1069"/>
+        </w:tabs>
+        <w:ind w:left="993" w:hanging="284"/>
+        <w:jc w:val="both"/>
+        <w:rPr>
+          <w:sz w:val="24"/>
+          <w:szCs w:val="24"/>
+        </w:rPr>
+      </w:pPr>
+      <w:r>
+        <w:rPr>
+          <w:sz w:val="24"/>
+          <w:szCs w:val="24"/>
+        </w:rPr>
+        <w:t>просматривать аналитические отчёты, ABC-анализ и данные инвентаризации;</w:t>
+      </w:r>
+    </w:p>
+    <w:p>
+      <w:pPr>
+        <w:pStyle w:val="aa"/>
+        <w:numPr>
+          <w:ilvl w:val="0"/>
+          <w:numId w:val="39"/>
+        </w:numPr>
+        <w:tabs>
+          <w:tab w:val="clear" w:pos="1069"/>
+        </w:tabs>
+        <w:ind w:left="993" w:hanging="284"/>
+        <w:jc w:val="both"/>
+        <w:rPr>
+          <w:sz w:val="24"/>
+          <w:szCs w:val="24"/>
+        </w:rPr>
+      </w:pPr>
+      <w:r>
+        <w:rPr>
+          <w:sz w:val="24"/>
+          <w:szCs w:val="24"/>
+        </w:rPr>
+        <w:t>просматривать, добавлять, удалять редактировать сотрудников заведения</w:t>
+      </w:r>
+    </w:p>
+    <w:p>
+      <w:pPr>
+        <w:pStyle w:val="aa"/>
+        <w:numPr>
+          <w:ilvl w:val="0"/>
+          <w:numId w:val="39"/>
+        </w:numPr>
+        <w:tabs>
+          <w:tab w:val="clear" w:pos="1069"/>
+        </w:tabs>
+        <w:ind w:left="993" w:hanging="284"/>
+        <w:jc w:val="both"/>
+        <w:rPr>
+          <w:sz w:val="24"/>
+          <w:szCs w:val="24"/>
+        </w:rPr>
+      </w:pPr>
+      <w:r>
+        <w:rPr>
+          <w:sz w:val="24"/>
+          <w:szCs w:val="24"/>
+        </w:rPr>
+        <w:t xml:space="preserve">управлять </w:t>
+      </w:r>
+      <w:r>
+        <w:rPr>
+          <w:sz w:val="24"/>
+          <w:szCs w:val="24"/>
+        </w:rPr>
+        <w:t>правами доступа сотрудников;</w:t>
+      </w:r>
+    </w:p>
+    <w:p>
+      <w:pPr>
+        <w:pStyle w:val="aa"/>
+        <w:numPr>
+          <w:ilvl w:val="0"/>
+          <w:numId w:val="39"/>
+        </w:numPr>
+        <w:tabs>
+          <w:tab w:val="clear" w:pos="1069"/>
+        </w:tabs>
+        <w:ind w:left="993" w:hanging="284"/>
+        <w:jc w:val="both"/>
+        <w:rPr>
+          <w:sz w:val="24"/>
+          <w:szCs w:val="24"/>
+        </w:rPr>
+      </w:pPr>
+      <w:r>
+        <w:rPr>
+          <w:sz w:val="24"/>
+          <w:szCs w:val="24"/>
+        </w:rPr>
+        <w:t xml:space="preserve">управлять </w:t>
+      </w:r>
+      <w:r>
+        <w:rPr>
+          <w:sz w:val="24"/>
+          <w:szCs w:val="24"/>
+        </w:rPr>
+        <w:t>программой лояльности.</w:t>
+      </w:r>
+    </w:p>
+    <w:p>
+      <w:pPr>
+        <w:pStyle w:val="aa"/>
+        <w:ind w:left="993"/>
+        <w:jc w:val="both"/>
+        <w:rPr>
+          <w:sz w:val="24"/>
+          <w:szCs w:val="24"/>
+        </w:rPr>
+      </w:pPr>
     </w:p>
     <w:p>
       <w:pPr>
@@ -7458,14 +7593,12 @@
         <w:ind w:left="709"/>
         <w:jc w:val="both"/>
         <w:rPr>
-          <w:b/>
-          <w:sz w:val="24"/>
-          <w:szCs w:val="24"/>
-        </w:rPr>
-      </w:pPr>
-      <w:r>
-        <w:rPr>
-          <w:b/>
+          <w:sz w:val="24"/>
+          <w:szCs w:val="24"/>
+        </w:rPr>
+      </w:pPr>
+      <w:r>
+        <w:rPr>
           <w:sz w:val="24"/>
           <w:szCs w:val="24"/>
         </w:rPr>
@@ -7477,12 +7610,12 @@
         <w:pStyle w:val="aa"/>
         <w:numPr>
           <w:ilvl w:val="0"/>
-          <w:numId w:val="11"/>
+          <w:numId w:val="41"/>
         </w:numPr>
         <w:tabs>
           <w:tab w:val="clear" w:pos="720"/>
         </w:tabs>
-        <w:ind w:left="1134" w:hanging="283"/>
+        <w:ind w:left="993" w:hanging="284"/>
         <w:jc w:val="both"/>
         <w:rPr>
           <w:sz w:val="24"/>
@@ -7494,21 +7627,14 @@
           <w:sz w:val="24"/>
           <w:szCs w:val="24"/>
         </w:rPr>
-        <w:t>Ф</w:t>
-      </w:r>
-      <w:r>
-        <w:rPr>
-          <w:sz w:val="24"/>
-          <w:szCs w:val="24"/>
-        </w:rPr>
-        <w:t>ормировать заказы и изменять</w:t>
-      </w:r>
-      <w:r>
-        <w:rPr>
-          <w:sz w:val="24"/>
-          <w:szCs w:val="24"/>
-        </w:rPr>
-        <w:t xml:space="preserve"> состав заказа</w:t>
+        <w:t>А</w:t>
+      </w:r>
+      <w:r>
+        <w:rPr>
+          <w:sz w:val="24"/>
+          <w:szCs w:val="24"/>
+        </w:rPr>
+        <w:t>вторизоваться в системе</w:t>
       </w:r>
       <w:r>
         <w:rPr>
@@ -7523,12 +7649,12 @@
         <w:pStyle w:val="aa"/>
         <w:numPr>
           <w:ilvl w:val="0"/>
-          <w:numId w:val="11"/>
+          <w:numId w:val="41"/>
         </w:numPr>
         <w:tabs>
           <w:tab w:val="clear" w:pos="720"/>
         </w:tabs>
-        <w:ind w:left="1134" w:hanging="283"/>
+        <w:ind w:left="993" w:hanging="284"/>
         <w:jc w:val="both"/>
         <w:rPr>
           <w:sz w:val="24"/>
@@ -7540,7 +7666,21 @@
           <w:sz w:val="24"/>
           <w:szCs w:val="24"/>
         </w:rPr>
-        <w:t>просматривать информацию о заказах и изменять их статус;</w:t>
+        <w:t>ф</w:t>
+      </w:r>
+      <w:r>
+        <w:rPr>
+          <w:sz w:val="24"/>
+          <w:szCs w:val="24"/>
+        </w:rPr>
+        <w:t>ормировать заказы и изменять состав заказа</w:t>
+      </w:r>
+      <w:r>
+        <w:rPr>
+          <w:sz w:val="24"/>
+          <w:szCs w:val="24"/>
+        </w:rPr>
+        <w:t>;</w:t>
       </w:r>
     </w:p>
     <w:p>
@@ -7548,12 +7688,12 @@
         <w:pStyle w:val="aa"/>
         <w:numPr>
           <w:ilvl w:val="0"/>
-          <w:numId w:val="11"/>
+          <w:numId w:val="41"/>
         </w:numPr>
         <w:tabs>
           <w:tab w:val="clear" w:pos="720"/>
         </w:tabs>
-        <w:ind w:left="1134" w:hanging="283"/>
+        <w:ind w:left="993" w:hanging="284"/>
         <w:jc w:val="both"/>
         <w:rPr>
           <w:sz w:val="24"/>
@@ -7565,7 +7705,7 @@
           <w:sz w:val="24"/>
           <w:szCs w:val="24"/>
         </w:rPr>
-        <w:t>просматривать состав и КБЖУ позиций;</w:t>
+        <w:t>просматривать информацию о заказах, отмечать готовность позиций и изменять статус заказа;</w:t>
       </w:r>
     </w:p>
     <w:p>
@@ -7573,12 +7713,12 @@
         <w:pStyle w:val="aa"/>
         <w:numPr>
           <w:ilvl w:val="0"/>
-          <w:numId w:val="11"/>
+          <w:numId w:val="41"/>
         </w:numPr>
         <w:tabs>
           <w:tab w:val="clear" w:pos="720"/>
         </w:tabs>
-        <w:ind w:left="1134" w:hanging="283"/>
+        <w:ind w:left="993" w:hanging="284"/>
         <w:jc w:val="both"/>
         <w:rPr>
           <w:sz w:val="24"/>
@@ -7590,7 +7730,7 @@
           <w:sz w:val="24"/>
           <w:szCs w:val="24"/>
         </w:rPr>
-        <w:t>контролировать количество сырья и полуфабрикатов на складе и отслеживать их сроки годности;</w:t>
+        <w:t>просматривать состав, КБЖУ и доступность позиций меню;</w:t>
       </w:r>
     </w:p>
     <w:p>
@@ -7598,13 +7738,12 @@
         <w:pStyle w:val="aa"/>
         <w:numPr>
           <w:ilvl w:val="0"/>
-          <w:numId w:val="11"/>
+          <w:numId w:val="41"/>
         </w:numPr>
         <w:tabs>
           <w:tab w:val="clear" w:pos="720"/>
-          <w:tab w:val="left" w:pos="851"/>
         </w:tabs>
-        <w:ind w:left="567" w:firstLine="0"/>
+        <w:ind w:left="993" w:hanging="284"/>
         <w:jc w:val="both"/>
         <w:rPr>
           <w:sz w:val="24"/>
@@ -7616,7 +7755,7 @@
           <w:sz w:val="24"/>
           <w:szCs w:val="24"/>
         </w:rPr>
-        <w:t>помещать и удалять позиции из стоп-листа;</w:t>
+        <w:t>просматривать технологические карты блюд, напитков, полуфабрикатов и готовых товаров;</w:t>
       </w:r>
     </w:p>
     <w:p>
@@ -7624,13 +7763,12 @@
         <w:pStyle w:val="aa"/>
         <w:numPr>
           <w:ilvl w:val="0"/>
-          <w:numId w:val="11"/>
+          <w:numId w:val="41"/>
         </w:numPr>
         <w:tabs>
           <w:tab w:val="clear" w:pos="720"/>
-          <w:tab w:val="left" w:pos="851"/>
         </w:tabs>
-        <w:ind w:left="567" w:firstLine="0"/>
+        <w:ind w:left="993" w:hanging="284"/>
         <w:jc w:val="both"/>
         <w:rPr>
           <w:sz w:val="24"/>
@@ -7642,21 +7780,7 @@
           <w:sz w:val="24"/>
           <w:szCs w:val="24"/>
         </w:rPr>
-        <w:t xml:space="preserve">просматривать </w:t>
-      </w:r>
-      <w:r>
-        <w:rPr>
-          <w:sz w:val="24"/>
-          <w:szCs w:val="24"/>
-        </w:rPr>
-        <w:t>технологические</w:t>
-      </w:r>
-      <w:r>
-        <w:rPr>
-          <w:sz w:val="24"/>
-          <w:szCs w:val="24"/>
-        </w:rPr>
-        <w:t xml:space="preserve"> карты полуфабрикатов и готовых товаров;</w:t>
+        <w:t>создавать задачи по заготовкам и указывать дату приготовления полуфабриката;</w:t>
       </w:r>
     </w:p>
     <w:p>
@@ -7664,13 +7788,12 @@
         <w:pStyle w:val="aa"/>
         <w:numPr>
           <w:ilvl w:val="0"/>
-          <w:numId w:val="11"/>
+          <w:numId w:val="41"/>
         </w:numPr>
         <w:tabs>
           <w:tab w:val="clear" w:pos="720"/>
-          <w:tab w:val="left" w:pos="851"/>
         </w:tabs>
-        <w:ind w:left="567" w:firstLine="0"/>
+        <w:ind w:left="993" w:hanging="284"/>
         <w:jc w:val="both"/>
         <w:rPr>
           <w:sz w:val="24"/>
@@ -7682,8 +7805,51 @@
           <w:sz w:val="24"/>
           <w:szCs w:val="24"/>
         </w:rPr>
-        <w:t>формировать и просматривать акты списания;</w:t>
-      </w:r>
+        <w:t>помещать и удалять позиции из стоп-листа;</w:t>
+      </w:r>
+    </w:p>
+    <w:p>
+      <w:pPr>
+        <w:pStyle w:val="aa"/>
+        <w:numPr>
+          <w:ilvl w:val="0"/>
+          <w:numId w:val="41"/>
+        </w:numPr>
+        <w:tabs>
+          <w:tab w:val="clear" w:pos="720"/>
+        </w:tabs>
+        <w:ind w:left="993" w:hanging="284"/>
+        <w:jc w:val="both"/>
+        <w:rPr>
+          <w:sz w:val="24"/>
+          <w:szCs w:val="24"/>
+        </w:rPr>
+      </w:pPr>
+      <w:r>
+        <w:rPr>
+          <w:sz w:val="24"/>
+          <w:szCs w:val="24"/>
+        </w:rPr>
+        <w:t>формироват</w:t>
+      </w:r>
+      <w:r>
+        <w:rPr>
+          <w:sz w:val="24"/>
+          <w:szCs w:val="24"/>
+        </w:rPr>
+        <w:t>ь и просматривать акты списания.</w:t>
+      </w:r>
+    </w:p>
+    <w:p>
+      <w:pPr>
+        <w:pStyle w:val="aa"/>
+        <w:ind w:left="993"/>
+        <w:jc w:val="both"/>
+        <w:rPr>
+          <w:sz w:val="24"/>
+          <w:szCs w:val="24"/>
+        </w:rPr>
+      </w:pPr>
     </w:p>
     <w:p>
       <w:pPr>
@@ -7691,17 +7857,16 @@
         <w:ind w:left="709"/>
         <w:jc w:val="both"/>
         <w:rPr>
-          <w:b/>
-          <w:sz w:val="24"/>
-          <w:szCs w:val="24"/>
-        </w:rPr>
-      </w:pPr>
-      <w:r>
-        <w:rPr>
-          <w:b/>
-          <w:sz w:val="24"/>
-          <w:szCs w:val="24"/>
-        </w:rPr>
+          <w:sz w:val="24"/>
+          <w:szCs w:val="24"/>
+        </w:rPr>
+      </w:pPr>
+      <w:r>
+        <w:rPr>
+          <w:sz w:val="24"/>
+          <w:szCs w:val="24"/>
+        </w:rPr>
+        <w:lastRenderedPageBreak/>
         <w:t>Клиенты должны иметь возможность:</w:t>
       </w:r>
     </w:p>
@@ -7714,9 +7879,8 @@
         </w:numPr>
         <w:tabs>
           <w:tab w:val="clear" w:pos="720"/>
-          <w:tab w:val="num" w:pos="851"/>
         </w:tabs>
-        <w:ind w:left="567" w:firstLine="0"/>
+        <w:ind w:left="993" w:hanging="284"/>
         <w:jc w:val="both"/>
         <w:rPr>
           <w:sz w:val="24"/>
@@ -7728,14 +7892,7 @@
           <w:sz w:val="24"/>
           <w:szCs w:val="24"/>
         </w:rPr>
-        <w:t>Авторизоваться</w:t>
-      </w:r>
-      <w:r>
-        <w:rPr>
-          <w:sz w:val="24"/>
-          <w:szCs w:val="24"/>
-        </w:rPr>
-        <w:t xml:space="preserve"> и регистрироваться в приложении;</w:t>
+        <w:t>Авторизоваться и регистрироваться в приложении;</w:t>
       </w:r>
     </w:p>
     <w:p>
@@ -7747,9 +7904,8 @@
         </w:numPr>
         <w:tabs>
           <w:tab w:val="clear" w:pos="720"/>
-          <w:tab w:val="num" w:pos="851"/>
         </w:tabs>
-        <w:ind w:left="567" w:firstLine="0"/>
+        <w:ind w:left="993" w:hanging="284"/>
         <w:jc w:val="both"/>
         <w:rPr>
           <w:sz w:val="24"/>
@@ -7761,28 +7917,7 @@
           <w:sz w:val="24"/>
           <w:szCs w:val="24"/>
         </w:rPr>
-        <w:t>п</w:t>
-      </w:r>
-      <w:r>
-        <w:rPr>
-          <w:sz w:val="24"/>
-          <w:szCs w:val="24"/>
-        </w:rPr>
-        <w:t>росматривать актуальное меню с подробной пище</w:t>
-      </w:r>
-      <w:r>
-        <w:rPr>
-          <w:sz w:val="24"/>
-          <w:szCs w:val="24"/>
-        </w:rPr>
-        <w:t>вой информацией по каждой позиции</w:t>
-      </w:r>
-      <w:r>
-        <w:rPr>
-          <w:sz w:val="24"/>
-          <w:szCs w:val="24"/>
-        </w:rPr>
-        <w:t>;</w:t>
+        <w:t>просматривать актуальное меню с подробной пищевой информацией и доступностью каждой позиции;</w:t>
       </w:r>
     </w:p>
     <w:p>
@@ -7794,9 +7929,8 @@
         </w:numPr>
         <w:tabs>
           <w:tab w:val="clear" w:pos="720"/>
-          <w:tab w:val="num" w:pos="851"/>
         </w:tabs>
-        <w:ind w:left="567" w:firstLine="0"/>
+        <w:ind w:left="993" w:hanging="284"/>
         <w:jc w:val="both"/>
         <w:rPr>
           <w:sz w:val="24"/>
@@ -7808,7 +7942,7 @@
           <w:sz w:val="24"/>
           <w:szCs w:val="24"/>
         </w:rPr>
-        <w:t>делать онлайн-предзаказ с выбором времени самовывоза;</w:t>
+        <w:t>формировать корзину с выбором количества, добавок и модификаторов;</w:t>
       </w:r>
     </w:p>
     <w:p>
@@ -7820,9 +7954,8 @@
         </w:numPr>
         <w:tabs>
           <w:tab w:val="clear" w:pos="720"/>
-          <w:tab w:val="num" w:pos="851"/>
         </w:tabs>
-        <w:ind w:left="567" w:firstLine="0"/>
+        <w:ind w:left="993" w:hanging="284"/>
         <w:jc w:val="both"/>
         <w:rPr>
           <w:sz w:val="24"/>
@@ -7834,28 +7967,7 @@
           <w:sz w:val="24"/>
           <w:szCs w:val="24"/>
         </w:rPr>
-        <w:t>участвовать</w:t>
-      </w:r>
-      <w:r>
-        <w:rPr>
-          <w:sz w:val="24"/>
-          <w:szCs w:val="24"/>
-        </w:rPr>
-        <w:t xml:space="preserve"> </w:t>
-      </w:r>
-      <w:r>
-        <w:rPr>
-          <w:sz w:val="24"/>
-          <w:szCs w:val="24"/>
-        </w:rPr>
-        <w:t>в системе лояльности</w:t>
-      </w:r>
-      <w:r>
-        <w:rPr>
-          <w:sz w:val="24"/>
-          <w:szCs w:val="24"/>
-        </w:rPr>
-        <w:t>;</w:t>
+        <w:t>оформлять заказ с выбором типа заказа, времени самовывоза и комментарием;</w:t>
       </w:r>
     </w:p>
     <w:p>
@@ -7867,9 +7979,8 @@
         </w:numPr>
         <w:tabs>
           <w:tab w:val="clear" w:pos="720"/>
-          <w:tab w:val="num" w:pos="851"/>
         </w:tabs>
-        <w:ind w:left="567" w:firstLine="0"/>
+        <w:ind w:left="993" w:hanging="284"/>
         <w:jc w:val="both"/>
         <w:rPr>
           <w:sz w:val="24"/>
@@ -7881,7 +7992,7 @@
           <w:sz w:val="24"/>
           <w:szCs w:val="24"/>
         </w:rPr>
-        <w:t>просматривать историю заказов;</w:t>
+        <w:t>получать скидку по категории клиента в системе лояльности;</w:t>
       </w:r>
     </w:p>
     <w:p>
@@ -7893,9 +8004,8 @@
         </w:numPr>
         <w:tabs>
           <w:tab w:val="clear" w:pos="720"/>
-          <w:tab w:val="num" w:pos="851"/>
         </w:tabs>
-        <w:ind w:left="567" w:firstLine="0"/>
+        <w:ind w:left="993" w:hanging="284"/>
         <w:jc w:val="both"/>
         <w:rPr>
           <w:sz w:val="24"/>
@@ -7907,7 +8017,7 @@
           <w:sz w:val="24"/>
           <w:szCs w:val="24"/>
         </w:rPr>
-        <w:t>отменять заказы;</w:t>
+        <w:t>просматривать профиль, историю заказов и отменять заказы в допустимом статусе;</w:t>
       </w:r>
     </w:p>
     <w:p>
@@ -7924,7 +8034,6 @@
           <w:sz w:val="24"/>
           <w:szCs w:val="24"/>
         </w:rPr>
-        <w:lastRenderedPageBreak/>
         <w:t>1</w:t>
       </w:r>
       <w:r>
@@ -7964,7 +8073,16 @@
           <w:sz w:val="24"/>
           <w:szCs w:val="24"/>
         </w:rPr>
-        <w:t>Системные требования описывают программно-аппаратное окружение, архитектуру системы, используемые модули и принципы взаимодействия между ними.</w:t>
+        <w:t>Системные требования описывают программ</w:t>
+      </w:r>
+      <w:bookmarkStart w:id="15" w:name="_GoBack"/>
+      <w:bookmarkEnd w:id="15"/>
+      <w:r>
+        <w:rPr>
+          <w:sz w:val="24"/>
+          <w:szCs w:val="24"/>
+        </w:rPr>
+        <w:t>но-аппаратное окружение, архитектуру системы, используемые модули и принципы взаимодействия между ними.</w:t>
       </w:r>
     </w:p>
     <w:p>
@@ -7975,7 +8093,7 @@
         </w:numPr>
         <w:tabs>
           <w:tab w:val="clear" w:pos="720"/>
-          <w:tab w:val="num" w:pos="360"/>
+          <w:tab w:val="num" w:pos="851"/>
         </w:tabs>
         <w:ind w:left="0" w:firstLine="709"/>
         <w:jc w:val="both"/>
@@ -8030,7 +8148,7 @@
         </w:numPr>
         <w:tabs>
           <w:tab w:val="clear" w:pos="720"/>
-          <w:tab w:val="num" w:pos="360"/>
+          <w:tab w:val="num" w:pos="851"/>
         </w:tabs>
         <w:ind w:left="0" w:firstLine="709"/>
         <w:jc w:val="both"/>
@@ -8085,7 +8203,7 @@
         </w:numPr>
         <w:tabs>
           <w:tab w:val="clear" w:pos="720"/>
-          <w:tab w:val="num" w:pos="360"/>
+          <w:tab w:val="num" w:pos="851"/>
         </w:tabs>
         <w:ind w:left="0" w:firstLine="709"/>
         <w:jc w:val="both"/>
@@ -8124,6 +8242,9 @@
           <w:ilvl w:val="0"/>
           <w:numId w:val="7"/>
         </w:numPr>
+        <w:tabs>
+          <w:tab w:val="num" w:pos="851"/>
+        </w:tabs>
         <w:ind w:left="0" w:firstLine="709"/>
         <w:jc w:val="both"/>
         <w:rPr>
@@ -8182,6 +8303,9 @@
           <w:ilvl w:val="0"/>
           <w:numId w:val="7"/>
         </w:numPr>
+        <w:tabs>
+          <w:tab w:val="num" w:pos="851"/>
+        </w:tabs>
         <w:ind w:left="0" w:firstLine="709"/>
         <w:jc w:val="both"/>
         <w:rPr>
@@ -8233,6 +8357,9 @@
           <w:ilvl w:val="0"/>
           <w:numId w:val="7"/>
         </w:numPr>
+        <w:tabs>
+          <w:tab w:val="num" w:pos="851"/>
+        </w:tabs>
         <w:ind w:left="0" w:firstLine="709"/>
         <w:jc w:val="both"/>
         <w:rPr>
@@ -8333,12 +8460,13 @@
           <w:szCs w:val="24"/>
         </w:rPr>
       </w:pPr>
-      <w:bookmarkStart w:id="15" w:name="_Toc170069577"/>
-      <w:r>
-        <w:rPr>
-          <w:sz w:val="24"/>
-          <w:szCs w:val="24"/>
-        </w:rPr>
+      <w:bookmarkStart w:id="16" w:name="_Toc170069577"/>
+      <w:r>
+        <w:rPr>
+          <w:sz w:val="24"/>
+          <w:szCs w:val="24"/>
+        </w:rPr>
+        <w:lastRenderedPageBreak/>
         <w:t>1</w:t>
       </w:r>
       <w:r>
@@ -8348,7 +8476,7 @@
         </w:rPr>
         <w:t>.4 Требования к пользовательскому интерфейсу</w:t>
       </w:r>
-      <w:bookmarkEnd w:id="15"/>
+      <w:bookmarkEnd w:id="16"/>
     </w:p>
     <w:p>
       <w:pPr>
@@ -8416,7 +8544,6 @@
           <w:sz w:val="24"/>
           <w:szCs w:val="24"/>
         </w:rPr>
-        <w:lastRenderedPageBreak/>
         <w:t>-</w:t>
       </w:r>
       <w:r>
@@ -8630,15 +8757,16 @@
           <w:szCs w:val="24"/>
         </w:rPr>
       </w:pPr>
-      <w:bookmarkStart w:id="16" w:name="_Toc170069578"/>
-      <w:r>
-        <w:rPr>
-          <w:sz w:val="24"/>
-          <w:szCs w:val="24"/>
-        </w:rPr>
+      <w:bookmarkStart w:id="17" w:name="_Toc170069578"/>
+      <w:r>
+        <w:rPr>
+          <w:sz w:val="24"/>
+          <w:szCs w:val="24"/>
+        </w:rPr>
+        <w:lastRenderedPageBreak/>
         <w:t>1.5 План-график выполнения ВКР</w:t>
       </w:r>
-      <w:bookmarkEnd w:id="16"/>
+      <w:bookmarkEnd w:id="17"/>
     </w:p>
     <w:p>
       <w:pPr>
@@ -8667,9 +8795,22 @@
         <w:rPr>
           <w:sz w:val="24"/>
           <w:szCs w:val="24"/>
-          <w:highlight w:val="yellow"/>
-        </w:rPr>
-        <w:t>таблице 1.</w:t>
+        </w:rPr>
+        <w:t>таблице 1</w:t>
+      </w:r>
+      <w:r>
+        <w:rPr>
+          <w:sz w:val="24"/>
+          <w:szCs w:val="24"/>
+        </w:rPr>
+        <w:t>.5.1</w:t>
+      </w:r>
+      <w:r>
+        <w:rPr>
+          <w:sz w:val="24"/>
+          <w:szCs w:val="24"/>
+        </w:rPr>
+        <w:t>.</w:t>
       </w:r>
     </w:p>
     <w:p>
@@ -8692,7 +8833,6 @@
         <w:rPr>
           <w:sz w:val="24"/>
           <w:szCs w:val="24"/>
-          <w:highlight w:val="yellow"/>
         </w:rPr>
         <w:t>1.5.1 –</w:t>
       </w:r>
@@ -8701,7 +8841,7 @@
           <w:sz w:val="24"/>
           <w:szCs w:val="24"/>
         </w:rPr>
-        <w:t xml:space="preserve"> План вапвканвканеге</w:t>
+        <w:t xml:space="preserve"> План-график выполнения ВКР</w:t>
       </w:r>
     </w:p>
     <w:tbl>
@@ -8751,7 +8891,6 @@
                 <w:szCs w:val="24"/>
                 <w:lang w:eastAsia="ru-RU"/>
               </w:rPr>
-              <w:lastRenderedPageBreak/>
               <w:t>№</w:t>
             </w:r>
           </w:p>
@@ -9724,40 +9863,6 @@
     </w:tbl>
     <w:p>
       <w:pPr>
-        <w:pBdr>
-          <w:top w:val="nil"/>
-          <w:left w:val="nil"/>
-          <w:bottom w:val="nil"/>
-          <w:right w:val="nil"/>
-          <w:between w:val="nil"/>
-        </w:pBdr>
-        <w:ind w:firstLine="720"/>
-        <w:jc w:val="both"/>
-        <w:rPr>
-          <w:color w:val="000000"/>
-          <w:sz w:val="24"/>
-          <w:szCs w:val="24"/>
-        </w:rPr>
-      </w:pPr>
-      <w:r>
-        <w:rPr>
-          <w:color w:val="000000"/>
-          <w:sz w:val="24"/>
-          <w:szCs w:val="24"/>
-        </w:rPr>
-        <w:t>Таблица 1 - План разработки проекта</w:t>
-      </w:r>
-    </w:p>
-    <w:p>
-      <w:pPr>
-        <w:rPr>
-          <w:sz w:val="24"/>
-          <w:szCs w:val="24"/>
-        </w:rPr>
-      </w:pPr>
-    </w:p>
-    <w:p>
-      <w:pPr>
         <w:ind w:firstLine="709"/>
         <w:jc w:val="both"/>
         <w:rPr>
@@ -9772,7 +9877,7 @@
         </w:rPr>
         <w:t>Данный план позволяет контролировать выполнение проекта на всех его этапах и своевременно корректировать работу при изменении требований или появлении новых данных. Четкое распределение задач по временным промежуткам снижает риск несоблюдения сроков и обеспечивает системный подход к разработке программного решения. Реализация плана гарантирует завершение проекта в намеченные сроки и достижение требуемого уровня качества программного комплекса.</w:t>
       </w:r>
-      <w:bookmarkStart w:id="17" w:name="_Toc170069579"/>
+      <w:bookmarkStart w:id="18" w:name="_Toc170069579"/>
     </w:p>
     <w:p>
       <w:pPr>
@@ -9793,14 +9898,6 @@
           <w:szCs w:val="24"/>
         </w:rPr>
       </w:pPr>
-      <w:r>
-        <w:rPr>
-          <w:rStyle w:val="a7"/>
-          <w:sz w:val="24"/>
-          <w:szCs w:val="24"/>
-        </w:rPr>
-        <w:br w:type="page"/>
-      </w:r>
     </w:p>
     <w:p>
       <w:pPr>
@@ -9818,7 +9915,6 @@
           <w:sz w:val="24"/>
           <w:szCs w:val="24"/>
         </w:rPr>
-        <w:lastRenderedPageBreak/>
         <w:t xml:space="preserve">2 АНАЛИЗ ТРЕБОВАНИЙ </w:t>
       </w:r>
       <w:r>
@@ -9829,7 +9925,7 @@
         </w:rPr>
         <w:t>И ОПРЕДЕЛЕНИЕ СПЕЦИФИКАЦИЙ</w:t>
       </w:r>
-      <w:bookmarkEnd w:id="17"/>
+      <w:bookmarkEnd w:id="18"/>
       <w:r>
         <w:rPr>
           <w:rStyle w:val="a7"/>
@@ -9849,7 +9945,7 @@
           <w:szCs w:val="24"/>
         </w:rPr>
       </w:pPr>
-      <w:bookmarkStart w:id="18" w:name="_Toc170069580"/>
+      <w:bookmarkStart w:id="19" w:name="_Toc170069580"/>
       <w:r>
         <w:rPr>
           <w:rStyle w:val="a7"/>
@@ -9887,7 +9983,7 @@
         </w:rPr>
         <w:t xml:space="preserve"> задачи ВКР</w:t>
       </w:r>
-      <w:bookmarkEnd w:id="18"/>
+      <w:bookmarkEnd w:id="19"/>
     </w:p>
     <w:p>
       <w:pPr>
@@ -9896,7 +9992,7 @@
           <w:szCs w:val="24"/>
         </w:rPr>
       </w:pPr>
-      <w:bookmarkStart w:id="19" w:name="_Toc170069581"/>
+      <w:bookmarkStart w:id="20" w:name="_Toc170069581"/>
       <w:r>
         <w:rPr>
           <w:szCs w:val="24"/>
@@ -9927,7 +10023,7 @@
         </w:rPr>
         <w:t>Информационные объекты предметной области и взаимосвязи между ними</w:t>
       </w:r>
-      <w:bookmarkEnd w:id="19"/>
+      <w:bookmarkEnd w:id="20"/>
     </w:p>
     <w:p>
       <w:pPr>
@@ -9976,8 +10072,6 @@
         </w:rPr>
         <w:t>В рамках процесса работы управляющий формирует меню, определяя список позиций и распределяя их по категориям. Для каждой позиции указывается состав, включающий перечень ингредиентов, их массу и возможные варианты замены. После этого производится закупка сырья и подготовка полуфабрикатов, а также вычисляется пищевая ценность блюд и напитков, включая калории, белки, жиры и углеводы. Далее согласовываются технология приготовления и оформление подачи, после чего меню утверждается и становится доступным для клиентов и сотрудников.</w:t>
       </w:r>
-      <w:bookmarkStart w:id="20" w:name="_GoBack"/>
-      <w:bookmarkEnd w:id="20"/>
     </w:p>
     <w:p>
       <w:pPr>
@@ -10580,9 +10674,8 @@
         </w:pBdr>
         <w:tabs>
           <w:tab w:val="clear" w:pos="1440"/>
-          <w:tab w:val="num" w:pos="1134"/>
         </w:tabs>
-        <w:ind w:left="0" w:firstLine="709"/>
+        <w:ind w:left="567" w:firstLine="0"/>
         <w:jc w:val="both"/>
         <w:rPr>
           <w:color w:val="1F1F1F"/>
@@ -10619,10 +10712,9 @@
         </w:pBdr>
         <w:tabs>
           <w:tab w:val="clear" w:pos="720"/>
-          <w:tab w:val="num" w:pos="360"/>
         </w:tabs>
         <w:spacing w:before="240" w:after="180"/>
-        <w:ind w:left="0" w:firstLine="709"/>
+        <w:ind w:left="851" w:hanging="284"/>
         <w:jc w:val="both"/>
         <w:rPr>
           <w:color w:val="1F1F1F"/>
@@ -10658,10 +10750,9 @@
         </w:pBdr>
         <w:tabs>
           <w:tab w:val="clear" w:pos="720"/>
-          <w:tab w:val="num" w:pos="360"/>
         </w:tabs>
         <w:spacing w:before="240" w:after="180"/>
-        <w:ind w:left="0" w:firstLine="709"/>
+        <w:ind w:left="851" w:hanging="284"/>
         <w:jc w:val="both"/>
         <w:rPr>
           <w:color w:val="1F1F1F"/>
@@ -10697,10 +10788,9 @@
         </w:pBdr>
         <w:tabs>
           <w:tab w:val="clear" w:pos="720"/>
-          <w:tab w:val="num" w:pos="360"/>
         </w:tabs>
         <w:spacing w:before="240" w:after="180"/>
-        <w:ind w:left="0" w:firstLine="709"/>
+        <w:ind w:left="851" w:hanging="284"/>
         <w:jc w:val="both"/>
         <w:rPr>
           <w:color w:val="1F1F1F"/>
@@ -10736,10 +10826,9 @@
         </w:pBdr>
         <w:tabs>
           <w:tab w:val="clear" w:pos="720"/>
-          <w:tab w:val="num" w:pos="360"/>
         </w:tabs>
         <w:spacing w:before="240" w:after="180"/>
-        <w:ind w:left="0" w:firstLine="709"/>
+        <w:ind w:left="851" w:hanging="284"/>
         <w:jc w:val="both"/>
         <w:rPr>
           <w:color w:val="1F1F1F"/>
@@ -10775,10 +10864,9 @@
         </w:pBdr>
         <w:tabs>
           <w:tab w:val="clear" w:pos="720"/>
-          <w:tab w:val="num" w:pos="360"/>
         </w:tabs>
         <w:spacing w:before="240" w:after="180"/>
-        <w:ind w:left="0" w:firstLine="709"/>
+        <w:ind w:left="851" w:hanging="284"/>
         <w:jc w:val="both"/>
         <w:rPr>
           <w:color w:val="1F1F1F"/>
@@ -10814,10 +10902,9 @@
         </w:pBdr>
         <w:tabs>
           <w:tab w:val="clear" w:pos="720"/>
-          <w:tab w:val="num" w:pos="360"/>
         </w:tabs>
         <w:spacing w:before="240" w:after="180"/>
-        <w:ind w:left="0" w:firstLine="709"/>
+        <w:ind w:left="851" w:hanging="284"/>
         <w:jc w:val="both"/>
         <w:rPr>
           <w:color w:val="1F1F1F"/>
@@ -10862,10 +10949,9 @@
         </w:pBdr>
         <w:tabs>
           <w:tab w:val="clear" w:pos="720"/>
-          <w:tab w:val="num" w:pos="360"/>
         </w:tabs>
         <w:spacing w:before="240" w:after="180"/>
-        <w:ind w:left="0" w:firstLine="709"/>
+        <w:ind w:left="851" w:hanging="284"/>
         <w:jc w:val="both"/>
         <w:rPr>
           <w:color w:val="1F1F1F"/>
@@ -10901,10 +10987,9 @@
         </w:pBdr>
         <w:tabs>
           <w:tab w:val="clear" w:pos="720"/>
-          <w:tab w:val="num" w:pos="360"/>
         </w:tabs>
         <w:spacing w:before="240" w:after="180"/>
-        <w:ind w:left="0" w:firstLine="709"/>
+        <w:ind w:left="851" w:hanging="284"/>
         <w:jc w:val="both"/>
         <w:rPr>
           <w:color w:val="1F1F1F"/>
@@ -10939,11 +11024,8 @@
           <w:right w:val="nil"/>
           <w:between w:val="nil"/>
         </w:pBdr>
-        <w:tabs>
-          <w:tab w:val="left" w:pos="1134"/>
-        </w:tabs>
         <w:spacing w:before="240" w:after="180"/>
-        <w:ind w:left="0" w:firstLine="709"/>
+        <w:ind w:left="567" w:firstLine="0"/>
         <w:jc w:val="both"/>
         <w:rPr>
           <w:color w:val="1F1F1F"/>
@@ -10972,207 +11054,6 @@
           <w:highlight w:val="white"/>
         </w:rPr>
         <w:t>:</w:t>
-      </w:r>
-    </w:p>
-    <w:p>
-      <w:pPr>
-        <w:pStyle w:val="aa"/>
-        <w:keepNext/>
-        <w:keepLines/>
-        <w:numPr>
-          <w:ilvl w:val="0"/>
-          <w:numId w:val="17"/>
-        </w:numPr>
-        <w:pBdr>
-          <w:top w:val="nil"/>
-          <w:left w:val="nil"/>
-          <w:bottom w:val="nil"/>
-          <w:right w:val="nil"/>
-          <w:between w:val="nil"/>
-        </w:pBdr>
-        <w:tabs>
-          <w:tab w:val="left" w:pos="284"/>
-        </w:tabs>
-        <w:spacing w:before="240" w:after="180" w:line="480" w:lineRule="auto"/>
-        <w:ind w:left="0" w:firstLine="709"/>
-        <w:jc w:val="both"/>
-        <w:rPr>
-          <w:color w:val="1F1F1F"/>
-          <w:sz w:val="24"/>
-          <w:szCs w:val="24"/>
-          <w:highlight w:val="white"/>
-        </w:rPr>
-      </w:pPr>
-      <w:r>
-        <w:rPr>
-          <w:color w:val="1F1F1F"/>
-          <w:sz w:val="24"/>
-          <w:szCs w:val="24"/>
-          <w:highlight w:val="white"/>
-        </w:rPr>
-        <w:t xml:space="preserve">список всех </w:t>
-      </w:r>
-      <w:r>
-        <w:rPr>
-          <w:color w:val="1F1F1F"/>
-          <w:sz w:val="24"/>
-          <w:szCs w:val="24"/>
-          <w:highlight w:val="white"/>
-        </w:rPr>
-        <w:t>позиций,</w:t>
-      </w:r>
-      <w:r>
-        <w:rPr>
-          <w:color w:val="1F1F1F"/>
-          <w:sz w:val="24"/>
-          <w:szCs w:val="24"/>
-          <w:highlight w:val="white"/>
-        </w:rPr>
-        <w:t xml:space="preserve"> их себестоимость</w:t>
-      </w:r>
-      <w:r>
-        <w:rPr>
-          <w:color w:val="1F1F1F"/>
-          <w:sz w:val="24"/>
-          <w:szCs w:val="24"/>
-          <w:highlight w:val="white"/>
-        </w:rPr>
-        <w:t xml:space="preserve"> и цена</w:t>
-      </w:r>
-      <w:r>
-        <w:rPr>
-          <w:color w:val="1F1F1F"/>
-          <w:sz w:val="24"/>
-          <w:szCs w:val="24"/>
-          <w:highlight w:val="white"/>
-        </w:rPr>
-        <w:t>;</w:t>
-      </w:r>
-    </w:p>
-    <w:p>
-      <w:pPr>
-        <w:pStyle w:val="aa"/>
-        <w:keepNext/>
-        <w:keepLines/>
-        <w:numPr>
-          <w:ilvl w:val="0"/>
-          <w:numId w:val="17"/>
-        </w:numPr>
-        <w:pBdr>
-          <w:top w:val="nil"/>
-          <w:left w:val="nil"/>
-          <w:bottom w:val="nil"/>
-          <w:right w:val="nil"/>
-          <w:between w:val="nil"/>
-        </w:pBdr>
-        <w:tabs>
-          <w:tab w:val="left" w:pos="284"/>
-        </w:tabs>
-        <w:spacing w:before="240" w:after="180" w:line="480" w:lineRule="auto"/>
-        <w:ind w:left="0" w:firstLine="709"/>
-        <w:jc w:val="both"/>
-        <w:rPr>
-          <w:color w:val="1F1F1F"/>
-          <w:sz w:val="24"/>
-          <w:szCs w:val="24"/>
-          <w:highlight w:val="white"/>
-        </w:rPr>
-      </w:pPr>
-      <w:r>
-        <w:rPr>
-          <w:color w:val="1F1F1F"/>
-          <w:sz w:val="24"/>
-          <w:szCs w:val="24"/>
-          <w:highlight w:val="white"/>
-        </w:rPr>
-        <w:t>список позиций, находящихся в стоп-листе;</w:t>
-      </w:r>
-    </w:p>
-    <w:p>
-      <w:pPr>
-        <w:pStyle w:val="aa"/>
-        <w:keepNext/>
-        <w:keepLines/>
-        <w:numPr>
-          <w:ilvl w:val="0"/>
-          <w:numId w:val="17"/>
-        </w:numPr>
-        <w:pBdr>
-          <w:top w:val="nil"/>
-          <w:left w:val="nil"/>
-          <w:bottom w:val="nil"/>
-          <w:right w:val="nil"/>
-          <w:between w:val="nil"/>
-        </w:pBdr>
-        <w:tabs>
-          <w:tab w:val="left" w:pos="284"/>
-        </w:tabs>
-        <w:spacing w:before="240" w:after="180" w:line="480" w:lineRule="auto"/>
-        <w:ind w:left="0" w:firstLine="709"/>
-        <w:jc w:val="both"/>
-        <w:rPr>
-          <w:color w:val="1F1F1F"/>
-          <w:sz w:val="24"/>
-          <w:szCs w:val="24"/>
-          <w:highlight w:val="white"/>
-        </w:rPr>
-      </w:pPr>
-      <w:r>
-        <w:rPr>
-          <w:color w:val="1F1F1F"/>
-          <w:sz w:val="24"/>
-          <w:szCs w:val="24"/>
-          <w:highlight w:val="white"/>
-        </w:rPr>
-        <w:t>список технологи</w:t>
-      </w:r>
-      <w:r>
-        <w:rPr>
-          <w:color w:val="1F1F1F"/>
-          <w:sz w:val="24"/>
-          <w:szCs w:val="24"/>
-          <w:highlight w:val="white"/>
-        </w:rPr>
-        <w:t>ческих карт и их состав;</w:t>
-      </w:r>
-    </w:p>
-    <w:p>
-      <w:pPr>
-        <w:pStyle w:val="aa"/>
-        <w:keepNext/>
-        <w:keepLines/>
-        <w:numPr>
-          <w:ilvl w:val="0"/>
-          <w:numId w:val="17"/>
-        </w:numPr>
-        <w:pBdr>
-          <w:top w:val="nil"/>
-          <w:left w:val="nil"/>
-          <w:bottom w:val="nil"/>
-          <w:right w:val="nil"/>
-          <w:between w:val="nil"/>
-        </w:pBdr>
-        <w:tabs>
-          <w:tab w:val="left" w:pos="284"/>
-        </w:tabs>
-        <w:spacing w:before="240" w:after="180" w:line="480" w:lineRule="auto"/>
-        <w:ind w:left="0" w:firstLine="709"/>
-        <w:jc w:val="both"/>
-        <w:rPr>
-          <w:color w:val="1F1F1F"/>
-          <w:sz w:val="24"/>
-          <w:szCs w:val="24"/>
-          <w:highlight w:val="white"/>
-        </w:rPr>
-      </w:pPr>
-      <w:r>
-        <w:rPr>
-          <w:color w:val="1F1F1F"/>
-          <w:sz w:val="24"/>
-          <w:szCs w:val="24"/>
-          <w:highlight w:val="white"/>
-        </w:rPr>
-        <w:t>список сотрудников, их роли и права доступа;</w:t>
       </w:r>
     </w:p>
     <w:p>
@@ -11192,7 +11073,7 @@
           <w:between w:val="nil"/>
         </w:pBdr>
         <w:spacing w:before="240" w:after="180" w:line="480" w:lineRule="auto"/>
-        <w:ind w:left="0" w:firstLine="709"/>
+        <w:ind w:left="851" w:hanging="284"/>
         <w:jc w:val="both"/>
         <w:rPr>
           <w:color w:val="1F1F1F"/>
@@ -11208,7 +11089,7 @@
           <w:szCs w:val="24"/>
           <w:highlight w:val="white"/>
         </w:rPr>
-        <w:t xml:space="preserve">актуальное количество </w:t>
+        <w:t xml:space="preserve">список всех </w:t>
       </w:r>
       <w:r>
         <w:rPr>
@@ -11217,7 +11098,7 @@
           <w:szCs w:val="24"/>
           <w:highlight w:val="white"/>
         </w:rPr>
-        <w:t>полуфабрикатов</w:t>
+        <w:t>позиций,</w:t>
       </w:r>
       <w:r>
         <w:rPr>
@@ -11226,7 +11107,16 @@
           <w:szCs w:val="24"/>
           <w:highlight w:val="white"/>
         </w:rPr>
-        <w:t xml:space="preserve"> на складе</w:t>
+        <w:t xml:space="preserve"> их себестоимость</w:t>
+      </w:r>
+      <w:r>
+        <w:rPr>
+          <w:color w:val="1F1F1F"/>
+          <w:sz w:val="24"/>
+          <w:szCs w:val="24"/>
+          <w:highlight w:val="white"/>
+        </w:rPr>
+        <w:t xml:space="preserve"> и цена</w:t>
       </w:r>
       <w:r>
         <w:rPr>
@@ -11255,7 +11145,7 @@
           <w:between w:val="nil"/>
         </w:pBdr>
         <w:spacing w:before="240" w:after="180" w:line="480" w:lineRule="auto"/>
-        <w:ind w:left="0" w:firstLine="709"/>
+        <w:ind w:left="851" w:hanging="284"/>
         <w:jc w:val="both"/>
         <w:rPr>
           <w:color w:val="1F1F1F"/>
@@ -11271,43 +11161,7 @@
           <w:szCs w:val="24"/>
           <w:highlight w:val="white"/>
         </w:rPr>
-        <w:t xml:space="preserve">актуальное количество </w:t>
-      </w:r>
-      <w:r>
-        <w:rPr>
-          <w:color w:val="1F1F1F"/>
-          <w:sz w:val="24"/>
-          <w:szCs w:val="24"/>
-          <w:highlight w:val="white"/>
-        </w:rPr>
-        <w:t>сырья</w:t>
-      </w:r>
-      <w:r>
-        <w:rPr>
-          <w:color w:val="1F1F1F"/>
-          <w:sz w:val="24"/>
-          <w:szCs w:val="24"/>
-          <w:highlight w:val="white"/>
-        </w:rPr>
-        <w:t xml:space="preserve"> на складе</w:t>
-      </w:r>
-      <w:r>
-        <w:rPr>
-          <w:color w:val="1F1F1F"/>
-          <w:sz w:val="24"/>
-          <w:szCs w:val="24"/>
-          <w:highlight w:val="white"/>
-        </w:rPr>
-        <w:t>;</w:t>
-      </w:r>
-      <w:r>
-        <w:rPr>
-          <w:color w:val="1F1F1F"/>
-          <w:sz w:val="24"/>
-          <w:szCs w:val="24"/>
-          <w:highlight w:val="white"/>
-        </w:rPr>
-        <w:t xml:space="preserve"> </w:t>
+        <w:t>список позиций, находящихся в стоп-листе;</w:t>
       </w:r>
     </w:p>
     <w:p>
@@ -11327,7 +11181,7 @@
           <w:between w:val="nil"/>
         </w:pBdr>
         <w:spacing w:before="240" w:after="180" w:line="480" w:lineRule="auto"/>
-        <w:ind w:left="0" w:firstLine="709"/>
+        <w:ind w:left="851" w:hanging="284"/>
         <w:jc w:val="both"/>
         <w:rPr>
           <w:color w:val="1F1F1F"/>
@@ -11343,7 +11197,16 @@
           <w:szCs w:val="24"/>
           <w:highlight w:val="white"/>
         </w:rPr>
-        <w:t>список сырья, обязательного к пополнению;</w:t>
+        <w:t>список технологи</w:t>
+      </w:r>
+      <w:r>
+        <w:rPr>
+          <w:color w:val="1F1F1F"/>
+          <w:sz w:val="24"/>
+          <w:szCs w:val="24"/>
+          <w:highlight w:val="white"/>
+        </w:rPr>
+        <w:t>ческих карт и их состав;</w:t>
       </w:r>
     </w:p>
     <w:p>
@@ -11363,7 +11226,7 @@
           <w:between w:val="nil"/>
         </w:pBdr>
         <w:spacing w:before="240" w:after="180" w:line="480" w:lineRule="auto"/>
-        <w:ind w:left="0" w:firstLine="709"/>
+        <w:ind w:left="851" w:hanging="284"/>
         <w:jc w:val="both"/>
         <w:rPr>
           <w:color w:val="1F1F1F"/>
@@ -11379,7 +11242,7 @@
           <w:szCs w:val="24"/>
           <w:highlight w:val="white"/>
         </w:rPr>
-        <w:t>список клиентов и история их заказов;</w:t>
+        <w:t>список сотрудников, их роли и права доступа;</w:t>
       </w:r>
     </w:p>
     <w:p>
@@ -11398,11 +11261,8 @@
           <w:right w:val="nil"/>
           <w:between w:val="nil"/>
         </w:pBdr>
-        <w:tabs>
-          <w:tab w:val="left" w:pos="284"/>
-        </w:tabs>
         <w:spacing w:before="240" w:after="180" w:line="480" w:lineRule="auto"/>
-        <w:ind w:left="0" w:firstLine="709"/>
+        <w:ind w:left="851" w:hanging="284"/>
         <w:jc w:val="both"/>
         <w:rPr>
           <w:color w:val="1F1F1F"/>
@@ -11418,7 +11278,34 @@
           <w:szCs w:val="24"/>
           <w:highlight w:val="white"/>
         </w:rPr>
-        <w:t>прогноз потребления ингредиентов на основании истории продаж;</w:t>
+        <w:t xml:space="preserve">актуальное количество </w:t>
+      </w:r>
+      <w:r>
+        <w:rPr>
+          <w:color w:val="1F1F1F"/>
+          <w:sz w:val="24"/>
+          <w:szCs w:val="24"/>
+          <w:highlight w:val="white"/>
+        </w:rPr>
+        <w:t>полуфабрикатов</w:t>
+      </w:r>
+      <w:r>
+        <w:rPr>
+          <w:color w:val="1F1F1F"/>
+          <w:sz w:val="24"/>
+          <w:szCs w:val="24"/>
+          <w:highlight w:val="white"/>
+        </w:rPr>
+        <w:t xml:space="preserve"> на складе</w:t>
+      </w:r>
+      <w:r>
+        <w:rPr>
+          <w:color w:val="1F1F1F"/>
+          <w:sz w:val="24"/>
+          <w:szCs w:val="24"/>
+          <w:highlight w:val="white"/>
+        </w:rPr>
+        <w:t>;</w:t>
       </w:r>
     </w:p>
     <w:p>
@@ -11437,11 +11324,170 @@
           <w:right w:val="nil"/>
           <w:between w:val="nil"/>
         </w:pBdr>
-        <w:tabs>
-          <w:tab w:val="left" w:pos="284"/>
-        </w:tabs>
         <w:spacing w:before="240" w:after="180" w:line="480" w:lineRule="auto"/>
-        <w:ind w:left="0" w:firstLine="709"/>
+        <w:ind w:left="851" w:hanging="284"/>
+        <w:jc w:val="both"/>
+        <w:rPr>
+          <w:color w:val="1F1F1F"/>
+          <w:sz w:val="24"/>
+          <w:szCs w:val="24"/>
+          <w:highlight w:val="white"/>
+        </w:rPr>
+      </w:pPr>
+      <w:r>
+        <w:rPr>
+          <w:color w:val="1F1F1F"/>
+          <w:sz w:val="24"/>
+          <w:szCs w:val="24"/>
+          <w:highlight w:val="white"/>
+        </w:rPr>
+        <w:t>актуальное количество сырья на складе</w:t>
+      </w:r>
+      <w:r>
+        <w:rPr>
+          <w:color w:val="1F1F1F"/>
+          <w:sz w:val="24"/>
+          <w:szCs w:val="24"/>
+          <w:highlight w:val="white"/>
+        </w:rPr>
+        <w:t>;</w:t>
+      </w:r>
+      <w:r>
+        <w:rPr>
+          <w:color w:val="1F1F1F"/>
+          <w:sz w:val="24"/>
+          <w:szCs w:val="24"/>
+          <w:highlight w:val="white"/>
+        </w:rPr>
+        <w:t xml:space="preserve"> </w:t>
+      </w:r>
+    </w:p>
+    <w:p>
+      <w:pPr>
+        <w:pStyle w:val="aa"/>
+        <w:keepNext/>
+        <w:keepLines/>
+        <w:numPr>
+          <w:ilvl w:val="0"/>
+          <w:numId w:val="17"/>
+        </w:numPr>
+        <w:pBdr>
+          <w:top w:val="nil"/>
+          <w:left w:val="nil"/>
+          <w:bottom w:val="nil"/>
+          <w:right w:val="nil"/>
+          <w:between w:val="nil"/>
+        </w:pBdr>
+        <w:spacing w:before="240" w:after="180" w:line="480" w:lineRule="auto"/>
+        <w:ind w:left="851" w:hanging="284"/>
+        <w:jc w:val="both"/>
+        <w:rPr>
+          <w:color w:val="1F1F1F"/>
+          <w:sz w:val="24"/>
+          <w:szCs w:val="24"/>
+          <w:highlight w:val="white"/>
+        </w:rPr>
+      </w:pPr>
+      <w:r>
+        <w:rPr>
+          <w:color w:val="1F1F1F"/>
+          <w:sz w:val="24"/>
+          <w:szCs w:val="24"/>
+          <w:highlight w:val="white"/>
+        </w:rPr>
+        <w:t>список сырья, обязательного к пополнению;</w:t>
+      </w:r>
+    </w:p>
+    <w:p>
+      <w:pPr>
+        <w:pStyle w:val="aa"/>
+        <w:keepNext/>
+        <w:keepLines/>
+        <w:numPr>
+          <w:ilvl w:val="0"/>
+          <w:numId w:val="17"/>
+        </w:numPr>
+        <w:pBdr>
+          <w:top w:val="nil"/>
+          <w:left w:val="nil"/>
+          <w:bottom w:val="nil"/>
+          <w:right w:val="nil"/>
+          <w:between w:val="nil"/>
+        </w:pBdr>
+        <w:spacing w:before="240" w:after="180" w:line="480" w:lineRule="auto"/>
+        <w:ind w:left="851" w:hanging="284"/>
+        <w:jc w:val="both"/>
+        <w:rPr>
+          <w:color w:val="1F1F1F"/>
+          <w:sz w:val="24"/>
+          <w:szCs w:val="24"/>
+          <w:highlight w:val="white"/>
+        </w:rPr>
+      </w:pPr>
+      <w:r>
+        <w:rPr>
+          <w:color w:val="1F1F1F"/>
+          <w:sz w:val="24"/>
+          <w:szCs w:val="24"/>
+          <w:highlight w:val="white"/>
+        </w:rPr>
+        <w:t>список клиентов и история их заказов;</w:t>
+      </w:r>
+    </w:p>
+    <w:p>
+      <w:pPr>
+        <w:pStyle w:val="aa"/>
+        <w:keepNext/>
+        <w:keepLines/>
+        <w:numPr>
+          <w:ilvl w:val="0"/>
+          <w:numId w:val="17"/>
+        </w:numPr>
+        <w:pBdr>
+          <w:top w:val="nil"/>
+          <w:left w:val="nil"/>
+          <w:bottom w:val="nil"/>
+          <w:right w:val="nil"/>
+          <w:between w:val="nil"/>
+        </w:pBdr>
+        <w:spacing w:before="240" w:after="180" w:line="480" w:lineRule="auto"/>
+        <w:ind w:left="851" w:hanging="284"/>
+        <w:jc w:val="both"/>
+        <w:rPr>
+          <w:color w:val="1F1F1F"/>
+          <w:sz w:val="24"/>
+          <w:szCs w:val="24"/>
+          <w:highlight w:val="white"/>
+        </w:rPr>
+      </w:pPr>
+      <w:r>
+        <w:rPr>
+          <w:color w:val="1F1F1F"/>
+          <w:sz w:val="24"/>
+          <w:szCs w:val="24"/>
+          <w:highlight w:val="white"/>
+        </w:rPr>
+        <w:t>прогноз потребления ингредиентов на основании истории продаж;</w:t>
+      </w:r>
+    </w:p>
+    <w:p>
+      <w:pPr>
+        <w:pStyle w:val="aa"/>
+        <w:keepNext/>
+        <w:keepLines/>
+        <w:numPr>
+          <w:ilvl w:val="0"/>
+          <w:numId w:val="17"/>
+        </w:numPr>
+        <w:pBdr>
+          <w:top w:val="nil"/>
+          <w:left w:val="nil"/>
+          <w:bottom w:val="nil"/>
+          <w:right w:val="nil"/>
+          <w:between w:val="nil"/>
+        </w:pBdr>
+        <w:spacing w:before="240" w:after="180" w:line="480" w:lineRule="auto"/>
+        <w:ind w:left="851" w:hanging="284"/>
         <w:jc w:val="both"/>
         <w:rPr>
           <w:color w:val="1F1F1F"/>
@@ -11505,10 +11551,9 @@
         </w:pBdr>
         <w:tabs>
           <w:tab w:val="clear" w:pos="1440"/>
-          <w:tab w:val="num" w:pos="284"/>
         </w:tabs>
         <w:spacing w:before="240" w:after="180"/>
-        <w:ind w:left="0" w:firstLine="709"/>
+        <w:ind w:left="567" w:firstLine="0"/>
         <w:jc w:val="both"/>
         <w:rPr>
           <w:color w:val="1F1F1F"/>
@@ -11546,10 +11591,9 @@
         </w:pBdr>
         <w:tabs>
           <w:tab w:val="clear" w:pos="720"/>
-          <w:tab w:val="num" w:pos="360"/>
         </w:tabs>
         <w:spacing w:before="240" w:after="180"/>
-        <w:ind w:left="0" w:firstLine="709"/>
+        <w:ind w:left="851" w:hanging="284"/>
         <w:jc w:val="both"/>
         <w:rPr>
           <w:color w:val="1F1F1F"/>
@@ -11585,10 +11629,9 @@
         </w:pBdr>
         <w:tabs>
           <w:tab w:val="clear" w:pos="720"/>
-          <w:tab w:val="num" w:pos="360"/>
         </w:tabs>
         <w:spacing w:before="240" w:after="180"/>
-        <w:ind w:left="0" w:firstLine="709"/>
+        <w:ind w:left="851" w:hanging="284"/>
         <w:jc w:val="both"/>
         <w:rPr>
           <w:color w:val="1F1F1F"/>
@@ -11642,10 +11685,9 @@
         </w:pBdr>
         <w:tabs>
           <w:tab w:val="clear" w:pos="720"/>
-          <w:tab w:val="num" w:pos="360"/>
         </w:tabs>
         <w:spacing w:before="240" w:after="180"/>
-        <w:ind w:left="0" w:firstLine="709"/>
+        <w:ind w:left="851" w:hanging="284"/>
         <w:jc w:val="both"/>
         <w:rPr>
           <w:color w:val="1F1F1F"/>
@@ -11681,10 +11723,9 @@
         </w:pBdr>
         <w:tabs>
           <w:tab w:val="clear" w:pos="720"/>
-          <w:tab w:val="num" w:pos="360"/>
         </w:tabs>
         <w:spacing w:before="240" w:after="180"/>
-        <w:ind w:left="0" w:firstLine="709"/>
+        <w:ind w:left="851" w:hanging="284"/>
         <w:jc w:val="both"/>
         <w:rPr>
           <w:color w:val="1F1F1F"/>
@@ -11738,10 +11779,9 @@
         </w:pBdr>
         <w:tabs>
           <w:tab w:val="clear" w:pos="720"/>
-          <w:tab w:val="num" w:pos="360"/>
         </w:tabs>
         <w:spacing w:before="240" w:after="180"/>
-        <w:ind w:left="0" w:firstLine="709"/>
+        <w:ind w:left="851" w:hanging="284"/>
         <w:jc w:val="both"/>
         <w:rPr>
           <w:color w:val="1F1F1F"/>
@@ -11777,10 +11817,9 @@
         </w:pBdr>
         <w:tabs>
           <w:tab w:val="clear" w:pos="720"/>
-          <w:tab w:val="num" w:pos="360"/>
         </w:tabs>
         <w:spacing w:before="240" w:after="180"/>
-        <w:ind w:left="0" w:firstLine="709"/>
+        <w:ind w:left="851" w:hanging="284"/>
         <w:jc w:val="both"/>
         <w:rPr>
           <w:color w:val="1F1F1F"/>
@@ -11816,10 +11855,9 @@
         </w:pBdr>
         <w:tabs>
           <w:tab w:val="clear" w:pos="720"/>
-          <w:tab w:val="num" w:pos="360"/>
         </w:tabs>
         <w:spacing w:before="240" w:after="180"/>
-        <w:ind w:left="0" w:firstLine="709"/>
+        <w:ind w:left="851" w:hanging="284"/>
         <w:jc w:val="both"/>
         <w:rPr>
           <w:color w:val="1F1F1F"/>
@@ -15828,21 +15866,7 @@
           <w:rFonts w:cs="Times New Roman"/>
           <w:szCs w:val="24"/>
         </w:rPr>
-        <w:t>Р</w:t>
-      </w:r>
-      <w:r>
-        <w:rPr>
-          <w:rFonts w:cs="Times New Roman"/>
-          <w:szCs w:val="24"/>
-        </w:rPr>
-        <w:t>егистрация</w:t>
-      </w:r>
-      <w:r>
-        <w:rPr>
-          <w:rFonts w:cs="Times New Roman"/>
-          <w:szCs w:val="24"/>
-        </w:rPr>
-        <w:t xml:space="preserve"> новой учетной записи;</w:t>
+        <w:t>Регистрация новой учетной записи;</w:t>
       </w:r>
     </w:p>
     <w:p>
@@ -15882,21 +15906,7 @@
           <w:rFonts w:cs="Times New Roman"/>
           <w:szCs w:val="24"/>
         </w:rPr>
-        <w:t xml:space="preserve">получение и </w:t>
-      </w:r>
-      <w:r>
-        <w:rPr>
-          <w:rFonts w:cs="Times New Roman"/>
-          <w:szCs w:val="24"/>
-        </w:rPr>
-        <w:t>просмотр</w:t>
-      </w:r>
-      <w:r>
-        <w:rPr>
-          <w:rFonts w:cs="Times New Roman"/>
-          <w:szCs w:val="24"/>
-        </w:rPr>
-        <w:t xml:space="preserve"> меню (блюда, напитки, добавки, модификаторы) с учетом актуальной доступности позиций;</w:t>
+        <w:t>получение и просмотр меню (блюда, напитки, добавки, модификаторы) с учетом актуальной доступности позиций;</w:t>
       </w:r>
     </w:p>
     <w:p>
@@ -15936,21 +15946,7 @@
           <w:rFonts w:cs="Times New Roman"/>
           <w:szCs w:val="24"/>
         </w:rPr>
-        <w:t xml:space="preserve">оформление заказа с автоматическим расчетом итоговой стоимости, калорийности и </w:t>
-      </w:r>
-      <w:r>
-        <w:rPr>
-          <w:rFonts w:cs="Times New Roman"/>
-          <w:szCs w:val="24"/>
-        </w:rPr>
-        <w:t>указанием комментария, времени подачи и</w:t>
-      </w:r>
-      <w:r>
-        <w:rPr>
-          <w:rFonts w:cs="Times New Roman"/>
-          <w:szCs w:val="24"/>
-        </w:rPr>
-        <w:t xml:space="preserve"> скидки по категории клиента;</w:t>
+        <w:t>оформление заказа с автоматическим расчетом итоговой стоимости, калорийности, скидки по категории клиента, указанием типа заказа, комментария и времени самовывоза;</w:t>
       </w:r>
     </w:p>
     <w:p>
@@ -15970,35 +15966,7 @@
           <w:rFonts w:cs="Times New Roman"/>
           <w:szCs w:val="24"/>
         </w:rPr>
-        <w:t>просмотр</w:t>
-      </w:r>
-      <w:r>
-        <w:rPr>
-          <w:rFonts w:cs="Times New Roman"/>
-          <w:szCs w:val="24"/>
-        </w:rPr>
-        <w:t xml:space="preserve"> личного</w:t>
-      </w:r>
-      <w:r>
-        <w:rPr>
-          <w:rFonts w:cs="Times New Roman"/>
-          <w:szCs w:val="24"/>
-        </w:rPr>
-        <w:t xml:space="preserve"> профиля</w:t>
-      </w:r>
-      <w:r>
-        <w:rPr>
-          <w:rFonts w:cs="Times New Roman"/>
-          <w:szCs w:val="24"/>
-        </w:rPr>
-        <w:t xml:space="preserve"> и</w:t>
-      </w:r>
-      <w:r>
-        <w:rPr>
-          <w:rFonts w:cs="Times New Roman"/>
-          <w:szCs w:val="24"/>
-        </w:rPr>
-        <w:t xml:space="preserve"> истории заказов </w:t>
+        <w:t>просмотр личного профиля и истории заказов;</w:t>
       </w:r>
     </w:p>
     <w:p>
@@ -16018,14 +15986,7 @@
           <w:rFonts w:cs="Times New Roman"/>
           <w:szCs w:val="24"/>
         </w:rPr>
-        <w:t>отмен</w:t>
-      </w:r>
-      <w:r>
-        <w:rPr>
-          <w:rFonts w:cs="Times New Roman"/>
-          <w:szCs w:val="24"/>
-        </w:rPr>
-        <w:t>а заказа при допустимом статусе.</w:t>
+        <w:t>отмена заказа при допустимом статусе.</w:t>
       </w:r>
     </w:p>
     <w:p>
@@ -16202,28 +16163,7 @@
           <w:rFonts w:cs="Times New Roman"/>
           <w:szCs w:val="24"/>
         </w:rPr>
-        <w:t>п</w:t>
-      </w:r>
-      <w:r>
-        <w:rPr>
-          <w:rFonts w:cs="Times New Roman"/>
-          <w:szCs w:val="24"/>
-        </w:rPr>
-        <w:t>росмотр актуального списка заказов, обновляемого в реальном времени</w:t>
-      </w:r>
-      <w:r>
-        <w:rPr>
-          <w:rFonts w:cs="Times New Roman"/>
-          <w:szCs w:val="24"/>
-        </w:rPr>
-        <w:t>, с прилегающими комментариями и временем подачи</w:t>
-      </w:r>
-      <w:r>
-        <w:rPr>
-          <w:rFonts w:cs="Times New Roman"/>
-          <w:szCs w:val="24"/>
-        </w:rPr>
-        <w:t>;</w:t>
+        <w:t>просмотр актуального списка заказов, обновляемого в реальном времени, с прилегающими комментариями и временем подачи;</w:t>
       </w:r>
     </w:p>
     <w:p>
@@ -16243,42 +16183,7 @@
           <w:rFonts w:cs="Times New Roman"/>
           <w:szCs w:val="24"/>
         </w:rPr>
-        <w:t>п</w:t>
-      </w:r>
-      <w:r>
-        <w:rPr>
-          <w:rFonts w:cs="Times New Roman"/>
-          <w:szCs w:val="24"/>
-        </w:rPr>
-        <w:t>росмотр техн</w:t>
-      </w:r>
-      <w:r>
-        <w:rPr>
-          <w:rFonts w:cs="Times New Roman"/>
-          <w:szCs w:val="24"/>
-        </w:rPr>
-        <w:t>олог</w:t>
-      </w:r>
-      <w:r>
-        <w:rPr>
-          <w:rFonts w:cs="Times New Roman"/>
-          <w:szCs w:val="24"/>
-        </w:rPr>
-        <w:t>ических карт</w:t>
-      </w:r>
-      <w:r>
-        <w:rPr>
-          <w:rFonts w:cs="Times New Roman"/>
-          <w:szCs w:val="24"/>
-        </w:rPr>
-        <w:t xml:space="preserve"> блюд</w:t>
-      </w:r>
-      <w:r>
-        <w:rPr>
-          <w:rFonts w:cs="Times New Roman"/>
-          <w:szCs w:val="24"/>
-        </w:rPr>
-        <w:t>, включающих список ингредиентов и технологию приготовления;</w:t>
+        <w:t>отметка готовности отдельных позиций заказа и изменение статуса заказа;</w:t>
       </w:r>
     </w:p>
     <w:p>
@@ -16298,28 +16203,7 @@
           <w:rFonts w:cs="Times New Roman"/>
           <w:szCs w:val="24"/>
         </w:rPr>
-        <w:t>п</w:t>
-      </w:r>
-      <w:r>
-        <w:rPr>
-          <w:rFonts w:cs="Times New Roman"/>
-          <w:szCs w:val="24"/>
-        </w:rPr>
-        <w:t xml:space="preserve">росмотр и </w:t>
-      </w:r>
-      <w:r>
-        <w:rPr>
-          <w:rFonts w:cs="Times New Roman"/>
-          <w:szCs w:val="24"/>
-        </w:rPr>
-        <w:t>изменение количества сырья и полуфабрикатов, готовых к использованию</w:t>
-      </w:r>
-      <w:r>
-        <w:rPr>
-          <w:rFonts w:cs="Times New Roman"/>
-          <w:szCs w:val="24"/>
-        </w:rPr>
-        <w:t>;</w:t>
+        <w:t>просмотр технологических карт блюд, включающих список ингредиентов и технологию приготовления;</w:t>
       </w:r>
     </w:p>
     <w:p>
@@ -16339,7 +16223,7 @@
           <w:rFonts w:cs="Times New Roman"/>
           <w:szCs w:val="24"/>
         </w:rPr>
-        <w:t>добавление элемента в список задач;</w:t>
+        <w:t>просмотр и изменение количества сырья и полуфабрикатов, готовых к использованию;</w:t>
       </w:r>
     </w:p>
     <w:p>
@@ -16359,7 +16243,7 @@
           <w:rFonts w:cs="Times New Roman"/>
           <w:szCs w:val="24"/>
         </w:rPr>
-        <w:t>указание даты приготовления кулинарного полуфабриката;</w:t>
+        <w:t>добавление элемента в список задач;</w:t>
       </w:r>
     </w:p>
     <w:p>
@@ -16379,42 +16263,7 @@
           <w:rFonts w:cs="Times New Roman"/>
           <w:szCs w:val="24"/>
         </w:rPr>
-        <w:t>п</w:t>
-      </w:r>
-      <w:r>
-        <w:rPr>
-          <w:rFonts w:cs="Times New Roman"/>
-          <w:szCs w:val="24"/>
-        </w:rPr>
-        <w:t>росмотр</w:t>
-      </w:r>
-      <w:r>
-        <w:rPr>
-          <w:rFonts w:cs="Times New Roman"/>
-          <w:szCs w:val="24"/>
-        </w:rPr>
-        <w:t>, добавление и удаление из списка</w:t>
-      </w:r>
-      <w:r>
-        <w:rPr>
-          <w:rFonts w:cs="Times New Roman"/>
-          <w:szCs w:val="24"/>
-        </w:rPr>
-        <w:t xml:space="preserve"> </w:t>
-      </w:r>
-      <w:r>
-        <w:rPr>
-          <w:rFonts w:cs="Times New Roman"/>
-          <w:szCs w:val="24"/>
-        </w:rPr>
-        <w:t>блюд</w:t>
-      </w:r>
-      <w:r>
-        <w:rPr>
-          <w:rFonts w:cs="Times New Roman"/>
-          <w:szCs w:val="24"/>
-        </w:rPr>
-        <w:t>, находящихся в стоп-листе;</w:t>
+        <w:t>указание даты приготовления кулинарного полуфабриката;</w:t>
       </w:r>
     </w:p>
     <w:p>
@@ -16434,7 +16283,7 @@
           <w:rFonts w:cs="Times New Roman"/>
           <w:szCs w:val="24"/>
         </w:rPr>
-        <w:t>формирование актов списания;</w:t>
+        <w:t>просмотр, добавление и удаление из списка блюд, находящихся в стоп-листе;</w:t>
       </w:r>
     </w:p>
     <w:p>
@@ -16454,14 +16303,7 @@
           <w:rFonts w:cs="Times New Roman"/>
           <w:szCs w:val="24"/>
         </w:rPr>
-        <w:t xml:space="preserve">изменение </w:t>
-      </w:r>
-      <w:r>
-        <w:rPr>
-          <w:rFonts w:cs="Times New Roman"/>
-          <w:szCs w:val="24"/>
-        </w:rPr>
-        <w:t>статуса заказа.</w:t>
+        <w:t>формирование актов списания.</w:t>
       </w:r>
     </w:p>
     <w:p>
@@ -16613,21 +16455,7 @@
           <w:rFonts w:cs="Times New Roman"/>
           <w:szCs w:val="24"/>
         </w:rPr>
-        <w:t>просмотр</w:t>
-      </w:r>
-      <w:r>
-        <w:rPr>
-          <w:rFonts w:cs="Times New Roman"/>
-          <w:szCs w:val="24"/>
-        </w:rPr>
-        <w:t xml:space="preserve"> меню (блюда, напитки, добавки, модификаторы) с учетом актуальной доступности позиций</w:t>
-      </w:r>
-      <w:r>
-        <w:rPr>
-          <w:rFonts w:cs="Times New Roman"/>
-          <w:szCs w:val="24"/>
-        </w:rPr>
-        <w:t>;</w:t>
+        <w:t>просмотр меню (блюда, напитки, добавки, модификаторы) с учетом актуальной доступности позиций;</w:t>
       </w:r>
     </w:p>
     <w:p>
@@ -16667,21 +16495,7 @@
           <w:rFonts w:cs="Times New Roman"/>
           <w:szCs w:val="24"/>
         </w:rPr>
-        <w:t xml:space="preserve">оформление заказа с автоматическим расчетом итоговой стоимости, калорийности и </w:t>
-      </w:r>
-      <w:r>
-        <w:rPr>
-          <w:rFonts w:cs="Times New Roman"/>
-          <w:szCs w:val="24"/>
-        </w:rPr>
-        <w:t>указанием комментария, времени подачи и</w:t>
-      </w:r>
-      <w:r>
-        <w:rPr>
-          <w:rFonts w:cs="Times New Roman"/>
-          <w:szCs w:val="24"/>
-        </w:rPr>
-        <w:t xml:space="preserve"> скидки;</w:t>
+        <w:t>оформление заказа с автоматическим расчетом итоговой стоимости, калорийности и указанием комментария, времени подачи и скидки;</w:t>
       </w:r>
     </w:p>
     <w:p>
@@ -16721,21 +16535,7 @@
           <w:rFonts w:cs="Times New Roman"/>
           <w:szCs w:val="24"/>
         </w:rPr>
-        <w:t>просмотр технологических карт</w:t>
-      </w:r>
-      <w:r>
-        <w:rPr>
-          <w:rFonts w:cs="Times New Roman"/>
-          <w:szCs w:val="24"/>
-        </w:rPr>
-        <w:t xml:space="preserve"> напитков</w:t>
-      </w:r>
-      <w:r>
-        <w:rPr>
-          <w:rFonts w:cs="Times New Roman"/>
-          <w:szCs w:val="24"/>
-        </w:rPr>
-        <w:t>, включающих список ингредиентов и технологию приготовления;</w:t>
+        <w:t>просмотр технологических карт напитков, включающих список ингредиентов и технологию приготовления;</w:t>
       </w:r>
     </w:p>
     <w:p>
@@ -16755,21 +16555,7 @@
           <w:rFonts w:cs="Times New Roman"/>
           <w:szCs w:val="24"/>
         </w:rPr>
-        <w:t xml:space="preserve">просмотр, добавление и удаление из списка </w:t>
-      </w:r>
-      <w:r>
-        <w:rPr>
-          <w:rFonts w:cs="Times New Roman"/>
-          <w:szCs w:val="24"/>
-        </w:rPr>
-        <w:t>напитков</w:t>
-      </w:r>
-      <w:r>
-        <w:rPr>
-          <w:rFonts w:cs="Times New Roman"/>
-          <w:szCs w:val="24"/>
-        </w:rPr>
-        <w:t>, находящихся в стоп-листе;</w:t>
+        <w:t>работа с заготовками при наличии соответствующих задач;</w:t>
       </w:r>
     </w:p>
     <w:p>
@@ -16789,14 +16575,27 @@
           <w:rFonts w:cs="Times New Roman"/>
           <w:szCs w:val="24"/>
         </w:rPr>
-        <w:t xml:space="preserve">изменение </w:t>
-      </w:r>
-      <w:r>
-        <w:rPr>
-          <w:rFonts w:cs="Times New Roman"/>
-          <w:szCs w:val="24"/>
-        </w:rPr>
-        <w:t>статуса заказа.</w:t>
+        <w:t>просмотр, добавление и удаление из списка напитков и добавок, находящихся в стоп-листе;</w:t>
+      </w:r>
+    </w:p>
+    <w:p>
+      <w:pPr>
+        <w:pStyle w:val="aff"/>
+        <w:numPr>
+          <w:ilvl w:val="0"/>
+          <w:numId w:val="35"/>
+        </w:numPr>
+        <w:rPr>
+          <w:rFonts w:cs="Times New Roman"/>
+          <w:szCs w:val="24"/>
+        </w:rPr>
+      </w:pPr>
+      <w:r>
+        <w:rPr>
+          <w:rFonts w:cs="Times New Roman"/>
+          <w:szCs w:val="24"/>
+        </w:rPr>
+        <w:t>изменение статуса заказа.</w:t>
       </w:r>
     </w:p>
     <w:p>
@@ -16949,21 +16748,7 @@
           <w:sz w:val="24"/>
           <w:szCs w:val="24"/>
         </w:rPr>
-        <w:t xml:space="preserve">просмотр и добавление, удаление и редактирование (далее – управление) </w:t>
-      </w:r>
-      <w:r>
-        <w:rPr>
-          <w:sz w:val="24"/>
-          <w:szCs w:val="24"/>
-        </w:rPr>
-        <w:t>позиций меню</w:t>
-      </w:r>
-      <w:r>
-        <w:rPr>
-          <w:sz w:val="24"/>
-          <w:szCs w:val="24"/>
-        </w:rPr>
-        <w:t>;</w:t>
+        <w:t>просмотр и добавление, удаление и редактирование (далее – управление) позиций меню;</w:t>
       </w:r>
     </w:p>
     <w:p>
@@ -17005,28 +16790,7 @@
           <w:sz w:val="24"/>
           <w:szCs w:val="24"/>
         </w:rPr>
-        <w:t>просмотр</w:t>
-      </w:r>
-      <w:r>
-        <w:rPr>
-          <w:sz w:val="24"/>
-          <w:szCs w:val="24"/>
-        </w:rPr>
-        <w:t xml:space="preserve"> и управление спис</w:t>
-      </w:r>
-      <w:r>
-        <w:rPr>
-          <w:sz w:val="24"/>
-          <w:szCs w:val="24"/>
-        </w:rPr>
-        <w:t>к</w:t>
-      </w:r>
-      <w:r>
-        <w:rPr>
-          <w:sz w:val="24"/>
-          <w:szCs w:val="24"/>
-        </w:rPr>
-        <w:t>ом сырья и полуфабрикатов (далее – ингредиентов);</w:t>
+        <w:t>просмотр и управление списком сырья и полуфабрикатов (далее – ингредиентов);</w:t>
       </w:r>
     </w:p>
     <w:p>
@@ -17068,21 +16832,7 @@
           <w:sz w:val="24"/>
           <w:szCs w:val="24"/>
         </w:rPr>
-        <w:t>контроль остатка</w:t>
-      </w:r>
-      <w:r>
-        <w:rPr>
-          <w:sz w:val="24"/>
-          <w:szCs w:val="24"/>
-        </w:rPr>
-        <w:t xml:space="preserve"> ингредиентов</w:t>
-      </w:r>
-      <w:r>
-        <w:rPr>
-          <w:sz w:val="24"/>
-          <w:szCs w:val="24"/>
-        </w:rPr>
-        <w:t>;</w:t>
+        <w:t>контроль остатка ингредиентов и выполнение операций пополнения склада;</w:t>
       </w:r>
     </w:p>
     <w:p>
@@ -17124,50 +16874,7 @@
           <w:sz w:val="24"/>
           <w:szCs w:val="24"/>
         </w:rPr>
-        <w:t>просмотр спис</w:t>
-      </w:r>
-      <w:r>
-        <w:rPr>
-          <w:sz w:val="24"/>
-          <w:szCs w:val="24"/>
-        </w:rPr>
-        <w:t>к</w:t>
-      </w:r>
-      <w:r>
-        <w:rPr>
-          <w:sz w:val="24"/>
-          <w:szCs w:val="24"/>
-        </w:rPr>
-        <w:t>а</w:t>
-      </w:r>
-      <w:r>
-        <w:rPr>
-          <w:sz w:val="24"/>
-          <w:szCs w:val="24"/>
-        </w:rPr>
-        <w:t xml:space="preserve"> заказов</w:t>
-      </w:r>
-      <w:r>
-        <w:rPr>
-          <w:sz w:val="24"/>
-          <w:szCs w:val="24"/>
-        </w:rPr>
-        <w:t xml:space="preserve"> за все время;</w:t>
-      </w:r>
-    </w:p>
-    <w:p>
-      <w:pPr>
-        <w:pStyle w:val="af5"/>
-        <w:numPr>
-          <w:ilvl w:val="0"/>
-          <w:numId w:val="36"/>
-        </w:numPr>
-      </w:pPr>
-      <w:r>
-        <w:t>добавление, удаление и редактирование заказов;</w:t>
-      </w:r>
-      <w:r>
-        <w:t xml:space="preserve"> </w:t>
+        <w:t>управление заготовками и задачами по приготовлению полуфабрикатов;</w:t>
       </w:r>
     </w:p>
     <w:p>
@@ -17188,35 +16895,7 @@
           <w:sz w:val="24"/>
           <w:szCs w:val="24"/>
         </w:rPr>
-        <w:t>изменение</w:t>
-      </w:r>
-      <w:r>
-        <w:rPr>
-          <w:sz w:val="24"/>
-          <w:szCs w:val="24"/>
-        </w:rPr>
-        <w:t xml:space="preserve"> статус</w:t>
-      </w:r>
-      <w:r>
-        <w:rPr>
-          <w:sz w:val="24"/>
-          <w:szCs w:val="24"/>
-        </w:rPr>
-        <w:t>а</w:t>
-      </w:r>
-      <w:r>
-        <w:rPr>
-          <w:sz w:val="24"/>
-          <w:szCs w:val="24"/>
-        </w:rPr>
-        <w:t xml:space="preserve"> заказа</w:t>
-      </w:r>
-      <w:r>
-        <w:rPr>
-          <w:sz w:val="24"/>
-          <w:szCs w:val="24"/>
-        </w:rPr>
-        <w:t>;</w:t>
+        <w:t>просмотр, добавление и удаление позиций стоп-листа;</w:t>
       </w:r>
     </w:p>
     <w:p>
@@ -17237,21 +16916,7 @@
           <w:sz w:val="24"/>
           <w:szCs w:val="24"/>
         </w:rPr>
-        <w:t>просмотр деталей</w:t>
-      </w:r>
-      <w:r>
-        <w:rPr>
-          <w:sz w:val="24"/>
-          <w:szCs w:val="24"/>
-        </w:rPr>
-        <w:t xml:space="preserve"> заказа</w:t>
-      </w:r>
-      <w:r>
-        <w:rPr>
-          <w:sz w:val="24"/>
-          <w:szCs w:val="24"/>
-        </w:rPr>
-        <w:t>;</w:t>
+        <w:t>формирование, просмотр и удаление актов списания;</w:t>
       </w:r>
     </w:p>
     <w:p>
@@ -17272,7 +16937,7 @@
           <w:sz w:val="24"/>
           <w:szCs w:val="24"/>
         </w:rPr>
-        <w:t>просмотр списка клиентов;</w:t>
+        <w:t>просмотр списка заказов за все время;</w:t>
       </w:r>
     </w:p>
     <w:p>
@@ -17293,7 +16958,7 @@
           <w:sz w:val="24"/>
           <w:szCs w:val="24"/>
         </w:rPr>
-        <w:t>управление данными клиентов, включая изменение категории и просмотр истории заказов;</w:t>
+        <w:t>добавление, удаление и редактирование заказов;</w:t>
       </w:r>
     </w:p>
     <w:p>
@@ -17314,35 +16979,7 @@
           <w:sz w:val="24"/>
           <w:szCs w:val="24"/>
         </w:rPr>
-        <w:t>просмотр</w:t>
-      </w:r>
-      <w:r>
-        <w:rPr>
-          <w:sz w:val="24"/>
-          <w:szCs w:val="24"/>
-        </w:rPr>
-        <w:t xml:space="preserve"> аналитик</w:t>
-      </w:r>
-      <w:r>
-        <w:rPr>
-          <w:sz w:val="24"/>
-          <w:szCs w:val="24"/>
-        </w:rPr>
-        <w:t>и</w:t>
-      </w:r>
-      <w:r>
-        <w:rPr>
-          <w:sz w:val="24"/>
-          <w:szCs w:val="24"/>
-        </w:rPr>
-        <w:t xml:space="preserve"> по продажам</w:t>
-      </w:r>
-      <w:r>
-        <w:rPr>
-          <w:sz w:val="24"/>
-          <w:szCs w:val="24"/>
-        </w:rPr>
-        <w:t>;</w:t>
+        <w:t>изменение статуса заказа;</w:t>
       </w:r>
     </w:p>
     <w:p>
@@ -17363,21 +17000,7 @@
           <w:sz w:val="24"/>
           <w:szCs w:val="24"/>
         </w:rPr>
-        <w:t>просмотр статистики</w:t>
-      </w:r>
-      <w:r>
-        <w:rPr>
-          <w:sz w:val="24"/>
-          <w:szCs w:val="24"/>
-        </w:rPr>
-        <w:t xml:space="preserve"> популярных позиций</w:t>
-      </w:r>
-      <w:r>
-        <w:rPr>
-          <w:sz w:val="24"/>
-          <w:szCs w:val="24"/>
-        </w:rPr>
-        <w:t>;</w:t>
+        <w:t>просмотр деталей заказа;</w:t>
       </w:r>
     </w:p>
     <w:p>
@@ -17398,21 +17021,91 @@
           <w:sz w:val="24"/>
           <w:szCs w:val="24"/>
         </w:rPr>
-        <w:t>управление</w:t>
-      </w:r>
-      <w:r>
-        <w:rPr>
-          <w:sz w:val="24"/>
-          <w:szCs w:val="24"/>
-        </w:rPr>
-        <w:t xml:space="preserve"> программой лояльности</w:t>
-      </w:r>
-      <w:r>
-        <w:rPr>
-          <w:sz w:val="24"/>
-          <w:szCs w:val="24"/>
-        </w:rPr>
-        <w:t>.</w:t>
+        <w:t>просмотр списка клиентов;</w:t>
+      </w:r>
+    </w:p>
+    <w:p>
+      <w:pPr>
+        <w:numPr>
+          <w:ilvl w:val="0"/>
+          <w:numId w:val="36"/>
+        </w:numPr>
+        <w:spacing w:after="3"/>
+        <w:ind w:right="79" w:hanging="357"/>
+        <w:rPr>
+          <w:sz w:val="24"/>
+          <w:szCs w:val="24"/>
+        </w:rPr>
+      </w:pPr>
+      <w:r>
+        <w:rPr>
+          <w:sz w:val="24"/>
+          <w:szCs w:val="24"/>
+        </w:rPr>
+        <w:t>управление данными клиентов, включая изменение категории и просмотр истории заказов;</w:t>
+      </w:r>
+    </w:p>
+    <w:p>
+      <w:pPr>
+        <w:numPr>
+          <w:ilvl w:val="0"/>
+          <w:numId w:val="36"/>
+        </w:numPr>
+        <w:spacing w:after="3"/>
+        <w:ind w:right="79" w:hanging="357"/>
+        <w:rPr>
+          <w:sz w:val="24"/>
+          <w:szCs w:val="24"/>
+        </w:rPr>
+      </w:pPr>
+      <w:r>
+        <w:rPr>
+          <w:sz w:val="24"/>
+          <w:szCs w:val="24"/>
+        </w:rPr>
+        <w:t>просмотр аналитики по продажам, ABC-анализа и данных инвентаризации;</w:t>
+      </w:r>
+    </w:p>
+    <w:p>
+      <w:pPr>
+        <w:numPr>
+          <w:ilvl w:val="0"/>
+          <w:numId w:val="36"/>
+        </w:numPr>
+        <w:spacing w:after="3"/>
+        <w:ind w:right="79" w:hanging="357"/>
+        <w:rPr>
+          <w:sz w:val="24"/>
+          <w:szCs w:val="24"/>
+        </w:rPr>
+      </w:pPr>
+      <w:r>
+        <w:rPr>
+          <w:sz w:val="24"/>
+          <w:szCs w:val="24"/>
+        </w:rPr>
+        <w:t>просмотр статистики популярных позиций;</w:t>
+      </w:r>
+    </w:p>
+    <w:p>
+      <w:pPr>
+        <w:numPr>
+          <w:ilvl w:val="0"/>
+          <w:numId w:val="36"/>
+        </w:numPr>
+        <w:spacing w:after="3"/>
+        <w:ind w:right="79" w:hanging="357"/>
+        <w:rPr>
+          <w:sz w:val="24"/>
+          <w:szCs w:val="24"/>
+        </w:rPr>
+      </w:pPr>
+      <w:r>
+        <w:rPr>
+          <w:sz w:val="24"/>
+          <w:szCs w:val="24"/>
+        </w:rPr>
+        <w:t>управление программой лояльности;</w:t>
       </w:r>
     </w:p>
     <w:p>
@@ -18076,7 +17769,6 @@
                 <w:sz w:val="24"/>
                 <w:szCs w:val="24"/>
               </w:rPr>
-              <w:lastRenderedPageBreak/>
               <w:t>Постусловие</w:t>
             </w:r>
           </w:p>
@@ -20533,7 +20225,6 @@
           <w:sz w:val="24"/>
           <w:szCs w:val="24"/>
         </w:rPr>
-        <w:lastRenderedPageBreak/>
         <w:t>Выбор: WPF, поскольку технология лучше соответствует требованиям к интерфейсу рабочего места кухни и уже используется в проекте.</w:t>
       </w:r>
     </w:p>
@@ -21151,7 +20842,6 @@
           <w:sz w:val="24"/>
           <w:szCs w:val="24"/>
         </w:rPr>
-        <w:lastRenderedPageBreak/>
         <w:t>Выбор: Microsoft SQL Server, так как он обеспечивает требуемую целостность данных и уже встроен в инфраструктуру Garden Nook.</w:t>
       </w:r>
     </w:p>
@@ -27376,6 +27066,155 @@
     </w:lvl>
   </w:abstractNum>
   <w:abstractNum w:abstractNumId="5" w15:restartNumberingAfterBreak="0">
+    <w:nsid w:val="1D074088"/>
+    <w:multiLevelType w:val="multilevel"/>
+    <w:tmpl w:val="BF443A86"/>
+    <w:lvl w:ilvl="0">
+      <w:start w:val="1"/>
+      <w:numFmt w:val="bullet"/>
+      <w:lvlText w:val=""/>
+      <w:lvlJc w:val="left"/>
+      <w:pPr>
+        <w:tabs>
+          <w:tab w:val="num" w:pos="720"/>
+        </w:tabs>
+        <w:ind w:left="720" w:hanging="360"/>
+      </w:pPr>
+      <w:rPr>
+        <w:rFonts w:ascii="Symbol" w:hAnsi="Symbol" w:hint="default"/>
+        <w:sz w:val="20"/>
+      </w:rPr>
+    </w:lvl>
+    <w:lvl w:ilvl="1" w:tentative="1">
+      <w:start w:val="1"/>
+      <w:numFmt w:val="bullet"/>
+      <w:lvlText w:val=""/>
+      <w:lvlJc w:val="left"/>
+      <w:pPr>
+        <w:tabs>
+          <w:tab w:val="num" w:pos="1440"/>
+        </w:tabs>
+        <w:ind w:left="1440" w:hanging="360"/>
+      </w:pPr>
+      <w:rPr>
+        <w:rFonts w:ascii="Symbol" w:hAnsi="Symbol" w:hint="default"/>
+        <w:sz w:val="20"/>
+      </w:rPr>
+    </w:lvl>
+    <w:lvl w:ilvl="2" w:tentative="1">
+      <w:start w:val="1"/>
+      <w:numFmt w:val="bullet"/>
+      <w:lvlText w:val=""/>
+      <w:lvlJc w:val="left"/>
+      <w:pPr>
+        <w:tabs>
+          <w:tab w:val="num" w:pos="2160"/>
+        </w:tabs>
+        <w:ind w:left="2160" w:hanging="360"/>
+      </w:pPr>
+      <w:rPr>
+        <w:rFonts w:ascii="Symbol" w:hAnsi="Symbol" w:hint="default"/>
+        <w:sz w:val="20"/>
+      </w:rPr>
+    </w:lvl>
+    <w:lvl w:ilvl="3" w:tentative="1">
+      <w:start w:val="1"/>
+      <w:numFmt w:val="bullet"/>
+      <w:lvlText w:val=""/>
+      <w:lvlJc w:val="left"/>
+      <w:pPr>
+        <w:tabs>
+          <w:tab w:val="num" w:pos="2880"/>
+        </w:tabs>
+        <w:ind w:left="2880" w:hanging="360"/>
+      </w:pPr>
+      <w:rPr>
+        <w:rFonts w:ascii="Symbol" w:hAnsi="Symbol" w:hint="default"/>
+        <w:sz w:val="20"/>
+      </w:rPr>
+    </w:lvl>
+    <w:lvl w:ilvl="4" w:tentative="1">
+      <w:start w:val="1"/>
+      <w:numFmt w:val="bullet"/>
+      <w:lvlText w:val=""/>
+      <w:lvlJc w:val="left"/>
+      <w:pPr>
+        <w:tabs>
+          <w:tab w:val="num" w:pos="3600"/>
+        </w:tabs>
+        <w:ind w:left="3600" w:hanging="360"/>
+      </w:pPr>
+      <w:rPr>
+        <w:rFonts w:ascii="Symbol" w:hAnsi="Symbol" w:hint="default"/>
+        <w:sz w:val="20"/>
+      </w:rPr>
+    </w:lvl>
+    <w:lvl w:ilvl="5" w:tentative="1">
+      <w:start w:val="1"/>
+      <w:numFmt w:val="bullet"/>
+      <w:lvlText w:val=""/>
+      <w:lvlJc w:val="left"/>
+      <w:pPr>
+        <w:tabs>
+          <w:tab w:val="num" w:pos="4320"/>
+        </w:tabs>
+        <w:ind w:left="4320" w:hanging="360"/>
+      </w:pPr>
+      <w:rPr>
+        <w:rFonts w:ascii="Symbol" w:hAnsi="Symbol" w:hint="default"/>
+        <w:sz w:val="20"/>
+      </w:rPr>
+    </w:lvl>
+    <w:lvl w:ilvl="6" w:tentative="1">
+      <w:start w:val="1"/>
+      <w:numFmt w:val="bullet"/>
+      <w:lvlText w:val=""/>
+      <w:lvlJc w:val="left"/>
+      <w:pPr>
+        <w:tabs>
+          <w:tab w:val="num" w:pos="5040"/>
+        </w:tabs>
+        <w:ind w:left="5040" w:hanging="360"/>
+      </w:pPr>
+      <w:rPr>
+        <w:rFonts w:ascii="Symbol" w:hAnsi="Symbol" w:hint="default"/>
+        <w:sz w:val="20"/>
+      </w:rPr>
+    </w:lvl>
+    <w:lvl w:ilvl="7" w:tentative="1">
+      <w:start w:val="1"/>
+      <w:numFmt w:val="bullet"/>
+      <w:lvlText w:val=""/>
+      <w:lvlJc w:val="left"/>
+      <w:pPr>
+        <w:tabs>
+          <w:tab w:val="num" w:pos="5760"/>
+        </w:tabs>
+        <w:ind w:left="5760" w:hanging="360"/>
+      </w:pPr>
+      <w:rPr>
+        <w:rFonts w:ascii="Symbol" w:hAnsi="Symbol" w:hint="default"/>
+        <w:sz w:val="20"/>
+      </w:rPr>
+    </w:lvl>
+    <w:lvl w:ilvl="8" w:tentative="1">
+      <w:start w:val="1"/>
+      <w:numFmt w:val="bullet"/>
+      <w:lvlText w:val=""/>
+      <w:lvlJc w:val="left"/>
+      <w:pPr>
+        <w:tabs>
+          <w:tab w:val="num" w:pos="6480"/>
+        </w:tabs>
+        <w:ind w:left="6480" w:hanging="360"/>
+      </w:pPr>
+      <w:rPr>
+        <w:rFonts w:ascii="Symbol" w:hAnsi="Symbol" w:hint="default"/>
+        <w:sz w:val="20"/>
+      </w:rPr>
+    </w:lvl>
+  </w:abstractNum>
+  <w:abstractNum w:abstractNumId="6" w15:restartNumberingAfterBreak="0">
     <w:nsid w:val="24CF4F14"/>
     <w:multiLevelType w:val="multilevel"/>
     <w:tmpl w:val="F2B6BC2E"/>
@@ -27488,7 +27327,7 @@
       </w:pPr>
     </w:lvl>
   </w:abstractNum>
-  <w:abstractNum w:abstractNumId="6" w15:restartNumberingAfterBreak="0">
+  <w:abstractNum w:abstractNumId="7" w15:restartNumberingAfterBreak="0">
     <w:nsid w:val="25CE175E"/>
     <w:multiLevelType w:val="multilevel"/>
     <w:tmpl w:val="32E26348"/>
@@ -27637,7 +27476,7 @@
       </w:rPr>
     </w:lvl>
   </w:abstractNum>
-  <w:abstractNum w:abstractNumId="7" w15:restartNumberingAfterBreak="0">
+  <w:abstractNum w:abstractNumId="8" w15:restartNumberingAfterBreak="0">
     <w:nsid w:val="274B2A06"/>
     <w:multiLevelType w:val="hybridMultilevel"/>
     <w:tmpl w:val="C5644448"/>
@@ -27750,7 +27589,7 @@
       </w:rPr>
     </w:lvl>
   </w:abstractNum>
-  <w:abstractNum w:abstractNumId="8" w15:restartNumberingAfterBreak="0">
+  <w:abstractNum w:abstractNumId="9" w15:restartNumberingAfterBreak="0">
     <w:nsid w:val="279E0800"/>
     <w:multiLevelType w:val="multilevel"/>
     <w:tmpl w:val="25BE5EA0"/>
@@ -27899,7 +27738,7 @@
       </w:rPr>
     </w:lvl>
   </w:abstractNum>
-  <w:abstractNum w:abstractNumId="9" w15:restartNumberingAfterBreak="0">
+  <w:abstractNum w:abstractNumId="10" w15:restartNumberingAfterBreak="0">
     <w:nsid w:val="29D16820"/>
     <w:multiLevelType w:val="multilevel"/>
     <w:tmpl w:val="0D18CF74"/>
@@ -28040,7 +27879,7 @@
       </w:rPr>
     </w:lvl>
   </w:abstractNum>
-  <w:abstractNum w:abstractNumId="10" w15:restartNumberingAfterBreak="0">
+  <w:abstractNum w:abstractNumId="11" w15:restartNumberingAfterBreak="0">
     <w:nsid w:val="29DB6F4B"/>
     <w:multiLevelType w:val="multilevel"/>
     <w:tmpl w:val="D786C59A"/>
@@ -28189,7 +28028,7 @@
       </w:rPr>
     </w:lvl>
   </w:abstractNum>
-  <w:abstractNum w:abstractNumId="11" w15:restartNumberingAfterBreak="0">
+  <w:abstractNum w:abstractNumId="12" w15:restartNumberingAfterBreak="0">
     <w:nsid w:val="34474128"/>
     <w:multiLevelType w:val="multilevel"/>
     <w:tmpl w:val="D0B8D656"/>
@@ -28334,7 +28173,7 @@
       </w:rPr>
     </w:lvl>
   </w:abstractNum>
-  <w:abstractNum w:abstractNumId="12" w15:restartNumberingAfterBreak="0">
+  <w:abstractNum w:abstractNumId="13" w15:restartNumberingAfterBreak="0">
     <w:nsid w:val="371016CC"/>
     <w:multiLevelType w:val="multilevel"/>
     <w:tmpl w:val="FE907DAC"/>
@@ -28483,7 +28322,7 @@
       </w:rPr>
     </w:lvl>
   </w:abstractNum>
-  <w:abstractNum w:abstractNumId="13" w15:restartNumberingAfterBreak="0">
+  <w:abstractNum w:abstractNumId="14" w15:restartNumberingAfterBreak="0">
     <w:nsid w:val="387F0F0D"/>
     <w:multiLevelType w:val="multilevel"/>
     <w:tmpl w:val="45B22EBA"/>
@@ -28632,7 +28471,7 @@
       </w:rPr>
     </w:lvl>
   </w:abstractNum>
-  <w:abstractNum w:abstractNumId="14" w15:restartNumberingAfterBreak="0">
+  <w:abstractNum w:abstractNumId="15" w15:restartNumberingAfterBreak="0">
     <w:nsid w:val="39D31AFF"/>
     <w:multiLevelType w:val="hybridMultilevel"/>
     <w:tmpl w:val="B00A2354"/>
@@ -28721,7 +28560,7 @@
       </w:pPr>
     </w:lvl>
   </w:abstractNum>
-  <w:abstractNum w:abstractNumId="15" w15:restartNumberingAfterBreak="0">
+  <w:abstractNum w:abstractNumId="16" w15:restartNumberingAfterBreak="0">
     <w:nsid w:val="3A4F34BF"/>
     <w:multiLevelType w:val="multilevel"/>
     <w:tmpl w:val="9B966D88"/>
@@ -28836,7 +28675,7 @@
       </w:rPr>
     </w:lvl>
   </w:abstractNum>
-  <w:abstractNum w:abstractNumId="16" w15:restartNumberingAfterBreak="0">
+  <w:abstractNum w:abstractNumId="17" w15:restartNumberingAfterBreak="0">
     <w:nsid w:val="3FFF650C"/>
     <w:multiLevelType w:val="hybridMultilevel"/>
     <w:tmpl w:val="B060E2D6"/>
@@ -28949,7 +28788,7 @@
       </w:rPr>
     </w:lvl>
   </w:abstractNum>
-  <w:abstractNum w:abstractNumId="17" w15:restartNumberingAfterBreak="0">
+  <w:abstractNum w:abstractNumId="18" w15:restartNumberingAfterBreak="0">
     <w:nsid w:val="411F1065"/>
     <w:multiLevelType w:val="multilevel"/>
     <w:tmpl w:val="62D874E6"/>
@@ -29062,7 +28901,7 @@
       </w:pPr>
     </w:lvl>
   </w:abstractNum>
-  <w:abstractNum w:abstractNumId="18" w15:restartNumberingAfterBreak="0">
+  <w:abstractNum w:abstractNumId="19" w15:restartNumberingAfterBreak="0">
     <w:nsid w:val="437D4877"/>
     <w:multiLevelType w:val="hybridMultilevel"/>
     <w:tmpl w:val="5E288368"/>
@@ -29175,7 +29014,7 @@
       </w:rPr>
     </w:lvl>
   </w:abstractNum>
-  <w:abstractNum w:abstractNumId="19" w15:restartNumberingAfterBreak="0">
+  <w:abstractNum w:abstractNumId="20" w15:restartNumberingAfterBreak="0">
     <w:nsid w:val="43CA4C0E"/>
     <w:multiLevelType w:val="multilevel"/>
     <w:tmpl w:val="FE907DAC"/>
@@ -29324,7 +29163,7 @@
       </w:rPr>
     </w:lvl>
   </w:abstractNum>
-  <w:abstractNum w:abstractNumId="20" w15:restartNumberingAfterBreak="0">
+  <w:abstractNum w:abstractNumId="21" w15:restartNumberingAfterBreak="0">
     <w:nsid w:val="455A5F0E"/>
     <w:multiLevelType w:val="hybridMultilevel"/>
     <w:tmpl w:val="C0109FCC"/>
@@ -29413,14 +29252,14 @@
       </w:pPr>
     </w:lvl>
   </w:abstractNum>
-  <w:abstractNum w:abstractNumId="21" w15:restartNumberingAfterBreak="0">
+  <w:abstractNum w:abstractNumId="22" w15:restartNumberingAfterBreak="0">
     <w:nsid w:val="475B2060"/>
     <w:multiLevelType w:val="multilevel"/>
-    <w:tmpl w:val="FE907DAC"/>
+    <w:tmpl w:val="BF443A86"/>
     <w:lvl w:ilvl="0">
       <w:start w:val="1"/>
-      <w:numFmt w:val="decimal"/>
-      <w:lvlText w:val="%1."/>
+      <w:numFmt w:val="bullet"/>
+      <w:lvlText w:val=""/>
       <w:lvlJc w:val="left"/>
       <w:pPr>
         <w:tabs>
@@ -29429,7 +29268,7 @@
         <w:ind w:left="720" w:hanging="360"/>
       </w:pPr>
       <w:rPr>
-        <w:rFonts w:hint="default"/>
+        <w:rFonts w:ascii="Symbol" w:hAnsi="Symbol" w:hint="default"/>
         <w:sz w:val="20"/>
       </w:rPr>
     </w:lvl>
@@ -29562,7 +29401,7 @@
       </w:rPr>
     </w:lvl>
   </w:abstractNum>
-  <w:abstractNum w:abstractNumId="22" w15:restartNumberingAfterBreak="0">
+  <w:abstractNum w:abstractNumId="23" w15:restartNumberingAfterBreak="0">
     <w:nsid w:val="479E4B9B"/>
     <w:multiLevelType w:val="multilevel"/>
     <w:tmpl w:val="87CAC8F4"/>
@@ -29680,7 +29519,7 @@
       </w:rPr>
     </w:lvl>
   </w:abstractNum>
-  <w:abstractNum w:abstractNumId="23" w15:restartNumberingAfterBreak="0">
+  <w:abstractNum w:abstractNumId="24" w15:restartNumberingAfterBreak="0">
     <w:nsid w:val="4DA504F0"/>
     <w:multiLevelType w:val="multilevel"/>
     <w:tmpl w:val="0419001F"/>
@@ -29766,7 +29605,7 @@
       </w:pPr>
     </w:lvl>
   </w:abstractNum>
-  <w:abstractNum w:abstractNumId="24" w15:restartNumberingAfterBreak="0">
+  <w:abstractNum w:abstractNumId="25" w15:restartNumberingAfterBreak="0">
     <w:nsid w:val="4EA26421"/>
     <w:multiLevelType w:val="multilevel"/>
     <w:tmpl w:val="33A0013A"/>
@@ -29915,7 +29754,7 @@
       </w:rPr>
     </w:lvl>
   </w:abstractNum>
-  <w:abstractNum w:abstractNumId="25" w15:restartNumberingAfterBreak="0">
+  <w:abstractNum w:abstractNumId="26" w15:restartNumberingAfterBreak="0">
     <w:nsid w:val="4F802D09"/>
     <w:multiLevelType w:val="hybridMultilevel"/>
     <w:tmpl w:val="F1F277C8"/>
@@ -30001,7 +29840,7 @@
       </w:pPr>
     </w:lvl>
   </w:abstractNum>
-  <w:abstractNum w:abstractNumId="26" w15:restartNumberingAfterBreak="0">
+  <w:abstractNum w:abstractNumId="27" w15:restartNumberingAfterBreak="0">
     <w:nsid w:val="50231264"/>
     <w:multiLevelType w:val="multilevel"/>
     <w:tmpl w:val="7A4AD976"/>
@@ -30150,7 +29989,7 @@
       </w:rPr>
     </w:lvl>
   </w:abstractNum>
-  <w:abstractNum w:abstractNumId="27" w15:restartNumberingAfterBreak="0">
+  <w:abstractNum w:abstractNumId="28" w15:restartNumberingAfterBreak="0">
     <w:nsid w:val="51463147"/>
     <w:multiLevelType w:val="hybridMultilevel"/>
     <w:tmpl w:val="769E1742"/>
@@ -30263,7 +30102,7 @@
       </w:rPr>
     </w:lvl>
   </w:abstractNum>
-  <w:abstractNum w:abstractNumId="28" w15:restartNumberingAfterBreak="0">
+  <w:abstractNum w:abstractNumId="29" w15:restartNumberingAfterBreak="0">
     <w:nsid w:val="52F25E48"/>
     <w:multiLevelType w:val="hybridMultilevel"/>
     <w:tmpl w:val="81ECA740"/>
@@ -30376,7 +30215,7 @@
       </w:rPr>
     </w:lvl>
   </w:abstractNum>
-  <w:abstractNum w:abstractNumId="29" w15:restartNumberingAfterBreak="0">
+  <w:abstractNum w:abstractNumId="30" w15:restartNumberingAfterBreak="0">
     <w:nsid w:val="5AA419D1"/>
     <w:multiLevelType w:val="hybridMultilevel"/>
     <w:tmpl w:val="53AEC674"/>
@@ -30489,7 +30328,7 @@
       </w:rPr>
     </w:lvl>
   </w:abstractNum>
-  <w:abstractNum w:abstractNumId="30" w15:restartNumberingAfterBreak="0">
+  <w:abstractNum w:abstractNumId="31" w15:restartNumberingAfterBreak="0">
     <w:nsid w:val="616410C6"/>
     <w:multiLevelType w:val="hybridMultilevel"/>
     <w:tmpl w:val="3A8C79E4"/>
@@ -30575,7 +30414,7 @@
       </w:pPr>
     </w:lvl>
   </w:abstractNum>
-  <w:abstractNum w:abstractNumId="31" w15:restartNumberingAfterBreak="0">
+  <w:abstractNum w:abstractNumId="32" w15:restartNumberingAfterBreak="0">
     <w:nsid w:val="621C23E0"/>
     <w:multiLevelType w:val="multilevel"/>
     <w:tmpl w:val="F54880EA"/>
@@ -30688,7 +30527,7 @@
       </w:pPr>
     </w:lvl>
   </w:abstractNum>
-  <w:abstractNum w:abstractNumId="32" w15:restartNumberingAfterBreak="0">
+  <w:abstractNum w:abstractNumId="33" w15:restartNumberingAfterBreak="0">
     <w:nsid w:val="655E03AD"/>
     <w:multiLevelType w:val="hybridMultilevel"/>
     <w:tmpl w:val="421237EE"/>
@@ -30801,7 +30640,7 @@
       </w:rPr>
     </w:lvl>
   </w:abstractNum>
-  <w:abstractNum w:abstractNumId="33" w15:restartNumberingAfterBreak="0">
+  <w:abstractNum w:abstractNumId="34" w15:restartNumberingAfterBreak="0">
     <w:nsid w:val="67574D9C"/>
     <w:multiLevelType w:val="hybridMultilevel"/>
     <w:tmpl w:val="26365BCA"/>
@@ -30914,7 +30753,7 @@
       </w:rPr>
     </w:lvl>
   </w:abstractNum>
-  <w:abstractNum w:abstractNumId="34" w15:restartNumberingAfterBreak="0">
+  <w:abstractNum w:abstractNumId="35" w15:restartNumberingAfterBreak="0">
     <w:nsid w:val="68A30B39"/>
     <w:multiLevelType w:val="hybridMultilevel"/>
     <w:tmpl w:val="4A8A170E"/>
@@ -31027,7 +30866,7 @@
       </w:rPr>
     </w:lvl>
   </w:abstractNum>
-  <w:abstractNum w:abstractNumId="35" w15:restartNumberingAfterBreak="0">
+  <w:abstractNum w:abstractNumId="36" w15:restartNumberingAfterBreak="0">
     <w:nsid w:val="68DA3FDB"/>
     <w:multiLevelType w:val="multilevel"/>
     <w:tmpl w:val="FE907DAC"/>
@@ -31176,7 +31015,7 @@
       </w:rPr>
     </w:lvl>
   </w:abstractNum>
-  <w:abstractNum w:abstractNumId="36" w15:restartNumberingAfterBreak="0">
+  <w:abstractNum w:abstractNumId="37" w15:restartNumberingAfterBreak="0">
     <w:nsid w:val="6FAB4C22"/>
     <w:multiLevelType w:val="hybridMultilevel"/>
     <w:tmpl w:val="CD3C1300"/>
@@ -31289,7 +31128,7 @@
       </w:rPr>
     </w:lvl>
   </w:abstractNum>
-  <w:abstractNum w:abstractNumId="37" w15:restartNumberingAfterBreak="0">
+  <w:abstractNum w:abstractNumId="38" w15:restartNumberingAfterBreak="0">
     <w:nsid w:val="71D267BC"/>
     <w:multiLevelType w:val="multilevel"/>
     <w:tmpl w:val="BB763EFA"/>
@@ -31438,7 +31277,7 @@
       </w:rPr>
     </w:lvl>
   </w:abstractNum>
-  <w:abstractNum w:abstractNumId="38" w15:restartNumberingAfterBreak="0">
+  <w:abstractNum w:abstractNumId="39" w15:restartNumberingAfterBreak="0">
     <w:nsid w:val="7D3811B9"/>
     <w:multiLevelType w:val="hybridMultilevel"/>
     <w:tmpl w:val="1F08D776"/>
@@ -31551,7 +31390,7 @@
       </w:rPr>
     </w:lvl>
   </w:abstractNum>
-  <w:abstractNum w:abstractNumId="39" w15:restartNumberingAfterBreak="0">
+  <w:abstractNum w:abstractNumId="40" w15:restartNumberingAfterBreak="0">
     <w:nsid w:val="7D8B0F1D"/>
     <w:multiLevelType w:val="multilevel"/>
     <w:tmpl w:val="FE907DAC"/>
@@ -31701,124 +31540,127 @@
     </w:lvl>
   </w:abstractNum>
   <w:num w:numId="1">
-    <w:abstractNumId w:val="9"/>
+    <w:abstractNumId w:val="10"/>
   </w:num>
   <w:num w:numId="2">
-    <w:abstractNumId w:val="15"/>
+    <w:abstractNumId w:val="16"/>
   </w:num>
   <w:num w:numId="3">
-    <w:abstractNumId w:val="28"/>
+    <w:abstractNumId w:val="29"/>
   </w:num>
   <w:num w:numId="4">
-    <w:abstractNumId w:val="29"/>
+    <w:abstractNumId w:val="30"/>
   </w:num>
   <w:num w:numId="5">
-    <w:abstractNumId w:val="32"/>
+    <w:abstractNumId w:val="33"/>
   </w:num>
   <w:num w:numId="6">
     <w:abstractNumId w:val="3"/>
   </w:num>
   <w:num w:numId="7">
-    <w:abstractNumId w:val="31"/>
+    <w:abstractNumId w:val="32"/>
   </w:num>
   <w:num w:numId="8">
-    <w:abstractNumId w:val="5"/>
+    <w:abstractNumId w:val="6"/>
   </w:num>
   <w:num w:numId="9">
-    <w:abstractNumId w:val="37"/>
+    <w:abstractNumId w:val="38"/>
   </w:num>
   <w:num w:numId="10">
-    <w:abstractNumId w:val="25"/>
+    <w:abstractNumId w:val="26"/>
   </w:num>
   <w:num w:numId="11">
-    <w:abstractNumId w:val="12"/>
+    <w:abstractNumId w:val="13"/>
   </w:num>
   <w:num w:numId="12">
-    <w:abstractNumId w:val="21"/>
+    <w:abstractNumId w:val="22"/>
   </w:num>
   <w:num w:numId="13">
-    <w:abstractNumId w:val="35"/>
+    <w:abstractNumId w:val="36"/>
   </w:num>
   <w:num w:numId="14">
     <w:abstractNumId w:val="2"/>
   </w:num>
   <w:num w:numId="15">
-    <w:abstractNumId w:val="19"/>
+    <w:abstractNumId w:val="20"/>
   </w:num>
   <w:num w:numId="16">
     <w:abstractNumId w:val="0"/>
   </w:num>
   <w:num w:numId="17">
-    <w:abstractNumId w:val="34"/>
+    <w:abstractNumId w:val="35"/>
   </w:num>
   <w:num w:numId="18">
-    <w:abstractNumId w:val="39"/>
+    <w:abstractNumId w:val="40"/>
   </w:num>
   <w:num w:numId="19">
-    <w:abstractNumId w:val="18"/>
+    <w:abstractNumId w:val="19"/>
   </w:num>
   <w:num w:numId="20">
     <w:abstractNumId w:val="1"/>
   </w:num>
   <w:num w:numId="21">
-    <w:abstractNumId w:val="17"/>
+    <w:abstractNumId w:val="18"/>
   </w:num>
   <w:num w:numId="22">
-    <w:abstractNumId w:val="11"/>
+    <w:abstractNumId w:val="12"/>
   </w:num>
   <w:num w:numId="23">
-    <w:abstractNumId w:val="26"/>
+    <w:abstractNumId w:val="27"/>
   </w:num>
   <w:num w:numId="24">
-    <w:abstractNumId w:val="24"/>
+    <w:abstractNumId w:val="25"/>
   </w:num>
   <w:num w:numId="25">
-    <w:abstractNumId w:val="20"/>
+    <w:abstractNumId w:val="21"/>
   </w:num>
   <w:num w:numId="26">
-    <w:abstractNumId w:val="33"/>
+    <w:abstractNumId w:val="34"/>
   </w:num>
   <w:num w:numId="27">
-    <w:abstractNumId w:val="38"/>
+    <w:abstractNumId w:val="39"/>
   </w:num>
   <w:num w:numId="28">
     <w:abstractNumId w:val="4"/>
   </w:num>
   <w:num w:numId="29">
+    <w:abstractNumId w:val="9"/>
+  </w:num>
+  <w:num w:numId="30">
+    <w:abstractNumId w:val="23"/>
+  </w:num>
+  <w:num w:numId="31">
+    <w:abstractNumId w:val="14"/>
+  </w:num>
+  <w:num w:numId="32">
+    <w:abstractNumId w:val="7"/>
+  </w:num>
+  <w:num w:numId="33">
+    <w:abstractNumId w:val="15"/>
+  </w:num>
+  <w:num w:numId="34">
+    <w:abstractNumId w:val="37"/>
+  </w:num>
+  <w:num w:numId="35">
     <w:abstractNumId w:val="8"/>
   </w:num>
-  <w:num w:numId="30">
-    <w:abstractNumId w:val="22"/>
-  </w:num>
-  <w:num w:numId="31">
-    <w:abstractNumId w:val="13"/>
-  </w:num>
-  <w:num w:numId="32">
-    <w:abstractNumId w:val="6"/>
-  </w:num>
-  <w:num w:numId="33">
-    <w:abstractNumId w:val="14"/>
-  </w:num>
-  <w:num w:numId="34">
-    <w:abstractNumId w:val="36"/>
-  </w:num>
-  <w:num w:numId="35">
-    <w:abstractNumId w:val="7"/>
-  </w:num>
   <w:num w:numId="36">
-    <w:abstractNumId w:val="27"/>
+    <w:abstractNumId w:val="28"/>
   </w:num>
   <w:num w:numId="37">
-    <w:abstractNumId w:val="16"/>
+    <w:abstractNumId w:val="17"/>
   </w:num>
   <w:num w:numId="38">
-    <w:abstractNumId w:val="23"/>
+    <w:abstractNumId w:val="24"/>
   </w:num>
   <w:num w:numId="39">
-    <w:abstractNumId w:val="10"/>
+    <w:abstractNumId w:val="11"/>
   </w:num>
   <w:num w:numId="40">
-    <w:abstractNumId w:val="30"/>
+    <w:abstractNumId w:val="31"/>
+  </w:num>
+  <w:num w:numId="41">
+    <w:abstractNumId w:val="5"/>
   </w:num>
   <w:numIdMacAtCleanup w:val="36"/>
 </w:numbering>
@@ -33662,7 +33504,7 @@
 </file>
 
 <file path=customXml/itemProps1.xml><?xml version="1.0" encoding="utf-8"?>
-<ds:datastoreItem xmlns:ds="http://schemas.openxmlformats.org/officeDocument/2006/customXml" ds:itemID="{F35DCED9-E137-463C-9942-DFD9A5697A70}">
+<ds:datastoreItem xmlns:ds="http://schemas.openxmlformats.org/officeDocument/2006/customXml" ds:itemID="{56B709FC-7700-45CC-BF94-44394850383E}">
   <ds:schemaRefs>
     <ds:schemaRef ds:uri="http://schemas.openxmlformats.org/officeDocument/2006/bibliography"/>
   </ds:schemaRefs>

--- a/2207_в2_Косухин С. Д. ПЗ.docx
+++ b/2207_в2_Косухин С. Д. ПЗ.docx
@@ -7163,14 +7163,7 @@
           <w:sz w:val="24"/>
           <w:szCs w:val="24"/>
         </w:rPr>
-        <w:t>просматривать, добавлять, удалять и редактировать позиции меню с указанием калорийности, БЖУ и состава</w:t>
-      </w:r>
-      <w:r>
-        <w:rPr>
-          <w:sz w:val="24"/>
-          <w:szCs w:val="24"/>
-        </w:rPr>
-        <w:t>;</w:t>
+        <w:t>просматривать, добавлять, удалять и редактировать позиции меню с указанием калорийности, БЖУ и состава;</w:t>
       </w:r>
     </w:p>
     <w:p>
@@ -7627,14 +7620,7 @@
           <w:sz w:val="24"/>
           <w:szCs w:val="24"/>
         </w:rPr>
-        <w:t>А</w:t>
-      </w:r>
-      <w:r>
-        <w:rPr>
-          <w:sz w:val="24"/>
-          <w:szCs w:val="24"/>
-        </w:rPr>
-        <w:t>вторизоваться в системе</w:t>
+        <w:t>Авторизоваться в системе</w:t>
       </w:r>
       <w:r>
         <w:rPr>
@@ -7666,21 +7652,7 @@
           <w:sz w:val="24"/>
           <w:szCs w:val="24"/>
         </w:rPr>
-        <w:t>ф</w:t>
-      </w:r>
-      <w:r>
-        <w:rPr>
-          <w:sz w:val="24"/>
-          <w:szCs w:val="24"/>
-        </w:rPr>
-        <w:t>ормировать заказы и изменять состав заказа</w:t>
-      </w:r>
-      <w:r>
-        <w:rPr>
-          <w:sz w:val="24"/>
-          <w:szCs w:val="24"/>
-        </w:rPr>
-        <w:t>;</w:t>
+        <w:t>формировать заказы и изменять состав заказа;</w:t>
       </w:r>
     </w:p>
     <w:p>
@@ -8022,13 +7994,33 @@
     </w:p>
     <w:p>
       <w:pPr>
+        <w:pStyle w:val="aa"/>
+        <w:ind w:left="0" w:firstLine="709"/>
+        <w:jc w:val="both"/>
+        <w:rPr>
+          <w:sz w:val="24"/>
+          <w:szCs w:val="24"/>
+        </w:rPr>
+      </w:pPr>
+      <w:r>
+        <w:rPr>
+          <w:sz w:val="24"/>
+          <w:szCs w:val="24"/>
+        </w:rPr>
+        <w:t>Более подробно пользовательские требования описаны в техническом задании в приложении А.</w:t>
+      </w:r>
+      <w:bookmarkStart w:id="14" w:name="_GoBack"/>
+      <w:bookmarkEnd w:id="14"/>
+    </w:p>
+    <w:p>
+      <w:pPr>
         <w:pStyle w:val="2"/>
         <w:rPr>
           <w:sz w:val="24"/>
           <w:szCs w:val="24"/>
         </w:rPr>
       </w:pPr>
-      <w:bookmarkStart w:id="14" w:name="_Toc170069576"/>
+      <w:bookmarkStart w:id="15" w:name="_Toc170069576"/>
       <w:r>
         <w:rPr>
           <w:sz w:val="24"/>
@@ -8057,7 +8049,7 @@
         </w:rPr>
         <w:t xml:space="preserve"> Системные требования</w:t>
       </w:r>
-      <w:bookmarkEnd w:id="14"/>
+      <w:bookmarkEnd w:id="15"/>
     </w:p>
     <w:p>
       <w:pPr>
@@ -8073,16 +8065,7 @@
           <w:sz w:val="24"/>
           <w:szCs w:val="24"/>
         </w:rPr>
-        <w:t>Системные требования описывают программ</w:t>
-      </w:r>
-      <w:bookmarkStart w:id="15" w:name="_GoBack"/>
-      <w:bookmarkEnd w:id="15"/>
-      <w:r>
-        <w:rPr>
-          <w:sz w:val="24"/>
-          <w:szCs w:val="24"/>
-        </w:rPr>
-        <w:t>но-аппаратное окружение, архитектуру системы, используемые модули и принципы взаимодействия между ними.</w:t>
+        <w:t>Системные требования описывают программно-аппаратное окружение, архитектуру системы, используемые модули и принципы взаимодействия между ними.</w:t>
       </w:r>
     </w:p>
     <w:p>
@@ -17769,6 +17752,7 @@
                 <w:sz w:val="24"/>
                 <w:szCs w:val="24"/>
               </w:rPr>
+              <w:lastRenderedPageBreak/>
               <w:t>Постусловие</w:t>
             </w:r>
           </w:p>
@@ -20225,6 +20209,7 @@
           <w:sz w:val="24"/>
           <w:szCs w:val="24"/>
         </w:rPr>
+        <w:lastRenderedPageBreak/>
         <w:t>Выбор: WPF, поскольку технология лучше соответствует требованиям к интерфейсу рабочего места кухни и уже используется в проекте.</w:t>
       </w:r>
     </w:p>
@@ -20842,6 +20827,7 @@
           <w:sz w:val="24"/>
           <w:szCs w:val="24"/>
         </w:rPr>
+        <w:lastRenderedPageBreak/>
         <w:t>Выбор: Microsoft SQL Server, так как он обеспечивает требуемую целостность данных и уже встроен в инфраструктуру Garden Nook.</w:t>
       </w:r>
     </w:p>
@@ -33504,7 +33490,7 @@
 </file>
 
 <file path=customXml/itemProps1.xml><?xml version="1.0" encoding="utf-8"?>
-<ds:datastoreItem xmlns:ds="http://schemas.openxmlformats.org/officeDocument/2006/customXml" ds:itemID="{56B709FC-7700-45CC-BF94-44394850383E}">
+<ds:datastoreItem xmlns:ds="http://schemas.openxmlformats.org/officeDocument/2006/customXml" ds:itemID="{F31C41E7-8BFA-4DD2-AE38-B9E14B79753D}">
   <ds:schemaRefs>
     <ds:schemaRef ds:uri="http://schemas.openxmlformats.org/officeDocument/2006/bibliography"/>
   </ds:schemaRefs>

--- a/2207_в2_Косухин С. Д. ПЗ.docx
+++ b/2207_в2_Косухин С. Д. ПЗ.docx
@@ -8009,47 +8009,45 @@
         </w:rPr>
         <w:t>Более подробно пользовательские требования описаны в техническом задании в приложении А.</w:t>
       </w:r>
-      <w:bookmarkStart w:id="14" w:name="_GoBack"/>
+    </w:p>
+    <w:p>
+      <w:pPr>
+        <w:pStyle w:val="2"/>
+        <w:rPr>
+          <w:sz w:val="24"/>
+          <w:szCs w:val="24"/>
+        </w:rPr>
+      </w:pPr>
+      <w:bookmarkStart w:id="14" w:name="_Toc170069576"/>
+      <w:r>
+        <w:rPr>
+          <w:sz w:val="24"/>
+          <w:szCs w:val="24"/>
+        </w:rPr>
+        <w:t>1</w:t>
+      </w:r>
+      <w:r>
+        <w:rPr>
+          <w:sz w:val="24"/>
+          <w:szCs w:val="24"/>
+        </w:rPr>
+        <w:t>.</w:t>
+      </w:r>
+      <w:r>
+        <w:rPr>
+          <w:sz w:val="24"/>
+          <w:szCs w:val="24"/>
+        </w:rPr>
+        <w:t>3</w:t>
+      </w:r>
+      <w:r>
+        <w:rPr>
+          <w:sz w:val="24"/>
+          <w:szCs w:val="24"/>
+        </w:rPr>
+        <w:t xml:space="preserve"> Системные требования</w:t>
+      </w:r>
       <w:bookmarkEnd w:id="14"/>
-    </w:p>
-    <w:p>
-      <w:pPr>
-        <w:pStyle w:val="2"/>
-        <w:rPr>
-          <w:sz w:val="24"/>
-          <w:szCs w:val="24"/>
-        </w:rPr>
-      </w:pPr>
-      <w:bookmarkStart w:id="15" w:name="_Toc170069576"/>
-      <w:r>
-        <w:rPr>
-          <w:sz w:val="24"/>
-          <w:szCs w:val="24"/>
-        </w:rPr>
-        <w:t>1</w:t>
-      </w:r>
-      <w:r>
-        <w:rPr>
-          <w:sz w:val="24"/>
-          <w:szCs w:val="24"/>
-        </w:rPr>
-        <w:t>.</w:t>
-      </w:r>
-      <w:r>
-        <w:rPr>
-          <w:sz w:val="24"/>
-          <w:szCs w:val="24"/>
-        </w:rPr>
-        <w:t>3</w:t>
-      </w:r>
-      <w:r>
-        <w:rPr>
-          <w:sz w:val="24"/>
-          <w:szCs w:val="24"/>
-        </w:rPr>
-        <w:t xml:space="preserve"> Системные требования</w:t>
-      </w:r>
-      <w:bookmarkEnd w:id="15"/>
     </w:p>
     <w:p>
       <w:pPr>
@@ -8087,40 +8085,10 @@
       </w:pPr>
       <w:r>
         <w:rPr>
-          <w:b/>
-          <w:sz w:val="24"/>
-          <w:szCs w:val="24"/>
-        </w:rPr>
-        <w:t>Модуль управления меню и ингредиентами.</w:t>
-      </w:r>
-      <w:r>
-        <w:rPr>
-          <w:b/>
-          <w:sz w:val="24"/>
-          <w:szCs w:val="24"/>
-        </w:rPr>
-        <w:t xml:space="preserve"> </w:t>
-      </w:r>
-      <w:r>
-        <w:rPr>
-          <w:sz w:val="24"/>
-          <w:szCs w:val="24"/>
-        </w:rPr>
-        <w:t xml:space="preserve">Отвечает за хранение информации о </w:t>
-      </w:r>
-      <w:r>
-        <w:rPr>
-          <w:sz w:val="24"/>
-          <w:szCs w:val="24"/>
-        </w:rPr>
-        <w:t>позициях меню</w:t>
-      </w:r>
-      <w:r>
-        <w:rPr>
-          <w:sz w:val="24"/>
-          <w:szCs w:val="24"/>
-        </w:rPr>
-        <w:t>, составах, пищевой ценности (БЖУ, калории), аллергенах, сезонности.</w:t>
+          <w:sz w:val="24"/>
+          <w:szCs w:val="24"/>
+        </w:rPr>
+        <w:t>Модуль авторизации и разграничения доступа. Обеспечивает регистрацию клиентов, вход клиентов и сотрудников, создание защищенной сессии и предоставление функций в соответствии с ролью пользователя: администратор, повар или бариста.</w:t>
       </w:r>
     </w:p>
     <w:p>
@@ -8142,40 +8110,10 @@
       </w:pPr>
       <w:r>
         <w:rPr>
-          <w:b/>
-          <w:sz w:val="24"/>
-          <w:szCs w:val="24"/>
-        </w:rPr>
-        <w:t>Модуль приёма и обработки заказов.</w:t>
-      </w:r>
-      <w:r>
-        <w:rPr>
-          <w:b/>
-          <w:sz w:val="24"/>
-          <w:szCs w:val="24"/>
-        </w:rPr>
-        <w:t xml:space="preserve"> </w:t>
-      </w:r>
-      <w:r>
-        <w:rPr>
-          <w:sz w:val="24"/>
-          <w:szCs w:val="24"/>
-        </w:rPr>
-        <w:t>Обеспечивает приём заказов на месте и онлайн, управление статусами заказов (в ожидании, в работе, готов, выдан</w:t>
-      </w:r>
-      <w:r>
-        <w:rPr>
-          <w:sz w:val="24"/>
-          <w:szCs w:val="24"/>
-        </w:rPr>
-        <w:t xml:space="preserve"> и отменён</w:t>
-      </w:r>
-      <w:r>
-        <w:rPr>
-          <w:sz w:val="24"/>
-          <w:szCs w:val="24"/>
-        </w:rPr>
-        <w:t>), интеграцию с уведомлениями о готовности.</w:t>
+          <w:sz w:val="24"/>
+          <w:szCs w:val="24"/>
+        </w:rPr>
+        <w:t>Модуль управления меню и категориями. Отвечает за хранение и редактирование блюд, напитков, добавок, модификаторов и категорий, а также за отображение состава, КБЖУ, стоимости и актуальной доступности позиций.</w:t>
       </w:r>
     </w:p>
     <w:p>
@@ -8197,26 +8135,10 @@
       </w:pPr>
       <w:r>
         <w:rPr>
-          <w:b/>
-          <w:sz w:val="24"/>
-          <w:szCs w:val="24"/>
-        </w:rPr>
-        <w:t>Модуль управления запасами и закупками.</w:t>
-      </w:r>
-      <w:r>
-        <w:rPr>
-          <w:b/>
-          <w:sz w:val="24"/>
-          <w:szCs w:val="24"/>
-        </w:rPr>
-        <w:t xml:space="preserve"> </w:t>
-      </w:r>
-      <w:r>
-        <w:rPr>
-          <w:sz w:val="24"/>
-          <w:szCs w:val="24"/>
-        </w:rPr>
-        <w:t>Отслеживает остатки ингредиентов, сроки годности, генерирует рекомендации по закупкам и минимизирует потери за счет контроля порчи продуктов.</w:t>
+          <w:sz w:val="24"/>
+          <w:szCs w:val="24"/>
+        </w:rPr>
+        <w:t>Модуль заказов и клиентского взаимодействия. Обеспечивает формирование корзины, оформление заказа с выбором типа заказа, времени самовывоза, комментария и скидки, а также просмотр истории и отмену заказов в допустимом статусе.</w:t>
       </w:r>
     </w:p>
     <w:p>
@@ -8237,47 +8159,10 @@
       </w:pPr>
       <w:r>
         <w:rPr>
-          <w:b/>
-          <w:sz w:val="24"/>
-          <w:szCs w:val="24"/>
-        </w:rPr>
-        <w:t>Модуль лояльности и CRM.</w:t>
-      </w:r>
-      <w:r>
-        <w:rPr>
-          <w:b/>
-          <w:sz w:val="24"/>
-          <w:szCs w:val="24"/>
-        </w:rPr>
-        <w:t xml:space="preserve"> </w:t>
-      </w:r>
-      <w:r>
-        <w:rPr>
-          <w:sz w:val="24"/>
-          <w:szCs w:val="24"/>
-        </w:rPr>
-        <w:t>Хранит профили клиентов с историей заказов и категориями</w:t>
-      </w:r>
-      <w:r>
-        <w:rPr>
-          <w:sz w:val="24"/>
-          <w:szCs w:val="24"/>
-        </w:rPr>
-        <w:t xml:space="preserve">, </w:t>
-      </w:r>
-      <w:r>
-        <w:rPr>
-          <w:sz w:val="24"/>
-          <w:szCs w:val="24"/>
-        </w:rPr>
-        <w:t>реализует систему скидок и акций</w:t>
-      </w:r>
-      <w:r>
-        <w:rPr>
-          <w:sz w:val="24"/>
-          <w:szCs w:val="24"/>
-        </w:rPr>
-        <w:t>.</w:t>
+          <w:sz w:val="24"/>
+          <w:szCs w:val="24"/>
+        </w:rPr>
+        <w:t>Производственный модуль. Поддерживает работу с очередью заказов, изменением статусов, технологическими картами, заготовками, задачами, стоп-листом и отметкой готовности отдельных позиций заказа.</w:t>
       </w:r>
     </w:p>
     <w:p>
@@ -8298,40 +8183,10 @@
       </w:pPr>
       <w:r>
         <w:rPr>
-          <w:b/>
-          <w:sz w:val="24"/>
-          <w:szCs w:val="24"/>
-        </w:rPr>
-        <w:t>Аналитический модуль.</w:t>
-      </w:r>
-      <w:r>
-        <w:rPr>
-          <w:b/>
-          <w:sz w:val="24"/>
-          <w:szCs w:val="24"/>
-        </w:rPr>
-        <w:t xml:space="preserve"> </w:t>
-      </w:r>
-      <w:r>
-        <w:rPr>
-          <w:sz w:val="24"/>
-          <w:szCs w:val="24"/>
-        </w:rPr>
-        <w:t xml:space="preserve">Предоставляет отчёты по выручке, среднему чеку, популярности </w:t>
-      </w:r>
-      <w:r>
-        <w:rPr>
-          <w:sz w:val="24"/>
-          <w:szCs w:val="24"/>
-        </w:rPr>
-        <w:t>позиций</w:t>
-      </w:r>
-      <w:r>
-        <w:rPr>
-          <w:sz w:val="24"/>
-          <w:szCs w:val="24"/>
-        </w:rPr>
-        <w:t>, рентабельности и эффективности программы лояльности.</w:t>
+          <w:sz w:val="24"/>
+          <w:szCs w:val="24"/>
+        </w:rPr>
+        <w:t>Складской модуль. Обеспечивает учет сырья и полуфабрикатов, управление их категориями, контроль остатков, пополнение склада, списание продуктов и связь складских данных с технологическими картами.</w:t>
       </w:r>
     </w:p>
     <w:p>
@@ -8348,67 +8203,80 @@
         <w:rPr>
           <w:sz w:val="24"/>
           <w:szCs w:val="24"/>
-          <w:highlight w:val="yellow"/>
-        </w:rPr>
-      </w:pPr>
-      <w:r>
-        <w:rPr>
-          <w:b/>
-          <w:sz w:val="24"/>
-          <w:szCs w:val="24"/>
-          <w:highlight w:val="yellow"/>
-        </w:rPr>
-        <w:t>Платформа клиентского взаимодействия.</w:t>
-      </w:r>
-      <w:r>
-        <w:rPr>
-          <w:b/>
-          <w:sz w:val="24"/>
-          <w:szCs w:val="24"/>
-          <w:highlight w:val="yellow"/>
-        </w:rPr>
-        <w:t xml:space="preserve"> </w:t>
-      </w:r>
-      <w:r>
-        <w:rPr>
-          <w:sz w:val="24"/>
-          <w:szCs w:val="24"/>
-          <w:highlight w:val="yellow"/>
-        </w:rPr>
-        <w:t xml:space="preserve">Обеспечивает клиентам доступ к меню, возможность </w:t>
-      </w:r>
-      <w:r>
-        <w:rPr>
-          <w:sz w:val="24"/>
-          <w:szCs w:val="24"/>
-          <w:highlight w:val="yellow"/>
-        </w:rPr>
-        <w:t>предварительного заказа</w:t>
-      </w:r>
-      <w:r>
-        <w:rPr>
-          <w:sz w:val="24"/>
-          <w:szCs w:val="24"/>
-          <w:highlight w:val="yellow"/>
-        </w:rPr>
-        <w:t xml:space="preserve">, просмотр </w:t>
-      </w:r>
-      <w:r>
-        <w:rPr>
-          <w:sz w:val="24"/>
-          <w:szCs w:val="24"/>
-          <w:highlight w:val="yellow"/>
-        </w:rPr>
-        <w:t>пищевой ценности и отслеживание статуса заказа</w:t>
-      </w:r>
-      <w:r>
-        <w:rPr>
-          <w:sz w:val="24"/>
-          <w:szCs w:val="24"/>
-          <w:highlight w:val="yellow"/>
-        </w:rPr>
-        <w:t>.</w:t>
-      </w:r>
+        </w:rPr>
+      </w:pPr>
+      <w:r>
+        <w:rPr>
+          <w:sz w:val="24"/>
+          <w:szCs w:val="24"/>
+        </w:rPr>
+        <w:t>Административно-аналитический модуль. Предоставляет инструменты управления клиентами, программой лояльности и персоналом, а также отчеты по продажам, популярности позиций, ABC-анализу и инвентаризации.</w:t>
+      </w:r>
+    </w:p>
+    <w:p>
+      <w:pPr>
+        <w:pStyle w:val="2"/>
+        <w:rPr>
+          <w:b w:val="0"/>
+          <w:color w:val="000000" w:themeColor="text1"/>
+          <w:sz w:val="24"/>
+          <w:szCs w:val="24"/>
+        </w:rPr>
+      </w:pPr>
+      <w:bookmarkStart w:id="15" w:name="_Toc170069577"/>
+      <w:r>
+        <w:rPr>
+          <w:b w:val="0"/>
+          <w:color w:val="000000" w:themeColor="text1"/>
+          <w:sz w:val="24"/>
+          <w:szCs w:val="24"/>
+        </w:rPr>
+        <w:lastRenderedPageBreak/>
+        <w:t xml:space="preserve">Программная система спроектирована как самостоятельное решение для автоматизации работы кофейни Garden </w:t>
+      </w:r>
+      <w:r>
+        <w:rPr>
+          <w:b w:val="0"/>
+          <w:color w:val="000000" w:themeColor="text1"/>
+          <w:sz w:val="24"/>
+          <w:szCs w:val="24"/>
+          <w:lang w:val="en-US"/>
+        </w:rPr>
+        <w:t>Room</w:t>
+      </w:r>
+      <w:r>
+        <w:rPr>
+          <w:b w:val="0"/>
+          <w:color w:val="000000" w:themeColor="text1"/>
+          <w:sz w:val="24"/>
+          <w:szCs w:val="24"/>
+        </w:rPr>
+        <w:t xml:space="preserve"> и предусматривает возможность дальнейшего масштабирования на сеть заведений. Все модули взаимосвязаны и работают в единой архитектуре с централизованной базой данных и синхронизацией данных в реальном времени.</w:t>
+      </w:r>
+    </w:p>
+    <w:p>
+      <w:pPr>
+        <w:pStyle w:val="2"/>
+        <w:rPr>
+          <w:sz w:val="24"/>
+          <w:szCs w:val="24"/>
+        </w:rPr>
+      </w:pPr>
+      <w:r>
+        <w:rPr>
+          <w:sz w:val="24"/>
+          <w:szCs w:val="24"/>
+        </w:rPr>
+        <w:t>1</w:t>
+      </w:r>
+      <w:r>
+        <w:rPr>
+          <w:sz w:val="24"/>
+          <w:szCs w:val="24"/>
+        </w:rPr>
+        <w:t>.4 Требования к пользовательскому интерфейсу</w:t>
+      </w:r>
+      <w:bookmarkEnd w:id="15"/>
     </w:p>
     <w:p>
       <w:pPr>
@@ -8421,45 +8289,20 @@
       </w:pPr>
       <w:r>
         <w:rPr>
-          <w:color w:val="FF0000"/>
-          <w:sz w:val="24"/>
-          <w:szCs w:val="24"/>
-        </w:rPr>
-        <w:t xml:space="preserve">Система не является </w:t>
-      </w:r>
-      <w:r>
-        <w:rPr>
-          <w:sz w:val="24"/>
-          <w:szCs w:val="24"/>
-        </w:rPr>
-        <w:t>частью более крупной корпоративной системы, но спроектирована с возможностью масштабирования на сеть кофеен в будущем. Все модули взаимосвязаны и работают в единой архитектуре с централизованной базой данных и синхронизацией в реальном времени.</w:t>
-      </w:r>
-    </w:p>
-    <w:p>
-      <w:pPr>
-        <w:pStyle w:val="2"/>
-        <w:rPr>
-          <w:sz w:val="24"/>
-          <w:szCs w:val="24"/>
-        </w:rPr>
-      </w:pPr>
-      <w:bookmarkStart w:id="16" w:name="_Toc170069577"/>
-      <w:r>
-        <w:rPr>
-          <w:sz w:val="24"/>
-          <w:szCs w:val="24"/>
-        </w:rPr>
-        <w:lastRenderedPageBreak/>
-        <w:t>1</w:t>
-      </w:r>
-      <w:r>
-        <w:rPr>
-          <w:sz w:val="24"/>
-          <w:szCs w:val="24"/>
-        </w:rPr>
-        <w:t>.4 Требования к пользовательскому интерфейсу</w:t>
-      </w:r>
+          <w:sz w:val="24"/>
+          <w:szCs w:val="24"/>
+        </w:rPr>
+        <w:t>Требования к пользовательскому интерфейсу определяют визуальный стиль, принципы взаимодействия с системой и особенности отображения данных. Интерфейс должен быть понятным пользователям без обучения, иметь минималистичный</w:t>
+      </w:r>
+      <w:bookmarkStart w:id="16" w:name="_GoBack"/>
       <w:bookmarkEnd w:id="16"/>
+      <w:r>
+        <w:rPr>
+          <w:sz w:val="24"/>
+          <w:szCs w:val="24"/>
+        </w:rPr>
+        <w:t xml:space="preserve"> дизайн и быть ориентированным на быстрые операции. Особое внимание уделяется удобству работы на сенсорных экранах, так как POS используется сотрудниками кофейни в условиях высокой нагрузки и ограниченного времени на выполнение операций.</w:t>
+      </w:r>
     </w:p>
     <w:p>
       <w:pPr>
@@ -8475,7 +8318,105 @@
           <w:sz w:val="24"/>
           <w:szCs w:val="24"/>
         </w:rPr>
-        <w:t>Требования к пользовательскому интерфейсу определяют визуальный стиль, принципы взаимодействия с системой и особенности отображения данных. Интерфейс должен быть понятным пользователям без обучения, иметь минималистичный дизайн и быть ориентированным на быстрые операции. Особое внимание уделяется удобству работы на сенсорных экранах, так как POS используется сотрудниками кофейни в условиях высокой нагрузки и ограниченного времени на выполнение операций.</w:t>
+        <w:t>Интерфей</w:t>
+      </w:r>
+      <w:r>
+        <w:rPr>
+          <w:sz w:val="24"/>
+          <w:szCs w:val="24"/>
+        </w:rPr>
+        <w:t>с системы выполнен в стиле «экологический</w:t>
+      </w:r>
+      <w:r>
+        <w:rPr>
+          <w:sz w:val="24"/>
+          <w:szCs w:val="24"/>
+        </w:rPr>
+        <w:t xml:space="preserve"> минимализм», отражающем концепцию здорового питания и натуральности. Основной фон приложения </w:t>
+      </w:r>
+      <w:r>
+        <w:rPr>
+          <w:sz w:val="24"/>
+          <w:szCs w:val="24"/>
+        </w:rPr>
+        <w:t>-</w:t>
+      </w:r>
+      <w:r>
+        <w:rPr>
+          <w:sz w:val="24"/>
+          <w:szCs w:val="24"/>
+        </w:rPr>
+        <w:t xml:space="preserve"> тёплый молочный белый цвет (#FAFAF7), создающий ощущение чистоты и легкости. Акцентный цвет </w:t>
+      </w:r>
+      <w:r>
+        <w:rPr>
+          <w:sz w:val="24"/>
+          <w:szCs w:val="24"/>
+        </w:rPr>
+        <w:t>-</w:t>
+      </w:r>
+      <w:r>
+        <w:rPr>
+          <w:sz w:val="24"/>
+          <w:szCs w:val="24"/>
+        </w:rPr>
+        <w:t xml:space="preserve"> зелёный оттенок матча (#7FB77E), который используется для кнопок основного действия (оформить заказ, завершить, подтвердить). Для второстепенных акцентных элементов </w:t>
+      </w:r>
+      <w:r>
+        <w:rPr>
+          <w:sz w:val="24"/>
+          <w:szCs w:val="24"/>
+        </w:rPr>
+        <w:t>-</w:t>
+      </w:r>
+      <w:r>
+        <w:rPr>
+          <w:sz w:val="24"/>
+          <w:szCs w:val="24"/>
+        </w:rPr>
+        <w:t xml:space="preserve"> ссылок, выделений категорий меню и пиктограмм </w:t>
+      </w:r>
+      <w:r>
+        <w:rPr>
+          <w:sz w:val="24"/>
+          <w:szCs w:val="24"/>
+        </w:rPr>
+        <w:t>-</w:t>
+      </w:r>
+      <w:r>
+        <w:rPr>
+          <w:sz w:val="24"/>
+          <w:szCs w:val="24"/>
+        </w:rPr>
+        <w:t xml:space="preserve"> применяется глубокий кофейный оттенок (#5C3A21), ассоциирующийся с фирменной темой кофейни. Цвет успешных действий </w:t>
+      </w:r>
+      <w:r>
+        <w:rPr>
+          <w:sz w:val="24"/>
+          <w:szCs w:val="24"/>
+        </w:rPr>
+        <w:t>-</w:t>
+      </w:r>
+      <w:r>
+        <w:rPr>
+          <w:sz w:val="24"/>
+          <w:szCs w:val="24"/>
+        </w:rPr>
+        <w:t xml:space="preserve"> светлый лаймовый (#8BC34A), а ошибки </w:t>
+      </w:r>
+      <w:r>
+        <w:rPr>
+          <w:sz w:val="24"/>
+          <w:szCs w:val="24"/>
+        </w:rPr>
+        <w:t>-</w:t>
+      </w:r>
+      <w:r>
+        <w:rPr>
+          <w:sz w:val="24"/>
+          <w:szCs w:val="24"/>
+        </w:rPr>
+        <w:t xml:space="preserve"> коралловый (#FF6B5A). Эти цвета позволяют визуально распознавать состояние без чтения текста.</w:t>
       </w:r>
     </w:p>
     <w:p>
@@ -8492,105 +8433,7 @@
           <w:sz w:val="24"/>
           <w:szCs w:val="24"/>
         </w:rPr>
-        <w:t>Интерфей</w:t>
-      </w:r>
-      <w:r>
-        <w:rPr>
-          <w:sz w:val="24"/>
-          <w:szCs w:val="24"/>
-        </w:rPr>
-        <w:t>с системы выполнен в стиле «экологический</w:t>
-      </w:r>
-      <w:r>
-        <w:rPr>
-          <w:sz w:val="24"/>
-          <w:szCs w:val="24"/>
-        </w:rPr>
-        <w:t xml:space="preserve"> минимализм», отражающем концепцию здорового питания и натуральности. Основной фон приложения </w:t>
-      </w:r>
-      <w:r>
-        <w:rPr>
-          <w:sz w:val="24"/>
-          <w:szCs w:val="24"/>
-        </w:rPr>
-        <w:t>-</w:t>
-      </w:r>
-      <w:r>
-        <w:rPr>
-          <w:sz w:val="24"/>
-          <w:szCs w:val="24"/>
-        </w:rPr>
-        <w:t xml:space="preserve"> тёплый молочный белый цвет (#FAFAF7), создающий ощущение чистоты и легкости. Акцентный цвет </w:t>
-      </w:r>
-      <w:r>
-        <w:rPr>
-          <w:sz w:val="24"/>
-          <w:szCs w:val="24"/>
-        </w:rPr>
-        <w:t>-</w:t>
-      </w:r>
-      <w:r>
-        <w:rPr>
-          <w:sz w:val="24"/>
-          <w:szCs w:val="24"/>
-        </w:rPr>
-        <w:t xml:space="preserve"> зелёный оттенок матча (#7FB77E), который используется для кнопок основного действия (оформить заказ, завершить, подтвердить). Для второстепенных акцентных элементов </w:t>
-      </w:r>
-      <w:r>
-        <w:rPr>
-          <w:sz w:val="24"/>
-          <w:szCs w:val="24"/>
-        </w:rPr>
-        <w:t>-</w:t>
-      </w:r>
-      <w:r>
-        <w:rPr>
-          <w:sz w:val="24"/>
-          <w:szCs w:val="24"/>
-        </w:rPr>
-        <w:t xml:space="preserve"> ссылок, выделений категорий меню и пиктограмм </w:t>
-      </w:r>
-      <w:r>
-        <w:rPr>
-          <w:sz w:val="24"/>
-          <w:szCs w:val="24"/>
-        </w:rPr>
-        <w:t>-</w:t>
-      </w:r>
-      <w:r>
-        <w:rPr>
-          <w:sz w:val="24"/>
-          <w:szCs w:val="24"/>
-        </w:rPr>
-        <w:t xml:space="preserve"> применяется глубокий кофейный оттенок (#5C3A21), ассоциирующийся с фирменной темой кофейни. Цвет успешных действий </w:t>
-      </w:r>
-      <w:r>
-        <w:rPr>
-          <w:sz w:val="24"/>
-          <w:szCs w:val="24"/>
-        </w:rPr>
-        <w:t>-</w:t>
-      </w:r>
-      <w:r>
-        <w:rPr>
-          <w:sz w:val="24"/>
-          <w:szCs w:val="24"/>
-        </w:rPr>
-        <w:t xml:space="preserve"> светлый лаймовый (#8BC34A), а ошибки </w:t>
-      </w:r>
-      <w:r>
-        <w:rPr>
-          <w:sz w:val="24"/>
-          <w:szCs w:val="24"/>
-        </w:rPr>
-        <w:t>-</w:t>
-      </w:r>
-      <w:r>
-        <w:rPr>
-          <w:sz w:val="24"/>
-          <w:szCs w:val="24"/>
-        </w:rPr>
-        <w:t xml:space="preserve"> коралловый (#FF6B5A). Эти цвета позволяют визуально распознавать состояние без чтения текста.</w:t>
+        <w:t>Все текстовые элементы выполнены в графитовом цвете (#2B2B2B), что обеспечивает максимальный контраст и удобочитаемость на светлом фоне. Используются шрифты без засечек, текст выравнивается по сетке, межстрочный интервал увеличен, чтобы снизить визуальную нагрузку.</w:t>
       </w:r>
     </w:p>
     <w:p>
@@ -8607,7 +8450,22 @@
           <w:sz w:val="24"/>
           <w:szCs w:val="24"/>
         </w:rPr>
-        <w:t>Все текстовые элементы выполнены в графитовом цвете (#2B2B2B), что обеспечивает максимальный контраст и удобочитаемость на светлом фоне. Используются шрифты без засечек, текст выравнивается по сетке, межстрочный интервал увеличен, чтобы снизить визуальную нагрузку.</w:t>
+        <w:t xml:space="preserve">POS-интерфейс разработан с приоритетом скорости: элементы управления имеют минимальный размер </w:t>
+      </w:r>
+      <w:r>
+        <w:rPr>
+          <w:bCs/>
+          <w:sz w:val="24"/>
+          <w:szCs w:val="24"/>
+        </w:rPr>
+        <w:t>44×44 px</w:t>
+      </w:r>
+      <w:r>
+        <w:rPr>
+          <w:sz w:val="24"/>
+          <w:szCs w:val="24"/>
+        </w:rPr>
+        <w:t>, что соответствует рекомендациям Apple HIG и позволяет уверенно работать пальцами на сенсорном экране. Для оформления заказа требуется не более трёх действий: выбор позиции → подтверждение → выдача чека. Категории меню отображаются плитками с реальными фотографиями блюд и напитков, а пищевые характеристики (калорийность, БЖУ, аллергены) видны сразу под названием позиции.</w:t>
       </w:r>
     </w:p>
     <w:p>
@@ -8624,22 +8482,50 @@
           <w:sz w:val="24"/>
           <w:szCs w:val="24"/>
         </w:rPr>
-        <w:t xml:space="preserve">POS-интерфейс разработан с приоритетом скорости: элементы управления имеют минимальный размер </w:t>
-      </w:r>
-      <w:r>
-        <w:rPr>
-          <w:bCs/>
-          <w:sz w:val="24"/>
-          <w:szCs w:val="24"/>
-        </w:rPr>
-        <w:t>44×44 px</w:t>
-      </w:r>
-      <w:r>
-        <w:rPr>
-          <w:sz w:val="24"/>
-          <w:szCs w:val="24"/>
-        </w:rPr>
-        <w:t>, что соответствует рекомендациям Apple HIG и позволяет уверенно работать пальцами на сенсорном экране. Для оформления заказа требуется не более трёх действий: выбор позиции → подтверждение → выдача чека. Категории меню отображаются плитками с реальными фотографиями блюд и напитков, а пищевые характеристики (калорийность, БЖУ, аллергены) видны сразу под названием позиции.</w:t>
+        <w:lastRenderedPageBreak/>
+        <w:t>Веб</w:t>
+      </w:r>
+      <w:r>
+        <w:rPr>
+          <w:sz w:val="24"/>
+          <w:szCs w:val="24"/>
+        </w:rPr>
+        <w:t>-</w:t>
+      </w:r>
+      <w:r>
+        <w:rPr>
+          <w:sz w:val="24"/>
+          <w:szCs w:val="24"/>
+        </w:rPr>
+        <w:t xml:space="preserve">приложение для клиентов ориентировано на визуальный просмотр меню. Фотография </w:t>
+      </w:r>
+      <w:r>
+        <w:rPr>
+          <w:sz w:val="24"/>
+          <w:szCs w:val="24"/>
+        </w:rPr>
+        <w:t>позиции</w:t>
+      </w:r>
+      <w:r>
+        <w:rPr>
+          <w:sz w:val="24"/>
+          <w:szCs w:val="24"/>
+        </w:rPr>
+        <w:t xml:space="preserve"> всегда крупная, под ней </w:t>
+      </w:r>
+      <w:r>
+        <w:rPr>
+          <w:sz w:val="24"/>
+          <w:szCs w:val="24"/>
+        </w:rPr>
+        <w:t>-</w:t>
+      </w:r>
+      <w:r>
+        <w:rPr>
+          <w:sz w:val="24"/>
+          <w:szCs w:val="24"/>
+        </w:rPr>
+        <w:t xml:space="preserve"> краткая информация о составе и пищевой ценности. В интерфейсе исключены скрытые элементы: пользователь видит ключевую информацию без прокрутки.</w:t>
       </w:r>
     </w:p>
     <w:p>
@@ -8656,7 +8542,7 @@
           <w:sz w:val="24"/>
           <w:szCs w:val="24"/>
         </w:rPr>
-        <w:t>Веб</w:t>
+        <w:t xml:space="preserve">Навигация логична и линейна: один экран </w:t>
       </w:r>
       <w:r>
         <w:rPr>
@@ -8670,65 +8556,6 @@
           <w:sz w:val="24"/>
           <w:szCs w:val="24"/>
         </w:rPr>
-        <w:t xml:space="preserve">приложение для клиентов ориентировано на визуальный просмотр меню. Фотография </w:t>
-      </w:r>
-      <w:r>
-        <w:rPr>
-          <w:sz w:val="24"/>
-          <w:szCs w:val="24"/>
-        </w:rPr>
-        <w:t>позиции</w:t>
-      </w:r>
-      <w:r>
-        <w:rPr>
-          <w:sz w:val="24"/>
-          <w:szCs w:val="24"/>
-        </w:rPr>
-        <w:t xml:space="preserve"> всегда крупная, под ней </w:t>
-      </w:r>
-      <w:r>
-        <w:rPr>
-          <w:sz w:val="24"/>
-          <w:szCs w:val="24"/>
-        </w:rPr>
-        <w:t>-</w:t>
-      </w:r>
-      <w:r>
-        <w:rPr>
-          <w:sz w:val="24"/>
-          <w:szCs w:val="24"/>
-        </w:rPr>
-        <w:t xml:space="preserve"> краткая информация о составе и пищевой ценности. В интерфейсе исключены скрытые элементы: пользователь видит ключевую информацию без прокрутки.</w:t>
-      </w:r>
-    </w:p>
-    <w:p>
-      <w:pPr>
-        <w:ind w:firstLine="709"/>
-        <w:jc w:val="both"/>
-        <w:rPr>
-          <w:sz w:val="24"/>
-          <w:szCs w:val="24"/>
-        </w:rPr>
-      </w:pPr>
-      <w:r>
-        <w:rPr>
-          <w:sz w:val="24"/>
-          <w:szCs w:val="24"/>
-        </w:rPr>
-        <w:t xml:space="preserve">Навигация логична и линейна: один экран </w:t>
-      </w:r>
-      <w:r>
-        <w:rPr>
-          <w:sz w:val="24"/>
-          <w:szCs w:val="24"/>
-        </w:rPr>
-        <w:t>-</w:t>
-      </w:r>
-      <w:r>
-        <w:rPr>
-          <w:sz w:val="24"/>
-          <w:szCs w:val="24"/>
-        </w:rPr>
         <w:t xml:space="preserve"> одна задача. Все кнопки имеют понятные подписи («Добавить в заказ», «Готово», «Оплатить»). </w:t>
       </w:r>
     </w:p>
@@ -8746,7 +8573,6 @@
           <w:sz w:val="24"/>
           <w:szCs w:val="24"/>
         </w:rPr>
-        <w:lastRenderedPageBreak/>
         <w:t>1.5 План-график выполнения ВКР</w:t>
       </w:r>
       <w:bookmarkEnd w:id="17"/>
@@ -9782,6 +9608,7 @@
                 <w:szCs w:val="24"/>
                 <w:lang w:eastAsia="ru-RU"/>
               </w:rPr>
+              <w:lastRenderedPageBreak/>
               <w:t>10</w:t>
             </w:r>
           </w:p>
@@ -10070,7 +9897,15 @@
           <w:sz w:val="24"/>
           <w:szCs w:val="24"/>
         </w:rPr>
-        <w:t>Клиент выбирает необходимые позиции из меню и оформляет заказ — в заведении или на вынос. Сформированный заказ передается сотрудникам в работу, после чего начинается приготовление позиций с одновременным автоматическим списанием ингредиентов со склада. После завершения приготовления готовый заказ передается клиенту. Информация о заказе сохраняется в аналитической подсистеме для формирования статистики продаж и контроля себестоимости. На основе полученных данных управляющий анализирует показатели деятельности заведения и принимает решения о корректировке меню и планировании дальнейших закупок.</w:t>
+        <w:t xml:space="preserve">Клиент выбирает необходимые позиции из меню и оформляет заказ — в заведении или на вынос. Сформированный заказ передается сотрудникам в работу, после чего начинается приготовление позиций с одновременным автоматическим списанием ингредиентов </w:t>
+      </w:r>
+      <w:r>
+        <w:rPr>
+          <w:sz w:val="24"/>
+          <w:szCs w:val="24"/>
+        </w:rPr>
+        <w:lastRenderedPageBreak/>
+        <w:t>со склада. После завершения приготовления готовый заказ передается клиенту. Информация о заказе сохраняется в аналитической подсистеме для формирования статистики продаж и контроля себестоимости. На основе полученных данных управляющий анализирует показатели деятельности заведения и принимает решения о корректировке меню и планировании дальнейших закупок.</w:t>
       </w:r>
     </w:p>
     <w:p>
@@ -10184,16 +10019,7 @@
           <w:sz w:val="24"/>
           <w:szCs w:val="24"/>
         </w:rPr>
-        <w:t xml:space="preserve">: тип (блюдо, напиток или </w:t>
-      </w:r>
-      <w:r>
-        <w:rPr>
-          <w:bCs/>
-          <w:sz w:val="24"/>
-          <w:szCs w:val="24"/>
-        </w:rPr>
-        <w:lastRenderedPageBreak/>
-        <w:t>добавка),</w:t>
+        <w:t>: тип (блюдо, напиток или добавка),</w:t>
       </w:r>
       <w:r>
         <w:rPr>
@@ -33490,7 +33316,7 @@
 </file>
 
 <file path=customXml/itemProps1.xml><?xml version="1.0" encoding="utf-8"?>
-<ds:datastoreItem xmlns:ds="http://schemas.openxmlformats.org/officeDocument/2006/customXml" ds:itemID="{F31C41E7-8BFA-4DD2-AE38-B9E14B79753D}">
+<ds:datastoreItem xmlns:ds="http://schemas.openxmlformats.org/officeDocument/2006/customXml" ds:itemID="{F5B957EB-97F6-47E2-AE87-9E5D702746E2}">
   <ds:schemaRefs>
     <ds:schemaRef ds:uri="http://schemas.openxmlformats.org/officeDocument/2006/bibliography"/>
   </ds:schemaRefs>

--- a/2207_в2_Косухин С. Д. ПЗ.docx
+++ b/2207_в2_Косухин С. Д. ПЗ.docx
@@ -8292,16 +8292,7 @@
           <w:sz w:val="24"/>
           <w:szCs w:val="24"/>
         </w:rPr>
-        <w:t>Требования к пользовательскому интерфейсу определяют визуальный стиль, принципы взаимодействия с системой и особенности отображения данных. Интерфейс должен быть понятным пользователям без обучения, иметь минималистичный</w:t>
-      </w:r>
-      <w:bookmarkStart w:id="16" w:name="_GoBack"/>
-      <w:bookmarkEnd w:id="16"/>
-      <w:r>
-        <w:rPr>
-          <w:sz w:val="24"/>
-          <w:szCs w:val="24"/>
-        </w:rPr>
-        <w:t xml:space="preserve"> дизайн и быть ориентированным на быстрые операции. Особое внимание уделяется удобству работы на сенсорных экранах, так как POS используется сотрудниками кофейни в условиях высокой нагрузки и ограниченного времени на выполнение операций.</w:t>
+        <w:t>Требования к пользовательскому интерфейсу определяют визуальный стиль, принципы взаимодействия с системой и особенности отображения данных. Интерфейс должен быть понятным пользователям без обучения, иметь минималистичный дизайн и быть ориентированным на быстрые операции. Особое внимание уделяется удобству работы на сенсорных экранах, так как POS используется сотрудниками кофейни в условиях высокой нагрузки и ограниченного времени на выполнение операций.</w:t>
       </w:r>
     </w:p>
     <w:p>
@@ -8318,105 +8309,7 @@
           <w:sz w:val="24"/>
           <w:szCs w:val="24"/>
         </w:rPr>
-        <w:t>Интерфей</w:t>
-      </w:r>
-      <w:r>
-        <w:rPr>
-          <w:sz w:val="24"/>
-          <w:szCs w:val="24"/>
-        </w:rPr>
-        <w:t>с системы выполнен в стиле «экологический</w:t>
-      </w:r>
-      <w:r>
-        <w:rPr>
-          <w:sz w:val="24"/>
-          <w:szCs w:val="24"/>
-        </w:rPr>
-        <w:t xml:space="preserve"> минимализм», отражающем концепцию здорового питания и натуральности. Основной фон приложения </w:t>
-      </w:r>
-      <w:r>
-        <w:rPr>
-          <w:sz w:val="24"/>
-          <w:szCs w:val="24"/>
-        </w:rPr>
-        <w:t>-</w:t>
-      </w:r>
-      <w:r>
-        <w:rPr>
-          <w:sz w:val="24"/>
-          <w:szCs w:val="24"/>
-        </w:rPr>
-        <w:t xml:space="preserve"> тёплый молочный белый цвет (#FAFAF7), создающий ощущение чистоты и легкости. Акцентный цвет </w:t>
-      </w:r>
-      <w:r>
-        <w:rPr>
-          <w:sz w:val="24"/>
-          <w:szCs w:val="24"/>
-        </w:rPr>
-        <w:t>-</w:t>
-      </w:r>
-      <w:r>
-        <w:rPr>
-          <w:sz w:val="24"/>
-          <w:szCs w:val="24"/>
-        </w:rPr>
-        <w:t xml:space="preserve"> зелёный оттенок матча (#7FB77E), который используется для кнопок основного действия (оформить заказ, завершить, подтвердить). Для второстепенных акцентных элементов </w:t>
-      </w:r>
-      <w:r>
-        <w:rPr>
-          <w:sz w:val="24"/>
-          <w:szCs w:val="24"/>
-        </w:rPr>
-        <w:t>-</w:t>
-      </w:r>
-      <w:r>
-        <w:rPr>
-          <w:sz w:val="24"/>
-          <w:szCs w:val="24"/>
-        </w:rPr>
-        <w:t xml:space="preserve"> ссылок, выделений категорий меню и пиктограмм </w:t>
-      </w:r>
-      <w:r>
-        <w:rPr>
-          <w:sz w:val="24"/>
-          <w:szCs w:val="24"/>
-        </w:rPr>
-        <w:t>-</w:t>
-      </w:r>
-      <w:r>
-        <w:rPr>
-          <w:sz w:val="24"/>
-          <w:szCs w:val="24"/>
-        </w:rPr>
-        <w:t xml:space="preserve"> применяется глубокий кофейный оттенок (#5C3A21), ассоциирующийся с фирменной темой кофейни. Цвет успешных действий </w:t>
-      </w:r>
-      <w:r>
-        <w:rPr>
-          <w:sz w:val="24"/>
-          <w:szCs w:val="24"/>
-        </w:rPr>
-        <w:t>-</w:t>
-      </w:r>
-      <w:r>
-        <w:rPr>
-          <w:sz w:val="24"/>
-          <w:szCs w:val="24"/>
-        </w:rPr>
-        <w:t xml:space="preserve"> светлый лаймовый (#8BC34A), а ошибки </w:t>
-      </w:r>
-      <w:r>
-        <w:rPr>
-          <w:sz w:val="24"/>
-          <w:szCs w:val="24"/>
-        </w:rPr>
-        <w:t>-</w:t>
-      </w:r>
-      <w:r>
-        <w:rPr>
-          <w:sz w:val="24"/>
-          <w:szCs w:val="24"/>
-        </w:rPr>
-        <w:t xml:space="preserve"> коралловый (#FF6B5A). Эти цвета позволяют визуально распознавать состояние без чтения текста.</w:t>
+        <w:t>Интерфейс системы выполнен в спокойной природной цветовой гамме, отражающей концепцию здорового питания и натуральности. Основной фон приложения - белый (#FFFFFF) и светло-серый (#F5F5F5), для карточек используются светлые оттенки (#F5F7F1, #EDF1E5). Основной акцентный цвет - зелёный (#91A56E), для активных элементов применяется тёмно-зелёный (#606E52), а в веб-интерфейсе клиента - насыщенный зелёный (#1E5928). Ошибки и удаление выделяются красно-коричневым цветом (#742C27) и красным (#E22D2D).</w:t>
       </w:r>
     </w:p>
     <w:p>
@@ -8433,7 +8326,7 @@
           <w:sz w:val="24"/>
           <w:szCs w:val="24"/>
         </w:rPr>
-        <w:t>Все текстовые элементы выполнены в графитовом цвете (#2B2B2B), что обеспечивает максимальный контраст и удобочитаемость на светлом фоне. Используются шрифты без засечек, текст выравнивается по сетке, межстрочный интервал увеличен, чтобы снизить визуальную нагрузку.</w:t>
+        <w:t>Все основные текстовые элементы выполнены в графитовом (#474747) и тёмно-сером (#333333) цветах, что обеспечивает контраст и удобочитаемость на светлом фоне. Для второстепенных подписей применяются серые оттенки (#555555, #666666, #777777), а для успешных действий - зелёные оттенки (#1E5928, #2DE24B). Используются шрифты без засечек, текст выравнивается по сетке, межстрочный интервал увеличен, чтобы снизить визуальную нагрузку.</w:t>
       </w:r>
     </w:p>
     <w:p>
@@ -8567,7 +8460,7 @@
           <w:szCs w:val="24"/>
         </w:rPr>
       </w:pPr>
-      <w:bookmarkStart w:id="17" w:name="_Toc170069578"/>
+      <w:bookmarkStart w:id="16" w:name="_Toc170069578"/>
       <w:r>
         <w:rPr>
           <w:sz w:val="24"/>
@@ -8575,7 +8468,7 @@
         </w:rPr>
         <w:t>1.5 План-график выполнения ВКР</w:t>
       </w:r>
-      <w:bookmarkEnd w:id="17"/>
+      <w:bookmarkEnd w:id="16"/>
     </w:p>
     <w:p>
       <w:pPr>
@@ -8655,7 +8548,8 @@
     </w:p>
     <w:tbl>
       <w:tblPr>
-        <w:tblW w:w="9374" w:type="dxa"/>
+        <w:tblW w:w="9357" w:type="dxa"/>
+        <w:tblInd w:w="-5" w:type="dxa"/>
         <w:tblBorders>
           <w:top w:val="single" w:sz="4" w:space="0" w:color="auto"/>
           <w:left w:val="single" w:sz="4" w:space="0" w:color="auto"/>
@@ -8667,9 +8561,9 @@
         <w:tblLook w:val="04A0" w:firstRow="1" w:lastRow="0" w:firstColumn="1" w:lastColumn="0" w:noHBand="0" w:noVBand="1"/>
       </w:tblPr>
       <w:tblGrid>
-        <w:gridCol w:w="473"/>
-        <w:gridCol w:w="5759"/>
-        <w:gridCol w:w="3142"/>
+        <w:gridCol w:w="456"/>
+        <w:gridCol w:w="6106"/>
+        <w:gridCol w:w="2795"/>
       </w:tblGrid>
       <w:tr>
         <w:trPr>
@@ -8678,7 +8572,7 @@
         </w:trPr>
         <w:tc>
           <w:tcPr>
-            <w:tcW w:w="473" w:type="dxa"/>
+            <w:tcW w:w="456" w:type="dxa"/>
             <w:shd w:val="clear" w:color="auto" w:fill="auto"/>
             <w:noWrap/>
             <w:vAlign w:val="bottom"/>
@@ -8706,7 +8600,7 @@
         </w:tc>
         <w:tc>
           <w:tcPr>
-            <w:tcW w:w="5759" w:type="dxa"/>
+            <w:tcW w:w="6106" w:type="dxa"/>
             <w:shd w:val="clear" w:color="auto" w:fill="auto"/>
             <w:noWrap/>
             <w:vAlign w:val="bottom"/>
@@ -8734,7 +8628,7 @@
         </w:tc>
         <w:tc>
           <w:tcPr>
-            <w:tcW w:w="3142" w:type="dxa"/>
+            <w:tcW w:w="2795" w:type="dxa"/>
             <w:shd w:val="clear" w:color="auto" w:fill="auto"/>
             <w:noWrap/>
             <w:vAlign w:val="bottom"/>
@@ -8767,7 +8661,7 @@
         </w:trPr>
         <w:tc>
           <w:tcPr>
-            <w:tcW w:w="473" w:type="dxa"/>
+            <w:tcW w:w="456" w:type="dxa"/>
             <w:shd w:val="clear" w:color="auto" w:fill="auto"/>
             <w:noWrap/>
             <w:vAlign w:val="bottom"/>
@@ -8795,7 +8689,7 @@
         </w:tc>
         <w:tc>
           <w:tcPr>
-            <w:tcW w:w="5759" w:type="dxa"/>
+            <w:tcW w:w="6106" w:type="dxa"/>
             <w:shd w:val="clear" w:color="auto" w:fill="auto"/>
             <w:noWrap/>
             <w:vAlign w:val="bottom"/>
@@ -8823,7 +8717,7 @@
         </w:tc>
         <w:tc>
           <w:tcPr>
-            <w:tcW w:w="3142" w:type="dxa"/>
+            <w:tcW w:w="2795" w:type="dxa"/>
             <w:shd w:val="clear" w:color="auto" w:fill="auto"/>
             <w:noWrap/>
             <w:vAlign w:val="bottom"/>
@@ -8856,7 +8750,7 @@
         </w:trPr>
         <w:tc>
           <w:tcPr>
-            <w:tcW w:w="473" w:type="dxa"/>
+            <w:tcW w:w="456" w:type="dxa"/>
             <w:shd w:val="clear" w:color="auto" w:fill="auto"/>
             <w:noWrap/>
             <w:vAlign w:val="bottom"/>
@@ -8884,7 +8778,7 @@
         </w:tc>
         <w:tc>
           <w:tcPr>
-            <w:tcW w:w="5759" w:type="dxa"/>
+            <w:tcW w:w="6106" w:type="dxa"/>
             <w:shd w:val="clear" w:color="auto" w:fill="auto"/>
             <w:noWrap/>
             <w:vAlign w:val="bottom"/>
@@ -8912,7 +8806,7 @@
         </w:tc>
         <w:tc>
           <w:tcPr>
-            <w:tcW w:w="3142" w:type="dxa"/>
+            <w:tcW w:w="2795" w:type="dxa"/>
             <w:shd w:val="clear" w:color="auto" w:fill="auto"/>
             <w:noWrap/>
             <w:vAlign w:val="bottom"/>
@@ -8945,7 +8839,7 @@
         </w:trPr>
         <w:tc>
           <w:tcPr>
-            <w:tcW w:w="473" w:type="dxa"/>
+            <w:tcW w:w="456" w:type="dxa"/>
             <w:shd w:val="clear" w:color="auto" w:fill="auto"/>
             <w:noWrap/>
             <w:vAlign w:val="bottom"/>
@@ -8973,7 +8867,7 @@
         </w:tc>
         <w:tc>
           <w:tcPr>
-            <w:tcW w:w="5759" w:type="dxa"/>
+            <w:tcW w:w="6106" w:type="dxa"/>
             <w:shd w:val="clear" w:color="auto" w:fill="auto"/>
             <w:noWrap/>
             <w:vAlign w:val="bottom"/>
@@ -9001,7 +8895,7 @@
         </w:tc>
         <w:tc>
           <w:tcPr>
-            <w:tcW w:w="3142" w:type="dxa"/>
+            <w:tcW w:w="2795" w:type="dxa"/>
             <w:shd w:val="clear" w:color="auto" w:fill="auto"/>
             <w:noWrap/>
             <w:vAlign w:val="bottom"/>
@@ -9034,7 +8928,7 @@
         </w:trPr>
         <w:tc>
           <w:tcPr>
-            <w:tcW w:w="473" w:type="dxa"/>
+            <w:tcW w:w="456" w:type="dxa"/>
             <w:shd w:val="clear" w:color="auto" w:fill="auto"/>
             <w:noWrap/>
             <w:vAlign w:val="bottom"/>
@@ -9062,7 +8956,7 @@
         </w:tc>
         <w:tc>
           <w:tcPr>
-            <w:tcW w:w="5759" w:type="dxa"/>
+            <w:tcW w:w="6106" w:type="dxa"/>
             <w:shd w:val="clear" w:color="auto" w:fill="auto"/>
             <w:noWrap/>
             <w:vAlign w:val="bottom"/>
@@ -9090,7 +8984,7 @@
         </w:tc>
         <w:tc>
           <w:tcPr>
-            <w:tcW w:w="3142" w:type="dxa"/>
+            <w:tcW w:w="2795" w:type="dxa"/>
             <w:shd w:val="clear" w:color="auto" w:fill="auto"/>
             <w:noWrap/>
             <w:vAlign w:val="bottom"/>
@@ -9123,7 +9017,7 @@
         </w:trPr>
         <w:tc>
           <w:tcPr>
-            <w:tcW w:w="473" w:type="dxa"/>
+            <w:tcW w:w="456" w:type="dxa"/>
             <w:shd w:val="clear" w:color="auto" w:fill="auto"/>
             <w:noWrap/>
             <w:vAlign w:val="bottom"/>
@@ -9151,7 +9045,7 @@
         </w:tc>
         <w:tc>
           <w:tcPr>
-            <w:tcW w:w="5759" w:type="dxa"/>
+            <w:tcW w:w="6106" w:type="dxa"/>
             <w:shd w:val="clear" w:color="auto" w:fill="auto"/>
             <w:noWrap/>
             <w:vAlign w:val="bottom"/>
@@ -9197,7 +9091,7 @@
         </w:tc>
         <w:tc>
           <w:tcPr>
-            <w:tcW w:w="3142" w:type="dxa"/>
+            <w:tcW w:w="2795" w:type="dxa"/>
             <w:shd w:val="clear" w:color="auto" w:fill="auto"/>
             <w:noWrap/>
             <w:vAlign w:val="bottom"/>
@@ -9230,7 +9124,7 @@
         </w:trPr>
         <w:tc>
           <w:tcPr>
-            <w:tcW w:w="473" w:type="dxa"/>
+            <w:tcW w:w="456" w:type="dxa"/>
             <w:shd w:val="clear" w:color="auto" w:fill="auto"/>
             <w:noWrap/>
             <w:vAlign w:val="bottom"/>
@@ -9258,7 +9152,7 @@
         </w:tc>
         <w:tc>
           <w:tcPr>
-            <w:tcW w:w="5759" w:type="dxa"/>
+            <w:tcW w:w="6106" w:type="dxa"/>
             <w:shd w:val="clear" w:color="auto" w:fill="auto"/>
             <w:noWrap/>
             <w:vAlign w:val="bottom"/>
@@ -9286,7 +9180,7 @@
         </w:tc>
         <w:tc>
           <w:tcPr>
-            <w:tcW w:w="3142" w:type="dxa"/>
+            <w:tcW w:w="2795" w:type="dxa"/>
             <w:shd w:val="clear" w:color="auto" w:fill="auto"/>
             <w:noWrap/>
             <w:vAlign w:val="bottom"/>
@@ -9319,7 +9213,7 @@
         </w:trPr>
         <w:tc>
           <w:tcPr>
-            <w:tcW w:w="473" w:type="dxa"/>
+            <w:tcW w:w="456" w:type="dxa"/>
             <w:shd w:val="clear" w:color="auto" w:fill="auto"/>
             <w:noWrap/>
             <w:vAlign w:val="bottom"/>
@@ -9347,7 +9241,7 @@
         </w:tc>
         <w:tc>
           <w:tcPr>
-            <w:tcW w:w="5759" w:type="dxa"/>
+            <w:tcW w:w="6106" w:type="dxa"/>
             <w:shd w:val="clear" w:color="auto" w:fill="auto"/>
             <w:noWrap/>
             <w:vAlign w:val="bottom"/>
@@ -9375,7 +9269,7 @@
         </w:tc>
         <w:tc>
           <w:tcPr>
-            <w:tcW w:w="3142" w:type="dxa"/>
+            <w:tcW w:w="2795" w:type="dxa"/>
             <w:shd w:val="clear" w:color="auto" w:fill="auto"/>
             <w:noWrap/>
             <w:vAlign w:val="bottom"/>
@@ -9408,7 +9302,7 @@
         </w:trPr>
         <w:tc>
           <w:tcPr>
-            <w:tcW w:w="473" w:type="dxa"/>
+            <w:tcW w:w="456" w:type="dxa"/>
             <w:shd w:val="clear" w:color="auto" w:fill="auto"/>
             <w:noWrap/>
             <w:vAlign w:val="bottom"/>
@@ -9436,7 +9330,7 @@
         </w:tc>
         <w:tc>
           <w:tcPr>
-            <w:tcW w:w="5759" w:type="dxa"/>
+            <w:tcW w:w="6106" w:type="dxa"/>
             <w:shd w:val="clear" w:color="auto" w:fill="auto"/>
             <w:noWrap/>
             <w:vAlign w:val="bottom"/>
@@ -9464,7 +9358,7 @@
         </w:tc>
         <w:tc>
           <w:tcPr>
-            <w:tcW w:w="3142" w:type="dxa"/>
+            <w:tcW w:w="2795" w:type="dxa"/>
             <w:shd w:val="clear" w:color="auto" w:fill="auto"/>
             <w:noWrap/>
             <w:vAlign w:val="bottom"/>
@@ -9497,7 +9391,7 @@
         </w:trPr>
         <w:tc>
           <w:tcPr>
-            <w:tcW w:w="473" w:type="dxa"/>
+            <w:tcW w:w="456" w:type="dxa"/>
             <w:shd w:val="clear" w:color="auto" w:fill="auto"/>
             <w:noWrap/>
             <w:vAlign w:val="bottom"/>
@@ -9525,7 +9419,7 @@
         </w:tc>
         <w:tc>
           <w:tcPr>
-            <w:tcW w:w="5759" w:type="dxa"/>
+            <w:tcW w:w="6106" w:type="dxa"/>
             <w:shd w:val="clear" w:color="auto" w:fill="auto"/>
             <w:noWrap/>
             <w:vAlign w:val="bottom"/>
@@ -9553,7 +9447,7 @@
         </w:tc>
         <w:tc>
           <w:tcPr>
-            <w:tcW w:w="3142" w:type="dxa"/>
+            <w:tcW w:w="2795" w:type="dxa"/>
             <w:shd w:val="clear" w:color="auto" w:fill="auto"/>
             <w:noWrap/>
             <w:vAlign w:val="bottom"/>
@@ -9586,7 +9480,7 @@
         </w:trPr>
         <w:tc>
           <w:tcPr>
-            <w:tcW w:w="473" w:type="dxa"/>
+            <w:tcW w:w="456" w:type="dxa"/>
             <w:shd w:val="clear" w:color="auto" w:fill="auto"/>
             <w:noWrap/>
             <w:vAlign w:val="bottom"/>
@@ -9608,14 +9502,13 @@
                 <w:szCs w:val="24"/>
                 <w:lang w:eastAsia="ru-RU"/>
               </w:rPr>
-              <w:lastRenderedPageBreak/>
               <w:t>10</w:t>
             </w:r>
           </w:p>
         </w:tc>
         <w:tc>
           <w:tcPr>
-            <w:tcW w:w="5759" w:type="dxa"/>
+            <w:tcW w:w="6106" w:type="dxa"/>
             <w:shd w:val="clear" w:color="auto" w:fill="auto"/>
             <w:noWrap/>
             <w:vAlign w:val="bottom"/>
@@ -9643,7 +9536,7 @@
         </w:tc>
         <w:tc>
           <w:tcPr>
-            <w:tcW w:w="3142" w:type="dxa"/>
+            <w:tcW w:w="2795" w:type="dxa"/>
             <w:shd w:val="clear" w:color="auto" w:fill="auto"/>
             <w:noWrap/>
             <w:vAlign w:val="bottom"/>
@@ -9685,9 +9578,10 @@
           <w:sz w:val="24"/>
           <w:szCs w:val="24"/>
         </w:rPr>
+        <w:lastRenderedPageBreak/>
         <w:t>Данный план позволяет контролировать выполнение проекта на всех его этапах и своевременно корректировать работу при изменении требований или появлении новых данных. Четкое распределение задач по временным промежуткам снижает риск несоблюдения сроков и обеспечивает системный подход к разработке программного решения. Реализация плана гарантирует завершение проекта в намеченные сроки и достижение требуемого уровня качества программного комплекса.</w:t>
       </w:r>
-      <w:bookmarkStart w:id="18" w:name="_Toc170069579"/>
+      <w:bookmarkStart w:id="17" w:name="_Toc170069579"/>
     </w:p>
     <w:p>
       <w:pPr>
@@ -9735,7 +9629,7 @@
         </w:rPr>
         <w:t>И ОПРЕДЕЛЕНИЕ СПЕЦИФИКАЦИЙ</w:t>
       </w:r>
-      <w:bookmarkEnd w:id="18"/>
+      <w:bookmarkEnd w:id="17"/>
       <w:r>
         <w:rPr>
           <w:rStyle w:val="a7"/>
@@ -9755,7 +9649,7 @@
           <w:szCs w:val="24"/>
         </w:rPr>
       </w:pPr>
-      <w:bookmarkStart w:id="19" w:name="_Toc170069580"/>
+      <w:bookmarkStart w:id="18" w:name="_Toc170069580"/>
       <w:r>
         <w:rPr>
           <w:rStyle w:val="a7"/>
@@ -9793,47 +9687,47 @@
         </w:rPr>
         <w:t xml:space="preserve"> задачи ВКР</w:t>
       </w:r>
+      <w:bookmarkEnd w:id="18"/>
+    </w:p>
+    <w:p>
+      <w:pPr>
+        <w:pStyle w:val="30"/>
+        <w:rPr>
+          <w:szCs w:val="24"/>
+        </w:rPr>
+      </w:pPr>
+      <w:bookmarkStart w:id="19" w:name="_Toc170069581"/>
+      <w:r>
+        <w:rPr>
+          <w:szCs w:val="24"/>
+        </w:rPr>
+        <w:t>2</w:t>
+      </w:r>
+      <w:r>
+        <w:rPr>
+          <w:szCs w:val="24"/>
+        </w:rPr>
+        <w:t>.1</w:t>
+      </w:r>
+      <w:r>
+        <w:rPr>
+          <w:szCs w:val="24"/>
+        </w:rPr>
+        <w:t>.1</w:t>
+      </w:r>
+      <w:r>
+        <w:rPr>
+          <w:szCs w:val="24"/>
+        </w:rPr>
+        <w:t xml:space="preserve"> </w:t>
+      </w:r>
+      <w:r>
+        <w:rPr>
+          <w:szCs w:val="24"/>
+        </w:rPr>
+        <w:t>Информационные объекты предметной области и взаимосвязи между ними</w:t>
+      </w:r>
       <w:bookmarkEnd w:id="19"/>
-    </w:p>
-    <w:p>
-      <w:pPr>
-        <w:pStyle w:val="30"/>
-        <w:rPr>
-          <w:szCs w:val="24"/>
-        </w:rPr>
-      </w:pPr>
-      <w:bookmarkStart w:id="20" w:name="_Toc170069581"/>
-      <w:r>
-        <w:rPr>
-          <w:szCs w:val="24"/>
-        </w:rPr>
-        <w:t>2</w:t>
-      </w:r>
-      <w:r>
-        <w:rPr>
-          <w:szCs w:val="24"/>
-        </w:rPr>
-        <w:t>.1</w:t>
-      </w:r>
-      <w:r>
-        <w:rPr>
-          <w:szCs w:val="24"/>
-        </w:rPr>
-        <w:t>.1</w:t>
-      </w:r>
-      <w:r>
-        <w:rPr>
-          <w:szCs w:val="24"/>
-        </w:rPr>
-        <w:t xml:space="preserve"> </w:t>
-      </w:r>
-      <w:r>
-        <w:rPr>
-          <w:szCs w:val="24"/>
-        </w:rPr>
-        <w:t>Информационные объекты предметной области и взаимосвязи между ними</w:t>
-      </w:r>
-      <w:bookmarkEnd w:id="20"/>
     </w:p>
     <w:p>
       <w:pPr>
@@ -9897,7 +9791,7 @@
           <w:sz w:val="24"/>
           <w:szCs w:val="24"/>
         </w:rPr>
-        <w:t xml:space="preserve">Клиент выбирает необходимые позиции из меню и оформляет заказ — в заведении или на вынос. Сформированный заказ передается сотрудникам в работу, после чего начинается приготовление позиций с одновременным автоматическим списанием ингредиентов </w:t>
+        <w:t xml:space="preserve">Клиент выбирает необходимые позиции из меню и оформляет заказ — в заведении или на вынос. Сформированный заказ передается сотрудникам в работу, после чего начинается приготовление позиций с одновременным автоматическим списанием ингредиентов со склада. После завершения приготовления готовый заказ передается клиенту. Информация о заказе сохраняется в аналитической подсистеме для формирования статистики продаж и контроля себестоимости. На основе полученных данных управляющий анализирует </w:t>
       </w:r>
       <w:r>
         <w:rPr>
@@ -9905,7 +9799,7 @@
           <w:szCs w:val="24"/>
         </w:rPr>
         <w:lastRenderedPageBreak/>
-        <w:t>со склада. После завершения приготовления готовый заказ передается клиенту. Информация о заказе сохраняется в аналитической подсистеме для формирования статистики продаж и контроля себестоимости. На основе полученных данных управляющий анализирует показатели деятельности заведения и принимает решения о корректировке меню и планировании дальнейших закупок.</w:t>
+        <w:t>показатели деятельности заведения и принимает решения о корректировке меню и планировании дальнейших закупок.</w:t>
       </w:r>
     </w:p>
     <w:p>
@@ -10506,11 +10400,12 @@
     </w:p>
     <w:p>
       <w:pPr>
+        <w:pStyle w:val="aa"/>
         <w:keepNext/>
         <w:keepLines/>
         <w:numPr>
           <w:ilvl w:val="0"/>
-          <w:numId w:val="16"/>
+          <w:numId w:val="42"/>
         </w:numPr>
         <w:pBdr>
           <w:top w:val="nil"/>
@@ -10519,9 +10414,6 @@
           <w:right w:val="nil"/>
           <w:between w:val="nil"/>
         </w:pBdr>
-        <w:tabs>
-          <w:tab w:val="clear" w:pos="720"/>
-        </w:tabs>
         <w:spacing w:before="240" w:after="180"/>
         <w:ind w:left="851" w:hanging="284"/>
         <w:jc w:val="both"/>
@@ -10529,7 +10421,6 @@
           <w:color w:val="1F1F1F"/>
           <w:sz w:val="24"/>
           <w:szCs w:val="24"/>
-          <w:highlight w:val="white"/>
         </w:rPr>
       </w:pPr>
       <w:r>
@@ -10537,18 +10428,18 @@
           <w:color w:val="1F1F1F"/>
           <w:sz w:val="24"/>
           <w:szCs w:val="24"/>
-          <w:highlight w:val="white"/>
-        </w:rPr>
-        <w:t>список всех позиций и их цена;</w:t>
-      </w:r>
-    </w:p>
-    <w:p>
-      <w:pPr>
+        </w:rPr>
+        <w:t>перечень реализуемых блюд, напитков и добавок с указанием их стоимости;</w:t>
+      </w:r>
+    </w:p>
+    <w:p>
+      <w:pPr>
+        <w:pStyle w:val="aa"/>
         <w:keepNext/>
         <w:keepLines/>
         <w:numPr>
           <w:ilvl w:val="0"/>
-          <w:numId w:val="16"/>
+          <w:numId w:val="42"/>
         </w:numPr>
         <w:pBdr>
           <w:top w:val="nil"/>
@@ -10557,9 +10448,6 @@
           <w:right w:val="nil"/>
           <w:between w:val="nil"/>
         </w:pBdr>
-        <w:tabs>
-          <w:tab w:val="clear" w:pos="720"/>
-        </w:tabs>
         <w:spacing w:before="240" w:after="180"/>
         <w:ind w:left="851" w:hanging="284"/>
         <w:jc w:val="both"/>
@@ -10567,7 +10455,6 @@
           <w:color w:val="1F1F1F"/>
           <w:sz w:val="24"/>
           <w:szCs w:val="24"/>
-          <w:highlight w:val="white"/>
         </w:rPr>
       </w:pPr>
       <w:r>
@@ -10575,18 +10462,18 @@
           <w:color w:val="1F1F1F"/>
           <w:sz w:val="24"/>
           <w:szCs w:val="24"/>
-          <w:highlight w:val="white"/>
-        </w:rPr>
-        <w:t>список позиций, находящихся в стоп-листе;</w:t>
-      </w:r>
-    </w:p>
-    <w:p>
-      <w:pPr>
+        </w:rPr>
+        <w:t>сведения о позициях меню, временно недоступных для приготовления или продажи;</w:t>
+      </w:r>
+    </w:p>
+    <w:p>
+      <w:pPr>
+        <w:pStyle w:val="aa"/>
         <w:keepNext/>
         <w:keepLines/>
         <w:numPr>
           <w:ilvl w:val="0"/>
-          <w:numId w:val="16"/>
+          <w:numId w:val="42"/>
         </w:numPr>
         <w:pBdr>
           <w:top w:val="nil"/>
@@ -10595,9 +10482,6 @@
           <w:right w:val="nil"/>
           <w:between w:val="nil"/>
         </w:pBdr>
-        <w:tabs>
-          <w:tab w:val="clear" w:pos="720"/>
-        </w:tabs>
         <w:spacing w:before="240" w:after="180"/>
         <w:ind w:left="851" w:hanging="284"/>
         <w:jc w:val="both"/>
@@ -10605,7 +10489,6 @@
           <w:color w:val="1F1F1F"/>
           <w:sz w:val="24"/>
           <w:szCs w:val="24"/>
-          <w:highlight w:val="white"/>
         </w:rPr>
       </w:pPr>
       <w:r>
@@ -10613,18 +10496,18 @@
           <w:color w:val="1F1F1F"/>
           <w:sz w:val="24"/>
           <w:szCs w:val="24"/>
-          <w:highlight w:val="white"/>
-        </w:rPr>
-        <w:t>актуальный список заказов, их статус и комментарии к ним;</w:t>
-      </w:r>
-    </w:p>
-    <w:p>
-      <w:pPr>
+        </w:rPr>
+        <w:t>данные о текущих заказах, стадии их выполнения и особых пожеланиях клиентов;</w:t>
+      </w:r>
+    </w:p>
+    <w:p>
+      <w:pPr>
+        <w:pStyle w:val="aa"/>
         <w:keepNext/>
         <w:keepLines/>
         <w:numPr>
           <w:ilvl w:val="0"/>
-          <w:numId w:val="16"/>
+          <w:numId w:val="42"/>
         </w:numPr>
         <w:pBdr>
           <w:top w:val="nil"/>
@@ -10633,9 +10516,6 @@
           <w:right w:val="nil"/>
           <w:between w:val="nil"/>
         </w:pBdr>
-        <w:tabs>
-          <w:tab w:val="clear" w:pos="720"/>
-        </w:tabs>
         <w:spacing w:before="240" w:after="180"/>
         <w:ind w:left="851" w:hanging="284"/>
         <w:jc w:val="both"/>
@@ -10643,7 +10523,6 @@
           <w:color w:val="1F1F1F"/>
           <w:sz w:val="24"/>
           <w:szCs w:val="24"/>
-          <w:highlight w:val="white"/>
         </w:rPr>
       </w:pPr>
       <w:r>
@@ -10651,18 +10530,18 @@
           <w:color w:val="1F1F1F"/>
           <w:sz w:val="24"/>
           <w:szCs w:val="24"/>
-          <w:highlight w:val="white"/>
-        </w:rPr>
-        <w:t>приоритетность выполнения заказов;</w:t>
-      </w:r>
-    </w:p>
-    <w:p>
-      <w:pPr>
+        </w:rPr>
+        <w:t>очередность приготовления заказов с учётом времени оформления и выдачи;</w:t>
+      </w:r>
+    </w:p>
+    <w:p>
+      <w:pPr>
+        <w:pStyle w:val="aa"/>
         <w:keepNext/>
         <w:keepLines/>
         <w:numPr>
           <w:ilvl w:val="0"/>
-          <w:numId w:val="16"/>
+          <w:numId w:val="42"/>
         </w:numPr>
         <w:pBdr>
           <w:top w:val="nil"/>
@@ -10671,9 +10550,6 @@
           <w:right w:val="nil"/>
           <w:between w:val="nil"/>
         </w:pBdr>
-        <w:tabs>
-          <w:tab w:val="clear" w:pos="720"/>
-        </w:tabs>
         <w:spacing w:before="240" w:after="180"/>
         <w:ind w:left="851" w:hanging="284"/>
         <w:jc w:val="both"/>
@@ -10681,7 +10557,6 @@
           <w:color w:val="1F1F1F"/>
           <w:sz w:val="24"/>
           <w:szCs w:val="24"/>
-          <w:highlight w:val="white"/>
         </w:rPr>
       </w:pPr>
       <w:r>
@@ -10689,18 +10564,18 @@
           <w:color w:val="1F1F1F"/>
           <w:sz w:val="24"/>
           <w:szCs w:val="24"/>
-          <w:highlight w:val="white"/>
-        </w:rPr>
-        <w:t>состав каждой позиции и технология приготовления;</w:t>
-      </w:r>
-    </w:p>
-    <w:p>
-      <w:pPr>
+        </w:rPr>
+        <w:t>рецептурный состав позиций меню и технологические операции их приготовления;</w:t>
+      </w:r>
+    </w:p>
+    <w:p>
+      <w:pPr>
+        <w:pStyle w:val="aa"/>
         <w:keepNext/>
         <w:keepLines/>
         <w:numPr>
           <w:ilvl w:val="0"/>
-          <w:numId w:val="16"/>
+          <w:numId w:val="42"/>
         </w:numPr>
         <w:pBdr>
           <w:top w:val="nil"/>
@@ -10709,9 +10584,6 @@
           <w:right w:val="nil"/>
           <w:between w:val="nil"/>
         </w:pBdr>
-        <w:tabs>
-          <w:tab w:val="clear" w:pos="720"/>
-        </w:tabs>
         <w:spacing w:before="240" w:after="180"/>
         <w:ind w:left="851" w:hanging="284"/>
         <w:jc w:val="both"/>
@@ -10719,7 +10591,6 @@
           <w:color w:val="1F1F1F"/>
           <w:sz w:val="24"/>
           <w:szCs w:val="24"/>
-          <w:highlight w:val="white"/>
         </w:rPr>
       </w:pPr>
       <w:r>
@@ -10727,27 +10598,18 @@
           <w:color w:val="1F1F1F"/>
           <w:sz w:val="24"/>
           <w:szCs w:val="24"/>
-          <w:highlight w:val="white"/>
-        </w:rPr>
-        <w:t>актуальное количество ингредиентов на складе</w:t>
-      </w:r>
-      <w:r>
-        <w:rPr>
-          <w:color w:val="1F1F1F"/>
-          <w:sz w:val="24"/>
-          <w:szCs w:val="24"/>
-          <w:highlight w:val="white"/>
-        </w:rPr>
-        <w:t>;</w:t>
-      </w:r>
-    </w:p>
-    <w:p>
-      <w:pPr>
+        </w:rPr>
+        <w:t>сведения о наличии сырья и полуфабрикатов, необходимых для производственного процесса;</w:t>
+      </w:r>
+    </w:p>
+    <w:p>
+      <w:pPr>
+        <w:pStyle w:val="aa"/>
         <w:keepNext/>
         <w:keepLines/>
         <w:numPr>
           <w:ilvl w:val="0"/>
-          <w:numId w:val="16"/>
+          <w:numId w:val="42"/>
         </w:numPr>
         <w:pBdr>
           <w:top w:val="nil"/>
@@ -10756,9 +10618,6 @@
           <w:right w:val="nil"/>
           <w:between w:val="nil"/>
         </w:pBdr>
-        <w:tabs>
-          <w:tab w:val="clear" w:pos="720"/>
-        </w:tabs>
         <w:spacing w:before="240" w:after="180"/>
         <w:ind w:left="851" w:hanging="284"/>
         <w:jc w:val="both"/>
@@ -10766,7 +10625,6 @@
           <w:color w:val="1F1F1F"/>
           <w:sz w:val="24"/>
           <w:szCs w:val="24"/>
-          <w:highlight w:val="white"/>
         </w:rPr>
       </w:pPr>
       <w:r>
@@ -10774,18 +10632,18 @@
           <w:color w:val="1F1F1F"/>
           <w:sz w:val="24"/>
           <w:szCs w:val="24"/>
-          <w:highlight w:val="white"/>
-        </w:rPr>
-        <w:t>список полуфабрикатов, обязательных к приготовлению;</w:t>
-      </w:r>
-    </w:p>
-    <w:p>
-      <w:pPr>
+        </w:rPr>
+        <w:t>перечень заготовок, требующих приготовления для обеспечения работы кофейни;</w:t>
+      </w:r>
+    </w:p>
+    <w:p>
+      <w:pPr>
+        <w:pStyle w:val="aa"/>
         <w:keepNext/>
         <w:keepLines/>
         <w:numPr>
           <w:ilvl w:val="0"/>
-          <w:numId w:val="16"/>
+          <w:numId w:val="42"/>
         </w:numPr>
         <w:pBdr>
           <w:top w:val="nil"/>
@@ -10794,9 +10652,6 @@
           <w:right w:val="nil"/>
           <w:between w:val="nil"/>
         </w:pBdr>
-        <w:tabs>
-          <w:tab w:val="clear" w:pos="720"/>
-        </w:tabs>
         <w:spacing w:before="240" w:after="180"/>
         <w:ind w:left="851" w:hanging="284"/>
         <w:jc w:val="both"/>
@@ -10804,7 +10659,6 @@
           <w:color w:val="1F1F1F"/>
           <w:sz w:val="24"/>
           <w:szCs w:val="24"/>
-          <w:highlight w:val="white"/>
         </w:rPr>
       </w:pPr>
       <w:r>
@@ -10812,10 +10666,31 @@
           <w:color w:val="1F1F1F"/>
           <w:sz w:val="24"/>
           <w:szCs w:val="24"/>
-          <w:highlight w:val="white"/>
-        </w:rPr>
-        <w:t>информация о том, списаны ли ингредиенты со склада.</w:t>
-      </w:r>
+        </w:rPr>
+        <w:t>информация о расходе сырья при приготовлении заказов и выполнении производственных операций.</w:t>
+      </w:r>
+    </w:p>
+    <w:p>
+      <w:pPr>
+        <w:pStyle w:val="aa"/>
+        <w:keepNext/>
+        <w:keepLines/>
+        <w:pBdr>
+          <w:top w:val="nil"/>
+          <w:left w:val="nil"/>
+          <w:bottom w:val="nil"/>
+          <w:right w:val="nil"/>
+          <w:between w:val="nil"/>
+        </w:pBdr>
+        <w:spacing w:before="240" w:after="180"/>
+        <w:ind w:left="851"/>
+        <w:jc w:val="both"/>
+        <w:rPr>
+          <w:color w:val="1F1F1F"/>
+          <w:sz w:val="24"/>
+          <w:szCs w:val="24"/>
+        </w:rPr>
+      </w:pPr>
     </w:p>
     <w:p>
       <w:pPr>
@@ -10871,8 +10746,8 @@
         <w:keepNext/>
         <w:keepLines/>
         <w:numPr>
-          <w:ilvl w:val="0"/>
-          <w:numId w:val="17"/>
+          <w:ilvl w:val="1"/>
+          <w:numId w:val="43"/>
         </w:numPr>
         <w:pBdr>
           <w:top w:val="nil"/>
@@ -10881,14 +10756,16 @@
           <w:right w:val="nil"/>
           <w:between w:val="nil"/>
         </w:pBdr>
-        <w:spacing w:before="240" w:after="180" w:line="480" w:lineRule="auto"/>
+        <w:tabs>
+          <w:tab w:val="clear" w:pos="1440"/>
+        </w:tabs>
+        <w:spacing w:before="240" w:after="180"/>
         <w:ind w:left="851" w:hanging="284"/>
         <w:jc w:val="both"/>
         <w:rPr>
           <w:color w:val="1F1F1F"/>
           <w:sz w:val="24"/>
           <w:szCs w:val="24"/>
-          <w:highlight w:val="white"/>
         </w:rPr>
       </w:pPr>
       <w:r>
@@ -10896,45 +10773,8 @@
           <w:color w:val="1F1F1F"/>
           <w:sz w:val="24"/>
           <w:szCs w:val="24"/>
-          <w:highlight w:val="white"/>
-        </w:rPr>
-        <w:t xml:space="preserve">список всех </w:t>
-      </w:r>
-      <w:r>
-        <w:rPr>
-          <w:color w:val="1F1F1F"/>
-          <w:sz w:val="24"/>
-          <w:szCs w:val="24"/>
-          <w:highlight w:val="white"/>
-        </w:rPr>
-        <w:t>позиций,</w:t>
-      </w:r>
-      <w:r>
-        <w:rPr>
-          <w:color w:val="1F1F1F"/>
-          <w:sz w:val="24"/>
-          <w:szCs w:val="24"/>
-          <w:highlight w:val="white"/>
-        </w:rPr>
-        <w:t xml:space="preserve"> их себестоимость</w:t>
-      </w:r>
-      <w:r>
-        <w:rPr>
-          <w:color w:val="1F1F1F"/>
-          <w:sz w:val="24"/>
-          <w:szCs w:val="24"/>
-          <w:highlight w:val="white"/>
-        </w:rPr>
-        <w:t xml:space="preserve"> и цена</w:t>
-      </w:r>
-      <w:r>
-        <w:rPr>
-          <w:color w:val="1F1F1F"/>
-          <w:sz w:val="24"/>
-          <w:szCs w:val="24"/>
-          <w:highlight w:val="white"/>
-        </w:rPr>
-        <w:t>;</w:t>
+        </w:rPr>
+        <w:t>сведения о реализуемых позициях меню, их себестоимости и отпускной цене;</w:t>
       </w:r>
     </w:p>
     <w:p>
@@ -10943,8 +10783,8 @@
         <w:keepNext/>
         <w:keepLines/>
         <w:numPr>
-          <w:ilvl w:val="0"/>
-          <w:numId w:val="17"/>
+          <w:ilvl w:val="1"/>
+          <w:numId w:val="43"/>
         </w:numPr>
         <w:pBdr>
           <w:top w:val="nil"/>
@@ -10953,14 +10793,16 @@
           <w:right w:val="nil"/>
           <w:between w:val="nil"/>
         </w:pBdr>
-        <w:spacing w:before="240" w:after="180" w:line="480" w:lineRule="auto"/>
+        <w:tabs>
+          <w:tab w:val="clear" w:pos="1440"/>
+        </w:tabs>
+        <w:spacing w:before="240" w:after="180"/>
         <w:ind w:left="851" w:hanging="284"/>
         <w:jc w:val="both"/>
         <w:rPr>
           <w:color w:val="1F1F1F"/>
           <w:sz w:val="24"/>
           <w:szCs w:val="24"/>
-          <w:highlight w:val="white"/>
         </w:rPr>
       </w:pPr>
       <w:r>
@@ -10968,9 +10810,8 @@
           <w:color w:val="1F1F1F"/>
           <w:sz w:val="24"/>
           <w:szCs w:val="24"/>
-          <w:highlight w:val="white"/>
-        </w:rPr>
-        <w:t>список позиций, находящихся в стоп-листе;</w:t>
+        </w:rPr>
+        <w:t>информация о позициях меню, временно исключённых из продажи или приготовления;</w:t>
       </w:r>
     </w:p>
     <w:p>
@@ -10979,8 +10820,8 @@
         <w:keepNext/>
         <w:keepLines/>
         <w:numPr>
-          <w:ilvl w:val="0"/>
-          <w:numId w:val="17"/>
+          <w:ilvl w:val="1"/>
+          <w:numId w:val="43"/>
         </w:numPr>
         <w:pBdr>
           <w:top w:val="nil"/>
@@ -10989,14 +10830,16 @@
           <w:right w:val="nil"/>
           <w:between w:val="nil"/>
         </w:pBdr>
-        <w:spacing w:before="240" w:after="180" w:line="480" w:lineRule="auto"/>
+        <w:tabs>
+          <w:tab w:val="clear" w:pos="1440"/>
+        </w:tabs>
+        <w:spacing w:before="240" w:after="180"/>
         <w:ind w:left="851" w:hanging="284"/>
         <w:jc w:val="both"/>
         <w:rPr>
           <w:color w:val="1F1F1F"/>
           <w:sz w:val="24"/>
           <w:szCs w:val="24"/>
-          <w:highlight w:val="white"/>
         </w:rPr>
       </w:pPr>
       <w:r>
@@ -11004,18 +10847,8 @@
           <w:color w:val="1F1F1F"/>
           <w:sz w:val="24"/>
           <w:szCs w:val="24"/>
-          <w:highlight w:val="white"/>
-        </w:rPr>
-        <w:t>список технологи</w:t>
-      </w:r>
-      <w:r>
-        <w:rPr>
-          <w:color w:val="1F1F1F"/>
-          <w:sz w:val="24"/>
-          <w:szCs w:val="24"/>
-          <w:highlight w:val="white"/>
-        </w:rPr>
-        <w:t>ческих карт и их состав;</w:t>
+        </w:rPr>
+        <w:t>сведения о технологических картах, рецептурном составе и нормах расхода сырья;</w:t>
       </w:r>
     </w:p>
     <w:p>
@@ -11024,8 +10857,8 @@
         <w:keepNext/>
         <w:keepLines/>
         <w:numPr>
-          <w:ilvl w:val="0"/>
-          <w:numId w:val="17"/>
+          <w:ilvl w:val="1"/>
+          <w:numId w:val="43"/>
         </w:numPr>
         <w:pBdr>
           <w:top w:val="nil"/>
@@ -11034,14 +10867,16 @@
           <w:right w:val="nil"/>
           <w:between w:val="nil"/>
         </w:pBdr>
-        <w:spacing w:before="240" w:after="180" w:line="480" w:lineRule="auto"/>
+        <w:tabs>
+          <w:tab w:val="clear" w:pos="1440"/>
+        </w:tabs>
+        <w:spacing w:before="240" w:after="180"/>
         <w:ind w:left="851" w:hanging="284"/>
         <w:jc w:val="both"/>
         <w:rPr>
           <w:color w:val="1F1F1F"/>
           <w:sz w:val="24"/>
           <w:szCs w:val="24"/>
-          <w:highlight w:val="white"/>
         </w:rPr>
       </w:pPr>
       <w:r>
@@ -11049,9 +10884,8 @@
           <w:color w:val="1F1F1F"/>
           <w:sz w:val="24"/>
           <w:szCs w:val="24"/>
-          <w:highlight w:val="white"/>
-        </w:rPr>
-        <w:t>список сотрудников, их роли и права доступа;</w:t>
+        </w:rPr>
+        <w:t>данные о сотрудниках, их должностных ролях и уровне доступа к рабочим процессам;</w:t>
       </w:r>
     </w:p>
     <w:p>
@@ -11060,8 +10894,8 @@
         <w:keepNext/>
         <w:keepLines/>
         <w:numPr>
-          <w:ilvl w:val="0"/>
-          <w:numId w:val="17"/>
+          <w:ilvl w:val="1"/>
+          <w:numId w:val="43"/>
         </w:numPr>
         <w:pBdr>
           <w:top w:val="nil"/>
@@ -11070,14 +10904,16 @@
           <w:right w:val="nil"/>
           <w:between w:val="nil"/>
         </w:pBdr>
-        <w:spacing w:before="240" w:after="180" w:line="480" w:lineRule="auto"/>
+        <w:tabs>
+          <w:tab w:val="clear" w:pos="1440"/>
+        </w:tabs>
+        <w:spacing w:before="240" w:after="180"/>
         <w:ind w:left="851" w:hanging="284"/>
         <w:jc w:val="both"/>
         <w:rPr>
           <w:color w:val="1F1F1F"/>
           <w:sz w:val="24"/>
           <w:szCs w:val="24"/>
-          <w:highlight w:val="white"/>
         </w:rPr>
       </w:pPr>
       <w:r>
@@ -11085,36 +10921,8 @@
           <w:color w:val="1F1F1F"/>
           <w:sz w:val="24"/>
           <w:szCs w:val="24"/>
-          <w:highlight w:val="white"/>
-        </w:rPr>
-        <w:t xml:space="preserve">актуальное количество </w:t>
-      </w:r>
-      <w:r>
-        <w:rPr>
-          <w:color w:val="1F1F1F"/>
-          <w:sz w:val="24"/>
-          <w:szCs w:val="24"/>
-          <w:highlight w:val="white"/>
-        </w:rPr>
-        <w:t>полуфабрикатов</w:t>
-      </w:r>
-      <w:r>
-        <w:rPr>
-          <w:color w:val="1F1F1F"/>
-          <w:sz w:val="24"/>
-          <w:szCs w:val="24"/>
-          <w:highlight w:val="white"/>
-        </w:rPr>
-        <w:t xml:space="preserve"> на складе</w:t>
-      </w:r>
-      <w:r>
-        <w:rPr>
-          <w:color w:val="1F1F1F"/>
-          <w:sz w:val="24"/>
-          <w:szCs w:val="24"/>
-          <w:highlight w:val="white"/>
-        </w:rPr>
-        <w:t>;</w:t>
+        </w:rPr>
+        <w:t>сведения о наличии полуфабрикатов, используемых в производственном процессе;</w:t>
       </w:r>
     </w:p>
     <w:p>
@@ -11123,8 +10931,8 @@
         <w:keepNext/>
         <w:keepLines/>
         <w:numPr>
-          <w:ilvl w:val="0"/>
-          <w:numId w:val="17"/>
+          <w:ilvl w:val="1"/>
+          <w:numId w:val="43"/>
         </w:numPr>
         <w:pBdr>
           <w:top w:val="nil"/>
@@ -11133,14 +10941,16 @@
           <w:right w:val="nil"/>
           <w:between w:val="nil"/>
         </w:pBdr>
-        <w:spacing w:before="240" w:after="180" w:line="480" w:lineRule="auto"/>
+        <w:tabs>
+          <w:tab w:val="clear" w:pos="1440"/>
+        </w:tabs>
+        <w:spacing w:before="240" w:after="180"/>
         <w:ind w:left="851" w:hanging="284"/>
         <w:jc w:val="both"/>
         <w:rPr>
           <w:color w:val="1F1F1F"/>
           <w:sz w:val="24"/>
           <w:szCs w:val="24"/>
-          <w:highlight w:val="white"/>
         </w:rPr>
       </w:pPr>
       <w:r>
@@ -11148,27 +10958,8 @@
           <w:color w:val="1F1F1F"/>
           <w:sz w:val="24"/>
           <w:szCs w:val="24"/>
-          <w:highlight w:val="white"/>
-        </w:rPr>
-        <w:t>актуальное количество сырья на складе</w:t>
-      </w:r>
-      <w:r>
-        <w:rPr>
-          <w:color w:val="1F1F1F"/>
-          <w:sz w:val="24"/>
-          <w:szCs w:val="24"/>
-          <w:highlight w:val="white"/>
-        </w:rPr>
-        <w:t>;</w:t>
-      </w:r>
-      <w:r>
-        <w:rPr>
-          <w:color w:val="1F1F1F"/>
-          <w:sz w:val="24"/>
-          <w:szCs w:val="24"/>
-          <w:highlight w:val="white"/>
-        </w:rPr>
-        <w:t xml:space="preserve"> </w:t>
+        </w:rPr>
+        <w:t>сведения о текущих остатках сырья на складе;</w:t>
       </w:r>
     </w:p>
     <w:p>
@@ -11177,8 +10968,8 @@
         <w:keepNext/>
         <w:keepLines/>
         <w:numPr>
-          <w:ilvl w:val="0"/>
-          <w:numId w:val="17"/>
+          <w:ilvl w:val="1"/>
+          <w:numId w:val="43"/>
         </w:numPr>
         <w:pBdr>
           <w:top w:val="nil"/>
@@ -11187,14 +10978,16 @@
           <w:right w:val="nil"/>
           <w:between w:val="nil"/>
         </w:pBdr>
-        <w:spacing w:before="240" w:after="180" w:line="480" w:lineRule="auto"/>
+        <w:tabs>
+          <w:tab w:val="clear" w:pos="1440"/>
+        </w:tabs>
+        <w:spacing w:before="240" w:after="180"/>
         <w:ind w:left="851" w:hanging="284"/>
         <w:jc w:val="both"/>
         <w:rPr>
           <w:color w:val="1F1F1F"/>
           <w:sz w:val="24"/>
           <w:szCs w:val="24"/>
-          <w:highlight w:val="white"/>
         </w:rPr>
       </w:pPr>
       <w:r>
@@ -11202,9 +10995,8 @@
           <w:color w:val="1F1F1F"/>
           <w:sz w:val="24"/>
           <w:szCs w:val="24"/>
-          <w:highlight w:val="white"/>
-        </w:rPr>
-        <w:t>список сырья, обязательного к пополнению;</w:t>
+        </w:rPr>
+        <w:t>информация о сырье, требующем пополнения для обеспечения бесперебойной работы кофейни;</w:t>
       </w:r>
     </w:p>
     <w:p>
@@ -11213,8 +11005,8 @@
         <w:keepNext/>
         <w:keepLines/>
         <w:numPr>
-          <w:ilvl w:val="0"/>
-          <w:numId w:val="17"/>
+          <w:ilvl w:val="1"/>
+          <w:numId w:val="43"/>
         </w:numPr>
         <w:pBdr>
           <w:top w:val="nil"/>
@@ -11223,14 +11015,16 @@
           <w:right w:val="nil"/>
           <w:between w:val="nil"/>
         </w:pBdr>
-        <w:spacing w:before="240" w:after="180" w:line="480" w:lineRule="auto"/>
+        <w:tabs>
+          <w:tab w:val="clear" w:pos="1440"/>
+        </w:tabs>
+        <w:spacing w:before="240" w:after="180"/>
         <w:ind w:left="851" w:hanging="284"/>
         <w:jc w:val="both"/>
         <w:rPr>
           <w:color w:val="1F1F1F"/>
           <w:sz w:val="24"/>
           <w:szCs w:val="24"/>
-          <w:highlight w:val="white"/>
         </w:rPr>
       </w:pPr>
       <w:r>
@@ -11238,9 +11032,8 @@
           <w:color w:val="1F1F1F"/>
           <w:sz w:val="24"/>
           <w:szCs w:val="24"/>
-          <w:highlight w:val="white"/>
-        </w:rPr>
-        <w:t>список клиентов и история их заказов;</w:t>
+        </w:rPr>
+        <w:t>сведения о клиентах, их категориях и истории заказов;</w:t>
       </w:r>
     </w:p>
     <w:p>
@@ -11249,8 +11042,8 @@
         <w:keepNext/>
         <w:keepLines/>
         <w:numPr>
-          <w:ilvl w:val="0"/>
-          <w:numId w:val="17"/>
+          <w:ilvl w:val="1"/>
+          <w:numId w:val="43"/>
         </w:numPr>
         <w:pBdr>
           <w:top w:val="nil"/>
@@ -11259,14 +11052,16 @@
           <w:right w:val="nil"/>
           <w:between w:val="nil"/>
         </w:pBdr>
-        <w:spacing w:before="240" w:after="180" w:line="480" w:lineRule="auto"/>
+        <w:tabs>
+          <w:tab w:val="clear" w:pos="1440"/>
+        </w:tabs>
+        <w:spacing w:before="240" w:after="180"/>
         <w:ind w:left="851" w:hanging="284"/>
         <w:jc w:val="both"/>
         <w:rPr>
           <w:color w:val="1F1F1F"/>
           <w:sz w:val="24"/>
           <w:szCs w:val="24"/>
-          <w:highlight w:val="white"/>
         </w:rPr>
       </w:pPr>
       <w:r>
@@ -11274,9 +11069,8 @@
           <w:color w:val="1F1F1F"/>
           <w:sz w:val="24"/>
           <w:szCs w:val="24"/>
-          <w:highlight w:val="white"/>
-        </w:rPr>
-        <w:t>прогноз потребления ингредиентов на основании истории продаж;</w:t>
+        </w:rPr>
+        <w:t>данные о предполагаемом расходе ингредиентов на основе прошлых продаж;</w:t>
       </w:r>
     </w:p>
     <w:p>
@@ -11285,8 +11079,8 @@
         <w:keepNext/>
         <w:keepLines/>
         <w:numPr>
-          <w:ilvl w:val="0"/>
-          <w:numId w:val="17"/>
+          <w:ilvl w:val="1"/>
+          <w:numId w:val="43"/>
         </w:numPr>
         <w:pBdr>
           <w:top w:val="nil"/>
@@ -11295,14 +11089,16 @@
           <w:right w:val="nil"/>
           <w:between w:val="nil"/>
         </w:pBdr>
-        <w:spacing w:before="240" w:after="180" w:line="480" w:lineRule="auto"/>
+        <w:tabs>
+          <w:tab w:val="clear" w:pos="1440"/>
+        </w:tabs>
+        <w:spacing w:before="240" w:after="180"/>
         <w:ind w:left="851" w:hanging="284"/>
         <w:jc w:val="both"/>
         <w:rPr>
           <w:color w:val="1F1F1F"/>
           <w:sz w:val="24"/>
           <w:szCs w:val="24"/>
-          <w:highlight w:val="white"/>
         </w:rPr>
       </w:pPr>
       <w:r>
@@ -11310,36 +11106,8 @@
           <w:color w:val="1F1F1F"/>
           <w:sz w:val="24"/>
           <w:szCs w:val="24"/>
-          <w:highlight w:val="white"/>
-        </w:rPr>
-        <w:t xml:space="preserve">востребованность </w:t>
-      </w:r>
-      <w:r>
-        <w:rPr>
-          <w:color w:val="1F1F1F"/>
-          <w:sz w:val="24"/>
-          <w:szCs w:val="24"/>
-          <w:highlight w:val="white"/>
-        </w:rPr>
-        <w:t>позиций</w:t>
-      </w:r>
-      <w:r>
-        <w:rPr>
-          <w:color w:val="1F1F1F"/>
-          <w:sz w:val="24"/>
-          <w:szCs w:val="24"/>
-          <w:highlight w:val="white"/>
-        </w:rPr>
-        <w:t xml:space="preserve"> и</w:t>
-      </w:r>
-      <w:r>
-        <w:rPr>
-          <w:color w:val="1F1F1F"/>
-          <w:sz w:val="24"/>
-          <w:szCs w:val="24"/>
-          <w:highlight w:val="white"/>
-        </w:rPr>
-        <w:t xml:space="preserve"> статистика выручки по периодам.</w:t>
+        </w:rPr>
+        <w:t>сведения о востребованности позиций меню и динамике выручки за выбранные периоды.</w:t>
       </w:r>
     </w:p>
     <w:p>
@@ -11382,14 +11150,17 @@
         <w:lastRenderedPageBreak/>
         <w:t>Для клиента:</w:t>
       </w:r>
-    </w:p>
-    <w:p>
-      <w:pPr>
+      <w:bookmarkStart w:id="20" w:name="_GoBack"/>
+      <w:bookmarkEnd w:id="20"/>
+    </w:p>
+    <w:p>
+      <w:pPr>
+        <w:pStyle w:val="aa"/>
         <w:keepNext/>
         <w:keepLines/>
         <w:numPr>
           <w:ilvl w:val="0"/>
-          <w:numId w:val="20"/>
+          <w:numId w:val="44"/>
         </w:numPr>
         <w:pBdr>
           <w:top w:val="nil"/>
@@ -11398,9 +11169,6 @@
           <w:right w:val="nil"/>
           <w:between w:val="nil"/>
         </w:pBdr>
-        <w:tabs>
-          <w:tab w:val="clear" w:pos="720"/>
-        </w:tabs>
         <w:spacing w:before="240" w:after="180"/>
         <w:ind w:left="851" w:hanging="284"/>
         <w:jc w:val="both"/>
@@ -11408,7 +11176,6 @@
           <w:color w:val="1F1F1F"/>
           <w:sz w:val="24"/>
           <w:szCs w:val="24"/>
-          <w:highlight w:val="white"/>
         </w:rPr>
       </w:pPr>
       <w:r>
@@ -11416,18 +11183,18 @@
           <w:color w:val="1F1F1F"/>
           <w:sz w:val="24"/>
           <w:szCs w:val="24"/>
-          <w:highlight w:val="white"/>
-        </w:rPr>
-        <w:t>список всех позиций и их цена;</w:t>
-      </w:r>
-    </w:p>
-    <w:p>
-      <w:pPr>
+        </w:rPr>
+        <w:t>сведения о доступных позициях меню и их отпускной цене;</w:t>
+      </w:r>
+    </w:p>
+    <w:p>
+      <w:pPr>
+        <w:pStyle w:val="aa"/>
         <w:keepNext/>
         <w:keepLines/>
         <w:numPr>
           <w:ilvl w:val="0"/>
-          <w:numId w:val="20"/>
+          <w:numId w:val="44"/>
         </w:numPr>
         <w:pBdr>
           <w:top w:val="nil"/>
@@ -11436,9 +11203,6 @@
           <w:right w:val="nil"/>
           <w:between w:val="nil"/>
         </w:pBdr>
-        <w:tabs>
-          <w:tab w:val="clear" w:pos="720"/>
-        </w:tabs>
         <w:spacing w:before="240" w:after="180"/>
         <w:ind w:left="851" w:hanging="284"/>
         <w:jc w:val="both"/>
@@ -11446,7 +11210,6 @@
           <w:color w:val="1F1F1F"/>
           <w:sz w:val="24"/>
           <w:szCs w:val="24"/>
-          <w:highlight w:val="white"/>
         </w:rPr>
       </w:pPr>
       <w:r>
@@ -11454,36 +11217,18 @@
           <w:color w:val="1F1F1F"/>
           <w:sz w:val="24"/>
           <w:szCs w:val="24"/>
-          <w:highlight w:val="white"/>
-        </w:rPr>
-        <w:t xml:space="preserve">состав </w:t>
-      </w:r>
-      <w:r>
-        <w:rPr>
-          <w:color w:val="1F1F1F"/>
-          <w:sz w:val="24"/>
-          <w:szCs w:val="24"/>
-          <w:highlight w:val="white"/>
-        </w:rPr>
-        <w:t>позиции</w:t>
-      </w:r>
-      <w:r>
-        <w:rPr>
-          <w:color w:val="1F1F1F"/>
-          <w:sz w:val="24"/>
-          <w:szCs w:val="24"/>
-          <w:highlight w:val="white"/>
-        </w:rPr>
-        <w:t xml:space="preserve"> и возможные аллергены;</w:t>
-      </w:r>
-    </w:p>
-    <w:p>
-      <w:pPr>
+        </w:rPr>
+        <w:t>информация о составе выбранной позиции и наличии потенциальных аллергенов;</w:t>
+      </w:r>
+    </w:p>
+    <w:p>
+      <w:pPr>
+        <w:pStyle w:val="aa"/>
         <w:keepNext/>
         <w:keepLines/>
         <w:numPr>
           <w:ilvl w:val="0"/>
-          <w:numId w:val="20"/>
+          <w:numId w:val="44"/>
         </w:numPr>
         <w:pBdr>
           <w:top w:val="nil"/>
@@ -11492,9 +11237,6 @@
           <w:right w:val="nil"/>
           <w:between w:val="nil"/>
         </w:pBdr>
-        <w:tabs>
-          <w:tab w:val="clear" w:pos="720"/>
-        </w:tabs>
         <w:spacing w:before="240" w:after="180"/>
         <w:ind w:left="851" w:hanging="284"/>
         <w:jc w:val="both"/>
@@ -11502,7 +11244,6 @@
           <w:color w:val="1F1F1F"/>
           <w:sz w:val="24"/>
           <w:szCs w:val="24"/>
-          <w:highlight w:val="white"/>
         </w:rPr>
       </w:pPr>
       <w:r>
@@ -11510,18 +11251,18 @@
           <w:color w:val="1F1F1F"/>
           <w:sz w:val="24"/>
           <w:szCs w:val="24"/>
-          <w:highlight w:val="white"/>
-        </w:rPr>
-        <w:t>пищевая ценность (калорийность, БЖУ);</w:t>
-      </w:r>
-    </w:p>
-    <w:p>
-      <w:pPr>
+        </w:rPr>
+        <w:t>данные о пищевой ценности позиции: калорийности, белках, жирах и углеводах;</w:t>
+      </w:r>
+    </w:p>
+    <w:p>
+      <w:pPr>
+        <w:pStyle w:val="aa"/>
         <w:keepNext/>
         <w:keepLines/>
         <w:numPr>
           <w:ilvl w:val="0"/>
-          <w:numId w:val="20"/>
+          <w:numId w:val="44"/>
         </w:numPr>
         <w:pBdr>
           <w:top w:val="nil"/>
@@ -11530,9 +11271,6 @@
           <w:right w:val="nil"/>
           <w:between w:val="nil"/>
         </w:pBdr>
-        <w:tabs>
-          <w:tab w:val="clear" w:pos="720"/>
-        </w:tabs>
         <w:spacing w:before="240" w:after="180"/>
         <w:ind w:left="851" w:hanging="284"/>
         <w:jc w:val="both"/>
@@ -11540,7 +11278,6 @@
           <w:color w:val="1F1F1F"/>
           <w:sz w:val="24"/>
           <w:szCs w:val="24"/>
-          <w:highlight w:val="white"/>
         </w:rPr>
       </w:pPr>
       <w:r>
@@ -11548,36 +11285,18 @@
           <w:color w:val="1F1F1F"/>
           <w:sz w:val="24"/>
           <w:szCs w:val="24"/>
-          <w:highlight w:val="white"/>
-        </w:rPr>
-        <w:t xml:space="preserve">доступность </w:t>
-      </w:r>
-      <w:r>
-        <w:rPr>
-          <w:color w:val="1F1F1F"/>
-          <w:sz w:val="24"/>
-          <w:szCs w:val="24"/>
-          <w:highlight w:val="white"/>
-        </w:rPr>
-        <w:t>позиций</w:t>
-      </w:r>
-      <w:r>
-        <w:rPr>
-          <w:color w:val="1F1F1F"/>
-          <w:sz w:val="24"/>
-          <w:szCs w:val="24"/>
-          <w:highlight w:val="white"/>
-        </w:rPr>
-        <w:t xml:space="preserve"> (в наличии / нет);</w:t>
-      </w:r>
-    </w:p>
-    <w:p>
-      <w:pPr>
+        </w:rPr>
+        <w:t>сведения о доступности позиции для заказа в текущий момент;</w:t>
+      </w:r>
+    </w:p>
+    <w:p>
+      <w:pPr>
+        <w:pStyle w:val="aa"/>
         <w:keepNext/>
         <w:keepLines/>
         <w:numPr>
           <w:ilvl w:val="0"/>
-          <w:numId w:val="20"/>
+          <w:numId w:val="44"/>
         </w:numPr>
         <w:pBdr>
           <w:top w:val="nil"/>
@@ -11586,9 +11305,6 @@
           <w:right w:val="nil"/>
           <w:between w:val="nil"/>
         </w:pBdr>
-        <w:tabs>
-          <w:tab w:val="clear" w:pos="720"/>
-        </w:tabs>
         <w:spacing w:before="240" w:after="180"/>
         <w:ind w:left="851" w:hanging="284"/>
         <w:jc w:val="both"/>
@@ -11596,7 +11312,6 @@
           <w:color w:val="1F1F1F"/>
           <w:sz w:val="24"/>
           <w:szCs w:val="24"/>
-          <w:highlight w:val="white"/>
         </w:rPr>
       </w:pPr>
       <w:r>
@@ -11604,18 +11319,18 @@
           <w:color w:val="1F1F1F"/>
           <w:sz w:val="24"/>
           <w:szCs w:val="24"/>
-          <w:highlight w:val="white"/>
-        </w:rPr>
-        <w:t>итоговая цена заказа;</w:t>
-      </w:r>
-    </w:p>
-    <w:p>
-      <w:pPr>
+        </w:rPr>
+        <w:t>информация об итоговой стоимости сформированного заказа;</w:t>
+      </w:r>
+    </w:p>
+    <w:p>
+      <w:pPr>
+        <w:pStyle w:val="aa"/>
         <w:keepNext/>
         <w:keepLines/>
         <w:numPr>
           <w:ilvl w:val="0"/>
-          <w:numId w:val="20"/>
+          <w:numId w:val="44"/>
         </w:numPr>
         <w:pBdr>
           <w:top w:val="nil"/>
@@ -11624,9 +11339,6 @@
           <w:right w:val="nil"/>
           <w:between w:val="nil"/>
         </w:pBdr>
-        <w:tabs>
-          <w:tab w:val="clear" w:pos="720"/>
-        </w:tabs>
         <w:spacing w:before="240" w:after="180"/>
         <w:ind w:left="851" w:hanging="284"/>
         <w:jc w:val="both"/>
@@ -11634,7 +11346,6 @@
           <w:color w:val="1F1F1F"/>
           <w:sz w:val="24"/>
           <w:szCs w:val="24"/>
-          <w:highlight w:val="white"/>
         </w:rPr>
       </w:pPr>
       <w:r>
@@ -11642,18 +11353,18 @@
           <w:color w:val="1F1F1F"/>
           <w:sz w:val="24"/>
           <w:szCs w:val="24"/>
-          <w:highlight w:val="white"/>
-        </w:rPr>
-        <w:t>актуальное положение в системе лояльности;</w:t>
-      </w:r>
-    </w:p>
-    <w:p>
-      <w:pPr>
+        </w:rPr>
+        <w:t>сведения о категории клиента и применяемых условиях программы лояльности;</w:t>
+      </w:r>
+    </w:p>
+    <w:p>
+      <w:pPr>
+        <w:pStyle w:val="aa"/>
         <w:keepNext/>
         <w:keepLines/>
         <w:numPr>
           <w:ilvl w:val="0"/>
-          <w:numId w:val="20"/>
+          <w:numId w:val="44"/>
         </w:numPr>
         <w:pBdr>
           <w:top w:val="nil"/>
@@ -11662,9 +11373,6 @@
           <w:right w:val="nil"/>
           <w:between w:val="nil"/>
         </w:pBdr>
-        <w:tabs>
-          <w:tab w:val="clear" w:pos="720"/>
-        </w:tabs>
         <w:spacing w:before="240" w:after="180"/>
         <w:ind w:left="851" w:hanging="284"/>
         <w:jc w:val="both"/>
@@ -11672,7 +11380,6 @@
           <w:color w:val="1F1F1F"/>
           <w:sz w:val="24"/>
           <w:szCs w:val="24"/>
-          <w:highlight w:val="white"/>
         </w:rPr>
       </w:pPr>
       <w:r>
@@ -11680,9 +11387,8 @@
           <w:color w:val="1F1F1F"/>
           <w:sz w:val="24"/>
           <w:szCs w:val="24"/>
-          <w:highlight w:val="white"/>
-        </w:rPr>
-        <w:t>статус выполнения заказа.</w:t>
+        </w:rPr>
+        <w:t>данные о текущем состоянии выполнения оформленного заказа.</w:t>
       </w:r>
     </w:p>
     <w:p>
@@ -11797,15 +11503,7 @@
           <w:sz w:val="24"/>
           <w:szCs w:val="24"/>
         </w:rPr>
-        <w:t xml:space="preserve">Реляционная модель MS SQL Server обеспечивает структурированное хранение объектов предметной области: блюд, напитков, ингредиентов, заказов, клиентов, сотрудников и складских остатков. Для каждой логической группы данных формируется отдельная таблица, а связи между сущностями реализуются через первичные и внешние ключи. Такое построение уменьшает избыточность данных, упрощает сопровождение структуры и обеспечивает согласованность при добавлении, изменении и удалении записей. Например, ингредиенты хранятся как самостоятельные сущности, а таблицы рецептур и позиций заказа </w:t>
-      </w:r>
-      <w:r>
-        <w:rPr>
-          <w:sz w:val="24"/>
-          <w:szCs w:val="24"/>
-        </w:rPr>
-        <w:lastRenderedPageBreak/>
-        <w:t>содержат ссылки на них, что позволяет использовать один и тот же ингредиент в различных блюдах без дублирования информации.</w:t>
+        <w:t>Реляционная модель MS SQL Server обеспечивает структурированное хранение объектов предметной области: блюд, напитков, ингредиентов, заказов, клиентов, сотрудников и складских остатков. Для каждой логической группы данных формируется отдельная таблица, а связи между сущностями реализуются через первичные и внешние ключи. Такое построение уменьшает избыточность данных, упрощает сопровождение структуры и обеспечивает согласованность при добавлении, изменении и удалении записей. Например, ингредиенты хранятся как самостоятельные сущности, а таблицы рецептур и позиций заказа содержат ссылки на них, что позволяет использовать один и тот же ингредиент в различных блюдах без дублирования информации.</w:t>
       </w:r>
     </w:p>
     <w:p>
@@ -11850,7 +11548,15 @@
           <w:sz w:val="24"/>
           <w:szCs w:val="24"/>
         </w:rPr>
-        <w:t>», что позволяет адекватно отразить бизнес-логику кофейни. Так, один заказ может включать несколько позиций, а одна позиция может иметь набор модификаторов и добавок; аналогично, отдельный ингредиент может входить в состав нескольких технологических карт. Использование внешних ключей и ограничений целостности исключает логические противоречия, например</w:t>
+        <w:t xml:space="preserve">», что позволяет адекватно отразить бизнес-логику кофейни. Так, один заказ может включать несколько позиций, а одна позиция может иметь набор модификаторов </w:t>
+      </w:r>
+      <w:r>
+        <w:rPr>
+          <w:sz w:val="24"/>
+          <w:szCs w:val="24"/>
+        </w:rPr>
+        <w:lastRenderedPageBreak/>
+        <w:t>и добавок; аналогично, отдельный ингредиент может входить в состав нескольких технологических карт. Использование внешних ключей и ограничений целостности исключает логические противоречия, например</w:t>
       </w:r>
       <w:r>
         <w:rPr>
@@ -12141,7 +11847,6 @@
           <w:sz w:val="24"/>
           <w:szCs w:val="24"/>
         </w:rPr>
-        <w:lastRenderedPageBreak/>
         <w:t xml:space="preserve">Калории_ингр = (Ккал_ингр / 100) · m, </w:t>
       </w:r>
       <w:r>
@@ -12320,6 +12025,7 @@
           <w:sz w:val="24"/>
           <w:szCs w:val="24"/>
         </w:rPr>
+        <w:lastRenderedPageBreak/>
         <w:t xml:space="preserve">где m_i </w:t>
       </w:r>
       <w:r>
@@ -12840,7 +12546,6 @@
           <w:sz w:val="24"/>
           <w:szCs w:val="24"/>
         </w:rPr>
-        <w:lastRenderedPageBreak/>
         <w:t>заказы отображаются в списке очередности с выделением текущего статуса (новый → готовится → готов).</w:t>
       </w:r>
     </w:p>
@@ -12892,7 +12597,15 @@
           <w:sz w:val="24"/>
           <w:szCs w:val="24"/>
         </w:rPr>
-        <w:t xml:space="preserve">В программном комплексе Garden Nook применяется многоуровневая модель получения, передачи и синхронизации данных между веб-клиентом, серверной частью и базой данных Microsoft SQL Server. Клиентский уровень реализован на ASP.NET Core MVC и JavaScript, серверный уровень </w:t>
+        <w:t xml:space="preserve">В программном комплексе Garden Nook применяется многоуровневая модель получения, передачи и синхронизации данных между веб-клиентом, серверной частью и базой данных Microsoft SQL Server. Клиентский уровень реализован на ASP.NET Core MVC и </w:t>
+      </w:r>
+      <w:r>
+        <w:rPr>
+          <w:sz w:val="24"/>
+          <w:szCs w:val="24"/>
+        </w:rPr>
+        <w:lastRenderedPageBreak/>
+        <w:t xml:space="preserve">JavaScript, серверный уровень </w:t>
       </w:r>
       <w:r>
         <w:rPr>
@@ -13113,7 +12826,6 @@
           <w:sz w:val="24"/>
           <w:szCs w:val="24"/>
         </w:rPr>
-        <w:lastRenderedPageBreak/>
         <w:t xml:space="preserve">SELECT </w:t>
       </w:r>
       <w:r>
@@ -13219,6 +12931,7 @@
           <w:sz w:val="24"/>
           <w:szCs w:val="24"/>
         </w:rPr>
+        <w:lastRenderedPageBreak/>
         <w:t xml:space="preserve">DELETE </w:t>
       </w:r>
       <w:r>
@@ -13329,7 +13042,6 @@
           <w:sz w:val="24"/>
           <w:szCs w:val="24"/>
         </w:rPr>
-        <w:lastRenderedPageBreak/>
         <w:t xml:space="preserve">Рисунок 2 </w:t>
       </w:r>
       <w:r>
@@ -13437,6 +13149,7 @@
           <w:sz w:val="24"/>
           <w:szCs w:val="24"/>
         </w:rPr>
+        <w:lastRenderedPageBreak/>
         <w:t>позволяет передавать вложенные структуры (заказ, позиции, добавки, модификаторы);</w:t>
       </w:r>
     </w:p>
@@ -13614,7 +13327,6 @@
           <w:szCs w:val="24"/>
           <w:lang w:eastAsia="ru-RU"/>
         </w:rPr>
-        <w:lastRenderedPageBreak/>
         <w:drawing>
           <wp:inline distT="0" distB="0" distL="0" distR="0" wp14:anchorId="2CF7F988" wp14:editId="402CB45E">
             <wp:extent cx="5611239" cy="3359591"/>
@@ -13681,6 +13393,7 @@
           <w:sz w:val="24"/>
           <w:szCs w:val="24"/>
         </w:rPr>
+        <w:lastRenderedPageBreak/>
         <w:t xml:space="preserve">Рисунок 4 </w:t>
       </w:r>
       <w:r>
@@ -13848,7 +13561,6 @@
           <w:szCs w:val="24"/>
           <w:lang w:eastAsia="ru-RU"/>
         </w:rPr>
-        <w:lastRenderedPageBreak/>
         <w:drawing>
           <wp:inline distT="0" distB="0" distL="0" distR="0">
             <wp:extent cx="5760602" cy="3440073"/>
@@ -17578,7 +17290,6 @@
                 <w:sz w:val="24"/>
                 <w:szCs w:val="24"/>
               </w:rPr>
-              <w:lastRenderedPageBreak/>
               <w:t>Постусловие</w:t>
             </w:r>
           </w:p>
@@ -20035,7 +19746,6 @@
           <w:sz w:val="24"/>
           <w:szCs w:val="24"/>
         </w:rPr>
-        <w:lastRenderedPageBreak/>
         <w:t>Выбор: WPF, поскольку технология лучше соответствует требованиям к интерфейсу рабочего места кухни и уже используется в проекте.</w:t>
       </w:r>
     </w:p>
@@ -20653,7 +20363,6 @@
           <w:sz w:val="24"/>
           <w:szCs w:val="24"/>
         </w:rPr>
-        <w:lastRenderedPageBreak/>
         <w:t>Выбор: Microsoft SQL Server, так как он обеспечивает требуемую целостность данных и уже встроен в инфраструктуру Garden Nook.</w:t>
       </w:r>
     </w:p>
@@ -26503,6 +26212,119 @@
     </w:lvl>
   </w:abstractNum>
   <w:abstractNum w:abstractNumId="2" w15:restartNumberingAfterBreak="0">
+    <w:nsid w:val="09315B5B"/>
+    <w:multiLevelType w:val="hybridMultilevel"/>
+    <w:tmpl w:val="0D8E6C24"/>
+    <w:lvl w:ilvl="0" w:tplc="DB3E5562">
+      <w:start w:val="1"/>
+      <w:numFmt w:val="bullet"/>
+      <w:lvlText w:val=""/>
+      <w:lvlJc w:val="left"/>
+      <w:pPr>
+        <w:ind w:left="1429" w:hanging="360"/>
+      </w:pPr>
+      <w:rPr>
+        <w:rFonts w:ascii="Symbol" w:hAnsi="Symbol" w:hint="default"/>
+      </w:rPr>
+    </w:lvl>
+    <w:lvl w:ilvl="1" w:tplc="04190003" w:tentative="1">
+      <w:start w:val="1"/>
+      <w:numFmt w:val="bullet"/>
+      <w:lvlText w:val="o"/>
+      <w:lvlJc w:val="left"/>
+      <w:pPr>
+        <w:ind w:left="2149" w:hanging="360"/>
+      </w:pPr>
+      <w:rPr>
+        <w:rFonts w:ascii="Courier New" w:hAnsi="Courier New" w:cs="Courier New" w:hint="default"/>
+      </w:rPr>
+    </w:lvl>
+    <w:lvl w:ilvl="2" w:tplc="04190005" w:tentative="1">
+      <w:start w:val="1"/>
+      <w:numFmt w:val="bullet"/>
+      <w:lvlText w:val=""/>
+      <w:lvlJc w:val="left"/>
+      <w:pPr>
+        <w:ind w:left="2869" w:hanging="360"/>
+      </w:pPr>
+      <w:rPr>
+        <w:rFonts w:ascii="Wingdings" w:hAnsi="Wingdings" w:hint="default"/>
+      </w:rPr>
+    </w:lvl>
+    <w:lvl w:ilvl="3" w:tplc="04190001" w:tentative="1">
+      <w:start w:val="1"/>
+      <w:numFmt w:val="bullet"/>
+      <w:lvlText w:val=""/>
+      <w:lvlJc w:val="left"/>
+      <w:pPr>
+        <w:ind w:left="3589" w:hanging="360"/>
+      </w:pPr>
+      <w:rPr>
+        <w:rFonts w:ascii="Symbol" w:hAnsi="Symbol" w:hint="default"/>
+      </w:rPr>
+    </w:lvl>
+    <w:lvl w:ilvl="4" w:tplc="04190003" w:tentative="1">
+      <w:start w:val="1"/>
+      <w:numFmt w:val="bullet"/>
+      <w:lvlText w:val="o"/>
+      <w:lvlJc w:val="left"/>
+      <w:pPr>
+        <w:ind w:left="4309" w:hanging="360"/>
+      </w:pPr>
+      <w:rPr>
+        <w:rFonts w:ascii="Courier New" w:hAnsi="Courier New" w:cs="Courier New" w:hint="default"/>
+      </w:rPr>
+    </w:lvl>
+    <w:lvl w:ilvl="5" w:tplc="04190005" w:tentative="1">
+      <w:start w:val="1"/>
+      <w:numFmt w:val="bullet"/>
+      <w:lvlText w:val=""/>
+      <w:lvlJc w:val="left"/>
+      <w:pPr>
+        <w:ind w:left="5029" w:hanging="360"/>
+      </w:pPr>
+      <w:rPr>
+        <w:rFonts w:ascii="Wingdings" w:hAnsi="Wingdings" w:hint="default"/>
+      </w:rPr>
+    </w:lvl>
+    <w:lvl w:ilvl="6" w:tplc="04190001" w:tentative="1">
+      <w:start w:val="1"/>
+      <w:numFmt w:val="bullet"/>
+      <w:lvlText w:val=""/>
+      <w:lvlJc w:val="left"/>
+      <w:pPr>
+        <w:ind w:left="5749" w:hanging="360"/>
+      </w:pPr>
+      <w:rPr>
+        <w:rFonts w:ascii="Symbol" w:hAnsi="Symbol" w:hint="default"/>
+      </w:rPr>
+    </w:lvl>
+    <w:lvl w:ilvl="7" w:tplc="04190003" w:tentative="1">
+      <w:start w:val="1"/>
+      <w:numFmt w:val="bullet"/>
+      <w:lvlText w:val="o"/>
+      <w:lvlJc w:val="left"/>
+      <w:pPr>
+        <w:ind w:left="6469" w:hanging="360"/>
+      </w:pPr>
+      <w:rPr>
+        <w:rFonts w:ascii="Courier New" w:hAnsi="Courier New" w:cs="Courier New" w:hint="default"/>
+      </w:rPr>
+    </w:lvl>
+    <w:lvl w:ilvl="8" w:tplc="04190005" w:tentative="1">
+      <w:start w:val="1"/>
+      <w:numFmt w:val="bullet"/>
+      <w:lvlText w:val=""/>
+      <w:lvlJc w:val="left"/>
+      <w:pPr>
+        <w:ind w:left="7189" w:hanging="360"/>
+      </w:pPr>
+      <w:rPr>
+        <w:rFonts w:ascii="Wingdings" w:hAnsi="Wingdings" w:hint="default"/>
+      </w:rPr>
+    </w:lvl>
+  </w:abstractNum>
+  <w:abstractNum w:abstractNumId="3" w15:restartNumberingAfterBreak="0">
     <w:nsid w:val="134B5FE4"/>
     <w:multiLevelType w:val="hybridMultilevel"/>
     <w:tmpl w:val="EADC9DB4"/>
@@ -26615,7 +26437,156 @@
       </w:rPr>
     </w:lvl>
   </w:abstractNum>
-  <w:abstractNum w:abstractNumId="3" w15:restartNumberingAfterBreak="0">
+  <w:abstractNum w:abstractNumId="4" w15:restartNumberingAfterBreak="0">
+    <w:nsid w:val="14CA4825"/>
+    <w:multiLevelType w:val="multilevel"/>
+    <w:tmpl w:val="DAEAF940"/>
+    <w:lvl w:ilvl="0">
+      <w:start w:val="1"/>
+      <w:numFmt w:val="decimal"/>
+      <w:lvlText w:val="%1."/>
+      <w:lvlJc w:val="left"/>
+      <w:pPr>
+        <w:tabs>
+          <w:tab w:val="num" w:pos="720"/>
+        </w:tabs>
+        <w:ind w:left="720" w:hanging="360"/>
+      </w:pPr>
+      <w:rPr>
+        <w:rFonts w:hint="default"/>
+        <w:sz w:val="20"/>
+      </w:rPr>
+    </w:lvl>
+    <w:lvl w:ilvl="1">
+      <w:start w:val="1"/>
+      <w:numFmt w:val="bullet"/>
+      <w:lvlText w:val=""/>
+      <w:lvlJc w:val="left"/>
+      <w:pPr>
+        <w:tabs>
+          <w:tab w:val="num" w:pos="1440"/>
+        </w:tabs>
+        <w:ind w:left="1440" w:hanging="360"/>
+      </w:pPr>
+      <w:rPr>
+        <w:rFonts w:ascii="Symbol" w:hAnsi="Symbol" w:hint="default"/>
+        <w:sz w:val="20"/>
+      </w:rPr>
+    </w:lvl>
+    <w:lvl w:ilvl="2" w:tentative="1">
+      <w:start w:val="1"/>
+      <w:numFmt w:val="bullet"/>
+      <w:lvlText w:val=""/>
+      <w:lvlJc w:val="left"/>
+      <w:pPr>
+        <w:tabs>
+          <w:tab w:val="num" w:pos="2160"/>
+        </w:tabs>
+        <w:ind w:left="2160" w:hanging="360"/>
+      </w:pPr>
+      <w:rPr>
+        <w:rFonts w:ascii="Symbol" w:hAnsi="Symbol" w:hint="default"/>
+        <w:sz w:val="20"/>
+      </w:rPr>
+    </w:lvl>
+    <w:lvl w:ilvl="3" w:tentative="1">
+      <w:start w:val="1"/>
+      <w:numFmt w:val="bullet"/>
+      <w:lvlText w:val=""/>
+      <w:lvlJc w:val="left"/>
+      <w:pPr>
+        <w:tabs>
+          <w:tab w:val="num" w:pos="2880"/>
+        </w:tabs>
+        <w:ind w:left="2880" w:hanging="360"/>
+      </w:pPr>
+      <w:rPr>
+        <w:rFonts w:ascii="Symbol" w:hAnsi="Symbol" w:hint="default"/>
+        <w:sz w:val="20"/>
+      </w:rPr>
+    </w:lvl>
+    <w:lvl w:ilvl="4" w:tentative="1">
+      <w:start w:val="1"/>
+      <w:numFmt w:val="bullet"/>
+      <w:lvlText w:val=""/>
+      <w:lvlJc w:val="left"/>
+      <w:pPr>
+        <w:tabs>
+          <w:tab w:val="num" w:pos="3600"/>
+        </w:tabs>
+        <w:ind w:left="3600" w:hanging="360"/>
+      </w:pPr>
+      <w:rPr>
+        <w:rFonts w:ascii="Symbol" w:hAnsi="Symbol" w:hint="default"/>
+        <w:sz w:val="20"/>
+      </w:rPr>
+    </w:lvl>
+    <w:lvl w:ilvl="5" w:tentative="1">
+      <w:start w:val="1"/>
+      <w:numFmt w:val="bullet"/>
+      <w:lvlText w:val=""/>
+      <w:lvlJc w:val="left"/>
+      <w:pPr>
+        <w:tabs>
+          <w:tab w:val="num" w:pos="4320"/>
+        </w:tabs>
+        <w:ind w:left="4320" w:hanging="360"/>
+      </w:pPr>
+      <w:rPr>
+        <w:rFonts w:ascii="Symbol" w:hAnsi="Symbol" w:hint="default"/>
+        <w:sz w:val="20"/>
+      </w:rPr>
+    </w:lvl>
+    <w:lvl w:ilvl="6" w:tentative="1">
+      <w:start w:val="1"/>
+      <w:numFmt w:val="bullet"/>
+      <w:lvlText w:val=""/>
+      <w:lvlJc w:val="left"/>
+      <w:pPr>
+        <w:tabs>
+          <w:tab w:val="num" w:pos="5040"/>
+        </w:tabs>
+        <w:ind w:left="5040" w:hanging="360"/>
+      </w:pPr>
+      <w:rPr>
+        <w:rFonts w:ascii="Symbol" w:hAnsi="Symbol" w:hint="default"/>
+        <w:sz w:val="20"/>
+      </w:rPr>
+    </w:lvl>
+    <w:lvl w:ilvl="7" w:tentative="1">
+      <w:start w:val="1"/>
+      <w:numFmt w:val="bullet"/>
+      <w:lvlText w:val=""/>
+      <w:lvlJc w:val="left"/>
+      <w:pPr>
+        <w:tabs>
+          <w:tab w:val="num" w:pos="5760"/>
+        </w:tabs>
+        <w:ind w:left="5760" w:hanging="360"/>
+      </w:pPr>
+      <w:rPr>
+        <w:rFonts w:ascii="Symbol" w:hAnsi="Symbol" w:hint="default"/>
+        <w:sz w:val="20"/>
+      </w:rPr>
+    </w:lvl>
+    <w:lvl w:ilvl="8" w:tentative="1">
+      <w:start w:val="1"/>
+      <w:numFmt w:val="bullet"/>
+      <w:lvlText w:val=""/>
+      <w:lvlJc w:val="left"/>
+      <w:pPr>
+        <w:tabs>
+          <w:tab w:val="num" w:pos="6480"/>
+        </w:tabs>
+        <w:ind w:left="6480" w:hanging="360"/>
+      </w:pPr>
+      <w:rPr>
+        <w:rFonts w:ascii="Symbol" w:hAnsi="Symbol" w:hint="default"/>
+        <w:sz w:val="20"/>
+      </w:rPr>
+    </w:lvl>
+  </w:abstractNum>
+  <w:abstractNum w:abstractNumId="5" w15:restartNumberingAfterBreak="0">
     <w:nsid w:val="17024A25"/>
     <w:multiLevelType w:val="hybridMultilevel"/>
     <w:tmpl w:val="7A9ADFEA"/>
@@ -26728,7 +26699,7 @@
       </w:rPr>
     </w:lvl>
   </w:abstractNum>
-  <w:abstractNum w:abstractNumId="4" w15:restartNumberingAfterBreak="0">
+  <w:abstractNum w:abstractNumId="6" w15:restartNumberingAfterBreak="0">
     <w:nsid w:val="18343990"/>
     <w:multiLevelType w:val="multilevel"/>
     <w:tmpl w:val="28F6E332"/>
@@ -26877,7 +26848,7 @@
       </w:rPr>
     </w:lvl>
   </w:abstractNum>
-  <w:abstractNum w:abstractNumId="5" w15:restartNumberingAfterBreak="0">
+  <w:abstractNum w:abstractNumId="7" w15:restartNumberingAfterBreak="0">
     <w:nsid w:val="1D074088"/>
     <w:multiLevelType w:val="multilevel"/>
     <w:tmpl w:val="BF443A86"/>
@@ -27026,7 +26997,7 @@
       </w:rPr>
     </w:lvl>
   </w:abstractNum>
-  <w:abstractNum w:abstractNumId="6" w15:restartNumberingAfterBreak="0">
+  <w:abstractNum w:abstractNumId="8" w15:restartNumberingAfterBreak="0">
     <w:nsid w:val="24CF4F14"/>
     <w:multiLevelType w:val="multilevel"/>
     <w:tmpl w:val="F2B6BC2E"/>
@@ -27139,7 +27110,7 @@
       </w:pPr>
     </w:lvl>
   </w:abstractNum>
-  <w:abstractNum w:abstractNumId="7" w15:restartNumberingAfterBreak="0">
+  <w:abstractNum w:abstractNumId="9" w15:restartNumberingAfterBreak="0">
     <w:nsid w:val="25CE175E"/>
     <w:multiLevelType w:val="multilevel"/>
     <w:tmpl w:val="32E26348"/>
@@ -27288,7 +27259,7 @@
       </w:rPr>
     </w:lvl>
   </w:abstractNum>
-  <w:abstractNum w:abstractNumId="8" w15:restartNumberingAfterBreak="0">
+  <w:abstractNum w:abstractNumId="10" w15:restartNumberingAfterBreak="0">
     <w:nsid w:val="274B2A06"/>
     <w:multiLevelType w:val="hybridMultilevel"/>
     <w:tmpl w:val="C5644448"/>
@@ -27401,7 +27372,7 @@
       </w:rPr>
     </w:lvl>
   </w:abstractNum>
-  <w:abstractNum w:abstractNumId="9" w15:restartNumberingAfterBreak="0">
+  <w:abstractNum w:abstractNumId="11" w15:restartNumberingAfterBreak="0">
     <w:nsid w:val="279E0800"/>
     <w:multiLevelType w:val="multilevel"/>
     <w:tmpl w:val="25BE5EA0"/>
@@ -27550,7 +27521,7 @@
       </w:rPr>
     </w:lvl>
   </w:abstractNum>
-  <w:abstractNum w:abstractNumId="10" w15:restartNumberingAfterBreak="0">
+  <w:abstractNum w:abstractNumId="12" w15:restartNumberingAfterBreak="0">
     <w:nsid w:val="29D16820"/>
     <w:multiLevelType w:val="multilevel"/>
     <w:tmpl w:val="0D18CF74"/>
@@ -27691,7 +27662,7 @@
       </w:rPr>
     </w:lvl>
   </w:abstractNum>
-  <w:abstractNum w:abstractNumId="11" w15:restartNumberingAfterBreak="0">
+  <w:abstractNum w:abstractNumId="13" w15:restartNumberingAfterBreak="0">
     <w:nsid w:val="29DB6F4B"/>
     <w:multiLevelType w:val="multilevel"/>
     <w:tmpl w:val="D786C59A"/>
@@ -27840,7 +27811,7 @@
       </w:rPr>
     </w:lvl>
   </w:abstractNum>
-  <w:abstractNum w:abstractNumId="12" w15:restartNumberingAfterBreak="0">
+  <w:abstractNum w:abstractNumId="14" w15:restartNumberingAfterBreak="0">
     <w:nsid w:val="34474128"/>
     <w:multiLevelType w:val="multilevel"/>
     <w:tmpl w:val="D0B8D656"/>
@@ -27985,7 +27956,7 @@
       </w:rPr>
     </w:lvl>
   </w:abstractNum>
-  <w:abstractNum w:abstractNumId="13" w15:restartNumberingAfterBreak="0">
+  <w:abstractNum w:abstractNumId="15" w15:restartNumberingAfterBreak="0">
     <w:nsid w:val="371016CC"/>
     <w:multiLevelType w:val="multilevel"/>
     <w:tmpl w:val="FE907DAC"/>
@@ -28134,7 +28105,7 @@
       </w:rPr>
     </w:lvl>
   </w:abstractNum>
-  <w:abstractNum w:abstractNumId="14" w15:restartNumberingAfterBreak="0">
+  <w:abstractNum w:abstractNumId="16" w15:restartNumberingAfterBreak="0">
     <w:nsid w:val="387F0F0D"/>
     <w:multiLevelType w:val="multilevel"/>
     <w:tmpl w:val="45B22EBA"/>
@@ -28283,7 +28254,7 @@
       </w:rPr>
     </w:lvl>
   </w:abstractNum>
-  <w:abstractNum w:abstractNumId="15" w15:restartNumberingAfterBreak="0">
+  <w:abstractNum w:abstractNumId="17" w15:restartNumberingAfterBreak="0">
     <w:nsid w:val="39D31AFF"/>
     <w:multiLevelType w:val="hybridMultilevel"/>
     <w:tmpl w:val="B00A2354"/>
@@ -28372,7 +28343,7 @@
       </w:pPr>
     </w:lvl>
   </w:abstractNum>
-  <w:abstractNum w:abstractNumId="16" w15:restartNumberingAfterBreak="0">
+  <w:abstractNum w:abstractNumId="18" w15:restartNumberingAfterBreak="0">
     <w:nsid w:val="3A4F34BF"/>
     <w:multiLevelType w:val="multilevel"/>
     <w:tmpl w:val="9B966D88"/>
@@ -28487,7 +28458,7 @@
       </w:rPr>
     </w:lvl>
   </w:abstractNum>
-  <w:abstractNum w:abstractNumId="17" w15:restartNumberingAfterBreak="0">
+  <w:abstractNum w:abstractNumId="19" w15:restartNumberingAfterBreak="0">
     <w:nsid w:val="3FFF650C"/>
     <w:multiLevelType w:val="hybridMultilevel"/>
     <w:tmpl w:val="B060E2D6"/>
@@ -28600,7 +28571,7 @@
       </w:rPr>
     </w:lvl>
   </w:abstractNum>
-  <w:abstractNum w:abstractNumId="18" w15:restartNumberingAfterBreak="0">
+  <w:abstractNum w:abstractNumId="20" w15:restartNumberingAfterBreak="0">
     <w:nsid w:val="411F1065"/>
     <w:multiLevelType w:val="multilevel"/>
     <w:tmpl w:val="62D874E6"/>
@@ -28713,7 +28684,7 @@
       </w:pPr>
     </w:lvl>
   </w:abstractNum>
-  <w:abstractNum w:abstractNumId="19" w15:restartNumberingAfterBreak="0">
+  <w:abstractNum w:abstractNumId="21" w15:restartNumberingAfterBreak="0">
     <w:nsid w:val="437D4877"/>
     <w:multiLevelType w:val="hybridMultilevel"/>
     <w:tmpl w:val="5E288368"/>
@@ -28826,7 +28797,7 @@
       </w:rPr>
     </w:lvl>
   </w:abstractNum>
-  <w:abstractNum w:abstractNumId="20" w15:restartNumberingAfterBreak="0">
+  <w:abstractNum w:abstractNumId="22" w15:restartNumberingAfterBreak="0">
     <w:nsid w:val="43CA4C0E"/>
     <w:multiLevelType w:val="multilevel"/>
     <w:tmpl w:val="FE907DAC"/>
@@ -28975,7 +28946,7 @@
       </w:rPr>
     </w:lvl>
   </w:abstractNum>
-  <w:abstractNum w:abstractNumId="21" w15:restartNumberingAfterBreak="0">
+  <w:abstractNum w:abstractNumId="23" w15:restartNumberingAfterBreak="0">
     <w:nsid w:val="455A5F0E"/>
     <w:multiLevelType w:val="hybridMultilevel"/>
     <w:tmpl w:val="C0109FCC"/>
@@ -29064,7 +29035,7 @@
       </w:pPr>
     </w:lvl>
   </w:abstractNum>
-  <w:abstractNum w:abstractNumId="22" w15:restartNumberingAfterBreak="0">
+  <w:abstractNum w:abstractNumId="24" w15:restartNumberingAfterBreak="0">
     <w:nsid w:val="475B2060"/>
     <w:multiLevelType w:val="multilevel"/>
     <w:tmpl w:val="BF443A86"/>
@@ -29213,7 +29184,7 @@
       </w:rPr>
     </w:lvl>
   </w:abstractNum>
-  <w:abstractNum w:abstractNumId="23" w15:restartNumberingAfterBreak="0">
+  <w:abstractNum w:abstractNumId="25" w15:restartNumberingAfterBreak="0">
     <w:nsid w:val="479E4B9B"/>
     <w:multiLevelType w:val="multilevel"/>
     <w:tmpl w:val="87CAC8F4"/>
@@ -29331,7 +29302,7 @@
       </w:rPr>
     </w:lvl>
   </w:abstractNum>
-  <w:abstractNum w:abstractNumId="24" w15:restartNumberingAfterBreak="0">
+  <w:abstractNum w:abstractNumId="26" w15:restartNumberingAfterBreak="0">
     <w:nsid w:val="4DA504F0"/>
     <w:multiLevelType w:val="multilevel"/>
     <w:tmpl w:val="0419001F"/>
@@ -29417,7 +29388,7 @@
       </w:pPr>
     </w:lvl>
   </w:abstractNum>
-  <w:abstractNum w:abstractNumId="25" w15:restartNumberingAfterBreak="0">
+  <w:abstractNum w:abstractNumId="27" w15:restartNumberingAfterBreak="0">
     <w:nsid w:val="4EA26421"/>
     <w:multiLevelType w:val="multilevel"/>
     <w:tmpl w:val="33A0013A"/>
@@ -29566,7 +29537,7 @@
       </w:rPr>
     </w:lvl>
   </w:abstractNum>
-  <w:abstractNum w:abstractNumId="26" w15:restartNumberingAfterBreak="0">
+  <w:abstractNum w:abstractNumId="28" w15:restartNumberingAfterBreak="0">
     <w:nsid w:val="4F802D09"/>
     <w:multiLevelType w:val="hybridMultilevel"/>
     <w:tmpl w:val="F1F277C8"/>
@@ -29652,7 +29623,7 @@
       </w:pPr>
     </w:lvl>
   </w:abstractNum>
-  <w:abstractNum w:abstractNumId="27" w15:restartNumberingAfterBreak="0">
+  <w:abstractNum w:abstractNumId="29" w15:restartNumberingAfterBreak="0">
     <w:nsid w:val="50231264"/>
     <w:multiLevelType w:val="multilevel"/>
     <w:tmpl w:val="7A4AD976"/>
@@ -29801,7 +29772,7 @@
       </w:rPr>
     </w:lvl>
   </w:abstractNum>
-  <w:abstractNum w:abstractNumId="28" w15:restartNumberingAfterBreak="0">
+  <w:abstractNum w:abstractNumId="30" w15:restartNumberingAfterBreak="0">
     <w:nsid w:val="51463147"/>
     <w:multiLevelType w:val="hybridMultilevel"/>
     <w:tmpl w:val="769E1742"/>
@@ -29914,7 +29885,7 @@
       </w:rPr>
     </w:lvl>
   </w:abstractNum>
-  <w:abstractNum w:abstractNumId="29" w15:restartNumberingAfterBreak="0">
+  <w:abstractNum w:abstractNumId="31" w15:restartNumberingAfterBreak="0">
     <w:nsid w:val="52F25E48"/>
     <w:multiLevelType w:val="hybridMultilevel"/>
     <w:tmpl w:val="81ECA740"/>
@@ -30027,7 +29998,7 @@
       </w:rPr>
     </w:lvl>
   </w:abstractNum>
-  <w:abstractNum w:abstractNumId="30" w15:restartNumberingAfterBreak="0">
+  <w:abstractNum w:abstractNumId="32" w15:restartNumberingAfterBreak="0">
     <w:nsid w:val="5AA419D1"/>
     <w:multiLevelType w:val="hybridMultilevel"/>
     <w:tmpl w:val="53AEC674"/>
@@ -30140,7 +30111,120 @@
       </w:rPr>
     </w:lvl>
   </w:abstractNum>
-  <w:abstractNum w:abstractNumId="31" w15:restartNumberingAfterBreak="0">
+  <w:abstractNum w:abstractNumId="33" w15:restartNumberingAfterBreak="0">
+    <w:nsid w:val="5CB84227"/>
+    <w:multiLevelType w:val="hybridMultilevel"/>
+    <w:tmpl w:val="49F6EE7C"/>
+    <w:lvl w:ilvl="0" w:tplc="413AD47C">
+      <w:start w:val="1"/>
+      <w:numFmt w:val="bullet"/>
+      <w:lvlText w:val=""/>
+      <w:lvlJc w:val="left"/>
+      <w:pPr>
+        <w:ind w:left="1429" w:hanging="360"/>
+      </w:pPr>
+      <w:rPr>
+        <w:rFonts w:ascii="Symbol" w:hAnsi="Symbol" w:hint="default"/>
+      </w:rPr>
+    </w:lvl>
+    <w:lvl w:ilvl="1" w:tplc="04190003" w:tentative="1">
+      <w:start w:val="1"/>
+      <w:numFmt w:val="bullet"/>
+      <w:lvlText w:val="o"/>
+      <w:lvlJc w:val="left"/>
+      <w:pPr>
+        <w:ind w:left="2149" w:hanging="360"/>
+      </w:pPr>
+      <w:rPr>
+        <w:rFonts w:ascii="Courier New" w:hAnsi="Courier New" w:cs="Courier New" w:hint="default"/>
+      </w:rPr>
+    </w:lvl>
+    <w:lvl w:ilvl="2" w:tplc="04190005" w:tentative="1">
+      <w:start w:val="1"/>
+      <w:numFmt w:val="bullet"/>
+      <w:lvlText w:val=""/>
+      <w:lvlJc w:val="left"/>
+      <w:pPr>
+        <w:ind w:left="2869" w:hanging="360"/>
+      </w:pPr>
+      <w:rPr>
+        <w:rFonts w:ascii="Wingdings" w:hAnsi="Wingdings" w:hint="default"/>
+      </w:rPr>
+    </w:lvl>
+    <w:lvl w:ilvl="3" w:tplc="04190001" w:tentative="1">
+      <w:start w:val="1"/>
+      <w:numFmt w:val="bullet"/>
+      <w:lvlText w:val=""/>
+      <w:lvlJc w:val="left"/>
+      <w:pPr>
+        <w:ind w:left="3589" w:hanging="360"/>
+      </w:pPr>
+      <w:rPr>
+        <w:rFonts w:ascii="Symbol" w:hAnsi="Symbol" w:hint="default"/>
+      </w:rPr>
+    </w:lvl>
+    <w:lvl w:ilvl="4" w:tplc="04190003" w:tentative="1">
+      <w:start w:val="1"/>
+      <w:numFmt w:val="bullet"/>
+      <w:lvlText w:val="o"/>
+      <w:lvlJc w:val="left"/>
+      <w:pPr>
+        <w:ind w:left="4309" w:hanging="360"/>
+      </w:pPr>
+      <w:rPr>
+        <w:rFonts w:ascii="Courier New" w:hAnsi="Courier New" w:cs="Courier New" w:hint="default"/>
+      </w:rPr>
+    </w:lvl>
+    <w:lvl w:ilvl="5" w:tplc="04190005" w:tentative="1">
+      <w:start w:val="1"/>
+      <w:numFmt w:val="bullet"/>
+      <w:lvlText w:val=""/>
+      <w:lvlJc w:val="left"/>
+      <w:pPr>
+        <w:ind w:left="5029" w:hanging="360"/>
+      </w:pPr>
+      <w:rPr>
+        <w:rFonts w:ascii="Wingdings" w:hAnsi="Wingdings" w:hint="default"/>
+      </w:rPr>
+    </w:lvl>
+    <w:lvl w:ilvl="6" w:tplc="04190001" w:tentative="1">
+      <w:start w:val="1"/>
+      <w:numFmt w:val="bullet"/>
+      <w:lvlText w:val=""/>
+      <w:lvlJc w:val="left"/>
+      <w:pPr>
+        <w:ind w:left="5749" w:hanging="360"/>
+      </w:pPr>
+      <w:rPr>
+        <w:rFonts w:ascii="Symbol" w:hAnsi="Symbol" w:hint="default"/>
+      </w:rPr>
+    </w:lvl>
+    <w:lvl w:ilvl="7" w:tplc="04190003" w:tentative="1">
+      <w:start w:val="1"/>
+      <w:numFmt w:val="bullet"/>
+      <w:lvlText w:val="o"/>
+      <w:lvlJc w:val="left"/>
+      <w:pPr>
+        <w:ind w:left="6469" w:hanging="360"/>
+      </w:pPr>
+      <w:rPr>
+        <w:rFonts w:ascii="Courier New" w:hAnsi="Courier New" w:cs="Courier New" w:hint="default"/>
+      </w:rPr>
+    </w:lvl>
+    <w:lvl w:ilvl="8" w:tplc="04190005" w:tentative="1">
+      <w:start w:val="1"/>
+      <w:numFmt w:val="bullet"/>
+      <w:lvlText w:val=""/>
+      <w:lvlJc w:val="left"/>
+      <w:pPr>
+        <w:ind w:left="7189" w:hanging="360"/>
+      </w:pPr>
+      <w:rPr>
+        <w:rFonts w:ascii="Wingdings" w:hAnsi="Wingdings" w:hint="default"/>
+      </w:rPr>
+    </w:lvl>
+  </w:abstractNum>
+  <w:abstractNum w:abstractNumId="34" w15:restartNumberingAfterBreak="0">
     <w:nsid w:val="616410C6"/>
     <w:multiLevelType w:val="hybridMultilevel"/>
     <w:tmpl w:val="3A8C79E4"/>
@@ -30226,7 +30310,7 @@
       </w:pPr>
     </w:lvl>
   </w:abstractNum>
-  <w:abstractNum w:abstractNumId="32" w15:restartNumberingAfterBreak="0">
+  <w:abstractNum w:abstractNumId="35" w15:restartNumberingAfterBreak="0">
     <w:nsid w:val="621C23E0"/>
     <w:multiLevelType w:val="multilevel"/>
     <w:tmpl w:val="F54880EA"/>
@@ -30339,7 +30423,7 @@
       </w:pPr>
     </w:lvl>
   </w:abstractNum>
-  <w:abstractNum w:abstractNumId="33" w15:restartNumberingAfterBreak="0">
+  <w:abstractNum w:abstractNumId="36" w15:restartNumberingAfterBreak="0">
     <w:nsid w:val="655E03AD"/>
     <w:multiLevelType w:val="hybridMultilevel"/>
     <w:tmpl w:val="421237EE"/>
@@ -30452,7 +30536,7 @@
       </w:rPr>
     </w:lvl>
   </w:abstractNum>
-  <w:abstractNum w:abstractNumId="34" w15:restartNumberingAfterBreak="0">
+  <w:abstractNum w:abstractNumId="37" w15:restartNumberingAfterBreak="0">
     <w:nsid w:val="67574D9C"/>
     <w:multiLevelType w:val="hybridMultilevel"/>
     <w:tmpl w:val="26365BCA"/>
@@ -30565,7 +30649,7 @@
       </w:rPr>
     </w:lvl>
   </w:abstractNum>
-  <w:abstractNum w:abstractNumId="35" w15:restartNumberingAfterBreak="0">
+  <w:abstractNum w:abstractNumId="38" w15:restartNumberingAfterBreak="0">
     <w:nsid w:val="68A30B39"/>
     <w:multiLevelType w:val="hybridMultilevel"/>
     <w:tmpl w:val="4A8A170E"/>
@@ -30678,7 +30762,7 @@
       </w:rPr>
     </w:lvl>
   </w:abstractNum>
-  <w:abstractNum w:abstractNumId="36" w15:restartNumberingAfterBreak="0">
+  <w:abstractNum w:abstractNumId="39" w15:restartNumberingAfterBreak="0">
     <w:nsid w:val="68DA3FDB"/>
     <w:multiLevelType w:val="multilevel"/>
     <w:tmpl w:val="FE907DAC"/>
@@ -30827,7 +30911,7 @@
       </w:rPr>
     </w:lvl>
   </w:abstractNum>
-  <w:abstractNum w:abstractNumId="37" w15:restartNumberingAfterBreak="0">
+  <w:abstractNum w:abstractNumId="40" w15:restartNumberingAfterBreak="0">
     <w:nsid w:val="6FAB4C22"/>
     <w:multiLevelType w:val="hybridMultilevel"/>
     <w:tmpl w:val="CD3C1300"/>
@@ -30940,7 +31024,7 @@
       </w:rPr>
     </w:lvl>
   </w:abstractNum>
-  <w:abstractNum w:abstractNumId="38" w15:restartNumberingAfterBreak="0">
+  <w:abstractNum w:abstractNumId="41" w15:restartNumberingAfterBreak="0">
     <w:nsid w:val="71D267BC"/>
     <w:multiLevelType w:val="multilevel"/>
     <w:tmpl w:val="BB763EFA"/>
@@ -31089,7 +31173,7 @@
       </w:rPr>
     </w:lvl>
   </w:abstractNum>
-  <w:abstractNum w:abstractNumId="39" w15:restartNumberingAfterBreak="0">
+  <w:abstractNum w:abstractNumId="42" w15:restartNumberingAfterBreak="0">
     <w:nsid w:val="7D3811B9"/>
     <w:multiLevelType w:val="hybridMultilevel"/>
     <w:tmpl w:val="1F08D776"/>
@@ -31202,7 +31286,7 @@
       </w:rPr>
     </w:lvl>
   </w:abstractNum>
-  <w:abstractNum w:abstractNumId="40" w15:restartNumberingAfterBreak="0">
+  <w:abstractNum w:abstractNumId="43" w15:restartNumberingAfterBreak="0">
     <w:nsid w:val="7D8B0F1D"/>
     <w:multiLevelType w:val="multilevel"/>
     <w:tmpl w:val="FE907DAC"/>
@@ -31352,127 +31436,136 @@
     </w:lvl>
   </w:abstractNum>
   <w:num w:numId="1">
-    <w:abstractNumId w:val="10"/>
+    <w:abstractNumId w:val="12"/>
   </w:num>
   <w:num w:numId="2">
-    <w:abstractNumId w:val="16"/>
+    <w:abstractNumId w:val="18"/>
   </w:num>
   <w:num w:numId="3">
-    <w:abstractNumId w:val="29"/>
+    <w:abstractNumId w:val="31"/>
   </w:num>
   <w:num w:numId="4">
-    <w:abstractNumId w:val="30"/>
+    <w:abstractNumId w:val="32"/>
   </w:num>
   <w:num w:numId="5">
-    <w:abstractNumId w:val="33"/>
+    <w:abstractNumId w:val="36"/>
   </w:num>
   <w:num w:numId="6">
+    <w:abstractNumId w:val="5"/>
+  </w:num>
+  <w:num w:numId="7">
+    <w:abstractNumId w:val="35"/>
+  </w:num>
+  <w:num w:numId="8">
+    <w:abstractNumId w:val="8"/>
+  </w:num>
+  <w:num w:numId="9">
+    <w:abstractNumId w:val="41"/>
+  </w:num>
+  <w:num w:numId="10">
+    <w:abstractNumId w:val="28"/>
+  </w:num>
+  <w:num w:numId="11">
+    <w:abstractNumId w:val="15"/>
+  </w:num>
+  <w:num w:numId="12">
+    <w:abstractNumId w:val="24"/>
+  </w:num>
+  <w:num w:numId="13">
+    <w:abstractNumId w:val="39"/>
+  </w:num>
+  <w:num w:numId="14">
     <w:abstractNumId w:val="3"/>
   </w:num>
-  <w:num w:numId="7">
-    <w:abstractNumId w:val="32"/>
-  </w:num>
-  <w:num w:numId="8">
-    <w:abstractNumId w:val="6"/>
-  </w:num>
-  <w:num w:numId="9">
-    <w:abstractNumId w:val="38"/>
-  </w:num>
-  <w:num w:numId="10">
-    <w:abstractNumId w:val="26"/>
-  </w:num>
-  <w:num w:numId="11">
-    <w:abstractNumId w:val="13"/>
-  </w:num>
-  <w:num w:numId="12">
+  <w:num w:numId="15">
     <w:abstractNumId w:val="22"/>
-  </w:num>
-  <w:num w:numId="13">
-    <w:abstractNumId w:val="36"/>
-  </w:num>
-  <w:num w:numId="14">
-    <w:abstractNumId w:val="2"/>
-  </w:num>
-  <w:num w:numId="15">
-    <w:abstractNumId w:val="20"/>
   </w:num>
   <w:num w:numId="16">
     <w:abstractNumId w:val="0"/>
   </w:num>
   <w:num w:numId="17">
-    <w:abstractNumId w:val="35"/>
+    <w:abstractNumId w:val="38"/>
   </w:num>
   <w:num w:numId="18">
-    <w:abstractNumId w:val="40"/>
+    <w:abstractNumId w:val="43"/>
   </w:num>
   <w:num w:numId="19">
-    <w:abstractNumId w:val="19"/>
+    <w:abstractNumId w:val="21"/>
   </w:num>
   <w:num w:numId="20">
     <w:abstractNumId w:val="1"/>
   </w:num>
   <w:num w:numId="21">
-    <w:abstractNumId w:val="18"/>
+    <w:abstractNumId w:val="20"/>
   </w:num>
   <w:num w:numId="22">
-    <w:abstractNumId w:val="12"/>
+    <w:abstractNumId w:val="14"/>
   </w:num>
   <w:num w:numId="23">
+    <w:abstractNumId w:val="29"/>
+  </w:num>
+  <w:num w:numId="24">
     <w:abstractNumId w:val="27"/>
   </w:num>
-  <w:num w:numId="24">
+  <w:num w:numId="25">
+    <w:abstractNumId w:val="23"/>
+  </w:num>
+  <w:num w:numId="26">
+    <w:abstractNumId w:val="37"/>
+  </w:num>
+  <w:num w:numId="27">
+    <w:abstractNumId w:val="42"/>
+  </w:num>
+  <w:num w:numId="28">
+    <w:abstractNumId w:val="6"/>
+  </w:num>
+  <w:num w:numId="29">
+    <w:abstractNumId w:val="11"/>
+  </w:num>
+  <w:num w:numId="30">
     <w:abstractNumId w:val="25"/>
   </w:num>
-  <w:num w:numId="25">
-    <w:abstractNumId w:val="21"/>
+  <w:num w:numId="31">
+    <w:abstractNumId w:val="16"/>
   </w:num>
-  <w:num w:numId="26">
+  <w:num w:numId="32">
+    <w:abstractNumId w:val="9"/>
+  </w:num>
+  <w:num w:numId="33">
+    <w:abstractNumId w:val="17"/>
+  </w:num>
+  <w:num w:numId="34">
+    <w:abstractNumId w:val="40"/>
+  </w:num>
+  <w:num w:numId="35">
+    <w:abstractNumId w:val="10"/>
+  </w:num>
+  <w:num w:numId="36">
+    <w:abstractNumId w:val="30"/>
+  </w:num>
+  <w:num w:numId="37">
+    <w:abstractNumId w:val="19"/>
+  </w:num>
+  <w:num w:numId="38">
+    <w:abstractNumId w:val="26"/>
+  </w:num>
+  <w:num w:numId="39">
+    <w:abstractNumId w:val="13"/>
+  </w:num>
+  <w:num w:numId="40">
     <w:abstractNumId w:val="34"/>
   </w:num>
-  <w:num w:numId="27">
-    <w:abstractNumId w:val="39"/>
+  <w:num w:numId="41">
+    <w:abstractNumId w:val="7"/>
   </w:num>
-  <w:num w:numId="28">
+  <w:num w:numId="42">
+    <w:abstractNumId w:val="33"/>
+  </w:num>
+  <w:num w:numId="43">
     <w:abstractNumId w:val="4"/>
   </w:num>
-  <w:num w:numId="29">
-    <w:abstractNumId w:val="9"/>
-  </w:num>
-  <w:num w:numId="30">
-    <w:abstractNumId w:val="23"/>
-  </w:num>
-  <w:num w:numId="31">
-    <w:abstractNumId w:val="14"/>
-  </w:num>
-  <w:num w:numId="32">
-    <w:abstractNumId w:val="7"/>
-  </w:num>
-  <w:num w:numId="33">
-    <w:abstractNumId w:val="15"/>
-  </w:num>
-  <w:num w:numId="34">
-    <w:abstractNumId w:val="37"/>
-  </w:num>
-  <w:num w:numId="35">
-    <w:abstractNumId w:val="8"/>
-  </w:num>
-  <w:num w:numId="36">
-    <w:abstractNumId w:val="28"/>
-  </w:num>
-  <w:num w:numId="37">
-    <w:abstractNumId w:val="17"/>
-  </w:num>
-  <w:num w:numId="38">
-    <w:abstractNumId w:val="24"/>
-  </w:num>
-  <w:num w:numId="39">
-    <w:abstractNumId w:val="11"/>
-  </w:num>
-  <w:num w:numId="40">
-    <w:abstractNumId w:val="31"/>
-  </w:num>
-  <w:num w:numId="41">
-    <w:abstractNumId w:val="5"/>
+  <w:num w:numId="44">
+    <w:abstractNumId w:val="2"/>
   </w:num>
   <w:numIdMacAtCleanup w:val="36"/>
 </w:numbering>
@@ -33316,7 +33409,7 @@
 </file>
 
 <file path=customXml/itemProps1.xml><?xml version="1.0" encoding="utf-8"?>
-<ds:datastoreItem xmlns:ds="http://schemas.openxmlformats.org/officeDocument/2006/customXml" ds:itemID="{F5B957EB-97F6-47E2-AE87-9E5D702746E2}">
+<ds:datastoreItem xmlns:ds="http://schemas.openxmlformats.org/officeDocument/2006/customXml" ds:itemID="{8F083F59-8C43-483D-B06D-F8F24DFA3A38}">
   <ds:schemaRefs>
     <ds:schemaRef ds:uri="http://schemas.openxmlformats.org/officeDocument/2006/bibliography"/>
   </ds:schemaRefs>

--- a/2207_в2_Косухин С. Д. ПЗ.docx
+++ b/2207_в2_Косухин С. Д. ПЗ.docx
@@ -11150,8 +11150,6 @@
         <w:lastRenderedPageBreak/>
         <w:t>Для клиента:</w:t>
       </w:r>
-      <w:bookmarkStart w:id="20" w:name="_GoBack"/>
-      <w:bookmarkEnd w:id="20"/>
     </w:p>
     <w:p>
       <w:pPr>
@@ -11429,7 +11427,7 @@
           <w:szCs w:val="24"/>
         </w:rPr>
       </w:pPr>
-      <w:bookmarkStart w:id="21" w:name="_Toc170069583"/>
+      <w:bookmarkStart w:id="20" w:name="_Toc170069583"/>
       <w:r>
         <w:rPr>
           <w:szCs w:val="24"/>
@@ -11454,23 +11452,23 @@
         </w:rPr>
         <w:t>Методы работы с информационными объектами предметной области</w:t>
       </w:r>
+      <w:bookmarkEnd w:id="20"/>
+    </w:p>
+    <w:p>
+      <w:pPr>
+        <w:pStyle w:val="4"/>
+        <w:rPr>
+          <w:szCs w:val="24"/>
+        </w:rPr>
+      </w:pPr>
+      <w:bookmarkStart w:id="21" w:name="_Toc170069584"/>
+      <w:r>
+        <w:rPr>
+          <w:szCs w:val="24"/>
+        </w:rPr>
+        <w:t>2.1.3.1 Способы хранения информации об объектах предметной области</w:t>
+      </w:r>
       <w:bookmarkEnd w:id="21"/>
-    </w:p>
-    <w:p>
-      <w:pPr>
-        <w:pStyle w:val="4"/>
-        <w:rPr>
-          <w:szCs w:val="24"/>
-        </w:rPr>
-      </w:pPr>
-      <w:bookmarkStart w:id="22" w:name="_Toc170069584"/>
-      <w:r>
-        <w:rPr>
-          <w:szCs w:val="24"/>
-        </w:rPr>
-        <w:t>2.1.3.1 Способы хранения информации об объектах предметной области</w:t>
-      </w:r>
-      <w:bookmarkEnd w:id="22"/>
     </w:p>
     <w:p>
       <w:pPr>
@@ -11486,7 +11484,7 @@
           <w:sz w:val="24"/>
           <w:szCs w:val="24"/>
         </w:rPr>
-        <w:t>В качестве системы хранения информации, связанной с автоматизацией процессов кофейни здорового питания, целесообразно использовать реляционную базу данных, реализованную на платформе Microsoft SQL Server. MS SQL Server является промышленной, надёжной и высокопроизводительной системой управления базами данных, способной обрабатывать значительный объём взаимосвязанных сущностей и обеспечивать выполнение сложных аналитических выборок. В отличие от локальных файловых хранилищ или простых табличных решений, MS SQL Server гарантирует целостность данных на уровне транзакций и предоставляет развитые механизмы разграничения прав доступа, что позволяет безопасно использовать систему в реальных бизнес-процессах.</w:t>
+        <w:t xml:space="preserve">В результате изучения предметной области было выявлено, что в системе необходимо хранить сведения о позициях меню, технологических картах, сырье, полуфабрикатах, заказах, клиентах и сотрудниках. Отдельному хранению подлежат данные о складских остатках, стоп-листе, актах списания, категориях клиентов и скидках программы лояльности. Такая структура данных отражает основные бизнес-процессы кофейни: оформление заказа, приготовление продукции, учет запасов, анализ продаж и управление персоналом.</w:t>
       </w:r>
     </w:p>
     <w:p>
@@ -11503,7 +11501,7 @@
           <w:sz w:val="24"/>
           <w:szCs w:val="24"/>
         </w:rPr>
-        <w:t>Реляционная модель MS SQL Server обеспечивает структурированное хранение объектов предметной области: блюд, напитков, ингредиентов, заказов, клиентов, сотрудников и складских остатков. Для каждой логической группы данных формируется отдельная таблица, а связи между сущностями реализуются через первичные и внешние ключи. Такое построение уменьшает избыточность данных, упрощает сопровождение структуры и обеспечивает согласованность при добавлении, изменении и удалении записей. Например, ингредиенты хранятся как самостоятельные сущности, а таблицы рецептур и позиций заказа содержат ссылки на них, что позволяет использовать один и тот же ингредиент в различных блюдах без дублирования информации.</w:t>
+        <w:t>В качестве системы хранения информации, связанной с автоматизацией процессов кофейни здорового питания, целесообразно использовать реляционную базу данных, реализованную на платформе Microsoft SQL Server. MS SQL Server является промышленной, надёжной и высокопроизводительной системой управления базами данных, способной обрабатывать значительный объём взаимосвязанных сущностей и обеспечивать выполнение сложных аналитических выборок. В отличие от локальных файловых хранилищ или простых табличных решений, MS SQL Server гарантирует целостность данных на уровне транзакций и предоставляет развитые механизмы разграничения прав доступа, что позволяет безопасно использовать систему в реальных бизнес-процессах.</w:t>
       </w:r>
     </w:p>
     <w:p>
@@ -11520,6 +11518,23 @@
           <w:sz w:val="24"/>
           <w:szCs w:val="24"/>
         </w:rPr>
+        <w:t>Реляционная модель MS SQL Server обеспечивает структурированное хранение объектов предметной области: блюд, напитков, ингредиентов, заказов, клиентов, сотрудников и складских остатков. Для каждой логической группы данных формируется отдельная таблица, а связи между сущностями реализуются через первичные и внешние ключи. Такое построение уменьшает избыточность данных, упрощает сопровождение структуры и обеспечивает согласованность при добавлении, изменении и удалении записей. Например, ингредиенты хранятся как самостоятельные сущности, а таблицы рецептур и позиций заказа содержат ссылки на них, что позволяет использовать один и тот же ингредиент в различных блюдах без дублирования информации.</w:t>
+      </w:r>
+    </w:p>
+    <w:p>
+      <w:pPr>
+        <w:ind w:firstLine="709"/>
+        <w:jc w:val="both"/>
+        <w:rPr>
+          <w:sz w:val="24"/>
+          <w:szCs w:val="24"/>
+        </w:rPr>
+      </w:pPr>
+      <w:r>
+        <w:rPr>
+          <w:sz w:val="24"/>
+          <w:szCs w:val="24"/>
+        </w:rPr>
         <w:t>MS SQL Server поддерживает корректную реализацию связей «один-ко-многим» и «</w:t>
       </w:r>
       <w:r>
@@ -11587,7 +11602,16 @@
           <w:sz w:val="24"/>
           <w:szCs w:val="24"/>
         </w:rPr>
-        <w:t>Дополнительным преимуществом MS SQL Server является поддержка работы как со строго структурированными, так и с полуструктурированными данными. В карточках блюд медиаконтент (изображения) может храниться во внешнем файловом хранилище, а в базе данных фиксируются ссылки на соответствующие файлы, что предотвращает избыточный рост объёма БД. Для хранения параметров модификаций или пользовательских предпочтений могут применяться JSON-структуры в текстовых полях с последующей обработкой встроенными функциями SQL Server (JSON_VALUE, JSON_QUERY, OPENJSON), что обеспечивает гибкость модели данных.</w:t>
+        <w:t>Дополнительным преимуществом MS SQL Server является поддержка работы как со строго структурированными, так и с полуструктурированными данными. В карточках блюд мед</w:t>
+      </w:r>
+      <w:bookmarkStart w:id="22" w:name="_GoBack"/>
+      <w:bookmarkEnd w:id="22"/>
+      <w:r>
+        <w:rPr>
+          <w:sz w:val="24"/>
+          <w:szCs w:val="24"/>
+        </w:rPr>
+        <w:t>иаконтент (изображения) может храниться во внешнем файловом хранилище, а в базе данных фиксируются ссылки на соответствующие файлы, что предотвращает избыточный рост объёма БД. Для хранения параметров модификаций или пользовательских предпочтений могут применяться JSON-структуры в текстовых полях с последующей обработкой встроенными функциями SQL Server (JSON_VALUE, JSON_QUERY, OPENJSON), что обеспечивает гибкость модели данных.</w:t>
       </w:r>
     </w:p>
     <w:p>
@@ -17290,6 +17314,7 @@
                 <w:sz w:val="24"/>
                 <w:szCs w:val="24"/>
               </w:rPr>
+              <w:lastRenderedPageBreak/>
               <w:t>Постусловие</w:t>
             </w:r>
           </w:p>
@@ -19746,6 +19771,7 @@
           <w:sz w:val="24"/>
           <w:szCs w:val="24"/>
         </w:rPr>
+        <w:lastRenderedPageBreak/>
         <w:t>Выбор: WPF, поскольку технология лучше соответствует требованиям к интерфейсу рабочего места кухни и уже используется в проекте.</w:t>
       </w:r>
     </w:p>
@@ -20363,6 +20389,7 @@
           <w:sz w:val="24"/>
           <w:szCs w:val="24"/>
         </w:rPr>
+        <w:lastRenderedPageBreak/>
         <w:t>Выбор: Microsoft SQL Server, так как он обеспечивает требуемую целостность данных и уже встроен в инфраструктуру Garden Nook.</w:t>
       </w:r>
     </w:p>
@@ -33409,7 +33436,7 @@
 </file>
 
 <file path=customXml/itemProps1.xml><?xml version="1.0" encoding="utf-8"?>
-<ds:datastoreItem xmlns:ds="http://schemas.openxmlformats.org/officeDocument/2006/customXml" ds:itemID="{8F083F59-8C43-483D-B06D-F8F24DFA3A38}">
+<ds:datastoreItem xmlns:ds="http://schemas.openxmlformats.org/officeDocument/2006/customXml" ds:itemID="{8D44C792-B86F-41F5-A6A7-2289AD3C8298}">
   <ds:schemaRefs>
     <ds:schemaRef ds:uri="http://schemas.openxmlformats.org/officeDocument/2006/bibliography"/>
   </ds:schemaRefs>

--- a/2207_в2_Косухин С. Д. ПЗ.docx
+++ b/2207_в2_Косухин С. Д. ПЗ.docx
@@ -5745,8 +5745,8 @@
       <w:bookmarkStart w:id="6" w:name="_Toc484433289"/>
       <w:bookmarkStart w:id="7" w:name="_Toc484616752"/>
       <w:bookmarkStart w:id="8" w:name="_Toc504040236"/>
-      <w:bookmarkStart w:id="9" w:name="_Toc220489331"/>
-      <w:bookmarkStart w:id="10" w:name="_Toc229478796"/>
+      <w:bookmarkStart w:id="9" w:name="_Toc229478796"/>
+      <w:bookmarkStart w:id="10" w:name="_Toc220489331"/>
       <w:r>
         <w:rPr>
           <w:rStyle w:val="a7"/>
@@ -5771,7 +5771,7 @@
       <w:bookmarkEnd w:id="6"/>
       <w:bookmarkEnd w:id="7"/>
       <w:bookmarkEnd w:id="8"/>
-      <w:bookmarkEnd w:id="10"/>
+      <w:bookmarkEnd w:id="9"/>
     </w:p>
     <w:p>
       <w:pPr>
@@ -6382,9 +6382,9 @@
           <w:szCs w:val="24"/>
         </w:rPr>
       </w:pPr>
-      <w:bookmarkStart w:id="11" w:name="_Toc504040237"/>
-      <w:bookmarkStart w:id="12" w:name="_Toc229478797"/>
-      <w:bookmarkEnd w:id="9"/>
+      <w:bookmarkStart w:id="11" w:name="_Toc229478797"/>
+      <w:bookmarkStart w:id="12" w:name="_Toc504040237"/>
+      <w:bookmarkEnd w:id="10"/>
       <w:r>
         <w:rPr>
           <w:rStyle w:val="a7"/>
@@ -6395,7 +6395,7 @@
         <w:lastRenderedPageBreak/>
         <w:t>1 ПОСТАНОВКА ЗАДАЧИ ВКР</w:t>
       </w:r>
-      <w:bookmarkEnd w:id="12"/>
+      <w:bookmarkEnd w:id="11"/>
     </w:p>
     <w:p>
       <w:pPr>
@@ -9343,7 +9343,7 @@
         </w:rPr>
         <w:t>Описание предметной области</w:t>
       </w:r>
-      <w:bookmarkEnd w:id="11"/>
+      <w:bookmarkEnd w:id="12"/>
       <w:r>
         <w:rPr>
           <w:rStyle w:val="a7"/>
@@ -13362,8 +13362,6 @@
       <w:pPr>
         <w:pStyle w:val="aff"/>
       </w:pPr>
-      <w:bookmarkStart w:id="36" w:name="_GoBack"/>
-      <w:bookmarkEnd w:id="36"/>
       <w:r>
         <w:lastRenderedPageBreak/>
         <w:t>Итоговая ролевая модель показывает, что каждая группа пользователей работает только с тем набором данных, который необходим для выполнения ее задач. Клиентский контур отделен от служебных справочников и аналитики, а сотрудники получают доступ к операциям в соответствии со своими должностными обязанностями. Это повышает удобство работы, снижает риск ошибок и поддерживает целостность данных.</w:t>
@@ -13377,7 +13375,7 @@
           <w:szCs w:val="24"/>
         </w:rPr>
       </w:pPr>
-      <w:bookmarkStart w:id="37" w:name="_Toc229478821"/>
+      <w:bookmarkStart w:id="36" w:name="_Toc229478821"/>
       <w:r>
         <w:rPr>
           <w:sz w:val="24"/>
@@ -13385,23 +13383,23 @@
         </w:rPr>
         <w:t>2.3 Функциональные требования</w:t>
       </w:r>
+      <w:bookmarkEnd w:id="36"/>
+    </w:p>
+    <w:p>
+      <w:pPr>
+        <w:pStyle w:val="30"/>
+        <w:rPr>
+          <w:szCs w:val="24"/>
+        </w:rPr>
+      </w:pPr>
+      <w:bookmarkStart w:id="37" w:name="_Toc229478822"/>
+      <w:r>
+        <w:rPr>
+          <w:szCs w:val="24"/>
+        </w:rPr>
+        <w:t>2.3.1 Определение функциональных возможностей</w:t>
+      </w:r>
       <w:bookmarkEnd w:id="37"/>
-    </w:p>
-    <w:p>
-      <w:pPr>
-        <w:pStyle w:val="30"/>
-        <w:rPr>
-          <w:szCs w:val="24"/>
-        </w:rPr>
-      </w:pPr>
-      <w:bookmarkStart w:id="38" w:name="_Toc229478822"/>
-      <w:r>
-        <w:rPr>
-          <w:szCs w:val="24"/>
-        </w:rPr>
-        <w:t>2.3.1 Определение функциональных возможностей</w:t>
-      </w:r>
-      <w:bookmarkEnd w:id="38"/>
     </w:p>
     <w:p>
       <w:pPr>
@@ -13743,7 +13741,7 @@
     <w:p>
       <w:pPr>
         <w:pStyle w:val="aff"/>
-        <w:ind w:left="-993"/>
+        <w:ind w:left="-1560"/>
         <w:rPr>
           <w:rFonts w:cs="Times New Roman"/>
           <w:szCs w:val="24"/>
@@ -13758,9 +13756,9 @@
         <w:lastRenderedPageBreak/>
         <w:drawing>
           <wp:inline distT="0" distB="0" distL="0" distR="0">
-            <wp:extent cx="6652260" cy="8613240"/>
-            <wp:effectExtent l="0" t="0" r="0" b="0"/>
-            <wp:docPr id="5" name="Рисунок 5"/>
+            <wp:extent cx="6776482" cy="8503920"/>
+            <wp:effectExtent l="0" t="0" r="5715" b="0"/>
+            <wp:docPr id="3" name="Рисунок 3"/>
             <wp:cNvGraphicFramePr>
               <a:graphicFrameLocks xmlns:a="http://schemas.openxmlformats.org/drawingml/2006/main" noChangeAspect="1"/>
             </wp:cNvGraphicFramePr>
@@ -13768,7 +13766,7 @@
               <a:graphicData uri="http://schemas.openxmlformats.org/drawingml/2006/picture">
                 <pic:pic xmlns:pic="http://schemas.openxmlformats.org/drawingml/2006/picture">
                   <pic:nvPicPr>
-                    <pic:cNvPr id="5" name="XLRBRXCn5Dr7oZzOtR0XV02gegAoO44bH0KRYf2PSHAhKqyrzb1rrwGLg4AYB15IUKXyG2YDEdds5pn_nBqUUrwPmYA9CpxttDUvDzcIYaOgFWZQhO3r554XYNX_e8ZF8-Of7efsI-vpSKWZUa0EgRTF-snN7GUCu3qL_O2L4N90_V28YpxfqK32LRj5FHL6P4D_rNETw8bUfgCDGYNPZg.png"/>
+                    <pic:cNvPr id="3" name="клинет.png"/>
                     <pic:cNvPicPr/>
                   </pic:nvPicPr>
                   <pic:blipFill>
@@ -13786,7 +13784,7 @@
                   <pic:spPr>
                     <a:xfrm>
                       <a:off x="0" y="0"/>
-                      <a:ext cx="6655759" cy="8617771"/>
+                      <a:ext cx="6776482" cy="8503920"/>
                     </a:xfrm>
                     <a:prstGeom prst="rect">
                       <a:avLst/>
@@ -14038,7 +14036,7 @@
     <w:p>
       <w:pPr>
         <w:pStyle w:val="aff"/>
-        <w:ind w:left="-709" w:firstLine="0"/>
+        <w:ind w:firstLine="0"/>
         <w:rPr>
           <w:rFonts w:cs="Times New Roman"/>
           <w:szCs w:val="24"/>
@@ -14050,12 +14048,11 @@
           <w:noProof/>
           <w:szCs w:val="24"/>
         </w:rPr>
-        <w:lastRenderedPageBreak/>
         <w:drawing>
           <wp:inline distT="0" distB="0" distL="0" distR="0">
-            <wp:extent cx="6141644" cy="8671560"/>
-            <wp:effectExtent l="0" t="0" r="0" b="0"/>
-            <wp:docPr id="4" name="Рисунок 4"/>
+            <wp:extent cx="5349145" cy="5099050"/>
+            <wp:effectExtent l="0" t="0" r="4445" b="6350"/>
+            <wp:docPr id="7" name="Рисунок 7"/>
             <wp:cNvGraphicFramePr>
               <a:graphicFrameLocks xmlns:a="http://schemas.openxmlformats.org/drawingml/2006/main" noChangeAspect="1"/>
             </wp:cNvGraphicFramePr>
@@ -14063,7 +14060,7 @@
               <a:graphicData uri="http://schemas.openxmlformats.org/drawingml/2006/picture">
                 <pic:pic xmlns:pic="http://schemas.openxmlformats.org/drawingml/2006/picture">
                   <pic:nvPicPr>
-                    <pic:cNvPr id="4" name="dLVDRjj64BuRy3iiSl59UO0YC5AuEHG84A1EqqCJ58IubWbBf43I2N9JxFmWK83aa4DE2Ohq0MWvGbXRbbvXzuqwCrnoPwcLM0I6BN7vyPlVRuQ-c-L1cf-EXhixGtcKYpmHQJGupaKOfRAVHqcykvETHF4uI8EH60Vzas0W3_FdGodmVX0FXf8ZikCWJ9v5yK0S1SCCRktk1FqyISKjzK.png"/>
+                    <pic:cNvPr id="7" name="повар.png"/>
                     <pic:cNvPicPr/>
                   </pic:nvPicPr>
                   <pic:blipFill>
@@ -14081,7 +14078,7 @@
                   <pic:spPr>
                     <a:xfrm>
                       <a:off x="0" y="0"/>
-                      <a:ext cx="6148537" cy="8681292"/>
+                      <a:ext cx="5369636" cy="5118583"/>
                     </a:xfrm>
                     <a:prstGeom prst="rect">
                       <a:avLst/>
@@ -14122,7 +14119,15 @@
           <w:rFonts w:cs="Times New Roman"/>
           <w:szCs w:val="24"/>
         </w:rPr>
-        <w:t>Функциональные требования барсита-кассира:</w:t>
+        <w:lastRenderedPageBreak/>
+        <w:t>Функциональные требования барис</w:t>
+      </w:r>
+      <w:r>
+        <w:rPr>
+          <w:rFonts w:cs="Times New Roman"/>
+          <w:szCs w:val="24"/>
+        </w:rPr>
+        <w:t>та-кассира:</w:t>
       </w:r>
     </w:p>
     <w:p>
@@ -14142,7 +14147,6 @@
           <w:rFonts w:cs="Times New Roman"/>
           <w:szCs w:val="24"/>
         </w:rPr>
-        <w:lastRenderedPageBreak/>
         <w:t>Авторизация в системе;</w:t>
       </w:r>
     </w:p>
@@ -14321,7 +14325,7 @@
     <w:p>
       <w:pPr>
         <w:pStyle w:val="aff"/>
-        <w:ind w:left="851" w:firstLine="0"/>
+        <w:ind w:left="-284" w:firstLine="0"/>
         <w:rPr>
           <w:rFonts w:cs="Times New Roman"/>
           <w:szCs w:val="24"/>
@@ -14336,9 +14340,9 @@
         <w:lastRenderedPageBreak/>
         <w:drawing>
           <wp:inline distT="0" distB="0" distL="0" distR="0">
-            <wp:extent cx="4655127" cy="8977528"/>
+            <wp:extent cx="5265420" cy="8916035"/>
             <wp:effectExtent l="0" t="0" r="0" b="0"/>
-            <wp:docPr id="13" name="Рисунок 13"/>
+            <wp:docPr id="14" name="Рисунок 14"/>
             <wp:cNvGraphicFramePr>
               <a:graphicFrameLocks xmlns:a="http://schemas.openxmlformats.org/drawingml/2006/main" noChangeAspect="1"/>
             </wp:cNvGraphicFramePr>
@@ -14346,7 +14350,7 @@
               <a:graphicData uri="http://schemas.openxmlformats.org/drawingml/2006/picture">
                 <pic:pic xmlns:pic="http://schemas.openxmlformats.org/drawingml/2006/picture">
                   <pic:nvPicPr>
-                    <pic:cNvPr id="13" name="ZLVHRkD457slr7-mzgKWRVa0jAeMoijAksAX2oyK8HDFar4TkxATLllMPbdGAcWBY0TUM43m0I5DL3Tjd5yO_n5thcSyCywroqlJs6VEtBbpxhatZzFCJxBHCDpU2jbHvcMnb_3-8FC2dh1UnkDeUoizvj69d_X3xyJl7VjzTf2z39adt_jHFsGs8XtuGNp6exvtv8SflDhUydjPd7WFnC.png"/>
+                    <pic:cNvPr id="14" name="барик.png"/>
                     <pic:cNvPicPr/>
                   </pic:nvPicPr>
                   <pic:blipFill>
@@ -14364,7 +14368,7 @@
                   <pic:spPr>
                     <a:xfrm>
                       <a:off x="0" y="0"/>
-                      <a:ext cx="4698670" cy="9061503"/>
+                      <a:ext cx="5274756" cy="8931844"/>
                     </a:xfrm>
                     <a:prstGeom prst="rect">
                       <a:avLst/>
@@ -14838,13 +14842,22 @@
         </w:rPr>
       </w:pPr>
       <w:r>
-        <w:t>На рисунке 6 представлена диаграмма вариантов использования для администратора.</w:t>
+        <w:t>На рисунках</w:t>
+      </w:r>
+      <w:r>
+        <w:t xml:space="preserve"> 6</w:t>
+      </w:r>
+      <w:r>
+        <w:t>, 7, 8</w:t>
+      </w:r>
+      <w:r>
+        <w:t xml:space="preserve"> представлена диаграмма вариантов использования для администратора.</w:t>
       </w:r>
     </w:p>
     <w:p>
       <w:pPr>
         <w:pStyle w:val="aff"/>
-        <w:ind w:left="-1418" w:firstLine="1844"/>
+        <w:ind w:left="-1418" w:firstLine="851"/>
         <w:rPr>
           <w:rFonts w:cs="Times New Roman"/>
           <w:szCs w:val="24"/>
@@ -14859,9 +14872,9 @@
         <w:lastRenderedPageBreak/>
         <w:drawing>
           <wp:inline distT="0" distB="0" distL="0" distR="0">
-            <wp:extent cx="4711700" cy="9695815"/>
-            <wp:effectExtent l="0" t="0" r="0" b="635"/>
-            <wp:docPr id="1" name="Рисунок 1"/>
+            <wp:extent cx="5501640" cy="8732460"/>
+            <wp:effectExtent l="0" t="0" r="3810" b="0"/>
+            <wp:docPr id="17" name="Рисунок 17"/>
             <wp:cNvGraphicFramePr>
               <a:graphicFrameLocks xmlns:a="http://schemas.openxmlformats.org/drawingml/2006/main" noChangeAspect="1"/>
             </wp:cNvGraphicFramePr>
@@ -14869,7 +14882,7 @@
               <a:graphicData uri="http://schemas.openxmlformats.org/drawingml/2006/picture">
                 <pic:pic xmlns:pic="http://schemas.openxmlformats.org/drawingml/2006/picture">
                   <pic:nvPicPr>
-                    <pic:cNvPr id="1" name="bLZTQjn65Butx3iCkMaByGkKO1ASG4C33JNjbQ68rNWZh9M2D4lOEtjD0y6XJg2a8OMcILvWQtjhURqhlyBeZNhEZBGw8ur-Yl7Vp3dV-VlEcPcz7mid4fEnFzZo-O5W8cIHDteccEj5V2YyC1XinOTUyDo9d35xxWmFdH7V4rEVCzntWf7FgKJyp7735rumOWUE7yFMOCiPYZ1YT-GRUI.png"/>
+                    <pic:cNvPr id="17" name="админ спр.png"/>
                     <pic:cNvPicPr/>
                   </pic:nvPicPr>
                   <pic:blipFill>
@@ -14887,7 +14900,7 @@
                   <pic:spPr>
                     <a:xfrm>
                       <a:off x="0" y="0"/>
-                      <a:ext cx="4726302" cy="9725863"/>
+                      <a:ext cx="5507651" cy="8742002"/>
                     </a:xfrm>
                     <a:prstGeom prst="rect">
                       <a:avLst/>
@@ -14905,14 +14918,153 @@
         <w:pStyle w:val="aff"/>
         <w:ind w:left="284" w:firstLine="0"/>
         <w:jc w:val="center"/>
+      </w:pPr>
+      <w:r>
+        <w:t>Рисунок 6 - Диаграмма вариантов использования для администратора</w:t>
+      </w:r>
+    </w:p>
+    <w:p>
+      <w:pPr>
+        <w:pStyle w:val="aff"/>
+        <w:ind w:left="-1701" w:firstLine="0"/>
+        <w:jc w:val="center"/>
         <w:rPr>
           <w:rFonts w:cs="Times New Roman"/>
           <w:szCs w:val="24"/>
         </w:rPr>
       </w:pPr>
       <w:r>
+        <w:rPr>
+          <w:rFonts w:cs="Times New Roman"/>
+          <w:noProof/>
+          <w:szCs w:val="24"/>
+        </w:rPr>
         <w:lastRenderedPageBreak/>
-        <w:t>Рисунок 6 - Диаграмма вариантов использования для администратора</w:t>
+        <w:drawing>
+          <wp:inline distT="0" distB="0" distL="0" distR="0">
+            <wp:extent cx="6035040" cy="8933180"/>
+            <wp:effectExtent l="0" t="0" r="3810" b="1270"/>
+            <wp:docPr id="18" name="Рисунок 18"/>
+            <wp:cNvGraphicFramePr>
+              <a:graphicFrameLocks xmlns:a="http://schemas.openxmlformats.org/drawingml/2006/main" noChangeAspect="1"/>
+            </wp:cNvGraphicFramePr>
+            <a:graphic xmlns:a="http://schemas.openxmlformats.org/drawingml/2006/main">
+              <a:graphicData uri="http://schemas.openxmlformats.org/drawingml/2006/picture">
+                <pic:pic xmlns:pic="http://schemas.openxmlformats.org/drawingml/2006/picture">
+                  <pic:nvPicPr>
+                    <pic:cNvPr id="18" name="админ опр.png"/>
+                    <pic:cNvPicPr/>
+                  </pic:nvPicPr>
+                  <pic:blipFill>
+                    <a:blip r:embed="rId14">
+                      <a:extLst>
+                        <a:ext uri="{28A0092B-C50C-407E-A947-70E740481C1C}">
+                          <a14:useLocalDpi xmlns:a14="http://schemas.microsoft.com/office/drawing/2010/main" val="0"/>
+                        </a:ext>
+                      </a:extLst>
+                    </a:blip>
+                    <a:stretch>
+                      <a:fillRect/>
+                    </a:stretch>
+                  </pic:blipFill>
+                  <pic:spPr>
+                    <a:xfrm>
+                      <a:off x="0" y="0"/>
+                      <a:ext cx="6045709" cy="8948972"/>
+                    </a:xfrm>
+                    <a:prstGeom prst="rect">
+                      <a:avLst/>
+                    </a:prstGeom>
+                  </pic:spPr>
+                </pic:pic>
+              </a:graphicData>
+            </a:graphic>
+          </wp:inline>
+        </w:drawing>
+      </w:r>
+    </w:p>
+    <w:p>
+      <w:pPr>
+        <w:pStyle w:val="aff"/>
+        <w:ind w:left="284" w:firstLine="0"/>
+        <w:jc w:val="center"/>
+      </w:pPr>
+      <w:r>
+        <w:rPr>
+          <w:rFonts w:cs="Times New Roman"/>
+          <w:szCs w:val="24"/>
+        </w:rPr>
+        <w:t xml:space="preserve">Рисунок 7 - </w:t>
+      </w:r>
+      <w:r>
+        <w:t>Диаграмма вариантов использования для администратора</w:t>
+      </w:r>
+    </w:p>
+    <w:p>
+      <w:pPr>
+        <w:pStyle w:val="aff"/>
+        <w:ind w:left="-1701" w:firstLine="0"/>
+        <w:jc w:val="center"/>
+      </w:pPr>
+      <w:r>
+        <w:rPr>
+          <w:noProof/>
+        </w:rPr>
+        <w:lastRenderedPageBreak/>
+        <w:drawing>
+          <wp:inline distT="0" distB="0" distL="0" distR="0">
+            <wp:extent cx="6248400" cy="8952920"/>
+            <wp:effectExtent l="0" t="0" r="0" b="635"/>
+            <wp:docPr id="19" name="Рисунок 19"/>
+            <wp:cNvGraphicFramePr>
+              <a:graphicFrameLocks xmlns:a="http://schemas.openxmlformats.org/drawingml/2006/main" noChangeAspect="1"/>
+            </wp:cNvGraphicFramePr>
+            <a:graphic xmlns:a="http://schemas.openxmlformats.org/drawingml/2006/main">
+              <a:graphicData uri="http://schemas.openxmlformats.org/drawingml/2006/picture">
+                <pic:pic xmlns:pic="http://schemas.openxmlformats.org/drawingml/2006/picture">
+                  <pic:nvPicPr>
+                    <pic:cNvPr id="19" name="админ зак.png"/>
+                    <pic:cNvPicPr/>
+                  </pic:nvPicPr>
+                  <pic:blipFill>
+                    <a:blip r:embed="rId15">
+                      <a:extLst>
+                        <a:ext uri="{28A0092B-C50C-407E-A947-70E740481C1C}">
+                          <a14:useLocalDpi xmlns:a14="http://schemas.microsoft.com/office/drawing/2010/main" val="0"/>
+                        </a:ext>
+                      </a:extLst>
+                    </a:blip>
+                    <a:stretch>
+                      <a:fillRect/>
+                    </a:stretch>
+                  </pic:blipFill>
+                  <pic:spPr>
+                    <a:xfrm>
+                      <a:off x="0" y="0"/>
+                      <a:ext cx="6265222" cy="8977023"/>
+                    </a:xfrm>
+                    <a:prstGeom prst="rect">
+                      <a:avLst/>
+                    </a:prstGeom>
+                  </pic:spPr>
+                </pic:pic>
+              </a:graphicData>
+            </a:graphic>
+          </wp:inline>
+        </w:drawing>
+      </w:r>
+    </w:p>
+    <w:p>
+      <w:pPr>
+        <w:pStyle w:val="aff"/>
+        <w:ind w:left="284" w:firstLine="0"/>
+        <w:jc w:val="center"/>
+      </w:pPr>
+      <w:r>
+        <w:t xml:space="preserve">Рисунок 8 - </w:t>
+      </w:r>
+      <w:r>
+        <w:t>Диаграмма вариантов использования для администратора</w:t>
       </w:r>
     </w:p>
     <w:p>
@@ -14928,6 +15080,7 @@
           <w:rFonts w:cs="Times New Roman"/>
           <w:szCs w:val="24"/>
         </w:rPr>
+        <w:lastRenderedPageBreak/>
         <w:t>Совокупность описанных выше вариантов использования формирует единую функциональную модель работы разрабатываемого программного продукта. Базовые функции авторизации выступают точкой входа в систему, после чего пользователю открывается доступ к набору возможностей, соответствующих его роли в системе. Для клиента предусмотрены функции просмотра меню, формирования и оформления заказа, а также управления личным профилем и историей заказов. Сотрудникам (повару, бариста-кассиру) предоставлены инструменты работы с заказами, технологическими картами, ингредиентами и стоп-листами. Администратор обладает расширенными возможностями управления товарами, категориями меню, ингредиентами, а также доступом к аналитической информации и управлению программой лояльности.</w:t>
       </w:r>
     </w:p>
@@ -14938,14 +15091,14 @@
           <w:szCs w:val="24"/>
         </w:rPr>
       </w:pPr>
-      <w:bookmarkStart w:id="39" w:name="_Toc229478823"/>
+      <w:bookmarkStart w:id="38" w:name="_Toc229478823"/>
       <w:r>
         <w:rPr>
           <w:szCs w:val="24"/>
         </w:rPr>
         <w:t>2.3.2 Описание прецедентов</w:t>
       </w:r>
-      <w:bookmarkEnd w:id="39"/>
+      <w:bookmarkEnd w:id="38"/>
     </w:p>
     <w:p>
       <w:pPr>
@@ -15034,6 +15187,2658 @@
           <w:szCs w:val="24"/>
         </w:rPr>
         <w:t>»</w:t>
+      </w:r>
+    </w:p>
+    <w:tbl>
+      <w:tblPr>
+        <w:tblW w:w="11341" w:type="dxa"/>
+        <w:tblInd w:w="-1428" w:type="dxa"/>
+        <w:tblBorders>
+          <w:top w:val="single" w:sz="8" w:space="0" w:color="auto"/>
+          <w:left w:val="single" w:sz="8" w:space="0" w:color="auto"/>
+          <w:bottom w:val="single" w:sz="8" w:space="0" w:color="auto"/>
+          <w:right w:val="single" w:sz="8" w:space="0" w:color="auto"/>
+          <w:insideH w:val="single" w:sz="8" w:space="0" w:color="auto"/>
+          <w:insideV w:val="single" w:sz="8" w:space="0" w:color="auto"/>
+        </w:tblBorders>
+        <w:tblLook w:val="04A0" w:firstRow="1" w:lastRow="0" w:firstColumn="1" w:lastColumn="0" w:noHBand="0" w:noVBand="1"/>
+      </w:tblPr>
+      <w:tblGrid>
+        <w:gridCol w:w="2461"/>
+        <w:gridCol w:w="8880"/>
+      </w:tblGrid>
+      <w:tr>
+        <w:tc>
+          <w:tcPr>
+            <w:tcW w:w="2461" w:type="dxa"/>
+          </w:tcPr>
+          <w:p>
+            <w:pPr>
+              <w:spacing w:line="240" w:lineRule="auto"/>
+              <w:rPr>
+                <w:sz w:val="24"/>
+                <w:szCs w:val="24"/>
+              </w:rPr>
+            </w:pPr>
+            <w:r>
+              <w:rPr>
+                <w:sz w:val="24"/>
+                <w:szCs w:val="24"/>
+              </w:rPr>
+              <w:t>Характеристика</w:t>
+            </w:r>
+          </w:p>
+        </w:tc>
+        <w:tc>
+          <w:tcPr>
+            <w:tcW w:w="8880" w:type="dxa"/>
+          </w:tcPr>
+          <w:p>
+            <w:pPr>
+              <w:spacing w:line="240" w:lineRule="auto"/>
+              <w:rPr>
+                <w:sz w:val="24"/>
+                <w:szCs w:val="24"/>
+              </w:rPr>
+            </w:pPr>
+            <w:r>
+              <w:rPr>
+                <w:sz w:val="24"/>
+                <w:szCs w:val="24"/>
+              </w:rPr>
+              <w:t>Описание</w:t>
+            </w:r>
+          </w:p>
+        </w:tc>
+      </w:tr>
+      <w:tr>
+        <w:tc>
+          <w:tcPr>
+            <w:tcW w:w="2461" w:type="dxa"/>
+          </w:tcPr>
+          <w:p>
+            <w:pPr>
+              <w:spacing w:line="240" w:lineRule="auto"/>
+              <w:rPr>
+                <w:sz w:val="24"/>
+                <w:szCs w:val="24"/>
+              </w:rPr>
+            </w:pPr>
+            <w:r>
+              <w:rPr>
+                <w:sz w:val="24"/>
+                <w:szCs w:val="24"/>
+              </w:rPr>
+              <w:t>Название прецедента</w:t>
+            </w:r>
+          </w:p>
+        </w:tc>
+        <w:tc>
+          <w:tcPr>
+            <w:tcW w:w="8880" w:type="dxa"/>
+          </w:tcPr>
+          <w:p>
+            <w:pPr>
+              <w:spacing w:line="240" w:lineRule="auto"/>
+              <w:rPr>
+                <w:sz w:val="24"/>
+                <w:szCs w:val="24"/>
+              </w:rPr>
+            </w:pPr>
+            <w:r>
+              <w:rPr>
+                <w:sz w:val="24"/>
+                <w:szCs w:val="24"/>
+              </w:rPr>
+              <w:t xml:space="preserve">Авторизация </w:t>
+            </w:r>
+            <w:r>
+              <w:rPr>
+                <w:sz w:val="24"/>
+                <w:szCs w:val="24"/>
+              </w:rPr>
+              <w:t>клиента</w:t>
+            </w:r>
+          </w:p>
+        </w:tc>
+      </w:tr>
+      <w:tr>
+        <w:tc>
+          <w:tcPr>
+            <w:tcW w:w="2461" w:type="dxa"/>
+          </w:tcPr>
+          <w:p>
+            <w:pPr>
+              <w:spacing w:line="240" w:lineRule="auto"/>
+              <w:rPr>
+                <w:sz w:val="24"/>
+                <w:szCs w:val="24"/>
+              </w:rPr>
+            </w:pPr>
+            <w:r>
+              <w:rPr>
+                <w:sz w:val="24"/>
+                <w:szCs w:val="24"/>
+              </w:rPr>
+              <w:t>Краткое описание</w:t>
+            </w:r>
+          </w:p>
+        </w:tc>
+        <w:tc>
+          <w:tcPr>
+            <w:tcW w:w="8880" w:type="dxa"/>
+          </w:tcPr>
+          <w:p>
+            <w:pPr>
+              <w:spacing w:line="240" w:lineRule="auto"/>
+              <w:rPr>
+                <w:sz w:val="24"/>
+                <w:szCs w:val="24"/>
+              </w:rPr>
+            </w:pPr>
+            <w:r>
+              <w:rPr>
+                <w:sz w:val="24"/>
+                <w:szCs w:val="24"/>
+              </w:rPr>
+              <w:t>Процесс входа клиента в учетную запись для получения доступа к защищенным функциям системы.</w:t>
+            </w:r>
+          </w:p>
+        </w:tc>
+      </w:tr>
+      <w:tr>
+        <w:tc>
+          <w:tcPr>
+            <w:tcW w:w="2461" w:type="dxa"/>
+          </w:tcPr>
+          <w:p>
+            <w:pPr>
+              <w:spacing w:line="240" w:lineRule="auto"/>
+              <w:rPr>
+                <w:sz w:val="24"/>
+                <w:szCs w:val="24"/>
+              </w:rPr>
+            </w:pPr>
+            <w:r>
+              <w:rPr>
+                <w:sz w:val="24"/>
+                <w:szCs w:val="24"/>
+              </w:rPr>
+              <w:t>Актер</w:t>
+            </w:r>
+          </w:p>
+        </w:tc>
+        <w:tc>
+          <w:tcPr>
+            <w:tcW w:w="8880" w:type="dxa"/>
+          </w:tcPr>
+          <w:p>
+            <w:pPr>
+              <w:spacing w:line="240" w:lineRule="auto"/>
+              <w:rPr>
+                <w:sz w:val="24"/>
+                <w:szCs w:val="24"/>
+              </w:rPr>
+            </w:pPr>
+            <w:r>
+              <w:rPr>
+                <w:sz w:val="24"/>
+                <w:szCs w:val="24"/>
+              </w:rPr>
+              <w:t xml:space="preserve">Неавторизованный </w:t>
+            </w:r>
+            <w:r>
+              <w:rPr>
+                <w:sz w:val="24"/>
+                <w:szCs w:val="24"/>
+              </w:rPr>
+              <w:t>клиент</w:t>
+            </w:r>
+            <w:r>
+              <w:rPr>
+                <w:sz w:val="24"/>
+                <w:szCs w:val="24"/>
+              </w:rPr>
+              <w:t>.</w:t>
+            </w:r>
+          </w:p>
+        </w:tc>
+      </w:tr>
+      <w:tr>
+        <w:tc>
+          <w:tcPr>
+            <w:tcW w:w="2461" w:type="dxa"/>
+          </w:tcPr>
+          <w:p>
+            <w:pPr>
+              <w:spacing w:line="240" w:lineRule="auto"/>
+              <w:rPr>
+                <w:sz w:val="24"/>
+                <w:szCs w:val="24"/>
+              </w:rPr>
+            </w:pPr>
+            <w:r>
+              <w:rPr>
+                <w:sz w:val="24"/>
+                <w:szCs w:val="24"/>
+              </w:rPr>
+              <w:t>Предусловия</w:t>
+            </w:r>
+          </w:p>
+        </w:tc>
+        <w:tc>
+          <w:tcPr>
+            <w:tcW w:w="8880" w:type="dxa"/>
+          </w:tcPr>
+          <w:p>
+            <w:pPr>
+              <w:spacing w:line="240" w:lineRule="auto"/>
+              <w:rPr>
+                <w:sz w:val="24"/>
+                <w:szCs w:val="24"/>
+              </w:rPr>
+            </w:pPr>
+            <w:r>
+              <w:rPr>
+                <w:sz w:val="24"/>
+                <w:szCs w:val="24"/>
+              </w:rPr>
+              <w:t>Клиент имеет зарегистрированную учетную запись и доступ к форме авторизации веб-приложения.</w:t>
+            </w:r>
+          </w:p>
+        </w:tc>
+      </w:tr>
+      <w:tr>
+        <w:trPr>
+          <w:trHeight w:val="4232"/>
+        </w:trPr>
+        <w:tc>
+          <w:tcPr>
+            <w:tcW w:w="2461" w:type="dxa"/>
+          </w:tcPr>
+          <w:p>
+            <w:pPr>
+              <w:spacing w:line="240" w:lineRule="auto"/>
+              <w:rPr>
+                <w:sz w:val="24"/>
+                <w:szCs w:val="24"/>
+              </w:rPr>
+            </w:pPr>
+            <w:r>
+              <w:rPr>
+                <w:sz w:val="24"/>
+                <w:szCs w:val="24"/>
+              </w:rPr>
+              <w:t>Основной успешный сценарий</w:t>
+            </w:r>
+          </w:p>
+        </w:tc>
+        <w:tc>
+          <w:tcPr>
+            <w:tcW w:w="8880" w:type="dxa"/>
+          </w:tcPr>
+          <w:p>
+            <w:pPr>
+              <w:spacing w:line="240" w:lineRule="auto"/>
+              <w:rPr>
+                <w:sz w:val="24"/>
+                <w:szCs w:val="24"/>
+              </w:rPr>
+            </w:pPr>
+            <w:r>
+              <w:rPr>
+                <w:sz w:val="24"/>
+                <w:szCs w:val="24"/>
+              </w:rPr>
+              <w:t>1. Клиент открывает форму авторизации в веб-приложении.</w:t>
+            </w:r>
+          </w:p>
+          <w:p>
+            <w:pPr>
+              <w:spacing w:line="240" w:lineRule="auto"/>
+              <w:rPr>
+                <w:sz w:val="24"/>
+                <w:szCs w:val="24"/>
+              </w:rPr>
+            </w:pPr>
+            <w:r>
+              <w:rPr>
+                <w:sz w:val="24"/>
+                <w:szCs w:val="24"/>
+              </w:rPr>
+              <w:t>2. Клиент вводит номер телефона и пароль.</w:t>
+            </w:r>
+          </w:p>
+          <w:p>
+            <w:pPr>
+              <w:spacing w:line="240" w:lineRule="auto"/>
+              <w:rPr>
+                <w:sz w:val="24"/>
+                <w:szCs w:val="24"/>
+              </w:rPr>
+            </w:pPr>
+            <w:r>
+              <w:rPr>
+                <w:sz w:val="24"/>
+                <w:szCs w:val="24"/>
+              </w:rPr>
+              <w:t>3. Клиент инициирует вход нажатием кнопки «Войти».</w:t>
+            </w:r>
+          </w:p>
+          <w:p>
+            <w:pPr>
+              <w:spacing w:line="240" w:lineRule="auto"/>
+              <w:rPr>
+                <w:sz w:val="24"/>
+                <w:szCs w:val="24"/>
+              </w:rPr>
+            </w:pPr>
+            <w:r>
+              <w:rPr>
+                <w:sz w:val="24"/>
+                <w:szCs w:val="24"/>
+              </w:rPr>
+              <w:t>4. Система передает учетные данные на сервер авторизации.</w:t>
+            </w:r>
+          </w:p>
+          <w:p>
+            <w:pPr>
+              <w:spacing w:line="240" w:lineRule="auto"/>
+              <w:rPr>
+                <w:sz w:val="24"/>
+                <w:szCs w:val="24"/>
+              </w:rPr>
+            </w:pPr>
+            <w:r>
+              <w:rPr>
+                <w:sz w:val="24"/>
+                <w:szCs w:val="24"/>
+              </w:rPr>
+              <w:t>5. Сервер проверяет корректность формата и соответствие данных учетной записи клиента.</w:t>
+            </w:r>
+          </w:p>
+          <w:p>
+            <w:pPr>
+              <w:spacing w:line="240" w:lineRule="auto"/>
+              <w:rPr>
+                <w:sz w:val="24"/>
+                <w:szCs w:val="24"/>
+              </w:rPr>
+            </w:pPr>
+            <w:r>
+              <w:rPr>
+                <w:sz w:val="24"/>
+                <w:szCs w:val="24"/>
+              </w:rPr>
+              <w:t>6. При успешной проверке система формирует набор авторизационных признаков пользователя.</w:t>
+            </w:r>
+          </w:p>
+          <w:p>
+            <w:pPr>
+              <w:spacing w:line="240" w:lineRule="auto"/>
+              <w:rPr>
+                <w:sz w:val="24"/>
+                <w:szCs w:val="24"/>
+              </w:rPr>
+            </w:pPr>
+            <w:r>
+              <w:rPr>
+                <w:sz w:val="24"/>
+                <w:szCs w:val="24"/>
+              </w:rPr>
+              <w:t>7. Система создает авторизационную cookie-сессию клиента.</w:t>
+            </w:r>
+          </w:p>
+          <w:p>
+            <w:pPr>
+              <w:spacing w:line="240" w:lineRule="auto"/>
+              <w:rPr>
+                <w:sz w:val="24"/>
+                <w:szCs w:val="24"/>
+              </w:rPr>
+            </w:pPr>
+            <w:r>
+              <w:rPr>
+                <w:sz w:val="24"/>
+                <w:szCs w:val="24"/>
+              </w:rPr>
+              <w:t>8. Клиент получает подтверждение успешного входа и переход к функционалу оформления заказов.</w:t>
+            </w:r>
+          </w:p>
+        </w:tc>
+      </w:tr>
+      <w:tr>
+        <w:tc>
+          <w:tcPr>
+            <w:tcW w:w="2461" w:type="dxa"/>
+          </w:tcPr>
+          <w:p>
+            <w:pPr>
+              <w:spacing w:line="240" w:lineRule="auto"/>
+              <w:rPr>
+                <w:sz w:val="24"/>
+                <w:szCs w:val="24"/>
+              </w:rPr>
+            </w:pPr>
+            <w:r>
+              <w:rPr>
+                <w:sz w:val="24"/>
+                <w:szCs w:val="24"/>
+              </w:rPr>
+              <w:t>Постусловие</w:t>
+            </w:r>
+          </w:p>
+        </w:tc>
+        <w:tc>
+          <w:tcPr>
+            <w:tcW w:w="8880" w:type="dxa"/>
+          </w:tcPr>
+          <w:p>
+            <w:pPr>
+              <w:spacing w:line="240" w:lineRule="auto"/>
+              <w:rPr>
+                <w:sz w:val="24"/>
+                <w:szCs w:val="24"/>
+              </w:rPr>
+            </w:pPr>
+            <w:r>
+              <w:rPr>
+                <w:sz w:val="24"/>
+                <w:szCs w:val="24"/>
+              </w:rPr>
+              <w:t>В системе зарегистрирована активная авторизационная сессия клиента; доступ к защищенным разделам предоставлен.</w:t>
+            </w:r>
+          </w:p>
+        </w:tc>
+      </w:tr>
+    </w:tbl>
+    <w:p/>
+    <w:p>
+      <w:pPr>
+        <w:jc w:val="center"/>
+        <w:rPr>
+          <w:sz w:val="24"/>
+          <w:szCs w:val="24"/>
+        </w:rPr>
+      </w:pPr>
+      <w:r>
+        <w:rPr>
+          <w:sz w:val="24"/>
+          <w:szCs w:val="24"/>
+        </w:rPr>
+        <w:lastRenderedPageBreak/>
+        <w:t>Таблица 3 - Описание прецедента «Создание заказа клиентом»</w:t>
+      </w:r>
+    </w:p>
+    <w:tbl>
+      <w:tblPr>
+        <w:tblW w:w="11341" w:type="dxa"/>
+        <w:tblInd w:w="-1428" w:type="dxa"/>
+        <w:tblBorders>
+          <w:top w:val="single" w:sz="8" w:space="0" w:color="auto"/>
+          <w:left w:val="single" w:sz="8" w:space="0" w:color="auto"/>
+          <w:bottom w:val="single" w:sz="8" w:space="0" w:color="auto"/>
+          <w:right w:val="single" w:sz="8" w:space="0" w:color="auto"/>
+          <w:insideH w:val="single" w:sz="8" w:space="0" w:color="auto"/>
+          <w:insideV w:val="single" w:sz="8" w:space="0" w:color="auto"/>
+        </w:tblBorders>
+        <w:tblLook w:val="04A0" w:firstRow="1" w:lastRow="0" w:firstColumn="1" w:lastColumn="0" w:noHBand="0" w:noVBand="1"/>
+      </w:tblPr>
+      <w:tblGrid>
+        <w:gridCol w:w="2462"/>
+        <w:gridCol w:w="8879"/>
+      </w:tblGrid>
+      <w:tr>
+        <w:tc>
+          <w:tcPr>
+            <w:tcW w:w="2462" w:type="dxa"/>
+          </w:tcPr>
+          <w:p>
+            <w:pPr>
+              <w:spacing w:line="240" w:lineRule="auto"/>
+              <w:rPr>
+                <w:sz w:val="24"/>
+                <w:szCs w:val="24"/>
+              </w:rPr>
+            </w:pPr>
+            <w:r>
+              <w:rPr>
+                <w:sz w:val="24"/>
+                <w:szCs w:val="24"/>
+              </w:rPr>
+              <w:t>Характеристика</w:t>
+            </w:r>
+          </w:p>
+        </w:tc>
+        <w:tc>
+          <w:tcPr>
+            <w:tcW w:w="8879" w:type="dxa"/>
+          </w:tcPr>
+          <w:p>
+            <w:pPr>
+              <w:spacing w:line="240" w:lineRule="auto"/>
+              <w:rPr>
+                <w:sz w:val="24"/>
+                <w:szCs w:val="24"/>
+              </w:rPr>
+            </w:pPr>
+            <w:r>
+              <w:rPr>
+                <w:sz w:val="24"/>
+                <w:szCs w:val="24"/>
+              </w:rPr>
+              <w:t>Описание</w:t>
+            </w:r>
+          </w:p>
+        </w:tc>
+      </w:tr>
+      <w:tr>
+        <w:tc>
+          <w:tcPr>
+            <w:tcW w:w="2462" w:type="dxa"/>
+          </w:tcPr>
+          <w:p>
+            <w:pPr>
+              <w:spacing w:line="240" w:lineRule="auto"/>
+              <w:rPr>
+                <w:sz w:val="24"/>
+                <w:szCs w:val="24"/>
+              </w:rPr>
+            </w:pPr>
+            <w:r>
+              <w:rPr>
+                <w:sz w:val="24"/>
+                <w:szCs w:val="24"/>
+              </w:rPr>
+              <w:t>Название прецедента</w:t>
+            </w:r>
+          </w:p>
+        </w:tc>
+        <w:tc>
+          <w:tcPr>
+            <w:tcW w:w="8879" w:type="dxa"/>
+          </w:tcPr>
+          <w:p>
+            <w:pPr>
+              <w:spacing w:line="240" w:lineRule="auto"/>
+              <w:rPr>
+                <w:sz w:val="24"/>
+                <w:szCs w:val="24"/>
+              </w:rPr>
+            </w:pPr>
+            <w:r>
+              <w:rPr>
+                <w:sz w:val="24"/>
+                <w:szCs w:val="24"/>
+              </w:rPr>
+              <w:t>Создание заказа клиентом</w:t>
+            </w:r>
+          </w:p>
+        </w:tc>
+      </w:tr>
+      <w:tr>
+        <w:tc>
+          <w:tcPr>
+            <w:tcW w:w="2462" w:type="dxa"/>
+          </w:tcPr>
+          <w:p>
+            <w:pPr>
+              <w:spacing w:line="240" w:lineRule="auto"/>
+              <w:rPr>
+                <w:sz w:val="24"/>
+                <w:szCs w:val="24"/>
+              </w:rPr>
+            </w:pPr>
+            <w:r>
+              <w:rPr>
+                <w:sz w:val="24"/>
+                <w:szCs w:val="24"/>
+              </w:rPr>
+              <w:t>Краткое описание</w:t>
+            </w:r>
+          </w:p>
+        </w:tc>
+        <w:tc>
+          <w:tcPr>
+            <w:tcW w:w="8879" w:type="dxa"/>
+          </w:tcPr>
+          <w:p>
+            <w:pPr>
+              <w:spacing w:line="240" w:lineRule="auto"/>
+              <w:rPr>
+                <w:sz w:val="24"/>
+                <w:szCs w:val="24"/>
+              </w:rPr>
+            </w:pPr>
+            <w:r>
+              <w:rPr>
+                <w:sz w:val="24"/>
+                <w:szCs w:val="24"/>
+              </w:rPr>
+              <w:t>Процесс формирования и фиксации клиентского заказа с последующей постановкой в производственную очередь.</w:t>
+            </w:r>
+          </w:p>
+        </w:tc>
+      </w:tr>
+      <w:tr>
+        <w:tc>
+          <w:tcPr>
+            <w:tcW w:w="2462" w:type="dxa"/>
+          </w:tcPr>
+          <w:p>
+            <w:pPr>
+              <w:spacing w:line="240" w:lineRule="auto"/>
+              <w:rPr>
+                <w:sz w:val="24"/>
+                <w:szCs w:val="24"/>
+              </w:rPr>
+            </w:pPr>
+            <w:r>
+              <w:rPr>
+                <w:sz w:val="24"/>
+                <w:szCs w:val="24"/>
+              </w:rPr>
+              <w:t>Актер</w:t>
+            </w:r>
+          </w:p>
+        </w:tc>
+        <w:tc>
+          <w:tcPr>
+            <w:tcW w:w="8879" w:type="dxa"/>
+          </w:tcPr>
+          <w:p>
+            <w:pPr>
+              <w:spacing w:line="240" w:lineRule="auto"/>
+              <w:rPr>
+                <w:sz w:val="24"/>
+                <w:szCs w:val="24"/>
+              </w:rPr>
+            </w:pPr>
+            <w:r>
+              <w:rPr>
+                <w:sz w:val="24"/>
+                <w:szCs w:val="24"/>
+              </w:rPr>
+              <w:t>Авторизованный клиент.</w:t>
+            </w:r>
+          </w:p>
+        </w:tc>
+      </w:tr>
+      <w:tr>
+        <w:tc>
+          <w:tcPr>
+            <w:tcW w:w="2462" w:type="dxa"/>
+          </w:tcPr>
+          <w:p>
+            <w:pPr>
+              <w:spacing w:line="240" w:lineRule="auto"/>
+              <w:rPr>
+                <w:sz w:val="24"/>
+                <w:szCs w:val="24"/>
+              </w:rPr>
+            </w:pPr>
+            <w:r>
+              <w:rPr>
+                <w:sz w:val="24"/>
+                <w:szCs w:val="24"/>
+              </w:rPr>
+              <w:t>Предусловия</w:t>
+            </w:r>
+          </w:p>
+        </w:tc>
+        <w:tc>
+          <w:tcPr>
+            <w:tcW w:w="8879" w:type="dxa"/>
+          </w:tcPr>
+          <w:p>
+            <w:pPr>
+              <w:spacing w:line="240" w:lineRule="auto"/>
+              <w:rPr>
+                <w:sz w:val="24"/>
+                <w:szCs w:val="24"/>
+              </w:rPr>
+            </w:pPr>
+            <w:r>
+              <w:rPr>
+                <w:sz w:val="24"/>
+                <w:szCs w:val="24"/>
+              </w:rPr>
+              <w:t>Клиент авторизован в системе; в корзину добавлена минимум одна позиция; выбран допустимый тип заказа.</w:t>
+            </w:r>
+          </w:p>
+        </w:tc>
+      </w:tr>
+      <w:tr>
+        <w:tc>
+          <w:tcPr>
+            <w:tcW w:w="2462" w:type="dxa"/>
+          </w:tcPr>
+          <w:p>
+            <w:pPr>
+              <w:spacing w:line="240" w:lineRule="auto"/>
+              <w:rPr>
+                <w:sz w:val="24"/>
+                <w:szCs w:val="24"/>
+              </w:rPr>
+            </w:pPr>
+            <w:r>
+              <w:rPr>
+                <w:sz w:val="24"/>
+                <w:szCs w:val="24"/>
+              </w:rPr>
+              <w:t>Основной успешный сценарий</w:t>
+            </w:r>
+          </w:p>
+        </w:tc>
+        <w:tc>
+          <w:tcPr>
+            <w:tcW w:w="8879" w:type="dxa"/>
+          </w:tcPr>
+          <w:p>
+            <w:pPr>
+              <w:spacing w:line="240" w:lineRule="auto"/>
+              <w:rPr>
+                <w:sz w:val="24"/>
+                <w:szCs w:val="24"/>
+              </w:rPr>
+            </w:pPr>
+            <w:r>
+              <w:rPr>
+                <w:sz w:val="24"/>
+                <w:szCs w:val="24"/>
+              </w:rPr>
+              <w:t>1. Клиент открывает корзину и проверяет состав выбранных позиций.</w:t>
+            </w:r>
+          </w:p>
+          <w:p>
+            <w:pPr>
+              <w:spacing w:line="240" w:lineRule="auto"/>
+              <w:rPr>
+                <w:sz w:val="24"/>
+                <w:szCs w:val="24"/>
+              </w:rPr>
+            </w:pPr>
+            <w:r>
+              <w:rPr>
+                <w:sz w:val="24"/>
+                <w:szCs w:val="24"/>
+              </w:rPr>
+              <w:t>2. Клиент при необходимости корректирует количество и набор добавок.</w:t>
+            </w:r>
+          </w:p>
+          <w:p>
+            <w:pPr>
+              <w:spacing w:line="240" w:lineRule="auto"/>
+              <w:rPr>
+                <w:sz w:val="24"/>
+                <w:szCs w:val="24"/>
+              </w:rPr>
+            </w:pPr>
+            <w:r>
+              <w:rPr>
+                <w:sz w:val="24"/>
+                <w:szCs w:val="24"/>
+              </w:rPr>
+              <w:t>3. Клиент выбирает тип заказа и указывает комментарий к заказу.</w:t>
+            </w:r>
+          </w:p>
+          <w:p>
+            <w:pPr>
+              <w:spacing w:line="240" w:lineRule="auto"/>
+              <w:rPr>
+                <w:sz w:val="24"/>
+                <w:szCs w:val="24"/>
+              </w:rPr>
+            </w:pPr>
+            <w:r>
+              <w:rPr>
+                <w:sz w:val="24"/>
+                <w:szCs w:val="24"/>
+              </w:rPr>
+              <w:t>4. Клиент отправляет запрос на создание заказа.</w:t>
+            </w:r>
+          </w:p>
+          <w:p>
+            <w:pPr>
+              <w:spacing w:line="240" w:lineRule="auto"/>
+              <w:rPr>
+                <w:sz w:val="24"/>
+                <w:szCs w:val="24"/>
+              </w:rPr>
+            </w:pPr>
+            <w:r>
+              <w:rPr>
+                <w:sz w:val="24"/>
+                <w:szCs w:val="24"/>
+              </w:rPr>
+              <w:t>5. Система передает данные на серверный endpoint оформления заказа.</w:t>
+            </w:r>
+          </w:p>
+          <w:p>
+            <w:pPr>
+              <w:spacing w:line="240" w:lineRule="auto"/>
+              <w:rPr>
+                <w:sz w:val="24"/>
+                <w:szCs w:val="24"/>
+              </w:rPr>
+            </w:pPr>
+            <w:r>
+              <w:rPr>
+                <w:sz w:val="24"/>
+                <w:szCs w:val="24"/>
+              </w:rPr>
+              <w:t>6. Сервер выполняет валидацию структуры запроса, идентификаторов позиций и типа заказа.</w:t>
+            </w:r>
+          </w:p>
+          <w:p>
+            <w:pPr>
+              <w:spacing w:line="240" w:lineRule="auto"/>
+              <w:rPr>
+                <w:sz w:val="24"/>
+                <w:szCs w:val="24"/>
+              </w:rPr>
+            </w:pPr>
+            <w:r>
+              <w:rPr>
+                <w:sz w:val="24"/>
+                <w:szCs w:val="24"/>
+              </w:rPr>
+              <w:t>7. Сервер рассчитывает итоговые показатели заказа, применяет клиентскую скидку и проверяет доступность заготовок.</w:t>
+            </w:r>
+          </w:p>
+          <w:p>
+            <w:pPr>
+              <w:spacing w:line="240" w:lineRule="auto"/>
+              <w:rPr>
+                <w:sz w:val="24"/>
+                <w:szCs w:val="24"/>
+              </w:rPr>
+            </w:pPr>
+            <w:r>
+              <w:rPr>
+                <w:sz w:val="24"/>
+                <w:szCs w:val="24"/>
+              </w:rPr>
+              <w:t>8. При успешной проверке система сохраняет заказ и связанные позиции в базе данных в рамках транзакции.</w:t>
+            </w:r>
+          </w:p>
+          <w:p>
+            <w:pPr>
+              <w:spacing w:line="240" w:lineRule="auto"/>
+              <w:rPr>
+                <w:sz w:val="24"/>
+                <w:szCs w:val="24"/>
+              </w:rPr>
+            </w:pPr>
+            <w:r>
+              <w:rPr>
+                <w:sz w:val="24"/>
+                <w:szCs w:val="24"/>
+              </w:rPr>
+              <w:t>9. Система присваивает заказу уникальный номер и статус «В процессе».</w:t>
+            </w:r>
+          </w:p>
+          <w:p>
+            <w:pPr>
+              <w:spacing w:line="240" w:lineRule="auto"/>
+              <w:rPr>
+                <w:sz w:val="24"/>
+                <w:szCs w:val="24"/>
+              </w:rPr>
+            </w:pPr>
+            <w:r>
+              <w:rPr>
+                <w:sz w:val="24"/>
+                <w:szCs w:val="24"/>
+              </w:rPr>
+              <w:t>10. Клиент получает подтверждение оформления заказа с номером, статусом и итоговыми параметрами.</w:t>
+            </w:r>
+          </w:p>
+        </w:tc>
+      </w:tr>
+      <w:tr>
+        <w:tc>
+          <w:tcPr>
+            <w:tcW w:w="2462" w:type="dxa"/>
+          </w:tcPr>
+          <w:p>
+            <w:pPr>
+              <w:spacing w:line="240" w:lineRule="auto"/>
+              <w:rPr>
+                <w:sz w:val="24"/>
+                <w:szCs w:val="24"/>
+              </w:rPr>
+            </w:pPr>
+            <w:r>
+              <w:rPr>
+                <w:sz w:val="24"/>
+                <w:szCs w:val="24"/>
+              </w:rPr>
+              <w:t>Постусловие</w:t>
+            </w:r>
+          </w:p>
+        </w:tc>
+        <w:tc>
+          <w:tcPr>
+            <w:tcW w:w="8879" w:type="dxa"/>
+          </w:tcPr>
+          <w:p>
+            <w:pPr>
+              <w:spacing w:line="240" w:lineRule="auto"/>
+              <w:rPr>
+                <w:sz w:val="24"/>
+                <w:szCs w:val="24"/>
+              </w:rPr>
+            </w:pPr>
+            <w:r>
+              <w:rPr>
+                <w:sz w:val="24"/>
+                <w:szCs w:val="24"/>
+              </w:rPr>
+              <w:t>Заказ сохранен в системе, помещен в очередь кухни и доступен клиенту для последующего отслеживания.</w:t>
+            </w:r>
+          </w:p>
+        </w:tc>
+      </w:tr>
+    </w:tbl>
+    <w:p/>
+    <w:p>
+      <w:pPr>
+        <w:jc w:val="center"/>
+        <w:rPr>
+          <w:sz w:val="24"/>
+          <w:szCs w:val="24"/>
+        </w:rPr>
+      </w:pPr>
+      <w:r>
+        <w:rPr>
+          <w:sz w:val="24"/>
+          <w:szCs w:val="24"/>
+        </w:rPr>
+        <w:t xml:space="preserve">Таблица </w:t>
+      </w:r>
+      <w:r>
+        <w:rPr>
+          <w:sz w:val="24"/>
+          <w:szCs w:val="24"/>
+        </w:rPr>
+        <w:t>4</w:t>
+      </w:r>
+      <w:r>
+        <w:rPr>
+          <w:sz w:val="24"/>
+          <w:szCs w:val="24"/>
+        </w:rPr>
+        <w:t xml:space="preserve"> </w:t>
+      </w:r>
+      <w:r>
+        <w:rPr>
+          <w:sz w:val="24"/>
+          <w:szCs w:val="24"/>
+        </w:rPr>
+        <w:t>-</w:t>
+      </w:r>
+      <w:r>
+        <w:rPr>
+          <w:sz w:val="24"/>
+          <w:szCs w:val="24"/>
+        </w:rPr>
+        <w:t xml:space="preserve"> Описание прецедента «Обработка нового заказа</w:t>
+      </w:r>
+      <w:r>
+        <w:rPr>
+          <w:sz w:val="24"/>
+          <w:szCs w:val="24"/>
+        </w:rPr>
+        <w:t xml:space="preserve"> </w:t>
+      </w:r>
+      <w:r>
+        <w:rPr>
+          <w:sz w:val="24"/>
+          <w:szCs w:val="24"/>
+        </w:rPr>
+        <w:t>повар</w:t>
+      </w:r>
+      <w:r>
+        <w:rPr>
+          <w:sz w:val="24"/>
+          <w:szCs w:val="24"/>
+        </w:rPr>
+        <w:t>ом</w:t>
+      </w:r>
+      <w:r>
+        <w:rPr>
+          <w:sz w:val="24"/>
+          <w:szCs w:val="24"/>
+        </w:rPr>
+        <w:t>»</w:t>
+      </w:r>
+    </w:p>
+    <w:tbl>
+      <w:tblPr>
+        <w:tblW w:w="11562" w:type="dxa"/>
+        <w:tblInd w:w="-1507" w:type="dxa"/>
+        <w:tblBorders>
+          <w:top w:val="single" w:sz="8" w:space="0" w:color="auto"/>
+          <w:left w:val="single" w:sz="8" w:space="0" w:color="auto"/>
+          <w:bottom w:val="single" w:sz="8" w:space="0" w:color="auto"/>
+          <w:right w:val="single" w:sz="8" w:space="0" w:color="auto"/>
+          <w:insideH w:val="single" w:sz="8" w:space="0" w:color="auto"/>
+          <w:insideV w:val="single" w:sz="8" w:space="0" w:color="auto"/>
+        </w:tblBorders>
+        <w:tblLook w:val="04A0" w:firstRow="1" w:lastRow="0" w:firstColumn="1" w:lastColumn="0" w:noHBand="0" w:noVBand="1"/>
+      </w:tblPr>
+      <w:tblGrid>
+        <w:gridCol w:w="2117"/>
+        <w:gridCol w:w="9445"/>
+      </w:tblGrid>
+      <w:tr>
+        <w:tc>
+          <w:tcPr>
+            <w:tcW w:w="2117" w:type="dxa"/>
+          </w:tcPr>
+          <w:p>
+            <w:pPr>
+              <w:spacing w:line="240" w:lineRule="auto"/>
+              <w:rPr>
+                <w:sz w:val="24"/>
+                <w:szCs w:val="24"/>
+              </w:rPr>
+            </w:pPr>
+            <w:r>
+              <w:rPr>
+                <w:sz w:val="24"/>
+                <w:szCs w:val="24"/>
+              </w:rPr>
+              <w:t>Характеристика</w:t>
+            </w:r>
+          </w:p>
+        </w:tc>
+        <w:tc>
+          <w:tcPr>
+            <w:tcW w:w="9445" w:type="dxa"/>
+          </w:tcPr>
+          <w:p>
+            <w:pPr>
+              <w:spacing w:line="240" w:lineRule="auto"/>
+              <w:rPr>
+                <w:sz w:val="24"/>
+                <w:szCs w:val="24"/>
+              </w:rPr>
+            </w:pPr>
+            <w:r>
+              <w:rPr>
+                <w:sz w:val="24"/>
+                <w:szCs w:val="24"/>
+              </w:rPr>
+              <w:t>Описание</w:t>
+            </w:r>
+          </w:p>
+        </w:tc>
+      </w:tr>
+      <w:tr>
+        <w:tc>
+          <w:tcPr>
+            <w:tcW w:w="2117" w:type="dxa"/>
+          </w:tcPr>
+          <w:p>
+            <w:pPr>
+              <w:spacing w:line="240" w:lineRule="auto"/>
+              <w:rPr>
+                <w:sz w:val="24"/>
+                <w:szCs w:val="24"/>
+              </w:rPr>
+            </w:pPr>
+            <w:r>
+              <w:rPr>
+                <w:sz w:val="24"/>
+                <w:szCs w:val="24"/>
+              </w:rPr>
+              <w:t>Название прецедента</w:t>
+            </w:r>
+          </w:p>
+        </w:tc>
+        <w:tc>
+          <w:tcPr>
+            <w:tcW w:w="9445" w:type="dxa"/>
+          </w:tcPr>
+          <w:p>
+            <w:pPr>
+              <w:spacing w:line="240" w:lineRule="auto"/>
+              <w:rPr>
+                <w:sz w:val="24"/>
+                <w:szCs w:val="24"/>
+              </w:rPr>
+            </w:pPr>
+            <w:r>
+              <w:rPr>
+                <w:sz w:val="24"/>
+                <w:szCs w:val="24"/>
+              </w:rPr>
+              <w:t>Обработка нового заказа</w:t>
+            </w:r>
+            <w:r>
+              <w:rPr>
+                <w:sz w:val="24"/>
+                <w:szCs w:val="24"/>
+              </w:rPr>
+              <w:t xml:space="preserve"> поваром</w:t>
+            </w:r>
+          </w:p>
+        </w:tc>
+      </w:tr>
+      <w:tr>
+        <w:tc>
+          <w:tcPr>
+            <w:tcW w:w="2117" w:type="dxa"/>
+          </w:tcPr>
+          <w:p>
+            <w:pPr>
+              <w:spacing w:line="240" w:lineRule="auto"/>
+              <w:rPr>
+                <w:sz w:val="24"/>
+                <w:szCs w:val="24"/>
+              </w:rPr>
+            </w:pPr>
+            <w:r>
+              <w:rPr>
+                <w:sz w:val="24"/>
+                <w:szCs w:val="24"/>
+              </w:rPr>
+              <w:t>Краткое описание</w:t>
+            </w:r>
+          </w:p>
+        </w:tc>
+        <w:tc>
+          <w:tcPr>
+            <w:tcW w:w="9445" w:type="dxa"/>
+          </w:tcPr>
+          <w:p>
+            <w:pPr>
+              <w:spacing w:line="240" w:lineRule="auto"/>
+              <w:rPr>
+                <w:sz w:val="24"/>
+                <w:szCs w:val="24"/>
+              </w:rPr>
+            </w:pPr>
+            <w:r>
+              <w:rPr>
+                <w:sz w:val="24"/>
+                <w:szCs w:val="24"/>
+              </w:rPr>
+              <w:t>Процесс принятия нового заказа в работу на кухне, приготовления и фиксации результата обработки.</w:t>
+            </w:r>
+          </w:p>
+        </w:tc>
+      </w:tr>
+      <w:tr>
+        <w:tc>
+          <w:tcPr>
+            <w:tcW w:w="2117" w:type="dxa"/>
+          </w:tcPr>
+          <w:p>
+            <w:pPr>
+              <w:spacing w:line="240" w:lineRule="auto"/>
+              <w:rPr>
+                <w:sz w:val="24"/>
+                <w:szCs w:val="24"/>
+              </w:rPr>
+            </w:pPr>
+            <w:r>
+              <w:rPr>
+                <w:sz w:val="24"/>
+                <w:szCs w:val="24"/>
+              </w:rPr>
+              <w:t>Актер</w:t>
+            </w:r>
+          </w:p>
+        </w:tc>
+        <w:tc>
+          <w:tcPr>
+            <w:tcW w:w="9445" w:type="dxa"/>
+          </w:tcPr>
+          <w:p>
+            <w:pPr>
+              <w:spacing w:line="240" w:lineRule="auto"/>
+              <w:rPr>
+                <w:sz w:val="24"/>
+                <w:szCs w:val="24"/>
+              </w:rPr>
+            </w:pPr>
+            <w:r>
+              <w:rPr>
+                <w:sz w:val="24"/>
+                <w:szCs w:val="24"/>
+              </w:rPr>
+              <w:t>Повар</w:t>
+            </w:r>
+            <w:r>
+              <w:rPr>
+                <w:sz w:val="24"/>
+                <w:szCs w:val="24"/>
+              </w:rPr>
+              <w:t>.</w:t>
+            </w:r>
+          </w:p>
+        </w:tc>
+      </w:tr>
+      <w:tr>
+        <w:tc>
+          <w:tcPr>
+            <w:tcW w:w="2117" w:type="dxa"/>
+          </w:tcPr>
+          <w:p>
+            <w:pPr>
+              <w:spacing w:line="240" w:lineRule="auto"/>
+              <w:rPr>
+                <w:sz w:val="24"/>
+                <w:szCs w:val="24"/>
+              </w:rPr>
+            </w:pPr>
+            <w:r>
+              <w:rPr>
+                <w:sz w:val="24"/>
+                <w:szCs w:val="24"/>
+              </w:rPr>
+              <w:t>Предусловия</w:t>
+            </w:r>
+          </w:p>
+        </w:tc>
+        <w:tc>
+          <w:tcPr>
+            <w:tcW w:w="9445" w:type="dxa"/>
+          </w:tcPr>
+          <w:p>
+            <w:pPr>
+              <w:spacing w:line="240" w:lineRule="auto"/>
+              <w:rPr>
+                <w:sz w:val="24"/>
+                <w:szCs w:val="24"/>
+              </w:rPr>
+            </w:pPr>
+            <w:r>
+              <w:rPr>
+                <w:sz w:val="24"/>
+                <w:szCs w:val="24"/>
+              </w:rPr>
+              <w:t>Повар авторизован в рабочем интерфейсе; в системе присутствуют новые заказы со статусом «В процессе».</w:t>
+            </w:r>
+          </w:p>
+        </w:tc>
+      </w:tr>
+      <w:tr>
+        <w:tc>
+          <w:tcPr>
+            <w:tcW w:w="2117" w:type="dxa"/>
+          </w:tcPr>
+          <w:p>
+            <w:pPr>
+              <w:spacing w:line="240" w:lineRule="auto"/>
+              <w:rPr>
+                <w:sz w:val="24"/>
+                <w:szCs w:val="24"/>
+              </w:rPr>
+            </w:pPr>
+            <w:r>
+              <w:rPr>
+                <w:sz w:val="24"/>
+                <w:szCs w:val="24"/>
+              </w:rPr>
+              <w:t>Основной успешный сценарий</w:t>
+            </w:r>
+          </w:p>
+        </w:tc>
+        <w:tc>
+          <w:tcPr>
+            <w:tcW w:w="9445" w:type="dxa"/>
+          </w:tcPr>
+          <w:p>
+            <w:pPr>
+              <w:spacing w:line="240" w:lineRule="auto"/>
+              <w:rPr>
+                <w:sz w:val="24"/>
+                <w:szCs w:val="24"/>
+              </w:rPr>
+            </w:pPr>
+            <w:r>
+              <w:rPr>
+                <w:sz w:val="24"/>
+                <w:szCs w:val="24"/>
+              </w:rPr>
+              <w:t>1. Повар открывает раздел обработки заказов в интерфейсе кухни.</w:t>
+            </w:r>
+          </w:p>
+          <w:p>
+            <w:pPr>
+              <w:spacing w:line="240" w:lineRule="auto"/>
+              <w:rPr>
+                <w:sz w:val="24"/>
+                <w:szCs w:val="24"/>
+              </w:rPr>
+            </w:pPr>
+            <w:r>
+              <w:rPr>
+                <w:sz w:val="24"/>
+                <w:szCs w:val="24"/>
+              </w:rPr>
+              <w:t>2. Система загружает и отображает очередь новых заказов в порядке поступления.</w:t>
+            </w:r>
+          </w:p>
+          <w:p>
+            <w:pPr>
+              <w:spacing w:line="240" w:lineRule="auto"/>
+              <w:rPr>
+                <w:sz w:val="24"/>
+                <w:szCs w:val="24"/>
+              </w:rPr>
+            </w:pPr>
+            <w:r>
+              <w:rPr>
+                <w:sz w:val="24"/>
+                <w:szCs w:val="24"/>
+              </w:rPr>
+              <w:t>3. Повар выбирает новый заказ и анализирует состав позиций, добавок и комментарий клиента.</w:t>
+            </w:r>
+          </w:p>
+          <w:p>
+            <w:pPr>
+              <w:spacing w:line="240" w:lineRule="auto"/>
+              <w:rPr>
+                <w:sz w:val="24"/>
+                <w:szCs w:val="24"/>
+              </w:rPr>
+            </w:pPr>
+            <w:r>
+              <w:rPr>
+                <w:sz w:val="24"/>
+                <w:szCs w:val="24"/>
+              </w:rPr>
+              <w:t>4. Повар принимает заказ в работу и выполняет приготовление в соответствии с технологическими требованиями.</w:t>
+            </w:r>
+          </w:p>
+          <w:p>
+            <w:pPr>
+              <w:spacing w:line="240" w:lineRule="auto"/>
+              <w:rPr>
+                <w:sz w:val="24"/>
+                <w:szCs w:val="24"/>
+              </w:rPr>
+            </w:pPr>
+            <w:r>
+              <w:rPr>
+                <w:sz w:val="24"/>
+                <w:szCs w:val="24"/>
+              </w:rPr>
+              <w:t>5. По завершении приготовления повар инициирует подтверждение готовности заказа.</w:t>
+            </w:r>
+          </w:p>
+          <w:p>
+            <w:pPr>
+              <w:spacing w:line="240" w:lineRule="auto"/>
+              <w:rPr>
+                <w:sz w:val="24"/>
+                <w:szCs w:val="24"/>
+              </w:rPr>
+            </w:pPr>
+            <w:r>
+              <w:rPr>
+                <w:sz w:val="24"/>
+                <w:szCs w:val="24"/>
+              </w:rPr>
+              <w:t>6. Система фиксирует завершение обработки заказа.</w:t>
+            </w:r>
+          </w:p>
+          <w:p>
+            <w:pPr>
+              <w:spacing w:line="240" w:lineRule="auto"/>
+              <w:rPr>
+                <w:sz w:val="24"/>
+                <w:szCs w:val="24"/>
+              </w:rPr>
+            </w:pPr>
+            <w:r>
+              <w:rPr>
+                <w:sz w:val="24"/>
+                <w:szCs w:val="24"/>
+              </w:rPr>
+              <w:t>7. Система переводит заказ в статус «Готов».</w:t>
+            </w:r>
+          </w:p>
+          <w:p>
+            <w:pPr>
+              <w:spacing w:line="240" w:lineRule="auto"/>
+              <w:rPr>
+                <w:sz w:val="24"/>
+                <w:szCs w:val="24"/>
+              </w:rPr>
+            </w:pPr>
+            <w:r>
+              <w:rPr>
+                <w:sz w:val="24"/>
+                <w:szCs w:val="24"/>
+              </w:rPr>
+              <w:t>8. Обновленный статус заказа становится доступным в связанных пользовательских и служебных интерфейсах.</w:t>
+            </w:r>
+          </w:p>
+        </w:tc>
+      </w:tr>
+      <w:tr>
+        <w:tc>
+          <w:tcPr>
+            <w:tcW w:w="2117" w:type="dxa"/>
+          </w:tcPr>
+          <w:p>
+            <w:pPr>
+              <w:spacing w:line="240" w:lineRule="auto"/>
+              <w:rPr>
+                <w:sz w:val="24"/>
+                <w:szCs w:val="24"/>
+              </w:rPr>
+            </w:pPr>
+            <w:r>
+              <w:rPr>
+                <w:sz w:val="24"/>
+                <w:szCs w:val="24"/>
+              </w:rPr>
+              <w:t>Постусловие</w:t>
+            </w:r>
+          </w:p>
+        </w:tc>
+        <w:tc>
+          <w:tcPr>
+            <w:tcW w:w="9445" w:type="dxa"/>
+          </w:tcPr>
+          <w:p>
+            <w:pPr>
+              <w:spacing w:line="240" w:lineRule="auto"/>
+              <w:rPr>
+                <w:sz w:val="24"/>
+                <w:szCs w:val="24"/>
+              </w:rPr>
+            </w:pPr>
+            <w:r>
+              <w:rPr>
+                <w:sz w:val="24"/>
+                <w:szCs w:val="24"/>
+              </w:rPr>
+              <w:t>Заказ обработан сотрудником кухни и переведен в статус «Готов»; состояние заказа актуализировано в системе.</w:t>
+            </w:r>
+          </w:p>
+        </w:tc>
+      </w:tr>
+    </w:tbl>
+    <w:p>
+      <w:pPr>
+        <w:pStyle w:val="2"/>
+        <w:rPr>
+          <w:sz w:val="24"/>
+          <w:szCs w:val="24"/>
+        </w:rPr>
+      </w:pPr>
+      <w:bookmarkStart w:id="39" w:name="_Toc229478824"/>
+      <w:r>
+        <w:rPr>
+          <w:sz w:val="24"/>
+          <w:szCs w:val="24"/>
+        </w:rPr>
+        <w:lastRenderedPageBreak/>
+        <w:t>2.4 Нефункциональные требования</w:t>
+      </w:r>
+      <w:bookmarkEnd w:id="39"/>
+    </w:p>
+    <w:p>
+      <w:pPr>
+        <w:ind w:firstLine="709"/>
+        <w:jc w:val="both"/>
+        <w:rPr>
+          <w:sz w:val="24"/>
+          <w:szCs w:val="24"/>
+        </w:rPr>
+      </w:pPr>
+      <w:r>
+        <w:rPr>
+          <w:sz w:val="24"/>
+          <w:szCs w:val="24"/>
+        </w:rPr>
+        <w:t>Нефункциональные требования определяют качественные характеристики программной системы Garden Nook и регламентируют условия ее стабильной эксплуатации в контуре кофейни здорового питания.</w:t>
+      </w:r>
+    </w:p>
+    <w:p>
+      <w:pPr>
+        <w:ind w:firstLine="709"/>
+        <w:jc w:val="both"/>
+        <w:rPr>
+          <w:sz w:val="24"/>
+          <w:szCs w:val="24"/>
+        </w:rPr>
+      </w:pPr>
+      <w:r>
+        <w:rPr>
+          <w:sz w:val="24"/>
+          <w:szCs w:val="24"/>
+        </w:rPr>
+        <w:t>С учетом принятой архитектуры решения (веб-клиент для клиентов, WPF-клиент для сотрудников, серверный API на ASP.NET Core и база данных MS SQL Server) требования сгруппированы по ключевым атрибутам качества: производительность, надежность, безопасность, совместимость, сопровождаемость и удобство использования.</w:t>
+      </w:r>
+    </w:p>
+    <w:p>
+      <w:pPr>
+        <w:ind w:firstLine="709"/>
+        <w:jc w:val="both"/>
+        <w:rPr>
+          <w:sz w:val="24"/>
+          <w:szCs w:val="24"/>
+        </w:rPr>
+      </w:pPr>
+    </w:p>
+    <w:p>
+      <w:pPr>
+        <w:ind w:firstLine="709"/>
+        <w:jc w:val="both"/>
+        <w:rPr>
+          <w:b/>
+          <w:sz w:val="24"/>
+          <w:szCs w:val="24"/>
+        </w:rPr>
+      </w:pPr>
+      <w:r>
+        <w:rPr>
+          <w:b/>
+          <w:sz w:val="24"/>
+          <w:szCs w:val="24"/>
+        </w:rPr>
+        <w:t>2.4.1 Производительность и масштабируемость</w:t>
+      </w:r>
+    </w:p>
+    <w:p>
+      <w:pPr>
+        <w:ind w:firstLine="709"/>
+        <w:jc w:val="both"/>
+        <w:rPr>
+          <w:sz w:val="24"/>
+          <w:szCs w:val="24"/>
+        </w:rPr>
+      </w:pPr>
+      <w:r>
+        <w:rPr>
+          <w:sz w:val="24"/>
+          <w:szCs w:val="24"/>
+        </w:rPr>
+        <w:t>Система должна обеспечивать нормативное время отклика при типовой нагрузке: загрузка меню, корзины и профиля клиента — не более 2 секунд для 95% запросов; оформление заказа через API — не более 3 секунд для 95% запросов с учетом серверной валидации, расчетов и транзакционной записи в базу данных; получение производственной очереди кухни — не более 2 секунд.</w:t>
+      </w:r>
+    </w:p>
+    <w:p>
+      <w:pPr>
+        <w:ind w:firstLine="709"/>
+        <w:jc w:val="both"/>
+        <w:rPr>
+          <w:sz w:val="24"/>
+          <w:szCs w:val="24"/>
+        </w:rPr>
+      </w:pPr>
+      <w:r>
+        <w:rPr>
+          <w:sz w:val="24"/>
+          <w:szCs w:val="24"/>
+        </w:rPr>
+        <w:t>Механизм обновления заказов на стороне рабочего интерфейса кухни должен поддерживать актуализацию данных в режиме, близком к реальному времени, с интервалом обновления не более 10 секунд.</w:t>
+      </w:r>
+    </w:p>
+    <w:p>
+      <w:pPr>
+        <w:ind w:firstLine="709"/>
+        <w:jc w:val="both"/>
+        <w:rPr>
+          <w:sz w:val="24"/>
+          <w:szCs w:val="24"/>
+        </w:rPr>
+      </w:pPr>
+      <w:r>
+        <w:rPr>
+          <w:sz w:val="24"/>
+          <w:szCs w:val="24"/>
+        </w:rPr>
+        <w:t>Архитектура должна допускать масштабирование серверного слоя без переработки клиентских приложений за счет оптимизации SQL-запросов, индексации, кэширования неизменяемых справочных данных и выделения ресурсоемких операций в отдельные сервисы.</w:t>
+      </w:r>
+    </w:p>
+    <w:p>
+      <w:pPr>
+        <w:ind w:firstLine="709"/>
+        <w:jc w:val="both"/>
+        <w:rPr>
+          <w:b/>
+          <w:sz w:val="24"/>
+          <w:szCs w:val="24"/>
+        </w:rPr>
+      </w:pPr>
+      <w:r>
+        <w:rPr>
+          <w:b/>
+          <w:sz w:val="24"/>
+          <w:szCs w:val="24"/>
+        </w:rPr>
+        <w:t>2.4.2 Надежность и доступность</w:t>
+      </w:r>
+    </w:p>
+    <w:p>
+      <w:pPr>
+        <w:ind w:firstLine="709"/>
+        <w:jc w:val="both"/>
+        <w:rPr>
+          <w:sz w:val="24"/>
+          <w:szCs w:val="24"/>
+        </w:rPr>
+      </w:pPr>
+      <w:r>
+        <w:rPr>
+          <w:sz w:val="24"/>
+          <w:szCs w:val="24"/>
+        </w:rPr>
+        <w:t>Критические бизнес-операции (создание заказа, списание заготовок, изменение статусов) должны выполняться атомарно и согласованно, исключая частичную фиксацию данных при сбоях.</w:t>
+      </w:r>
+    </w:p>
+    <w:p>
+      <w:pPr>
+        <w:ind w:firstLine="709"/>
+        <w:jc w:val="both"/>
+        <w:rPr>
+          <w:sz w:val="24"/>
+          <w:szCs w:val="24"/>
+        </w:rPr>
+      </w:pPr>
+      <w:r>
+        <w:rPr>
+          <w:sz w:val="24"/>
+          <w:szCs w:val="24"/>
+        </w:rPr>
+        <w:t>Серверная часть должна обеспечивать корректную обработку исключительных ситуаций с возвратом контролируемых кодов и сообщений об ошибках без нарушения целостности данных.</w:t>
+      </w:r>
+    </w:p>
+    <w:p>
+      <w:pPr>
+        <w:ind w:firstLine="709"/>
+        <w:jc w:val="both"/>
+        <w:rPr>
+          <w:sz w:val="24"/>
+          <w:szCs w:val="24"/>
+        </w:rPr>
+      </w:pPr>
+      <w:r>
+        <w:rPr>
+          <w:sz w:val="24"/>
+          <w:szCs w:val="24"/>
+        </w:rPr>
+        <w:t>Система должна обеспечивать доступность не ниже 99% в часы производственной эксплуатации и поддерживать регламентное восстановление работоспособности после отказа с сохранением накопленной информации о заказах и клиентах.</w:t>
+      </w:r>
+    </w:p>
+    <w:p>
+      <w:pPr>
+        <w:ind w:firstLine="709"/>
+        <w:jc w:val="both"/>
+        <w:rPr>
+          <w:sz w:val="24"/>
+          <w:szCs w:val="24"/>
+        </w:rPr>
+      </w:pPr>
+      <w:r>
+        <w:rPr>
+          <w:sz w:val="24"/>
+          <w:szCs w:val="24"/>
+        </w:rPr>
+        <w:t>Для повышения ремонтопригодности должна быть обеспечена централизованная регистрация событий и ошибок с возможностью последующего анализа инцидентов.</w:t>
+      </w:r>
+    </w:p>
+    <w:p>
+      <w:pPr>
+        <w:ind w:firstLine="709"/>
+        <w:jc w:val="both"/>
+        <w:rPr>
+          <w:sz w:val="24"/>
+          <w:szCs w:val="24"/>
+        </w:rPr>
+      </w:pPr>
+    </w:p>
+    <w:p>
+      <w:pPr>
+        <w:ind w:firstLine="709"/>
+        <w:jc w:val="both"/>
+        <w:rPr>
+          <w:b/>
+          <w:sz w:val="24"/>
+          <w:szCs w:val="24"/>
+        </w:rPr>
+      </w:pPr>
+      <w:r>
+        <w:rPr>
+          <w:b/>
+          <w:sz w:val="24"/>
+          <w:szCs w:val="24"/>
+        </w:rPr>
+        <w:t>2.4.3 Безопасность</w:t>
+      </w:r>
+    </w:p>
+    <w:p>
+      <w:pPr>
+        <w:ind w:firstLine="709"/>
+        <w:jc w:val="both"/>
+        <w:rPr>
+          <w:sz w:val="24"/>
+          <w:szCs w:val="24"/>
+        </w:rPr>
+      </w:pPr>
+      <w:r>
+        <w:rPr>
+          <w:sz w:val="24"/>
+          <w:szCs w:val="24"/>
+        </w:rPr>
+        <w:t>Передача данных между клиентскими приложениями и сервером должна выполняться исключительно по защищенному протоколу HTTPS (TLS 1.2 и выше).</w:t>
+      </w:r>
+    </w:p>
+    <w:p>
+      <w:pPr>
+        <w:ind w:firstLine="709"/>
+        <w:jc w:val="both"/>
+        <w:rPr>
+          <w:sz w:val="24"/>
+          <w:szCs w:val="24"/>
+        </w:rPr>
+      </w:pPr>
+      <w:r>
+        <w:rPr>
+          <w:sz w:val="24"/>
+          <w:szCs w:val="24"/>
+        </w:rPr>
+        <w:t>Доступ к защищенным методам API должен предоставляться только авторизованным пользователям на основе cookie-аутентификации и серверной проверки прав доступа в соответствии с ролью пользователя (клиент, сотрудник, администратор).</w:t>
+      </w:r>
+    </w:p>
+    <w:p>
+      <w:pPr>
+        <w:ind w:firstLine="709"/>
+        <w:jc w:val="both"/>
+        <w:rPr>
+          <w:sz w:val="24"/>
+          <w:szCs w:val="24"/>
+        </w:rPr>
+      </w:pPr>
+      <w:r>
+        <w:rPr>
+          <w:sz w:val="24"/>
+          <w:szCs w:val="24"/>
+        </w:rPr>
+        <w:t>Входные данные, поступающие от клиентов, должны проходить обязательную валидацию на сервере (корректность идентификаторов, формат контактных данных, допустимость количественных параметров заказа).</w:t>
+      </w:r>
+    </w:p>
+    <w:p>
+      <w:pPr>
+        <w:ind w:firstLine="709"/>
+        <w:jc w:val="both"/>
+        <w:rPr>
+          <w:sz w:val="24"/>
+          <w:szCs w:val="24"/>
+        </w:rPr>
+      </w:pPr>
+      <w:r>
+        <w:rPr>
+          <w:sz w:val="24"/>
+          <w:szCs w:val="24"/>
+        </w:rPr>
+        <w:t>Система должна исключать несанкционированный доступ к персональным и операционным данным, а учетные данные пользователей должны храниться в защищенном виде с применением криптографического хэширования и соли.</w:t>
+      </w:r>
+    </w:p>
+    <w:p>
+      <w:pPr>
+        <w:ind w:firstLine="709"/>
+        <w:jc w:val="both"/>
+        <w:rPr>
+          <w:sz w:val="24"/>
+          <w:szCs w:val="24"/>
+        </w:rPr>
+      </w:pPr>
+      <w:r>
+        <w:rPr>
+          <w:sz w:val="24"/>
+          <w:szCs w:val="24"/>
+        </w:rPr>
+        <w:t>Журналы безопасности должны фиксировать события входа, выхода и критических изменений состояния заказов для последующего аудита.</w:t>
+      </w:r>
+    </w:p>
+    <w:p>
+      <w:pPr>
+        <w:ind w:firstLine="709"/>
+        <w:jc w:val="both"/>
+        <w:rPr>
+          <w:sz w:val="24"/>
+          <w:szCs w:val="24"/>
+        </w:rPr>
+      </w:pPr>
+    </w:p>
+    <w:p>
+      <w:pPr>
+        <w:ind w:firstLine="709"/>
+        <w:jc w:val="both"/>
+        <w:rPr>
+          <w:b/>
+          <w:sz w:val="24"/>
+          <w:szCs w:val="24"/>
+        </w:rPr>
+      </w:pPr>
+      <w:r>
+        <w:rPr>
+          <w:b/>
+          <w:sz w:val="24"/>
+          <w:szCs w:val="24"/>
+        </w:rPr>
+        <w:t>2.4.4 Переносимость и совместимость</w:t>
+      </w:r>
+    </w:p>
+    <w:p>
+      <w:pPr>
+        <w:ind w:firstLine="709"/>
+        <w:jc w:val="both"/>
+        <w:rPr>
+          <w:sz w:val="24"/>
+          <w:szCs w:val="24"/>
+        </w:rPr>
+      </w:pPr>
+      <w:r>
+        <w:rPr>
+          <w:sz w:val="24"/>
+          <w:szCs w:val="24"/>
+        </w:rPr>
+        <w:t>Веб-клиент должен корректно функционировать в актуальных версиях браузеров Google Chrome, Microsoft Edge и Mozilla Firefox на настольных и мобильных устройствах.</w:t>
+      </w:r>
+    </w:p>
+    <w:p>
+      <w:pPr>
+        <w:ind w:firstLine="709"/>
+        <w:jc w:val="both"/>
+        <w:rPr>
+          <w:sz w:val="24"/>
+          <w:szCs w:val="24"/>
+        </w:rPr>
+      </w:pPr>
+      <w:r>
+        <w:rPr>
+          <w:sz w:val="24"/>
+          <w:szCs w:val="24"/>
+        </w:rPr>
+        <w:t>Рабочее приложение сотрудников (WPF) должно стабильно функционировать в операционных системах семейства Windows 10/11 при установленной платформе .NET 8.</w:t>
+      </w:r>
+    </w:p>
+    <w:p>
+      <w:pPr>
+        <w:ind w:firstLine="709"/>
+        <w:jc w:val="both"/>
+        <w:rPr>
+          <w:sz w:val="24"/>
+          <w:szCs w:val="24"/>
+        </w:rPr>
+      </w:pPr>
+      <w:r>
+        <w:rPr>
+          <w:sz w:val="24"/>
+          <w:szCs w:val="24"/>
+        </w:rPr>
+        <w:t>Серверный API должен быть совместим со стандартной инфраструктурой развертывания ASP.NET Core и обеспечивать корректный обмен данными в формате JSON (UTF-8) по REST-интерфейсам.</w:t>
+      </w:r>
+    </w:p>
+    <w:p>
+      <w:pPr>
+        <w:ind w:firstLine="709"/>
+        <w:jc w:val="both"/>
+        <w:rPr>
+          <w:sz w:val="24"/>
+          <w:szCs w:val="24"/>
+        </w:rPr>
+      </w:pPr>
+      <w:r>
+        <w:rPr>
+          <w:sz w:val="24"/>
+          <w:szCs w:val="24"/>
+        </w:rPr>
+        <w:t>Подсистема хранения данных должна поддерживать работу с MS SQL Server и обеспечивать миграцию схемы без потери существующих данных.</w:t>
+      </w:r>
+    </w:p>
+    <w:p>
+      <w:pPr>
+        <w:ind w:firstLine="709"/>
+        <w:jc w:val="both"/>
+        <w:rPr>
+          <w:sz w:val="24"/>
+          <w:szCs w:val="24"/>
+        </w:rPr>
+      </w:pPr>
+    </w:p>
+    <w:p>
+      <w:pPr>
+        <w:ind w:firstLine="709"/>
+        <w:jc w:val="both"/>
+        <w:rPr>
+          <w:b/>
+          <w:sz w:val="24"/>
+          <w:szCs w:val="24"/>
+        </w:rPr>
+      </w:pPr>
+      <w:r>
+        <w:rPr>
+          <w:b/>
+          <w:sz w:val="24"/>
+          <w:szCs w:val="24"/>
+        </w:rPr>
+        <w:t>2.4.5 Сопровождаемость и расширяемость</w:t>
+      </w:r>
+    </w:p>
+    <w:p>
+      <w:pPr>
+        <w:ind w:firstLine="709"/>
+        <w:jc w:val="both"/>
+        <w:rPr>
+          <w:sz w:val="24"/>
+          <w:szCs w:val="24"/>
+        </w:rPr>
+      </w:pPr>
+      <w:r>
+        <w:rPr>
+          <w:sz w:val="24"/>
+          <w:szCs w:val="24"/>
+        </w:rPr>
+        <w:t>Программный код должен иметь модульную структуру с разделением на слои представления, бизнес-логики, доступа к данным и контрактов обмена, что снижает связность и упрощает сопровождение.</w:t>
+      </w:r>
+    </w:p>
+    <w:p>
+      <w:pPr>
+        <w:ind w:firstLine="709"/>
+        <w:jc w:val="both"/>
+        <w:rPr>
+          <w:sz w:val="24"/>
+          <w:szCs w:val="24"/>
+        </w:rPr>
+      </w:pPr>
+      <w:r>
+        <w:rPr>
+          <w:sz w:val="24"/>
+          <w:szCs w:val="24"/>
+        </w:rPr>
+        <w:t>Расширение функциональности (новые роли, дополнительные статусы заказов, новые категории меню, дополнительные отчеты) должно выполняться без нарушения базовых сценариев работы системы.</w:t>
+      </w:r>
+    </w:p>
+    <w:p>
+      <w:pPr>
+        <w:ind w:firstLine="709"/>
+        <w:jc w:val="both"/>
+        <w:rPr>
+          <w:sz w:val="24"/>
+          <w:szCs w:val="24"/>
+        </w:rPr>
+      </w:pPr>
+      <w:r>
+        <w:rPr>
+          <w:sz w:val="24"/>
+          <w:szCs w:val="24"/>
+        </w:rPr>
+        <w:lastRenderedPageBreak/>
+        <w:t>Изменения структуры базы данных должны вноситься через управляемые миграции с контролем версий и возможностью воспроизводимого развертывания.</w:t>
+      </w:r>
+    </w:p>
+    <w:p>
+      <w:pPr>
+        <w:ind w:firstLine="709"/>
+        <w:jc w:val="both"/>
+        <w:rPr>
+          <w:sz w:val="24"/>
+          <w:szCs w:val="24"/>
+        </w:rPr>
+      </w:pPr>
+      <w:r>
+        <w:rPr>
+          <w:sz w:val="24"/>
+          <w:szCs w:val="24"/>
+        </w:rPr>
+        <w:t>Техническая документация, именование сущностей и правила обработки ошибок должны поддерживать единый стандарт, достаточный для передачи проекта на сопровождение другому разработчику.</w:t>
+      </w:r>
+    </w:p>
+    <w:p>
+      <w:pPr>
+        <w:ind w:firstLine="709"/>
+        <w:jc w:val="both"/>
+        <w:rPr>
+          <w:b/>
+          <w:sz w:val="24"/>
+          <w:szCs w:val="24"/>
+        </w:rPr>
+      </w:pPr>
+      <w:r>
+        <w:rPr>
+          <w:b/>
+          <w:sz w:val="24"/>
+          <w:szCs w:val="24"/>
+        </w:rPr>
+        <w:t>2.4.6 Удобство использования и локализация</w:t>
+      </w:r>
+    </w:p>
+    <w:p>
+      <w:pPr>
+        <w:pStyle w:val="aff"/>
+      </w:pPr>
+      <w:r>
+        <w:t>Интерфейсы клиентского и служебного контуров должны обеспечивать интуитивную навигацию и выполнение основных операций с минимальным числом действий пользователя.</w:t>
+      </w:r>
+    </w:p>
+    <w:p>
+      <w:pPr>
+        <w:pStyle w:val="aff"/>
+      </w:pPr>
+      <w:r>
+        <w:t>Критичные сценарии (авторизация, формирование заказа, подтверждение оформления, просмотр очереди кухни) должны сопровождаться однозначной визуальной обратной связью и понятными диагностическими сообщениями.</w:t>
+      </w:r>
+    </w:p>
+    <w:p>
+      <w:pPr>
+        <w:pStyle w:val="aff"/>
+      </w:pPr>
+      <w:r>
+        <w:t>Текстовые элементы интерфейса, форматы даты и времени, а также отображение денежных значений должны соответствовать русскоязычной локали и принятым стандартам отображения для валюты рубль.</w:t>
+      </w:r>
+    </w:p>
+    <w:p>
+      <w:pPr>
+        <w:pStyle w:val="aff"/>
+      </w:pPr>
+      <w:r>
+        <w:t>Пользовательский интерфейс должен сохранять читаемость и функциональную доступность при различных разрешениях экранов и в условиях интенсивной операционной работы персонала.</w:t>
+      </w:r>
+    </w:p>
+    <w:p>
+      <w:pPr>
+        <w:pStyle w:val="aff"/>
+      </w:pPr>
+      <w:r>
+        <w:t>Сформулированные нефункциональные требования задают ограничения, которые необходимо учитывать при выборе программных средств и проектировании архитектуры. Они связывают качество реализации с условиями эксплуатации системы в реальной кофейне: быстрым обслуживанием, защитой данных, устойчивостью операций и удобством ежедневной работы персонала.</w:t>
+      </w:r>
+    </w:p>
+    <w:p>
+      <w:pPr>
+        <w:pStyle w:val="10"/>
+        <w:rPr>
+          <w:rStyle w:val="a7"/>
+          <w:b/>
+          <w:sz w:val="24"/>
+          <w:szCs w:val="24"/>
+        </w:rPr>
+      </w:pPr>
+      <w:bookmarkStart w:id="40" w:name="_Toc37579722"/>
+      <w:bookmarkStart w:id="41" w:name="_Toc229478825"/>
+      <w:r>
+        <w:rPr>
+          <w:rStyle w:val="a7"/>
+          <w:b/>
+          <w:sz w:val="24"/>
+          <w:szCs w:val="24"/>
+        </w:rPr>
+        <w:lastRenderedPageBreak/>
+        <w:t xml:space="preserve">3 ВЫБОР ПРОГРАММНЫХ </w:t>
+      </w:r>
+      <w:r>
+        <w:rPr>
+          <w:rStyle w:val="a7"/>
+          <w:b/>
+          <w:sz w:val="24"/>
+          <w:szCs w:val="24"/>
+        </w:rPr>
+        <w:t xml:space="preserve">СРЕД И </w:t>
+      </w:r>
+      <w:r>
+        <w:rPr>
+          <w:rStyle w:val="a7"/>
+          <w:b/>
+          <w:sz w:val="24"/>
+          <w:szCs w:val="24"/>
+        </w:rPr>
+        <w:t>СРЕДСТВ РАЗРАБОТКИ</w:t>
+      </w:r>
+      <w:bookmarkEnd w:id="40"/>
+      <w:bookmarkEnd w:id="41"/>
+    </w:p>
+    <w:p>
+      <w:pPr>
+        <w:pStyle w:val="2"/>
+        <w:rPr>
+          <w:sz w:val="24"/>
+          <w:szCs w:val="24"/>
+        </w:rPr>
+      </w:pPr>
+      <w:bookmarkStart w:id="42" w:name="_Toc229478826"/>
+      <w:r>
+        <w:rPr>
+          <w:sz w:val="24"/>
+          <w:szCs w:val="24"/>
+        </w:rPr>
+        <w:t>3.1 Сравнительный анализ имеющихся возможностей по выбору средств разработки</w:t>
+      </w:r>
+      <w:bookmarkEnd w:id="42"/>
+    </w:p>
+    <w:p>
+      <w:pPr>
+        <w:ind w:firstLine="709"/>
+        <w:jc w:val="both"/>
+        <w:rPr>
+          <w:sz w:val="24"/>
+          <w:szCs w:val="24"/>
+        </w:rPr>
+      </w:pPr>
+      <w:r>
+        <w:rPr>
+          <w:sz w:val="24"/>
+          <w:szCs w:val="24"/>
+        </w:rPr>
+        <w:t>Для выбора технологического стека Garden Nook выполнено сопоставление альтернатив по критериям интеграции с текущей архитектурой, надежности, производительности, удобства сопровождения и стоимости владения.</w:t>
+      </w:r>
+    </w:p>
+    <w:p>
+      <w:pPr>
+        <w:ind w:firstLine="709"/>
+        <w:jc w:val="both"/>
+        <w:rPr>
+          <w:sz w:val="24"/>
+          <w:szCs w:val="24"/>
+        </w:rPr>
+      </w:pPr>
+      <w:r>
+        <w:rPr>
+          <w:sz w:val="24"/>
+          <w:szCs w:val="24"/>
+        </w:rPr>
+        <w:t xml:space="preserve">Таблица </w:t>
+      </w:r>
+      <w:r>
+        <w:rPr>
+          <w:sz w:val="24"/>
+          <w:szCs w:val="24"/>
+        </w:rPr>
+        <w:t>5</w:t>
+      </w:r>
+      <w:r>
+        <w:rPr>
+          <w:sz w:val="24"/>
+          <w:szCs w:val="24"/>
+        </w:rPr>
+        <w:t xml:space="preserve"> </w:t>
+      </w:r>
+      <w:r>
+        <w:rPr>
+          <w:sz w:val="24"/>
+          <w:szCs w:val="24"/>
+        </w:rPr>
+        <w:t>-</w:t>
+      </w:r>
+      <w:r>
+        <w:rPr>
+          <w:sz w:val="24"/>
+          <w:szCs w:val="24"/>
+        </w:rPr>
+        <w:t xml:space="preserve"> Сравнение серверных платформ</w:t>
+      </w:r>
+    </w:p>
+    <w:tbl>
+      <w:tblPr>
+        <w:tblStyle w:val="afd"/>
+        <w:tblW w:w="9782" w:type="dxa"/>
+        <w:tblInd w:w="-289" w:type="dxa"/>
+        <w:tblLook w:val="04A0" w:firstRow="1" w:lastRow="0" w:firstColumn="1" w:lastColumn="0" w:noHBand="0" w:noVBand="1"/>
+      </w:tblPr>
+      <w:tblGrid>
+        <w:gridCol w:w="1697"/>
+        <w:gridCol w:w="3827"/>
+        <w:gridCol w:w="4258"/>
+      </w:tblGrid>
+      <w:tr>
+        <w:tc>
+          <w:tcPr>
+            <w:tcW w:w="1697" w:type="dxa"/>
+          </w:tcPr>
+          <w:p>
+            <w:pPr>
+              <w:spacing w:line="240" w:lineRule="auto"/>
+              <w:jc w:val="center"/>
+              <w:rPr>
+                <w:sz w:val="24"/>
+              </w:rPr>
+            </w:pPr>
+            <w:r>
+              <w:rPr>
+                <w:sz w:val="24"/>
+                <w:szCs w:val="24"/>
+              </w:rPr>
+              <w:t>Кандидат</w:t>
+            </w:r>
+          </w:p>
+        </w:tc>
+        <w:tc>
+          <w:tcPr>
+            <w:tcW w:w="3827" w:type="dxa"/>
+          </w:tcPr>
+          <w:p>
+            <w:pPr>
+              <w:spacing w:line="240" w:lineRule="auto"/>
+              <w:jc w:val="center"/>
+              <w:rPr>
+                <w:sz w:val="24"/>
+              </w:rPr>
+            </w:pPr>
+            <w:r>
+              <w:rPr>
+                <w:sz w:val="24"/>
+                <w:szCs w:val="24"/>
+              </w:rPr>
+              <w:t>Плюсы</w:t>
+            </w:r>
+          </w:p>
+        </w:tc>
+        <w:tc>
+          <w:tcPr>
+            <w:tcW w:w="4258" w:type="dxa"/>
+          </w:tcPr>
+          <w:p>
+            <w:pPr>
+              <w:spacing w:line="240" w:lineRule="auto"/>
+              <w:jc w:val="center"/>
+              <w:rPr>
+                <w:sz w:val="24"/>
+              </w:rPr>
+            </w:pPr>
+            <w:r>
+              <w:rPr>
+                <w:sz w:val="24"/>
+                <w:szCs w:val="24"/>
+              </w:rPr>
+              <w:t>Минусы</w:t>
+            </w:r>
+          </w:p>
+        </w:tc>
+      </w:tr>
+      <w:tr>
+        <w:tc>
+          <w:tcPr>
+            <w:tcW w:w="1697" w:type="dxa"/>
+          </w:tcPr>
+          <w:p>
+            <w:pPr>
+              <w:spacing w:line="240" w:lineRule="auto"/>
+              <w:jc w:val="both"/>
+              <w:rPr>
+                <w:sz w:val="24"/>
+              </w:rPr>
+            </w:pPr>
+            <w:r>
+              <w:rPr>
+                <w:sz w:val="24"/>
+                <w:szCs w:val="24"/>
+              </w:rPr>
+              <w:t>ASP.NET Core</w:t>
+            </w:r>
+          </w:p>
+        </w:tc>
+        <w:tc>
+          <w:tcPr>
+            <w:tcW w:w="3827" w:type="dxa"/>
+          </w:tcPr>
+          <w:p>
+            <w:pPr>
+              <w:spacing w:line="240" w:lineRule="auto"/>
+              <w:jc w:val="both"/>
+              <w:rPr>
+                <w:sz w:val="24"/>
+              </w:rPr>
+            </w:pPr>
+            <w:r>
+              <w:rPr>
+                <w:sz w:val="24"/>
+                <w:szCs w:val="24"/>
+              </w:rPr>
+              <w:t>• Нативная интеграция с C# и EF Core</w:t>
+            </w:r>
+          </w:p>
+          <w:p>
+            <w:pPr>
+              <w:spacing w:line="240" w:lineRule="auto"/>
+              <w:jc w:val="both"/>
+              <w:rPr>
+                <w:sz w:val="24"/>
+              </w:rPr>
+            </w:pPr>
+            <w:r>
+              <w:rPr>
+                <w:sz w:val="24"/>
+                <w:szCs w:val="24"/>
+              </w:rPr>
+              <w:t>• Высокая производительность</w:t>
+            </w:r>
+          </w:p>
+          <w:p>
+            <w:pPr>
+              <w:spacing w:line="240" w:lineRule="auto"/>
+              <w:jc w:val="both"/>
+              <w:rPr>
+                <w:sz w:val="24"/>
+              </w:rPr>
+            </w:pPr>
+            <w:r>
+              <w:rPr>
+                <w:sz w:val="24"/>
+                <w:szCs w:val="24"/>
+              </w:rPr>
+              <w:t>• Удобная реализация REST API и middleware</w:t>
+            </w:r>
+          </w:p>
+        </w:tc>
+        <w:tc>
+          <w:tcPr>
+            <w:tcW w:w="4258" w:type="dxa"/>
+          </w:tcPr>
+          <w:p>
+            <w:pPr>
+              <w:spacing w:line="240" w:lineRule="auto"/>
+              <w:jc w:val="both"/>
+              <w:rPr>
+                <w:sz w:val="24"/>
+              </w:rPr>
+            </w:pPr>
+            <w:r>
+              <w:rPr>
+                <w:sz w:val="24"/>
+                <w:szCs w:val="24"/>
+              </w:rPr>
+              <w:t>• Ориентация на экосистему Microsoft</w:t>
+            </w:r>
+            <w:r>
+              <w:rPr>
+                <w:sz w:val="24"/>
+                <w:szCs w:val="24"/>
+              </w:rPr>
+              <w:t>.</w:t>
+            </w:r>
+          </w:p>
+          <w:p>
+            <w:pPr>
+              <w:spacing w:line="240" w:lineRule="auto"/>
+              <w:jc w:val="both"/>
+              <w:rPr>
+                <w:sz w:val="24"/>
+              </w:rPr>
+            </w:pPr>
+            <w:r>
+              <w:rPr>
+                <w:sz w:val="24"/>
+                <w:szCs w:val="24"/>
+              </w:rPr>
+              <w:t>• Требует устойчивой .NET-экспертизы</w:t>
+            </w:r>
+            <w:r>
+              <w:rPr>
+                <w:sz w:val="24"/>
+                <w:szCs w:val="24"/>
+              </w:rPr>
+              <w:t>.</w:t>
+            </w:r>
+          </w:p>
+        </w:tc>
+      </w:tr>
+      <w:tr>
+        <w:tc>
+          <w:tcPr>
+            <w:tcW w:w="1697" w:type="dxa"/>
+          </w:tcPr>
+          <w:p>
+            <w:pPr>
+              <w:spacing w:line="240" w:lineRule="auto"/>
+              <w:jc w:val="both"/>
+              <w:rPr>
+                <w:sz w:val="24"/>
+              </w:rPr>
+            </w:pPr>
+            <w:r>
+              <w:rPr>
+                <w:sz w:val="24"/>
+                <w:szCs w:val="24"/>
+              </w:rPr>
+              <w:t>Spring Boot</w:t>
+            </w:r>
+          </w:p>
+        </w:tc>
+        <w:tc>
+          <w:tcPr>
+            <w:tcW w:w="3827" w:type="dxa"/>
+          </w:tcPr>
+          <w:p>
+            <w:pPr>
+              <w:spacing w:line="240" w:lineRule="auto"/>
+              <w:jc w:val="both"/>
+              <w:rPr>
+                <w:sz w:val="24"/>
+              </w:rPr>
+            </w:pPr>
+            <w:r>
+              <w:rPr>
+                <w:sz w:val="24"/>
+                <w:szCs w:val="24"/>
+              </w:rPr>
+              <w:t>• Зрелая экосистема Java</w:t>
+            </w:r>
+          </w:p>
+          <w:p>
+            <w:pPr>
+              <w:spacing w:line="240" w:lineRule="auto"/>
+              <w:jc w:val="both"/>
+              <w:rPr>
+                <w:sz w:val="24"/>
+              </w:rPr>
+            </w:pPr>
+            <w:r>
+              <w:rPr>
+                <w:sz w:val="24"/>
+                <w:szCs w:val="24"/>
+              </w:rPr>
+              <w:t>• Большое количество библиотек</w:t>
+            </w:r>
+          </w:p>
+        </w:tc>
+        <w:tc>
+          <w:tcPr>
+            <w:tcW w:w="4258" w:type="dxa"/>
+          </w:tcPr>
+          <w:p>
+            <w:pPr>
+              <w:spacing w:line="240" w:lineRule="auto"/>
+              <w:jc w:val="both"/>
+              <w:rPr>
+                <w:sz w:val="24"/>
+              </w:rPr>
+            </w:pPr>
+            <w:r>
+              <w:rPr>
+                <w:sz w:val="24"/>
+                <w:szCs w:val="24"/>
+              </w:rPr>
+              <w:t>• Дополнительная сложность интеграции с текущим .NET-стеком</w:t>
+            </w:r>
+          </w:p>
+          <w:p>
+            <w:pPr>
+              <w:spacing w:line="240" w:lineRule="auto"/>
+              <w:jc w:val="both"/>
+              <w:rPr>
+                <w:sz w:val="24"/>
+              </w:rPr>
+            </w:pPr>
+            <w:r>
+              <w:rPr>
+                <w:sz w:val="24"/>
+                <w:szCs w:val="24"/>
+              </w:rPr>
+              <w:t>• Повышенные затраты на сопровождение смешанной архитектуры</w:t>
+            </w:r>
+          </w:p>
+        </w:tc>
+      </w:tr>
+      <w:tr>
+        <w:tc>
+          <w:tcPr>
+            <w:tcW w:w="1697" w:type="dxa"/>
+          </w:tcPr>
+          <w:p>
+            <w:pPr>
+              <w:spacing w:line="240" w:lineRule="auto"/>
+              <w:jc w:val="both"/>
+              <w:rPr>
+                <w:sz w:val="24"/>
+              </w:rPr>
+            </w:pPr>
+            <w:r>
+              <w:rPr>
+                <w:sz w:val="24"/>
+                <w:szCs w:val="24"/>
+              </w:rPr>
+              <w:t>Node.js (NestJS)</w:t>
+            </w:r>
+          </w:p>
+        </w:tc>
+        <w:tc>
+          <w:tcPr>
+            <w:tcW w:w="3827" w:type="dxa"/>
+          </w:tcPr>
+          <w:p>
+            <w:pPr>
+              <w:spacing w:line="240" w:lineRule="auto"/>
+              <w:jc w:val="both"/>
+              <w:rPr>
+                <w:sz w:val="24"/>
+              </w:rPr>
+            </w:pPr>
+            <w:r>
+              <w:rPr>
+                <w:sz w:val="24"/>
+                <w:szCs w:val="24"/>
+              </w:rPr>
+              <w:t>• Быстрая разработка API</w:t>
+            </w:r>
+          </w:p>
+          <w:p>
+            <w:pPr>
+              <w:spacing w:line="240" w:lineRule="auto"/>
+              <w:jc w:val="both"/>
+              <w:rPr>
+                <w:sz w:val="24"/>
+              </w:rPr>
+            </w:pPr>
+            <w:r>
+              <w:rPr>
+                <w:sz w:val="24"/>
+                <w:szCs w:val="24"/>
+              </w:rPr>
+              <w:t>• Единый язык с фронтендом</w:t>
+            </w:r>
+          </w:p>
+        </w:tc>
+        <w:tc>
+          <w:tcPr>
+            <w:tcW w:w="4258" w:type="dxa"/>
+          </w:tcPr>
+          <w:p>
+            <w:pPr>
+              <w:spacing w:line="240" w:lineRule="auto"/>
+              <w:jc w:val="both"/>
+              <w:rPr>
+                <w:sz w:val="24"/>
+              </w:rPr>
+            </w:pPr>
+            <w:r>
+              <w:rPr>
+                <w:sz w:val="24"/>
+                <w:szCs w:val="24"/>
+              </w:rPr>
+              <w:t>• Менее предсказуемая модель для сложной транзакционной логики</w:t>
+            </w:r>
+          </w:p>
+          <w:p>
+            <w:pPr>
+              <w:spacing w:line="240" w:lineRule="auto"/>
+              <w:jc w:val="both"/>
+              <w:rPr>
+                <w:sz w:val="24"/>
+              </w:rPr>
+            </w:pPr>
+            <w:r>
+              <w:rPr>
+                <w:sz w:val="24"/>
+                <w:szCs w:val="24"/>
+              </w:rPr>
+              <w:t>• Дополнительные риски при сопровождении многомодульной системы</w:t>
+            </w:r>
+          </w:p>
+        </w:tc>
+      </w:tr>
+    </w:tbl>
+    <w:p>
+      <w:pPr>
+        <w:ind w:firstLine="709"/>
+        <w:jc w:val="both"/>
+        <w:rPr>
+          <w:sz w:val="22"/>
+          <w:szCs w:val="24"/>
+        </w:rPr>
+      </w:pPr>
+      <w:r>
+        <w:rPr>
+          <w:sz w:val="24"/>
+        </w:rPr>
+        <w:t>По результатам сравнения в качестве серверной платформы выбран ASP.NET Core. Он обеспечивает встроенную поддержку Web API, удобную организацию маршрутов, механизмов авторизации и обработки ошибок. Дополнительным преимуществом является согласованность платформы с языком C# и существующей структурой проекта Garden Nook.</w:t>
+      </w:r>
+    </w:p>
+    <w:p>
+      <w:pPr>
+        <w:ind w:firstLine="709"/>
+        <w:jc w:val="both"/>
+        <w:rPr>
+          <w:sz w:val="24"/>
+          <w:szCs w:val="24"/>
+        </w:rPr>
+      </w:pPr>
+    </w:p>
+    <w:p>
+      <w:pPr>
+        <w:ind w:firstLine="709"/>
+        <w:jc w:val="both"/>
+        <w:rPr>
+          <w:sz w:val="24"/>
+          <w:szCs w:val="24"/>
+        </w:rPr>
+      </w:pPr>
+      <w:r>
+        <w:rPr>
+          <w:sz w:val="24"/>
+          <w:szCs w:val="24"/>
+        </w:rPr>
+        <w:t>Таблица 6</w:t>
+      </w:r>
+      <w:r>
+        <w:rPr>
+          <w:sz w:val="24"/>
+          <w:szCs w:val="24"/>
+        </w:rPr>
+        <w:t xml:space="preserve"> </w:t>
+      </w:r>
+      <w:r>
+        <w:rPr>
+          <w:sz w:val="24"/>
+          <w:szCs w:val="24"/>
+        </w:rPr>
+        <w:t>-</w:t>
+      </w:r>
+      <w:r>
+        <w:rPr>
+          <w:sz w:val="24"/>
+          <w:szCs w:val="24"/>
+        </w:rPr>
+        <w:t xml:space="preserve"> Сравнение технологий desktop-интерфейса для сотрудника</w:t>
       </w:r>
     </w:p>
     <w:tbl>
@@ -15050,2658 +17855,9 @@
         <w:tblLook w:val="04A0" w:firstRow="1" w:lastRow="0" w:firstColumn="1" w:lastColumn="0" w:noHBand="0" w:noVBand="1"/>
       </w:tblPr>
       <w:tblGrid>
-        <w:gridCol w:w="2461"/>
-        <w:gridCol w:w="6875"/>
-      </w:tblGrid>
-      <w:tr>
-        <w:tc>
-          <w:tcPr>
-            <w:tcW w:w="2600" w:type="dxa"/>
-          </w:tcPr>
-          <w:p>
-            <w:pPr>
-              <w:spacing w:line="240" w:lineRule="auto"/>
-              <w:rPr>
-                <w:sz w:val="24"/>
-                <w:szCs w:val="24"/>
-              </w:rPr>
-            </w:pPr>
-            <w:r>
-              <w:rPr>
-                <w:b/>
-                <w:sz w:val="24"/>
-                <w:szCs w:val="24"/>
-              </w:rPr>
-              <w:t>Характеристика</w:t>
-            </w:r>
-          </w:p>
-        </w:tc>
-        <w:tc>
-          <w:tcPr>
-            <w:tcW w:w="7400" w:type="dxa"/>
-          </w:tcPr>
-          <w:p>
-            <w:pPr>
-              <w:spacing w:line="240" w:lineRule="auto"/>
-              <w:rPr>
-                <w:sz w:val="24"/>
-                <w:szCs w:val="24"/>
-              </w:rPr>
-            </w:pPr>
-            <w:r>
-              <w:rPr>
-                <w:b/>
-                <w:sz w:val="24"/>
-                <w:szCs w:val="24"/>
-              </w:rPr>
-              <w:t>Описание</w:t>
-            </w:r>
-          </w:p>
-        </w:tc>
-      </w:tr>
-      <w:tr>
-        <w:tc>
-          <w:tcPr>
-            <w:tcW w:w="2600" w:type="dxa"/>
-          </w:tcPr>
-          <w:p>
-            <w:pPr>
-              <w:spacing w:line="240" w:lineRule="auto"/>
-              <w:rPr>
-                <w:sz w:val="24"/>
-                <w:szCs w:val="24"/>
-              </w:rPr>
-            </w:pPr>
-            <w:r>
-              <w:rPr>
-                <w:sz w:val="24"/>
-                <w:szCs w:val="24"/>
-              </w:rPr>
-              <w:t>Название прецедента</w:t>
-            </w:r>
-          </w:p>
-        </w:tc>
-        <w:tc>
-          <w:tcPr>
-            <w:tcW w:w="7400" w:type="dxa"/>
-          </w:tcPr>
-          <w:p>
-            <w:pPr>
-              <w:spacing w:line="240" w:lineRule="auto"/>
-              <w:rPr>
-                <w:sz w:val="24"/>
-                <w:szCs w:val="24"/>
-              </w:rPr>
-            </w:pPr>
-            <w:r>
-              <w:rPr>
-                <w:sz w:val="24"/>
-                <w:szCs w:val="24"/>
-              </w:rPr>
-              <w:t xml:space="preserve">Авторизация </w:t>
-            </w:r>
-            <w:r>
-              <w:rPr>
-                <w:sz w:val="24"/>
-                <w:szCs w:val="24"/>
-              </w:rPr>
-              <w:t>клиента</w:t>
-            </w:r>
-          </w:p>
-        </w:tc>
-      </w:tr>
-      <w:tr>
-        <w:tc>
-          <w:tcPr>
-            <w:tcW w:w="2600" w:type="dxa"/>
-          </w:tcPr>
-          <w:p>
-            <w:pPr>
-              <w:spacing w:line="240" w:lineRule="auto"/>
-              <w:rPr>
-                <w:sz w:val="24"/>
-                <w:szCs w:val="24"/>
-              </w:rPr>
-            </w:pPr>
-            <w:r>
-              <w:rPr>
-                <w:sz w:val="24"/>
-                <w:szCs w:val="24"/>
-              </w:rPr>
-              <w:t>Краткое описание</w:t>
-            </w:r>
-          </w:p>
-        </w:tc>
-        <w:tc>
-          <w:tcPr>
-            <w:tcW w:w="7400" w:type="dxa"/>
-          </w:tcPr>
-          <w:p>
-            <w:pPr>
-              <w:spacing w:line="240" w:lineRule="auto"/>
-              <w:rPr>
-                <w:sz w:val="24"/>
-                <w:szCs w:val="24"/>
-              </w:rPr>
-            </w:pPr>
-            <w:r>
-              <w:rPr>
-                <w:sz w:val="24"/>
-                <w:szCs w:val="24"/>
-              </w:rPr>
-              <w:t>Процесс входа клиента в учетную запись для получения доступа к защищенным функциям системы.</w:t>
-            </w:r>
-          </w:p>
-        </w:tc>
-      </w:tr>
-      <w:tr>
-        <w:tc>
-          <w:tcPr>
-            <w:tcW w:w="2600" w:type="dxa"/>
-          </w:tcPr>
-          <w:p>
-            <w:pPr>
-              <w:spacing w:line="240" w:lineRule="auto"/>
-              <w:rPr>
-                <w:sz w:val="24"/>
-                <w:szCs w:val="24"/>
-              </w:rPr>
-            </w:pPr>
-            <w:r>
-              <w:rPr>
-                <w:sz w:val="24"/>
-                <w:szCs w:val="24"/>
-              </w:rPr>
-              <w:t>Актер</w:t>
-            </w:r>
-          </w:p>
-        </w:tc>
-        <w:tc>
-          <w:tcPr>
-            <w:tcW w:w="7400" w:type="dxa"/>
-          </w:tcPr>
-          <w:p>
-            <w:pPr>
-              <w:spacing w:line="240" w:lineRule="auto"/>
-              <w:rPr>
-                <w:sz w:val="24"/>
-                <w:szCs w:val="24"/>
-              </w:rPr>
-            </w:pPr>
-            <w:r>
-              <w:rPr>
-                <w:sz w:val="24"/>
-                <w:szCs w:val="24"/>
-              </w:rPr>
-              <w:t xml:space="preserve">Неавторизованный </w:t>
-            </w:r>
-            <w:r>
-              <w:rPr>
-                <w:sz w:val="24"/>
-                <w:szCs w:val="24"/>
-              </w:rPr>
-              <w:t>клиент</w:t>
-            </w:r>
-            <w:r>
-              <w:rPr>
-                <w:sz w:val="24"/>
-                <w:szCs w:val="24"/>
-              </w:rPr>
-              <w:t>.</w:t>
-            </w:r>
-          </w:p>
-        </w:tc>
-      </w:tr>
-      <w:tr>
-        <w:tc>
-          <w:tcPr>
-            <w:tcW w:w="2600" w:type="dxa"/>
-          </w:tcPr>
-          <w:p>
-            <w:pPr>
-              <w:spacing w:line="240" w:lineRule="auto"/>
-              <w:rPr>
-                <w:sz w:val="24"/>
-                <w:szCs w:val="24"/>
-              </w:rPr>
-            </w:pPr>
-            <w:r>
-              <w:rPr>
-                <w:sz w:val="24"/>
-                <w:szCs w:val="24"/>
-              </w:rPr>
-              <w:t>Предусловия</w:t>
-            </w:r>
-          </w:p>
-        </w:tc>
-        <w:tc>
-          <w:tcPr>
-            <w:tcW w:w="7400" w:type="dxa"/>
-          </w:tcPr>
-          <w:p>
-            <w:pPr>
-              <w:spacing w:line="240" w:lineRule="auto"/>
-              <w:rPr>
-                <w:sz w:val="24"/>
-                <w:szCs w:val="24"/>
-              </w:rPr>
-            </w:pPr>
-            <w:r>
-              <w:rPr>
-                <w:sz w:val="24"/>
-                <w:szCs w:val="24"/>
-              </w:rPr>
-              <w:t>Клиент имеет зарегистрированную учетную запись и доступ к форме авторизации веб-приложения.</w:t>
-            </w:r>
-          </w:p>
-        </w:tc>
-      </w:tr>
-      <w:tr>
-        <w:tc>
-          <w:tcPr>
-            <w:tcW w:w="2600" w:type="dxa"/>
-          </w:tcPr>
-          <w:p>
-            <w:pPr>
-              <w:spacing w:line="240" w:lineRule="auto"/>
-              <w:rPr>
-                <w:sz w:val="24"/>
-                <w:szCs w:val="24"/>
-              </w:rPr>
-            </w:pPr>
-            <w:r>
-              <w:rPr>
-                <w:sz w:val="24"/>
-                <w:szCs w:val="24"/>
-              </w:rPr>
-              <w:t>Основной успешный сценарий</w:t>
-            </w:r>
-          </w:p>
-        </w:tc>
-        <w:tc>
-          <w:tcPr>
-            <w:tcW w:w="7400" w:type="dxa"/>
-          </w:tcPr>
-          <w:p>
-            <w:pPr>
-              <w:spacing w:line="240" w:lineRule="auto"/>
-              <w:rPr>
-                <w:sz w:val="24"/>
-                <w:szCs w:val="24"/>
-              </w:rPr>
-            </w:pPr>
-            <w:r>
-              <w:rPr>
-                <w:sz w:val="24"/>
-                <w:szCs w:val="24"/>
-              </w:rPr>
-              <w:t>1. Клиент открывает форму авторизации в веб-приложении.</w:t>
-            </w:r>
-          </w:p>
-          <w:p>
-            <w:pPr>
-              <w:spacing w:line="240" w:lineRule="auto"/>
-              <w:rPr>
-                <w:sz w:val="24"/>
-                <w:szCs w:val="24"/>
-              </w:rPr>
-            </w:pPr>
-            <w:r>
-              <w:rPr>
-                <w:sz w:val="24"/>
-                <w:szCs w:val="24"/>
-              </w:rPr>
-              <w:t>2. Клиент вводит номер телефона и пароль.</w:t>
-            </w:r>
-          </w:p>
-          <w:p>
-            <w:pPr>
-              <w:spacing w:line="240" w:lineRule="auto"/>
-              <w:rPr>
-                <w:sz w:val="24"/>
-                <w:szCs w:val="24"/>
-              </w:rPr>
-            </w:pPr>
-            <w:r>
-              <w:rPr>
-                <w:sz w:val="24"/>
-                <w:szCs w:val="24"/>
-              </w:rPr>
-              <w:t>3. Клиент инициирует вход нажатием кнопки «Войти».</w:t>
-            </w:r>
-          </w:p>
-          <w:p>
-            <w:pPr>
-              <w:spacing w:line="240" w:lineRule="auto"/>
-              <w:rPr>
-                <w:sz w:val="24"/>
-                <w:szCs w:val="24"/>
-              </w:rPr>
-            </w:pPr>
-            <w:r>
-              <w:rPr>
-                <w:sz w:val="24"/>
-                <w:szCs w:val="24"/>
-              </w:rPr>
-              <w:t>4. Система передает учетные данные на сервер авторизации.</w:t>
-            </w:r>
-          </w:p>
-          <w:p>
-            <w:pPr>
-              <w:spacing w:line="240" w:lineRule="auto"/>
-              <w:rPr>
-                <w:sz w:val="24"/>
-                <w:szCs w:val="24"/>
-              </w:rPr>
-            </w:pPr>
-            <w:r>
-              <w:rPr>
-                <w:sz w:val="24"/>
-                <w:szCs w:val="24"/>
-              </w:rPr>
-              <w:t>5. Сервер проверяет корректность формата и соответствие данных учетной записи клиента.</w:t>
-            </w:r>
-          </w:p>
-          <w:p>
-            <w:pPr>
-              <w:spacing w:line="240" w:lineRule="auto"/>
-              <w:rPr>
-                <w:sz w:val="24"/>
-                <w:szCs w:val="24"/>
-              </w:rPr>
-            </w:pPr>
-            <w:r>
-              <w:rPr>
-                <w:sz w:val="24"/>
-                <w:szCs w:val="24"/>
-              </w:rPr>
-              <w:t>6. При успешной проверке система формирует набор авторизационных признаков пользователя.</w:t>
-            </w:r>
-          </w:p>
-          <w:p>
-            <w:pPr>
-              <w:spacing w:line="240" w:lineRule="auto"/>
-              <w:rPr>
-                <w:sz w:val="24"/>
-                <w:szCs w:val="24"/>
-              </w:rPr>
-            </w:pPr>
-            <w:r>
-              <w:rPr>
-                <w:sz w:val="24"/>
-                <w:szCs w:val="24"/>
-              </w:rPr>
-              <w:t>7. Система создает авторизационную cookie-сессию клиента.</w:t>
-            </w:r>
-          </w:p>
-          <w:p>
-            <w:pPr>
-              <w:spacing w:line="240" w:lineRule="auto"/>
-              <w:rPr>
-                <w:sz w:val="24"/>
-                <w:szCs w:val="24"/>
-              </w:rPr>
-            </w:pPr>
-            <w:r>
-              <w:rPr>
-                <w:sz w:val="24"/>
-                <w:szCs w:val="24"/>
-              </w:rPr>
-              <w:t>8. Клиент получает подтверждение успешного входа и переход к функционалу оформления заказов.</w:t>
-            </w:r>
-          </w:p>
-        </w:tc>
-      </w:tr>
-      <w:tr>
-        <w:tc>
-          <w:tcPr>
-            <w:tcW w:w="2600" w:type="dxa"/>
-          </w:tcPr>
-          <w:p>
-            <w:pPr>
-              <w:spacing w:line="240" w:lineRule="auto"/>
-              <w:rPr>
-                <w:sz w:val="24"/>
-                <w:szCs w:val="24"/>
-              </w:rPr>
-            </w:pPr>
-            <w:r>
-              <w:rPr>
-                <w:sz w:val="24"/>
-                <w:szCs w:val="24"/>
-              </w:rPr>
-              <w:t>Постусловие</w:t>
-            </w:r>
-          </w:p>
-        </w:tc>
-        <w:tc>
-          <w:tcPr>
-            <w:tcW w:w="7400" w:type="dxa"/>
-          </w:tcPr>
-          <w:p>
-            <w:pPr>
-              <w:spacing w:line="240" w:lineRule="auto"/>
-              <w:rPr>
-                <w:sz w:val="24"/>
-                <w:szCs w:val="24"/>
-              </w:rPr>
-            </w:pPr>
-            <w:r>
-              <w:rPr>
-                <w:sz w:val="24"/>
-                <w:szCs w:val="24"/>
-              </w:rPr>
-              <w:t>В системе зарегистрирована активная авторизационная сессия клиента; доступ к защищенным разделам предоставлен.</w:t>
-            </w:r>
-          </w:p>
-        </w:tc>
-      </w:tr>
-    </w:tbl>
-    <w:p/>
-    <w:p>
-      <w:pPr>
-        <w:jc w:val="center"/>
-        <w:rPr>
-          <w:sz w:val="24"/>
-          <w:szCs w:val="24"/>
-        </w:rPr>
-      </w:pPr>
-      <w:r>
-        <w:rPr>
-          <w:sz w:val="24"/>
-          <w:szCs w:val="24"/>
-        </w:rPr>
-        <w:t>Таблица 3 - Описание прецедента «Создание заказа клиентом»</w:t>
-      </w:r>
-    </w:p>
-    <w:tbl>
-      <w:tblPr>
-        <w:tblW w:w="0" w:type="auto"/>
-        <w:tblBorders>
-          <w:top w:val="single" w:sz="8" w:space="0" w:color="auto"/>
-          <w:left w:val="single" w:sz="8" w:space="0" w:color="auto"/>
-          <w:bottom w:val="single" w:sz="8" w:space="0" w:color="auto"/>
-          <w:right w:val="single" w:sz="8" w:space="0" w:color="auto"/>
-          <w:insideH w:val="single" w:sz="8" w:space="0" w:color="auto"/>
-          <w:insideV w:val="single" w:sz="8" w:space="0" w:color="auto"/>
-        </w:tblBorders>
-        <w:tblLook w:val="04A0" w:firstRow="1" w:lastRow="0" w:firstColumn="1" w:lastColumn="0" w:noHBand="0" w:noVBand="1"/>
-      </w:tblPr>
-      <w:tblGrid>
-        <w:gridCol w:w="2462"/>
-        <w:gridCol w:w="6874"/>
-      </w:tblGrid>
-      <w:tr>
-        <w:tc>
-          <w:tcPr>
-            <w:tcW w:w="2600" w:type="dxa"/>
-          </w:tcPr>
-          <w:p>
-            <w:pPr>
-              <w:spacing w:line="240" w:lineRule="auto"/>
-              <w:rPr>
-                <w:sz w:val="24"/>
-                <w:szCs w:val="24"/>
-              </w:rPr>
-            </w:pPr>
-            <w:r>
-              <w:rPr>
-                <w:b/>
-                <w:sz w:val="24"/>
-                <w:szCs w:val="24"/>
-              </w:rPr>
-              <w:t>Характеристика</w:t>
-            </w:r>
-          </w:p>
-        </w:tc>
-        <w:tc>
-          <w:tcPr>
-            <w:tcW w:w="7400" w:type="dxa"/>
-          </w:tcPr>
-          <w:p>
-            <w:pPr>
-              <w:spacing w:line="240" w:lineRule="auto"/>
-              <w:rPr>
-                <w:sz w:val="24"/>
-                <w:szCs w:val="24"/>
-              </w:rPr>
-            </w:pPr>
-            <w:r>
-              <w:rPr>
-                <w:b/>
-                <w:sz w:val="24"/>
-                <w:szCs w:val="24"/>
-              </w:rPr>
-              <w:t>Описание</w:t>
-            </w:r>
-          </w:p>
-        </w:tc>
-      </w:tr>
-      <w:tr>
-        <w:tc>
-          <w:tcPr>
-            <w:tcW w:w="2600" w:type="dxa"/>
-          </w:tcPr>
-          <w:p>
-            <w:pPr>
-              <w:spacing w:line="240" w:lineRule="auto"/>
-              <w:rPr>
-                <w:sz w:val="24"/>
-                <w:szCs w:val="24"/>
-              </w:rPr>
-            </w:pPr>
-            <w:r>
-              <w:rPr>
-                <w:sz w:val="24"/>
-                <w:szCs w:val="24"/>
-              </w:rPr>
-              <w:lastRenderedPageBreak/>
-              <w:t>Название прецедента</w:t>
-            </w:r>
-          </w:p>
-        </w:tc>
-        <w:tc>
-          <w:tcPr>
-            <w:tcW w:w="7400" w:type="dxa"/>
-          </w:tcPr>
-          <w:p>
-            <w:pPr>
-              <w:spacing w:line="240" w:lineRule="auto"/>
-              <w:rPr>
-                <w:sz w:val="24"/>
-                <w:szCs w:val="24"/>
-              </w:rPr>
-            </w:pPr>
-            <w:r>
-              <w:rPr>
-                <w:sz w:val="24"/>
-                <w:szCs w:val="24"/>
-              </w:rPr>
-              <w:t>Создание заказа клиентом</w:t>
-            </w:r>
-          </w:p>
-        </w:tc>
-      </w:tr>
-      <w:tr>
-        <w:tc>
-          <w:tcPr>
-            <w:tcW w:w="2600" w:type="dxa"/>
-          </w:tcPr>
-          <w:p>
-            <w:pPr>
-              <w:spacing w:line="240" w:lineRule="auto"/>
-              <w:rPr>
-                <w:sz w:val="24"/>
-                <w:szCs w:val="24"/>
-              </w:rPr>
-            </w:pPr>
-            <w:r>
-              <w:rPr>
-                <w:sz w:val="24"/>
-                <w:szCs w:val="24"/>
-              </w:rPr>
-              <w:t>Краткое описание</w:t>
-            </w:r>
-          </w:p>
-        </w:tc>
-        <w:tc>
-          <w:tcPr>
-            <w:tcW w:w="7400" w:type="dxa"/>
-          </w:tcPr>
-          <w:p>
-            <w:pPr>
-              <w:spacing w:line="240" w:lineRule="auto"/>
-              <w:rPr>
-                <w:sz w:val="24"/>
-                <w:szCs w:val="24"/>
-              </w:rPr>
-            </w:pPr>
-            <w:r>
-              <w:rPr>
-                <w:sz w:val="24"/>
-                <w:szCs w:val="24"/>
-              </w:rPr>
-              <w:t>Процесс формирования и фиксации клиентского заказа с последующей постановкой в производственную очередь.</w:t>
-            </w:r>
-          </w:p>
-        </w:tc>
-      </w:tr>
-      <w:tr>
-        <w:tc>
-          <w:tcPr>
-            <w:tcW w:w="2600" w:type="dxa"/>
-          </w:tcPr>
-          <w:p>
-            <w:pPr>
-              <w:spacing w:line="240" w:lineRule="auto"/>
-              <w:rPr>
-                <w:sz w:val="24"/>
-                <w:szCs w:val="24"/>
-              </w:rPr>
-            </w:pPr>
-            <w:r>
-              <w:rPr>
-                <w:sz w:val="24"/>
-                <w:szCs w:val="24"/>
-              </w:rPr>
-              <w:t>Актер</w:t>
-            </w:r>
-          </w:p>
-        </w:tc>
-        <w:tc>
-          <w:tcPr>
-            <w:tcW w:w="7400" w:type="dxa"/>
-          </w:tcPr>
-          <w:p>
-            <w:pPr>
-              <w:spacing w:line="240" w:lineRule="auto"/>
-              <w:rPr>
-                <w:sz w:val="24"/>
-                <w:szCs w:val="24"/>
-              </w:rPr>
-            </w:pPr>
-            <w:r>
-              <w:rPr>
-                <w:sz w:val="24"/>
-                <w:szCs w:val="24"/>
-              </w:rPr>
-              <w:t>Авторизованный клиент.</w:t>
-            </w:r>
-          </w:p>
-        </w:tc>
-      </w:tr>
-      <w:tr>
-        <w:tc>
-          <w:tcPr>
-            <w:tcW w:w="2600" w:type="dxa"/>
-          </w:tcPr>
-          <w:p>
-            <w:pPr>
-              <w:spacing w:line="240" w:lineRule="auto"/>
-              <w:rPr>
-                <w:sz w:val="24"/>
-                <w:szCs w:val="24"/>
-              </w:rPr>
-            </w:pPr>
-            <w:r>
-              <w:rPr>
-                <w:sz w:val="24"/>
-                <w:szCs w:val="24"/>
-              </w:rPr>
-              <w:t>Предусловия</w:t>
-            </w:r>
-          </w:p>
-        </w:tc>
-        <w:tc>
-          <w:tcPr>
-            <w:tcW w:w="7400" w:type="dxa"/>
-          </w:tcPr>
-          <w:p>
-            <w:pPr>
-              <w:spacing w:line="240" w:lineRule="auto"/>
-              <w:rPr>
-                <w:sz w:val="24"/>
-                <w:szCs w:val="24"/>
-              </w:rPr>
-            </w:pPr>
-            <w:r>
-              <w:rPr>
-                <w:sz w:val="24"/>
-                <w:szCs w:val="24"/>
-              </w:rPr>
-              <w:t>Клиент авторизован в системе; в корзину добавлена минимум одна позиция; выбран допустимый тип заказа.</w:t>
-            </w:r>
-          </w:p>
-        </w:tc>
-      </w:tr>
-      <w:tr>
-        <w:tc>
-          <w:tcPr>
-            <w:tcW w:w="2600" w:type="dxa"/>
-          </w:tcPr>
-          <w:p>
-            <w:pPr>
-              <w:spacing w:line="240" w:lineRule="auto"/>
-              <w:rPr>
-                <w:sz w:val="24"/>
-                <w:szCs w:val="24"/>
-              </w:rPr>
-            </w:pPr>
-            <w:r>
-              <w:rPr>
-                <w:sz w:val="24"/>
-                <w:szCs w:val="24"/>
-              </w:rPr>
-              <w:t>Основной успешный сценарий</w:t>
-            </w:r>
-          </w:p>
-        </w:tc>
-        <w:tc>
-          <w:tcPr>
-            <w:tcW w:w="7400" w:type="dxa"/>
-          </w:tcPr>
-          <w:p>
-            <w:pPr>
-              <w:spacing w:line="240" w:lineRule="auto"/>
-              <w:rPr>
-                <w:sz w:val="24"/>
-                <w:szCs w:val="24"/>
-              </w:rPr>
-            </w:pPr>
-            <w:r>
-              <w:rPr>
-                <w:sz w:val="24"/>
-                <w:szCs w:val="24"/>
-              </w:rPr>
-              <w:t>1. Клиент открывает корзину и проверяет состав выбранных позиций.</w:t>
-            </w:r>
-          </w:p>
-          <w:p>
-            <w:pPr>
-              <w:spacing w:line="240" w:lineRule="auto"/>
-              <w:rPr>
-                <w:sz w:val="24"/>
-                <w:szCs w:val="24"/>
-              </w:rPr>
-            </w:pPr>
-            <w:r>
-              <w:rPr>
-                <w:sz w:val="24"/>
-                <w:szCs w:val="24"/>
-              </w:rPr>
-              <w:t>2. Клиент при необходимости корректирует количество и набор добавок.</w:t>
-            </w:r>
-          </w:p>
-          <w:p>
-            <w:pPr>
-              <w:spacing w:line="240" w:lineRule="auto"/>
-              <w:rPr>
-                <w:sz w:val="24"/>
-                <w:szCs w:val="24"/>
-              </w:rPr>
-            </w:pPr>
-            <w:r>
-              <w:rPr>
-                <w:sz w:val="24"/>
-                <w:szCs w:val="24"/>
-              </w:rPr>
-              <w:t>3. Клиент выбирает тип заказа и указывает комментарий к заказу.</w:t>
-            </w:r>
-          </w:p>
-          <w:p>
-            <w:pPr>
-              <w:spacing w:line="240" w:lineRule="auto"/>
-              <w:rPr>
-                <w:sz w:val="24"/>
-                <w:szCs w:val="24"/>
-              </w:rPr>
-            </w:pPr>
-            <w:r>
-              <w:rPr>
-                <w:sz w:val="24"/>
-                <w:szCs w:val="24"/>
-              </w:rPr>
-              <w:t>4. Клиент отправляет запрос на создание заказа.</w:t>
-            </w:r>
-          </w:p>
-          <w:p>
-            <w:pPr>
-              <w:spacing w:line="240" w:lineRule="auto"/>
-              <w:rPr>
-                <w:sz w:val="24"/>
-                <w:szCs w:val="24"/>
-              </w:rPr>
-            </w:pPr>
-            <w:r>
-              <w:rPr>
-                <w:sz w:val="24"/>
-                <w:szCs w:val="24"/>
-              </w:rPr>
-              <w:t>5. Система передает данные на серверный endpoint оформления заказа.</w:t>
-            </w:r>
-          </w:p>
-          <w:p>
-            <w:pPr>
-              <w:spacing w:line="240" w:lineRule="auto"/>
-              <w:rPr>
-                <w:sz w:val="24"/>
-                <w:szCs w:val="24"/>
-              </w:rPr>
-            </w:pPr>
-            <w:r>
-              <w:rPr>
-                <w:sz w:val="24"/>
-                <w:szCs w:val="24"/>
-              </w:rPr>
-              <w:t>6. Сервер выполняет валидацию структуры запроса, идентификаторов позиций и типа заказа.</w:t>
-            </w:r>
-          </w:p>
-          <w:p>
-            <w:pPr>
-              <w:spacing w:line="240" w:lineRule="auto"/>
-              <w:rPr>
-                <w:sz w:val="24"/>
-                <w:szCs w:val="24"/>
-              </w:rPr>
-            </w:pPr>
-            <w:r>
-              <w:rPr>
-                <w:sz w:val="24"/>
-                <w:szCs w:val="24"/>
-              </w:rPr>
-              <w:t>7. Сервер рассчитывает итоговые показатели заказа, применяет клиентскую скидку и проверяет доступность заготовок.</w:t>
-            </w:r>
-          </w:p>
-          <w:p>
-            <w:pPr>
-              <w:spacing w:line="240" w:lineRule="auto"/>
-              <w:rPr>
-                <w:sz w:val="24"/>
-                <w:szCs w:val="24"/>
-              </w:rPr>
-            </w:pPr>
-            <w:r>
-              <w:rPr>
-                <w:sz w:val="24"/>
-                <w:szCs w:val="24"/>
-              </w:rPr>
-              <w:t>8. При успешной проверке система сохраняет заказ и связанные позиции в базе данных в рамках транзакции.</w:t>
-            </w:r>
-          </w:p>
-          <w:p>
-            <w:pPr>
-              <w:spacing w:line="240" w:lineRule="auto"/>
-              <w:rPr>
-                <w:sz w:val="24"/>
-                <w:szCs w:val="24"/>
-              </w:rPr>
-            </w:pPr>
-            <w:r>
-              <w:rPr>
-                <w:sz w:val="24"/>
-                <w:szCs w:val="24"/>
-              </w:rPr>
-              <w:t>9. Система присваивает заказу уникальный номер и статус «В процессе».</w:t>
-            </w:r>
-          </w:p>
-          <w:p>
-            <w:pPr>
-              <w:spacing w:line="240" w:lineRule="auto"/>
-              <w:rPr>
-                <w:sz w:val="24"/>
-                <w:szCs w:val="24"/>
-              </w:rPr>
-            </w:pPr>
-            <w:r>
-              <w:rPr>
-                <w:sz w:val="24"/>
-                <w:szCs w:val="24"/>
-              </w:rPr>
-              <w:t>10. Клиент получает подтверждение оформления заказа с номером, статусом и итоговыми параметрами.</w:t>
-            </w:r>
-          </w:p>
-        </w:tc>
-      </w:tr>
-      <w:tr>
-        <w:tc>
-          <w:tcPr>
-            <w:tcW w:w="2600" w:type="dxa"/>
-          </w:tcPr>
-          <w:p>
-            <w:pPr>
-              <w:spacing w:line="240" w:lineRule="auto"/>
-              <w:rPr>
-                <w:sz w:val="24"/>
-                <w:szCs w:val="24"/>
-              </w:rPr>
-            </w:pPr>
-            <w:r>
-              <w:rPr>
-                <w:sz w:val="24"/>
-                <w:szCs w:val="24"/>
-              </w:rPr>
-              <w:t>Постусловие</w:t>
-            </w:r>
-          </w:p>
-        </w:tc>
-        <w:tc>
-          <w:tcPr>
-            <w:tcW w:w="7400" w:type="dxa"/>
-          </w:tcPr>
-          <w:p>
-            <w:pPr>
-              <w:spacing w:line="240" w:lineRule="auto"/>
-              <w:rPr>
-                <w:sz w:val="24"/>
-                <w:szCs w:val="24"/>
-              </w:rPr>
-            </w:pPr>
-            <w:r>
-              <w:rPr>
-                <w:sz w:val="24"/>
-                <w:szCs w:val="24"/>
-              </w:rPr>
-              <w:t>Заказ сохранен в системе, помещен в очередь кухни и доступен клиенту для последующего отслеживания.</w:t>
-            </w:r>
-          </w:p>
-        </w:tc>
-      </w:tr>
-    </w:tbl>
-    <w:p/>
-    <w:p>
-      <w:pPr>
-        <w:jc w:val="center"/>
-        <w:rPr>
-          <w:sz w:val="24"/>
-          <w:szCs w:val="24"/>
-        </w:rPr>
-      </w:pPr>
-      <w:r>
-        <w:rPr>
-          <w:sz w:val="24"/>
-          <w:szCs w:val="24"/>
-        </w:rPr>
-        <w:t xml:space="preserve">Таблица </w:t>
-      </w:r>
-      <w:r>
-        <w:rPr>
-          <w:sz w:val="24"/>
-          <w:szCs w:val="24"/>
-        </w:rPr>
-        <w:t>4</w:t>
-      </w:r>
-      <w:r>
-        <w:rPr>
-          <w:sz w:val="24"/>
-          <w:szCs w:val="24"/>
-        </w:rPr>
-        <w:t xml:space="preserve"> </w:t>
-      </w:r>
-      <w:r>
-        <w:rPr>
-          <w:sz w:val="24"/>
-          <w:szCs w:val="24"/>
-        </w:rPr>
-        <w:t>-</w:t>
-      </w:r>
-      <w:r>
-        <w:rPr>
-          <w:sz w:val="24"/>
-          <w:szCs w:val="24"/>
-        </w:rPr>
-        <w:t xml:space="preserve"> Описание прецедента «Обработка нового заказа</w:t>
-      </w:r>
-      <w:r>
-        <w:rPr>
-          <w:sz w:val="24"/>
-          <w:szCs w:val="24"/>
-        </w:rPr>
-        <w:t xml:space="preserve"> </w:t>
-      </w:r>
-      <w:r>
-        <w:rPr>
-          <w:sz w:val="24"/>
-          <w:szCs w:val="24"/>
-        </w:rPr>
-        <w:t>повар</w:t>
-      </w:r>
-      <w:r>
-        <w:rPr>
-          <w:sz w:val="24"/>
-          <w:szCs w:val="24"/>
-        </w:rPr>
-        <w:t>ом</w:t>
-      </w:r>
-      <w:r>
-        <w:rPr>
-          <w:sz w:val="24"/>
-          <w:szCs w:val="24"/>
-        </w:rPr>
-        <w:t>»</w:t>
-      </w:r>
-    </w:p>
-    <w:tbl>
-      <w:tblPr>
-        <w:tblW w:w="0" w:type="auto"/>
-        <w:tblBorders>
-          <w:top w:val="single" w:sz="8" w:space="0" w:color="auto"/>
-          <w:left w:val="single" w:sz="8" w:space="0" w:color="auto"/>
-          <w:bottom w:val="single" w:sz="8" w:space="0" w:color="auto"/>
-          <w:right w:val="single" w:sz="8" w:space="0" w:color="auto"/>
-          <w:insideH w:val="single" w:sz="8" w:space="0" w:color="auto"/>
-          <w:insideV w:val="single" w:sz="8" w:space="0" w:color="auto"/>
-        </w:tblBorders>
-        <w:tblLook w:val="04A0" w:firstRow="1" w:lastRow="0" w:firstColumn="1" w:lastColumn="0" w:noHBand="0" w:noVBand="1"/>
-      </w:tblPr>
-      <w:tblGrid>
-        <w:gridCol w:w="2464"/>
-        <w:gridCol w:w="6872"/>
-      </w:tblGrid>
-      <w:tr>
-        <w:tc>
-          <w:tcPr>
-            <w:tcW w:w="2600" w:type="dxa"/>
-          </w:tcPr>
-          <w:p>
-            <w:pPr>
-              <w:spacing w:line="240" w:lineRule="auto"/>
-              <w:rPr>
-                <w:sz w:val="24"/>
-                <w:szCs w:val="24"/>
-              </w:rPr>
-            </w:pPr>
-            <w:r>
-              <w:rPr>
-                <w:b/>
-                <w:sz w:val="24"/>
-                <w:szCs w:val="24"/>
-              </w:rPr>
-              <w:t>Характеристика</w:t>
-            </w:r>
-          </w:p>
-        </w:tc>
-        <w:tc>
-          <w:tcPr>
-            <w:tcW w:w="7400" w:type="dxa"/>
-          </w:tcPr>
-          <w:p>
-            <w:pPr>
-              <w:spacing w:line="240" w:lineRule="auto"/>
-              <w:rPr>
-                <w:sz w:val="24"/>
-                <w:szCs w:val="24"/>
-              </w:rPr>
-            </w:pPr>
-            <w:r>
-              <w:rPr>
-                <w:b/>
-                <w:sz w:val="24"/>
-                <w:szCs w:val="24"/>
-              </w:rPr>
-              <w:t>Описание</w:t>
-            </w:r>
-          </w:p>
-        </w:tc>
-      </w:tr>
-      <w:tr>
-        <w:tc>
-          <w:tcPr>
-            <w:tcW w:w="2600" w:type="dxa"/>
-          </w:tcPr>
-          <w:p>
-            <w:pPr>
-              <w:spacing w:line="240" w:lineRule="auto"/>
-              <w:rPr>
-                <w:sz w:val="24"/>
-                <w:szCs w:val="24"/>
-              </w:rPr>
-            </w:pPr>
-            <w:r>
-              <w:rPr>
-                <w:sz w:val="24"/>
-                <w:szCs w:val="24"/>
-              </w:rPr>
-              <w:t>Название прецедента</w:t>
-            </w:r>
-          </w:p>
-        </w:tc>
-        <w:tc>
-          <w:tcPr>
-            <w:tcW w:w="7400" w:type="dxa"/>
-          </w:tcPr>
-          <w:p>
-            <w:pPr>
-              <w:spacing w:line="240" w:lineRule="auto"/>
-              <w:rPr>
-                <w:sz w:val="24"/>
-                <w:szCs w:val="24"/>
-              </w:rPr>
-            </w:pPr>
-            <w:r>
-              <w:rPr>
-                <w:sz w:val="24"/>
-                <w:szCs w:val="24"/>
-              </w:rPr>
-              <w:t>Обработка нового заказа</w:t>
-            </w:r>
-            <w:r>
-              <w:rPr>
-                <w:sz w:val="24"/>
-                <w:szCs w:val="24"/>
-              </w:rPr>
-              <w:t xml:space="preserve"> поваром</w:t>
-            </w:r>
-          </w:p>
-        </w:tc>
-      </w:tr>
-      <w:tr>
-        <w:tc>
-          <w:tcPr>
-            <w:tcW w:w="2600" w:type="dxa"/>
-          </w:tcPr>
-          <w:p>
-            <w:pPr>
-              <w:spacing w:line="240" w:lineRule="auto"/>
-              <w:rPr>
-                <w:sz w:val="24"/>
-                <w:szCs w:val="24"/>
-              </w:rPr>
-            </w:pPr>
-            <w:r>
-              <w:rPr>
-                <w:sz w:val="24"/>
-                <w:szCs w:val="24"/>
-              </w:rPr>
-              <w:t>Краткое описание</w:t>
-            </w:r>
-          </w:p>
-        </w:tc>
-        <w:tc>
-          <w:tcPr>
-            <w:tcW w:w="7400" w:type="dxa"/>
-          </w:tcPr>
-          <w:p>
-            <w:pPr>
-              <w:spacing w:line="240" w:lineRule="auto"/>
-              <w:rPr>
-                <w:sz w:val="24"/>
-                <w:szCs w:val="24"/>
-              </w:rPr>
-            </w:pPr>
-            <w:r>
-              <w:rPr>
-                <w:sz w:val="24"/>
-                <w:szCs w:val="24"/>
-              </w:rPr>
-              <w:t>Процесс принятия нового заказа в работу на кухне, приготовления и фиксации результата обработки.</w:t>
-            </w:r>
-          </w:p>
-        </w:tc>
-      </w:tr>
-      <w:tr>
-        <w:tc>
-          <w:tcPr>
-            <w:tcW w:w="2600" w:type="dxa"/>
-          </w:tcPr>
-          <w:p>
-            <w:pPr>
-              <w:spacing w:line="240" w:lineRule="auto"/>
-              <w:rPr>
-                <w:sz w:val="24"/>
-                <w:szCs w:val="24"/>
-              </w:rPr>
-            </w:pPr>
-            <w:r>
-              <w:rPr>
-                <w:sz w:val="24"/>
-                <w:szCs w:val="24"/>
-              </w:rPr>
-              <w:t>Актер</w:t>
-            </w:r>
-          </w:p>
-        </w:tc>
-        <w:tc>
-          <w:tcPr>
-            <w:tcW w:w="7400" w:type="dxa"/>
-          </w:tcPr>
-          <w:p>
-            <w:pPr>
-              <w:spacing w:line="240" w:lineRule="auto"/>
-              <w:rPr>
-                <w:sz w:val="24"/>
-                <w:szCs w:val="24"/>
-              </w:rPr>
-            </w:pPr>
-            <w:r>
-              <w:rPr>
-                <w:sz w:val="24"/>
-                <w:szCs w:val="24"/>
-              </w:rPr>
-              <w:t>Повар</w:t>
-            </w:r>
-            <w:r>
-              <w:rPr>
-                <w:sz w:val="24"/>
-                <w:szCs w:val="24"/>
-              </w:rPr>
-              <w:t>.</w:t>
-            </w:r>
-          </w:p>
-        </w:tc>
-      </w:tr>
-      <w:tr>
-        <w:tc>
-          <w:tcPr>
-            <w:tcW w:w="2600" w:type="dxa"/>
-          </w:tcPr>
-          <w:p>
-            <w:pPr>
-              <w:spacing w:line="240" w:lineRule="auto"/>
-              <w:rPr>
-                <w:sz w:val="24"/>
-                <w:szCs w:val="24"/>
-              </w:rPr>
-            </w:pPr>
-            <w:r>
-              <w:rPr>
-                <w:sz w:val="24"/>
-                <w:szCs w:val="24"/>
-              </w:rPr>
-              <w:t>Предусловия</w:t>
-            </w:r>
-          </w:p>
-        </w:tc>
-        <w:tc>
-          <w:tcPr>
-            <w:tcW w:w="7400" w:type="dxa"/>
-          </w:tcPr>
-          <w:p>
-            <w:pPr>
-              <w:spacing w:line="240" w:lineRule="auto"/>
-              <w:rPr>
-                <w:sz w:val="24"/>
-                <w:szCs w:val="24"/>
-              </w:rPr>
-            </w:pPr>
-            <w:r>
-              <w:rPr>
-                <w:sz w:val="24"/>
-                <w:szCs w:val="24"/>
-              </w:rPr>
-              <w:t>Повар авторизован в рабочем интерфейсе; в системе присутствуют новые заказы со статусом «В процессе».</w:t>
-            </w:r>
-          </w:p>
-        </w:tc>
-      </w:tr>
-      <w:tr>
-        <w:tc>
-          <w:tcPr>
-            <w:tcW w:w="2600" w:type="dxa"/>
-          </w:tcPr>
-          <w:p>
-            <w:pPr>
-              <w:spacing w:line="240" w:lineRule="auto"/>
-              <w:rPr>
-                <w:sz w:val="24"/>
-                <w:szCs w:val="24"/>
-              </w:rPr>
-            </w:pPr>
-            <w:r>
-              <w:rPr>
-                <w:sz w:val="24"/>
-                <w:szCs w:val="24"/>
-              </w:rPr>
-              <w:t>Основной успешный сценарий</w:t>
-            </w:r>
-          </w:p>
-        </w:tc>
-        <w:tc>
-          <w:tcPr>
-            <w:tcW w:w="7400" w:type="dxa"/>
-          </w:tcPr>
-          <w:p>
-            <w:pPr>
-              <w:spacing w:line="240" w:lineRule="auto"/>
-              <w:rPr>
-                <w:sz w:val="24"/>
-                <w:szCs w:val="24"/>
-              </w:rPr>
-            </w:pPr>
-            <w:r>
-              <w:rPr>
-                <w:sz w:val="24"/>
-                <w:szCs w:val="24"/>
-              </w:rPr>
-              <w:t>1. Повар открывает раздел обработки заказов в интерфейсе кухни.</w:t>
-            </w:r>
-          </w:p>
-          <w:p>
-            <w:pPr>
-              <w:spacing w:line="240" w:lineRule="auto"/>
-              <w:rPr>
-                <w:sz w:val="24"/>
-                <w:szCs w:val="24"/>
-              </w:rPr>
-            </w:pPr>
-            <w:r>
-              <w:rPr>
-                <w:sz w:val="24"/>
-                <w:szCs w:val="24"/>
-              </w:rPr>
-              <w:t>2. Система загружает и отображает очередь новых заказов в порядке поступления.</w:t>
-            </w:r>
-          </w:p>
-          <w:p>
-            <w:pPr>
-              <w:spacing w:line="240" w:lineRule="auto"/>
-              <w:rPr>
-                <w:sz w:val="24"/>
-                <w:szCs w:val="24"/>
-              </w:rPr>
-            </w:pPr>
-            <w:r>
-              <w:rPr>
-                <w:sz w:val="24"/>
-                <w:szCs w:val="24"/>
-              </w:rPr>
-              <w:t>3. Повар выбирает новый заказ и анализирует состав позиций, добавок и комментарий клиента.</w:t>
-            </w:r>
-          </w:p>
-          <w:p>
-            <w:pPr>
-              <w:spacing w:line="240" w:lineRule="auto"/>
-              <w:rPr>
-                <w:sz w:val="24"/>
-                <w:szCs w:val="24"/>
-              </w:rPr>
-            </w:pPr>
-            <w:r>
-              <w:rPr>
-                <w:sz w:val="24"/>
-                <w:szCs w:val="24"/>
-              </w:rPr>
-              <w:t>4. Повар принимает заказ в работу и выполняет приготовление в соответствии с технологическими требованиями.</w:t>
-            </w:r>
-          </w:p>
-          <w:p>
-            <w:pPr>
-              <w:spacing w:line="240" w:lineRule="auto"/>
-              <w:rPr>
-                <w:sz w:val="24"/>
-                <w:szCs w:val="24"/>
-              </w:rPr>
-            </w:pPr>
-            <w:r>
-              <w:rPr>
-                <w:sz w:val="24"/>
-                <w:szCs w:val="24"/>
-              </w:rPr>
-              <w:t>5. По завершении приготовления повар инициирует подтверждение готовности заказа.</w:t>
-            </w:r>
-          </w:p>
-          <w:p>
-            <w:pPr>
-              <w:spacing w:line="240" w:lineRule="auto"/>
-              <w:rPr>
-                <w:sz w:val="24"/>
-                <w:szCs w:val="24"/>
-              </w:rPr>
-            </w:pPr>
-            <w:r>
-              <w:rPr>
-                <w:sz w:val="24"/>
-                <w:szCs w:val="24"/>
-              </w:rPr>
-              <w:t>6. Система фиксирует завершение обработки заказа.</w:t>
-            </w:r>
-          </w:p>
-          <w:p>
-            <w:pPr>
-              <w:spacing w:line="240" w:lineRule="auto"/>
-              <w:rPr>
-                <w:sz w:val="24"/>
-                <w:szCs w:val="24"/>
-              </w:rPr>
-            </w:pPr>
-            <w:r>
-              <w:rPr>
-                <w:sz w:val="24"/>
-                <w:szCs w:val="24"/>
-              </w:rPr>
-              <w:t>7. Система переводит заказ в статус «Готов».</w:t>
-            </w:r>
-          </w:p>
-          <w:p>
-            <w:pPr>
-              <w:spacing w:line="240" w:lineRule="auto"/>
-              <w:rPr>
-                <w:sz w:val="24"/>
-                <w:szCs w:val="24"/>
-              </w:rPr>
-            </w:pPr>
-            <w:r>
-              <w:rPr>
-                <w:sz w:val="24"/>
-                <w:szCs w:val="24"/>
-              </w:rPr>
-              <w:t>8. Обновленный статус заказа становится доступным в связанных пользовательских и служебных интерфейсах.</w:t>
-            </w:r>
-          </w:p>
-        </w:tc>
-      </w:tr>
-      <w:tr>
-        <w:tc>
-          <w:tcPr>
-            <w:tcW w:w="2600" w:type="dxa"/>
-          </w:tcPr>
-          <w:p>
-            <w:pPr>
-              <w:spacing w:line="240" w:lineRule="auto"/>
-              <w:rPr>
-                <w:sz w:val="24"/>
-                <w:szCs w:val="24"/>
-              </w:rPr>
-            </w:pPr>
-            <w:r>
-              <w:rPr>
-                <w:sz w:val="24"/>
-                <w:szCs w:val="24"/>
-              </w:rPr>
-              <w:lastRenderedPageBreak/>
-              <w:t>Постусловие</w:t>
-            </w:r>
-          </w:p>
-        </w:tc>
-        <w:tc>
-          <w:tcPr>
-            <w:tcW w:w="7400" w:type="dxa"/>
-          </w:tcPr>
-          <w:p>
-            <w:pPr>
-              <w:spacing w:line="240" w:lineRule="auto"/>
-              <w:rPr>
-                <w:sz w:val="24"/>
-                <w:szCs w:val="24"/>
-              </w:rPr>
-            </w:pPr>
-            <w:r>
-              <w:rPr>
-                <w:sz w:val="24"/>
-                <w:szCs w:val="24"/>
-              </w:rPr>
-              <w:t>Заказ обработан сотрудником кухни и переведен в статус «Готов»; состояние заказа актуализировано в системе.</w:t>
-            </w:r>
-          </w:p>
-        </w:tc>
-      </w:tr>
-    </w:tbl>
-    <w:p>
-      <w:pPr>
-        <w:pStyle w:val="2"/>
-        <w:rPr>
-          <w:sz w:val="24"/>
-          <w:szCs w:val="24"/>
-        </w:rPr>
-      </w:pPr>
-      <w:bookmarkStart w:id="40" w:name="_Toc229478824"/>
-      <w:r>
-        <w:rPr>
-          <w:sz w:val="24"/>
-          <w:szCs w:val="24"/>
-        </w:rPr>
-        <w:t>2.4 Нефункциональные требования</w:t>
-      </w:r>
-      <w:bookmarkEnd w:id="40"/>
-    </w:p>
-    <w:p>
-      <w:pPr>
-        <w:ind w:firstLine="709"/>
-        <w:jc w:val="both"/>
-        <w:rPr>
-          <w:sz w:val="24"/>
-          <w:szCs w:val="24"/>
-        </w:rPr>
-      </w:pPr>
-      <w:r>
-        <w:rPr>
-          <w:sz w:val="24"/>
-          <w:szCs w:val="24"/>
-        </w:rPr>
-        <w:t>Нефункциональные требования определяют качественные характеристики программной системы Garden Nook и регламентируют условия ее стабильной эксплуатации в контуре кофейни здорового питания.</w:t>
-      </w:r>
-    </w:p>
-    <w:p>
-      <w:pPr>
-        <w:ind w:firstLine="709"/>
-        <w:jc w:val="both"/>
-        <w:rPr>
-          <w:sz w:val="24"/>
-          <w:szCs w:val="24"/>
-        </w:rPr>
-      </w:pPr>
-      <w:r>
-        <w:rPr>
-          <w:sz w:val="24"/>
-          <w:szCs w:val="24"/>
-        </w:rPr>
-        <w:t>С учетом принятой архитектуры решения (веб-клиент для клиентов, WPF-клиент для сотрудников, серверный API на ASP.NET Core и база данных MS SQL Server) требования сгруппированы по ключевым атрибутам качества: производительность, надежность, безопасность, совместимость, сопровождаемость и удобство использования.</w:t>
-      </w:r>
-    </w:p>
-    <w:p>
-      <w:pPr>
-        <w:ind w:firstLine="709"/>
-        <w:jc w:val="both"/>
-        <w:rPr>
-          <w:sz w:val="24"/>
-          <w:szCs w:val="24"/>
-        </w:rPr>
-      </w:pPr>
-    </w:p>
-    <w:p>
-      <w:pPr>
-        <w:ind w:firstLine="709"/>
-        <w:jc w:val="both"/>
-        <w:rPr>
-          <w:b/>
-          <w:sz w:val="24"/>
-          <w:szCs w:val="24"/>
-        </w:rPr>
-      </w:pPr>
-      <w:r>
-        <w:rPr>
-          <w:b/>
-          <w:sz w:val="24"/>
-          <w:szCs w:val="24"/>
-        </w:rPr>
-        <w:t>2.4.1 Производительность и масштабируемость</w:t>
-      </w:r>
-    </w:p>
-    <w:p>
-      <w:pPr>
-        <w:ind w:firstLine="709"/>
-        <w:jc w:val="both"/>
-        <w:rPr>
-          <w:sz w:val="24"/>
-          <w:szCs w:val="24"/>
-        </w:rPr>
-      </w:pPr>
-      <w:r>
-        <w:rPr>
-          <w:sz w:val="24"/>
-          <w:szCs w:val="24"/>
-        </w:rPr>
-        <w:t>Система должна обеспечивать нормативное время отклика при типовой нагрузке: загрузка меню, корзины и профиля клиента — не более 2 секунд для 95% запросов; оформление заказа через API — не более 3 секунд для 95% запросов с учетом серверной валидации, расчетов и транзакционной записи в базу данных; получение производственной очереди кухни — не более 2 секунд.</w:t>
-      </w:r>
-    </w:p>
-    <w:p>
-      <w:pPr>
-        <w:ind w:firstLine="709"/>
-        <w:jc w:val="both"/>
-        <w:rPr>
-          <w:sz w:val="24"/>
-          <w:szCs w:val="24"/>
-        </w:rPr>
-      </w:pPr>
-      <w:r>
-        <w:rPr>
-          <w:sz w:val="24"/>
-          <w:szCs w:val="24"/>
-        </w:rPr>
-        <w:t>Механизм обновления заказов на стороне рабочего интерфейса кухни должен поддерживать актуализацию данных в режиме, близком к реальному времени, с интервалом обновления не более 10 секунд.</w:t>
-      </w:r>
-    </w:p>
-    <w:p>
-      <w:pPr>
-        <w:ind w:firstLine="709"/>
-        <w:jc w:val="both"/>
-        <w:rPr>
-          <w:sz w:val="24"/>
-          <w:szCs w:val="24"/>
-        </w:rPr>
-      </w:pPr>
-      <w:r>
-        <w:rPr>
-          <w:sz w:val="24"/>
-          <w:szCs w:val="24"/>
-        </w:rPr>
-        <w:t>Архитектура должна допускать масштабирование серверного слоя без переработки клиентских приложений за счет оптимизации SQL-запросов, индексации, кэширования неизменяемых справочных данных и выделения ресурсоемких операций в отдельные сервисы.</w:t>
-      </w:r>
-    </w:p>
-    <w:p>
-      <w:pPr>
-        <w:ind w:firstLine="709"/>
-        <w:jc w:val="both"/>
-        <w:rPr>
-          <w:b/>
-          <w:sz w:val="24"/>
-          <w:szCs w:val="24"/>
-        </w:rPr>
-      </w:pPr>
-      <w:r>
-        <w:rPr>
-          <w:b/>
-          <w:sz w:val="24"/>
-          <w:szCs w:val="24"/>
-        </w:rPr>
-        <w:t>2.4.2 Надежность и доступность</w:t>
-      </w:r>
-    </w:p>
-    <w:p>
-      <w:pPr>
-        <w:ind w:firstLine="709"/>
-        <w:jc w:val="both"/>
-        <w:rPr>
-          <w:sz w:val="24"/>
-          <w:szCs w:val="24"/>
-        </w:rPr>
-      </w:pPr>
-      <w:r>
-        <w:rPr>
-          <w:sz w:val="24"/>
-          <w:szCs w:val="24"/>
-        </w:rPr>
-        <w:t>Критические бизнес-операции (создание заказа, списание заготовок, изменение статусов) должны выполняться атомарно и согласованно, исключая частичную фиксацию данных при сбоях.</w:t>
-      </w:r>
-    </w:p>
-    <w:p>
-      <w:pPr>
-        <w:ind w:firstLine="709"/>
-        <w:jc w:val="both"/>
-        <w:rPr>
-          <w:sz w:val="24"/>
-          <w:szCs w:val="24"/>
-        </w:rPr>
-      </w:pPr>
-      <w:r>
-        <w:rPr>
-          <w:sz w:val="24"/>
-          <w:szCs w:val="24"/>
-        </w:rPr>
-        <w:t>Серверная часть должна обеспечивать корректную обработку исключительных ситуаций с возвратом контролируемых кодов и сообщений об ошибках без нарушения целостности данных.</w:t>
-      </w:r>
-    </w:p>
-    <w:p>
-      <w:pPr>
-        <w:ind w:firstLine="709"/>
-        <w:jc w:val="both"/>
-        <w:rPr>
-          <w:sz w:val="24"/>
-          <w:szCs w:val="24"/>
-        </w:rPr>
-      </w:pPr>
-      <w:r>
-        <w:rPr>
-          <w:sz w:val="24"/>
-          <w:szCs w:val="24"/>
-        </w:rPr>
-        <w:t>Система должна обеспечивать доступность не ниже 99% в часы производственной эксплуатации и поддерживать регламентное восстановление работоспособности после отказа с сохранением накопленной информации о заказах и клиентах.</w:t>
-      </w:r>
-    </w:p>
-    <w:p>
-      <w:pPr>
-        <w:ind w:firstLine="709"/>
-        <w:jc w:val="both"/>
-        <w:rPr>
-          <w:sz w:val="24"/>
-          <w:szCs w:val="24"/>
-        </w:rPr>
-      </w:pPr>
-      <w:r>
-        <w:rPr>
-          <w:sz w:val="24"/>
-          <w:szCs w:val="24"/>
-        </w:rPr>
-        <w:lastRenderedPageBreak/>
-        <w:t>Для повышения ремонтопригодности должна быть обеспечена централизованная регистрация событий и ошибок с возможностью последующего анализа инцидентов.</w:t>
-      </w:r>
-    </w:p>
-    <w:p>
-      <w:pPr>
-        <w:ind w:firstLine="709"/>
-        <w:jc w:val="both"/>
-        <w:rPr>
-          <w:sz w:val="24"/>
-          <w:szCs w:val="24"/>
-        </w:rPr>
-      </w:pPr>
-    </w:p>
-    <w:p>
-      <w:pPr>
-        <w:ind w:firstLine="709"/>
-        <w:jc w:val="both"/>
-        <w:rPr>
-          <w:b/>
-          <w:sz w:val="24"/>
-          <w:szCs w:val="24"/>
-        </w:rPr>
-      </w:pPr>
-      <w:r>
-        <w:rPr>
-          <w:b/>
-          <w:sz w:val="24"/>
-          <w:szCs w:val="24"/>
-        </w:rPr>
-        <w:t>2.4.3 Безопасность</w:t>
-      </w:r>
-    </w:p>
-    <w:p>
-      <w:pPr>
-        <w:ind w:firstLine="709"/>
-        <w:jc w:val="both"/>
-        <w:rPr>
-          <w:sz w:val="24"/>
-          <w:szCs w:val="24"/>
-        </w:rPr>
-      </w:pPr>
-      <w:r>
-        <w:rPr>
-          <w:sz w:val="24"/>
-          <w:szCs w:val="24"/>
-        </w:rPr>
-        <w:t>Передача данных между клиентскими приложениями и сервером должна выполняться исключительно по защищенному протоколу HTTPS (TLS 1.2 и выше).</w:t>
-      </w:r>
-    </w:p>
-    <w:p>
-      <w:pPr>
-        <w:ind w:firstLine="709"/>
-        <w:jc w:val="both"/>
-        <w:rPr>
-          <w:sz w:val="24"/>
-          <w:szCs w:val="24"/>
-        </w:rPr>
-      </w:pPr>
-      <w:r>
-        <w:rPr>
-          <w:sz w:val="24"/>
-          <w:szCs w:val="24"/>
-        </w:rPr>
-        <w:t>Доступ к защищенным методам API должен предоставляться только авторизованным пользователям на основе cookie-аутентификации и серверной проверки прав доступа в соответствии с ролью пользователя (клиент, сотрудник, администратор).</w:t>
-      </w:r>
-    </w:p>
-    <w:p>
-      <w:pPr>
-        <w:ind w:firstLine="709"/>
-        <w:jc w:val="both"/>
-        <w:rPr>
-          <w:sz w:val="24"/>
-          <w:szCs w:val="24"/>
-        </w:rPr>
-      </w:pPr>
-      <w:r>
-        <w:rPr>
-          <w:sz w:val="24"/>
-          <w:szCs w:val="24"/>
-        </w:rPr>
-        <w:t>Входные данные, поступающие от клиентов, должны проходить обязательную валидацию на сервере (корректность идентификаторов, формат контактных данных, допустимость количественных параметров заказа).</w:t>
-      </w:r>
-    </w:p>
-    <w:p>
-      <w:pPr>
-        <w:ind w:firstLine="709"/>
-        <w:jc w:val="both"/>
-        <w:rPr>
-          <w:sz w:val="24"/>
-          <w:szCs w:val="24"/>
-        </w:rPr>
-      </w:pPr>
-      <w:r>
-        <w:rPr>
-          <w:sz w:val="24"/>
-          <w:szCs w:val="24"/>
-        </w:rPr>
-        <w:t>Система должна исключать несанкционированный доступ к персональным и операционным данным, а учетные данные пользователей должны храниться в защищенном виде с применением криптографического хэширования и соли.</w:t>
-      </w:r>
-    </w:p>
-    <w:p>
-      <w:pPr>
-        <w:ind w:firstLine="709"/>
-        <w:jc w:val="both"/>
-        <w:rPr>
-          <w:sz w:val="24"/>
-          <w:szCs w:val="24"/>
-        </w:rPr>
-      </w:pPr>
-      <w:r>
-        <w:rPr>
-          <w:sz w:val="24"/>
-          <w:szCs w:val="24"/>
-        </w:rPr>
-        <w:t>Журналы безопасности должны фиксировать события входа, выхода и критических изменений состояния заказов для последующего аудита.</w:t>
-      </w:r>
-    </w:p>
-    <w:p>
-      <w:pPr>
-        <w:ind w:firstLine="709"/>
-        <w:jc w:val="both"/>
-        <w:rPr>
-          <w:sz w:val="24"/>
-          <w:szCs w:val="24"/>
-        </w:rPr>
-      </w:pPr>
-    </w:p>
-    <w:p>
-      <w:pPr>
-        <w:ind w:firstLine="709"/>
-        <w:jc w:val="both"/>
-        <w:rPr>
-          <w:b/>
-          <w:sz w:val="24"/>
-          <w:szCs w:val="24"/>
-        </w:rPr>
-      </w:pPr>
-      <w:r>
-        <w:rPr>
-          <w:b/>
-          <w:sz w:val="24"/>
-          <w:szCs w:val="24"/>
-        </w:rPr>
-        <w:t>2.4.4 Переносимость и совместимость</w:t>
-      </w:r>
-    </w:p>
-    <w:p>
-      <w:pPr>
-        <w:ind w:firstLine="709"/>
-        <w:jc w:val="both"/>
-        <w:rPr>
-          <w:sz w:val="24"/>
-          <w:szCs w:val="24"/>
-        </w:rPr>
-      </w:pPr>
-      <w:r>
-        <w:rPr>
-          <w:sz w:val="24"/>
-          <w:szCs w:val="24"/>
-        </w:rPr>
-        <w:t>Веб-клиент должен корректно функционировать в актуальных версиях браузеров Google Chrome, Microsoft Edge и Mozilla Firefox на настольных и мобильных устройствах.</w:t>
-      </w:r>
-    </w:p>
-    <w:p>
-      <w:pPr>
-        <w:ind w:firstLine="709"/>
-        <w:jc w:val="both"/>
-        <w:rPr>
-          <w:sz w:val="24"/>
-          <w:szCs w:val="24"/>
-        </w:rPr>
-      </w:pPr>
-      <w:r>
-        <w:rPr>
-          <w:sz w:val="24"/>
-          <w:szCs w:val="24"/>
-        </w:rPr>
-        <w:t>Рабочее приложение сотрудников (WPF) должно стабильно функционировать в операционных системах семейства Windows 10/11 при установленной платформе .NET 8.</w:t>
-      </w:r>
-    </w:p>
-    <w:p>
-      <w:pPr>
-        <w:ind w:firstLine="709"/>
-        <w:jc w:val="both"/>
-        <w:rPr>
-          <w:sz w:val="24"/>
-          <w:szCs w:val="24"/>
-        </w:rPr>
-      </w:pPr>
-      <w:r>
-        <w:rPr>
-          <w:sz w:val="24"/>
-          <w:szCs w:val="24"/>
-        </w:rPr>
-        <w:t>Серверный API должен быть совместим со стандартной инфраструктурой развертывания ASP.NET Core и обеспечивать корректный обмен данными в формате JSON (UTF-8) по REST-интерфейсам.</w:t>
-      </w:r>
-    </w:p>
-    <w:p>
-      <w:pPr>
-        <w:ind w:firstLine="709"/>
-        <w:jc w:val="both"/>
-        <w:rPr>
-          <w:sz w:val="24"/>
-          <w:szCs w:val="24"/>
-        </w:rPr>
-      </w:pPr>
-      <w:r>
-        <w:rPr>
-          <w:sz w:val="24"/>
-          <w:szCs w:val="24"/>
-        </w:rPr>
-        <w:t>Подсистема хранения данных должна поддерживать работу с MS SQL Server и обеспечивать миграцию схемы без потери существующих данных.</w:t>
-      </w:r>
-    </w:p>
-    <w:p>
-      <w:pPr>
-        <w:ind w:firstLine="709"/>
-        <w:jc w:val="both"/>
-        <w:rPr>
-          <w:sz w:val="24"/>
-          <w:szCs w:val="24"/>
-        </w:rPr>
-      </w:pPr>
-    </w:p>
-    <w:p>
-      <w:pPr>
-        <w:ind w:firstLine="709"/>
-        <w:jc w:val="both"/>
-        <w:rPr>
-          <w:b/>
-          <w:sz w:val="24"/>
-          <w:szCs w:val="24"/>
-        </w:rPr>
-      </w:pPr>
-      <w:r>
-        <w:rPr>
-          <w:b/>
-          <w:sz w:val="24"/>
-          <w:szCs w:val="24"/>
-        </w:rPr>
-        <w:t>2.4.5 Сопровождаемость и расширяемость</w:t>
-      </w:r>
-    </w:p>
-    <w:p>
-      <w:pPr>
-        <w:ind w:firstLine="709"/>
-        <w:jc w:val="both"/>
-        <w:rPr>
-          <w:sz w:val="24"/>
-          <w:szCs w:val="24"/>
-        </w:rPr>
-      </w:pPr>
-      <w:r>
-        <w:rPr>
-          <w:sz w:val="24"/>
-          <w:szCs w:val="24"/>
-        </w:rPr>
-        <w:t>Программный код должен иметь модульную структуру с разделением на слои представления, бизнес-логики, доступа к данным и контрактов обмена, что снижает связность и упрощает сопровождение.</w:t>
-      </w:r>
-    </w:p>
-    <w:p>
-      <w:pPr>
-        <w:ind w:firstLine="709"/>
-        <w:jc w:val="both"/>
-        <w:rPr>
-          <w:sz w:val="24"/>
-          <w:szCs w:val="24"/>
-        </w:rPr>
-      </w:pPr>
-      <w:r>
-        <w:rPr>
-          <w:sz w:val="24"/>
-          <w:szCs w:val="24"/>
-        </w:rPr>
-        <w:lastRenderedPageBreak/>
-        <w:t>Расширение функциональности (новые роли, дополнительные статусы заказов, новые категории меню, дополнительные отчеты) должно выполняться без нарушения базовых сценариев работы системы.</w:t>
-      </w:r>
-    </w:p>
-    <w:p>
-      <w:pPr>
-        <w:ind w:firstLine="709"/>
-        <w:jc w:val="both"/>
-        <w:rPr>
-          <w:sz w:val="24"/>
-          <w:szCs w:val="24"/>
-        </w:rPr>
-      </w:pPr>
-      <w:r>
-        <w:rPr>
-          <w:sz w:val="24"/>
-          <w:szCs w:val="24"/>
-        </w:rPr>
-        <w:t>Изменения структуры базы данных должны вноситься через управляемые миграции с контролем версий и возможностью воспроизводимого развертывания.</w:t>
-      </w:r>
-    </w:p>
-    <w:p>
-      <w:pPr>
-        <w:ind w:firstLine="709"/>
-        <w:jc w:val="both"/>
-        <w:rPr>
-          <w:sz w:val="24"/>
-          <w:szCs w:val="24"/>
-        </w:rPr>
-      </w:pPr>
-      <w:r>
-        <w:rPr>
-          <w:sz w:val="24"/>
-          <w:szCs w:val="24"/>
-        </w:rPr>
-        <w:t>Техническая документация, именование сущностей и правила обработки ошибок должны поддерживать единый стандарт, достаточный для передачи проекта на сопровождение другому разработчику.</w:t>
-      </w:r>
-    </w:p>
-    <w:p>
-      <w:pPr>
-        <w:ind w:firstLine="709"/>
-        <w:jc w:val="both"/>
-        <w:rPr>
-          <w:b/>
-          <w:sz w:val="24"/>
-          <w:szCs w:val="24"/>
-        </w:rPr>
-      </w:pPr>
-      <w:r>
-        <w:rPr>
-          <w:b/>
-          <w:sz w:val="24"/>
-          <w:szCs w:val="24"/>
-        </w:rPr>
-        <w:t>2.4.6 Удобство использования и локализация</w:t>
-      </w:r>
-    </w:p>
-    <w:p>
-      <w:pPr>
-        <w:pStyle w:val="aff"/>
-      </w:pPr>
-      <w:r>
-        <w:t>Интерфейсы клиентского и служебного контуров должны обеспечивать интуитивную навигацию и выполнение основных операций с минимальным числом действий пользователя.</w:t>
-      </w:r>
-    </w:p>
-    <w:p>
-      <w:pPr>
-        <w:pStyle w:val="aff"/>
-      </w:pPr>
-      <w:r>
-        <w:t>Критичные сценарии (авторизация, формирование заказа, подтверждение оформления, просмотр очереди кухни) должны сопровождаться однозначной визуальной обратной связью и понятными диагностическими сообщениями.</w:t>
-      </w:r>
-    </w:p>
-    <w:p>
-      <w:pPr>
-        <w:pStyle w:val="aff"/>
-      </w:pPr>
-      <w:r>
-        <w:t>Текстовые элементы интерфейса, форматы даты и времени, а также отображение денежных значений должны соответствовать русскоязычной локали и принятым стандартам отображения для валюты рубль.</w:t>
-      </w:r>
-    </w:p>
-    <w:p>
-      <w:pPr>
-        <w:pStyle w:val="aff"/>
-      </w:pPr>
-      <w:r>
-        <w:t>Пользовательский интерфейс должен сохранять читаемость и функциональную доступность при различных разрешениях экранов и в условиях интенсивной операционной работы персонала.</w:t>
-      </w:r>
-    </w:p>
-    <w:p>
-      <w:pPr>
-        <w:pStyle w:val="aff"/>
-      </w:pPr>
-      <w:r>
-        <w:t>Сформулированные нефункциональные требования задают ограничения, которые необходимо учитывать при выборе программных средств и проектировании архитектуры. Они связывают качество реализации с условиями эксплуатации системы в реальной кофейне: быстрым обслуживанием, защитой данных, устойчивостью операций и удобством ежедневной работы персонала.</w:t>
-      </w:r>
-    </w:p>
-    <w:p>
-      <w:pPr>
-        <w:pStyle w:val="10"/>
-        <w:rPr>
-          <w:rStyle w:val="a7"/>
-          <w:b/>
-          <w:sz w:val="24"/>
-          <w:szCs w:val="24"/>
-        </w:rPr>
-      </w:pPr>
-      <w:bookmarkStart w:id="41" w:name="_Toc37579722"/>
-      <w:bookmarkStart w:id="42" w:name="_Toc229478825"/>
-      <w:r>
-        <w:rPr>
-          <w:rStyle w:val="a7"/>
-          <w:b/>
-          <w:sz w:val="24"/>
-          <w:szCs w:val="24"/>
-        </w:rPr>
-        <w:lastRenderedPageBreak/>
-        <w:t xml:space="preserve">3 ВЫБОР ПРОГРАММНЫХ </w:t>
-      </w:r>
-      <w:r>
-        <w:rPr>
-          <w:rStyle w:val="a7"/>
-          <w:b/>
-          <w:sz w:val="24"/>
-          <w:szCs w:val="24"/>
-        </w:rPr>
-        <w:t xml:space="preserve">СРЕД И </w:t>
-      </w:r>
-      <w:r>
-        <w:rPr>
-          <w:rStyle w:val="a7"/>
-          <w:b/>
-          <w:sz w:val="24"/>
-          <w:szCs w:val="24"/>
-        </w:rPr>
-        <w:t>СРЕДСТВ РАЗРАБОТКИ</w:t>
-      </w:r>
-      <w:bookmarkEnd w:id="41"/>
-      <w:bookmarkEnd w:id="42"/>
-    </w:p>
-    <w:p>
-      <w:pPr>
-        <w:pStyle w:val="2"/>
-        <w:rPr>
-          <w:sz w:val="24"/>
-          <w:szCs w:val="24"/>
-        </w:rPr>
-      </w:pPr>
-      <w:bookmarkStart w:id="43" w:name="_Toc229478826"/>
-      <w:r>
-        <w:rPr>
-          <w:sz w:val="24"/>
-          <w:szCs w:val="24"/>
-        </w:rPr>
-        <w:t>3.1 Сравнительный анализ имеющихся возможностей по выбору средств разработки</w:t>
-      </w:r>
-      <w:bookmarkEnd w:id="43"/>
-    </w:p>
-    <w:p>
-      <w:pPr>
-        <w:ind w:firstLine="709"/>
-        <w:jc w:val="both"/>
-        <w:rPr>
-          <w:sz w:val="24"/>
-          <w:szCs w:val="24"/>
-        </w:rPr>
-      </w:pPr>
-      <w:r>
-        <w:rPr>
-          <w:sz w:val="24"/>
-          <w:szCs w:val="24"/>
-        </w:rPr>
-        <w:t>Для выбора технологического стека Garden Nook выполнено сопоставление альтернатив по критериям интеграции с текущей архитектурой, надежности, производительности, удобства сопровождения и стоимости владения.</w:t>
-      </w:r>
-    </w:p>
-    <w:p>
-      <w:pPr>
-        <w:ind w:firstLine="709"/>
-        <w:jc w:val="both"/>
-        <w:rPr>
-          <w:sz w:val="24"/>
-          <w:szCs w:val="24"/>
-        </w:rPr>
-      </w:pPr>
-      <w:r>
-        <w:rPr>
-          <w:sz w:val="24"/>
-          <w:szCs w:val="24"/>
-        </w:rPr>
-        <w:t xml:space="preserve">Таблица </w:t>
-      </w:r>
-      <w:r>
-        <w:rPr>
-          <w:sz w:val="24"/>
-          <w:szCs w:val="24"/>
-        </w:rPr>
-        <w:t>5</w:t>
-      </w:r>
-      <w:r>
-        <w:rPr>
-          <w:sz w:val="24"/>
-          <w:szCs w:val="24"/>
-        </w:rPr>
-        <w:t xml:space="preserve"> </w:t>
-      </w:r>
-      <w:r>
-        <w:rPr>
-          <w:sz w:val="24"/>
-          <w:szCs w:val="24"/>
-        </w:rPr>
-        <w:t>-</w:t>
-      </w:r>
-      <w:r>
-        <w:rPr>
-          <w:sz w:val="24"/>
-          <w:szCs w:val="24"/>
-        </w:rPr>
-        <w:t xml:space="preserve"> Сравнение серверных платформ</w:t>
-      </w:r>
-    </w:p>
-    <w:tbl>
-      <w:tblPr>
-        <w:tblStyle w:val="afd"/>
-        <w:tblW w:w="9493" w:type="dxa"/>
-        <w:tblLook w:val="04A0" w:firstRow="1" w:lastRow="0" w:firstColumn="1" w:lastColumn="0" w:noHBand="0" w:noVBand="1"/>
-      </w:tblPr>
-      <w:tblGrid>
-        <w:gridCol w:w="1408"/>
-        <w:gridCol w:w="3827"/>
-        <w:gridCol w:w="4258"/>
-      </w:tblGrid>
-      <w:tr>
-        <w:tc>
-          <w:tcPr>
-            <w:tcW w:w="1408" w:type="dxa"/>
-          </w:tcPr>
-          <w:p>
-            <w:pPr>
-              <w:spacing w:line="240" w:lineRule="auto"/>
-              <w:jc w:val="center"/>
-              <w:rPr>
-                <w:sz w:val="22"/>
-              </w:rPr>
-            </w:pPr>
-            <w:r>
-              <w:rPr>
-                <w:sz w:val="22"/>
-                <w:szCs w:val="24"/>
-              </w:rPr>
-              <w:t>Кандидат</w:t>
-            </w:r>
-          </w:p>
-        </w:tc>
-        <w:tc>
-          <w:tcPr>
-            <w:tcW w:w="3827" w:type="dxa"/>
-          </w:tcPr>
-          <w:p>
-            <w:pPr>
-              <w:spacing w:line="240" w:lineRule="auto"/>
-              <w:jc w:val="center"/>
-              <w:rPr>
-                <w:sz w:val="22"/>
-              </w:rPr>
-            </w:pPr>
-            <w:r>
-              <w:rPr>
-                <w:sz w:val="22"/>
-                <w:szCs w:val="24"/>
-              </w:rPr>
-              <w:t>Плюсы</w:t>
-            </w:r>
-          </w:p>
-        </w:tc>
-        <w:tc>
-          <w:tcPr>
-            <w:tcW w:w="4258" w:type="dxa"/>
-          </w:tcPr>
-          <w:p>
-            <w:pPr>
-              <w:spacing w:line="240" w:lineRule="auto"/>
-              <w:jc w:val="center"/>
-              <w:rPr>
-                <w:sz w:val="22"/>
-              </w:rPr>
-            </w:pPr>
-            <w:r>
-              <w:rPr>
-                <w:sz w:val="22"/>
-                <w:szCs w:val="24"/>
-              </w:rPr>
-              <w:t>Минусы</w:t>
-            </w:r>
-          </w:p>
-        </w:tc>
-      </w:tr>
-      <w:tr>
-        <w:tc>
-          <w:tcPr>
-            <w:tcW w:w="1408" w:type="dxa"/>
-          </w:tcPr>
-          <w:p>
-            <w:pPr>
-              <w:spacing w:line="240" w:lineRule="auto"/>
-              <w:jc w:val="both"/>
-              <w:rPr>
-                <w:sz w:val="22"/>
-              </w:rPr>
-            </w:pPr>
-            <w:r>
-              <w:rPr>
-                <w:sz w:val="22"/>
-                <w:szCs w:val="24"/>
-              </w:rPr>
-              <w:t>ASP.NET Core</w:t>
-            </w:r>
-          </w:p>
-        </w:tc>
-        <w:tc>
-          <w:tcPr>
-            <w:tcW w:w="3827" w:type="dxa"/>
-          </w:tcPr>
-          <w:p>
-            <w:pPr>
-              <w:spacing w:line="240" w:lineRule="auto"/>
-              <w:jc w:val="both"/>
-              <w:rPr>
-                <w:sz w:val="22"/>
-              </w:rPr>
-            </w:pPr>
-            <w:r>
-              <w:rPr>
-                <w:sz w:val="22"/>
-                <w:szCs w:val="24"/>
-              </w:rPr>
-              <w:t>• Нативная интеграция с C# и EF Core</w:t>
-            </w:r>
-          </w:p>
-          <w:p>
-            <w:pPr>
-              <w:spacing w:line="240" w:lineRule="auto"/>
-              <w:jc w:val="both"/>
-              <w:rPr>
-                <w:sz w:val="22"/>
-              </w:rPr>
-            </w:pPr>
-            <w:r>
-              <w:rPr>
-                <w:sz w:val="22"/>
-                <w:szCs w:val="24"/>
-              </w:rPr>
-              <w:t>• Высокая производительность</w:t>
-            </w:r>
-          </w:p>
-          <w:p>
-            <w:pPr>
-              <w:spacing w:line="240" w:lineRule="auto"/>
-              <w:jc w:val="both"/>
-              <w:rPr>
-                <w:sz w:val="22"/>
-              </w:rPr>
-            </w:pPr>
-            <w:r>
-              <w:rPr>
-                <w:sz w:val="22"/>
-                <w:szCs w:val="24"/>
-              </w:rPr>
-              <w:t>• Удобная реализация REST API и middleware</w:t>
-            </w:r>
-          </w:p>
-        </w:tc>
-        <w:tc>
-          <w:tcPr>
-            <w:tcW w:w="4258" w:type="dxa"/>
-          </w:tcPr>
-          <w:p>
-            <w:pPr>
-              <w:spacing w:line="240" w:lineRule="auto"/>
-              <w:jc w:val="both"/>
-              <w:rPr>
-                <w:sz w:val="22"/>
-              </w:rPr>
-            </w:pPr>
-            <w:r>
-              <w:rPr>
-                <w:sz w:val="22"/>
-                <w:szCs w:val="24"/>
-              </w:rPr>
-              <w:t>• Ориентация на экосистему Microsoft</w:t>
-            </w:r>
-            <w:r>
-              <w:rPr>
-                <w:sz w:val="22"/>
-                <w:szCs w:val="24"/>
-              </w:rPr>
-              <w:t>.</w:t>
-            </w:r>
-          </w:p>
-          <w:p>
-            <w:pPr>
-              <w:spacing w:line="240" w:lineRule="auto"/>
-              <w:jc w:val="both"/>
-              <w:rPr>
-                <w:sz w:val="22"/>
-              </w:rPr>
-            </w:pPr>
-            <w:r>
-              <w:rPr>
-                <w:sz w:val="22"/>
-                <w:szCs w:val="24"/>
-              </w:rPr>
-              <w:t>• Требует устойчивой .NET-экспертизы</w:t>
-            </w:r>
-            <w:r>
-              <w:rPr>
-                <w:sz w:val="22"/>
-                <w:szCs w:val="24"/>
-              </w:rPr>
-              <w:t>.</w:t>
-            </w:r>
-          </w:p>
-        </w:tc>
-      </w:tr>
-      <w:tr>
-        <w:tc>
-          <w:tcPr>
-            <w:tcW w:w="1408" w:type="dxa"/>
-          </w:tcPr>
-          <w:p>
-            <w:pPr>
-              <w:spacing w:line="240" w:lineRule="auto"/>
-              <w:jc w:val="both"/>
-              <w:rPr>
-                <w:sz w:val="22"/>
-              </w:rPr>
-            </w:pPr>
-            <w:r>
-              <w:rPr>
-                <w:sz w:val="22"/>
-                <w:szCs w:val="24"/>
-              </w:rPr>
-              <w:t>Spring Boot</w:t>
-            </w:r>
-          </w:p>
-        </w:tc>
-        <w:tc>
-          <w:tcPr>
-            <w:tcW w:w="3827" w:type="dxa"/>
-          </w:tcPr>
-          <w:p>
-            <w:pPr>
-              <w:spacing w:line="240" w:lineRule="auto"/>
-              <w:jc w:val="both"/>
-              <w:rPr>
-                <w:sz w:val="22"/>
-              </w:rPr>
-            </w:pPr>
-            <w:r>
-              <w:rPr>
-                <w:sz w:val="22"/>
-                <w:szCs w:val="24"/>
-              </w:rPr>
-              <w:t>• Зрелая экосистема Java</w:t>
-            </w:r>
-          </w:p>
-          <w:p>
-            <w:pPr>
-              <w:spacing w:line="240" w:lineRule="auto"/>
-              <w:jc w:val="both"/>
-              <w:rPr>
-                <w:sz w:val="22"/>
-              </w:rPr>
-            </w:pPr>
-            <w:r>
-              <w:rPr>
-                <w:sz w:val="22"/>
-                <w:szCs w:val="24"/>
-              </w:rPr>
-              <w:t>• Большое количество библиотек</w:t>
-            </w:r>
-          </w:p>
-        </w:tc>
-        <w:tc>
-          <w:tcPr>
-            <w:tcW w:w="4258" w:type="dxa"/>
-          </w:tcPr>
-          <w:p>
-            <w:pPr>
-              <w:spacing w:line="240" w:lineRule="auto"/>
-              <w:jc w:val="both"/>
-              <w:rPr>
-                <w:sz w:val="22"/>
-              </w:rPr>
-            </w:pPr>
-            <w:r>
-              <w:rPr>
-                <w:sz w:val="22"/>
-                <w:szCs w:val="24"/>
-              </w:rPr>
-              <w:t>• Дополнительная сложность интеграции с текущим .NET-стеком</w:t>
-            </w:r>
-          </w:p>
-          <w:p>
-            <w:pPr>
-              <w:spacing w:line="240" w:lineRule="auto"/>
-              <w:jc w:val="both"/>
-              <w:rPr>
-                <w:sz w:val="22"/>
-              </w:rPr>
-            </w:pPr>
-            <w:r>
-              <w:rPr>
-                <w:sz w:val="22"/>
-                <w:szCs w:val="24"/>
-              </w:rPr>
-              <w:t>• Повышенные затраты на сопровождение смешанной архитектуры</w:t>
-            </w:r>
-          </w:p>
-        </w:tc>
-      </w:tr>
-      <w:tr>
-        <w:tc>
-          <w:tcPr>
-            <w:tcW w:w="1408" w:type="dxa"/>
-          </w:tcPr>
-          <w:p>
-            <w:pPr>
-              <w:spacing w:line="240" w:lineRule="auto"/>
-              <w:jc w:val="both"/>
-              <w:rPr>
-                <w:sz w:val="22"/>
-              </w:rPr>
-            </w:pPr>
-            <w:r>
-              <w:rPr>
-                <w:sz w:val="22"/>
-                <w:szCs w:val="24"/>
-              </w:rPr>
-              <w:t>Node.js (NestJS)</w:t>
-            </w:r>
-          </w:p>
-        </w:tc>
-        <w:tc>
-          <w:tcPr>
-            <w:tcW w:w="3827" w:type="dxa"/>
-          </w:tcPr>
-          <w:p>
-            <w:pPr>
-              <w:spacing w:line="240" w:lineRule="auto"/>
-              <w:jc w:val="both"/>
-              <w:rPr>
-                <w:sz w:val="22"/>
-              </w:rPr>
-            </w:pPr>
-            <w:r>
-              <w:rPr>
-                <w:sz w:val="22"/>
-                <w:szCs w:val="24"/>
-              </w:rPr>
-              <w:t>• Быстрая разработка API</w:t>
-            </w:r>
-          </w:p>
-          <w:p>
-            <w:pPr>
-              <w:spacing w:line="240" w:lineRule="auto"/>
-              <w:jc w:val="both"/>
-              <w:rPr>
-                <w:sz w:val="22"/>
-              </w:rPr>
-            </w:pPr>
-            <w:r>
-              <w:rPr>
-                <w:sz w:val="22"/>
-                <w:szCs w:val="24"/>
-              </w:rPr>
-              <w:t>• Единый язык с фронтендом</w:t>
-            </w:r>
-          </w:p>
-        </w:tc>
-        <w:tc>
-          <w:tcPr>
-            <w:tcW w:w="4258" w:type="dxa"/>
-          </w:tcPr>
-          <w:p>
-            <w:pPr>
-              <w:spacing w:line="240" w:lineRule="auto"/>
-              <w:jc w:val="both"/>
-              <w:rPr>
-                <w:sz w:val="22"/>
-              </w:rPr>
-            </w:pPr>
-            <w:r>
-              <w:rPr>
-                <w:sz w:val="22"/>
-                <w:szCs w:val="24"/>
-              </w:rPr>
-              <w:t>• Менее предсказуемая модель для сложной транзакционной логики</w:t>
-            </w:r>
-          </w:p>
-          <w:p>
-            <w:pPr>
-              <w:spacing w:line="240" w:lineRule="auto"/>
-              <w:jc w:val="both"/>
-              <w:rPr>
-                <w:sz w:val="22"/>
-              </w:rPr>
-            </w:pPr>
-            <w:r>
-              <w:rPr>
-                <w:sz w:val="22"/>
-                <w:szCs w:val="24"/>
-              </w:rPr>
-              <w:t>• Дополнительные риски при сопровождении многомодульной системы</w:t>
-            </w:r>
-          </w:p>
-        </w:tc>
-      </w:tr>
-    </w:tbl>
-    <w:p>
-      <w:pPr>
-        <w:ind w:firstLine="709"/>
-        <w:jc w:val="both"/>
-        <w:rPr>
-          <w:sz w:val="24"/>
-          <w:szCs w:val="24"/>
-        </w:rPr>
-      </w:pPr>
-      <w:r>
-        <w:t>По результатам сравнения в качестве серверной платформы выбран ASP.NET Core. Он обеспечивает встроенную поддержку Web API, удобную организацию маршрутов, механизмов авторизации и обработки ошибок. Дополнительным преимуществом является согласованность платформы с языком C# и существующей структурой проекта Garden Nook.</w:t>
-      </w:r>
-    </w:p>
-    <w:p>
-      <w:pPr>
-        <w:ind w:firstLine="709"/>
-        <w:jc w:val="both"/>
-        <w:rPr>
-          <w:sz w:val="24"/>
-          <w:szCs w:val="24"/>
-        </w:rPr>
-      </w:pPr>
-    </w:p>
-    <w:p>
-      <w:pPr>
-        <w:ind w:firstLine="709"/>
-        <w:jc w:val="both"/>
-        <w:rPr>
-          <w:sz w:val="24"/>
-          <w:szCs w:val="24"/>
-        </w:rPr>
-      </w:pPr>
-      <w:r>
-        <w:rPr>
-          <w:sz w:val="24"/>
-          <w:szCs w:val="24"/>
-        </w:rPr>
-        <w:t>Таблица 6</w:t>
-      </w:r>
-      <w:r>
-        <w:rPr>
-          <w:sz w:val="24"/>
-          <w:szCs w:val="24"/>
-        </w:rPr>
-        <w:t xml:space="preserve"> </w:t>
-      </w:r>
-      <w:r>
-        <w:rPr>
-          <w:sz w:val="24"/>
-          <w:szCs w:val="24"/>
-        </w:rPr>
-        <w:t>-</w:t>
-      </w:r>
-      <w:r>
-        <w:rPr>
-          <w:sz w:val="24"/>
-          <w:szCs w:val="24"/>
-        </w:rPr>
-        <w:t xml:space="preserve"> Сравнение технологий desktop-интерфейса для сотрудника</w:t>
-      </w:r>
-    </w:p>
-    <w:tbl>
-      <w:tblPr>
-        <w:tblW w:w="0" w:type="auto"/>
-        <w:tblBorders>
-          <w:top w:val="single" w:sz="8" w:space="0" w:color="auto"/>
-          <w:left w:val="single" w:sz="8" w:space="0" w:color="auto"/>
-          <w:bottom w:val="single" w:sz="8" w:space="0" w:color="auto"/>
-          <w:right w:val="single" w:sz="8" w:space="0" w:color="auto"/>
-          <w:insideH w:val="single" w:sz="8" w:space="0" w:color="auto"/>
-          <w:insideV w:val="single" w:sz="8" w:space="0" w:color="auto"/>
-        </w:tblBorders>
-        <w:tblLook w:val="04A0" w:firstRow="1" w:lastRow="0" w:firstColumn="1" w:lastColumn="0" w:noHBand="0" w:noVBand="1"/>
-      </w:tblPr>
-      <w:tblGrid>
-        <w:gridCol w:w="1833"/>
-        <w:gridCol w:w="4415"/>
-        <w:gridCol w:w="3088"/>
+        <w:gridCol w:w="1834"/>
+        <w:gridCol w:w="4412"/>
+        <w:gridCol w:w="3090"/>
       </w:tblGrid>
       <w:tr>
         <w:tc>
@@ -17714,7 +17870,6 @@
             </w:pPr>
             <w:r>
               <w:rPr>
-                <w:b/>
                 <w:sz w:val="24"/>
                 <w:szCs w:val="24"/>
               </w:rPr>
@@ -17732,7 +17887,6 @@
             </w:pPr>
             <w:r>
               <w:rPr>
-                <w:b/>
                 <w:sz w:val="24"/>
                 <w:szCs w:val="24"/>
               </w:rPr>
@@ -17750,7 +17904,6 @@
             </w:pPr>
             <w:r>
               <w:rPr>
-                <w:b/>
                 <w:sz w:val="24"/>
                 <w:szCs w:val="24"/>
               </w:rPr>
@@ -17984,11 +18137,14 @@
         <w:ind w:firstLine="709"/>
         <w:jc w:val="both"/>
         <w:rPr>
-          <w:sz w:val="24"/>
-          <w:szCs w:val="24"/>
-        </w:rPr>
-      </w:pPr>
-      <w:r>
+          <w:sz w:val="22"/>
+          <w:szCs w:val="24"/>
+        </w:rPr>
+      </w:pPr>
+      <w:r>
+        <w:rPr>
+          <w:sz w:val="24"/>
+        </w:rPr>
         <w:lastRenderedPageBreak/>
         <w:t>Для служебного интерфейса выбран WPF, так как приложение сотрудников должно стабильно работать на рабочих станциях Windows и поддерживать насыщенный настольный интерфейс. Технология позволяет реализовать таблицы, модальные окна, статусы заказов и быстрые операции без зависимости от браузера. Кроме того, WPF уже используется в проекте, что снижает трудоемкость сопровождения.</w:t>
       </w:r>
@@ -18077,7 +18233,6 @@
             </w:pPr>
             <w:r>
               <w:rPr>
-                <w:b/>
                 <w:sz w:val="24"/>
                 <w:szCs w:val="24"/>
               </w:rPr>
@@ -18095,7 +18250,6 @@
             </w:pPr>
             <w:r>
               <w:rPr>
-                <w:b/>
                 <w:sz w:val="24"/>
                 <w:szCs w:val="24"/>
               </w:rPr>
@@ -18113,7 +18267,6 @@
             </w:pPr>
             <w:r>
               <w:rPr>
-                <w:b/>
                 <w:sz w:val="24"/>
                 <w:szCs w:val="24"/>
               </w:rPr>
@@ -18347,11 +18500,14 @@
         <w:ind w:firstLine="709"/>
         <w:jc w:val="both"/>
         <w:rPr>
-          <w:sz w:val="24"/>
-          <w:szCs w:val="24"/>
-        </w:rPr>
-      </w:pPr>
-      <w:r>
+          <w:sz w:val="22"/>
+          <w:szCs w:val="24"/>
+        </w:rPr>
+      </w:pPr>
+      <w:r>
+        <w:rPr>
+          <w:sz w:val="24"/>
+        </w:rPr>
         <w:t>В качестве механизма доступа к данным выбран Entity Framework Core. Он позволяет связать объектную модель C# с реляционной структурой базы данных, описывать связи между сущностями и управлять изменениями схемы через миграции. Такой подход уменьшает объем ручного SQL-кода и повышает воспроизводимость развертывания.</w:t>
       </w:r>
     </w:p>
@@ -18425,7 +18581,6 @@
             </w:pPr>
             <w:r>
               <w:rPr>
-                <w:b/>
                 <w:sz w:val="24"/>
                 <w:szCs w:val="24"/>
               </w:rPr>
@@ -18443,7 +18598,6 @@
             </w:pPr>
             <w:r>
               <w:rPr>
-                <w:b/>
                 <w:sz w:val="24"/>
                 <w:szCs w:val="24"/>
               </w:rPr>
@@ -18461,7 +18615,6 @@
             </w:pPr>
             <w:r>
               <w:rPr>
-                <w:b/>
                 <w:sz w:val="24"/>
                 <w:szCs w:val="24"/>
               </w:rPr>
@@ -18695,12 +18848,14 @@
         <w:ind w:firstLine="709"/>
         <w:jc w:val="both"/>
         <w:rPr>
-          <w:sz w:val="24"/>
-          <w:szCs w:val="24"/>
-        </w:rPr>
-      </w:pPr>
-      <w:r>
-        <w:lastRenderedPageBreak/>
+          <w:sz w:val="22"/>
+          <w:szCs w:val="24"/>
+        </w:rPr>
+      </w:pPr>
+      <w:r>
+        <w:rPr>
+          <w:sz w:val="24"/>
+        </w:rPr>
         <w:t>В качестве СУБД выбран Microsoft SQL Server. Данное средство поддерживает транзакции, ограничения целостности, индексацию и надежное хранение связанных данных, что соответствует требованиям к заказам, рецептурам и складскому учету. Выбор также согласуется с экосистемой .NET и средствами разработки проекта.</w:t>
       </w:r>
     </w:p>
@@ -18776,8 +18931,8 @@
       </w:tblPr>
       <w:tblGrid>
         <w:gridCol w:w="1844"/>
-        <w:gridCol w:w="4404"/>
-        <w:gridCol w:w="3088"/>
+        <w:gridCol w:w="4402"/>
+        <w:gridCol w:w="3090"/>
       </w:tblGrid>
       <w:tr>
         <w:tc>
@@ -18790,7 +18945,6 @@
             </w:pPr>
             <w:r>
               <w:rPr>
-                <w:b/>
                 <w:sz w:val="24"/>
                 <w:szCs w:val="24"/>
               </w:rPr>
@@ -18808,7 +18962,6 @@
             </w:pPr>
             <w:r>
               <w:rPr>
-                <w:b/>
                 <w:sz w:val="24"/>
                 <w:szCs w:val="24"/>
               </w:rPr>
@@ -18826,7 +18979,6 @@
             </w:pPr>
             <w:r>
               <w:rPr>
-                <w:b/>
                 <w:sz w:val="24"/>
                 <w:szCs w:val="24"/>
               </w:rPr>
@@ -19072,11 +19224,14 @@
         <w:ind w:firstLine="709"/>
         <w:jc w:val="both"/>
         <w:rPr>
-          <w:sz w:val="24"/>
-          <w:szCs w:val="24"/>
-        </w:rPr>
-      </w:pPr>
-      <w:r>
+          <w:sz w:val="22"/>
+          <w:szCs w:val="24"/>
+        </w:rPr>
+      </w:pPr>
+      <w:r>
+        <w:rPr>
+          <w:sz w:val="24"/>
+        </w:rPr>
         <w:t>Основной средой разработки выбрана Visual Studio Community. Она предоставляет инструменты для разработки, отладки и сборки проектов ASP.NET Core, WPF и библиотек классов в одном рабочем пространстве. Это упрощает сопровождение решения, проверку ошибок и работу с зависимостями.</w:t>
       </w:r>
     </w:p>
@@ -19088,15 +19243,24 @@
           <w:szCs w:val="24"/>
         </w:rPr>
       </w:pPr>
-      <w:bookmarkStart w:id="44" w:name="_Toc229478827"/>
-      <w:r>
-        <w:rPr>
-          <w:sz w:val="24"/>
-          <w:szCs w:val="24"/>
-        </w:rPr>
-        <w:t>3.2 Характеристика выбранных программных сред и средств</w:t>
-      </w:r>
+      <w:bookmarkStart w:id="43" w:name="_Toc229478827"/>
+      <w:r>
+        <w:rPr>
+          <w:sz w:val="24"/>
+          <w:szCs w:val="24"/>
+        </w:rPr>
+        <w:t>3.2 Характеристика выбранных программных сред и средст</w:t>
+      </w:r>
+      <w:bookmarkStart w:id="44" w:name="_GoBack"/>
       <w:bookmarkEnd w:id="44"/>
+      <w:r>
+        <w:rPr>
+          <w:sz w:val="24"/>
+          <w:szCs w:val="24"/>
+        </w:rPr>
+        <w:t>в</w:t>
+      </w:r>
+      <w:bookmarkEnd w:id="43"/>
     </w:p>
     <w:p>
       <w:pPr>
@@ -19146,15 +19310,7 @@
           <w:sz w:val="24"/>
           <w:szCs w:val="24"/>
         </w:rPr>
-        <w:t xml:space="preserve">ASP.NET Core Web API применяется для реализации серверных endpoint-ов, обслуживающих операции авторизации, формирования заказов, получения профиля клиента и </w:t>
-      </w:r>
-      <w:r>
-        <w:rPr>
-          <w:sz w:val="24"/>
-          <w:szCs w:val="24"/>
-        </w:rPr>
-        <w:lastRenderedPageBreak/>
-        <w:t>загрузки очереди кухни. Фреймворк обеспечивает расширяемую архитектуру HTTP-конвейера и формализованное управление кодами состояния и ответами API.</w:t>
+        <w:t>ASP.NET Core Web API применяется для реализации серверных endpoint-ов, обслуживающих операции авторизации, формирования заказов, получения профиля клиента и загрузки очереди кухни. Фреймворк обеспечивает расширяемую архитектуру HTTP-конвейера и формализованное управление кодами состояния и ответами API.</w:t>
       </w:r>
     </w:p>
     <w:p>
@@ -19188,6 +19344,7 @@
           <w:sz w:val="24"/>
           <w:szCs w:val="24"/>
         </w:rPr>
+        <w:lastRenderedPageBreak/>
         <w:t>WPF-приложение на .NET 8 применяется в служебном контуре для отображения производственной очереди и работы персонала кухни. Технология предоставляет необходимые механизмы построения насыщенного интерфейса, управления визуальными состояниями и адаптации под эксплуатацию на рабочих станциях Windows.</w:t>
       </w:r>
     </w:p>
@@ -19284,8 +19441,8 @@
           <w:szCs w:val="24"/>
         </w:rPr>
       </w:pPr>
-      <w:bookmarkStart w:id="45" w:name="_Toc37579723"/>
-      <w:bookmarkStart w:id="46" w:name="_Toc229478828"/>
+      <w:bookmarkStart w:id="45" w:name="_Toc229478828"/>
+      <w:bookmarkStart w:id="46" w:name="_Toc37579723"/>
       <w:r>
         <w:rPr>
           <w:rStyle w:val="a7"/>
@@ -19340,7 +19497,7 @@
         </w:rPr>
         <w:t>ЗАДАЧИ</w:t>
       </w:r>
-      <w:bookmarkEnd w:id="46"/>
+      <w:bookmarkEnd w:id="45"/>
     </w:p>
     <w:p>
       <w:pPr>
@@ -19710,7 +19867,7 @@
         </w:rPr>
       </w:pPr>
       <w:bookmarkStart w:id="54" w:name="_Toc229478836"/>
-      <w:bookmarkEnd w:id="45"/>
+      <w:bookmarkEnd w:id="46"/>
       <w:r>
         <w:rPr>
           <w:sz w:val="24"/>
@@ -20600,7 +20757,7 @@
                     <pic:cNvPicPr/>
                   </pic:nvPicPr>
                   <pic:blipFill rotWithShape="1">
-                    <a:blip r:embed="rId14">
+                    <a:blip r:embed="rId16">
                       <a:extLst>
                         <a:ext uri="{28A0092B-C50C-407E-A947-70E740481C1C}">
                           <a14:useLocalDpi xmlns:a14="http://schemas.microsoft.com/office/drawing/2010/main" val="0"/>
@@ -20691,7 +20848,7 @@
                     <pic:cNvPicPr/>
                   </pic:nvPicPr>
                   <pic:blipFill>
-                    <a:blip r:embed="rId15">
+                    <a:blip r:embed="rId17">
                       <a:extLst>
                         <a:ext uri="{28A0092B-C50C-407E-A947-70E740481C1C}">
                           <a14:useLocalDpi xmlns:a14="http://schemas.microsoft.com/office/drawing/2010/main" val="0"/>
@@ -20768,7 +20925,7 @@
                     <pic:cNvPicPr/>
                   </pic:nvPicPr>
                   <pic:blipFill>
-                    <a:blip r:embed="rId16"/>
+                    <a:blip r:embed="rId18"/>
                     <a:stretch>
                       <a:fillRect/>
                     </a:stretch>
@@ -20838,7 +20995,7 @@
                     <pic:cNvPicPr/>
                   </pic:nvPicPr>
                   <pic:blipFill rotWithShape="1">
-                    <a:blip r:embed="rId17">
+                    <a:blip r:embed="rId19">
                       <a:extLst>
                         <a:ext uri="{28A0092B-C50C-407E-A947-70E740481C1C}">
                           <a14:useLocalDpi xmlns:a14="http://schemas.microsoft.com/office/drawing/2010/main" val="0"/>
@@ -20921,7 +21078,7 @@
                     <pic:cNvPicPr/>
                   </pic:nvPicPr>
                   <pic:blipFill rotWithShape="1">
-                    <a:blip r:embed="rId18">
+                    <a:blip r:embed="rId20">
                       <a:extLst>
                         <a:ext uri="{28A0092B-C50C-407E-A947-70E740481C1C}">
                           <a14:useLocalDpi xmlns:a14="http://schemas.microsoft.com/office/drawing/2010/main" val="0"/>
@@ -21009,7 +21166,7 @@
                     </pic:cNvPicPr>
                   </pic:nvPicPr>
                   <pic:blipFill>
-                    <a:blip r:embed="rId19">
+                    <a:blip r:embed="rId21">
                       <a:extLst>
                         <a:ext uri="{28A0092B-C50C-407E-A947-70E740481C1C}">
                           <a14:useLocalDpi xmlns:a14="http://schemas.microsoft.com/office/drawing/2010/main" val="0"/>
@@ -29886,7 +30043,7 @@
 </file>
 
 <file path=customXml/itemProps1.xml><?xml version="1.0" encoding="utf-8"?>
-<ds:datastoreItem xmlns:ds="http://schemas.openxmlformats.org/officeDocument/2006/customXml" ds:itemID="{634C31DA-6734-47D3-AEDB-8FCE74425D8A}">
+<ds:datastoreItem xmlns:ds="http://schemas.openxmlformats.org/officeDocument/2006/customXml" ds:itemID="{95995A21-6ED8-42C0-9C8B-5A1F3FA01C63}">
   <ds:schemaRefs>
     <ds:schemaRef ds:uri="http://schemas.openxmlformats.org/officeDocument/2006/bibliography"/>
   </ds:schemaRefs>

--- a/2207_в2_Косухин С. Д. ПЗ.docx
+++ b/2207_в2_Косухин С. Д. ПЗ.docx
@@ -11,7 +11,7 @@
           <w:lang w:eastAsia="ru-RU"/>
         </w:rPr>
       </w:pPr>
-      <w:bookmarkStart w:id="0" w:name="_Toc229478794"/>
+      <w:bookmarkStart w:id="0" w:name="_Toc229490276"/>
       <w:r>
         <w:rPr>
           <w:i w:val="0"/>
@@ -729,7 +729,7 @@
         </w:rPr>
         <w:fldChar w:fldCharType="separate"/>
       </w:r>
-      <w:hyperlink w:anchor="_Toc229478794" w:history="1">
+      <w:hyperlink w:anchor="_Toc229490276" w:history="1">
         <w:r>
           <w:rPr>
             <w:rStyle w:val="af6"/>
@@ -756,7 +756,7 @@
             <w:noProof/>
             <w:webHidden/>
           </w:rPr>
-          <w:instrText xml:space="preserve"> PAGEREF _Toc229478794 \h </w:instrText>
+          <w:instrText xml:space="preserve"> PAGEREF _Toc229490276 \h </w:instrText>
         </w:r>
         <w:r>
           <w:rPr>
@@ -796,7 +796,7 @@
           <w:lang w:eastAsia="ru-RU"/>
         </w:rPr>
       </w:pPr>
-      <w:hyperlink w:anchor="_Toc229478795" w:history="1">
+      <w:hyperlink w:anchor="_Toc229490277" w:history="1">
         <w:r>
           <w:rPr>
             <w:rStyle w:val="af6"/>
@@ -819,7 +819,7 @@
           <w:rPr>
             <w:webHidden/>
           </w:rPr>
-          <w:instrText xml:space="preserve"> PAGEREF _Toc229478795 \h </w:instrText>
+          <w:instrText xml:space="preserve"> PAGEREF _Toc229490277 \h </w:instrText>
         </w:r>
         <w:r>
           <w:rPr>
@@ -836,7 +836,7 @@
           <w:rPr>
             <w:webHidden/>
           </w:rPr>
-          <w:t>5</w:t>
+          <w:t>6</w:t>
         </w:r>
         <w:r>
           <w:rPr>
@@ -855,7 +855,7 @@
           <w:lang w:eastAsia="ru-RU"/>
         </w:rPr>
       </w:pPr>
-      <w:hyperlink w:anchor="_Toc229478796" w:history="1">
+      <w:hyperlink w:anchor="_Toc229490278" w:history="1">
         <w:r>
           <w:rPr>
             <w:rStyle w:val="af6"/>
@@ -878,7 +878,7 @@
           <w:rPr>
             <w:webHidden/>
           </w:rPr>
-          <w:instrText xml:space="preserve"> PAGEREF _Toc229478796 \h </w:instrText>
+          <w:instrText xml:space="preserve"> PAGEREF _Toc229490278 \h </w:instrText>
         </w:r>
         <w:r>
           <w:rPr>
@@ -895,7 +895,7 @@
           <w:rPr>
             <w:webHidden/>
           </w:rPr>
-          <w:t>6</w:t>
+          <w:t>7</w:t>
         </w:r>
         <w:r>
           <w:rPr>
@@ -914,7 +914,7 @@
           <w:lang w:eastAsia="ru-RU"/>
         </w:rPr>
       </w:pPr>
-      <w:hyperlink w:anchor="_Toc229478797" w:history="1">
+      <w:hyperlink w:anchor="_Toc229490279" w:history="1">
         <w:r>
           <w:rPr>
             <w:rStyle w:val="af6"/>
@@ -937,7 +937,7 @@
           <w:rPr>
             <w:webHidden/>
           </w:rPr>
-          <w:instrText xml:space="preserve"> PAGEREF _Toc229478797 \h </w:instrText>
+          <w:instrText xml:space="preserve"> PAGEREF _Toc229490279 \h </w:instrText>
         </w:r>
         <w:r>
           <w:rPr>
@@ -954,7 +954,7 @@
           <w:rPr>
             <w:webHidden/>
           </w:rPr>
-          <w:t>8</w:t>
+          <w:t>9</w:t>
         </w:r>
         <w:r>
           <w:rPr>
@@ -974,7 +974,7 @@
           <w:lang w:eastAsia="ru-RU"/>
         </w:rPr>
       </w:pPr>
-      <w:hyperlink w:anchor="_Toc229478798" w:history="1">
+      <w:hyperlink w:anchor="_Toc229490280" w:history="1">
         <w:r>
           <w:rPr>
             <w:rStyle w:val="af6"/>
@@ -1001,7 +1001,7 @@
             <w:noProof/>
             <w:webHidden/>
           </w:rPr>
-          <w:instrText xml:space="preserve"> PAGEREF _Toc229478798 \h </w:instrText>
+          <w:instrText xml:space="preserve"> PAGEREF _Toc229490280 \h </w:instrText>
         </w:r>
         <w:r>
           <w:rPr>
@@ -1021,7 +1021,7 @@
             <w:noProof/>
             <w:webHidden/>
           </w:rPr>
-          <w:t>8</w:t>
+          <w:t>9</w:t>
         </w:r>
         <w:r>
           <w:rPr>
@@ -1042,7 +1042,7 @@
           <w:lang w:eastAsia="ru-RU"/>
         </w:rPr>
       </w:pPr>
-      <w:hyperlink w:anchor="_Toc229478799" w:history="1">
+      <w:hyperlink w:anchor="_Toc229490281" w:history="1">
         <w:r>
           <w:rPr>
             <w:rStyle w:val="af6"/>
@@ -1069,7 +1069,7 @@
             <w:noProof/>
             <w:webHidden/>
           </w:rPr>
-          <w:instrText xml:space="preserve"> PAGEREF _Toc229478799 \h </w:instrText>
+          <w:instrText xml:space="preserve"> PAGEREF _Toc229490281 \h </w:instrText>
         </w:r>
         <w:r>
           <w:rPr>
@@ -1089,7 +1089,7 @@
             <w:noProof/>
             <w:webHidden/>
           </w:rPr>
-          <w:t>8</w:t>
+          <w:t>9</w:t>
         </w:r>
         <w:r>
           <w:rPr>
@@ -1110,7 +1110,7 @@
           <w:lang w:eastAsia="ru-RU"/>
         </w:rPr>
       </w:pPr>
-      <w:hyperlink w:anchor="_Toc229478800" w:history="1">
+      <w:hyperlink w:anchor="_Toc229490282" w:history="1">
         <w:r>
           <w:rPr>
             <w:rStyle w:val="af6"/>
@@ -1137,7 +1137,7 @@
             <w:noProof/>
             <w:webHidden/>
           </w:rPr>
-          <w:instrText xml:space="preserve"> PAGEREF _Toc229478800 \h </w:instrText>
+          <w:instrText xml:space="preserve"> PAGEREF _Toc229490282 \h </w:instrText>
         </w:r>
         <w:r>
           <w:rPr>
@@ -1157,7 +1157,7 @@
             <w:noProof/>
             <w:webHidden/>
           </w:rPr>
-          <w:t>8</w:t>
+          <w:t>9</w:t>
         </w:r>
         <w:r>
           <w:rPr>
@@ -1181,7 +1181,7 @@
           <w:lang w:eastAsia="ru-RU"/>
         </w:rPr>
       </w:pPr>
-      <w:hyperlink w:anchor="_Toc229478801" w:history="1">
+      <w:hyperlink w:anchor="_Toc229490283" w:history="1">
         <w:r>
           <w:rPr>
             <w:rStyle w:val="af6"/>
@@ -1224,7 +1224,7 @@
             <w:noProof/>
             <w:webHidden/>
           </w:rPr>
-          <w:instrText xml:space="preserve"> PAGEREF _Toc229478801 \h </w:instrText>
+          <w:instrText xml:space="preserve"> PAGEREF _Toc229490283 \h </w:instrText>
         </w:r>
         <w:r>
           <w:rPr>
@@ -1244,7 +1244,7 @@
             <w:noProof/>
             <w:webHidden/>
           </w:rPr>
-          <w:t>8</w:t>
+          <w:t>9</w:t>
         </w:r>
         <w:r>
           <w:rPr>
@@ -1268,7 +1268,7 @@
           <w:lang w:eastAsia="ru-RU"/>
         </w:rPr>
       </w:pPr>
-      <w:hyperlink w:anchor="_Toc229478802" w:history="1">
+      <w:hyperlink w:anchor="_Toc229490284" w:history="1">
         <w:r>
           <w:rPr>
             <w:rStyle w:val="af6"/>
@@ -1311,7 +1311,7 @@
             <w:noProof/>
             <w:webHidden/>
           </w:rPr>
-          <w:instrText xml:space="preserve"> PAGEREF _Toc229478802 \h </w:instrText>
+          <w:instrText xml:space="preserve"> PAGEREF _Toc229490284 \h </w:instrText>
         </w:r>
         <w:r>
           <w:rPr>
@@ -1331,7 +1331,7 @@
             <w:noProof/>
             <w:webHidden/>
           </w:rPr>
-          <w:t>8</w:t>
+          <w:t>9</w:t>
         </w:r>
         <w:r>
           <w:rPr>
@@ -1355,7 +1355,7 @@
           <w:lang w:eastAsia="ru-RU"/>
         </w:rPr>
       </w:pPr>
-      <w:hyperlink w:anchor="_Toc229478803" w:history="1">
+      <w:hyperlink w:anchor="_Toc229490285" w:history="1">
         <w:r>
           <w:rPr>
             <w:rStyle w:val="af6"/>
@@ -1398,7 +1398,7 @@
             <w:noProof/>
             <w:webHidden/>
           </w:rPr>
-          <w:instrText xml:space="preserve"> PAGEREF _Toc229478803 \h </w:instrText>
+          <w:instrText xml:space="preserve"> PAGEREF _Toc229490285 \h </w:instrText>
         </w:r>
         <w:r>
           <w:rPr>
@@ -1418,7 +1418,7 @@
             <w:noProof/>
             <w:webHidden/>
           </w:rPr>
-          <w:t>8</w:t>
+          <w:t>9</w:t>
         </w:r>
         <w:r>
           <w:rPr>
@@ -1442,7 +1442,7 @@
           <w:lang w:eastAsia="ru-RU"/>
         </w:rPr>
       </w:pPr>
-      <w:hyperlink w:anchor="_Toc229478804" w:history="1">
+      <w:hyperlink w:anchor="_Toc229490286" w:history="1">
         <w:r>
           <w:rPr>
             <w:rStyle w:val="af6"/>
@@ -1485,7 +1485,7 @@
             <w:noProof/>
             <w:webHidden/>
           </w:rPr>
-          <w:instrText xml:space="preserve"> PAGEREF _Toc229478804 \h </w:instrText>
+          <w:instrText xml:space="preserve"> PAGEREF _Toc229490286 \h </w:instrText>
         </w:r>
         <w:r>
           <w:rPr>
@@ -1505,7 +1505,7 @@
             <w:noProof/>
             <w:webHidden/>
           </w:rPr>
-          <w:t>8</w:t>
+          <w:t>9</w:t>
         </w:r>
         <w:r>
           <w:rPr>
@@ -1529,7 +1529,7 @@
           <w:lang w:eastAsia="ru-RU"/>
         </w:rPr>
       </w:pPr>
-      <w:hyperlink w:anchor="_Toc229478805" w:history="1">
+      <w:hyperlink w:anchor="_Toc229490287" w:history="1">
         <w:r>
           <w:rPr>
             <w:rStyle w:val="af6"/>
@@ -1572,7 +1572,7 @@
             <w:noProof/>
             <w:webHidden/>
           </w:rPr>
-          <w:instrText xml:space="preserve"> PAGEREF _Toc229478805 \h </w:instrText>
+          <w:instrText xml:space="preserve"> PAGEREF _Toc229490287 \h </w:instrText>
         </w:r>
         <w:r>
           <w:rPr>
@@ -1592,7 +1592,7 @@
             <w:noProof/>
             <w:webHidden/>
           </w:rPr>
-          <w:t>8</w:t>
+          <w:t>9</w:t>
         </w:r>
         <w:r>
           <w:rPr>
@@ -1613,7 +1613,7 @@
           <w:lang w:eastAsia="ru-RU"/>
         </w:rPr>
       </w:pPr>
-      <w:hyperlink w:anchor="_Toc229478806" w:history="1">
+      <w:hyperlink w:anchor="_Toc229490288" w:history="1">
         <w:r>
           <w:rPr>
             <w:rStyle w:val="af6"/>
@@ -1640,7 +1640,7 @@
             <w:noProof/>
             <w:webHidden/>
           </w:rPr>
-          <w:instrText xml:space="preserve"> PAGEREF _Toc229478806 \h </w:instrText>
+          <w:instrText xml:space="preserve"> PAGEREF _Toc229490288 \h </w:instrText>
         </w:r>
         <w:r>
           <w:rPr>
@@ -1660,7 +1660,7 @@
             <w:noProof/>
             <w:webHidden/>
           </w:rPr>
-          <w:t>8</w:t>
+          <w:t>9</w:t>
         </w:r>
         <w:r>
           <w:rPr>
@@ -1681,7 +1681,7 @@
           <w:lang w:eastAsia="ru-RU"/>
         </w:rPr>
       </w:pPr>
-      <w:hyperlink w:anchor="_Toc229478807" w:history="1">
+      <w:hyperlink w:anchor="_Toc229490289" w:history="1">
         <w:r>
           <w:rPr>
             <w:rStyle w:val="af6"/>
@@ -1708,7 +1708,7 @@
             <w:noProof/>
             <w:webHidden/>
           </w:rPr>
-          <w:instrText xml:space="preserve"> PAGEREF _Toc229478807 \h </w:instrText>
+          <w:instrText xml:space="preserve"> PAGEREF _Toc229490289 \h </w:instrText>
         </w:r>
         <w:r>
           <w:rPr>
@@ -1728,7 +1728,7 @@
             <w:noProof/>
             <w:webHidden/>
           </w:rPr>
-          <w:t>10</w:t>
+          <w:t>11</w:t>
         </w:r>
         <w:r>
           <w:rPr>
@@ -1749,7 +1749,7 @@
           <w:lang w:eastAsia="ru-RU"/>
         </w:rPr>
       </w:pPr>
-      <w:hyperlink w:anchor="_Toc229478808" w:history="1">
+      <w:hyperlink w:anchor="_Toc229490290" w:history="1">
         <w:r>
           <w:rPr>
             <w:rStyle w:val="af6"/>
@@ -1791,7 +1791,7 @@
             <w:noProof/>
             <w:webHidden/>
           </w:rPr>
-          <w:instrText xml:space="preserve"> PAGEREF _Toc229478808 \h </w:instrText>
+          <w:instrText xml:space="preserve"> PAGEREF _Toc229490290 \h </w:instrText>
         </w:r>
         <w:r>
           <w:rPr>
@@ -1811,7 +1811,7 @@
             <w:noProof/>
             <w:webHidden/>
           </w:rPr>
-          <w:t>11</w:t>
+          <w:t>12</w:t>
         </w:r>
         <w:r>
           <w:rPr>
@@ -1832,7 +1832,7 @@
           <w:lang w:eastAsia="ru-RU"/>
         </w:rPr>
       </w:pPr>
-      <w:hyperlink w:anchor="_Toc229478809" w:history="1">
+      <w:hyperlink w:anchor="_Toc229490291" w:history="1">
         <w:r>
           <w:rPr>
             <w:rStyle w:val="af6"/>
@@ -1859,7 +1859,7 @@
             <w:noProof/>
             <w:webHidden/>
           </w:rPr>
-          <w:instrText xml:space="preserve"> PAGEREF _Toc229478809 \h </w:instrText>
+          <w:instrText xml:space="preserve"> PAGEREF _Toc229490291 \h </w:instrText>
         </w:r>
         <w:r>
           <w:rPr>
@@ -1879,7 +1879,7 @@
             <w:noProof/>
             <w:webHidden/>
           </w:rPr>
-          <w:t>11</w:t>
+          <w:t>12</w:t>
         </w:r>
         <w:r>
           <w:rPr>
@@ -1900,7 +1900,7 @@
           <w:lang w:eastAsia="ru-RU"/>
         </w:rPr>
       </w:pPr>
-      <w:hyperlink w:anchor="_Toc229478810" w:history="1">
+      <w:hyperlink w:anchor="_Toc229490292" w:history="1">
         <w:r>
           <w:rPr>
             <w:rStyle w:val="af6"/>
@@ -1927,7 +1927,7 @@
             <w:noProof/>
             <w:webHidden/>
           </w:rPr>
-          <w:instrText xml:space="preserve"> PAGEREF _Toc229478810 \h </w:instrText>
+          <w:instrText xml:space="preserve"> PAGEREF _Toc229490292 \h </w:instrText>
         </w:r>
         <w:r>
           <w:rPr>
@@ -1947,7 +1947,7 @@
             <w:noProof/>
             <w:webHidden/>
           </w:rPr>
-          <w:t>12</w:t>
+          <w:t>13</w:t>
         </w:r>
         <w:r>
           <w:rPr>
@@ -1968,7 +1968,7 @@
           <w:lang w:eastAsia="ru-RU"/>
         </w:rPr>
       </w:pPr>
-      <w:hyperlink w:anchor="_Toc229478811" w:history="1">
+      <w:hyperlink w:anchor="_Toc229490293" w:history="1">
         <w:r>
           <w:rPr>
             <w:rStyle w:val="af6"/>
@@ -1995,7 +1995,7 @@
             <w:noProof/>
             <w:webHidden/>
           </w:rPr>
-          <w:instrText xml:space="preserve"> PAGEREF _Toc229478811 \h </w:instrText>
+          <w:instrText xml:space="preserve"> PAGEREF _Toc229490293 \h </w:instrText>
         </w:r>
         <w:r>
           <w:rPr>
@@ -2015,7 +2015,7 @@
             <w:noProof/>
             <w:webHidden/>
           </w:rPr>
-          <w:t>13</w:t>
+          <w:t>14</w:t>
         </w:r>
         <w:r>
           <w:rPr>
@@ -2034,7 +2034,7 @@
           <w:noProof/>
         </w:rPr>
       </w:pPr>
-      <w:hyperlink w:anchor="_Toc229478812" w:history="1">
+      <w:hyperlink w:anchor="_Toc229490294" w:history="1">
         <w:r>
           <w:rPr>
             <w:rStyle w:val="af6"/>
@@ -2061,7 +2061,7 @@
             <w:noProof/>
             <w:webHidden/>
           </w:rPr>
-          <w:instrText xml:space="preserve"> PAGEREF _Toc229478812 \h </w:instrText>
+          <w:instrText xml:space="preserve"> PAGEREF _Toc229490294 \h </w:instrText>
         </w:r>
         <w:r>
           <w:rPr>
@@ -2081,7 +2081,7 @@
             <w:noProof/>
             <w:webHidden/>
           </w:rPr>
-          <w:t>13</w:t>
+          <w:t>14</w:t>
         </w:r>
         <w:r>
           <w:rPr>
@@ -2100,7 +2100,7 @@
           <w:noProof/>
         </w:rPr>
       </w:pPr>
-      <w:hyperlink w:anchor="_Toc229478813" w:history="1">
+      <w:hyperlink w:anchor="_Toc229490295" w:history="1">
         <w:r>
           <w:rPr>
             <w:rStyle w:val="af6"/>
@@ -2127,7 +2127,7 @@
             <w:noProof/>
             <w:webHidden/>
           </w:rPr>
-          <w:instrText xml:space="preserve"> PAGEREF _Toc229478813 \h </w:instrText>
+          <w:instrText xml:space="preserve"> PAGEREF _Toc229490295 \h </w:instrText>
         </w:r>
         <w:r>
           <w:rPr>
@@ -2147,7 +2147,7 @@
             <w:noProof/>
             <w:webHidden/>
           </w:rPr>
-          <w:t>16</w:t>
+          <w:t>17</w:t>
         </w:r>
         <w:r>
           <w:rPr>
@@ -2166,7 +2166,7 @@
           <w:noProof/>
         </w:rPr>
       </w:pPr>
-      <w:hyperlink w:anchor="_Toc229478814" w:history="1">
+      <w:hyperlink w:anchor="_Toc229490296" w:history="1">
         <w:r>
           <w:rPr>
             <w:rStyle w:val="af6"/>
@@ -2193,7 +2193,7 @@
             <w:noProof/>
             <w:webHidden/>
           </w:rPr>
-          <w:instrText xml:space="preserve"> PAGEREF _Toc229478814 \h </w:instrText>
+          <w:instrText xml:space="preserve"> PAGEREF _Toc229490296 \h </w:instrText>
         </w:r>
         <w:r>
           <w:rPr>
@@ -2213,7 +2213,7 @@
             <w:noProof/>
             <w:webHidden/>
           </w:rPr>
-          <w:t>16</w:t>
+          <w:t>17</w:t>
         </w:r>
         <w:r>
           <w:rPr>
@@ -2232,7 +2232,7 @@
           <w:noProof/>
         </w:rPr>
       </w:pPr>
-      <w:hyperlink w:anchor="_Toc229478815" w:history="1">
+      <w:hyperlink w:anchor="_Toc229490297" w:history="1">
         <w:r>
           <w:rPr>
             <w:rStyle w:val="af6"/>
@@ -2259,7 +2259,7 @@
             <w:noProof/>
             <w:webHidden/>
           </w:rPr>
-          <w:instrText xml:space="preserve"> PAGEREF _Toc229478815 \h </w:instrText>
+          <w:instrText xml:space="preserve"> PAGEREF _Toc229490297 \h </w:instrText>
         </w:r>
         <w:r>
           <w:rPr>
@@ -2279,7 +2279,7 @@
             <w:noProof/>
             <w:webHidden/>
           </w:rPr>
-          <w:t>17</w:t>
+          <w:t>18</w:t>
         </w:r>
         <w:r>
           <w:rPr>
@@ -2298,7 +2298,7 @@
           <w:noProof/>
         </w:rPr>
       </w:pPr>
-      <w:hyperlink w:anchor="_Toc229478816" w:history="1">
+      <w:hyperlink w:anchor="_Toc229490298" w:history="1">
         <w:r>
           <w:rPr>
             <w:rStyle w:val="af6"/>
@@ -2325,7 +2325,7 @@
             <w:noProof/>
             <w:webHidden/>
           </w:rPr>
-          <w:instrText xml:space="preserve"> PAGEREF _Toc229478816 \h </w:instrText>
+          <w:instrText xml:space="preserve"> PAGEREF _Toc229490298 \h </w:instrText>
         </w:r>
         <w:r>
           <w:rPr>
@@ -2345,7 +2345,7 @@
             <w:noProof/>
             <w:webHidden/>
           </w:rPr>
-          <w:t>18</w:t>
+          <w:t>19</w:t>
         </w:r>
         <w:r>
           <w:rPr>
@@ -2364,7 +2364,7 @@
           <w:noProof/>
         </w:rPr>
       </w:pPr>
-      <w:hyperlink w:anchor="_Toc229478817" w:history="1">
+      <w:hyperlink w:anchor="_Toc229490299" w:history="1">
         <w:r>
           <w:rPr>
             <w:rStyle w:val="af6"/>
@@ -2391,7 +2391,7 @@
             <w:noProof/>
             <w:webHidden/>
           </w:rPr>
-          <w:instrText xml:space="preserve"> PAGEREF _Toc229478817 \h </w:instrText>
+          <w:instrText xml:space="preserve"> PAGEREF _Toc229490299 \h </w:instrText>
         </w:r>
         <w:r>
           <w:rPr>
@@ -2411,7 +2411,7 @@
             <w:noProof/>
             <w:webHidden/>
           </w:rPr>
-          <w:t>18</w:t>
+          <w:t>19</w:t>
         </w:r>
         <w:r>
           <w:rPr>
@@ -2430,7 +2430,7 @@
           <w:noProof/>
         </w:rPr>
       </w:pPr>
-      <w:hyperlink w:anchor="_Toc229478818" w:history="1">
+      <w:hyperlink w:anchor="_Toc229490300" w:history="1">
         <w:r>
           <w:rPr>
             <w:rStyle w:val="af6"/>
@@ -2457,7 +2457,7 @@
             <w:noProof/>
             <w:webHidden/>
           </w:rPr>
-          <w:instrText xml:space="preserve"> PAGEREF _Toc229478818 \h </w:instrText>
+          <w:instrText xml:space="preserve"> PAGEREF _Toc229490300 \h </w:instrText>
         </w:r>
         <w:r>
           <w:rPr>
@@ -2477,7 +2477,7 @@
             <w:noProof/>
             <w:webHidden/>
           </w:rPr>
-          <w:t>19</w:t>
+          <w:t>20</w:t>
         </w:r>
         <w:r>
           <w:rPr>
@@ -2499,7 +2499,7 @@
           <w:noProof/>
         </w:rPr>
       </w:pPr>
-      <w:hyperlink w:anchor="_Toc229478819" w:history="1">
+      <w:hyperlink w:anchor="_Toc229490301" w:history="1">
         <w:r>
           <w:rPr>
             <w:rStyle w:val="af6"/>
@@ -2519,7 +2519,7 @@
             <w:rStyle w:val="af6"/>
             <w:noProof/>
           </w:rPr>
-          <w:t>2.1.5 Концептуальное обоснование разработки</w:t>
+          <w:t>Концептуальное обоснование разработки</w:t>
         </w:r>
         <w:r>
           <w:rPr>
@@ -2540,7 +2540,7 @@
             <w:noProof/>
             <w:webHidden/>
           </w:rPr>
-          <w:instrText xml:space="preserve"> PAGEREF _Toc229478819 \h </w:instrText>
+          <w:instrText xml:space="preserve"> PAGEREF _Toc229490301 \h </w:instrText>
         </w:r>
         <w:r>
           <w:rPr>
@@ -2581,7 +2581,7 @@
           <w:lang w:eastAsia="ru-RU"/>
         </w:rPr>
       </w:pPr>
-      <w:hyperlink w:anchor="_Toc229478820" w:history="1">
+      <w:hyperlink w:anchor="_Toc229490302" w:history="1">
         <w:r>
           <w:rPr>
             <w:rStyle w:val="af6"/>
@@ -2608,7 +2608,7 @@
             <w:noProof/>
             <w:webHidden/>
           </w:rPr>
-          <w:instrText xml:space="preserve"> PAGEREF _Toc229478820 \h </w:instrText>
+          <w:instrText xml:space="preserve"> PAGEREF _Toc229490302 \h </w:instrText>
         </w:r>
         <w:r>
           <w:rPr>
@@ -2649,7 +2649,7 @@
           <w:lang w:eastAsia="ru-RU"/>
         </w:rPr>
       </w:pPr>
-      <w:hyperlink w:anchor="_Toc229478821" w:history="1">
+      <w:hyperlink w:anchor="_Toc229490303" w:history="1">
         <w:r>
           <w:rPr>
             <w:rStyle w:val="af6"/>
@@ -2676,7 +2676,7 @@
             <w:noProof/>
             <w:webHidden/>
           </w:rPr>
-          <w:instrText xml:space="preserve"> PAGEREF _Toc229478821 \h </w:instrText>
+          <w:instrText xml:space="preserve"> PAGEREF _Toc229490303 \h </w:instrText>
         </w:r>
         <w:r>
           <w:rPr>
@@ -2715,7 +2715,7 @@
           <w:noProof/>
         </w:rPr>
       </w:pPr>
-      <w:hyperlink w:anchor="_Toc229478822" w:history="1">
+      <w:hyperlink w:anchor="_Toc229490304" w:history="1">
         <w:r>
           <w:rPr>
             <w:rStyle w:val="af6"/>
@@ -2742,7 +2742,7 @@
             <w:noProof/>
             <w:webHidden/>
           </w:rPr>
-          <w:instrText xml:space="preserve"> PAGEREF _Toc229478822 \h </w:instrText>
+          <w:instrText xml:space="preserve"> PAGEREF _Toc229490304 \h </w:instrText>
         </w:r>
         <w:r>
           <w:rPr>
@@ -2781,7 +2781,7 @@
           <w:noProof/>
         </w:rPr>
       </w:pPr>
-      <w:hyperlink w:anchor="_Toc229478823" w:history="1">
+      <w:hyperlink w:anchor="_Toc229490305" w:history="1">
         <w:r>
           <w:rPr>
             <w:rStyle w:val="af6"/>
@@ -2808,7 +2808,7 @@
             <w:noProof/>
             <w:webHidden/>
           </w:rPr>
-          <w:instrText xml:space="preserve"> PAGEREF _Toc229478823 \h </w:instrText>
+          <w:instrText xml:space="preserve"> PAGEREF _Toc229490305 \h </w:instrText>
         </w:r>
         <w:r>
           <w:rPr>
@@ -2828,7 +2828,7 @@
             <w:noProof/>
             <w:webHidden/>
           </w:rPr>
-          <w:t>32</w:t>
+          <w:t>33</w:t>
         </w:r>
         <w:r>
           <w:rPr>
@@ -2849,7 +2849,7 @@
           <w:lang w:eastAsia="ru-RU"/>
         </w:rPr>
       </w:pPr>
-      <w:hyperlink w:anchor="_Toc229478824" w:history="1">
+      <w:hyperlink w:anchor="_Toc229490306" w:history="1">
         <w:r>
           <w:rPr>
             <w:rStyle w:val="af6"/>
@@ -2876,7 +2876,7 @@
             <w:noProof/>
             <w:webHidden/>
           </w:rPr>
-          <w:instrText xml:space="preserve"> PAGEREF _Toc229478824 \h </w:instrText>
+          <w:instrText xml:space="preserve"> PAGEREF _Toc229490306 \h </w:instrText>
         </w:r>
         <w:r>
           <w:rPr>
@@ -2896,7 +2896,7 @@
             <w:noProof/>
             <w:webHidden/>
           </w:rPr>
-          <w:t>34</w:t>
+          <w:t>35</w:t>
         </w:r>
         <w:r>
           <w:rPr>
@@ -2916,7 +2916,7 @@
           <w:lang w:eastAsia="ru-RU"/>
         </w:rPr>
       </w:pPr>
-      <w:hyperlink w:anchor="_Toc229478825" w:history="1">
+      <w:hyperlink w:anchor="_Toc229490307" w:history="1">
         <w:r>
           <w:rPr>
             <w:rStyle w:val="af6"/>
@@ -2939,7 +2939,7 @@
           <w:rPr>
             <w:webHidden/>
           </w:rPr>
-          <w:instrText xml:space="preserve"> PAGEREF _Toc229478825 \h </w:instrText>
+          <w:instrText xml:space="preserve"> PAGEREF _Toc229490307 \h </w:instrText>
         </w:r>
         <w:r>
           <w:rPr>
@@ -2956,7 +2956,7 @@
           <w:rPr>
             <w:webHidden/>
           </w:rPr>
-          <w:t>37</w:t>
+          <w:t>38</w:t>
         </w:r>
         <w:r>
           <w:rPr>
@@ -2976,7 +2976,7 @@
           <w:lang w:eastAsia="ru-RU"/>
         </w:rPr>
       </w:pPr>
-      <w:hyperlink w:anchor="_Toc229478826" w:history="1">
+      <w:hyperlink w:anchor="_Toc229490308" w:history="1">
         <w:r>
           <w:rPr>
             <w:rStyle w:val="af6"/>
@@ -3003,7 +3003,7 @@
             <w:noProof/>
             <w:webHidden/>
           </w:rPr>
-          <w:instrText xml:space="preserve"> PAGEREF _Toc229478826 \h </w:instrText>
+          <w:instrText xml:space="preserve"> PAGEREF _Toc229490308 \h </w:instrText>
         </w:r>
         <w:r>
           <w:rPr>
@@ -3023,7 +3023,7 @@
             <w:noProof/>
             <w:webHidden/>
           </w:rPr>
-          <w:t>37</w:t>
+          <w:t>38</w:t>
         </w:r>
         <w:r>
           <w:rPr>
@@ -3044,7 +3044,7 @@
           <w:lang w:eastAsia="ru-RU"/>
         </w:rPr>
       </w:pPr>
-      <w:hyperlink w:anchor="_Toc229478827" w:history="1">
+      <w:hyperlink w:anchor="_Toc229490309" w:history="1">
         <w:r>
           <w:rPr>
             <w:rStyle w:val="af6"/>
@@ -3071,7 +3071,7 @@
             <w:noProof/>
             <w:webHidden/>
           </w:rPr>
-          <w:instrText xml:space="preserve"> PAGEREF _Toc229478827 \h </w:instrText>
+          <w:instrText xml:space="preserve"> PAGEREF _Toc229490309 \h </w:instrText>
         </w:r>
         <w:r>
           <w:rPr>
@@ -3091,7 +3091,7 @@
             <w:noProof/>
             <w:webHidden/>
           </w:rPr>
-          <w:t>39</w:t>
+          <w:t>40</w:t>
         </w:r>
         <w:r>
           <w:rPr>
@@ -3111,7 +3111,7 @@
           <w:lang w:eastAsia="ru-RU"/>
         </w:rPr>
       </w:pPr>
-      <w:hyperlink w:anchor="_Toc229478828" w:history="1">
+      <w:hyperlink w:anchor="_Toc229490310" w:history="1">
         <w:r>
           <w:rPr>
             <w:rStyle w:val="af6"/>
@@ -3134,7 +3134,7 @@
           <w:rPr>
             <w:webHidden/>
           </w:rPr>
-          <w:instrText xml:space="preserve"> PAGEREF _Toc229478828 \h </w:instrText>
+          <w:instrText xml:space="preserve"> PAGEREF _Toc229490310 \h </w:instrText>
         </w:r>
         <w:r>
           <w:rPr>
@@ -3151,7 +3151,7 @@
           <w:rPr>
             <w:webHidden/>
           </w:rPr>
-          <w:t>41</w:t>
+          <w:t>42</w:t>
         </w:r>
         <w:r>
           <w:rPr>
@@ -3171,7 +3171,7 @@
           <w:lang w:eastAsia="ru-RU"/>
         </w:rPr>
       </w:pPr>
-      <w:hyperlink w:anchor="_Toc229478829" w:history="1">
+      <w:hyperlink w:anchor="_Toc229490311" w:history="1">
         <w:r>
           <w:rPr>
             <w:rStyle w:val="af6"/>
@@ -3198,7 +3198,7 @@
             <w:noProof/>
             <w:webHidden/>
           </w:rPr>
-          <w:instrText xml:space="preserve"> PAGEREF _Toc229478829 \h </w:instrText>
+          <w:instrText xml:space="preserve"> PAGEREF _Toc229490311 \h </w:instrText>
         </w:r>
         <w:r>
           <w:rPr>
@@ -3218,7 +3218,7 @@
             <w:noProof/>
             <w:webHidden/>
           </w:rPr>
-          <w:t>41</w:t>
+          <w:t>42</w:t>
         </w:r>
         <w:r>
           <w:rPr>
@@ -3239,7 +3239,7 @@
           <w:lang w:eastAsia="ru-RU"/>
         </w:rPr>
       </w:pPr>
-      <w:hyperlink w:anchor="_Toc229478830" w:history="1">
+      <w:hyperlink w:anchor="_Toc229490312" w:history="1">
         <w:r>
           <w:rPr>
             <w:rStyle w:val="af6"/>
@@ -3266,7 +3266,7 @@
             <w:noProof/>
             <w:webHidden/>
           </w:rPr>
-          <w:instrText xml:space="preserve"> PAGEREF _Toc229478830 \h </w:instrText>
+          <w:instrText xml:space="preserve"> PAGEREF _Toc229490312 \h </w:instrText>
         </w:r>
         <w:r>
           <w:rPr>
@@ -3286,7 +3286,7 @@
             <w:noProof/>
             <w:webHidden/>
           </w:rPr>
-          <w:t>41</w:t>
+          <w:t>42</w:t>
         </w:r>
         <w:r>
           <w:rPr>
@@ -3305,7 +3305,7 @@
           <w:noProof/>
         </w:rPr>
       </w:pPr>
-      <w:hyperlink w:anchor="_Toc229478831" w:history="1">
+      <w:hyperlink w:anchor="_Toc229490313" w:history="1">
         <w:r>
           <w:rPr>
             <w:rStyle w:val="af6"/>
@@ -3332,7 +3332,7 @@
             <w:noProof/>
             <w:webHidden/>
           </w:rPr>
-          <w:instrText xml:space="preserve"> PAGEREF _Toc229478831 \h </w:instrText>
+          <w:instrText xml:space="preserve"> PAGEREF _Toc229490313 \h </w:instrText>
         </w:r>
         <w:r>
           <w:rPr>
@@ -3352,7 +3352,7 @@
             <w:noProof/>
             <w:webHidden/>
           </w:rPr>
-          <w:t>41</w:t>
+          <w:t>43</w:t>
         </w:r>
         <w:r>
           <w:rPr>
@@ -3371,7 +3371,7 @@
           <w:noProof/>
         </w:rPr>
       </w:pPr>
-      <w:hyperlink w:anchor="_Toc229478832" w:history="1">
+      <w:hyperlink w:anchor="_Toc229490314" w:history="1">
         <w:r>
           <w:rPr>
             <w:rStyle w:val="af6"/>
@@ -3398,7 +3398,7 @@
             <w:noProof/>
             <w:webHidden/>
           </w:rPr>
-          <w:instrText xml:space="preserve"> PAGEREF _Toc229478832 \h </w:instrText>
+          <w:instrText xml:space="preserve"> PAGEREF _Toc229490314 \h </w:instrText>
         </w:r>
         <w:r>
           <w:rPr>
@@ -3418,7 +3418,7 @@
             <w:noProof/>
             <w:webHidden/>
           </w:rPr>
-          <w:t>42</w:t>
+          <w:t>43</w:t>
         </w:r>
         <w:r>
           <w:rPr>
@@ -3437,7 +3437,7 @@
           <w:noProof/>
         </w:rPr>
       </w:pPr>
-      <w:hyperlink w:anchor="_Toc229478833" w:history="1">
+      <w:hyperlink w:anchor="_Toc229490315" w:history="1">
         <w:r>
           <w:rPr>
             <w:rStyle w:val="af6"/>
@@ -3464,7 +3464,7 @@
             <w:noProof/>
             <w:webHidden/>
           </w:rPr>
-          <w:instrText xml:space="preserve"> PAGEREF _Toc229478833 \h </w:instrText>
+          <w:instrText xml:space="preserve"> PAGEREF _Toc229490315 \h </w:instrText>
         </w:r>
         <w:r>
           <w:rPr>
@@ -3484,7 +3484,7 @@
             <w:noProof/>
             <w:webHidden/>
           </w:rPr>
-          <w:t>42</w:t>
+          <w:t>45</w:t>
         </w:r>
         <w:r>
           <w:rPr>
@@ -3503,7 +3503,7 @@
           <w:noProof/>
         </w:rPr>
       </w:pPr>
-      <w:hyperlink w:anchor="_Toc229478834" w:history="1">
+      <w:hyperlink w:anchor="_Toc229490316" w:history="1">
         <w:r>
           <w:rPr>
             <w:rStyle w:val="af6"/>
@@ -3530,7 +3530,7 @@
             <w:noProof/>
             <w:webHidden/>
           </w:rPr>
-          <w:instrText xml:space="preserve"> PAGEREF _Toc229478834 \h </w:instrText>
+          <w:instrText xml:space="preserve"> PAGEREF _Toc229490316 \h </w:instrText>
         </w:r>
         <w:r>
           <w:rPr>
@@ -3550,7 +3550,667 @@
             <w:noProof/>
             <w:webHidden/>
           </w:rPr>
-          <w:t>43</w:t>
+          <w:t>45</w:t>
+        </w:r>
+        <w:r>
+          <w:rPr>
+            <w:noProof/>
+            <w:webHidden/>
+          </w:rPr>
+          <w:fldChar w:fldCharType="end"/>
+        </w:r>
+      </w:hyperlink>
+    </w:p>
+    <w:p>
+      <w:pPr>
+        <w:pStyle w:val="43"/>
+        <w:rPr>
+          <w:rFonts w:asciiTheme="minorHAnsi" w:eastAsiaTheme="minorEastAsia" w:hAnsiTheme="minorHAnsi" w:cstheme="minorBidi"/>
+          <w:noProof/>
+        </w:rPr>
+      </w:pPr>
+      <w:hyperlink w:anchor="_Toc229490317" w:history="1">
+        <w:r>
+          <w:rPr>
+            <w:rStyle w:val="af6"/>
+            <w:noProof/>
+          </w:rPr>
+          <w:t>4.2.4.1 Веб-интерфейс клиента</w:t>
+        </w:r>
+        <w:r>
+          <w:rPr>
+            <w:noProof/>
+            <w:webHidden/>
+          </w:rPr>
+          <w:tab/>
+        </w:r>
+        <w:r>
+          <w:rPr>
+            <w:noProof/>
+            <w:webHidden/>
+          </w:rPr>
+          <w:fldChar w:fldCharType="begin"/>
+        </w:r>
+        <w:r>
+          <w:rPr>
+            <w:noProof/>
+            <w:webHidden/>
+          </w:rPr>
+          <w:instrText xml:space="preserve"> PAGEREF _Toc229490317 \h </w:instrText>
+        </w:r>
+        <w:r>
+          <w:rPr>
+            <w:noProof/>
+            <w:webHidden/>
+          </w:rPr>
+        </w:r>
+        <w:r>
+          <w:rPr>
+            <w:noProof/>
+            <w:webHidden/>
+          </w:rPr>
+          <w:fldChar w:fldCharType="separate"/>
+        </w:r>
+        <w:r>
+          <w:rPr>
+            <w:noProof/>
+            <w:webHidden/>
+          </w:rPr>
+          <w:t>45</w:t>
+        </w:r>
+        <w:r>
+          <w:rPr>
+            <w:noProof/>
+            <w:webHidden/>
+          </w:rPr>
+          <w:fldChar w:fldCharType="end"/>
+        </w:r>
+      </w:hyperlink>
+    </w:p>
+    <w:p>
+      <w:pPr>
+        <w:pStyle w:val="43"/>
+        <w:rPr>
+          <w:rFonts w:asciiTheme="minorHAnsi" w:eastAsiaTheme="minorEastAsia" w:hAnsiTheme="minorHAnsi" w:cstheme="minorBidi"/>
+          <w:noProof/>
+        </w:rPr>
+      </w:pPr>
+      <w:hyperlink w:anchor="_Toc229490318" w:history="1">
+        <w:r>
+          <w:rPr>
+            <w:rStyle w:val="af6"/>
+            <w:noProof/>
+          </w:rPr>
+          <w:t>4.2.4.2 Корзина и оформление заказа</w:t>
+        </w:r>
+        <w:r>
+          <w:rPr>
+            <w:noProof/>
+            <w:webHidden/>
+          </w:rPr>
+          <w:tab/>
+        </w:r>
+        <w:r>
+          <w:rPr>
+            <w:noProof/>
+            <w:webHidden/>
+          </w:rPr>
+          <w:fldChar w:fldCharType="begin"/>
+        </w:r>
+        <w:r>
+          <w:rPr>
+            <w:noProof/>
+            <w:webHidden/>
+          </w:rPr>
+          <w:instrText xml:space="preserve"> PAGEREF _Toc229490318 \h </w:instrText>
+        </w:r>
+        <w:r>
+          <w:rPr>
+            <w:noProof/>
+            <w:webHidden/>
+          </w:rPr>
+        </w:r>
+        <w:r>
+          <w:rPr>
+            <w:noProof/>
+            <w:webHidden/>
+          </w:rPr>
+          <w:fldChar w:fldCharType="separate"/>
+        </w:r>
+        <w:r>
+          <w:rPr>
+            <w:noProof/>
+            <w:webHidden/>
+          </w:rPr>
+          <w:t>45</w:t>
+        </w:r>
+        <w:r>
+          <w:rPr>
+            <w:noProof/>
+            <w:webHidden/>
+          </w:rPr>
+          <w:fldChar w:fldCharType="end"/>
+        </w:r>
+      </w:hyperlink>
+    </w:p>
+    <w:p>
+      <w:pPr>
+        <w:pStyle w:val="43"/>
+        <w:rPr>
+          <w:rFonts w:asciiTheme="minorHAnsi" w:eastAsiaTheme="minorEastAsia" w:hAnsiTheme="minorHAnsi" w:cstheme="minorBidi"/>
+          <w:noProof/>
+        </w:rPr>
+      </w:pPr>
+      <w:hyperlink w:anchor="_Toc229490319" w:history="1">
+        <w:r>
+          <w:rPr>
+            <w:rStyle w:val="af6"/>
+            <w:noProof/>
+          </w:rPr>
+          <w:t>4.2.4.3 Личный кабинет клиента</w:t>
+        </w:r>
+        <w:r>
+          <w:rPr>
+            <w:noProof/>
+            <w:webHidden/>
+          </w:rPr>
+          <w:tab/>
+        </w:r>
+        <w:r>
+          <w:rPr>
+            <w:noProof/>
+            <w:webHidden/>
+          </w:rPr>
+          <w:fldChar w:fldCharType="begin"/>
+        </w:r>
+        <w:r>
+          <w:rPr>
+            <w:noProof/>
+            <w:webHidden/>
+          </w:rPr>
+          <w:instrText xml:space="preserve"> PAGEREF _Toc229490319 \h </w:instrText>
+        </w:r>
+        <w:r>
+          <w:rPr>
+            <w:noProof/>
+            <w:webHidden/>
+          </w:rPr>
+        </w:r>
+        <w:r>
+          <w:rPr>
+            <w:noProof/>
+            <w:webHidden/>
+          </w:rPr>
+          <w:fldChar w:fldCharType="separate"/>
+        </w:r>
+        <w:r>
+          <w:rPr>
+            <w:noProof/>
+            <w:webHidden/>
+          </w:rPr>
+          <w:t>46</w:t>
+        </w:r>
+        <w:r>
+          <w:rPr>
+            <w:noProof/>
+            <w:webHidden/>
+          </w:rPr>
+          <w:fldChar w:fldCharType="end"/>
+        </w:r>
+      </w:hyperlink>
+    </w:p>
+    <w:p>
+      <w:pPr>
+        <w:pStyle w:val="43"/>
+        <w:rPr>
+          <w:rFonts w:asciiTheme="minorHAnsi" w:eastAsiaTheme="minorEastAsia" w:hAnsiTheme="minorHAnsi" w:cstheme="minorBidi"/>
+          <w:noProof/>
+        </w:rPr>
+      </w:pPr>
+      <w:hyperlink w:anchor="_Toc229490320" w:history="1">
+        <w:r>
+          <w:rPr>
+            <w:rStyle w:val="af6"/>
+            <w:noProof/>
+          </w:rPr>
+          <w:t>4.2.4.4 Авторизация сотрудника</w:t>
+        </w:r>
+        <w:r>
+          <w:rPr>
+            <w:noProof/>
+            <w:webHidden/>
+          </w:rPr>
+          <w:tab/>
+        </w:r>
+        <w:r>
+          <w:rPr>
+            <w:noProof/>
+            <w:webHidden/>
+          </w:rPr>
+          <w:fldChar w:fldCharType="begin"/>
+        </w:r>
+        <w:r>
+          <w:rPr>
+            <w:noProof/>
+            <w:webHidden/>
+          </w:rPr>
+          <w:instrText xml:space="preserve"> PAGEREF _Toc229490320 \h </w:instrText>
+        </w:r>
+        <w:r>
+          <w:rPr>
+            <w:noProof/>
+            <w:webHidden/>
+          </w:rPr>
+        </w:r>
+        <w:r>
+          <w:rPr>
+            <w:noProof/>
+            <w:webHidden/>
+          </w:rPr>
+          <w:fldChar w:fldCharType="separate"/>
+        </w:r>
+        <w:r>
+          <w:rPr>
+            <w:noProof/>
+            <w:webHidden/>
+          </w:rPr>
+          <w:t>46</w:t>
+        </w:r>
+        <w:r>
+          <w:rPr>
+            <w:noProof/>
+            <w:webHidden/>
+          </w:rPr>
+          <w:fldChar w:fldCharType="end"/>
+        </w:r>
+      </w:hyperlink>
+    </w:p>
+    <w:p>
+      <w:pPr>
+        <w:pStyle w:val="43"/>
+        <w:rPr>
+          <w:rFonts w:asciiTheme="minorHAnsi" w:eastAsiaTheme="minorEastAsia" w:hAnsiTheme="minorHAnsi" w:cstheme="minorBidi"/>
+          <w:noProof/>
+        </w:rPr>
+      </w:pPr>
+      <w:hyperlink w:anchor="_Toc229490321" w:history="1">
+        <w:r>
+          <w:rPr>
+            <w:rStyle w:val="af6"/>
+            <w:noProof/>
+          </w:rPr>
+          <w:t>4.2.4.5 Главное окно WPF-приложения</w:t>
+        </w:r>
+        <w:r>
+          <w:rPr>
+            <w:noProof/>
+            <w:webHidden/>
+          </w:rPr>
+          <w:tab/>
+        </w:r>
+        <w:r>
+          <w:rPr>
+            <w:noProof/>
+            <w:webHidden/>
+          </w:rPr>
+          <w:fldChar w:fldCharType="begin"/>
+        </w:r>
+        <w:r>
+          <w:rPr>
+            <w:noProof/>
+            <w:webHidden/>
+          </w:rPr>
+          <w:instrText xml:space="preserve"> PAGEREF _Toc229490321 \h </w:instrText>
+        </w:r>
+        <w:r>
+          <w:rPr>
+            <w:noProof/>
+            <w:webHidden/>
+          </w:rPr>
+        </w:r>
+        <w:r>
+          <w:rPr>
+            <w:noProof/>
+            <w:webHidden/>
+          </w:rPr>
+          <w:fldChar w:fldCharType="separate"/>
+        </w:r>
+        <w:r>
+          <w:rPr>
+            <w:noProof/>
+            <w:webHidden/>
+          </w:rPr>
+          <w:t>46</w:t>
+        </w:r>
+        <w:r>
+          <w:rPr>
+            <w:noProof/>
+            <w:webHidden/>
+          </w:rPr>
+          <w:fldChar w:fldCharType="end"/>
+        </w:r>
+      </w:hyperlink>
+    </w:p>
+    <w:p>
+      <w:pPr>
+        <w:pStyle w:val="43"/>
+        <w:rPr>
+          <w:rFonts w:asciiTheme="minorHAnsi" w:eastAsiaTheme="minorEastAsia" w:hAnsiTheme="minorHAnsi" w:cstheme="minorBidi"/>
+          <w:noProof/>
+        </w:rPr>
+      </w:pPr>
+      <w:hyperlink w:anchor="_Toc229490322" w:history="1">
+        <w:r>
+          <w:rPr>
+            <w:rStyle w:val="af6"/>
+            <w:noProof/>
+          </w:rPr>
+          <w:t>4.2.4.6 Производственная очередь заказов</w:t>
+        </w:r>
+        <w:r>
+          <w:rPr>
+            <w:noProof/>
+            <w:webHidden/>
+          </w:rPr>
+          <w:tab/>
+        </w:r>
+        <w:r>
+          <w:rPr>
+            <w:noProof/>
+            <w:webHidden/>
+          </w:rPr>
+          <w:fldChar w:fldCharType="begin"/>
+        </w:r>
+        <w:r>
+          <w:rPr>
+            <w:noProof/>
+            <w:webHidden/>
+          </w:rPr>
+          <w:instrText xml:space="preserve"> PAGEREF _Toc229490322 \h </w:instrText>
+        </w:r>
+        <w:r>
+          <w:rPr>
+            <w:noProof/>
+            <w:webHidden/>
+          </w:rPr>
+        </w:r>
+        <w:r>
+          <w:rPr>
+            <w:noProof/>
+            <w:webHidden/>
+          </w:rPr>
+          <w:fldChar w:fldCharType="separate"/>
+        </w:r>
+        <w:r>
+          <w:rPr>
+            <w:noProof/>
+            <w:webHidden/>
+          </w:rPr>
+          <w:t>46</w:t>
+        </w:r>
+        <w:r>
+          <w:rPr>
+            <w:noProof/>
+            <w:webHidden/>
+          </w:rPr>
+          <w:fldChar w:fldCharType="end"/>
+        </w:r>
+      </w:hyperlink>
+    </w:p>
+    <w:p>
+      <w:pPr>
+        <w:pStyle w:val="43"/>
+        <w:rPr>
+          <w:rFonts w:asciiTheme="minorHAnsi" w:eastAsiaTheme="minorEastAsia" w:hAnsiTheme="minorHAnsi" w:cstheme="minorBidi"/>
+          <w:noProof/>
+        </w:rPr>
+      </w:pPr>
+      <w:hyperlink w:anchor="_Toc229490323" w:history="1">
+        <w:r>
+          <w:rPr>
+            <w:rStyle w:val="af6"/>
+            <w:noProof/>
+          </w:rPr>
+          <w:t>4.2.4.7 Технологические карты</w:t>
+        </w:r>
+        <w:r>
+          <w:rPr>
+            <w:noProof/>
+            <w:webHidden/>
+          </w:rPr>
+          <w:tab/>
+        </w:r>
+        <w:r>
+          <w:rPr>
+            <w:noProof/>
+            <w:webHidden/>
+          </w:rPr>
+          <w:fldChar w:fldCharType="begin"/>
+        </w:r>
+        <w:r>
+          <w:rPr>
+            <w:noProof/>
+            <w:webHidden/>
+          </w:rPr>
+          <w:instrText xml:space="preserve"> PAGEREF _Toc229490323 \h </w:instrText>
+        </w:r>
+        <w:r>
+          <w:rPr>
+            <w:noProof/>
+            <w:webHidden/>
+          </w:rPr>
+        </w:r>
+        <w:r>
+          <w:rPr>
+            <w:noProof/>
+            <w:webHidden/>
+          </w:rPr>
+          <w:fldChar w:fldCharType="separate"/>
+        </w:r>
+        <w:r>
+          <w:rPr>
+            <w:noProof/>
+            <w:webHidden/>
+          </w:rPr>
+          <w:t>46</w:t>
+        </w:r>
+        <w:r>
+          <w:rPr>
+            <w:noProof/>
+            <w:webHidden/>
+          </w:rPr>
+          <w:fldChar w:fldCharType="end"/>
+        </w:r>
+      </w:hyperlink>
+    </w:p>
+    <w:p>
+      <w:pPr>
+        <w:pStyle w:val="43"/>
+        <w:rPr>
+          <w:rFonts w:asciiTheme="minorHAnsi" w:eastAsiaTheme="minorEastAsia" w:hAnsiTheme="minorHAnsi" w:cstheme="minorBidi"/>
+          <w:noProof/>
+        </w:rPr>
+      </w:pPr>
+      <w:hyperlink w:anchor="_Toc229490324" w:history="1">
+        <w:r>
+          <w:rPr>
+            <w:rStyle w:val="af6"/>
+            <w:noProof/>
+          </w:rPr>
+          <w:t>4.2.4.8 Склад и стоп-лист</w:t>
+        </w:r>
+        <w:r>
+          <w:rPr>
+            <w:noProof/>
+            <w:webHidden/>
+          </w:rPr>
+          <w:tab/>
+        </w:r>
+        <w:r>
+          <w:rPr>
+            <w:noProof/>
+            <w:webHidden/>
+          </w:rPr>
+          <w:fldChar w:fldCharType="begin"/>
+        </w:r>
+        <w:r>
+          <w:rPr>
+            <w:noProof/>
+            <w:webHidden/>
+          </w:rPr>
+          <w:instrText xml:space="preserve"> PAGEREF _Toc229490324 \h </w:instrText>
+        </w:r>
+        <w:r>
+          <w:rPr>
+            <w:noProof/>
+            <w:webHidden/>
+          </w:rPr>
+        </w:r>
+        <w:r>
+          <w:rPr>
+            <w:noProof/>
+            <w:webHidden/>
+          </w:rPr>
+          <w:fldChar w:fldCharType="separate"/>
+        </w:r>
+        <w:r>
+          <w:rPr>
+            <w:noProof/>
+            <w:webHidden/>
+          </w:rPr>
+          <w:t>46</w:t>
+        </w:r>
+        <w:r>
+          <w:rPr>
+            <w:noProof/>
+            <w:webHidden/>
+          </w:rPr>
+          <w:fldChar w:fldCharType="end"/>
+        </w:r>
+      </w:hyperlink>
+    </w:p>
+    <w:p>
+      <w:pPr>
+        <w:pStyle w:val="43"/>
+        <w:rPr>
+          <w:rFonts w:asciiTheme="minorHAnsi" w:eastAsiaTheme="minorEastAsia" w:hAnsiTheme="minorHAnsi" w:cstheme="minorBidi"/>
+          <w:noProof/>
+        </w:rPr>
+      </w:pPr>
+      <w:hyperlink w:anchor="_Toc229490325" w:history="1">
+        <w:r>
+          <w:rPr>
+            <w:rStyle w:val="af6"/>
+            <w:noProof/>
+          </w:rPr>
+          <w:t>4.2.4.9 Акты списания и заготовки</w:t>
+        </w:r>
+        <w:r>
+          <w:rPr>
+            <w:noProof/>
+            <w:webHidden/>
+          </w:rPr>
+          <w:tab/>
+        </w:r>
+        <w:r>
+          <w:rPr>
+            <w:noProof/>
+            <w:webHidden/>
+          </w:rPr>
+          <w:fldChar w:fldCharType="begin"/>
+        </w:r>
+        <w:r>
+          <w:rPr>
+            <w:noProof/>
+            <w:webHidden/>
+          </w:rPr>
+          <w:instrText xml:space="preserve"> PAGEREF _Toc229490325 \h </w:instrText>
+        </w:r>
+        <w:r>
+          <w:rPr>
+            <w:noProof/>
+            <w:webHidden/>
+          </w:rPr>
+        </w:r>
+        <w:r>
+          <w:rPr>
+            <w:noProof/>
+            <w:webHidden/>
+          </w:rPr>
+          <w:fldChar w:fldCharType="separate"/>
+        </w:r>
+        <w:r>
+          <w:rPr>
+            <w:noProof/>
+            <w:webHidden/>
+          </w:rPr>
+          <w:t>47</w:t>
+        </w:r>
+        <w:r>
+          <w:rPr>
+            <w:noProof/>
+            <w:webHidden/>
+          </w:rPr>
+          <w:fldChar w:fldCharType="end"/>
+        </w:r>
+      </w:hyperlink>
+    </w:p>
+    <w:p>
+      <w:pPr>
+        <w:pStyle w:val="43"/>
+        <w:rPr>
+          <w:rFonts w:asciiTheme="minorHAnsi" w:eastAsiaTheme="minorEastAsia" w:hAnsiTheme="minorHAnsi" w:cstheme="minorBidi"/>
+          <w:noProof/>
+        </w:rPr>
+      </w:pPr>
+      <w:hyperlink w:anchor="_Toc229490326" w:history="1">
+        <w:r>
+          <w:rPr>
+            <w:rStyle w:val="af6"/>
+            <w:noProof/>
+          </w:rPr>
+          <w:t>4.2.4.10 Управление и аналитика</w:t>
+        </w:r>
+        <w:r>
+          <w:rPr>
+            <w:noProof/>
+            <w:webHidden/>
+          </w:rPr>
+          <w:tab/>
+        </w:r>
+        <w:r>
+          <w:rPr>
+            <w:noProof/>
+            <w:webHidden/>
+          </w:rPr>
+          <w:fldChar w:fldCharType="begin"/>
+        </w:r>
+        <w:r>
+          <w:rPr>
+            <w:noProof/>
+            <w:webHidden/>
+          </w:rPr>
+          <w:instrText xml:space="preserve"> PAGEREF _Toc229490326 \h </w:instrText>
+        </w:r>
+        <w:r>
+          <w:rPr>
+            <w:noProof/>
+            <w:webHidden/>
+          </w:rPr>
+        </w:r>
+        <w:r>
+          <w:rPr>
+            <w:noProof/>
+            <w:webHidden/>
+          </w:rPr>
+          <w:fldChar w:fldCharType="separate"/>
+        </w:r>
+        <w:r>
+          <w:rPr>
+            <w:noProof/>
+            <w:webHidden/>
+          </w:rPr>
+          <w:t>47</w:t>
         </w:r>
         <w:r>
           <w:rPr>
@@ -3571,7 +4231,7 @@
           <w:lang w:eastAsia="ru-RU"/>
         </w:rPr>
       </w:pPr>
-      <w:hyperlink w:anchor="_Toc229478835" w:history="1">
+      <w:hyperlink w:anchor="_Toc229490327" w:history="1">
         <w:r>
           <w:rPr>
             <w:rStyle w:val="af6"/>
@@ -3598,7 +4258,7 @@
             <w:noProof/>
             <w:webHidden/>
           </w:rPr>
-          <w:instrText xml:space="preserve"> PAGEREF _Toc229478835 \h </w:instrText>
+          <w:instrText xml:space="preserve"> PAGEREF _Toc229490327 \h </w:instrText>
         </w:r>
         <w:r>
           <w:rPr>
@@ -3618,7 +4278,205 @@
             <w:noProof/>
             <w:webHidden/>
           </w:rPr>
-          <w:t>43</w:t>
+          <w:t>47</w:t>
+        </w:r>
+        <w:r>
+          <w:rPr>
+            <w:noProof/>
+            <w:webHidden/>
+          </w:rPr>
+          <w:fldChar w:fldCharType="end"/>
+        </w:r>
+      </w:hyperlink>
+    </w:p>
+    <w:p>
+      <w:pPr>
+        <w:pStyle w:val="34"/>
+        <w:rPr>
+          <w:rFonts w:asciiTheme="minorHAnsi" w:eastAsiaTheme="minorEastAsia" w:hAnsiTheme="minorHAnsi" w:cstheme="minorBidi"/>
+          <w:noProof/>
+        </w:rPr>
+      </w:pPr>
+      <w:hyperlink w:anchor="_Toc229490328" w:history="1">
+        <w:r>
+          <w:rPr>
+            <w:rStyle w:val="af6"/>
+            <w:noProof/>
+          </w:rPr>
+          <w:t>4.3.1 Входные данные</w:t>
+        </w:r>
+        <w:r>
+          <w:rPr>
+            <w:noProof/>
+            <w:webHidden/>
+          </w:rPr>
+          <w:tab/>
+        </w:r>
+        <w:r>
+          <w:rPr>
+            <w:noProof/>
+            <w:webHidden/>
+          </w:rPr>
+          <w:fldChar w:fldCharType="begin"/>
+        </w:r>
+        <w:r>
+          <w:rPr>
+            <w:noProof/>
+            <w:webHidden/>
+          </w:rPr>
+          <w:instrText xml:space="preserve"> PAGEREF _Toc229490328 \h </w:instrText>
+        </w:r>
+        <w:r>
+          <w:rPr>
+            <w:noProof/>
+            <w:webHidden/>
+          </w:rPr>
+        </w:r>
+        <w:r>
+          <w:rPr>
+            <w:noProof/>
+            <w:webHidden/>
+          </w:rPr>
+          <w:fldChar w:fldCharType="separate"/>
+        </w:r>
+        <w:r>
+          <w:rPr>
+            <w:noProof/>
+            <w:webHidden/>
+          </w:rPr>
+          <w:t>47</w:t>
+        </w:r>
+        <w:r>
+          <w:rPr>
+            <w:noProof/>
+            <w:webHidden/>
+          </w:rPr>
+          <w:fldChar w:fldCharType="end"/>
+        </w:r>
+      </w:hyperlink>
+    </w:p>
+    <w:p>
+      <w:pPr>
+        <w:pStyle w:val="34"/>
+        <w:rPr>
+          <w:rFonts w:asciiTheme="minorHAnsi" w:eastAsiaTheme="minorEastAsia" w:hAnsiTheme="minorHAnsi" w:cstheme="minorBidi"/>
+          <w:noProof/>
+        </w:rPr>
+      </w:pPr>
+      <w:hyperlink w:anchor="_Toc229490329" w:history="1">
+        <w:r>
+          <w:rPr>
+            <w:rStyle w:val="af6"/>
+            <w:noProof/>
+          </w:rPr>
+          <w:t>4.3.2 Выходные данные</w:t>
+        </w:r>
+        <w:r>
+          <w:rPr>
+            <w:noProof/>
+            <w:webHidden/>
+          </w:rPr>
+          <w:tab/>
+        </w:r>
+        <w:r>
+          <w:rPr>
+            <w:noProof/>
+            <w:webHidden/>
+          </w:rPr>
+          <w:fldChar w:fldCharType="begin"/>
+        </w:r>
+        <w:r>
+          <w:rPr>
+            <w:noProof/>
+            <w:webHidden/>
+          </w:rPr>
+          <w:instrText xml:space="preserve"> PAGEREF _Toc229490329 \h </w:instrText>
+        </w:r>
+        <w:r>
+          <w:rPr>
+            <w:noProof/>
+            <w:webHidden/>
+          </w:rPr>
+        </w:r>
+        <w:r>
+          <w:rPr>
+            <w:noProof/>
+            <w:webHidden/>
+          </w:rPr>
+          <w:fldChar w:fldCharType="separate"/>
+        </w:r>
+        <w:r>
+          <w:rPr>
+            <w:noProof/>
+            <w:webHidden/>
+          </w:rPr>
+          <w:t>48</w:t>
+        </w:r>
+        <w:r>
+          <w:rPr>
+            <w:noProof/>
+            <w:webHidden/>
+          </w:rPr>
+          <w:fldChar w:fldCharType="end"/>
+        </w:r>
+      </w:hyperlink>
+    </w:p>
+    <w:p>
+      <w:pPr>
+        <w:pStyle w:val="34"/>
+        <w:rPr>
+          <w:rFonts w:asciiTheme="minorHAnsi" w:eastAsiaTheme="minorEastAsia" w:hAnsiTheme="minorHAnsi" w:cstheme="minorBidi"/>
+          <w:noProof/>
+        </w:rPr>
+      </w:pPr>
+      <w:hyperlink w:anchor="_Toc229490330" w:history="1">
+        <w:r>
+          <w:rPr>
+            <w:rStyle w:val="af6"/>
+            <w:noProof/>
+          </w:rPr>
+          <w:t>4.3.3 Промежуточные данные</w:t>
+        </w:r>
+        <w:r>
+          <w:rPr>
+            <w:noProof/>
+            <w:webHidden/>
+          </w:rPr>
+          <w:tab/>
+        </w:r>
+        <w:r>
+          <w:rPr>
+            <w:noProof/>
+            <w:webHidden/>
+          </w:rPr>
+          <w:fldChar w:fldCharType="begin"/>
+        </w:r>
+        <w:r>
+          <w:rPr>
+            <w:noProof/>
+            <w:webHidden/>
+          </w:rPr>
+          <w:instrText xml:space="preserve"> PAGEREF _Toc229490330 \h </w:instrText>
+        </w:r>
+        <w:r>
+          <w:rPr>
+            <w:noProof/>
+            <w:webHidden/>
+          </w:rPr>
+        </w:r>
+        <w:r>
+          <w:rPr>
+            <w:noProof/>
+            <w:webHidden/>
+          </w:rPr>
+          <w:fldChar w:fldCharType="separate"/>
+        </w:r>
+        <w:r>
+          <w:rPr>
+            <w:noProof/>
+            <w:webHidden/>
+          </w:rPr>
+          <w:t>49</w:t>
         </w:r>
         <w:r>
           <w:rPr>
@@ -3639,7 +4497,7 @@
           <w:lang w:eastAsia="ru-RU"/>
         </w:rPr>
       </w:pPr>
-      <w:hyperlink w:anchor="_Toc229478836" w:history="1">
+      <w:hyperlink w:anchor="_Toc229490331" w:history="1">
         <w:r>
           <w:rPr>
             <w:rStyle w:val="af6"/>
@@ -3666,7 +4524,7 @@
             <w:noProof/>
             <w:webHidden/>
           </w:rPr>
-          <w:instrText xml:space="preserve"> PAGEREF _Toc229478836 \h </w:instrText>
+          <w:instrText xml:space="preserve"> PAGEREF _Toc229490331 \h </w:instrText>
         </w:r>
         <w:r>
           <w:rPr>
@@ -3686,7 +4544,7 @@
             <w:noProof/>
             <w:webHidden/>
           </w:rPr>
-          <w:t>44</w:t>
+          <w:t>49</w:t>
         </w:r>
         <w:r>
           <w:rPr>
@@ -3705,7 +4563,7 @@
           <w:noProof/>
         </w:rPr>
       </w:pPr>
-      <w:hyperlink w:anchor="_Toc229478837" w:history="1">
+      <w:hyperlink w:anchor="_Toc229490332" w:history="1">
         <w:r>
           <w:rPr>
             <w:rStyle w:val="af6"/>
@@ -3732,7 +4590,7 @@
             <w:noProof/>
             <w:webHidden/>
           </w:rPr>
-          <w:instrText xml:space="preserve"> PAGEREF _Toc229478837 \h </w:instrText>
+          <w:instrText xml:space="preserve"> PAGEREF _Toc229490332 \h </w:instrText>
         </w:r>
         <w:r>
           <w:rPr>
@@ -3752,7 +4610,7 @@
             <w:noProof/>
             <w:webHidden/>
           </w:rPr>
-          <w:t>44</w:t>
+          <w:t>49</w:t>
         </w:r>
         <w:r>
           <w:rPr>
@@ -3771,7 +4629,7 @@
           <w:noProof/>
         </w:rPr>
       </w:pPr>
-      <w:hyperlink w:anchor="_Toc229478838" w:history="1">
+      <w:hyperlink w:anchor="_Toc229490333" w:history="1">
         <w:r>
           <w:rPr>
             <w:rStyle w:val="af6"/>
@@ -3798,7 +4656,7 @@
             <w:noProof/>
             <w:webHidden/>
           </w:rPr>
-          <w:instrText xml:space="preserve"> PAGEREF _Toc229478838 \h </w:instrText>
+          <w:instrText xml:space="preserve"> PAGEREF _Toc229490333 \h </w:instrText>
         </w:r>
         <w:r>
           <w:rPr>
@@ -3818,7 +4676,7 @@
             <w:noProof/>
             <w:webHidden/>
           </w:rPr>
-          <w:t>45</w:t>
+          <w:t>50</w:t>
         </w:r>
         <w:r>
           <w:rPr>
@@ -3837,7 +4695,7 @@
           <w:noProof/>
         </w:rPr>
       </w:pPr>
-      <w:hyperlink w:anchor="_Toc229478839" w:history="1">
+      <w:hyperlink w:anchor="_Toc229490334" w:history="1">
         <w:r>
           <w:rPr>
             <w:rStyle w:val="af6"/>
@@ -3864,7 +4722,7 @@
             <w:noProof/>
             <w:webHidden/>
           </w:rPr>
-          <w:instrText xml:space="preserve"> PAGEREF _Toc229478839 \h </w:instrText>
+          <w:instrText xml:space="preserve"> PAGEREF _Toc229490334 \h </w:instrText>
         </w:r>
         <w:r>
           <w:rPr>
@@ -3884,7 +4742,7 @@
             <w:noProof/>
             <w:webHidden/>
           </w:rPr>
-          <w:t>46</w:t>
+          <w:t>51</w:t>
         </w:r>
         <w:r>
           <w:rPr>
@@ -3903,7 +4761,7 @@
           <w:noProof/>
         </w:rPr>
       </w:pPr>
-      <w:hyperlink w:anchor="_Toc229478840" w:history="1">
+      <w:hyperlink w:anchor="_Toc229490335" w:history="1">
         <w:r>
           <w:rPr>
             <w:rStyle w:val="af6"/>
@@ -3930,7 +4788,7 @@
             <w:noProof/>
             <w:webHidden/>
           </w:rPr>
-          <w:instrText xml:space="preserve"> PAGEREF _Toc229478840 \h </w:instrText>
+          <w:instrText xml:space="preserve"> PAGEREF _Toc229490335 \h </w:instrText>
         </w:r>
         <w:r>
           <w:rPr>
@@ -3950,7 +4808,7 @@
             <w:noProof/>
             <w:webHidden/>
           </w:rPr>
-          <w:t>47</w:t>
+          <w:t>51</w:t>
         </w:r>
         <w:r>
           <w:rPr>
@@ -3969,7 +4827,7 @@
           <w:noProof/>
         </w:rPr>
       </w:pPr>
-      <w:hyperlink w:anchor="_Toc229478841" w:history="1">
+      <w:hyperlink w:anchor="_Toc229490336" w:history="1">
         <w:r>
           <w:rPr>
             <w:rStyle w:val="af6"/>
@@ -3996,7 +4854,7 @@
             <w:noProof/>
             <w:webHidden/>
           </w:rPr>
-          <w:instrText xml:space="preserve"> PAGEREF _Toc229478841 \h </w:instrText>
+          <w:instrText xml:space="preserve"> PAGEREF _Toc229490336 \h </w:instrText>
         </w:r>
         <w:r>
           <w:rPr>
@@ -4016,7 +4874,7 @@
             <w:noProof/>
             <w:webHidden/>
           </w:rPr>
-          <w:t>47</w:t>
+          <w:t>52</w:t>
         </w:r>
         <w:r>
           <w:rPr>
@@ -4037,7 +4895,7 @@
           <w:lang w:eastAsia="ru-RU"/>
         </w:rPr>
       </w:pPr>
-      <w:hyperlink w:anchor="_Toc229478842" w:history="1">
+      <w:hyperlink w:anchor="_Toc229490337" w:history="1">
         <w:r>
           <w:rPr>
             <w:rStyle w:val="af6"/>
@@ -4064,7 +4922,7 @@
             <w:noProof/>
             <w:webHidden/>
           </w:rPr>
-          <w:instrText xml:space="preserve"> PAGEREF _Toc229478842 \h </w:instrText>
+          <w:instrText xml:space="preserve"> PAGEREF _Toc229490337 \h </w:instrText>
         </w:r>
         <w:r>
           <w:rPr>
@@ -4084,7 +4942,7 @@
             <w:noProof/>
             <w:webHidden/>
           </w:rPr>
-          <w:t>52</w:t>
+          <w:t>53</w:t>
         </w:r>
         <w:r>
           <w:rPr>
@@ -4103,7 +4961,7 @@
           <w:noProof/>
         </w:rPr>
       </w:pPr>
-      <w:hyperlink w:anchor="_Toc229478843" w:history="1">
+      <w:hyperlink w:anchor="_Toc229490338" w:history="1">
         <w:r>
           <w:rPr>
             <w:rStyle w:val="af6"/>
@@ -4130,7 +4988,7 @@
             <w:noProof/>
             <w:webHidden/>
           </w:rPr>
-          <w:instrText xml:space="preserve"> PAGEREF _Toc229478843 \h </w:instrText>
+          <w:instrText xml:space="preserve"> PAGEREF _Toc229490338 \h </w:instrText>
         </w:r>
         <w:r>
           <w:rPr>
@@ -4150,7 +5008,7 @@
             <w:noProof/>
             <w:webHidden/>
           </w:rPr>
-          <w:t>52</w:t>
+          <w:t>53</w:t>
         </w:r>
         <w:r>
           <w:rPr>
@@ -4169,7 +5027,7 @@
           <w:noProof/>
         </w:rPr>
       </w:pPr>
-      <w:hyperlink w:anchor="_Toc229478844" w:history="1">
+      <w:hyperlink w:anchor="_Toc229490339" w:history="1">
         <w:r>
           <w:rPr>
             <w:rStyle w:val="af6"/>
@@ -4196,7 +5054,7 @@
             <w:noProof/>
             <w:webHidden/>
           </w:rPr>
-          <w:instrText xml:space="preserve"> PAGEREF _Toc229478844 \h </w:instrText>
+          <w:instrText xml:space="preserve"> PAGEREF _Toc229490339 \h </w:instrText>
         </w:r>
         <w:r>
           <w:rPr>
@@ -4216,7 +5074,7 @@
             <w:noProof/>
             <w:webHidden/>
           </w:rPr>
-          <w:t>52</w:t>
+          <w:t>53</w:t>
         </w:r>
         <w:r>
           <w:rPr>
@@ -4236,7 +5094,7 @@
           <w:lang w:eastAsia="ru-RU"/>
         </w:rPr>
       </w:pPr>
-      <w:hyperlink w:anchor="_Toc229478845" w:history="1">
+      <w:hyperlink w:anchor="_Toc229490340" w:history="1">
         <w:r>
           <w:rPr>
             <w:rStyle w:val="af6"/>
@@ -4259,7 +5117,7 @@
           <w:rPr>
             <w:webHidden/>
           </w:rPr>
-          <w:instrText xml:space="preserve"> PAGEREF _Toc229478845 \h </w:instrText>
+          <w:instrText xml:space="preserve"> PAGEREF _Toc229490340 \h </w:instrText>
         </w:r>
         <w:r>
           <w:rPr>
@@ -4276,7 +5134,7 @@
           <w:rPr>
             <w:webHidden/>
           </w:rPr>
-          <w:t>54</w:t>
+          <w:t>55</w:t>
         </w:r>
         <w:r>
           <w:rPr>
@@ -4296,7 +5154,7 @@
           <w:lang w:eastAsia="ru-RU"/>
         </w:rPr>
       </w:pPr>
-      <w:hyperlink w:anchor="_Toc229478846" w:history="1">
+      <w:hyperlink w:anchor="_Toc229490341" w:history="1">
         <w:r>
           <w:rPr>
             <w:rStyle w:val="af6"/>
@@ -4324,7 +5182,7 @@
             <w:noProof/>
             <w:webHidden/>
           </w:rPr>
-          <w:instrText xml:space="preserve"> PAGEREF _Toc229478846 \h </w:instrText>
+          <w:instrText xml:space="preserve"> PAGEREF _Toc229490341 \h </w:instrText>
         </w:r>
         <w:r>
           <w:rPr>
@@ -4344,7 +5202,7 @@
             <w:noProof/>
             <w:webHidden/>
           </w:rPr>
-          <w:t>54</w:t>
+          <w:t>55</w:t>
         </w:r>
         <w:r>
           <w:rPr>
@@ -4365,7 +5223,7 @@
           <w:lang w:eastAsia="ru-RU"/>
         </w:rPr>
       </w:pPr>
-      <w:hyperlink w:anchor="_Toc229478847" w:history="1">
+      <w:hyperlink w:anchor="_Toc229490342" w:history="1">
         <w:r>
           <w:rPr>
             <w:rStyle w:val="af6"/>
@@ -4393,7 +5251,7 @@
             <w:noProof/>
             <w:webHidden/>
           </w:rPr>
-          <w:instrText xml:space="preserve"> PAGEREF _Toc229478847 \h </w:instrText>
+          <w:instrText xml:space="preserve"> PAGEREF _Toc229490342 \h </w:instrText>
         </w:r>
         <w:r>
           <w:rPr>
@@ -4413,7 +5271,7 @@
             <w:noProof/>
             <w:webHidden/>
           </w:rPr>
-          <w:t>54</w:t>
+          <w:t>55</w:t>
         </w:r>
         <w:r>
           <w:rPr>
@@ -4433,7 +5291,7 @@
           <w:lang w:eastAsia="ru-RU"/>
         </w:rPr>
       </w:pPr>
-      <w:hyperlink w:anchor="_Toc229478848" w:history="1">
+      <w:hyperlink w:anchor="_Toc229490343" w:history="1">
         <w:r>
           <w:rPr>
             <w:rStyle w:val="af6"/>
@@ -4456,7 +5314,7 @@
           <w:rPr>
             <w:webHidden/>
           </w:rPr>
-          <w:instrText xml:space="preserve"> PAGEREF _Toc229478848 \h </w:instrText>
+          <w:instrText xml:space="preserve"> PAGEREF _Toc229490343 \h </w:instrText>
         </w:r>
         <w:r>
           <w:rPr>
@@ -4473,7 +5331,7 @@
           <w:rPr>
             <w:webHidden/>
           </w:rPr>
-          <w:t>56</w:t>
+          <w:t>57</w:t>
         </w:r>
         <w:r>
           <w:rPr>
@@ -4492,7 +5350,7 @@
           <w:lang w:eastAsia="ru-RU"/>
         </w:rPr>
       </w:pPr>
-      <w:hyperlink w:anchor="_Toc229478849" w:history="1">
+      <w:hyperlink w:anchor="_Toc229490344" w:history="1">
         <w:r>
           <w:rPr>
             <w:rStyle w:val="af6"/>
@@ -4515,7 +5373,7 @@
           <w:rPr>
             <w:webHidden/>
           </w:rPr>
-          <w:instrText xml:space="preserve"> PAGEREF _Toc229478849 \h </w:instrText>
+          <w:instrText xml:space="preserve"> PAGEREF _Toc229490344 \h </w:instrText>
         </w:r>
         <w:r>
           <w:rPr>
@@ -4532,7 +5390,7 @@
           <w:rPr>
             <w:webHidden/>
           </w:rPr>
-          <w:t>57</w:t>
+          <w:t>58</w:t>
         </w:r>
         <w:r>
           <w:rPr>
@@ -4551,7 +5409,7 @@
           <w:lang w:eastAsia="ru-RU"/>
         </w:rPr>
       </w:pPr>
-      <w:hyperlink w:anchor="_Toc229478850" w:history="1">
+      <w:hyperlink w:anchor="_Toc229490345" w:history="1">
         <w:r>
           <w:rPr>
             <w:rStyle w:val="af6"/>
@@ -4574,7 +5432,7 @@
           <w:rPr>
             <w:webHidden/>
           </w:rPr>
-          <w:instrText xml:space="preserve"> PAGEREF _Toc229478850 \h </w:instrText>
+          <w:instrText xml:space="preserve"> PAGEREF _Toc229490345 \h </w:instrText>
         </w:r>
         <w:r>
           <w:rPr>
@@ -4591,7 +5449,7 @@
           <w:rPr>
             <w:webHidden/>
           </w:rPr>
-          <w:t>58</w:t>
+          <w:t>59</w:t>
         </w:r>
         <w:r>
           <w:rPr>
@@ -4610,7 +5468,7 @@
           <w:lang w:eastAsia="ru-RU"/>
         </w:rPr>
       </w:pPr>
-      <w:hyperlink w:anchor="_Toc229478851" w:history="1">
+      <w:hyperlink w:anchor="_Toc229490346" w:history="1">
         <w:r>
           <w:rPr>
             <w:rStyle w:val="af6"/>
@@ -4633,7 +5491,7 @@
           <w:rPr>
             <w:webHidden/>
           </w:rPr>
-          <w:instrText xml:space="preserve"> PAGEREF _Toc229478851 \h </w:instrText>
+          <w:instrText xml:space="preserve"> PAGEREF _Toc229490346 \h </w:instrText>
         </w:r>
         <w:r>
           <w:rPr>
@@ -4650,7 +5508,7 @@
           <w:rPr>
             <w:webHidden/>
           </w:rPr>
-          <w:t>59</w:t>
+          <w:t>60</w:t>
         </w:r>
         <w:r>
           <w:rPr>
@@ -4670,7 +5528,7 @@
           <w:lang w:eastAsia="ru-RU"/>
         </w:rPr>
       </w:pPr>
-      <w:hyperlink w:anchor="_Toc229478852" w:history="1">
+      <w:hyperlink w:anchor="_Toc229490347" w:history="1">
         <w:r>
           <w:rPr>
             <w:rStyle w:val="af6"/>
@@ -4697,7 +5555,7 @@
             <w:noProof/>
             <w:webHidden/>
           </w:rPr>
-          <w:instrText xml:space="preserve"> PAGEREF _Toc229478852 \h </w:instrText>
+          <w:instrText xml:space="preserve"> PAGEREF _Toc229490347 \h </w:instrText>
         </w:r>
         <w:r>
           <w:rPr>
@@ -4717,7 +5575,7 @@
             <w:noProof/>
             <w:webHidden/>
           </w:rPr>
-          <w:t>59</w:t>
+          <w:t>60</w:t>
         </w:r>
         <w:r>
           <w:rPr>
@@ -4738,7 +5596,7 @@
           <w:lang w:eastAsia="ru-RU"/>
         </w:rPr>
       </w:pPr>
-      <w:hyperlink w:anchor="_Toc229478853" w:history="1">
+      <w:hyperlink w:anchor="_Toc229490348" w:history="1">
         <w:r>
           <w:rPr>
             <w:rStyle w:val="af6"/>
@@ -4765,7 +5623,7 @@
             <w:noProof/>
             <w:webHidden/>
           </w:rPr>
-          <w:instrText xml:space="preserve"> PAGEREF _Toc229478853 \h </w:instrText>
+          <w:instrText xml:space="preserve"> PAGEREF _Toc229490348 \h </w:instrText>
         </w:r>
         <w:r>
           <w:rPr>
@@ -4785,7 +5643,7 @@
             <w:noProof/>
             <w:webHidden/>
           </w:rPr>
-          <w:t>59</w:t>
+          <w:t>60</w:t>
         </w:r>
         <w:r>
           <w:rPr>
@@ -4806,7 +5664,7 @@
           <w:lang w:eastAsia="ru-RU"/>
         </w:rPr>
       </w:pPr>
-      <w:hyperlink w:anchor="_Toc229478854" w:history="1">
+      <w:hyperlink w:anchor="_Toc229490349" w:history="1">
         <w:r>
           <w:rPr>
             <w:rStyle w:val="af6"/>
@@ -4833,7 +5691,7 @@
             <w:noProof/>
             <w:webHidden/>
           </w:rPr>
-          <w:instrText xml:space="preserve"> PAGEREF _Toc229478854 \h </w:instrText>
+          <w:instrText xml:space="preserve"> PAGEREF _Toc229490349 \h </w:instrText>
         </w:r>
         <w:r>
           <w:rPr>
@@ -4853,7 +5711,7 @@
             <w:noProof/>
             <w:webHidden/>
           </w:rPr>
-          <w:t>59</w:t>
+          <w:t>60</w:t>
         </w:r>
         <w:r>
           <w:rPr>
@@ -4874,7 +5732,7 @@
           <w:lang w:eastAsia="ru-RU"/>
         </w:rPr>
       </w:pPr>
-      <w:hyperlink w:anchor="_Toc229478855" w:history="1">
+      <w:hyperlink w:anchor="_Toc229490350" w:history="1">
         <w:r>
           <w:rPr>
             <w:rStyle w:val="af6"/>
@@ -4901,7 +5759,7 @@
             <w:noProof/>
             <w:webHidden/>
           </w:rPr>
-          <w:instrText xml:space="preserve"> PAGEREF _Toc229478855 \h </w:instrText>
+          <w:instrText xml:space="preserve"> PAGEREF _Toc229490350 \h </w:instrText>
         </w:r>
         <w:r>
           <w:rPr>
@@ -4921,7 +5779,7 @@
             <w:noProof/>
             <w:webHidden/>
           </w:rPr>
-          <w:t>59</w:t>
+          <w:t>60</w:t>
         </w:r>
         <w:r>
           <w:rPr>
@@ -4942,7 +5800,7 @@
           <w:lang w:eastAsia="ru-RU"/>
         </w:rPr>
       </w:pPr>
-      <w:hyperlink w:anchor="_Toc229478856" w:history="1">
+      <w:hyperlink w:anchor="_Toc229490351" w:history="1">
         <w:r>
           <w:rPr>
             <w:rStyle w:val="af6"/>
@@ -4969,7 +5827,7 @@
             <w:noProof/>
             <w:webHidden/>
           </w:rPr>
-          <w:instrText xml:space="preserve"> PAGEREF _Toc229478856 \h </w:instrText>
+          <w:instrText xml:space="preserve"> PAGEREF _Toc229490351 \h </w:instrText>
         </w:r>
         <w:r>
           <w:rPr>
@@ -4989,7 +5847,7 @@
             <w:noProof/>
             <w:webHidden/>
           </w:rPr>
-          <w:t>59</w:t>
+          <w:t>60</w:t>
         </w:r>
         <w:r>
           <w:rPr>
@@ -5010,7 +5868,7 @@
           <w:lang w:eastAsia="ru-RU"/>
         </w:rPr>
       </w:pPr>
-      <w:hyperlink w:anchor="_Toc229478857" w:history="1">
+      <w:hyperlink w:anchor="_Toc229490352" w:history="1">
         <w:r>
           <w:rPr>
             <w:rStyle w:val="af6"/>
@@ -5037,7 +5895,7 @@
             <w:noProof/>
             <w:webHidden/>
           </w:rPr>
-          <w:instrText xml:space="preserve"> PAGEREF _Toc229478857 \h </w:instrText>
+          <w:instrText xml:space="preserve"> PAGEREF _Toc229490352 \h </w:instrText>
         </w:r>
         <w:r>
           <w:rPr>
@@ -5057,7 +5915,7 @@
             <w:noProof/>
             <w:webHidden/>
           </w:rPr>
-          <w:t>59</w:t>
+          <w:t>60</w:t>
         </w:r>
         <w:r>
           <w:rPr>
@@ -5100,7 +5958,7 @@
       </w:pPr>
       <w:bookmarkStart w:id="1" w:name="_Toc484616751"/>
       <w:bookmarkStart w:id="2" w:name="_Toc504040235"/>
-      <w:bookmarkStart w:id="3" w:name="_Toc229478795"/>
+      <w:bookmarkStart w:id="3" w:name="_Toc229490277"/>
       <w:r>
         <w:rPr>
           <w:sz w:val="24"/>
@@ -5745,8 +6603,8 @@
       <w:bookmarkStart w:id="6" w:name="_Toc484433289"/>
       <w:bookmarkStart w:id="7" w:name="_Toc484616752"/>
       <w:bookmarkStart w:id="8" w:name="_Toc504040236"/>
-      <w:bookmarkStart w:id="9" w:name="_Toc229478796"/>
-      <w:bookmarkStart w:id="10" w:name="_Toc220489331"/>
+      <w:bookmarkStart w:id="9" w:name="_Toc220489331"/>
+      <w:bookmarkStart w:id="10" w:name="_Toc229490278"/>
       <w:r>
         <w:rPr>
           <w:rStyle w:val="a7"/>
@@ -5771,7 +6629,7 @@
       <w:bookmarkEnd w:id="6"/>
       <w:bookmarkEnd w:id="7"/>
       <w:bookmarkEnd w:id="8"/>
-      <w:bookmarkEnd w:id="9"/>
+      <w:bookmarkEnd w:id="10"/>
     </w:p>
     <w:p>
       <w:pPr>
@@ -6382,9 +7240,9 @@
           <w:szCs w:val="24"/>
         </w:rPr>
       </w:pPr>
-      <w:bookmarkStart w:id="11" w:name="_Toc229478797"/>
-      <w:bookmarkStart w:id="12" w:name="_Toc504040237"/>
-      <w:bookmarkEnd w:id="10"/>
+      <w:bookmarkStart w:id="11" w:name="_Toc504040237"/>
+      <w:bookmarkStart w:id="12" w:name="_Toc229490279"/>
+      <w:bookmarkEnd w:id="9"/>
       <w:r>
         <w:rPr>
           <w:rStyle w:val="a7"/>
@@ -6395,7 +7253,7 @@
         <w:lastRenderedPageBreak/>
         <w:t>1 ПОСТАНОВКА ЗАДАЧИ ВКР</w:t>
       </w:r>
-      <w:bookmarkEnd w:id="11"/>
+      <w:bookmarkEnd w:id="12"/>
     </w:p>
     <w:p>
       <w:pPr>
@@ -6405,7 +7263,7 @@
           <w:szCs w:val="24"/>
         </w:rPr>
       </w:pPr>
-      <w:bookmarkStart w:id="13" w:name="_Toc229478798"/>
+      <w:bookmarkStart w:id="13" w:name="_Toc229490280"/>
       <w:r>
         <w:rPr>
           <w:sz w:val="24"/>
@@ -6432,7 +7290,7 @@
           <w:szCs w:val="24"/>
         </w:rPr>
       </w:pPr>
-      <w:bookmarkStart w:id="14" w:name="_Toc229478799"/>
+      <w:bookmarkStart w:id="14" w:name="_Toc229490281"/>
       <w:r>
         <w:rPr>
           <w:b w:val="0"/>
@@ -6453,7 +7311,7 @@
           <w:szCs w:val="24"/>
         </w:rPr>
       </w:pPr>
-      <w:bookmarkStart w:id="15" w:name="_Toc229478800"/>
+      <w:bookmarkStart w:id="15" w:name="_Toc229490282"/>
       <w:r>
         <w:rPr>
           <w:b w:val="0"/>
@@ -6479,7 +7337,7 @@
           <w:szCs w:val="24"/>
         </w:rPr>
       </w:pPr>
-      <w:bookmarkStart w:id="16" w:name="_Toc229478801"/>
+      <w:bookmarkStart w:id="16" w:name="_Toc229490283"/>
       <w:r>
         <w:rPr>
           <w:b w:val="0"/>
@@ -6529,7 +7387,7 @@
           <w:szCs w:val="24"/>
         </w:rPr>
       </w:pPr>
-      <w:bookmarkStart w:id="17" w:name="_Toc229478802"/>
+      <w:bookmarkStart w:id="17" w:name="_Toc229490284"/>
       <w:r>
         <w:rPr>
           <w:b w:val="0"/>
@@ -6563,7 +7421,7 @@
           <w:szCs w:val="24"/>
         </w:rPr>
       </w:pPr>
-      <w:bookmarkStart w:id="18" w:name="_Toc229478803"/>
+      <w:bookmarkStart w:id="18" w:name="_Toc229490285"/>
       <w:r>
         <w:rPr>
           <w:b w:val="0"/>
@@ -6597,7 +7455,7 @@
           <w:szCs w:val="24"/>
         </w:rPr>
       </w:pPr>
-      <w:bookmarkStart w:id="19" w:name="_Toc229478804"/>
+      <w:bookmarkStart w:id="19" w:name="_Toc229490286"/>
       <w:r>
         <w:rPr>
           <w:b w:val="0"/>
@@ -6663,7 +7521,7 @@
           <w:szCs w:val="24"/>
         </w:rPr>
       </w:pPr>
-      <w:bookmarkStart w:id="20" w:name="_Toc229478805"/>
+      <w:bookmarkStart w:id="20" w:name="_Toc229490287"/>
       <w:r>
         <w:rPr>
           <w:b w:val="0"/>
@@ -6698,7 +7556,7 @@
           <w:szCs w:val="24"/>
         </w:rPr>
       </w:pPr>
-      <w:bookmarkStart w:id="21" w:name="_Toc229478806"/>
+      <w:bookmarkStart w:id="21" w:name="_Toc229490288"/>
       <w:r>
         <w:rPr>
           <w:sz w:val="24"/>
@@ -7652,7 +8510,7 @@
           <w:szCs w:val="24"/>
         </w:rPr>
       </w:pPr>
-      <w:bookmarkStart w:id="22" w:name="_Toc229478807"/>
+      <w:bookmarkStart w:id="22" w:name="_Toc229490289"/>
       <w:r>
         <w:rPr>
           <w:sz w:val="24"/>
@@ -7857,7 +8715,7 @@
           <w:szCs w:val="24"/>
         </w:rPr>
       </w:pPr>
-      <w:bookmarkStart w:id="23" w:name="_Toc229478808"/>
+      <w:bookmarkStart w:id="23" w:name="_Toc229490290"/>
       <w:r>
         <w:rPr>
           <w:b w:val="0"/>
@@ -7897,7 +8755,7 @@
           <w:szCs w:val="24"/>
         </w:rPr>
       </w:pPr>
-      <w:bookmarkStart w:id="24" w:name="_Toc229478809"/>
+      <w:bookmarkStart w:id="24" w:name="_Toc229490291"/>
       <w:r>
         <w:rPr>
           <w:sz w:val="24"/>
@@ -8096,7 +8954,7 @@
           <w:szCs w:val="24"/>
         </w:rPr>
       </w:pPr>
-      <w:bookmarkStart w:id="25" w:name="_Toc229478810"/>
+      <w:bookmarkStart w:id="25" w:name="_Toc229490292"/>
       <w:r>
         <w:rPr>
           <w:sz w:val="24"/>
@@ -9315,7 +10173,7 @@
           <w:szCs w:val="24"/>
         </w:rPr>
       </w:pPr>
-      <w:bookmarkStart w:id="26" w:name="_Toc229478811"/>
+      <w:bookmarkStart w:id="26" w:name="_Toc229490293"/>
       <w:r>
         <w:rPr>
           <w:rStyle w:val="a7"/>
@@ -9343,7 +10201,7 @@
         </w:rPr>
         <w:t>Описание предметной области</w:t>
       </w:r>
-      <w:bookmarkEnd w:id="12"/>
+      <w:bookmarkEnd w:id="11"/>
       <w:r>
         <w:rPr>
           <w:rStyle w:val="a7"/>
@@ -9362,7 +10220,7 @@
           <w:szCs w:val="24"/>
         </w:rPr>
       </w:pPr>
-      <w:bookmarkStart w:id="27" w:name="_Toc229478812"/>
+      <w:bookmarkStart w:id="27" w:name="_Toc229490294"/>
       <w:r>
         <w:rPr>
           <w:szCs w:val="24"/>
@@ -11094,7 +11952,7 @@
           <w:szCs w:val="24"/>
         </w:rPr>
       </w:pPr>
-      <w:bookmarkStart w:id="28" w:name="_Toc229478813"/>
+      <w:bookmarkStart w:id="28" w:name="_Toc229490295"/>
       <w:r>
         <w:rPr>
           <w:szCs w:val="24"/>
@@ -11128,7 +11986,7 @@
           <w:szCs w:val="24"/>
         </w:rPr>
       </w:pPr>
-      <w:bookmarkStart w:id="29" w:name="_Toc229478814"/>
+      <w:bookmarkStart w:id="29" w:name="_Toc229490296"/>
       <w:r>
         <w:rPr>
           <w:szCs w:val="24"/>
@@ -11176,7 +12034,7 @@
           <w:szCs w:val="24"/>
         </w:rPr>
       </w:pPr>
-      <w:bookmarkStart w:id="30" w:name="_Toc229478815"/>
+      <w:bookmarkStart w:id="30" w:name="_Toc229490297"/>
       <w:r>
         <w:rPr>
           <w:szCs w:val="24"/>
@@ -11410,7 +12268,7 @@
           <w:szCs w:val="24"/>
         </w:rPr>
       </w:pPr>
-      <w:bookmarkStart w:id="31" w:name="_Toc229478816"/>
+      <w:bookmarkStart w:id="31" w:name="_Toc229490298"/>
       <w:r>
         <w:rPr>
           <w:szCs w:val="24"/>
@@ -11735,7 +12593,7 @@
           <w:szCs w:val="24"/>
         </w:rPr>
       </w:pPr>
-      <w:bookmarkStart w:id="32" w:name="_Toc229478817"/>
+      <w:bookmarkStart w:id="32" w:name="_Toc229490299"/>
       <w:r>
         <w:rPr>
           <w:szCs w:val="24"/>
@@ -11805,7 +12663,7 @@
           <w:szCs w:val="24"/>
         </w:rPr>
       </w:pPr>
-      <w:bookmarkStart w:id="33" w:name="_Toc229478818"/>
+      <w:bookmarkStart w:id="33" w:name="_Toc229490300"/>
       <w:r>
         <w:rPr>
           <w:szCs w:val="24"/>
@@ -12582,7 +13440,7 @@
           <w:szCs w:val="24"/>
         </w:rPr>
       </w:pPr>
-      <w:bookmarkStart w:id="34" w:name="_Toc229478819"/>
+      <w:bookmarkStart w:id="34" w:name="_Toc229490301"/>
       <w:r>
         <w:t>Концептуальное обоснование разработки</w:t>
       </w:r>
@@ -12876,7 +13734,7 @@
           <w:szCs w:val="24"/>
         </w:rPr>
       </w:pPr>
-      <w:bookmarkStart w:id="35" w:name="_Toc229478820"/>
+      <w:bookmarkStart w:id="35" w:name="_Toc229490302"/>
       <w:r>
         <w:rPr>
           <w:sz w:val="24"/>
@@ -13375,7 +14233,7 @@
           <w:szCs w:val="24"/>
         </w:rPr>
       </w:pPr>
-      <w:bookmarkStart w:id="36" w:name="_Toc229478821"/>
+      <w:bookmarkStart w:id="36" w:name="_Toc229490303"/>
       <w:r>
         <w:rPr>
           <w:sz w:val="24"/>
@@ -13392,7 +14250,7 @@
           <w:szCs w:val="24"/>
         </w:rPr>
       </w:pPr>
-      <w:bookmarkStart w:id="37" w:name="_Toc229478822"/>
+      <w:bookmarkStart w:id="37" w:name="_Toc229490304"/>
       <w:r>
         <w:rPr>
           <w:szCs w:val="24"/>
@@ -15091,7 +15949,7 @@
           <w:szCs w:val="24"/>
         </w:rPr>
       </w:pPr>
-      <w:bookmarkStart w:id="38" w:name="_Toc229478823"/>
+      <w:bookmarkStart w:id="38" w:name="_Toc229490305"/>
       <w:r>
         <w:rPr>
           <w:szCs w:val="24"/>
@@ -16675,7 +17533,7 @@
           <w:szCs w:val="24"/>
         </w:rPr>
       </w:pPr>
-      <w:bookmarkStart w:id="39" w:name="_Toc229478824"/>
+      <w:bookmarkStart w:id="39" w:name="_Toc229490306"/>
       <w:r>
         <w:rPr>
           <w:sz w:val="24"/>
@@ -17266,7 +18124,7 @@
         </w:rPr>
       </w:pPr>
       <w:bookmarkStart w:id="40" w:name="_Toc37579722"/>
-      <w:bookmarkStart w:id="41" w:name="_Toc229478825"/>
+      <w:bookmarkStart w:id="41" w:name="_Toc229490307"/>
       <w:r>
         <w:rPr>
           <w:rStyle w:val="a7"/>
@@ -17306,7 +18164,7 @@
           <w:szCs w:val="24"/>
         </w:rPr>
       </w:pPr>
-      <w:bookmarkStart w:id="42" w:name="_Toc229478826"/>
+      <w:bookmarkStart w:id="42" w:name="_Toc229490308"/>
       <w:r>
         <w:rPr>
           <w:sz w:val="24"/>
@@ -19243,22 +20101,13 @@
           <w:szCs w:val="24"/>
         </w:rPr>
       </w:pPr>
-      <w:bookmarkStart w:id="43" w:name="_Toc229478827"/>
-      <w:r>
-        <w:rPr>
-          <w:sz w:val="24"/>
-          <w:szCs w:val="24"/>
-        </w:rPr>
-        <w:t>3.2 Характеристика выбранных программных сред и средст</w:t>
-      </w:r>
-      <w:bookmarkStart w:id="44" w:name="_GoBack"/>
-      <w:bookmarkEnd w:id="44"/>
-      <w:r>
-        <w:rPr>
-          <w:sz w:val="24"/>
-          <w:szCs w:val="24"/>
-        </w:rPr>
-        <w:t>в</w:t>
+      <w:bookmarkStart w:id="43" w:name="_Toc229490309"/>
+      <w:r>
+        <w:rPr>
+          <w:sz w:val="24"/>
+          <w:szCs w:val="24"/>
+        </w:rPr>
+        <w:t>3.2 Характеристика выбранных программных сред и средств</w:t>
       </w:r>
       <w:bookmarkEnd w:id="43"/>
     </w:p>
@@ -19441,8 +20290,7 @@
           <w:szCs w:val="24"/>
         </w:rPr>
       </w:pPr>
-      <w:bookmarkStart w:id="45" w:name="_Toc229478828"/>
-      <w:bookmarkStart w:id="46" w:name="_Toc37579723"/>
+      <w:bookmarkStart w:id="44" w:name="_Toc229490310"/>
       <w:r>
         <w:rPr>
           <w:rStyle w:val="a7"/>
@@ -19497,484 +20345,40 @@
         </w:rPr>
         <w:t>ЗАДАЧИ</w:t>
       </w:r>
+      <w:bookmarkEnd w:id="44"/>
+    </w:p>
+    <w:p>
+      <w:pPr>
+        <w:pStyle w:val="2"/>
+      </w:pPr>
+      <w:bookmarkStart w:id="45" w:name="_Toc229490311"/>
+      <w:r>
+        <w:t>4.1 Этапы реализации</w:t>
+      </w:r>
       <w:bookmarkEnd w:id="45"/>
     </w:p>
     <w:p>
       <w:pPr>
-        <w:pStyle w:val="2"/>
-        <w:rPr>
-          <w:sz w:val="24"/>
-          <w:szCs w:val="24"/>
-        </w:rPr>
-      </w:pPr>
-      <w:bookmarkStart w:id="47" w:name="_Toc229478829"/>
-      <w:r>
-        <w:rPr>
-          <w:sz w:val="24"/>
-          <w:szCs w:val="24"/>
-        </w:rPr>
-        <w:t>4</w:t>
-      </w:r>
-      <w:r>
-        <w:rPr>
-          <w:sz w:val="24"/>
-          <w:szCs w:val="24"/>
-        </w:rPr>
-        <w:t>.1 Этапы реализации</w:t>
-      </w:r>
-      <w:bookmarkEnd w:id="47"/>
-    </w:p>
-    <w:p>
-      <w:pPr>
         <w:pStyle w:val="aff"/>
       </w:pPr>
       <w:r>
-        <w:t>Реализация программного комплекса Garden Nook выполнялась последовательно, от анализа требований до подготовки пользовательских сценариев и проверки работоспособности. На первом этапе были уточнены роли пользователей, состав информационных объектов, функциональные и нефункциональные требования, а также выбран технологический стек реализации.</w:t>
-      </w:r>
-    </w:p>
-    <w:p>
-      <w:pPr>
-        <w:pStyle w:val="aff"/>
-      </w:pPr>
-      <w:r>
-        <w:t>Далее была разработана структура реляционной базы данных: определены сущности предметной области, связи между ними, ограничения целостности и миграции. На этой основе сформирован серверный слой, включающий авторизацию, обработку заказов, расчет итоговых параметров, работу с профилем клиента, очередью кухни, складскими операциями и аналитикой.</w:t>
-      </w:r>
-    </w:p>
-    <w:p>
-      <w:pPr>
-        <w:pStyle w:val="aff"/>
-      </w:pPr>
-      <w:r>
-        <w:t>После реализации серверной части были созданы два пользовательских контура. Веб-приложение обеспечивает работу клиента: регистрацию, вход, просмотр меню, формирование корзины, оформление заказа и просмотр истории. WPF-приложение используется сотрудниками кофейни и включает рабочие места повара, бариста-кассира и администратора.</w:t>
-      </w:r>
-    </w:p>
-    <w:p>
-      <w:pPr>
-        <w:pStyle w:val="aff"/>
-      </w:pPr>
-      <w:r>
-        <w:t>Завершающий этап включал проверку основных сценариев, устранение ошибок, оптимизацию отображения данных и подготовку материалов для пояснительной записки. В результате была получена единая система, объединяющая клиентский интерфейс, служебный интерфейс, серверный API и централизованное хранилище данных.</w:t>
-      </w:r>
-    </w:p>
-    <w:p>
-      <w:pPr>
-        <w:pStyle w:val="2"/>
-        <w:rPr>
-          <w:sz w:val="24"/>
-          <w:szCs w:val="24"/>
-        </w:rPr>
-      </w:pPr>
-      <w:bookmarkStart w:id="48" w:name="_Toc229478830"/>
-      <w:r>
-        <w:rPr>
-          <w:sz w:val="24"/>
-          <w:szCs w:val="24"/>
-        </w:rPr>
-        <w:t>4.2 Пользовательский интерфейс</w:t>
-      </w:r>
-      <w:bookmarkEnd w:id="48"/>
-    </w:p>
-    <w:p>
-      <w:pPr>
-        <w:pStyle w:val="30"/>
-        <w:rPr>
-          <w:szCs w:val="24"/>
-        </w:rPr>
-      </w:pPr>
-      <w:bookmarkStart w:id="49" w:name="_Toc229478831"/>
-      <w:r>
-        <w:rPr>
-          <w:szCs w:val="24"/>
-        </w:rPr>
-        <w:t xml:space="preserve">4.2.1 </w:t>
-      </w:r>
-      <w:r>
-        <w:rPr>
-          <w:szCs w:val="24"/>
-        </w:rPr>
-        <w:t>Описание взаимодействия с пользователем</w:t>
-      </w:r>
-      <w:bookmarkEnd w:id="49"/>
-    </w:p>
-    <w:p>
-      <w:pPr>
-        <w:pStyle w:val="aff"/>
-      </w:pPr>
-      <w:r>
-        <w:t>Взаимодействие пользователя с Garden Nook строится вокруг ролевых сценариев. После авторизации система определяет роль пользователя и открывает ему соответствующий набор экранов и операций. Клиент работает с витриной меню и заказами, сотрудники - с производственной очередью и технологическими картами, администратор - со справочниками, складом, клиентской базой и аналитикой.</w:t>
-      </w:r>
-    </w:p>
-    <w:p>
-      <w:pPr>
-        <w:pStyle w:val="aff"/>
-      </w:pPr>
-      <w:r>
-        <w:t xml:space="preserve">Основной сценарий клиента начинается с просмотра меню. Пользователь выбирает позицию, изучает состав и КБЖУ, добавляет блюдо или напиток в корзину, указывает количество, добавки и комментарий, после чего подтверждает заказ. Система рассчитывает </w:t>
-      </w:r>
-      <w:r>
-        <w:lastRenderedPageBreak/>
-        <w:t>итоговую стоимость, применяет скидку при наличии клиентской категории и передает заказ в серверную часть.</w:t>
-      </w:r>
-    </w:p>
-    <w:p>
-      <w:pPr>
-        <w:pStyle w:val="aff"/>
-      </w:pPr>
-      <w:r>
-        <w:t>Сценарий сотрудника начинается с входа в служебное приложение. Повар и бариста-кассир получают актуальный список заказов, просматривают детали, отмечают готовность позиций и меняют статус заказа. При необходимости они обращаются к технологическим картам, контролируют доступность ингредиентов, работают со стоп-листом и актами списания.</w:t>
-      </w:r>
-    </w:p>
-    <w:p>
-      <w:pPr>
-        <w:pStyle w:val="aff"/>
-      </w:pPr>
-      <w:r>
-        <w:t>Администратор использует расширенный сценарий: управляет позициями меню, категориями, ингредиентами, техкартами, сотрудниками и клиентами. Также ему доступны аналитические представления, позволяющие оценивать популярность позиций, продажи и состояние складских остатков.</w:t>
-      </w:r>
-    </w:p>
-    <w:p>
-      <w:pPr>
-        <w:pStyle w:val="30"/>
-        <w:rPr>
-          <w:szCs w:val="24"/>
-        </w:rPr>
-      </w:pPr>
-      <w:bookmarkStart w:id="50" w:name="_Toc229478832"/>
-      <w:r>
-        <w:rPr>
-          <w:szCs w:val="24"/>
-        </w:rPr>
-        <w:t>4.2.</w:t>
-      </w:r>
-      <w:r>
-        <w:rPr>
-          <w:szCs w:val="24"/>
-        </w:rPr>
-        <w:t>2</w:t>
-      </w:r>
-      <w:r>
-        <w:rPr>
-          <w:szCs w:val="24"/>
-        </w:rPr>
-        <w:t xml:space="preserve"> Определение операций пользователей</w:t>
-      </w:r>
-      <w:r>
-        <w:rPr>
-          <w:szCs w:val="24"/>
-        </w:rPr>
-        <w:t xml:space="preserve"> и составление функциональных блоков</w:t>
-      </w:r>
-      <w:bookmarkEnd w:id="50"/>
-    </w:p>
-    <w:p>
-      <w:pPr>
-        <w:pStyle w:val="aff"/>
-      </w:pPr>
-      <w:r>
-        <w:t>Операции пользователей сгруппированы по функциональным блокам, так как каждая роль выполняет набор повторяющихся действий в пределах своего контура. Такое выделение упрощает проектирование экранов и позволяет связать элементы интерфейса с конкретными реакциями системы.</w:t>
-      </w:r>
-    </w:p>
-    <w:p>
-      <w:pPr>
-        <w:pStyle w:val="aff"/>
-      </w:pPr>
-      <w:r>
-        <w:t>Клиентский блок включает регистрацию, авторизацию, просмотр меню, просмотр карточки позиции, изменение корзины, оформление заказа, просмотр профиля, истории заказов и отмену заказа в допустимом статусе. Реакцией системы являются обновление корзины, расчет итоговых значений, создание заказа и отображение его состояния.</w:t>
-      </w:r>
-    </w:p>
-    <w:p>
-      <w:pPr>
-        <w:pStyle w:val="aff"/>
-      </w:pPr>
-      <w:r>
-        <w:t>Производственный блок включает просмотр очереди заказов, открытие деталей заказа, просмотр технологической карты, изменение статуса позиции или заказа, ведение стоп-листа, фиксацию заготовок и формирование актов списания. Система отвечает обновлением статусов, пересчетом доступности позиций и сохранением складских операций.</w:t>
-      </w:r>
-    </w:p>
-    <w:p>
-      <w:pPr>
-        <w:pStyle w:val="aff"/>
-      </w:pPr>
-      <w:r>
-        <w:t>Административный блок включает управление справочниками меню и ингредиентов, редактирование технологических карт, пополнение склада, управление клиентами и сотрудниками, настройку программы лояльности и просмотр отчетов. Каждая операция сопровождается серверной проверкой прав доступа и обновлением соответствующих данных.</w:t>
-      </w:r>
-    </w:p>
-    <w:p>
-      <w:pPr>
-        <w:pStyle w:val="30"/>
-        <w:rPr>
-          <w:szCs w:val="24"/>
-        </w:rPr>
-      </w:pPr>
-      <w:bookmarkStart w:id="51" w:name="_Toc229478833"/>
-      <w:r>
-        <w:rPr>
-          <w:szCs w:val="24"/>
-        </w:rPr>
-        <w:t>4</w:t>
-      </w:r>
-      <w:r>
-        <w:rPr>
-          <w:szCs w:val="24"/>
-        </w:rPr>
-        <w:t>.</w:t>
-      </w:r>
-      <w:r>
-        <w:rPr>
-          <w:szCs w:val="24"/>
-        </w:rPr>
-        <w:t>2.</w:t>
-      </w:r>
-      <w:r>
-        <w:rPr>
-          <w:szCs w:val="24"/>
-        </w:rPr>
-        <w:t>3</w:t>
-      </w:r>
-      <w:r>
-        <w:rPr>
-          <w:szCs w:val="24"/>
-        </w:rPr>
-        <w:t xml:space="preserve"> </w:t>
-      </w:r>
-      <w:r>
-        <w:rPr>
-          <w:szCs w:val="24"/>
-        </w:rPr>
-        <w:t>Проектирование структуры экранов и схемы навигации</w:t>
-      </w:r>
-      <w:bookmarkEnd w:id="51"/>
-    </w:p>
-    <w:p>
-      <w:pPr>
-        <w:pStyle w:val="aff"/>
-      </w:pPr>
-      <w:r>
-        <w:t xml:space="preserve">Структура экранов Garden Nook разделена на клиентский и служебный контуры. Клиентский контур представлен веб-страницами: главная витрина меню, карточка позиции, </w:t>
-      </w:r>
-      <w:r>
-        <w:lastRenderedPageBreak/>
-        <w:t>корзина, оформление заказа, профиль и история заказов. Переходы между ними выполняются через элементы навигации сайта и действия пользователя в корзине.</w:t>
-      </w:r>
-    </w:p>
-    <w:p>
-      <w:pPr>
-        <w:pStyle w:val="aff"/>
-      </w:pPr>
-      <w:r>
-        <w:t>Служебный контур реализован в WPF-приложении. После входа сотрудник попадает в главное окно приложения, где набор разделов зависит от роли. Для повара и бариста-кассира основными экранами являются очередь заказов, технологические карты, заготовки, стоп-лист и акты списания. Для администратора дополнительно доступны разделы управления меню, ингредиентами, клиентами, сотрудниками и аналитикой.</w:t>
-      </w:r>
-    </w:p>
-    <w:p>
-      <w:pPr>
-        <w:pStyle w:val="aff"/>
-      </w:pPr>
-      <w:r>
-        <w:t>Навигация построена так, чтобы основные рабочие сценарии выполнялись без лишних переходов: заказ открывается из очереди, карточка позиции - из меню, складская операция - из раздела ингредиентов или списаний. Модальные окна используются для создания и редактирования справочных сущностей, подтверждения удаления и ввода параметров операций.</w:t>
-      </w:r>
-    </w:p>
-    <w:p>
-      <w:pPr>
-        <w:pStyle w:val="30"/>
-        <w:rPr>
-          <w:szCs w:val="24"/>
-        </w:rPr>
-      </w:pPr>
-      <w:bookmarkStart w:id="52" w:name="_Toc229478834"/>
-      <w:r>
-        <w:rPr>
-          <w:szCs w:val="24"/>
-        </w:rPr>
-        <w:t>4.2.4 Разработка дизайна интерфейса</w:t>
-      </w:r>
-      <w:bookmarkEnd w:id="52"/>
-    </w:p>
-    <w:p>
-      <w:pPr>
-        <w:pStyle w:val="aff"/>
-      </w:pPr>
-      <w:r>
-        <w:t>Дизайн интерфейса ориентирован на быстрое восприятие информации и снижение количества ошибок при работе. В клиентском веб-интерфейсе основной акцент сделан на карточках позиций меню: пользователь видит название, цену, состав, рассчитанную пищевую ценность и доступность позиции. Это поддерживает концепцию кофейни здорового питания и помогает клиенту принимать осознанное решение.</w:t>
-      </w:r>
-    </w:p>
-    <w:p>
-      <w:pPr>
-        <w:pStyle w:val="aff"/>
-      </w:pPr>
-      <w:r>
-        <w:t>В служебном WPF-интерфейсе применяются табличные представления, модальные формы редактирования и визуальное выделение статусов. Для производственных сценариев важны читаемость очереди заказов, быстрый доступ к технологическим картам и понятная обратная связь после изменения статуса. Для административных разделов используются справочники с поиском, фильтрацией и отдельными окнами добавления или редактирования записей.</w:t>
-      </w:r>
-    </w:p>
-    <w:p>
-      <w:pPr>
-        <w:pStyle w:val="aff"/>
-      </w:pPr>
-      <w:r>
-        <w:t>Визуальное оформление выдерживается единообразно: заголовки экранов отражают текущий раздел, основные действия выделены первичными кнопками, вторичные действия размещены рядом, а опасные операции требуют подтверждения. Такой подход делает интерфейс предсказуемым как для клиента, так и для сотрудников кофейни.</w:t>
-      </w:r>
-    </w:p>
-    <w:p>
-      <w:pPr>
-        <w:pStyle w:val="2"/>
-        <w:rPr>
-          <w:sz w:val="24"/>
-          <w:szCs w:val="24"/>
-        </w:rPr>
-      </w:pPr>
-      <w:bookmarkStart w:id="53" w:name="_Toc229478835"/>
-      <w:r>
-        <w:rPr>
-          <w:sz w:val="24"/>
-          <w:szCs w:val="24"/>
-        </w:rPr>
-        <w:t>4.3 Входные, выходные и промежуточные данные</w:t>
-      </w:r>
-      <w:bookmarkEnd w:id="53"/>
-    </w:p>
-    <w:p>
-      <w:pPr>
-        <w:pStyle w:val="aff"/>
-      </w:pPr>
-      <w:r>
-        <w:t>Входными данными программного комплекса являются сведения, вводимые пользователями и поступающие из справочников системы. К ним относятся регистрационные дан</w:t>
-      </w:r>
-      <w:r>
-        <w:lastRenderedPageBreak/>
-        <w:t>ные клиента, параметры авторизации, выбранные позиции меню, количество, добавки, модификаторы, комментарии к заказу, данные ингредиентов, технологических карт, складских остатков и статусов заказов.</w:t>
-      </w:r>
-    </w:p>
-    <w:p>
-      <w:pPr>
-        <w:pStyle w:val="aff"/>
-      </w:pPr>
-      <w:r>
-        <w:t>Промежуточные данные формируются в процессе обработки пользовательских действий. К ним относятся DTO-модели запросов и ответов, содержимое корзины, рассчитанные значения КБЖУ, себестоимость, скидка, итоговая цена заказа, промежуточные статусы обработки и служебные признаки доступности позиции. Эти данные используются серверной частью для проверки корректности операций и сохранения результата в базе.</w:t>
-      </w:r>
-    </w:p>
-    <w:p>
-      <w:pPr>
-        <w:pStyle w:val="aff"/>
-      </w:pPr>
-      <w:r>
-        <w:t>Выходными данными являются оформленный заказ, обновленная история заказов клиента, производственная очередь кухни, измененные статусы заказов, отчеты по продажам, сведения о популярных позициях, данные складского учета и уведомления о критических остатках или недоступности позиции. Выходная информация отображается в веб-интерфейсе клиента, WPF-интерфейсе сотрудников и административных представлениях.</w:t>
-      </w:r>
-    </w:p>
-    <w:p>
-      <w:pPr>
-        <w:pStyle w:val="2"/>
-        <w:rPr>
-          <w:sz w:val="24"/>
-          <w:szCs w:val="24"/>
-        </w:rPr>
-      </w:pPr>
-      <w:bookmarkStart w:id="54" w:name="_Toc229478836"/>
-      <w:bookmarkEnd w:id="46"/>
-      <w:r>
-        <w:rPr>
-          <w:sz w:val="24"/>
-          <w:szCs w:val="24"/>
-        </w:rPr>
-        <w:t>4.</w:t>
-      </w:r>
-      <w:r>
-        <w:rPr>
-          <w:sz w:val="24"/>
-          <w:szCs w:val="24"/>
-        </w:rPr>
-        <w:t>4</w:t>
-      </w:r>
-      <w:r>
-        <w:rPr>
-          <w:sz w:val="24"/>
-          <w:szCs w:val="24"/>
-        </w:rPr>
-        <w:t xml:space="preserve"> </w:t>
-      </w:r>
-      <w:r>
-        <w:rPr>
-          <w:sz w:val="24"/>
-          <w:szCs w:val="24"/>
-        </w:rPr>
-        <w:t>Р</w:t>
-      </w:r>
-      <w:r>
-        <w:rPr>
-          <w:sz w:val="24"/>
-          <w:szCs w:val="24"/>
-        </w:rPr>
-        <w:t>еализаци</w:t>
-      </w:r>
-      <w:r>
-        <w:rPr>
-          <w:sz w:val="24"/>
-          <w:szCs w:val="24"/>
-        </w:rPr>
-        <w:t>я</w:t>
-      </w:r>
-      <w:r>
-        <w:rPr>
-          <w:sz w:val="24"/>
-          <w:szCs w:val="24"/>
-        </w:rPr>
-        <w:t xml:space="preserve"> используемых методов </w:t>
-      </w:r>
-      <w:r>
-        <w:rPr>
-          <w:sz w:val="24"/>
-          <w:szCs w:val="24"/>
-        </w:rPr>
-        <w:t>хранения, обработки и передачи информации об</w:t>
-      </w:r>
-      <w:r>
-        <w:rPr>
-          <w:sz w:val="24"/>
-          <w:szCs w:val="24"/>
-        </w:rPr>
-        <w:t xml:space="preserve"> объекта</w:t>
-      </w:r>
-      <w:r>
-        <w:rPr>
-          <w:sz w:val="24"/>
-          <w:szCs w:val="24"/>
-        </w:rPr>
-        <w:t>х предметной области</w:t>
-      </w:r>
-      <w:bookmarkEnd w:id="54"/>
-    </w:p>
-    <w:p>
-      <w:pPr>
-        <w:pStyle w:val="aff"/>
-      </w:pPr>
-      <w:r>
-        <w:t>В разделе 2.1.3 были определены методы хранения, обработки, визуального представления и передачи информации, применимые к предметной области. В данном разделе описывается, как эти методы реализованы в программном комплексе Garden Nook с учетом выбранной архитектуры и технологического стека.</w:t>
-      </w:r>
-    </w:p>
-    <w:p>
-      <w:pPr>
-        <w:pStyle w:val="30"/>
-        <w:rPr>
-          <w:szCs w:val="24"/>
-        </w:rPr>
-      </w:pPr>
-      <w:bookmarkStart w:id="55" w:name="_Toc229478837"/>
-      <w:r>
-        <w:rPr>
-          <w:szCs w:val="24"/>
-        </w:rPr>
-        <w:t>4.4.1 Методы хранения данных</w:t>
-      </w:r>
-      <w:bookmarkEnd w:id="55"/>
-    </w:p>
-    <w:p>
-      <w:pPr>
-        <w:pStyle w:val="aff"/>
-      </w:pPr>
-      <w:r>
-        <w:t>Хранение данных в Garden Nook реализуется на основе реляционной базы данных Microsoft SQL Server. Структура базы отражает основные объекты предметной области и связи между ними: меню, ингредиенты, технологические карты, заказы, клиенты, сотрудники, складские операции и аналитические данные.</w:t>
-      </w:r>
-    </w:p>
-    <w:p>
-      <w:r>
-        <w:t>Таблица 4.4.1 - Основные группы таблиц базы данных</w:t>
+        <w:t>Реализация программного комплекса Garden Nook выполнялась как последовательность взаимосвязанных этапов, каждый из которых завершался конкретным проектным результатом: уточнением требований, создан</w:t>
+      </w:r>
+      <w:r>
+        <w:t>ием структуры данных, разработкой серверного слоя, пользовательских интерфейсов и проверкой работоспособности системы.</w:t>
+      </w:r>
+    </w:p>
+    <w:p>
+      <w:pPr>
+        <w:rPr>
+          <w:sz w:val="24"/>
+        </w:rPr>
+      </w:pPr>
+      <w:r>
+        <w:rPr>
+          <w:sz w:val="24"/>
+        </w:rPr>
+        <w:t>Таблица 4.1.1 - Этапы реализации программного комплекса</w:t>
       </w:r>
     </w:p>
     <w:tbl>
@@ -19991,56 +20395,65 @@
         <w:tblLook w:val="04A0" w:firstRow="1" w:lastRow="0" w:firstColumn="1" w:lastColumn="0" w:noHBand="0" w:noVBand="1"/>
       </w:tblPr>
       <w:tblGrid>
-        <w:gridCol w:w="2590"/>
-        <w:gridCol w:w="3378"/>
-        <w:gridCol w:w="3378"/>
+        <w:gridCol w:w="862"/>
+        <w:gridCol w:w="2700"/>
+        <w:gridCol w:w="5784"/>
       </w:tblGrid>
       <w:tr>
         <w:tc>
           <w:tcPr>
-            <w:tcW w:w="2600" w:type="dxa"/>
-          </w:tcPr>
-          <w:p>
-            <w:pPr>
-              <w:spacing w:line="240" w:lineRule="auto"/>
-            </w:pPr>
-            <w:r>
-              <w:rPr>
-                <w:b/>
-              </w:rPr>
-              <w:t>Группа таблиц</w:t>
-            </w:r>
-          </w:p>
-        </w:tc>
-        <w:tc>
-          <w:tcPr>
-            <w:tcW w:w="4300" w:type="dxa"/>
-          </w:tcPr>
-          <w:p>
-            <w:pPr>
-              <w:spacing w:line="240" w:lineRule="auto"/>
-            </w:pPr>
-            <w:r>
-              <w:rPr>
-                <w:b/>
-              </w:rPr>
-              <w:t>Назначение</w:t>
-            </w:r>
-          </w:p>
-        </w:tc>
-        <w:tc>
-          <w:tcPr>
-            <w:tcW w:w="4300" w:type="dxa"/>
-          </w:tcPr>
-          <w:p>
-            <w:pPr>
-              <w:spacing w:line="240" w:lineRule="auto"/>
-            </w:pPr>
-            <w:r>
-              <w:rPr>
-                <w:b/>
-              </w:rPr>
-              <w:t>Ключевые связи</w:t>
+            <w:tcW w:w="900" w:type="dxa"/>
+          </w:tcPr>
+          <w:p>
+            <w:pPr>
+              <w:spacing w:line="240" w:lineRule="auto"/>
+              <w:rPr>
+                <w:sz w:val="24"/>
+              </w:rPr>
+            </w:pPr>
+            <w:r>
+              <w:rPr>
+                <w:sz w:val="24"/>
+              </w:rPr>
+              <w:t>Этап</w:t>
+            </w:r>
+          </w:p>
+        </w:tc>
+        <w:tc>
+          <w:tcPr>
+            <w:tcW w:w="3200" w:type="dxa"/>
+          </w:tcPr>
+          <w:p>
+            <w:pPr>
+              <w:spacing w:line="240" w:lineRule="auto"/>
+              <w:rPr>
+                <w:sz w:val="24"/>
+              </w:rPr>
+            </w:pPr>
+            <w:r>
+              <w:rPr>
+                <w:sz w:val="24"/>
+              </w:rPr>
+              <w:t>Содержание этапа</w:t>
+            </w:r>
+          </w:p>
+        </w:tc>
+        <w:tc>
+          <w:tcPr>
+            <w:tcW w:w="7000" w:type="dxa"/>
+          </w:tcPr>
+          <w:p>
+            <w:pPr>
+              <w:spacing w:line="240" w:lineRule="auto"/>
+              <w:rPr>
+                <w:sz w:val="24"/>
+              </w:rPr>
+            </w:pPr>
+            <w:r>
+              <w:rPr>
+                <w:sz w:val="24"/>
+              </w:rPr>
+              <w:t>Результат</w:t>
             </w:r>
           </w:p>
         </w:tc>
@@ -20048,40 +20461,64 @@
       <w:tr>
         <w:tc>
           <w:tcPr>
-            <w:tcW w:w="2600" w:type="dxa"/>
-          </w:tcPr>
-          <w:p>
-            <w:pPr>
-              <w:spacing w:line="240" w:lineRule="auto"/>
-            </w:pPr>
-            <w:r>
-              <w:t>Users / Clients / Employees</w:t>
-            </w:r>
-          </w:p>
-        </w:tc>
-        <w:tc>
-          <w:tcPr>
-            <w:tcW w:w="4300" w:type="dxa"/>
-          </w:tcPr>
-          <w:p>
-            <w:pPr>
-              <w:spacing w:line="240" w:lineRule="auto"/>
-            </w:pPr>
-            <w:r>
-              <w:t>Хранение учетных записей клиентов и сотрудников, ролей, контактных данных и признаков доступа.</w:t>
-            </w:r>
-          </w:p>
-        </w:tc>
-        <w:tc>
-          <w:tcPr>
-            <w:tcW w:w="4300" w:type="dxa"/>
-          </w:tcPr>
-          <w:p>
-            <w:pPr>
-              <w:spacing w:line="240" w:lineRule="auto"/>
-            </w:pPr>
-            <w:r>
-              <w:t>Связаны с заказами, историей действий и правами доступа.</w:t>
+            <w:tcW w:w="900" w:type="dxa"/>
+          </w:tcPr>
+          <w:p>
+            <w:pPr>
+              <w:spacing w:line="240" w:lineRule="auto"/>
+              <w:rPr>
+                <w:sz w:val="24"/>
+              </w:rPr>
+            </w:pPr>
+            <w:r>
+              <w:rPr>
+                <w:sz w:val="24"/>
+              </w:rPr>
+              <w:t>1</w:t>
+            </w:r>
+          </w:p>
+        </w:tc>
+        <w:tc>
+          <w:tcPr>
+            <w:tcW w:w="3200" w:type="dxa"/>
+          </w:tcPr>
+          <w:p>
+            <w:pPr>
+              <w:spacing w:line="240" w:lineRule="auto"/>
+              <w:rPr>
+                <w:sz w:val="24"/>
+              </w:rPr>
+            </w:pPr>
+            <w:r>
+              <w:rPr>
+                <w:sz w:val="24"/>
+              </w:rPr>
+              <w:t>Анализ требований и предметной области</w:t>
+            </w:r>
+          </w:p>
+        </w:tc>
+        <w:tc>
+          <w:tcPr>
+            <w:tcW w:w="7000" w:type="dxa"/>
+          </w:tcPr>
+          <w:p>
+            <w:pPr>
+              <w:spacing w:line="240" w:lineRule="auto"/>
+              <w:rPr>
+                <w:sz w:val="24"/>
+              </w:rPr>
+            </w:pPr>
+            <w:r>
+              <w:rPr>
+                <w:sz w:val="24"/>
+              </w:rPr>
+              <w:t>Определ</w:t>
+            </w:r>
+            <w:r>
+              <w:rPr>
+                <w:sz w:val="24"/>
+              </w:rPr>
+              <w:t>ены роли пользователей, информационные объекты, функциональные и нефункциональные требования, а также границы клиентского, служебного и серверного контуров.</w:t>
             </w:r>
           </w:p>
         </w:tc>
@@ -20089,45 +20526,64 @@
       <w:tr>
         <w:tc>
           <w:tcPr>
-            <w:tcW w:w="2600" w:type="dxa"/>
-          </w:tcPr>
-          <w:p>
-            <w:pPr>
-              <w:spacing w:line="240" w:lineRule="auto"/>
-            </w:pPr>
-            <w:r>
-              <w:t>MenuItems / Categories</w:t>
-            </w:r>
-          </w:p>
-        </w:tc>
-        <w:tc>
-          <w:tcPr>
-            <w:tcW w:w="4300" w:type="dxa"/>
-          </w:tcPr>
-          <w:p>
-            <w:pPr>
-              <w:spacing w:line="240" w:lineRule="auto"/>
-            </w:pPr>
-            <w:r>
-              <w:t xml:space="preserve">Хранение позиций меню, категорий, цен, описаний, признаков доступности и </w:t>
-            </w:r>
-            <w:r>
-              <w:lastRenderedPageBreak/>
-              <w:t>клиентского отображения.</w:t>
-            </w:r>
-          </w:p>
-        </w:tc>
-        <w:tc>
-          <w:tcPr>
-            <w:tcW w:w="4300" w:type="dxa"/>
-          </w:tcPr>
-          <w:p>
-            <w:pPr>
-              <w:spacing w:line="240" w:lineRule="auto"/>
-            </w:pPr>
-            <w:r>
-              <w:lastRenderedPageBreak/>
-              <w:t>Используются при формировании корзины, заказа и стоп-листа.</w:t>
+            <w:tcW w:w="900" w:type="dxa"/>
+          </w:tcPr>
+          <w:p>
+            <w:pPr>
+              <w:spacing w:line="240" w:lineRule="auto"/>
+              <w:rPr>
+                <w:sz w:val="24"/>
+              </w:rPr>
+            </w:pPr>
+            <w:r>
+              <w:rPr>
+                <w:sz w:val="24"/>
+              </w:rPr>
+              <w:t>2</w:t>
+            </w:r>
+          </w:p>
+        </w:tc>
+        <w:tc>
+          <w:tcPr>
+            <w:tcW w:w="3200" w:type="dxa"/>
+          </w:tcPr>
+          <w:p>
+            <w:pPr>
+              <w:spacing w:line="240" w:lineRule="auto"/>
+              <w:rPr>
+                <w:sz w:val="24"/>
+              </w:rPr>
+            </w:pPr>
+            <w:r>
+              <w:rPr>
+                <w:sz w:val="24"/>
+              </w:rPr>
+              <w:t>Проектирование базы данных</w:t>
+            </w:r>
+          </w:p>
+        </w:tc>
+        <w:tc>
+          <w:tcPr>
+            <w:tcW w:w="7000" w:type="dxa"/>
+          </w:tcPr>
+          <w:p>
+            <w:pPr>
+              <w:spacing w:line="240" w:lineRule="auto"/>
+              <w:rPr>
+                <w:sz w:val="24"/>
+              </w:rPr>
+            </w:pPr>
+            <w:r>
+              <w:rPr>
+                <w:sz w:val="24"/>
+              </w:rPr>
+              <w:t>Выделены основные сущности, связи между ними, ограничения целостности</w:t>
+            </w:r>
+            <w:r>
+              <w:rPr>
+                <w:sz w:val="24"/>
+              </w:rPr>
+              <w:t xml:space="preserve"> и набор таблиц для хранения меню, ингредиентов, заказов, клиентов, техкарт и складских операций.</w:t>
             </w:r>
           </w:p>
         </w:tc>
@@ -20135,40 +20591,64 @@
       <w:tr>
         <w:tc>
           <w:tcPr>
-            <w:tcW w:w="2600" w:type="dxa"/>
-          </w:tcPr>
-          <w:p>
-            <w:pPr>
-              <w:spacing w:line="240" w:lineRule="auto"/>
-            </w:pPr>
-            <w:r>
-              <w:t>Ingredients / IngredientCategories</w:t>
-            </w:r>
-          </w:p>
-        </w:tc>
-        <w:tc>
-          <w:tcPr>
-            <w:tcW w:w="4300" w:type="dxa"/>
-          </w:tcPr>
-          <w:p>
-            <w:pPr>
-              <w:spacing w:line="240" w:lineRule="auto"/>
-            </w:pPr>
-            <w:r>
-              <w:t>Хранение сырья и полуфабрикатов, единиц измерения, пищевой ценности и стоимости.</w:t>
-            </w:r>
-          </w:p>
-        </w:tc>
-        <w:tc>
-          <w:tcPr>
-            <w:tcW w:w="4300" w:type="dxa"/>
-          </w:tcPr>
-          <w:p>
-            <w:pPr>
-              <w:spacing w:line="240" w:lineRule="auto"/>
-            </w:pPr>
-            <w:r>
-              <w:t>Связаны с технологическими картами, складскими остатками и списаниями.</w:t>
+            <w:tcW w:w="900" w:type="dxa"/>
+          </w:tcPr>
+          <w:p>
+            <w:pPr>
+              <w:spacing w:line="240" w:lineRule="auto"/>
+              <w:rPr>
+                <w:sz w:val="24"/>
+              </w:rPr>
+            </w:pPr>
+            <w:r>
+              <w:rPr>
+                <w:sz w:val="24"/>
+              </w:rPr>
+              <w:t>3</w:t>
+            </w:r>
+          </w:p>
+        </w:tc>
+        <w:tc>
+          <w:tcPr>
+            <w:tcW w:w="3200" w:type="dxa"/>
+          </w:tcPr>
+          <w:p>
+            <w:pPr>
+              <w:spacing w:line="240" w:lineRule="auto"/>
+              <w:rPr>
+                <w:sz w:val="24"/>
+              </w:rPr>
+            </w:pPr>
+            <w:r>
+              <w:rPr>
+                <w:sz w:val="24"/>
+              </w:rPr>
+              <w:t>Разработка серверного API</w:t>
+            </w:r>
+          </w:p>
+        </w:tc>
+        <w:tc>
+          <w:tcPr>
+            <w:tcW w:w="7000" w:type="dxa"/>
+          </w:tcPr>
+          <w:p>
+            <w:pPr>
+              <w:spacing w:line="240" w:lineRule="auto"/>
+              <w:rPr>
+                <w:sz w:val="24"/>
+              </w:rPr>
+            </w:pPr>
+            <w:r>
+              <w:rPr>
+                <w:sz w:val="24"/>
+              </w:rPr>
+              <w:t xml:space="preserve">Реализованы методы авторизации, управления заказами, меню, ингредиентами, клиентами, отчетами и складскими операциями; настроен </w:t>
+            </w:r>
+            <w:r>
+              <w:rPr>
+                <w:sz w:val="24"/>
+              </w:rPr>
+              <w:t>обмен данными в формате JSON.</w:t>
             </w:r>
           </w:p>
         </w:tc>
@@ -20176,40 +20656,58 @@
       <w:tr>
         <w:tc>
           <w:tcPr>
-            <w:tcW w:w="2600" w:type="dxa"/>
-          </w:tcPr>
-          <w:p>
-            <w:pPr>
-              <w:spacing w:line="240" w:lineRule="auto"/>
-            </w:pPr>
-            <w:r>
-              <w:t>TechCards / TechCardItems</w:t>
-            </w:r>
-          </w:p>
-        </w:tc>
-        <w:tc>
-          <w:tcPr>
-            <w:tcW w:w="4300" w:type="dxa"/>
-          </w:tcPr>
-          <w:p>
-            <w:pPr>
-              <w:spacing w:line="240" w:lineRule="auto"/>
-            </w:pPr>
-            <w:r>
-              <w:t>Описание рецептуры позиции: состав ингредиентов, масса, технология приготовления.</w:t>
-            </w:r>
-          </w:p>
-        </w:tc>
-        <w:tc>
-          <w:tcPr>
-            <w:tcW w:w="4300" w:type="dxa"/>
-          </w:tcPr>
-          <w:p>
-            <w:pPr>
-              <w:spacing w:line="240" w:lineRule="auto"/>
-            </w:pPr>
-            <w:r>
-              <w:t>Используются для расчета КБЖУ, себестоимости и списания сырья.</w:t>
+            <w:tcW w:w="900" w:type="dxa"/>
+          </w:tcPr>
+          <w:p>
+            <w:pPr>
+              <w:spacing w:line="240" w:lineRule="auto"/>
+              <w:rPr>
+                <w:sz w:val="24"/>
+              </w:rPr>
+            </w:pPr>
+            <w:r>
+              <w:rPr>
+                <w:sz w:val="24"/>
+              </w:rPr>
+              <w:t>4</w:t>
+            </w:r>
+          </w:p>
+        </w:tc>
+        <w:tc>
+          <w:tcPr>
+            <w:tcW w:w="3200" w:type="dxa"/>
+          </w:tcPr>
+          <w:p>
+            <w:pPr>
+              <w:spacing w:line="240" w:lineRule="auto"/>
+              <w:rPr>
+                <w:sz w:val="24"/>
+              </w:rPr>
+            </w:pPr>
+            <w:r>
+              <w:rPr>
+                <w:sz w:val="24"/>
+              </w:rPr>
+              <w:t>Разработка веб-клиента</w:t>
+            </w:r>
+          </w:p>
+        </w:tc>
+        <w:tc>
+          <w:tcPr>
+            <w:tcW w:w="7000" w:type="dxa"/>
+          </w:tcPr>
+          <w:p>
+            <w:pPr>
+              <w:spacing w:line="240" w:lineRule="auto"/>
+              <w:rPr>
+                <w:sz w:val="24"/>
+              </w:rPr>
+            </w:pPr>
+            <w:r>
+              <w:rPr>
+                <w:sz w:val="24"/>
+              </w:rPr>
+              <w:t>Созданы экраны регистрации, авторизации, меню, корзины, оформления заказа, профиля и истории заказов клиента.</w:t>
             </w:r>
           </w:p>
         </w:tc>
@@ -20217,40 +20715,64 @@
       <w:tr>
         <w:tc>
           <w:tcPr>
-            <w:tcW w:w="2600" w:type="dxa"/>
-          </w:tcPr>
-          <w:p>
-            <w:pPr>
-              <w:spacing w:line="240" w:lineRule="auto"/>
-            </w:pPr>
-            <w:r>
-              <w:t>Orders / OrderItems</w:t>
-            </w:r>
-          </w:p>
-        </w:tc>
-        <w:tc>
-          <w:tcPr>
-            <w:tcW w:w="4300" w:type="dxa"/>
-          </w:tcPr>
-          <w:p>
-            <w:pPr>
-              <w:spacing w:line="240" w:lineRule="auto"/>
-            </w:pPr>
-            <w:r>
-              <w:t>Хранение заказов, состава заказа, комментариев, итоговой суммы и статусов выполнения.</w:t>
-            </w:r>
-          </w:p>
-        </w:tc>
-        <w:tc>
-          <w:tcPr>
-            <w:tcW w:w="4300" w:type="dxa"/>
-          </w:tcPr>
-          <w:p>
-            <w:pPr>
-              <w:spacing w:line="240" w:lineRule="auto"/>
-            </w:pPr>
-            <w:r>
-              <w:t>Связаны с клиентом, позициями меню, производственной очередью и историей заказов.</w:t>
+            <w:tcW w:w="900" w:type="dxa"/>
+          </w:tcPr>
+          <w:p>
+            <w:pPr>
+              <w:spacing w:line="240" w:lineRule="auto"/>
+              <w:rPr>
+                <w:sz w:val="24"/>
+              </w:rPr>
+            </w:pPr>
+            <w:r>
+              <w:rPr>
+                <w:sz w:val="24"/>
+              </w:rPr>
+              <w:t>5</w:t>
+            </w:r>
+          </w:p>
+        </w:tc>
+        <w:tc>
+          <w:tcPr>
+            <w:tcW w:w="3200" w:type="dxa"/>
+          </w:tcPr>
+          <w:p>
+            <w:pPr>
+              <w:spacing w:line="240" w:lineRule="auto"/>
+              <w:rPr>
+                <w:sz w:val="24"/>
+              </w:rPr>
+            </w:pPr>
+            <w:r>
+              <w:rPr>
+                <w:sz w:val="24"/>
+              </w:rPr>
+              <w:t>Разработка WPF-приложения</w:t>
+            </w:r>
+          </w:p>
+        </w:tc>
+        <w:tc>
+          <w:tcPr>
+            <w:tcW w:w="7000" w:type="dxa"/>
+          </w:tcPr>
+          <w:p>
+            <w:pPr>
+              <w:spacing w:line="240" w:lineRule="auto"/>
+              <w:rPr>
+                <w:sz w:val="24"/>
+              </w:rPr>
+            </w:pPr>
+            <w:r>
+              <w:rPr>
+                <w:sz w:val="24"/>
+              </w:rPr>
+              <w:t>Реализованы рабочие разделы сотрудников: очередь заказов, мен</w:t>
+            </w:r>
+            <w:r>
+              <w:rPr>
+                <w:sz w:val="24"/>
+              </w:rPr>
+              <w:t>ю и категории, склад, техкарты, заготовки, стоп-лист, акты списания, клиенты, персонал и аналитика.</w:t>
             </w:r>
           </w:p>
         </w:tc>
@@ -20258,40 +20780,58 @@
       <w:tr>
         <w:tc>
           <w:tcPr>
-            <w:tcW w:w="2600" w:type="dxa"/>
-          </w:tcPr>
-          <w:p>
-            <w:pPr>
-              <w:spacing w:line="240" w:lineRule="auto"/>
-            </w:pPr>
-            <w:r>
-              <w:t>Inventory / WriteOffActs / StopList</w:t>
-            </w:r>
-          </w:p>
-        </w:tc>
-        <w:tc>
-          <w:tcPr>
-            <w:tcW w:w="4300" w:type="dxa"/>
-          </w:tcPr>
-          <w:p>
-            <w:pPr>
-              <w:spacing w:line="240" w:lineRule="auto"/>
-            </w:pPr>
-            <w:r>
-              <w:t>Учет остатков, актов списания и временно недоступных позиций.</w:t>
-            </w:r>
-          </w:p>
-        </w:tc>
-        <w:tc>
-          <w:tcPr>
-            <w:tcW w:w="4300" w:type="dxa"/>
-          </w:tcPr>
-          <w:p>
-            <w:pPr>
-              <w:spacing w:line="240" w:lineRule="auto"/>
-            </w:pPr>
-            <w:r>
-              <w:t>Используются для контроля доступности меню и складских операций.</w:t>
+            <w:tcW w:w="900" w:type="dxa"/>
+          </w:tcPr>
+          <w:p>
+            <w:pPr>
+              <w:spacing w:line="240" w:lineRule="auto"/>
+              <w:rPr>
+                <w:sz w:val="24"/>
+              </w:rPr>
+            </w:pPr>
+            <w:r>
+              <w:rPr>
+                <w:sz w:val="24"/>
+              </w:rPr>
+              <w:t>6</w:t>
+            </w:r>
+          </w:p>
+        </w:tc>
+        <w:tc>
+          <w:tcPr>
+            <w:tcW w:w="3200" w:type="dxa"/>
+          </w:tcPr>
+          <w:p>
+            <w:pPr>
+              <w:spacing w:line="240" w:lineRule="auto"/>
+              <w:rPr>
+                <w:sz w:val="24"/>
+              </w:rPr>
+            </w:pPr>
+            <w:r>
+              <w:rPr>
+                <w:sz w:val="24"/>
+              </w:rPr>
+              <w:t>Тестирование и подготовка материалов</w:t>
+            </w:r>
+          </w:p>
+        </w:tc>
+        <w:tc>
+          <w:tcPr>
+            <w:tcW w:w="7000" w:type="dxa"/>
+          </w:tcPr>
+          <w:p>
+            <w:pPr>
+              <w:spacing w:line="240" w:lineRule="auto"/>
+              <w:rPr>
+                <w:sz w:val="24"/>
+              </w:rPr>
+            </w:pPr>
+            <w:r>
+              <w:rPr>
+                <w:sz w:val="24"/>
+              </w:rPr>
+              <w:t>Проверены ключевые сценарии, оформлены алгоритмы, таблицы, схемы архитектуры и материалы для пояснительной записки.</w:t>
             </w:r>
           </w:p>
         </w:tc>
@@ -20302,105 +20842,53 @@
         <w:pStyle w:val="aff"/>
       </w:pPr>
       <w:r>
-        <w:t>Связи между таблицами реализуются через первичные и внешние ключи. Например, заказ связан с клиентом и набором позиций заказа, технологическая карта связана с позицией меню и ингредиентами, а складские операции связаны с конкретным ингредиентом и причиной изменения остатка. Такая структура обеспечивает согласованность данных и позволяет выполнять аналитические выборки без дублирования информации.</w:t>
-      </w:r>
+        <w:t>Такое деление позволяет показать не только итоговую структуру программного продукта, но и логику его разработки: от анализа предметной области к конкретным алгоритмам, интерфейсам, способам хранения данных и архитектурному решению.</w:t>
+      </w:r>
+    </w:p>
+    <w:p>
+      <w:pPr>
+        <w:pStyle w:val="2"/>
+      </w:pPr>
+      <w:bookmarkStart w:id="46" w:name="_Toc229490312"/>
+      <w:r>
+        <w:t>4.2 Пользовательский ин</w:t>
+      </w:r>
+      <w:r>
+        <w:t>терфейс</w:t>
+      </w:r>
+      <w:bookmarkEnd w:id="46"/>
     </w:p>
     <w:p>
       <w:pPr>
         <w:pStyle w:val="aff"/>
       </w:pPr>
       <w:r>
-        <w:t>Изменения структуры базы данных выполняются через миграции Entity Framework Core. Это позволяет контролировать развитие схемы, воспроизводить ее на другой рабочей станции и сохранять историю изменений при доработке программного средства.</w:t>
+        <w:t>Пользовательский интерфейс Garden Nook проектировался с учетом разделения системы на два контура: веб-интерфейс клиента и WPF-интерфейс сотрудников кофейни. Клиентский контур ориентирован на быстрый выбор позиций и оформление заказа, а служебный ко</w:t>
+      </w:r>
+      <w:r>
+        <w:t>нтур - на регулярную операционную работу с заказами, техкартами, складом и аналитикой.</w:t>
       </w:r>
     </w:p>
     <w:p>
       <w:pPr>
         <w:pStyle w:val="30"/>
-        <w:rPr>
-          <w:szCs w:val="24"/>
-        </w:rPr>
-      </w:pPr>
-      <w:bookmarkStart w:id="56" w:name="_Toc229478838"/>
-      <w:r>
-        <w:rPr>
-          <w:szCs w:val="24"/>
-        </w:rPr>
-        <w:t>4.</w:t>
-      </w:r>
-      <w:r>
-        <w:rPr>
-          <w:szCs w:val="24"/>
-        </w:rPr>
-        <w:t>4</w:t>
-      </w:r>
-      <w:r>
-        <w:rPr>
-          <w:szCs w:val="24"/>
-        </w:rPr>
-        <w:t>.</w:t>
-      </w:r>
-      <w:r>
-        <w:rPr>
-          <w:szCs w:val="24"/>
-        </w:rPr>
-        <w:t>2</w:t>
-      </w:r>
-      <w:r>
-        <w:rPr>
-          <w:szCs w:val="24"/>
-        </w:rPr>
-        <w:t xml:space="preserve"> Алгоритм</w:t>
-      </w:r>
-      <w:r>
-        <w:rPr>
-          <w:szCs w:val="24"/>
-        </w:rPr>
-        <w:t>ы</w:t>
-      </w:r>
-      <w:r>
-        <w:rPr>
-          <w:szCs w:val="24"/>
-        </w:rPr>
-        <w:t xml:space="preserve"> реализации </w:t>
-      </w:r>
-      <w:r>
-        <w:rPr>
-          <w:szCs w:val="24"/>
-        </w:rPr>
-        <w:t xml:space="preserve">используемых </w:t>
-      </w:r>
-      <w:r>
-        <w:rPr>
-          <w:szCs w:val="24"/>
-        </w:rPr>
-        <w:t>математическ</w:t>
-      </w:r>
-      <w:r>
-        <w:rPr>
-          <w:szCs w:val="24"/>
-        </w:rPr>
-        <w:t>их</w:t>
-      </w:r>
-      <w:r>
-        <w:rPr>
-          <w:szCs w:val="24"/>
-        </w:rPr>
-        <w:t xml:space="preserve"> модел</w:t>
-      </w:r>
-      <w:r>
-        <w:rPr>
-          <w:szCs w:val="24"/>
-        </w:rPr>
-        <w:t>ей</w:t>
-      </w:r>
-      <w:bookmarkEnd w:id="56"/>
+      </w:pPr>
+      <w:bookmarkStart w:id="47" w:name="_Toc229490313"/>
+      <w:r>
+        <w:lastRenderedPageBreak/>
+        <w:t>4.2.1 Описание взаимодействия с пользователем</w:t>
+      </w:r>
+      <w:bookmarkEnd w:id="47"/>
     </w:p>
     <w:p>
       <w:pPr>
         <w:pStyle w:val="aff"/>
       </w:pPr>
       <w:r>
-        <w:t>Программная реализация математических моделей из раздела 2.1.3.2 выполняется на серверной стороне, так как расчет должен быть единым для веб-клиента, WPF-приложения и административных операций. Входными данными алгоритма являются технологическая карта позиции, список ингредиентов, масса каждого ингредиента, пищевая ценность на 100 г и стоимость единицы массы.</w:t>
+        <w:t>Диалог пользователя с системой начинается с авторизации или регистрации. После входа система определяет роль пользователя и</w:t>
+      </w:r>
+      <w:r>
+        <w:t xml:space="preserve"> открывает доступный набор экранов. Для клиента основным сценарием является выбор позиции меню, формирование корзины и оформление заказа. Для сотрудника основным сценарием является обработка заказов, работа с технологическими картами и изменение статусов.</w:t>
       </w:r>
     </w:p>
     <w:p>
@@ -20408,344 +20896,23 @@
         <w:pStyle w:val="aff"/>
       </w:pPr>
       <w:r>
-        <w:t>Алгоритм расчета проходит по всем ингредиентам рецептуры, вычисляет вклад каждого ингредиента в калорийность, белки, жиры, углеводы и себестоимость, затем суммирует полученные значения. После этого система рассчитывает цену позиции с учетом коэффициента наценки, а при оформлении заказа дополнительно применяет скидку клиента, если она предусмотрена его категорией.</w:t>
-      </w:r>
-    </w:p>
-    <w:tbl>
-      <w:tblPr>
-        <w:tblW w:w="0" w:type="auto"/>
-        <w:tblBorders>
-          <w:top w:val="single" w:sz="4" w:space="0" w:color="000000"/>
-          <w:left w:val="single" w:sz="4" w:space="0" w:color="000000"/>
-          <w:bottom w:val="single" w:sz="4" w:space="0" w:color="000000"/>
-          <w:right w:val="single" w:sz="4" w:space="0" w:color="000000"/>
-          <w:insideH w:val="single" w:sz="4" w:space="0" w:color="000000"/>
-          <w:insideV w:val="single" w:sz="4" w:space="0" w:color="000000"/>
-        </w:tblBorders>
-        <w:tblLook w:val="04A0" w:firstRow="1" w:lastRow="0" w:firstColumn="1" w:lastColumn="0" w:noHBand="0" w:noVBand="1"/>
-      </w:tblPr>
-      <w:tblGrid>
-        <w:gridCol w:w="2572"/>
-        <w:gridCol w:w="6774"/>
-      </w:tblGrid>
-      <w:tr>
-        <w:tc>
-          <w:tcPr>
-            <w:tcW w:w="3000" w:type="dxa"/>
-          </w:tcPr>
-          <w:p>
-            <w:pPr>
-              <w:spacing w:line="240" w:lineRule="auto"/>
-            </w:pPr>
-            <w:r>
-              <w:rPr>
-                <w:b/>
-              </w:rPr>
-              <w:t>Часть рисунка</w:t>
-            </w:r>
-          </w:p>
-        </w:tc>
-        <w:tc>
-          <w:tcPr>
-            <w:tcW w:w="8200" w:type="dxa"/>
-          </w:tcPr>
-          <w:p>
-            <w:pPr>
-              <w:spacing w:line="240" w:lineRule="auto"/>
-            </w:pPr>
-            <w:r>
-              <w:rPr>
-                <w:b/>
-              </w:rPr>
-              <w:t>Содержание</w:t>
-            </w:r>
-          </w:p>
-        </w:tc>
-      </w:tr>
-      <w:tr>
-        <w:tc>
-          <w:tcPr>
-            <w:tcW w:w="3000" w:type="dxa"/>
-          </w:tcPr>
-          <w:p>
-            <w:pPr>
-              <w:spacing w:line="240" w:lineRule="auto"/>
-            </w:pPr>
-            <w:r>
-              <w:lastRenderedPageBreak/>
-              <w:t>а) Фрагмент кода программного средства</w:t>
-            </w:r>
-          </w:p>
-        </w:tc>
-        <w:tc>
-          <w:tcPr>
-            <w:tcW w:w="8200" w:type="dxa"/>
-          </w:tcPr>
-          <w:p>
-            <w:pPr>
-              <w:spacing w:line="240" w:lineRule="auto"/>
-              <w:rPr>
-                <w:lang w:val="en-US"/>
-              </w:rPr>
-            </w:pPr>
-            <w:r>
-              <w:rPr>
-                <w:lang w:val="en-US"/>
-              </w:rPr>
-              <w:t>foreach ingredient in recipe:     factor = ingredient.Mass / 100     calories += ingredient.Calories * factor     proteins += ingredient.Proteins * factor     fats += ingredient.Fats * factor     carbs += ingredient.Carbs * factor     cost += ingredient.PricePerGram * ingredient.Mass</w:t>
-            </w:r>
-          </w:p>
-        </w:tc>
-      </w:tr>
-      <w:tr>
-        <w:tc>
-          <w:tcPr>
-            <w:tcW w:w="3000" w:type="dxa"/>
-          </w:tcPr>
-          <w:p>
-            <w:pPr>
-              <w:spacing w:line="240" w:lineRule="auto"/>
-            </w:pPr>
-            <w:r>
-              <w:t>б) Алгоритм расчета</w:t>
-            </w:r>
-          </w:p>
-        </w:tc>
-        <w:tc>
-          <w:tcPr>
-            <w:tcW w:w="8200" w:type="dxa"/>
-          </w:tcPr>
-          <w:p>
-            <w:pPr>
-              <w:spacing w:line="240" w:lineRule="auto"/>
-            </w:pPr>
-            <w:r>
-              <w:t>1. Получить состав технологической карты. 2. Для каждого ингредиента определить массу и показатели на 100 г. 3. Рассчитать вклад ингредиента в КБЖУ и себестоимость. 4. Просуммировать значения по всем ингредиентам. 5. Применить коэффициент наценки и скидку клиента. 6. Вернуть рассчитанные значения в карточку позиции или заказ.</w:t>
-            </w:r>
-          </w:p>
-        </w:tc>
-      </w:tr>
-    </w:tbl>
-    <w:p>
-      <w:pPr>
-        <w:pStyle w:val="aa"/>
-      </w:pPr>
-      <w:r>
-        <w:t>Рисунок 7 - Фрагмент кода и алгоритм расчета пищевой ценности позиции</w:t>
+        <w:t xml:space="preserve">На рисунке 4.2.1.1 представлена диаграмма активности авторизации пользователя. </w:t>
       </w:r>
     </w:p>
     <w:p>
       <w:pPr>
         <w:pStyle w:val="aff"/>
-      </w:pPr>
-      <w:r>
-        <w:t>Такой алгоритм позволяет избежать ручных ошибок при изменении рецептуры: если изменяется масса ингредиента, его стоимость или показатели КБЖУ, итоговые значения позиции пересчитываются на основании актуальных справочных данных.</w:t>
-      </w:r>
-    </w:p>
-    <w:p>
-      <w:pPr>
-        <w:pStyle w:val="30"/>
-        <w:rPr>
-          <w:szCs w:val="24"/>
-        </w:rPr>
-      </w:pPr>
-      <w:bookmarkStart w:id="57" w:name="_Toc229478839"/>
-      <w:r>
-        <w:rPr>
-          <w:szCs w:val="24"/>
-        </w:rPr>
-        <w:t>4.</w:t>
-      </w:r>
-      <w:r>
-        <w:rPr>
-          <w:szCs w:val="24"/>
-        </w:rPr>
-        <w:t>4</w:t>
-      </w:r>
-      <w:r>
-        <w:rPr>
-          <w:szCs w:val="24"/>
-        </w:rPr>
-        <w:t>.</w:t>
-      </w:r>
-      <w:r>
-        <w:rPr>
-          <w:szCs w:val="24"/>
-        </w:rPr>
-        <w:t>3</w:t>
-      </w:r>
-      <w:r>
-        <w:rPr>
-          <w:szCs w:val="24"/>
-        </w:rPr>
-        <w:t xml:space="preserve"> </w:t>
-      </w:r>
-      <w:r>
-        <w:rPr>
-          <w:szCs w:val="24"/>
-        </w:rPr>
-        <w:t>Алгоритмы использования применяемых программных технологий</w:t>
-      </w:r>
-      <w:r>
-        <w:rPr>
-          <w:szCs w:val="24"/>
-        </w:rPr>
-        <w:t xml:space="preserve"> обработки данных</w:t>
-      </w:r>
-      <w:bookmarkEnd w:id="57"/>
-    </w:p>
-    <w:p>
-      <w:pPr>
-        <w:pStyle w:val="aff"/>
-      </w:pPr>
-      <w:r>
-        <w:t>В программном комплексе применяются технологии обработки данных, связанные с серверной валидацией, преобразованием DTO-моделей, работой с ORM и выполнением транзакционных операций. При поступлении запроса сервер проверяет корректность идентификаторов, количество позиций, допустимость статусов и права пользователя на выполнение действия.</w:t>
-      </w:r>
-    </w:p>
-    <w:p>
-      <w:pPr>
-        <w:pStyle w:val="aff"/>
-      </w:pPr>
-      <w:r>
-        <w:t>После проверки входных данных запрос преобразуется в набор операций над доменными сущностями. Entity Framework Core отслеживает изменения объектов, формирует команды к базе данных и сохраняет их как единое изменение состояния. Для критичных операций, например оформления заказа и списания ингредиентов, применяется транзакционный подход, исключающий частичную фиксацию данных.</w:t>
-      </w:r>
-    </w:p>
-    <w:p>
-      <w:pPr>
-        <w:pStyle w:val="aff"/>
-      </w:pPr>
-      <w:r>
-        <w:t>Алгоритмы обработки также используются при формировании аналитики. Сервер агрегирует данные заказов, группирует продажи по позициям и категориям, рассчитывает популярность блюд, динамику спроса и складские показатели. Полученные результаты передаются в интерфейс администратора в виде таблиц и визуальных индикаторов.</w:t>
-      </w:r>
-    </w:p>
-    <w:p>
-      <w:pPr>
-        <w:pStyle w:val="30"/>
-        <w:rPr>
-          <w:szCs w:val="24"/>
-        </w:rPr>
-      </w:pPr>
-      <w:bookmarkStart w:id="58" w:name="_Toc229478840"/>
-      <w:r>
-        <w:rPr>
-          <w:szCs w:val="24"/>
-        </w:rPr>
-        <w:lastRenderedPageBreak/>
-        <w:t>4.4.4 Алгоритмы применения методов графического анализа данных</w:t>
-      </w:r>
-      <w:bookmarkEnd w:id="58"/>
-    </w:p>
-    <w:p>
-      <w:pPr>
-        <w:pStyle w:val="aff"/>
-      </w:pPr>
-      <w:r>
-        <w:t>Графическое представление данных используется для ускорения управленческого анализа. В качестве исходных данных выбираются сведения о заказах, составе продаж, популярных позициях, остатках ингредиентов и списаниях. Перед отображением данные группируются по периоду, категории или позиции меню.</w:t>
-      </w:r>
-    </w:p>
-    <w:p>
-      <w:pPr>
-        <w:pStyle w:val="aff"/>
-      </w:pPr>
-      <w:r>
-        <w:t>Для анализа продаж предпочтительно использовать диаграммы и сводные таблицы, показывающие количество заказов, выручку и долю популярных позиций. Для складского учета применяются цветовые индикаторы состояния остатков: достаточный, низкий и критический уровень. Такой способ представления позволяет управляющему быстрее определить проблемные позиции и принять решение о закупке или корректировке меню.</w:t>
-      </w:r>
-    </w:p>
-    <w:p>
-      <w:pPr>
-        <w:pStyle w:val="aff"/>
-      </w:pPr>
-      <w:r>
-        <w:t>Результаты графического анализа используются не как самостоятельная цель, а как инструмент поддержки решений. Например, высокая популярность позиции при низком остатке ключевого ингредиента сигнализирует о необходимости пополнения склада, а низкие продажи позиции могут стать основанием для изменения рецептуры, цены или состава меню.</w:t>
-      </w:r>
-    </w:p>
-    <w:p>
-      <w:pPr>
-        <w:pStyle w:val="30"/>
-        <w:rPr>
-          <w:szCs w:val="24"/>
-        </w:rPr>
-      </w:pPr>
-      <w:bookmarkStart w:id="59" w:name="_Toc229478841"/>
-      <w:r>
-        <w:rPr>
-          <w:szCs w:val="24"/>
-        </w:rPr>
-        <w:t>4.</w:t>
-      </w:r>
-      <w:r>
-        <w:rPr>
-          <w:szCs w:val="24"/>
-        </w:rPr>
-        <w:t>4</w:t>
-      </w:r>
-      <w:r>
-        <w:rPr>
-          <w:szCs w:val="24"/>
-        </w:rPr>
-        <w:t>.</w:t>
-      </w:r>
-      <w:r>
-        <w:rPr>
-          <w:szCs w:val="24"/>
-        </w:rPr>
-        <w:t>5</w:t>
-      </w:r>
-      <w:r>
-        <w:rPr>
-          <w:szCs w:val="24"/>
-        </w:rPr>
-        <w:t xml:space="preserve"> Алгоритмы использования технологий</w:t>
-      </w:r>
-      <w:r>
-        <w:rPr>
-          <w:szCs w:val="24"/>
-        </w:rPr>
-        <w:t xml:space="preserve"> передачи данных</w:t>
-      </w:r>
-      <w:bookmarkEnd w:id="59"/>
-    </w:p>
-    <w:p>
-      <w:pPr>
-        <w:pStyle w:val="aff"/>
-      </w:pPr>
-      <w:r>
-        <w:t>Передача данных в Garden Nook реализована через взаимодействие веб-клиента, WPF-приложения, серверного API и базы данных Microsoft SQL Server. Клиентские приложения формируют запросы, серверная часть проверяет данные и права доступа, затем выполняет операции чтения или записи через Entity Framework Core.</w:t>
-      </w:r>
-    </w:p>
-    <w:p>
-      <w:pPr>
-        <w:pStyle w:val="aff"/>
-      </w:pPr>
-      <w:r>
-        <w:t>Веб-клиент обращается к API по защищенному протоколу HTTPS. Основные маршруты используются для получения меню, оформления заказа, авторизации клиента, загрузки профиля и истории заказов. Схема взаимодействия компонентов приведена на рисунке 8.</w:t>
-      </w:r>
-    </w:p>
-    <w:p>
-      <w:pPr>
-        <w:pStyle w:val="aa"/>
-        <w:ind w:left="-426"/>
-        <w:jc w:val="center"/>
-        <w:rPr>
-          <w:bCs/>
-          <w:sz w:val="24"/>
-          <w:szCs w:val="24"/>
-        </w:rPr>
-      </w:pPr>
-      <w:r>
-        <w:rPr>
-          <w:bCs/>
+        <w:ind w:left="-993"/>
+      </w:pPr>
+      <w:r>
+        <w:rPr>
           <w:noProof/>
-          <w:sz w:val="24"/>
-          <w:szCs w:val="24"/>
-          <w:lang w:eastAsia="ru-RU"/>
-        </w:rPr>
-        <w:lastRenderedPageBreak/>
+        </w:rPr>
         <w:drawing>
           <wp:inline distT="0" distB="0" distL="0" distR="0">
-            <wp:extent cx="5847374" cy="3421380"/>
-            <wp:effectExtent l="0" t="0" r="1270" b="7620"/>
-            <wp:docPr id="10" name="Рисунок 10"/>
+            <wp:extent cx="5941060" cy="4435475"/>
+            <wp:effectExtent l="0" t="0" r="2540" b="3175"/>
+            <wp:docPr id="1" name="Рисунок 1"/>
             <wp:cNvGraphicFramePr>
               <a:graphicFrameLocks xmlns:a="http://schemas.openxmlformats.org/drawingml/2006/main" noChangeAspect="1"/>
             </wp:cNvGraphicFramePr>
@@ -20753,10 +20920,10 @@
               <a:graphicData uri="http://schemas.openxmlformats.org/drawingml/2006/picture">
                 <pic:pic xmlns:pic="http://schemas.openxmlformats.org/drawingml/2006/picture">
                   <pic:nvPicPr>
-                    <pic:cNvPr id="10" name="ChatGPT Image 11 нояб. 2025 г., 01_35_30.png"/>
+                    <pic:cNvPr id="1" name="4.2.1.1.png"/>
                     <pic:cNvPicPr/>
                   </pic:nvPicPr>
-                  <pic:blipFill rotWithShape="1">
+                  <pic:blipFill>
                     <a:blip r:embed="rId16">
                       <a:extLst>
                         <a:ext uri="{28A0092B-C50C-407E-A947-70E740481C1C}">
@@ -20764,25 +20931,18 @@
                         </a:ext>
                       </a:extLst>
                     </a:blip>
-                    <a:srcRect b="12228"/>
-                    <a:stretch/>
+                    <a:stretch>
+                      <a:fillRect/>
+                    </a:stretch>
                   </pic:blipFill>
-                  <pic:spPr bwMode="auto">
+                  <pic:spPr>
                     <a:xfrm>
                       <a:off x="0" y="0"/>
-                      <a:ext cx="5879109" cy="3439948"/>
+                      <a:ext cx="5941060" cy="4435475"/>
                     </a:xfrm>
                     <a:prstGeom prst="rect">
                       <a:avLst/>
                     </a:prstGeom>
-                    <a:ln>
-                      <a:noFill/>
-                    </a:ln>
-                    <a:extLst>
-                      <a:ext uri="{53640926-AAD7-44D8-BBD7-CCE9431645EC}">
-                        <a14:shadowObscured xmlns:a14="http://schemas.microsoft.com/office/drawing/2010/main"/>
-                      </a:ext>
-                    </a:extLst>
                   </pic:spPr>
                 </pic:pic>
               </a:graphicData>
@@ -20794,49 +20954,55 @@
     <w:p>
       <w:pPr>
         <w:pStyle w:val="aa"/>
-      </w:pPr>
-      <w:r>
-        <w:t>Рисунок 8 - Схема взаимодействия веб-клиента, API и базы данных MS SQL Server</w:t>
-      </w:r>
+        <w:jc w:val="center"/>
+        <w:rPr>
+          <w:sz w:val="24"/>
+        </w:rPr>
+      </w:pPr>
+      <w:r>
+        <w:rPr>
+          <w:sz w:val="24"/>
+        </w:rPr>
+        <w:t>Р</w:t>
+      </w:r>
+      <w:r>
+        <w:rPr>
+          <w:sz w:val="24"/>
+        </w:rPr>
+        <w:t>исунок 4.2.1.1 - Диаграмма активности для сценария «Авторизация пользователя»</w:t>
+      </w:r>
+    </w:p>
+    <w:p>
+      <w:pPr>
+        <w:pStyle w:val="aa"/>
+        <w:rPr>
+          <w:sz w:val="24"/>
+        </w:rPr>
+      </w:pPr>
     </w:p>
     <w:p>
       <w:pPr>
         <w:pStyle w:val="aff"/>
       </w:pPr>
       <w:r>
-        <w:t>Операции чтения и изменения данных выполняются через серверный слой. Типовые SQL-операции включают SELECT для получения меню и истории заказов, INSERT для создания заказа, UPDATE для изменения статусов и складских остатков, а DELETE используется только там, где удаление предусмотрено бизнес-логикой.</w:t>
+        <w:t>На рисунке 4.2.1.2 показан сценарий оформления заказа клиентом: от выбора позиции до отправки заказа через API и получения подтверждения.</w:t>
       </w:r>
     </w:p>
     <w:p>
       <w:pPr>
         <w:pStyle w:val="aff"/>
-      </w:pPr>
-      <w:r>
-        <w:t>При оформлении заказа сервер применяет транзакцию: заказ, его позиции, добавки, модификаторы и связанные изменения складских данных фиксируются как единая операция. Если один из этапов завершается ошибкой, изменения откатываются. Схема выполнения операции приведена на рисунке 9.</w:t>
-      </w:r>
-    </w:p>
-    <w:p>
-      <w:pPr>
-        <w:ind w:firstLine="709"/>
-        <w:jc w:val="center"/>
-        <w:rPr>
-          <w:sz w:val="24"/>
-          <w:szCs w:val="24"/>
-        </w:rPr>
+        <w:ind w:left="-851"/>
       </w:pPr>
       <w:r>
         <w:rPr>
           <w:noProof/>
-          <w:sz w:val="24"/>
-          <w:szCs w:val="24"/>
-          <w:lang w:eastAsia="ru-RU"/>
         </w:rPr>
         <w:lastRenderedPageBreak/>
         <w:drawing>
           <wp:inline distT="0" distB="0" distL="0" distR="0">
-            <wp:extent cx="3794760" cy="5692140"/>
-            <wp:effectExtent l="0" t="0" r="0" b="3810"/>
-            <wp:docPr id="15" name="Рисунок 15"/>
+            <wp:extent cx="5819775" cy="7800975"/>
+            <wp:effectExtent l="0" t="0" r="9525" b="9525"/>
+            <wp:docPr id="2" name="Рисунок 2"/>
             <wp:cNvGraphicFramePr>
               <a:graphicFrameLocks xmlns:a="http://schemas.openxmlformats.org/drawingml/2006/main" noChangeAspect="1"/>
             </wp:cNvGraphicFramePr>
@@ -20844,7 +21010,7 @@
               <a:graphicData uri="http://schemas.openxmlformats.org/drawingml/2006/picture">
                 <pic:pic xmlns:pic="http://schemas.openxmlformats.org/drawingml/2006/picture">
                   <pic:nvPicPr>
-                    <pic:cNvPr id="15" name="ChatGPT Image 11 нояб. 2025 г., 01_52_57.png"/>
+                    <pic:cNvPr id="2" name="4.2.1.2.png"/>
                     <pic:cNvPicPr/>
                   </pic:nvPicPr>
                   <pic:blipFill>
@@ -20862,7 +21028,7 @@
                   <pic:spPr>
                     <a:xfrm>
                       <a:off x="0" y="0"/>
-                      <a:ext cx="3794760" cy="5692140"/>
+                      <a:ext cx="5819775" cy="7800975"/>
                     </a:xfrm>
                     <a:prstGeom prst="rect">
                       <a:avLst/>
@@ -20878,42 +21044,51 @@
     <w:p>
       <w:pPr>
         <w:pStyle w:val="aa"/>
-      </w:pPr>
-      <w:r>
-        <w:t>Рисунок 9 - Выполнение операции оформления заказа в MS SQL Server в рамках транзакции</w:t>
-      </w:r>
+        <w:jc w:val="center"/>
+        <w:rPr>
+          <w:sz w:val="24"/>
+        </w:rPr>
+      </w:pPr>
+      <w:r>
+        <w:rPr>
+          <w:sz w:val="24"/>
+        </w:rPr>
+        <w:t>Рисунок 4.2.1.2 - Диаграмма активности для сценария «Оформление заказа клиентом»</w:t>
+      </w:r>
+    </w:p>
+    <w:p>
+      <w:pPr>
+        <w:pStyle w:val="aa"/>
+        <w:rPr>
+          <w:sz w:val="24"/>
+        </w:rPr>
+      </w:pPr>
     </w:p>
     <w:p>
       <w:pPr>
         <w:pStyle w:val="aff"/>
       </w:pPr>
       <w:r>
-        <w:t>Обмен структурированными данными между клиентскими приложениями и API выполняется в формате JSON. Запрос на создание заказа содержит сведения о позициях, количестве, добавках, комментарии, времени подачи и типе заказа. Пример структуры запроса приведен на рисунке 10.</w:t>
-      </w:r>
-    </w:p>
-    <w:p>
-      <w:pPr>
-        <w:pStyle w:val="aa"/>
-        <w:ind w:left="0" w:firstLine="142"/>
-        <w:jc w:val="center"/>
-        <w:rPr>
-          <w:sz w:val="24"/>
-          <w:szCs w:val="24"/>
-        </w:rPr>
+        <w:lastRenderedPageBreak/>
+        <w:t>На рисунке 4.2.1.3 отражена логика обработки заказа сотрудником в служебном интерфейсе: получение очер</w:t>
+      </w:r>
+      <w:r>
+        <w:t>еди, просмотр деталей, обращение к технологической карте и изменение статуса заказа.</w:t>
+      </w:r>
+    </w:p>
+    <w:p>
+      <w:pPr>
+        <w:pStyle w:val="aff"/>
       </w:pPr>
       <w:r>
         <w:rPr>
           <w:noProof/>
-          <w:sz w:val="24"/>
-          <w:szCs w:val="24"/>
-          <w:lang w:eastAsia="ru-RU"/>
-        </w:rPr>
-        <w:lastRenderedPageBreak/>
+        </w:rPr>
         <w:drawing>
-          <wp:inline distT="0" distB="0" distL="0" distR="0" wp14:anchorId="5FE9E829" wp14:editId="5E55968E">
-            <wp:extent cx="5811609" cy="3154680"/>
-            <wp:effectExtent l="0" t="0" r="0" b="7620"/>
-            <wp:docPr id="6" name="Рисунок 6"/>
+          <wp:inline distT="0" distB="0" distL="0" distR="0">
+            <wp:extent cx="3857625" cy="7810500"/>
+            <wp:effectExtent l="0" t="0" r="9525" b="0"/>
+            <wp:docPr id="4" name="Рисунок 4"/>
             <wp:cNvGraphicFramePr>
               <a:graphicFrameLocks xmlns:a="http://schemas.openxmlformats.org/drawingml/2006/main" noChangeAspect="1"/>
             </wp:cNvGraphicFramePr>
@@ -20921,11 +21096,17 @@
               <a:graphicData uri="http://schemas.openxmlformats.org/drawingml/2006/picture">
                 <pic:pic xmlns:pic="http://schemas.openxmlformats.org/drawingml/2006/picture">
                   <pic:nvPicPr>
-                    <pic:cNvPr id="1" name=""/>
+                    <pic:cNvPr id="4" name="4.2.1.3.png"/>
                     <pic:cNvPicPr/>
                   </pic:nvPicPr>
                   <pic:blipFill>
-                    <a:blip r:embed="rId18"/>
+                    <a:blip r:embed="rId18">
+                      <a:extLst>
+                        <a:ext uri="{28A0092B-C50C-407E-A947-70E740481C1C}">
+                          <a14:useLocalDpi xmlns:a14="http://schemas.microsoft.com/office/drawing/2010/main" val="0"/>
+                        </a:ext>
+                      </a:extLst>
+                    </a:blip>
                     <a:stretch>
                       <a:fillRect/>
                     </a:stretch>
@@ -20933,7 +21114,7 @@
                   <pic:spPr>
                     <a:xfrm>
                       <a:off x="0" y="0"/>
-                      <a:ext cx="5859364" cy="3180602"/>
+                      <a:ext cx="3857625" cy="7810500"/>
                     </a:xfrm>
                     <a:prstGeom prst="rect">
                       <a:avLst/>
@@ -20949,84 +21130,941 @@
     <w:p>
       <w:pPr>
         <w:pStyle w:val="aa"/>
-      </w:pPr>
-      <w:r>
-        <w:t>Рисунок 10 - Пример JSON-запроса к методу POST /api/orders</w:t>
-      </w:r>
+        <w:jc w:val="center"/>
+        <w:rPr>
+          <w:sz w:val="24"/>
+        </w:rPr>
+      </w:pPr>
+      <w:r>
+        <w:rPr>
+          <w:sz w:val="24"/>
+        </w:rPr>
+        <w:t>Рисунок 4.2.1.3 - Диаграмма активности для сценария «Обработка заказ</w:t>
+      </w:r>
+      <w:r>
+        <w:rPr>
+          <w:sz w:val="24"/>
+        </w:rPr>
+        <w:t>а сотрудником»</w:t>
+      </w:r>
+    </w:p>
+    <w:p>
+      <w:pPr>
+        <w:pStyle w:val="30"/>
+      </w:pPr>
+      <w:bookmarkStart w:id="48" w:name="_Toc229490314"/>
+      <w:r>
+        <w:lastRenderedPageBreak/>
+        <w:t>4.2.2 Определение операций пользователей и составление функциональных блоков</w:t>
+      </w:r>
+      <w:bookmarkEnd w:id="48"/>
     </w:p>
     <w:p>
       <w:pPr>
         <w:pStyle w:val="aff"/>
       </w:pPr>
       <w:r>
-        <w:t>После успешной обработки сервер возвращает JSON-ответ с идентификатором заказа, итоговой стоимостью, рассчитанными параметрами и текущим статусом. Пример ответа API приведен на рисунке 11.</w:t>
+        <w:t>Операции пользователей определяются через конкретные действия с элементами интерфейса: нажатие кнопки, выбор строки таблицы, изменение поля формы, подтверждение опе</w:t>
+      </w:r>
+      <w:r>
+        <w:t>рации или переход между разделами. Для удобства п</w:t>
+      </w:r>
+      <w:bookmarkStart w:id="49" w:name="_GoBack"/>
+      <w:bookmarkEnd w:id="49"/>
+      <w:r>
+        <w:t xml:space="preserve">роектирования операции </w:t>
+      </w:r>
+      <w:r>
+        <w:t>сгруппированы в функциональные блоки.</w:t>
+      </w:r>
+    </w:p>
+    <w:p>
+      <w:pPr>
+        <w:rPr>
+          <w:sz w:val="24"/>
+        </w:rPr>
+      </w:pPr>
+      <w:r>
+        <w:rPr>
+          <w:sz w:val="24"/>
+        </w:rPr>
+        <w:t>Таблица 4.2.2.1 - Операции пользователей и реакции системы</w:t>
+      </w:r>
+    </w:p>
+    <w:tbl>
+      <w:tblPr>
+        <w:tblW w:w="0" w:type="auto"/>
+        <w:tblBorders>
+          <w:top w:val="single" w:sz="4" w:space="0" w:color="000000"/>
+          <w:left w:val="single" w:sz="4" w:space="0" w:color="000000"/>
+          <w:bottom w:val="single" w:sz="4" w:space="0" w:color="000000"/>
+          <w:right w:val="single" w:sz="4" w:space="0" w:color="000000"/>
+          <w:insideH w:val="single" w:sz="4" w:space="0" w:color="000000"/>
+          <w:insideV w:val="single" w:sz="4" w:space="0" w:color="000000"/>
+        </w:tblBorders>
+        <w:tblLook w:val="04A0" w:firstRow="1" w:lastRow="0" w:firstColumn="1" w:lastColumn="0" w:noHBand="0" w:noVBand="1"/>
+      </w:tblPr>
+      <w:tblGrid>
+        <w:gridCol w:w="1354"/>
+        <w:gridCol w:w="2192"/>
+        <w:gridCol w:w="2706"/>
+        <w:gridCol w:w="3094"/>
+      </w:tblGrid>
+      <w:tr>
+        <w:tc>
+          <w:tcPr>
+            <w:tcW w:w="1500" w:type="dxa"/>
+          </w:tcPr>
+          <w:p>
+            <w:pPr>
+              <w:spacing w:line="240" w:lineRule="auto"/>
+              <w:rPr>
+                <w:sz w:val="24"/>
+              </w:rPr>
+            </w:pPr>
+            <w:r>
+              <w:rPr>
+                <w:sz w:val="24"/>
+              </w:rPr>
+              <w:t>Роль</w:t>
+            </w:r>
+          </w:p>
+        </w:tc>
+        <w:tc>
+          <w:tcPr>
+            <w:tcW w:w="2600" w:type="dxa"/>
+          </w:tcPr>
+          <w:p>
+            <w:pPr>
+              <w:spacing w:line="240" w:lineRule="auto"/>
+              <w:rPr>
+                <w:sz w:val="24"/>
+              </w:rPr>
+            </w:pPr>
+            <w:r>
+              <w:rPr>
+                <w:sz w:val="24"/>
+              </w:rPr>
+              <w:t>Операция</w:t>
+            </w:r>
+          </w:p>
+        </w:tc>
+        <w:tc>
+          <w:tcPr>
+            <w:tcW w:w="3300" w:type="dxa"/>
+          </w:tcPr>
+          <w:p>
+            <w:pPr>
+              <w:spacing w:line="240" w:lineRule="auto"/>
+              <w:rPr>
+                <w:sz w:val="24"/>
+              </w:rPr>
+            </w:pPr>
+            <w:r>
+              <w:rPr>
+                <w:sz w:val="24"/>
+              </w:rPr>
+              <w:t>Элемент интерфейса</w:t>
+            </w:r>
+          </w:p>
+        </w:tc>
+        <w:tc>
+          <w:tcPr>
+            <w:tcW w:w="3800" w:type="dxa"/>
+          </w:tcPr>
+          <w:p>
+            <w:pPr>
+              <w:spacing w:line="240" w:lineRule="auto"/>
+              <w:rPr>
+                <w:sz w:val="24"/>
+              </w:rPr>
+            </w:pPr>
+            <w:r>
+              <w:rPr>
+                <w:sz w:val="24"/>
+              </w:rPr>
+              <w:t>Реакция системы</w:t>
+            </w:r>
+          </w:p>
+        </w:tc>
+      </w:tr>
+      <w:tr>
+        <w:tc>
+          <w:tcPr>
+            <w:tcW w:w="1500" w:type="dxa"/>
+          </w:tcPr>
+          <w:p>
+            <w:pPr>
+              <w:spacing w:line="240" w:lineRule="auto"/>
+              <w:rPr>
+                <w:sz w:val="24"/>
+              </w:rPr>
+            </w:pPr>
+            <w:r>
+              <w:rPr>
+                <w:sz w:val="24"/>
+              </w:rPr>
+              <w:t>Клиент</w:t>
+            </w:r>
+          </w:p>
+        </w:tc>
+        <w:tc>
+          <w:tcPr>
+            <w:tcW w:w="2600" w:type="dxa"/>
+          </w:tcPr>
+          <w:p>
+            <w:pPr>
+              <w:spacing w:line="240" w:lineRule="auto"/>
+              <w:rPr>
+                <w:sz w:val="24"/>
+              </w:rPr>
+            </w:pPr>
+            <w:r>
+              <w:rPr>
+                <w:sz w:val="24"/>
+              </w:rPr>
+              <w:t xml:space="preserve">Просмотр меню и карточки </w:t>
+            </w:r>
+            <w:r>
+              <w:rPr>
+                <w:sz w:val="24"/>
+              </w:rPr>
+              <w:t>позиции</w:t>
+            </w:r>
+          </w:p>
+        </w:tc>
+        <w:tc>
+          <w:tcPr>
+            <w:tcW w:w="3300" w:type="dxa"/>
+          </w:tcPr>
+          <w:p>
+            <w:pPr>
+              <w:spacing w:line="240" w:lineRule="auto"/>
+              <w:rPr>
+                <w:sz w:val="24"/>
+              </w:rPr>
+            </w:pPr>
+            <w:r>
+              <w:rPr>
+                <w:sz w:val="24"/>
+              </w:rPr>
+              <w:t>Карточки меню, кнопка открытия состава</w:t>
+            </w:r>
+          </w:p>
+        </w:tc>
+        <w:tc>
+          <w:tcPr>
+            <w:tcW w:w="3800" w:type="dxa"/>
+          </w:tcPr>
+          <w:p>
+            <w:pPr>
+              <w:spacing w:line="240" w:lineRule="auto"/>
+              <w:rPr>
+                <w:sz w:val="24"/>
+              </w:rPr>
+            </w:pPr>
+            <w:r>
+              <w:rPr>
+                <w:sz w:val="24"/>
+              </w:rPr>
+              <w:t>Отображаются состав, цена, КБЖУ и доступность позиции.</w:t>
+            </w:r>
+          </w:p>
+        </w:tc>
+      </w:tr>
+      <w:tr>
+        <w:tc>
+          <w:tcPr>
+            <w:tcW w:w="1500" w:type="dxa"/>
+          </w:tcPr>
+          <w:p>
+            <w:pPr>
+              <w:spacing w:line="240" w:lineRule="auto"/>
+              <w:rPr>
+                <w:sz w:val="24"/>
+              </w:rPr>
+            </w:pPr>
+            <w:r>
+              <w:rPr>
+                <w:sz w:val="24"/>
+              </w:rPr>
+              <w:t>Клиент</w:t>
+            </w:r>
+          </w:p>
+        </w:tc>
+        <w:tc>
+          <w:tcPr>
+            <w:tcW w:w="2600" w:type="dxa"/>
+          </w:tcPr>
+          <w:p>
+            <w:pPr>
+              <w:spacing w:line="240" w:lineRule="auto"/>
+              <w:rPr>
+                <w:sz w:val="24"/>
+              </w:rPr>
+            </w:pPr>
+            <w:r>
+              <w:rPr>
+                <w:sz w:val="24"/>
+              </w:rPr>
+              <w:t>Формирование корзины</w:t>
+            </w:r>
+          </w:p>
+        </w:tc>
+        <w:tc>
+          <w:tcPr>
+            <w:tcW w:w="3300" w:type="dxa"/>
+          </w:tcPr>
+          <w:p>
+            <w:pPr>
+              <w:spacing w:line="240" w:lineRule="auto"/>
+              <w:rPr>
+                <w:sz w:val="24"/>
+              </w:rPr>
+            </w:pPr>
+            <w:r>
+              <w:rPr>
+                <w:sz w:val="24"/>
+              </w:rPr>
+              <w:t>Кнопки добавления, счетчик количества, выбор добавок</w:t>
+            </w:r>
+          </w:p>
+        </w:tc>
+        <w:tc>
+          <w:tcPr>
+            <w:tcW w:w="3800" w:type="dxa"/>
+          </w:tcPr>
+          <w:p>
+            <w:pPr>
+              <w:spacing w:line="240" w:lineRule="auto"/>
+              <w:rPr>
+                <w:sz w:val="24"/>
+              </w:rPr>
+            </w:pPr>
+            <w:r>
+              <w:rPr>
+                <w:sz w:val="24"/>
+              </w:rPr>
+              <w:t>Корзина пересчитывается, сохраняется промежуточный состав заказа.</w:t>
+            </w:r>
+          </w:p>
+        </w:tc>
+      </w:tr>
+      <w:tr>
+        <w:tc>
+          <w:tcPr>
+            <w:tcW w:w="1500" w:type="dxa"/>
+          </w:tcPr>
+          <w:p>
+            <w:pPr>
+              <w:spacing w:line="240" w:lineRule="auto"/>
+              <w:rPr>
+                <w:sz w:val="24"/>
+              </w:rPr>
+            </w:pPr>
+            <w:r>
+              <w:rPr>
+                <w:sz w:val="24"/>
+              </w:rPr>
+              <w:t>Клиен</w:t>
+            </w:r>
+            <w:r>
+              <w:rPr>
+                <w:sz w:val="24"/>
+              </w:rPr>
+              <w:t>т</w:t>
+            </w:r>
+          </w:p>
+        </w:tc>
+        <w:tc>
+          <w:tcPr>
+            <w:tcW w:w="2600" w:type="dxa"/>
+          </w:tcPr>
+          <w:p>
+            <w:pPr>
+              <w:spacing w:line="240" w:lineRule="auto"/>
+              <w:rPr>
+                <w:sz w:val="24"/>
+              </w:rPr>
+            </w:pPr>
+            <w:r>
+              <w:rPr>
+                <w:sz w:val="24"/>
+              </w:rPr>
+              <w:t>Оформление заказа</w:t>
+            </w:r>
+          </w:p>
+        </w:tc>
+        <w:tc>
+          <w:tcPr>
+            <w:tcW w:w="3300" w:type="dxa"/>
+          </w:tcPr>
+          <w:p>
+            <w:pPr>
+              <w:spacing w:line="240" w:lineRule="auto"/>
+              <w:rPr>
+                <w:sz w:val="24"/>
+              </w:rPr>
+            </w:pPr>
+            <w:r>
+              <w:rPr>
+                <w:sz w:val="24"/>
+              </w:rPr>
+              <w:t>Форма комментария, типа заказа и времени самовывоза</w:t>
+            </w:r>
+          </w:p>
+        </w:tc>
+        <w:tc>
+          <w:tcPr>
+            <w:tcW w:w="3800" w:type="dxa"/>
+          </w:tcPr>
+          <w:p>
+            <w:pPr>
+              <w:spacing w:line="240" w:lineRule="auto"/>
+              <w:rPr>
+                <w:sz w:val="24"/>
+              </w:rPr>
+            </w:pPr>
+            <w:r>
+              <w:rPr>
+                <w:sz w:val="24"/>
+              </w:rPr>
+              <w:t>Создается заказ, рассчитываются сумма, скидка и статус.</w:t>
+            </w:r>
+          </w:p>
+        </w:tc>
+      </w:tr>
+      <w:tr>
+        <w:tc>
+          <w:tcPr>
+            <w:tcW w:w="1500" w:type="dxa"/>
+          </w:tcPr>
+          <w:p>
+            <w:pPr>
+              <w:spacing w:line="240" w:lineRule="auto"/>
+              <w:rPr>
+                <w:sz w:val="24"/>
+              </w:rPr>
+            </w:pPr>
+            <w:r>
+              <w:rPr>
+                <w:sz w:val="24"/>
+              </w:rPr>
+              <w:t>Повар/бариста</w:t>
+            </w:r>
+          </w:p>
+        </w:tc>
+        <w:tc>
+          <w:tcPr>
+            <w:tcW w:w="2600" w:type="dxa"/>
+          </w:tcPr>
+          <w:p>
+            <w:pPr>
+              <w:spacing w:line="240" w:lineRule="auto"/>
+              <w:rPr>
+                <w:sz w:val="24"/>
+              </w:rPr>
+            </w:pPr>
+            <w:r>
+              <w:rPr>
+                <w:sz w:val="24"/>
+              </w:rPr>
+              <w:t>Работа с очередью заказов</w:t>
+            </w:r>
+          </w:p>
+        </w:tc>
+        <w:tc>
+          <w:tcPr>
+            <w:tcW w:w="3300" w:type="dxa"/>
+          </w:tcPr>
+          <w:p>
+            <w:pPr>
+              <w:spacing w:line="240" w:lineRule="auto"/>
+              <w:rPr>
+                <w:sz w:val="24"/>
+              </w:rPr>
+            </w:pPr>
+            <w:r>
+              <w:rPr>
+                <w:sz w:val="24"/>
+              </w:rPr>
+              <w:t>Список заказов, кнопки статуса, окно деталей</w:t>
+            </w:r>
+          </w:p>
+        </w:tc>
+        <w:tc>
+          <w:tcPr>
+            <w:tcW w:w="3800" w:type="dxa"/>
+          </w:tcPr>
+          <w:p>
+            <w:pPr>
+              <w:spacing w:line="240" w:lineRule="auto"/>
+              <w:rPr>
+                <w:sz w:val="24"/>
+              </w:rPr>
+            </w:pPr>
+            <w:r>
+              <w:rPr>
+                <w:sz w:val="24"/>
+              </w:rPr>
+              <w:t xml:space="preserve">Обновляется состояние заказа и </w:t>
+            </w:r>
+            <w:r>
+              <w:rPr>
+                <w:sz w:val="24"/>
+              </w:rPr>
+              <w:t>отображается текущая производственная очередь.</w:t>
+            </w:r>
+          </w:p>
+        </w:tc>
+      </w:tr>
+      <w:tr>
+        <w:tc>
+          <w:tcPr>
+            <w:tcW w:w="1500" w:type="dxa"/>
+          </w:tcPr>
+          <w:p>
+            <w:pPr>
+              <w:spacing w:line="240" w:lineRule="auto"/>
+              <w:rPr>
+                <w:sz w:val="24"/>
+              </w:rPr>
+            </w:pPr>
+            <w:r>
+              <w:rPr>
+                <w:sz w:val="24"/>
+              </w:rPr>
+              <w:t>Повар/бариста</w:t>
+            </w:r>
+          </w:p>
+        </w:tc>
+        <w:tc>
+          <w:tcPr>
+            <w:tcW w:w="2600" w:type="dxa"/>
+          </w:tcPr>
+          <w:p>
+            <w:pPr>
+              <w:spacing w:line="240" w:lineRule="auto"/>
+              <w:rPr>
+                <w:sz w:val="24"/>
+              </w:rPr>
+            </w:pPr>
+            <w:r>
+              <w:rPr>
+                <w:sz w:val="24"/>
+              </w:rPr>
+              <w:t>Просмотр технологической карты</w:t>
+            </w:r>
+          </w:p>
+        </w:tc>
+        <w:tc>
+          <w:tcPr>
+            <w:tcW w:w="3300" w:type="dxa"/>
+          </w:tcPr>
+          <w:p>
+            <w:pPr>
+              <w:spacing w:line="240" w:lineRule="auto"/>
+              <w:rPr>
+                <w:sz w:val="24"/>
+              </w:rPr>
+            </w:pPr>
+            <w:r>
+              <w:rPr>
+                <w:sz w:val="24"/>
+              </w:rPr>
+              <w:t>Кнопка открытия техкарты из заказа или раздела</w:t>
+            </w:r>
+          </w:p>
+        </w:tc>
+        <w:tc>
+          <w:tcPr>
+            <w:tcW w:w="3800" w:type="dxa"/>
+          </w:tcPr>
+          <w:p>
+            <w:pPr>
+              <w:spacing w:line="240" w:lineRule="auto"/>
+              <w:rPr>
+                <w:sz w:val="24"/>
+              </w:rPr>
+            </w:pPr>
+            <w:r>
+              <w:rPr>
+                <w:sz w:val="24"/>
+              </w:rPr>
+              <w:t>Показывается состав, масса ингредиентов и технология приготовления.</w:t>
+            </w:r>
+          </w:p>
+        </w:tc>
+      </w:tr>
+      <w:tr>
+        <w:tc>
+          <w:tcPr>
+            <w:tcW w:w="1500" w:type="dxa"/>
+          </w:tcPr>
+          <w:p>
+            <w:pPr>
+              <w:spacing w:line="240" w:lineRule="auto"/>
+              <w:rPr>
+                <w:sz w:val="24"/>
+              </w:rPr>
+            </w:pPr>
+            <w:r>
+              <w:rPr>
+                <w:sz w:val="24"/>
+              </w:rPr>
+              <w:t>Администратор</w:t>
+            </w:r>
+          </w:p>
+        </w:tc>
+        <w:tc>
+          <w:tcPr>
+            <w:tcW w:w="2600" w:type="dxa"/>
+          </w:tcPr>
+          <w:p>
+            <w:pPr>
+              <w:spacing w:line="240" w:lineRule="auto"/>
+              <w:rPr>
+                <w:sz w:val="24"/>
+              </w:rPr>
+            </w:pPr>
+            <w:r>
+              <w:rPr>
+                <w:sz w:val="24"/>
+              </w:rPr>
+              <w:t>Управление справочниками</w:t>
+            </w:r>
+          </w:p>
+        </w:tc>
+        <w:tc>
+          <w:tcPr>
+            <w:tcW w:w="3300" w:type="dxa"/>
+          </w:tcPr>
+          <w:p>
+            <w:pPr>
+              <w:spacing w:line="240" w:lineRule="auto"/>
+              <w:rPr>
+                <w:sz w:val="24"/>
+              </w:rPr>
+            </w:pPr>
+            <w:r>
+              <w:rPr>
+                <w:sz w:val="24"/>
+              </w:rPr>
+              <w:t>Таблицы,</w:t>
+            </w:r>
+            <w:r>
+              <w:rPr>
+                <w:sz w:val="24"/>
+              </w:rPr>
+              <w:t xml:space="preserve"> формы добавления и редактирования</w:t>
+            </w:r>
+          </w:p>
+        </w:tc>
+        <w:tc>
+          <w:tcPr>
+            <w:tcW w:w="3800" w:type="dxa"/>
+          </w:tcPr>
+          <w:p>
+            <w:pPr>
+              <w:spacing w:line="240" w:lineRule="auto"/>
+              <w:rPr>
+                <w:sz w:val="24"/>
+              </w:rPr>
+            </w:pPr>
+            <w:r>
+              <w:rPr>
+                <w:sz w:val="24"/>
+              </w:rPr>
+              <w:t>Справочные данные сохраняются через API и отображаются в списках.</w:t>
+            </w:r>
+          </w:p>
+        </w:tc>
+      </w:tr>
+      <w:tr>
+        <w:tc>
+          <w:tcPr>
+            <w:tcW w:w="1500" w:type="dxa"/>
+          </w:tcPr>
+          <w:p>
+            <w:pPr>
+              <w:spacing w:line="240" w:lineRule="auto"/>
+              <w:rPr>
+                <w:sz w:val="24"/>
+              </w:rPr>
+            </w:pPr>
+            <w:r>
+              <w:rPr>
+                <w:sz w:val="24"/>
+              </w:rPr>
+              <w:t>Администратор</w:t>
+            </w:r>
+          </w:p>
+        </w:tc>
+        <w:tc>
+          <w:tcPr>
+            <w:tcW w:w="2600" w:type="dxa"/>
+          </w:tcPr>
+          <w:p>
+            <w:pPr>
+              <w:spacing w:line="240" w:lineRule="auto"/>
+              <w:rPr>
+                <w:sz w:val="24"/>
+              </w:rPr>
+            </w:pPr>
+            <w:r>
+              <w:rPr>
+                <w:sz w:val="24"/>
+              </w:rPr>
+              <w:t>Складские операции</w:t>
+            </w:r>
+          </w:p>
+        </w:tc>
+        <w:tc>
+          <w:tcPr>
+            <w:tcW w:w="3300" w:type="dxa"/>
+          </w:tcPr>
+          <w:p>
+            <w:pPr>
+              <w:spacing w:line="240" w:lineRule="auto"/>
+              <w:rPr>
+                <w:sz w:val="24"/>
+              </w:rPr>
+            </w:pPr>
+            <w:r>
+              <w:rPr>
+                <w:sz w:val="24"/>
+              </w:rPr>
+              <w:t>Формы поставки, стоп-листа и актов списания</w:t>
+            </w:r>
+          </w:p>
+        </w:tc>
+        <w:tc>
+          <w:tcPr>
+            <w:tcW w:w="3800" w:type="dxa"/>
+          </w:tcPr>
+          <w:p>
+            <w:pPr>
+              <w:spacing w:line="240" w:lineRule="auto"/>
+              <w:rPr>
+                <w:sz w:val="24"/>
+              </w:rPr>
+            </w:pPr>
+            <w:r>
+              <w:rPr>
+                <w:sz w:val="24"/>
+              </w:rPr>
+              <w:t>Изменяются остатки, доступность позиций и документы списания.</w:t>
+            </w:r>
+          </w:p>
+        </w:tc>
+      </w:tr>
+      <w:tr>
+        <w:tc>
+          <w:tcPr>
+            <w:tcW w:w="1500" w:type="dxa"/>
+          </w:tcPr>
+          <w:p>
+            <w:pPr>
+              <w:spacing w:line="240" w:lineRule="auto"/>
+              <w:rPr>
+                <w:sz w:val="24"/>
+              </w:rPr>
+            </w:pPr>
+            <w:r>
+              <w:rPr>
+                <w:sz w:val="24"/>
+              </w:rPr>
+              <w:t>Администратор</w:t>
+            </w:r>
+          </w:p>
+        </w:tc>
+        <w:tc>
+          <w:tcPr>
+            <w:tcW w:w="2600" w:type="dxa"/>
+          </w:tcPr>
+          <w:p>
+            <w:pPr>
+              <w:spacing w:line="240" w:lineRule="auto"/>
+              <w:rPr>
+                <w:sz w:val="24"/>
+              </w:rPr>
+            </w:pPr>
+            <w:r>
+              <w:rPr>
+                <w:sz w:val="24"/>
+              </w:rPr>
+              <w:t>Просмотр аналитики</w:t>
+            </w:r>
+          </w:p>
+        </w:tc>
+        <w:tc>
+          <w:tcPr>
+            <w:tcW w:w="3300" w:type="dxa"/>
+          </w:tcPr>
+          <w:p>
+            <w:pPr>
+              <w:spacing w:line="240" w:lineRule="auto"/>
+              <w:rPr>
+                <w:sz w:val="24"/>
+              </w:rPr>
+            </w:pPr>
+            <w:r>
+              <w:rPr>
+                <w:sz w:val="24"/>
+              </w:rPr>
+              <w:t>Отчеты, графики, таблицы ABC и инвентаризации</w:t>
+            </w:r>
+          </w:p>
+        </w:tc>
+        <w:tc>
+          <w:tcPr>
+            <w:tcW w:w="3800" w:type="dxa"/>
+          </w:tcPr>
+          <w:p>
+            <w:pPr>
+              <w:spacing w:line="240" w:lineRule="auto"/>
+              <w:rPr>
+                <w:sz w:val="24"/>
+              </w:rPr>
+            </w:pPr>
+            <w:r>
+              <w:rPr>
+                <w:sz w:val="24"/>
+              </w:rPr>
+              <w:t>Формируются агрегированные показатели продаж и складского состояния.</w:t>
+            </w:r>
+          </w:p>
+        </w:tc>
+      </w:tr>
+    </w:tbl>
+    <w:p>
+      <w:pPr>
+        <w:pStyle w:val="aff"/>
+      </w:pPr>
+      <w:r>
+        <w:t xml:space="preserve">Выделенные операции используются далее при описании структуры экранов и проектировании навигации. Такой подход связывает </w:t>
+      </w:r>
+      <w:r>
+        <w:t>функциональные требования с конкретными элементами интерфейса.</w:t>
+      </w:r>
+    </w:p>
+    <w:p>
+      <w:pPr>
+        <w:pStyle w:val="30"/>
+      </w:pPr>
+      <w:bookmarkStart w:id="50" w:name="_Toc229490315"/>
+      <w:r>
+        <w:t>4.2.3 Проектирование структуры экранов и схемы навигации</w:t>
+      </w:r>
+      <w:bookmarkEnd w:id="50"/>
+    </w:p>
+    <w:p>
+      <w:pPr>
+        <w:pStyle w:val="aff"/>
+      </w:pPr>
+      <w:r>
+        <w:t>Структура экранов строится по принципу разделения пользовательских задач. Веб-контур включает авторизацию, регистрацию, меню, карточку п</w:t>
+      </w:r>
+      <w:r>
+        <w:t>озиции, корзину, оформление заказа, профиль и историю заказов. WPF-контур включает главное окно с боковой навигацией и разделами для производственных, складских и административных операций.</w:t>
+      </w:r>
+    </w:p>
+    <w:p>
+      <w:pPr>
+        <w:pStyle w:val="aff"/>
+      </w:pPr>
+      <w:r>
+        <w:lastRenderedPageBreak/>
+        <w:t>Навигационная схема на рисунке 4.2.3.1 показывает распределение ос</w:t>
+      </w:r>
+      <w:r>
+        <w:t>новных экранов между двумя контурами программного комплекса. Исходный код схемы находится в файле PZ_assets/4.2.3.1_navigation_scheme.puml.</w:t>
+      </w:r>
+    </w:p>
+    <w:p>
+      <w:pPr>
+        <w:pStyle w:val="aff"/>
+      </w:pPr>
+      <w:r>
+        <w:rPr>
+          <w:b/>
+        </w:rPr>
+        <w:t>[Место для вставки: срендерированная схема PZ_assets/4.2.3.1_navigation_scheme.puml]</w:t>
       </w:r>
     </w:p>
     <w:p>
       <w:pPr>
         <w:pStyle w:val="aa"/>
-        <w:ind w:left="0" w:firstLine="426"/>
-        <w:jc w:val="center"/>
-        <w:rPr>
-          <w:sz w:val="24"/>
-          <w:szCs w:val="24"/>
-        </w:rPr>
-      </w:pPr>
-      <w:r>
-        <w:rPr>
-          <w:noProof/>
-          <w:sz w:val="24"/>
-          <w:szCs w:val="24"/>
-          <w:lang w:eastAsia="ru-RU"/>
-        </w:rPr>
-        <w:drawing>
-          <wp:inline distT="0" distB="0" distL="0" distR="0" wp14:anchorId="2CF7F988" wp14:editId="402CB45E">
-            <wp:extent cx="5611239" cy="3359591"/>
-            <wp:effectExtent l="0" t="0" r="8890" b="0"/>
-            <wp:docPr id="11" name="Рисунок 11"/>
-            <wp:cNvGraphicFramePr>
-              <a:graphicFrameLocks xmlns:a="http://schemas.openxmlformats.org/drawingml/2006/main" noChangeAspect="1"/>
-            </wp:cNvGraphicFramePr>
-            <a:graphic xmlns:a="http://schemas.openxmlformats.org/drawingml/2006/main">
-              <a:graphicData uri="http://schemas.openxmlformats.org/drawingml/2006/picture">
-                <pic:pic xmlns:pic="http://schemas.openxmlformats.org/drawingml/2006/picture">
-                  <pic:nvPicPr>
-                    <pic:cNvPr id="11" name="ChatGPT Image 11 нояб. 2025 г., 01_38_42.png"/>
-                    <pic:cNvPicPr/>
-                  </pic:nvPicPr>
-                  <pic:blipFill rotWithShape="1">
-                    <a:blip r:embed="rId19">
-                      <a:extLst>
-                        <a:ext uri="{28A0092B-C50C-407E-A947-70E740481C1C}">
-                          <a14:useLocalDpi xmlns:a14="http://schemas.microsoft.com/office/drawing/2010/main" val="0"/>
-                        </a:ext>
-                      </a:extLst>
-                    </a:blip>
-                    <a:srcRect b="10187"/>
-                    <a:stretch/>
-                  </pic:blipFill>
-                  <pic:spPr bwMode="auto">
-                    <a:xfrm>
-                      <a:off x="0" y="0"/>
-                      <a:ext cx="5638155" cy="3375706"/>
-                    </a:xfrm>
-                    <a:prstGeom prst="rect">
-                      <a:avLst/>
-                    </a:prstGeom>
-                    <a:ln>
-                      <a:noFill/>
-                    </a:ln>
-                    <a:extLst>
-                      <a:ext uri="{53640926-AAD7-44D8-BBD7-CCE9431645EC}">
-                        <a14:shadowObscured xmlns:a14="http://schemas.microsoft.com/office/drawing/2010/main"/>
-                      </a:ext>
-                    </a:extLst>
-                  </pic:spPr>
-                </pic:pic>
-              </a:graphicData>
-            </a:graphic>
-          </wp:inline>
-        </w:drawing>
+      </w:pPr>
+      <w:r>
+        <w:t xml:space="preserve">Рисунок 4.2.3.1 - Схема </w:t>
+      </w:r>
+      <w:r>
+        <w:t>навигации и структуры экранов Garden Nook</w:t>
+      </w:r>
+    </w:p>
+    <w:p>
+      <w:pPr>
+        <w:pStyle w:val="aff"/>
+      </w:pPr>
+      <w:r>
+        <w:t>Начальными точками взаимодействия являются страницы авторизации и регистрации для клиента и окно входа сотрудника для WPF-приложения. После входа пользователь получает доступ только к тем разделам, которые соответс</w:t>
+      </w:r>
+      <w:r>
+        <w:t>твуют его роли.</w:t>
+      </w:r>
+    </w:p>
+    <w:p>
+      <w:pPr>
+        <w:pStyle w:val="30"/>
+      </w:pPr>
+      <w:bookmarkStart w:id="51" w:name="_Toc229490316"/>
+      <w:r>
+        <w:t>4.2.4 Разработка дизайна интерфейса</w:t>
+      </w:r>
+      <w:bookmarkEnd w:id="51"/>
+    </w:p>
+    <w:p>
+      <w:pPr>
+        <w:pStyle w:val="aff"/>
+      </w:pPr>
+      <w:r>
+        <w:t>Разработка дизайна интерфейса выполнялась с учетом условий эксплуатации: клиенту важно быстро увидеть состав и пищевую ценность позиции, а сотруднику - быстро обработать заказ или выполнить складскую опер</w:t>
+      </w:r>
+      <w:r>
+        <w:t>ацию. Поэтому клиентский интерфейс строится вокруг карточек меню, а служебный интерфейс - вокруг таблиц, статусов, модальных окон и понятной навигации.</w:t>
+      </w:r>
+    </w:p>
+    <w:p>
+      <w:pPr>
+        <w:pStyle w:val="4"/>
+      </w:pPr>
+      <w:bookmarkStart w:id="52" w:name="_Toc229490317"/>
+      <w:r>
+        <w:t>4.2.4.1 Веб-интерфейс клиента</w:t>
+      </w:r>
+      <w:bookmarkEnd w:id="52"/>
+    </w:p>
+    <w:p>
+      <w:pPr>
+        <w:pStyle w:val="aff"/>
+      </w:pPr>
+      <w:r>
+        <w:t>В меню клиент видит карточки позиций, цену, краткое описание, сведения о с</w:t>
+      </w:r>
+      <w:r>
+        <w:t>оставе и рассчитанных показателях КБЖУ. Такой экран нужно подтвердить скриншотом MenuView.</w:t>
+      </w:r>
+    </w:p>
+    <w:p>
+      <w:pPr>
+        <w:pStyle w:val="aff"/>
+      </w:pPr>
+      <w:r>
+        <w:rPr>
+          <w:b/>
+        </w:rPr>
+        <w:t>[Место для вставки: скриншот GardenNookWeb MenuView]</w:t>
       </w:r>
     </w:p>
     <w:p>
@@ -21034,82 +22072,86 @@
         <w:pStyle w:val="aa"/>
       </w:pPr>
       <w:r>
-        <w:t>Рисунок 11 - Пример JSON-ответа метода POST /api/orders</w:t>
-      </w:r>
+        <w:t>Рисунок 4.2.4.1 - Веб-интерфейс клиента с карточками меню</w:t>
+      </w:r>
+    </w:p>
+    <w:p>
+      <w:pPr>
+        <w:pStyle w:val="4"/>
+      </w:pPr>
+      <w:bookmarkStart w:id="53" w:name="_Toc229490318"/>
+      <w:r>
+        <w:t>4.2.4.2 Корзина и оформление заказа</w:t>
+      </w:r>
+      <w:bookmarkEnd w:id="53"/>
     </w:p>
     <w:p>
       <w:pPr>
         <w:pStyle w:val="aff"/>
       </w:pPr>
       <w:r>
-        <w:t>Корзина клиента временно хранится на стороне браузера с использованием localStorage. Это позволяет не терять выбранные позиции при перезагрузке страницы и передать накопленный состав корзины на сервер только после подтверждения заказа. Схема локального хранения приведена на рисунке 12.</w:t>
-      </w:r>
-    </w:p>
-    <w:p>
-      <w:pPr>
-        <w:ind w:firstLine="284"/>
-        <w:jc w:val="center"/>
-        <w:rPr>
-          <w:sz w:val="24"/>
-          <w:szCs w:val="24"/>
-        </w:rPr>
-      </w:pPr>
-      <w:r>
-        <w:rPr>
-          <w:noProof/>
-          <w:sz w:val="24"/>
-          <w:szCs w:val="24"/>
-          <w:lang w:eastAsia="ru-RU"/>
+        <w:t>Корзина использует</w:t>
+      </w:r>
+      <w:r>
+        <w:t>ся для проверки состава заказа перед отправкой. На экране должны быть видны позиции, количество, итоговая стоимость, комментарий, время самовывоза и кнопка подтверждения.</w:t>
+      </w:r>
+    </w:p>
+    <w:p>
+      <w:pPr>
+        <w:pStyle w:val="aff"/>
+      </w:pPr>
+      <w:r>
+        <w:rPr>
+          <w:b/>
+        </w:rPr>
+        <w:t>[Место для вставки: скриншот GardenNookWeb CartView]</w:t>
+      </w:r>
+    </w:p>
+    <w:p>
+      <w:pPr>
+        <w:pStyle w:val="aa"/>
+      </w:pPr>
+      <w:r>
+        <w:t xml:space="preserve">Рисунок 4.2.4.2 - Корзина и </w:t>
+      </w:r>
+      <w:r>
+        <w:t>оформление заказа клиента</w:t>
+      </w:r>
+    </w:p>
+    <w:p>
+      <w:pPr>
+        <w:pStyle w:val="4"/>
+      </w:pPr>
+      <w:bookmarkStart w:id="54" w:name="_Toc229490319"/>
+      <w:r>
+        <w:t>4.2.4.3 Личный кабинет клиента</w:t>
+      </w:r>
+      <w:bookmarkEnd w:id="54"/>
+    </w:p>
+    <w:p>
+      <w:pPr>
+        <w:pStyle w:val="aff"/>
+      </w:pPr>
+      <w:r>
+        <w:t>Личный кабинет объединяет данные профиля, категорию клиента, историю заказов и текущие статусы. Скриншот нужен для подтверждения выходных данных клиентского контура.</w:t>
+      </w:r>
+    </w:p>
+    <w:p>
+      <w:pPr>
+        <w:pStyle w:val="aff"/>
+      </w:pPr>
+      <w:r>
+        <w:rPr>
+          <w:b/>
         </w:rPr>
         <w:lastRenderedPageBreak/>
-        <w:drawing>
-          <wp:inline distT="0" distB="0" distL="0" distR="0">
-            <wp:extent cx="5760602" cy="3440073"/>
-            <wp:effectExtent l="0" t="0" r="0" b="8255"/>
-            <wp:docPr id="12" name="Рисунок 12"/>
-            <wp:cNvGraphicFramePr>
-              <a:graphicFrameLocks xmlns:a="http://schemas.openxmlformats.org/drawingml/2006/main" noChangeAspect="1"/>
-            </wp:cNvGraphicFramePr>
-            <a:graphic xmlns:a="http://schemas.openxmlformats.org/drawingml/2006/main">
-              <a:graphicData uri="http://schemas.openxmlformats.org/drawingml/2006/picture">
-                <pic:pic xmlns:pic="http://schemas.openxmlformats.org/drawingml/2006/picture">
-                  <pic:nvPicPr>
-                    <pic:cNvPr id="12" name="ChatGPT Image 11 нояб. 2025 г., 01_41_44.png"/>
-                    <pic:cNvPicPr/>
-                  </pic:nvPicPr>
-                  <pic:blipFill rotWithShape="1">
-                    <a:blip r:embed="rId20">
-                      <a:extLst>
-                        <a:ext uri="{28A0092B-C50C-407E-A947-70E740481C1C}">
-                          <a14:useLocalDpi xmlns:a14="http://schemas.microsoft.com/office/drawing/2010/main" val="0"/>
-                        </a:ext>
-                      </a:extLst>
-                    </a:blip>
-                    <a:srcRect b="10420"/>
-                    <a:stretch/>
-                  </pic:blipFill>
-                  <pic:spPr bwMode="auto">
-                    <a:xfrm>
-                      <a:off x="0" y="0"/>
-                      <a:ext cx="5798497" cy="3462703"/>
-                    </a:xfrm>
-                    <a:prstGeom prst="rect">
-                      <a:avLst/>
-                    </a:prstGeom>
-                    <a:ln>
-                      <a:noFill/>
-                    </a:ln>
-                    <a:extLst>
-                      <a:ext uri="{53640926-AAD7-44D8-BBD7-CCE9431645EC}">
-                        <a14:shadowObscured xmlns:a14="http://schemas.microsoft.com/office/drawing/2010/main"/>
-                      </a:ext>
-                    </a:extLst>
-                  </pic:spPr>
-                </pic:pic>
-              </a:graphicData>
-            </a:graphic>
-          </wp:inline>
-        </w:drawing>
+        <w:t>[Место для вставки: скриншот Gard</w:t>
+      </w:r>
+      <w:r>
+        <w:rPr>
+          <w:b/>
+        </w:rPr>
+        <w:t>enNookWeb ProfileView]</w:t>
       </w:r>
     </w:p>
     <w:p>
@@ -21117,85 +22159,79 @@
         <w:pStyle w:val="aa"/>
       </w:pPr>
       <w:r>
-        <w:t>Рисунок 12 - Локальное хранение корзины и отправка заказа через API</w:t>
-      </w:r>
+        <w:t>Рисунок 4.2.4.3 - Личный кабинет и история заказов клиента</w:t>
+      </w:r>
+    </w:p>
+    <w:p>
+      <w:pPr>
+        <w:pStyle w:val="4"/>
+      </w:pPr>
+      <w:bookmarkStart w:id="55" w:name="_Toc229490320"/>
+      <w:r>
+        <w:t>4.2.4.4 Авторизация сотрудника</w:t>
+      </w:r>
+      <w:bookmarkEnd w:id="55"/>
     </w:p>
     <w:p>
       <w:pPr>
         <w:pStyle w:val="aff"/>
       </w:pPr>
       <w:r>
-        <w:t>Доступ к защищенным маршрутам выполняется через cookie-аутентификацию. После успешного входа сервер устанавливает cookie GardenNook.Auth, а последующие запросы автоматически передают ее на сервер. API проверяет подлинность пользователя и его права перед возвратом данных. Схема доступа приведена на рисунке 13.</w:t>
+        <w:t>Окно авторизации сотрудника является входной точкой служебного контура. На нем должны быть видны поля учетных данных и визуальная обратная связ</w:t>
+      </w:r>
+      <w:r>
+        <w:t>ь при ошибке входа.</w:t>
+      </w:r>
+    </w:p>
+    <w:p>
+      <w:pPr>
+        <w:pStyle w:val="aff"/>
+      </w:pPr>
+      <w:r>
+        <w:rPr>
+          <w:b/>
+        </w:rPr>
+        <w:t>[Место для вставки: скриншот WPF AuthorizationWindow]</w:t>
       </w:r>
     </w:p>
     <w:p>
       <w:pPr>
         <w:pStyle w:val="aa"/>
-        <w:tabs>
-          <w:tab w:val="left" w:pos="4080"/>
-        </w:tabs>
-        <w:ind w:left="0" w:firstLine="284"/>
-        <w:jc w:val="center"/>
-        <w:rPr>
-          <w:sz w:val="24"/>
-          <w:szCs w:val="24"/>
-        </w:rPr>
-      </w:pPr>
-      <w:r>
-        <w:rPr>
-          <w:noProof/>
-          <w:sz w:val="24"/>
-          <w:szCs w:val="24"/>
-          <w:lang w:eastAsia="ru-RU"/>
-        </w:rPr>
-        <w:drawing>
-          <wp:inline distT="0" distB="0" distL="0" distR="0">
-            <wp:extent cx="3299012" cy="3901440"/>
-            <wp:effectExtent l="0" t="0" r="0" b="3810"/>
-            <wp:docPr id="2" name="Рисунок 2"/>
-            <wp:cNvGraphicFramePr>
-              <a:graphicFrameLocks xmlns:a="http://schemas.openxmlformats.org/drawingml/2006/main" noChangeAspect="1"/>
-            </wp:cNvGraphicFramePr>
-            <a:graphic xmlns:a="http://schemas.openxmlformats.org/drawingml/2006/main">
-              <a:graphicData uri="http://schemas.openxmlformats.org/drawingml/2006/picture">
-                <pic:pic xmlns:pic="http://schemas.openxmlformats.org/drawingml/2006/picture">
-                  <pic:nvPicPr>
-                    <pic:cNvPr id="0" name="Picture 2"/>
-                    <pic:cNvPicPr>
-                      <a:picLocks noChangeAspect="1" noChangeArrowheads="1"/>
-                    </pic:cNvPicPr>
-                  </pic:nvPicPr>
-                  <pic:blipFill>
-                    <a:blip r:embed="rId21">
-                      <a:extLst>
-                        <a:ext uri="{28A0092B-C50C-407E-A947-70E740481C1C}">
-                          <a14:useLocalDpi xmlns:a14="http://schemas.microsoft.com/office/drawing/2010/main" val="0"/>
-                        </a:ext>
-                      </a:extLst>
-                    </a:blip>
-                    <a:srcRect/>
-                    <a:stretch>
-                      <a:fillRect/>
-                    </a:stretch>
-                  </pic:blipFill>
-                  <pic:spPr bwMode="auto">
-                    <a:xfrm>
-                      <a:off x="0" y="0"/>
-                      <a:ext cx="3323581" cy="3930496"/>
-                    </a:xfrm>
-                    <a:prstGeom prst="rect">
-                      <a:avLst/>
-                    </a:prstGeom>
-                    <a:noFill/>
-                    <a:ln>
-                      <a:noFill/>
-                    </a:ln>
-                  </pic:spPr>
-                </pic:pic>
-              </a:graphicData>
-            </a:graphic>
-          </wp:inline>
-        </w:drawing>
+      </w:pPr>
+      <w:r>
+        <w:t>Рисунок 4.2.4.4 - Окно авторизации сотрудника</w:t>
+      </w:r>
+    </w:p>
+    <w:p>
+      <w:pPr>
+        <w:pStyle w:val="4"/>
+      </w:pPr>
+      <w:bookmarkStart w:id="56" w:name="_Toc229490321"/>
+      <w:r>
+        <w:t>4.2.4.5 Главное окно WPF-приложения</w:t>
+      </w:r>
+      <w:bookmarkEnd w:id="56"/>
+    </w:p>
+    <w:p>
+      <w:pPr>
+        <w:pStyle w:val="aff"/>
+      </w:pPr>
+      <w:r>
+        <w:t xml:space="preserve">Главное окно служебного приложения содержит боковую навигацию и рабочую область выбранного раздела. </w:t>
+      </w:r>
+      <w:r>
+        <w:t>Скриншот нужен для подтверждения структуры WPF-контура.</w:t>
+      </w:r>
+    </w:p>
+    <w:p>
+      <w:pPr>
+        <w:pStyle w:val="aff"/>
+      </w:pPr>
+      <w:r>
+        <w:rPr>
+          <w:b/>
+        </w:rPr>
+        <w:t>[Место для вставки: скриншот WPF MainShellWindow]</w:t>
       </w:r>
     </w:p>
     <w:p>
@@ -21203,140 +22239,2826 @@
         <w:pStyle w:val="aa"/>
       </w:pPr>
       <w:r>
+        <w:t>Рисунок 4.2.4.5 - Главное окно WPF-приложения с навигацией</w:t>
+      </w:r>
+    </w:p>
+    <w:p>
+      <w:pPr>
+        <w:pStyle w:val="4"/>
+      </w:pPr>
+      <w:bookmarkStart w:id="57" w:name="_Toc229490322"/>
+      <w:r>
+        <w:t>4.2.4.6 Производственная очередь заказов</w:t>
+      </w:r>
+      <w:bookmarkEnd w:id="57"/>
+    </w:p>
+    <w:p>
+      <w:pPr>
+        <w:pStyle w:val="aff"/>
+      </w:pPr>
+      <w:r>
+        <w:t>Раздел заказов показывает актуальные заказы, детал</w:t>
+      </w:r>
+      <w:r>
+        <w:t>и, комментарии, время подачи и статусы. Скриншот нужен для сценария обработки заказа сотрудником.</w:t>
+      </w:r>
+    </w:p>
+    <w:p>
+      <w:pPr>
+        <w:pStyle w:val="aff"/>
+      </w:pPr>
+      <w:r>
+        <w:rPr>
+          <w:b/>
+        </w:rPr>
+        <w:t>[Место для вставки: скриншот WPF OrdersView или OrderDetailsWindow]</w:t>
+      </w:r>
+    </w:p>
+    <w:p>
+      <w:pPr>
+        <w:pStyle w:val="aa"/>
+      </w:pPr>
+      <w:r>
+        <w:t>Рисунок 4.2.4.6 - Производственная очередь и детали заказа</w:t>
+      </w:r>
+    </w:p>
+    <w:p>
+      <w:pPr>
+        <w:pStyle w:val="4"/>
+      </w:pPr>
+      <w:bookmarkStart w:id="58" w:name="_Toc229490323"/>
+      <w:r>
+        <w:t>4.2.4.7 Технологические карты</w:t>
+      </w:r>
+      <w:bookmarkEnd w:id="58"/>
+    </w:p>
+    <w:p>
+      <w:pPr>
+        <w:pStyle w:val="aff"/>
+      </w:pPr>
+      <w:r>
+        <w:t>Р</w:t>
+      </w:r>
+      <w:r>
+        <w:t>аздел технологических карт отображает рецептуры, ингредиенты, массу и технологию приготовления. Он связан с расчетами КБЖУ и себестоимости.</w:t>
+      </w:r>
+    </w:p>
+    <w:p>
+      <w:pPr>
+        <w:pStyle w:val="aff"/>
+      </w:pPr>
+      <w:r>
+        <w:rPr>
+          <w:b/>
+        </w:rPr>
+        <w:t>[Место для вставки: скриншот WPF TechnicalCardsView или TechnicalCardEditWindow]</w:t>
+      </w:r>
+    </w:p>
+    <w:p>
+      <w:pPr>
+        <w:pStyle w:val="aa"/>
+      </w:pPr>
+      <w:r>
+        <w:t xml:space="preserve">Рисунок 4.2.4.7 - Интерфейс работы </w:t>
+      </w:r>
+      <w:r>
+        <w:t>с технологическими картами</w:t>
+      </w:r>
+    </w:p>
+    <w:p>
+      <w:pPr>
+        <w:pStyle w:val="4"/>
+      </w:pPr>
+      <w:bookmarkStart w:id="59" w:name="_Toc229490324"/>
+      <w:r>
+        <w:t>4.2.4.8 Склад и стоп-лист</w:t>
+      </w:r>
+      <w:bookmarkEnd w:id="59"/>
+    </w:p>
+    <w:p>
+      <w:pPr>
+        <w:pStyle w:val="aff"/>
+      </w:pPr>
+      <w:r>
+        <w:t>Складской интерфейс показывает сырье, полуфабрикаты, остатки, поставки и недоступные позиции. Эти экраны подтверждают реализацию контроля доступности меню.</w:t>
+      </w:r>
+    </w:p>
+    <w:p>
+      <w:pPr>
+        <w:pStyle w:val="aff"/>
+      </w:pPr>
+      <w:r>
+        <w:rPr>
+          <w:b/>
+        </w:rPr>
+        <w:t xml:space="preserve">[Место для вставки: скриншот WPF InventoryView </w:t>
+      </w:r>
+      <w:r>
+        <w:rPr>
+          <w:b/>
+        </w:rPr>
+        <w:t>или StopListView]</w:t>
+      </w:r>
+    </w:p>
+    <w:p>
+      <w:pPr>
+        <w:pStyle w:val="aa"/>
+      </w:pPr>
+      <w:r>
+        <w:t>Рисунок 4.2.4.8 - Интерфейс склада и стоп-листа</w:t>
+      </w:r>
+    </w:p>
+    <w:p>
+      <w:pPr>
+        <w:pStyle w:val="4"/>
+      </w:pPr>
+      <w:bookmarkStart w:id="60" w:name="_Toc229490325"/>
+      <w:r>
         <w:lastRenderedPageBreak/>
-        <w:t>Рисунок 13 - Схема аутентификации и доступа к защищенным методам API</w:t>
-      </w:r>
+        <w:t>4.2.4.9 Акты списания и заготовки</w:t>
+      </w:r>
+      <w:bookmarkEnd w:id="60"/>
     </w:p>
     <w:p>
       <w:pPr>
         <w:pStyle w:val="aff"/>
       </w:pPr>
       <w:r>
-        <w:t>Реализация передачи данных через REST API, JSON, cookie-аутентификацию, Entity Framework Core и Microsoft SQL Server обеспечивает единый механизм обмена для клиентского и служебного контуров, а также поддерживает целостность данных при выполнении критичных бизнес-операций.</w:t>
+        <w:t>Разделы списания и заготовок используются для фиксации производственных операций и корректировки фактических остатков.</w:t>
+      </w:r>
+    </w:p>
+    <w:p>
+      <w:pPr>
+        <w:pStyle w:val="aff"/>
+      </w:pPr>
+      <w:r>
+        <w:rPr>
+          <w:b/>
+        </w:rPr>
+        <w:t>[Место для вставки: скриншот WPF Writ</w:t>
+      </w:r>
+      <w:r>
+        <w:rPr>
+          <w:b/>
+        </w:rPr>
+        <w:t>eOffView или PreparationsView]</w:t>
+      </w:r>
+    </w:p>
+    <w:p>
+      <w:pPr>
+        <w:pStyle w:val="aa"/>
+      </w:pPr>
+      <w:r>
+        <w:t>Рисунок 4.2.4.9 - Интерфейс актов списания и заготовок</w:t>
+      </w:r>
+    </w:p>
+    <w:p>
+      <w:pPr>
+        <w:pStyle w:val="4"/>
+      </w:pPr>
+      <w:bookmarkStart w:id="61" w:name="_Toc229490326"/>
+      <w:r>
+        <w:t>4.2.4.10 Управление и аналитика</w:t>
+      </w:r>
+      <w:bookmarkEnd w:id="61"/>
+    </w:p>
+    <w:p>
+      <w:pPr>
+        <w:pStyle w:val="aff"/>
+      </w:pPr>
+      <w:r>
+        <w:t>Административные разделы показывают клиентов, персонал, программу лояльности и отчеты. Они демонстрируют управленческий контур системы.</w:t>
+      </w:r>
+    </w:p>
+    <w:p>
+      <w:pPr>
+        <w:pStyle w:val="aff"/>
+      </w:pPr>
+      <w:r>
+        <w:rPr>
+          <w:b/>
+        </w:rPr>
+        <w:t>[Место для вставки: скриншот WPF ReportsView, ClientsView, StaffView или LoyaltyView]</w:t>
+      </w:r>
+    </w:p>
+    <w:p>
+      <w:pPr>
+        <w:pStyle w:val="aa"/>
+      </w:pPr>
+      <w:r>
+        <w:t>Рисунок 4.2.4.10 - Интерфейс управления и аналитики</w:t>
       </w:r>
     </w:p>
     <w:p>
       <w:pPr>
         <w:pStyle w:val="2"/>
-        <w:rPr>
-          <w:sz w:val="24"/>
-          <w:szCs w:val="24"/>
-        </w:rPr>
-      </w:pPr>
-      <w:bookmarkStart w:id="60" w:name="_Toc229478842"/>
-      <w:r>
-        <w:rPr>
-          <w:sz w:val="24"/>
-          <w:szCs w:val="24"/>
-        </w:rPr>
-        <w:t>4</w:t>
-      </w:r>
-      <w:r>
-        <w:rPr>
-          <w:sz w:val="24"/>
-          <w:szCs w:val="24"/>
-        </w:rPr>
-        <w:t>.</w:t>
-      </w:r>
-      <w:r>
-        <w:rPr>
-          <w:sz w:val="24"/>
-          <w:szCs w:val="24"/>
-        </w:rPr>
-        <w:t>6</w:t>
-      </w:r>
-      <w:r>
-        <w:rPr>
-          <w:sz w:val="24"/>
-          <w:szCs w:val="24"/>
-        </w:rPr>
-        <w:t xml:space="preserve"> </w:t>
-      </w:r>
-      <w:r>
-        <w:rPr>
-          <w:sz w:val="24"/>
-          <w:szCs w:val="24"/>
-        </w:rPr>
-        <w:t>Описание архитектурного решения</w:t>
-      </w:r>
-      <w:bookmarkEnd w:id="60"/>
+      </w:pPr>
+      <w:bookmarkStart w:id="62" w:name="_Toc229490327"/>
+      <w:r>
+        <w:t>4.3 Входные, выходные и промежуточные данные</w:t>
+      </w:r>
+      <w:bookmarkEnd w:id="62"/>
     </w:p>
     <w:p>
       <w:pPr>
         <w:pStyle w:val="aff"/>
       </w:pPr>
       <w:r>
-        <w:t>Архитектурное решение Garden Nook основано на разделении программного комплекса на клиентские приложения, серверную часть и централизованное хранилище данных. Такое разделение позволяет независимо развивать пользовательские интерфейсы, бизнес-логику и структуру базы данных.</w:t>
+        <w:t>Данные программного комплекса разделяются на входные, выходные и промежут</w:t>
+      </w:r>
+      <w:r>
+        <w:t>очные. Такое разделение позволяет показать, какие сведения вводит пользователь, какие результаты возвращает система и какие структуры используются временно в процессе обработки.</w:t>
       </w:r>
     </w:p>
     <w:p>
       <w:pPr>
         <w:pStyle w:val="30"/>
-        <w:rPr>
-          <w:szCs w:val="24"/>
-        </w:rPr>
-      </w:pPr>
-      <w:bookmarkStart w:id="61" w:name="_Toc229478843"/>
-      <w:r>
-        <w:rPr>
-          <w:szCs w:val="24"/>
-        </w:rPr>
-        <w:t xml:space="preserve">4.6.1 Структурная организация </w:t>
-      </w:r>
-      <w:r>
-        <w:rPr>
-          <w:szCs w:val="24"/>
-        </w:rPr>
-        <w:t>программной системы</w:t>
-      </w:r>
-      <w:bookmarkEnd w:id="61"/>
+      </w:pPr>
+      <w:bookmarkStart w:id="63" w:name="_Toc229490328"/>
+      <w:r>
+        <w:t>4.3.1 Входные данные</w:t>
+      </w:r>
+      <w:bookmarkEnd w:id="63"/>
     </w:p>
     <w:p>
       <w:pPr>
         <w:pStyle w:val="aff"/>
       </w:pPr>
       <w:r>
-        <w:t>Структурно система включает веб-клиент для покупателей, WPF-приложение для сотрудников кофейни, серверный API и базу данных. Веб-клиент отвечает за просмотр меню, корзину, оформление заказа и личный кабинет. WPF-приложение обеспечивает работу производственного и административного контуров.</w:t>
-      </w:r>
+        <w:t>Входные данные формируются пользователями в веб-интерфейс</w:t>
+      </w:r>
+      <w:r>
+        <w:t>е и WPF-приложении, а также поступают из справочников системы при выполнении операций. Перед отправкой на сервер они проходят проверку обязательных полей, допустимых значений и прав пользователя.</w:t>
+      </w:r>
+    </w:p>
+    <w:p>
+      <w:r>
+        <w:t>Таблица 4.3.1 - Структура и форматы входных данных</w:t>
+      </w:r>
+    </w:p>
+    <w:tbl>
+      <w:tblPr>
+        <w:tblW w:w="0" w:type="auto"/>
+        <w:tblBorders>
+          <w:top w:val="single" w:sz="4" w:space="0" w:color="000000"/>
+          <w:left w:val="single" w:sz="4" w:space="0" w:color="000000"/>
+          <w:bottom w:val="single" w:sz="4" w:space="0" w:color="000000"/>
+          <w:right w:val="single" w:sz="4" w:space="0" w:color="000000"/>
+          <w:insideH w:val="single" w:sz="4" w:space="0" w:color="000000"/>
+          <w:insideV w:val="single" w:sz="4" w:space="0" w:color="000000"/>
+        </w:tblBorders>
+        <w:tblLook w:val="04A0" w:firstRow="1" w:lastRow="0" w:firstColumn="1" w:lastColumn="0" w:noHBand="0" w:noVBand="1"/>
+      </w:tblPr>
+      <w:tblGrid>
+        <w:gridCol w:w="1878"/>
+        <w:gridCol w:w="2979"/>
+        <w:gridCol w:w="1878"/>
+        <w:gridCol w:w="2611"/>
+      </w:tblGrid>
+      <w:tr>
+        <w:tc>
+          <w:tcPr>
+            <w:tcW w:w="2200" w:type="dxa"/>
+          </w:tcPr>
+          <w:p>
+            <w:pPr>
+              <w:spacing w:line="240" w:lineRule="auto"/>
+            </w:pPr>
+            <w:r>
+              <w:rPr>
+                <w:b/>
+              </w:rPr>
+              <w:t>Категория</w:t>
+            </w:r>
+            <w:r>
+              <w:rPr>
+                <w:b/>
+              </w:rPr>
+              <w:t xml:space="preserve"> данных</w:t>
+            </w:r>
+          </w:p>
+        </w:tc>
+        <w:tc>
+          <w:tcPr>
+            <w:tcW w:w="3700" w:type="dxa"/>
+          </w:tcPr>
+          <w:p>
+            <w:pPr>
+              <w:spacing w:line="240" w:lineRule="auto"/>
+            </w:pPr>
+            <w:r>
+              <w:rPr>
+                <w:b/>
+              </w:rPr>
+              <w:t>Структура</w:t>
+            </w:r>
+          </w:p>
+        </w:tc>
+        <w:tc>
+          <w:tcPr>
+            <w:tcW w:w="2200" w:type="dxa"/>
+          </w:tcPr>
+          <w:p>
+            <w:pPr>
+              <w:spacing w:line="240" w:lineRule="auto"/>
+            </w:pPr>
+            <w:r>
+              <w:rPr>
+                <w:b/>
+              </w:rPr>
+              <w:t>Формат</w:t>
+            </w:r>
+          </w:p>
+        </w:tc>
+        <w:tc>
+          <w:tcPr>
+            <w:tcW w:w="3200" w:type="dxa"/>
+          </w:tcPr>
+          <w:p>
+            <w:pPr>
+              <w:spacing w:line="240" w:lineRule="auto"/>
+            </w:pPr>
+            <w:r>
+              <w:rPr>
+                <w:b/>
+              </w:rPr>
+              <w:t>Назначение</w:t>
+            </w:r>
+          </w:p>
+        </w:tc>
+      </w:tr>
+      <w:tr>
+        <w:tc>
+          <w:tcPr>
+            <w:tcW w:w="2200" w:type="dxa"/>
+          </w:tcPr>
+          <w:p>
+            <w:pPr>
+              <w:spacing w:line="240" w:lineRule="auto"/>
+            </w:pPr>
+            <w:r>
+              <w:t>Учетные данные</w:t>
+            </w:r>
+          </w:p>
+        </w:tc>
+        <w:tc>
+          <w:tcPr>
+            <w:tcW w:w="3700" w:type="dxa"/>
+          </w:tcPr>
+          <w:p>
+            <w:pPr>
+              <w:spacing w:line="240" w:lineRule="auto"/>
+            </w:pPr>
+            <w:r>
+              <w:t>Логин, пароль, роль пользователя</w:t>
+            </w:r>
+          </w:p>
+        </w:tc>
+        <w:tc>
+          <w:tcPr>
+            <w:tcW w:w="2200" w:type="dxa"/>
+          </w:tcPr>
+          <w:p>
+            <w:pPr>
+              <w:spacing w:line="240" w:lineRule="auto"/>
+            </w:pPr>
+            <w:r>
+              <w:t>JSON / HTTP POST</w:t>
+            </w:r>
+          </w:p>
+        </w:tc>
+        <w:tc>
+          <w:tcPr>
+            <w:tcW w:w="3200" w:type="dxa"/>
+          </w:tcPr>
+          <w:p>
+            <w:pPr>
+              <w:spacing w:line="240" w:lineRule="auto"/>
+            </w:pPr>
+            <w:r>
+              <w:t>Авторизация клиента или сотрудника.</w:t>
+            </w:r>
+          </w:p>
+        </w:tc>
+      </w:tr>
+      <w:tr>
+        <w:tc>
+          <w:tcPr>
+            <w:tcW w:w="2200" w:type="dxa"/>
+          </w:tcPr>
+          <w:p>
+            <w:pPr>
+              <w:spacing w:line="240" w:lineRule="auto"/>
+            </w:pPr>
+            <w:r>
+              <w:t>Данные заказа</w:t>
+            </w:r>
+          </w:p>
+        </w:tc>
+        <w:tc>
+          <w:tcPr>
+            <w:tcW w:w="3700" w:type="dxa"/>
+          </w:tcPr>
+          <w:p>
+            <w:pPr>
+              <w:spacing w:line="240" w:lineRule="auto"/>
+            </w:pPr>
+            <w:r>
+              <w:t>Позиции, количество, добавки, модификаторы, комментарий, тип заказа, время самовывоза</w:t>
+            </w:r>
+          </w:p>
+        </w:tc>
+        <w:tc>
+          <w:tcPr>
+            <w:tcW w:w="2200" w:type="dxa"/>
+          </w:tcPr>
+          <w:p>
+            <w:pPr>
+              <w:spacing w:line="240" w:lineRule="auto"/>
+            </w:pPr>
+            <w:r>
+              <w:t>JSON / HTTP POST</w:t>
+            </w:r>
+          </w:p>
+        </w:tc>
+        <w:tc>
+          <w:tcPr>
+            <w:tcW w:w="3200" w:type="dxa"/>
+          </w:tcPr>
+          <w:p>
+            <w:pPr>
+              <w:spacing w:line="240" w:lineRule="auto"/>
+            </w:pPr>
+            <w:r>
+              <w:t>Создание заказа и передача его в производственную очередь.</w:t>
+            </w:r>
+          </w:p>
+        </w:tc>
+      </w:tr>
+      <w:tr>
+        <w:tc>
+          <w:tcPr>
+            <w:tcW w:w="2200" w:type="dxa"/>
+          </w:tcPr>
+          <w:p>
+            <w:pPr>
+              <w:spacing w:line="240" w:lineRule="auto"/>
+            </w:pPr>
+            <w:r>
+              <w:lastRenderedPageBreak/>
+              <w:t>Справочники меню</w:t>
+            </w:r>
+          </w:p>
+        </w:tc>
+        <w:tc>
+          <w:tcPr>
+            <w:tcW w:w="3700" w:type="dxa"/>
+          </w:tcPr>
+          <w:p>
+            <w:pPr>
+              <w:spacing w:line="240" w:lineRule="auto"/>
+            </w:pPr>
+            <w:r>
+              <w:t>Название, категория, цена, состав, доступность, КБЖУ</w:t>
+            </w:r>
+          </w:p>
+        </w:tc>
+        <w:tc>
+          <w:tcPr>
+            <w:tcW w:w="2200" w:type="dxa"/>
+          </w:tcPr>
+          <w:p>
+            <w:pPr>
+              <w:spacing w:line="240" w:lineRule="auto"/>
+            </w:pPr>
+            <w:r>
+              <w:t>JSON / формы WPF</w:t>
+            </w:r>
+          </w:p>
+        </w:tc>
+        <w:tc>
+          <w:tcPr>
+            <w:tcW w:w="3200" w:type="dxa"/>
+          </w:tcPr>
+          <w:p>
+            <w:pPr>
+              <w:spacing w:line="240" w:lineRule="auto"/>
+            </w:pPr>
+            <w:r>
+              <w:t>Создание и редактирование позиций меню.</w:t>
+            </w:r>
+          </w:p>
+        </w:tc>
+      </w:tr>
+      <w:tr>
+        <w:tc>
+          <w:tcPr>
+            <w:tcW w:w="2200" w:type="dxa"/>
+          </w:tcPr>
+          <w:p>
+            <w:pPr>
+              <w:spacing w:line="240" w:lineRule="auto"/>
+            </w:pPr>
+            <w:r>
+              <w:t>Ингредиенты и техкарты</w:t>
+            </w:r>
+          </w:p>
+        </w:tc>
+        <w:tc>
+          <w:tcPr>
+            <w:tcW w:w="3700" w:type="dxa"/>
+          </w:tcPr>
+          <w:p>
+            <w:pPr>
+              <w:spacing w:line="240" w:lineRule="auto"/>
+            </w:pPr>
+            <w:r>
+              <w:t>Сырье, масса, единицы измерения, пищевая ценн</w:t>
+            </w:r>
+            <w:r>
+              <w:t>ость, технология приготовления</w:t>
+            </w:r>
+          </w:p>
+        </w:tc>
+        <w:tc>
+          <w:tcPr>
+            <w:tcW w:w="2200" w:type="dxa"/>
+          </w:tcPr>
+          <w:p>
+            <w:pPr>
+              <w:spacing w:line="240" w:lineRule="auto"/>
+            </w:pPr>
+            <w:r>
+              <w:t>JSON / формы WPF</w:t>
+            </w:r>
+          </w:p>
+        </w:tc>
+        <w:tc>
+          <w:tcPr>
+            <w:tcW w:w="3200" w:type="dxa"/>
+          </w:tcPr>
+          <w:p>
+            <w:pPr>
+              <w:spacing w:line="240" w:lineRule="auto"/>
+            </w:pPr>
+            <w:r>
+              <w:t>Расчет КБЖУ, себестоимости и списание сырья.</w:t>
+            </w:r>
+          </w:p>
+        </w:tc>
+      </w:tr>
+      <w:tr>
+        <w:tc>
+          <w:tcPr>
+            <w:tcW w:w="2200" w:type="dxa"/>
+          </w:tcPr>
+          <w:p>
+            <w:pPr>
+              <w:spacing w:line="240" w:lineRule="auto"/>
+            </w:pPr>
+            <w:r>
+              <w:t>Складские операции</w:t>
+            </w:r>
+          </w:p>
+        </w:tc>
+        <w:tc>
+          <w:tcPr>
+            <w:tcW w:w="3700" w:type="dxa"/>
+          </w:tcPr>
+          <w:p>
+            <w:pPr>
+              <w:spacing w:line="240" w:lineRule="auto"/>
+            </w:pPr>
+            <w:r>
+              <w:t>Поставка, списание, стоп-лист, причина операции</w:t>
+            </w:r>
+          </w:p>
+        </w:tc>
+        <w:tc>
+          <w:tcPr>
+            <w:tcW w:w="2200" w:type="dxa"/>
+          </w:tcPr>
+          <w:p>
+            <w:pPr>
+              <w:spacing w:line="240" w:lineRule="auto"/>
+            </w:pPr>
+            <w:r>
+              <w:t>JSON / формы WPF</w:t>
+            </w:r>
+          </w:p>
+        </w:tc>
+        <w:tc>
+          <w:tcPr>
+            <w:tcW w:w="3200" w:type="dxa"/>
+          </w:tcPr>
+          <w:p>
+            <w:pPr>
+              <w:spacing w:line="240" w:lineRule="auto"/>
+            </w:pPr>
+            <w:r>
+              <w:t>Контроль остатков и доступности позиций.</w:t>
+            </w:r>
+          </w:p>
+        </w:tc>
+      </w:tr>
+    </w:tbl>
+    <w:p>
+      <w:pPr>
+        <w:pStyle w:val="30"/>
+      </w:pPr>
+      <w:bookmarkStart w:id="64" w:name="_Toc229490329"/>
+      <w:r>
+        <w:t>4.3.2 Выходные данные</w:t>
+      </w:r>
+      <w:bookmarkEnd w:id="64"/>
     </w:p>
     <w:p>
       <w:pPr>
         <w:pStyle w:val="aff"/>
       </w:pPr>
       <w:r>
-        <w:t>Серверный API является центральным компонентом, через который проходят операции авторизации, чтения справочников, создания заказов, изменения статусов, складского учета и аналитики. База данных хранит операционные и справочные данные, а также обеспечивает связность между заказами, клиентами, позициями меню, ингредиентами и технологическими картами.</w:t>
-      </w:r>
+        <w:t xml:space="preserve">Выходные </w:t>
+      </w:r>
+      <w:r>
+        <w:t>данные формируются серверной частью и отображаются в интерфейсах пользователей. Они используются для подтверждения выполненных операций, отображения статусов, формирования отчетов и обновления рабочих экранов.</w:t>
+      </w:r>
+    </w:p>
+    <w:p>
+      <w:r>
+        <w:t>Таблица 4.3.2 - Структура и форматы выходных д</w:t>
+      </w:r>
+      <w:r>
+        <w:t>анных</w:t>
+      </w:r>
+    </w:p>
+    <w:tbl>
+      <w:tblPr>
+        <w:tblW w:w="0" w:type="auto"/>
+        <w:tblBorders>
+          <w:top w:val="single" w:sz="4" w:space="0" w:color="000000"/>
+          <w:left w:val="single" w:sz="4" w:space="0" w:color="000000"/>
+          <w:bottom w:val="single" w:sz="4" w:space="0" w:color="000000"/>
+          <w:right w:val="single" w:sz="4" w:space="0" w:color="000000"/>
+          <w:insideH w:val="single" w:sz="4" w:space="0" w:color="000000"/>
+          <w:insideV w:val="single" w:sz="4" w:space="0" w:color="000000"/>
+        </w:tblBorders>
+        <w:tblLook w:val="04A0" w:firstRow="1" w:lastRow="0" w:firstColumn="1" w:lastColumn="0" w:noHBand="0" w:noVBand="1"/>
+      </w:tblPr>
+      <w:tblGrid>
+        <w:gridCol w:w="1881"/>
+        <w:gridCol w:w="2958"/>
+        <w:gridCol w:w="1913"/>
+        <w:gridCol w:w="2594"/>
+      </w:tblGrid>
+      <w:tr>
+        <w:tc>
+          <w:tcPr>
+            <w:tcW w:w="2200" w:type="dxa"/>
+          </w:tcPr>
+          <w:p>
+            <w:pPr>
+              <w:spacing w:line="240" w:lineRule="auto"/>
+            </w:pPr>
+            <w:r>
+              <w:rPr>
+                <w:b/>
+              </w:rPr>
+              <w:t>Категория данных</w:t>
+            </w:r>
+          </w:p>
+        </w:tc>
+        <w:tc>
+          <w:tcPr>
+            <w:tcW w:w="3700" w:type="dxa"/>
+          </w:tcPr>
+          <w:p>
+            <w:pPr>
+              <w:spacing w:line="240" w:lineRule="auto"/>
+            </w:pPr>
+            <w:r>
+              <w:rPr>
+                <w:b/>
+              </w:rPr>
+              <w:t>Структура</w:t>
+            </w:r>
+          </w:p>
+        </w:tc>
+        <w:tc>
+          <w:tcPr>
+            <w:tcW w:w="2200" w:type="dxa"/>
+          </w:tcPr>
+          <w:p>
+            <w:pPr>
+              <w:spacing w:line="240" w:lineRule="auto"/>
+            </w:pPr>
+            <w:r>
+              <w:rPr>
+                <w:b/>
+              </w:rPr>
+              <w:t>Формат</w:t>
+            </w:r>
+          </w:p>
+        </w:tc>
+        <w:tc>
+          <w:tcPr>
+            <w:tcW w:w="3200" w:type="dxa"/>
+          </w:tcPr>
+          <w:p>
+            <w:pPr>
+              <w:spacing w:line="240" w:lineRule="auto"/>
+            </w:pPr>
+            <w:r>
+              <w:rPr>
+                <w:b/>
+              </w:rPr>
+              <w:t>Назначение</w:t>
+            </w:r>
+          </w:p>
+        </w:tc>
+      </w:tr>
+      <w:tr>
+        <w:tc>
+          <w:tcPr>
+            <w:tcW w:w="2200" w:type="dxa"/>
+          </w:tcPr>
+          <w:p>
+            <w:pPr>
+              <w:spacing w:line="240" w:lineRule="auto"/>
+            </w:pPr>
+            <w:r>
+              <w:t>Ответ авторизации</w:t>
+            </w:r>
+          </w:p>
+        </w:tc>
+        <w:tc>
+          <w:tcPr>
+            <w:tcW w:w="3700" w:type="dxa"/>
+          </w:tcPr>
+          <w:p>
+            <w:pPr>
+              <w:spacing w:line="240" w:lineRule="auto"/>
+            </w:pPr>
+            <w:r>
+              <w:t>Статус входа, cookie-сессия, роль пользователя</w:t>
+            </w:r>
+          </w:p>
+        </w:tc>
+        <w:tc>
+          <w:tcPr>
+            <w:tcW w:w="2200" w:type="dxa"/>
+          </w:tcPr>
+          <w:p>
+            <w:pPr>
+              <w:spacing w:line="240" w:lineRule="auto"/>
+            </w:pPr>
+            <w:r>
+              <w:t>HTTP response / cookie</w:t>
+            </w:r>
+          </w:p>
+        </w:tc>
+        <w:tc>
+          <w:tcPr>
+            <w:tcW w:w="3200" w:type="dxa"/>
+          </w:tcPr>
+          <w:p>
+            <w:pPr>
+              <w:spacing w:line="240" w:lineRule="auto"/>
+            </w:pPr>
+            <w:r>
+              <w:t>Открытие соответствующего контура системы.</w:t>
+            </w:r>
+          </w:p>
+        </w:tc>
+      </w:tr>
+      <w:tr>
+        <w:tc>
+          <w:tcPr>
+            <w:tcW w:w="2200" w:type="dxa"/>
+          </w:tcPr>
+          <w:p>
+            <w:pPr>
+              <w:spacing w:line="240" w:lineRule="auto"/>
+            </w:pPr>
+            <w:r>
+              <w:t>Результат оформления заказа</w:t>
+            </w:r>
+          </w:p>
+        </w:tc>
+        <w:tc>
+          <w:tcPr>
+            <w:tcW w:w="3700" w:type="dxa"/>
+          </w:tcPr>
+          <w:p>
+            <w:pPr>
+              <w:spacing w:line="240" w:lineRule="auto"/>
+            </w:pPr>
+            <w:r>
+              <w:t xml:space="preserve">Номер заказа, сумма, скидка, статус, состав </w:t>
+            </w:r>
+            <w:r>
+              <w:t>заказа</w:t>
+            </w:r>
+          </w:p>
+        </w:tc>
+        <w:tc>
+          <w:tcPr>
+            <w:tcW w:w="2200" w:type="dxa"/>
+          </w:tcPr>
+          <w:p>
+            <w:pPr>
+              <w:spacing w:line="240" w:lineRule="auto"/>
+            </w:pPr>
+            <w:r>
+              <w:t>JSON</w:t>
+            </w:r>
+          </w:p>
+        </w:tc>
+        <w:tc>
+          <w:tcPr>
+            <w:tcW w:w="3200" w:type="dxa"/>
+          </w:tcPr>
+          <w:p>
+            <w:pPr>
+              <w:spacing w:line="240" w:lineRule="auto"/>
+            </w:pPr>
+            <w:r>
+              <w:t>Подтверждение заказа клиенту и передача в очередь кухни.</w:t>
+            </w:r>
+          </w:p>
+        </w:tc>
+      </w:tr>
+      <w:tr>
+        <w:tc>
+          <w:tcPr>
+            <w:tcW w:w="2200" w:type="dxa"/>
+          </w:tcPr>
+          <w:p>
+            <w:pPr>
+              <w:spacing w:line="240" w:lineRule="auto"/>
+            </w:pPr>
+            <w:r>
+              <w:t>Очередь заказов</w:t>
+            </w:r>
+          </w:p>
+        </w:tc>
+        <w:tc>
+          <w:tcPr>
+            <w:tcW w:w="3700" w:type="dxa"/>
+          </w:tcPr>
+          <w:p>
+            <w:pPr>
+              <w:spacing w:line="240" w:lineRule="auto"/>
+            </w:pPr>
+            <w:r>
+              <w:t>Список заказов, позиции, комментарии, время подачи, статусы</w:t>
+            </w:r>
+          </w:p>
+        </w:tc>
+        <w:tc>
+          <w:tcPr>
+            <w:tcW w:w="2200" w:type="dxa"/>
+          </w:tcPr>
+          <w:p>
+            <w:pPr>
+              <w:spacing w:line="240" w:lineRule="auto"/>
+            </w:pPr>
+            <w:r>
+              <w:t>JSON</w:t>
+            </w:r>
+          </w:p>
+        </w:tc>
+        <w:tc>
+          <w:tcPr>
+            <w:tcW w:w="3200" w:type="dxa"/>
+          </w:tcPr>
+          <w:p>
+            <w:pPr>
+              <w:spacing w:line="240" w:lineRule="auto"/>
+            </w:pPr>
+            <w:r>
+              <w:t>Работа повара и бариста-кассира.</w:t>
+            </w:r>
+          </w:p>
+        </w:tc>
+      </w:tr>
+      <w:tr>
+        <w:tc>
+          <w:tcPr>
+            <w:tcW w:w="2200" w:type="dxa"/>
+          </w:tcPr>
+          <w:p>
+            <w:pPr>
+              <w:spacing w:line="240" w:lineRule="auto"/>
+            </w:pPr>
+            <w:r>
+              <w:t>Справочные списки</w:t>
+            </w:r>
+          </w:p>
+        </w:tc>
+        <w:tc>
+          <w:tcPr>
+            <w:tcW w:w="3700" w:type="dxa"/>
+          </w:tcPr>
+          <w:p>
+            <w:pPr>
+              <w:spacing w:line="240" w:lineRule="auto"/>
+            </w:pPr>
+            <w:r>
+              <w:t>Меню, ингредиенты, категории, клиенты, сотрудники</w:t>
+            </w:r>
+          </w:p>
+        </w:tc>
+        <w:tc>
+          <w:tcPr>
+            <w:tcW w:w="2200" w:type="dxa"/>
+          </w:tcPr>
+          <w:p>
+            <w:pPr>
+              <w:spacing w:line="240" w:lineRule="auto"/>
+            </w:pPr>
+            <w:r>
+              <w:t>JSO</w:t>
+            </w:r>
+            <w:r>
+              <w:t>N / таблицы WPF</w:t>
+            </w:r>
+          </w:p>
+        </w:tc>
+        <w:tc>
+          <w:tcPr>
+            <w:tcW w:w="3200" w:type="dxa"/>
+          </w:tcPr>
+          <w:p>
+            <w:pPr>
+              <w:spacing w:line="240" w:lineRule="auto"/>
+            </w:pPr>
+            <w:r>
+              <w:t>Заполнение экранов управления и форм редактирования.</w:t>
+            </w:r>
+          </w:p>
+        </w:tc>
+      </w:tr>
+      <w:tr>
+        <w:tc>
+          <w:tcPr>
+            <w:tcW w:w="2200" w:type="dxa"/>
+          </w:tcPr>
+          <w:p>
+            <w:pPr>
+              <w:spacing w:line="240" w:lineRule="auto"/>
+            </w:pPr>
+            <w:r>
+              <w:t>Отчеты и аналитика</w:t>
+            </w:r>
+          </w:p>
+        </w:tc>
+        <w:tc>
+          <w:tcPr>
+            <w:tcW w:w="3700" w:type="dxa"/>
+          </w:tcPr>
+          <w:p>
+            <w:pPr>
+              <w:spacing w:line="240" w:lineRule="auto"/>
+            </w:pPr>
+            <w:r>
+              <w:t>Продажи, популярность позиций, ABC-анализ, инвентаризация</w:t>
+            </w:r>
+          </w:p>
+        </w:tc>
+        <w:tc>
+          <w:tcPr>
+            <w:tcW w:w="2200" w:type="dxa"/>
+          </w:tcPr>
+          <w:p>
+            <w:pPr>
+              <w:spacing w:line="240" w:lineRule="auto"/>
+            </w:pPr>
+            <w:r>
+              <w:t>JSON / графики / таблицы</w:t>
+            </w:r>
+          </w:p>
+        </w:tc>
+        <w:tc>
+          <w:tcPr>
+            <w:tcW w:w="3200" w:type="dxa"/>
+          </w:tcPr>
+          <w:p>
+            <w:pPr>
+              <w:spacing w:line="240" w:lineRule="auto"/>
+            </w:pPr>
+            <w:r>
+              <w:t>Поддержка управленческих решений.</w:t>
+            </w:r>
+          </w:p>
+        </w:tc>
+      </w:tr>
+    </w:tbl>
+    <w:p>
+      <w:pPr>
+        <w:pStyle w:val="30"/>
+      </w:pPr>
+      <w:bookmarkStart w:id="65" w:name="_Toc229490330"/>
+      <w:r>
+        <w:lastRenderedPageBreak/>
+        <w:t>4.3.3 Промежуточные данные</w:t>
+      </w:r>
+      <w:bookmarkEnd w:id="65"/>
     </w:p>
     <w:p>
       <w:pPr>
         <w:pStyle w:val="aff"/>
       </w:pPr>
       <w:r>
-        <w:t>Такое построение позволяет использовать единую бизнес-логику для разных интерфейсов. Клиент и сотрудник видят разные экраны, но работают с согласованными данными и едиными правилами обработки.</w:t>
+        <w:t xml:space="preserve">Промежуточные данные </w:t>
+      </w:r>
+      <w:r>
+        <w:t>существуют во время выполнения пользовательских сценариев и не всегда сохраняются как самостоятельные сущности. Они нужны для удержания состояния интерфейса, проверки операций и подготовки итоговых запросов к API.</w:t>
+      </w:r>
+    </w:p>
+    <w:p>
+      <w:r>
+        <w:t>Таблица 4.3.3 - Структура промежуточных да</w:t>
+      </w:r>
+      <w:r>
+        <w:t>нных</w:t>
+      </w:r>
+    </w:p>
+    <w:tbl>
+      <w:tblPr>
+        <w:tblW w:w="0" w:type="auto"/>
+        <w:tblBorders>
+          <w:top w:val="single" w:sz="4" w:space="0" w:color="000000"/>
+          <w:left w:val="single" w:sz="4" w:space="0" w:color="000000"/>
+          <w:bottom w:val="single" w:sz="4" w:space="0" w:color="000000"/>
+          <w:right w:val="single" w:sz="4" w:space="0" w:color="000000"/>
+          <w:insideH w:val="single" w:sz="4" w:space="0" w:color="000000"/>
+          <w:insideV w:val="single" w:sz="4" w:space="0" w:color="000000"/>
+        </w:tblBorders>
+        <w:tblLook w:val="04A0" w:firstRow="1" w:lastRow="0" w:firstColumn="1" w:lastColumn="0" w:noHBand="0" w:noVBand="1"/>
+      </w:tblPr>
+      <w:tblGrid>
+        <w:gridCol w:w="1756"/>
+        <w:gridCol w:w="3128"/>
+        <w:gridCol w:w="2128"/>
+        <w:gridCol w:w="2334"/>
+      </w:tblGrid>
+      <w:tr>
+        <w:tc>
+          <w:tcPr>
+            <w:tcW w:w="2200" w:type="dxa"/>
+          </w:tcPr>
+          <w:p>
+            <w:pPr>
+              <w:spacing w:line="240" w:lineRule="auto"/>
+            </w:pPr>
+            <w:r>
+              <w:rPr>
+                <w:b/>
+              </w:rPr>
+              <w:t>Категория</w:t>
+            </w:r>
+          </w:p>
+        </w:tc>
+        <w:tc>
+          <w:tcPr>
+            <w:tcW w:w="3700" w:type="dxa"/>
+          </w:tcPr>
+          <w:p>
+            <w:pPr>
+              <w:spacing w:line="240" w:lineRule="auto"/>
+            </w:pPr>
+            <w:r>
+              <w:rPr>
+                <w:b/>
+              </w:rPr>
+              <w:t>Состав</w:t>
+            </w:r>
+          </w:p>
+        </w:tc>
+        <w:tc>
+          <w:tcPr>
+            <w:tcW w:w="2400" w:type="dxa"/>
+          </w:tcPr>
+          <w:p>
+            <w:pPr>
+              <w:spacing w:line="240" w:lineRule="auto"/>
+            </w:pPr>
+            <w:r>
+              <w:rPr>
+                <w:b/>
+              </w:rPr>
+              <w:t>Место хранения</w:t>
+            </w:r>
+          </w:p>
+        </w:tc>
+        <w:tc>
+          <w:tcPr>
+            <w:tcW w:w="3000" w:type="dxa"/>
+          </w:tcPr>
+          <w:p>
+            <w:pPr>
+              <w:spacing w:line="240" w:lineRule="auto"/>
+            </w:pPr>
+            <w:r>
+              <w:rPr>
+                <w:b/>
+              </w:rPr>
+              <w:t>Назначение</w:t>
+            </w:r>
+          </w:p>
+        </w:tc>
+      </w:tr>
+      <w:tr>
+        <w:tc>
+          <w:tcPr>
+            <w:tcW w:w="2200" w:type="dxa"/>
+          </w:tcPr>
+          <w:p>
+            <w:pPr>
+              <w:spacing w:line="240" w:lineRule="auto"/>
+            </w:pPr>
+            <w:r>
+              <w:t>Корзина клиента</w:t>
+            </w:r>
+          </w:p>
+        </w:tc>
+        <w:tc>
+          <w:tcPr>
+            <w:tcW w:w="3700" w:type="dxa"/>
+          </w:tcPr>
+          <w:p>
+            <w:pPr>
+              <w:spacing w:line="240" w:lineRule="auto"/>
+            </w:pPr>
+            <w:r>
+              <w:t>Состав заказа до подтверждения, количество, добавки, комментарий</w:t>
+            </w:r>
+          </w:p>
+        </w:tc>
+        <w:tc>
+          <w:tcPr>
+            <w:tcW w:w="2400" w:type="dxa"/>
+          </w:tcPr>
+          <w:p>
+            <w:pPr>
+              <w:spacing w:line="240" w:lineRule="auto"/>
+            </w:pPr>
+            <w:r>
+              <w:t>localStorage / состояние страницы</w:t>
+            </w:r>
+          </w:p>
+        </w:tc>
+        <w:tc>
+          <w:tcPr>
+            <w:tcW w:w="3000" w:type="dxa"/>
+          </w:tcPr>
+          <w:p>
+            <w:pPr>
+              <w:spacing w:line="240" w:lineRule="auto"/>
+            </w:pPr>
+            <w:r>
+              <w:t>Сохранение выбранных позиций до отправки заказа.</w:t>
+            </w:r>
+          </w:p>
+        </w:tc>
+      </w:tr>
+      <w:tr>
+        <w:tc>
+          <w:tcPr>
+            <w:tcW w:w="2200" w:type="dxa"/>
+          </w:tcPr>
+          <w:p>
+            <w:pPr>
+              <w:spacing w:line="240" w:lineRule="auto"/>
+            </w:pPr>
+            <w:r>
+              <w:t>DTO-модели</w:t>
+            </w:r>
+          </w:p>
+        </w:tc>
+        <w:tc>
+          <w:tcPr>
+            <w:tcW w:w="3700" w:type="dxa"/>
+          </w:tcPr>
+          <w:p>
+            <w:pPr>
+              <w:spacing w:line="240" w:lineRule="auto"/>
+              <w:rPr>
+                <w:lang w:val="en-US"/>
+              </w:rPr>
+            </w:pPr>
+            <w:r>
+              <w:rPr>
+                <w:lang w:val="en-US"/>
+              </w:rPr>
+              <w:t>OrderRequest, OrderResponse, Pr</w:t>
+            </w:r>
+            <w:r>
+              <w:rPr>
+                <w:lang w:val="en-US"/>
+              </w:rPr>
+              <w:t xml:space="preserve">ofileResponse </w:t>
+            </w:r>
+            <w:r>
+              <w:t>и</w:t>
+            </w:r>
+            <w:r>
+              <w:rPr>
+                <w:lang w:val="en-US"/>
+              </w:rPr>
+              <w:t xml:space="preserve"> </w:t>
+            </w:r>
+            <w:r>
+              <w:t>другие</w:t>
+            </w:r>
+            <w:r>
+              <w:rPr>
+                <w:lang w:val="en-US"/>
+              </w:rPr>
+              <w:t xml:space="preserve"> </w:t>
+            </w:r>
+            <w:r>
+              <w:t>контракты</w:t>
+            </w:r>
+          </w:p>
+        </w:tc>
+        <w:tc>
+          <w:tcPr>
+            <w:tcW w:w="2400" w:type="dxa"/>
+          </w:tcPr>
+          <w:p>
+            <w:pPr>
+              <w:spacing w:line="240" w:lineRule="auto"/>
+            </w:pPr>
+            <w:r>
+              <w:t>Память приложения / JSON</w:t>
+            </w:r>
+          </w:p>
+        </w:tc>
+        <w:tc>
+          <w:tcPr>
+            <w:tcW w:w="3000" w:type="dxa"/>
+          </w:tcPr>
+          <w:p>
+            <w:pPr>
+              <w:spacing w:line="240" w:lineRule="auto"/>
+            </w:pPr>
+            <w:r>
+              <w:t>Передача данных между клиентом и сервером.</w:t>
+            </w:r>
+          </w:p>
+        </w:tc>
+      </w:tr>
+      <w:tr>
+        <w:tc>
+          <w:tcPr>
+            <w:tcW w:w="2200" w:type="dxa"/>
+          </w:tcPr>
+          <w:p>
+            <w:pPr>
+              <w:spacing w:line="240" w:lineRule="auto"/>
+            </w:pPr>
+            <w:r>
+              <w:t>Расчетные показатели</w:t>
+            </w:r>
+          </w:p>
+        </w:tc>
+        <w:tc>
+          <w:tcPr>
+            <w:tcW w:w="3700" w:type="dxa"/>
+          </w:tcPr>
+          <w:p>
+            <w:pPr>
+              <w:spacing w:line="240" w:lineRule="auto"/>
+            </w:pPr>
+            <w:r>
+              <w:t>КБЖУ, себестоимость, цена, скидка, итоговая сумма</w:t>
+            </w:r>
+          </w:p>
+        </w:tc>
+        <w:tc>
+          <w:tcPr>
+            <w:tcW w:w="2400" w:type="dxa"/>
+          </w:tcPr>
+          <w:p>
+            <w:pPr>
+              <w:spacing w:line="240" w:lineRule="auto"/>
+            </w:pPr>
+            <w:r>
+              <w:t>Память серверного приложения</w:t>
+            </w:r>
+          </w:p>
+        </w:tc>
+        <w:tc>
+          <w:tcPr>
+            <w:tcW w:w="3000" w:type="dxa"/>
+          </w:tcPr>
+          <w:p>
+            <w:pPr>
+              <w:spacing w:line="240" w:lineRule="auto"/>
+            </w:pPr>
+            <w:r>
+              <w:t>Формирование результата заказа и карточек позиций.</w:t>
+            </w:r>
+          </w:p>
+        </w:tc>
+      </w:tr>
+      <w:tr>
+        <w:tc>
+          <w:tcPr>
+            <w:tcW w:w="2200" w:type="dxa"/>
+          </w:tcPr>
+          <w:p>
+            <w:pPr>
+              <w:spacing w:line="240" w:lineRule="auto"/>
+            </w:pPr>
+            <w:r>
+              <w:t>Состояния интерфейса</w:t>
+            </w:r>
+          </w:p>
+        </w:tc>
+        <w:tc>
+          <w:tcPr>
+            <w:tcW w:w="3700" w:type="dxa"/>
+          </w:tcPr>
+          <w:p>
+            <w:pPr>
+              <w:spacing w:line="240" w:lineRule="auto"/>
+            </w:pPr>
+            <w:r>
+              <w:t>Выбранный раздел, фильтры, поиск, статус загрузки и ошибки</w:t>
+            </w:r>
+          </w:p>
+        </w:tc>
+        <w:tc>
+          <w:tcPr>
+            <w:tcW w:w="2400" w:type="dxa"/>
+          </w:tcPr>
+          <w:p>
+            <w:pPr>
+              <w:spacing w:line="240" w:lineRule="auto"/>
+            </w:pPr>
+            <w:r>
+              <w:t>Память клиента</w:t>
+            </w:r>
+          </w:p>
+        </w:tc>
+        <w:tc>
+          <w:tcPr>
+            <w:tcW w:w="3000" w:type="dxa"/>
+          </w:tcPr>
+          <w:p>
+            <w:pPr>
+              <w:spacing w:line="240" w:lineRule="auto"/>
+            </w:pPr>
+            <w:r>
+              <w:t>Обеспечение удобной работы без лишних перезагрузок.</w:t>
+            </w:r>
+          </w:p>
+        </w:tc>
+      </w:tr>
+      <w:tr>
+        <w:tc>
+          <w:tcPr>
+            <w:tcW w:w="2200" w:type="dxa"/>
+          </w:tcPr>
+          <w:p>
+            <w:pPr>
+              <w:spacing w:line="240" w:lineRule="auto"/>
+            </w:pPr>
+            <w:r>
+              <w:t>Транзакционные данные</w:t>
+            </w:r>
+          </w:p>
+        </w:tc>
+        <w:tc>
+          <w:tcPr>
+            <w:tcW w:w="3700" w:type="dxa"/>
+          </w:tcPr>
+          <w:p>
+            <w:pPr>
+              <w:spacing w:line="240" w:lineRule="auto"/>
+            </w:pPr>
+            <w:r>
+              <w:t>Временный набор изменений заказа и складских остатков</w:t>
+            </w:r>
+          </w:p>
+        </w:tc>
+        <w:tc>
+          <w:tcPr>
+            <w:tcW w:w="2400" w:type="dxa"/>
+          </w:tcPr>
+          <w:p>
+            <w:pPr>
+              <w:spacing w:line="240" w:lineRule="auto"/>
+            </w:pPr>
+            <w:r>
+              <w:t>Транзакция БД</w:t>
+            </w:r>
+          </w:p>
+        </w:tc>
+        <w:tc>
+          <w:tcPr>
+            <w:tcW w:w="3000" w:type="dxa"/>
+          </w:tcPr>
+          <w:p>
+            <w:pPr>
+              <w:spacing w:line="240" w:lineRule="auto"/>
+            </w:pPr>
+            <w:r>
+              <w:t>Атомарное сохранен</w:t>
+            </w:r>
+            <w:r>
+              <w:t>ие критичных операций.</w:t>
+            </w:r>
+          </w:p>
+        </w:tc>
+      </w:tr>
+    </w:tbl>
+    <w:p>
+      <w:pPr>
+        <w:pStyle w:val="2"/>
+      </w:pPr>
+      <w:bookmarkStart w:id="66" w:name="_Toc229490331"/>
+      <w:r>
+        <w:t>4.4 Реализация используемых методов хранения, обработки и передачи информации об объектах предметной области</w:t>
+      </w:r>
+      <w:bookmarkEnd w:id="66"/>
+    </w:p>
+    <w:p>
+      <w:pPr>
+        <w:pStyle w:val="aff"/>
+      </w:pPr>
+      <w:r>
+        <w:t>Методы, определенные в разделе 2.1.3, реализуются в Garden Nook через реляционное хранение данных, серверную обработку запр</w:t>
+      </w:r>
+      <w:r>
+        <w:t>осов, расчетные алгоритмы, графическое представление аналитики и обмен данными между веб-клиентом, WPF-приложением и API.</w:t>
       </w:r>
     </w:p>
     <w:p>
       <w:pPr>
         <w:pStyle w:val="30"/>
-        <w:rPr>
-          <w:szCs w:val="24"/>
-        </w:rPr>
-      </w:pPr>
-      <w:bookmarkStart w:id="62" w:name="_Toc229478844"/>
-      <w:r>
-        <w:rPr>
-          <w:szCs w:val="24"/>
-        </w:rPr>
+      </w:pPr>
+      <w:bookmarkStart w:id="67" w:name="_Toc229490332"/>
+      <w:r>
+        <w:t>4.4.1 Методы хранения данных</w:t>
+      </w:r>
+      <w:bookmarkEnd w:id="67"/>
+    </w:p>
+    <w:p>
+      <w:pPr>
+        <w:pStyle w:val="aff"/>
+      </w:pPr>
+      <w:r>
+        <w:t xml:space="preserve">Хранение данных реализуется в Microsoft SQL Server. Основные таблицы отражают устойчивые сущности </w:t>
+      </w:r>
+      <w:r>
+        <w:t>предметной области: пользователей, меню, ингредиенты, технологические карты, заказы, складские операции и справочники. Связи между таблицами обеспечивают целостность рецептур, заказов и складского учета.</w:t>
+      </w:r>
+    </w:p>
+    <w:p>
+      <w:r>
+        <w:lastRenderedPageBreak/>
+        <w:t>Таблица 4.4.1 - Основные таблицы и группы данных баз</w:t>
+      </w:r>
+      <w:r>
+        <w:t>ы</w:t>
+      </w:r>
+    </w:p>
+    <w:tbl>
+      <w:tblPr>
+        <w:tblW w:w="0" w:type="auto"/>
+        <w:tblBorders>
+          <w:top w:val="single" w:sz="4" w:space="0" w:color="000000"/>
+          <w:left w:val="single" w:sz="4" w:space="0" w:color="000000"/>
+          <w:bottom w:val="single" w:sz="4" w:space="0" w:color="000000"/>
+          <w:right w:val="single" w:sz="4" w:space="0" w:color="000000"/>
+          <w:insideH w:val="single" w:sz="4" w:space="0" w:color="000000"/>
+          <w:insideV w:val="single" w:sz="4" w:space="0" w:color="000000"/>
+        </w:tblBorders>
+        <w:tblLook w:val="04A0" w:firstRow="1" w:lastRow="0" w:firstColumn="1" w:lastColumn="0" w:noHBand="0" w:noVBand="1"/>
+      </w:tblPr>
+      <w:tblGrid>
+        <w:gridCol w:w="2874"/>
+        <w:gridCol w:w="3420"/>
+        <w:gridCol w:w="3052"/>
+      </w:tblGrid>
+      <w:tr>
+        <w:tc>
+          <w:tcPr>
+            <w:tcW w:w="3000" w:type="dxa"/>
+          </w:tcPr>
+          <w:p>
+            <w:pPr>
+              <w:spacing w:line="240" w:lineRule="auto"/>
+            </w:pPr>
+            <w:r>
+              <w:rPr>
+                <w:b/>
+              </w:rPr>
+              <w:t>Группа таблиц</w:t>
+            </w:r>
+          </w:p>
+        </w:tc>
+        <w:tc>
+          <w:tcPr>
+            <w:tcW w:w="4300" w:type="dxa"/>
+          </w:tcPr>
+          <w:p>
+            <w:pPr>
+              <w:spacing w:line="240" w:lineRule="auto"/>
+            </w:pPr>
+            <w:r>
+              <w:rPr>
+                <w:b/>
+              </w:rPr>
+              <w:t>Назначение</w:t>
+            </w:r>
+          </w:p>
+        </w:tc>
+        <w:tc>
+          <w:tcPr>
+            <w:tcW w:w="3900" w:type="dxa"/>
+          </w:tcPr>
+          <w:p>
+            <w:pPr>
+              <w:spacing w:line="240" w:lineRule="auto"/>
+            </w:pPr>
+            <w:r>
+              <w:rPr>
+                <w:b/>
+              </w:rPr>
+              <w:t>Ключевые связи</w:t>
+            </w:r>
+          </w:p>
+        </w:tc>
+      </w:tr>
+      <w:tr>
+        <w:tc>
+          <w:tcPr>
+            <w:tcW w:w="3000" w:type="dxa"/>
+          </w:tcPr>
+          <w:p>
+            <w:pPr>
+              <w:spacing w:line="240" w:lineRule="auto"/>
+            </w:pPr>
+            <w:r>
+              <w:t>Users, Clients, Employees</w:t>
+            </w:r>
+          </w:p>
+        </w:tc>
+        <w:tc>
+          <w:tcPr>
+            <w:tcW w:w="4300" w:type="dxa"/>
+          </w:tcPr>
+          <w:p>
+            <w:pPr>
+              <w:spacing w:line="240" w:lineRule="auto"/>
+            </w:pPr>
+            <w:r>
+              <w:t>Учетные записи, клиенты, сотрудники и роли</w:t>
+            </w:r>
+          </w:p>
+        </w:tc>
+        <w:tc>
+          <w:tcPr>
+            <w:tcW w:w="3900" w:type="dxa"/>
+          </w:tcPr>
+          <w:p>
+            <w:pPr>
+              <w:spacing w:line="240" w:lineRule="auto"/>
+            </w:pPr>
+            <w:r>
+              <w:t>Связь с заказами, историей действий и правами доступа.</w:t>
+            </w:r>
+          </w:p>
+        </w:tc>
+      </w:tr>
+      <w:tr>
+        <w:tc>
+          <w:tcPr>
+            <w:tcW w:w="3000" w:type="dxa"/>
+          </w:tcPr>
+          <w:p>
+            <w:pPr>
+              <w:spacing w:line="240" w:lineRule="auto"/>
+            </w:pPr>
+            <w:r>
+              <w:t>MenuItems, MenuCategories</w:t>
+            </w:r>
+          </w:p>
+        </w:tc>
+        <w:tc>
+          <w:tcPr>
+            <w:tcW w:w="4300" w:type="dxa"/>
+          </w:tcPr>
+          <w:p>
+            <w:pPr>
+              <w:spacing w:line="240" w:lineRule="auto"/>
+            </w:pPr>
+            <w:r>
+              <w:t>Позиции меню, категории, цены, описания и признаки доступности</w:t>
+            </w:r>
+          </w:p>
+        </w:tc>
+        <w:tc>
+          <w:tcPr>
+            <w:tcW w:w="3900" w:type="dxa"/>
+          </w:tcPr>
+          <w:p>
+            <w:pPr>
+              <w:spacing w:line="240" w:lineRule="auto"/>
+            </w:pPr>
+            <w:r>
+              <w:t>Связь с заказами, техкартами и стоп-листом.</w:t>
+            </w:r>
+          </w:p>
+        </w:tc>
+      </w:tr>
+      <w:tr>
+        <w:tc>
+          <w:tcPr>
+            <w:tcW w:w="3000" w:type="dxa"/>
+          </w:tcPr>
+          <w:p>
+            <w:pPr>
+              <w:spacing w:line="240" w:lineRule="auto"/>
+            </w:pPr>
+            <w:r>
+              <w:t>Ingredients, IngredientCategories</w:t>
+            </w:r>
+          </w:p>
+        </w:tc>
+        <w:tc>
+          <w:tcPr>
+            <w:tcW w:w="4300" w:type="dxa"/>
+          </w:tcPr>
+          <w:p>
+            <w:pPr>
+              <w:spacing w:line="240" w:lineRule="auto"/>
+            </w:pPr>
+            <w:r>
+              <w:t>Сырье и полуфабрикаты, единицы измерения, КБЖУ и стоимость</w:t>
+            </w:r>
+          </w:p>
+        </w:tc>
+        <w:tc>
+          <w:tcPr>
+            <w:tcW w:w="3900" w:type="dxa"/>
+          </w:tcPr>
+          <w:p>
+            <w:pPr>
+              <w:spacing w:line="240" w:lineRule="auto"/>
+            </w:pPr>
+            <w:r>
+              <w:t>Связь с техкартами, остатками, поставками и списаниями.</w:t>
+            </w:r>
+          </w:p>
+        </w:tc>
+      </w:tr>
+      <w:tr>
+        <w:tc>
+          <w:tcPr>
+            <w:tcW w:w="3000" w:type="dxa"/>
+          </w:tcPr>
+          <w:p>
+            <w:pPr>
+              <w:spacing w:line="240" w:lineRule="auto"/>
+            </w:pPr>
+            <w:r>
+              <w:t>TechnicalCards, TechnicalCardItems</w:t>
+            </w:r>
+          </w:p>
+        </w:tc>
+        <w:tc>
+          <w:tcPr>
+            <w:tcW w:w="4300" w:type="dxa"/>
+          </w:tcPr>
+          <w:p>
+            <w:pPr>
+              <w:spacing w:line="240" w:lineRule="auto"/>
+            </w:pPr>
+            <w:r>
+              <w:t xml:space="preserve">Рецептура позиции, масса </w:t>
+            </w:r>
+            <w:r>
+              <w:t>ингредиентов и технология приготовления</w:t>
+            </w:r>
+          </w:p>
+        </w:tc>
+        <w:tc>
+          <w:tcPr>
+            <w:tcW w:w="3900" w:type="dxa"/>
+          </w:tcPr>
+          <w:p>
+            <w:pPr>
+              <w:spacing w:line="240" w:lineRule="auto"/>
+            </w:pPr>
+            <w:r>
+              <w:t>Связь позиции меню с ингредиентами и расчетами.</w:t>
+            </w:r>
+          </w:p>
+        </w:tc>
+      </w:tr>
+      <w:tr>
+        <w:tc>
+          <w:tcPr>
+            <w:tcW w:w="3000" w:type="dxa"/>
+          </w:tcPr>
+          <w:p>
+            <w:pPr>
+              <w:spacing w:line="240" w:lineRule="auto"/>
+            </w:pPr>
+            <w:r>
+              <w:t>Orders, OrderItems</w:t>
+            </w:r>
+          </w:p>
+        </w:tc>
+        <w:tc>
+          <w:tcPr>
+            <w:tcW w:w="4300" w:type="dxa"/>
+          </w:tcPr>
+          <w:p>
+            <w:pPr>
+              <w:spacing w:line="240" w:lineRule="auto"/>
+            </w:pPr>
+            <w:r>
+              <w:t>Заказы, состав заказа, комментарии, итоговые суммы и статусы</w:t>
+            </w:r>
+          </w:p>
+        </w:tc>
+        <w:tc>
+          <w:tcPr>
+            <w:tcW w:w="3900" w:type="dxa"/>
+          </w:tcPr>
+          <w:p>
+            <w:pPr>
+              <w:spacing w:line="240" w:lineRule="auto"/>
+            </w:pPr>
+            <w:r>
+              <w:t>Связь с клиентом, позициями меню и производственной очередью.</w:t>
+            </w:r>
+          </w:p>
+        </w:tc>
+      </w:tr>
+      <w:tr>
+        <w:tc>
+          <w:tcPr>
+            <w:tcW w:w="3000" w:type="dxa"/>
+          </w:tcPr>
+          <w:p>
+            <w:pPr>
+              <w:spacing w:line="240" w:lineRule="auto"/>
+            </w:pPr>
+            <w:r>
+              <w:t xml:space="preserve">Inventory, StopList, </w:t>
+            </w:r>
+            <w:r>
+              <w:t>WriteOffActs</w:t>
+            </w:r>
+          </w:p>
+        </w:tc>
+        <w:tc>
+          <w:tcPr>
+            <w:tcW w:w="4300" w:type="dxa"/>
+          </w:tcPr>
+          <w:p>
+            <w:pPr>
+              <w:spacing w:line="240" w:lineRule="auto"/>
+            </w:pPr>
+            <w:r>
+              <w:t>Остатки, недоступные позиции и документы списания</w:t>
+            </w:r>
+          </w:p>
+        </w:tc>
+        <w:tc>
+          <w:tcPr>
+            <w:tcW w:w="3900" w:type="dxa"/>
+          </w:tcPr>
+          <w:p>
+            <w:pPr>
+              <w:spacing w:line="240" w:lineRule="auto"/>
+            </w:pPr>
+            <w:r>
+              <w:t>Связь со складским учетом и доступностью меню.</w:t>
+            </w:r>
+          </w:p>
+        </w:tc>
+      </w:tr>
+    </w:tbl>
+    <w:p>
+      <w:pPr>
+        <w:pStyle w:val="aff"/>
+      </w:pPr>
+      <w:r>
+        <w:t>Для завершения подраздела следует вставить ER-диаграмму базы данных, построенную по фактическим таблицам проекта. Ее лучше разместить сразу после</w:t>
+      </w:r>
+      <w:r>
+        <w:t xml:space="preserve"> таблицы 4.4.1, чтобы показать связи между заказами, меню, ингредиентами, технологическими картами и складскими сущностями.</w:t>
+      </w:r>
+    </w:p>
+    <w:p>
+      <w:pPr>
+        <w:pStyle w:val="aff"/>
+      </w:pPr>
+      <w:r>
+        <w:rPr>
+          <w:b/>
+        </w:rPr>
+        <w:t>[Место для вставки: ER-диаграмма базы данных Garden Nook]</w:t>
+      </w:r>
+    </w:p>
+    <w:p>
+      <w:pPr>
+        <w:pStyle w:val="aa"/>
+      </w:pPr>
+      <w:r>
+        <w:t>Рисунок 4.4.1 - ER-диаграмма базы данных Garden Nook</w:t>
+      </w:r>
+    </w:p>
+    <w:p>
+      <w:pPr>
+        <w:pStyle w:val="30"/>
+      </w:pPr>
+      <w:bookmarkStart w:id="68" w:name="_Toc229490333"/>
+      <w:r>
+        <w:t>4.4.2 Алгоритмы реали</w:t>
+      </w:r>
+      <w:r>
+        <w:t>зации используемых математических моделей</w:t>
+      </w:r>
+      <w:bookmarkEnd w:id="68"/>
+    </w:p>
+    <w:p>
+      <w:pPr>
+        <w:pStyle w:val="aff"/>
+      </w:pPr>
+      <w:r>
+        <w:t>Математические модели расчета пищевой ценности, себестоимости и цены позиции были описаны в разделе 2.1.3.2. В программной реализации эти модели применяются при работе с технологическими картами и при оформлении за</w:t>
+      </w:r>
+      <w:r>
+        <w:t>каза. Сервер получает состав позиции, массу ингредиентов, показатели КБЖУ на 100 г и стоимость единицы массы, после чего рассчитывает итоговые значения.</w:t>
+      </w:r>
+    </w:p>
+    <w:p>
+      <w:pPr>
+        <w:pStyle w:val="aff"/>
+      </w:pPr>
+      <w:r>
+        <w:t>Алгоритм расчета представлен на рисунке 4.4.2.1. Исходный код диаграммы находится в файле PZ_assets/4.4</w:t>
+      </w:r>
+      <w:r>
+        <w:t>.2.1_kbju_cost_activity.puml.</w:t>
+      </w:r>
+    </w:p>
+    <w:p>
+      <w:pPr>
+        <w:pStyle w:val="aff"/>
+      </w:pPr>
+      <w:r>
+        <w:rPr>
+          <w:b/>
+        </w:rPr>
+        <w:t>[Место для вставки: срендерированная диаграмма PZ_assets/4.4.2.1_kbju_cost_activity.puml]</w:t>
+      </w:r>
+    </w:p>
+    <w:p>
+      <w:pPr>
+        <w:pStyle w:val="aa"/>
+      </w:pPr>
+      <w:r>
+        <w:t>Рисунок 4.4.2.1 - Алгоритм расчета КБЖУ и себестоимости позиции</w:t>
+      </w:r>
+    </w:p>
+    <w:p>
+      <w:pPr>
+        <w:pStyle w:val="aff"/>
+      </w:pPr>
+      <w:r>
+        <w:lastRenderedPageBreak/>
+        <w:t xml:space="preserve">Результаты расчета используются в карточках меню, при оформлении заказа </w:t>
+      </w:r>
+      <w:r>
+        <w:t>и в управленческих разделах, связанных с себестоимостью и продажами. Это исключает ручное дублирование расчетов и позволяет получать актуальные значения при изменении рецептуры.</w:t>
+      </w:r>
+    </w:p>
+    <w:p>
+      <w:pPr>
+        <w:pStyle w:val="30"/>
+      </w:pPr>
+      <w:bookmarkStart w:id="69" w:name="_Toc229490334"/>
+      <w:r>
+        <w:t>4.4.3 Алгоритмы использования применяемых программных технологий обработки дан</w:t>
+      </w:r>
+      <w:r>
+        <w:t>ных</w:t>
+      </w:r>
+      <w:bookmarkEnd w:id="69"/>
+    </w:p>
+    <w:p>
+      <w:pPr>
+        <w:pStyle w:val="aff"/>
+      </w:pPr>
+      <w:r>
+        <w:t>В Garden Nook применяются программные технологии обработки данных: серверная валидация, DTO-контракты, Entity Framework Core, транзакции базы данных и агрегация аналитических показателей. Эти технологии не являются самостоятельной целью, а используются</w:t>
+      </w:r>
+      <w:r>
+        <w:t xml:space="preserve"> для надежной реализации бизнес-операций кофейни.</w:t>
+      </w:r>
+    </w:p>
+    <w:p>
+      <w:r>
+        <w:t>Таблица 4.4.3 - Алгоритмы применения программных технологий обработки данных</w:t>
+      </w:r>
+    </w:p>
+    <w:tbl>
+      <w:tblPr>
+        <w:tblW w:w="0" w:type="auto"/>
+        <w:tblBorders>
+          <w:top w:val="single" w:sz="4" w:space="0" w:color="000000"/>
+          <w:left w:val="single" w:sz="4" w:space="0" w:color="000000"/>
+          <w:bottom w:val="single" w:sz="4" w:space="0" w:color="000000"/>
+          <w:right w:val="single" w:sz="4" w:space="0" w:color="000000"/>
+          <w:insideH w:val="single" w:sz="4" w:space="0" w:color="000000"/>
+          <w:insideV w:val="single" w:sz="4" w:space="0" w:color="000000"/>
+        </w:tblBorders>
+        <w:tblLook w:val="04A0" w:firstRow="1" w:lastRow="0" w:firstColumn="1" w:lastColumn="0" w:noHBand="0" w:noVBand="1"/>
+      </w:tblPr>
+      <w:tblGrid>
+        <w:gridCol w:w="2324"/>
+        <w:gridCol w:w="4310"/>
+        <w:gridCol w:w="2712"/>
+      </w:tblGrid>
+      <w:tr>
+        <w:tc>
+          <w:tcPr>
+            <w:tcW w:w="2700" w:type="dxa"/>
+          </w:tcPr>
+          <w:p>
+            <w:pPr>
+              <w:spacing w:line="240" w:lineRule="auto"/>
+            </w:pPr>
+            <w:r>
+              <w:rPr>
+                <w:b/>
+              </w:rPr>
+              <w:t>Технологический этап</w:t>
+            </w:r>
+          </w:p>
+        </w:tc>
+        <w:tc>
+          <w:tcPr>
+            <w:tcW w:w="5200" w:type="dxa"/>
+          </w:tcPr>
+          <w:p>
+            <w:pPr>
+              <w:spacing w:line="240" w:lineRule="auto"/>
+            </w:pPr>
+            <w:r>
+              <w:rPr>
+                <w:b/>
+              </w:rPr>
+              <w:t>Описание</w:t>
+            </w:r>
+          </w:p>
+        </w:tc>
+        <w:tc>
+          <w:tcPr>
+            <w:tcW w:w="3200" w:type="dxa"/>
+          </w:tcPr>
+          <w:p>
+            <w:pPr>
+              <w:spacing w:line="240" w:lineRule="auto"/>
+            </w:pPr>
+            <w:r>
+              <w:rPr>
+                <w:b/>
+              </w:rPr>
+              <w:t>Результат</w:t>
+            </w:r>
+          </w:p>
+        </w:tc>
+      </w:tr>
+      <w:tr>
+        <w:tc>
+          <w:tcPr>
+            <w:tcW w:w="2700" w:type="dxa"/>
+          </w:tcPr>
+          <w:p>
+            <w:pPr>
+              <w:spacing w:line="240" w:lineRule="auto"/>
+            </w:pPr>
+            <w:r>
+              <w:t>Валидация запроса</w:t>
+            </w:r>
+          </w:p>
+        </w:tc>
+        <w:tc>
+          <w:tcPr>
+            <w:tcW w:w="5200" w:type="dxa"/>
+          </w:tcPr>
+          <w:p>
+            <w:pPr>
+              <w:spacing w:line="240" w:lineRule="auto"/>
+            </w:pPr>
+            <w:r>
+              <w:t>Проверяются обязательные поля, идентификаторы, количество, статус зака</w:t>
+            </w:r>
+            <w:r>
+              <w:t>за и права пользователя.</w:t>
+            </w:r>
+          </w:p>
+        </w:tc>
+        <w:tc>
+          <w:tcPr>
+            <w:tcW w:w="3200" w:type="dxa"/>
+          </w:tcPr>
+          <w:p>
+            <w:pPr>
+              <w:spacing w:line="240" w:lineRule="auto"/>
+            </w:pPr>
+            <w:r>
+              <w:t>Исключение некорректных операций до записи в БД.</w:t>
+            </w:r>
+          </w:p>
+        </w:tc>
+      </w:tr>
+      <w:tr>
+        <w:tc>
+          <w:tcPr>
+            <w:tcW w:w="2700" w:type="dxa"/>
+          </w:tcPr>
+          <w:p>
+            <w:pPr>
+              <w:spacing w:line="240" w:lineRule="auto"/>
+            </w:pPr>
+            <w:r>
+              <w:t>Преобразование DTO</w:t>
+            </w:r>
+          </w:p>
+        </w:tc>
+        <w:tc>
+          <w:tcPr>
+            <w:tcW w:w="5200" w:type="dxa"/>
+          </w:tcPr>
+          <w:p>
+            <w:pPr>
+              <w:spacing w:line="240" w:lineRule="auto"/>
+            </w:pPr>
+            <w:r>
+              <w:t>JSON-запрос преобразуется в доменные сущности и расчетные структуры.</w:t>
+            </w:r>
+          </w:p>
+        </w:tc>
+        <w:tc>
+          <w:tcPr>
+            <w:tcW w:w="3200" w:type="dxa"/>
+          </w:tcPr>
+          <w:p>
+            <w:pPr>
+              <w:spacing w:line="240" w:lineRule="auto"/>
+            </w:pPr>
+            <w:r>
+              <w:t>Разделение формата обмена и внутренней модели данных.</w:t>
+            </w:r>
+          </w:p>
+        </w:tc>
+      </w:tr>
+      <w:tr>
+        <w:tc>
+          <w:tcPr>
+            <w:tcW w:w="2700" w:type="dxa"/>
+          </w:tcPr>
+          <w:p>
+            <w:pPr>
+              <w:spacing w:line="240" w:lineRule="auto"/>
+            </w:pPr>
+            <w:r>
+              <w:t>Транзакционная запись</w:t>
+            </w:r>
+          </w:p>
+        </w:tc>
+        <w:tc>
+          <w:tcPr>
+            <w:tcW w:w="5200" w:type="dxa"/>
+          </w:tcPr>
+          <w:p>
+            <w:pPr>
+              <w:spacing w:line="240" w:lineRule="auto"/>
+            </w:pPr>
+            <w:r>
+              <w:t>Создание заказа,</w:t>
+            </w:r>
+            <w:r>
+              <w:t xml:space="preserve"> позиций и списание ингредиентов выполняются как единая операция.</w:t>
+            </w:r>
+          </w:p>
+        </w:tc>
+        <w:tc>
+          <w:tcPr>
+            <w:tcW w:w="3200" w:type="dxa"/>
+          </w:tcPr>
+          <w:p>
+            <w:pPr>
+              <w:spacing w:line="240" w:lineRule="auto"/>
+            </w:pPr>
+            <w:r>
+              <w:t>Исключение частичного сохранения данных.</w:t>
+            </w:r>
+          </w:p>
+        </w:tc>
+      </w:tr>
+      <w:tr>
+        <w:tc>
+          <w:tcPr>
+            <w:tcW w:w="2700" w:type="dxa"/>
+          </w:tcPr>
+          <w:p>
+            <w:pPr>
+              <w:spacing w:line="240" w:lineRule="auto"/>
+            </w:pPr>
+            <w:r>
+              <w:t>Агрегация отчетов</w:t>
+            </w:r>
+          </w:p>
+        </w:tc>
+        <w:tc>
+          <w:tcPr>
+            <w:tcW w:w="5200" w:type="dxa"/>
+          </w:tcPr>
+          <w:p>
+            <w:pPr>
+              <w:spacing w:line="240" w:lineRule="auto"/>
+            </w:pPr>
+            <w:r>
+              <w:t>Заказы группируются по позициям, категориям, периодам и выручке.</w:t>
+            </w:r>
+          </w:p>
+        </w:tc>
+        <w:tc>
+          <w:tcPr>
+            <w:tcW w:w="3200" w:type="dxa"/>
+          </w:tcPr>
+          <w:p>
+            <w:pPr>
+              <w:spacing w:line="240" w:lineRule="auto"/>
+            </w:pPr>
+            <w:r>
+              <w:t>Формирование аналитики продаж и ABC-анализа.</w:t>
+            </w:r>
+          </w:p>
+        </w:tc>
+      </w:tr>
+      <w:tr>
+        <w:tc>
+          <w:tcPr>
+            <w:tcW w:w="2700" w:type="dxa"/>
+          </w:tcPr>
+          <w:p>
+            <w:pPr>
+              <w:spacing w:line="240" w:lineRule="auto"/>
+            </w:pPr>
+            <w:r>
+              <w:t xml:space="preserve">Обновление </w:t>
+            </w:r>
+            <w:r>
+              <w:t>интерфейса</w:t>
+            </w:r>
+          </w:p>
+        </w:tc>
+        <w:tc>
+          <w:tcPr>
+            <w:tcW w:w="5200" w:type="dxa"/>
+          </w:tcPr>
+          <w:p>
+            <w:pPr>
+              <w:spacing w:line="240" w:lineRule="auto"/>
+            </w:pPr>
+            <w:r>
+              <w:t>Клиент и WPF-приложение получают актуальные данные через API.</w:t>
+            </w:r>
+          </w:p>
+        </w:tc>
+        <w:tc>
+          <w:tcPr>
+            <w:tcW w:w="3200" w:type="dxa"/>
+          </w:tcPr>
+          <w:p>
+            <w:pPr>
+              <w:spacing w:line="240" w:lineRule="auto"/>
+            </w:pPr>
+            <w:r>
+              <w:t>Согласованное отображение статусов и справочников.</w:t>
+            </w:r>
+          </w:p>
+        </w:tc>
+      </w:tr>
+    </w:tbl>
+    <w:p>
+      <w:pPr>
+        <w:pStyle w:val="30"/>
+      </w:pPr>
+      <w:bookmarkStart w:id="70" w:name="_Toc229490335"/>
+      <w:r>
+        <w:t>4.4.4 Алгоритмы применения методов графического анализа данных</w:t>
+      </w:r>
+      <w:bookmarkEnd w:id="70"/>
+    </w:p>
+    <w:p>
+      <w:pPr>
+        <w:pStyle w:val="aff"/>
+      </w:pPr>
+      <w:r>
+        <w:t xml:space="preserve">Графическое представление информации применяется в административном </w:t>
+      </w:r>
+      <w:r>
+        <w:t>контуре для анализа продаж, популярности позиций и складского состояния. Данные предварительно агрегируются на сервере, после чего отображаются в виде диаграмм, таблиц и цветовых индикаторов.</w:t>
+      </w:r>
+    </w:p>
+    <w:p>
+      <w:r>
+        <w:t>Таблица 4.4.4 - Применение методов графического анализа данных</w:t>
+      </w:r>
+    </w:p>
+    <w:tbl>
+      <w:tblPr>
+        <w:tblW w:w="0" w:type="auto"/>
+        <w:tblBorders>
+          <w:top w:val="single" w:sz="4" w:space="0" w:color="000000"/>
+          <w:left w:val="single" w:sz="4" w:space="0" w:color="000000"/>
+          <w:bottom w:val="single" w:sz="4" w:space="0" w:color="000000"/>
+          <w:right w:val="single" w:sz="4" w:space="0" w:color="000000"/>
+          <w:insideH w:val="single" w:sz="4" w:space="0" w:color="000000"/>
+          <w:insideV w:val="single" w:sz="4" w:space="0" w:color="000000"/>
+        </w:tblBorders>
+        <w:tblLook w:val="04A0" w:firstRow="1" w:lastRow="0" w:firstColumn="1" w:lastColumn="0" w:noHBand="0" w:noVBand="1"/>
+      </w:tblPr>
+      <w:tblGrid>
+        <w:gridCol w:w="1963"/>
+        <w:gridCol w:w="2480"/>
+        <w:gridCol w:w="2231"/>
+        <w:gridCol w:w="2672"/>
+      </w:tblGrid>
+      <w:tr>
+        <w:tc>
+          <w:tcPr>
+            <w:tcW w:w="2300" w:type="dxa"/>
+          </w:tcPr>
+          <w:p>
+            <w:pPr>
+              <w:spacing w:line="240" w:lineRule="auto"/>
+            </w:pPr>
+            <w:r>
+              <w:rPr>
+                <w:b/>
+              </w:rPr>
+              <w:lastRenderedPageBreak/>
+              <w:t>З</w:t>
+            </w:r>
+            <w:r>
+              <w:rPr>
+                <w:b/>
+              </w:rPr>
+              <w:t>адача анализа</w:t>
+            </w:r>
+          </w:p>
+        </w:tc>
+        <w:tc>
+          <w:tcPr>
+            <w:tcW w:w="3000" w:type="dxa"/>
+          </w:tcPr>
+          <w:p>
+            <w:pPr>
+              <w:spacing w:line="240" w:lineRule="auto"/>
+            </w:pPr>
+            <w:r>
+              <w:rPr>
+                <w:b/>
+              </w:rPr>
+              <w:t>Исходные данные</w:t>
+            </w:r>
+          </w:p>
+        </w:tc>
+        <w:tc>
+          <w:tcPr>
+            <w:tcW w:w="2700" w:type="dxa"/>
+          </w:tcPr>
+          <w:p>
+            <w:pPr>
+              <w:spacing w:line="240" w:lineRule="auto"/>
+            </w:pPr>
+            <w:r>
+              <w:rPr>
+                <w:b/>
+              </w:rPr>
+              <w:t>Способ представления</w:t>
+            </w:r>
+          </w:p>
+        </w:tc>
+        <w:tc>
+          <w:tcPr>
+            <w:tcW w:w="3300" w:type="dxa"/>
+          </w:tcPr>
+          <w:p>
+            <w:pPr>
+              <w:spacing w:line="240" w:lineRule="auto"/>
+            </w:pPr>
+            <w:r>
+              <w:rPr>
+                <w:b/>
+              </w:rPr>
+              <w:t>Управленческий вывод</w:t>
+            </w:r>
+          </w:p>
+        </w:tc>
+      </w:tr>
+      <w:tr>
+        <w:tc>
+          <w:tcPr>
+            <w:tcW w:w="2300" w:type="dxa"/>
+          </w:tcPr>
+          <w:p>
+            <w:pPr>
+              <w:spacing w:line="240" w:lineRule="auto"/>
+            </w:pPr>
+            <w:r>
+              <w:t>Продажи по позициям</w:t>
+            </w:r>
+          </w:p>
+        </w:tc>
+        <w:tc>
+          <w:tcPr>
+            <w:tcW w:w="3000" w:type="dxa"/>
+          </w:tcPr>
+          <w:p>
+            <w:pPr>
+              <w:spacing w:line="240" w:lineRule="auto"/>
+            </w:pPr>
+            <w:r>
+              <w:t>Заказы и позиции заказа за выбранный период</w:t>
+            </w:r>
+          </w:p>
+        </w:tc>
+        <w:tc>
+          <w:tcPr>
+            <w:tcW w:w="2700" w:type="dxa"/>
+          </w:tcPr>
+          <w:p>
+            <w:pPr>
+              <w:spacing w:line="240" w:lineRule="auto"/>
+            </w:pPr>
+            <w:r>
+              <w:t>Столбчатая диаграмма и таблица</w:t>
+            </w:r>
+          </w:p>
+        </w:tc>
+        <w:tc>
+          <w:tcPr>
+            <w:tcW w:w="3300" w:type="dxa"/>
+          </w:tcPr>
+          <w:p>
+            <w:pPr>
+              <w:spacing w:line="240" w:lineRule="auto"/>
+            </w:pPr>
+            <w:r>
+              <w:t>Выявление наиболее продаваемых позиций.</w:t>
+            </w:r>
+          </w:p>
+        </w:tc>
+      </w:tr>
+      <w:tr>
+        <w:tc>
+          <w:tcPr>
+            <w:tcW w:w="2300" w:type="dxa"/>
+          </w:tcPr>
+          <w:p>
+            <w:pPr>
+              <w:spacing w:line="240" w:lineRule="auto"/>
+            </w:pPr>
+            <w:r>
+              <w:t>Популярные позиции</w:t>
+            </w:r>
+          </w:p>
+        </w:tc>
+        <w:tc>
+          <w:tcPr>
+            <w:tcW w:w="3000" w:type="dxa"/>
+          </w:tcPr>
+          <w:p>
+            <w:pPr>
+              <w:spacing w:line="240" w:lineRule="auto"/>
+            </w:pPr>
+            <w:r>
+              <w:t>Количество продаж по блюдам,</w:t>
+            </w:r>
+            <w:r>
+              <w:t xml:space="preserve"> напиткам и добавкам</w:t>
+            </w:r>
+          </w:p>
+        </w:tc>
+        <w:tc>
+          <w:tcPr>
+            <w:tcW w:w="2700" w:type="dxa"/>
+          </w:tcPr>
+          <w:p>
+            <w:pPr>
+              <w:spacing w:line="240" w:lineRule="auto"/>
+            </w:pPr>
+            <w:r>
+              <w:t>Рейтинг и диаграмма</w:t>
+            </w:r>
+          </w:p>
+        </w:tc>
+        <w:tc>
+          <w:tcPr>
+            <w:tcW w:w="3300" w:type="dxa"/>
+          </w:tcPr>
+          <w:p>
+            <w:pPr>
+              <w:spacing w:line="240" w:lineRule="auto"/>
+            </w:pPr>
+            <w:r>
+              <w:t>Корректировка меню и закупок.</w:t>
+            </w:r>
+          </w:p>
+        </w:tc>
+      </w:tr>
+      <w:tr>
+        <w:tc>
+          <w:tcPr>
+            <w:tcW w:w="2300" w:type="dxa"/>
+          </w:tcPr>
+          <w:p>
+            <w:pPr>
+              <w:spacing w:line="240" w:lineRule="auto"/>
+            </w:pPr>
+            <w:r>
+              <w:t>ABC-анализ</w:t>
+            </w:r>
+          </w:p>
+        </w:tc>
+        <w:tc>
+          <w:tcPr>
+            <w:tcW w:w="3000" w:type="dxa"/>
+          </w:tcPr>
+          <w:p>
+            <w:pPr>
+              <w:spacing w:line="240" w:lineRule="auto"/>
+            </w:pPr>
+            <w:r>
+              <w:t>Выручка и доля каждой позиции в общем результате</w:t>
+            </w:r>
+          </w:p>
+        </w:tc>
+        <w:tc>
+          <w:tcPr>
+            <w:tcW w:w="2700" w:type="dxa"/>
+          </w:tcPr>
+          <w:p>
+            <w:pPr>
+              <w:spacing w:line="240" w:lineRule="auto"/>
+            </w:pPr>
+            <w:r>
+              <w:t>Таблица групп A, B, C</w:t>
+            </w:r>
+          </w:p>
+        </w:tc>
+        <w:tc>
+          <w:tcPr>
+            <w:tcW w:w="3300" w:type="dxa"/>
+          </w:tcPr>
+          <w:p>
+            <w:pPr>
+              <w:spacing w:line="240" w:lineRule="auto"/>
+            </w:pPr>
+            <w:r>
+              <w:t>Определение ключевых позиций ассортимента.</w:t>
+            </w:r>
+          </w:p>
+        </w:tc>
+      </w:tr>
+      <w:tr>
+        <w:tc>
+          <w:tcPr>
+            <w:tcW w:w="2300" w:type="dxa"/>
+          </w:tcPr>
+          <w:p>
+            <w:pPr>
+              <w:spacing w:line="240" w:lineRule="auto"/>
+            </w:pPr>
+            <w:r>
+              <w:t>Инвентаризация</w:t>
+            </w:r>
+          </w:p>
+        </w:tc>
+        <w:tc>
+          <w:tcPr>
+            <w:tcW w:w="3000" w:type="dxa"/>
+          </w:tcPr>
+          <w:p>
+            <w:pPr>
+              <w:spacing w:line="240" w:lineRule="auto"/>
+            </w:pPr>
+            <w:r>
+              <w:t>Фактический и расчетный расход ингредиентов</w:t>
+            </w:r>
+          </w:p>
+        </w:tc>
+        <w:tc>
+          <w:tcPr>
+            <w:tcW w:w="2700" w:type="dxa"/>
+          </w:tcPr>
+          <w:p>
+            <w:pPr>
+              <w:spacing w:line="240" w:lineRule="auto"/>
+            </w:pPr>
+            <w:r>
+              <w:t>Таблица отклонений и график</w:t>
+            </w:r>
+          </w:p>
+        </w:tc>
+        <w:tc>
+          <w:tcPr>
+            <w:tcW w:w="3300" w:type="dxa"/>
+          </w:tcPr>
+          <w:p>
+            <w:pPr>
+              <w:spacing w:line="240" w:lineRule="auto"/>
+            </w:pPr>
+            <w:r>
+              <w:t>Контроль складских расхождений.</w:t>
+            </w:r>
+          </w:p>
+        </w:tc>
+      </w:tr>
+      <w:tr>
+        <w:tc>
+          <w:tcPr>
+            <w:tcW w:w="2300" w:type="dxa"/>
+          </w:tcPr>
+          <w:p>
+            <w:pPr>
+              <w:spacing w:line="240" w:lineRule="auto"/>
+            </w:pPr>
+            <w:r>
+              <w:t>Критические остатки</w:t>
+            </w:r>
+          </w:p>
+        </w:tc>
+        <w:tc>
+          <w:tcPr>
+            <w:tcW w:w="3000" w:type="dxa"/>
+          </w:tcPr>
+          <w:p>
+            <w:pPr>
+              <w:spacing w:line="240" w:lineRule="auto"/>
+            </w:pPr>
+            <w:r>
+              <w:t>Остатки ингредиентов и минимальные нормы</w:t>
+            </w:r>
+          </w:p>
+        </w:tc>
+        <w:tc>
+          <w:tcPr>
+            <w:tcW w:w="2700" w:type="dxa"/>
+          </w:tcPr>
+          <w:p>
+            <w:pPr>
+              <w:spacing w:line="240" w:lineRule="auto"/>
+            </w:pPr>
+            <w:r>
+              <w:t>Цветовые индикаторы</w:t>
+            </w:r>
+          </w:p>
+        </w:tc>
+        <w:tc>
+          <w:tcPr>
+            <w:tcW w:w="3300" w:type="dxa"/>
+          </w:tcPr>
+          <w:p>
+            <w:pPr>
+              <w:spacing w:line="240" w:lineRule="auto"/>
+            </w:pPr>
+            <w:r>
+              <w:t>Предупреждение дефицита сырья.</w:t>
+            </w:r>
+          </w:p>
+        </w:tc>
+      </w:tr>
+    </w:tbl>
+    <w:p>
+      <w:pPr>
+        <w:pStyle w:val="aff"/>
+      </w:pPr>
+      <w:r>
+        <w:t xml:space="preserve">Для подтверждения данного подраздела следует вставить скриншот раздела отчетов с </w:t>
+      </w:r>
+      <w:r>
+        <w:t>графиком продаж, ABC-анализом или инвентаризацией. Такой рисунок должен располагаться рядом с описанием, чтобы не было разрыва между ссылкой и иллюстрацией.</w:t>
+      </w:r>
+    </w:p>
+    <w:p>
+      <w:pPr>
+        <w:pStyle w:val="aff"/>
+      </w:pPr>
+      <w:r>
+        <w:rPr>
+          <w:b/>
+        </w:rPr>
+        <w:t>[Место для вставки: скриншот ReportsView с графиком, ABC-анализом или инвентаризацией]</w:t>
+      </w:r>
+    </w:p>
+    <w:p>
+      <w:pPr>
+        <w:pStyle w:val="aa"/>
+      </w:pPr>
+      <w:r>
+        <w:t>Рисунок 4.4.</w:t>
+      </w:r>
+      <w:r>
+        <w:t>4.1 - Пример графического анализа данных в административном контуре</w:t>
+      </w:r>
+    </w:p>
+    <w:p>
+      <w:pPr>
+        <w:pStyle w:val="30"/>
+      </w:pPr>
+      <w:bookmarkStart w:id="71" w:name="_Toc229490336"/>
+      <w:r>
+        <w:t>4.4.5 Алгоритмы использования технологий передачи данных</w:t>
+      </w:r>
+      <w:bookmarkEnd w:id="71"/>
+    </w:p>
+    <w:p>
+      <w:pPr>
+        <w:pStyle w:val="aff"/>
+      </w:pPr>
+      <w:r>
+        <w:t>Передача данных между компонентами системы выполняется через серверный API. Веб-клиент и WPF-приложение не обращаются к базе данных</w:t>
+      </w:r>
+      <w:r>
+        <w:t xml:space="preserve"> напрямую: они формируют JSON-запросы, отправляют их на сервер, получают структурированные ответы и обновляют интерфейс в соответствии с результатом.</w:t>
+      </w:r>
+    </w:p>
+    <w:p>
+      <w:pPr>
+        <w:pStyle w:val="aff"/>
+      </w:pPr>
+      <w:r>
+        <w:t>На рисунке 4.4.5.1 показана последовательность передачи данных при оформлении заказа клиентом. Исходный ко</w:t>
+      </w:r>
+      <w:r>
+        <w:t>д диаграммы находится в файле PZ_assets/4.4.5.1_order_sequence.puml.</w:t>
+      </w:r>
+    </w:p>
+    <w:p>
+      <w:pPr>
+        <w:pStyle w:val="aff"/>
+      </w:pPr>
+      <w:r>
+        <w:rPr>
+          <w:b/>
+        </w:rPr>
+        <w:t>[Место для вставки: срендерированная диаграмма PZ_assets/4.4.5.1_order_sequence.puml]</w:t>
+      </w:r>
+    </w:p>
+    <w:p>
+      <w:pPr>
+        <w:pStyle w:val="aa"/>
+      </w:pPr>
+      <w:r>
+        <w:t>Рисунок 4.4.5.1 - Диаграмма последовательности оформления заказа через API</w:t>
+      </w:r>
+    </w:p>
+    <w:p>
+      <w:pPr>
+        <w:pStyle w:val="aff"/>
+      </w:pPr>
+      <w:r>
+        <w:lastRenderedPageBreak/>
+        <w:t>Такая схема обеспечивает е</w:t>
+      </w:r>
+      <w:r>
+        <w:t>диное место проверки бизнес-правил и прав доступа. Все критичные изменения проходят через серверную часть, где выполняются валидация, расчет итоговых параметров, транзакционная запись и возврат результата клиентскому приложению.</w:t>
+      </w:r>
+    </w:p>
+    <w:p>
+      <w:pPr>
+        <w:pStyle w:val="2"/>
+      </w:pPr>
+      <w:bookmarkStart w:id="72" w:name="_Toc229490337"/>
+      <w:r>
+        <w:t>4.6 Описание архитектурного</w:t>
+      </w:r>
+      <w:r>
+        <w:t xml:space="preserve"> решения</w:t>
+      </w:r>
+      <w:bookmarkEnd w:id="72"/>
+    </w:p>
+    <w:p>
+      <w:pPr>
+        <w:pStyle w:val="aff"/>
+      </w:pPr>
+      <w:r>
+        <w:t>Архитектурное решение Garden Nook построено по клиент-серверному принципу. Пользовательские интерфейсы отделены от серверной бизнес-логики и базы данных, а обмен между компонентами выполняется через формализованные DTO-контракты и HTTP-запросы.</w:t>
+      </w:r>
+    </w:p>
+    <w:p>
+      <w:pPr>
+        <w:pStyle w:val="30"/>
+      </w:pPr>
+      <w:bookmarkStart w:id="73" w:name="_Toc229490338"/>
+      <w:r>
+        <w:t>4.6.1 Структурная организация программной системы</w:t>
+      </w:r>
+      <w:bookmarkEnd w:id="73"/>
+    </w:p>
+    <w:p>
+      <w:pPr>
+        <w:pStyle w:val="aff"/>
+      </w:pPr>
+      <w:r>
+        <w:t>Программная система состоит из веб-клиента GardenNookWeb, WPF-клиента GardenNookWpf, серверного API GardenNookApi, общей библиотеки TransferModels и базы данных Microsoft SQL Server. Компонентная схема пред</w:t>
+      </w:r>
+      <w:r>
+        <w:t>ставлена на рисунке 4.6.1.1.</w:t>
+      </w:r>
+    </w:p>
+    <w:p>
+      <w:pPr>
+        <w:pStyle w:val="aff"/>
+      </w:pPr>
+      <w:r>
+        <w:rPr>
+          <w:b/>
+        </w:rPr>
+        <w:t>[Место для вставки: срендерированная диаграмма PZ_assets/4.6.1.1_component_diagram.puml]</w:t>
+      </w:r>
+    </w:p>
+    <w:p>
+      <w:pPr>
+        <w:pStyle w:val="aa"/>
+      </w:pPr>
+      <w:r>
+        <w:t>Рисунок 4.6.1.1 - UML-диаграмма компонентов программного комплекса Garden Nook</w:t>
+      </w:r>
+    </w:p>
+    <w:p>
+      <w:pPr>
+        <w:pStyle w:val="aff"/>
+      </w:pPr>
+      <w:r>
+        <w:t>Веб-клиент обеспечивает работу клиентов кофейни, WPF-клиент</w:t>
+      </w:r>
+      <w:r>
+        <w:t xml:space="preserve"> используется сотрудниками, серверный API инкапсулирует бизнес-логику и доступ к данным, а TransferModels задает единые структуры обмена. Диаграмма развертывания представлена на рисунке 4.6.1.2.</w:t>
+      </w:r>
+    </w:p>
+    <w:p>
+      <w:pPr>
+        <w:pStyle w:val="aff"/>
+      </w:pPr>
+      <w:r>
+        <w:rPr>
+          <w:b/>
+        </w:rPr>
+        <w:t>[Место для вставки: срендерированная диаграмма PZ_assets/4.6.</w:t>
+      </w:r>
+      <w:r>
+        <w:rPr>
+          <w:b/>
+        </w:rPr>
+        <w:t>1.2_deployment_diagram.puml]</w:t>
+      </w:r>
+    </w:p>
+    <w:p>
+      <w:pPr>
+        <w:pStyle w:val="aa"/>
+      </w:pPr>
+      <w:r>
+        <w:t>Рисунок 4.6.1.2 - UML-диаграмма развертывания программного комплекса Garden Nook</w:t>
+      </w:r>
+    </w:p>
+    <w:p>
+      <w:pPr>
+        <w:pStyle w:val="30"/>
+      </w:pPr>
+      <w:bookmarkStart w:id="74" w:name="_Toc229490339"/>
+      <w:r>
         <w:t>4.6.2 Архитектура программного кода</w:t>
       </w:r>
-      <w:bookmarkEnd w:id="62"/>
+      <w:bookmarkEnd w:id="74"/>
     </w:p>
     <w:p>
       <w:pPr>
         <w:pStyle w:val="aff"/>
       </w:pPr>
       <w:r>
-        <w:t>Архитектура программного кода разделена на несколько проектов и слоев. Серверная часть содержит контроллеры API, модели предметной области, DTO-контракты, контекст базы данных и сервисную логику. Контроллеры принимают запросы, выполняют валидацию, обращаются к сервисам и возвращают структурированные ответы.</w:t>
+        <w:t>Архитектура программного кода разделена на несколько проектов. GardenNookApi содержит контроллеры, модели пред</w:t>
+      </w:r>
+      <w:r>
+        <w:t>метной области, контекст базы данных, миграции и серверную логику. Контроллеры принимают запросы, проверяют данные, вызывают операции обработки и возвращают DTO-ответы.</w:t>
       </w:r>
     </w:p>
     <w:p>
@@ -21344,11 +25066,11 @@
         <w:pStyle w:val="aff"/>
       </w:pPr>
       <w:r>
-        <w:t xml:space="preserve">Слой доступа к данным реализован через Entity Framework Core. Модели сущностей описывают таблицы и связи базы данных, а миграции фиксируют изменения структуры. </w:t>
-      </w:r>
-      <w:r>
         <w:lastRenderedPageBreak/>
-        <w:t>DTO-модели отделяют внутреннее представление данных от формата обмена с клиентскими приложениями, что снижает связность между интерфейсом и базой данных.</w:t>
+        <w:t>GardenNookWeb содержит Razor-представления, JavaScript-сценарии и стили клиентского инт</w:t>
+      </w:r>
+      <w:r>
+        <w:t>ерфейса. Основными страницами являются авторизация, регистрация, меню, корзина и профиль. JavaScript используется для интерактивного обновления корзины, модальных окон и асинхронных запросов к API.</w:t>
       </w:r>
     </w:p>
     <w:p>
@@ -21356,7 +25078,21 @@
         <w:pStyle w:val="aff"/>
       </w:pPr>
       <w:r>
-        <w:t>Веб-клиент использует Razor-представления, JavaScript и обращения к API для интерактивных сценариев. WPF-приложение построено как набор окон и пользовательских представлений для ролей сотрудников. Общие модели обмена вынесены в отдельный слой контрактов, что обеспечивает согласованность данных между API, веб-клиентом и WPF-клиентом.</w:t>
+        <w:t>GardenNookWpf содержит окна авторизации, главное окно служ</w:t>
+      </w:r>
+      <w:r>
+        <w:t>ебного интерфейса, разделы управления и модальные CRUD-окна. Такая структура соответствует ролям сотрудников и позволяет изолировать операции меню, склада, заказов, техкарт, клиентов, отчетов и персонала.</w:t>
+      </w:r>
+    </w:p>
+    <w:p>
+      <w:pPr>
+        <w:pStyle w:val="aff"/>
+      </w:pPr>
+      <w:r>
+        <w:t>TransferModels используется как общий слой контракт</w:t>
+      </w:r>
+      <w:r>
+        <w:t>ов обмена между API, веб-клиентом и WPF-приложением. Благодаря этому структура запросов и ответов согласована между компонентами, а изменения модели обмена можно контролировать централизованно.</w:t>
       </w:r>
     </w:p>
     <w:p>
@@ -21367,8 +25103,8 @@
           <w:szCs w:val="24"/>
         </w:rPr>
       </w:pPr>
-      <w:bookmarkStart w:id="63" w:name="_Toc37579726"/>
-      <w:bookmarkStart w:id="64" w:name="_Toc229478845"/>
+      <w:bookmarkStart w:id="75" w:name="_Toc37579726"/>
+      <w:bookmarkStart w:id="76" w:name="_Toc229490340"/>
       <w:r>
         <w:rPr>
           <w:rStyle w:val="a7"/>
@@ -21388,7 +25124,7 @@
         </w:rPr>
         <w:t xml:space="preserve"> </w:t>
       </w:r>
-      <w:bookmarkEnd w:id="63"/>
+      <w:bookmarkEnd w:id="75"/>
       <w:r>
         <w:rPr>
           <w:rStyle w:val="a7"/>
@@ -21407,7 +25143,7 @@
         </w:rPr>
         <w:t>И ОПТИМИЗАЦИЯ</w:t>
       </w:r>
-      <w:bookmarkEnd w:id="64"/>
+      <w:bookmarkEnd w:id="76"/>
     </w:p>
     <w:p>
       <w:pPr>
@@ -21418,7 +25154,7 @@
           <w:shd w:val="clear" w:color="auto" w:fill="FFFFFF"/>
         </w:rPr>
       </w:pPr>
-      <w:bookmarkStart w:id="65" w:name="_Toc229478846"/>
+      <w:bookmarkStart w:id="77" w:name="_Toc229490341"/>
       <w:r>
         <w:rPr>
           <w:sz w:val="24"/>
@@ -21451,7 +25187,7 @@
         </w:rPr>
         <w:t>тестирования</w:t>
       </w:r>
-      <w:bookmarkEnd w:id="65"/>
+      <w:bookmarkEnd w:id="77"/>
       <w:r>
         <w:rPr>
           <w:sz w:val="24"/>
@@ -21806,7 +25542,7 @@
           <w:shd w:val="clear" w:color="auto" w:fill="FFFFFF"/>
         </w:rPr>
       </w:pPr>
-      <w:bookmarkStart w:id="66" w:name="_Toc229478847"/>
+      <w:bookmarkStart w:id="78" w:name="_Toc229490342"/>
       <w:r>
         <w:rPr>
           <w:sz w:val="24"/>
@@ -21839,7 +25575,7 @@
         </w:rPr>
         <w:t xml:space="preserve"> и оптимизация</w:t>
       </w:r>
-      <w:bookmarkEnd w:id="66"/>
+      <w:bookmarkEnd w:id="78"/>
     </w:p>
     <w:p>
       <w:pPr>
@@ -22074,7 +25810,7 @@
           <w:szCs w:val="24"/>
         </w:rPr>
       </w:pPr>
-      <w:bookmarkStart w:id="67" w:name="_Toc229478848"/>
+      <w:bookmarkStart w:id="79" w:name="_Toc229490343"/>
       <w:r>
         <w:rPr>
           <w:rStyle w:val="a7"/>
@@ -22094,7 +25830,7 @@
         </w:rPr>
         <w:t xml:space="preserve"> РУКОВОДСТВО ПОЛЬЗОВАТЕЛЯ</w:t>
       </w:r>
-      <w:bookmarkEnd w:id="67"/>
+      <w:bookmarkEnd w:id="79"/>
     </w:p>
     <w:p>
       <w:pPr>
@@ -22144,7 +25880,7 @@
           <w:szCs w:val="24"/>
         </w:rPr>
       </w:pPr>
-      <w:bookmarkStart w:id="68" w:name="_Toc229478849"/>
+      <w:bookmarkStart w:id="80" w:name="_Toc229490344"/>
       <w:r>
         <w:rPr>
           <w:sz w:val="24"/>
@@ -22153,7 +25889,7 @@
         <w:lastRenderedPageBreak/>
         <w:t>ЗАКЛЮЧЕНИЕ</w:t>
       </w:r>
-      <w:bookmarkEnd w:id="68"/>
+      <w:bookmarkEnd w:id="80"/>
     </w:p>
     <w:p>
       <w:pPr>
@@ -22203,10 +25939,10 @@
           <w:szCs w:val="24"/>
         </w:rPr>
       </w:pPr>
-      <w:bookmarkStart w:id="69" w:name="_Toc485122561"/>
-      <w:bookmarkStart w:id="70" w:name="_Toc499888278"/>
-      <w:bookmarkStart w:id="71" w:name="_Toc504040243"/>
-      <w:bookmarkStart w:id="72" w:name="_Toc229478850"/>
+      <w:bookmarkStart w:id="81" w:name="_Toc485122561"/>
+      <w:bookmarkStart w:id="82" w:name="_Toc499888278"/>
+      <w:bookmarkStart w:id="83" w:name="_Toc504040243"/>
+      <w:bookmarkStart w:id="84" w:name="_Toc229490345"/>
       <w:r>
         <w:rPr>
           <w:sz w:val="24"/>
@@ -22229,10 +25965,10 @@
         </w:rPr>
         <w:t xml:space="preserve"> ИСТОЧНИКОВ</w:t>
       </w:r>
-      <w:bookmarkEnd w:id="69"/>
-      <w:bookmarkEnd w:id="70"/>
-      <w:bookmarkEnd w:id="71"/>
-      <w:bookmarkEnd w:id="72"/>
+      <w:bookmarkEnd w:id="81"/>
+      <w:bookmarkEnd w:id="82"/>
+      <w:bookmarkEnd w:id="83"/>
+      <w:bookmarkEnd w:id="84"/>
     </w:p>
     <w:p>
       <w:pPr>
@@ -22318,7 +26054,7 @@
           <w:szCs w:val="24"/>
         </w:rPr>
       </w:pPr>
-      <w:bookmarkStart w:id="73" w:name="_Toc229478851"/>
+      <w:bookmarkStart w:id="85" w:name="_Toc229490346"/>
       <w:r>
         <w:rPr>
           <w:sz w:val="24"/>
@@ -22327,7 +26063,7 @@
         <w:lastRenderedPageBreak/>
         <w:t>ПРИЛОЖЕНИЯ</w:t>
       </w:r>
-      <w:bookmarkEnd w:id="73"/>
+      <w:bookmarkEnd w:id="85"/>
     </w:p>
     <w:p>
       <w:pPr>
@@ -22337,7 +26073,7 @@
           <w:szCs w:val="24"/>
         </w:rPr>
       </w:pPr>
-      <w:bookmarkStart w:id="74" w:name="_Toc229478852"/>
+      <w:bookmarkStart w:id="86" w:name="_Toc229490347"/>
       <w:r>
         <w:rPr>
           <w:sz w:val="24"/>
@@ -22345,7 +26081,7 @@
         </w:rPr>
         <w:t>Приложение А</w:t>
       </w:r>
-      <w:bookmarkEnd w:id="74"/>
+      <w:bookmarkEnd w:id="86"/>
     </w:p>
     <w:p>
       <w:pPr>
@@ -22363,7 +26099,7 @@
           <w:szCs w:val="24"/>
         </w:rPr>
       </w:pPr>
-      <w:bookmarkStart w:id="75" w:name="_Toc229478853"/>
+      <w:bookmarkStart w:id="87" w:name="_Toc229490348"/>
       <w:r>
         <w:rPr>
           <w:sz w:val="24"/>
@@ -22371,7 +26107,7 @@
         </w:rPr>
         <w:t>Приложение Б</w:t>
       </w:r>
-      <w:bookmarkEnd w:id="75"/>
+      <w:bookmarkEnd w:id="87"/>
     </w:p>
     <w:p>
       <w:pPr>
@@ -22389,7 +26125,7 @@
           <w:szCs w:val="24"/>
         </w:rPr>
       </w:pPr>
-      <w:bookmarkStart w:id="76" w:name="_Toc229478854"/>
+      <w:bookmarkStart w:id="88" w:name="_Toc229490349"/>
       <w:r>
         <w:rPr>
           <w:sz w:val="24"/>
@@ -22397,7 +26133,7 @@
         </w:rPr>
         <w:t>Приложение В</w:t>
       </w:r>
-      <w:bookmarkEnd w:id="76"/>
+      <w:bookmarkEnd w:id="88"/>
     </w:p>
     <w:p>
       <w:pPr>
@@ -22415,7 +26151,7 @@
           <w:szCs w:val="24"/>
         </w:rPr>
       </w:pPr>
-      <w:bookmarkStart w:id="77" w:name="_Toc229478855"/>
+      <w:bookmarkStart w:id="89" w:name="_Toc229490350"/>
       <w:r>
         <w:rPr>
           <w:sz w:val="24"/>
@@ -22423,7 +26159,7 @@
         </w:rPr>
         <w:t>Приложение Г</w:t>
       </w:r>
-      <w:bookmarkEnd w:id="77"/>
+      <w:bookmarkEnd w:id="89"/>
     </w:p>
     <w:p>
       <w:pPr>
@@ -22441,7 +26177,7 @@
           <w:szCs w:val="24"/>
         </w:rPr>
       </w:pPr>
-      <w:bookmarkStart w:id="78" w:name="_Toc229478856"/>
+      <w:bookmarkStart w:id="90" w:name="_Toc229490351"/>
       <w:r>
         <w:rPr>
           <w:sz w:val="24"/>
@@ -22449,7 +26185,7 @@
         </w:rPr>
         <w:t>Приложение Д</w:t>
       </w:r>
-      <w:bookmarkEnd w:id="78"/>
+      <w:bookmarkEnd w:id="90"/>
     </w:p>
     <w:p>
       <w:pPr>
@@ -22467,7 +26203,7 @@
           <w:szCs w:val="24"/>
         </w:rPr>
       </w:pPr>
-      <w:bookmarkStart w:id="79" w:name="_Toc229478857"/>
+      <w:bookmarkStart w:id="91" w:name="_Toc229490352"/>
       <w:r>
         <w:rPr>
           <w:sz w:val="24"/>
@@ -22475,7 +26211,7 @@
         </w:rPr>
         <w:t>Приложение Е</w:t>
       </w:r>
-      <w:bookmarkEnd w:id="79"/>
+      <w:bookmarkEnd w:id="91"/>
     </w:p>
     <w:p>
       <w:pPr>
@@ -30043,7 +33779,7 @@
 </file>
 
 <file path=customXml/itemProps1.xml><?xml version="1.0" encoding="utf-8"?>
-<ds:datastoreItem xmlns:ds="http://schemas.openxmlformats.org/officeDocument/2006/customXml" ds:itemID="{95995A21-6ED8-42C0-9C8B-5A1F3FA01C63}">
+<ds:datastoreItem xmlns:ds="http://schemas.openxmlformats.org/officeDocument/2006/customXml" ds:itemID="{0155CEB3-D95F-45D1-B467-7EF8EE9C85E2}">
   <ds:schemaRefs>
     <ds:schemaRef ds:uri="http://schemas.openxmlformats.org/officeDocument/2006/bibliography"/>
   </ds:schemaRefs>

--- a/2207_в2_Косухин С. Д. ПЗ.docx
+++ b/2207_в2_Косухин С. Д. ПЗ.docx
@@ -6603,8 +6603,8 @@
       <w:bookmarkStart w:id="6" w:name="_Toc484433289"/>
       <w:bookmarkStart w:id="7" w:name="_Toc484616752"/>
       <w:bookmarkStart w:id="8" w:name="_Toc504040236"/>
-      <w:bookmarkStart w:id="9" w:name="_Toc220489331"/>
-      <w:bookmarkStart w:id="10" w:name="_Toc229490278"/>
+      <w:bookmarkStart w:id="9" w:name="_Toc229490278"/>
+      <w:bookmarkStart w:id="10" w:name="_Toc220489331"/>
       <w:r>
         <w:rPr>
           <w:rStyle w:val="a7"/>
@@ -6629,7 +6629,7 @@
       <w:bookmarkEnd w:id="6"/>
       <w:bookmarkEnd w:id="7"/>
       <w:bookmarkEnd w:id="8"/>
-      <w:bookmarkEnd w:id="10"/>
+      <w:bookmarkEnd w:id="9"/>
     </w:p>
     <w:p>
       <w:pPr>
@@ -7240,9 +7240,9 @@
           <w:szCs w:val="24"/>
         </w:rPr>
       </w:pPr>
-      <w:bookmarkStart w:id="11" w:name="_Toc504040237"/>
-      <w:bookmarkStart w:id="12" w:name="_Toc229490279"/>
-      <w:bookmarkEnd w:id="9"/>
+      <w:bookmarkStart w:id="11" w:name="_Toc229490279"/>
+      <w:bookmarkStart w:id="12" w:name="_Toc504040237"/>
+      <w:bookmarkEnd w:id="10"/>
       <w:r>
         <w:rPr>
           <w:rStyle w:val="a7"/>
@@ -7253,7 +7253,7 @@
         <w:lastRenderedPageBreak/>
         <w:t>1 ПОСТАНОВКА ЗАДАЧИ ВКР</w:t>
       </w:r>
-      <w:bookmarkEnd w:id="12"/>
+      <w:bookmarkEnd w:id="11"/>
     </w:p>
     <w:p>
       <w:pPr>
@@ -10201,7 +10201,7 @@
         </w:rPr>
         <w:t>Описание предметной области</w:t>
       </w:r>
-      <w:bookmarkEnd w:id="11"/>
+      <w:bookmarkEnd w:id="12"/>
       <w:r>
         <w:rPr>
           <w:rStyle w:val="a7"/>
@@ -20351,510 +20351,1321 @@
       <w:pPr>
         <w:pStyle w:val="2"/>
       </w:pPr>
-      <w:bookmarkStart w:id="45" w:name="_Toc229490311"/>
       <w:r>
         <w:t>4.1 Этапы реализации</w:t>
       </w:r>
+    </w:p>
+    <w:p>
+      <w:pPr>
+        <w:pStyle w:val="aff"/>
+      </w:pPr>
+      <w:r>
+        <w:t>Разработка программного комплекса Garden Nook включает несколько ключевых этапов, каждый из которых направлен на создание удобного инструмента для клиентов кофейни и сотрудников, отвечающих за прием заказов, производство, складской учет и управленческую аналитику:</w:t>
+      </w:r>
+    </w:p>
+    <w:p>
+      <w:pPr>
+        <w:pStyle w:val="aff"/>
+        <w:numPr>
+          <w:ilvl w:val="0"/>
+          <w:numId w:val="45"/>
+        </w:numPr>
+        <w:ind w:left="0" w:firstLine="709"/>
+      </w:pPr>
+      <w:r>
+        <w:t>Анализ требований и проектирование архитектуры программного комплекса:</w:t>
+      </w:r>
+      <w:r>
+        <w:t xml:space="preserve"> </w:t>
+      </w:r>
+      <w:r>
+        <w:t>сбор</w:t>
+      </w:r>
+      <w:r>
+        <w:t>, анализ и формализация</w:t>
+      </w:r>
+      <w:r>
+        <w:t xml:space="preserve"> требований от сотрудников и клиентов</w:t>
+      </w:r>
+      <w:r>
+        <w:t xml:space="preserve">, </w:t>
+      </w:r>
+      <w:r>
+        <w:rPr>
+          <w:szCs w:val="24"/>
+        </w:rPr>
+        <w:t>выбор технологического стека реализации с учетом требований к надежности, производительности и сопровождаемости</w:t>
+      </w:r>
+      <w:r>
+        <w:rPr>
+          <w:szCs w:val="24"/>
+        </w:rPr>
+        <w:t>, с</w:t>
+      </w:r>
+      <w:r>
+        <w:rPr>
+          <w:szCs w:val="24"/>
+        </w:rPr>
+        <w:t>проектирован</w:t>
+      </w:r>
+      <w:r>
+        <w:rPr>
+          <w:szCs w:val="24"/>
+        </w:rPr>
+        <w:t>ы</w:t>
+      </w:r>
+      <w:r>
+        <w:rPr>
+          <w:szCs w:val="24"/>
+        </w:rPr>
+        <w:t xml:space="preserve"> контракты обмена данными и схемы взаимодействия модулей системы</w:t>
+      </w:r>
+      <w:r>
+        <w:t>.</w:t>
+      </w:r>
+    </w:p>
+    <w:p>
+      <w:pPr>
+        <w:pStyle w:val="aff"/>
+        <w:numPr>
+          <w:ilvl w:val="0"/>
+          <w:numId w:val="45"/>
+        </w:numPr>
+        <w:ind w:left="0" w:firstLine="709"/>
+      </w:pPr>
+      <w:r>
+        <w:t>Проектирование базы данных: описание сущностей меню, заказов, клиентов, сотрудников, скидок, ингредиентов, технологических карт, складских остатков, заготовок и актов списания</w:t>
+      </w:r>
+      <w:r>
+        <w:t xml:space="preserve">, создание </w:t>
+      </w:r>
+      <w:r>
+        <w:rPr>
+          <w:lang w:val="en-US"/>
+        </w:rPr>
+        <w:t>ER</w:t>
+      </w:r>
+      <w:r>
+        <w:t>-</w:t>
+      </w:r>
+      <w:r>
+        <w:t>диаграммы</w:t>
+      </w:r>
+      <w:r>
+        <w:t>.</w:t>
+      </w:r>
+    </w:p>
+    <w:p>
+      <w:pPr>
+        <w:pStyle w:val="aff"/>
+        <w:numPr>
+          <w:ilvl w:val="0"/>
+          <w:numId w:val="45"/>
+        </w:numPr>
+        <w:ind w:left="0" w:firstLine="709"/>
+      </w:pPr>
+      <w:r>
+        <w:t>Разработка базы данных: создание сущностей, указание первичных и внешних ключей, импорт данных, реализация миграций и добавление ограничений целостности.</w:t>
+      </w:r>
+    </w:p>
+    <w:p>
+      <w:pPr>
+        <w:pStyle w:val="aff"/>
+        <w:numPr>
+          <w:ilvl w:val="0"/>
+          <w:numId w:val="45"/>
+        </w:numPr>
+        <w:ind w:left="0" w:firstLine="709"/>
+      </w:pPr>
+      <w:r>
+        <w:t>Разработка серверной части:</w:t>
+      </w:r>
+      <w:r>
+        <w:rPr>
+          <w:szCs w:val="24"/>
+        </w:rPr>
+        <w:t xml:space="preserve"> </w:t>
+      </w:r>
+      <w:r>
+        <w:rPr>
+          <w:szCs w:val="24"/>
+        </w:rPr>
+        <w:t>реализация контуров</w:t>
+      </w:r>
+      <w:r>
+        <w:rPr>
+          <w:szCs w:val="24"/>
+        </w:rPr>
+        <w:t xml:space="preserve"> авторизации, управления сессией и ролевого разграничения доступа</w:t>
+      </w:r>
+      <w:r>
+        <w:rPr>
+          <w:szCs w:val="24"/>
+        </w:rPr>
+        <w:t>, реализация</w:t>
+      </w:r>
+      <w:r>
+        <w:rPr>
+          <w:szCs w:val="24"/>
+        </w:rPr>
+        <w:t xml:space="preserve"> операции по созданию заказов, расчету итоговых параметров и управлению статусами заказов</w:t>
+      </w:r>
+      <w:r>
+        <w:rPr>
+          <w:szCs w:val="24"/>
+        </w:rPr>
+        <w:t>, реализация методов</w:t>
+      </w:r>
+      <w:r>
+        <w:rPr>
+          <w:szCs w:val="24"/>
+        </w:rPr>
+        <w:t xml:space="preserve"> клиентского профиля, истории заказов и отмены заказов в допустимых состояниях</w:t>
+      </w:r>
+      <w:r>
+        <w:rPr>
+          <w:szCs w:val="24"/>
+        </w:rPr>
+        <w:t>, реализация endpoint-ов</w:t>
+      </w:r>
+      <w:r>
+        <w:rPr>
+          <w:szCs w:val="24"/>
+        </w:rPr>
+        <w:t xml:space="preserve"> кухонной очереди для получения актуального списка заказов и их параметров</w:t>
+      </w:r>
+      <w:r>
+        <w:t xml:space="preserve">, </w:t>
+      </w:r>
+      <w:r>
+        <w:rPr>
+          <w:szCs w:val="24"/>
+        </w:rPr>
+        <w:t>реализация складских и служебных</w:t>
+      </w:r>
+      <w:r>
+        <w:rPr>
+          <w:szCs w:val="24"/>
+        </w:rPr>
+        <w:t xml:space="preserve"> опер</w:t>
+      </w:r>
+      <w:r>
+        <w:rPr>
+          <w:szCs w:val="24"/>
+        </w:rPr>
+        <w:t>ации, связанных</w:t>
+      </w:r>
+      <w:r>
+        <w:rPr>
+          <w:szCs w:val="24"/>
+        </w:rPr>
+        <w:t xml:space="preserve"> с доступностью позиций, аналитикой, заготовками и внутренними процессами обслуживания</w:t>
+      </w:r>
+      <w:r>
+        <w:t>.</w:t>
+      </w:r>
+    </w:p>
+    <w:p>
+      <w:pPr>
+        <w:pStyle w:val="aff"/>
+        <w:numPr>
+          <w:ilvl w:val="0"/>
+          <w:numId w:val="45"/>
+        </w:numPr>
+        <w:ind w:left="0" w:firstLine="709"/>
+      </w:pPr>
+      <w:r>
+        <w:t>Разработка веб-интерфейса клиента</w:t>
+      </w:r>
+      <w:r>
+        <w:t xml:space="preserve">: </w:t>
+      </w:r>
+      <w:r>
+        <w:rPr>
+          <w:szCs w:val="24"/>
+        </w:rPr>
+        <w:t>реализация пользовательских сценариев</w:t>
+      </w:r>
+      <w:r>
+        <w:rPr>
+          <w:szCs w:val="24"/>
+        </w:rPr>
+        <w:t xml:space="preserve"> регистрации и входа в систему</w:t>
+      </w:r>
+      <w:r>
+        <w:rPr>
+          <w:szCs w:val="24"/>
+        </w:rPr>
+        <w:t>, реализация модулей</w:t>
+      </w:r>
+      <w:r>
+        <w:rPr>
+          <w:szCs w:val="24"/>
+        </w:rPr>
+        <w:t xml:space="preserve"> просмотра меню, управления корзиной, добавками и модификаторами позиций</w:t>
+      </w:r>
+      <w:r>
+        <w:rPr>
+          <w:szCs w:val="24"/>
+        </w:rPr>
+        <w:t>, реализация оформления</w:t>
+      </w:r>
+      <w:r>
+        <w:rPr>
+          <w:szCs w:val="24"/>
+        </w:rPr>
+        <w:t xml:space="preserve"> заказа, отображение результатов расчета и сопровождение заказа в личном профиле клиента</w:t>
+      </w:r>
+      <w:r>
+        <w:t>.</w:t>
+      </w:r>
+    </w:p>
+    <w:p>
+      <w:pPr>
+        <w:pStyle w:val="aff"/>
+        <w:numPr>
+          <w:ilvl w:val="0"/>
+          <w:numId w:val="45"/>
+        </w:numPr>
+        <w:ind w:left="0" w:firstLine="709"/>
+      </w:pPr>
+      <w:r>
+        <w:t>Разработка WPF-приложения сотрудников:</w:t>
+      </w:r>
+      <w:r>
+        <w:t xml:space="preserve"> </w:t>
+      </w:r>
+      <w:r>
+        <w:rPr>
+          <w:szCs w:val="24"/>
+        </w:rPr>
+        <w:t>реализация модулей</w:t>
+      </w:r>
+      <w:r>
+        <w:rPr>
+          <w:szCs w:val="24"/>
+        </w:rPr>
+        <w:t xml:space="preserve"> авторизации сотрудника и отображения очереди заказов с периодическим обновлением</w:t>
+      </w:r>
+      <w:r>
+        <w:rPr>
+          <w:szCs w:val="24"/>
+        </w:rPr>
+        <w:t>, р</w:t>
+      </w:r>
+      <w:r>
+        <w:rPr>
+          <w:szCs w:val="24"/>
+        </w:rPr>
+        <w:t>еализ</w:t>
+      </w:r>
+      <w:r>
+        <w:rPr>
+          <w:szCs w:val="24"/>
+        </w:rPr>
+        <w:t>ация модулей</w:t>
+      </w:r>
+      <w:r>
+        <w:rPr>
+          <w:szCs w:val="24"/>
+        </w:rPr>
+        <w:t xml:space="preserve"> повара и бариста-кассира: технологические карты, управление заготовками с фиксацией даты приготовления, ведение стоп-листа, формирование актов списания, изменение </w:t>
+      </w:r>
+      <w:r>
+        <w:rPr>
+          <w:szCs w:val="24"/>
+        </w:rPr>
+        <w:lastRenderedPageBreak/>
+        <w:t>статусов заказов</w:t>
+      </w:r>
+      <w:r>
+        <w:rPr>
+          <w:szCs w:val="24"/>
+        </w:rPr>
+        <w:t>, р</w:t>
+      </w:r>
+      <w:r>
+        <w:rPr>
+          <w:szCs w:val="24"/>
+        </w:rPr>
+        <w:t>еализ</w:t>
+      </w:r>
+      <w:r>
+        <w:rPr>
+          <w:szCs w:val="24"/>
+        </w:rPr>
+        <w:t>ация модулей</w:t>
+      </w:r>
+      <w:r>
+        <w:rPr>
+          <w:szCs w:val="24"/>
+        </w:rPr>
+        <w:t xml:space="preserve"> администратора:</w:t>
+      </w:r>
+      <w:r>
+        <w:rPr>
+          <w:szCs w:val="24"/>
+        </w:rPr>
+        <w:t xml:space="preserve"> </w:t>
+      </w:r>
+      <w:r>
+        <w:rPr>
+          <w:szCs w:val="24"/>
+        </w:rPr>
+        <w:t>управление товарами,</w:t>
+      </w:r>
+      <w:r>
+        <w:rPr>
+          <w:szCs w:val="24"/>
+        </w:rPr>
+        <w:t xml:space="preserve"> заказами,</w:t>
+      </w:r>
+      <w:r>
+        <w:rPr>
+          <w:szCs w:val="24"/>
+        </w:rPr>
+        <w:t xml:space="preserve"> категориями и ингредиентами, просмотр клиентской базы, аналитика продаж и популярных позиций, элементы управления программой лояльности</w:t>
+      </w:r>
+      <w:r>
+        <w:t>.</w:t>
+      </w:r>
+    </w:p>
+    <w:p>
+      <w:pPr>
+        <w:pStyle w:val="aff"/>
+        <w:numPr>
+          <w:ilvl w:val="0"/>
+          <w:numId w:val="45"/>
+        </w:numPr>
+        <w:ind w:left="0" w:firstLine="709"/>
+      </w:pPr>
+      <w:r>
+        <w:t>Тестирование и подготовка материалов: проверка основных пользовательских сценариев, контроль обмена данными между интерфейсами и API.</w:t>
+      </w:r>
+      <w:bookmarkStart w:id="45" w:name="_GoBack"/>
       <w:bookmarkEnd w:id="45"/>
     </w:p>
     <w:p>
       <w:pPr>
+        <w:pStyle w:val="2"/>
+      </w:pPr>
+      <w:r>
+        <w:t>4.2 Пользовательский интерфейс</w:t>
+      </w:r>
+    </w:p>
+    <w:p>
+      <w:pPr>
+        <w:pStyle w:val="30"/>
+      </w:pPr>
+      <w:r>
+        <w:t>4.2.1 Описание взаимодействия с пользователем</w:t>
+      </w:r>
+    </w:p>
+    <w:p>
+      <w:pPr>
         <w:pStyle w:val="aff"/>
       </w:pPr>
       <w:r>
-        <w:t>Реализация программного комплекса Garden Nook выполнялась как последовательность взаимосвязанных этапов, каждый из которых завершался конкретным проектным результатом: уточнением требований, создан</w:t>
-      </w:r>
-      <w:r>
-        <w:t>ием структуры данных, разработкой серверного слоя, пользовательских интерфейсов и проверкой работоспособности системы.</w:t>
-      </w:r>
-    </w:p>
-    <w:p>
-      <w:pPr>
-        <w:rPr>
-          <w:sz w:val="24"/>
-        </w:rPr>
-      </w:pPr>
-      <w:r>
-        <w:rPr>
-          <w:sz w:val="24"/>
-        </w:rPr>
-        <w:t>Таблица 4.1.1 - Этапы реализации программного комплекса</w:t>
-      </w:r>
-    </w:p>
-    <w:tbl>
-      <w:tblPr>
-        <w:tblW w:w="0" w:type="auto"/>
-        <w:tblBorders>
-          <w:top w:val="single" w:sz="4" w:space="0" w:color="000000"/>
-          <w:left w:val="single" w:sz="4" w:space="0" w:color="000000"/>
-          <w:bottom w:val="single" w:sz="4" w:space="0" w:color="000000"/>
-          <w:right w:val="single" w:sz="4" w:space="0" w:color="000000"/>
-          <w:insideH w:val="single" w:sz="4" w:space="0" w:color="000000"/>
-          <w:insideV w:val="single" w:sz="4" w:space="0" w:color="000000"/>
-        </w:tblBorders>
-        <w:tblLook w:val="04A0" w:firstRow="1" w:lastRow="0" w:firstColumn="1" w:lastColumn="0" w:noHBand="0" w:noVBand="1"/>
-      </w:tblPr>
-      <w:tblGrid>
-        <w:gridCol w:w="862"/>
-        <w:gridCol w:w="2700"/>
-        <w:gridCol w:w="5784"/>
-      </w:tblGrid>
-      <w:tr>
-        <w:tc>
-          <w:tcPr>
-            <w:tcW w:w="900" w:type="dxa"/>
-          </w:tcPr>
-          <w:p>
-            <w:pPr>
-              <w:spacing w:line="240" w:lineRule="auto"/>
-              <w:rPr>
-                <w:sz w:val="24"/>
-              </w:rPr>
-            </w:pPr>
-            <w:r>
-              <w:rPr>
-                <w:sz w:val="24"/>
-              </w:rPr>
-              <w:t>Этап</w:t>
-            </w:r>
-          </w:p>
-        </w:tc>
-        <w:tc>
-          <w:tcPr>
-            <w:tcW w:w="3200" w:type="dxa"/>
-          </w:tcPr>
-          <w:p>
-            <w:pPr>
-              <w:spacing w:line="240" w:lineRule="auto"/>
-              <w:rPr>
-                <w:sz w:val="24"/>
-              </w:rPr>
-            </w:pPr>
-            <w:r>
-              <w:rPr>
-                <w:sz w:val="24"/>
-              </w:rPr>
-              <w:t>Содержание этапа</w:t>
-            </w:r>
-          </w:p>
-        </w:tc>
-        <w:tc>
-          <w:tcPr>
-            <w:tcW w:w="7000" w:type="dxa"/>
-          </w:tcPr>
-          <w:p>
-            <w:pPr>
-              <w:spacing w:line="240" w:lineRule="auto"/>
-              <w:rPr>
-                <w:sz w:val="24"/>
-              </w:rPr>
-            </w:pPr>
-            <w:r>
-              <w:rPr>
-                <w:sz w:val="24"/>
-              </w:rPr>
-              <w:t>Результат</w:t>
-            </w:r>
-          </w:p>
-        </w:tc>
-      </w:tr>
-      <w:tr>
-        <w:tc>
-          <w:tcPr>
-            <w:tcW w:w="900" w:type="dxa"/>
-          </w:tcPr>
-          <w:p>
-            <w:pPr>
-              <w:spacing w:line="240" w:lineRule="auto"/>
-              <w:rPr>
-                <w:sz w:val="24"/>
-              </w:rPr>
-            </w:pPr>
-            <w:r>
-              <w:rPr>
-                <w:sz w:val="24"/>
-              </w:rPr>
-              <w:t>1</w:t>
-            </w:r>
-          </w:p>
-        </w:tc>
-        <w:tc>
-          <w:tcPr>
-            <w:tcW w:w="3200" w:type="dxa"/>
-          </w:tcPr>
-          <w:p>
-            <w:pPr>
-              <w:spacing w:line="240" w:lineRule="auto"/>
-              <w:rPr>
-                <w:sz w:val="24"/>
-              </w:rPr>
-            </w:pPr>
-            <w:r>
-              <w:rPr>
-                <w:sz w:val="24"/>
-              </w:rPr>
-              <w:t>Анализ требований и предметной области</w:t>
-            </w:r>
-          </w:p>
-        </w:tc>
-        <w:tc>
-          <w:tcPr>
-            <w:tcW w:w="7000" w:type="dxa"/>
-          </w:tcPr>
-          <w:p>
-            <w:pPr>
-              <w:spacing w:line="240" w:lineRule="auto"/>
-              <w:rPr>
-                <w:sz w:val="24"/>
-              </w:rPr>
-            </w:pPr>
-            <w:r>
-              <w:rPr>
-                <w:sz w:val="24"/>
-              </w:rPr>
-              <w:t>Определ</w:t>
-            </w:r>
-            <w:r>
-              <w:rPr>
-                <w:sz w:val="24"/>
-              </w:rPr>
-              <w:t>ены роли пользователей, информационные объекты, функциональные и нефункциональные требования, а также границы клиентского, служебного и серверного контуров.</w:t>
-            </w:r>
-          </w:p>
-        </w:tc>
-      </w:tr>
-      <w:tr>
-        <w:tc>
-          <w:tcPr>
-            <w:tcW w:w="900" w:type="dxa"/>
-          </w:tcPr>
-          <w:p>
-            <w:pPr>
-              <w:spacing w:line="240" w:lineRule="auto"/>
-              <w:rPr>
-                <w:sz w:val="24"/>
-              </w:rPr>
-            </w:pPr>
-            <w:r>
-              <w:rPr>
-                <w:sz w:val="24"/>
-              </w:rPr>
-              <w:t>2</w:t>
-            </w:r>
-          </w:p>
-        </w:tc>
-        <w:tc>
-          <w:tcPr>
-            <w:tcW w:w="3200" w:type="dxa"/>
-          </w:tcPr>
-          <w:p>
-            <w:pPr>
-              <w:spacing w:line="240" w:lineRule="auto"/>
-              <w:rPr>
-                <w:sz w:val="24"/>
-              </w:rPr>
-            </w:pPr>
-            <w:r>
-              <w:rPr>
-                <w:sz w:val="24"/>
-              </w:rPr>
-              <w:t>Проектирование базы данных</w:t>
-            </w:r>
-          </w:p>
-        </w:tc>
-        <w:tc>
-          <w:tcPr>
-            <w:tcW w:w="7000" w:type="dxa"/>
-          </w:tcPr>
-          <w:p>
-            <w:pPr>
-              <w:spacing w:line="240" w:lineRule="auto"/>
-              <w:rPr>
-                <w:sz w:val="24"/>
-              </w:rPr>
-            </w:pPr>
-            <w:r>
-              <w:rPr>
-                <w:sz w:val="24"/>
-              </w:rPr>
-              <w:t>Выделены основные сущности, связи между ними, ограничения целостности</w:t>
-            </w:r>
-            <w:r>
-              <w:rPr>
-                <w:sz w:val="24"/>
-              </w:rPr>
-              <w:t xml:space="preserve"> и набор таблиц для хранения меню, ингредиентов, заказов, клиентов, техкарт и складских операций.</w:t>
-            </w:r>
-          </w:p>
-        </w:tc>
-      </w:tr>
-      <w:tr>
-        <w:tc>
-          <w:tcPr>
-            <w:tcW w:w="900" w:type="dxa"/>
-          </w:tcPr>
-          <w:p>
-            <w:pPr>
-              <w:spacing w:line="240" w:lineRule="auto"/>
-              <w:rPr>
-                <w:sz w:val="24"/>
-              </w:rPr>
-            </w:pPr>
-            <w:r>
-              <w:rPr>
-                <w:sz w:val="24"/>
-              </w:rPr>
-              <w:t>3</w:t>
-            </w:r>
-          </w:p>
-        </w:tc>
-        <w:tc>
-          <w:tcPr>
-            <w:tcW w:w="3200" w:type="dxa"/>
-          </w:tcPr>
-          <w:p>
-            <w:pPr>
-              <w:spacing w:line="240" w:lineRule="auto"/>
-              <w:rPr>
-                <w:sz w:val="24"/>
-              </w:rPr>
-            </w:pPr>
-            <w:r>
-              <w:rPr>
-                <w:sz w:val="24"/>
-              </w:rPr>
-              <w:t>Разработка серверного API</w:t>
-            </w:r>
-          </w:p>
-        </w:tc>
-        <w:tc>
-          <w:tcPr>
-            <w:tcW w:w="7000" w:type="dxa"/>
-          </w:tcPr>
-          <w:p>
-            <w:pPr>
-              <w:spacing w:line="240" w:lineRule="auto"/>
-              <w:rPr>
-                <w:sz w:val="24"/>
-              </w:rPr>
-            </w:pPr>
-            <w:r>
-              <w:rPr>
-                <w:sz w:val="24"/>
-              </w:rPr>
-              <w:t xml:space="preserve">Реализованы методы авторизации, управления заказами, меню, ингредиентами, клиентами, отчетами и складскими операциями; настроен </w:t>
-            </w:r>
-            <w:r>
-              <w:rPr>
-                <w:sz w:val="24"/>
-              </w:rPr>
-              <w:t>обмен данными в формате JSON.</w:t>
-            </w:r>
-          </w:p>
-        </w:tc>
-      </w:tr>
-      <w:tr>
-        <w:tc>
-          <w:tcPr>
-            <w:tcW w:w="900" w:type="dxa"/>
-          </w:tcPr>
-          <w:p>
-            <w:pPr>
-              <w:spacing w:line="240" w:lineRule="auto"/>
-              <w:rPr>
-                <w:sz w:val="24"/>
-              </w:rPr>
-            </w:pPr>
-            <w:r>
-              <w:rPr>
-                <w:sz w:val="24"/>
-              </w:rPr>
-              <w:t>4</w:t>
-            </w:r>
-          </w:p>
-        </w:tc>
-        <w:tc>
-          <w:tcPr>
-            <w:tcW w:w="3200" w:type="dxa"/>
-          </w:tcPr>
-          <w:p>
-            <w:pPr>
-              <w:spacing w:line="240" w:lineRule="auto"/>
-              <w:rPr>
-                <w:sz w:val="24"/>
-              </w:rPr>
-            </w:pPr>
-            <w:r>
-              <w:rPr>
-                <w:sz w:val="24"/>
-              </w:rPr>
-              <w:t>Разработка веб-клиента</w:t>
-            </w:r>
-          </w:p>
-        </w:tc>
-        <w:tc>
-          <w:tcPr>
-            <w:tcW w:w="7000" w:type="dxa"/>
-          </w:tcPr>
-          <w:p>
-            <w:pPr>
-              <w:spacing w:line="240" w:lineRule="auto"/>
-              <w:rPr>
-                <w:sz w:val="24"/>
-              </w:rPr>
-            </w:pPr>
-            <w:r>
-              <w:rPr>
-                <w:sz w:val="24"/>
-              </w:rPr>
-              <w:t>Созданы экраны регистрации, авторизации, меню, корзины, оформления заказа, профиля и истории заказов клиента.</w:t>
-            </w:r>
-          </w:p>
-        </w:tc>
-      </w:tr>
-      <w:tr>
-        <w:tc>
-          <w:tcPr>
-            <w:tcW w:w="900" w:type="dxa"/>
-          </w:tcPr>
-          <w:p>
-            <w:pPr>
-              <w:spacing w:line="240" w:lineRule="auto"/>
-              <w:rPr>
-                <w:sz w:val="24"/>
-              </w:rPr>
-            </w:pPr>
-            <w:r>
-              <w:rPr>
-                <w:sz w:val="24"/>
-              </w:rPr>
-              <w:t>5</w:t>
-            </w:r>
-          </w:p>
-        </w:tc>
-        <w:tc>
-          <w:tcPr>
-            <w:tcW w:w="3200" w:type="dxa"/>
-          </w:tcPr>
-          <w:p>
-            <w:pPr>
-              <w:spacing w:line="240" w:lineRule="auto"/>
-              <w:rPr>
-                <w:sz w:val="24"/>
-              </w:rPr>
-            </w:pPr>
-            <w:r>
-              <w:rPr>
-                <w:sz w:val="24"/>
-              </w:rPr>
-              <w:t>Разработка WPF-приложения</w:t>
-            </w:r>
-          </w:p>
-        </w:tc>
-        <w:tc>
-          <w:tcPr>
-            <w:tcW w:w="7000" w:type="dxa"/>
-          </w:tcPr>
-          <w:p>
-            <w:pPr>
-              <w:spacing w:line="240" w:lineRule="auto"/>
-              <w:rPr>
-                <w:sz w:val="24"/>
-              </w:rPr>
-            </w:pPr>
-            <w:r>
-              <w:rPr>
-                <w:sz w:val="24"/>
-              </w:rPr>
-              <w:t>Реализованы рабочие разделы сотрудников: очередь заказов, мен</w:t>
-            </w:r>
-            <w:r>
-              <w:rPr>
-                <w:sz w:val="24"/>
-              </w:rPr>
-              <w:t>ю и категории, склад, техкарты, заготовки, стоп-лист, акты списания, клиенты, персонал и аналитика.</w:t>
-            </w:r>
-          </w:p>
-        </w:tc>
-      </w:tr>
-      <w:tr>
-        <w:tc>
-          <w:tcPr>
-            <w:tcW w:w="900" w:type="dxa"/>
-          </w:tcPr>
-          <w:p>
-            <w:pPr>
-              <w:spacing w:line="240" w:lineRule="auto"/>
-              <w:rPr>
-                <w:sz w:val="24"/>
-              </w:rPr>
-            </w:pPr>
-            <w:r>
-              <w:rPr>
-                <w:sz w:val="24"/>
-              </w:rPr>
-              <w:t>6</w:t>
-            </w:r>
-          </w:p>
-        </w:tc>
-        <w:tc>
-          <w:tcPr>
-            <w:tcW w:w="3200" w:type="dxa"/>
-          </w:tcPr>
-          <w:p>
-            <w:pPr>
-              <w:spacing w:line="240" w:lineRule="auto"/>
-              <w:rPr>
-                <w:sz w:val="24"/>
-              </w:rPr>
-            </w:pPr>
-            <w:r>
-              <w:rPr>
-                <w:sz w:val="24"/>
-              </w:rPr>
-              <w:t>Тестирование и подготовка материалов</w:t>
-            </w:r>
-          </w:p>
-        </w:tc>
-        <w:tc>
-          <w:tcPr>
-            <w:tcW w:w="7000" w:type="dxa"/>
-          </w:tcPr>
-          <w:p>
-            <w:pPr>
-              <w:spacing w:line="240" w:lineRule="auto"/>
-              <w:rPr>
-                <w:sz w:val="24"/>
-              </w:rPr>
-            </w:pPr>
-            <w:r>
-              <w:rPr>
-                <w:sz w:val="24"/>
-              </w:rPr>
-              <w:t>Проверены ключевые сценарии, оформлены алгоритмы, таблицы, схемы архитектуры и материалы для пояснительной записки.</w:t>
-            </w:r>
-          </w:p>
-        </w:tc>
-      </w:tr>
-    </w:tbl>
+        <w:t>Программный комплекс предназначен для оформления заказов клиентами кофейни Garden Nook и последующей обработки этих заказов сотрудниками, обеспечивая полную поддержку основных этапов работы – от выбора позиции меню до приготовления, складского учета и анализа результатов деятельности. На рисунках 4.2.1.2.1 - 4.2.1.2.9 представлены UML-диаграммы активности.</w:t>
+      </w:r>
+    </w:p>
+    <w:p>
+      <w:pPr>
+        <w:jc w:val="center"/>
+      </w:pPr>
+      <w:r>
+        <w:rPr>
+          <w:sz w:val="24"/>
+        </w:rPr>
+        <w:t>[Место для вставки: срендерированная диаграмма PZ_assets/4.2.1.2.1_auth_activity.puml]</w:t>
+      </w:r>
+    </w:p>
+    <w:p>
+      <w:pPr>
+        <w:jc w:val="center"/>
+      </w:pPr>
+      <w:r>
+        <w:rPr>
+          <w:sz w:val="24"/>
+        </w:rPr>
+        <w:t>Рисунок 4.2.1.2.1 – Алгоритм действий по авторизации пользователя</w:t>
+      </w:r>
+    </w:p>
+    <w:p>
+      <w:pPr>
+        <w:jc w:val="center"/>
+      </w:pPr>
+      <w:r>
+        <w:rPr>
+          <w:sz w:val="24"/>
+        </w:rPr>
+        <w:t>[Место для вставки: срендерированная диаграмма PZ_assets/4.2.1.2.2_menu_browse_activity.puml]</w:t>
+      </w:r>
+    </w:p>
+    <w:p>
+      <w:pPr>
+        <w:jc w:val="center"/>
+      </w:pPr>
+      <w:r>
+        <w:rPr>
+          <w:sz w:val="24"/>
+        </w:rPr>
+        <w:t>Рисунок 4.2.1.2.2 – Алгоритм действий по просмотру меню клиентом</w:t>
+      </w:r>
+    </w:p>
+    <w:p>
+      <w:pPr>
+        <w:jc w:val="center"/>
+      </w:pPr>
+      <w:r>
+        <w:rPr>
+          <w:sz w:val="24"/>
+        </w:rPr>
+        <w:t>[Место для вставки: срендерированная диаграмма PZ_assets/4.2.1.2.3_checkout_activity.puml]</w:t>
+      </w:r>
+    </w:p>
+    <w:p>
+      <w:pPr>
+        <w:jc w:val="center"/>
+      </w:pPr>
+      <w:r>
+        <w:rPr>
+          <w:sz w:val="24"/>
+        </w:rPr>
+        <w:t>Рисунок 4.2.1.2.3 – Алгоритм действий по оформлению заказа клиентом</w:t>
+      </w:r>
+    </w:p>
+    <w:p>
+      <w:pPr>
+        <w:jc w:val="center"/>
+      </w:pPr>
+      <w:r>
+        <w:rPr>
+          <w:sz w:val="24"/>
+        </w:rPr>
+        <w:t>[Место для вставки: срендерированная диаграмма PZ_assets/4.2.1.2.4_staff_order_processing_activity.puml]</w:t>
+      </w:r>
+    </w:p>
+    <w:p>
+      <w:pPr>
+        <w:jc w:val="center"/>
+      </w:pPr>
+      <w:r>
+        <w:rPr>
+          <w:sz w:val="24"/>
+        </w:rPr>
+        <w:t>Рисунок 4.2.1.2.4 – Алгоритм действий по обработке заказа сотрудником</w:t>
+      </w:r>
+    </w:p>
+    <w:p>
+      <w:pPr>
+        <w:jc w:val="center"/>
+      </w:pPr>
+      <w:r>
+        <w:rPr>
+          <w:sz w:val="24"/>
+        </w:rPr>
+        <w:t>[Место для вставки: срендерированная диаграмма PZ_assets/4.2.1.2.5_menu_management_activity.puml]</w:t>
+      </w:r>
+    </w:p>
+    <w:p>
+      <w:pPr>
+        <w:jc w:val="center"/>
+      </w:pPr>
+      <w:r>
+        <w:rPr>
+          <w:sz w:val="24"/>
+        </w:rPr>
+        <w:t>Рисунок 4.2.1.2.5 – Алгоритм действий по управлению меню</w:t>
+      </w:r>
+    </w:p>
+    <w:p>
+      <w:pPr>
+        <w:jc w:val="center"/>
+      </w:pPr>
+      <w:r>
+        <w:rPr>
+          <w:sz w:val="24"/>
+        </w:rPr>
+        <w:t>[Место для вставки: срендерированная диаграмма PZ_assets/4.2.1.2.6_technical_cards_activity.puml]</w:t>
+      </w:r>
+    </w:p>
+    <w:p>
+      <w:pPr>
+        <w:jc w:val="center"/>
+      </w:pPr>
+      <w:r>
+        <w:rPr>
+          <w:sz w:val="24"/>
+        </w:rPr>
+        <w:t>Рисунок 4.2.1.2.6 – Алгоритм действий по работе с технологическими картами</w:t>
+      </w:r>
+    </w:p>
+    <w:p>
+      <w:pPr>
+        <w:jc w:val="center"/>
+      </w:pPr>
+      <w:r>
+        <w:rPr>
+          <w:sz w:val="24"/>
+        </w:rPr>
+        <w:t>[Место для вставки: срендерированная диаграмма PZ_assets/4.2.1.2.7_inventory_stoplist_activity.puml]</w:t>
+      </w:r>
+    </w:p>
+    <w:p>
+      <w:pPr>
+        <w:jc w:val="center"/>
+      </w:pPr>
+      <w:r>
+        <w:rPr>
+          <w:sz w:val="24"/>
+        </w:rPr>
+        <w:t>Рисунок 4.2.1.2.7 – Алгоритм действий по управлению складом и стоп-листом</w:t>
+      </w:r>
+    </w:p>
+    <w:p>
+      <w:pPr>
+        <w:jc w:val="center"/>
+      </w:pPr>
+      <w:r>
+        <w:rPr>
+          <w:sz w:val="24"/>
+        </w:rPr>
+        <w:lastRenderedPageBreak/>
+        <w:t>[Место для вставки: срендерированная диаграмма PZ_assets/4.2.1.2.8_writeoff_preparations_activity.puml]</w:t>
+      </w:r>
+    </w:p>
+    <w:p>
+      <w:pPr>
+        <w:jc w:val="center"/>
+      </w:pPr>
+      <w:r>
+        <w:rPr>
+          <w:sz w:val="24"/>
+        </w:rPr>
+        <w:t>Рисунок 4.2.1.2.8 – Алгоритм действий по списанию и заготовкам</w:t>
+      </w:r>
+    </w:p>
+    <w:p>
+      <w:pPr>
+        <w:jc w:val="center"/>
+      </w:pPr>
+      <w:r>
+        <w:rPr>
+          <w:sz w:val="24"/>
+        </w:rPr>
+        <w:t>[Место для вставки: срендерированная диаграмма PZ_assets/4.2.1.2.9_reports_admin_activity.puml]</w:t>
+      </w:r>
+    </w:p>
+    <w:p>
+      <w:pPr>
+        <w:jc w:val="center"/>
+      </w:pPr>
+      <w:r>
+        <w:rPr>
+          <w:sz w:val="24"/>
+        </w:rPr>
+        <w:t>Рисунок 4.2.1.2.9 – Алгоритм действий по аналитике и администрированию</w:t>
+      </w:r>
+    </w:p>
+    <w:p>
+      <w:pPr>
+        <w:pStyle w:val="30"/>
+      </w:pPr>
+      <w:r>
+        <w:t>4.2.2 Определение операций пользователей и составление функциональных блоков</w:t>
+      </w:r>
+    </w:p>
     <w:p>
       <w:pPr>
         <w:pStyle w:val="aff"/>
       </w:pPr>
       <w:r>
-        <w:t>Такое деление позволяет показать не только итоговую структуру программного продукта, но и логику его разработки: от анализа предметной области к конкретным алгоритмам, интерфейсам, способам хранения данных и архитектурному решению.</w:t>
+        <w:t>В рамках использования программного комплекса пользователи выполняют операции, связанные с оформлением заказа, обработкой производственной очереди, управлением меню, складом, технологическими картами, клиентами, персоналом и отчетностью.</w:t>
+      </w:r>
+    </w:p>
+    <w:p>
+      <w:pPr>
+        <w:pStyle w:val="aff"/>
+      </w:pPr>
+      <w:r>
+        <w:t>Ниже приведен список операций, которые реализуются через интерфейс системы, а также выделены функциональные блоки, группирующие эти операции по назначению:</w:t>
+      </w:r>
+    </w:p>
+    <w:p>
+      <w:pPr>
+        <w:pStyle w:val="aff"/>
+      </w:pPr>
+      <w:r>
+        <w:t>В веб-интерфейсе клиента:</w:t>
+      </w:r>
+    </w:p>
+    <w:p>
+      <w:pPr>
+        <w:pStyle w:val="aff"/>
+        <w:numPr>
+          <w:ilvl w:val="0"/>
+          <w:numId w:val="44"/>
+        </w:numPr>
+      </w:pPr>
+      <w:r>
+        <w:t>Авторизация и регистрация клиента.</w:t>
+      </w:r>
+    </w:p>
+    <w:p>
+      <w:pPr>
+        <w:pStyle w:val="aff"/>
+        <w:numPr>
+          <w:ilvl w:val="0"/>
+          <w:numId w:val="44"/>
+        </w:numPr>
+      </w:pPr>
+      <w:r>
+        <w:t>Просмотр меню с разделением на блюда, напитки и добавки.</w:t>
+      </w:r>
+    </w:p>
+    <w:p>
+      <w:pPr>
+        <w:pStyle w:val="aff"/>
+        <w:numPr>
+          <w:ilvl w:val="0"/>
+          <w:numId w:val="44"/>
+        </w:numPr>
+      </w:pPr>
+      <w:r>
+        <w:t>Просмотр карточки позиции, состава, цены, КБЖУ и доступности.</w:t>
+      </w:r>
+    </w:p>
+    <w:p>
+      <w:pPr>
+        <w:pStyle w:val="aff"/>
+        <w:numPr>
+          <w:ilvl w:val="0"/>
+          <w:numId w:val="44"/>
+        </w:numPr>
+      </w:pPr>
+      <w:r>
+        <w:t>Выбор добавок и модификаторов напитка.</w:t>
+      </w:r>
+    </w:p>
+    <w:p>
+      <w:pPr>
+        <w:pStyle w:val="aff"/>
+        <w:numPr>
+          <w:ilvl w:val="0"/>
+          <w:numId w:val="44"/>
+        </w:numPr>
+      </w:pPr>
+      <w:r>
+        <w:t>Добавление позиций в корзину и изменение количества.</w:t>
+      </w:r>
+    </w:p>
+    <w:p>
+      <w:pPr>
+        <w:pStyle w:val="aff"/>
+        <w:numPr>
+          <w:ilvl w:val="0"/>
+          <w:numId w:val="44"/>
+        </w:numPr>
+      </w:pPr>
+      <w:r>
+        <w:t>Выбор типа заказа, времени самовывоза и комментария.</w:t>
+      </w:r>
+    </w:p>
+    <w:p>
+      <w:pPr>
+        <w:pStyle w:val="aff"/>
+        <w:numPr>
+          <w:ilvl w:val="0"/>
+          <w:numId w:val="44"/>
+        </w:numPr>
+      </w:pPr>
+      <w:r>
+        <w:t>Оформление заказа и получение номера, статуса, суммы и скидки.</w:t>
+      </w:r>
+    </w:p>
+    <w:p>
+      <w:pPr>
+        <w:pStyle w:val="aff"/>
+        <w:numPr>
+          <w:ilvl w:val="0"/>
+          <w:numId w:val="44"/>
+        </w:numPr>
+      </w:pPr>
+      <w:r>
+        <w:t>Просмотр личного кабинета, категории клиента и истории заказов.</w:t>
+      </w:r>
+    </w:p>
+    <w:p>
+      <w:pPr>
+        <w:pStyle w:val="aff"/>
+        <w:numPr>
+          <w:ilvl w:val="0"/>
+          <w:numId w:val="44"/>
+        </w:numPr>
+      </w:pPr>
+      <w:r>
+        <w:t>Отмена активного заказа из профиля клиента.</w:t>
+      </w:r>
+    </w:p>
+    <w:p>
+      <w:pPr>
+        <w:pStyle w:val="aff"/>
+      </w:pPr>
+      <w:r>
+        <w:t>В WPF-приложении сотрудника:</w:t>
+      </w:r>
+    </w:p>
+    <w:p>
+      <w:pPr>
+        <w:pStyle w:val="aff"/>
+        <w:numPr>
+          <w:ilvl w:val="0"/>
+          <w:numId w:val="44"/>
+        </w:numPr>
+      </w:pPr>
+      <w:r>
+        <w:t>Авторизация сотрудника с ролью администратора, повара или бариста.</w:t>
+      </w:r>
+    </w:p>
+    <w:p>
+      <w:pPr>
+        <w:pStyle w:val="aff"/>
+        <w:numPr>
+          <w:ilvl w:val="0"/>
+          <w:numId w:val="44"/>
+        </w:numPr>
+      </w:pPr>
+      <w:r>
+        <w:t>Просмотр производственной очереди заказов и фильтрация по статусам.</w:t>
+      </w:r>
+    </w:p>
+    <w:p>
+      <w:pPr>
+        <w:pStyle w:val="aff"/>
+        <w:numPr>
+          <w:ilvl w:val="0"/>
+          <w:numId w:val="44"/>
+        </w:numPr>
+      </w:pPr>
+      <w:r>
+        <w:t>Открытие деталей заказа, просмотр состава, комментария и времени самовывоза.</w:t>
+      </w:r>
+    </w:p>
+    <w:p>
+      <w:pPr>
+        <w:pStyle w:val="aff"/>
+        <w:numPr>
+          <w:ilvl w:val="0"/>
+          <w:numId w:val="44"/>
+        </w:numPr>
+      </w:pPr>
+      <w:r>
+        <w:t>Просмотр технологической карты позиции и отметка готовности отдельных элементов заказа.</w:t>
+      </w:r>
+    </w:p>
+    <w:p>
+      <w:pPr>
+        <w:pStyle w:val="aff"/>
+        <w:numPr>
+          <w:ilvl w:val="0"/>
+          <w:numId w:val="44"/>
+        </w:numPr>
+      </w:pPr>
+      <w:r>
+        <w:t>Создание, изменение и удаление позиций меню и категорий.</w:t>
+      </w:r>
+    </w:p>
+    <w:p>
+      <w:pPr>
+        <w:pStyle w:val="aff"/>
+        <w:numPr>
+          <w:ilvl w:val="0"/>
+          <w:numId w:val="44"/>
+        </w:numPr>
+      </w:pPr>
+      <w:r>
+        <w:t>Управление сырьем, полуфабрикатами, поставками и категориями ингредиентов.</w:t>
+      </w:r>
+    </w:p>
+    <w:p>
+      <w:pPr>
+        <w:pStyle w:val="aff"/>
+        <w:numPr>
+          <w:ilvl w:val="0"/>
+          <w:numId w:val="44"/>
+        </w:numPr>
+      </w:pPr>
+      <w:r>
+        <w:lastRenderedPageBreak/>
+        <w:t>Ведение стоп-листа и управление доступностью позиций меню.</w:t>
+      </w:r>
+    </w:p>
+    <w:p>
+      <w:pPr>
+        <w:pStyle w:val="aff"/>
+        <w:numPr>
+          <w:ilvl w:val="0"/>
+          <w:numId w:val="44"/>
+        </w:numPr>
+      </w:pPr>
+      <w:r>
+        <w:t>Создание актов списания и выполнение задач по заготовкам.</w:t>
+      </w:r>
+    </w:p>
+    <w:p>
+      <w:pPr>
+        <w:pStyle w:val="aff"/>
+        <w:numPr>
+          <w:ilvl w:val="0"/>
+          <w:numId w:val="44"/>
+        </w:numPr>
+      </w:pPr>
+      <w:r>
+        <w:t>Просмотр клиентов, истории заказов, программы лояльности и персонала.</w:t>
+      </w:r>
+    </w:p>
+    <w:p>
+      <w:pPr>
+        <w:pStyle w:val="aff"/>
+        <w:numPr>
+          <w:ilvl w:val="0"/>
+          <w:numId w:val="44"/>
+        </w:numPr>
+      </w:pPr>
+      <w:r>
+        <w:t>Формирование аналитических отчетов и экспорт отчетных данных.</w:t>
+      </w:r>
+    </w:p>
+    <w:p>
+      <w:pPr>
+        <w:pStyle w:val="30"/>
+      </w:pPr>
+      <w:r>
+        <w:t>4.2.3 Проектирование структуры экранов и схемы навигации</w:t>
+      </w:r>
+    </w:p>
+    <w:p>
+      <w:pPr>
+        <w:pStyle w:val="aff"/>
+      </w:pPr>
+      <w:r>
+        <w:t>В процессе технического проектирования пользовательского интерфейса программного комплекса Garden Nook разрабатывается навигационная схема, которая отражает структуру экранов и взаимосвязи между основными функциональными модулями.</w:t>
+      </w:r>
+    </w:p>
+    <w:p>
+      <w:pPr>
+        <w:pStyle w:val="aff"/>
+      </w:pPr>
+      <w:r>
+        <w:t>Эта схема создается на основе анализа пользовательских сценариев, ролей и задач, выполняемых в рамках клиентского и служебного контуров приложения.</w:t>
+      </w:r>
+    </w:p>
+    <w:p>
+      <w:pPr>
+        <w:pStyle w:val="aff"/>
+      </w:pPr>
+      <w:r>
+        <w:t>На рисунке 4.2.3.1 представлена навигационная схема, разработанная для WPF-приложения сотрудников. Она демонстрирует структуру экранов, используемых администратором, поваром и бариста при работе с заказами, меню, складом и отчетностью.</w:t>
+      </w:r>
+    </w:p>
+    <w:p>
+      <w:pPr>
+        <w:jc w:val="center"/>
+      </w:pPr>
+      <w:r>
+        <w:rPr>
+          <w:sz w:val="24"/>
+        </w:rPr>
+        <w:t>[Место для вставки: срендерированная схема PZ_assets/4.2.3.1_wpf_navigation_scheme.puml]</w:t>
+      </w:r>
+    </w:p>
+    <w:p>
+      <w:pPr>
+        <w:jc w:val="center"/>
+      </w:pPr>
+      <w:r>
+        <w:rPr>
+          <w:sz w:val="24"/>
+        </w:rPr>
+        <w:t>Рисунок 4.2.3.1 – Навигационная схема WPF-приложения сотрудников</w:t>
+      </w:r>
+    </w:p>
+    <w:p>
+      <w:pPr>
+        <w:pStyle w:val="aff"/>
+      </w:pPr>
+      <w:r>
+        <w:t>Для клиентского веб-интерфейса программного средства также создается навигационная схема, отражающая последовательность переходов между авторизацией, меню, корзиной, оформлением заказа и личным кабинетом.</w:t>
+      </w:r>
+    </w:p>
+    <w:p>
+      <w:pPr>
+        <w:pStyle w:val="aff"/>
+      </w:pPr>
+      <w:r>
+        <w:t>Навигационная схема, представленная на рисунке 4.2.3.2, демонстрирует распределение основных экранов клиента и переходы, выполняемые при оформлении заказа.</w:t>
+      </w:r>
+    </w:p>
+    <w:p>
+      <w:pPr>
+        <w:jc w:val="center"/>
+      </w:pPr>
+      <w:r>
+        <w:rPr>
+          <w:sz w:val="24"/>
+        </w:rPr>
+        <w:t>[Место для вставки: срендерированная схема PZ_assets/4.2.3.2_web_navigation_scheme.puml]</w:t>
+      </w:r>
+    </w:p>
+    <w:p>
+      <w:pPr>
+        <w:jc w:val="center"/>
+      </w:pPr>
+      <w:r>
+        <w:rPr>
+          <w:sz w:val="24"/>
+        </w:rPr>
+        <w:t>Рисунок 4.2.3.2 – Навигационная схема веб-интерфейса клиента</w:t>
+      </w:r>
+    </w:p>
+    <w:p>
+      <w:pPr>
+        <w:pStyle w:val="30"/>
+      </w:pPr>
+      <w:r>
+        <w:t>4.2.4 Разработка дизайна интерфейса</w:t>
+      </w:r>
+    </w:p>
+    <w:p>
+      <w:pPr>
+        <w:pStyle w:val="aff"/>
+      </w:pPr>
+      <w:r>
+        <w:t>В ходе разработки программного комплекса проектируется два интерфейса – веб-интерфейс клиента и WPF-приложение сотрудника, каждый из которых включает окна с различными функциями.</w:t>
+      </w:r>
+    </w:p>
+    <w:p>
+      <w:pPr>
+        <w:pStyle w:val="aff"/>
+      </w:pPr>
+      <w:r>
+        <w:t>Для обеспечения визуальной целостности и комфорта при длительной работе используется спокойная природная цветовая палитра, читаемые шрифты и контрастные элементы управления:</w:t>
+      </w:r>
+    </w:p>
+    <w:p>
+      <w:pPr>
+        <w:pStyle w:val="aff"/>
+        <w:numPr>
+          <w:ilvl w:val="0"/>
+          <w:numId w:val="44"/>
+        </w:numPr>
+      </w:pPr>
+      <w:r>
+        <w:t>Основные цвета:</w:t>
+      </w:r>
+    </w:p>
+    <w:p>
+      <w:pPr>
+        <w:pStyle w:val="aff"/>
+        <w:numPr>
+          <w:ilvl w:val="0"/>
+          <w:numId w:val="44"/>
+        </w:numPr>
+      </w:pPr>
+      <w:r>
+        <w:lastRenderedPageBreak/>
+        <w:t>Оливково-зеленый – #91A56E (панель навигации, основные акценты и кнопки).</w:t>
+      </w:r>
+    </w:p>
+    <w:p>
+      <w:pPr>
+        <w:pStyle w:val="aff"/>
+        <w:numPr>
+          <w:ilvl w:val="0"/>
+          <w:numId w:val="44"/>
+        </w:numPr>
+      </w:pPr>
+      <w:r>
+        <w:t>Темно-зеленый – #606E52 и #1E5928 (границы, активные состояния и подтверждающие действия).</w:t>
+      </w:r>
+    </w:p>
+    <w:p>
+      <w:pPr>
+        <w:pStyle w:val="aff"/>
+        <w:numPr>
+          <w:ilvl w:val="0"/>
+          <w:numId w:val="44"/>
+        </w:numPr>
+      </w:pPr>
+      <w:r>
+        <w:t>Белый – #FFFFFF (основной фон модальных окон и карточек).</w:t>
+      </w:r>
+    </w:p>
+    <w:p>
+      <w:pPr>
+        <w:pStyle w:val="aff"/>
+        <w:numPr>
+          <w:ilvl w:val="0"/>
+          <w:numId w:val="44"/>
+        </w:numPr>
+      </w:pPr>
+      <w:r>
+        <w:t>Светло-серый – #F5F5F5 и #F0F0F0 (фон клиентских страниц и неактивные области).</w:t>
+      </w:r>
+    </w:p>
+    <w:p>
+      <w:pPr>
+        <w:pStyle w:val="aff"/>
+        <w:numPr>
+          <w:ilvl w:val="0"/>
+          <w:numId w:val="44"/>
+        </w:numPr>
+      </w:pPr>
+      <w:r>
+        <w:t>Темно-серый – #474747 (основной цвет текста).</w:t>
+      </w:r>
+    </w:p>
+    <w:p>
+      <w:pPr>
+        <w:pStyle w:val="aff"/>
+        <w:numPr>
+          <w:ilvl w:val="0"/>
+          <w:numId w:val="44"/>
+        </w:numPr>
+      </w:pPr>
+      <w:r>
+        <w:t>Темно-красный – #742C27 (удаление, отмена и сообщения об ошибках).</w:t>
+      </w:r>
+    </w:p>
+    <w:p>
+      <w:pPr>
+        <w:pStyle w:val="aff"/>
+        <w:numPr>
+          <w:ilvl w:val="0"/>
+          <w:numId w:val="44"/>
+        </w:numPr>
+      </w:pPr>
+      <w:r>
+        <w:t>Шрифты:</w:t>
+      </w:r>
+    </w:p>
+    <w:p>
+      <w:pPr>
+        <w:pStyle w:val="aff"/>
+        <w:numPr>
+          <w:ilvl w:val="0"/>
+          <w:numId w:val="44"/>
+        </w:numPr>
+      </w:pPr>
+      <w:r>
+        <w:t>Веб-интерфейс – Segoe UI для меню и Arial для экранов авторизации и регистрации.</w:t>
+      </w:r>
+    </w:p>
+    <w:p>
+      <w:pPr>
+        <w:pStyle w:val="aff"/>
+        <w:numPr>
+          <w:ilvl w:val="0"/>
+          <w:numId w:val="44"/>
+        </w:numPr>
+      </w:pPr>
+      <w:r>
+        <w:t>WPF-интерфейс – стандартный Segoe UI, крупные заголовки 30 px, кнопки 18-22 px, текст карточек и таблиц 17-18 px.</w:t>
+      </w:r>
+    </w:p>
+    <w:p>
+      <w:pPr>
+        <w:pStyle w:val="aff"/>
+      </w:pPr>
+      <w:r>
+        <w:t>Все элементы интерфейса (кнопки, поля ввода, карточки, таблицы, статусы и модальные окна) выполнены в едином визуальном стиле. Это обеспечивает простоту восприятия, визуальную согласованность и удобство взаимодействия на всех этапах работы. Макеты окон программного комплекса показаны на рисунках 4.2.4.1 – 4.2.4.4.</w:t>
+      </w:r>
+    </w:p>
+    <w:p>
+      <w:pPr>
+        <w:pStyle w:val="aff"/>
+      </w:pPr>
+      <w:r>
+        <w:t>На главном окне WPF-приложения расположен перечень разделов, доступных сотруднику в соответствии с его ролью. Пользователь может выбрать необходимый модуль для перехода к соответствующему функционалу.</w:t>
+      </w:r>
+    </w:p>
+    <w:p>
+      <w:pPr>
+        <w:jc w:val="center"/>
+      </w:pPr>
+      <w:r>
+        <w:rPr>
+          <w:sz w:val="24"/>
+        </w:rPr>
+        <w:t>[Место для вставки: скриншот главного окна WPF-приложения]</w:t>
+      </w:r>
+    </w:p>
+    <w:p>
+      <w:pPr>
+        <w:jc w:val="center"/>
+      </w:pPr>
+      <w:r>
+        <w:rPr>
+          <w:sz w:val="24"/>
+        </w:rPr>
+        <w:t>Рисунок 4.2.4.1 – Главное меню WPF-приложения</w:t>
+      </w:r>
+    </w:p>
+    <w:p>
+      <w:pPr>
+        <w:pStyle w:val="aff"/>
+      </w:pPr>
+      <w:r>
+        <w:t>Веб-интерфейс клиента предназначен для выбора позиций меню, просмотра состава, цены, пищевой ценности и доступных добавок. Карточная структура позволяет быстро собрать заказ и перейти в корзину.</w:t>
+      </w:r>
+    </w:p>
+    <w:p>
+      <w:pPr>
+        <w:jc w:val="center"/>
+      </w:pPr>
+      <w:r>
+        <w:rPr>
+          <w:sz w:val="24"/>
+        </w:rPr>
+        <w:t>[Место для вставки: скриншот веб-интерфейса клиента с карточками меню]</w:t>
+      </w:r>
+    </w:p>
+    <w:p>
+      <w:pPr>
+        <w:jc w:val="center"/>
+      </w:pPr>
+      <w:r>
+        <w:rPr>
+          <w:sz w:val="24"/>
+        </w:rPr>
+        <w:t>Рисунок 4.2.4.2 – Веб-интерфейс клиента с карточками меню</w:t>
+      </w:r>
+    </w:p>
+    <w:p>
+      <w:pPr>
+        <w:pStyle w:val="aff"/>
+      </w:pPr>
+      <w:r>
+        <w:t>Окно управления данными предназначено для просмотра, добавления, редактирования и удаления записей в выбранном разделе базы данных. В рабочей области отображаются таблицы или карточки записей, а рядом располагаются основные действия пользователя:</w:t>
+      </w:r>
+    </w:p>
+    <w:p>
+      <w:pPr>
+        <w:pStyle w:val="aff"/>
+        <w:numPr>
+          <w:ilvl w:val="0"/>
+          <w:numId w:val="44"/>
+        </w:numPr>
+      </w:pPr>
+      <w:r>
+        <w:t>«Добавить» – для создания новой записи.</w:t>
+      </w:r>
+    </w:p>
+    <w:p>
+      <w:pPr>
+        <w:pStyle w:val="aff"/>
+        <w:numPr>
+          <w:ilvl w:val="0"/>
+          <w:numId w:val="44"/>
+        </w:numPr>
+      </w:pPr>
+      <w:r>
+        <w:t>«Изменить» – для редактирования выбранной записи.</w:t>
+      </w:r>
+    </w:p>
+    <w:p>
+      <w:pPr>
+        <w:pStyle w:val="aff"/>
+        <w:numPr>
+          <w:ilvl w:val="0"/>
+          <w:numId w:val="44"/>
+        </w:numPr>
+      </w:pPr>
+      <w:r>
+        <w:t>«Удалить» – для удаления выбранной записи.</w:t>
+      </w:r>
+    </w:p>
+    <w:p>
+      <w:pPr>
+        <w:pStyle w:val="aff"/>
+        <w:numPr>
+          <w:ilvl w:val="0"/>
+          <w:numId w:val="44"/>
+        </w:numPr>
+      </w:pPr>
+      <w:r>
+        <w:lastRenderedPageBreak/>
+        <w:t>«Обновить» или автоматическая перезагрузка списка – для получения актуальных данных с сервера.</w:t>
+      </w:r>
+    </w:p>
+    <w:p>
+      <w:pPr>
+        <w:pStyle w:val="aff"/>
+      </w:pPr>
+      <w:r>
+        <w:t>Для удобства работы с большими объемами данных в разделах используются поиск, фильтрация по статусам или категориям, а также визуальное выделение важных показателей.</w:t>
+      </w:r>
+    </w:p>
+    <w:p>
+      <w:pPr>
+        <w:jc w:val="center"/>
+      </w:pPr>
+      <w:r>
+        <w:rPr>
+          <w:sz w:val="24"/>
+        </w:rPr>
+        <w:t>[Место для вставки: скриншот окна управления данными]</w:t>
+      </w:r>
+    </w:p>
+    <w:p>
+      <w:pPr>
+        <w:jc w:val="center"/>
+      </w:pPr>
+      <w:r>
+        <w:rPr>
+          <w:sz w:val="24"/>
+        </w:rPr>
+        <w:t>Рисунок 4.2.4.3 – Окно управления данными</w:t>
+      </w:r>
+    </w:p>
+    <w:p>
+      <w:pPr>
+        <w:pStyle w:val="aff"/>
+      </w:pPr>
+      <w:r>
+        <w:t>Окно изменения или добавления записи предназначено для ввода и проверки данных перед сохранением. В данном окне пользователь изменяет значения полей, выбирает элементы справочников и подтверждает действие. В нижней части окна расположены кнопки «Сохранить» или «Добавить» для подтверждения изменений и «Отмена» для закрытия окна без сохранения.</w:t>
+      </w:r>
+    </w:p>
+    <w:p>
+      <w:pPr>
+        <w:jc w:val="center"/>
+      </w:pPr>
+      <w:r>
+        <w:rPr>
+          <w:sz w:val="24"/>
+        </w:rPr>
+        <w:t>[Место для вставки: скриншот окна изменения или добавления данных]</w:t>
+      </w:r>
+    </w:p>
+    <w:p>
+      <w:pPr>
+        <w:jc w:val="center"/>
+      </w:pPr>
+      <w:r>
+        <w:rPr>
+          <w:sz w:val="24"/>
+        </w:rPr>
+        <w:t>Рисунок 4.2.4.4 – Окно изменения или добавления данных</w:t>
       </w:r>
     </w:p>
     <w:p>
       <w:pPr>
         <w:pStyle w:val="2"/>
       </w:pPr>
-      <w:bookmarkStart w:id="46" w:name="_Toc229490312"/>
-      <w:r>
-        <w:t>4.2 Пользовательский ин</w:t>
-      </w:r>
-      <w:r>
-        <w:t>терфейс</w:t>
+      <w:bookmarkStart w:id="46" w:name="_Toc229490327"/>
+      <w:r>
+        <w:t>4.3 Входные, выходные и промежуточные данные</w:t>
       </w:r>
       <w:bookmarkEnd w:id="46"/>
     </w:p>
@@ -20863,20 +21674,16 @@
         <w:pStyle w:val="aff"/>
       </w:pPr>
       <w:r>
-        <w:t>Пользовательский интерфейс Garden Nook проектировался с учетом разделения системы на два контура: веб-интерфейс клиента и WPF-интерфейс сотрудников кофейни. Клиентский контур ориентирован на быстрый выбор позиций и оформление заказа, а служебный ко</w:t>
-      </w:r>
-      <w:r>
-        <w:t>нтур - на регулярную операционную работу с заказами, техкартами, складом и аналитикой.</w:t>
+        <w:t>Данные программного комплекса разделяются на входные, выходные и промежуточные. Такое разделение позволяет показать, какие сведения вводит пользователь, какие результаты возвращает система и какие структуры используются временно в процессе обработки.</w:t>
       </w:r>
     </w:p>
     <w:p>
       <w:pPr>
         <w:pStyle w:val="30"/>
       </w:pPr>
-      <w:bookmarkStart w:id="47" w:name="_Toc229490313"/>
-      <w:r>
-        <w:lastRenderedPageBreak/>
-        <w:t>4.2.1 Описание взаимодействия с пользователем</w:t>
+      <w:bookmarkStart w:id="47" w:name="_Toc229490328"/>
+      <w:r>
+        <w:t>4.3.1 Входные данные</w:t>
       </w:r>
       <w:bookmarkEnd w:id="47"/>
     </w:p>
@@ -20885,1610 +21692,7 @@
         <w:pStyle w:val="aff"/>
       </w:pPr>
       <w:r>
-        <w:t>Диалог пользователя с системой начинается с авторизации или регистрации. После входа система определяет роль пользователя и</w:t>
-      </w:r>
-      <w:r>
-        <w:t xml:space="preserve"> открывает доступный набор экранов. Для клиента основным сценарием является выбор позиции меню, формирование корзины и оформление заказа. Для сотрудника основным сценарием является обработка заказов, работа с технологическими картами и изменение статусов.</w:t>
-      </w:r>
-    </w:p>
-    <w:p>
-      <w:pPr>
-        <w:pStyle w:val="aff"/>
-      </w:pPr>
-      <w:r>
-        <w:t xml:space="preserve">На рисунке 4.2.1.1 представлена диаграмма активности авторизации пользователя. </w:t>
-      </w:r>
-    </w:p>
-    <w:p>
-      <w:pPr>
-        <w:pStyle w:val="aff"/>
-        <w:ind w:left="-993"/>
-      </w:pPr>
-      <w:r>
-        <w:rPr>
-          <w:noProof/>
-        </w:rPr>
-        <w:drawing>
-          <wp:inline distT="0" distB="0" distL="0" distR="0">
-            <wp:extent cx="5941060" cy="4435475"/>
-            <wp:effectExtent l="0" t="0" r="2540" b="3175"/>
-            <wp:docPr id="1" name="Рисунок 1"/>
-            <wp:cNvGraphicFramePr>
-              <a:graphicFrameLocks xmlns:a="http://schemas.openxmlformats.org/drawingml/2006/main" noChangeAspect="1"/>
-            </wp:cNvGraphicFramePr>
-            <a:graphic xmlns:a="http://schemas.openxmlformats.org/drawingml/2006/main">
-              <a:graphicData uri="http://schemas.openxmlformats.org/drawingml/2006/picture">
-                <pic:pic xmlns:pic="http://schemas.openxmlformats.org/drawingml/2006/picture">
-                  <pic:nvPicPr>
-                    <pic:cNvPr id="1" name="4.2.1.1.png"/>
-                    <pic:cNvPicPr/>
-                  </pic:nvPicPr>
-                  <pic:blipFill>
-                    <a:blip r:embed="rId16">
-                      <a:extLst>
-                        <a:ext uri="{28A0092B-C50C-407E-A947-70E740481C1C}">
-                          <a14:useLocalDpi xmlns:a14="http://schemas.microsoft.com/office/drawing/2010/main" val="0"/>
-                        </a:ext>
-                      </a:extLst>
-                    </a:blip>
-                    <a:stretch>
-                      <a:fillRect/>
-                    </a:stretch>
-                  </pic:blipFill>
-                  <pic:spPr>
-                    <a:xfrm>
-                      <a:off x="0" y="0"/>
-                      <a:ext cx="5941060" cy="4435475"/>
-                    </a:xfrm>
-                    <a:prstGeom prst="rect">
-                      <a:avLst/>
-                    </a:prstGeom>
-                  </pic:spPr>
-                </pic:pic>
-              </a:graphicData>
-            </a:graphic>
-          </wp:inline>
-        </w:drawing>
-      </w:r>
-    </w:p>
-    <w:p>
-      <w:pPr>
-        <w:pStyle w:val="aa"/>
-        <w:jc w:val="center"/>
-        <w:rPr>
-          <w:sz w:val="24"/>
-        </w:rPr>
-      </w:pPr>
-      <w:r>
-        <w:rPr>
-          <w:sz w:val="24"/>
-        </w:rPr>
-        <w:t>Р</w:t>
-      </w:r>
-      <w:r>
-        <w:rPr>
-          <w:sz w:val="24"/>
-        </w:rPr>
-        <w:t>исунок 4.2.1.1 - Диаграмма активности для сценария «Авторизация пользователя»</w:t>
-      </w:r>
-    </w:p>
-    <w:p>
-      <w:pPr>
-        <w:pStyle w:val="aa"/>
-        <w:rPr>
-          <w:sz w:val="24"/>
-        </w:rPr>
-      </w:pPr>
-    </w:p>
-    <w:p>
-      <w:pPr>
-        <w:pStyle w:val="aff"/>
-      </w:pPr>
-      <w:r>
-        <w:t>На рисунке 4.2.1.2 показан сценарий оформления заказа клиентом: от выбора позиции до отправки заказа через API и получения подтверждения.</w:t>
-      </w:r>
-    </w:p>
-    <w:p>
-      <w:pPr>
-        <w:pStyle w:val="aff"/>
-        <w:ind w:left="-851"/>
-      </w:pPr>
-      <w:r>
-        <w:rPr>
-          <w:noProof/>
-        </w:rPr>
-        <w:lastRenderedPageBreak/>
-        <w:drawing>
-          <wp:inline distT="0" distB="0" distL="0" distR="0">
-            <wp:extent cx="5819775" cy="7800975"/>
-            <wp:effectExtent l="0" t="0" r="9525" b="9525"/>
-            <wp:docPr id="2" name="Рисунок 2"/>
-            <wp:cNvGraphicFramePr>
-              <a:graphicFrameLocks xmlns:a="http://schemas.openxmlformats.org/drawingml/2006/main" noChangeAspect="1"/>
-            </wp:cNvGraphicFramePr>
-            <a:graphic xmlns:a="http://schemas.openxmlformats.org/drawingml/2006/main">
-              <a:graphicData uri="http://schemas.openxmlformats.org/drawingml/2006/picture">
-                <pic:pic xmlns:pic="http://schemas.openxmlformats.org/drawingml/2006/picture">
-                  <pic:nvPicPr>
-                    <pic:cNvPr id="2" name="4.2.1.2.png"/>
-                    <pic:cNvPicPr/>
-                  </pic:nvPicPr>
-                  <pic:blipFill>
-                    <a:blip r:embed="rId17">
-                      <a:extLst>
-                        <a:ext uri="{28A0092B-C50C-407E-A947-70E740481C1C}">
-                          <a14:useLocalDpi xmlns:a14="http://schemas.microsoft.com/office/drawing/2010/main" val="0"/>
-                        </a:ext>
-                      </a:extLst>
-                    </a:blip>
-                    <a:stretch>
-                      <a:fillRect/>
-                    </a:stretch>
-                  </pic:blipFill>
-                  <pic:spPr>
-                    <a:xfrm>
-                      <a:off x="0" y="0"/>
-                      <a:ext cx="5819775" cy="7800975"/>
-                    </a:xfrm>
-                    <a:prstGeom prst="rect">
-                      <a:avLst/>
-                    </a:prstGeom>
-                  </pic:spPr>
-                </pic:pic>
-              </a:graphicData>
-            </a:graphic>
-          </wp:inline>
-        </w:drawing>
-      </w:r>
-    </w:p>
-    <w:p>
-      <w:pPr>
-        <w:pStyle w:val="aa"/>
-        <w:jc w:val="center"/>
-        <w:rPr>
-          <w:sz w:val="24"/>
-        </w:rPr>
-      </w:pPr>
-      <w:r>
-        <w:rPr>
-          <w:sz w:val="24"/>
-        </w:rPr>
-        <w:t>Рисунок 4.2.1.2 - Диаграмма активности для сценария «Оформление заказа клиентом»</w:t>
-      </w:r>
-    </w:p>
-    <w:p>
-      <w:pPr>
-        <w:pStyle w:val="aa"/>
-        <w:rPr>
-          <w:sz w:val="24"/>
-        </w:rPr>
-      </w:pPr>
-    </w:p>
-    <w:p>
-      <w:pPr>
-        <w:pStyle w:val="aff"/>
-      </w:pPr>
-      <w:r>
-        <w:lastRenderedPageBreak/>
-        <w:t>На рисунке 4.2.1.3 отражена логика обработки заказа сотрудником в служебном интерфейсе: получение очер</w:t>
-      </w:r>
-      <w:r>
-        <w:t>еди, просмотр деталей, обращение к технологической карте и изменение статуса заказа.</w:t>
-      </w:r>
-    </w:p>
-    <w:p>
-      <w:pPr>
-        <w:pStyle w:val="aff"/>
-      </w:pPr>
-      <w:r>
-        <w:rPr>
-          <w:noProof/>
-        </w:rPr>
-        <w:drawing>
-          <wp:inline distT="0" distB="0" distL="0" distR="0">
-            <wp:extent cx="3857625" cy="7810500"/>
-            <wp:effectExtent l="0" t="0" r="9525" b="0"/>
-            <wp:docPr id="4" name="Рисунок 4"/>
-            <wp:cNvGraphicFramePr>
-              <a:graphicFrameLocks xmlns:a="http://schemas.openxmlformats.org/drawingml/2006/main" noChangeAspect="1"/>
-            </wp:cNvGraphicFramePr>
-            <a:graphic xmlns:a="http://schemas.openxmlformats.org/drawingml/2006/main">
-              <a:graphicData uri="http://schemas.openxmlformats.org/drawingml/2006/picture">
-                <pic:pic xmlns:pic="http://schemas.openxmlformats.org/drawingml/2006/picture">
-                  <pic:nvPicPr>
-                    <pic:cNvPr id="4" name="4.2.1.3.png"/>
-                    <pic:cNvPicPr/>
-                  </pic:nvPicPr>
-                  <pic:blipFill>
-                    <a:blip r:embed="rId18">
-                      <a:extLst>
-                        <a:ext uri="{28A0092B-C50C-407E-A947-70E740481C1C}">
-                          <a14:useLocalDpi xmlns:a14="http://schemas.microsoft.com/office/drawing/2010/main" val="0"/>
-                        </a:ext>
-                      </a:extLst>
-                    </a:blip>
-                    <a:stretch>
-                      <a:fillRect/>
-                    </a:stretch>
-                  </pic:blipFill>
-                  <pic:spPr>
-                    <a:xfrm>
-                      <a:off x="0" y="0"/>
-                      <a:ext cx="3857625" cy="7810500"/>
-                    </a:xfrm>
-                    <a:prstGeom prst="rect">
-                      <a:avLst/>
-                    </a:prstGeom>
-                  </pic:spPr>
-                </pic:pic>
-              </a:graphicData>
-            </a:graphic>
-          </wp:inline>
-        </w:drawing>
-      </w:r>
-    </w:p>
-    <w:p>
-      <w:pPr>
-        <w:pStyle w:val="aa"/>
-        <w:jc w:val="center"/>
-        <w:rPr>
-          <w:sz w:val="24"/>
-        </w:rPr>
-      </w:pPr>
-      <w:r>
-        <w:rPr>
-          <w:sz w:val="24"/>
-        </w:rPr>
-        <w:t>Рисунок 4.2.1.3 - Диаграмма активности для сценария «Обработка заказ</w:t>
-      </w:r>
-      <w:r>
-        <w:rPr>
-          <w:sz w:val="24"/>
-        </w:rPr>
-        <w:t>а сотрудником»</w:t>
-      </w:r>
-    </w:p>
-    <w:p>
-      <w:pPr>
-        <w:pStyle w:val="30"/>
-      </w:pPr>
-      <w:bookmarkStart w:id="48" w:name="_Toc229490314"/>
-      <w:r>
-        <w:lastRenderedPageBreak/>
-        <w:t>4.2.2 Определение операций пользователей и составление функциональных блоков</w:t>
-      </w:r>
-      <w:bookmarkEnd w:id="48"/>
-    </w:p>
-    <w:p>
-      <w:pPr>
-        <w:pStyle w:val="aff"/>
-      </w:pPr>
-      <w:r>
-        <w:t>Операции пользователей определяются через конкретные действия с элементами интерфейса: нажатие кнопки, выбор строки таблицы, изменение поля формы, подтверждение опе</w:t>
-      </w:r>
-      <w:r>
-        <w:t>рации или переход между разделами. Для удобства п</w:t>
-      </w:r>
-      <w:bookmarkStart w:id="49" w:name="_GoBack"/>
-      <w:bookmarkEnd w:id="49"/>
-      <w:r>
-        <w:t xml:space="preserve">роектирования операции </w:t>
-      </w:r>
-      <w:r>
-        <w:t>сгруппированы в функциональные блоки.</w:t>
-      </w:r>
-    </w:p>
-    <w:p>
-      <w:pPr>
-        <w:rPr>
-          <w:sz w:val="24"/>
-        </w:rPr>
-      </w:pPr>
-      <w:r>
-        <w:rPr>
-          <w:sz w:val="24"/>
-        </w:rPr>
-        <w:t>Таблица 4.2.2.1 - Операции пользователей и реакции системы</w:t>
-      </w:r>
-    </w:p>
-    <w:tbl>
-      <w:tblPr>
-        <w:tblW w:w="0" w:type="auto"/>
-        <w:tblBorders>
-          <w:top w:val="single" w:sz="4" w:space="0" w:color="000000"/>
-          <w:left w:val="single" w:sz="4" w:space="0" w:color="000000"/>
-          <w:bottom w:val="single" w:sz="4" w:space="0" w:color="000000"/>
-          <w:right w:val="single" w:sz="4" w:space="0" w:color="000000"/>
-          <w:insideH w:val="single" w:sz="4" w:space="0" w:color="000000"/>
-          <w:insideV w:val="single" w:sz="4" w:space="0" w:color="000000"/>
-        </w:tblBorders>
-        <w:tblLook w:val="04A0" w:firstRow="1" w:lastRow="0" w:firstColumn="1" w:lastColumn="0" w:noHBand="0" w:noVBand="1"/>
-      </w:tblPr>
-      <w:tblGrid>
-        <w:gridCol w:w="1354"/>
-        <w:gridCol w:w="2192"/>
-        <w:gridCol w:w="2706"/>
-        <w:gridCol w:w="3094"/>
-      </w:tblGrid>
-      <w:tr>
-        <w:tc>
-          <w:tcPr>
-            <w:tcW w:w="1500" w:type="dxa"/>
-          </w:tcPr>
-          <w:p>
-            <w:pPr>
-              <w:spacing w:line="240" w:lineRule="auto"/>
-              <w:rPr>
-                <w:sz w:val="24"/>
-              </w:rPr>
-            </w:pPr>
-            <w:r>
-              <w:rPr>
-                <w:sz w:val="24"/>
-              </w:rPr>
-              <w:t>Роль</w:t>
-            </w:r>
-          </w:p>
-        </w:tc>
-        <w:tc>
-          <w:tcPr>
-            <w:tcW w:w="2600" w:type="dxa"/>
-          </w:tcPr>
-          <w:p>
-            <w:pPr>
-              <w:spacing w:line="240" w:lineRule="auto"/>
-              <w:rPr>
-                <w:sz w:val="24"/>
-              </w:rPr>
-            </w:pPr>
-            <w:r>
-              <w:rPr>
-                <w:sz w:val="24"/>
-              </w:rPr>
-              <w:t>Операция</w:t>
-            </w:r>
-          </w:p>
-        </w:tc>
-        <w:tc>
-          <w:tcPr>
-            <w:tcW w:w="3300" w:type="dxa"/>
-          </w:tcPr>
-          <w:p>
-            <w:pPr>
-              <w:spacing w:line="240" w:lineRule="auto"/>
-              <w:rPr>
-                <w:sz w:val="24"/>
-              </w:rPr>
-            </w:pPr>
-            <w:r>
-              <w:rPr>
-                <w:sz w:val="24"/>
-              </w:rPr>
-              <w:t>Элемент интерфейса</w:t>
-            </w:r>
-          </w:p>
-        </w:tc>
-        <w:tc>
-          <w:tcPr>
-            <w:tcW w:w="3800" w:type="dxa"/>
-          </w:tcPr>
-          <w:p>
-            <w:pPr>
-              <w:spacing w:line="240" w:lineRule="auto"/>
-              <w:rPr>
-                <w:sz w:val="24"/>
-              </w:rPr>
-            </w:pPr>
-            <w:r>
-              <w:rPr>
-                <w:sz w:val="24"/>
-              </w:rPr>
-              <w:t>Реакция системы</w:t>
-            </w:r>
-          </w:p>
-        </w:tc>
-      </w:tr>
-      <w:tr>
-        <w:tc>
-          <w:tcPr>
-            <w:tcW w:w="1500" w:type="dxa"/>
-          </w:tcPr>
-          <w:p>
-            <w:pPr>
-              <w:spacing w:line="240" w:lineRule="auto"/>
-              <w:rPr>
-                <w:sz w:val="24"/>
-              </w:rPr>
-            </w:pPr>
-            <w:r>
-              <w:rPr>
-                <w:sz w:val="24"/>
-              </w:rPr>
-              <w:t>Клиент</w:t>
-            </w:r>
-          </w:p>
-        </w:tc>
-        <w:tc>
-          <w:tcPr>
-            <w:tcW w:w="2600" w:type="dxa"/>
-          </w:tcPr>
-          <w:p>
-            <w:pPr>
-              <w:spacing w:line="240" w:lineRule="auto"/>
-              <w:rPr>
-                <w:sz w:val="24"/>
-              </w:rPr>
-            </w:pPr>
-            <w:r>
-              <w:rPr>
-                <w:sz w:val="24"/>
-              </w:rPr>
-              <w:t xml:space="preserve">Просмотр меню и карточки </w:t>
-            </w:r>
-            <w:r>
-              <w:rPr>
-                <w:sz w:val="24"/>
-              </w:rPr>
-              <w:t>позиции</w:t>
-            </w:r>
-          </w:p>
-        </w:tc>
-        <w:tc>
-          <w:tcPr>
-            <w:tcW w:w="3300" w:type="dxa"/>
-          </w:tcPr>
-          <w:p>
-            <w:pPr>
-              <w:spacing w:line="240" w:lineRule="auto"/>
-              <w:rPr>
-                <w:sz w:val="24"/>
-              </w:rPr>
-            </w:pPr>
-            <w:r>
-              <w:rPr>
-                <w:sz w:val="24"/>
-              </w:rPr>
-              <w:t>Карточки меню, кнопка открытия состава</w:t>
-            </w:r>
-          </w:p>
-        </w:tc>
-        <w:tc>
-          <w:tcPr>
-            <w:tcW w:w="3800" w:type="dxa"/>
-          </w:tcPr>
-          <w:p>
-            <w:pPr>
-              <w:spacing w:line="240" w:lineRule="auto"/>
-              <w:rPr>
-                <w:sz w:val="24"/>
-              </w:rPr>
-            </w:pPr>
-            <w:r>
-              <w:rPr>
-                <w:sz w:val="24"/>
-              </w:rPr>
-              <w:t>Отображаются состав, цена, КБЖУ и доступность позиции.</w:t>
-            </w:r>
-          </w:p>
-        </w:tc>
-      </w:tr>
-      <w:tr>
-        <w:tc>
-          <w:tcPr>
-            <w:tcW w:w="1500" w:type="dxa"/>
-          </w:tcPr>
-          <w:p>
-            <w:pPr>
-              <w:spacing w:line="240" w:lineRule="auto"/>
-              <w:rPr>
-                <w:sz w:val="24"/>
-              </w:rPr>
-            </w:pPr>
-            <w:r>
-              <w:rPr>
-                <w:sz w:val="24"/>
-              </w:rPr>
-              <w:t>Клиент</w:t>
-            </w:r>
-          </w:p>
-        </w:tc>
-        <w:tc>
-          <w:tcPr>
-            <w:tcW w:w="2600" w:type="dxa"/>
-          </w:tcPr>
-          <w:p>
-            <w:pPr>
-              <w:spacing w:line="240" w:lineRule="auto"/>
-              <w:rPr>
-                <w:sz w:val="24"/>
-              </w:rPr>
-            </w:pPr>
-            <w:r>
-              <w:rPr>
-                <w:sz w:val="24"/>
-              </w:rPr>
-              <w:t>Формирование корзины</w:t>
-            </w:r>
-          </w:p>
-        </w:tc>
-        <w:tc>
-          <w:tcPr>
-            <w:tcW w:w="3300" w:type="dxa"/>
-          </w:tcPr>
-          <w:p>
-            <w:pPr>
-              <w:spacing w:line="240" w:lineRule="auto"/>
-              <w:rPr>
-                <w:sz w:val="24"/>
-              </w:rPr>
-            </w:pPr>
-            <w:r>
-              <w:rPr>
-                <w:sz w:val="24"/>
-              </w:rPr>
-              <w:t>Кнопки добавления, счетчик количества, выбор добавок</w:t>
-            </w:r>
-          </w:p>
-        </w:tc>
-        <w:tc>
-          <w:tcPr>
-            <w:tcW w:w="3800" w:type="dxa"/>
-          </w:tcPr>
-          <w:p>
-            <w:pPr>
-              <w:spacing w:line="240" w:lineRule="auto"/>
-              <w:rPr>
-                <w:sz w:val="24"/>
-              </w:rPr>
-            </w:pPr>
-            <w:r>
-              <w:rPr>
-                <w:sz w:val="24"/>
-              </w:rPr>
-              <w:t>Корзина пересчитывается, сохраняется промежуточный состав заказа.</w:t>
-            </w:r>
-          </w:p>
-        </w:tc>
-      </w:tr>
-      <w:tr>
-        <w:tc>
-          <w:tcPr>
-            <w:tcW w:w="1500" w:type="dxa"/>
-          </w:tcPr>
-          <w:p>
-            <w:pPr>
-              <w:spacing w:line="240" w:lineRule="auto"/>
-              <w:rPr>
-                <w:sz w:val="24"/>
-              </w:rPr>
-            </w:pPr>
-            <w:r>
-              <w:rPr>
-                <w:sz w:val="24"/>
-              </w:rPr>
-              <w:t>Клиен</w:t>
-            </w:r>
-            <w:r>
-              <w:rPr>
-                <w:sz w:val="24"/>
-              </w:rPr>
-              <w:t>т</w:t>
-            </w:r>
-          </w:p>
-        </w:tc>
-        <w:tc>
-          <w:tcPr>
-            <w:tcW w:w="2600" w:type="dxa"/>
-          </w:tcPr>
-          <w:p>
-            <w:pPr>
-              <w:spacing w:line="240" w:lineRule="auto"/>
-              <w:rPr>
-                <w:sz w:val="24"/>
-              </w:rPr>
-            </w:pPr>
-            <w:r>
-              <w:rPr>
-                <w:sz w:val="24"/>
-              </w:rPr>
-              <w:t>Оформление заказа</w:t>
-            </w:r>
-          </w:p>
-        </w:tc>
-        <w:tc>
-          <w:tcPr>
-            <w:tcW w:w="3300" w:type="dxa"/>
-          </w:tcPr>
-          <w:p>
-            <w:pPr>
-              <w:spacing w:line="240" w:lineRule="auto"/>
-              <w:rPr>
-                <w:sz w:val="24"/>
-              </w:rPr>
-            </w:pPr>
-            <w:r>
-              <w:rPr>
-                <w:sz w:val="24"/>
-              </w:rPr>
-              <w:t>Форма комментария, типа заказа и времени самовывоза</w:t>
-            </w:r>
-          </w:p>
-        </w:tc>
-        <w:tc>
-          <w:tcPr>
-            <w:tcW w:w="3800" w:type="dxa"/>
-          </w:tcPr>
-          <w:p>
-            <w:pPr>
-              <w:spacing w:line="240" w:lineRule="auto"/>
-              <w:rPr>
-                <w:sz w:val="24"/>
-              </w:rPr>
-            </w:pPr>
-            <w:r>
-              <w:rPr>
-                <w:sz w:val="24"/>
-              </w:rPr>
-              <w:t>Создается заказ, рассчитываются сумма, скидка и статус.</w:t>
-            </w:r>
-          </w:p>
-        </w:tc>
-      </w:tr>
-      <w:tr>
-        <w:tc>
-          <w:tcPr>
-            <w:tcW w:w="1500" w:type="dxa"/>
-          </w:tcPr>
-          <w:p>
-            <w:pPr>
-              <w:spacing w:line="240" w:lineRule="auto"/>
-              <w:rPr>
-                <w:sz w:val="24"/>
-              </w:rPr>
-            </w:pPr>
-            <w:r>
-              <w:rPr>
-                <w:sz w:val="24"/>
-              </w:rPr>
-              <w:t>Повар/бариста</w:t>
-            </w:r>
-          </w:p>
-        </w:tc>
-        <w:tc>
-          <w:tcPr>
-            <w:tcW w:w="2600" w:type="dxa"/>
-          </w:tcPr>
-          <w:p>
-            <w:pPr>
-              <w:spacing w:line="240" w:lineRule="auto"/>
-              <w:rPr>
-                <w:sz w:val="24"/>
-              </w:rPr>
-            </w:pPr>
-            <w:r>
-              <w:rPr>
-                <w:sz w:val="24"/>
-              </w:rPr>
-              <w:t>Работа с очередью заказов</w:t>
-            </w:r>
-          </w:p>
-        </w:tc>
-        <w:tc>
-          <w:tcPr>
-            <w:tcW w:w="3300" w:type="dxa"/>
-          </w:tcPr>
-          <w:p>
-            <w:pPr>
-              <w:spacing w:line="240" w:lineRule="auto"/>
-              <w:rPr>
-                <w:sz w:val="24"/>
-              </w:rPr>
-            </w:pPr>
-            <w:r>
-              <w:rPr>
-                <w:sz w:val="24"/>
-              </w:rPr>
-              <w:t>Список заказов, кнопки статуса, окно деталей</w:t>
-            </w:r>
-          </w:p>
-        </w:tc>
-        <w:tc>
-          <w:tcPr>
-            <w:tcW w:w="3800" w:type="dxa"/>
-          </w:tcPr>
-          <w:p>
-            <w:pPr>
-              <w:spacing w:line="240" w:lineRule="auto"/>
-              <w:rPr>
-                <w:sz w:val="24"/>
-              </w:rPr>
-            </w:pPr>
-            <w:r>
-              <w:rPr>
-                <w:sz w:val="24"/>
-              </w:rPr>
-              <w:t xml:space="preserve">Обновляется состояние заказа и </w:t>
-            </w:r>
-            <w:r>
-              <w:rPr>
-                <w:sz w:val="24"/>
-              </w:rPr>
-              <w:t>отображается текущая производственная очередь.</w:t>
-            </w:r>
-          </w:p>
-        </w:tc>
-      </w:tr>
-      <w:tr>
-        <w:tc>
-          <w:tcPr>
-            <w:tcW w:w="1500" w:type="dxa"/>
-          </w:tcPr>
-          <w:p>
-            <w:pPr>
-              <w:spacing w:line="240" w:lineRule="auto"/>
-              <w:rPr>
-                <w:sz w:val="24"/>
-              </w:rPr>
-            </w:pPr>
-            <w:r>
-              <w:rPr>
-                <w:sz w:val="24"/>
-              </w:rPr>
-              <w:t>Повар/бариста</w:t>
-            </w:r>
-          </w:p>
-        </w:tc>
-        <w:tc>
-          <w:tcPr>
-            <w:tcW w:w="2600" w:type="dxa"/>
-          </w:tcPr>
-          <w:p>
-            <w:pPr>
-              <w:spacing w:line="240" w:lineRule="auto"/>
-              <w:rPr>
-                <w:sz w:val="24"/>
-              </w:rPr>
-            </w:pPr>
-            <w:r>
-              <w:rPr>
-                <w:sz w:val="24"/>
-              </w:rPr>
-              <w:t>Просмотр технологической карты</w:t>
-            </w:r>
-          </w:p>
-        </w:tc>
-        <w:tc>
-          <w:tcPr>
-            <w:tcW w:w="3300" w:type="dxa"/>
-          </w:tcPr>
-          <w:p>
-            <w:pPr>
-              <w:spacing w:line="240" w:lineRule="auto"/>
-              <w:rPr>
-                <w:sz w:val="24"/>
-              </w:rPr>
-            </w:pPr>
-            <w:r>
-              <w:rPr>
-                <w:sz w:val="24"/>
-              </w:rPr>
-              <w:t>Кнопка открытия техкарты из заказа или раздела</w:t>
-            </w:r>
-          </w:p>
-        </w:tc>
-        <w:tc>
-          <w:tcPr>
-            <w:tcW w:w="3800" w:type="dxa"/>
-          </w:tcPr>
-          <w:p>
-            <w:pPr>
-              <w:spacing w:line="240" w:lineRule="auto"/>
-              <w:rPr>
-                <w:sz w:val="24"/>
-              </w:rPr>
-            </w:pPr>
-            <w:r>
-              <w:rPr>
-                <w:sz w:val="24"/>
-              </w:rPr>
-              <w:t>Показывается состав, масса ингредиентов и технология приготовления.</w:t>
-            </w:r>
-          </w:p>
-        </w:tc>
-      </w:tr>
-      <w:tr>
-        <w:tc>
-          <w:tcPr>
-            <w:tcW w:w="1500" w:type="dxa"/>
-          </w:tcPr>
-          <w:p>
-            <w:pPr>
-              <w:spacing w:line="240" w:lineRule="auto"/>
-              <w:rPr>
-                <w:sz w:val="24"/>
-              </w:rPr>
-            </w:pPr>
-            <w:r>
-              <w:rPr>
-                <w:sz w:val="24"/>
-              </w:rPr>
-              <w:t>Администратор</w:t>
-            </w:r>
-          </w:p>
-        </w:tc>
-        <w:tc>
-          <w:tcPr>
-            <w:tcW w:w="2600" w:type="dxa"/>
-          </w:tcPr>
-          <w:p>
-            <w:pPr>
-              <w:spacing w:line="240" w:lineRule="auto"/>
-              <w:rPr>
-                <w:sz w:val="24"/>
-              </w:rPr>
-            </w:pPr>
-            <w:r>
-              <w:rPr>
-                <w:sz w:val="24"/>
-              </w:rPr>
-              <w:t>Управление справочниками</w:t>
-            </w:r>
-          </w:p>
-        </w:tc>
-        <w:tc>
-          <w:tcPr>
-            <w:tcW w:w="3300" w:type="dxa"/>
-          </w:tcPr>
-          <w:p>
-            <w:pPr>
-              <w:spacing w:line="240" w:lineRule="auto"/>
-              <w:rPr>
-                <w:sz w:val="24"/>
-              </w:rPr>
-            </w:pPr>
-            <w:r>
-              <w:rPr>
-                <w:sz w:val="24"/>
-              </w:rPr>
-              <w:t>Таблицы,</w:t>
-            </w:r>
-            <w:r>
-              <w:rPr>
-                <w:sz w:val="24"/>
-              </w:rPr>
-              <w:t xml:space="preserve"> формы добавления и редактирования</w:t>
-            </w:r>
-          </w:p>
-        </w:tc>
-        <w:tc>
-          <w:tcPr>
-            <w:tcW w:w="3800" w:type="dxa"/>
-          </w:tcPr>
-          <w:p>
-            <w:pPr>
-              <w:spacing w:line="240" w:lineRule="auto"/>
-              <w:rPr>
-                <w:sz w:val="24"/>
-              </w:rPr>
-            </w:pPr>
-            <w:r>
-              <w:rPr>
-                <w:sz w:val="24"/>
-              </w:rPr>
-              <w:t>Справочные данные сохраняются через API и отображаются в списках.</w:t>
-            </w:r>
-          </w:p>
-        </w:tc>
-      </w:tr>
-      <w:tr>
-        <w:tc>
-          <w:tcPr>
-            <w:tcW w:w="1500" w:type="dxa"/>
-          </w:tcPr>
-          <w:p>
-            <w:pPr>
-              <w:spacing w:line="240" w:lineRule="auto"/>
-              <w:rPr>
-                <w:sz w:val="24"/>
-              </w:rPr>
-            </w:pPr>
-            <w:r>
-              <w:rPr>
-                <w:sz w:val="24"/>
-              </w:rPr>
-              <w:t>Администратор</w:t>
-            </w:r>
-          </w:p>
-        </w:tc>
-        <w:tc>
-          <w:tcPr>
-            <w:tcW w:w="2600" w:type="dxa"/>
-          </w:tcPr>
-          <w:p>
-            <w:pPr>
-              <w:spacing w:line="240" w:lineRule="auto"/>
-              <w:rPr>
-                <w:sz w:val="24"/>
-              </w:rPr>
-            </w:pPr>
-            <w:r>
-              <w:rPr>
-                <w:sz w:val="24"/>
-              </w:rPr>
-              <w:t>Складские операции</w:t>
-            </w:r>
-          </w:p>
-        </w:tc>
-        <w:tc>
-          <w:tcPr>
-            <w:tcW w:w="3300" w:type="dxa"/>
-          </w:tcPr>
-          <w:p>
-            <w:pPr>
-              <w:spacing w:line="240" w:lineRule="auto"/>
-              <w:rPr>
-                <w:sz w:val="24"/>
-              </w:rPr>
-            </w:pPr>
-            <w:r>
-              <w:rPr>
-                <w:sz w:val="24"/>
-              </w:rPr>
-              <w:t>Формы поставки, стоп-листа и актов списания</w:t>
-            </w:r>
-          </w:p>
-        </w:tc>
-        <w:tc>
-          <w:tcPr>
-            <w:tcW w:w="3800" w:type="dxa"/>
-          </w:tcPr>
-          <w:p>
-            <w:pPr>
-              <w:spacing w:line="240" w:lineRule="auto"/>
-              <w:rPr>
-                <w:sz w:val="24"/>
-              </w:rPr>
-            </w:pPr>
-            <w:r>
-              <w:rPr>
-                <w:sz w:val="24"/>
-              </w:rPr>
-              <w:t>Изменяются остатки, доступность позиций и документы списания.</w:t>
-            </w:r>
-          </w:p>
-        </w:tc>
-      </w:tr>
-      <w:tr>
-        <w:tc>
-          <w:tcPr>
-            <w:tcW w:w="1500" w:type="dxa"/>
-          </w:tcPr>
-          <w:p>
-            <w:pPr>
-              <w:spacing w:line="240" w:lineRule="auto"/>
-              <w:rPr>
-                <w:sz w:val="24"/>
-              </w:rPr>
-            </w:pPr>
-            <w:r>
-              <w:rPr>
-                <w:sz w:val="24"/>
-              </w:rPr>
-              <w:t>Администратор</w:t>
-            </w:r>
-          </w:p>
-        </w:tc>
-        <w:tc>
-          <w:tcPr>
-            <w:tcW w:w="2600" w:type="dxa"/>
-          </w:tcPr>
-          <w:p>
-            <w:pPr>
-              <w:spacing w:line="240" w:lineRule="auto"/>
-              <w:rPr>
-                <w:sz w:val="24"/>
-              </w:rPr>
-            </w:pPr>
-            <w:r>
-              <w:rPr>
-                <w:sz w:val="24"/>
-              </w:rPr>
-              <w:t>Просмотр аналитики</w:t>
-            </w:r>
-          </w:p>
-        </w:tc>
-        <w:tc>
-          <w:tcPr>
-            <w:tcW w:w="3300" w:type="dxa"/>
-          </w:tcPr>
-          <w:p>
-            <w:pPr>
-              <w:spacing w:line="240" w:lineRule="auto"/>
-              <w:rPr>
-                <w:sz w:val="24"/>
-              </w:rPr>
-            </w:pPr>
-            <w:r>
-              <w:rPr>
-                <w:sz w:val="24"/>
-              </w:rPr>
-              <w:t>Отчеты, графики, таблицы ABC и инвентаризации</w:t>
-            </w:r>
-          </w:p>
-        </w:tc>
-        <w:tc>
-          <w:tcPr>
-            <w:tcW w:w="3800" w:type="dxa"/>
-          </w:tcPr>
-          <w:p>
-            <w:pPr>
-              <w:spacing w:line="240" w:lineRule="auto"/>
-              <w:rPr>
-                <w:sz w:val="24"/>
-              </w:rPr>
-            </w:pPr>
-            <w:r>
-              <w:rPr>
-                <w:sz w:val="24"/>
-              </w:rPr>
-              <w:t>Формируются агрегированные показатели продаж и складского состояния.</w:t>
-            </w:r>
-          </w:p>
-        </w:tc>
-      </w:tr>
-    </w:tbl>
-    <w:p>
-      <w:pPr>
-        <w:pStyle w:val="aff"/>
-      </w:pPr>
-      <w:r>
-        <w:t xml:space="preserve">Выделенные операции используются далее при описании структуры экранов и проектировании навигации. Такой подход связывает </w:t>
-      </w:r>
-      <w:r>
-        <w:t>функциональные требования с конкретными элементами интерфейса.</w:t>
-      </w:r>
-    </w:p>
-    <w:p>
-      <w:pPr>
-        <w:pStyle w:val="30"/>
-      </w:pPr>
-      <w:bookmarkStart w:id="50" w:name="_Toc229490315"/>
-      <w:r>
-        <w:t>4.2.3 Проектирование структуры экранов и схемы навигации</w:t>
-      </w:r>
-      <w:bookmarkEnd w:id="50"/>
-    </w:p>
-    <w:p>
-      <w:pPr>
-        <w:pStyle w:val="aff"/>
-      </w:pPr>
-      <w:r>
-        <w:t>Структура экранов строится по принципу разделения пользовательских задач. Веб-контур включает авторизацию, регистрацию, меню, карточку п</w:t>
-      </w:r>
-      <w:r>
-        <w:t>озиции, корзину, оформление заказа, профиль и историю заказов. WPF-контур включает главное окно с боковой навигацией и разделами для производственных, складских и административных операций.</w:t>
-      </w:r>
-    </w:p>
-    <w:p>
-      <w:pPr>
-        <w:pStyle w:val="aff"/>
-      </w:pPr>
-      <w:r>
-        <w:lastRenderedPageBreak/>
-        <w:t>Навигационная схема на рисунке 4.2.3.1 показывает распределение ос</w:t>
-      </w:r>
-      <w:r>
-        <w:t>новных экранов между двумя контурами программного комплекса. Исходный код схемы находится в файле PZ_assets/4.2.3.1_navigation_scheme.puml.</w:t>
-      </w:r>
-    </w:p>
-    <w:p>
-      <w:pPr>
-        <w:pStyle w:val="aff"/>
-      </w:pPr>
-      <w:r>
-        <w:rPr>
-          <w:b/>
-        </w:rPr>
-        <w:t>[Место для вставки: срендерированная схема PZ_assets/4.2.3.1_navigation_scheme.puml]</w:t>
-      </w:r>
-    </w:p>
-    <w:p>
-      <w:pPr>
-        <w:pStyle w:val="aa"/>
-      </w:pPr>
-      <w:r>
-        <w:t xml:space="preserve">Рисунок 4.2.3.1 - Схема </w:t>
-      </w:r>
-      <w:r>
-        <w:t>навигации и структуры экранов Garden Nook</w:t>
-      </w:r>
-    </w:p>
-    <w:p>
-      <w:pPr>
-        <w:pStyle w:val="aff"/>
-      </w:pPr>
-      <w:r>
-        <w:t>Начальными точками взаимодействия являются страницы авторизации и регистрации для клиента и окно входа сотрудника для WPF-приложения. После входа пользователь получает доступ только к тем разделам, которые соответс</w:t>
-      </w:r>
-      <w:r>
-        <w:t>твуют его роли.</w:t>
-      </w:r>
-    </w:p>
-    <w:p>
-      <w:pPr>
-        <w:pStyle w:val="30"/>
-      </w:pPr>
-      <w:bookmarkStart w:id="51" w:name="_Toc229490316"/>
-      <w:r>
-        <w:t>4.2.4 Разработка дизайна интерфейса</w:t>
-      </w:r>
-      <w:bookmarkEnd w:id="51"/>
-    </w:p>
-    <w:p>
-      <w:pPr>
-        <w:pStyle w:val="aff"/>
-      </w:pPr>
-      <w:r>
-        <w:t>Разработка дизайна интерфейса выполнялась с учетом условий эксплуатации: клиенту важно быстро увидеть состав и пищевую ценность позиции, а сотруднику - быстро обработать заказ или выполнить складскую опер</w:t>
-      </w:r>
-      <w:r>
-        <w:t>ацию. Поэтому клиентский интерфейс строится вокруг карточек меню, а служебный интерфейс - вокруг таблиц, статусов, модальных окон и понятной навигации.</w:t>
-      </w:r>
-    </w:p>
-    <w:p>
-      <w:pPr>
-        <w:pStyle w:val="4"/>
-      </w:pPr>
-      <w:bookmarkStart w:id="52" w:name="_Toc229490317"/>
-      <w:r>
-        <w:t>4.2.4.1 Веб-интерфейс клиента</w:t>
-      </w:r>
-      <w:bookmarkEnd w:id="52"/>
-    </w:p>
-    <w:p>
-      <w:pPr>
-        <w:pStyle w:val="aff"/>
-      </w:pPr>
-      <w:r>
-        <w:t>В меню клиент видит карточки позиций, цену, краткое описание, сведения о с</w:t>
-      </w:r>
-      <w:r>
-        <w:t>оставе и рассчитанных показателях КБЖУ. Такой экран нужно подтвердить скриншотом MenuView.</w:t>
-      </w:r>
-    </w:p>
-    <w:p>
-      <w:pPr>
-        <w:pStyle w:val="aff"/>
-      </w:pPr>
-      <w:r>
-        <w:rPr>
-          <w:b/>
-        </w:rPr>
-        <w:t>[Место для вставки: скриншот GardenNookWeb MenuView]</w:t>
-      </w:r>
-    </w:p>
-    <w:p>
-      <w:pPr>
-        <w:pStyle w:val="aa"/>
-      </w:pPr>
-      <w:r>
-        <w:t>Рисунок 4.2.4.1 - Веб-интерфейс клиента с карточками меню</w:t>
-      </w:r>
-    </w:p>
-    <w:p>
-      <w:pPr>
-        <w:pStyle w:val="4"/>
-      </w:pPr>
-      <w:bookmarkStart w:id="53" w:name="_Toc229490318"/>
-      <w:r>
-        <w:t>4.2.4.2 Корзина и оформление заказа</w:t>
-      </w:r>
-      <w:bookmarkEnd w:id="53"/>
-    </w:p>
-    <w:p>
-      <w:pPr>
-        <w:pStyle w:val="aff"/>
-      </w:pPr>
-      <w:r>
-        <w:t>Корзина использует</w:t>
-      </w:r>
-      <w:r>
-        <w:t>ся для проверки состава заказа перед отправкой. На экране должны быть видны позиции, количество, итоговая стоимость, комментарий, время самовывоза и кнопка подтверждения.</w:t>
-      </w:r>
-    </w:p>
-    <w:p>
-      <w:pPr>
-        <w:pStyle w:val="aff"/>
-      </w:pPr>
-      <w:r>
-        <w:rPr>
-          <w:b/>
-        </w:rPr>
-        <w:t>[Место для вставки: скриншот GardenNookWeb CartView]</w:t>
-      </w:r>
-    </w:p>
-    <w:p>
-      <w:pPr>
-        <w:pStyle w:val="aa"/>
-      </w:pPr>
-      <w:r>
-        <w:t xml:space="preserve">Рисунок 4.2.4.2 - Корзина и </w:t>
-      </w:r>
-      <w:r>
-        <w:t>оформление заказа клиента</w:t>
-      </w:r>
-    </w:p>
-    <w:p>
-      <w:pPr>
-        <w:pStyle w:val="4"/>
-      </w:pPr>
-      <w:bookmarkStart w:id="54" w:name="_Toc229490319"/>
-      <w:r>
-        <w:t>4.2.4.3 Личный кабинет клиента</w:t>
-      </w:r>
-      <w:bookmarkEnd w:id="54"/>
-    </w:p>
-    <w:p>
-      <w:pPr>
-        <w:pStyle w:val="aff"/>
-      </w:pPr>
-      <w:r>
-        <w:t>Личный кабинет объединяет данные профиля, категорию клиента, историю заказов и текущие статусы. Скриншот нужен для подтверждения выходных данных клиентского контура.</w:t>
-      </w:r>
-    </w:p>
-    <w:p>
-      <w:pPr>
-        <w:pStyle w:val="aff"/>
-      </w:pPr>
-      <w:r>
-        <w:rPr>
-          <w:b/>
-        </w:rPr>
-        <w:lastRenderedPageBreak/>
-        <w:t>[Место для вставки: скриншот Gard</w:t>
-      </w:r>
-      <w:r>
-        <w:rPr>
-          <w:b/>
-        </w:rPr>
-        <w:t>enNookWeb ProfileView]</w:t>
-      </w:r>
-    </w:p>
-    <w:p>
-      <w:pPr>
-        <w:pStyle w:val="aa"/>
-      </w:pPr>
-      <w:r>
-        <w:t>Рисунок 4.2.4.3 - Личный кабинет и история заказов клиента</w:t>
-      </w:r>
-    </w:p>
-    <w:p>
-      <w:pPr>
-        <w:pStyle w:val="4"/>
-      </w:pPr>
-      <w:bookmarkStart w:id="55" w:name="_Toc229490320"/>
-      <w:r>
-        <w:t>4.2.4.4 Авторизация сотрудника</w:t>
-      </w:r>
-      <w:bookmarkEnd w:id="55"/>
-    </w:p>
-    <w:p>
-      <w:pPr>
-        <w:pStyle w:val="aff"/>
-      </w:pPr>
-      <w:r>
-        <w:t>Окно авторизации сотрудника является входной точкой служебного контура. На нем должны быть видны поля учетных данных и визуальная обратная связ</w:t>
-      </w:r>
-      <w:r>
-        <w:t>ь при ошибке входа.</w:t>
-      </w:r>
-    </w:p>
-    <w:p>
-      <w:pPr>
-        <w:pStyle w:val="aff"/>
-      </w:pPr>
-      <w:r>
-        <w:rPr>
-          <w:b/>
-        </w:rPr>
-        <w:t>[Место для вставки: скриншот WPF AuthorizationWindow]</w:t>
-      </w:r>
-    </w:p>
-    <w:p>
-      <w:pPr>
-        <w:pStyle w:val="aa"/>
-      </w:pPr>
-      <w:r>
-        <w:t>Рисунок 4.2.4.4 - Окно авторизации сотрудника</w:t>
-      </w:r>
-    </w:p>
-    <w:p>
-      <w:pPr>
-        <w:pStyle w:val="4"/>
-      </w:pPr>
-      <w:bookmarkStart w:id="56" w:name="_Toc229490321"/>
-      <w:r>
-        <w:t>4.2.4.5 Главное окно WPF-приложения</w:t>
-      </w:r>
-      <w:bookmarkEnd w:id="56"/>
-    </w:p>
-    <w:p>
-      <w:pPr>
-        <w:pStyle w:val="aff"/>
-      </w:pPr>
-      <w:r>
-        <w:t xml:space="preserve">Главное окно служебного приложения содержит боковую навигацию и рабочую область выбранного раздела. </w:t>
-      </w:r>
-      <w:r>
-        <w:t>Скриншот нужен для подтверждения структуры WPF-контура.</w:t>
-      </w:r>
-    </w:p>
-    <w:p>
-      <w:pPr>
-        <w:pStyle w:val="aff"/>
-      </w:pPr>
-      <w:r>
-        <w:rPr>
-          <w:b/>
-        </w:rPr>
-        <w:t>[Место для вставки: скриншот WPF MainShellWindow]</w:t>
-      </w:r>
-    </w:p>
-    <w:p>
-      <w:pPr>
-        <w:pStyle w:val="aa"/>
-      </w:pPr>
-      <w:r>
-        <w:t>Рисунок 4.2.4.5 - Главное окно WPF-приложения с навигацией</w:t>
-      </w:r>
-    </w:p>
-    <w:p>
-      <w:pPr>
-        <w:pStyle w:val="4"/>
-      </w:pPr>
-      <w:bookmarkStart w:id="57" w:name="_Toc229490322"/>
-      <w:r>
-        <w:t>4.2.4.6 Производственная очередь заказов</w:t>
-      </w:r>
-      <w:bookmarkEnd w:id="57"/>
-    </w:p>
-    <w:p>
-      <w:pPr>
-        <w:pStyle w:val="aff"/>
-      </w:pPr>
-      <w:r>
-        <w:t>Раздел заказов показывает актуальные заказы, детал</w:t>
-      </w:r>
-      <w:r>
-        <w:t>и, комментарии, время подачи и статусы. Скриншот нужен для сценария обработки заказа сотрудником.</w:t>
-      </w:r>
-    </w:p>
-    <w:p>
-      <w:pPr>
-        <w:pStyle w:val="aff"/>
-      </w:pPr>
-      <w:r>
-        <w:rPr>
-          <w:b/>
-        </w:rPr>
-        <w:t>[Место для вставки: скриншот WPF OrdersView или OrderDetailsWindow]</w:t>
-      </w:r>
-    </w:p>
-    <w:p>
-      <w:pPr>
-        <w:pStyle w:val="aa"/>
-      </w:pPr>
-      <w:r>
-        <w:t>Рисунок 4.2.4.6 - Производственная очередь и детали заказа</w:t>
-      </w:r>
-    </w:p>
-    <w:p>
-      <w:pPr>
-        <w:pStyle w:val="4"/>
-      </w:pPr>
-      <w:bookmarkStart w:id="58" w:name="_Toc229490323"/>
-      <w:r>
-        <w:t>4.2.4.7 Технологические карты</w:t>
-      </w:r>
-      <w:bookmarkEnd w:id="58"/>
-    </w:p>
-    <w:p>
-      <w:pPr>
-        <w:pStyle w:val="aff"/>
-      </w:pPr>
-      <w:r>
-        <w:t>Р</w:t>
-      </w:r>
-      <w:r>
-        <w:t>аздел технологических карт отображает рецептуры, ингредиенты, массу и технологию приготовления. Он связан с расчетами КБЖУ и себестоимости.</w:t>
-      </w:r>
-    </w:p>
-    <w:p>
-      <w:pPr>
-        <w:pStyle w:val="aff"/>
-      </w:pPr>
-      <w:r>
-        <w:rPr>
-          <w:b/>
-        </w:rPr>
-        <w:t>[Место для вставки: скриншот WPF TechnicalCardsView или TechnicalCardEditWindow]</w:t>
-      </w:r>
-    </w:p>
-    <w:p>
-      <w:pPr>
-        <w:pStyle w:val="aa"/>
-      </w:pPr>
-      <w:r>
-        <w:t xml:space="preserve">Рисунок 4.2.4.7 - Интерфейс работы </w:t>
-      </w:r>
-      <w:r>
-        <w:t>с технологическими картами</w:t>
-      </w:r>
-    </w:p>
-    <w:p>
-      <w:pPr>
-        <w:pStyle w:val="4"/>
-      </w:pPr>
-      <w:bookmarkStart w:id="59" w:name="_Toc229490324"/>
-      <w:r>
-        <w:t>4.2.4.8 Склад и стоп-лист</w:t>
-      </w:r>
-      <w:bookmarkEnd w:id="59"/>
-    </w:p>
-    <w:p>
-      <w:pPr>
-        <w:pStyle w:val="aff"/>
-      </w:pPr>
-      <w:r>
-        <w:t>Складской интерфейс показывает сырье, полуфабрикаты, остатки, поставки и недоступные позиции. Эти экраны подтверждают реализацию контроля доступности меню.</w:t>
-      </w:r>
-    </w:p>
-    <w:p>
-      <w:pPr>
-        <w:pStyle w:val="aff"/>
-      </w:pPr>
-      <w:r>
-        <w:rPr>
-          <w:b/>
-        </w:rPr>
-        <w:t xml:space="preserve">[Место для вставки: скриншот WPF InventoryView </w:t>
-      </w:r>
-      <w:r>
-        <w:rPr>
-          <w:b/>
-        </w:rPr>
-        <w:t>или StopListView]</w:t>
-      </w:r>
-    </w:p>
-    <w:p>
-      <w:pPr>
-        <w:pStyle w:val="aa"/>
-      </w:pPr>
-      <w:r>
-        <w:t>Рисунок 4.2.4.8 - Интерфейс склада и стоп-листа</w:t>
-      </w:r>
-    </w:p>
-    <w:p>
-      <w:pPr>
-        <w:pStyle w:val="4"/>
-      </w:pPr>
-      <w:bookmarkStart w:id="60" w:name="_Toc229490325"/>
-      <w:r>
-        <w:lastRenderedPageBreak/>
-        <w:t>4.2.4.9 Акты списания и заготовки</w:t>
-      </w:r>
-      <w:bookmarkEnd w:id="60"/>
-    </w:p>
-    <w:p>
-      <w:pPr>
-        <w:pStyle w:val="aff"/>
-      </w:pPr>
-      <w:r>
-        <w:t>Разделы списания и заготовок используются для фиксации производственных операций и корректировки фактических остатков.</w:t>
-      </w:r>
-    </w:p>
-    <w:p>
-      <w:pPr>
-        <w:pStyle w:val="aff"/>
-      </w:pPr>
-      <w:r>
-        <w:rPr>
-          <w:b/>
-        </w:rPr>
-        <w:t>[Место для вставки: скриншот WPF Writ</w:t>
-      </w:r>
-      <w:r>
-        <w:rPr>
-          <w:b/>
-        </w:rPr>
-        <w:t>eOffView или PreparationsView]</w:t>
-      </w:r>
-    </w:p>
-    <w:p>
-      <w:pPr>
-        <w:pStyle w:val="aa"/>
-      </w:pPr>
-      <w:r>
-        <w:t>Рисунок 4.2.4.9 - Интерфейс актов списания и заготовок</w:t>
-      </w:r>
-    </w:p>
-    <w:p>
-      <w:pPr>
-        <w:pStyle w:val="4"/>
-      </w:pPr>
-      <w:bookmarkStart w:id="61" w:name="_Toc229490326"/>
-      <w:r>
-        <w:t>4.2.4.10 Управление и аналитика</w:t>
-      </w:r>
-      <w:bookmarkEnd w:id="61"/>
-    </w:p>
-    <w:p>
-      <w:pPr>
-        <w:pStyle w:val="aff"/>
-      </w:pPr>
-      <w:r>
-        <w:t>Административные разделы показывают клиентов, персонал, программу лояльности и отчеты. Они демонстрируют управленческий контур системы.</w:t>
-      </w:r>
-    </w:p>
-    <w:p>
-      <w:pPr>
-        <w:pStyle w:val="aff"/>
-      </w:pPr>
-      <w:r>
-        <w:rPr>
-          <w:b/>
-        </w:rPr>
-        <w:t>[Место для вставки: скриншот WPF ReportsView, ClientsView, StaffView или LoyaltyView]</w:t>
-      </w:r>
-    </w:p>
-    <w:p>
-      <w:pPr>
-        <w:pStyle w:val="aa"/>
-      </w:pPr>
-      <w:r>
-        <w:t>Рисунок 4.2.4.10 - Интерфейс управления и аналитики</w:t>
-      </w:r>
-    </w:p>
-    <w:p>
-      <w:pPr>
-        <w:pStyle w:val="2"/>
-      </w:pPr>
-      <w:bookmarkStart w:id="62" w:name="_Toc229490327"/>
-      <w:r>
-        <w:t>4.3 Входные, выходные и промежуточные данные</w:t>
-      </w:r>
-      <w:bookmarkEnd w:id="62"/>
-    </w:p>
-    <w:p>
-      <w:pPr>
-        <w:pStyle w:val="aff"/>
-      </w:pPr>
-      <w:r>
-        <w:t>Данные программного комплекса разделяются на входные, выходные и промежут</w:t>
-      </w:r>
-      <w:r>
-        <w:t>очные. Такое разделение позволяет показать, какие сведения вводит пользователь, какие результаты возвращает система и какие структуры используются временно в процессе обработки.</w:t>
-      </w:r>
-    </w:p>
-    <w:p>
-      <w:pPr>
-        <w:pStyle w:val="30"/>
-      </w:pPr>
-      <w:bookmarkStart w:id="63" w:name="_Toc229490328"/>
-      <w:r>
-        <w:t>4.3.1 Входные данные</w:t>
-      </w:r>
-      <w:bookmarkEnd w:id="63"/>
-    </w:p>
-    <w:p>
-      <w:pPr>
-        <w:pStyle w:val="aff"/>
-      </w:pPr>
-      <w:r>
-        <w:t>Входные данные формируются пользователями в веб-интерфейс</w:t>
-      </w:r>
-      <w:r>
-        <w:t>е и WPF-приложении, а также поступают из справочников системы при выполнении операций. Перед отправкой на сервер они проходят проверку обязательных полей, допустимых значений и прав пользователя.</w:t>
+        <w:t>Входные данные формируются пользователями в веб-интерфейсе и WPF-приложении, а также поступают из справочников системы при выполнении операций. Перед отправкой на сервер они проходят проверку обязательных полей, допустимых значений и прав пользователя.</w:t>
       </w:r>
     </w:p>
     <w:p>
@@ -22528,13 +21732,7 @@
               <w:rPr>
                 <w:b/>
               </w:rPr>
-              <w:t>Категория</w:t>
-            </w:r>
-            <w:r>
-              <w:rPr>
-                <w:b/>
-              </w:rPr>
-              <w:t xml:space="preserve"> данных</w:t>
+              <w:t>Категория данных</w:t>
             </w:r>
           </w:p>
         </w:tc>
@@ -22664,7 +21862,11 @@
               <w:spacing w:line="240" w:lineRule="auto"/>
             </w:pPr>
             <w:r>
-              <w:t>Позиции, количество, добавки, модификаторы, комментарий, тип заказа, время самовывоза</w:t>
+              <w:t xml:space="preserve">Позиции, количество, добавки, модификаторы, комментарий, </w:t>
+            </w:r>
+            <w:r>
+              <w:lastRenderedPageBreak/>
+              <w:t>тип заказа, время самовывоза</w:t>
             </w:r>
           </w:p>
         </w:tc>
@@ -22677,6 +21879,7 @@
               <w:spacing w:line="240" w:lineRule="auto"/>
             </w:pPr>
             <w:r>
+              <w:lastRenderedPageBreak/>
               <w:t>JSON / HTTP POST</w:t>
             </w:r>
           </w:p>
@@ -22705,7 +21908,6 @@
               <w:spacing w:line="240" w:lineRule="auto"/>
             </w:pPr>
             <w:r>
-              <w:lastRenderedPageBreak/>
               <w:t>Справочники меню</w:t>
             </w:r>
           </w:p>
@@ -22773,10 +21975,7 @@
               <w:spacing w:line="240" w:lineRule="auto"/>
             </w:pPr>
             <w:r>
-              <w:t>Сырье, масса, единицы измерения, пищевая ценн</w:t>
-            </w:r>
-            <w:r>
-              <w:t>ость, технология приготовления</w:t>
+              <w:t>Сырье, масса, единицы измерения, пищевая ценность, технология приготовления</w:t>
             </w:r>
           </w:p>
         </w:tc>
@@ -22866,29 +22065,23 @@
       <w:pPr>
         <w:pStyle w:val="30"/>
       </w:pPr>
-      <w:bookmarkStart w:id="64" w:name="_Toc229490329"/>
+      <w:bookmarkStart w:id="48" w:name="_Toc229490329"/>
       <w:r>
         <w:t>4.3.2 Выходные данные</w:t>
       </w:r>
-      <w:bookmarkEnd w:id="64"/>
+      <w:bookmarkEnd w:id="48"/>
     </w:p>
     <w:p>
       <w:pPr>
         <w:pStyle w:val="aff"/>
       </w:pPr>
       <w:r>
-        <w:t xml:space="preserve">Выходные </w:t>
-      </w:r>
-      <w:r>
-        <w:t>данные формируются серверной частью и отображаются в интерфейсах пользователей. Они используются для подтверждения выполненных операций, отображения статусов, формирования отчетов и обновления рабочих экранов.</w:t>
-      </w:r>
-    </w:p>
-    <w:p>
-      <w:r>
-        <w:t>Таблица 4.3.2 - Структура и форматы выходных д</w:t>
-      </w:r>
-      <w:r>
-        <w:t>анных</w:t>
+        <w:t>Выходные данные формируются серверной частью и отображаются в интерфейсах пользователей. Они используются для подтверждения выполненных операций, отображения статусов, формирования отчетов и обновления рабочих экранов.</w:t>
+      </w:r>
+    </w:p>
+    <w:p>
+      <w:r>
+        <w:t>Таблица 4.3.2 - Структура и форматы выходных данных</w:t>
       </w:r>
     </w:p>
     <w:tbl>
@@ -23053,10 +22246,7 @@
               <w:spacing w:line="240" w:lineRule="auto"/>
             </w:pPr>
             <w:r>
-              <w:t xml:space="preserve">Номер заказа, сумма, скидка, статус, состав </w:t>
-            </w:r>
-            <w:r>
-              <w:t>заказа</w:t>
+              <w:t>Номер заказа, сумма, скидка, статус, состав заказа</w:t>
             </w:r>
           </w:p>
         </w:tc>
@@ -23177,10 +22367,7 @@
               <w:spacing w:line="240" w:lineRule="auto"/>
             </w:pPr>
             <w:r>
-              <w:t>JSO</w:t>
-            </w:r>
-            <w:r>
-              <w:t>N / таблицы WPF</w:t>
+              <w:t>JSON / таблицы WPF</w:t>
             </w:r>
           </w:p>
         </w:tc>
@@ -23257,30 +22444,24 @@
       <w:pPr>
         <w:pStyle w:val="30"/>
       </w:pPr>
-      <w:bookmarkStart w:id="65" w:name="_Toc229490330"/>
+      <w:bookmarkStart w:id="49" w:name="_Toc229490330"/>
       <w:r>
         <w:lastRenderedPageBreak/>
         <w:t>4.3.3 Промежуточные данные</w:t>
       </w:r>
-      <w:bookmarkEnd w:id="65"/>
+      <w:bookmarkEnd w:id="49"/>
     </w:p>
     <w:p>
       <w:pPr>
         <w:pStyle w:val="aff"/>
       </w:pPr>
       <w:r>
-        <w:t xml:space="preserve">Промежуточные данные </w:t>
-      </w:r>
-      <w:r>
-        <w:t>существуют во время выполнения пользовательских сценариев и не всегда сохраняются как самостоятельные сущности. Они нужны для удержания состояния интерфейса, проверки операций и подготовки итоговых запросов к API.</w:t>
-      </w:r>
-    </w:p>
-    <w:p>
-      <w:r>
-        <w:t>Таблица 4.3.3 - Структура промежуточных да</w:t>
-      </w:r>
-      <w:r>
-        <w:t>нных</w:t>
+        <w:t>Промежуточные данные существуют во время выполнения пользовательских сценариев и не всегда сохраняются как самостоятельные сущности. Они нужны для удержания состояния интерфейса, проверки операций и подготовки итоговых запросов к API.</w:t>
+      </w:r>
+    </w:p>
+    <w:p>
+      <w:r>
+        <w:t>Таблица 4.3.3 - Структура промежуточных данных</w:t>
       </w:r>
     </w:p>
     <w:tbl>
@@ -23297,10 +22478,10 @@
         <w:tblLook w:val="04A0" w:firstRow="1" w:lastRow="0" w:firstColumn="1" w:lastColumn="0" w:noHBand="0" w:noVBand="1"/>
       </w:tblPr>
       <w:tblGrid>
-        <w:gridCol w:w="1756"/>
-        <w:gridCol w:w="3128"/>
-        <w:gridCol w:w="2128"/>
-        <w:gridCol w:w="2334"/>
+        <w:gridCol w:w="1818"/>
+        <w:gridCol w:w="2937"/>
+        <w:gridCol w:w="2165"/>
+        <w:gridCol w:w="2426"/>
       </w:tblGrid>
       <w:tr>
         <w:tc>
@@ -23451,13 +22632,7 @@
               <w:rPr>
                 <w:lang w:val="en-US"/>
               </w:rPr>
-              <w:t>OrderRequest, OrderResponse, Pr</w:t>
-            </w:r>
-            <w:r>
-              <w:rPr>
-                <w:lang w:val="en-US"/>
-              </w:rPr>
-              <w:t xml:space="preserve">ofileResponse </w:t>
+              <w:t xml:space="preserve">OrderRequest, OrderResponse, ProfileResponse </w:t>
             </w:r>
             <w:r>
               <w:t>и</w:t>
@@ -23666,10 +22841,7 @@
               <w:spacing w:line="240" w:lineRule="auto"/>
             </w:pPr>
             <w:r>
-              <w:t>Атомарное сохранен</w:t>
-            </w:r>
-            <w:r>
-              <w:t>ие критичных операций.</w:t>
+              <w:t>Атомарное сохранение критичных операций.</w:t>
             </w:r>
           </w:p>
         </w:tc>
@@ -23679,51 +22851,42 @@
       <w:pPr>
         <w:pStyle w:val="2"/>
       </w:pPr>
-      <w:bookmarkStart w:id="66" w:name="_Toc229490331"/>
+      <w:bookmarkStart w:id="50" w:name="_Toc229490331"/>
       <w:r>
         <w:t>4.4 Реализация используемых методов хранения, обработки и передачи информации об объектах предметной области</w:t>
       </w:r>
-      <w:bookmarkEnd w:id="66"/>
+      <w:bookmarkEnd w:id="50"/>
     </w:p>
     <w:p>
       <w:pPr>
         <w:pStyle w:val="aff"/>
       </w:pPr>
       <w:r>
-        <w:t>Методы, определенные в разделе 2.1.3, реализуются в Garden Nook через реляционное хранение данных, серверную обработку запр</w:t>
-      </w:r>
-      <w:r>
-        <w:t>осов, расчетные алгоритмы, графическое представление аналитики и обмен данными между веб-клиентом, WPF-приложением и API.</w:t>
+        <w:t>Методы, определенные в разделе 2.1.3, реализуются в Garden Nook через реляционное хранение данных, серверную обработку запросов, расчетные алгоритмы, графическое представление аналитики и обмен данными между веб-клиентом, WPF-приложением и API.</w:t>
       </w:r>
     </w:p>
     <w:p>
       <w:pPr>
         <w:pStyle w:val="30"/>
       </w:pPr>
-      <w:bookmarkStart w:id="67" w:name="_Toc229490332"/>
+      <w:bookmarkStart w:id="51" w:name="_Toc229490332"/>
       <w:r>
         <w:t>4.4.1 Методы хранения данных</w:t>
       </w:r>
-      <w:bookmarkEnd w:id="67"/>
+      <w:bookmarkEnd w:id="51"/>
     </w:p>
     <w:p>
       <w:pPr>
         <w:pStyle w:val="aff"/>
       </w:pPr>
       <w:r>
-        <w:t xml:space="preserve">Хранение данных реализуется в Microsoft SQL Server. Основные таблицы отражают устойчивые сущности </w:t>
-      </w:r>
-      <w:r>
-        <w:t>предметной области: пользователей, меню, ингредиенты, технологические карты, заказы, складские операции и справочники. Связи между таблицами обеспечивают целостность рецептур, заказов и складского учета.</w:t>
+        <w:t>Хранение данных реализуется в Microsoft SQL Server. Основные таблицы отражают устойчивые сущности предметной области: пользователей, меню, ингредиенты, технологические карты, заказы, складские операции и справочники. Связи между таблицами обеспечивают целостность рецептур, заказов и складского учета.</w:t>
       </w:r>
     </w:p>
     <w:p>
       <w:r>
         <w:lastRenderedPageBreak/>
-        <w:t>Таблица 4.4.1 - Основные таблицы и группы данных баз</w:t>
-      </w:r>
-      <w:r>
-        <w:t>ы</w:t>
+        <w:t>Таблица 4.4.1 - Основные таблицы и группы данных базы</w:t>
       </w:r>
     </w:p>
     <w:tbl>
@@ -23940,10 +23103,7 @@
               <w:spacing w:line="240" w:lineRule="auto"/>
             </w:pPr>
             <w:r>
-              <w:t xml:space="preserve">Рецептура позиции, масса </w:t>
-            </w:r>
-            <w:r>
-              <w:t>ингредиентов и технология приготовления</w:t>
+              <w:t>Рецептура позиции, масса ингредиентов и технология приготовления</w:t>
             </w:r>
           </w:p>
         </w:tc>
@@ -24012,10 +23172,7 @@
               <w:spacing w:line="240" w:lineRule="auto"/>
             </w:pPr>
             <w:r>
-              <w:t xml:space="preserve">Inventory, StopList, </w:t>
-            </w:r>
-            <w:r>
-              <w:t>WriteOffActs</w:t>
+              <w:t>Inventory, StopList, WriteOffActs</w:t>
             </w:r>
           </w:p>
         </w:tc>
@@ -24052,10 +23209,7 @@
         <w:pStyle w:val="aff"/>
       </w:pPr>
       <w:r>
-        <w:t>Для завершения подраздела следует вставить ER-диаграмму базы данных, построенную по фактическим таблицам проекта. Ее лучше разместить сразу после</w:t>
-      </w:r>
-      <w:r>
-        <w:t xml:space="preserve"> таблицы 4.4.1, чтобы показать связи между заказами, меню, ингредиентами, технологическими картами и складскими сущностями.</w:t>
+        <w:t>Для завершения подраздела следует вставить ER-диаграмму базы данных, построенную по фактическим таблицам проекта. Ее лучше разместить сразу после таблицы 4.4.1, чтобы показать связи между заказами, меню, ингредиентами, технологическими картами и складскими сущностями.</w:t>
       </w:r>
     </w:p>
     <w:p>
@@ -24081,24 +23235,18 @@
       <w:pPr>
         <w:pStyle w:val="30"/>
       </w:pPr>
-      <w:bookmarkStart w:id="68" w:name="_Toc229490333"/>
-      <w:r>
-        <w:t>4.4.2 Алгоритмы реали</w:t>
-      </w:r>
-      <w:r>
-        <w:t>зации используемых математических моделей</w:t>
-      </w:r>
-      <w:bookmarkEnd w:id="68"/>
+      <w:bookmarkStart w:id="52" w:name="_Toc229490333"/>
+      <w:r>
+        <w:t>4.4.2 Алгоритмы реализации используемых математических моделей</w:t>
+      </w:r>
+      <w:bookmarkEnd w:id="52"/>
     </w:p>
     <w:p>
       <w:pPr>
         <w:pStyle w:val="aff"/>
       </w:pPr>
       <w:r>
-        <w:t>Математические модели расчета пищевой ценности, себестоимости и цены позиции были описаны в разделе 2.1.3.2. В программной реализации эти модели применяются при работе с технологическими картами и при оформлении за</w:t>
-      </w:r>
-      <w:r>
-        <w:t>каза. Сервер получает состав позиции, массу ингредиентов, показатели КБЖУ на 100 г и стоимость единицы массы, после чего рассчитывает итоговые значения.</w:t>
+        <w:t>Математические модели расчета пищевой ценности, себестоимости и цены позиции были описаны в разделе 2.1.3.2. В программной реализации эти модели применяются при работе с технологическими картами и при оформлении заказа. Сервер получает состав позиции, массу ингредиентов, показатели КБЖУ на 100 г и стоимость единицы массы, после чего рассчитывает итоговые значения.</w:t>
       </w:r>
     </w:p>
     <w:p>
@@ -24106,10 +23254,7 @@
         <w:pStyle w:val="aff"/>
       </w:pPr>
       <w:r>
-        <w:t>Алгоритм расчета представлен на рисунке 4.4.2.1. Исходный код диаграммы находится в файле PZ_assets/4.4</w:t>
-      </w:r>
-      <w:r>
-        <w:t>.2.1_kbju_cost_activity.puml.</w:t>
+        <w:t>Алгоритм расчета представлен на рисунке 4.4.2.1. Исходный код диаграммы находится в файле PZ_assets/4.4.2.1_kbju_cost_activity.puml.</w:t>
       </w:r>
     </w:p>
     <w:p>
@@ -24137,34 +23282,25 @@
       </w:pPr>
       <w:r>
         <w:lastRenderedPageBreak/>
-        <w:t xml:space="preserve">Результаты расчета используются в карточках меню, при оформлении заказа </w:t>
-      </w:r>
-      <w:r>
-        <w:t>и в управленческих разделах, связанных с себестоимостью и продажами. Это исключает ручное дублирование расчетов и позволяет получать актуальные значения при изменении рецептуры.</w:t>
+        <w:t>Результаты расчета используются в карточках меню, при оформлении заказа и в управленческих разделах, связанных с себестоимостью и продажами. Это исключает ручное дублирование расчетов и позволяет получать актуальные значения при изменении рецептуры.</w:t>
       </w:r>
     </w:p>
     <w:p>
       <w:pPr>
         <w:pStyle w:val="30"/>
       </w:pPr>
-      <w:bookmarkStart w:id="69" w:name="_Toc229490334"/>
-      <w:r>
-        <w:t>4.4.3 Алгоритмы использования применяемых программных технологий обработки дан</w:t>
-      </w:r>
-      <w:r>
-        <w:t>ных</w:t>
-      </w:r>
-      <w:bookmarkEnd w:id="69"/>
+      <w:bookmarkStart w:id="53" w:name="_Toc229490334"/>
+      <w:r>
+        <w:t>4.4.3 Алгоритмы использования применяемых программных технологий обработки данных</w:t>
+      </w:r>
+      <w:bookmarkEnd w:id="53"/>
     </w:p>
     <w:p>
       <w:pPr>
         <w:pStyle w:val="aff"/>
       </w:pPr>
       <w:r>
-        <w:t>В Garden Nook применяются программные технологии обработки данных: серверная валидация, DTO-контракты, Entity Framework Core, транзакции базы данных и агрегация аналитических показателей. Эти технологии не являются самостоятельной целью, а используются</w:t>
-      </w:r>
-      <w:r>
-        <w:t xml:space="preserve"> для надежной реализации бизнес-операций кофейни.</w:t>
+        <w:t>В Garden Nook применяются программные технологии обработки данных: серверная валидация, DTO-контракты, Entity Framework Core, транзакции базы данных и агрегация аналитических показателей. Эти технологии не являются самостоятельной целью, а используются для надежной реализации бизнес-операций кофейни.</w:t>
       </w:r>
     </w:p>
     <w:p>
@@ -24263,10 +23399,7 @@
               <w:spacing w:line="240" w:lineRule="auto"/>
             </w:pPr>
             <w:r>
-              <w:t>Проверяются обязательные поля, идентификаторы, количество, статус зака</w:t>
-            </w:r>
-            <w:r>
-              <w:t>за и права пользователя.</w:t>
+              <w:t>Проверяются обязательные поля, идентификаторы, количество, статус заказа и права пользователя.</w:t>
             </w:r>
           </w:p>
         </w:tc>
@@ -24348,10 +23481,7 @@
               <w:spacing w:line="240" w:lineRule="auto"/>
             </w:pPr>
             <w:r>
-              <w:t>Создание заказа,</w:t>
-            </w:r>
-            <w:r>
-              <w:t xml:space="preserve"> позиций и списание ингредиентов выполняются как единая операция.</w:t>
+              <w:t>Создание заказа, позиций и списание ингредиентов выполняются как единая операция.</w:t>
             </w:r>
           </w:p>
         </w:tc>
@@ -24420,10 +23550,7 @@
               <w:spacing w:line="240" w:lineRule="auto"/>
             </w:pPr>
             <w:r>
-              <w:t xml:space="preserve">Обновление </w:t>
-            </w:r>
-            <w:r>
-              <w:t>интерфейса</w:t>
+              <w:t>Обновление интерфейса</w:t>
             </w:r>
           </w:p>
         </w:tc>
@@ -24459,21 +23586,18 @@
       <w:pPr>
         <w:pStyle w:val="30"/>
       </w:pPr>
-      <w:bookmarkStart w:id="70" w:name="_Toc229490335"/>
+      <w:bookmarkStart w:id="54" w:name="_Toc229490335"/>
       <w:r>
         <w:t>4.4.4 Алгоритмы применения методов графического анализа данных</w:t>
       </w:r>
-      <w:bookmarkEnd w:id="70"/>
+      <w:bookmarkEnd w:id="54"/>
     </w:p>
     <w:p>
       <w:pPr>
         <w:pStyle w:val="aff"/>
       </w:pPr>
       <w:r>
-        <w:t xml:space="preserve">Графическое представление информации применяется в административном </w:t>
-      </w:r>
-      <w:r>
-        <w:t>контуре для анализа продаж, популярности позиций и складского состояния. Данные предварительно агрегируются на сервере, после чего отображаются в виде диаграмм, таблиц и цветовых индикаторов.</w:t>
+        <w:t>Графическое представление информации применяется в административном контуре для анализа продаж, популярности позиций и складского состояния. Данные предварительно агрегируются на сервере, после чего отображаются в виде диаграмм, таблиц и цветовых индикаторов.</w:t>
       </w:r>
     </w:p>
     <w:p>
@@ -24514,13 +23638,7 @@
                 <w:b/>
               </w:rPr>
               <w:lastRenderedPageBreak/>
-              <w:t>З</w:t>
-            </w:r>
-            <w:r>
-              <w:rPr>
-                <w:b/>
-              </w:rPr>
-              <w:t>адача анализа</w:t>
+              <w:t>Задача анализа</w:t>
             </w:r>
           </w:p>
         </w:tc>
@@ -24650,10 +23768,7 @@
               <w:spacing w:line="240" w:lineRule="auto"/>
             </w:pPr>
             <w:r>
-              <w:t>Количество продаж по блюдам,</w:t>
-            </w:r>
-            <w:r>
-              <w:t xml:space="preserve"> напиткам и добавкам</w:t>
+              <w:t>Количество продаж по блюдам, напиткам и добавкам</w:t>
             </w:r>
           </w:p>
         </w:tc>
@@ -24852,10 +23967,7 @@
         <w:pStyle w:val="aff"/>
       </w:pPr>
       <w:r>
-        <w:t xml:space="preserve">Для подтверждения данного подраздела следует вставить скриншот раздела отчетов с </w:t>
-      </w:r>
-      <w:r>
-        <w:t>графиком продаж, ABC-анализом или инвентаризацией. Такой рисунок должен располагаться рядом с описанием, чтобы не было разрыва между ссылкой и иллюстрацией.</w:t>
+        <w:t>Для подтверждения данного подраздела следует вставить скриншот раздела отчетов с графиком продаж, ABC-анализом или инвентаризацией. Такой рисунок должен располагаться рядом с описанием, чтобы не было разрыва между ссылкой и иллюстрацией.</w:t>
       </w:r>
     </w:p>
     <w:p>
@@ -24874,31 +23986,25 @@
         <w:pStyle w:val="aa"/>
       </w:pPr>
       <w:r>
-        <w:t>Рисунок 4.4.</w:t>
-      </w:r>
-      <w:r>
-        <w:t>4.1 - Пример графического анализа данных в административном контуре</w:t>
+        <w:t>Рисунок 4.4.4.1 - Пример графического анализа данных в административном контуре</w:t>
       </w:r>
     </w:p>
     <w:p>
       <w:pPr>
         <w:pStyle w:val="30"/>
       </w:pPr>
-      <w:bookmarkStart w:id="71" w:name="_Toc229490336"/>
+      <w:bookmarkStart w:id="55" w:name="_Toc229490336"/>
       <w:r>
         <w:t>4.4.5 Алгоритмы использования технологий передачи данных</w:t>
       </w:r>
-      <w:bookmarkEnd w:id="71"/>
+      <w:bookmarkEnd w:id="55"/>
     </w:p>
     <w:p>
       <w:pPr>
         <w:pStyle w:val="aff"/>
       </w:pPr>
       <w:r>
-        <w:t>Передача данных между компонентами системы выполняется через серверный API. Веб-клиент и WPF-приложение не обращаются к базе данных</w:t>
-      </w:r>
-      <w:r>
-        <w:t xml:space="preserve"> напрямую: они формируют JSON-запросы, отправляют их на сервер, получают структурированные ответы и обновляют интерфейс в соответствии с результатом.</w:t>
+        <w:t>Передача данных между компонентами системы выполняется через серверный API. Веб-клиент и WPF-приложение не обращаются к базе данных напрямую: они формируют JSON-запросы, отправляют их на сервер, получают структурированные ответы и обновляют интерфейс в соответствии с результатом.</w:t>
       </w:r>
     </w:p>
     <w:p>
@@ -24906,10 +24012,7 @@
         <w:pStyle w:val="aff"/>
       </w:pPr>
       <w:r>
-        <w:t>На рисунке 4.4.5.1 показана последовательность передачи данных при оформлении заказа клиентом. Исходный ко</w:t>
-      </w:r>
-      <w:r>
-        <w:t>д диаграммы находится в файле PZ_assets/4.4.5.1_order_sequence.puml.</w:t>
+        <w:t>На рисунке 4.4.5.1 показана последовательность передачи данных при оформлении заказа клиентом. Исходный код диаграммы находится в файле PZ_assets/4.4.5.1_order_sequence.puml.</w:t>
       </w:r>
     </w:p>
     <w:p>
@@ -24937,24 +24040,18 @@
       </w:pPr>
       <w:r>
         <w:lastRenderedPageBreak/>
-        <w:t>Такая схема обеспечивает е</w:t>
-      </w:r>
-      <w:r>
-        <w:t>диное место проверки бизнес-правил и прав доступа. Все критичные изменения проходят через серверную часть, где выполняются валидация, расчет итоговых параметров, транзакционная запись и возврат результата клиентскому приложению.</w:t>
+        <w:t>Такая схема обеспечивает единое место проверки бизнес-правил и прав доступа. Все критичные изменения проходят через серверную часть, где выполняются валидация, расчет итоговых параметров, транзакционная запись и возврат результата клиентскому приложению.</w:t>
       </w:r>
     </w:p>
     <w:p>
       <w:pPr>
         <w:pStyle w:val="2"/>
       </w:pPr>
-      <w:bookmarkStart w:id="72" w:name="_Toc229490337"/>
-      <w:r>
-        <w:t>4.6 Описание архитектурного</w:t>
-      </w:r>
-      <w:r>
-        <w:t xml:space="preserve"> решения</w:t>
-      </w:r>
-      <w:bookmarkEnd w:id="72"/>
+      <w:bookmarkStart w:id="56" w:name="_Toc229490337"/>
+      <w:r>
+        <w:t>4.6 Описание архитектурного решения</w:t>
+      </w:r>
+      <w:bookmarkEnd w:id="56"/>
     </w:p>
     <w:p>
       <w:pPr>
@@ -24968,21 +24065,18 @@
       <w:pPr>
         <w:pStyle w:val="30"/>
       </w:pPr>
-      <w:bookmarkStart w:id="73" w:name="_Toc229490338"/>
+      <w:bookmarkStart w:id="57" w:name="_Toc229490338"/>
       <w:r>
         <w:t>4.6.1 Структурная организация программной системы</w:t>
       </w:r>
-      <w:bookmarkEnd w:id="73"/>
+      <w:bookmarkEnd w:id="57"/>
     </w:p>
     <w:p>
       <w:pPr>
         <w:pStyle w:val="aff"/>
       </w:pPr>
       <w:r>
-        <w:t>Программная система состоит из веб-клиента GardenNookWeb, WPF-клиента GardenNookWpf, серверного API GardenNookApi, общей библиотеки TransferModels и базы данных Microsoft SQL Server. Компонентная схема пред</w:t>
-      </w:r>
-      <w:r>
-        <w:t>ставлена на рисунке 4.6.1.1.</w:t>
+        <w:t>Программная система состоит из веб-клиента GardenNookWeb, WPF-клиента GardenNookWpf, серверного API GardenNookApi, общей библиотеки TransferModels и базы данных Microsoft SQL Server. Компонентная схема представлена на рисунке 4.6.1.1.</w:t>
       </w:r>
     </w:p>
     <w:p>
@@ -25009,10 +24103,7 @@
         <w:pStyle w:val="aff"/>
       </w:pPr>
       <w:r>
-        <w:t>Веб-клиент обеспечивает работу клиентов кофейни, WPF-клиент</w:t>
-      </w:r>
-      <w:r>
-        <w:t xml:space="preserve"> используется сотрудниками, серверный API инкапсулирует бизнес-логику и доступ к данным, а TransferModels задает единые структуры обмена. Диаграмма развертывания представлена на рисунке 4.6.1.2.</w:t>
+        <w:t>Веб-клиент обеспечивает работу клиентов кофейни, WPF-клиент используется сотрудниками, серверный API инкапсулирует бизнес-логику и доступ к данным, а TransferModels задает единые структуры обмена. Диаграмма развертывания представлена на рисунке 4.6.1.2.</w:t>
       </w:r>
     </w:p>
     <w:p>
@@ -25023,13 +24114,7 @@
         <w:rPr>
           <w:b/>
         </w:rPr>
-        <w:t>[Место для вставки: срендерированная диаграмма PZ_assets/4.6.</w:t>
-      </w:r>
-      <w:r>
-        <w:rPr>
-          <w:b/>
-        </w:rPr>
-        <w:t>1.2_deployment_diagram.puml]</w:t>
+        <w:t>[Место для вставки: срендерированная диаграмма PZ_assets/4.6.1.2_deployment_diagram.puml]</w:t>
       </w:r>
     </w:p>
     <w:p>
@@ -25044,21 +24129,18 @@
       <w:pPr>
         <w:pStyle w:val="30"/>
       </w:pPr>
-      <w:bookmarkStart w:id="74" w:name="_Toc229490339"/>
+      <w:bookmarkStart w:id="58" w:name="_Toc229490339"/>
       <w:r>
         <w:t>4.6.2 Архитектура программного кода</w:t>
       </w:r>
-      <w:bookmarkEnd w:id="74"/>
+      <w:bookmarkEnd w:id="58"/>
     </w:p>
     <w:p>
       <w:pPr>
         <w:pStyle w:val="aff"/>
       </w:pPr>
       <w:r>
-        <w:t>Архитектура программного кода разделена на несколько проектов. GardenNookApi содержит контроллеры, модели пред</w:t>
-      </w:r>
-      <w:r>
-        <w:t>метной области, контекст базы данных, миграции и серверную логику. Контроллеры принимают запросы, проверяют данные, вызывают операции обработки и возвращают DTO-ответы.</w:t>
+        <w:t>Архитектура программного кода разделена на несколько проектов. GardenNookApi содержит контроллеры, модели предметной области, контекст базы данных, миграции и серверную логику. Контроллеры принимают запросы, проверяют данные, вызывают операции обработки и возвращают DTO-ответы.</w:t>
       </w:r>
     </w:p>
     <w:p>
@@ -25067,10 +24149,7 @@
       </w:pPr>
       <w:r>
         <w:lastRenderedPageBreak/>
-        <w:t>GardenNookWeb содержит Razor-представления, JavaScript-сценарии и стили клиентского инт</w:t>
-      </w:r>
-      <w:r>
-        <w:t>ерфейса. Основными страницами являются авторизация, регистрация, меню, корзина и профиль. JavaScript используется для интерактивного обновления корзины, модальных окон и асинхронных запросов к API.</w:t>
+        <w:t>GardenNookWeb содержит Razor-представления, JavaScript-сценарии и стили клиентского интерфейса. Основными страницами являются авторизация, регистрация, меню, корзина и профиль. JavaScript используется для интерактивного обновления корзины, модальных окон и асинхронных запросов к API.</w:t>
       </w:r>
     </w:p>
     <w:p>
@@ -25078,10 +24157,7 @@
         <w:pStyle w:val="aff"/>
       </w:pPr>
       <w:r>
-        <w:t>GardenNookWpf содержит окна авторизации, главное окно служ</w:t>
-      </w:r>
-      <w:r>
-        <w:t>ебного интерфейса, разделы управления и модальные CRUD-окна. Такая структура соответствует ролям сотрудников и позволяет изолировать операции меню, склада, заказов, техкарт, клиентов, отчетов и персонала.</w:t>
+        <w:t>GardenNookWpf содержит окна авторизации, главное окно служебного интерфейса, разделы управления и модальные CRUD-окна. Такая структура соответствует ролям сотрудников и позволяет изолировать операции меню, склада, заказов, техкарт, клиентов, отчетов и персонала.</w:t>
       </w:r>
     </w:p>
     <w:p>
@@ -25089,10 +24165,7 @@
         <w:pStyle w:val="aff"/>
       </w:pPr>
       <w:r>
-        <w:t>TransferModels используется как общий слой контракт</w:t>
-      </w:r>
-      <w:r>
-        <w:t>ов обмена между API, веб-клиентом и WPF-приложением. Благодаря этому структура запросов и ответов согласована между компонентами, а изменения модели обмена можно контролировать централизованно.</w:t>
+        <w:t>TransferModels используется как общий слой контрактов обмена между API, веб-клиентом и WPF-приложением. Благодаря этому структура запросов и ответов согласована между компонентами, а изменения модели обмена можно контролировать централизованно.</w:t>
       </w:r>
     </w:p>
     <w:p>
@@ -25103,8 +24176,8 @@
           <w:szCs w:val="24"/>
         </w:rPr>
       </w:pPr>
-      <w:bookmarkStart w:id="75" w:name="_Toc37579726"/>
-      <w:bookmarkStart w:id="76" w:name="_Toc229490340"/>
+      <w:bookmarkStart w:id="59" w:name="_Toc37579726"/>
+      <w:bookmarkStart w:id="60" w:name="_Toc229490340"/>
       <w:r>
         <w:rPr>
           <w:rStyle w:val="a7"/>
@@ -25124,7 +24197,7 @@
         </w:rPr>
         <w:t xml:space="preserve"> </w:t>
       </w:r>
-      <w:bookmarkEnd w:id="75"/>
+      <w:bookmarkEnd w:id="59"/>
       <w:r>
         <w:rPr>
           <w:rStyle w:val="a7"/>
@@ -25143,7 +24216,7 @@
         </w:rPr>
         <w:t>И ОПТИМИЗАЦИЯ</w:t>
       </w:r>
-      <w:bookmarkEnd w:id="76"/>
+      <w:bookmarkEnd w:id="60"/>
     </w:p>
     <w:p>
       <w:pPr>
@@ -25154,7 +24227,7 @@
           <w:shd w:val="clear" w:color="auto" w:fill="FFFFFF"/>
         </w:rPr>
       </w:pPr>
-      <w:bookmarkStart w:id="77" w:name="_Toc229490341"/>
+      <w:bookmarkStart w:id="61" w:name="_Toc229490341"/>
       <w:r>
         <w:rPr>
           <w:sz w:val="24"/>
@@ -25187,7 +24260,7 @@
         </w:rPr>
         <w:t>тестирования</w:t>
       </w:r>
-      <w:bookmarkEnd w:id="77"/>
+      <w:bookmarkEnd w:id="61"/>
       <w:r>
         <w:rPr>
           <w:sz w:val="24"/>
@@ -25542,7 +24615,7 @@
           <w:shd w:val="clear" w:color="auto" w:fill="FFFFFF"/>
         </w:rPr>
       </w:pPr>
-      <w:bookmarkStart w:id="78" w:name="_Toc229490342"/>
+      <w:bookmarkStart w:id="62" w:name="_Toc229490342"/>
       <w:r>
         <w:rPr>
           <w:sz w:val="24"/>
@@ -25575,7 +24648,7 @@
         </w:rPr>
         <w:t xml:space="preserve"> и оптимизация</w:t>
       </w:r>
-      <w:bookmarkEnd w:id="78"/>
+      <w:bookmarkEnd w:id="62"/>
     </w:p>
     <w:p>
       <w:pPr>
@@ -25810,7 +24883,7 @@
           <w:szCs w:val="24"/>
         </w:rPr>
       </w:pPr>
-      <w:bookmarkStart w:id="79" w:name="_Toc229490343"/>
+      <w:bookmarkStart w:id="63" w:name="_Toc229490343"/>
       <w:r>
         <w:rPr>
           <w:rStyle w:val="a7"/>
@@ -25830,7 +24903,7 @@
         </w:rPr>
         <w:t xml:space="preserve"> РУКОВОДСТВО ПОЛЬЗОВАТЕЛЯ</w:t>
       </w:r>
-      <w:bookmarkEnd w:id="79"/>
+      <w:bookmarkEnd w:id="63"/>
     </w:p>
     <w:p>
       <w:pPr>
@@ -25880,7 +24953,7 @@
           <w:szCs w:val="24"/>
         </w:rPr>
       </w:pPr>
-      <w:bookmarkStart w:id="80" w:name="_Toc229490344"/>
+      <w:bookmarkStart w:id="64" w:name="_Toc229490344"/>
       <w:r>
         <w:rPr>
           <w:sz w:val="24"/>
@@ -25889,7 +24962,7 @@
         <w:lastRenderedPageBreak/>
         <w:t>ЗАКЛЮЧЕНИЕ</w:t>
       </w:r>
-      <w:bookmarkEnd w:id="80"/>
+      <w:bookmarkEnd w:id="64"/>
     </w:p>
     <w:p>
       <w:pPr>
@@ -25939,10 +25012,10 @@
           <w:szCs w:val="24"/>
         </w:rPr>
       </w:pPr>
-      <w:bookmarkStart w:id="81" w:name="_Toc485122561"/>
-      <w:bookmarkStart w:id="82" w:name="_Toc499888278"/>
-      <w:bookmarkStart w:id="83" w:name="_Toc504040243"/>
-      <w:bookmarkStart w:id="84" w:name="_Toc229490345"/>
+      <w:bookmarkStart w:id="65" w:name="_Toc485122561"/>
+      <w:bookmarkStart w:id="66" w:name="_Toc499888278"/>
+      <w:bookmarkStart w:id="67" w:name="_Toc504040243"/>
+      <w:bookmarkStart w:id="68" w:name="_Toc229490345"/>
       <w:r>
         <w:rPr>
           <w:sz w:val="24"/>
@@ -25965,10 +25038,10 @@
         </w:rPr>
         <w:t xml:space="preserve"> ИСТОЧНИКОВ</w:t>
       </w:r>
-      <w:bookmarkEnd w:id="81"/>
-      <w:bookmarkEnd w:id="82"/>
-      <w:bookmarkEnd w:id="83"/>
-      <w:bookmarkEnd w:id="84"/>
+      <w:bookmarkEnd w:id="65"/>
+      <w:bookmarkEnd w:id="66"/>
+      <w:bookmarkEnd w:id="67"/>
+      <w:bookmarkEnd w:id="68"/>
     </w:p>
     <w:p>
       <w:pPr>
@@ -26054,7 +25127,7 @@
           <w:szCs w:val="24"/>
         </w:rPr>
       </w:pPr>
-      <w:bookmarkStart w:id="85" w:name="_Toc229490346"/>
+      <w:bookmarkStart w:id="69" w:name="_Toc229490346"/>
       <w:r>
         <w:rPr>
           <w:sz w:val="24"/>
@@ -26063,7 +25136,7 @@
         <w:lastRenderedPageBreak/>
         <w:t>ПРИЛОЖЕНИЯ</w:t>
       </w:r>
-      <w:bookmarkEnd w:id="85"/>
+      <w:bookmarkEnd w:id="69"/>
     </w:p>
     <w:p>
       <w:pPr>
@@ -26073,7 +25146,7 @@
           <w:szCs w:val="24"/>
         </w:rPr>
       </w:pPr>
-      <w:bookmarkStart w:id="86" w:name="_Toc229490347"/>
+      <w:bookmarkStart w:id="70" w:name="_Toc229490347"/>
       <w:r>
         <w:rPr>
           <w:sz w:val="24"/>
@@ -26081,7 +25154,7 @@
         </w:rPr>
         <w:t>Приложение А</w:t>
       </w:r>
-      <w:bookmarkEnd w:id="86"/>
+      <w:bookmarkEnd w:id="70"/>
     </w:p>
     <w:p>
       <w:pPr>
@@ -26099,7 +25172,7 @@
           <w:szCs w:val="24"/>
         </w:rPr>
       </w:pPr>
-      <w:bookmarkStart w:id="87" w:name="_Toc229490348"/>
+      <w:bookmarkStart w:id="71" w:name="_Toc229490348"/>
       <w:r>
         <w:rPr>
           <w:sz w:val="24"/>
@@ -26107,7 +25180,7 @@
         </w:rPr>
         <w:t>Приложение Б</w:t>
       </w:r>
-      <w:bookmarkEnd w:id="87"/>
+      <w:bookmarkEnd w:id="71"/>
     </w:p>
     <w:p>
       <w:pPr>
@@ -26125,7 +25198,7 @@
           <w:szCs w:val="24"/>
         </w:rPr>
       </w:pPr>
-      <w:bookmarkStart w:id="88" w:name="_Toc229490349"/>
+      <w:bookmarkStart w:id="72" w:name="_Toc229490349"/>
       <w:r>
         <w:rPr>
           <w:sz w:val="24"/>
@@ -26133,7 +25206,7 @@
         </w:rPr>
         <w:t>Приложение В</w:t>
       </w:r>
-      <w:bookmarkEnd w:id="88"/>
+      <w:bookmarkEnd w:id="72"/>
     </w:p>
     <w:p>
       <w:pPr>
@@ -26151,7 +25224,7 @@
           <w:szCs w:val="24"/>
         </w:rPr>
       </w:pPr>
-      <w:bookmarkStart w:id="89" w:name="_Toc229490350"/>
+      <w:bookmarkStart w:id="73" w:name="_Toc229490350"/>
       <w:r>
         <w:rPr>
           <w:sz w:val="24"/>
@@ -26159,7 +25232,7 @@
         </w:rPr>
         <w:t>Приложение Г</w:t>
       </w:r>
-      <w:bookmarkEnd w:id="89"/>
+      <w:bookmarkEnd w:id="73"/>
     </w:p>
     <w:p>
       <w:pPr>
@@ -26177,7 +25250,7 @@
           <w:szCs w:val="24"/>
         </w:rPr>
       </w:pPr>
-      <w:bookmarkStart w:id="90" w:name="_Toc229490351"/>
+      <w:bookmarkStart w:id="74" w:name="_Toc229490351"/>
       <w:r>
         <w:rPr>
           <w:sz w:val="24"/>
@@ -26185,7 +25258,7 @@
         </w:rPr>
         <w:t>Приложение Д</w:t>
       </w:r>
-      <w:bookmarkEnd w:id="90"/>
+      <w:bookmarkEnd w:id="74"/>
     </w:p>
     <w:p>
       <w:pPr>
@@ -26203,7 +25276,7 @@
           <w:szCs w:val="24"/>
         </w:rPr>
       </w:pPr>
-      <w:bookmarkStart w:id="91" w:name="_Toc229490352"/>
+      <w:bookmarkStart w:id="75" w:name="_Toc229490352"/>
       <w:r>
         <w:rPr>
           <w:sz w:val="24"/>
@@ -26211,7 +25284,7 @@
         </w:rPr>
         <w:t>Приложение Е</w:t>
       </w:r>
-      <w:bookmarkEnd w:id="91"/>
+      <w:bookmarkEnd w:id="75"/>
     </w:p>
     <w:p>
       <w:pPr>
@@ -30369,6 +29442,119 @@
     </w:lvl>
   </w:abstractNum>
   <w:abstractNum w:abstractNumId="32" w15:restartNumberingAfterBreak="0">
+    <w:nsid w:val="537629FD"/>
+    <w:multiLevelType w:val="hybridMultilevel"/>
+    <w:tmpl w:val="1F5E98C4"/>
+    <w:lvl w:ilvl="0" w:tplc="04190001">
+      <w:start w:val="1"/>
+      <w:numFmt w:val="bullet"/>
+      <w:lvlText w:val=""/>
+      <w:lvlJc w:val="left"/>
+      <w:pPr>
+        <w:ind w:left="1429" w:hanging="360"/>
+      </w:pPr>
+      <w:rPr>
+        <w:rFonts w:ascii="Symbol" w:hAnsi="Symbol" w:hint="default"/>
+      </w:rPr>
+    </w:lvl>
+    <w:lvl w:ilvl="1" w:tplc="04190003" w:tentative="1">
+      <w:start w:val="1"/>
+      <w:numFmt w:val="bullet"/>
+      <w:lvlText w:val="o"/>
+      <w:lvlJc w:val="left"/>
+      <w:pPr>
+        <w:ind w:left="2149" w:hanging="360"/>
+      </w:pPr>
+      <w:rPr>
+        <w:rFonts w:ascii="Courier New" w:hAnsi="Courier New" w:cs="Courier New" w:hint="default"/>
+      </w:rPr>
+    </w:lvl>
+    <w:lvl w:ilvl="2" w:tplc="04190005" w:tentative="1">
+      <w:start w:val="1"/>
+      <w:numFmt w:val="bullet"/>
+      <w:lvlText w:val=""/>
+      <w:lvlJc w:val="left"/>
+      <w:pPr>
+        <w:ind w:left="2869" w:hanging="360"/>
+      </w:pPr>
+      <w:rPr>
+        <w:rFonts w:ascii="Wingdings" w:hAnsi="Wingdings" w:hint="default"/>
+      </w:rPr>
+    </w:lvl>
+    <w:lvl w:ilvl="3" w:tplc="04190001" w:tentative="1">
+      <w:start w:val="1"/>
+      <w:numFmt w:val="bullet"/>
+      <w:lvlText w:val=""/>
+      <w:lvlJc w:val="left"/>
+      <w:pPr>
+        <w:ind w:left="3589" w:hanging="360"/>
+      </w:pPr>
+      <w:rPr>
+        <w:rFonts w:ascii="Symbol" w:hAnsi="Symbol" w:hint="default"/>
+      </w:rPr>
+    </w:lvl>
+    <w:lvl w:ilvl="4" w:tplc="04190003" w:tentative="1">
+      <w:start w:val="1"/>
+      <w:numFmt w:val="bullet"/>
+      <w:lvlText w:val="o"/>
+      <w:lvlJc w:val="left"/>
+      <w:pPr>
+        <w:ind w:left="4309" w:hanging="360"/>
+      </w:pPr>
+      <w:rPr>
+        <w:rFonts w:ascii="Courier New" w:hAnsi="Courier New" w:cs="Courier New" w:hint="default"/>
+      </w:rPr>
+    </w:lvl>
+    <w:lvl w:ilvl="5" w:tplc="04190005" w:tentative="1">
+      <w:start w:val="1"/>
+      <w:numFmt w:val="bullet"/>
+      <w:lvlText w:val=""/>
+      <w:lvlJc w:val="left"/>
+      <w:pPr>
+        <w:ind w:left="5029" w:hanging="360"/>
+      </w:pPr>
+      <w:rPr>
+        <w:rFonts w:ascii="Wingdings" w:hAnsi="Wingdings" w:hint="default"/>
+      </w:rPr>
+    </w:lvl>
+    <w:lvl w:ilvl="6" w:tplc="04190001" w:tentative="1">
+      <w:start w:val="1"/>
+      <w:numFmt w:val="bullet"/>
+      <w:lvlText w:val=""/>
+      <w:lvlJc w:val="left"/>
+      <w:pPr>
+        <w:ind w:left="5749" w:hanging="360"/>
+      </w:pPr>
+      <w:rPr>
+        <w:rFonts w:ascii="Symbol" w:hAnsi="Symbol" w:hint="default"/>
+      </w:rPr>
+    </w:lvl>
+    <w:lvl w:ilvl="7" w:tplc="04190003" w:tentative="1">
+      <w:start w:val="1"/>
+      <w:numFmt w:val="bullet"/>
+      <w:lvlText w:val="o"/>
+      <w:lvlJc w:val="left"/>
+      <w:pPr>
+        <w:ind w:left="6469" w:hanging="360"/>
+      </w:pPr>
+      <w:rPr>
+        <w:rFonts w:ascii="Courier New" w:hAnsi="Courier New" w:cs="Courier New" w:hint="default"/>
+      </w:rPr>
+    </w:lvl>
+    <w:lvl w:ilvl="8" w:tplc="04190005" w:tentative="1">
+      <w:start w:val="1"/>
+      <w:numFmt w:val="bullet"/>
+      <w:lvlText w:val=""/>
+      <w:lvlJc w:val="left"/>
+      <w:pPr>
+        <w:ind w:left="7189" w:hanging="360"/>
+      </w:pPr>
+      <w:rPr>
+        <w:rFonts w:ascii="Wingdings" w:hAnsi="Wingdings" w:hint="default"/>
+      </w:rPr>
+    </w:lvl>
+  </w:abstractNum>
+  <w:abstractNum w:abstractNumId="33" w15:restartNumberingAfterBreak="0">
     <w:nsid w:val="5AA419D1"/>
     <w:multiLevelType w:val="hybridMultilevel"/>
     <w:tmpl w:val="53AEC674"/>
@@ -30481,7 +29667,7 @@
       </w:rPr>
     </w:lvl>
   </w:abstractNum>
-  <w:abstractNum w:abstractNumId="33" w15:restartNumberingAfterBreak="0">
+  <w:abstractNum w:abstractNumId="34" w15:restartNumberingAfterBreak="0">
     <w:nsid w:val="5CB84227"/>
     <w:multiLevelType w:val="hybridMultilevel"/>
     <w:tmpl w:val="49F6EE7C"/>
@@ -30594,7 +29780,7 @@
       </w:rPr>
     </w:lvl>
   </w:abstractNum>
-  <w:abstractNum w:abstractNumId="34" w15:restartNumberingAfterBreak="0">
+  <w:abstractNum w:abstractNumId="35" w15:restartNumberingAfterBreak="0">
     <w:nsid w:val="616410C6"/>
     <w:multiLevelType w:val="hybridMultilevel"/>
     <w:tmpl w:val="3A8C79E4"/>
@@ -30680,7 +29866,7 @@
       </w:pPr>
     </w:lvl>
   </w:abstractNum>
-  <w:abstractNum w:abstractNumId="35" w15:restartNumberingAfterBreak="0">
+  <w:abstractNum w:abstractNumId="36" w15:restartNumberingAfterBreak="0">
     <w:nsid w:val="621C23E0"/>
     <w:multiLevelType w:val="multilevel"/>
     <w:tmpl w:val="F54880EA"/>
@@ -30793,7 +29979,7 @@
       </w:pPr>
     </w:lvl>
   </w:abstractNum>
-  <w:abstractNum w:abstractNumId="36" w15:restartNumberingAfterBreak="0">
+  <w:abstractNum w:abstractNumId="37" w15:restartNumberingAfterBreak="0">
     <w:nsid w:val="655E03AD"/>
     <w:multiLevelType w:val="hybridMultilevel"/>
     <w:tmpl w:val="421237EE"/>
@@ -30906,7 +30092,7 @@
       </w:rPr>
     </w:lvl>
   </w:abstractNum>
-  <w:abstractNum w:abstractNumId="37" w15:restartNumberingAfterBreak="0">
+  <w:abstractNum w:abstractNumId="38" w15:restartNumberingAfterBreak="0">
     <w:nsid w:val="67574D9C"/>
     <w:multiLevelType w:val="hybridMultilevel"/>
     <w:tmpl w:val="26365BCA"/>
@@ -31019,7 +30205,7 @@
       </w:rPr>
     </w:lvl>
   </w:abstractNum>
-  <w:abstractNum w:abstractNumId="38" w15:restartNumberingAfterBreak="0">
+  <w:abstractNum w:abstractNumId="39" w15:restartNumberingAfterBreak="0">
     <w:nsid w:val="68A30B39"/>
     <w:multiLevelType w:val="hybridMultilevel"/>
     <w:tmpl w:val="4A8A170E"/>
@@ -31132,7 +30318,7 @@
       </w:rPr>
     </w:lvl>
   </w:abstractNum>
-  <w:abstractNum w:abstractNumId="39" w15:restartNumberingAfterBreak="0">
+  <w:abstractNum w:abstractNumId="40" w15:restartNumberingAfterBreak="0">
     <w:nsid w:val="68DA3FDB"/>
     <w:multiLevelType w:val="multilevel"/>
     <w:tmpl w:val="FE907DAC"/>
@@ -31281,7 +30467,7 @@
       </w:rPr>
     </w:lvl>
   </w:abstractNum>
-  <w:abstractNum w:abstractNumId="40" w15:restartNumberingAfterBreak="0">
+  <w:abstractNum w:abstractNumId="41" w15:restartNumberingAfterBreak="0">
     <w:nsid w:val="6FAB4C22"/>
     <w:multiLevelType w:val="hybridMultilevel"/>
     <w:tmpl w:val="CD3C1300"/>
@@ -31394,7 +30580,7 @@
       </w:rPr>
     </w:lvl>
   </w:abstractNum>
-  <w:abstractNum w:abstractNumId="41" w15:restartNumberingAfterBreak="0">
+  <w:abstractNum w:abstractNumId="42" w15:restartNumberingAfterBreak="0">
     <w:nsid w:val="71D267BC"/>
     <w:multiLevelType w:val="multilevel"/>
     <w:tmpl w:val="BB763EFA"/>
@@ -31543,7 +30729,7 @@
       </w:rPr>
     </w:lvl>
   </w:abstractNum>
-  <w:abstractNum w:abstractNumId="42" w15:restartNumberingAfterBreak="0">
+  <w:abstractNum w:abstractNumId="43" w15:restartNumberingAfterBreak="0">
     <w:nsid w:val="7D3811B9"/>
     <w:multiLevelType w:val="hybridMultilevel"/>
     <w:tmpl w:val="1F08D776"/>
@@ -31656,7 +30842,7 @@
       </w:rPr>
     </w:lvl>
   </w:abstractNum>
-  <w:abstractNum w:abstractNumId="43" w15:restartNumberingAfterBreak="0">
+  <w:abstractNum w:abstractNumId="44" w15:restartNumberingAfterBreak="0">
     <w:nsid w:val="7D8B0F1D"/>
     <w:multiLevelType w:val="multilevel"/>
     <w:tmpl w:val="FE907DAC"/>
@@ -31815,22 +31001,22 @@
     <w:abstractNumId w:val="31"/>
   </w:num>
   <w:num w:numId="4">
-    <w:abstractNumId w:val="32"/>
+    <w:abstractNumId w:val="33"/>
   </w:num>
   <w:num w:numId="5">
-    <w:abstractNumId w:val="36"/>
+    <w:abstractNumId w:val="37"/>
   </w:num>
   <w:num w:numId="6">
     <w:abstractNumId w:val="5"/>
   </w:num>
   <w:num w:numId="7">
-    <w:abstractNumId w:val="35"/>
+    <w:abstractNumId w:val="36"/>
   </w:num>
   <w:num w:numId="8">
     <w:abstractNumId w:val="8"/>
   </w:num>
   <w:num w:numId="9">
-    <w:abstractNumId w:val="41"/>
+    <w:abstractNumId w:val="42"/>
   </w:num>
   <w:num w:numId="10">
     <w:abstractNumId w:val="28"/>
@@ -31842,7 +31028,7 @@
     <w:abstractNumId w:val="24"/>
   </w:num>
   <w:num w:numId="13">
-    <w:abstractNumId w:val="39"/>
+    <w:abstractNumId w:val="40"/>
   </w:num>
   <w:num w:numId="14">
     <w:abstractNumId w:val="3"/>
@@ -31854,10 +31040,10 @@
     <w:abstractNumId w:val="0"/>
   </w:num>
   <w:num w:numId="17">
-    <w:abstractNumId w:val="38"/>
+    <w:abstractNumId w:val="39"/>
   </w:num>
   <w:num w:numId="18">
-    <w:abstractNumId w:val="43"/>
+    <w:abstractNumId w:val="44"/>
   </w:num>
   <w:num w:numId="19">
     <w:abstractNumId w:val="21"/>
@@ -31881,10 +31067,10 @@
     <w:abstractNumId w:val="23"/>
   </w:num>
   <w:num w:numId="26">
-    <w:abstractNumId w:val="37"/>
+    <w:abstractNumId w:val="38"/>
   </w:num>
   <w:num w:numId="27">
-    <w:abstractNumId w:val="42"/>
+    <w:abstractNumId w:val="43"/>
   </w:num>
   <w:num w:numId="28">
     <w:abstractNumId w:val="6"/>
@@ -31905,7 +31091,7 @@
     <w:abstractNumId w:val="17"/>
   </w:num>
   <w:num w:numId="34">
-    <w:abstractNumId w:val="40"/>
+    <w:abstractNumId w:val="41"/>
   </w:num>
   <w:num w:numId="35">
     <w:abstractNumId w:val="10"/>
@@ -31923,19 +31109,22 @@
     <w:abstractNumId w:val="13"/>
   </w:num>
   <w:num w:numId="40">
-    <w:abstractNumId w:val="34"/>
+    <w:abstractNumId w:val="35"/>
   </w:num>
   <w:num w:numId="41">
     <w:abstractNumId w:val="7"/>
   </w:num>
   <w:num w:numId="42">
-    <w:abstractNumId w:val="33"/>
+    <w:abstractNumId w:val="34"/>
   </w:num>
   <w:num w:numId="43">
     <w:abstractNumId w:val="4"/>
   </w:num>
   <w:num w:numId="44">
     <w:abstractNumId w:val="2"/>
+  </w:num>
+  <w:num w:numId="45">
+    <w:abstractNumId w:val="32"/>
   </w:num>
   <w:numIdMacAtCleanup w:val="36"/>
 </w:numbering>
@@ -33779,7 +32968,7 @@
 </file>
 
 <file path=customXml/itemProps1.xml><?xml version="1.0" encoding="utf-8"?>
-<ds:datastoreItem xmlns:ds="http://schemas.openxmlformats.org/officeDocument/2006/customXml" ds:itemID="{0155CEB3-D95F-45D1-B467-7EF8EE9C85E2}">
+<ds:datastoreItem xmlns:ds="http://schemas.openxmlformats.org/officeDocument/2006/customXml" ds:itemID="{CE6FDA02-D694-4DEE-8287-98A9925E9355}">
   <ds:schemaRefs>
     <ds:schemaRef ds:uri="http://schemas.openxmlformats.org/officeDocument/2006/bibliography"/>
   </ds:schemaRefs>

--- a/2207_в2_Косухин С. Д. ПЗ.docx
+++ b/2207_в2_Косухин С. Д. ПЗ.docx
@@ -20394,31 +20394,7 @@
         <w:rPr>
           <w:szCs w:val="24"/>
         </w:rPr>
-        <w:t>выбор технологического стека реализации с учетом требований к надежности, производительности и сопровождаемости</w:t>
-      </w:r>
-      <w:r>
-        <w:rPr>
-          <w:szCs w:val="24"/>
-        </w:rPr>
-        <w:t>, с</w:t>
-      </w:r>
-      <w:r>
-        <w:rPr>
-          <w:szCs w:val="24"/>
-        </w:rPr>
-        <w:t>проектирован</w:t>
-      </w:r>
-      <w:r>
-        <w:rPr>
-          <w:szCs w:val="24"/>
-        </w:rPr>
-        <w:t>ы</w:t>
-      </w:r>
-      <w:r>
-        <w:rPr>
-          <w:szCs w:val="24"/>
-        </w:rPr>
-        <w:t xml:space="preserve"> контракты обмена данными и схемы взаимодействия модулей системы</w:t>
+        <w:t>выбор технологического стека реализации с учетом требований к надежности, производительности и сопровождаемости, спроектированы контракты обмена данными и схемы взаимодействия модулей системы</w:t>
       </w:r>
       <w:r>
         <w:t>.</w:t>
@@ -20490,49 +20466,7 @@
         <w:rPr>
           <w:szCs w:val="24"/>
         </w:rPr>
-        <w:t>реализация контуров</w:t>
-      </w:r>
-      <w:r>
-        <w:rPr>
-          <w:szCs w:val="24"/>
-        </w:rPr>
-        <w:t xml:space="preserve"> авторизации, управления сессией и ролевого разграничения доступа</w:t>
-      </w:r>
-      <w:r>
-        <w:rPr>
-          <w:szCs w:val="24"/>
-        </w:rPr>
-        <w:t>, реализация</w:t>
-      </w:r>
-      <w:r>
-        <w:rPr>
-          <w:szCs w:val="24"/>
-        </w:rPr>
-        <w:t xml:space="preserve"> операции по созданию заказов, расчету итоговых параметров и управлению статусами заказов</w:t>
-      </w:r>
-      <w:r>
-        <w:rPr>
-          <w:szCs w:val="24"/>
-        </w:rPr>
-        <w:t>, реализация методов</w:t>
-      </w:r>
-      <w:r>
-        <w:rPr>
-          <w:szCs w:val="24"/>
-        </w:rPr>
-        <w:t xml:space="preserve"> клиентского профиля, истории заказов и отмены заказов в допустимых состояниях</w:t>
-      </w:r>
-      <w:r>
-        <w:rPr>
-          <w:szCs w:val="24"/>
-        </w:rPr>
-        <w:t>, реализация endpoint-ов</w:t>
-      </w:r>
-      <w:r>
-        <w:rPr>
-          <w:szCs w:val="24"/>
-        </w:rPr>
-        <w:t xml:space="preserve"> кухонной очереди для получения актуального списка заказов и их параметров</w:t>
+        <w:t>реализация контуров авторизации, управления сессией и ролевого разграничения доступа, реализация операции по созданию заказов, расчету итоговых параметров и управлению статусами заказов, реализация методов клиентского профиля, истории заказов и отмены заказов в допустимых состояниях, реализация endpoint-ов кухонной очереди для получения актуального списка заказов и их параметров</w:t>
       </w:r>
       <w:r>
         <w:t xml:space="preserve">, </w:t>
@@ -20541,25 +20475,7 @@
         <w:rPr>
           <w:szCs w:val="24"/>
         </w:rPr>
-        <w:t>реализация складских и служебных</w:t>
-      </w:r>
-      <w:r>
-        <w:rPr>
-          <w:szCs w:val="24"/>
-        </w:rPr>
-        <w:t xml:space="preserve"> опер</w:t>
-      </w:r>
-      <w:r>
-        <w:rPr>
-          <w:szCs w:val="24"/>
-        </w:rPr>
-        <w:t>ации, связанных</w:t>
-      </w:r>
-      <w:r>
-        <w:rPr>
-          <w:szCs w:val="24"/>
-        </w:rPr>
-        <w:t xml:space="preserve"> с доступностью позиций, аналитикой, заготовками и внутренними процессами обслуживания</w:t>
+        <w:t>реализация складских и служебных операции, связанных с доступностью позиций, аналитикой, заготовками и внутренними процессами обслуживания</w:t>
       </w:r>
       <w:r>
         <w:t>.</w:t>
@@ -20584,37 +20500,7 @@
         <w:rPr>
           <w:szCs w:val="24"/>
         </w:rPr>
-        <w:t>реализация пользовательских сценариев</w:t>
-      </w:r>
-      <w:r>
-        <w:rPr>
-          <w:szCs w:val="24"/>
-        </w:rPr>
-        <w:t xml:space="preserve"> регистрации и входа в систему</w:t>
-      </w:r>
-      <w:r>
-        <w:rPr>
-          <w:szCs w:val="24"/>
-        </w:rPr>
-        <w:t>, реализация модулей</w:t>
-      </w:r>
-      <w:r>
-        <w:rPr>
-          <w:szCs w:val="24"/>
-        </w:rPr>
-        <w:t xml:space="preserve"> просмотра меню, управления корзиной, добавками и модификаторами позиций</w:t>
-      </w:r>
-      <w:r>
-        <w:rPr>
-          <w:szCs w:val="24"/>
-        </w:rPr>
-        <w:t>, реализация оформления</w:t>
-      </w:r>
-      <w:r>
-        <w:rPr>
-          <w:szCs w:val="24"/>
-        </w:rPr>
-        <w:t xml:space="preserve"> заказа, отображение результатов расчета и сопровождение заказа в личном профиле клиента</w:t>
+        <w:t>реализация пользовательских сценариев регистрации и входа в систему, реализация модулей просмотра меню, управления корзиной, добавками и модификаторами позиций, реализация оформления заказа, отображение результатов расчета и сопровождение заказа в личном профиле клиента</w:t>
       </w:r>
       <w:r>
         <w:t>.</w:t>
@@ -20639,92 +20525,14 @@
         <w:rPr>
           <w:szCs w:val="24"/>
         </w:rPr>
-        <w:t>реализация модулей</w:t>
-      </w:r>
-      <w:r>
-        <w:rPr>
-          <w:szCs w:val="24"/>
-        </w:rPr>
-        <w:t xml:space="preserve"> авторизации сотрудника и отображения очереди заказов с периодическим обновлением</w:t>
-      </w:r>
-      <w:r>
-        <w:rPr>
-          <w:szCs w:val="24"/>
-        </w:rPr>
-        <w:t>, р</w:t>
-      </w:r>
-      <w:r>
-        <w:rPr>
-          <w:szCs w:val="24"/>
-        </w:rPr>
-        <w:t>еализ</w:t>
-      </w:r>
-      <w:r>
-        <w:rPr>
-          <w:szCs w:val="24"/>
-        </w:rPr>
-        <w:t>ация модулей</w:t>
-      </w:r>
-      <w:r>
-        <w:rPr>
-          <w:szCs w:val="24"/>
-        </w:rPr>
-        <w:t xml:space="preserve"> повара и бариста-кассира: технологические карты, управление заготовками с фиксацией даты приготовления, ведение стоп-листа, формирование актов списания, изменение </w:t>
+        <w:t xml:space="preserve">реализация модулей авторизации сотрудника и отображения очереди заказов с периодическим обновлением, реализация модулей повара и бариста-кассира: технологические карты, управление заготовками с фиксацией даты приготовления, ведение стоп-листа, формирование актов списания, изменение </w:t>
       </w:r>
       <w:r>
         <w:rPr>
           <w:szCs w:val="24"/>
         </w:rPr>
         <w:lastRenderedPageBreak/>
-        <w:t>статусов заказов</w:t>
-      </w:r>
-      <w:r>
-        <w:rPr>
-          <w:szCs w:val="24"/>
-        </w:rPr>
-        <w:t>, р</w:t>
-      </w:r>
-      <w:r>
-        <w:rPr>
-          <w:szCs w:val="24"/>
-        </w:rPr>
-        <w:t>еализ</w:t>
-      </w:r>
-      <w:r>
-        <w:rPr>
-          <w:szCs w:val="24"/>
-        </w:rPr>
-        <w:t>ация модулей</w:t>
-      </w:r>
-      <w:r>
-        <w:rPr>
-          <w:szCs w:val="24"/>
-        </w:rPr>
-        <w:t xml:space="preserve"> администратора:</w:t>
-      </w:r>
-      <w:r>
-        <w:rPr>
-          <w:szCs w:val="24"/>
-        </w:rPr>
-        <w:t xml:space="preserve"> </w:t>
-      </w:r>
-      <w:r>
-        <w:rPr>
-          <w:szCs w:val="24"/>
-        </w:rPr>
-        <w:t>управление товарами,</w:t>
-      </w:r>
-      <w:r>
-        <w:rPr>
-          <w:szCs w:val="24"/>
-        </w:rPr>
-        <w:t xml:space="preserve"> заказами,</w:t>
-      </w:r>
-      <w:r>
-        <w:rPr>
-          <w:szCs w:val="24"/>
-        </w:rPr>
-        <w:t xml:space="preserve"> категориями и ингредиентами, просмотр клиентской базы, аналитика продаж и популярных позиций, элементы управления программой лояльности</w:t>
+        <w:t>статусов заказов, реализация модулей администратора: управление товарами, заказами, категориями и ингредиентами, просмотр клиентской базы, аналитика продаж и популярных позиций, элементы управления программой лояльности</w:t>
       </w:r>
       <w:r>
         <w:t>.</w:t>
@@ -20742,15 +20550,675 @@
       <w:r>
         <w:t>Тестирование и подготовка материалов: проверка основных пользовательских сценариев, контроль обмена данными между интерфейсами и API.</w:t>
       </w:r>
+    </w:p>
+    <w:p>
+      <w:pPr>
+        <w:pStyle w:val="2"/>
+      </w:pPr>
+      <w:r>
+        <w:t>4.2 Пользовательский интерфейс</w:t>
+      </w:r>
+    </w:p>
+    <w:p>
+      <w:pPr>
+        <w:pStyle w:val="30"/>
+      </w:pPr>
+      <w:r>
+        <w:t>4.2.1 Описание взаимодействия с пользователем</w:t>
+      </w:r>
+    </w:p>
+    <w:p>
+      <w:pPr>
+        <w:pStyle w:val="aff"/>
+      </w:pPr>
+      <w:r>
+        <w:t>Программный комплекс предназначен для оформления заказов клиентами кофейни Garden Nook и последующей обработки этих заказов сотрудниками, обеспечивая полную поддержку основных этапов работы – от выбора позиции меню до приготовления, складского учета и анализа результатов деятельности. На рисунках 4.2.1</w:t>
+      </w:r>
+      <w:r>
+        <w:t>.1 - 4.2.1</w:t>
+      </w:r>
+      <w:r>
+        <w:t>.9 представлены UML-диаграммы активности.</w:t>
+      </w:r>
+    </w:p>
+    <w:p>
+      <w:pPr>
+        <w:pStyle w:val="aff"/>
+        <w:ind w:left="1843" w:firstLine="0"/>
+      </w:pPr>
+      <w:r>
+        <w:rPr>
+          <w:noProof/>
+        </w:rPr>
+        <w:drawing>
+          <wp:inline distT="0" distB="0" distL="0" distR="0">
+            <wp:extent cx="3535680" cy="5275835"/>
+            <wp:effectExtent l="0" t="0" r="7620" b="1270"/>
+            <wp:docPr id="1" name="Рисунок 1"/>
+            <wp:cNvGraphicFramePr>
+              <a:graphicFrameLocks xmlns:a="http://schemas.openxmlformats.org/drawingml/2006/main" noChangeAspect="1"/>
+            </wp:cNvGraphicFramePr>
+            <a:graphic xmlns:a="http://schemas.openxmlformats.org/drawingml/2006/main">
+              <a:graphicData uri="http://schemas.openxmlformats.org/drawingml/2006/picture">
+                <pic:pic xmlns:pic="http://schemas.openxmlformats.org/drawingml/2006/picture">
+                  <pic:nvPicPr>
+                    <pic:cNvPr id="1" name="4.2.1.1.png"/>
+                    <pic:cNvPicPr/>
+                  </pic:nvPicPr>
+                  <pic:blipFill>
+                    <a:blip r:embed="rId16">
+                      <a:extLst>
+                        <a:ext uri="{28A0092B-C50C-407E-A947-70E740481C1C}">
+                          <a14:useLocalDpi xmlns:a14="http://schemas.microsoft.com/office/drawing/2010/main" val="0"/>
+                        </a:ext>
+                      </a:extLst>
+                    </a:blip>
+                    <a:stretch>
+                      <a:fillRect/>
+                    </a:stretch>
+                  </pic:blipFill>
+                  <pic:spPr>
+                    <a:xfrm>
+                      <a:off x="0" y="0"/>
+                      <a:ext cx="3535680" cy="5275835"/>
+                    </a:xfrm>
+                    <a:prstGeom prst="rect">
+                      <a:avLst/>
+                    </a:prstGeom>
+                  </pic:spPr>
+                </pic:pic>
+              </a:graphicData>
+            </a:graphic>
+          </wp:inline>
+        </w:drawing>
+      </w:r>
+    </w:p>
+    <w:p>
+      <w:pPr>
+        <w:jc w:val="center"/>
+        <w:rPr>
+          <w:sz w:val="24"/>
+        </w:rPr>
+      </w:pPr>
+      <w:r>
+        <w:rPr>
+          <w:sz w:val="24"/>
+        </w:rPr>
+        <w:t>Рисунок 4.2.1</w:t>
+      </w:r>
+      <w:r>
+        <w:rPr>
+          <w:sz w:val="24"/>
+        </w:rPr>
+        <w:t>.1 – Алгоритм действий по авторизации пользователя</w:t>
+      </w:r>
+    </w:p>
+    <w:p>
+      <w:pPr>
+        <w:jc w:val="center"/>
+      </w:pPr>
+      <w:r>
+        <w:rPr>
+          <w:noProof/>
+          <w:lang w:eastAsia="ru-RU"/>
+        </w:rPr>
+        <w:lastRenderedPageBreak/>
+        <w:drawing>
+          <wp:inline distT="0" distB="0" distL="0" distR="0">
+            <wp:extent cx="5941060" cy="8110855"/>
+            <wp:effectExtent l="0" t="0" r="2540" b="4445"/>
+            <wp:docPr id="2" name="Рисунок 2"/>
+            <wp:cNvGraphicFramePr>
+              <a:graphicFrameLocks xmlns:a="http://schemas.openxmlformats.org/drawingml/2006/main" noChangeAspect="1"/>
+            </wp:cNvGraphicFramePr>
+            <a:graphic xmlns:a="http://schemas.openxmlformats.org/drawingml/2006/main">
+              <a:graphicData uri="http://schemas.openxmlformats.org/drawingml/2006/picture">
+                <pic:pic xmlns:pic="http://schemas.openxmlformats.org/drawingml/2006/picture">
+                  <pic:nvPicPr>
+                    <pic:cNvPr id="2" name="4.2.1.2.png"/>
+                    <pic:cNvPicPr/>
+                  </pic:nvPicPr>
+                  <pic:blipFill>
+                    <a:blip r:embed="rId17">
+                      <a:extLst>
+                        <a:ext uri="{28A0092B-C50C-407E-A947-70E740481C1C}">
+                          <a14:useLocalDpi xmlns:a14="http://schemas.microsoft.com/office/drawing/2010/main" val="0"/>
+                        </a:ext>
+                      </a:extLst>
+                    </a:blip>
+                    <a:stretch>
+                      <a:fillRect/>
+                    </a:stretch>
+                  </pic:blipFill>
+                  <pic:spPr>
+                    <a:xfrm>
+                      <a:off x="0" y="0"/>
+                      <a:ext cx="5941060" cy="8110855"/>
+                    </a:xfrm>
+                    <a:prstGeom prst="rect">
+                      <a:avLst/>
+                    </a:prstGeom>
+                  </pic:spPr>
+                </pic:pic>
+              </a:graphicData>
+            </a:graphic>
+          </wp:inline>
+        </w:drawing>
+      </w:r>
+    </w:p>
+    <w:p>
+      <w:pPr>
+        <w:jc w:val="center"/>
+      </w:pPr>
+      <w:r>
+        <w:rPr>
+          <w:sz w:val="24"/>
+        </w:rPr>
+        <w:t>Рисунок 4.2.1</w:t>
+      </w:r>
+      <w:r>
+        <w:rPr>
+          <w:sz w:val="24"/>
+        </w:rPr>
+        <w:t>.2 – Алгоритм действий по просмотру меню клиентом</w:t>
+      </w:r>
+    </w:p>
+    <w:p>
+      <w:pPr>
+        <w:jc w:val="center"/>
+      </w:pPr>
+      <w:r>
+        <w:rPr>
+          <w:noProof/>
+          <w:lang w:eastAsia="ru-RU"/>
+        </w:rPr>
+        <w:lastRenderedPageBreak/>
+        <w:drawing>
+          <wp:inline distT="0" distB="0" distL="0" distR="0">
+            <wp:extent cx="4312920" cy="8927297"/>
+            <wp:effectExtent l="0" t="0" r="0" b="7620"/>
+            <wp:docPr id="4" name="Рисунок 4"/>
+            <wp:cNvGraphicFramePr>
+              <a:graphicFrameLocks xmlns:a="http://schemas.openxmlformats.org/drawingml/2006/main" noChangeAspect="1"/>
+            </wp:cNvGraphicFramePr>
+            <a:graphic xmlns:a="http://schemas.openxmlformats.org/drawingml/2006/main">
+              <a:graphicData uri="http://schemas.openxmlformats.org/drawingml/2006/picture">
+                <pic:pic xmlns:pic="http://schemas.openxmlformats.org/drawingml/2006/picture">
+                  <pic:nvPicPr>
+                    <pic:cNvPr id="4" name="4.2.1.3.png"/>
+                    <pic:cNvPicPr/>
+                  </pic:nvPicPr>
+                  <pic:blipFill>
+                    <a:blip r:embed="rId18">
+                      <a:extLst>
+                        <a:ext uri="{28A0092B-C50C-407E-A947-70E740481C1C}">
+                          <a14:useLocalDpi xmlns:a14="http://schemas.microsoft.com/office/drawing/2010/main" val="0"/>
+                        </a:ext>
+                      </a:extLst>
+                    </a:blip>
+                    <a:stretch>
+                      <a:fillRect/>
+                    </a:stretch>
+                  </pic:blipFill>
+                  <pic:spPr>
+                    <a:xfrm>
+                      <a:off x="0" y="0"/>
+                      <a:ext cx="4317886" cy="8937577"/>
+                    </a:xfrm>
+                    <a:prstGeom prst="rect">
+                      <a:avLst/>
+                    </a:prstGeom>
+                  </pic:spPr>
+                </pic:pic>
+              </a:graphicData>
+            </a:graphic>
+          </wp:inline>
+        </w:drawing>
+      </w:r>
+    </w:p>
+    <w:p>
+      <w:pPr>
+        <w:jc w:val="center"/>
+        <w:rPr>
+          <w:sz w:val="24"/>
+        </w:rPr>
+      </w:pPr>
+      <w:r>
+        <w:rPr>
+          <w:sz w:val="24"/>
+        </w:rPr>
+        <w:t>Рисунок 4.2.1</w:t>
+      </w:r>
+      <w:r>
+        <w:rPr>
+          <w:sz w:val="24"/>
+        </w:rPr>
+        <w:t>.3 – Алгоритм действий по оформлению заказа клиентом</w:t>
+      </w:r>
+    </w:p>
+    <w:p>
+      <w:pPr>
+        <w:jc w:val="center"/>
+      </w:pPr>
+      <w:r>
+        <w:rPr>
+          <w:noProof/>
+          <w:lang w:eastAsia="ru-RU"/>
+        </w:rPr>
+        <w:lastRenderedPageBreak/>
+        <w:drawing>
+          <wp:inline distT="0" distB="0" distL="0" distR="0">
+            <wp:extent cx="4778901" cy="8892540"/>
+            <wp:effectExtent l="0" t="0" r="3175" b="3810"/>
+            <wp:docPr id="5" name="Рисунок 5"/>
+            <wp:cNvGraphicFramePr>
+              <a:graphicFrameLocks xmlns:a="http://schemas.openxmlformats.org/drawingml/2006/main" noChangeAspect="1"/>
+            </wp:cNvGraphicFramePr>
+            <a:graphic xmlns:a="http://schemas.openxmlformats.org/drawingml/2006/main">
+              <a:graphicData uri="http://schemas.openxmlformats.org/drawingml/2006/picture">
+                <pic:pic xmlns:pic="http://schemas.openxmlformats.org/drawingml/2006/picture">
+                  <pic:nvPicPr>
+                    <pic:cNvPr id="5" name="4.2.1.4.png"/>
+                    <pic:cNvPicPr/>
+                  </pic:nvPicPr>
+                  <pic:blipFill>
+                    <a:blip r:embed="rId19">
+                      <a:extLst>
+                        <a:ext uri="{28A0092B-C50C-407E-A947-70E740481C1C}">
+                          <a14:useLocalDpi xmlns:a14="http://schemas.microsoft.com/office/drawing/2010/main" val="0"/>
+                        </a:ext>
+                      </a:extLst>
+                    </a:blip>
+                    <a:stretch>
+                      <a:fillRect/>
+                    </a:stretch>
+                  </pic:blipFill>
+                  <pic:spPr>
+                    <a:xfrm>
+                      <a:off x="0" y="0"/>
+                      <a:ext cx="4787063" cy="8907728"/>
+                    </a:xfrm>
+                    <a:prstGeom prst="rect">
+                      <a:avLst/>
+                    </a:prstGeom>
+                  </pic:spPr>
+                </pic:pic>
+              </a:graphicData>
+            </a:graphic>
+          </wp:inline>
+        </w:drawing>
+      </w:r>
+    </w:p>
+    <w:p>
+      <w:pPr>
+        <w:jc w:val="center"/>
+      </w:pPr>
+      <w:r>
+        <w:rPr>
+          <w:sz w:val="24"/>
+        </w:rPr>
+        <w:t>Рисунок 4.2.1</w:t>
+      </w:r>
+      <w:r>
+        <w:rPr>
+          <w:sz w:val="24"/>
+        </w:rPr>
+        <w:t>.4 – Алгоритм действий по обработке заказа сотрудником</w:t>
+      </w:r>
+    </w:p>
+    <w:p>
+      <w:pPr>
+        <w:jc w:val="center"/>
+        <w:rPr>
+          <w:sz w:val="24"/>
+        </w:rPr>
+      </w:pPr>
+      <w:r>
+        <w:rPr>
+          <w:noProof/>
+          <w:sz w:val="24"/>
+          <w:lang w:eastAsia="ru-RU"/>
+        </w:rPr>
+        <w:lastRenderedPageBreak/>
+        <w:drawing>
+          <wp:inline distT="0" distB="0" distL="0" distR="0">
+            <wp:extent cx="5692140" cy="8972679"/>
+            <wp:effectExtent l="0" t="0" r="3810" b="0"/>
+            <wp:docPr id="6" name="Рисунок 6"/>
+            <wp:cNvGraphicFramePr>
+              <a:graphicFrameLocks xmlns:a="http://schemas.openxmlformats.org/drawingml/2006/main" noChangeAspect="1"/>
+            </wp:cNvGraphicFramePr>
+            <a:graphic xmlns:a="http://schemas.openxmlformats.org/drawingml/2006/main">
+              <a:graphicData uri="http://schemas.openxmlformats.org/drawingml/2006/picture">
+                <pic:pic xmlns:pic="http://schemas.openxmlformats.org/drawingml/2006/picture">
+                  <pic:nvPicPr>
+                    <pic:cNvPr id="6" name="4.2.1.5.png"/>
+                    <pic:cNvPicPr/>
+                  </pic:nvPicPr>
+                  <pic:blipFill>
+                    <a:blip r:embed="rId20">
+                      <a:extLst>
+                        <a:ext uri="{28A0092B-C50C-407E-A947-70E740481C1C}">
+                          <a14:useLocalDpi xmlns:a14="http://schemas.microsoft.com/office/drawing/2010/main" val="0"/>
+                        </a:ext>
+                      </a:extLst>
+                    </a:blip>
+                    <a:stretch>
+                      <a:fillRect/>
+                    </a:stretch>
+                  </pic:blipFill>
+                  <pic:spPr>
+                    <a:xfrm>
+                      <a:off x="0" y="0"/>
+                      <a:ext cx="5697680" cy="8981411"/>
+                    </a:xfrm>
+                    <a:prstGeom prst="rect">
+                      <a:avLst/>
+                    </a:prstGeom>
+                  </pic:spPr>
+                </pic:pic>
+              </a:graphicData>
+            </a:graphic>
+          </wp:inline>
+        </w:drawing>
+      </w:r>
+    </w:p>
+    <w:p>
+      <w:pPr>
+        <w:jc w:val="center"/>
+      </w:pPr>
+      <w:r>
+        <w:rPr>
+          <w:sz w:val="24"/>
+        </w:rPr>
+        <w:t>Рисунок 4.2.1</w:t>
+      </w:r>
+      <w:r>
+        <w:rPr>
+          <w:sz w:val="24"/>
+        </w:rPr>
+        <w:t>.5 – Алгоритм действий по управлению меню</w:t>
+      </w:r>
+    </w:p>
+    <w:p>
+      <w:pPr>
+        <w:ind w:left="-284"/>
+        <w:jc w:val="center"/>
+      </w:pPr>
+      <w:r>
+        <w:rPr>
+          <w:noProof/>
+          <w:lang w:eastAsia="ru-RU"/>
+        </w:rPr>
+        <w:lastRenderedPageBreak/>
+        <w:drawing>
+          <wp:inline distT="0" distB="0" distL="0" distR="0">
+            <wp:extent cx="6225540" cy="8720813"/>
+            <wp:effectExtent l="0" t="0" r="3810" b="4445"/>
+            <wp:docPr id="10" name="Рисунок 10"/>
+            <wp:cNvGraphicFramePr>
+              <a:graphicFrameLocks xmlns:a="http://schemas.openxmlformats.org/drawingml/2006/main" noChangeAspect="1"/>
+            </wp:cNvGraphicFramePr>
+            <a:graphic xmlns:a="http://schemas.openxmlformats.org/drawingml/2006/main">
+              <a:graphicData uri="http://schemas.openxmlformats.org/drawingml/2006/picture">
+                <pic:pic xmlns:pic="http://schemas.openxmlformats.org/drawingml/2006/picture">
+                  <pic:nvPicPr>
+                    <pic:cNvPr id="10" name="4.2.1.6.png"/>
+                    <pic:cNvPicPr/>
+                  </pic:nvPicPr>
+                  <pic:blipFill>
+                    <a:blip r:embed="rId21">
+                      <a:extLst>
+                        <a:ext uri="{28A0092B-C50C-407E-A947-70E740481C1C}">
+                          <a14:useLocalDpi xmlns:a14="http://schemas.microsoft.com/office/drawing/2010/main" val="0"/>
+                        </a:ext>
+                      </a:extLst>
+                    </a:blip>
+                    <a:stretch>
+                      <a:fillRect/>
+                    </a:stretch>
+                  </pic:blipFill>
+                  <pic:spPr>
+                    <a:xfrm>
+                      <a:off x="0" y="0"/>
+                      <a:ext cx="6230018" cy="8727085"/>
+                    </a:xfrm>
+                    <a:prstGeom prst="rect">
+                      <a:avLst/>
+                    </a:prstGeom>
+                  </pic:spPr>
+                </pic:pic>
+              </a:graphicData>
+            </a:graphic>
+          </wp:inline>
+        </w:drawing>
+      </w:r>
+    </w:p>
+    <w:p>
+      <w:pPr>
+        <w:jc w:val="center"/>
+      </w:pPr>
+      <w:r>
+        <w:rPr>
+          <w:sz w:val="24"/>
+        </w:rPr>
+        <w:t>Рисунок 4.2.1</w:t>
+      </w:r>
+      <w:r>
+        <w:rPr>
+          <w:sz w:val="24"/>
+        </w:rPr>
+        <w:t>.6 – Алгоритм действий по работе с технологическими картами</w:t>
+      </w:r>
+    </w:p>
+    <w:p>
+      <w:pPr>
+        <w:ind w:left="-851"/>
+        <w:jc w:val="center"/>
+        <w:rPr>
+          <w:sz w:val="24"/>
+        </w:rPr>
+      </w:pPr>
+      <w:r>
+        <w:rPr>
+          <w:noProof/>
+          <w:sz w:val="24"/>
+          <w:lang w:eastAsia="ru-RU"/>
+        </w:rPr>
+        <w:lastRenderedPageBreak/>
+        <w:drawing>
+          <wp:inline distT="0" distB="0" distL="0" distR="0">
+            <wp:extent cx="6684424" cy="8702040"/>
+            <wp:effectExtent l="0" t="0" r="2540" b="3810"/>
+            <wp:docPr id="11" name="Рисунок 11"/>
+            <wp:cNvGraphicFramePr>
+              <a:graphicFrameLocks xmlns:a="http://schemas.openxmlformats.org/drawingml/2006/main" noChangeAspect="1"/>
+            </wp:cNvGraphicFramePr>
+            <a:graphic xmlns:a="http://schemas.openxmlformats.org/drawingml/2006/main">
+              <a:graphicData uri="http://schemas.openxmlformats.org/drawingml/2006/picture">
+                <pic:pic xmlns:pic="http://schemas.openxmlformats.org/drawingml/2006/picture">
+                  <pic:nvPicPr>
+                    <pic:cNvPr id="11" name="4.2.1.7.png"/>
+                    <pic:cNvPicPr/>
+                  </pic:nvPicPr>
+                  <pic:blipFill>
+                    <a:blip r:embed="rId22">
+                      <a:extLst>
+                        <a:ext uri="{28A0092B-C50C-407E-A947-70E740481C1C}">
+                          <a14:useLocalDpi xmlns:a14="http://schemas.microsoft.com/office/drawing/2010/main" val="0"/>
+                        </a:ext>
+                      </a:extLst>
+                    </a:blip>
+                    <a:stretch>
+                      <a:fillRect/>
+                    </a:stretch>
+                  </pic:blipFill>
+                  <pic:spPr>
+                    <a:xfrm>
+                      <a:off x="0" y="0"/>
+                      <a:ext cx="6693147" cy="8713395"/>
+                    </a:xfrm>
+                    <a:prstGeom prst="rect">
+                      <a:avLst/>
+                    </a:prstGeom>
+                  </pic:spPr>
+                </pic:pic>
+              </a:graphicData>
+            </a:graphic>
+          </wp:inline>
+        </w:drawing>
+      </w:r>
+    </w:p>
+    <w:p>
+      <w:pPr>
+        <w:jc w:val="center"/>
+      </w:pPr>
+      <w:r>
+        <w:rPr>
+          <w:sz w:val="24"/>
+        </w:rPr>
+        <w:t>Рисунок 4.2.1</w:t>
+      </w:r>
+      <w:r>
+        <w:rPr>
+          <w:sz w:val="24"/>
+        </w:rPr>
+        <w:t>.7 – Алгоритм действий по управлению складом и стоп-листом</w:t>
+      </w:r>
+    </w:p>
+    <w:p>
+      <w:pPr>
+        <w:jc w:val="center"/>
+      </w:pPr>
+      <w:r>
+        <w:rPr>
+          <w:noProof/>
+          <w:lang w:eastAsia="ru-RU"/>
+        </w:rPr>
+        <w:lastRenderedPageBreak/>
+        <w:drawing>
+          <wp:inline distT="0" distB="0" distL="0" distR="0">
+            <wp:extent cx="5044440" cy="8947832"/>
+            <wp:effectExtent l="0" t="0" r="3810" b="5715"/>
+            <wp:docPr id="12" name="Рисунок 12"/>
+            <wp:cNvGraphicFramePr>
+              <a:graphicFrameLocks xmlns:a="http://schemas.openxmlformats.org/drawingml/2006/main" noChangeAspect="1"/>
+            </wp:cNvGraphicFramePr>
+            <a:graphic xmlns:a="http://schemas.openxmlformats.org/drawingml/2006/main">
+              <a:graphicData uri="http://schemas.openxmlformats.org/drawingml/2006/picture">
+                <pic:pic xmlns:pic="http://schemas.openxmlformats.org/drawingml/2006/picture">
+                  <pic:nvPicPr>
+                    <pic:cNvPr id="12" name="4.2.1.8.png"/>
+                    <pic:cNvPicPr/>
+                  </pic:nvPicPr>
+                  <pic:blipFill>
+                    <a:blip r:embed="rId23">
+                      <a:extLst>
+                        <a:ext uri="{28A0092B-C50C-407E-A947-70E740481C1C}">
+                          <a14:useLocalDpi xmlns:a14="http://schemas.microsoft.com/office/drawing/2010/main" val="0"/>
+                        </a:ext>
+                      </a:extLst>
+                    </a:blip>
+                    <a:stretch>
+                      <a:fillRect/>
+                    </a:stretch>
+                  </pic:blipFill>
+                  <pic:spPr>
+                    <a:xfrm>
+                      <a:off x="0" y="0"/>
+                      <a:ext cx="5048159" cy="8954428"/>
+                    </a:xfrm>
+                    <a:prstGeom prst="rect">
+                      <a:avLst/>
+                    </a:prstGeom>
+                  </pic:spPr>
+                </pic:pic>
+              </a:graphicData>
+            </a:graphic>
+          </wp:inline>
+        </w:drawing>
+      </w:r>
+    </w:p>
+    <w:p>
+      <w:pPr>
+        <w:jc w:val="center"/>
+      </w:pPr>
+      <w:r>
+        <w:rPr>
+          <w:sz w:val="24"/>
+        </w:rPr>
+        <w:t>Рисунок 4.2.1.2.8 – Алгоритм действий по списанию и заготовкам</w:t>
+      </w:r>
+    </w:p>
+    <w:p>
+      <w:pPr>
+        <w:ind w:left="-1701"/>
+        <w:jc w:val="center"/>
+        <w:rPr>
+          <w:sz w:val="24"/>
+        </w:rPr>
+      </w:pPr>
+      <w:r>
+        <w:rPr>
+          <w:noProof/>
+          <w:sz w:val="24"/>
+          <w:lang w:eastAsia="ru-RU"/>
+        </w:rPr>
+        <w:lastRenderedPageBreak/>
+        <w:drawing>
+          <wp:inline distT="0" distB="0" distL="0" distR="0">
+            <wp:extent cx="7598275" cy="8481060"/>
+            <wp:effectExtent l="0" t="0" r="3175" b="0"/>
+            <wp:docPr id="13" name="Рисунок 13"/>
+            <wp:cNvGraphicFramePr>
+              <a:graphicFrameLocks xmlns:a="http://schemas.openxmlformats.org/drawingml/2006/main" noChangeAspect="1"/>
+            </wp:cNvGraphicFramePr>
+            <a:graphic xmlns:a="http://schemas.openxmlformats.org/drawingml/2006/main">
+              <a:graphicData uri="http://schemas.openxmlformats.org/drawingml/2006/picture">
+                <pic:pic xmlns:pic="http://schemas.openxmlformats.org/drawingml/2006/picture">
+                  <pic:nvPicPr>
+                    <pic:cNvPr id="13" name="4.2.1.9.png"/>
+                    <pic:cNvPicPr/>
+                  </pic:nvPicPr>
+                  <pic:blipFill>
+                    <a:blip r:embed="rId24">
+                      <a:extLst>
+                        <a:ext uri="{28A0092B-C50C-407E-A947-70E740481C1C}">
+                          <a14:useLocalDpi xmlns:a14="http://schemas.microsoft.com/office/drawing/2010/main" val="0"/>
+                        </a:ext>
+                      </a:extLst>
+                    </a:blip>
+                    <a:stretch>
+                      <a:fillRect/>
+                    </a:stretch>
+                  </pic:blipFill>
+                  <pic:spPr>
+                    <a:xfrm>
+                      <a:off x="0" y="0"/>
+                      <a:ext cx="7619906" cy="8505205"/>
+                    </a:xfrm>
+                    <a:prstGeom prst="rect">
+                      <a:avLst/>
+                    </a:prstGeom>
+                  </pic:spPr>
+                </pic:pic>
+              </a:graphicData>
+            </a:graphic>
+          </wp:inline>
+        </w:drawing>
+      </w:r>
       <w:bookmarkStart w:id="45" w:name="_GoBack"/>
       <w:bookmarkEnd w:id="45"/>
     </w:p>
     <w:p>
       <w:pPr>
-        <w:pStyle w:val="2"/>
-      </w:pPr>
-      <w:r>
-        <w:t>4.2 Пользовательский интерфейс</w:t>
+        <w:jc w:val="center"/>
+      </w:pPr>
+      <w:r>
+        <w:rPr>
+          <w:sz w:val="24"/>
+        </w:rPr>
+        <w:t>Рисунок 4.2.1.2.9 – Алгоритм действий по аналитике и администрированию</w:t>
       </w:r>
     </w:p>
     <w:p>
@@ -20758,7 +21226,8 @@
         <w:pStyle w:val="30"/>
       </w:pPr>
       <w:r>
-        <w:t>4.2.1 Описание взаимодействия с пользователем</w:t>
+        <w:lastRenderedPageBreak/>
+        <w:t>4.2.2 Определение операций пользователей и составление функциональных блоков</w:t>
       </w:r>
     </w:p>
     <w:p>
@@ -20766,7 +21235,632 @@
         <w:pStyle w:val="aff"/>
       </w:pPr>
       <w:r>
-        <w:t>Программный комплекс предназначен для оформления заказов клиентами кофейни Garden Nook и последующей обработки этих заказов сотрудниками, обеспечивая полную поддержку основных этапов работы – от выбора позиции меню до приготовления, складского учета и анализа результатов деятельности. На рисунках 4.2.1.2.1 - 4.2.1.2.9 представлены UML-диаграммы активности.</w:t>
+        <w:t>В рамках использования программного комплекса пользователи выполняют операции, связанные с оформлением заказа, обработкой производственной очереди, управлением меню, складом, технологическими картами, клиентами, персоналом и отчетностью.</w:t>
+      </w:r>
+    </w:p>
+    <w:p>
+      <w:pPr>
+        <w:pStyle w:val="aff"/>
+      </w:pPr>
+      <w:r>
+        <w:t>Для связи пользовательских действий с навигационными схемами каждому действию присвоен уникальный номер. Эти номера используются на рисунках 4.2.3.1 и 4.2.3.2 возле окон и стрелок переходов.</w:t>
+      </w:r>
+    </w:p>
+    <w:p>
+      <w:pPr>
+        <w:pStyle w:val="aff"/>
+      </w:pPr>
+      <w:r>
+        <w:t>В веб-интерфейсе клиента:</w:t>
+      </w:r>
+    </w:p>
+    <w:p>
+      <w:pPr>
+        <w:pStyle w:val="aff"/>
+      </w:pPr>
+      <w:r>
+        <w:t>1.</w:t>
+      </w:r>
+      <w:r>
+        <w:tab/>
+      </w:r>
+      <w:r>
+        <w:t>Авторизация клиента.</w:t>
+      </w:r>
+    </w:p>
+    <w:p>
+      <w:pPr>
+        <w:pStyle w:val="aff"/>
+      </w:pPr>
+      <w:r>
+        <w:t>2.</w:t>
+      </w:r>
+      <w:r>
+        <w:tab/>
+      </w:r>
+      <w:r>
+        <w:t xml:space="preserve"> Регистрация клиента.</w:t>
+      </w:r>
+    </w:p>
+    <w:p>
+      <w:pPr>
+        <w:pStyle w:val="aff"/>
+      </w:pPr>
+      <w:r>
+        <w:t>3.</w:t>
+      </w:r>
+      <w:r>
+        <w:tab/>
+      </w:r>
+      <w:r>
+        <w:t>Просмотр меню клиента.</w:t>
+      </w:r>
+    </w:p>
+    <w:p>
+      <w:pPr>
+        <w:pStyle w:val="aff"/>
+      </w:pPr>
+      <w:r>
+        <w:t>4.</w:t>
+      </w:r>
+      <w:r>
+        <w:tab/>
+      </w:r>
+      <w:r>
+        <w:t>Открытие карточки выбранной позиции.</w:t>
+      </w:r>
+    </w:p>
+    <w:p>
+      <w:pPr>
+        <w:pStyle w:val="aff"/>
+      </w:pPr>
+      <w:r>
+        <w:t>5.</w:t>
+      </w:r>
+      <w:r>
+        <w:tab/>
+      </w:r>
+      <w:r>
+        <w:t xml:space="preserve"> Выбор добавок или модификаторов позиции.</w:t>
+      </w:r>
+    </w:p>
+    <w:p>
+      <w:pPr>
+        <w:pStyle w:val="aff"/>
+      </w:pPr>
+      <w:r>
+        <w:t>6.</w:t>
+      </w:r>
+      <w:r>
+        <w:tab/>
+      </w:r>
+      <w:r>
+        <w:t>Добавление позиции в корзину.</w:t>
+      </w:r>
+    </w:p>
+    <w:p>
+      <w:pPr>
+        <w:pStyle w:val="aff"/>
+      </w:pPr>
+      <w:r>
+        <w:t>7.</w:t>
+      </w:r>
+      <w:r>
+        <w:tab/>
+      </w:r>
+      <w:r>
+        <w:t>Изменение количества позиции в корзине.</w:t>
+      </w:r>
+    </w:p>
+    <w:p>
+      <w:pPr>
+        <w:pStyle w:val="aff"/>
+      </w:pPr>
+      <w:r>
+        <w:t>8.</w:t>
+      </w:r>
+      <w:r>
+        <w:tab/>
+      </w:r>
+      <w:r>
+        <w:t>Выбор типа заказа.</w:t>
+      </w:r>
+    </w:p>
+    <w:p>
+      <w:pPr>
+        <w:pStyle w:val="aff"/>
+      </w:pPr>
+      <w:r>
+        <w:t>9.</w:t>
+      </w:r>
+      <w:r>
+        <w:tab/>
+      </w:r>
+      <w:r>
+        <w:t>Выбор времени самовывоза.</w:t>
+      </w:r>
+    </w:p>
+    <w:p>
+      <w:pPr>
+        <w:pStyle w:val="aff"/>
+      </w:pPr>
+      <w:r>
+        <w:t>10.</w:t>
+      </w:r>
+      <w:r>
+        <w:tab/>
+      </w:r>
+      <w:r>
+        <w:t>Ввод комментария к заказу.</w:t>
+      </w:r>
+    </w:p>
+    <w:p>
+      <w:pPr>
+        <w:pStyle w:val="aff"/>
+      </w:pPr>
+      <w:r>
+        <w:t>11.</w:t>
+      </w:r>
+      <w:r>
+        <w:tab/>
+      </w:r>
+      <w:r>
+        <w:t>Подтверждение оформления заказа.</w:t>
+      </w:r>
+    </w:p>
+    <w:p>
+      <w:pPr>
+        <w:pStyle w:val="aff"/>
+      </w:pPr>
+      <w:r>
+        <w:t>12.</w:t>
+      </w:r>
+      <w:r>
+        <w:tab/>
+      </w:r>
+      <w:r>
+        <w:t>Просмотр личного кабинета клиента.</w:t>
+      </w:r>
+    </w:p>
+    <w:p>
+      <w:pPr>
+        <w:pStyle w:val="aff"/>
+      </w:pPr>
+      <w:r>
+        <w:t>13.</w:t>
+      </w:r>
+      <w:r>
+        <w:tab/>
+      </w:r>
+      <w:r>
+        <w:t>Просмотр истории и статусов заказов.</w:t>
+      </w:r>
+    </w:p>
+    <w:p>
+      <w:pPr>
+        <w:pStyle w:val="aff"/>
+      </w:pPr>
+      <w:r>
+        <w:t>14</w:t>
+      </w:r>
+      <w:r>
+        <w:t>.</w:t>
+      </w:r>
+      <w:r>
+        <w:tab/>
+      </w:r>
+      <w:r>
+        <w:t>Отмена активного заказа.</w:t>
+      </w:r>
+    </w:p>
+    <w:p>
+      <w:pPr>
+        <w:pStyle w:val="aff"/>
+      </w:pPr>
+    </w:p>
+    <w:p>
+      <w:pPr>
+        <w:pStyle w:val="aff"/>
+      </w:pPr>
+      <w:r>
+        <w:t>В</w:t>
+      </w:r>
+      <w:r>
+        <w:tab/>
+      </w:r>
+      <w:r>
+        <w:t>WPF-приложении сотрудника:</w:t>
+      </w:r>
+    </w:p>
+    <w:p>
+      <w:pPr>
+        <w:pStyle w:val="aff"/>
+      </w:pPr>
+      <w:r>
+        <w:t>15.</w:t>
+      </w:r>
+      <w:r>
+        <w:tab/>
+      </w:r>
+      <w:r>
+        <w:t>Авторизация сотрудника.</w:t>
+      </w:r>
+    </w:p>
+    <w:p>
+      <w:pPr>
+        <w:pStyle w:val="aff"/>
+      </w:pPr>
+      <w:r>
+        <w:t>16.</w:t>
+      </w:r>
+      <w:r>
+        <w:tab/>
+      </w:r>
+      <w:r>
+        <w:t>Просмотр производственной очереди заказов.</w:t>
+      </w:r>
+    </w:p>
+    <w:p>
+      <w:pPr>
+        <w:pStyle w:val="aff"/>
+      </w:pPr>
+      <w:r>
+        <w:t>17.</w:t>
+      </w:r>
+      <w:r>
+        <w:tab/>
+      </w:r>
+      <w:r>
+        <w:t>Фильтрация заказов по статусу.</w:t>
+      </w:r>
+    </w:p>
+    <w:p>
+      <w:pPr>
+        <w:pStyle w:val="aff"/>
+      </w:pPr>
+      <w:r>
+        <w:t>18.</w:t>
+      </w:r>
+      <w:r>
+        <w:tab/>
+      </w:r>
+      <w:r>
+        <w:t>Открытие деталей заказа.</w:t>
+      </w:r>
+    </w:p>
+    <w:p>
+      <w:pPr>
+        <w:pStyle w:val="aff"/>
+      </w:pPr>
+      <w:r>
+        <w:t>19.</w:t>
+      </w:r>
+      <w:r>
+        <w:tab/>
+      </w:r>
+      <w:r>
+        <w:t>Просмотр технологической карты позиции.</w:t>
+      </w:r>
+    </w:p>
+    <w:p>
+      <w:pPr>
+        <w:pStyle w:val="aff"/>
+      </w:pPr>
+      <w:r>
+        <w:t>20.</w:t>
+      </w:r>
+      <w:r>
+        <w:tab/>
+      </w:r>
+      <w:r>
+        <w:t>Отметка готовности позиции заказа.</w:t>
+      </w:r>
+    </w:p>
+    <w:p>
+      <w:pPr>
+        <w:pStyle w:val="aff"/>
+      </w:pPr>
+      <w:r>
+        <w:t>21.</w:t>
+      </w:r>
+      <w:r>
+        <w:tab/>
+      </w:r>
+      <w:r>
+        <w:t>Завершение заказа.</w:t>
+      </w:r>
+    </w:p>
+    <w:p>
+      <w:pPr>
+        <w:pStyle w:val="aff"/>
+      </w:pPr>
+      <w:r>
+        <w:t>22.</w:t>
+      </w:r>
+      <w:r>
+        <w:tab/>
+      </w:r>
+      <w:r>
+        <w:t>Создание заказа сотрудником.</w:t>
+      </w:r>
+    </w:p>
+    <w:p>
+      <w:pPr>
+        <w:pStyle w:val="aff"/>
+      </w:pPr>
+      <w:r>
+        <w:t>23.</w:t>
+      </w:r>
+      <w:r>
+        <w:tab/>
+      </w:r>
+      <w:r>
+        <w:t>Добавление позиции меню.</w:t>
+      </w:r>
+    </w:p>
+    <w:p>
+      <w:pPr>
+        <w:pStyle w:val="aff"/>
+      </w:pPr>
+      <w:r>
+        <w:t>24.</w:t>
+      </w:r>
+      <w:r>
+        <w:tab/>
+      </w:r>
+      <w:r>
+        <w:t>Редактирование позиции меню.</w:t>
+      </w:r>
+    </w:p>
+    <w:p>
+      <w:pPr>
+        <w:pStyle w:val="aff"/>
+      </w:pPr>
+      <w:r>
+        <w:lastRenderedPageBreak/>
+        <w:t>25.</w:t>
+      </w:r>
+      <w:r>
+        <w:tab/>
+      </w:r>
+      <w:r>
+        <w:t>Удаление позиции меню.</w:t>
+      </w:r>
+    </w:p>
+    <w:p>
+      <w:pPr>
+        <w:pStyle w:val="aff"/>
+      </w:pPr>
+      <w:r>
+        <w:t>26.</w:t>
+      </w:r>
+      <w:r>
+        <w:tab/>
+      </w:r>
+      <w:r>
+        <w:t>Создание категории меню.</w:t>
+      </w:r>
+    </w:p>
+    <w:p>
+      <w:pPr>
+        <w:pStyle w:val="aff"/>
+      </w:pPr>
+      <w:r>
+        <w:t>27.</w:t>
+      </w:r>
+      <w:r>
+        <w:tab/>
+      </w:r>
+      <w:r>
+        <w:t>Редактирование категории меню.</w:t>
+      </w:r>
+    </w:p>
+    <w:p>
+      <w:pPr>
+        <w:pStyle w:val="aff"/>
+      </w:pPr>
+      <w:r>
+        <w:t>28.</w:t>
+      </w:r>
+      <w:r>
+        <w:tab/>
+      </w:r>
+      <w:r>
+        <w:t>Удаление категории меню.</w:t>
+      </w:r>
+    </w:p>
+    <w:p>
+      <w:pPr>
+        <w:pStyle w:val="aff"/>
+      </w:pPr>
+      <w:r>
+        <w:t>29.</w:t>
+      </w:r>
+      <w:r>
+        <w:tab/>
+      </w:r>
+      <w:r>
+        <w:t>Прием поставки сырья.</w:t>
+      </w:r>
+    </w:p>
+    <w:p>
+      <w:pPr>
+        <w:pStyle w:val="aff"/>
+      </w:pPr>
+      <w:r>
+        <w:t>30.</w:t>
+      </w:r>
+      <w:r>
+        <w:tab/>
+      </w:r>
+      <w:r>
+        <w:t>Редактирование складской позиции.</w:t>
+      </w:r>
+    </w:p>
+    <w:p>
+      <w:pPr>
+        <w:pStyle w:val="aff"/>
+      </w:pPr>
+      <w:r>
+        <w:t>31.</w:t>
+      </w:r>
+      <w:r>
+        <w:tab/>
+      </w:r>
+      <w:r>
+        <w:t>Добавление позиции в стоп-лист.</w:t>
+      </w:r>
+    </w:p>
+    <w:p>
+      <w:pPr>
+        <w:pStyle w:val="aff"/>
+      </w:pPr>
+      <w:r>
+        <w:t>32.</w:t>
+      </w:r>
+      <w:r>
+        <w:tab/>
+      </w:r>
+      <w:r>
+        <w:t>Удаление позиции из стоп-листа.</w:t>
+      </w:r>
+    </w:p>
+    <w:p>
+      <w:pPr>
+        <w:pStyle w:val="aff"/>
+      </w:pPr>
+      <w:r>
+        <w:t>33.</w:t>
+      </w:r>
+      <w:r>
+        <w:tab/>
+      </w:r>
+      <w:r>
+        <w:t>Создание акта списания.</w:t>
+      </w:r>
+    </w:p>
+    <w:p>
+      <w:pPr>
+        <w:pStyle w:val="aff"/>
+      </w:pPr>
+      <w:r>
+        <w:t>34.</w:t>
+      </w:r>
+      <w:r>
+        <w:tab/>
+      </w:r>
+      <w:r>
+        <w:t>Выполнение задачи заготовки.</w:t>
+      </w:r>
+    </w:p>
+    <w:p>
+      <w:pPr>
+        <w:pStyle w:val="aff"/>
+      </w:pPr>
+      <w:r>
+        <w:t>35.</w:t>
+      </w:r>
+      <w:r>
+        <w:tab/>
+      </w:r>
+      <w:r>
+        <w:t>Просмотр списка клиентов.</w:t>
+      </w:r>
+    </w:p>
+    <w:p>
+      <w:pPr>
+        <w:pStyle w:val="aff"/>
+      </w:pPr>
+      <w:r>
+        <w:t>36.</w:t>
+      </w:r>
+      <w:r>
+        <w:tab/>
+      </w:r>
+      <w:r>
+        <w:t>Изменение категории клиента.</w:t>
+      </w:r>
+    </w:p>
+    <w:p>
+      <w:pPr>
+        <w:pStyle w:val="aff"/>
+      </w:pPr>
+      <w:r>
+        <w:t>37.</w:t>
+      </w:r>
+      <w:r>
+        <w:tab/>
+      </w:r>
+      <w:r>
+        <w:t>Управление персоналом.</w:t>
+      </w:r>
+    </w:p>
+    <w:p>
+      <w:pPr>
+        <w:pStyle w:val="aff"/>
+      </w:pPr>
+      <w:r>
+        <w:t>38.</w:t>
+      </w:r>
+      <w:r>
+        <w:tab/>
+      </w:r>
+      <w:r>
+        <w:t>Просмотр аналитических отчетов.</w:t>
+      </w:r>
+    </w:p>
+    <w:p>
+      <w:pPr>
+        <w:pStyle w:val="aff"/>
+      </w:pPr>
+      <w:r>
+        <w:t>Общее навигационное действие:</w:t>
+      </w:r>
+    </w:p>
+    <w:p>
+      <w:pPr>
+        <w:pStyle w:val="aff"/>
+      </w:pPr>
+      <w:r>
+        <w:t>39.</w:t>
+      </w:r>
+      <w:r>
+        <w:tab/>
+      </w:r>
+      <w:r>
+        <w:t>Возвращение в главное меню.</w:t>
+      </w:r>
+    </w:p>
+    <w:p>
+      <w:pPr>
+        <w:pStyle w:val="30"/>
+      </w:pPr>
+      <w:r>
+        <w:t>4.2.3 Проектирование структуры экранов и схемы навигации</w:t>
+      </w:r>
+    </w:p>
+    <w:p>
+      <w:pPr>
+        <w:pStyle w:val="aff"/>
+      </w:pPr>
+      <w:r>
+        <w:t>В процессе технического проектирования пользовательского интерфейса программного комплекса Garden Nook разрабатывается навигационная схема, которая отражает структуру экранов и взаимосвязи между основными функциональными модулями.</w:t>
+      </w:r>
+    </w:p>
+    <w:p>
+      <w:pPr>
+        <w:pStyle w:val="aff"/>
+      </w:pPr>
+      <w:r>
+        <w:t>Эта схема создается на основе анализа пользовательских сценариев, ролей и задач, выполняемых в рамках клиентского и служебного контуров приложения.</w:t>
+      </w:r>
+    </w:p>
+    <w:p>
+      <w:pPr>
+        <w:pStyle w:val="aff"/>
+      </w:pPr>
+      <w:r>
+        <w:t>На рисунке 4.2.3.1 представлена навигационная схема, разработанная для WPF-приложения сотрудников. Она демонстрирует структуру экранов, используемых администратором, поваром и бариста при работе с заказами, меню, складом и отчетностью.</w:t>
       </w:r>
     </w:p>
     <w:p>
@@ -20777,7 +21871,7 @@
         <w:rPr>
           <w:sz w:val="24"/>
         </w:rPr>
-        <w:t>[Место для вставки: срендерированная диаграмма PZ_assets/4.2.1.2.1_auth_activity.puml]</w:t>
+        <w:t>[Место для вставки: срендерированная схема PZ_assets/4.2.3.1_wpf_navigation_scheme.puml]</w:t>
       </w:r>
     </w:p>
     <w:p>
@@ -20788,7 +21882,23 @@
         <w:rPr>
           <w:sz w:val="24"/>
         </w:rPr>
-        <w:t>Рисунок 4.2.1.2.1 – Алгоритм действий по авторизации пользователя</w:t>
+        <w:t>Рисунок 4.2.3.1 – Навигационная схема WPF-приложения сотрудников</w:t>
+      </w:r>
+    </w:p>
+    <w:p>
+      <w:pPr>
+        <w:pStyle w:val="aff"/>
+      </w:pPr>
+      <w:r>
+        <w:t>Для клиентского веб-интерфейса программного средства также создается навигационная схема, отражающая последовательность переходов между авторизацией, меню, корзиной, оформлением заказа и личным кабинетом.</w:t>
+      </w:r>
+    </w:p>
+    <w:p>
+      <w:pPr>
+        <w:pStyle w:val="aff"/>
+      </w:pPr>
+      <w:r>
+        <w:t>Навигационная схема, представленная на рисунке 4.2.3.2, демонстрирует распределение основных экранов клиента и переходы, выполняемые при оформлении заказа.</w:t>
       </w:r>
     </w:p>
     <w:p>
@@ -20799,7 +21909,8 @@
         <w:rPr>
           <w:sz w:val="24"/>
         </w:rPr>
-        <w:t>[Место для вставки: срендерированная диаграмма PZ_assets/4.2.1.2.2_menu_browse_activity.puml]</w:t>
+        <w:lastRenderedPageBreak/>
+        <w:t>[Место для вставки: срендерированная схема PZ_assets/4.2.3.2_web_navigation_scheme.puml]</w:t>
       </w:r>
     </w:p>
     <w:p>
@@ -20810,162 +21921,7 @@
         <w:rPr>
           <w:sz w:val="24"/>
         </w:rPr>
-        <w:t>Рисунок 4.2.1.2.2 – Алгоритм действий по просмотру меню клиентом</w:t>
-      </w:r>
-    </w:p>
-    <w:p>
-      <w:pPr>
-        <w:jc w:val="center"/>
-      </w:pPr>
-      <w:r>
-        <w:rPr>
-          <w:sz w:val="24"/>
-        </w:rPr>
-        <w:t>[Место для вставки: срендерированная диаграмма PZ_assets/4.2.1.2.3_checkout_activity.puml]</w:t>
-      </w:r>
-    </w:p>
-    <w:p>
-      <w:pPr>
-        <w:jc w:val="center"/>
-      </w:pPr>
-      <w:r>
-        <w:rPr>
-          <w:sz w:val="24"/>
-        </w:rPr>
-        <w:t>Рисунок 4.2.1.2.3 – Алгоритм действий по оформлению заказа клиентом</w:t>
-      </w:r>
-    </w:p>
-    <w:p>
-      <w:pPr>
-        <w:jc w:val="center"/>
-      </w:pPr>
-      <w:r>
-        <w:rPr>
-          <w:sz w:val="24"/>
-        </w:rPr>
-        <w:t>[Место для вставки: срендерированная диаграмма PZ_assets/4.2.1.2.4_staff_order_processing_activity.puml]</w:t>
-      </w:r>
-    </w:p>
-    <w:p>
-      <w:pPr>
-        <w:jc w:val="center"/>
-      </w:pPr>
-      <w:r>
-        <w:rPr>
-          <w:sz w:val="24"/>
-        </w:rPr>
-        <w:t>Рисунок 4.2.1.2.4 – Алгоритм действий по обработке заказа сотрудником</w:t>
-      </w:r>
-    </w:p>
-    <w:p>
-      <w:pPr>
-        <w:jc w:val="center"/>
-      </w:pPr>
-      <w:r>
-        <w:rPr>
-          <w:sz w:val="24"/>
-        </w:rPr>
-        <w:t>[Место для вставки: срендерированная диаграмма PZ_assets/4.2.1.2.5_menu_management_activity.puml]</w:t>
-      </w:r>
-    </w:p>
-    <w:p>
-      <w:pPr>
-        <w:jc w:val="center"/>
-      </w:pPr>
-      <w:r>
-        <w:rPr>
-          <w:sz w:val="24"/>
-        </w:rPr>
-        <w:t>Рисунок 4.2.1.2.5 – Алгоритм действий по управлению меню</w:t>
-      </w:r>
-    </w:p>
-    <w:p>
-      <w:pPr>
-        <w:jc w:val="center"/>
-      </w:pPr>
-      <w:r>
-        <w:rPr>
-          <w:sz w:val="24"/>
-        </w:rPr>
-        <w:t>[Место для вставки: срендерированная диаграмма PZ_assets/4.2.1.2.6_technical_cards_activity.puml]</w:t>
-      </w:r>
-    </w:p>
-    <w:p>
-      <w:pPr>
-        <w:jc w:val="center"/>
-      </w:pPr>
-      <w:r>
-        <w:rPr>
-          <w:sz w:val="24"/>
-        </w:rPr>
-        <w:t>Рисунок 4.2.1.2.6 – Алгоритм действий по работе с технологическими картами</w:t>
-      </w:r>
-    </w:p>
-    <w:p>
-      <w:pPr>
-        <w:jc w:val="center"/>
-      </w:pPr>
-      <w:r>
-        <w:rPr>
-          <w:sz w:val="24"/>
-        </w:rPr>
-        <w:t>[Место для вставки: срендерированная диаграмма PZ_assets/4.2.1.2.7_inventory_stoplist_activity.puml]</w:t>
-      </w:r>
-    </w:p>
-    <w:p>
-      <w:pPr>
-        <w:jc w:val="center"/>
-      </w:pPr>
-      <w:r>
-        <w:rPr>
-          <w:sz w:val="24"/>
-        </w:rPr>
-        <w:t>Рисунок 4.2.1.2.7 – Алгоритм действий по управлению складом и стоп-листом</w:t>
-      </w:r>
-    </w:p>
-    <w:p>
-      <w:pPr>
-        <w:jc w:val="center"/>
-      </w:pPr>
-      <w:r>
-        <w:rPr>
-          <w:sz w:val="24"/>
-        </w:rPr>
-        <w:lastRenderedPageBreak/>
-        <w:t>[Место для вставки: срендерированная диаграмма PZ_assets/4.2.1.2.8_writeoff_preparations_activity.puml]</w:t>
-      </w:r>
-    </w:p>
-    <w:p>
-      <w:pPr>
-        <w:jc w:val="center"/>
-      </w:pPr>
-      <w:r>
-        <w:rPr>
-          <w:sz w:val="24"/>
-        </w:rPr>
-        <w:t>Рисунок 4.2.1.2.8 – Алгоритм действий по списанию и заготовкам</w:t>
-      </w:r>
-    </w:p>
-    <w:p>
-      <w:pPr>
-        <w:jc w:val="center"/>
-      </w:pPr>
-      <w:r>
-        <w:rPr>
-          <w:sz w:val="24"/>
-        </w:rPr>
-        <w:t>[Место для вставки: срендерированная диаграмма PZ_assets/4.2.1.2.9_reports_admin_activity.puml]</w:t>
-      </w:r>
-    </w:p>
-    <w:p>
-      <w:pPr>
-        <w:jc w:val="center"/>
-      </w:pPr>
-      <w:r>
-        <w:rPr>
-          <w:sz w:val="24"/>
-        </w:rPr>
-        <w:t>Рисунок 4.2.1.2.9 – Алгоритм действий по аналитике и администрированию</w:t>
+        <w:t>Рисунок 4.2.3.2 – Навигационная схема веб-интерфейса клиента</w:t>
       </w:r>
     </w:p>
     <w:p>
@@ -20973,7 +21929,7 @@
         <w:pStyle w:val="30"/>
       </w:pPr>
       <w:r>
-        <w:t>4.2.2 Определение операций пользователей и составление функциональных блоков</w:t>
+        <w:t>4.2.4 Разработка дизайна интерфейса</w:t>
       </w:r>
     </w:p>
     <w:p>
@@ -20981,7 +21937,7 @@
         <w:pStyle w:val="aff"/>
       </w:pPr>
       <w:r>
-        <w:t>В рамках использования программного комплекса пользователи выполняют операции, связанные с оформлением заказа, обработкой производственной очереди, управлением меню, складом, технологическими картами, клиентами, персоналом и отчетностью.</w:t>
+        <w:t>В ходе разработки программного комплекса проектируется два интерфейса – веб-интерфейс клиента и WPF-приложение сотрудника, каждый из которых включает окна с различными функциями.</w:t>
       </w:r>
     </w:p>
     <w:p>
@@ -20989,15 +21945,7 @@
         <w:pStyle w:val="aff"/>
       </w:pPr>
       <w:r>
-        <w:t>Ниже приведен список операций, которые реализуются через интерфейс системы, а также выделены функциональные блоки, группирующие эти операции по назначению:</w:t>
-      </w:r>
-    </w:p>
-    <w:p>
-      <w:pPr>
-        <w:pStyle w:val="aff"/>
-      </w:pPr>
-      <w:r>
-        <w:t>В веб-интерфейсе клиента:</w:t>
+        <w:t>Для обеспечения визуальной целостности и комфорта при длительной работе используется спокойная природная цветовая палитра, читаемые шрифты и контрастные элементы управления:</w:t>
       </w:r>
     </w:p>
     <w:p>
@@ -21009,7 +21957,7 @@
         </w:numPr>
       </w:pPr>
       <w:r>
-        <w:t>Авторизация и регистрация клиента.</w:t>
+        <w:t>Основные цвета:</w:t>
       </w:r>
     </w:p>
     <w:p>
@@ -21021,7 +21969,7 @@
         </w:numPr>
       </w:pPr>
       <w:r>
-        <w:t>Просмотр меню с разделением на блюда, напитки и добавки.</w:t>
+        <w:t>Оливково-зеленый – #91A56E (панель навигации, основные акценты и кнопки).</w:t>
       </w:r>
     </w:p>
     <w:p>
@@ -21033,7 +21981,7 @@
         </w:numPr>
       </w:pPr>
       <w:r>
-        <w:t>Просмотр карточки позиции, состава, цены, КБЖУ и доступности.</w:t>
+        <w:t>Темно-зеленый – #606E52 и #1E5928 (границы, активные состояния и подтверждающие действия).</w:t>
       </w:r>
     </w:p>
     <w:p>
@@ -21045,7 +21993,7 @@
         </w:numPr>
       </w:pPr>
       <w:r>
-        <w:t>Выбор добавок и модификаторов напитка.</w:t>
+        <w:t>Белый – #FFFFFF (основной фон модальных окон и карточек).</w:t>
       </w:r>
     </w:p>
     <w:p>
@@ -21057,7 +22005,7 @@
         </w:numPr>
       </w:pPr>
       <w:r>
-        <w:t>Добавление позиций в корзину и изменение количества.</w:t>
+        <w:t>Светло-серый – #F5F5F5 и #F0F0F0 (фон клиентских страниц и неактивные области).</w:t>
       </w:r>
     </w:p>
     <w:p>
@@ -21069,7 +22017,7 @@
         </w:numPr>
       </w:pPr>
       <w:r>
-        <w:t>Выбор типа заказа, времени самовывоза и комментария.</w:t>
+        <w:t>Темно-серый – #474747 (основной цвет текста).</w:t>
       </w:r>
     </w:p>
     <w:p>
@@ -21081,7 +22029,7 @@
         </w:numPr>
       </w:pPr>
       <w:r>
-        <w:t>Оформление заказа и получение номера, статуса, суммы и скидки.</w:t>
+        <w:t>Темно-красный – #742C27 (удаление, отмена и сообщения об ошибках).</w:t>
       </w:r>
     </w:p>
     <w:p>
@@ -21093,7 +22041,7 @@
         </w:numPr>
       </w:pPr>
       <w:r>
-        <w:t>Просмотр личного кабинета, категории клиента и истории заказов.</w:t>
+        <w:t>Шрифты:</w:t>
       </w:r>
     </w:p>
     <w:p>
@@ -21105,15 +22053,7 @@
         </w:numPr>
       </w:pPr>
       <w:r>
-        <w:t>Отмена активного заказа из профиля клиента.</w:t>
-      </w:r>
-    </w:p>
-    <w:p>
-      <w:pPr>
-        <w:pStyle w:val="aff"/>
-      </w:pPr>
-      <w:r>
-        <w:t>В WPF-приложении сотрудника:</w:t>
+        <w:t>Веб-интерфейс – Segoe UI для меню и Arial для экранов авторизации и регистрации.</w:t>
       </w:r>
     </w:p>
     <w:p>
@@ -21125,7 +22065,84 @@
         </w:numPr>
       </w:pPr>
       <w:r>
-        <w:t>Авторизация сотрудника с ролью администратора, повара или бариста.</w:t>
+        <w:t>WPF-интерфейс – стандартный Segoe UI, крупные заголовки 30 px, кнопки 18-22 px, текст карточек и таблиц 17-18 px.</w:t>
+      </w:r>
+    </w:p>
+    <w:p>
+      <w:pPr>
+        <w:pStyle w:val="aff"/>
+      </w:pPr>
+      <w:r>
+        <w:t>Все элементы интерфейса (кнопки, поля ввода, карточки, таблицы, статусы и модальные окна) выполнены в едином визуальном стиле. Это обеспечивает простоту восприятия, визуальную согласованность и удобство взаимодействия на всех этапах работы. Макеты окон программного комплекса показаны на рисунках 4.2.4.1 – 4.2.4.4.</w:t>
+      </w:r>
+    </w:p>
+    <w:p>
+      <w:pPr>
+        <w:pStyle w:val="aff"/>
+      </w:pPr>
+      <w:r>
+        <w:t>На главном окне WPF-приложения расположен перечень разделов, доступных сотруднику в соответствии с его ролью. Пользователь может выбрать необходимый модуль для перехода к соответствующему функционалу.</w:t>
+      </w:r>
+    </w:p>
+    <w:p>
+      <w:pPr>
+        <w:jc w:val="center"/>
+      </w:pPr>
+      <w:r>
+        <w:rPr>
+          <w:sz w:val="24"/>
+        </w:rPr>
+        <w:t>[Место для вставки: скриншот главного окна WPF-приложения]</w:t>
+      </w:r>
+    </w:p>
+    <w:p>
+      <w:pPr>
+        <w:jc w:val="center"/>
+      </w:pPr>
+      <w:r>
+        <w:rPr>
+          <w:sz w:val="24"/>
+        </w:rPr>
+        <w:t>Рисунок 4.2.4.1 – Главное меню WPF-приложения</w:t>
+      </w:r>
+    </w:p>
+    <w:p>
+      <w:pPr>
+        <w:pStyle w:val="aff"/>
+      </w:pPr>
+      <w:r>
+        <w:lastRenderedPageBreak/>
+        <w:t>Веб-интерфейс клиента предназначен для выбора позиций меню, просмотра состава, цены, пищевой ценности и доступных добавок. Карточная структура позволяет быстро собрать заказ и перейти в корзину.</w:t>
+      </w:r>
+    </w:p>
+    <w:p>
+      <w:pPr>
+        <w:jc w:val="center"/>
+      </w:pPr>
+      <w:r>
+        <w:rPr>
+          <w:sz w:val="24"/>
+        </w:rPr>
+        <w:t>[Место для вставки: скриншот веб-интерфейса клиента с карточками меню]</w:t>
+      </w:r>
+    </w:p>
+    <w:p>
+      <w:pPr>
+        <w:jc w:val="center"/>
+      </w:pPr>
+      <w:r>
+        <w:rPr>
+          <w:sz w:val="24"/>
+        </w:rPr>
+        <w:t>Рисунок 4.2.4.2 – Веб-интерфейс клиента с карточками меню</w:t>
+      </w:r>
+    </w:p>
+    <w:p>
+      <w:pPr>
+        <w:pStyle w:val="aff"/>
+      </w:pPr>
+      <w:r>
+        <w:t>Окно управления данными предназначено для просмотра, добавления, редактирования и удаления записей в выбранном разделе базы данных. В рабочей области отображаются таблицы или карточки записей, а рядом располагаются основные действия пользователя:</w:t>
       </w:r>
     </w:p>
     <w:p>
@@ -21137,7 +22154,7 @@
         </w:numPr>
       </w:pPr>
       <w:r>
-        <w:t>Просмотр производственной очереди заказов и фильтрация по статусам.</w:t>
+        <w:t>«Добавить» – для создания новой записи.</w:t>
       </w:r>
     </w:p>
     <w:p>
@@ -21149,7 +22166,7 @@
         </w:numPr>
       </w:pPr>
       <w:r>
-        <w:t>Открытие деталей заказа, просмотр состава, комментария и времени самовывоза.</w:t>
+        <w:t>«Изменить» – для редактирования выбранной записи.</w:t>
       </w:r>
     </w:p>
     <w:p>
@@ -21161,7 +22178,7 @@
         </w:numPr>
       </w:pPr>
       <w:r>
-        <w:t>Просмотр технологической карты позиции и отметка готовности отдельных элементов заказа.</w:t>
+        <w:t>«Удалить» – для удаления выбранной записи.</w:t>
       </w:r>
     </w:p>
     <w:p>
@@ -21173,516 +22190,94 @@
         </w:numPr>
       </w:pPr>
       <w:r>
-        <w:t>Создание, изменение и удаление позиций меню и категорий.</w:t>
+        <w:t>«Обновить» или автоматическая перезагрузка списка – для получения актуальных данных с сервера.</w:t>
       </w:r>
     </w:p>
     <w:p>
       <w:pPr>
         <w:pStyle w:val="aff"/>
-        <w:numPr>
-          <w:ilvl w:val="0"/>
-          <w:numId w:val="44"/>
-        </w:numPr>
-      </w:pPr>
-      <w:r>
-        <w:t>Управление сырьем, полуфабрикатами, поставками и категориями ингредиентов.</w:t>
+      </w:pPr>
+      <w:r>
+        <w:t>Для удобства работы с большими объемами данных в разделах используются поиск, фильтрация по статусам или категориям, а также визуальное выделение важных показателей.</w:t>
+      </w:r>
+    </w:p>
+    <w:p>
+      <w:pPr>
+        <w:jc w:val="center"/>
+      </w:pPr>
+      <w:r>
+        <w:rPr>
+          <w:sz w:val="24"/>
+        </w:rPr>
+        <w:t>[Место для вставки: скриншот окна управления данными]</w:t>
+      </w:r>
+    </w:p>
+    <w:p>
+      <w:pPr>
+        <w:jc w:val="center"/>
+      </w:pPr>
+      <w:r>
+        <w:rPr>
+          <w:sz w:val="24"/>
+        </w:rPr>
+        <w:t>Рисунок 4.2.4.3 – Окно управления данными</w:t>
       </w:r>
     </w:p>
     <w:p>
       <w:pPr>
         <w:pStyle w:val="aff"/>
-        <w:numPr>
-          <w:ilvl w:val="0"/>
-          <w:numId w:val="44"/>
-        </w:numPr>
-      </w:pPr>
+      </w:pPr>
+      <w:r>
+        <w:t>Окно изменения или добавления записи предназначено для ввода и проверки данных перед сохранением. В данном окне пользователь изменяет значения полей, выбирает элементы справочников и подтверждает действие. В нижней части окна расположены кнопки «Сохранить» или «Добавить» для подтверждения изменений и «Отмена» для закрытия окна без сохранения.</w:t>
+      </w:r>
+    </w:p>
+    <w:p>
+      <w:pPr>
+        <w:jc w:val="center"/>
+      </w:pPr>
+      <w:r>
+        <w:rPr>
+          <w:sz w:val="24"/>
+        </w:rPr>
+        <w:t>[Место для вставки: скриншот окна изменения или добавления данных]</w:t>
+      </w:r>
+    </w:p>
+    <w:p>
+      <w:pPr>
+        <w:jc w:val="center"/>
+      </w:pPr>
+      <w:r>
+        <w:rPr>
+          <w:sz w:val="24"/>
+        </w:rPr>
+        <w:t>Рисунок 4.2.4.4 – Окно изменения или добавления данных</w:t>
+      </w:r>
+    </w:p>
+    <w:p>
+      <w:pPr>
+        <w:pStyle w:val="2"/>
+      </w:pPr>
+      <w:bookmarkStart w:id="46" w:name="_Toc229490327"/>
+      <w:r>
+        <w:t>4.3 Входные, выходные и промежуточные данные</w:t>
+      </w:r>
+      <w:bookmarkEnd w:id="46"/>
+    </w:p>
+    <w:p>
+      <w:pPr>
+        <w:pStyle w:val="aff"/>
+      </w:pPr>
+      <w:r>
+        <w:t>Данные программного комплекса разделяются на входные, выходные и промежуточные. Такое разделение позволяет показать, какие сведения вводит пользователь, какие результаты возвращает система и какие структуры используются временно в процессе обработки.</w:t>
+      </w:r>
+    </w:p>
+    <w:p>
+      <w:pPr>
+        <w:pStyle w:val="30"/>
+      </w:pPr>
+      <w:bookmarkStart w:id="47" w:name="_Toc229490328"/>
       <w:r>
         <w:lastRenderedPageBreak/>
-        <w:t>Ведение стоп-листа и управление доступностью позиций меню.</w:t>
-      </w:r>
-    </w:p>
-    <w:p>
-      <w:pPr>
-        <w:pStyle w:val="aff"/>
-        <w:numPr>
-          <w:ilvl w:val="0"/>
-          <w:numId w:val="44"/>
-        </w:numPr>
-      </w:pPr>
-      <w:r>
-        <w:t>Создание актов списания и выполнение задач по заготовкам.</w:t>
-      </w:r>
-    </w:p>
-    <w:p>
-      <w:pPr>
-        <w:pStyle w:val="aff"/>
-        <w:numPr>
-          <w:ilvl w:val="0"/>
-          <w:numId w:val="44"/>
-        </w:numPr>
-      </w:pPr>
-      <w:r>
-        <w:t>Просмотр клиентов, истории заказов, программы лояльности и персонала.</w:t>
-      </w:r>
-    </w:p>
-    <w:p>
-      <w:pPr>
-        <w:pStyle w:val="aff"/>
-        <w:numPr>
-          <w:ilvl w:val="0"/>
-          <w:numId w:val="44"/>
-        </w:numPr>
-      </w:pPr>
-      <w:r>
-        <w:t>Формирование аналитических отчетов и экспорт отчетных данных.</w:t>
-      </w:r>
-    </w:p>
-    <w:p>
-      <w:pPr>
-        <w:pStyle w:val="30"/>
-      </w:pPr>
-      <w:r>
-        <w:t>4.2.3 Проектирование структуры экранов и схемы навигации</w:t>
-      </w:r>
-    </w:p>
-    <w:p>
-      <w:pPr>
-        <w:pStyle w:val="aff"/>
-      </w:pPr>
-      <w:r>
-        <w:t>В процессе технического проектирования пользовательского интерфейса программного комплекса Garden Nook разрабатывается навигационная схема, которая отражает структуру экранов и взаимосвязи между основными функциональными модулями.</w:t>
-      </w:r>
-    </w:p>
-    <w:p>
-      <w:pPr>
-        <w:pStyle w:val="aff"/>
-      </w:pPr>
-      <w:r>
-        <w:t>Эта схема создается на основе анализа пользовательских сценариев, ролей и задач, выполняемых в рамках клиентского и служебного контуров приложения.</w:t>
-      </w:r>
-    </w:p>
-    <w:p>
-      <w:pPr>
-        <w:pStyle w:val="aff"/>
-      </w:pPr>
-      <w:r>
-        <w:t>На рисунке 4.2.3.1 представлена навигационная схема, разработанная для WPF-приложения сотрудников. Она демонстрирует структуру экранов, используемых администратором, поваром и бариста при работе с заказами, меню, складом и отчетностью.</w:t>
-      </w:r>
-    </w:p>
-    <w:p>
-      <w:pPr>
-        <w:jc w:val="center"/>
-      </w:pPr>
-      <w:r>
-        <w:rPr>
-          <w:sz w:val="24"/>
-        </w:rPr>
-        <w:t>[Место для вставки: срендерированная схема PZ_assets/4.2.3.1_wpf_navigation_scheme.puml]</w:t>
-      </w:r>
-    </w:p>
-    <w:p>
-      <w:pPr>
-        <w:jc w:val="center"/>
-      </w:pPr>
-      <w:r>
-        <w:rPr>
-          <w:sz w:val="24"/>
-        </w:rPr>
-        <w:t>Рисунок 4.2.3.1 – Навигационная схема WPF-приложения сотрудников</w:t>
-      </w:r>
-    </w:p>
-    <w:p>
-      <w:pPr>
-        <w:pStyle w:val="aff"/>
-      </w:pPr>
-      <w:r>
-        <w:t>Для клиентского веб-интерфейса программного средства также создается навигационная схема, отражающая последовательность переходов между авторизацией, меню, корзиной, оформлением заказа и личным кабинетом.</w:t>
-      </w:r>
-    </w:p>
-    <w:p>
-      <w:pPr>
-        <w:pStyle w:val="aff"/>
-      </w:pPr>
-      <w:r>
-        <w:t>Навигационная схема, представленная на рисунке 4.2.3.2, демонстрирует распределение основных экранов клиента и переходы, выполняемые при оформлении заказа.</w:t>
-      </w:r>
-    </w:p>
-    <w:p>
-      <w:pPr>
-        <w:jc w:val="center"/>
-      </w:pPr>
-      <w:r>
-        <w:rPr>
-          <w:sz w:val="24"/>
-        </w:rPr>
-        <w:t>[Место для вставки: срендерированная схема PZ_assets/4.2.3.2_web_navigation_scheme.puml]</w:t>
-      </w:r>
-    </w:p>
-    <w:p>
-      <w:pPr>
-        <w:jc w:val="center"/>
-      </w:pPr>
-      <w:r>
-        <w:rPr>
-          <w:sz w:val="24"/>
-        </w:rPr>
-        <w:t>Рисунок 4.2.3.2 – Навигационная схема веб-интерфейса клиента</w:t>
-      </w:r>
-    </w:p>
-    <w:p>
-      <w:pPr>
-        <w:pStyle w:val="30"/>
-      </w:pPr>
-      <w:r>
-        <w:t>4.2.4 Разработка дизайна интерфейса</w:t>
-      </w:r>
-    </w:p>
-    <w:p>
-      <w:pPr>
-        <w:pStyle w:val="aff"/>
-      </w:pPr>
-      <w:r>
-        <w:t>В ходе разработки программного комплекса проектируется два интерфейса – веб-интерфейс клиента и WPF-приложение сотрудника, каждый из которых включает окна с различными функциями.</w:t>
-      </w:r>
-    </w:p>
-    <w:p>
-      <w:pPr>
-        <w:pStyle w:val="aff"/>
-      </w:pPr>
-      <w:r>
-        <w:t>Для обеспечения визуальной целостности и комфорта при длительной работе используется спокойная природная цветовая палитра, читаемые шрифты и контрастные элементы управления:</w:t>
-      </w:r>
-    </w:p>
-    <w:p>
-      <w:pPr>
-        <w:pStyle w:val="aff"/>
-        <w:numPr>
-          <w:ilvl w:val="0"/>
-          <w:numId w:val="44"/>
-        </w:numPr>
-      </w:pPr>
-      <w:r>
-        <w:t>Основные цвета:</w:t>
-      </w:r>
-    </w:p>
-    <w:p>
-      <w:pPr>
-        <w:pStyle w:val="aff"/>
-        <w:numPr>
-          <w:ilvl w:val="0"/>
-          <w:numId w:val="44"/>
-        </w:numPr>
-      </w:pPr>
-      <w:r>
-        <w:lastRenderedPageBreak/>
-        <w:t>Оливково-зеленый – #91A56E (панель навигации, основные акценты и кнопки).</w:t>
-      </w:r>
-    </w:p>
-    <w:p>
-      <w:pPr>
-        <w:pStyle w:val="aff"/>
-        <w:numPr>
-          <w:ilvl w:val="0"/>
-          <w:numId w:val="44"/>
-        </w:numPr>
-      </w:pPr>
-      <w:r>
-        <w:t>Темно-зеленый – #606E52 и #1E5928 (границы, активные состояния и подтверждающие действия).</w:t>
-      </w:r>
-    </w:p>
-    <w:p>
-      <w:pPr>
-        <w:pStyle w:val="aff"/>
-        <w:numPr>
-          <w:ilvl w:val="0"/>
-          <w:numId w:val="44"/>
-        </w:numPr>
-      </w:pPr>
-      <w:r>
-        <w:t>Белый – #FFFFFF (основной фон модальных окон и карточек).</w:t>
-      </w:r>
-    </w:p>
-    <w:p>
-      <w:pPr>
-        <w:pStyle w:val="aff"/>
-        <w:numPr>
-          <w:ilvl w:val="0"/>
-          <w:numId w:val="44"/>
-        </w:numPr>
-      </w:pPr>
-      <w:r>
-        <w:t>Светло-серый – #F5F5F5 и #F0F0F0 (фон клиентских страниц и неактивные области).</w:t>
-      </w:r>
-    </w:p>
-    <w:p>
-      <w:pPr>
-        <w:pStyle w:val="aff"/>
-        <w:numPr>
-          <w:ilvl w:val="0"/>
-          <w:numId w:val="44"/>
-        </w:numPr>
-      </w:pPr>
-      <w:r>
-        <w:t>Темно-серый – #474747 (основной цвет текста).</w:t>
-      </w:r>
-    </w:p>
-    <w:p>
-      <w:pPr>
-        <w:pStyle w:val="aff"/>
-        <w:numPr>
-          <w:ilvl w:val="0"/>
-          <w:numId w:val="44"/>
-        </w:numPr>
-      </w:pPr>
-      <w:r>
-        <w:t>Темно-красный – #742C27 (удаление, отмена и сообщения об ошибках).</w:t>
-      </w:r>
-    </w:p>
-    <w:p>
-      <w:pPr>
-        <w:pStyle w:val="aff"/>
-        <w:numPr>
-          <w:ilvl w:val="0"/>
-          <w:numId w:val="44"/>
-        </w:numPr>
-      </w:pPr>
-      <w:r>
-        <w:t>Шрифты:</w:t>
-      </w:r>
-    </w:p>
-    <w:p>
-      <w:pPr>
-        <w:pStyle w:val="aff"/>
-        <w:numPr>
-          <w:ilvl w:val="0"/>
-          <w:numId w:val="44"/>
-        </w:numPr>
-      </w:pPr>
-      <w:r>
-        <w:t>Веб-интерфейс – Segoe UI для меню и Arial для экранов авторизации и регистрации.</w:t>
-      </w:r>
-    </w:p>
-    <w:p>
-      <w:pPr>
-        <w:pStyle w:val="aff"/>
-        <w:numPr>
-          <w:ilvl w:val="0"/>
-          <w:numId w:val="44"/>
-        </w:numPr>
-      </w:pPr>
-      <w:r>
-        <w:t>WPF-интерфейс – стандартный Segoe UI, крупные заголовки 30 px, кнопки 18-22 px, текст карточек и таблиц 17-18 px.</w:t>
-      </w:r>
-    </w:p>
-    <w:p>
-      <w:pPr>
-        <w:pStyle w:val="aff"/>
-      </w:pPr>
-      <w:r>
-        <w:t>Все элементы интерфейса (кнопки, поля ввода, карточки, таблицы, статусы и модальные окна) выполнены в едином визуальном стиле. Это обеспечивает простоту восприятия, визуальную согласованность и удобство взаимодействия на всех этапах работы. Макеты окон программного комплекса показаны на рисунках 4.2.4.1 – 4.2.4.4.</w:t>
-      </w:r>
-    </w:p>
-    <w:p>
-      <w:pPr>
-        <w:pStyle w:val="aff"/>
-      </w:pPr>
-      <w:r>
-        <w:t>На главном окне WPF-приложения расположен перечень разделов, доступных сотруднику в соответствии с его ролью. Пользователь может выбрать необходимый модуль для перехода к соответствующему функционалу.</w:t>
-      </w:r>
-    </w:p>
-    <w:p>
-      <w:pPr>
-        <w:jc w:val="center"/>
-      </w:pPr>
-      <w:r>
-        <w:rPr>
-          <w:sz w:val="24"/>
-        </w:rPr>
-        <w:t>[Место для вставки: скриншот главного окна WPF-приложения]</w:t>
-      </w:r>
-    </w:p>
-    <w:p>
-      <w:pPr>
-        <w:jc w:val="center"/>
-      </w:pPr>
-      <w:r>
-        <w:rPr>
-          <w:sz w:val="24"/>
-        </w:rPr>
-        <w:t>Рисунок 4.2.4.1 – Главное меню WPF-приложения</w:t>
-      </w:r>
-    </w:p>
-    <w:p>
-      <w:pPr>
-        <w:pStyle w:val="aff"/>
-      </w:pPr>
-      <w:r>
-        <w:t>Веб-интерфейс клиента предназначен для выбора позиций меню, просмотра состава, цены, пищевой ценности и доступных добавок. Карточная структура позволяет быстро собрать заказ и перейти в корзину.</w:t>
-      </w:r>
-    </w:p>
-    <w:p>
-      <w:pPr>
-        <w:jc w:val="center"/>
-      </w:pPr>
-      <w:r>
-        <w:rPr>
-          <w:sz w:val="24"/>
-        </w:rPr>
-        <w:t>[Место для вставки: скриншот веб-интерфейса клиента с карточками меню]</w:t>
-      </w:r>
-    </w:p>
-    <w:p>
-      <w:pPr>
-        <w:jc w:val="center"/>
-      </w:pPr>
-      <w:r>
-        <w:rPr>
-          <w:sz w:val="24"/>
-        </w:rPr>
-        <w:t>Рисунок 4.2.4.2 – Веб-интерфейс клиента с карточками меню</w:t>
-      </w:r>
-    </w:p>
-    <w:p>
-      <w:pPr>
-        <w:pStyle w:val="aff"/>
-      </w:pPr>
-      <w:r>
-        <w:t>Окно управления данными предназначено для просмотра, добавления, редактирования и удаления записей в выбранном разделе базы данных. В рабочей области отображаются таблицы или карточки записей, а рядом располагаются основные действия пользователя:</w:t>
-      </w:r>
-    </w:p>
-    <w:p>
-      <w:pPr>
-        <w:pStyle w:val="aff"/>
-        <w:numPr>
-          <w:ilvl w:val="0"/>
-          <w:numId w:val="44"/>
-        </w:numPr>
-      </w:pPr>
-      <w:r>
-        <w:t>«Добавить» – для создания новой записи.</w:t>
-      </w:r>
-    </w:p>
-    <w:p>
-      <w:pPr>
-        <w:pStyle w:val="aff"/>
-        <w:numPr>
-          <w:ilvl w:val="0"/>
-          <w:numId w:val="44"/>
-        </w:numPr>
-      </w:pPr>
-      <w:r>
-        <w:t>«Изменить» – для редактирования выбранной записи.</w:t>
-      </w:r>
-    </w:p>
-    <w:p>
-      <w:pPr>
-        <w:pStyle w:val="aff"/>
-        <w:numPr>
-          <w:ilvl w:val="0"/>
-          <w:numId w:val="44"/>
-        </w:numPr>
-      </w:pPr>
-      <w:r>
-        <w:t>«Удалить» – для удаления выбранной записи.</w:t>
-      </w:r>
-    </w:p>
-    <w:p>
-      <w:pPr>
-        <w:pStyle w:val="aff"/>
-        <w:numPr>
-          <w:ilvl w:val="0"/>
-          <w:numId w:val="44"/>
-        </w:numPr>
-      </w:pPr>
-      <w:r>
-        <w:lastRenderedPageBreak/>
-        <w:t>«Обновить» или автоматическая перезагрузка списка – для получения актуальных данных с сервера.</w:t>
-      </w:r>
-    </w:p>
-    <w:p>
-      <w:pPr>
-        <w:pStyle w:val="aff"/>
-      </w:pPr>
-      <w:r>
-        <w:t>Для удобства работы с большими объемами данных в разделах используются поиск, фильтрация по статусам или категориям, а также визуальное выделение важных показателей.</w:t>
-      </w:r>
-    </w:p>
-    <w:p>
-      <w:pPr>
-        <w:jc w:val="center"/>
-      </w:pPr>
-      <w:r>
-        <w:rPr>
-          <w:sz w:val="24"/>
-        </w:rPr>
-        <w:t>[Место для вставки: скриншот окна управления данными]</w:t>
-      </w:r>
-    </w:p>
-    <w:p>
-      <w:pPr>
-        <w:jc w:val="center"/>
-      </w:pPr>
-      <w:r>
-        <w:rPr>
-          <w:sz w:val="24"/>
-        </w:rPr>
-        <w:t>Рисунок 4.2.4.3 – Окно управления данными</w:t>
-      </w:r>
-    </w:p>
-    <w:p>
-      <w:pPr>
-        <w:pStyle w:val="aff"/>
-      </w:pPr>
-      <w:r>
-        <w:t>Окно изменения или добавления записи предназначено для ввода и проверки данных перед сохранением. В данном окне пользователь изменяет значения полей, выбирает элементы справочников и подтверждает действие. В нижней части окна расположены кнопки «Сохранить» или «Добавить» для подтверждения изменений и «Отмена» для закрытия окна без сохранения.</w:t>
-      </w:r>
-    </w:p>
-    <w:p>
-      <w:pPr>
-        <w:jc w:val="center"/>
-      </w:pPr>
-      <w:r>
-        <w:rPr>
-          <w:sz w:val="24"/>
-        </w:rPr>
-        <w:t>[Место для вставки: скриншот окна изменения или добавления данных]</w:t>
-      </w:r>
-    </w:p>
-    <w:p>
-      <w:pPr>
-        <w:jc w:val="center"/>
-      </w:pPr>
-      <w:r>
-        <w:rPr>
-          <w:sz w:val="24"/>
-        </w:rPr>
-        <w:t>Рисунок 4.2.4.4 – Окно изменения или добавления данных</w:t>
-      </w:r>
-    </w:p>
-    <w:p>
-      <w:pPr>
-        <w:pStyle w:val="2"/>
-      </w:pPr>
-      <w:bookmarkStart w:id="46" w:name="_Toc229490327"/>
-      <w:r>
-        <w:t>4.3 Входные, выходные и промежуточные данные</w:t>
-      </w:r>
-      <w:bookmarkEnd w:id="46"/>
-    </w:p>
-    <w:p>
-      <w:pPr>
-        <w:pStyle w:val="aff"/>
-      </w:pPr>
-      <w:r>
-        <w:t>Данные программного комплекса разделяются на входные, выходные и промежуточные. Такое разделение позволяет показать, какие сведения вводит пользователь, какие результаты возвращает система и какие структуры используются временно в процессе обработки.</w:t>
-      </w:r>
-    </w:p>
-    <w:p>
-      <w:pPr>
-        <w:pStyle w:val="30"/>
-      </w:pPr>
-      <w:bookmarkStart w:id="47" w:name="_Toc229490328"/>
-      <w:r>
         <w:t>4.3.1 Входные данные</w:t>
       </w:r>
       <w:bookmarkEnd w:id="47"/>
@@ -21862,11 +22457,7 @@
               <w:spacing w:line="240" w:lineRule="auto"/>
             </w:pPr>
             <w:r>
-              <w:t xml:space="preserve">Позиции, количество, добавки, модификаторы, комментарий, </w:t>
-            </w:r>
-            <w:r>
-              <w:lastRenderedPageBreak/>
-              <w:t>тип заказа, время самовывоза</w:t>
+              <w:t>Позиции, количество, добавки, модификаторы, комментарий, тип заказа, время самовывоза</w:t>
             </w:r>
           </w:p>
         </w:tc>
@@ -21879,7 +22470,6 @@
               <w:spacing w:line="240" w:lineRule="auto"/>
             </w:pPr>
             <w:r>
-              <w:lastRenderedPageBreak/>
               <w:t>JSON / HTTP POST</w:t>
             </w:r>
           </w:p>
@@ -22233,6 +22823,7 @@
               <w:spacing w:line="240" w:lineRule="auto"/>
             </w:pPr>
             <w:r>
+              <w:lastRenderedPageBreak/>
               <w:t>Результат оформления заказа</w:t>
             </w:r>
           </w:p>
@@ -22446,7 +23037,6 @@
       </w:pPr>
       <w:bookmarkStart w:id="49" w:name="_Toc229490330"/>
       <w:r>
-        <w:lastRenderedPageBreak/>
         <w:t>4.3.3 Промежуточные данные</w:t>
       </w:r>
       <w:bookmarkEnd w:id="49"/>
@@ -22853,6 +23443,7 @@
       </w:pPr>
       <w:bookmarkStart w:id="50" w:name="_Toc229490331"/>
       <w:r>
+        <w:lastRenderedPageBreak/>
         <w:t>4.4 Реализация используемых методов хранения, обработки и передачи информации об объектах предметной области</w:t>
       </w:r>
       <w:bookmarkEnd w:id="50"/>
@@ -22885,7 +23476,6 @@
     </w:p>
     <w:p>
       <w:r>
-        <w:lastRenderedPageBreak/>
         <w:t>Таблица 4.4.1 - Основные таблицы и группы данных базы</w:t>
       </w:r>
     </w:p>
@@ -23237,6 +23827,7 @@
       </w:pPr>
       <w:bookmarkStart w:id="52" w:name="_Toc229490333"/>
       <w:r>
+        <w:lastRenderedPageBreak/>
         <w:t>4.4.2 Алгоритмы реализации используемых математических моделей</w:t>
       </w:r>
       <w:bookmarkEnd w:id="52"/>
@@ -23281,7 +23872,6 @@
         <w:pStyle w:val="aff"/>
       </w:pPr>
       <w:r>
-        <w:lastRenderedPageBreak/>
         <w:t>Результаты расчета используются в карточках меню, при оформлении заказа и в управленческих разделах, связанных с себестоимостью и продажами. Это исключает ручное дублирование расчетов и позволяет получать актуальные значения при изменении рецептуры.</w:t>
       </w:r>
     </w:p>
@@ -23509,6 +24099,7 @@
               <w:spacing w:line="240" w:lineRule="auto"/>
             </w:pPr>
             <w:r>
+              <w:lastRenderedPageBreak/>
               <w:t>Агрегация отчетов</w:t>
             </w:r>
           </w:p>
@@ -23637,7 +24228,6 @@
               <w:rPr>
                 <w:b/>
               </w:rPr>
-              <w:lastRenderedPageBreak/>
               <w:t>Задача анализа</w:t>
             </w:r>
           </w:p>
@@ -23995,6 +24585,7 @@
       </w:pPr>
       <w:bookmarkStart w:id="55" w:name="_Toc229490336"/>
       <w:r>
+        <w:lastRenderedPageBreak/>
         <w:t>4.4.5 Алгоритмы использования технологий передачи данных</w:t>
       </w:r>
       <w:bookmarkEnd w:id="55"/>
@@ -24039,44 +24630,111 @@
         <w:pStyle w:val="aff"/>
       </w:pPr>
       <w:r>
+        <w:t>Такая схема обеспечивает единое место проверки бизнес-правил и прав доступа. Все критичные изменения проходят через серверную часть, где выполняются валидация, расчет итоговых параметров, транзакционная запись и возврат результата клиентскому приложению.</w:t>
+      </w:r>
+    </w:p>
+    <w:p>
+      <w:pPr>
+        <w:pStyle w:val="2"/>
+      </w:pPr>
+      <w:bookmarkStart w:id="56" w:name="_Toc229490337"/>
+      <w:r>
+        <w:t>4.6 Описание архитектурного решения</w:t>
+      </w:r>
+      <w:bookmarkEnd w:id="56"/>
+    </w:p>
+    <w:p>
+      <w:pPr>
+        <w:pStyle w:val="aff"/>
+      </w:pPr>
+      <w:r>
+        <w:t>Архитектурное решение Garden Nook построено по клиент-серверному принципу. Пользовательские интерфейсы отделены от серверной бизнес-логики и базы данных, а обмен между компонентами выполняется через формализованные DTO-контракты и HTTP-запросы.</w:t>
+      </w:r>
+    </w:p>
+    <w:p>
+      <w:pPr>
+        <w:pStyle w:val="30"/>
+      </w:pPr>
+      <w:bookmarkStart w:id="57" w:name="_Toc229490338"/>
+      <w:r>
+        <w:t>4.6.1 Структурная организация программной системы</w:t>
+      </w:r>
+      <w:bookmarkEnd w:id="57"/>
+    </w:p>
+    <w:p>
+      <w:pPr>
+        <w:pStyle w:val="aff"/>
+      </w:pPr>
+      <w:r>
+        <w:t>Программная система состоит из веб-клиента GardenNookWeb, WPF-клиента GardenNookWpf, серверного API GardenNookApi, общей библиотеки TransferModels и базы данных Microsoft SQL Server. Компонентная схема представлена на рисунке 4.6.1.1.</w:t>
+      </w:r>
+    </w:p>
+    <w:p>
+      <w:pPr>
+        <w:pStyle w:val="aff"/>
+      </w:pPr>
+      <w:r>
+        <w:rPr>
+          <w:b/>
+        </w:rPr>
+        <w:t>[Место для вставки: срендерированная диаграмма PZ_assets/4.6.1.1_component_diagram.puml]</w:t>
+      </w:r>
+    </w:p>
+    <w:p>
+      <w:pPr>
+        <w:pStyle w:val="aa"/>
+      </w:pPr>
+      <w:r>
+        <w:t>Рисунок 4.6.1.1 - UML-диаграмма компонентов программного комплекса Garden Nook</w:t>
+      </w:r>
+    </w:p>
+    <w:p>
+      <w:pPr>
+        <w:pStyle w:val="aff"/>
+      </w:pPr>
+      <w:r>
+        <w:t xml:space="preserve">Веб-клиент обеспечивает работу клиентов кофейни, WPF-клиент используется сотрудниками, серверный API инкапсулирует бизнес-логику и доступ к данным, а </w:t>
+      </w:r>
+      <w:r>
         <w:lastRenderedPageBreak/>
-        <w:t>Такая схема обеспечивает единое место проверки бизнес-правил и прав доступа. Все критичные изменения проходят через серверную часть, где выполняются валидация, расчет итоговых параметров, транзакционная запись и возврат результата клиентскому приложению.</w:t>
-      </w:r>
-    </w:p>
-    <w:p>
-      <w:pPr>
-        <w:pStyle w:val="2"/>
-      </w:pPr>
-      <w:bookmarkStart w:id="56" w:name="_Toc229490337"/>
-      <w:r>
-        <w:t>4.6 Описание архитектурного решения</w:t>
-      </w:r>
-      <w:bookmarkEnd w:id="56"/>
+        <w:t>TransferModels задает единые структуры обмена. Диаграмма развертывания представлена на рисунке 4.6.1.2.</w:t>
+      </w:r>
     </w:p>
     <w:p>
       <w:pPr>
         <w:pStyle w:val="aff"/>
       </w:pPr>
       <w:r>
-        <w:t>Архитектурное решение Garden Nook построено по клиент-серверному принципу. Пользовательские интерфейсы отделены от серверной бизнес-логики и базы данных, а обмен между компонентами выполняется через формализованные DTO-контракты и HTTP-запросы.</w:t>
+        <w:rPr>
+          <w:b/>
+        </w:rPr>
+        <w:t>[Место для вставки: срендерированная диаграмма PZ_assets/4.6.1.2_deployment_diagram.puml]</w:t>
+      </w:r>
+    </w:p>
+    <w:p>
+      <w:pPr>
+        <w:pStyle w:val="aa"/>
+      </w:pPr>
+      <w:r>
+        <w:t>Рисунок 4.6.1.2 - UML-диаграмма развертывания программного комплекса Garden Nook</w:t>
       </w:r>
     </w:p>
     <w:p>
       <w:pPr>
         <w:pStyle w:val="30"/>
       </w:pPr>
-      <w:bookmarkStart w:id="57" w:name="_Toc229490338"/>
-      <w:r>
-        <w:t>4.6.1 Структурная организация программной системы</w:t>
-      </w:r>
-      <w:bookmarkEnd w:id="57"/>
+      <w:bookmarkStart w:id="58" w:name="_Toc229490339"/>
+      <w:r>
+        <w:t>4.6.2 Архитектура программного кода</w:t>
+      </w:r>
+      <w:bookmarkEnd w:id="58"/>
     </w:p>
     <w:p>
       <w:pPr>
         <w:pStyle w:val="aff"/>
       </w:pPr>
       <w:r>
-        <w:t>Программная система состоит из веб-клиента GardenNookWeb, WPF-клиента GardenNookWpf, серверного API GardenNookApi, общей библиотеки TransferModels и базы данных Microsoft SQL Server. Компонентная схема представлена на рисунке 4.6.1.1.</w:t>
+        <w:t>Архитектура программного кода разделена на несколько проектов. GardenNookApi содержит контроллеры, модели предметной области, контекст базы данных, миграции и серверную логику. Контроллеры принимают запросы, проверяют данные, вызывают операции обработки и возвращают DTO-ответы.</w:t>
       </w:r>
     </w:p>
     <w:p>
@@ -24084,71 +24742,6 @@
         <w:pStyle w:val="aff"/>
       </w:pPr>
       <w:r>
-        <w:rPr>
-          <w:b/>
-        </w:rPr>
-        <w:t>[Место для вставки: срендерированная диаграмма PZ_assets/4.6.1.1_component_diagram.puml]</w:t>
-      </w:r>
-    </w:p>
-    <w:p>
-      <w:pPr>
-        <w:pStyle w:val="aa"/>
-      </w:pPr>
-      <w:r>
-        <w:t>Рисунок 4.6.1.1 - UML-диаграмма компонентов программного комплекса Garden Nook</w:t>
-      </w:r>
-    </w:p>
-    <w:p>
-      <w:pPr>
-        <w:pStyle w:val="aff"/>
-      </w:pPr>
-      <w:r>
-        <w:t>Веб-клиент обеспечивает работу клиентов кофейни, WPF-клиент используется сотрудниками, серверный API инкапсулирует бизнес-логику и доступ к данным, а TransferModels задает единые структуры обмена. Диаграмма развертывания представлена на рисунке 4.6.1.2.</w:t>
-      </w:r>
-    </w:p>
-    <w:p>
-      <w:pPr>
-        <w:pStyle w:val="aff"/>
-      </w:pPr>
-      <w:r>
-        <w:rPr>
-          <w:b/>
-        </w:rPr>
-        <w:t>[Место для вставки: срендерированная диаграмма PZ_assets/4.6.1.2_deployment_diagram.puml]</w:t>
-      </w:r>
-    </w:p>
-    <w:p>
-      <w:pPr>
-        <w:pStyle w:val="aa"/>
-      </w:pPr>
-      <w:r>
-        <w:t>Рисунок 4.6.1.2 - UML-диаграмма развертывания программного комплекса Garden Nook</w:t>
-      </w:r>
-    </w:p>
-    <w:p>
-      <w:pPr>
-        <w:pStyle w:val="30"/>
-      </w:pPr>
-      <w:bookmarkStart w:id="58" w:name="_Toc229490339"/>
-      <w:r>
-        <w:t>4.6.2 Архитектура программного кода</w:t>
-      </w:r>
-      <w:bookmarkEnd w:id="58"/>
-    </w:p>
-    <w:p>
-      <w:pPr>
-        <w:pStyle w:val="aff"/>
-      </w:pPr>
-      <w:r>
-        <w:t>Архитектура программного кода разделена на несколько проектов. GardenNookApi содержит контроллеры, модели предметной области, контекст базы данных, миграции и серверную логику. Контроллеры принимают запросы, проверяют данные, вызывают операции обработки и возвращают DTO-ответы.</w:t>
-      </w:r>
-    </w:p>
-    <w:p>
-      <w:pPr>
-        <w:pStyle w:val="aff"/>
-      </w:pPr>
-      <w:r>
-        <w:lastRenderedPageBreak/>
         <w:t>GardenNookWeb содержит Razor-представления, JavaScript-сценарии и стили клиентского интерфейса. Основными страницами являются авторизация, регистрация, меню, корзина и профиль. JavaScript используется для интерактивного обновления корзины, модальных окон и асинхронных запросов к API.</w:t>
       </w:r>
     </w:p>
@@ -32968,7 +33561,7 @@
 </file>
 
 <file path=customXml/itemProps1.xml><?xml version="1.0" encoding="utf-8"?>
-<ds:datastoreItem xmlns:ds="http://schemas.openxmlformats.org/officeDocument/2006/customXml" ds:itemID="{CE6FDA02-D694-4DEE-8287-98A9925E9355}">
+<ds:datastoreItem xmlns:ds="http://schemas.openxmlformats.org/officeDocument/2006/customXml" ds:itemID="{0160FBDD-5FE3-435B-B139-27320A80B436}">
   <ds:schemaRefs>
     <ds:schemaRef ds:uri="http://schemas.openxmlformats.org/officeDocument/2006/bibliography"/>
   </ds:schemaRefs>

--- a/2207_в2_Косухин С. Д. ПЗ.docx
+++ b/2207_в2_Косухин С. Д. ПЗ.docx
@@ -21207,266 +21207,263 @@
           </wp:inline>
         </w:drawing>
       </w:r>
+    </w:p>
+    <w:p>
+      <w:pPr>
+        <w:jc w:val="center"/>
+      </w:pPr>
+      <w:r>
+        <w:rPr>
+          <w:sz w:val="24"/>
+        </w:rPr>
+        <w:t>Рисунок 4.2.1.2.9 – Алгоритм действий по аналитике и администрированию</w:t>
+      </w:r>
+    </w:p>
+    <w:p>
+      <w:pPr>
+        <w:pStyle w:val="30"/>
+      </w:pPr>
+      <w:r>
+        <w:lastRenderedPageBreak/>
+        <w:t>4.2.2 Определение операций пользователей и составление функциональных блоков</w:t>
+      </w:r>
+    </w:p>
+    <w:p>
+      <w:pPr>
+        <w:pStyle w:val="aff"/>
+      </w:pPr>
+      <w:r>
+        <w:t>В рамках использования программного комплекса пользователи выполняют операции, связанные с оформлением заказа, обработкой производственной очереди, управлением меню, складом, технологическими картами, клиентами, персоналом и отчетностью.</w:t>
+      </w:r>
+    </w:p>
+    <w:p>
+      <w:pPr>
+        <w:pStyle w:val="aff"/>
+      </w:pPr>
+      <w:r>
+        <w:t>Для связи пользовательских действий с навигационными схемами каждому действию присвоен уникальный номер. Эти номера используются на рисунках 4.2.3.1 и 4.2.3.2 возле окон и стрелок переходов.</w:t>
+      </w:r>
+    </w:p>
+    <w:p>
+      <w:pPr>
+        <w:pStyle w:val="aff"/>
+      </w:pPr>
+      <w:r>
+        <w:t>В веб-интерфейсе клиента:</w:t>
+      </w:r>
+    </w:p>
+    <w:p>
+      <w:pPr>
+        <w:pStyle w:val="aff"/>
+      </w:pPr>
+      <w:r>
+        <w:t>1.</w:t>
+      </w:r>
+      <w:r>
+        <w:tab/>
+      </w:r>
+      <w:r>
+        <w:t>Авторизация клиента.</w:t>
+      </w:r>
+    </w:p>
+    <w:p>
+      <w:pPr>
+        <w:pStyle w:val="aff"/>
+      </w:pPr>
+      <w:r>
+        <w:t>2.</w:t>
+      </w:r>
+      <w:r>
+        <w:tab/>
+      </w:r>
+      <w:r>
+        <w:t xml:space="preserve"> Регистрация клиента.</w:t>
+      </w:r>
+    </w:p>
+    <w:p>
+      <w:pPr>
+        <w:pStyle w:val="aff"/>
+      </w:pPr>
+      <w:r>
+        <w:t>3.</w:t>
+      </w:r>
+      <w:r>
+        <w:tab/>
+      </w:r>
+      <w:r>
+        <w:t>Просмотр меню клиента.</w:t>
+      </w:r>
+    </w:p>
+    <w:p>
+      <w:pPr>
+        <w:pStyle w:val="aff"/>
+      </w:pPr>
+      <w:r>
+        <w:t>4.</w:t>
+      </w:r>
+      <w:r>
+        <w:tab/>
+      </w:r>
+      <w:r>
+        <w:t>Открытие карточки выбранной позиции.</w:t>
+      </w:r>
+    </w:p>
+    <w:p>
+      <w:pPr>
+        <w:pStyle w:val="aff"/>
+      </w:pPr>
+      <w:r>
+        <w:t>5.</w:t>
+      </w:r>
+      <w:r>
+        <w:tab/>
+      </w:r>
+      <w:r>
+        <w:t xml:space="preserve"> Выбор добавок или модификаторов позиции.</w:t>
+      </w:r>
+    </w:p>
+    <w:p>
+      <w:pPr>
+        <w:pStyle w:val="aff"/>
+      </w:pPr>
+      <w:r>
+        <w:t>6.</w:t>
+      </w:r>
+      <w:r>
+        <w:tab/>
+      </w:r>
+      <w:r>
+        <w:t>Добавление позиции в корзину.</w:t>
+      </w:r>
+    </w:p>
+    <w:p>
+      <w:pPr>
+        <w:pStyle w:val="aff"/>
+      </w:pPr>
+      <w:r>
+        <w:t>7.</w:t>
+      </w:r>
+      <w:r>
+        <w:tab/>
+      </w:r>
+      <w:r>
+        <w:t>Изменение количества позиции в корзине.</w:t>
+      </w:r>
+    </w:p>
+    <w:p>
+      <w:pPr>
+        <w:pStyle w:val="aff"/>
+      </w:pPr>
+      <w:r>
+        <w:t>8.</w:t>
+      </w:r>
+      <w:r>
+        <w:tab/>
+      </w:r>
+      <w:r>
+        <w:t>Выбор типа заказа.</w:t>
+      </w:r>
+    </w:p>
+    <w:p>
+      <w:pPr>
+        <w:pStyle w:val="aff"/>
+      </w:pPr>
+      <w:r>
+        <w:t>9.</w:t>
+      </w:r>
+      <w:r>
+        <w:tab/>
+      </w:r>
+      <w:r>
+        <w:t>Выбор времени самовывоза.</w:t>
+      </w:r>
+    </w:p>
+    <w:p>
+      <w:pPr>
+        <w:pStyle w:val="aff"/>
+      </w:pPr>
+      <w:r>
+        <w:t>10.</w:t>
+      </w:r>
+      <w:r>
+        <w:tab/>
+      </w:r>
+      <w:r>
+        <w:t>Ввод комментария к заказу.</w:t>
+      </w:r>
+    </w:p>
+    <w:p>
+      <w:pPr>
+        <w:pStyle w:val="aff"/>
+      </w:pPr>
+      <w:r>
+        <w:t>11.</w:t>
+      </w:r>
+      <w:r>
+        <w:tab/>
+      </w:r>
+      <w:r>
+        <w:t>Подтверждение оформления заказа.</w:t>
+      </w:r>
+    </w:p>
+    <w:p>
+      <w:pPr>
+        <w:pStyle w:val="aff"/>
+      </w:pPr>
+      <w:r>
+        <w:t>12.</w:t>
+      </w:r>
+      <w:r>
+        <w:tab/>
+      </w:r>
+      <w:r>
+        <w:t>Просмотр личного кабинета клиента.</w:t>
+      </w:r>
+    </w:p>
+    <w:p>
+      <w:pPr>
+        <w:pStyle w:val="aff"/>
+      </w:pPr>
+      <w:r>
+        <w:t>13.</w:t>
+      </w:r>
+      <w:r>
+        <w:tab/>
+      </w:r>
+      <w:r>
+        <w:t>Просмотр истории и статусов заказов.</w:t>
+      </w:r>
+    </w:p>
+    <w:p>
+      <w:pPr>
+        <w:pStyle w:val="aff"/>
+      </w:pPr>
+      <w:r>
+        <w:t>14</w:t>
+      </w:r>
+      <w:r>
+        <w:t>.</w:t>
+      </w:r>
+      <w:r>
+        <w:tab/>
+      </w:r>
+      <w:r>
+        <w:t>Отмена активного заказа.</w:t>
+      </w:r>
+    </w:p>
+    <w:p>
+      <w:pPr>
+        <w:pStyle w:val="aff"/>
+      </w:pPr>
       <w:bookmarkStart w:id="45" w:name="_GoBack"/>
       <w:bookmarkEnd w:id="45"/>
     </w:p>
     <w:p>
       <w:pPr>
-        <w:jc w:val="center"/>
-      </w:pPr>
-      <w:r>
-        <w:rPr>
-          <w:sz w:val="24"/>
-        </w:rPr>
-        <w:t>Рисунок 4.2.1.2.9 – Алгоритм действий по аналитике и администрированию</w:t>
-      </w:r>
-    </w:p>
-    <w:p>
-      <w:pPr>
-        <w:pStyle w:val="30"/>
-      </w:pPr>
-      <w:r>
-        <w:lastRenderedPageBreak/>
-        <w:t>4.2.2 Определение операций пользователей и составление функциональных блоков</w:t>
-      </w:r>
-    </w:p>
-    <w:p>
-      <w:pPr>
         <w:pStyle w:val="aff"/>
       </w:pPr>
       <w:r>
-        <w:t>В рамках использования программного комплекса пользователи выполняют операции, связанные с оформлением заказа, обработкой производственной очереди, управлением меню, складом, технологическими картами, клиентами, персоналом и отчетностью.</w:t>
-      </w:r>
-    </w:p>
-    <w:p>
-      <w:pPr>
-        <w:pStyle w:val="aff"/>
-      </w:pPr>
-      <w:r>
-        <w:t>Для связи пользовательских действий с навигационными схемами каждому действию присвоен уникальный номер. Эти номера используются на рисунках 4.2.3.1 и 4.2.3.2 возле окон и стрелок переходов.</w:t>
-      </w:r>
-    </w:p>
-    <w:p>
-      <w:pPr>
-        <w:pStyle w:val="aff"/>
-      </w:pPr>
-      <w:r>
-        <w:t>В веб-интерфейсе клиента:</w:t>
-      </w:r>
-    </w:p>
-    <w:p>
-      <w:pPr>
-        <w:pStyle w:val="aff"/>
-      </w:pPr>
-      <w:r>
-        <w:t>1.</w:t>
-      </w:r>
-      <w:r>
-        <w:tab/>
-      </w:r>
-      <w:r>
-        <w:t>Авторизация клиента.</w:t>
-      </w:r>
-    </w:p>
-    <w:p>
-      <w:pPr>
-        <w:pStyle w:val="aff"/>
-      </w:pPr>
-      <w:r>
-        <w:t>2.</w:t>
-      </w:r>
-      <w:r>
-        <w:tab/>
-      </w:r>
-      <w:r>
-        <w:t xml:space="preserve"> Регистрация клиента.</w:t>
-      </w:r>
-    </w:p>
-    <w:p>
-      <w:pPr>
-        <w:pStyle w:val="aff"/>
-      </w:pPr>
-      <w:r>
-        <w:t>3.</w:t>
-      </w:r>
-      <w:r>
-        <w:tab/>
-      </w:r>
-      <w:r>
-        <w:t>Просмотр меню клиента.</w:t>
-      </w:r>
-    </w:p>
-    <w:p>
-      <w:pPr>
-        <w:pStyle w:val="aff"/>
-      </w:pPr>
-      <w:r>
-        <w:t>4.</w:t>
-      </w:r>
-      <w:r>
-        <w:tab/>
-      </w:r>
-      <w:r>
-        <w:t>Открытие карточки выбранной позиции.</w:t>
-      </w:r>
-    </w:p>
-    <w:p>
-      <w:pPr>
-        <w:pStyle w:val="aff"/>
-      </w:pPr>
-      <w:r>
-        <w:t>5.</w:t>
-      </w:r>
-      <w:r>
-        <w:tab/>
-      </w:r>
-      <w:r>
-        <w:t xml:space="preserve"> Выбор добавок или модификаторов позиции.</w:t>
-      </w:r>
-    </w:p>
-    <w:p>
-      <w:pPr>
-        <w:pStyle w:val="aff"/>
-      </w:pPr>
-      <w:r>
-        <w:t>6.</w:t>
-      </w:r>
-      <w:r>
-        <w:tab/>
-      </w:r>
-      <w:r>
-        <w:t>Добавление позиции в корзину.</w:t>
-      </w:r>
-    </w:p>
-    <w:p>
-      <w:pPr>
-        <w:pStyle w:val="aff"/>
-      </w:pPr>
-      <w:r>
-        <w:t>7.</w:t>
-      </w:r>
-      <w:r>
-        <w:tab/>
-      </w:r>
-      <w:r>
-        <w:t>Изменение количества позиции в корзине.</w:t>
-      </w:r>
-    </w:p>
-    <w:p>
-      <w:pPr>
-        <w:pStyle w:val="aff"/>
-      </w:pPr>
-      <w:r>
-        <w:t>8.</w:t>
-      </w:r>
-      <w:r>
-        <w:tab/>
-      </w:r>
-      <w:r>
-        <w:t>Выбор типа заказа.</w:t>
-      </w:r>
-    </w:p>
-    <w:p>
-      <w:pPr>
-        <w:pStyle w:val="aff"/>
-      </w:pPr>
-      <w:r>
-        <w:t>9.</w:t>
-      </w:r>
-      <w:r>
-        <w:tab/>
-      </w:r>
-      <w:r>
-        <w:t>Выбор времени самовывоза.</w:t>
-      </w:r>
-    </w:p>
-    <w:p>
-      <w:pPr>
-        <w:pStyle w:val="aff"/>
-      </w:pPr>
-      <w:r>
-        <w:t>10.</w:t>
-      </w:r>
-      <w:r>
-        <w:tab/>
-      </w:r>
-      <w:r>
-        <w:t>Ввод комментария к заказу.</w:t>
-      </w:r>
-    </w:p>
-    <w:p>
-      <w:pPr>
-        <w:pStyle w:val="aff"/>
-      </w:pPr>
-      <w:r>
-        <w:t>11.</w:t>
-      </w:r>
-      <w:r>
-        <w:tab/>
-      </w:r>
-      <w:r>
-        <w:t>Подтверждение оформления заказа.</w:t>
-      </w:r>
-    </w:p>
-    <w:p>
-      <w:pPr>
-        <w:pStyle w:val="aff"/>
-      </w:pPr>
-      <w:r>
-        <w:t>12.</w:t>
-      </w:r>
-      <w:r>
-        <w:tab/>
-      </w:r>
-      <w:r>
-        <w:t>Просмотр личного кабинета клиента.</w:t>
-      </w:r>
-    </w:p>
-    <w:p>
-      <w:pPr>
-        <w:pStyle w:val="aff"/>
-      </w:pPr>
-      <w:r>
-        <w:t>13.</w:t>
-      </w:r>
-      <w:r>
-        <w:tab/>
-      </w:r>
-      <w:r>
-        <w:t>Просмотр истории и статусов заказов.</w:t>
-      </w:r>
-    </w:p>
-    <w:p>
-      <w:pPr>
-        <w:pStyle w:val="aff"/>
-      </w:pPr>
-      <w:r>
-        <w:t>14</w:t>
-      </w:r>
-      <w:r>
-        <w:t>.</w:t>
-      </w:r>
-      <w:r>
-        <w:tab/>
-      </w:r>
-      <w:r>
-        <w:t>Отмена активного заказа.</w:t>
-      </w:r>
-    </w:p>
-    <w:p>
-      <w:pPr>
-        <w:pStyle w:val="aff"/>
-      </w:pPr>
-    </w:p>
-    <w:p>
-      <w:pPr>
-        <w:pStyle w:val="aff"/>
-      </w:pPr>
-      <w:r>
-        <w:t>В</w:t>
-      </w:r>
-      <w:r>
-        <w:tab/>
+        <w:t xml:space="preserve">В </w:t>
       </w:r>
       <w:r>
         <w:t>WPF-приложении сотрудника:</w:t>
@@ -21808,6 +21805,11 @@
       <w:r>
         <w:t>Просмотр аналитических отчетов.</w:t>
       </w:r>
+    </w:p>
+    <w:p>
+      <w:pPr>
+        <w:pStyle w:val="aff"/>
+      </w:pPr>
     </w:p>
     <w:p>
       <w:pPr>
@@ -33561,7 +33563,7 @@
 </file>
 
 <file path=customXml/itemProps1.xml><?xml version="1.0" encoding="utf-8"?>
-<ds:datastoreItem xmlns:ds="http://schemas.openxmlformats.org/officeDocument/2006/customXml" ds:itemID="{0160FBDD-5FE3-435B-B139-27320A80B436}">
+<ds:datastoreItem xmlns:ds="http://schemas.openxmlformats.org/officeDocument/2006/customXml" ds:itemID="{F8D798F1-CFD7-4A37-96B3-6BC053F45850}">
   <ds:schemaRefs>
     <ds:schemaRef ds:uri="http://schemas.openxmlformats.org/officeDocument/2006/bibliography"/>
   </ds:schemaRefs>

--- a/2207_в2_Косухин С. Д. ПЗ.docx
+++ b/2207_в2_Косухин С. Д. ПЗ.docx
@@ -21455,482 +21455,567 @@
       <w:pPr>
         <w:pStyle w:val="aff"/>
       </w:pPr>
+    </w:p>
+    <w:p>
+      <w:pPr>
+        <w:pStyle w:val="aff"/>
+      </w:pPr>
+      <w:r>
+        <w:t xml:space="preserve">В </w:t>
+      </w:r>
+      <w:r>
+        <w:t>WPF-приложении сотрудника:</w:t>
+      </w:r>
+    </w:p>
+    <w:p>
+      <w:pPr>
+        <w:pStyle w:val="aff"/>
+      </w:pPr>
+      <w:r>
+        <w:t>15.</w:t>
+      </w:r>
+      <w:r>
+        <w:tab/>
+      </w:r>
+      <w:r>
+        <w:t>Авторизация сотрудника.</w:t>
+      </w:r>
+    </w:p>
+    <w:p>
+      <w:pPr>
+        <w:pStyle w:val="aff"/>
+      </w:pPr>
+      <w:r>
+        <w:t>16.</w:t>
+      </w:r>
+      <w:r>
+        <w:tab/>
+      </w:r>
+      <w:r>
+        <w:t>Просмотр производственной очереди заказов.</w:t>
+      </w:r>
+    </w:p>
+    <w:p>
+      <w:pPr>
+        <w:pStyle w:val="aff"/>
+      </w:pPr>
+      <w:r>
+        <w:t>17.</w:t>
+      </w:r>
+      <w:r>
+        <w:tab/>
+      </w:r>
+      <w:r>
+        <w:t>Фильтрация заказов по статусу.</w:t>
+      </w:r>
+    </w:p>
+    <w:p>
+      <w:pPr>
+        <w:pStyle w:val="aff"/>
+      </w:pPr>
+      <w:r>
+        <w:t>18.</w:t>
+      </w:r>
+      <w:r>
+        <w:tab/>
+      </w:r>
+      <w:r>
+        <w:t>Открытие деталей заказа.</w:t>
+      </w:r>
+    </w:p>
+    <w:p>
+      <w:pPr>
+        <w:pStyle w:val="aff"/>
+      </w:pPr>
+      <w:r>
+        <w:t>19.</w:t>
+      </w:r>
+      <w:r>
+        <w:tab/>
+      </w:r>
+      <w:r>
+        <w:t>Просмотр технологической карты позиции.</w:t>
+      </w:r>
+    </w:p>
+    <w:p>
+      <w:pPr>
+        <w:pStyle w:val="aff"/>
+      </w:pPr>
+      <w:r>
+        <w:t>20.</w:t>
+      </w:r>
+      <w:r>
+        <w:tab/>
+      </w:r>
+      <w:r>
+        <w:t>Отметка готовности позиции заказа.</w:t>
+      </w:r>
+    </w:p>
+    <w:p>
+      <w:pPr>
+        <w:pStyle w:val="aff"/>
+      </w:pPr>
+      <w:r>
+        <w:t>21.</w:t>
+      </w:r>
+      <w:r>
+        <w:tab/>
+      </w:r>
+      <w:r>
+        <w:t>Завершение заказа.</w:t>
+      </w:r>
+    </w:p>
+    <w:p>
+      <w:pPr>
+        <w:pStyle w:val="aff"/>
+      </w:pPr>
+      <w:r>
+        <w:t>22.</w:t>
+      </w:r>
+      <w:r>
+        <w:tab/>
+      </w:r>
+      <w:r>
+        <w:t>Создание заказа сотрудником.</w:t>
+      </w:r>
+    </w:p>
+    <w:p>
+      <w:pPr>
+        <w:pStyle w:val="aff"/>
+      </w:pPr>
+      <w:r>
+        <w:t>23.</w:t>
+      </w:r>
+      <w:r>
+        <w:tab/>
+      </w:r>
+      <w:r>
+        <w:t>Добавление позиции меню.</w:t>
+      </w:r>
+    </w:p>
+    <w:p>
+      <w:pPr>
+        <w:pStyle w:val="aff"/>
+      </w:pPr>
+      <w:r>
+        <w:t>24.</w:t>
+      </w:r>
+      <w:r>
+        <w:tab/>
+      </w:r>
+      <w:r>
+        <w:t>Редактирование позиции меню.</w:t>
+      </w:r>
+    </w:p>
+    <w:p>
+      <w:pPr>
+        <w:pStyle w:val="aff"/>
+      </w:pPr>
+      <w:r>
+        <w:lastRenderedPageBreak/>
+        <w:t>25.</w:t>
+      </w:r>
+      <w:r>
+        <w:tab/>
+      </w:r>
+      <w:r>
+        <w:t>Удаление позиции меню.</w:t>
+      </w:r>
+    </w:p>
+    <w:p>
+      <w:pPr>
+        <w:pStyle w:val="aff"/>
+      </w:pPr>
+      <w:r>
+        <w:t>26.</w:t>
+      </w:r>
+      <w:r>
+        <w:tab/>
+      </w:r>
+      <w:r>
+        <w:t>Создание категории меню.</w:t>
+      </w:r>
+    </w:p>
+    <w:p>
+      <w:pPr>
+        <w:pStyle w:val="aff"/>
+      </w:pPr>
+      <w:r>
+        <w:t>27.</w:t>
+      </w:r>
+      <w:r>
+        <w:tab/>
+      </w:r>
+      <w:r>
+        <w:t>Редактирование категории меню.</w:t>
+      </w:r>
+    </w:p>
+    <w:p>
+      <w:pPr>
+        <w:pStyle w:val="aff"/>
+      </w:pPr>
+      <w:r>
+        <w:t>28.</w:t>
+      </w:r>
+      <w:r>
+        <w:tab/>
+      </w:r>
+      <w:r>
+        <w:t>Удаление категории меню.</w:t>
+      </w:r>
+    </w:p>
+    <w:p>
+      <w:pPr>
+        <w:pStyle w:val="aff"/>
+      </w:pPr>
+      <w:r>
+        <w:t>29.</w:t>
+      </w:r>
+      <w:r>
+        <w:tab/>
+      </w:r>
+      <w:r>
+        <w:t>Прием поставки сырья.</w:t>
+      </w:r>
+    </w:p>
+    <w:p>
+      <w:pPr>
+        <w:pStyle w:val="aff"/>
+      </w:pPr>
+      <w:r>
+        <w:t>30.</w:t>
+      </w:r>
+      <w:r>
+        <w:tab/>
+      </w:r>
+      <w:r>
+        <w:t>Редактирование складской позиции.</w:t>
+      </w:r>
+    </w:p>
+    <w:p>
+      <w:pPr>
+        <w:pStyle w:val="aff"/>
+      </w:pPr>
+      <w:r>
+        <w:t>31.</w:t>
+      </w:r>
+      <w:r>
+        <w:tab/>
+      </w:r>
+      <w:r>
+        <w:t>Добавление позиции в стоп-лист.</w:t>
+      </w:r>
+    </w:p>
+    <w:p>
+      <w:pPr>
+        <w:pStyle w:val="aff"/>
+      </w:pPr>
+      <w:r>
+        <w:t>32.</w:t>
+      </w:r>
+      <w:r>
+        <w:tab/>
+      </w:r>
+      <w:r>
+        <w:t>Удаление позиции из стоп-листа.</w:t>
+      </w:r>
+    </w:p>
+    <w:p>
+      <w:pPr>
+        <w:pStyle w:val="aff"/>
+      </w:pPr>
+      <w:r>
+        <w:t>33.</w:t>
+      </w:r>
+      <w:r>
+        <w:tab/>
+      </w:r>
+      <w:r>
+        <w:t>Создание акта списания.</w:t>
+      </w:r>
+    </w:p>
+    <w:p>
+      <w:pPr>
+        <w:pStyle w:val="aff"/>
+      </w:pPr>
+      <w:r>
+        <w:t>34.</w:t>
+      </w:r>
+      <w:r>
+        <w:tab/>
+      </w:r>
+      <w:r>
+        <w:t>Выполнение задачи заготовки.</w:t>
+      </w:r>
+    </w:p>
+    <w:p>
+      <w:pPr>
+        <w:pStyle w:val="aff"/>
+      </w:pPr>
+      <w:r>
+        <w:t>35.</w:t>
+      </w:r>
+      <w:r>
+        <w:tab/>
+      </w:r>
+      <w:r>
+        <w:t>Просмотр списка клиентов.</w:t>
+      </w:r>
+    </w:p>
+    <w:p>
+      <w:pPr>
+        <w:pStyle w:val="aff"/>
+      </w:pPr>
+      <w:r>
+        <w:t>36.</w:t>
+      </w:r>
+      <w:r>
+        <w:tab/>
+      </w:r>
+      <w:r>
+        <w:t>Изменение категории клиента.</w:t>
+      </w:r>
+    </w:p>
+    <w:p>
+      <w:pPr>
+        <w:pStyle w:val="aff"/>
+      </w:pPr>
+      <w:r>
+        <w:t>37.</w:t>
+      </w:r>
+      <w:r>
+        <w:tab/>
+      </w:r>
+      <w:r>
+        <w:t>Управление персоналом.</w:t>
+      </w:r>
+    </w:p>
+    <w:p>
+      <w:pPr>
+        <w:pStyle w:val="aff"/>
+      </w:pPr>
+      <w:r>
+        <w:t>38.</w:t>
+      </w:r>
+      <w:r>
+        <w:tab/>
+      </w:r>
+      <w:r>
+        <w:t>Просмотр аналитических отчетов.</w:t>
+      </w:r>
+    </w:p>
+    <w:p>
+      <w:pPr>
+        <w:pStyle w:val="aff"/>
+      </w:pPr>
+    </w:p>
+    <w:p>
+      <w:pPr>
+        <w:pStyle w:val="aff"/>
+      </w:pPr>
+      <w:r>
+        <w:t>Общее навигационное действие:</w:t>
+      </w:r>
+    </w:p>
+    <w:p>
+      <w:pPr>
+        <w:pStyle w:val="aff"/>
+      </w:pPr>
+      <w:r>
+        <w:t>39.</w:t>
+      </w:r>
+      <w:r>
+        <w:tab/>
+      </w:r>
+      <w:r>
+        <w:t>Возвращение в главное меню.</w:t>
+      </w:r>
+    </w:p>
+    <w:p>
+      <w:pPr>
+        <w:pStyle w:val="30"/>
+      </w:pPr>
+      <w:r>
+        <w:t>4.2.3 Проектирование структуры экранов и схемы навигации</w:t>
+      </w:r>
+    </w:p>
+    <w:p>
+      <w:pPr>
+        <w:pStyle w:val="aff"/>
+      </w:pPr>
+      <w:r>
+        <w:t>В процессе технического проектирования пользовательского интерфейса программного комплекса Garden Nook разрабатывается навигационная схема, которая отражает структуру экранов и взаимосвязи между основными функциональными модулями.</w:t>
+      </w:r>
+    </w:p>
+    <w:p>
+      <w:pPr>
+        <w:pStyle w:val="aff"/>
+      </w:pPr>
+      <w:r>
+        <w:t>Эта схема создается на основе анализа пользовательских сценариев, ролей и задач, выполняемых в рамках клиентского и служебного контуров приложения.</w:t>
+      </w:r>
+    </w:p>
+    <w:p>
+      <w:pPr>
+        <w:pStyle w:val="aff"/>
+      </w:pPr>
+      <w:r>
+        <w:t>На рисунке 4.2.3.1 представлена навигационная схема, разработанная для WPF-приложения сотрудников. Она демонстрирует структуру экранов, используемых администратором, поваром и бариста при работе с заказами, меню, складом и отчетностью.</w:t>
+      </w:r>
+    </w:p>
+    <w:p>
+      <w:pPr>
+        <w:pStyle w:val="aff"/>
+        <w:ind w:left="-1560" w:firstLine="0"/>
+      </w:pPr>
+      <w:r>
+        <w:rPr>
+          <w:noProof/>
+        </w:rPr>
+        <w:lastRenderedPageBreak/>
+        <w:drawing>
+          <wp:inline distT="0" distB="0" distL="0" distR="0">
+            <wp:extent cx="7401560" cy="3488765"/>
+            <wp:effectExtent l="0" t="0" r="8890" b="0"/>
+            <wp:docPr id="15" name="Рисунок 15"/>
+            <wp:cNvGraphicFramePr>
+              <a:graphicFrameLocks xmlns:a="http://schemas.openxmlformats.org/drawingml/2006/main" noChangeAspect="1"/>
+            </wp:cNvGraphicFramePr>
+            <a:graphic xmlns:a="http://schemas.openxmlformats.org/drawingml/2006/main">
+              <a:graphicData uri="http://schemas.openxmlformats.org/drawingml/2006/picture">
+                <pic:pic xmlns:pic="http://schemas.openxmlformats.org/drawingml/2006/picture">
+                  <pic:nvPicPr>
+                    <pic:cNvPr id="15" name="4.2.3.1.png"/>
+                    <pic:cNvPicPr/>
+                  </pic:nvPicPr>
+                  <pic:blipFill>
+                    <a:blip r:embed="rId25">
+                      <a:extLst>
+                        <a:ext uri="{28A0092B-C50C-407E-A947-70E740481C1C}">
+                          <a14:useLocalDpi xmlns:a14="http://schemas.microsoft.com/office/drawing/2010/main" val="0"/>
+                        </a:ext>
+                      </a:extLst>
+                    </a:blip>
+                    <a:stretch>
+                      <a:fillRect/>
+                    </a:stretch>
+                  </pic:blipFill>
+                  <pic:spPr>
+                    <a:xfrm>
+                      <a:off x="0" y="0"/>
+                      <a:ext cx="7423257" cy="3498992"/>
+                    </a:xfrm>
+                    <a:prstGeom prst="rect">
+                      <a:avLst/>
+                    </a:prstGeom>
+                  </pic:spPr>
+                </pic:pic>
+              </a:graphicData>
+            </a:graphic>
+          </wp:inline>
+        </w:drawing>
+      </w:r>
+    </w:p>
+    <w:p>
+      <w:pPr>
+        <w:jc w:val="center"/>
+      </w:pPr>
+      <w:r>
+        <w:rPr>
+          <w:sz w:val="24"/>
+        </w:rPr>
+        <w:t>Рисунок 4.2.3.1 – Навигационная схема WPF-приложения сотрудников</w:t>
+      </w:r>
+    </w:p>
+    <w:p>
+      <w:pPr>
+        <w:pStyle w:val="aff"/>
+      </w:pPr>
+      <w:r>
+        <w:t>Для клиентского веб-интерфейса программного средства также создается навигационная схема, отражающая последовательность переходов между авторизацией, меню, корзиной, оформлением заказа и личным кабинетом.</w:t>
+      </w:r>
+    </w:p>
+    <w:p>
+      <w:pPr>
+        <w:pStyle w:val="aff"/>
+      </w:pPr>
+      <w:r>
+        <w:t>Навигационная схема, представленная на рисунке 4.2.3.2, демонстрирует распределение основных экранов клиента и переходы, выполняемые при оформлении заказа.</w:t>
+      </w:r>
+    </w:p>
+    <w:p>
+      <w:pPr>
+        <w:ind w:left="-1418"/>
+        <w:jc w:val="center"/>
+      </w:pPr>
+      <w:r>
+        <w:rPr>
+          <w:noProof/>
+          <w:lang w:eastAsia="ru-RU"/>
+        </w:rPr>
+        <w:lastRenderedPageBreak/>
+        <w:drawing>
+          <wp:inline distT="0" distB="0" distL="0" distR="0">
+            <wp:extent cx="7127255" cy="8077200"/>
+            <wp:effectExtent l="0" t="0" r="0" b="0"/>
+            <wp:docPr id="16" name="Рисунок 16"/>
+            <wp:cNvGraphicFramePr>
+              <a:graphicFrameLocks xmlns:a="http://schemas.openxmlformats.org/drawingml/2006/main" noChangeAspect="1"/>
+            </wp:cNvGraphicFramePr>
+            <a:graphic xmlns:a="http://schemas.openxmlformats.org/drawingml/2006/main">
+              <a:graphicData uri="http://schemas.openxmlformats.org/drawingml/2006/picture">
+                <pic:pic xmlns:pic="http://schemas.openxmlformats.org/drawingml/2006/picture">
+                  <pic:nvPicPr>
+                    <pic:cNvPr id="16" name="4.3.2.2.png"/>
+                    <pic:cNvPicPr/>
+                  </pic:nvPicPr>
+                  <pic:blipFill>
+                    <a:blip r:embed="rId26">
+                      <a:extLst>
+                        <a:ext uri="{28A0092B-C50C-407E-A947-70E740481C1C}">
+                          <a14:useLocalDpi xmlns:a14="http://schemas.microsoft.com/office/drawing/2010/main" val="0"/>
+                        </a:ext>
+                      </a:extLst>
+                    </a:blip>
+                    <a:stretch>
+                      <a:fillRect/>
+                    </a:stretch>
+                  </pic:blipFill>
+                  <pic:spPr>
+                    <a:xfrm>
+                      <a:off x="0" y="0"/>
+                      <a:ext cx="7133991" cy="8084834"/>
+                    </a:xfrm>
+                    <a:prstGeom prst="rect">
+                      <a:avLst/>
+                    </a:prstGeom>
+                  </pic:spPr>
+                </pic:pic>
+              </a:graphicData>
+            </a:graphic>
+          </wp:inline>
+        </w:drawing>
+      </w:r>
       <w:bookmarkStart w:id="45" w:name="_GoBack"/>
       <w:bookmarkEnd w:id="45"/>
     </w:p>
     <w:p>
       <w:pPr>
-        <w:pStyle w:val="aff"/>
-      </w:pPr>
-      <w:r>
-        <w:t xml:space="preserve">В </w:t>
-      </w:r>
-      <w:r>
-        <w:t>WPF-приложении сотрудника:</w:t>
-      </w:r>
-    </w:p>
-    <w:p>
-      <w:pPr>
-        <w:pStyle w:val="aff"/>
-      </w:pPr>
-      <w:r>
-        <w:t>15.</w:t>
-      </w:r>
-      <w:r>
-        <w:tab/>
-      </w:r>
-      <w:r>
-        <w:t>Авторизация сотрудника.</w:t>
-      </w:r>
-    </w:p>
-    <w:p>
-      <w:pPr>
-        <w:pStyle w:val="aff"/>
-      </w:pPr>
-      <w:r>
-        <w:t>16.</w:t>
-      </w:r>
-      <w:r>
-        <w:tab/>
-      </w:r>
-      <w:r>
-        <w:t>Просмотр производственной очереди заказов.</w:t>
-      </w:r>
-    </w:p>
-    <w:p>
-      <w:pPr>
-        <w:pStyle w:val="aff"/>
-      </w:pPr>
-      <w:r>
-        <w:t>17.</w:t>
-      </w:r>
-      <w:r>
-        <w:tab/>
-      </w:r>
-      <w:r>
-        <w:t>Фильтрация заказов по статусу.</w:t>
-      </w:r>
-    </w:p>
-    <w:p>
-      <w:pPr>
-        <w:pStyle w:val="aff"/>
-      </w:pPr>
-      <w:r>
-        <w:t>18.</w:t>
-      </w:r>
-      <w:r>
-        <w:tab/>
-      </w:r>
-      <w:r>
-        <w:t>Открытие деталей заказа.</w:t>
-      </w:r>
-    </w:p>
-    <w:p>
-      <w:pPr>
-        <w:pStyle w:val="aff"/>
-      </w:pPr>
-      <w:r>
-        <w:t>19.</w:t>
-      </w:r>
-      <w:r>
-        <w:tab/>
-      </w:r>
-      <w:r>
-        <w:t>Просмотр технологической карты позиции.</w:t>
-      </w:r>
-    </w:p>
-    <w:p>
-      <w:pPr>
-        <w:pStyle w:val="aff"/>
-      </w:pPr>
-      <w:r>
-        <w:t>20.</w:t>
-      </w:r>
-      <w:r>
-        <w:tab/>
-      </w:r>
-      <w:r>
-        <w:t>Отметка готовности позиции заказа.</w:t>
-      </w:r>
-    </w:p>
-    <w:p>
-      <w:pPr>
-        <w:pStyle w:val="aff"/>
-      </w:pPr>
-      <w:r>
-        <w:t>21.</w:t>
-      </w:r>
-      <w:r>
-        <w:tab/>
-      </w:r>
-      <w:r>
-        <w:t>Завершение заказа.</w:t>
-      </w:r>
-    </w:p>
-    <w:p>
-      <w:pPr>
-        <w:pStyle w:val="aff"/>
-      </w:pPr>
-      <w:r>
-        <w:t>22.</w:t>
-      </w:r>
-      <w:r>
-        <w:tab/>
-      </w:r>
-      <w:r>
-        <w:t>Создание заказа сотрудником.</w:t>
-      </w:r>
-    </w:p>
-    <w:p>
-      <w:pPr>
-        <w:pStyle w:val="aff"/>
-      </w:pPr>
-      <w:r>
-        <w:t>23.</w:t>
-      </w:r>
-      <w:r>
-        <w:tab/>
-      </w:r>
-      <w:r>
-        <w:t>Добавление позиции меню.</w:t>
-      </w:r>
-    </w:p>
-    <w:p>
-      <w:pPr>
-        <w:pStyle w:val="aff"/>
-      </w:pPr>
-      <w:r>
-        <w:t>24.</w:t>
-      </w:r>
-      <w:r>
-        <w:tab/>
-      </w:r>
-      <w:r>
-        <w:t>Редактирование позиции меню.</w:t>
-      </w:r>
-    </w:p>
-    <w:p>
-      <w:pPr>
-        <w:pStyle w:val="aff"/>
+        <w:jc w:val="center"/>
+      </w:pPr>
+      <w:r>
+        <w:rPr>
+          <w:sz w:val="24"/>
+        </w:rPr>
+        <w:t>Рисунок 4.2.3.2 – Навигационная схема веб-интерфейса клиента</w:t>
+      </w:r>
+    </w:p>
+    <w:p>
+      <w:pPr>
+        <w:pStyle w:val="30"/>
       </w:pPr>
       <w:r>
         <w:lastRenderedPageBreak/>
-        <w:t>25.</w:t>
-      </w:r>
-      <w:r>
-        <w:tab/>
-      </w:r>
-      <w:r>
-        <w:t>Удаление позиции меню.</w:t>
-      </w:r>
-    </w:p>
-    <w:p>
-      <w:pPr>
-        <w:pStyle w:val="aff"/>
-      </w:pPr>
-      <w:r>
-        <w:t>26.</w:t>
-      </w:r>
-      <w:r>
-        <w:tab/>
-      </w:r>
-      <w:r>
-        <w:t>Создание категории меню.</w:t>
-      </w:r>
-    </w:p>
-    <w:p>
-      <w:pPr>
-        <w:pStyle w:val="aff"/>
-      </w:pPr>
-      <w:r>
-        <w:t>27.</w:t>
-      </w:r>
-      <w:r>
-        <w:tab/>
-      </w:r>
-      <w:r>
-        <w:t>Редактирование категории меню.</w:t>
-      </w:r>
-    </w:p>
-    <w:p>
-      <w:pPr>
-        <w:pStyle w:val="aff"/>
-      </w:pPr>
-      <w:r>
-        <w:t>28.</w:t>
-      </w:r>
-      <w:r>
-        <w:tab/>
-      </w:r>
-      <w:r>
-        <w:t>Удаление категории меню.</w:t>
-      </w:r>
-    </w:p>
-    <w:p>
-      <w:pPr>
-        <w:pStyle w:val="aff"/>
-      </w:pPr>
-      <w:r>
-        <w:t>29.</w:t>
-      </w:r>
-      <w:r>
-        <w:tab/>
-      </w:r>
-      <w:r>
-        <w:t>Прием поставки сырья.</w:t>
-      </w:r>
-    </w:p>
-    <w:p>
-      <w:pPr>
-        <w:pStyle w:val="aff"/>
-      </w:pPr>
-      <w:r>
-        <w:t>30.</w:t>
-      </w:r>
-      <w:r>
-        <w:tab/>
-      </w:r>
-      <w:r>
-        <w:t>Редактирование складской позиции.</w:t>
-      </w:r>
-    </w:p>
-    <w:p>
-      <w:pPr>
-        <w:pStyle w:val="aff"/>
-      </w:pPr>
-      <w:r>
-        <w:t>31.</w:t>
-      </w:r>
-      <w:r>
-        <w:tab/>
-      </w:r>
-      <w:r>
-        <w:t>Добавление позиции в стоп-лист.</w:t>
-      </w:r>
-    </w:p>
-    <w:p>
-      <w:pPr>
-        <w:pStyle w:val="aff"/>
-      </w:pPr>
-      <w:r>
-        <w:t>32.</w:t>
-      </w:r>
-      <w:r>
-        <w:tab/>
-      </w:r>
-      <w:r>
-        <w:t>Удаление позиции из стоп-листа.</w:t>
-      </w:r>
-    </w:p>
-    <w:p>
-      <w:pPr>
-        <w:pStyle w:val="aff"/>
-      </w:pPr>
-      <w:r>
-        <w:t>33.</w:t>
-      </w:r>
-      <w:r>
-        <w:tab/>
-      </w:r>
-      <w:r>
-        <w:t>Создание акта списания.</w:t>
-      </w:r>
-    </w:p>
-    <w:p>
-      <w:pPr>
-        <w:pStyle w:val="aff"/>
-      </w:pPr>
-      <w:r>
-        <w:t>34.</w:t>
-      </w:r>
-      <w:r>
-        <w:tab/>
-      </w:r>
-      <w:r>
-        <w:t>Выполнение задачи заготовки.</w:t>
-      </w:r>
-    </w:p>
-    <w:p>
-      <w:pPr>
-        <w:pStyle w:val="aff"/>
-      </w:pPr>
-      <w:r>
-        <w:t>35.</w:t>
-      </w:r>
-      <w:r>
-        <w:tab/>
-      </w:r>
-      <w:r>
-        <w:t>Просмотр списка клиентов.</w:t>
-      </w:r>
-    </w:p>
-    <w:p>
-      <w:pPr>
-        <w:pStyle w:val="aff"/>
-      </w:pPr>
-      <w:r>
-        <w:t>36.</w:t>
-      </w:r>
-      <w:r>
-        <w:tab/>
-      </w:r>
-      <w:r>
-        <w:t>Изменение категории клиента.</w:t>
-      </w:r>
-    </w:p>
-    <w:p>
-      <w:pPr>
-        <w:pStyle w:val="aff"/>
-      </w:pPr>
-      <w:r>
-        <w:t>37.</w:t>
-      </w:r>
-      <w:r>
-        <w:tab/>
-      </w:r>
-      <w:r>
-        <w:t>Управление персоналом.</w:t>
-      </w:r>
-    </w:p>
-    <w:p>
-      <w:pPr>
-        <w:pStyle w:val="aff"/>
-      </w:pPr>
-      <w:r>
-        <w:t>38.</w:t>
-      </w:r>
-      <w:r>
-        <w:tab/>
-      </w:r>
-      <w:r>
-        <w:t>Просмотр аналитических отчетов.</w:t>
-      </w:r>
-    </w:p>
-    <w:p>
-      <w:pPr>
-        <w:pStyle w:val="aff"/>
-      </w:pPr>
-    </w:p>
-    <w:p>
-      <w:pPr>
-        <w:pStyle w:val="aff"/>
-      </w:pPr>
-      <w:r>
-        <w:t>Общее навигационное действие:</w:t>
-      </w:r>
-    </w:p>
-    <w:p>
-      <w:pPr>
-        <w:pStyle w:val="aff"/>
-      </w:pPr>
-      <w:r>
-        <w:t>39.</w:t>
-      </w:r>
-      <w:r>
-        <w:tab/>
-      </w:r>
-      <w:r>
-        <w:t>Возвращение в главное меню.</w:t>
-      </w:r>
-    </w:p>
-    <w:p>
-      <w:pPr>
-        <w:pStyle w:val="30"/>
-      </w:pPr>
-      <w:r>
-        <w:t>4.2.3 Проектирование структуры экранов и схемы навигации</w:t>
-      </w:r>
-    </w:p>
-    <w:p>
-      <w:pPr>
-        <w:pStyle w:val="aff"/>
-      </w:pPr>
-      <w:r>
-        <w:t>В процессе технического проектирования пользовательского интерфейса программного комплекса Garden Nook разрабатывается навигационная схема, которая отражает структуру экранов и взаимосвязи между основными функциональными модулями.</w:t>
-      </w:r>
-    </w:p>
-    <w:p>
-      <w:pPr>
-        <w:pStyle w:val="aff"/>
-      </w:pPr>
-      <w:r>
-        <w:t>Эта схема создается на основе анализа пользовательских сценариев, ролей и задач, выполняемых в рамках клиентского и служебного контуров приложения.</w:t>
-      </w:r>
-    </w:p>
-    <w:p>
-      <w:pPr>
-        <w:pStyle w:val="aff"/>
-      </w:pPr>
-      <w:r>
-        <w:t>На рисунке 4.2.3.1 представлена навигационная схема, разработанная для WPF-приложения сотрудников. Она демонстрирует структуру экранов, используемых администратором, поваром и бариста при работе с заказами, меню, складом и отчетностью.</w:t>
-      </w:r>
-    </w:p>
-    <w:p>
-      <w:pPr>
-        <w:jc w:val="center"/>
-      </w:pPr>
-      <w:r>
-        <w:rPr>
-          <w:sz w:val="24"/>
-        </w:rPr>
-        <w:t>[Место для вставки: срендерированная схема PZ_assets/4.2.3.1_wpf_navigation_scheme.puml]</w:t>
-      </w:r>
-    </w:p>
-    <w:p>
-      <w:pPr>
-        <w:jc w:val="center"/>
-      </w:pPr>
-      <w:r>
-        <w:rPr>
-          <w:sz w:val="24"/>
-        </w:rPr>
-        <w:t>Рисунок 4.2.3.1 – Навигационная схема WPF-приложения сотрудников</w:t>
-      </w:r>
-    </w:p>
-    <w:p>
-      <w:pPr>
-        <w:pStyle w:val="aff"/>
-      </w:pPr>
-      <w:r>
-        <w:t>Для клиентского веб-интерфейса программного средства также создается навигационная схема, отражающая последовательность переходов между авторизацией, меню, корзиной, оформлением заказа и личным кабинетом.</w:t>
-      </w:r>
-    </w:p>
-    <w:p>
-      <w:pPr>
-        <w:pStyle w:val="aff"/>
-      </w:pPr>
-      <w:r>
-        <w:t>Навигационная схема, представленная на рисунке 4.2.3.2, демонстрирует распределение основных экранов клиента и переходы, выполняемые при оформлении заказа.</w:t>
-      </w:r>
-    </w:p>
-    <w:p>
-      <w:pPr>
-        <w:jc w:val="center"/>
-      </w:pPr>
-      <w:r>
-        <w:rPr>
-          <w:sz w:val="24"/>
-        </w:rPr>
-        <w:lastRenderedPageBreak/>
-        <w:t>[Место для вставки: срендерированная схема PZ_assets/4.2.3.2_web_navigation_scheme.puml]</w:t>
-      </w:r>
-    </w:p>
-    <w:p>
-      <w:pPr>
-        <w:jc w:val="center"/>
-      </w:pPr>
-      <w:r>
-        <w:rPr>
-          <w:sz w:val="24"/>
-        </w:rPr>
-        <w:t>Рисунок 4.2.3.2 – Навигационная схема веб-интерфейса клиента</w:t>
-      </w:r>
-    </w:p>
-    <w:p>
-      <w:pPr>
-        <w:pStyle w:val="30"/>
-      </w:pPr>
-      <w:r>
         <w:t>4.2.4 Разработка дизайна интерфейса</w:t>
       </w:r>
     </w:p>
@@ -22113,18 +22198,18 @@
         <w:pStyle w:val="aff"/>
       </w:pPr>
       <w:r>
+        <w:t>Веб-интерфейс клиента предназначен для выбора позиций меню, просмотра состава, цены, пищевой ценности и доступных добавок. Карточная структура позволяет быстро собрать заказ и перейти в корзину.</w:t>
+      </w:r>
+    </w:p>
+    <w:p>
+      <w:pPr>
+        <w:jc w:val="center"/>
+      </w:pPr>
+      <w:r>
+        <w:rPr>
+          <w:sz w:val="24"/>
+        </w:rPr>
         <w:lastRenderedPageBreak/>
-        <w:t>Веб-интерфейс клиента предназначен для выбора позиций меню, просмотра состава, цены, пищевой ценности и доступных добавок. Карточная структура позволяет быстро собрать заказ и перейти в корзину.</w:t>
-      </w:r>
-    </w:p>
-    <w:p>
-      <w:pPr>
-        <w:jc w:val="center"/>
-      </w:pPr>
-      <w:r>
-        <w:rPr>
-          <w:sz w:val="24"/>
-        </w:rPr>
         <w:t>[Место для вставки: скриншот веб-интерфейса клиента с карточками меню]</w:t>
       </w:r>
     </w:p>
@@ -33563,7 +33648,7 @@
 </file>
 
 <file path=customXml/itemProps1.xml><?xml version="1.0" encoding="utf-8"?>
-<ds:datastoreItem xmlns:ds="http://schemas.openxmlformats.org/officeDocument/2006/customXml" ds:itemID="{F8D798F1-CFD7-4A37-96B3-6BC053F45850}">
+<ds:datastoreItem xmlns:ds="http://schemas.openxmlformats.org/officeDocument/2006/customXml" ds:itemID="{B4ADB2CC-4377-421E-9C3D-4BE88BB1AB14}">
   <ds:schemaRefs>
     <ds:schemaRef ds:uri="http://schemas.openxmlformats.org/officeDocument/2006/bibliography"/>
   </ds:schemaRefs>

--- a/2207_в2_Косухин С. Д. ПЗ.docx
+++ b/2207_в2_Косухин С. Д. ПЗ.docx
@@ -21996,8 +21996,6 @@
           </wp:inline>
         </w:drawing>
       </w:r>
-      <w:bookmarkStart w:id="45" w:name="_GoBack"/>
-      <w:bookmarkEnd w:id="45"/>
     </w:p>
     <w:p>
       <w:pPr>
@@ -22033,6 +22031,289 @@
       </w:pPr>
       <w:r>
         <w:t>Для обеспечения визуальной целостности и комфорта при длительной работе используется спокойная природная цветовая палитра, читаемые шрифты и контрастные элементы управления:</w:t>
+      </w:r>
+    </w:p>
+    <w:p>
+      <w:pPr>
+        <w:pStyle w:val="aff"/>
+        <w:ind w:firstLine="709"/>
+      </w:pPr>
+      <w:r>
+        <w:t>Основные цвета:</w:t>
+      </w:r>
+    </w:p>
+    <w:p>
+      <w:pPr>
+        <w:pStyle w:val="aff"/>
+        <w:numPr>
+          <w:ilvl w:val="0"/>
+          <w:numId w:val="46"/>
+        </w:numPr>
+        <w:ind w:left="993" w:hanging="284"/>
+      </w:pPr>
+      <w:r>
+        <w:t>Оливково-зеленый – #91A56E (панель навигации, основные акценты и кнопки).</w:t>
+      </w:r>
+    </w:p>
+    <w:p>
+      <w:pPr>
+        <w:pStyle w:val="aff"/>
+        <w:numPr>
+          <w:ilvl w:val="0"/>
+          <w:numId w:val="46"/>
+        </w:numPr>
+        <w:ind w:left="993" w:hanging="284"/>
+      </w:pPr>
+      <w:r>
+        <w:t>Темно-зеленый – #606E52 и #1E5928 (границы, активные состояния и подтверждающие действия).</w:t>
+      </w:r>
+    </w:p>
+    <w:p>
+      <w:pPr>
+        <w:pStyle w:val="aff"/>
+        <w:numPr>
+          <w:ilvl w:val="0"/>
+          <w:numId w:val="46"/>
+        </w:numPr>
+        <w:ind w:left="993" w:hanging="284"/>
+      </w:pPr>
+      <w:r>
+        <w:t>Белый – #FFFFFF (основной фон модальных окон и карточек).</w:t>
+      </w:r>
+    </w:p>
+    <w:p>
+      <w:pPr>
+        <w:pStyle w:val="aff"/>
+        <w:numPr>
+          <w:ilvl w:val="0"/>
+          <w:numId w:val="46"/>
+        </w:numPr>
+        <w:ind w:left="993" w:hanging="284"/>
+      </w:pPr>
+      <w:r>
+        <w:t>Светло-серый – #F5F5F5 и #F0F0F0 (фон клиентских страниц и неактивные области).</w:t>
+      </w:r>
+    </w:p>
+    <w:p>
+      <w:pPr>
+        <w:pStyle w:val="aff"/>
+        <w:numPr>
+          <w:ilvl w:val="0"/>
+          <w:numId w:val="46"/>
+        </w:numPr>
+        <w:ind w:left="993" w:hanging="284"/>
+      </w:pPr>
+      <w:r>
+        <w:t>Темно-серый – #474747 (основной цвет текста).</w:t>
+      </w:r>
+    </w:p>
+    <w:p>
+      <w:pPr>
+        <w:pStyle w:val="aff"/>
+        <w:numPr>
+          <w:ilvl w:val="0"/>
+          <w:numId w:val="46"/>
+        </w:numPr>
+        <w:ind w:left="993" w:hanging="284"/>
+      </w:pPr>
+      <w:r>
+        <w:t>Темно-красный – #742C27 (удаление, отмена и сообщения об ошибках).</w:t>
+      </w:r>
+    </w:p>
+    <w:p>
+      <w:pPr>
+        <w:pStyle w:val="aff"/>
+        <w:ind w:left="993" w:firstLine="0"/>
+      </w:pPr>
+    </w:p>
+    <w:p>
+      <w:pPr>
+        <w:pStyle w:val="aff"/>
+        <w:ind w:firstLine="709"/>
+      </w:pPr>
+      <w:r>
+        <w:t>Шрифты:</w:t>
+      </w:r>
+    </w:p>
+    <w:p>
+      <w:pPr>
+        <w:pStyle w:val="aff"/>
+        <w:numPr>
+          <w:ilvl w:val="0"/>
+          <w:numId w:val="46"/>
+        </w:numPr>
+        <w:ind w:left="993" w:hanging="284"/>
+      </w:pPr>
+      <w:r>
+        <w:t>Веб-интерфейс – Segoe UI для меню и Arial для экранов авторизации и регистрации.</w:t>
+      </w:r>
+    </w:p>
+    <w:p>
+      <w:pPr>
+        <w:pStyle w:val="aff"/>
+        <w:numPr>
+          <w:ilvl w:val="0"/>
+          <w:numId w:val="46"/>
+        </w:numPr>
+        <w:ind w:left="993" w:hanging="284"/>
+      </w:pPr>
+      <w:r>
+        <w:t>WPF-интерфейс – стандартный Segoe UI, крупные заголовки 30 px, кнопки 18-22 px, текст карточек и таблиц 17-18 px.</w:t>
+      </w:r>
+    </w:p>
+    <w:p>
+      <w:pPr>
+        <w:pStyle w:val="aff"/>
+      </w:pPr>
+      <w:r>
+        <w:t>Все элементы интерфейса (кнопки, поля ввода, карточки, таблицы, статусы и модальные окна) выполнены в едином визуальном стиле. Это обеспечивает простоту восприятия, визуальную согласованность и удобство взаимодействия на всех этапах работы. Макеты окон программного комплекса показаны на рисунках 4.2.4.1 – 4.2.4.4.</w:t>
+      </w:r>
+    </w:p>
+    <w:p>
+      <w:pPr>
+        <w:pStyle w:val="aff"/>
+      </w:pPr>
+      <w:r>
+        <w:t>На главном окне WPF-приложения расположен перечень разделов, доступных сотруднику в соответствии с его ролью. Пользователь может выбрать необходимый модуль для перехода к соответствующему функционалу.</w:t>
+      </w:r>
+    </w:p>
+    <w:p>
+      <w:pPr>
+        <w:ind w:left="-993"/>
+        <w:jc w:val="both"/>
+      </w:pPr>
+      <w:r>
+        <w:rPr>
+          <w:sz w:val="24"/>
+        </w:rPr>
+        <w:lastRenderedPageBreak/>
+        <w:drawing>
+          <wp:inline distT="0" distB="0" distL="0" distR="0" wp14:anchorId="6F0FFDF2" wp14:editId="29159912">
+            <wp:extent cx="6773014" cy="3810000"/>
+            <wp:effectExtent l="19050" t="19050" r="27940" b="19050"/>
+            <wp:docPr id="20" name="Рисунок 20"/>
+            <wp:cNvGraphicFramePr>
+              <a:graphicFrameLocks xmlns:a="http://schemas.openxmlformats.org/drawingml/2006/main" noChangeAspect="1"/>
+            </wp:cNvGraphicFramePr>
+            <a:graphic xmlns:a="http://schemas.openxmlformats.org/drawingml/2006/main">
+              <a:graphicData uri="http://schemas.openxmlformats.org/drawingml/2006/picture">
+                <pic:pic xmlns:pic="http://schemas.openxmlformats.org/drawingml/2006/picture">
+                  <pic:nvPicPr>
+                    <pic:cNvPr id="1" name=""/>
+                    <pic:cNvPicPr/>
+                  </pic:nvPicPr>
+                  <pic:blipFill>
+                    <a:blip r:embed="rId27"/>
+                    <a:stretch>
+                      <a:fillRect/>
+                    </a:stretch>
+                  </pic:blipFill>
+                  <pic:spPr>
+                    <a:xfrm>
+                      <a:off x="0" y="0"/>
+                      <a:ext cx="6783984" cy="3816171"/>
+                    </a:xfrm>
+                    <a:prstGeom prst="rect">
+                      <a:avLst/>
+                    </a:prstGeom>
+                    <a:ln w="12700">
+                      <a:solidFill>
+                        <a:schemeClr val="tx1"/>
+                      </a:solidFill>
+                    </a:ln>
+                  </pic:spPr>
+                </pic:pic>
+              </a:graphicData>
+            </a:graphic>
+          </wp:inline>
+        </w:drawing>
+      </w:r>
+    </w:p>
+    <w:p>
+      <w:pPr>
+        <w:jc w:val="center"/>
+      </w:pPr>
+      <w:r>
+        <w:rPr>
+          <w:sz w:val="24"/>
+        </w:rPr>
+        <w:t>Рисунок 4.2.4.1 – Главное меню WPF-приложения</w:t>
+      </w:r>
+    </w:p>
+    <w:p>
+      <w:pPr>
+        <w:pStyle w:val="aff"/>
+      </w:pPr>
+      <w:r>
+        <w:t>Веб-интерфейс клиента предназначен для выбора позиций меню, просмотра состава, цены, пищевой ценности и доступных добавок. Карточная структура позволяет быстро собрать заказ и перейти в корзину.</w:t>
+      </w:r>
+    </w:p>
+    <w:p>
+      <w:pPr>
+        <w:ind w:left="-1560"/>
+        <w:jc w:val="both"/>
+      </w:pPr>
+      <w:r>
+        <w:drawing>
+          <wp:inline distT="0" distB="0" distL="0" distR="0" wp14:anchorId="4576D060" wp14:editId="295FE942">
+            <wp:extent cx="7285827" cy="3688080"/>
+            <wp:effectExtent l="19050" t="19050" r="10795" b="26670"/>
+            <wp:docPr id="22" name="Рисунок 22"/>
+            <wp:cNvGraphicFramePr>
+              <a:graphicFrameLocks xmlns:a="http://schemas.openxmlformats.org/drawingml/2006/main" noChangeAspect="1"/>
+            </wp:cNvGraphicFramePr>
+            <a:graphic xmlns:a="http://schemas.openxmlformats.org/drawingml/2006/main">
+              <a:graphicData uri="http://schemas.openxmlformats.org/drawingml/2006/picture">
+                <pic:pic xmlns:pic="http://schemas.openxmlformats.org/drawingml/2006/picture">
+                  <pic:nvPicPr>
+                    <pic:cNvPr id="1" name=""/>
+                    <pic:cNvPicPr/>
+                  </pic:nvPicPr>
+                  <pic:blipFill>
+                    <a:blip r:embed="rId28"/>
+                    <a:stretch>
+                      <a:fillRect/>
+                    </a:stretch>
+                  </pic:blipFill>
+                  <pic:spPr>
+                    <a:xfrm>
+                      <a:off x="0" y="0"/>
+                      <a:ext cx="7299661" cy="3695083"/>
+                    </a:xfrm>
+                    <a:prstGeom prst="rect">
+                      <a:avLst/>
+                    </a:prstGeom>
+                    <a:ln w="12700">
+                      <a:solidFill>
+                        <a:schemeClr val="tx1"/>
+                      </a:solidFill>
+                    </a:ln>
+                  </pic:spPr>
+                </pic:pic>
+              </a:graphicData>
+            </a:graphic>
+          </wp:inline>
+        </w:drawing>
+      </w:r>
+    </w:p>
+    <w:p>
+      <w:pPr>
+        <w:jc w:val="center"/>
+      </w:pPr>
+      <w:r>
+        <w:rPr>
+          <w:sz w:val="24"/>
+        </w:rPr>
+        <w:t>Рисунок 4.2.4.2 – Веб-интерфейс клиента с карточками меню</w:t>
+      </w:r>
+    </w:p>
+    <w:p>
+      <w:pPr>
+        <w:pStyle w:val="aff"/>
+      </w:pPr>
+      <w:r>
+        <w:lastRenderedPageBreak/>
+        <w:t>Окно управления данными предназначено для просмотра, добавления, редактирования и удаления записей в выбранном разделе базы данных. В рабочей области отображаются таблицы или карточки записей, а рядом располагаются основные действия пользователя:</w:t>
       </w:r>
     </w:p>
     <w:p>
@@ -22044,7 +22325,7 @@
         </w:numPr>
       </w:pPr>
       <w:r>
-        <w:t>Основные цвета:</w:t>
+        <w:t>«Добавить» – для создания новой записи.</w:t>
       </w:r>
     </w:p>
     <w:p>
@@ -22056,7 +22337,7 @@
         </w:numPr>
       </w:pPr>
       <w:r>
-        <w:t>Оливково-зеленый – #91A56E (панель навигации, основные акценты и кнопки).</w:t>
+        <w:t>«Изменить» – для редактирования выбранной записи.</w:t>
       </w:r>
     </w:p>
     <w:p>
@@ -22068,7 +22349,7 @@
         </w:numPr>
       </w:pPr>
       <w:r>
-        <w:t>Темно-зеленый – #606E52 и #1E5928 (границы, активные состояния и подтверждающие действия).</w:t>
+        <w:t>«Удалить» – для удаления выбранной записи.</w:t>
       </w:r>
     </w:p>
     <w:p>
@@ -22080,279 +22361,157 @@
         </w:numPr>
       </w:pPr>
       <w:r>
-        <w:t>Белый – #FFFFFF (основной фон модальных окон и карточек).</w:t>
+        <w:t>«Обновить» или автоматическая перезагрузка списка – для получения актуальных данных с сервера.</w:t>
       </w:r>
     </w:p>
     <w:p>
       <w:pPr>
         <w:pStyle w:val="aff"/>
-        <w:numPr>
-          <w:ilvl w:val="0"/>
-          <w:numId w:val="44"/>
-        </w:numPr>
-      </w:pPr>
-      <w:r>
-        <w:t>Светло-серый – #F5F5F5 и #F0F0F0 (фон клиентских страниц и неактивные области).</w:t>
+      </w:pPr>
+      <w:r>
+        <w:t>Для удобства работы с большими объемами данных в разделах используются поиск, фильтрация по статусам или категориям, а также визуальное выделение важных показателей.</w:t>
+      </w:r>
+    </w:p>
+    <w:p>
+      <w:pPr>
+        <w:ind w:left="-1560"/>
+        <w:jc w:val="center"/>
+      </w:pPr>
+      <w:r>
+        <w:rPr>
+          <w:sz w:val="24"/>
+        </w:rPr>
+        <w:drawing>
+          <wp:inline distT="0" distB="0" distL="0" distR="0" wp14:anchorId="691E624A" wp14:editId="4CF9CE52">
+            <wp:extent cx="7287761" cy="4099560"/>
+            <wp:effectExtent l="19050" t="19050" r="27940" b="15240"/>
+            <wp:docPr id="23" name="Рисунок 23"/>
+            <wp:cNvGraphicFramePr>
+              <a:graphicFrameLocks xmlns:a="http://schemas.openxmlformats.org/drawingml/2006/main" noChangeAspect="1"/>
+            </wp:cNvGraphicFramePr>
+            <a:graphic xmlns:a="http://schemas.openxmlformats.org/drawingml/2006/main">
+              <a:graphicData uri="http://schemas.openxmlformats.org/drawingml/2006/picture">
+                <pic:pic xmlns:pic="http://schemas.openxmlformats.org/drawingml/2006/picture">
+                  <pic:nvPicPr>
+                    <pic:cNvPr id="1" name=""/>
+                    <pic:cNvPicPr/>
+                  </pic:nvPicPr>
+                  <pic:blipFill>
+                    <a:blip r:embed="rId29"/>
+                    <a:stretch>
+                      <a:fillRect/>
+                    </a:stretch>
+                  </pic:blipFill>
+                  <pic:spPr>
+                    <a:xfrm>
+                      <a:off x="0" y="0"/>
+                      <a:ext cx="7302929" cy="4108092"/>
+                    </a:xfrm>
+                    <a:prstGeom prst="rect">
+                      <a:avLst/>
+                    </a:prstGeom>
+                    <a:ln w="12700">
+                      <a:solidFill>
+                        <a:schemeClr val="tx1"/>
+                      </a:solidFill>
+                    </a:ln>
+                  </pic:spPr>
+                </pic:pic>
+              </a:graphicData>
+            </a:graphic>
+          </wp:inline>
+        </w:drawing>
+      </w:r>
+    </w:p>
+    <w:p>
+      <w:pPr>
+        <w:jc w:val="center"/>
+      </w:pPr>
+      <w:r>
+        <w:rPr>
+          <w:sz w:val="24"/>
+        </w:rPr>
+        <w:t>Рисунок 4.2.4.3 – Окно управления данными</w:t>
       </w:r>
     </w:p>
     <w:p>
       <w:pPr>
         <w:pStyle w:val="aff"/>
-        <w:numPr>
-          <w:ilvl w:val="0"/>
-          <w:numId w:val="44"/>
-        </w:numPr>
-      </w:pPr>
-      <w:r>
-        <w:t>Темно-серый – #474747 (основной цвет текста).</w:t>
-      </w:r>
+      </w:pPr>
+      <w:r>
+        <w:t>Окно изменения или добавления записи предназначено для ввода и проверки данных перед сохранением. В данном окне пользователь изменяет значения полей, выбирает элементы справочников и подтверждает действие. В нижней части окна расположены кнопки «Сохранить» или «Добавить» для подтверждения изменений и «Отмена» для закрытия окна без сохранения.</w:t>
+      </w:r>
+    </w:p>
+    <w:p>
+      <w:pPr>
+        <w:ind w:left="-567"/>
+        <w:jc w:val="center"/>
+      </w:pPr>
+      <w:r>
+        <w:lastRenderedPageBreak/>
+        <w:drawing>
+          <wp:inline distT="0" distB="0" distL="0" distR="0" wp14:anchorId="6CB04282" wp14:editId="2BC1C015">
+            <wp:extent cx="6358769" cy="4291965"/>
+            <wp:effectExtent l="0" t="0" r="4445" b="0"/>
+            <wp:docPr id="24" name="Рисунок 24"/>
+            <wp:cNvGraphicFramePr>
+              <a:graphicFrameLocks xmlns:a="http://schemas.openxmlformats.org/drawingml/2006/main" noChangeAspect="1"/>
+            </wp:cNvGraphicFramePr>
+            <a:graphic xmlns:a="http://schemas.openxmlformats.org/drawingml/2006/main">
+              <a:graphicData uri="http://schemas.openxmlformats.org/drawingml/2006/picture">
+                <pic:pic xmlns:pic="http://schemas.openxmlformats.org/drawingml/2006/picture">
+                  <pic:nvPicPr>
+                    <pic:cNvPr id="1" name=""/>
+                    <pic:cNvPicPr/>
+                  </pic:nvPicPr>
+                  <pic:blipFill>
+                    <a:blip r:embed="rId30"/>
+                    <a:stretch>
+                      <a:fillRect/>
+                    </a:stretch>
+                  </pic:blipFill>
+                  <pic:spPr>
+                    <a:xfrm>
+                      <a:off x="0" y="0"/>
+                      <a:ext cx="6359847" cy="4292693"/>
+                    </a:xfrm>
+                    <a:prstGeom prst="rect">
+                      <a:avLst/>
+                    </a:prstGeom>
+                  </pic:spPr>
+                </pic:pic>
+              </a:graphicData>
+            </a:graphic>
+          </wp:inline>
+        </w:drawing>
+      </w:r>
+      <w:bookmarkStart w:id="45" w:name="_GoBack"/>
+      <w:bookmarkEnd w:id="45"/>
+    </w:p>
+    <w:p>
+      <w:pPr>
+        <w:jc w:val="center"/>
+      </w:pPr>
+      <w:r>
+        <w:rPr>
+          <w:sz w:val="24"/>
+        </w:rPr>
+        <w:t>Рисунок 4.2.4.4 – Окно изменения или добавления данных</w:t>
+      </w:r>
+    </w:p>
+    <w:p>
+      <w:pPr>
+        <w:pStyle w:val="2"/>
+      </w:pPr>
+      <w:bookmarkStart w:id="46" w:name="_Toc229490327"/>
+      <w:r>
+        <w:t>4.3 Входные, выходные и промежуточные данные</w:t>
+      </w:r>
+      <w:bookmarkEnd w:id="46"/>
     </w:p>
     <w:p>
       <w:pPr>
         <w:pStyle w:val="aff"/>
-        <w:numPr>
-          <w:ilvl w:val="0"/>
-          <w:numId w:val="44"/>
-        </w:numPr>
-      </w:pPr>
-      <w:r>
-        <w:t>Темно-красный – #742C27 (удаление, отмена и сообщения об ошибках).</w:t>
-      </w:r>
-    </w:p>
-    <w:p>
-      <w:pPr>
-        <w:pStyle w:val="aff"/>
-        <w:numPr>
-          <w:ilvl w:val="0"/>
-          <w:numId w:val="44"/>
-        </w:numPr>
-      </w:pPr>
-      <w:r>
-        <w:t>Шрифты:</w:t>
-      </w:r>
-    </w:p>
-    <w:p>
-      <w:pPr>
-        <w:pStyle w:val="aff"/>
-        <w:numPr>
-          <w:ilvl w:val="0"/>
-          <w:numId w:val="44"/>
-        </w:numPr>
-      </w:pPr>
-      <w:r>
-        <w:t>Веб-интерфейс – Segoe UI для меню и Arial для экранов авторизации и регистрации.</w:t>
-      </w:r>
-    </w:p>
-    <w:p>
-      <w:pPr>
-        <w:pStyle w:val="aff"/>
-        <w:numPr>
-          <w:ilvl w:val="0"/>
-          <w:numId w:val="44"/>
-        </w:numPr>
-      </w:pPr>
-      <w:r>
-        <w:t>WPF-интерфейс – стандартный Segoe UI, крупные заголовки 30 px, кнопки 18-22 px, текст карточек и таблиц 17-18 px.</w:t>
-      </w:r>
-    </w:p>
-    <w:p>
-      <w:pPr>
-        <w:pStyle w:val="aff"/>
-      </w:pPr>
-      <w:r>
-        <w:t>Все элементы интерфейса (кнопки, поля ввода, карточки, таблицы, статусы и модальные окна) выполнены в едином визуальном стиле. Это обеспечивает простоту восприятия, визуальную согласованность и удобство взаимодействия на всех этапах работы. Макеты окон программного комплекса показаны на рисунках 4.2.4.1 – 4.2.4.4.</w:t>
-      </w:r>
-    </w:p>
-    <w:p>
-      <w:pPr>
-        <w:pStyle w:val="aff"/>
-      </w:pPr>
-      <w:r>
-        <w:t>На главном окне WPF-приложения расположен перечень разделов, доступных сотруднику в соответствии с его ролью. Пользователь может выбрать необходимый модуль для перехода к соответствующему функционалу.</w:t>
-      </w:r>
-    </w:p>
-    <w:p>
-      <w:pPr>
-        <w:jc w:val="center"/>
-      </w:pPr>
-      <w:r>
-        <w:rPr>
-          <w:sz w:val="24"/>
-        </w:rPr>
-        <w:t>[Место для вставки: скриншот главного окна WPF-приложения]</w:t>
-      </w:r>
-    </w:p>
-    <w:p>
-      <w:pPr>
-        <w:jc w:val="center"/>
-      </w:pPr>
-      <w:r>
-        <w:rPr>
-          <w:sz w:val="24"/>
-        </w:rPr>
-        <w:t>Рисунок 4.2.4.1 – Главное меню WPF-приложения</w:t>
-      </w:r>
-    </w:p>
-    <w:p>
-      <w:pPr>
-        <w:pStyle w:val="aff"/>
-      </w:pPr>
-      <w:r>
-        <w:t>Веб-интерфейс клиента предназначен для выбора позиций меню, просмотра состава, цены, пищевой ценности и доступных добавок. Карточная структура позволяет быстро собрать заказ и перейти в корзину.</w:t>
-      </w:r>
-    </w:p>
-    <w:p>
-      <w:pPr>
-        <w:jc w:val="center"/>
-      </w:pPr>
-      <w:r>
-        <w:rPr>
-          <w:sz w:val="24"/>
-        </w:rPr>
-        <w:lastRenderedPageBreak/>
-        <w:t>[Место для вставки: скриншот веб-интерфейса клиента с карточками меню]</w:t>
-      </w:r>
-    </w:p>
-    <w:p>
-      <w:pPr>
-        <w:jc w:val="center"/>
-      </w:pPr>
-      <w:r>
-        <w:rPr>
-          <w:sz w:val="24"/>
-        </w:rPr>
-        <w:t>Рисунок 4.2.4.2 – Веб-интерфейс клиента с карточками меню</w:t>
-      </w:r>
-    </w:p>
-    <w:p>
-      <w:pPr>
-        <w:pStyle w:val="aff"/>
-      </w:pPr>
-      <w:r>
-        <w:t>Окно управления данными предназначено для просмотра, добавления, редактирования и удаления записей в выбранном разделе базы данных. В рабочей области отображаются таблицы или карточки записей, а рядом располагаются основные действия пользователя:</w:t>
-      </w:r>
-    </w:p>
-    <w:p>
-      <w:pPr>
-        <w:pStyle w:val="aff"/>
-        <w:numPr>
-          <w:ilvl w:val="0"/>
-          <w:numId w:val="44"/>
-        </w:numPr>
-      </w:pPr>
-      <w:r>
-        <w:t>«Добавить» – для создания новой записи.</w:t>
-      </w:r>
-    </w:p>
-    <w:p>
-      <w:pPr>
-        <w:pStyle w:val="aff"/>
-        <w:numPr>
-          <w:ilvl w:val="0"/>
-          <w:numId w:val="44"/>
-        </w:numPr>
-      </w:pPr>
-      <w:r>
-        <w:t>«Изменить» – для редактирования выбранной записи.</w:t>
-      </w:r>
-    </w:p>
-    <w:p>
-      <w:pPr>
-        <w:pStyle w:val="aff"/>
-        <w:numPr>
-          <w:ilvl w:val="0"/>
-          <w:numId w:val="44"/>
-        </w:numPr>
-      </w:pPr>
-      <w:r>
-        <w:t>«Удалить» – для удаления выбранной записи.</w:t>
-      </w:r>
-    </w:p>
-    <w:p>
-      <w:pPr>
-        <w:pStyle w:val="aff"/>
-        <w:numPr>
-          <w:ilvl w:val="0"/>
-          <w:numId w:val="44"/>
-        </w:numPr>
-      </w:pPr>
-      <w:r>
-        <w:t>«Обновить» или автоматическая перезагрузка списка – для получения актуальных данных с сервера.</w:t>
-      </w:r>
-    </w:p>
-    <w:p>
-      <w:pPr>
-        <w:pStyle w:val="aff"/>
-      </w:pPr>
-      <w:r>
-        <w:t>Для удобства работы с большими объемами данных в разделах используются поиск, фильтрация по статусам или категориям, а также визуальное выделение важных показателей.</w:t>
-      </w:r>
-    </w:p>
-    <w:p>
-      <w:pPr>
-        <w:jc w:val="center"/>
-      </w:pPr>
-      <w:r>
-        <w:rPr>
-          <w:sz w:val="24"/>
-        </w:rPr>
-        <w:t>[Место для вставки: скриншот окна управления данными]</w:t>
-      </w:r>
-    </w:p>
-    <w:p>
-      <w:pPr>
-        <w:jc w:val="center"/>
-      </w:pPr>
-      <w:r>
-        <w:rPr>
-          <w:sz w:val="24"/>
-        </w:rPr>
-        <w:t>Рисунок 4.2.4.3 – Окно управления данными</w:t>
-      </w:r>
-    </w:p>
-    <w:p>
-      <w:pPr>
-        <w:pStyle w:val="aff"/>
-      </w:pPr>
-      <w:r>
-        <w:t>Окно изменения или добавления записи предназначено для ввода и проверки данных перед сохранением. В данном окне пользователь изменяет значения полей, выбирает элементы справочников и подтверждает действие. В нижней части окна расположены кнопки «Сохранить» или «Добавить» для подтверждения изменений и «Отмена» для закрытия окна без сохранения.</w:t>
-      </w:r>
-    </w:p>
-    <w:p>
-      <w:pPr>
-        <w:jc w:val="center"/>
-      </w:pPr>
-      <w:r>
-        <w:rPr>
-          <w:sz w:val="24"/>
-        </w:rPr>
-        <w:t>[Место для вставки: скриншот окна изменения или добавления данных]</w:t>
-      </w:r>
-    </w:p>
-    <w:p>
-      <w:pPr>
-        <w:jc w:val="center"/>
-      </w:pPr>
-      <w:r>
-        <w:rPr>
-          <w:sz w:val="24"/>
-        </w:rPr>
-        <w:t>Рисунок 4.2.4.4 – Окно изменения или добавления данных</w:t>
-      </w:r>
-    </w:p>
-    <w:p>
-      <w:pPr>
-        <w:pStyle w:val="2"/>
-      </w:pPr>
-      <w:bookmarkStart w:id="46" w:name="_Toc229490327"/>
-      <w:r>
-        <w:t>4.3 Входные, выходные и промежуточные данные</w:t>
-      </w:r>
-      <w:bookmarkEnd w:id="46"/>
-    </w:p>
-    <w:p>
-      <w:pPr>
-        <w:pStyle w:val="aff"/>
       </w:pPr>
       <w:r>
         <w:t>Данные программного комплекса разделяются на входные, выходные и промежуточные. Такое разделение позволяет показать, какие сведения вводит пользователь, какие результаты возвращает система и какие структуры используются временно в процессе обработки.</w:t>
@@ -22364,7 +22523,6 @@
       </w:pPr>
       <w:bookmarkStart w:id="47" w:name="_Toc229490328"/>
       <w:r>
-        <w:lastRenderedPageBreak/>
         <w:t>4.3.1 Входные данные</w:t>
       </w:r>
       <w:bookmarkEnd w:id="47"/>
@@ -22477,6 +22635,7 @@
               <w:spacing w:line="240" w:lineRule="auto"/>
             </w:pPr>
             <w:r>
+              <w:lastRenderedPageBreak/>
               <w:t>Учетные данные</w:t>
             </w:r>
           </w:p>
@@ -22910,7 +23069,6 @@
               <w:spacing w:line="240" w:lineRule="auto"/>
             </w:pPr>
             <w:r>
-              <w:lastRenderedPageBreak/>
               <w:t>Результат оформления заказа</w:t>
             </w:r>
           </w:p>
@@ -23073,6 +23231,7 @@
               <w:spacing w:line="240" w:lineRule="auto"/>
             </w:pPr>
             <w:r>
+              <w:lastRenderedPageBreak/>
               <w:t>Отчеты и аналитика</w:t>
             </w:r>
           </w:p>
@@ -23530,25 +23689,25 @@
       </w:pPr>
       <w:bookmarkStart w:id="50" w:name="_Toc229490331"/>
       <w:r>
+        <w:t>4.4 Реализация используемых методов хранения, обработки и передачи информации об объектах предметной области</w:t>
+      </w:r>
+      <w:bookmarkEnd w:id="50"/>
+    </w:p>
+    <w:p>
+      <w:pPr>
+        <w:pStyle w:val="aff"/>
+      </w:pPr>
+      <w:r>
+        <w:t>Методы, определенные в разделе 2.1.3, реализуются в Garden Nook через реляционное хранение данных, серверную обработку запросов, расчетные алгоритмы, графическое представление аналитики и обмен данными между веб-клиентом, WPF-приложением и API.</w:t>
+      </w:r>
+    </w:p>
+    <w:p>
+      <w:pPr>
+        <w:pStyle w:val="30"/>
+      </w:pPr>
+      <w:bookmarkStart w:id="51" w:name="_Toc229490332"/>
+      <w:r>
         <w:lastRenderedPageBreak/>
-        <w:t>4.4 Реализация используемых методов хранения, обработки и передачи информации об объектах предметной области</w:t>
-      </w:r>
-      <w:bookmarkEnd w:id="50"/>
-    </w:p>
-    <w:p>
-      <w:pPr>
-        <w:pStyle w:val="aff"/>
-      </w:pPr>
-      <w:r>
-        <w:t>Методы, определенные в разделе 2.1.3, реализуются в Garden Nook через реляционное хранение данных, серверную обработку запросов, расчетные алгоритмы, графическое представление аналитики и обмен данными между веб-клиентом, WPF-приложением и API.</w:t>
-      </w:r>
-    </w:p>
-    <w:p>
-      <w:pPr>
-        <w:pStyle w:val="30"/>
-      </w:pPr>
-      <w:bookmarkStart w:id="51" w:name="_Toc229490332"/>
-      <w:r>
         <w:t>4.4.1 Методы хранения данных</w:t>
       </w:r>
       <w:bookmarkEnd w:id="51"/>
@@ -23914,24 +24073,24 @@
       </w:pPr>
       <w:bookmarkStart w:id="52" w:name="_Toc229490333"/>
       <w:r>
+        <w:t>4.4.2 Алгоритмы реализации используемых математических моделей</w:t>
+      </w:r>
+      <w:bookmarkEnd w:id="52"/>
+    </w:p>
+    <w:p>
+      <w:pPr>
+        <w:pStyle w:val="aff"/>
+      </w:pPr>
+      <w:r>
+        <w:t>Математические модели расчета пищевой ценности, себестоимости и цены позиции были описаны в разделе 2.1.3.2. В программной реализации эти модели применяются при работе с технологическими картами и при оформлении заказа. Сервер получает состав позиции, массу ингредиентов, показатели КБЖУ на 100 г и стоимость единицы массы, после чего рассчитывает итоговые значения.</w:t>
+      </w:r>
+    </w:p>
+    <w:p>
+      <w:pPr>
+        <w:pStyle w:val="aff"/>
+      </w:pPr>
+      <w:r>
         <w:lastRenderedPageBreak/>
-        <w:t>4.4.2 Алгоритмы реализации используемых математических моделей</w:t>
-      </w:r>
-      <w:bookmarkEnd w:id="52"/>
-    </w:p>
-    <w:p>
-      <w:pPr>
-        <w:pStyle w:val="aff"/>
-      </w:pPr>
-      <w:r>
-        <w:t>Математические модели расчета пищевой ценности, себестоимости и цены позиции были описаны в разделе 2.1.3.2. В программной реализации эти модели применяются при работе с технологическими картами и при оформлении заказа. Сервер получает состав позиции, массу ингредиентов, показатели КБЖУ на 100 г и стоимость единицы массы, после чего рассчитывает итоговые значения.</w:t>
-      </w:r>
-    </w:p>
-    <w:p>
-      <w:pPr>
-        <w:pStyle w:val="aff"/>
-      </w:pPr>
-      <w:r>
         <w:t>Алгоритм расчета представлен на рисунке 4.4.2.1. Исходный код диаграммы находится в файле PZ_assets/4.4.2.1_kbju_cost_activity.puml.</w:t>
       </w:r>
     </w:p>
@@ -24186,7 +24345,6 @@
               <w:spacing w:line="240" w:lineRule="auto"/>
             </w:pPr>
             <w:r>
-              <w:lastRenderedPageBreak/>
               <w:t>Агрегация отчетов</w:t>
             </w:r>
           </w:p>
@@ -24266,6 +24424,7 @@
       </w:pPr>
       <w:bookmarkStart w:id="54" w:name="_Toc229490335"/>
       <w:r>
+        <w:lastRenderedPageBreak/>
         <w:t>4.4.4 Алгоритмы применения методов графического анализа данных</w:t>
       </w:r>
       <w:bookmarkEnd w:id="54"/>
@@ -24672,17 +24831,44 @@
       </w:pPr>
       <w:bookmarkStart w:id="55" w:name="_Toc229490336"/>
       <w:r>
+        <w:t>4.4.5 Алгоритмы использования технологий передачи данных</w:t>
+      </w:r>
+      <w:bookmarkEnd w:id="55"/>
+    </w:p>
+    <w:p>
+      <w:pPr>
+        <w:pStyle w:val="aff"/>
+      </w:pPr>
+      <w:r>
+        <w:t>Передача данных между компонентами системы выполняется через серверный API. Веб-клиент и WPF-приложение не обращаются к базе данных напрямую: они формируют JSON-запросы, отправляют их на сервер, получают структурированные ответы и обновляют интерфейс в соответствии с результатом.</w:t>
+      </w:r>
+    </w:p>
+    <w:p>
+      <w:pPr>
+        <w:pStyle w:val="aff"/>
+      </w:pPr>
+      <w:r>
         <w:lastRenderedPageBreak/>
-        <w:t>4.4.5 Алгоритмы использования технологий передачи данных</w:t>
-      </w:r>
-      <w:bookmarkEnd w:id="55"/>
+        <w:t>На рисунке 4.4.5.1 показана последовательность передачи данных при оформлении заказа клиентом. Исходный код диаграммы находится в файле PZ_assets/4.4.5.1_order_sequence.puml.</w:t>
+      </w:r>
     </w:p>
     <w:p>
       <w:pPr>
         <w:pStyle w:val="aff"/>
       </w:pPr>
       <w:r>
-        <w:t>Передача данных между компонентами системы выполняется через серверный API. Веб-клиент и WPF-приложение не обращаются к базе данных напрямую: они формируют JSON-запросы, отправляют их на сервер, получают структурированные ответы и обновляют интерфейс в соответствии с результатом.</w:t>
+        <w:rPr>
+          <w:b/>
+        </w:rPr>
+        <w:t>[Место для вставки: срендерированная диаграмма PZ_assets/4.4.5.1_order_sequence.puml]</w:t>
+      </w:r>
+    </w:p>
+    <w:p>
+      <w:pPr>
+        <w:pStyle w:val="aa"/>
+      </w:pPr>
+      <w:r>
+        <w:t>Рисунок 4.4.5.1 - Диаграмма последовательности оформления заказа через API</w:t>
       </w:r>
     </w:p>
     <w:p>
@@ -24690,18 +24876,54 @@
         <w:pStyle w:val="aff"/>
       </w:pPr>
       <w:r>
-        <w:t>На рисунке 4.4.5.1 показана последовательность передачи данных при оформлении заказа клиентом. Исходный код диаграммы находится в файле PZ_assets/4.4.5.1_order_sequence.puml.</w:t>
-      </w:r>
+        <w:t>Такая схема обеспечивает единое место проверки бизнес-правил и прав доступа. Все критичные изменения проходят через серверную часть, где выполняются валидация, расчет итоговых параметров, транзакционная запись и возврат результата клиентскому приложению.</w:t>
+      </w:r>
+    </w:p>
+    <w:p>
+      <w:pPr>
+        <w:pStyle w:val="2"/>
+      </w:pPr>
+      <w:bookmarkStart w:id="56" w:name="_Toc229490337"/>
+      <w:r>
+        <w:t>4.6 Описание архитектурного решения</w:t>
+      </w:r>
+      <w:bookmarkEnd w:id="56"/>
     </w:p>
     <w:p>
       <w:pPr>
         <w:pStyle w:val="aff"/>
       </w:pPr>
       <w:r>
+        <w:t>Архитектурное решение Garden Nook построено по клиент-серверному принципу. Пользовательские интерфейсы отделены от серверной бизнес-логики и базы данных, а обмен между компонентами выполняется через формализованные DTO-контракты и HTTP-запросы.</w:t>
+      </w:r>
+    </w:p>
+    <w:p>
+      <w:pPr>
+        <w:pStyle w:val="30"/>
+      </w:pPr>
+      <w:bookmarkStart w:id="57" w:name="_Toc229490338"/>
+      <w:r>
+        <w:t>4.6.1 Структурная организация программной системы</w:t>
+      </w:r>
+      <w:bookmarkEnd w:id="57"/>
+    </w:p>
+    <w:p>
+      <w:pPr>
+        <w:pStyle w:val="aff"/>
+      </w:pPr>
+      <w:r>
+        <w:t>Программная система состоит из веб-клиента GardenNookWeb, WPF-клиента GardenNookWpf, серверного API GardenNookApi, общей библиотеки TransferModels и базы данных Microsoft SQL Server. Компонентная схема представлена на рисунке 4.6.1.1.</w:t>
+      </w:r>
+    </w:p>
+    <w:p>
+      <w:pPr>
+        <w:pStyle w:val="aff"/>
+      </w:pPr>
+      <w:r>
         <w:rPr>
           <w:b/>
         </w:rPr>
-        <w:t>[Место для вставки: срендерированная диаграмма PZ_assets/4.4.5.1_order_sequence.puml]</w:t>
+        <w:t>[Место для вставки: срендерированная диаграмма PZ_assets/4.6.1.1_component_diagram.puml]</w:t>
       </w:r>
     </w:p>
     <w:p>
@@ -24709,7 +24931,7 @@
         <w:pStyle w:val="aa"/>
       </w:pPr>
       <w:r>
-        <w:t>Рисунок 4.4.5.1 - Диаграмма последовательности оформления заказа через API</w:t>
+        <w:t>Рисунок 4.6.1.1 - UML-диаграмма компонентов программного комплекса Garden Nook</w:t>
       </w:r>
     </w:p>
     <w:p>
@@ -24717,54 +24939,18 @@
         <w:pStyle w:val="aff"/>
       </w:pPr>
       <w:r>
-        <w:t>Такая схема обеспечивает единое место проверки бизнес-правил и прав доступа. Все критичные изменения проходят через серверную часть, где выполняются валидация, расчет итоговых параметров, транзакционная запись и возврат результата клиентскому приложению.</w:t>
-      </w:r>
-    </w:p>
-    <w:p>
-      <w:pPr>
-        <w:pStyle w:val="2"/>
-      </w:pPr>
-      <w:bookmarkStart w:id="56" w:name="_Toc229490337"/>
-      <w:r>
-        <w:t>4.6 Описание архитектурного решения</w:t>
-      </w:r>
-      <w:bookmarkEnd w:id="56"/>
+        <w:t>Веб-клиент обеспечивает работу клиентов кофейни, WPF-клиент используется сотрудниками, серверный API инкапсулирует бизнес-логику и доступ к данным, а TransferModels задает единые структуры обмена. Диаграмма развертывания представлена на рисунке 4.6.1.2.</w:t>
+      </w:r>
     </w:p>
     <w:p>
       <w:pPr>
         <w:pStyle w:val="aff"/>
       </w:pPr>
       <w:r>
-        <w:t>Архитектурное решение Garden Nook построено по клиент-серверному принципу. Пользовательские интерфейсы отделены от серверной бизнес-логики и базы данных, а обмен между компонентами выполняется через формализованные DTO-контракты и HTTP-запросы.</w:t>
-      </w:r>
-    </w:p>
-    <w:p>
-      <w:pPr>
-        <w:pStyle w:val="30"/>
-      </w:pPr>
-      <w:bookmarkStart w:id="57" w:name="_Toc229490338"/>
-      <w:r>
-        <w:t>4.6.1 Структурная организация программной системы</w:t>
-      </w:r>
-      <w:bookmarkEnd w:id="57"/>
-    </w:p>
-    <w:p>
-      <w:pPr>
-        <w:pStyle w:val="aff"/>
-      </w:pPr>
-      <w:r>
-        <w:t>Программная система состоит из веб-клиента GardenNookWeb, WPF-клиента GardenNookWpf, серверного API GardenNookApi, общей библиотеки TransferModels и базы данных Microsoft SQL Server. Компонентная схема представлена на рисунке 4.6.1.1.</w:t>
-      </w:r>
-    </w:p>
-    <w:p>
-      <w:pPr>
-        <w:pStyle w:val="aff"/>
-      </w:pPr>
-      <w:r>
         <w:rPr>
           <w:b/>
         </w:rPr>
-        <w:t>[Место для вставки: срендерированная диаграмма PZ_assets/4.6.1.1_component_diagram.puml]</w:t>
+        <w:t>[Место для вставки: срендерированная диаграмма PZ_assets/4.6.1.2_deployment_diagram.puml]</w:t>
       </w:r>
     </w:p>
     <w:p>
@@ -24772,37 +24958,7 @@
         <w:pStyle w:val="aa"/>
       </w:pPr>
       <w:r>
-        <w:t>Рисунок 4.6.1.1 - UML-диаграмма компонентов программного комплекса Garden Nook</w:t>
-      </w:r>
-    </w:p>
-    <w:p>
-      <w:pPr>
-        <w:pStyle w:val="aff"/>
-      </w:pPr>
-      <w:r>
-        <w:t xml:space="preserve">Веб-клиент обеспечивает работу клиентов кофейни, WPF-клиент используется сотрудниками, серверный API инкапсулирует бизнес-логику и доступ к данным, а </w:t>
-      </w:r>
-      <w:r>
         <w:lastRenderedPageBreak/>
-        <w:t>TransferModels задает единые структуры обмена. Диаграмма развертывания представлена на рисунке 4.6.1.2.</w:t>
-      </w:r>
-    </w:p>
-    <w:p>
-      <w:pPr>
-        <w:pStyle w:val="aff"/>
-      </w:pPr>
-      <w:r>
-        <w:rPr>
-          <w:b/>
-        </w:rPr>
-        <w:t>[Место для вставки: срендерированная диаграмма PZ_assets/4.6.1.2_deployment_diagram.puml]</w:t>
-      </w:r>
-    </w:p>
-    <w:p>
-      <w:pPr>
-        <w:pStyle w:val="aa"/>
-      </w:pPr>
-      <w:r>
         <w:t>Рисунок 4.6.1.2 - UML-диаграмма развертывания программного комплекса Garden Nook</w:t>
       </w:r>
     </w:p>
@@ -30235,6 +30391,119 @@
     </w:lvl>
   </w:abstractNum>
   <w:abstractNum w:abstractNumId="33" w15:restartNumberingAfterBreak="0">
+    <w:nsid w:val="5A792077"/>
+    <w:multiLevelType w:val="hybridMultilevel"/>
+    <w:tmpl w:val="38E404CA"/>
+    <w:lvl w:ilvl="0" w:tplc="04190001">
+      <w:start w:val="1"/>
+      <w:numFmt w:val="bullet"/>
+      <w:lvlText w:val=""/>
+      <w:lvlJc w:val="left"/>
+      <w:pPr>
+        <w:ind w:left="1429" w:hanging="360"/>
+      </w:pPr>
+      <w:rPr>
+        <w:rFonts w:ascii="Symbol" w:hAnsi="Symbol" w:hint="default"/>
+      </w:rPr>
+    </w:lvl>
+    <w:lvl w:ilvl="1" w:tplc="04190003" w:tentative="1">
+      <w:start w:val="1"/>
+      <w:numFmt w:val="bullet"/>
+      <w:lvlText w:val="o"/>
+      <w:lvlJc w:val="left"/>
+      <w:pPr>
+        <w:ind w:left="2149" w:hanging="360"/>
+      </w:pPr>
+      <w:rPr>
+        <w:rFonts w:ascii="Courier New" w:hAnsi="Courier New" w:cs="Courier New" w:hint="default"/>
+      </w:rPr>
+    </w:lvl>
+    <w:lvl w:ilvl="2" w:tplc="04190005" w:tentative="1">
+      <w:start w:val="1"/>
+      <w:numFmt w:val="bullet"/>
+      <w:lvlText w:val=""/>
+      <w:lvlJc w:val="left"/>
+      <w:pPr>
+        <w:ind w:left="2869" w:hanging="360"/>
+      </w:pPr>
+      <w:rPr>
+        <w:rFonts w:ascii="Wingdings" w:hAnsi="Wingdings" w:hint="default"/>
+      </w:rPr>
+    </w:lvl>
+    <w:lvl w:ilvl="3" w:tplc="04190001" w:tentative="1">
+      <w:start w:val="1"/>
+      <w:numFmt w:val="bullet"/>
+      <w:lvlText w:val=""/>
+      <w:lvlJc w:val="left"/>
+      <w:pPr>
+        <w:ind w:left="3589" w:hanging="360"/>
+      </w:pPr>
+      <w:rPr>
+        <w:rFonts w:ascii="Symbol" w:hAnsi="Symbol" w:hint="default"/>
+      </w:rPr>
+    </w:lvl>
+    <w:lvl w:ilvl="4" w:tplc="04190003" w:tentative="1">
+      <w:start w:val="1"/>
+      <w:numFmt w:val="bullet"/>
+      <w:lvlText w:val="o"/>
+      <w:lvlJc w:val="left"/>
+      <w:pPr>
+        <w:ind w:left="4309" w:hanging="360"/>
+      </w:pPr>
+      <w:rPr>
+        <w:rFonts w:ascii="Courier New" w:hAnsi="Courier New" w:cs="Courier New" w:hint="default"/>
+      </w:rPr>
+    </w:lvl>
+    <w:lvl w:ilvl="5" w:tplc="04190005" w:tentative="1">
+      <w:start w:val="1"/>
+      <w:numFmt w:val="bullet"/>
+      <w:lvlText w:val=""/>
+      <w:lvlJc w:val="left"/>
+      <w:pPr>
+        <w:ind w:left="5029" w:hanging="360"/>
+      </w:pPr>
+      <w:rPr>
+        <w:rFonts w:ascii="Wingdings" w:hAnsi="Wingdings" w:hint="default"/>
+      </w:rPr>
+    </w:lvl>
+    <w:lvl w:ilvl="6" w:tplc="04190001" w:tentative="1">
+      <w:start w:val="1"/>
+      <w:numFmt w:val="bullet"/>
+      <w:lvlText w:val=""/>
+      <w:lvlJc w:val="left"/>
+      <w:pPr>
+        <w:ind w:left="5749" w:hanging="360"/>
+      </w:pPr>
+      <w:rPr>
+        <w:rFonts w:ascii="Symbol" w:hAnsi="Symbol" w:hint="default"/>
+      </w:rPr>
+    </w:lvl>
+    <w:lvl w:ilvl="7" w:tplc="04190003" w:tentative="1">
+      <w:start w:val="1"/>
+      <w:numFmt w:val="bullet"/>
+      <w:lvlText w:val="o"/>
+      <w:lvlJc w:val="left"/>
+      <w:pPr>
+        <w:ind w:left="6469" w:hanging="360"/>
+      </w:pPr>
+      <w:rPr>
+        <w:rFonts w:ascii="Courier New" w:hAnsi="Courier New" w:cs="Courier New" w:hint="default"/>
+      </w:rPr>
+    </w:lvl>
+    <w:lvl w:ilvl="8" w:tplc="04190005" w:tentative="1">
+      <w:start w:val="1"/>
+      <w:numFmt w:val="bullet"/>
+      <w:lvlText w:val=""/>
+      <w:lvlJc w:val="left"/>
+      <w:pPr>
+        <w:ind w:left="7189" w:hanging="360"/>
+      </w:pPr>
+      <w:rPr>
+        <w:rFonts w:ascii="Wingdings" w:hAnsi="Wingdings" w:hint="default"/>
+      </w:rPr>
+    </w:lvl>
+  </w:abstractNum>
+  <w:abstractNum w:abstractNumId="34" w15:restartNumberingAfterBreak="0">
     <w:nsid w:val="5AA419D1"/>
     <w:multiLevelType w:val="hybridMultilevel"/>
     <w:tmpl w:val="53AEC674"/>
@@ -30347,7 +30616,7 @@
       </w:rPr>
     </w:lvl>
   </w:abstractNum>
-  <w:abstractNum w:abstractNumId="34" w15:restartNumberingAfterBreak="0">
+  <w:abstractNum w:abstractNumId="35" w15:restartNumberingAfterBreak="0">
     <w:nsid w:val="5CB84227"/>
     <w:multiLevelType w:val="hybridMultilevel"/>
     <w:tmpl w:val="49F6EE7C"/>
@@ -30460,7 +30729,7 @@
       </w:rPr>
     </w:lvl>
   </w:abstractNum>
-  <w:abstractNum w:abstractNumId="35" w15:restartNumberingAfterBreak="0">
+  <w:abstractNum w:abstractNumId="36" w15:restartNumberingAfterBreak="0">
     <w:nsid w:val="616410C6"/>
     <w:multiLevelType w:val="hybridMultilevel"/>
     <w:tmpl w:val="3A8C79E4"/>
@@ -30546,7 +30815,7 @@
       </w:pPr>
     </w:lvl>
   </w:abstractNum>
-  <w:abstractNum w:abstractNumId="36" w15:restartNumberingAfterBreak="0">
+  <w:abstractNum w:abstractNumId="37" w15:restartNumberingAfterBreak="0">
     <w:nsid w:val="621C23E0"/>
     <w:multiLevelType w:val="multilevel"/>
     <w:tmpl w:val="F54880EA"/>
@@ -30659,7 +30928,7 @@
       </w:pPr>
     </w:lvl>
   </w:abstractNum>
-  <w:abstractNum w:abstractNumId="37" w15:restartNumberingAfterBreak="0">
+  <w:abstractNum w:abstractNumId="38" w15:restartNumberingAfterBreak="0">
     <w:nsid w:val="655E03AD"/>
     <w:multiLevelType w:val="hybridMultilevel"/>
     <w:tmpl w:val="421237EE"/>
@@ -30772,7 +31041,7 @@
       </w:rPr>
     </w:lvl>
   </w:abstractNum>
-  <w:abstractNum w:abstractNumId="38" w15:restartNumberingAfterBreak="0">
+  <w:abstractNum w:abstractNumId="39" w15:restartNumberingAfterBreak="0">
     <w:nsid w:val="67574D9C"/>
     <w:multiLevelType w:val="hybridMultilevel"/>
     <w:tmpl w:val="26365BCA"/>
@@ -30885,7 +31154,7 @@
       </w:rPr>
     </w:lvl>
   </w:abstractNum>
-  <w:abstractNum w:abstractNumId="39" w15:restartNumberingAfterBreak="0">
+  <w:abstractNum w:abstractNumId="40" w15:restartNumberingAfterBreak="0">
     <w:nsid w:val="68A30B39"/>
     <w:multiLevelType w:val="hybridMultilevel"/>
     <w:tmpl w:val="4A8A170E"/>
@@ -30998,7 +31267,7 @@
       </w:rPr>
     </w:lvl>
   </w:abstractNum>
-  <w:abstractNum w:abstractNumId="40" w15:restartNumberingAfterBreak="0">
+  <w:abstractNum w:abstractNumId="41" w15:restartNumberingAfterBreak="0">
     <w:nsid w:val="68DA3FDB"/>
     <w:multiLevelType w:val="multilevel"/>
     <w:tmpl w:val="FE907DAC"/>
@@ -31147,7 +31416,7 @@
       </w:rPr>
     </w:lvl>
   </w:abstractNum>
-  <w:abstractNum w:abstractNumId="41" w15:restartNumberingAfterBreak="0">
+  <w:abstractNum w:abstractNumId="42" w15:restartNumberingAfterBreak="0">
     <w:nsid w:val="6FAB4C22"/>
     <w:multiLevelType w:val="hybridMultilevel"/>
     <w:tmpl w:val="CD3C1300"/>
@@ -31260,7 +31529,7 @@
       </w:rPr>
     </w:lvl>
   </w:abstractNum>
-  <w:abstractNum w:abstractNumId="42" w15:restartNumberingAfterBreak="0">
+  <w:abstractNum w:abstractNumId="43" w15:restartNumberingAfterBreak="0">
     <w:nsid w:val="71D267BC"/>
     <w:multiLevelType w:val="multilevel"/>
     <w:tmpl w:val="BB763EFA"/>
@@ -31409,7 +31678,7 @@
       </w:rPr>
     </w:lvl>
   </w:abstractNum>
-  <w:abstractNum w:abstractNumId="43" w15:restartNumberingAfterBreak="0">
+  <w:abstractNum w:abstractNumId="44" w15:restartNumberingAfterBreak="0">
     <w:nsid w:val="7D3811B9"/>
     <w:multiLevelType w:val="hybridMultilevel"/>
     <w:tmpl w:val="1F08D776"/>
@@ -31522,7 +31791,7 @@
       </w:rPr>
     </w:lvl>
   </w:abstractNum>
-  <w:abstractNum w:abstractNumId="44" w15:restartNumberingAfterBreak="0">
+  <w:abstractNum w:abstractNumId="45" w15:restartNumberingAfterBreak="0">
     <w:nsid w:val="7D8B0F1D"/>
     <w:multiLevelType w:val="multilevel"/>
     <w:tmpl w:val="FE907DAC"/>
@@ -31681,22 +31950,22 @@
     <w:abstractNumId w:val="31"/>
   </w:num>
   <w:num w:numId="4">
-    <w:abstractNumId w:val="33"/>
+    <w:abstractNumId w:val="34"/>
   </w:num>
   <w:num w:numId="5">
-    <w:abstractNumId w:val="37"/>
+    <w:abstractNumId w:val="38"/>
   </w:num>
   <w:num w:numId="6">
     <w:abstractNumId w:val="5"/>
   </w:num>
   <w:num w:numId="7">
-    <w:abstractNumId w:val="36"/>
+    <w:abstractNumId w:val="37"/>
   </w:num>
   <w:num w:numId="8">
     <w:abstractNumId w:val="8"/>
   </w:num>
   <w:num w:numId="9">
-    <w:abstractNumId w:val="42"/>
+    <w:abstractNumId w:val="43"/>
   </w:num>
   <w:num w:numId="10">
     <w:abstractNumId w:val="28"/>
@@ -31708,7 +31977,7 @@
     <w:abstractNumId w:val="24"/>
   </w:num>
   <w:num w:numId="13">
-    <w:abstractNumId w:val="40"/>
+    <w:abstractNumId w:val="41"/>
   </w:num>
   <w:num w:numId="14">
     <w:abstractNumId w:val="3"/>
@@ -31720,10 +31989,10 @@
     <w:abstractNumId w:val="0"/>
   </w:num>
   <w:num w:numId="17">
-    <w:abstractNumId w:val="39"/>
+    <w:abstractNumId w:val="40"/>
   </w:num>
   <w:num w:numId="18">
-    <w:abstractNumId w:val="44"/>
+    <w:abstractNumId w:val="45"/>
   </w:num>
   <w:num w:numId="19">
     <w:abstractNumId w:val="21"/>
@@ -31747,10 +32016,10 @@
     <w:abstractNumId w:val="23"/>
   </w:num>
   <w:num w:numId="26">
-    <w:abstractNumId w:val="38"/>
+    <w:abstractNumId w:val="39"/>
   </w:num>
   <w:num w:numId="27">
-    <w:abstractNumId w:val="43"/>
+    <w:abstractNumId w:val="44"/>
   </w:num>
   <w:num w:numId="28">
     <w:abstractNumId w:val="6"/>
@@ -31771,7 +32040,7 @@
     <w:abstractNumId w:val="17"/>
   </w:num>
   <w:num w:numId="34">
-    <w:abstractNumId w:val="41"/>
+    <w:abstractNumId w:val="42"/>
   </w:num>
   <w:num w:numId="35">
     <w:abstractNumId w:val="10"/>
@@ -31789,13 +32058,13 @@
     <w:abstractNumId w:val="13"/>
   </w:num>
   <w:num w:numId="40">
-    <w:abstractNumId w:val="35"/>
+    <w:abstractNumId w:val="36"/>
   </w:num>
   <w:num w:numId="41">
     <w:abstractNumId w:val="7"/>
   </w:num>
   <w:num w:numId="42">
-    <w:abstractNumId w:val="34"/>
+    <w:abstractNumId w:val="35"/>
   </w:num>
   <w:num w:numId="43">
     <w:abstractNumId w:val="4"/>
@@ -31805,6 +32074,9 @@
   </w:num>
   <w:num w:numId="45">
     <w:abstractNumId w:val="32"/>
+  </w:num>
+  <w:num w:numId="46">
+    <w:abstractNumId w:val="33"/>
   </w:num>
   <w:numIdMacAtCleanup w:val="36"/>
 </w:numbering>
@@ -33648,7 +33920,7 @@
 </file>
 
 <file path=customXml/itemProps1.xml><?xml version="1.0" encoding="utf-8"?>
-<ds:datastoreItem xmlns:ds="http://schemas.openxmlformats.org/officeDocument/2006/customXml" ds:itemID="{B4ADB2CC-4377-421E-9C3D-4BE88BB1AB14}">
+<ds:datastoreItem xmlns:ds="http://schemas.openxmlformats.org/officeDocument/2006/customXml" ds:itemID="{F26A53FD-690F-470A-9669-93DC1DE48EC4}">
   <ds:schemaRefs>
     <ds:schemaRef ds:uri="http://schemas.openxmlformats.org/officeDocument/2006/bibliography"/>
   </ds:schemaRefs>

--- a/2207_в2_Косухин С. Д. ПЗ.docx
+++ b/2207_в2_Косухин С. Д. ПЗ.docx
@@ -22444,15 +22444,15 @@
     </w:p>
     <w:p>
       <w:pPr>
-        <w:ind w:left="-567"/>
+        <w:ind w:left="-1560"/>
         <w:jc w:val="center"/>
       </w:pPr>
       <w:r>
         <w:lastRenderedPageBreak/>
         <w:drawing>
           <wp:inline distT="0" distB="0" distL="0" distR="0" wp14:anchorId="6CB04282" wp14:editId="2BC1C015">
-            <wp:extent cx="6358769" cy="4291965"/>
-            <wp:effectExtent l="0" t="0" r="4445" b="0"/>
+            <wp:extent cx="7315200" cy="5593080"/>
+            <wp:effectExtent l="0" t="0" r="0" b="7620"/>
             <wp:docPr id="24" name="Рисунок 24"/>
             <wp:cNvGraphicFramePr>
               <a:graphicFrameLocks xmlns:a="http://schemas.openxmlformats.org/drawingml/2006/main" noChangeAspect="1"/>
@@ -22473,7 +22473,7 @@
                   <pic:spPr>
                     <a:xfrm>
                       <a:off x="0" y="0"/>
-                      <a:ext cx="6359847" cy="4292693"/>
+                      <a:ext cx="7324120" cy="5599900"/>
                     </a:xfrm>
                     <a:prstGeom prst="rect">
                       <a:avLst/>
@@ -22485,27 +22485,43 @@
           </wp:inline>
         </w:drawing>
       </w:r>
-      <w:bookmarkStart w:id="45" w:name="_GoBack"/>
+    </w:p>
+    <w:p>
+      <w:pPr>
+        <w:jc w:val="center"/>
+      </w:pPr>
+      <w:r>
+        <w:rPr>
+          <w:sz w:val="24"/>
+        </w:rPr>
+        <w:t>Рисунок 4.2.4.4 – Окно изменения или добавления данных</w:t>
+      </w:r>
+    </w:p>
+    <w:p>
+      <w:pPr>
+        <w:pStyle w:val="2"/>
+      </w:pPr>
+      <w:bookmarkStart w:id="45" w:name="_Toc229490327"/>
+      <w:r>
+        <w:t>4.3 Входные, выходные и промежуточные данные</w:t>
+      </w:r>
       <w:bookmarkEnd w:id="45"/>
     </w:p>
     <w:p>
       <w:pPr>
-        <w:jc w:val="center"/>
-      </w:pPr>
-      <w:r>
-        <w:rPr>
-          <w:sz w:val="24"/>
-        </w:rPr>
-        <w:t>Рисунок 4.2.4.4 – Окно изменения или добавления данных</w:t>
-      </w:r>
-    </w:p>
-    <w:p>
-      <w:pPr>
-        <w:pStyle w:val="2"/>
-      </w:pPr>
-      <w:bookmarkStart w:id="46" w:name="_Toc229490327"/>
-      <w:r>
-        <w:t>4.3 Входные, выходные и промежуточные данные</w:t>
+        <w:pStyle w:val="aff"/>
+      </w:pPr>
+      <w:r>
+        <w:t>Данные программного комплекса разделяются на входные, выходные и промежуточные. Такое разделение позволяет показать, какие сведения вводит пользователь, какие результаты возвращает система и какие структуры используются временно в процессе обработки.</w:t>
+      </w:r>
+    </w:p>
+    <w:p>
+      <w:pPr>
+        <w:pStyle w:val="30"/>
+      </w:pPr>
+      <w:bookmarkStart w:id="46" w:name="_Toc229490328"/>
+      <w:r>
+        <w:t>4.3.1 Входные данные</w:t>
       </w:r>
       <w:bookmarkEnd w:id="46"/>
     </w:p>
@@ -22514,16 +22530,519 @@
         <w:pStyle w:val="aff"/>
       </w:pPr>
       <w:r>
-        <w:t>Данные программного комплекса разделяются на входные, выходные и промежуточные. Такое разделение позволяет показать, какие сведения вводит пользователь, какие результаты возвращает система и какие структуры используются временно в процессе обработки.</w:t>
-      </w:r>
-    </w:p>
+        <w:t>Входные данные формируются пользователями в веб-интерфейсе и WPF-приложении, а также поступают из справочников системы при выполнении операций. Перед отправкой на сервер они проходят проверку обязательных полей, допустимых значений и прав пользователя.</w:t>
+      </w:r>
+    </w:p>
+    <w:p>
+      <w:pPr>
+        <w:rPr>
+          <w:sz w:val="24"/>
+        </w:rPr>
+      </w:pPr>
+      <w:r>
+        <w:rPr>
+          <w:sz w:val="24"/>
+        </w:rPr>
+        <w:lastRenderedPageBreak/>
+        <w:t>Таблица 4.3.1 - Структура и форматы входных данных</w:t>
+      </w:r>
+    </w:p>
+    <w:tbl>
+      <w:tblPr>
+        <w:tblW w:w="0" w:type="auto"/>
+        <w:tblInd w:w="-431" w:type="dxa"/>
+        <w:tblBorders>
+          <w:top w:val="single" w:sz="4" w:space="0" w:color="000000"/>
+          <w:left w:val="single" w:sz="4" w:space="0" w:color="000000"/>
+          <w:bottom w:val="single" w:sz="4" w:space="0" w:color="000000"/>
+          <w:right w:val="single" w:sz="4" w:space="0" w:color="000000"/>
+          <w:insideH w:val="single" w:sz="4" w:space="0" w:color="000000"/>
+          <w:insideV w:val="single" w:sz="4" w:space="0" w:color="000000"/>
+        </w:tblBorders>
+        <w:tblLook w:val="04A0" w:firstRow="1" w:lastRow="0" w:firstColumn="1" w:lastColumn="0" w:noHBand="0" w:noVBand="1"/>
+      </w:tblPr>
+      <w:tblGrid>
+        <w:gridCol w:w="2300"/>
+        <w:gridCol w:w="2985"/>
+        <w:gridCol w:w="1871"/>
+        <w:gridCol w:w="2621"/>
+      </w:tblGrid>
+      <w:tr>
+        <w:tc>
+          <w:tcPr>
+            <w:tcW w:w="2300" w:type="dxa"/>
+          </w:tcPr>
+          <w:p>
+            <w:pPr>
+              <w:spacing w:line="240" w:lineRule="auto"/>
+              <w:rPr>
+                <w:sz w:val="24"/>
+              </w:rPr>
+            </w:pPr>
+            <w:r>
+              <w:rPr>
+                <w:sz w:val="24"/>
+              </w:rPr>
+              <w:t>Категория данных</w:t>
+            </w:r>
+          </w:p>
+        </w:tc>
+        <w:tc>
+          <w:tcPr>
+            <w:tcW w:w="2985" w:type="dxa"/>
+          </w:tcPr>
+          <w:p>
+            <w:pPr>
+              <w:spacing w:line="240" w:lineRule="auto"/>
+              <w:rPr>
+                <w:sz w:val="24"/>
+              </w:rPr>
+            </w:pPr>
+            <w:r>
+              <w:rPr>
+                <w:sz w:val="24"/>
+              </w:rPr>
+              <w:t>Структура</w:t>
+            </w:r>
+          </w:p>
+        </w:tc>
+        <w:tc>
+          <w:tcPr>
+            <w:tcW w:w="1871" w:type="dxa"/>
+          </w:tcPr>
+          <w:p>
+            <w:pPr>
+              <w:spacing w:line="240" w:lineRule="auto"/>
+              <w:rPr>
+                <w:sz w:val="24"/>
+              </w:rPr>
+            </w:pPr>
+            <w:r>
+              <w:rPr>
+                <w:sz w:val="24"/>
+              </w:rPr>
+              <w:t>Формат</w:t>
+            </w:r>
+          </w:p>
+        </w:tc>
+        <w:tc>
+          <w:tcPr>
+            <w:tcW w:w="2621" w:type="dxa"/>
+          </w:tcPr>
+          <w:p>
+            <w:pPr>
+              <w:spacing w:line="240" w:lineRule="auto"/>
+              <w:rPr>
+                <w:sz w:val="24"/>
+              </w:rPr>
+            </w:pPr>
+            <w:r>
+              <w:rPr>
+                <w:sz w:val="24"/>
+              </w:rPr>
+              <w:t>Назначение</w:t>
+            </w:r>
+          </w:p>
+        </w:tc>
+      </w:tr>
+      <w:tr>
+        <w:tc>
+          <w:tcPr>
+            <w:tcW w:w="2300" w:type="dxa"/>
+          </w:tcPr>
+          <w:p>
+            <w:pPr>
+              <w:spacing w:line="240" w:lineRule="auto"/>
+              <w:rPr>
+                <w:sz w:val="24"/>
+              </w:rPr>
+            </w:pPr>
+            <w:r>
+              <w:rPr>
+                <w:sz w:val="24"/>
+              </w:rPr>
+              <w:t>Учетные данные</w:t>
+            </w:r>
+          </w:p>
+        </w:tc>
+        <w:tc>
+          <w:tcPr>
+            <w:tcW w:w="2985" w:type="dxa"/>
+          </w:tcPr>
+          <w:p>
+            <w:pPr>
+              <w:spacing w:line="240" w:lineRule="auto"/>
+              <w:rPr>
+                <w:sz w:val="24"/>
+              </w:rPr>
+            </w:pPr>
+            <w:r>
+              <w:rPr>
+                <w:sz w:val="24"/>
+              </w:rPr>
+              <w:t>Логин, пароль, роль пользователя</w:t>
+            </w:r>
+          </w:p>
+        </w:tc>
+        <w:tc>
+          <w:tcPr>
+            <w:tcW w:w="1871" w:type="dxa"/>
+          </w:tcPr>
+          <w:p>
+            <w:pPr>
+              <w:spacing w:line="240" w:lineRule="auto"/>
+              <w:rPr>
+                <w:sz w:val="24"/>
+              </w:rPr>
+            </w:pPr>
+            <w:r>
+              <w:rPr>
+                <w:sz w:val="24"/>
+              </w:rPr>
+              <w:t>JSON / HTTP POST</w:t>
+            </w:r>
+          </w:p>
+        </w:tc>
+        <w:tc>
+          <w:tcPr>
+            <w:tcW w:w="2621" w:type="dxa"/>
+          </w:tcPr>
+          <w:p>
+            <w:pPr>
+              <w:spacing w:line="240" w:lineRule="auto"/>
+              <w:rPr>
+                <w:sz w:val="24"/>
+              </w:rPr>
+            </w:pPr>
+            <w:r>
+              <w:rPr>
+                <w:sz w:val="24"/>
+              </w:rPr>
+              <w:t>Авторизация клиента или сотрудника.</w:t>
+            </w:r>
+          </w:p>
+        </w:tc>
+      </w:tr>
+      <w:tr>
+        <w:tc>
+          <w:tcPr>
+            <w:tcW w:w="2300" w:type="dxa"/>
+          </w:tcPr>
+          <w:p>
+            <w:pPr>
+              <w:spacing w:line="240" w:lineRule="auto"/>
+              <w:rPr>
+                <w:sz w:val="24"/>
+              </w:rPr>
+            </w:pPr>
+            <w:r>
+              <w:rPr>
+                <w:sz w:val="24"/>
+              </w:rPr>
+              <w:t>Данные заказа</w:t>
+            </w:r>
+          </w:p>
+        </w:tc>
+        <w:tc>
+          <w:tcPr>
+            <w:tcW w:w="2985" w:type="dxa"/>
+          </w:tcPr>
+          <w:p>
+            <w:pPr>
+              <w:spacing w:line="240" w:lineRule="auto"/>
+              <w:rPr>
+                <w:sz w:val="24"/>
+              </w:rPr>
+            </w:pPr>
+            <w:r>
+              <w:rPr>
+                <w:sz w:val="24"/>
+              </w:rPr>
+              <w:t>Позиции, количество, добавки, модификаторы, комментарий, тип заказа, время самовывоза</w:t>
+            </w:r>
+          </w:p>
+        </w:tc>
+        <w:tc>
+          <w:tcPr>
+            <w:tcW w:w="1871" w:type="dxa"/>
+          </w:tcPr>
+          <w:p>
+            <w:pPr>
+              <w:spacing w:line="240" w:lineRule="auto"/>
+              <w:rPr>
+                <w:sz w:val="24"/>
+              </w:rPr>
+            </w:pPr>
+            <w:r>
+              <w:rPr>
+                <w:sz w:val="24"/>
+              </w:rPr>
+              <w:t>JSON / HTTP POST</w:t>
+            </w:r>
+          </w:p>
+        </w:tc>
+        <w:tc>
+          <w:tcPr>
+            <w:tcW w:w="2621" w:type="dxa"/>
+          </w:tcPr>
+          <w:p>
+            <w:pPr>
+              <w:spacing w:line="240" w:lineRule="auto"/>
+              <w:rPr>
+                <w:sz w:val="24"/>
+              </w:rPr>
+            </w:pPr>
+            <w:r>
+              <w:rPr>
+                <w:sz w:val="24"/>
+              </w:rPr>
+              <w:t>Создание заказа и передача его в производственную очередь.</w:t>
+            </w:r>
+          </w:p>
+        </w:tc>
+      </w:tr>
+      <w:tr>
+        <w:tc>
+          <w:tcPr>
+            <w:tcW w:w="2300" w:type="dxa"/>
+          </w:tcPr>
+          <w:p>
+            <w:pPr>
+              <w:spacing w:line="240" w:lineRule="auto"/>
+              <w:rPr>
+                <w:sz w:val="24"/>
+              </w:rPr>
+            </w:pPr>
+            <w:r>
+              <w:rPr>
+                <w:sz w:val="24"/>
+              </w:rPr>
+              <w:t>Справочники меню</w:t>
+            </w:r>
+          </w:p>
+        </w:tc>
+        <w:tc>
+          <w:tcPr>
+            <w:tcW w:w="2985" w:type="dxa"/>
+          </w:tcPr>
+          <w:p>
+            <w:pPr>
+              <w:spacing w:line="240" w:lineRule="auto"/>
+              <w:rPr>
+                <w:sz w:val="24"/>
+              </w:rPr>
+            </w:pPr>
+            <w:r>
+              <w:rPr>
+                <w:sz w:val="24"/>
+              </w:rPr>
+              <w:t>Название, категория, цена, состав, доступность, КБЖУ</w:t>
+            </w:r>
+          </w:p>
+        </w:tc>
+        <w:tc>
+          <w:tcPr>
+            <w:tcW w:w="1871" w:type="dxa"/>
+          </w:tcPr>
+          <w:p>
+            <w:pPr>
+              <w:spacing w:line="240" w:lineRule="auto"/>
+              <w:rPr>
+                <w:sz w:val="24"/>
+              </w:rPr>
+            </w:pPr>
+            <w:r>
+              <w:rPr>
+                <w:sz w:val="24"/>
+              </w:rPr>
+              <w:t>JSON / формы WPF</w:t>
+            </w:r>
+          </w:p>
+        </w:tc>
+        <w:tc>
+          <w:tcPr>
+            <w:tcW w:w="2621" w:type="dxa"/>
+          </w:tcPr>
+          <w:p>
+            <w:pPr>
+              <w:spacing w:line="240" w:lineRule="auto"/>
+              <w:rPr>
+                <w:sz w:val="24"/>
+              </w:rPr>
+            </w:pPr>
+            <w:r>
+              <w:rPr>
+                <w:sz w:val="24"/>
+              </w:rPr>
+              <w:t>Создание и редактирование позиций меню.</w:t>
+            </w:r>
+          </w:p>
+        </w:tc>
+      </w:tr>
+      <w:tr>
+        <w:tc>
+          <w:tcPr>
+            <w:tcW w:w="2300" w:type="dxa"/>
+          </w:tcPr>
+          <w:p>
+            <w:pPr>
+              <w:spacing w:line="240" w:lineRule="auto"/>
+              <w:rPr>
+                <w:sz w:val="24"/>
+              </w:rPr>
+            </w:pPr>
+            <w:r>
+              <w:rPr>
+                <w:sz w:val="24"/>
+              </w:rPr>
+              <w:t>Ингредиенты и техкарты</w:t>
+            </w:r>
+          </w:p>
+        </w:tc>
+        <w:tc>
+          <w:tcPr>
+            <w:tcW w:w="2985" w:type="dxa"/>
+          </w:tcPr>
+          <w:p>
+            <w:pPr>
+              <w:spacing w:line="240" w:lineRule="auto"/>
+              <w:rPr>
+                <w:sz w:val="24"/>
+              </w:rPr>
+            </w:pPr>
+            <w:r>
+              <w:rPr>
+                <w:sz w:val="24"/>
+              </w:rPr>
+              <w:t>Сырье, масса, единицы измерения, пищевая ценность, технология приготовления</w:t>
+            </w:r>
+          </w:p>
+        </w:tc>
+        <w:tc>
+          <w:tcPr>
+            <w:tcW w:w="1871" w:type="dxa"/>
+          </w:tcPr>
+          <w:p>
+            <w:pPr>
+              <w:spacing w:line="240" w:lineRule="auto"/>
+              <w:rPr>
+                <w:sz w:val="24"/>
+              </w:rPr>
+            </w:pPr>
+            <w:r>
+              <w:rPr>
+                <w:sz w:val="24"/>
+              </w:rPr>
+              <w:t>JSON / формы WPF</w:t>
+            </w:r>
+          </w:p>
+        </w:tc>
+        <w:tc>
+          <w:tcPr>
+            <w:tcW w:w="2621" w:type="dxa"/>
+          </w:tcPr>
+          <w:p>
+            <w:pPr>
+              <w:spacing w:line="240" w:lineRule="auto"/>
+              <w:rPr>
+                <w:sz w:val="24"/>
+              </w:rPr>
+            </w:pPr>
+            <w:r>
+              <w:rPr>
+                <w:sz w:val="24"/>
+              </w:rPr>
+              <w:t>Расчет КБЖУ, себестоимости и списание сырья.</w:t>
+            </w:r>
+          </w:p>
+        </w:tc>
+      </w:tr>
+      <w:tr>
+        <w:tc>
+          <w:tcPr>
+            <w:tcW w:w="2300" w:type="dxa"/>
+          </w:tcPr>
+          <w:p>
+            <w:pPr>
+              <w:spacing w:line="240" w:lineRule="auto"/>
+              <w:rPr>
+                <w:sz w:val="24"/>
+              </w:rPr>
+            </w:pPr>
+            <w:r>
+              <w:rPr>
+                <w:sz w:val="24"/>
+              </w:rPr>
+              <w:t>Складские операции</w:t>
+            </w:r>
+          </w:p>
+        </w:tc>
+        <w:tc>
+          <w:tcPr>
+            <w:tcW w:w="2985" w:type="dxa"/>
+          </w:tcPr>
+          <w:p>
+            <w:pPr>
+              <w:spacing w:line="240" w:lineRule="auto"/>
+              <w:rPr>
+                <w:sz w:val="24"/>
+              </w:rPr>
+            </w:pPr>
+            <w:r>
+              <w:rPr>
+                <w:sz w:val="24"/>
+              </w:rPr>
+              <w:t>Поставка, списание, стоп-лист, причина операции</w:t>
+            </w:r>
+          </w:p>
+        </w:tc>
+        <w:tc>
+          <w:tcPr>
+            <w:tcW w:w="1871" w:type="dxa"/>
+          </w:tcPr>
+          <w:p>
+            <w:pPr>
+              <w:spacing w:line="240" w:lineRule="auto"/>
+              <w:rPr>
+                <w:sz w:val="24"/>
+              </w:rPr>
+            </w:pPr>
+            <w:r>
+              <w:rPr>
+                <w:sz w:val="24"/>
+              </w:rPr>
+              <w:t>JSON / формы WPF</w:t>
+            </w:r>
+          </w:p>
+        </w:tc>
+        <w:tc>
+          <w:tcPr>
+            <w:tcW w:w="2621" w:type="dxa"/>
+          </w:tcPr>
+          <w:p>
+            <w:pPr>
+              <w:spacing w:line="240" w:lineRule="auto"/>
+              <w:rPr>
+                <w:sz w:val="24"/>
+              </w:rPr>
+            </w:pPr>
+            <w:r>
+              <w:rPr>
+                <w:sz w:val="24"/>
+              </w:rPr>
+              <w:t>Контроль остатков и доступности позиций.</w:t>
+            </w:r>
+          </w:p>
+        </w:tc>
+      </w:tr>
+    </w:tbl>
     <w:p>
       <w:pPr>
         <w:pStyle w:val="30"/>
       </w:pPr>
-      <w:bookmarkStart w:id="47" w:name="_Toc229490328"/>
-      <w:r>
-        <w:t>4.3.1 Входные данные</w:t>
+      <w:bookmarkStart w:id="47" w:name="_Toc229490329"/>
+      <w:r>
+        <w:t>4.3.2 Выходные данные</w:t>
       </w:r>
       <w:bookmarkEnd w:id="47"/>
     </w:p>
@@ -22532,12 +23051,597 @@
         <w:pStyle w:val="aff"/>
       </w:pPr>
       <w:r>
-        <w:t>Входные данные формируются пользователями в веб-интерфейсе и WPF-приложении, а также поступают из справочников системы при выполнении операций. Перед отправкой на сервер они проходят проверку обязательных полей, допустимых значений и прав пользователя.</w:t>
-      </w:r>
-    </w:p>
-    <w:p>
-      <w:r>
-        <w:t>Таблица 4.3.1 - Структура и форматы входных данных</w:t>
+        <w:t>Выходные данные формируются серверной частью и отображаются в интерфейсах пользователей. Они используются для подтверждения выполненных операций, отображения статусов, формирования отчетов и обновления рабочих экранов.</w:t>
+      </w:r>
+    </w:p>
+    <w:p>
+      <w:pPr>
+        <w:rPr>
+          <w:sz w:val="24"/>
+        </w:rPr>
+      </w:pPr>
+      <w:r>
+        <w:rPr>
+          <w:sz w:val="24"/>
+        </w:rPr>
+        <w:t>Таблица 4.3.2 - Структура и форматы выходных данных</w:t>
+      </w:r>
+    </w:p>
+    <w:tbl>
+      <w:tblPr>
+        <w:tblW w:w="0" w:type="auto"/>
+        <w:tblInd w:w="-431" w:type="dxa"/>
+        <w:tblBorders>
+          <w:top w:val="single" w:sz="4" w:space="0" w:color="000000"/>
+          <w:left w:val="single" w:sz="4" w:space="0" w:color="000000"/>
+          <w:bottom w:val="single" w:sz="4" w:space="0" w:color="000000"/>
+          <w:right w:val="single" w:sz="4" w:space="0" w:color="000000"/>
+          <w:insideH w:val="single" w:sz="4" w:space="0" w:color="000000"/>
+          <w:insideV w:val="single" w:sz="4" w:space="0" w:color="000000"/>
+        </w:tblBorders>
+        <w:tblLook w:val="04A0" w:firstRow="1" w:lastRow="0" w:firstColumn="1" w:lastColumn="0" w:noHBand="0" w:noVBand="1"/>
+      </w:tblPr>
+      <w:tblGrid>
+        <w:gridCol w:w="2303"/>
+        <w:gridCol w:w="2975"/>
+        <w:gridCol w:w="1896"/>
+        <w:gridCol w:w="2603"/>
+      </w:tblGrid>
+      <w:tr>
+        <w:tc>
+          <w:tcPr>
+            <w:tcW w:w="2303" w:type="dxa"/>
+          </w:tcPr>
+          <w:p>
+            <w:pPr>
+              <w:spacing w:line="240" w:lineRule="auto"/>
+              <w:rPr>
+                <w:sz w:val="24"/>
+                <w:szCs w:val="24"/>
+              </w:rPr>
+            </w:pPr>
+            <w:r>
+              <w:rPr>
+                <w:sz w:val="24"/>
+                <w:szCs w:val="24"/>
+              </w:rPr>
+              <w:t>Категория данных</w:t>
+            </w:r>
+          </w:p>
+        </w:tc>
+        <w:tc>
+          <w:tcPr>
+            <w:tcW w:w="2975" w:type="dxa"/>
+          </w:tcPr>
+          <w:p>
+            <w:pPr>
+              <w:spacing w:line="240" w:lineRule="auto"/>
+              <w:rPr>
+                <w:sz w:val="24"/>
+                <w:szCs w:val="24"/>
+              </w:rPr>
+            </w:pPr>
+            <w:r>
+              <w:rPr>
+                <w:sz w:val="24"/>
+                <w:szCs w:val="24"/>
+              </w:rPr>
+              <w:t>Структура</w:t>
+            </w:r>
+          </w:p>
+        </w:tc>
+        <w:tc>
+          <w:tcPr>
+            <w:tcW w:w="1896" w:type="dxa"/>
+          </w:tcPr>
+          <w:p>
+            <w:pPr>
+              <w:spacing w:line="240" w:lineRule="auto"/>
+              <w:rPr>
+                <w:sz w:val="24"/>
+                <w:szCs w:val="24"/>
+              </w:rPr>
+            </w:pPr>
+            <w:r>
+              <w:rPr>
+                <w:sz w:val="24"/>
+                <w:szCs w:val="24"/>
+              </w:rPr>
+              <w:t>Формат</w:t>
+            </w:r>
+          </w:p>
+        </w:tc>
+        <w:tc>
+          <w:tcPr>
+            <w:tcW w:w="2603" w:type="dxa"/>
+          </w:tcPr>
+          <w:p>
+            <w:pPr>
+              <w:spacing w:line="240" w:lineRule="auto"/>
+              <w:rPr>
+                <w:sz w:val="24"/>
+                <w:szCs w:val="24"/>
+              </w:rPr>
+            </w:pPr>
+            <w:r>
+              <w:rPr>
+                <w:sz w:val="24"/>
+                <w:szCs w:val="24"/>
+              </w:rPr>
+              <w:t>Назначение</w:t>
+            </w:r>
+          </w:p>
+        </w:tc>
+      </w:tr>
+      <w:tr>
+        <w:tc>
+          <w:tcPr>
+            <w:tcW w:w="2303" w:type="dxa"/>
+          </w:tcPr>
+          <w:p>
+            <w:pPr>
+              <w:spacing w:line="240" w:lineRule="auto"/>
+              <w:rPr>
+                <w:sz w:val="24"/>
+                <w:szCs w:val="24"/>
+              </w:rPr>
+            </w:pPr>
+            <w:r>
+              <w:rPr>
+                <w:sz w:val="24"/>
+                <w:szCs w:val="24"/>
+              </w:rPr>
+              <w:t>Ответ авторизации</w:t>
+            </w:r>
+          </w:p>
+        </w:tc>
+        <w:tc>
+          <w:tcPr>
+            <w:tcW w:w="2975" w:type="dxa"/>
+          </w:tcPr>
+          <w:p>
+            <w:pPr>
+              <w:spacing w:line="240" w:lineRule="auto"/>
+              <w:rPr>
+                <w:sz w:val="24"/>
+                <w:szCs w:val="24"/>
+              </w:rPr>
+            </w:pPr>
+            <w:r>
+              <w:rPr>
+                <w:sz w:val="24"/>
+                <w:szCs w:val="24"/>
+              </w:rPr>
+              <w:t>Статус входа, cookie-сессия, роль пользователя</w:t>
+            </w:r>
+          </w:p>
+        </w:tc>
+        <w:tc>
+          <w:tcPr>
+            <w:tcW w:w="1896" w:type="dxa"/>
+          </w:tcPr>
+          <w:p>
+            <w:pPr>
+              <w:spacing w:line="240" w:lineRule="auto"/>
+              <w:rPr>
+                <w:sz w:val="24"/>
+                <w:szCs w:val="24"/>
+              </w:rPr>
+            </w:pPr>
+            <w:r>
+              <w:rPr>
+                <w:sz w:val="24"/>
+                <w:szCs w:val="24"/>
+              </w:rPr>
+              <w:t>HTTP response / cookie</w:t>
+            </w:r>
+          </w:p>
+        </w:tc>
+        <w:tc>
+          <w:tcPr>
+            <w:tcW w:w="2603" w:type="dxa"/>
+          </w:tcPr>
+          <w:p>
+            <w:pPr>
+              <w:spacing w:line="240" w:lineRule="auto"/>
+              <w:rPr>
+                <w:sz w:val="24"/>
+                <w:szCs w:val="24"/>
+              </w:rPr>
+            </w:pPr>
+            <w:r>
+              <w:rPr>
+                <w:sz w:val="24"/>
+                <w:szCs w:val="24"/>
+              </w:rPr>
+              <w:t>Открытие соответствующего контура системы.</w:t>
+            </w:r>
+          </w:p>
+        </w:tc>
+      </w:tr>
+      <w:tr>
+        <w:tc>
+          <w:tcPr>
+            <w:tcW w:w="2303" w:type="dxa"/>
+          </w:tcPr>
+          <w:p>
+            <w:pPr>
+              <w:spacing w:line="240" w:lineRule="auto"/>
+              <w:rPr>
+                <w:sz w:val="24"/>
+                <w:szCs w:val="24"/>
+              </w:rPr>
+            </w:pPr>
+            <w:r>
+              <w:rPr>
+                <w:sz w:val="24"/>
+                <w:szCs w:val="24"/>
+              </w:rPr>
+              <w:t>Результат оформления заказа</w:t>
+            </w:r>
+          </w:p>
+        </w:tc>
+        <w:tc>
+          <w:tcPr>
+            <w:tcW w:w="2975" w:type="dxa"/>
+          </w:tcPr>
+          <w:p>
+            <w:pPr>
+              <w:spacing w:line="240" w:lineRule="auto"/>
+              <w:rPr>
+                <w:sz w:val="24"/>
+                <w:szCs w:val="24"/>
+              </w:rPr>
+            </w:pPr>
+            <w:r>
+              <w:rPr>
+                <w:sz w:val="24"/>
+                <w:szCs w:val="24"/>
+              </w:rPr>
+              <w:t>Номер заказа, сумма, скидка, статус, состав заказа</w:t>
+            </w:r>
+          </w:p>
+        </w:tc>
+        <w:tc>
+          <w:tcPr>
+            <w:tcW w:w="1896" w:type="dxa"/>
+          </w:tcPr>
+          <w:p>
+            <w:pPr>
+              <w:spacing w:line="240" w:lineRule="auto"/>
+              <w:rPr>
+                <w:sz w:val="24"/>
+                <w:szCs w:val="24"/>
+              </w:rPr>
+            </w:pPr>
+            <w:r>
+              <w:rPr>
+                <w:sz w:val="24"/>
+                <w:szCs w:val="24"/>
+              </w:rPr>
+              <w:t>JSON</w:t>
+            </w:r>
+          </w:p>
+        </w:tc>
+        <w:tc>
+          <w:tcPr>
+            <w:tcW w:w="2603" w:type="dxa"/>
+          </w:tcPr>
+          <w:p>
+            <w:pPr>
+              <w:spacing w:line="240" w:lineRule="auto"/>
+              <w:rPr>
+                <w:sz w:val="24"/>
+                <w:szCs w:val="24"/>
+              </w:rPr>
+            </w:pPr>
+            <w:r>
+              <w:rPr>
+                <w:sz w:val="24"/>
+                <w:szCs w:val="24"/>
+              </w:rPr>
+              <w:t>Подтверждение заказа клиенту и передача в очередь кухни.</w:t>
+            </w:r>
+          </w:p>
+        </w:tc>
+      </w:tr>
+      <w:tr>
+        <w:tc>
+          <w:tcPr>
+            <w:tcW w:w="2303" w:type="dxa"/>
+          </w:tcPr>
+          <w:p>
+            <w:pPr>
+              <w:spacing w:line="240" w:lineRule="auto"/>
+              <w:rPr>
+                <w:sz w:val="24"/>
+                <w:szCs w:val="24"/>
+              </w:rPr>
+            </w:pPr>
+            <w:r>
+              <w:rPr>
+                <w:sz w:val="24"/>
+                <w:szCs w:val="24"/>
+              </w:rPr>
+              <w:t>Очередь заказов</w:t>
+            </w:r>
+          </w:p>
+        </w:tc>
+        <w:tc>
+          <w:tcPr>
+            <w:tcW w:w="2975" w:type="dxa"/>
+          </w:tcPr>
+          <w:p>
+            <w:pPr>
+              <w:spacing w:line="240" w:lineRule="auto"/>
+              <w:rPr>
+                <w:sz w:val="24"/>
+                <w:szCs w:val="24"/>
+              </w:rPr>
+            </w:pPr>
+            <w:r>
+              <w:rPr>
+                <w:sz w:val="24"/>
+                <w:szCs w:val="24"/>
+              </w:rPr>
+              <w:t>Список заказов, позиции, комментарии, время подачи, статусы</w:t>
+            </w:r>
+          </w:p>
+        </w:tc>
+        <w:tc>
+          <w:tcPr>
+            <w:tcW w:w="1896" w:type="dxa"/>
+          </w:tcPr>
+          <w:p>
+            <w:pPr>
+              <w:spacing w:line="240" w:lineRule="auto"/>
+              <w:rPr>
+                <w:sz w:val="24"/>
+                <w:szCs w:val="24"/>
+              </w:rPr>
+            </w:pPr>
+            <w:r>
+              <w:rPr>
+                <w:sz w:val="24"/>
+                <w:szCs w:val="24"/>
+              </w:rPr>
+              <w:t>JSON</w:t>
+            </w:r>
+          </w:p>
+        </w:tc>
+        <w:tc>
+          <w:tcPr>
+            <w:tcW w:w="2603" w:type="dxa"/>
+          </w:tcPr>
+          <w:p>
+            <w:pPr>
+              <w:spacing w:line="240" w:lineRule="auto"/>
+              <w:rPr>
+                <w:sz w:val="24"/>
+                <w:szCs w:val="24"/>
+              </w:rPr>
+            </w:pPr>
+            <w:r>
+              <w:rPr>
+                <w:sz w:val="24"/>
+                <w:szCs w:val="24"/>
+              </w:rPr>
+              <w:t>Работа повара и бариста-кассира.</w:t>
+            </w:r>
+          </w:p>
+        </w:tc>
+      </w:tr>
+      <w:tr>
+        <w:trPr>
+          <w:trHeight w:val="1423"/>
+        </w:trPr>
+        <w:tc>
+          <w:tcPr>
+            <w:tcW w:w="2303" w:type="dxa"/>
+          </w:tcPr>
+          <w:p>
+            <w:pPr>
+              <w:spacing w:line="240" w:lineRule="auto"/>
+              <w:rPr>
+                <w:sz w:val="24"/>
+                <w:szCs w:val="24"/>
+              </w:rPr>
+            </w:pPr>
+            <w:r>
+              <w:rPr>
+                <w:sz w:val="24"/>
+                <w:szCs w:val="24"/>
+              </w:rPr>
+              <w:t>Справочные списки</w:t>
+            </w:r>
+          </w:p>
+        </w:tc>
+        <w:tc>
+          <w:tcPr>
+            <w:tcW w:w="2975" w:type="dxa"/>
+          </w:tcPr>
+          <w:p>
+            <w:pPr>
+              <w:spacing w:line="240" w:lineRule="auto"/>
+              <w:rPr>
+                <w:sz w:val="24"/>
+                <w:szCs w:val="24"/>
+              </w:rPr>
+            </w:pPr>
+            <w:r>
+              <w:rPr>
+                <w:sz w:val="24"/>
+                <w:szCs w:val="24"/>
+              </w:rPr>
+              <w:t>Меню, ингредиенты, категории, клиенты, сотрудники</w:t>
+            </w:r>
+          </w:p>
+        </w:tc>
+        <w:tc>
+          <w:tcPr>
+            <w:tcW w:w="1896" w:type="dxa"/>
+          </w:tcPr>
+          <w:p>
+            <w:pPr>
+              <w:spacing w:line="240" w:lineRule="auto"/>
+              <w:rPr>
+                <w:sz w:val="24"/>
+                <w:szCs w:val="24"/>
+              </w:rPr>
+            </w:pPr>
+            <w:r>
+              <w:rPr>
+                <w:sz w:val="24"/>
+                <w:szCs w:val="24"/>
+              </w:rPr>
+              <w:t>JSON / таблицы WPF</w:t>
+            </w:r>
+          </w:p>
+        </w:tc>
+        <w:tc>
+          <w:tcPr>
+            <w:tcW w:w="2603" w:type="dxa"/>
+          </w:tcPr>
+          <w:p>
+            <w:pPr>
+              <w:spacing w:line="240" w:lineRule="auto"/>
+              <w:rPr>
+                <w:sz w:val="24"/>
+                <w:szCs w:val="24"/>
+              </w:rPr>
+            </w:pPr>
+            <w:r>
+              <w:rPr>
+                <w:sz w:val="24"/>
+                <w:szCs w:val="24"/>
+              </w:rPr>
+              <w:t>Заполнение экранов управления и форм редактирования.</w:t>
+            </w:r>
+          </w:p>
+        </w:tc>
+      </w:tr>
+      <w:tr>
+        <w:trPr>
+          <w:trHeight w:val="990"/>
+        </w:trPr>
+        <w:tc>
+          <w:tcPr>
+            <w:tcW w:w="2303" w:type="dxa"/>
+          </w:tcPr>
+          <w:p>
+            <w:pPr>
+              <w:spacing w:line="240" w:lineRule="auto"/>
+              <w:rPr>
+                <w:sz w:val="24"/>
+                <w:szCs w:val="24"/>
+              </w:rPr>
+            </w:pPr>
+            <w:r>
+              <w:rPr>
+                <w:sz w:val="24"/>
+                <w:szCs w:val="24"/>
+              </w:rPr>
+              <w:t>Отчеты и аналитика</w:t>
+            </w:r>
+          </w:p>
+        </w:tc>
+        <w:tc>
+          <w:tcPr>
+            <w:tcW w:w="2975" w:type="dxa"/>
+          </w:tcPr>
+          <w:p>
+            <w:pPr>
+              <w:spacing w:line="240" w:lineRule="auto"/>
+              <w:rPr>
+                <w:sz w:val="24"/>
+                <w:szCs w:val="24"/>
+              </w:rPr>
+            </w:pPr>
+            <w:r>
+              <w:rPr>
+                <w:sz w:val="24"/>
+                <w:szCs w:val="24"/>
+              </w:rPr>
+              <w:t>Продажи, популярность позиций, ABC-анализ, инвентаризация</w:t>
+            </w:r>
+          </w:p>
+        </w:tc>
+        <w:tc>
+          <w:tcPr>
+            <w:tcW w:w="1896" w:type="dxa"/>
+          </w:tcPr>
+          <w:p>
+            <w:pPr>
+              <w:spacing w:line="240" w:lineRule="auto"/>
+              <w:rPr>
+                <w:sz w:val="24"/>
+                <w:szCs w:val="24"/>
+              </w:rPr>
+            </w:pPr>
+            <w:r>
+              <w:rPr>
+                <w:sz w:val="24"/>
+                <w:szCs w:val="24"/>
+              </w:rPr>
+              <w:t>JSON / графики / таблицы</w:t>
+            </w:r>
+          </w:p>
+        </w:tc>
+        <w:tc>
+          <w:tcPr>
+            <w:tcW w:w="2603" w:type="dxa"/>
+          </w:tcPr>
+          <w:p>
+            <w:pPr>
+              <w:spacing w:line="240" w:lineRule="auto"/>
+              <w:rPr>
+                <w:sz w:val="24"/>
+                <w:szCs w:val="24"/>
+              </w:rPr>
+            </w:pPr>
+            <w:r>
+              <w:rPr>
+                <w:sz w:val="24"/>
+                <w:szCs w:val="24"/>
+              </w:rPr>
+              <w:t>Поддержка управленческих решений.</w:t>
+            </w:r>
+          </w:p>
+        </w:tc>
+      </w:tr>
+    </w:tbl>
+    <w:p>
+      <w:pPr>
+        <w:pStyle w:val="30"/>
+      </w:pPr>
+      <w:bookmarkStart w:id="48" w:name="_Toc229490330"/>
+      <w:r>
+        <w:lastRenderedPageBreak/>
+        <w:t>4.3.3 Промежуточные данные</w:t>
+      </w:r>
+      <w:bookmarkStart w:id="49" w:name="_GoBack"/>
+      <w:bookmarkEnd w:id="48"/>
+      <w:bookmarkEnd w:id="49"/>
+    </w:p>
+    <w:p>
+      <w:pPr>
+        <w:pStyle w:val="aff"/>
+      </w:pPr>
+      <w:r>
+        <w:t>Промежуточные данные существуют во время выполнения пользовательских сценариев и не всегда сохраняются как самостоятельные сущности. Они нужны для удержания состояния интерфейса, проверки операций и подготовки итоговых запросов к API.</w:t>
+      </w:r>
+    </w:p>
+    <w:p>
+      <w:pPr>
+        <w:rPr>
+          <w:sz w:val="24"/>
+        </w:rPr>
+      </w:pPr>
+      <w:r>
+        <w:rPr>
+          <w:sz w:val="24"/>
+        </w:rPr>
+        <w:t>Таблица 4.3.3 - Структура промежуточных данных</w:t>
       </w:r>
     </w:p>
     <w:tbl>
@@ -22554,10 +23658,10 @@
         <w:tblLook w:val="04A0" w:firstRow="1" w:lastRow="0" w:firstColumn="1" w:lastColumn="0" w:noHBand="0" w:noVBand="1"/>
       </w:tblPr>
       <w:tblGrid>
-        <w:gridCol w:w="1878"/>
-        <w:gridCol w:w="2979"/>
-        <w:gridCol w:w="1878"/>
-        <w:gridCol w:w="2611"/>
+        <w:gridCol w:w="1821"/>
+        <w:gridCol w:w="2963"/>
+        <w:gridCol w:w="2130"/>
+        <w:gridCol w:w="2432"/>
       </w:tblGrid>
       <w:tr>
         <w:tc>
@@ -22567,12 +23671,15 @@
           <w:p>
             <w:pPr>
               <w:spacing w:line="240" w:lineRule="auto"/>
-            </w:pPr>
-            <w:r>
-              <w:rPr>
-                <w:b/>
-              </w:rPr>
-              <w:t>Категория данных</w:t>
+              <w:rPr>
+                <w:sz w:val="24"/>
+              </w:rPr>
+            </w:pPr>
+            <w:r>
+              <w:rPr>
+                <w:sz w:val="24"/>
+              </w:rPr>
+              <w:t>Категория</w:t>
             </w:r>
           </w:p>
         </w:tc>
@@ -22583,42 +23690,51 @@
           <w:p>
             <w:pPr>
               <w:spacing w:line="240" w:lineRule="auto"/>
-            </w:pPr>
-            <w:r>
-              <w:rPr>
-                <w:b/>
-              </w:rPr>
-              <w:t>Структура</w:t>
+              <w:rPr>
+                <w:sz w:val="24"/>
+              </w:rPr>
+            </w:pPr>
+            <w:r>
+              <w:rPr>
+                <w:sz w:val="24"/>
+              </w:rPr>
+              <w:t>Состав</w:t>
             </w:r>
           </w:p>
         </w:tc>
         <w:tc>
           <w:tcPr>
-            <w:tcW w:w="2200" w:type="dxa"/>
+            <w:tcW w:w="2400" w:type="dxa"/>
           </w:tcPr>
           <w:p>
             <w:pPr>
               <w:spacing w:line="240" w:lineRule="auto"/>
-            </w:pPr>
-            <w:r>
-              <w:rPr>
-                <w:b/>
-              </w:rPr>
-              <w:t>Формат</w:t>
+              <w:rPr>
+                <w:sz w:val="24"/>
+              </w:rPr>
+            </w:pPr>
+            <w:r>
+              <w:rPr>
+                <w:sz w:val="24"/>
+              </w:rPr>
+              <w:t>Место хранения</w:t>
             </w:r>
           </w:p>
         </w:tc>
         <w:tc>
           <w:tcPr>
-            <w:tcW w:w="3200" w:type="dxa"/>
+            <w:tcW w:w="3000" w:type="dxa"/>
           </w:tcPr>
           <w:p>
             <w:pPr>
               <w:spacing w:line="240" w:lineRule="auto"/>
-            </w:pPr>
-            <w:r>
-              <w:rPr>
-                <w:b/>
+              <w:rPr>
+                <w:sz w:val="24"/>
+              </w:rPr>
+            </w:pPr>
+            <w:r>
+              <w:rPr>
+                <w:sz w:val="24"/>
               </w:rPr>
               <w:t>Назначение</w:t>
             </w:r>
@@ -22633,10 +23749,15 @@
           <w:p>
             <w:pPr>
               <w:spacing w:line="240" w:lineRule="auto"/>
-            </w:pPr>
-            <w:r>
-              <w:lastRenderedPageBreak/>
-              <w:t>Учетные данные</w:t>
+              <w:rPr>
+                <w:sz w:val="24"/>
+              </w:rPr>
+            </w:pPr>
+            <w:r>
+              <w:rPr>
+                <w:sz w:val="24"/>
+              </w:rPr>
+              <w:t>Корзина клиента</w:t>
             </w:r>
           </w:p>
         </w:tc>
@@ -22647,35 +23768,53 @@
           <w:p>
             <w:pPr>
               <w:spacing w:line="240" w:lineRule="auto"/>
-            </w:pPr>
-            <w:r>
-              <w:t>Логин, пароль, роль пользователя</w:t>
+              <w:rPr>
+                <w:sz w:val="24"/>
+              </w:rPr>
+            </w:pPr>
+            <w:r>
+              <w:rPr>
+                <w:sz w:val="24"/>
+              </w:rPr>
+              <w:t>Состав заказа до подтверждения, количество, добавки, комментарий</w:t>
             </w:r>
           </w:p>
         </w:tc>
         <w:tc>
           <w:tcPr>
-            <w:tcW w:w="2200" w:type="dxa"/>
+            <w:tcW w:w="2400" w:type="dxa"/>
           </w:tcPr>
           <w:p>
             <w:pPr>
               <w:spacing w:line="240" w:lineRule="auto"/>
-            </w:pPr>
-            <w:r>
-              <w:t>JSON / HTTP POST</w:t>
+              <w:rPr>
+                <w:sz w:val="24"/>
+              </w:rPr>
+            </w:pPr>
+            <w:r>
+              <w:rPr>
+                <w:sz w:val="24"/>
+              </w:rPr>
+              <w:t>localStorage / состояние страницы</w:t>
             </w:r>
           </w:p>
         </w:tc>
         <w:tc>
           <w:tcPr>
-            <w:tcW w:w="3200" w:type="dxa"/>
+            <w:tcW w:w="3000" w:type="dxa"/>
           </w:tcPr>
           <w:p>
             <w:pPr>
               <w:spacing w:line="240" w:lineRule="auto"/>
-            </w:pPr>
-            <w:r>
-              <w:t>Авторизация клиента или сотрудника.</w:t>
+              <w:rPr>
+                <w:sz w:val="24"/>
+              </w:rPr>
+            </w:pPr>
+            <w:r>
+              <w:rPr>
+                <w:sz w:val="24"/>
+              </w:rPr>
+              <w:t>Сохранение выбранных позиций до отправки заказа.</w:t>
             </w:r>
           </w:p>
         </w:tc>
@@ -22688,9 +23827,15 @@
           <w:p>
             <w:pPr>
               <w:spacing w:line="240" w:lineRule="auto"/>
-            </w:pPr>
-            <w:r>
-              <w:t>Данные заказа</w:t>
+              <w:rPr>
+                <w:sz w:val="24"/>
+              </w:rPr>
+            </w:pPr>
+            <w:r>
+              <w:rPr>
+                <w:sz w:val="24"/>
+              </w:rPr>
+              <w:t>DTO-модели</w:t>
             </w:r>
           </w:p>
         </w:tc>
@@ -22701,35 +23846,87 @@
           <w:p>
             <w:pPr>
               <w:spacing w:line="240" w:lineRule="auto"/>
-            </w:pPr>
-            <w:r>
-              <w:t>Позиции, количество, добавки, модификаторы, комментарий, тип заказа, время самовывоза</w:t>
+              <w:rPr>
+                <w:sz w:val="24"/>
+                <w:lang w:val="en-US"/>
+              </w:rPr>
+            </w:pPr>
+            <w:r>
+              <w:rPr>
+                <w:sz w:val="24"/>
+                <w:lang w:val="en-US"/>
+              </w:rPr>
+              <w:t xml:space="preserve">OrderRequest, OrderResponse, ProfileResponse </w:t>
+            </w:r>
+            <w:r>
+              <w:rPr>
+                <w:sz w:val="24"/>
+              </w:rPr>
+              <w:t>и</w:t>
+            </w:r>
+            <w:r>
+              <w:rPr>
+                <w:sz w:val="24"/>
+                <w:lang w:val="en-US"/>
+              </w:rPr>
+              <w:t xml:space="preserve"> </w:t>
+            </w:r>
+            <w:r>
+              <w:rPr>
+                <w:sz w:val="24"/>
+              </w:rPr>
+              <w:t>другие</w:t>
+            </w:r>
+            <w:r>
+              <w:rPr>
+                <w:sz w:val="24"/>
+                <w:lang w:val="en-US"/>
+              </w:rPr>
+              <w:t xml:space="preserve"> </w:t>
+            </w:r>
+            <w:r>
+              <w:rPr>
+                <w:sz w:val="24"/>
+              </w:rPr>
+              <w:t>контракты</w:t>
             </w:r>
           </w:p>
         </w:tc>
         <w:tc>
           <w:tcPr>
-            <w:tcW w:w="2200" w:type="dxa"/>
+            <w:tcW w:w="2400" w:type="dxa"/>
           </w:tcPr>
           <w:p>
             <w:pPr>
               <w:spacing w:line="240" w:lineRule="auto"/>
-            </w:pPr>
-            <w:r>
-              <w:t>JSON / HTTP POST</w:t>
+              <w:rPr>
+                <w:sz w:val="24"/>
+              </w:rPr>
+            </w:pPr>
+            <w:r>
+              <w:rPr>
+                <w:sz w:val="24"/>
+              </w:rPr>
+              <w:t>Память приложения / JSON</w:t>
             </w:r>
           </w:p>
         </w:tc>
         <w:tc>
           <w:tcPr>
-            <w:tcW w:w="3200" w:type="dxa"/>
+            <w:tcW w:w="3000" w:type="dxa"/>
           </w:tcPr>
           <w:p>
             <w:pPr>
               <w:spacing w:line="240" w:lineRule="auto"/>
-            </w:pPr>
-            <w:r>
-              <w:t>Создание заказа и передача его в производственную очередь.</w:t>
+              <w:rPr>
+                <w:sz w:val="24"/>
+              </w:rPr>
+            </w:pPr>
+            <w:r>
+              <w:rPr>
+                <w:sz w:val="24"/>
+              </w:rPr>
+              <w:t>Передача данных между клиентом и сервером.</w:t>
             </w:r>
           </w:p>
         </w:tc>
@@ -22742,9 +23939,15 @@
           <w:p>
             <w:pPr>
               <w:spacing w:line="240" w:lineRule="auto"/>
-            </w:pPr>
-            <w:r>
-              <w:t>Справочники меню</w:t>
+              <w:rPr>
+                <w:sz w:val="24"/>
+              </w:rPr>
+            </w:pPr>
+            <w:r>
+              <w:rPr>
+                <w:sz w:val="24"/>
+              </w:rPr>
+              <w:t>Расчетные показатели</w:t>
             </w:r>
           </w:p>
         </w:tc>
@@ -22755,35 +23958,53 @@
           <w:p>
             <w:pPr>
               <w:spacing w:line="240" w:lineRule="auto"/>
-            </w:pPr>
-            <w:r>
-              <w:t>Название, категория, цена, состав, доступность, КБЖУ</w:t>
+              <w:rPr>
+                <w:sz w:val="24"/>
+              </w:rPr>
+            </w:pPr>
+            <w:r>
+              <w:rPr>
+                <w:sz w:val="24"/>
+              </w:rPr>
+              <w:t>КБЖУ, себестоимость, цена, скидка, итоговая сумма</w:t>
             </w:r>
           </w:p>
         </w:tc>
         <w:tc>
           <w:tcPr>
-            <w:tcW w:w="2200" w:type="dxa"/>
+            <w:tcW w:w="2400" w:type="dxa"/>
           </w:tcPr>
           <w:p>
             <w:pPr>
               <w:spacing w:line="240" w:lineRule="auto"/>
-            </w:pPr>
-            <w:r>
-              <w:t>JSON / формы WPF</w:t>
+              <w:rPr>
+                <w:sz w:val="24"/>
+              </w:rPr>
+            </w:pPr>
+            <w:r>
+              <w:rPr>
+                <w:sz w:val="24"/>
+              </w:rPr>
+              <w:t>Память серверного приложения</w:t>
             </w:r>
           </w:p>
         </w:tc>
         <w:tc>
           <w:tcPr>
-            <w:tcW w:w="3200" w:type="dxa"/>
+            <w:tcW w:w="3000" w:type="dxa"/>
           </w:tcPr>
           <w:p>
             <w:pPr>
               <w:spacing w:line="240" w:lineRule="auto"/>
-            </w:pPr>
-            <w:r>
-              <w:t>Создание и редактирование позиций меню.</w:t>
+              <w:rPr>
+                <w:sz w:val="24"/>
+              </w:rPr>
+            </w:pPr>
+            <w:r>
+              <w:rPr>
+                <w:sz w:val="24"/>
+              </w:rPr>
+              <w:t>Формирование результата заказа и карточек позиций.</w:t>
             </w:r>
           </w:p>
         </w:tc>
@@ -22796,9 +24017,15 @@
           <w:p>
             <w:pPr>
               <w:spacing w:line="240" w:lineRule="auto"/>
-            </w:pPr>
-            <w:r>
-              <w:t>Ингредиенты и техкарты</w:t>
+              <w:rPr>
+                <w:sz w:val="24"/>
+              </w:rPr>
+            </w:pPr>
+            <w:r>
+              <w:rPr>
+                <w:sz w:val="24"/>
+              </w:rPr>
+              <w:t>Состояния интерфейса</w:t>
             </w:r>
           </w:p>
         </w:tc>
@@ -22809,35 +24036,53 @@
           <w:p>
             <w:pPr>
               <w:spacing w:line="240" w:lineRule="auto"/>
-            </w:pPr>
-            <w:r>
-              <w:t>Сырье, масса, единицы измерения, пищевая ценность, технология приготовления</w:t>
+              <w:rPr>
+                <w:sz w:val="24"/>
+              </w:rPr>
+            </w:pPr>
+            <w:r>
+              <w:rPr>
+                <w:sz w:val="24"/>
+              </w:rPr>
+              <w:t>Выбранный раздел, фильтры, поиск, статус загрузки и ошибки</w:t>
             </w:r>
           </w:p>
         </w:tc>
         <w:tc>
           <w:tcPr>
-            <w:tcW w:w="2200" w:type="dxa"/>
+            <w:tcW w:w="2400" w:type="dxa"/>
           </w:tcPr>
           <w:p>
             <w:pPr>
               <w:spacing w:line="240" w:lineRule="auto"/>
-            </w:pPr>
-            <w:r>
-              <w:t>JSON / формы WPF</w:t>
+              <w:rPr>
+                <w:sz w:val="24"/>
+              </w:rPr>
+            </w:pPr>
+            <w:r>
+              <w:rPr>
+                <w:sz w:val="24"/>
+              </w:rPr>
+              <w:t>Память клиента</w:t>
             </w:r>
           </w:p>
         </w:tc>
         <w:tc>
           <w:tcPr>
-            <w:tcW w:w="3200" w:type="dxa"/>
+            <w:tcW w:w="3000" w:type="dxa"/>
           </w:tcPr>
           <w:p>
             <w:pPr>
               <w:spacing w:line="240" w:lineRule="auto"/>
-            </w:pPr>
-            <w:r>
-              <w:t>Расчет КБЖУ, себестоимости и списание сырья.</w:t>
+              <w:rPr>
+                <w:sz w:val="24"/>
+              </w:rPr>
+            </w:pPr>
+            <w:r>
+              <w:rPr>
+                <w:sz w:val="24"/>
+              </w:rPr>
+              <w:t>Обеспечение удобной работы без лишних перезагрузок.</w:t>
             </w:r>
           </w:p>
         </w:tc>
@@ -22850,9 +24095,15 @@
           <w:p>
             <w:pPr>
               <w:spacing w:line="240" w:lineRule="auto"/>
-            </w:pPr>
-            <w:r>
-              <w:t>Складские операции</w:t>
+              <w:rPr>
+                <w:sz w:val="24"/>
+              </w:rPr>
+            </w:pPr>
+            <w:r>
+              <w:rPr>
+                <w:sz w:val="24"/>
+              </w:rPr>
+              <w:t>Транзакционные данные</w:t>
             </w:r>
           </w:p>
         </w:tc>
@@ -22863,492 +24114,15 @@
           <w:p>
             <w:pPr>
               <w:spacing w:line="240" w:lineRule="auto"/>
-            </w:pPr>
-            <w:r>
-              <w:t>Поставка, списание, стоп-лист, причина операции</w:t>
-            </w:r>
-          </w:p>
-        </w:tc>
-        <w:tc>
-          <w:tcPr>
-            <w:tcW w:w="2200" w:type="dxa"/>
-          </w:tcPr>
-          <w:p>
-            <w:pPr>
-              <w:spacing w:line="240" w:lineRule="auto"/>
-            </w:pPr>
-            <w:r>
-              <w:t>JSON / формы WPF</w:t>
-            </w:r>
-          </w:p>
-        </w:tc>
-        <w:tc>
-          <w:tcPr>
-            <w:tcW w:w="3200" w:type="dxa"/>
-          </w:tcPr>
-          <w:p>
-            <w:pPr>
-              <w:spacing w:line="240" w:lineRule="auto"/>
-            </w:pPr>
-            <w:r>
-              <w:t>Контроль остатков и доступности позиций.</w:t>
-            </w:r>
-          </w:p>
-        </w:tc>
-      </w:tr>
-    </w:tbl>
-    <w:p>
-      <w:pPr>
-        <w:pStyle w:val="30"/>
-      </w:pPr>
-      <w:bookmarkStart w:id="48" w:name="_Toc229490329"/>
-      <w:r>
-        <w:t>4.3.2 Выходные данные</w:t>
-      </w:r>
-      <w:bookmarkEnd w:id="48"/>
-    </w:p>
-    <w:p>
-      <w:pPr>
-        <w:pStyle w:val="aff"/>
-      </w:pPr>
-      <w:r>
-        <w:t>Выходные данные формируются серверной частью и отображаются в интерфейсах пользователей. Они используются для подтверждения выполненных операций, отображения статусов, формирования отчетов и обновления рабочих экранов.</w:t>
-      </w:r>
-    </w:p>
-    <w:p>
-      <w:r>
-        <w:t>Таблица 4.3.2 - Структура и форматы выходных данных</w:t>
-      </w:r>
-    </w:p>
-    <w:tbl>
-      <w:tblPr>
-        <w:tblW w:w="0" w:type="auto"/>
-        <w:tblBorders>
-          <w:top w:val="single" w:sz="4" w:space="0" w:color="000000"/>
-          <w:left w:val="single" w:sz="4" w:space="0" w:color="000000"/>
-          <w:bottom w:val="single" w:sz="4" w:space="0" w:color="000000"/>
-          <w:right w:val="single" w:sz="4" w:space="0" w:color="000000"/>
-          <w:insideH w:val="single" w:sz="4" w:space="0" w:color="000000"/>
-          <w:insideV w:val="single" w:sz="4" w:space="0" w:color="000000"/>
-        </w:tblBorders>
-        <w:tblLook w:val="04A0" w:firstRow="1" w:lastRow="0" w:firstColumn="1" w:lastColumn="0" w:noHBand="0" w:noVBand="1"/>
-      </w:tblPr>
-      <w:tblGrid>
-        <w:gridCol w:w="1881"/>
-        <w:gridCol w:w="2958"/>
-        <w:gridCol w:w="1913"/>
-        <w:gridCol w:w="2594"/>
-      </w:tblGrid>
-      <w:tr>
-        <w:tc>
-          <w:tcPr>
-            <w:tcW w:w="2200" w:type="dxa"/>
-          </w:tcPr>
-          <w:p>
-            <w:pPr>
-              <w:spacing w:line="240" w:lineRule="auto"/>
-            </w:pPr>
-            <w:r>
-              <w:rPr>
-                <w:b/>
-              </w:rPr>
-              <w:t>Категория данных</w:t>
-            </w:r>
-          </w:p>
-        </w:tc>
-        <w:tc>
-          <w:tcPr>
-            <w:tcW w:w="3700" w:type="dxa"/>
-          </w:tcPr>
-          <w:p>
-            <w:pPr>
-              <w:spacing w:line="240" w:lineRule="auto"/>
-            </w:pPr>
-            <w:r>
-              <w:rPr>
-                <w:b/>
-              </w:rPr>
-              <w:t>Структура</w:t>
-            </w:r>
-          </w:p>
-        </w:tc>
-        <w:tc>
-          <w:tcPr>
-            <w:tcW w:w="2200" w:type="dxa"/>
-          </w:tcPr>
-          <w:p>
-            <w:pPr>
-              <w:spacing w:line="240" w:lineRule="auto"/>
-            </w:pPr>
-            <w:r>
-              <w:rPr>
-                <w:b/>
-              </w:rPr>
-              <w:t>Формат</w:t>
-            </w:r>
-          </w:p>
-        </w:tc>
-        <w:tc>
-          <w:tcPr>
-            <w:tcW w:w="3200" w:type="dxa"/>
-          </w:tcPr>
-          <w:p>
-            <w:pPr>
-              <w:spacing w:line="240" w:lineRule="auto"/>
-            </w:pPr>
-            <w:r>
-              <w:rPr>
-                <w:b/>
-              </w:rPr>
-              <w:t>Назначение</w:t>
-            </w:r>
-          </w:p>
-        </w:tc>
-      </w:tr>
-      <w:tr>
-        <w:tc>
-          <w:tcPr>
-            <w:tcW w:w="2200" w:type="dxa"/>
-          </w:tcPr>
-          <w:p>
-            <w:pPr>
-              <w:spacing w:line="240" w:lineRule="auto"/>
-            </w:pPr>
-            <w:r>
-              <w:t>Ответ авторизации</w:t>
-            </w:r>
-          </w:p>
-        </w:tc>
-        <w:tc>
-          <w:tcPr>
-            <w:tcW w:w="3700" w:type="dxa"/>
-          </w:tcPr>
-          <w:p>
-            <w:pPr>
-              <w:spacing w:line="240" w:lineRule="auto"/>
-            </w:pPr>
-            <w:r>
-              <w:t>Статус входа, cookie-сессия, роль пользователя</w:t>
-            </w:r>
-          </w:p>
-        </w:tc>
-        <w:tc>
-          <w:tcPr>
-            <w:tcW w:w="2200" w:type="dxa"/>
-          </w:tcPr>
-          <w:p>
-            <w:pPr>
-              <w:spacing w:line="240" w:lineRule="auto"/>
-            </w:pPr>
-            <w:r>
-              <w:t>HTTP response / cookie</w:t>
-            </w:r>
-          </w:p>
-        </w:tc>
-        <w:tc>
-          <w:tcPr>
-            <w:tcW w:w="3200" w:type="dxa"/>
-          </w:tcPr>
-          <w:p>
-            <w:pPr>
-              <w:spacing w:line="240" w:lineRule="auto"/>
-            </w:pPr>
-            <w:r>
-              <w:t>Открытие соответствующего контура системы.</w:t>
-            </w:r>
-          </w:p>
-        </w:tc>
-      </w:tr>
-      <w:tr>
-        <w:tc>
-          <w:tcPr>
-            <w:tcW w:w="2200" w:type="dxa"/>
-          </w:tcPr>
-          <w:p>
-            <w:pPr>
-              <w:spacing w:line="240" w:lineRule="auto"/>
-            </w:pPr>
-            <w:r>
-              <w:t>Результат оформления заказа</w:t>
-            </w:r>
-          </w:p>
-        </w:tc>
-        <w:tc>
-          <w:tcPr>
-            <w:tcW w:w="3700" w:type="dxa"/>
-          </w:tcPr>
-          <w:p>
-            <w:pPr>
-              <w:spacing w:line="240" w:lineRule="auto"/>
-            </w:pPr>
-            <w:r>
-              <w:t>Номер заказа, сумма, скидка, статус, состав заказа</w:t>
-            </w:r>
-          </w:p>
-        </w:tc>
-        <w:tc>
-          <w:tcPr>
-            <w:tcW w:w="2200" w:type="dxa"/>
-          </w:tcPr>
-          <w:p>
-            <w:pPr>
-              <w:spacing w:line="240" w:lineRule="auto"/>
-            </w:pPr>
-            <w:r>
-              <w:t>JSON</w:t>
-            </w:r>
-          </w:p>
-        </w:tc>
-        <w:tc>
-          <w:tcPr>
-            <w:tcW w:w="3200" w:type="dxa"/>
-          </w:tcPr>
-          <w:p>
-            <w:pPr>
-              <w:spacing w:line="240" w:lineRule="auto"/>
-            </w:pPr>
-            <w:r>
-              <w:t>Подтверждение заказа клиенту и передача в очередь кухни.</w:t>
-            </w:r>
-          </w:p>
-        </w:tc>
-      </w:tr>
-      <w:tr>
-        <w:tc>
-          <w:tcPr>
-            <w:tcW w:w="2200" w:type="dxa"/>
-          </w:tcPr>
-          <w:p>
-            <w:pPr>
-              <w:spacing w:line="240" w:lineRule="auto"/>
-            </w:pPr>
-            <w:r>
-              <w:t>Очередь заказов</w:t>
-            </w:r>
-          </w:p>
-        </w:tc>
-        <w:tc>
-          <w:tcPr>
-            <w:tcW w:w="3700" w:type="dxa"/>
-          </w:tcPr>
-          <w:p>
-            <w:pPr>
-              <w:spacing w:line="240" w:lineRule="auto"/>
-            </w:pPr>
-            <w:r>
-              <w:t>Список заказов, позиции, комментарии, время подачи, статусы</w:t>
-            </w:r>
-          </w:p>
-        </w:tc>
-        <w:tc>
-          <w:tcPr>
-            <w:tcW w:w="2200" w:type="dxa"/>
-          </w:tcPr>
-          <w:p>
-            <w:pPr>
-              <w:spacing w:line="240" w:lineRule="auto"/>
-            </w:pPr>
-            <w:r>
-              <w:t>JSON</w:t>
-            </w:r>
-          </w:p>
-        </w:tc>
-        <w:tc>
-          <w:tcPr>
-            <w:tcW w:w="3200" w:type="dxa"/>
-          </w:tcPr>
-          <w:p>
-            <w:pPr>
-              <w:spacing w:line="240" w:lineRule="auto"/>
-            </w:pPr>
-            <w:r>
-              <w:t>Работа повара и бариста-кассира.</w:t>
-            </w:r>
-          </w:p>
-        </w:tc>
-      </w:tr>
-      <w:tr>
-        <w:tc>
-          <w:tcPr>
-            <w:tcW w:w="2200" w:type="dxa"/>
-          </w:tcPr>
-          <w:p>
-            <w:pPr>
-              <w:spacing w:line="240" w:lineRule="auto"/>
-            </w:pPr>
-            <w:r>
-              <w:t>Справочные списки</w:t>
-            </w:r>
-          </w:p>
-        </w:tc>
-        <w:tc>
-          <w:tcPr>
-            <w:tcW w:w="3700" w:type="dxa"/>
-          </w:tcPr>
-          <w:p>
-            <w:pPr>
-              <w:spacing w:line="240" w:lineRule="auto"/>
-            </w:pPr>
-            <w:r>
-              <w:t>Меню, ингредиенты, категории, клиенты, сотрудники</w:t>
-            </w:r>
-          </w:p>
-        </w:tc>
-        <w:tc>
-          <w:tcPr>
-            <w:tcW w:w="2200" w:type="dxa"/>
-          </w:tcPr>
-          <w:p>
-            <w:pPr>
-              <w:spacing w:line="240" w:lineRule="auto"/>
-            </w:pPr>
-            <w:r>
-              <w:t>JSON / таблицы WPF</w:t>
-            </w:r>
-          </w:p>
-        </w:tc>
-        <w:tc>
-          <w:tcPr>
-            <w:tcW w:w="3200" w:type="dxa"/>
-          </w:tcPr>
-          <w:p>
-            <w:pPr>
-              <w:spacing w:line="240" w:lineRule="auto"/>
-            </w:pPr>
-            <w:r>
-              <w:t>Заполнение экранов управления и форм редактирования.</w:t>
-            </w:r>
-          </w:p>
-        </w:tc>
-      </w:tr>
-      <w:tr>
-        <w:tc>
-          <w:tcPr>
-            <w:tcW w:w="2200" w:type="dxa"/>
-          </w:tcPr>
-          <w:p>
-            <w:pPr>
-              <w:spacing w:line="240" w:lineRule="auto"/>
-            </w:pPr>
-            <w:r>
-              <w:lastRenderedPageBreak/>
-              <w:t>Отчеты и аналитика</w:t>
-            </w:r>
-          </w:p>
-        </w:tc>
-        <w:tc>
-          <w:tcPr>
-            <w:tcW w:w="3700" w:type="dxa"/>
-          </w:tcPr>
-          <w:p>
-            <w:pPr>
-              <w:spacing w:line="240" w:lineRule="auto"/>
-            </w:pPr>
-            <w:r>
-              <w:t>Продажи, популярность позиций, ABC-анализ, инвентаризация</w:t>
-            </w:r>
-          </w:p>
-        </w:tc>
-        <w:tc>
-          <w:tcPr>
-            <w:tcW w:w="2200" w:type="dxa"/>
-          </w:tcPr>
-          <w:p>
-            <w:pPr>
-              <w:spacing w:line="240" w:lineRule="auto"/>
-            </w:pPr>
-            <w:r>
-              <w:t>JSON / графики / таблицы</w:t>
-            </w:r>
-          </w:p>
-        </w:tc>
-        <w:tc>
-          <w:tcPr>
-            <w:tcW w:w="3200" w:type="dxa"/>
-          </w:tcPr>
-          <w:p>
-            <w:pPr>
-              <w:spacing w:line="240" w:lineRule="auto"/>
-            </w:pPr>
-            <w:r>
-              <w:t>Поддержка управленческих решений.</w:t>
-            </w:r>
-          </w:p>
-        </w:tc>
-      </w:tr>
-    </w:tbl>
-    <w:p>
-      <w:pPr>
-        <w:pStyle w:val="30"/>
-      </w:pPr>
-      <w:bookmarkStart w:id="49" w:name="_Toc229490330"/>
-      <w:r>
-        <w:t>4.3.3 Промежуточные данные</w:t>
-      </w:r>
-      <w:bookmarkEnd w:id="49"/>
-    </w:p>
-    <w:p>
-      <w:pPr>
-        <w:pStyle w:val="aff"/>
-      </w:pPr>
-      <w:r>
-        <w:t>Промежуточные данные существуют во время выполнения пользовательских сценариев и не всегда сохраняются как самостоятельные сущности. Они нужны для удержания состояния интерфейса, проверки операций и подготовки итоговых запросов к API.</w:t>
-      </w:r>
-    </w:p>
-    <w:p>
-      <w:r>
-        <w:t>Таблица 4.3.3 - Структура промежуточных данных</w:t>
-      </w:r>
-    </w:p>
-    <w:tbl>
-      <w:tblPr>
-        <w:tblW w:w="0" w:type="auto"/>
-        <w:tblBorders>
-          <w:top w:val="single" w:sz="4" w:space="0" w:color="000000"/>
-          <w:left w:val="single" w:sz="4" w:space="0" w:color="000000"/>
-          <w:bottom w:val="single" w:sz="4" w:space="0" w:color="000000"/>
-          <w:right w:val="single" w:sz="4" w:space="0" w:color="000000"/>
-          <w:insideH w:val="single" w:sz="4" w:space="0" w:color="000000"/>
-          <w:insideV w:val="single" w:sz="4" w:space="0" w:color="000000"/>
-        </w:tblBorders>
-        <w:tblLook w:val="04A0" w:firstRow="1" w:lastRow="0" w:firstColumn="1" w:lastColumn="0" w:noHBand="0" w:noVBand="1"/>
-      </w:tblPr>
-      <w:tblGrid>
-        <w:gridCol w:w="1818"/>
-        <w:gridCol w:w="2937"/>
-        <w:gridCol w:w="2165"/>
-        <w:gridCol w:w="2426"/>
-      </w:tblGrid>
-      <w:tr>
-        <w:tc>
-          <w:tcPr>
-            <w:tcW w:w="2200" w:type="dxa"/>
-          </w:tcPr>
-          <w:p>
-            <w:pPr>
-              <w:spacing w:line="240" w:lineRule="auto"/>
-            </w:pPr>
-            <w:r>
-              <w:rPr>
-                <w:b/>
-              </w:rPr>
-              <w:t>Категория</w:t>
-            </w:r>
-          </w:p>
-        </w:tc>
-        <w:tc>
-          <w:tcPr>
-            <w:tcW w:w="3700" w:type="dxa"/>
-          </w:tcPr>
-          <w:p>
-            <w:pPr>
-              <w:spacing w:line="240" w:lineRule="auto"/>
-            </w:pPr>
-            <w:r>
-              <w:rPr>
-                <w:b/>
-              </w:rPr>
-              <w:t>Состав</w:t>
+              <w:rPr>
+                <w:sz w:val="24"/>
+              </w:rPr>
+            </w:pPr>
+            <w:r>
+              <w:rPr>
+                <w:sz w:val="24"/>
+              </w:rPr>
+              <w:t>Временный набор изменений заказа и складских остатков</w:t>
             </w:r>
           </w:p>
         </w:tc>
@@ -23359,12 +24133,15 @@
           <w:p>
             <w:pPr>
               <w:spacing w:line="240" w:lineRule="auto"/>
-            </w:pPr>
-            <w:r>
-              <w:rPr>
-                <w:b/>
-              </w:rPr>
-              <w:t>Место хранения</w:t>
+              <w:rPr>
+                <w:sz w:val="24"/>
+              </w:rPr>
+            </w:pPr>
+            <w:r>
+              <w:rPr>
+                <w:sz w:val="24"/>
+              </w:rPr>
+              <w:t>Транзакция БД</w:t>
             </w:r>
           </w:p>
         </w:tc>
@@ -23375,308 +24152,14 @@
           <w:p>
             <w:pPr>
               <w:spacing w:line="240" w:lineRule="auto"/>
-            </w:pPr>
-            <w:r>
-              <w:rPr>
-                <w:b/>
-              </w:rPr>
-              <w:t>Назначение</w:t>
-            </w:r>
-          </w:p>
-        </w:tc>
-      </w:tr>
-      <w:tr>
-        <w:tc>
-          <w:tcPr>
-            <w:tcW w:w="2200" w:type="dxa"/>
-          </w:tcPr>
-          <w:p>
-            <w:pPr>
-              <w:spacing w:line="240" w:lineRule="auto"/>
-            </w:pPr>
-            <w:r>
-              <w:t>Корзина клиента</w:t>
-            </w:r>
-          </w:p>
-        </w:tc>
-        <w:tc>
-          <w:tcPr>
-            <w:tcW w:w="3700" w:type="dxa"/>
-          </w:tcPr>
-          <w:p>
-            <w:pPr>
-              <w:spacing w:line="240" w:lineRule="auto"/>
-            </w:pPr>
-            <w:r>
-              <w:t>Состав заказа до подтверждения, количество, добавки, комментарий</w:t>
-            </w:r>
-          </w:p>
-        </w:tc>
-        <w:tc>
-          <w:tcPr>
-            <w:tcW w:w="2400" w:type="dxa"/>
-          </w:tcPr>
-          <w:p>
-            <w:pPr>
-              <w:spacing w:line="240" w:lineRule="auto"/>
-            </w:pPr>
-            <w:r>
-              <w:t>localStorage / состояние страницы</w:t>
-            </w:r>
-          </w:p>
-        </w:tc>
-        <w:tc>
-          <w:tcPr>
-            <w:tcW w:w="3000" w:type="dxa"/>
-          </w:tcPr>
-          <w:p>
-            <w:pPr>
-              <w:spacing w:line="240" w:lineRule="auto"/>
-            </w:pPr>
-            <w:r>
-              <w:t>Сохранение выбранных позиций до отправки заказа.</w:t>
-            </w:r>
-          </w:p>
-        </w:tc>
-      </w:tr>
-      <w:tr>
-        <w:tc>
-          <w:tcPr>
-            <w:tcW w:w="2200" w:type="dxa"/>
-          </w:tcPr>
-          <w:p>
-            <w:pPr>
-              <w:spacing w:line="240" w:lineRule="auto"/>
-            </w:pPr>
-            <w:r>
-              <w:t>DTO-модели</w:t>
-            </w:r>
-          </w:p>
-        </w:tc>
-        <w:tc>
-          <w:tcPr>
-            <w:tcW w:w="3700" w:type="dxa"/>
-          </w:tcPr>
-          <w:p>
-            <w:pPr>
-              <w:spacing w:line="240" w:lineRule="auto"/>
-              <w:rPr>
-                <w:lang w:val="en-US"/>
-              </w:rPr>
-            </w:pPr>
-            <w:r>
-              <w:rPr>
-                <w:lang w:val="en-US"/>
-              </w:rPr>
-              <w:t xml:space="preserve">OrderRequest, OrderResponse, ProfileResponse </w:t>
-            </w:r>
-            <w:r>
-              <w:t>и</w:t>
-            </w:r>
-            <w:r>
-              <w:rPr>
-                <w:lang w:val="en-US"/>
-              </w:rPr>
-              <w:t xml:space="preserve"> </w:t>
-            </w:r>
-            <w:r>
-              <w:t>другие</w:t>
-            </w:r>
-            <w:r>
-              <w:rPr>
-                <w:lang w:val="en-US"/>
-              </w:rPr>
-              <w:t xml:space="preserve"> </w:t>
-            </w:r>
-            <w:r>
-              <w:t>контракты</w:t>
-            </w:r>
-          </w:p>
-        </w:tc>
-        <w:tc>
-          <w:tcPr>
-            <w:tcW w:w="2400" w:type="dxa"/>
-          </w:tcPr>
-          <w:p>
-            <w:pPr>
-              <w:spacing w:line="240" w:lineRule="auto"/>
-            </w:pPr>
-            <w:r>
-              <w:t>Память приложения / JSON</w:t>
-            </w:r>
-          </w:p>
-        </w:tc>
-        <w:tc>
-          <w:tcPr>
-            <w:tcW w:w="3000" w:type="dxa"/>
-          </w:tcPr>
-          <w:p>
-            <w:pPr>
-              <w:spacing w:line="240" w:lineRule="auto"/>
-            </w:pPr>
-            <w:r>
-              <w:t>Передача данных между клиентом и сервером.</w:t>
-            </w:r>
-          </w:p>
-        </w:tc>
-      </w:tr>
-      <w:tr>
-        <w:tc>
-          <w:tcPr>
-            <w:tcW w:w="2200" w:type="dxa"/>
-          </w:tcPr>
-          <w:p>
-            <w:pPr>
-              <w:spacing w:line="240" w:lineRule="auto"/>
-            </w:pPr>
-            <w:r>
-              <w:t>Расчетные показатели</w:t>
-            </w:r>
-          </w:p>
-        </w:tc>
-        <w:tc>
-          <w:tcPr>
-            <w:tcW w:w="3700" w:type="dxa"/>
-          </w:tcPr>
-          <w:p>
-            <w:pPr>
-              <w:spacing w:line="240" w:lineRule="auto"/>
-            </w:pPr>
-            <w:r>
-              <w:t>КБЖУ, себестоимость, цена, скидка, итоговая сумма</w:t>
-            </w:r>
-          </w:p>
-        </w:tc>
-        <w:tc>
-          <w:tcPr>
-            <w:tcW w:w="2400" w:type="dxa"/>
-          </w:tcPr>
-          <w:p>
-            <w:pPr>
-              <w:spacing w:line="240" w:lineRule="auto"/>
-            </w:pPr>
-            <w:r>
-              <w:t>Память серверного приложения</w:t>
-            </w:r>
-          </w:p>
-        </w:tc>
-        <w:tc>
-          <w:tcPr>
-            <w:tcW w:w="3000" w:type="dxa"/>
-          </w:tcPr>
-          <w:p>
-            <w:pPr>
-              <w:spacing w:line="240" w:lineRule="auto"/>
-            </w:pPr>
-            <w:r>
-              <w:t>Формирование результата заказа и карточек позиций.</w:t>
-            </w:r>
-          </w:p>
-        </w:tc>
-      </w:tr>
-      <w:tr>
-        <w:tc>
-          <w:tcPr>
-            <w:tcW w:w="2200" w:type="dxa"/>
-          </w:tcPr>
-          <w:p>
-            <w:pPr>
-              <w:spacing w:line="240" w:lineRule="auto"/>
-            </w:pPr>
-            <w:r>
-              <w:t>Состояния интерфейса</w:t>
-            </w:r>
-          </w:p>
-        </w:tc>
-        <w:tc>
-          <w:tcPr>
-            <w:tcW w:w="3700" w:type="dxa"/>
-          </w:tcPr>
-          <w:p>
-            <w:pPr>
-              <w:spacing w:line="240" w:lineRule="auto"/>
-            </w:pPr>
-            <w:r>
-              <w:t>Выбранный раздел, фильтры, поиск, статус загрузки и ошибки</w:t>
-            </w:r>
-          </w:p>
-        </w:tc>
-        <w:tc>
-          <w:tcPr>
-            <w:tcW w:w="2400" w:type="dxa"/>
-          </w:tcPr>
-          <w:p>
-            <w:pPr>
-              <w:spacing w:line="240" w:lineRule="auto"/>
-            </w:pPr>
-            <w:r>
-              <w:t>Память клиента</w:t>
-            </w:r>
-          </w:p>
-        </w:tc>
-        <w:tc>
-          <w:tcPr>
-            <w:tcW w:w="3000" w:type="dxa"/>
-          </w:tcPr>
-          <w:p>
-            <w:pPr>
-              <w:spacing w:line="240" w:lineRule="auto"/>
-            </w:pPr>
-            <w:r>
-              <w:t>Обеспечение удобной работы без лишних перезагрузок.</w:t>
-            </w:r>
-          </w:p>
-        </w:tc>
-      </w:tr>
-      <w:tr>
-        <w:tc>
-          <w:tcPr>
-            <w:tcW w:w="2200" w:type="dxa"/>
-          </w:tcPr>
-          <w:p>
-            <w:pPr>
-              <w:spacing w:line="240" w:lineRule="auto"/>
-            </w:pPr>
-            <w:r>
-              <w:t>Транзакционные данные</w:t>
-            </w:r>
-          </w:p>
-        </w:tc>
-        <w:tc>
-          <w:tcPr>
-            <w:tcW w:w="3700" w:type="dxa"/>
-          </w:tcPr>
-          <w:p>
-            <w:pPr>
-              <w:spacing w:line="240" w:lineRule="auto"/>
-            </w:pPr>
-            <w:r>
-              <w:t>Временный набор изменений заказа и складских остатков</w:t>
-            </w:r>
-          </w:p>
-        </w:tc>
-        <w:tc>
-          <w:tcPr>
-            <w:tcW w:w="2400" w:type="dxa"/>
-          </w:tcPr>
-          <w:p>
-            <w:pPr>
-              <w:spacing w:line="240" w:lineRule="auto"/>
-            </w:pPr>
-            <w:r>
-              <w:t>Транзакция БД</w:t>
-            </w:r>
-          </w:p>
-        </w:tc>
-        <w:tc>
-          <w:tcPr>
-            <w:tcW w:w="3000" w:type="dxa"/>
-          </w:tcPr>
-          <w:p>
-            <w:pPr>
-              <w:spacing w:line="240" w:lineRule="auto"/>
-            </w:pPr>
-            <w:r>
+              <w:rPr>
+                <w:sz w:val="24"/>
+              </w:rPr>
+            </w:pPr>
+            <w:r>
+              <w:rPr>
+                <w:sz w:val="24"/>
+              </w:rPr>
               <w:t>Атомарное сохранение критичных операций.</w:t>
             </w:r>
           </w:p>
@@ -23707,7 +24190,6 @@
       </w:pPr>
       <w:bookmarkStart w:id="51" w:name="_Toc229490332"/>
       <w:r>
-        <w:lastRenderedPageBreak/>
         <w:t>4.4.1 Методы хранения данных</w:t>
       </w:r>
       <w:bookmarkEnd w:id="51"/>
@@ -23844,6 +24326,7 @@
               <w:spacing w:line="240" w:lineRule="auto"/>
             </w:pPr>
             <w:r>
+              <w:lastRenderedPageBreak/>
               <w:t>MenuItems, MenuCategories</w:t>
             </w:r>
           </w:p>
@@ -24090,43 +24573,43 @@
         <w:pStyle w:val="aff"/>
       </w:pPr>
       <w:r>
+        <w:t>Алгоритм расчета представлен на рисунке 4.4.2.1. Исходный код диаграммы находится в файле PZ_assets/4.4.2.1_kbju_cost_activity.puml.</w:t>
+      </w:r>
+    </w:p>
+    <w:p>
+      <w:pPr>
+        <w:pStyle w:val="aff"/>
+      </w:pPr>
+      <w:r>
+        <w:rPr>
+          <w:b/>
+        </w:rPr>
+        <w:t>[Место для вставки: срендерированная диаграмма PZ_assets/4.4.2.1_kbju_cost_activity.puml]</w:t>
+      </w:r>
+    </w:p>
+    <w:p>
+      <w:pPr>
+        <w:pStyle w:val="aa"/>
+      </w:pPr>
+      <w:r>
+        <w:t>Рисунок 4.4.2.1 - Алгоритм расчета КБЖУ и себестоимости позиции</w:t>
+      </w:r>
+    </w:p>
+    <w:p>
+      <w:pPr>
+        <w:pStyle w:val="aff"/>
+      </w:pPr>
+      <w:r>
+        <w:t>Результаты расчета используются в карточках меню, при оформлении заказа и в управленческих разделах, связанных с себестоимостью и продажами. Это исключает ручное дублирование расчетов и позволяет получать актуальные значения при изменении рецептуры.</w:t>
+      </w:r>
+    </w:p>
+    <w:p>
+      <w:pPr>
+        <w:pStyle w:val="30"/>
+      </w:pPr>
+      <w:bookmarkStart w:id="53" w:name="_Toc229490334"/>
+      <w:r>
         <w:lastRenderedPageBreak/>
-        <w:t>Алгоритм расчета представлен на рисунке 4.4.2.1. Исходный код диаграммы находится в файле PZ_assets/4.4.2.1_kbju_cost_activity.puml.</w:t>
-      </w:r>
-    </w:p>
-    <w:p>
-      <w:pPr>
-        <w:pStyle w:val="aff"/>
-      </w:pPr>
-      <w:r>
-        <w:rPr>
-          <w:b/>
-        </w:rPr>
-        <w:t>[Место для вставки: срендерированная диаграмма PZ_assets/4.4.2.1_kbju_cost_activity.puml]</w:t>
-      </w:r>
-    </w:p>
-    <w:p>
-      <w:pPr>
-        <w:pStyle w:val="aa"/>
-      </w:pPr>
-      <w:r>
-        <w:t>Рисунок 4.4.2.1 - Алгоритм расчета КБЖУ и себестоимости позиции</w:t>
-      </w:r>
-    </w:p>
-    <w:p>
-      <w:pPr>
-        <w:pStyle w:val="aff"/>
-      </w:pPr>
-      <w:r>
-        <w:t>Результаты расчета используются в карточках меню, при оформлении заказа и в управленческих разделах, связанных с себестоимостью и продажами. Это исключает ручное дублирование расчетов и позволяет получать актуальные значения при изменении рецептуры.</w:t>
-      </w:r>
-    </w:p>
-    <w:p>
-      <w:pPr>
-        <w:pStyle w:val="30"/>
-      </w:pPr>
-      <w:bookmarkStart w:id="53" w:name="_Toc229490334"/>
-      <w:r>
         <w:t>4.4.3 Алгоритмы использования применяемых программных технологий обработки данных</w:t>
       </w:r>
       <w:bookmarkEnd w:id="53"/>
@@ -24424,7 +24907,6 @@
       </w:pPr>
       <w:bookmarkStart w:id="54" w:name="_Toc229490335"/>
       <w:r>
-        <w:lastRenderedPageBreak/>
         <w:t>4.4.4 Алгоритмы применения методов графического анализа данных</w:t>
       </w:r>
       <w:bookmarkEnd w:id="54"/>
@@ -24591,6 +25073,7 @@
               <w:spacing w:line="240" w:lineRule="auto"/>
             </w:pPr>
             <w:r>
+              <w:lastRenderedPageBreak/>
               <w:t>Популярные позиции</w:t>
             </w:r>
           </w:p>
@@ -24848,19 +25331,82 @@
         <w:pStyle w:val="aff"/>
       </w:pPr>
       <w:r>
+        <w:t>На рисунке 4.4.5.1 показана последовательность передачи данных при оформлении заказа клиентом. Исходный код диаграммы находится в файле PZ_assets/4.4.5.1_order_sequence.puml.</w:t>
+      </w:r>
+    </w:p>
+    <w:p>
+      <w:pPr>
+        <w:pStyle w:val="aff"/>
+      </w:pPr>
+      <w:r>
+        <w:rPr>
+          <w:b/>
+        </w:rPr>
+        <w:t>[Место для вставки: срендерированная диаграмма PZ_assets/4.4.5.1_order_sequence.puml]</w:t>
+      </w:r>
+    </w:p>
+    <w:p>
+      <w:pPr>
+        <w:pStyle w:val="aa"/>
+      </w:pPr>
+      <w:r>
+        <w:t>Рисунок 4.4.5.1 - Диаграмма последовательности оформления заказа через API</w:t>
+      </w:r>
+    </w:p>
+    <w:p>
+      <w:pPr>
+        <w:pStyle w:val="aff"/>
+      </w:pPr>
+      <w:r>
+        <w:t>Такая схема обеспечивает единое место проверки бизнес-правил и прав доступа. Все критичные изменения проходят через серверную часть, где выполняются валидация, расчет итоговых параметров, транзакционная запись и возврат результата клиентскому приложению.</w:t>
+      </w:r>
+    </w:p>
+    <w:p>
+      <w:pPr>
+        <w:pStyle w:val="2"/>
+      </w:pPr>
+      <w:bookmarkStart w:id="56" w:name="_Toc229490337"/>
+      <w:r>
         <w:lastRenderedPageBreak/>
-        <w:t>На рисунке 4.4.5.1 показана последовательность передачи данных при оформлении заказа клиентом. Исходный код диаграммы находится в файле PZ_assets/4.4.5.1_order_sequence.puml.</w:t>
-      </w:r>
+        <w:t>4.6 Описание архитектурного решения</w:t>
+      </w:r>
+      <w:bookmarkEnd w:id="56"/>
     </w:p>
     <w:p>
       <w:pPr>
         <w:pStyle w:val="aff"/>
       </w:pPr>
       <w:r>
+        <w:t>Архитектурное решение Garden Nook построено по клиент-серверному принципу. Пользовательские интерфейсы отделены от серверной бизнес-логики и базы данных, а обмен между компонентами выполняется через формализованные DTO-контракты и HTTP-запросы.</w:t>
+      </w:r>
+    </w:p>
+    <w:p>
+      <w:pPr>
+        <w:pStyle w:val="30"/>
+      </w:pPr>
+      <w:bookmarkStart w:id="57" w:name="_Toc229490338"/>
+      <w:r>
+        <w:t>4.6.1 Структурная организация программной системы</w:t>
+      </w:r>
+      <w:bookmarkEnd w:id="57"/>
+    </w:p>
+    <w:p>
+      <w:pPr>
+        <w:pStyle w:val="aff"/>
+      </w:pPr>
+      <w:r>
+        <w:t>Программная система состоит из веб-клиента GardenNookWeb, WPF-клиента GardenNookWpf, серверного API GardenNookApi, общей библиотеки TransferModels и базы данных Microsoft SQL Server. Компонентная схема представлена на рисунке 4.6.1.1.</w:t>
+      </w:r>
+    </w:p>
+    <w:p>
+      <w:pPr>
+        <w:pStyle w:val="aff"/>
+      </w:pPr>
+      <w:r>
         <w:rPr>
           <w:b/>
         </w:rPr>
-        <w:t>[Место для вставки: срендерированная диаграмма PZ_assets/4.4.5.1_order_sequence.puml]</w:t>
+        <w:t>[Место для вставки: срендерированная диаграмма PZ_assets/4.6.1.1_component_diagram.puml]</w:t>
       </w:r>
     </w:p>
     <w:p>
@@ -24868,7 +25414,7 @@
         <w:pStyle w:val="aa"/>
       </w:pPr>
       <w:r>
-        <w:t>Рисунок 4.4.5.1 - Диаграмма последовательности оформления заказа через API</w:t>
+        <w:t>Рисунок 4.6.1.1 - UML-диаграмма компонентов программного комплекса Garden Nook</w:t>
       </w:r>
     </w:p>
     <w:p>
@@ -24876,43 +25422,44 @@
         <w:pStyle w:val="aff"/>
       </w:pPr>
       <w:r>
-        <w:t>Такая схема обеспечивает единое место проверки бизнес-правил и прав доступа. Все критичные изменения проходят через серверную часть, где выполняются валидация, расчет итоговых параметров, транзакционная запись и возврат результата клиентскому приложению.</w:t>
-      </w:r>
-    </w:p>
-    <w:p>
-      <w:pPr>
-        <w:pStyle w:val="2"/>
-      </w:pPr>
-      <w:bookmarkStart w:id="56" w:name="_Toc229490337"/>
-      <w:r>
-        <w:t>4.6 Описание архитектурного решения</w:t>
-      </w:r>
-      <w:bookmarkEnd w:id="56"/>
+        <w:t>Веб-клиент обеспечивает работу клиентов кофейни, WPF-клиент используется сотрудниками, серверный API инкапсулирует бизнес-логику и доступ к данным, а TransferModels задает единые структуры обмена. Диаграмма развертывания представлена на рисунке 4.6.1.2.</w:t>
+      </w:r>
     </w:p>
     <w:p>
       <w:pPr>
         <w:pStyle w:val="aff"/>
       </w:pPr>
       <w:r>
-        <w:t>Архитектурное решение Garden Nook построено по клиент-серверному принципу. Пользовательские интерфейсы отделены от серверной бизнес-логики и базы данных, а обмен между компонентами выполняется через формализованные DTO-контракты и HTTP-запросы.</w:t>
+        <w:rPr>
+          <w:b/>
+        </w:rPr>
+        <w:t>[Место для вставки: срендерированная диаграмма PZ_assets/4.6.1.2_deployment_diagram.puml]</w:t>
+      </w:r>
+    </w:p>
+    <w:p>
+      <w:pPr>
+        <w:pStyle w:val="aa"/>
+      </w:pPr>
+      <w:r>
+        <w:t>Рисунок 4.6.1.2 - UML-диаграмма развертывания программного комплекса Garden Nook</w:t>
       </w:r>
     </w:p>
     <w:p>
       <w:pPr>
         <w:pStyle w:val="30"/>
       </w:pPr>
-      <w:bookmarkStart w:id="57" w:name="_Toc229490338"/>
-      <w:r>
-        <w:t>4.6.1 Структурная организация программной системы</w:t>
-      </w:r>
-      <w:bookmarkEnd w:id="57"/>
+      <w:bookmarkStart w:id="58" w:name="_Toc229490339"/>
+      <w:r>
+        <w:t>4.6.2 Архитектура программного кода</w:t>
+      </w:r>
+      <w:bookmarkEnd w:id="58"/>
     </w:p>
     <w:p>
       <w:pPr>
         <w:pStyle w:val="aff"/>
       </w:pPr>
       <w:r>
-        <w:t>Программная система состоит из веб-клиента GardenNookWeb, WPF-клиента GardenNookWpf, серверного API GardenNookApi, общей библиотеки TransferModels и базы данных Microsoft SQL Server. Компонентная схема представлена на рисунке 4.6.1.1.</w:t>
+        <w:t>Архитектура программного кода разделена на несколько проектов. GardenNookApi содержит контроллеры, модели предметной области, контекст базы данных, миграции и серверную логику. Контроллеры принимают запросы, проверяют данные, вызывают операции обработки и возвращают DTO-ответы.</w:t>
       </w:r>
     </w:p>
     <w:p>
@@ -24920,18 +25467,7 @@
         <w:pStyle w:val="aff"/>
       </w:pPr>
       <w:r>
-        <w:rPr>
-          <w:b/>
-        </w:rPr>
-        <w:t>[Место для вставки: срендерированная диаграмма PZ_assets/4.6.1.1_component_diagram.puml]</w:t>
-      </w:r>
-    </w:p>
-    <w:p>
-      <w:pPr>
-        <w:pStyle w:val="aa"/>
-      </w:pPr>
-      <w:r>
-        <w:t>Рисунок 4.6.1.1 - UML-диаграмма компонентов программного комплекса Garden Nook</w:t>
+        <w:t>GardenNookWeb содержит Razor-представления, JavaScript-сценарии и стили клиентского интерфейса. Основными страницами являются авторизация, регистрация, меню, корзина и профиль. JavaScript используется для интерактивного обновления корзины, модальных окон и асинхронных запросов к API.</w:t>
       </w:r>
     </w:p>
     <w:p>
@@ -24939,60 +25475,7 @@
         <w:pStyle w:val="aff"/>
       </w:pPr>
       <w:r>
-        <w:t>Веб-клиент обеспечивает работу клиентов кофейни, WPF-клиент используется сотрудниками, серверный API инкапсулирует бизнес-логику и доступ к данным, а TransferModels задает единые структуры обмена. Диаграмма развертывания представлена на рисунке 4.6.1.2.</w:t>
-      </w:r>
-    </w:p>
-    <w:p>
-      <w:pPr>
-        <w:pStyle w:val="aff"/>
-      </w:pPr>
-      <w:r>
-        <w:rPr>
-          <w:b/>
-        </w:rPr>
-        <w:t>[Место для вставки: срендерированная диаграмма PZ_assets/4.6.1.2_deployment_diagram.puml]</w:t>
-      </w:r>
-    </w:p>
-    <w:p>
-      <w:pPr>
-        <w:pStyle w:val="aa"/>
-      </w:pPr>
-      <w:r>
         <w:lastRenderedPageBreak/>
-        <w:t>Рисунок 4.6.1.2 - UML-диаграмма развертывания программного комплекса Garden Nook</w:t>
-      </w:r>
-    </w:p>
-    <w:p>
-      <w:pPr>
-        <w:pStyle w:val="30"/>
-      </w:pPr>
-      <w:bookmarkStart w:id="58" w:name="_Toc229490339"/>
-      <w:r>
-        <w:t>4.6.2 Архитектура программного кода</w:t>
-      </w:r>
-      <w:bookmarkEnd w:id="58"/>
-    </w:p>
-    <w:p>
-      <w:pPr>
-        <w:pStyle w:val="aff"/>
-      </w:pPr>
-      <w:r>
-        <w:t>Архитектура программного кода разделена на несколько проектов. GardenNookApi содержит контроллеры, модели предметной области, контекст базы данных, миграции и серверную логику. Контроллеры принимают запросы, проверяют данные, вызывают операции обработки и возвращают DTO-ответы.</w:t>
-      </w:r>
-    </w:p>
-    <w:p>
-      <w:pPr>
-        <w:pStyle w:val="aff"/>
-      </w:pPr>
-      <w:r>
-        <w:t>GardenNookWeb содержит Razor-представления, JavaScript-сценарии и стили клиентского интерфейса. Основными страницами являются авторизация, регистрация, меню, корзина и профиль. JavaScript используется для интерактивного обновления корзины, модальных окон и асинхронных запросов к API.</w:t>
-      </w:r>
-    </w:p>
-    <w:p>
-      <w:pPr>
-        <w:pStyle w:val="aff"/>
-      </w:pPr>
-      <w:r>
         <w:t>GardenNookWpf содержит окна авторизации, главное окно служебного интерфейса, разделы управления и модальные CRUD-окна. Такая структура соответствует ролям сотрудников и позволяет изолировать операции меню, склада, заказов, техкарт, клиентов, отчетов и персонала.</w:t>
       </w:r>
     </w:p>
@@ -33920,7 +34403,7 @@
 </file>
 
 <file path=customXml/itemProps1.xml><?xml version="1.0" encoding="utf-8"?>
-<ds:datastoreItem xmlns:ds="http://schemas.openxmlformats.org/officeDocument/2006/customXml" ds:itemID="{F26A53FD-690F-470A-9669-93DC1DE48EC4}">
+<ds:datastoreItem xmlns:ds="http://schemas.openxmlformats.org/officeDocument/2006/customXml" ds:itemID="{BBFC65E8-8831-4E58-B100-C41C5174F3A7}">
   <ds:schemaRefs>
     <ds:schemaRef ds:uri="http://schemas.openxmlformats.org/officeDocument/2006/bibliography"/>
   </ds:schemaRefs>

--- a/2207_в2_Косухин С. Д. ПЗ.docx
+++ b/2207_в2_Косухин С. Д. ПЗ.docx
@@ -23619,9 +23619,7 @@
         <w:lastRenderedPageBreak/>
         <w:t>4.3.3 Промежуточные данные</w:t>
       </w:r>
-      <w:bookmarkStart w:id="49" w:name="_GoBack"/>
       <w:bookmarkEnd w:id="48"/>
-      <w:bookmarkEnd w:id="49"/>
     </w:p>
     <w:p>
       <w:pPr>
@@ -24088,6 +24086,9 @@
         </w:tc>
       </w:tr>
       <w:tr>
+        <w:trPr>
+          <w:trHeight w:val="1050"/>
+        </w:trPr>
         <w:tc>
           <w:tcPr>
             <w:tcW w:w="2200" w:type="dxa"/>
@@ -24170,40 +24171,66 @@
       <w:pPr>
         <w:pStyle w:val="2"/>
       </w:pPr>
-      <w:bookmarkStart w:id="50" w:name="_Toc229490331"/>
+      <w:bookmarkStart w:id="49" w:name="_Toc229490331"/>
       <w:r>
         <w:t>4.4 Реализация используемых методов хранения, обработки и передачи информации об объектах предметной области</w:t>
       </w:r>
+      <w:bookmarkEnd w:id="49"/>
+    </w:p>
+    <w:p>
+      <w:pPr>
+        <w:pStyle w:val="aff"/>
+      </w:pPr>
+      <w:r>
+        <w:t>Методы, определенные в разделе 2.1.3, реализуются в Garden Nook через реляционное хранение данных, серверную обработку запросов, расчетные алгоритмы, графическое представление аналитики и обмен данными между веб-клиентом, WPF-приложением и API.</w:t>
+      </w:r>
+    </w:p>
+    <w:p>
+      <w:pPr>
+        <w:pStyle w:val="30"/>
+      </w:pPr>
+      <w:bookmarkStart w:id="50" w:name="_Toc229490332"/>
+      <w:r>
+        <w:t>4.4.1 Методы хранения данных</w:t>
+      </w:r>
+      <w:bookmarkStart w:id="51" w:name="_GoBack"/>
       <w:bookmarkEnd w:id="50"/>
+      <w:bookmarkEnd w:id="51"/>
     </w:p>
     <w:p>
       <w:pPr>
         <w:pStyle w:val="aff"/>
       </w:pPr>
       <w:r>
-        <w:t>Методы, определенные в разделе 2.1.3, реализуются в Garden Nook через реляционное хранение данных, серверную обработку запросов, расчетные алгоритмы, графическое представление аналитики и обмен данными между веб-клиентом, WPF-приложением и API.</w:t>
-      </w:r>
-    </w:p>
-    <w:p>
-      <w:pPr>
-        <w:pStyle w:val="30"/>
-      </w:pPr>
-      <w:bookmarkStart w:id="51" w:name="_Toc229490332"/>
-      <w:r>
-        <w:t>4.4.1 Методы хранения данных</w:t>
-      </w:r>
-      <w:bookmarkEnd w:id="51"/>
-    </w:p>
-    <w:p>
-      <w:pPr>
-        <w:pStyle w:val="aff"/>
-      </w:pPr>
-      <w:r>
-        <w:t>Хранение данных реализуется в Microsoft SQL Server. Основные таблицы отражают устойчивые сущности предметной области: пользователей, меню, ингредиенты, технологические карты, заказы, складские операции и справочники. Связи между таблицами обеспечивают целостность рецептур, заказов и складского учета.</w:t>
-      </w:r>
-    </w:p>
-    <w:p>
-      <w:r>
+        <w:t xml:space="preserve">Для оптимального хранения и управления данными в программном комплексе используется реляционная база данных </w:t>
+      </w:r>
+      <w:r>
+        <w:t>Microsoft SQL Server.</w:t>
+      </w:r>
+      <w:r>
+        <w:t xml:space="preserve"> </w:t>
+      </w:r>
+      <w:r>
+        <w:t>Работа с базой данных выполняется через Entity Framework Core, благодаря чему приложение взаимодействует с данными на уровне объектов, без необходимости вручную писать SQL-запросы.</w:t>
+      </w:r>
+      <w:r>
+        <w:t xml:space="preserve"> Основные таблицы отражают устойчивые сущности предметной области: пользователей, меню, ингредиенты, технологические карты, заказы, складские операции и справочники. Связи между таблицами обеспечивают целостность рецептур, заказов и складского учета.</w:t>
+      </w:r>
+      <w:r>
+        <w:t xml:space="preserve"> Далее приведено подробное описание каждой таблицы базы данных: ее поля, наименование, типы данных и краткое описание полей.</w:t>
+      </w:r>
+    </w:p>
+    <w:p>
+      <w:pPr>
+        <w:rPr>
+          <w:sz w:val="24"/>
+        </w:rPr>
+      </w:pPr>
+      <w:r>
+        <w:rPr>
+          <w:sz w:val="24"/>
+        </w:rPr>
+        <w:lastRenderedPageBreak/>
         <w:t>Таблица 4.4.1 - Основные таблицы и группы данных базы</w:t>
       </w:r>
     </w:p>
@@ -24221,9 +24248,9 @@
         <w:tblLook w:val="04A0" w:firstRow="1" w:lastRow="0" w:firstColumn="1" w:lastColumn="0" w:noHBand="0" w:noVBand="1"/>
       </w:tblPr>
       <w:tblGrid>
-        <w:gridCol w:w="2874"/>
-        <w:gridCol w:w="3420"/>
-        <w:gridCol w:w="3052"/>
+        <w:gridCol w:w="2796"/>
+        <w:gridCol w:w="3455"/>
+        <w:gridCol w:w="3095"/>
       </w:tblGrid>
       <w:tr>
         <w:tc>
@@ -24233,10 +24260,13 @@
           <w:p>
             <w:pPr>
               <w:spacing w:line="240" w:lineRule="auto"/>
-            </w:pPr>
-            <w:r>
-              <w:rPr>
-                <w:b/>
+              <w:rPr>
+                <w:sz w:val="24"/>
+              </w:rPr>
+            </w:pPr>
+            <w:r>
+              <w:rPr>
+                <w:sz w:val="24"/>
               </w:rPr>
               <w:t>Группа таблиц</w:t>
             </w:r>
@@ -24249,10 +24279,13 @@
           <w:p>
             <w:pPr>
               <w:spacing w:line="240" w:lineRule="auto"/>
-            </w:pPr>
-            <w:r>
-              <w:rPr>
-                <w:b/>
+              <w:rPr>
+                <w:sz w:val="24"/>
+              </w:rPr>
+            </w:pPr>
+            <w:r>
+              <w:rPr>
+                <w:sz w:val="24"/>
               </w:rPr>
               <w:t>Назначение</w:t>
             </w:r>
@@ -24265,10 +24298,13 @@
           <w:p>
             <w:pPr>
               <w:spacing w:line="240" w:lineRule="auto"/>
-            </w:pPr>
-            <w:r>
-              <w:rPr>
-                <w:b/>
+              <w:rPr>
+                <w:sz w:val="24"/>
+              </w:rPr>
+            </w:pPr>
+            <w:r>
+              <w:rPr>
+                <w:sz w:val="24"/>
               </w:rPr>
               <w:t>Ключевые связи</w:t>
             </w:r>
@@ -24283,8 +24319,14 @@
           <w:p>
             <w:pPr>
               <w:spacing w:line="240" w:lineRule="auto"/>
-            </w:pPr>
-            <w:r>
+              <w:rPr>
+                <w:sz w:val="24"/>
+              </w:rPr>
+            </w:pPr>
+            <w:r>
+              <w:rPr>
+                <w:sz w:val="24"/>
+              </w:rPr>
               <w:t>Users, Clients, Employees</w:t>
             </w:r>
           </w:p>
@@ -24296,8 +24338,14 @@
           <w:p>
             <w:pPr>
               <w:spacing w:line="240" w:lineRule="auto"/>
-            </w:pPr>
-            <w:r>
+              <w:rPr>
+                <w:sz w:val="24"/>
+              </w:rPr>
+            </w:pPr>
+            <w:r>
+              <w:rPr>
+                <w:sz w:val="24"/>
+              </w:rPr>
               <w:t>Учетные записи, клиенты, сотрудники и роли</w:t>
             </w:r>
           </w:p>
@@ -24309,8 +24357,14 @@
           <w:p>
             <w:pPr>
               <w:spacing w:line="240" w:lineRule="auto"/>
-            </w:pPr>
-            <w:r>
+              <w:rPr>
+                <w:sz w:val="24"/>
+              </w:rPr>
+            </w:pPr>
+            <w:r>
+              <w:rPr>
+                <w:sz w:val="24"/>
+              </w:rPr>
               <w:t>Связь с заказами, историей действий и правами доступа.</w:t>
             </w:r>
           </w:p>
@@ -24324,9 +24378,14 @@
           <w:p>
             <w:pPr>
               <w:spacing w:line="240" w:lineRule="auto"/>
-            </w:pPr>
-            <w:r>
-              <w:lastRenderedPageBreak/>
+              <w:rPr>
+                <w:sz w:val="24"/>
+              </w:rPr>
+            </w:pPr>
+            <w:r>
+              <w:rPr>
+                <w:sz w:val="24"/>
+              </w:rPr>
               <w:t>MenuItems, MenuCategories</w:t>
             </w:r>
           </w:p>
@@ -24338,8 +24397,14 @@
           <w:p>
             <w:pPr>
               <w:spacing w:line="240" w:lineRule="auto"/>
-            </w:pPr>
-            <w:r>
+              <w:rPr>
+                <w:sz w:val="24"/>
+              </w:rPr>
+            </w:pPr>
+            <w:r>
+              <w:rPr>
+                <w:sz w:val="24"/>
+              </w:rPr>
               <w:t>Позиции меню, категории, цены, описания и признаки доступности</w:t>
             </w:r>
           </w:p>
@@ -24351,8 +24416,14 @@
           <w:p>
             <w:pPr>
               <w:spacing w:line="240" w:lineRule="auto"/>
-            </w:pPr>
-            <w:r>
+              <w:rPr>
+                <w:sz w:val="24"/>
+              </w:rPr>
+            </w:pPr>
+            <w:r>
+              <w:rPr>
+                <w:sz w:val="24"/>
+              </w:rPr>
               <w:t>Связь с заказами, техкартами и стоп-листом.</w:t>
             </w:r>
           </w:p>
@@ -24366,8 +24437,14 @@
           <w:p>
             <w:pPr>
               <w:spacing w:line="240" w:lineRule="auto"/>
-            </w:pPr>
-            <w:r>
+              <w:rPr>
+                <w:sz w:val="24"/>
+              </w:rPr>
+            </w:pPr>
+            <w:r>
+              <w:rPr>
+                <w:sz w:val="24"/>
+              </w:rPr>
               <w:t>Ingredients, IngredientCategories</w:t>
             </w:r>
           </w:p>
@@ -24379,8 +24456,14 @@
           <w:p>
             <w:pPr>
               <w:spacing w:line="240" w:lineRule="auto"/>
-            </w:pPr>
-            <w:r>
+              <w:rPr>
+                <w:sz w:val="24"/>
+              </w:rPr>
+            </w:pPr>
+            <w:r>
+              <w:rPr>
+                <w:sz w:val="24"/>
+              </w:rPr>
               <w:t>Сырье и полуфабрикаты, единицы измерения, КБЖУ и стоимость</w:t>
             </w:r>
           </w:p>
@@ -24392,8 +24475,14 @@
           <w:p>
             <w:pPr>
               <w:spacing w:line="240" w:lineRule="auto"/>
-            </w:pPr>
-            <w:r>
+              <w:rPr>
+                <w:sz w:val="24"/>
+              </w:rPr>
+            </w:pPr>
+            <w:r>
+              <w:rPr>
+                <w:sz w:val="24"/>
+              </w:rPr>
               <w:t>Связь с техкартами, остатками, поставками и списаниями.</w:t>
             </w:r>
           </w:p>
@@ -24407,8 +24496,14 @@
           <w:p>
             <w:pPr>
               <w:spacing w:line="240" w:lineRule="auto"/>
-            </w:pPr>
-            <w:r>
+              <w:rPr>
+                <w:sz w:val="24"/>
+              </w:rPr>
+            </w:pPr>
+            <w:r>
+              <w:rPr>
+                <w:sz w:val="24"/>
+              </w:rPr>
               <w:t>TechnicalCards, TechnicalCardItems</w:t>
             </w:r>
           </w:p>
@@ -24420,8 +24515,14 @@
           <w:p>
             <w:pPr>
               <w:spacing w:line="240" w:lineRule="auto"/>
-            </w:pPr>
-            <w:r>
+              <w:rPr>
+                <w:sz w:val="24"/>
+              </w:rPr>
+            </w:pPr>
+            <w:r>
+              <w:rPr>
+                <w:sz w:val="24"/>
+              </w:rPr>
               <w:t>Рецептура позиции, масса ингредиентов и технология приготовления</w:t>
             </w:r>
           </w:p>
@@ -24433,8 +24534,14 @@
           <w:p>
             <w:pPr>
               <w:spacing w:line="240" w:lineRule="auto"/>
-            </w:pPr>
-            <w:r>
+              <w:rPr>
+                <w:sz w:val="24"/>
+              </w:rPr>
+            </w:pPr>
+            <w:r>
+              <w:rPr>
+                <w:sz w:val="24"/>
+              </w:rPr>
               <w:t>Связь позиции меню с ингредиентами и расчетами.</w:t>
             </w:r>
           </w:p>
@@ -24448,8 +24555,14 @@
           <w:p>
             <w:pPr>
               <w:spacing w:line="240" w:lineRule="auto"/>
-            </w:pPr>
-            <w:r>
+              <w:rPr>
+                <w:sz w:val="24"/>
+              </w:rPr>
+            </w:pPr>
+            <w:r>
+              <w:rPr>
+                <w:sz w:val="24"/>
+              </w:rPr>
               <w:t>Orders, OrderItems</w:t>
             </w:r>
           </w:p>
@@ -24461,8 +24574,14 @@
           <w:p>
             <w:pPr>
               <w:spacing w:line="240" w:lineRule="auto"/>
-            </w:pPr>
-            <w:r>
+              <w:rPr>
+                <w:sz w:val="24"/>
+              </w:rPr>
+            </w:pPr>
+            <w:r>
+              <w:rPr>
+                <w:sz w:val="24"/>
+              </w:rPr>
               <w:t>Заказы, состав заказа, комментарии, итоговые суммы и статусы</w:t>
             </w:r>
           </w:p>
@@ -24474,8 +24593,14 @@
           <w:p>
             <w:pPr>
               <w:spacing w:line="240" w:lineRule="auto"/>
-            </w:pPr>
-            <w:r>
+              <w:rPr>
+                <w:sz w:val="24"/>
+              </w:rPr>
+            </w:pPr>
+            <w:r>
+              <w:rPr>
+                <w:sz w:val="24"/>
+              </w:rPr>
               <w:t>Связь с клиентом, позициями меню и производственной очередью.</w:t>
             </w:r>
           </w:p>
@@ -24489,8 +24614,14 @@
           <w:p>
             <w:pPr>
               <w:spacing w:line="240" w:lineRule="auto"/>
-            </w:pPr>
-            <w:r>
+              <w:rPr>
+                <w:sz w:val="24"/>
+              </w:rPr>
+            </w:pPr>
+            <w:r>
+              <w:rPr>
+                <w:sz w:val="24"/>
+              </w:rPr>
               <w:t>Inventory, StopList, WriteOffActs</w:t>
             </w:r>
           </w:p>
@@ -24502,8 +24633,14 @@
           <w:p>
             <w:pPr>
               <w:spacing w:line="240" w:lineRule="auto"/>
-            </w:pPr>
-            <w:r>
+              <w:rPr>
+                <w:sz w:val="24"/>
+              </w:rPr>
+            </w:pPr>
+            <w:r>
+              <w:rPr>
+                <w:sz w:val="24"/>
+              </w:rPr>
               <w:t>Остатки, недоступные позиции и документы списания</w:t>
             </w:r>
           </w:p>
@@ -24515,8 +24652,14 @@
           <w:p>
             <w:pPr>
               <w:spacing w:line="240" w:lineRule="auto"/>
-            </w:pPr>
-            <w:r>
+              <w:rPr>
+                <w:sz w:val="24"/>
+              </w:rPr>
+            </w:pPr>
+            <w:r>
+              <w:rPr>
+                <w:sz w:val="24"/>
+              </w:rPr>
               <w:t>Связь со складским учетом и доступностью меню.</w:t>
             </w:r>
           </w:p>
@@ -24545,8 +24688,14 @@
     <w:p>
       <w:pPr>
         <w:pStyle w:val="aa"/>
-      </w:pPr>
-      <w:r>
+        <w:rPr>
+          <w:sz w:val="24"/>
+        </w:rPr>
+      </w:pPr>
+      <w:r>
+        <w:rPr>
+          <w:sz w:val="24"/>
+        </w:rPr>
         <w:t>Рисунок 4.4.1 - ER-диаграмма базы данных Garden Nook</w:t>
       </w:r>
     </w:p>
@@ -34403,7 +34552,7 @@
 </file>
 
 <file path=customXml/itemProps1.xml><?xml version="1.0" encoding="utf-8"?>
-<ds:datastoreItem xmlns:ds="http://schemas.openxmlformats.org/officeDocument/2006/customXml" ds:itemID="{BBFC65E8-8831-4E58-B100-C41C5174F3A7}">
+<ds:datastoreItem xmlns:ds="http://schemas.openxmlformats.org/officeDocument/2006/customXml" ds:itemID="{041C5DDC-646E-4071-9DFF-7CA7019D44AC}">
   <ds:schemaRefs>
     <ds:schemaRef ds:uri="http://schemas.openxmlformats.org/officeDocument/2006/bibliography"/>
   </ds:schemaRefs>

--- a/2207_в2_Косухин С. Д. ПЗ.docx
+++ b/2207_в2_Косухин С. Д. ПЗ.docx
@@ -24193,9 +24193,7 @@
       <w:r>
         <w:t>4.4.1 Методы хранения данных</w:t>
       </w:r>
-      <w:bookmarkStart w:id="51" w:name="_GoBack"/>
       <w:bookmarkEnd w:id="50"/>
-      <w:bookmarkEnd w:id="51"/>
     </w:p>
     <w:p>
       <w:pPr>
@@ -24670,14 +24668,14 @@
       <w:pPr>
         <w:pStyle w:val="aff"/>
       </w:pPr>
-      <w:r>
-        <w:t>Для завершения подраздела следует вставить ER-диаграмму базы данных, построенную по фактическим таблицам проекта. Ее лучше разместить сразу после таблицы 4.4.1, чтобы показать связи между заказами, меню, ингредиентами, технологическими картами и складскими сущностями.</w:t>
-      </w:r>
-    </w:p>
-    <w:p>
-      <w:pPr>
-        <w:pStyle w:val="aff"/>
-      </w:pPr>
+      <w:bookmarkStart w:id="51" w:name="_GoBack"/>
+      <w:bookmarkEnd w:id="51"/>
+      <w:r>
+        <w:rPr>
+          <w:b/>
+        </w:rPr>
+        <w:t xml:space="preserve"> </w:t>
+      </w:r>
       <w:r>
         <w:rPr>
           <w:b/>
@@ -34552,7 +34550,7 @@
 </file>
 
 <file path=customXml/itemProps1.xml><?xml version="1.0" encoding="utf-8"?>
-<ds:datastoreItem xmlns:ds="http://schemas.openxmlformats.org/officeDocument/2006/customXml" ds:itemID="{041C5DDC-646E-4071-9DFF-7CA7019D44AC}">
+<ds:datastoreItem xmlns:ds="http://schemas.openxmlformats.org/officeDocument/2006/customXml" ds:itemID="{10FEAB23-E385-4B48-B225-0AE36273860B}">
   <ds:schemaRefs>
     <ds:schemaRef ds:uri="http://schemas.openxmlformats.org/officeDocument/2006/bibliography"/>
   </ds:schemaRefs>

--- a/2207_в2_Косухин С. Д. ПЗ.docx
+++ b/2207_в2_Косухин С. Д. ПЗ.docx
@@ -41400,11 +41400,212 @@
       <w:bookmarkStart w:id="51" w:name="_Toc229490333"/>
       <w:r>
         <w:lastRenderedPageBreak/>
-        <w:t xml:space="preserve">4.4.2 Алгоритмы реализации используемых математических </w:t>
+        <w:t xml:space="preserve">4.4.2 Алгоритмы реализации </w:t>
       </w:r>
       <w:bookmarkEnd w:id="51"/>
       <w:r>
-        <w:t>формул</w:t>
+        <w:t>используемых формул расчета</w:t>
+      </w:r>
+    </w:p>
+    <w:p>
+      <w:pPr>
+        <w:pStyle w:val="aff"/>
+      </w:pPr>
+      <w:r>
+        <w:t>В программной реализации Garden Nook формулы используются в нескольких связанных сценариях: при формировании карточек меню, при расчете заказа клиента, при определении веса компонентов технологической карты и при построении управленческих отчетов по складским остаткам. Расчеты выполняются на стороне серверного приложения ASP.NET Core, после чего результаты сохраняются в базе данных и передаются в клиентский веб-интерфейс и WPF-приложение сотрудника.</w:t>
+      </w:r>
+    </w:p>
+    <w:p>
+      <w:pPr>
+        <w:pStyle w:val="aff"/>
+      </w:pPr>
+      <w:r>
+        <w:t xml:space="preserve">Основными исходными данными для расчетов являются цена блюда, напитка или добавки; количество выбранных позиций; процент скидки; показатели калорийности и КБЖУ, сохраненные в карточке позиции меню; состав технологической карты; значения </w:t>
+      </w:r>
+      <w:r>
+        <w:rPr>
+          <w:lang w:val="en-US"/>
+        </w:rPr>
+        <w:t>OutputWeight</w:t>
+      </w:r>
+      <w:r>
+        <w:t xml:space="preserve"> - </w:t>
+      </w:r>
+      <w:r>
+        <w:t>выходной</w:t>
+      </w:r>
+      <w:r>
+        <w:t xml:space="preserve"> </w:t>
+      </w:r>
+      <w:r>
+        <w:t>вес</w:t>
+      </w:r>
+      <w:r>
+        <w:t xml:space="preserve">; </w:t>
+      </w:r>
+      <w:r>
+        <w:rPr>
+          <w:lang w:val="en-US"/>
+        </w:rPr>
+        <w:t>NetWeight</w:t>
+      </w:r>
+      <w:r>
+        <w:t xml:space="preserve"> - </w:t>
+      </w:r>
+      <w:r>
+        <w:t>масса</w:t>
+      </w:r>
+      <w:r>
+        <w:t xml:space="preserve"> </w:t>
+      </w:r>
+      <w:r>
+        <w:t>нетто</w:t>
+      </w:r>
+      <w:r>
+        <w:t xml:space="preserve">; </w:t>
+      </w:r>
+      <w:r>
+        <w:rPr>
+          <w:lang w:val="en-US"/>
+        </w:rPr>
+        <w:t>GrossWeight</w:t>
+      </w:r>
+      <w:r>
+        <w:t xml:space="preserve"> - </w:t>
+      </w:r>
+      <w:r>
+        <w:t>масса</w:t>
+      </w:r>
+      <w:r>
+        <w:t xml:space="preserve"> </w:t>
+      </w:r>
+      <w:r>
+        <w:t>брутто</w:t>
+      </w:r>
+      <w:r>
+        <w:t>; фактический остаток сырья; стоимость единицы сырья. Такой набор данных позволяет использовать одни и те же сведения в пользовательском меню, при оформлении заказа и в отчетах администратора.</w:t>
+      </w:r>
+    </w:p>
+    <w:p>
+      <w:pPr>
+        <w:pStyle w:val="aff"/>
+      </w:pPr>
+      <w:r>
+        <w:t>Алгоритм определения рабочего веса компонента технологической карты применяется при выводе состава, расчете выхода и анализе расхода сырья. Если для строки заполнено поле OutputWeight и его значение больше нуля, в расчет принимается выходной вес. Если выходной вес отсутствует, используется NetWeight. Если отсутствует и он, система берет GrossWeight. Такой порядок позволяет использовать наиболее точный показатель, но не прерывать расчет при частично заполненной технологической карте.</w:t>
+      </w:r>
+    </w:p>
+    <w:p>
+      <w:pPr>
+        <w:pStyle w:val="aff"/>
+      </w:pPr>
+      <w:r>
+        <w:t>Алгоритм расчета строки заказа выполняется отдельно для каждой выбранной позиции. Для блюда или напитка система умножает PriceRub</w:t>
+      </w:r>
+      <w:r>
+        <w:t>(Цена)</w:t>
+      </w:r>
+      <w:r>
+        <w:t xml:space="preserve"> и CaloriesKcal</w:t>
+      </w:r>
+      <w:r>
+        <w:t>(Ккал)</w:t>
+      </w:r>
+      <w:r>
+        <w:t xml:space="preserve"> на Quantity</w:t>
+      </w:r>
+      <w:r>
+        <w:t>(Количество)</w:t>
+      </w:r>
+      <w:r>
+        <w:t>. Затем обрабатываются добавки: их количество умножается на количество основной позиции, после чего к строке прибавляются стоимость и калорийность каждой добавки.</w:t>
+      </w:r>
+    </w:p>
+    <w:p>
+      <w:pPr>
+        <w:pStyle w:val="aff"/>
+      </w:pPr>
+      <w:r>
+        <w:t>S_строки = PriceRub_позиции * Q_позиции + Σ(PriceRub_добавки * Q_добавки * Q_позиции).</w:t>
+      </w:r>
+    </w:p>
+    <w:p>
+      <w:pPr>
+        <w:pStyle w:val="aff"/>
+      </w:pPr>
+      <w:r>
+        <w:t>K_строки = CaloriesKcal_позиции * Q_позиции + Σ(CaloriesKcal_добавки * Q_добавки * Q_позиции).</w:t>
+      </w:r>
+    </w:p>
+    <w:p>
+      <w:pPr>
+        <w:pStyle w:val="aff"/>
+      </w:pPr>
+      <w:r>
+        <w:t>где S_строки - стоимость строки заказа; K_строки - калорийность строки заказа; Q_позиции - количество основной позиции; Q_добавки - количество добавки, выбранное для одной основной позиции.</w:t>
+      </w:r>
+    </w:p>
+    <w:p>
+      <w:pPr>
+        <w:pStyle w:val="aff"/>
+      </w:pPr>
+      <w:r>
+        <w:lastRenderedPageBreak/>
+        <w:t>После обработки всех строк заказа система суммирует стоимость и калорийность. Если к заказу применена скидка, сумма умножается на коэффициент, рассчитанный по проценту скидки. Итоговая стоимость и итоговая калорийность округляются до двух знаков и сохраняются в полях TotalPrice и TotalCalories.</w:t>
+      </w:r>
+    </w:p>
+    <w:p>
+      <w:pPr>
+        <w:pStyle w:val="aff"/>
+        <w:rPr>
+          <w:lang w:val="en-US"/>
+        </w:rPr>
+      </w:pPr>
+      <w:r>
+        <w:rPr>
+          <w:lang w:val="en-US"/>
+        </w:rPr>
+        <w:t>S_</w:t>
+      </w:r>
+      <w:r>
+        <w:t>заказа</w:t>
+      </w:r>
+      <w:r>
+        <w:rPr>
+          <w:lang w:val="en-US"/>
+        </w:rPr>
+        <w:t xml:space="preserve"> = </w:t>
+      </w:r>
+      <w:r>
+        <w:rPr>
+          <w:lang w:val="en-US"/>
+        </w:rPr>
+        <w:t>round2 (</w:t>
+      </w:r>
+      <w:r>
+        <w:t>Σ</w:t>
+      </w:r>
+      <w:r>
+        <w:rPr>
+          <w:lang w:val="en-US"/>
+        </w:rPr>
+        <w:t>S_</w:t>
+      </w:r>
+      <w:r>
+        <w:t>строки</w:t>
+      </w:r>
+      <w:r>
+        <w:rPr>
+          <w:lang w:val="en-US"/>
+        </w:rPr>
+        <w:t xml:space="preserve"> * (1 - DiscountPercent / 100)).</w:t>
+      </w:r>
+    </w:p>
+    <w:p>
+      <w:pPr>
+        <w:pStyle w:val="aff"/>
+      </w:pPr>
+      <w:r>
+        <w:t>K_заказа = round2(ΣK_строки).</w:t>
       </w:r>
       <w:bookmarkStart w:id="52" w:name="_GoBack"/>
       <w:bookmarkEnd w:id="52"/>
@@ -41414,18 +41615,71 @@
         <w:pStyle w:val="aff"/>
       </w:pPr>
       <w:r>
-        <w:t xml:space="preserve">В программной реализации </w:t>
-      </w:r>
-      <w:r>
-        <w:t>формулы расчёта КБЖУ и себестоимости</w:t>
-      </w:r>
-      <w:r>
-        <w:t xml:space="preserve"> применяются при работе с технологическими картами и при оформлении заказа. Сервер получает состав позиции, массу ингредиентов, показатели КБЖУ на 100 г и стоимость единицы массы, после чего рассчитывает итоговые значения.</w:t>
+        <w:t>Алгоритм расчета складского отклонения используется в управленческих отчетах. Система определяет расчетный расход сырья по заказам, актам списания и заготовкам, сравнивает его с фактическим остатком на складе и умножает разницу на стоимость единицы сырья. Благодаря этому администратор видит не только количественное, но и денежное выражение расхождения.</w:t>
       </w:r>
     </w:p>
     <w:p>
       <w:pPr>
         <w:pStyle w:val="aff"/>
+        <w:rPr>
+          <w:lang w:val="en-US"/>
+        </w:rPr>
+      </w:pPr>
+      <w:r>
+        <w:t>Δ</w:t>
+      </w:r>
+      <w:r>
+        <w:rPr>
+          <w:lang w:val="en-US"/>
+        </w:rPr>
+        <w:t xml:space="preserve"> = StockFact - Required.</w:t>
+      </w:r>
+    </w:p>
+    <w:p>
+      <w:pPr>
+        <w:pStyle w:val="aff"/>
+        <w:rPr>
+          <w:lang w:val="en-US"/>
+        </w:rPr>
+      </w:pPr>
+      <w:r>
+        <w:t>Δ</w:t>
+      </w:r>
+      <w:r>
+        <w:rPr>
+          <w:lang w:val="en-US"/>
+        </w:rPr>
+        <w:t xml:space="preserve">_cost = </w:t>
+      </w:r>
+      <w:r>
+        <w:t>Δ</w:t>
+      </w:r>
+      <w:r>
+        <w:rPr>
+          <w:lang w:val="en-US"/>
+        </w:rPr>
+        <w:t xml:space="preserve"> * CostRub.</w:t>
+      </w:r>
+    </w:p>
+    <w:p>
+      <w:pPr>
+        <w:pStyle w:val="aff"/>
+      </w:pPr>
+      <w:r>
+        <w:t>где Δ - отклонение фактического остатка от расчетного расхода; StockFact - фактический остаток сырья; Required - расчетный расход сырья; Δ_cost - стоимостное отклонение; CostRub - стоимость единицы сырья.</w:t>
+      </w:r>
+    </w:p>
+    <w:p>
+      <w:pPr>
+        <w:pStyle w:val="aff"/>
+      </w:pPr>
+      <w:r>
+        <w:t>Описанные формулы связывают пользовательский заказ, технологические карты и складской учет в единую расчетную цепочку. Это исключает ручное дублирование расчетов, снижает риск ошибок при изменении рецептур и позволяет получать актуальные показатели в карточках меню, истории заказов и аналитических разделах.</w:t>
+      </w:r>
+    </w:p>
+    <w:p>
+      <w:pPr>
+        <w:pStyle w:val="aff"/>
       </w:pPr>
       <w:r>
         <w:t>Алгоритм расчета представлен на рисунке 4.4.2.1. Исходный код диаграммы находится в файле PZ_assets/4.4.2.1_kbju_cost_activity.puml.</w:t>
@@ -41436,9 +41690,6 @@
         <w:pStyle w:val="aff"/>
       </w:pPr>
       <w:r>
-        <w:rPr>
-          <w:b/>
-        </w:rPr>
         <w:t>[Место для вставки: срендерированная диаграмма PZ_assets/4.4.2.1_kbju_cost_activity.puml]</w:t>
       </w:r>
     </w:p>
@@ -41452,42 +41703,31 @@
         </w:rPr>
       </w:pPr>
       <w:r>
-        <w:rPr>
-          <w:sz w:val="24"/>
-        </w:rPr>
-        <w:t>Рисунок 4.4.2.1 - Алгоритм расчета КБЖУ и себестоимости позиции</w:t>
-      </w:r>
+        <w:t>Рисунок 4.4.2.1 - Алгоритм расчета стоимости, калорийности и складского отклонения</w:t>
+      </w:r>
+    </w:p>
+    <w:p>
+      <w:pPr>
+        <w:pStyle w:val="30"/>
+      </w:pPr>
+      <w:bookmarkStart w:id="53" w:name="_Toc229490334"/>
+      <w:r>
+        <w:t>4.4.3 Алгоритмы использования применяемых программных технологий обработки данных</w:t>
+      </w:r>
+      <w:bookmarkEnd w:id="53"/>
     </w:p>
     <w:p>
       <w:pPr>
         <w:pStyle w:val="aff"/>
       </w:pPr>
       <w:r>
-        <w:t>Результаты расчета используются в карточках меню, при оформлении заказа и в управленческих разделах, связанных с себестоимостью и продажами. Это исключает ручное дублирование расчетов и позволяет получать актуальные значения при изменении рецептуры.</w:t>
-      </w:r>
-    </w:p>
-    <w:p>
-      <w:pPr>
-        <w:pStyle w:val="30"/>
-      </w:pPr>
-      <w:bookmarkStart w:id="53" w:name="_Toc229490334"/>
-      <w:r>
-        <w:t>4.4.3 Алгоритмы использования применяемых программных технологий обработки данных</w:t>
-      </w:r>
-      <w:bookmarkEnd w:id="53"/>
+        <w:t>В Garden Nook применяются программные технологии обработки данных: серверная валидация, DTO-контракты, Entity Framework Core, транзакции базы данных и агрегация аналитических показателей. Эти технологии не являются самостоятельной целью, а используются для надежной реализации бизнес-операций кофейни.</w:t>
+      </w:r>
     </w:p>
     <w:p>
       <w:pPr>
         <w:pStyle w:val="aff"/>
       </w:pPr>
-      <w:r>
-        <w:t>В Garden Nook применяются программные технологии обработки данных: серверная валидация, DTO-контракты, Entity Framework Core, транзакции базы данных и агрегация аналитических показателей. Эти технологии не являются самостоятельной целью, а используются для надежной реализации бизнес-операций кофейни.</w:t>
-      </w:r>
-    </w:p>
-    <w:p>
-      <w:pPr>
-        <w:pStyle w:val="aff"/>
-      </w:pPr>
     </w:p>
     <w:p>
       <w:pPr>
@@ -41500,6 +41740,7 @@
         <w:rPr>
           <w:sz w:val="24"/>
         </w:rPr>
+        <w:lastRenderedPageBreak/>
         <w:t>Таблица 4.4.3 - Алгоритмы применения программных технологий обработки данных</w:t>
       </w:r>
     </w:p>
@@ -41891,7 +42132,6 @@
       </w:pPr>
       <w:bookmarkStart w:id="54" w:name="_Toc229490335"/>
       <w:r>
-        <w:lastRenderedPageBreak/>
         <w:t>4.4.4 Алгоритмы применения методов графического анализа данных</w:t>
       </w:r>
       <w:bookmarkEnd w:id="54"/>
@@ -42437,6 +42677,7 @@
         <w:rPr>
           <w:sz w:val="24"/>
         </w:rPr>
+        <w:lastRenderedPageBreak/>
         <w:t>Рисунок 4.4.4.1 - Пример графического анализа данных в административном контуре</w:t>
       </w:r>
     </w:p>
@@ -42474,8 +42715,98 @@
         <w:rPr>
           <w:b/>
         </w:rPr>
+        <w:t>[Место для вставки: срендерированная диаграмма PZ_assets/4.4.5.1_order_sequence.puml]</w:t>
+      </w:r>
+    </w:p>
+    <w:p>
+      <w:pPr>
+        <w:pStyle w:val="aa"/>
+      </w:pPr>
+      <w:r>
+        <w:t>Рисунок 4.4.5.1 - Диаграмма последовательности оформления заказа через API</w:t>
+      </w:r>
+    </w:p>
+    <w:p>
+      <w:pPr>
+        <w:pStyle w:val="aff"/>
+      </w:pPr>
+      <w:r>
+        <w:t>Такая схема обеспечивает единое место проверки бизнес-правил и прав доступа. Все критичные изменения проходят через серверную часть, где выполняются валидация, расчет итоговых параметров, транзакционная запись и возврат результата клиентскому приложению.</w:t>
+      </w:r>
+    </w:p>
+    <w:p>
+      <w:pPr>
+        <w:pStyle w:val="2"/>
+      </w:pPr>
+      <w:bookmarkStart w:id="56" w:name="_Toc229490337"/>
+      <w:r>
+        <w:t>4.6 Описание архитектурного решения</w:t>
+      </w:r>
+      <w:bookmarkEnd w:id="56"/>
+    </w:p>
+    <w:p>
+      <w:pPr>
+        <w:pStyle w:val="aff"/>
+      </w:pPr>
+      <w:r>
+        <w:t>Архитектурное решение Garden Nook построено по клиент-серверному принципу. Пользовательские интерфейсы отделены от серверной бизнес-логики и базы данных, а обмен между компонентами выполняется через формализованные DTO-контракты и HTTP-запросы.</w:t>
+      </w:r>
+    </w:p>
+    <w:p>
+      <w:pPr>
+        <w:pStyle w:val="30"/>
+      </w:pPr>
+      <w:bookmarkStart w:id="57" w:name="_Toc229490338"/>
+      <w:r>
+        <w:t>4.6.1 Структурная организация программной системы</w:t>
+      </w:r>
+      <w:bookmarkEnd w:id="57"/>
+    </w:p>
+    <w:p>
+      <w:pPr>
+        <w:pStyle w:val="aff"/>
+      </w:pPr>
+      <w:r>
+        <w:t>Программная система состоит из веб-клиента GardenNookWeb, WPF-клиента GardenNookWpf, серверного API GardenNookApi, общей библиотеки TransferModels и базы данных Microsoft SQL Server. Компонентная схема представлена на рисунке 4.6.1.1.</w:t>
+      </w:r>
+    </w:p>
+    <w:p>
+      <w:pPr>
+        <w:pStyle w:val="aff"/>
+      </w:pPr>
+      <w:r>
+        <w:rPr>
+          <w:b/>
+        </w:rPr>
+        <w:t>[Место для вставки: срендерированная диаграмма PZ_assets/4.6.1.1_component_diagram.puml]</w:t>
+      </w:r>
+    </w:p>
+    <w:p>
+      <w:pPr>
+        <w:pStyle w:val="aa"/>
+      </w:pPr>
+      <w:r>
+        <w:t>Рисунок 4.6.1.1 - UML-диаграмма компонентов программного комплекса Garden Nook</w:t>
+      </w:r>
+    </w:p>
+    <w:p>
+      <w:pPr>
+        <w:pStyle w:val="aff"/>
+      </w:pPr>
+      <w:r>
         <w:lastRenderedPageBreak/>
-        <w:t>[Место для вставки: срендерированная диаграмма PZ_assets/4.4.5.1_order_sequence.puml]</w:t>
+        <w:t>Веб-клиент обеспечивает работу клиентов кофейни, WPF-клиент используется сотрудниками, серверный API инкапсулирует бизнес-логику и доступ к данным, а TransferModels задает единые структуры обмена. Диаграмма развертывания представлена на рисунке 4.6.1.2.</w:t>
+      </w:r>
+    </w:p>
+    <w:p>
+      <w:pPr>
+        <w:pStyle w:val="aff"/>
+      </w:pPr>
+      <w:r>
+        <w:rPr>
+          <w:b/>
+        </w:rPr>
+        <w:t>[Место для вставки: срендерированная диаграмма PZ_assets/4.6.1.2_deployment_diagram.puml]</w:t>
       </w:r>
     </w:p>
     <w:p>
@@ -42483,106 +42814,15 @@
         <w:pStyle w:val="aa"/>
       </w:pPr>
       <w:r>
-        <w:t>Рисунок 4.4.5.1 - Диаграмма последовательности оформления заказа через API</w:t>
-      </w:r>
-    </w:p>
-    <w:p>
-      <w:pPr>
-        <w:pStyle w:val="aff"/>
-      </w:pPr>
-      <w:r>
-        <w:t>Такая схема обеспечивает единое место проверки бизнес-правил и прав доступа. Все критичные изменения проходят через серверную часть, где выполняются валидация, расчет итоговых параметров, транзакционная запись и возврат результата клиентскому приложению.</w:t>
-      </w:r>
-    </w:p>
-    <w:p>
-      <w:pPr>
-        <w:pStyle w:val="2"/>
-      </w:pPr>
-      <w:bookmarkStart w:id="56" w:name="_Toc229490337"/>
-      <w:r>
-        <w:t>4.6 Описание архитектурного решения</w:t>
-      </w:r>
-      <w:bookmarkEnd w:id="56"/>
-    </w:p>
-    <w:p>
-      <w:pPr>
-        <w:pStyle w:val="aff"/>
-      </w:pPr>
-      <w:r>
-        <w:t>Архитектурное решение Garden Nook построено по клиент-серверному принципу. Пользовательские интерфейсы отделены от серверной бизнес-логики и базы данных, а обмен между компонентами выполняется через формализованные DTO-контракты и HTTP-запросы.</w:t>
+        <w:t>Рисунок 4.6.1.2 - UML-диаграмма развертывания программного комплекса Garden Nook</w:t>
       </w:r>
     </w:p>
     <w:p>
       <w:pPr>
         <w:pStyle w:val="30"/>
       </w:pPr>
-      <w:bookmarkStart w:id="57" w:name="_Toc229490338"/>
-      <w:r>
-        <w:t>4.6.1 Структурная организация программной системы</w:t>
-      </w:r>
-      <w:bookmarkEnd w:id="57"/>
-    </w:p>
-    <w:p>
-      <w:pPr>
-        <w:pStyle w:val="aff"/>
-      </w:pPr>
-      <w:r>
-        <w:t>Программная система состоит из веб-клиента GardenNookWeb, WPF-клиента GardenNookWpf, серверного API GardenNookApi, общей библиотеки TransferModels и базы данных Microsoft SQL Server. Компонентная схема представлена на рисунке 4.6.1.1.</w:t>
-      </w:r>
-    </w:p>
-    <w:p>
-      <w:pPr>
-        <w:pStyle w:val="aff"/>
-      </w:pPr>
-      <w:r>
-        <w:rPr>
-          <w:b/>
-        </w:rPr>
-        <w:t>[Место для вставки: срендерированная диаграмма PZ_assets/4.6.1.1_component_diagram.puml]</w:t>
-      </w:r>
-    </w:p>
-    <w:p>
-      <w:pPr>
-        <w:pStyle w:val="aa"/>
-      </w:pPr>
-      <w:r>
-        <w:t>Рисунок 4.6.1.1 - UML-диаграмма компонентов программного комплекса Garden Nook</w:t>
-      </w:r>
-    </w:p>
-    <w:p>
-      <w:pPr>
-        <w:pStyle w:val="aff"/>
-      </w:pPr>
-      <w:r>
-        <w:t>Веб-клиент обеспечивает работу клиентов кофейни, WPF-клиент используется сотрудниками, серверный API инкапсулирует бизнес-логику и доступ к данным, а TransferModels задает единые структуры обмена. Диаграмма развертывания представлена на рисунке 4.6.1.2.</w:t>
-      </w:r>
-    </w:p>
-    <w:p>
-      <w:pPr>
-        <w:pStyle w:val="aff"/>
-      </w:pPr>
-      <w:r>
-        <w:rPr>
-          <w:b/>
-        </w:rPr>
-        <w:t>[Место для вставки: срендерированная диаграмма PZ_assets/4.6.1.2_deployment_diagram.puml]</w:t>
-      </w:r>
-    </w:p>
-    <w:p>
-      <w:pPr>
-        <w:pStyle w:val="aa"/>
-      </w:pPr>
-      <w:r>
-        <w:t>Рисунок 4.6.1.2 - UML-диаграмма развертывания программного комплекса Garden Nook</w:t>
-      </w:r>
-    </w:p>
-    <w:p>
-      <w:pPr>
-        <w:pStyle w:val="30"/>
-      </w:pPr>
       <w:bookmarkStart w:id="58" w:name="_Toc229490339"/>
       <w:r>
-        <w:lastRenderedPageBreak/>
         <w:t>4.6.2 Архитектура программного кода</w:t>
       </w:r>
       <w:bookmarkEnd w:id="58"/>
@@ -49036,7 +49276,7 @@
 </file>
 
 <file path=customXml/itemProps1.xml><?xml version="1.0" encoding="utf-8"?>
-<ds:datastoreItem xmlns:ds="http://schemas.openxmlformats.org/officeDocument/2006/customXml" ds:itemID="{539FAB2D-63A4-4080-92C7-67582C350448}">
+<ds:datastoreItem xmlns:ds="http://schemas.openxmlformats.org/officeDocument/2006/customXml" ds:itemID="{B8AD0775-DF52-4F4C-92A6-FC6209CBBE18}">
   <ds:schemaRefs>
     <ds:schemaRef ds:uri="http://schemas.openxmlformats.org/officeDocument/2006/bibliography"/>
   </ds:schemaRefs>

--- a/2207_в2_Косухин С. Д. ПЗ.docx
+++ b/2207_в2_Косухин С. Д. ПЗ.docx
@@ -11946,7 +11946,21 @@
           <w:sz w:val="24"/>
           <w:szCs w:val="24"/>
         </w:rPr>
-        <w:t xml:space="preserve">КБЖУ_позиции = Σ(КБЖУ_ингр_i · m_i / 100), </w:t>
+        <w:t xml:space="preserve">КБЖУ_позиции = </w:t>
+      </w:r>
+      <w:r>
+        <w:rPr>
+          <w:sz w:val="24"/>
+          <w:szCs w:val="24"/>
+        </w:rPr>
+        <w:t>Σ (</w:t>
+      </w:r>
+      <w:r>
+        <w:rPr>
+          <w:sz w:val="24"/>
+          <w:szCs w:val="24"/>
+        </w:rPr>
+        <w:t xml:space="preserve">КБЖУ_ингр_i · m_i / 100), </w:t>
       </w:r>
       <w:r>
         <w:rPr>
@@ -11994,7 +12008,21 @@
           <w:sz w:val="24"/>
           <w:szCs w:val="24"/>
         </w:rPr>
-        <w:t>C = Σ(Цена_ингр_i · m_i),                                      (2.1.3.2.3)</w:t>
+        <w:t xml:space="preserve">C = </w:t>
+      </w:r>
+      <w:r>
+        <w:rPr>
+          <w:sz w:val="24"/>
+          <w:szCs w:val="24"/>
+        </w:rPr>
+        <w:t>Σ (</w:t>
+      </w:r>
+      <w:r>
+        <w:rPr>
+          <w:sz w:val="24"/>
+          <w:szCs w:val="24"/>
+        </w:rPr>
+        <w:t>Цена_ингр_i · m_i),                                      (2.1.3.2.3)</w:t>
       </w:r>
     </w:p>
     <w:p>
@@ -12032,7 +12060,21 @@
           <w:sz w:val="24"/>
           <w:szCs w:val="24"/>
         </w:rPr>
-        <w:t>Цена_позиции = C · (1 + K_наценки),                                      (2.1.3.2.4)</w:t>
+        <w:t>Цена_позиции = C · (1 + K_наценки</w:t>
+      </w:r>
+      <w:r>
+        <w:rPr>
+          <w:sz w:val="24"/>
+          <w:szCs w:val="24"/>
+        </w:rPr>
+        <w:t xml:space="preserve">),  </w:t>
+      </w:r>
+      <w:r>
+        <w:rPr>
+          <w:sz w:val="24"/>
+          <w:szCs w:val="24"/>
+        </w:rPr>
+        <w:t xml:space="preserve">                                   (2.1.3.2.4)</w:t>
       </w:r>
     </w:p>
     <w:p>
@@ -12046,6 +12088,495 @@
       </w:pPr>
       <w:r>
         <w:t xml:space="preserve">где K_наценки - коэффициент наценки, применяемый при формировании цены продажи. </w:t>
+      </w:r>
+    </w:p>
+    <w:p>
+      <w:pPr>
+        <w:pStyle w:val="aff"/>
+      </w:pPr>
+      <w:r>
+        <w:lastRenderedPageBreak/>
+        <w:t>При оформлении заказа стоимость и калорийность рассчитываются по каждой строке с учетом количества основной позиции и выбранных добавок:</w:t>
+      </w:r>
+    </w:p>
+    <w:p/>
+    <w:p>
+      <w:pPr>
+        <w:ind w:left="-284"/>
+        <w:jc w:val="center"/>
+        <w:rPr>
+          <w:sz w:val="22"/>
+          <w:szCs w:val="24"/>
+        </w:rPr>
+      </w:pPr>
+      <w:r>
+        <w:rPr>
+          <w:sz w:val="24"/>
+        </w:rPr>
+        <w:t>S_строки = PriceRub_п</w:t>
+      </w:r>
+      <w:r>
+        <w:rPr>
+          <w:sz w:val="24"/>
+        </w:rPr>
+        <w:t xml:space="preserve">озиции </w:t>
+      </w:r>
+      <w:r>
+        <w:rPr>
+          <w:sz w:val="24"/>
+          <w:szCs w:val="24"/>
+        </w:rPr>
+        <w:t>·</w:t>
+      </w:r>
+      <w:r>
+        <w:rPr>
+          <w:sz w:val="24"/>
+        </w:rPr>
+        <w:t xml:space="preserve">Q_позиции + </w:t>
+      </w:r>
+      <w:r>
+        <w:rPr>
+          <w:sz w:val="24"/>
+        </w:rPr>
+        <w:t>Σ (</w:t>
+      </w:r>
+      <w:r>
+        <w:rPr>
+          <w:sz w:val="24"/>
+        </w:rPr>
+        <w:t xml:space="preserve">PriceRub_добавки </w:t>
+      </w:r>
+      <w:r>
+        <w:rPr>
+          <w:sz w:val="24"/>
+          <w:szCs w:val="24"/>
+        </w:rPr>
+        <w:t>·</w:t>
+      </w:r>
+      <w:r>
+        <w:rPr>
+          <w:sz w:val="24"/>
+        </w:rPr>
+        <w:t xml:space="preserve"> Q_добавки </w:t>
+      </w:r>
+      <w:r>
+        <w:rPr>
+          <w:sz w:val="24"/>
+          <w:szCs w:val="24"/>
+        </w:rPr>
+        <w:t>·</w:t>
+      </w:r>
+      <w:r>
+        <w:rPr>
+          <w:sz w:val="24"/>
+        </w:rPr>
+        <w:t xml:space="preserve"> Q_позиции), </w:t>
+      </w:r>
+      <w:r>
+        <w:rPr>
+          <w:sz w:val="24"/>
+        </w:rPr>
+        <w:t xml:space="preserve">                                        (</w:t>
+      </w:r>
+      <w:r>
+        <w:rPr>
+          <w:sz w:val="24"/>
+        </w:rPr>
+        <w:t>2.1.3.2.5)</w:t>
+      </w:r>
+    </w:p>
+    <w:p/>
+    <w:p>
+      <w:pPr>
+        <w:ind w:left="-1134"/>
+        <w:jc w:val="center"/>
+        <w:rPr>
+          <w:sz w:val="22"/>
+          <w:szCs w:val="24"/>
+        </w:rPr>
+      </w:pPr>
+      <w:r>
+        <w:rPr>
+          <w:sz w:val="24"/>
+        </w:rPr>
+        <w:t xml:space="preserve">K_строки = CaloriesKcal_позиции </w:t>
+      </w:r>
+      <w:r>
+        <w:rPr>
+          <w:sz w:val="24"/>
+          <w:szCs w:val="24"/>
+        </w:rPr>
+        <w:t>·</w:t>
+      </w:r>
+      <w:r>
+        <w:rPr>
+          <w:sz w:val="24"/>
+          <w:szCs w:val="24"/>
+        </w:rPr>
+        <w:t xml:space="preserve"> </w:t>
+      </w:r>
+      <w:r>
+        <w:rPr>
+          <w:sz w:val="24"/>
+        </w:rPr>
+        <w:t xml:space="preserve">Q_позиции + </w:t>
+      </w:r>
+      <w:r>
+        <w:rPr>
+          <w:sz w:val="24"/>
+        </w:rPr>
+        <w:t>Σ (</w:t>
+      </w:r>
+      <w:r>
+        <w:rPr>
+          <w:sz w:val="24"/>
+        </w:rPr>
+        <w:t xml:space="preserve">CaloriesKcal_добавки </w:t>
+      </w:r>
+      <w:r>
+        <w:rPr>
+          <w:sz w:val="24"/>
+          <w:szCs w:val="24"/>
+        </w:rPr>
+        <w:t>·</w:t>
+      </w:r>
+      <w:r>
+        <w:rPr>
+          <w:sz w:val="24"/>
+          <w:szCs w:val="24"/>
+        </w:rPr>
+        <w:t xml:space="preserve"> </w:t>
+      </w:r>
+      <w:r>
+        <w:rPr>
+          <w:sz w:val="24"/>
+        </w:rPr>
+        <w:t xml:space="preserve">Q_добавки </w:t>
+      </w:r>
+      <w:r>
+        <w:rPr>
+          <w:sz w:val="24"/>
+          <w:szCs w:val="24"/>
+        </w:rPr>
+        <w:t>·</w:t>
+      </w:r>
+      <w:r>
+        <w:rPr>
+          <w:sz w:val="24"/>
+          <w:szCs w:val="24"/>
+        </w:rPr>
+        <w:t xml:space="preserve"> Q</w:t>
+      </w:r>
+      <w:r>
+        <w:rPr>
+          <w:sz w:val="24"/>
+        </w:rPr>
+        <w:t>_позиции),</w:t>
+      </w:r>
+      <w:r>
+        <w:rPr>
+          <w:sz w:val="24"/>
+        </w:rPr>
+        <w:t xml:space="preserve">                                 </w:t>
+      </w:r>
+      <w:r>
+        <w:rPr>
+          <w:sz w:val="24"/>
+        </w:rPr>
+        <w:t xml:space="preserve"> (2.1.3.2.6)</w:t>
+      </w:r>
+    </w:p>
+    <w:p/>
+    <w:p>
+      <w:pPr>
+        <w:pStyle w:val="aff"/>
+      </w:pPr>
+      <w:r>
+        <w:t>где S_строки - стоимость строки заказа; K_строки - калорийность строки заказа; Q_позиции - количество основной позиции; Q_добавки - количество добавки, выбранное для одной основной позиции.</w:t>
+      </w:r>
+    </w:p>
+    <w:p>
+      <w:pPr>
+        <w:pStyle w:val="aff"/>
+      </w:pPr>
+      <w:r>
+        <w:t>Итоговые стоимость и калорийность заказа определяются суммированием рассчитанных строк заказа:</w:t>
+      </w:r>
+    </w:p>
+    <w:p/>
+    <w:p>
+      <w:pPr>
+        <w:jc w:val="center"/>
+        <w:rPr>
+          <w:sz w:val="22"/>
+          <w:szCs w:val="24"/>
+          <w:lang w:val="en-US"/>
+        </w:rPr>
+      </w:pPr>
+      <w:r>
+        <w:rPr>
+          <w:sz w:val="24"/>
+          <w:lang w:val="en-US"/>
+        </w:rPr>
+        <w:t>S_</w:t>
+      </w:r>
+      <w:r>
+        <w:rPr>
+          <w:sz w:val="24"/>
+        </w:rPr>
+        <w:t>заказа</w:t>
+      </w:r>
+      <w:r>
+        <w:rPr>
+          <w:sz w:val="24"/>
+          <w:lang w:val="en-US"/>
+        </w:rPr>
+        <w:t xml:space="preserve"> = round2 (</w:t>
+      </w:r>
+      <w:r>
+        <w:rPr>
+          <w:sz w:val="24"/>
+        </w:rPr>
+        <w:t>Σ</w:t>
+      </w:r>
+      <w:r>
+        <w:rPr>
+          <w:sz w:val="24"/>
+          <w:lang w:val="en-US"/>
+        </w:rPr>
+        <w:t>S_</w:t>
+      </w:r>
+      <w:r>
+        <w:rPr>
+          <w:sz w:val="24"/>
+        </w:rPr>
+        <w:t>строки</w:t>
+      </w:r>
+      <w:r>
+        <w:rPr>
+          <w:sz w:val="24"/>
+          <w:lang w:val="en-US"/>
+        </w:rPr>
+        <w:t xml:space="preserve"> </w:t>
+      </w:r>
+      <w:r>
+        <w:rPr>
+          <w:sz w:val="24"/>
+          <w:szCs w:val="24"/>
+          <w:lang w:val="en-US"/>
+        </w:rPr>
+        <w:t>·</w:t>
+      </w:r>
+      <w:r>
+        <w:rPr>
+          <w:sz w:val="24"/>
+          <w:lang w:val="en-US"/>
+        </w:rPr>
+        <w:t xml:space="preserve"> </w:t>
+      </w:r>
+      <w:r>
+        <w:rPr>
+          <w:sz w:val="24"/>
+          <w:lang w:val="en-US"/>
+        </w:rPr>
+        <w:t>(1 - DiscountPercent / 100)),</w:t>
+      </w:r>
+      <w:r>
+        <w:rPr>
+          <w:sz w:val="24"/>
+          <w:lang w:val="en-US"/>
+        </w:rPr>
+        <w:t xml:space="preserve">                      </w:t>
+      </w:r>
+      <w:r>
+        <w:rPr>
+          <w:sz w:val="24"/>
+          <w:lang w:val="en-US"/>
+        </w:rPr>
+        <w:t xml:space="preserve"> (2.1.3.2.7)</w:t>
+      </w:r>
+    </w:p>
+    <w:p>
+      <w:pPr>
+        <w:rPr>
+          <w:lang w:val="en-US"/>
+        </w:rPr>
+      </w:pPr>
+    </w:p>
+    <w:p>
+      <w:pPr>
+        <w:jc w:val="center"/>
+        <w:rPr>
+          <w:sz w:val="22"/>
+          <w:szCs w:val="24"/>
+        </w:rPr>
+      </w:pPr>
+      <w:r>
+        <w:rPr>
+          <w:sz w:val="24"/>
+        </w:rPr>
+        <w:t>K_заказа = round2(ΣK_строки),</w:t>
+      </w:r>
+      <w:r>
+        <w:rPr>
+          <w:sz w:val="24"/>
+        </w:rPr>
+        <w:t xml:space="preserve">                                             </w:t>
+      </w:r>
+      <w:r>
+        <w:rPr>
+          <w:sz w:val="24"/>
+        </w:rPr>
+        <w:t xml:space="preserve"> (2.1.3.2.8)</w:t>
+      </w:r>
+    </w:p>
+    <w:p/>
+    <w:p>
+      <w:pPr>
+        <w:pStyle w:val="aff"/>
+      </w:pPr>
+      <w:r>
+        <w:t>где S_заказа - итоговая стоимость заказа с учетом скидки; K_заказа - итоговая калорийность заказа; DiscountPercent - процент скидки.</w:t>
+      </w:r>
+    </w:p>
+    <w:p>
+      <w:pPr>
+        <w:pStyle w:val="aff"/>
+      </w:pPr>
+      <w:r>
+        <w:t>Для контроля складских остатков рассчитывается отклонение фактического количества сырья от расчетного расхода и его денежное выражение:</w:t>
+      </w:r>
+    </w:p>
+    <w:p/>
+    <w:p>
+      <w:pPr>
+        <w:jc w:val="center"/>
+        <w:rPr>
+          <w:sz w:val="22"/>
+          <w:szCs w:val="24"/>
+          <w:lang w:val="en-US"/>
+        </w:rPr>
+      </w:pPr>
+      <w:r>
+        <w:rPr>
+          <w:sz w:val="24"/>
+        </w:rPr>
+        <w:t>Δ</w:t>
+      </w:r>
+      <w:r>
+        <w:rPr>
+          <w:sz w:val="24"/>
+          <w:lang w:val="en-US"/>
+        </w:rPr>
+        <w:t xml:space="preserve"> = StockFact - Required,</w:t>
+      </w:r>
+      <w:r>
+        <w:rPr>
+          <w:sz w:val="24"/>
+          <w:lang w:val="en-US"/>
+        </w:rPr>
+        <w:t xml:space="preserve">                                    </w:t>
+      </w:r>
+      <w:r>
+        <w:rPr>
+          <w:sz w:val="24"/>
+          <w:lang w:val="en-US"/>
+        </w:rPr>
+        <w:t>(2.1.3.2.9)</w:t>
+      </w:r>
+    </w:p>
+    <w:p>
+      <w:pPr>
+        <w:rPr>
+          <w:sz w:val="24"/>
+          <w:lang w:val="en-US"/>
+        </w:rPr>
+      </w:pPr>
+    </w:p>
+    <w:p>
+      <w:pPr>
+        <w:jc w:val="center"/>
+        <w:rPr>
+          <w:sz w:val="22"/>
+          <w:szCs w:val="24"/>
+          <w:lang w:val="en-US"/>
+        </w:rPr>
+      </w:pPr>
+      <w:r>
+        <w:rPr>
+          <w:sz w:val="24"/>
+        </w:rPr>
+        <w:t>Δ</w:t>
+      </w:r>
+      <w:r>
+        <w:rPr>
+          <w:sz w:val="24"/>
+          <w:lang w:val="en-US"/>
+        </w:rPr>
+        <w:t xml:space="preserve">_cost = </w:t>
+      </w:r>
+      <w:r>
+        <w:rPr>
+          <w:sz w:val="24"/>
+        </w:rPr>
+        <w:t>Δ</w:t>
+      </w:r>
+      <w:r>
+        <w:rPr>
+          <w:sz w:val="24"/>
+          <w:lang w:val="en-US"/>
+        </w:rPr>
+        <w:t xml:space="preserve"> </w:t>
+      </w:r>
+      <w:r>
+        <w:rPr>
+          <w:sz w:val="24"/>
+          <w:szCs w:val="24"/>
+        </w:rPr>
+        <w:t>·</w:t>
+      </w:r>
+      <w:r>
+        <w:rPr>
+          <w:sz w:val="24"/>
+          <w:szCs w:val="24"/>
+        </w:rPr>
+        <w:t xml:space="preserve"> </w:t>
+      </w:r>
+      <w:r>
+        <w:rPr>
+          <w:sz w:val="24"/>
+          <w:lang w:val="en-US"/>
+        </w:rPr>
+        <w:t xml:space="preserve">CostRub,  </w:t>
+      </w:r>
+      <w:r>
+        <w:rPr>
+          <w:sz w:val="24"/>
+          <w:lang w:val="en-US"/>
+        </w:rPr>
+        <w:t xml:space="preserve">                                    </w:t>
+      </w:r>
+      <w:r>
+        <w:rPr>
+          <w:sz w:val="24"/>
+          <w:lang w:val="en-US"/>
+        </w:rPr>
+        <w:t xml:space="preserve"> (2.1.3.2.10)</w:t>
+      </w:r>
+    </w:p>
+    <w:p>
+      <w:pPr>
+        <w:rPr>
+          <w:lang w:val="en-US"/>
+        </w:rPr>
+      </w:pPr>
+    </w:p>
+    <w:p>
+      <w:pPr>
+        <w:pStyle w:val="aff"/>
+      </w:pPr>
+      <w:r>
+        <w:t>где Δ - отклонение фактического остатка от расчетного расхода; StockFact - фактический остаток сырья; Required - расчетный расход сырья; Δ_cost - стоимостное отклонение; CostRub - стоимость единицы сырья.</w:t>
       </w:r>
     </w:p>
     <w:p>
@@ -41396,6 +41927,17 @@
     <w:p>
       <w:pPr>
         <w:pStyle w:val="30"/>
+        <w:rPr>
+          <w:rFonts w:cs="Liberation Serif"/>
+          <w:b w:val="0"/>
+          <w:bCs w:val="0"/>
+          <w:i w:val="0"/>
+          <w:iCs w:val="0"/>
+          <w:color w:val="auto"/>
+          <w:szCs w:val="32"/>
+          <w:shd w:val="clear" w:color="auto" w:fill="auto"/>
+          <w:lang w:eastAsia="ru-RU"/>
+        </w:rPr>
       </w:pPr>
       <w:bookmarkStart w:id="51" w:name="_Toc229490333"/>
       <w:r>
@@ -41406,342 +41948,528 @@
       <w:r>
         <w:t>используемых формул расчета</w:t>
       </w:r>
+      <w:bookmarkStart w:id="52" w:name="_Toc229490334"/>
+    </w:p>
+    <w:p>
+      <w:pPr>
+        <w:pStyle w:val="30"/>
+        <w:spacing w:before="0" w:after="0"/>
+        <w:rPr>
+          <w:rFonts w:cs="Liberation Serif"/>
+          <w:b w:val="0"/>
+          <w:bCs w:val="0"/>
+          <w:i w:val="0"/>
+          <w:iCs w:val="0"/>
+          <w:color w:val="auto"/>
+          <w:szCs w:val="32"/>
+          <w:shd w:val="clear" w:color="auto" w:fill="auto"/>
+          <w:lang w:eastAsia="ru-RU"/>
+        </w:rPr>
+      </w:pPr>
+      <w:r>
+        <w:rPr>
+          <w:rFonts w:cs="Liberation Serif"/>
+          <w:b w:val="0"/>
+          <w:bCs w:val="0"/>
+          <w:i w:val="0"/>
+          <w:iCs w:val="0"/>
+          <w:color w:val="auto"/>
+          <w:szCs w:val="32"/>
+          <w:shd w:val="clear" w:color="auto" w:fill="auto"/>
+          <w:lang w:eastAsia="ru-RU"/>
+        </w:rPr>
+        <w:t>В программной реализации Garden Nook расчетные алгоритмы используются в нескольких связанных сценариях: при формировании карточек меню, при оформлении заказа клиента, при определении расчетного веса компонентов технологической карты и при построении управленческих отчетов по складским остаткам. Все вычисления выполняются на стороне серверного приложения ASP.NET Core, что позволяет централизованно контролировать корректность данных и не дублировать расчетную логику в клиентском веб-интерфейсе и WPF-приложении сотрудника. Для передачи данных между интерфейсами и сервером используются DTO-модели, а сохранение результатов выполняется через Entity Framework Core.</w:t>
+      </w:r>
+    </w:p>
+    <w:p>
+      <w:pPr>
+        <w:pStyle w:val="30"/>
+        <w:spacing w:before="0" w:after="0"/>
+        <w:rPr>
+          <w:rFonts w:cs="Liberation Serif"/>
+          <w:b w:val="0"/>
+          <w:bCs w:val="0"/>
+          <w:i w:val="0"/>
+          <w:iCs w:val="0"/>
+          <w:color w:val="auto"/>
+          <w:szCs w:val="32"/>
+          <w:shd w:val="clear" w:color="auto" w:fill="auto"/>
+          <w:lang w:eastAsia="ru-RU"/>
+        </w:rPr>
+      </w:pPr>
+      <w:r>
+        <w:rPr>
+          <w:rFonts w:cs="Liberation Serif"/>
+          <w:b w:val="0"/>
+          <w:bCs w:val="0"/>
+          <w:i w:val="0"/>
+          <w:iCs w:val="0"/>
+          <w:color w:val="auto"/>
+          <w:szCs w:val="32"/>
+          <w:shd w:val="clear" w:color="auto" w:fill="auto"/>
+          <w:lang w:eastAsia="ru-RU"/>
+        </w:rPr>
+        <w:t>Основными исходными данными для расчетов являются цена блюда, напитка или добавки, количество выбранных позиций, процент скидки, показатели калорийности и КБЖУ, сохраненные в карточке позиции меню, состав технологической карты, значения OutputWeight</w:t>
+      </w:r>
+      <w:r>
+        <w:rPr>
+          <w:rFonts w:cs="Liberation Serif"/>
+          <w:b w:val="0"/>
+          <w:bCs w:val="0"/>
+          <w:i w:val="0"/>
+          <w:iCs w:val="0"/>
+          <w:color w:val="auto"/>
+          <w:szCs w:val="32"/>
+          <w:shd w:val="clear" w:color="auto" w:fill="auto"/>
+          <w:lang w:eastAsia="ru-RU"/>
+        </w:rPr>
+        <w:t xml:space="preserve"> – масса выхода</w:t>
+      </w:r>
+      <w:r>
+        <w:rPr>
+          <w:rFonts w:cs="Liberation Serif"/>
+          <w:b w:val="0"/>
+          <w:bCs w:val="0"/>
+          <w:i w:val="0"/>
+          <w:iCs w:val="0"/>
+          <w:color w:val="auto"/>
+          <w:szCs w:val="32"/>
+          <w:shd w:val="clear" w:color="auto" w:fill="auto"/>
+          <w:lang w:eastAsia="ru-RU"/>
+        </w:rPr>
+        <w:t>, NetWeight</w:t>
+      </w:r>
+      <w:r>
+        <w:rPr>
+          <w:rFonts w:cs="Liberation Serif"/>
+          <w:b w:val="0"/>
+          <w:bCs w:val="0"/>
+          <w:i w:val="0"/>
+          <w:iCs w:val="0"/>
+          <w:color w:val="auto"/>
+          <w:szCs w:val="32"/>
+          <w:shd w:val="clear" w:color="auto" w:fill="auto"/>
+          <w:lang w:eastAsia="ru-RU"/>
+        </w:rPr>
+        <w:t xml:space="preserve"> – масса нетто</w:t>
+      </w:r>
+      <w:r>
+        <w:rPr>
+          <w:rFonts w:cs="Liberation Serif"/>
+          <w:b w:val="0"/>
+          <w:bCs w:val="0"/>
+          <w:i w:val="0"/>
+          <w:iCs w:val="0"/>
+          <w:color w:val="auto"/>
+          <w:szCs w:val="32"/>
+          <w:shd w:val="clear" w:color="auto" w:fill="auto"/>
+          <w:lang w:eastAsia="ru-RU"/>
+        </w:rPr>
+        <w:t xml:space="preserve"> и GrossWeight</w:t>
+      </w:r>
+      <w:r>
+        <w:rPr>
+          <w:rFonts w:cs="Liberation Serif"/>
+          <w:b w:val="0"/>
+          <w:bCs w:val="0"/>
+          <w:i w:val="0"/>
+          <w:iCs w:val="0"/>
+          <w:color w:val="auto"/>
+          <w:szCs w:val="32"/>
+          <w:shd w:val="clear" w:color="auto" w:fill="auto"/>
+          <w:lang w:eastAsia="ru-RU"/>
+        </w:rPr>
+        <w:t xml:space="preserve"> – масса брутто</w:t>
+      </w:r>
+      <w:r>
+        <w:rPr>
+          <w:rFonts w:cs="Liberation Serif"/>
+          <w:b w:val="0"/>
+          <w:bCs w:val="0"/>
+          <w:i w:val="0"/>
+          <w:iCs w:val="0"/>
+          <w:color w:val="auto"/>
+          <w:szCs w:val="32"/>
+          <w:shd w:val="clear" w:color="auto" w:fill="auto"/>
+          <w:lang w:eastAsia="ru-RU"/>
+        </w:rPr>
+        <w:t xml:space="preserve">, фактический остаток сырья и стоимость единицы сырья. При работе с числовыми значениями используются поля типа decimal, что важно для денежных расчетов и уменьшает риск ошибок округления. Если отдельные значения в базе данных отсутствуют, серверная логика подставляет безопасные значения по умолчанию, </w:t>
+      </w:r>
+      <w:r>
+        <w:rPr>
+          <w:rFonts w:cs="Liberation Serif"/>
+          <w:b w:val="0"/>
+          <w:bCs w:val="0"/>
+          <w:i w:val="0"/>
+          <w:iCs w:val="0"/>
+          <w:color w:val="auto"/>
+          <w:szCs w:val="32"/>
+          <w:shd w:val="clear" w:color="auto" w:fill="auto"/>
+          <w:lang w:eastAsia="ru-RU"/>
+        </w:rPr>
+        <w:t>например,</w:t>
+      </w:r>
+      <w:r>
+        <w:rPr>
+          <w:rFonts w:cs="Liberation Serif"/>
+          <w:b w:val="0"/>
+          <w:bCs w:val="0"/>
+          <w:i w:val="0"/>
+          <w:iCs w:val="0"/>
+          <w:color w:val="auto"/>
+          <w:szCs w:val="32"/>
+          <w:shd w:val="clear" w:color="auto" w:fill="auto"/>
+          <w:lang w:eastAsia="ru-RU"/>
+        </w:rPr>
+        <w:t xml:space="preserve"> ноль для цены, калорийности или количества.</w:t>
+      </w:r>
+    </w:p>
+    <w:p>
+      <w:pPr>
+        <w:pStyle w:val="30"/>
+        <w:spacing w:before="0" w:after="0"/>
+        <w:rPr>
+          <w:rFonts w:cs="Liberation Serif"/>
+          <w:b w:val="0"/>
+          <w:bCs w:val="0"/>
+          <w:i w:val="0"/>
+          <w:iCs w:val="0"/>
+          <w:color w:val="auto"/>
+          <w:szCs w:val="32"/>
+          <w:shd w:val="clear" w:color="auto" w:fill="auto"/>
+          <w:lang w:eastAsia="ru-RU"/>
+        </w:rPr>
+      </w:pPr>
+      <w:r>
+        <w:rPr>
+          <w:rFonts w:cs="Liberation Serif"/>
+          <w:b w:val="0"/>
+          <w:bCs w:val="0"/>
+          <w:i w:val="0"/>
+          <w:iCs w:val="0"/>
+          <w:color w:val="auto"/>
+          <w:szCs w:val="32"/>
+          <w:shd w:val="clear" w:color="auto" w:fill="auto"/>
+          <w:lang w:eastAsia="ru-RU"/>
+        </w:rPr>
+        <w:t>Алгоритм определения рабочего веса компонента технологической карты применяется при выводе состава, расчете выхода и анализе расхода сырья. Сервер загружает строки состава технологической карты из таблиц ингредиентов и полуфабрикатов, после чего последовательно проверяет заполненность весовых показателей. Если для строки задан OutputWeight и его значение больше нуля, в расчет принимается выходной вес. Если выходной вес отсутствует, используется NetWeight. Если отсутствует и он, система берет GrossWeight. Такой порядок позволяет использовать наиболее точный показатель, но не прерывать расчет при частично заполненной технологической карте.</w:t>
+      </w:r>
+    </w:p>
+    <w:p>
+      <w:pPr>
+        <w:pStyle w:val="30"/>
+        <w:spacing w:before="0" w:after="0"/>
+        <w:rPr>
+          <w:rFonts w:cs="Liberation Serif"/>
+          <w:b w:val="0"/>
+          <w:bCs w:val="0"/>
+          <w:i w:val="0"/>
+          <w:iCs w:val="0"/>
+          <w:color w:val="auto"/>
+          <w:szCs w:val="32"/>
+          <w:shd w:val="clear" w:color="auto" w:fill="auto"/>
+          <w:lang w:eastAsia="ru-RU"/>
+        </w:rPr>
+      </w:pPr>
+      <w:r>
+        <w:rPr>
+          <w:rFonts w:cs="Liberation Serif"/>
+          <w:b w:val="0"/>
+          <w:bCs w:val="0"/>
+          <w:i w:val="0"/>
+          <w:iCs w:val="0"/>
+          <w:color w:val="auto"/>
+          <w:szCs w:val="32"/>
+          <w:shd w:val="clear" w:color="auto" w:fill="auto"/>
+          <w:lang w:eastAsia="ru-RU"/>
+        </w:rPr>
+        <w:lastRenderedPageBreak/>
+        <w:t>Алгоритм расчета строки заказа выполняется отдельно для каждой выбранной позиции. При создании или изменении заказа сервер получает структуру заказа из запроса, проверяет идентификаторы блюд, напитков и добавок, загружает соответствующие записи из базы данных и обрабатывает их в цикле. Для блюда или напитка система использует значения PriceRub</w:t>
+      </w:r>
+      <w:r>
+        <w:rPr>
+          <w:rFonts w:cs="Liberation Serif"/>
+          <w:b w:val="0"/>
+          <w:bCs w:val="0"/>
+          <w:i w:val="0"/>
+          <w:iCs w:val="0"/>
+          <w:color w:val="auto"/>
+          <w:szCs w:val="32"/>
+          <w:shd w:val="clear" w:color="auto" w:fill="auto"/>
+          <w:lang w:eastAsia="ru-RU"/>
+        </w:rPr>
+        <w:t xml:space="preserve"> - цена</w:t>
+      </w:r>
+      <w:r>
+        <w:rPr>
+          <w:rFonts w:cs="Liberation Serif"/>
+          <w:b w:val="0"/>
+          <w:bCs w:val="0"/>
+          <w:i w:val="0"/>
+          <w:iCs w:val="0"/>
+          <w:color w:val="auto"/>
+          <w:szCs w:val="32"/>
+          <w:shd w:val="clear" w:color="auto" w:fill="auto"/>
+          <w:lang w:eastAsia="ru-RU"/>
+        </w:rPr>
+        <w:t>, CaloriesKcal</w:t>
+      </w:r>
+      <w:r>
+        <w:rPr>
+          <w:rFonts w:cs="Liberation Serif"/>
+          <w:b w:val="0"/>
+          <w:bCs w:val="0"/>
+          <w:i w:val="0"/>
+          <w:iCs w:val="0"/>
+          <w:color w:val="auto"/>
+          <w:szCs w:val="32"/>
+          <w:shd w:val="clear" w:color="auto" w:fill="auto"/>
+          <w:lang w:eastAsia="ru-RU"/>
+        </w:rPr>
+        <w:t xml:space="preserve"> - ккал</w:t>
+      </w:r>
+      <w:r>
+        <w:rPr>
+          <w:rFonts w:cs="Liberation Serif"/>
+          <w:b w:val="0"/>
+          <w:bCs w:val="0"/>
+          <w:i w:val="0"/>
+          <w:iCs w:val="0"/>
+          <w:color w:val="auto"/>
+          <w:szCs w:val="32"/>
+          <w:shd w:val="clear" w:color="auto" w:fill="auto"/>
+          <w:lang w:eastAsia="ru-RU"/>
+        </w:rPr>
+        <w:t xml:space="preserve"> и Quantity</w:t>
+      </w:r>
+      <w:r>
+        <w:rPr>
+          <w:rFonts w:cs="Liberation Serif"/>
+          <w:b w:val="0"/>
+          <w:bCs w:val="0"/>
+          <w:i w:val="0"/>
+          <w:iCs w:val="0"/>
+          <w:color w:val="auto"/>
+          <w:szCs w:val="32"/>
+          <w:shd w:val="clear" w:color="auto" w:fill="auto"/>
+          <w:lang w:eastAsia="ru-RU"/>
+        </w:rPr>
+        <w:t xml:space="preserve"> - количество</w:t>
+      </w:r>
+      <w:r>
+        <w:rPr>
+          <w:rFonts w:cs="Liberation Serif"/>
+          <w:b w:val="0"/>
+          <w:bCs w:val="0"/>
+          <w:i w:val="0"/>
+          <w:iCs w:val="0"/>
+          <w:color w:val="auto"/>
+          <w:szCs w:val="32"/>
+          <w:shd w:val="clear" w:color="auto" w:fill="auto"/>
+          <w:lang w:eastAsia="ru-RU"/>
+        </w:rPr>
+        <w:t xml:space="preserve">. Затем обрабатываются добавки: их количество пересчитывается с учетом количества основной позиции, после чего к строке заказа прибавляются стоимость и калорийность каждой добавки. Итог строки сохраняется в связанных сущностях заказа, </w:t>
+      </w:r>
+      <w:r>
+        <w:rPr>
+          <w:rFonts w:cs="Liberation Serif"/>
+          <w:b w:val="0"/>
+          <w:bCs w:val="0"/>
+          <w:i w:val="0"/>
+          <w:iCs w:val="0"/>
+          <w:color w:val="auto"/>
+          <w:szCs w:val="32"/>
+          <w:shd w:val="clear" w:color="auto" w:fill="auto"/>
+          <w:lang w:eastAsia="ru-RU"/>
+        </w:rPr>
+        <w:t>например,</w:t>
+      </w:r>
+      <w:r>
+        <w:rPr>
+          <w:rFonts w:cs="Liberation Serif"/>
+          <w:b w:val="0"/>
+          <w:bCs w:val="0"/>
+          <w:i w:val="0"/>
+          <w:iCs w:val="0"/>
+          <w:color w:val="auto"/>
+          <w:szCs w:val="32"/>
+          <w:shd w:val="clear" w:color="auto" w:fill="auto"/>
+          <w:lang w:eastAsia="ru-RU"/>
+        </w:rPr>
+        <w:t xml:space="preserve"> в позициях блюд, напитков или отдельных добавок.</w:t>
+      </w:r>
+    </w:p>
+    <w:p>
+      <w:pPr>
+        <w:pStyle w:val="30"/>
+        <w:spacing w:before="0" w:after="0"/>
+        <w:rPr>
+          <w:rFonts w:cs="Liberation Serif"/>
+          <w:b w:val="0"/>
+          <w:bCs w:val="0"/>
+          <w:i w:val="0"/>
+          <w:iCs w:val="0"/>
+          <w:color w:val="auto"/>
+          <w:szCs w:val="32"/>
+          <w:shd w:val="clear" w:color="auto" w:fill="auto"/>
+          <w:lang w:eastAsia="ru-RU"/>
+        </w:rPr>
+      </w:pPr>
+      <w:r>
+        <w:rPr>
+          <w:rFonts w:cs="Liberation Serif"/>
+          <w:b w:val="0"/>
+          <w:bCs w:val="0"/>
+          <w:i w:val="0"/>
+          <w:iCs w:val="0"/>
+          <w:color w:val="auto"/>
+          <w:szCs w:val="32"/>
+          <w:shd w:val="clear" w:color="auto" w:fill="auto"/>
+          <w:lang w:eastAsia="ru-RU"/>
+        </w:rPr>
+        <w:t>После обработки всех строк заказа система суммирует стоимость и калорийность. Если к заказу применена скидка, сервер получает процент скидки из связанной записи и применяет его к общей сумме заказа</w:t>
+      </w:r>
+      <w:r>
+        <w:rPr>
+          <w:rFonts w:cs="Liberation Serif"/>
+          <w:b w:val="0"/>
+          <w:bCs w:val="0"/>
+          <w:i w:val="0"/>
+          <w:iCs w:val="0"/>
+          <w:color w:val="auto"/>
+          <w:szCs w:val="32"/>
+          <w:shd w:val="clear" w:color="auto" w:fill="auto"/>
+          <w:lang w:eastAsia="ru-RU"/>
+        </w:rPr>
+        <w:t>.</w:t>
+      </w:r>
+      <w:r>
+        <w:rPr>
+          <w:rFonts w:cs="Liberation Serif"/>
+          <w:b w:val="0"/>
+          <w:bCs w:val="0"/>
+          <w:i w:val="0"/>
+          <w:iCs w:val="0"/>
+          <w:color w:val="auto"/>
+          <w:szCs w:val="32"/>
+          <w:shd w:val="clear" w:color="auto" w:fill="auto"/>
+          <w:lang w:eastAsia="ru-RU"/>
+        </w:rPr>
+        <w:t xml:space="preserve"> Такой подход обеспечивает одинаковый результат расчета независимо от того, был заказ создан через веб-интерфейс клиента или изменен через служебное приложение сотрудника.</w:t>
+      </w:r>
+    </w:p>
+    <w:p>
+      <w:pPr>
+        <w:pStyle w:val="30"/>
+        <w:spacing w:before="0" w:after="0"/>
+        <w:rPr>
+          <w:rFonts w:cs="Liberation Serif"/>
+          <w:b w:val="0"/>
+          <w:bCs w:val="0"/>
+          <w:i w:val="0"/>
+          <w:iCs w:val="0"/>
+          <w:color w:val="auto"/>
+          <w:szCs w:val="32"/>
+          <w:shd w:val="clear" w:color="auto" w:fill="auto"/>
+          <w:lang w:eastAsia="ru-RU"/>
+        </w:rPr>
+      </w:pPr>
+      <w:r>
+        <w:rPr>
+          <w:rFonts w:cs="Liberation Serif"/>
+          <w:b w:val="0"/>
+          <w:bCs w:val="0"/>
+          <w:i w:val="0"/>
+          <w:iCs w:val="0"/>
+          <w:color w:val="auto"/>
+          <w:szCs w:val="32"/>
+          <w:shd w:val="clear" w:color="auto" w:fill="auto"/>
+          <w:lang w:eastAsia="ru-RU"/>
+        </w:rPr>
+        <w:t>Алгоритм расчета складского отклонения используется в управленческих отчетах. Сервер определяет расчетный расход сырья по заказам, актам списания и заготовкам, используя данные технологических карт и единицы измерения компонентов. Затем расчетный расход сравнивается с фактическим остатком на складе. Для каждой позиции сырья дополнительно учитывается CostRub, благодаря чему система выводит не только количественное, но и денежное выражение расхождения. Полученные показатели передаются в раздел отчетов WPF-приложения, где администратор может оценить корректность складского учета и выявить проблемные позиции.</w:t>
+      </w:r>
+    </w:p>
+    <w:p>
+      <w:pPr>
+        <w:pStyle w:val="30"/>
+        <w:spacing w:before="0" w:after="0"/>
+        <w:rPr>
+          <w:rFonts w:cs="Liberation Serif"/>
+          <w:b w:val="0"/>
+          <w:bCs w:val="0"/>
+          <w:i w:val="0"/>
+          <w:iCs w:val="0"/>
+          <w:color w:val="auto"/>
+          <w:szCs w:val="32"/>
+          <w:shd w:val="clear" w:color="auto" w:fill="auto"/>
+          <w:lang w:eastAsia="ru-RU"/>
+        </w:rPr>
+      </w:pPr>
+      <w:r>
+        <w:rPr>
+          <w:rFonts w:cs="Liberation Serif"/>
+          <w:b w:val="0"/>
+          <w:bCs w:val="0"/>
+          <w:i w:val="0"/>
+          <w:iCs w:val="0"/>
+          <w:color w:val="auto"/>
+          <w:szCs w:val="32"/>
+          <w:shd w:val="clear" w:color="auto" w:fill="auto"/>
+          <w:lang w:eastAsia="ru-RU"/>
+        </w:rPr>
+        <w:t>Описанные алгоритмы связывают пользовательский заказ, технологические карты, меню и складской учет в единую расчетную цепочку. Это исключает ручное дублирование расчетов, снижает риск ошибок при изменении рецептур и позволяет получать актуальные показатели в карточках меню, истории заказов и аналитических разделах.</w:t>
+      </w:r>
+    </w:p>
+    <w:p>
+      <w:pPr>
+        <w:pStyle w:val="30"/>
+      </w:pPr>
+      <w:r>
+        <w:t>4.4.3 Алгоритмы использования применяемых программных технологий обработки данных</w:t>
+      </w:r>
+      <w:bookmarkEnd w:id="52"/>
     </w:p>
     <w:p>
       <w:pPr>
         <w:pStyle w:val="aff"/>
       </w:pPr>
       <w:r>
-        <w:t>В программной реализации Garden Nook формулы используются в нескольких связанных сценариях: при формировании карточек меню, при расчете заказа клиента, при определении веса компонентов технологической карты и при построении управленческих отчетов по складским остаткам. Расчеты выполняются на стороне серверного приложения ASP.NET Core, после чего результаты сохраняются в базе данных и передаются в клиентский веб-интерфейс и WPF-приложение сотрудника.</w:t>
+        <w:t>В Garden Nook применяются программные технологии обработки данных: серверная валидация, DTO-контракты, Entity Framework Core, транзакции базы данных и агрегация аналитических показателей. Эти технологии не являются самостоятельной целью, а используются для надежной реализации бизнес-операций кофейни.</w:t>
       </w:r>
     </w:p>
     <w:p>
       <w:pPr>
         <w:pStyle w:val="aff"/>
       </w:pPr>
-      <w:r>
-        <w:t xml:space="preserve">Основными исходными данными для расчетов являются цена блюда, напитка или добавки; количество выбранных позиций; процент скидки; показатели калорийности и КБЖУ, сохраненные в карточке позиции меню; состав технологической карты; значения </w:t>
-      </w:r>
-      <w:r>
-        <w:rPr>
-          <w:lang w:val="en-US"/>
-        </w:rPr>
-        <w:t>OutputWeight</w:t>
-      </w:r>
-      <w:r>
-        <w:t xml:space="preserve"> - </w:t>
-      </w:r>
-      <w:r>
-        <w:t>выходной</w:t>
-      </w:r>
-      <w:r>
-        <w:t xml:space="preserve"> </w:t>
-      </w:r>
-      <w:r>
-        <w:t>вес</w:t>
-      </w:r>
-      <w:r>
-        <w:t xml:space="preserve">; </w:t>
-      </w:r>
-      <w:r>
-        <w:rPr>
-          <w:lang w:val="en-US"/>
-        </w:rPr>
-        <w:t>NetWeight</w:t>
-      </w:r>
-      <w:r>
-        <w:t xml:space="preserve"> - </w:t>
-      </w:r>
-      <w:r>
-        <w:t>масса</w:t>
-      </w:r>
-      <w:r>
-        <w:t xml:space="preserve"> </w:t>
-      </w:r>
-      <w:r>
-        <w:t>нетто</w:t>
-      </w:r>
-      <w:r>
-        <w:t xml:space="preserve">; </w:t>
-      </w:r>
-      <w:r>
-        <w:rPr>
-          <w:lang w:val="en-US"/>
-        </w:rPr>
-        <w:t>GrossWeight</w:t>
-      </w:r>
-      <w:r>
-        <w:t xml:space="preserve"> - </w:t>
-      </w:r>
-      <w:r>
-        <w:t>масса</w:t>
-      </w:r>
-      <w:r>
-        <w:t xml:space="preserve"> </w:t>
-      </w:r>
-      <w:r>
-        <w:t>брутто</w:t>
-      </w:r>
-      <w:r>
-        <w:t>; фактический остаток сырья; стоимость единицы сырья. Такой набор данных позволяет использовать одни и те же сведения в пользовательском меню, при оформлении заказа и в отчетах администратора.</w:t>
-      </w:r>
-    </w:p>
-    <w:p>
-      <w:pPr>
-        <w:pStyle w:val="aff"/>
-      </w:pPr>
-      <w:r>
-        <w:t>Алгоритм определения рабочего веса компонента технологической карты применяется при выводе состава, расчете выхода и анализе расхода сырья. Если для строки заполнено поле OutputWeight и его значение больше нуля, в расчет принимается выходной вес. Если выходной вес отсутствует, используется NetWeight. Если отсутствует и он, система берет GrossWeight. Такой порядок позволяет использовать наиболее точный показатель, но не прерывать расчет при частично заполненной технологической карте.</w:t>
-      </w:r>
-    </w:p>
-    <w:p>
-      <w:pPr>
-        <w:pStyle w:val="aff"/>
-      </w:pPr>
-      <w:r>
-        <w:t>Алгоритм расчета строки заказа выполняется отдельно для каждой выбранной позиции. Для блюда или напитка система умножает PriceRub</w:t>
-      </w:r>
-      <w:r>
-        <w:t>(Цена)</w:t>
-      </w:r>
-      <w:r>
-        <w:t xml:space="preserve"> и CaloriesKcal</w:t>
-      </w:r>
-      <w:r>
-        <w:t>(Ккал)</w:t>
-      </w:r>
-      <w:r>
-        <w:t xml:space="preserve"> на Quantity</w:t>
-      </w:r>
-      <w:r>
-        <w:t>(Количество)</w:t>
-      </w:r>
-      <w:r>
-        <w:t>. Затем обрабатываются добавки: их количество умножается на количество основной позиции, после чего к строке прибавляются стоимость и калорийность каждой добавки.</w:t>
-      </w:r>
-    </w:p>
-    <w:p>
-      <w:pPr>
-        <w:pStyle w:val="aff"/>
-      </w:pPr>
-      <w:r>
-        <w:t>S_строки = PriceRub_позиции * Q_позиции + Σ(PriceRub_добавки * Q_добавки * Q_позиции).</w:t>
-      </w:r>
-    </w:p>
-    <w:p>
-      <w:pPr>
-        <w:pStyle w:val="aff"/>
-      </w:pPr>
-      <w:r>
-        <w:t>K_строки = CaloriesKcal_позиции * Q_позиции + Σ(CaloriesKcal_добавки * Q_добавки * Q_позиции).</w:t>
-      </w:r>
-    </w:p>
-    <w:p>
-      <w:pPr>
-        <w:pStyle w:val="aff"/>
-      </w:pPr>
-      <w:r>
-        <w:t>где S_строки - стоимость строки заказа; K_строки - калорийность строки заказа; Q_позиции - количество основной позиции; Q_добавки - количество добавки, выбранное для одной основной позиции.</w:t>
-      </w:r>
-    </w:p>
-    <w:p>
-      <w:pPr>
-        <w:pStyle w:val="aff"/>
-      </w:pPr>
-      <w:r>
+      <w:bookmarkStart w:id="53" w:name="_GoBack"/>
+      <w:bookmarkEnd w:id="53"/>
+    </w:p>
+    <w:p>
+      <w:pPr>
+        <w:ind w:firstLine="709"/>
+        <w:jc w:val="both"/>
+        <w:rPr>
+          <w:sz w:val="24"/>
+        </w:rPr>
+      </w:pPr>
+      <w:r>
+        <w:rPr>
+          <w:sz w:val="24"/>
+        </w:rPr>
         <w:lastRenderedPageBreak/>
-        <w:t>После обработки всех строк заказа система суммирует стоимость и калорийность. Если к заказу применена скидка, сумма умножается на коэффициент, рассчитанный по проценту скидки. Итоговая стоимость и итоговая калорийность округляются до двух знаков и сохраняются в полях TotalPrice и TotalCalories.</w:t>
-      </w:r>
-    </w:p>
-    <w:p>
-      <w:pPr>
-        <w:pStyle w:val="aff"/>
-        <w:rPr>
-          <w:lang w:val="en-US"/>
-        </w:rPr>
-      </w:pPr>
-      <w:r>
-        <w:rPr>
-          <w:lang w:val="en-US"/>
-        </w:rPr>
-        <w:t>S_</w:t>
-      </w:r>
-      <w:r>
-        <w:t>заказа</w:t>
-      </w:r>
-      <w:r>
-        <w:rPr>
-          <w:lang w:val="en-US"/>
-        </w:rPr>
-        <w:t xml:space="preserve"> = </w:t>
-      </w:r>
-      <w:r>
-        <w:rPr>
-          <w:lang w:val="en-US"/>
-        </w:rPr>
-        <w:t>round2 (</w:t>
-      </w:r>
-      <w:r>
-        <w:t>Σ</w:t>
-      </w:r>
-      <w:r>
-        <w:rPr>
-          <w:lang w:val="en-US"/>
-        </w:rPr>
-        <w:t>S_</w:t>
-      </w:r>
-      <w:r>
-        <w:t>строки</w:t>
-      </w:r>
-      <w:r>
-        <w:rPr>
-          <w:lang w:val="en-US"/>
-        </w:rPr>
-        <w:t xml:space="preserve"> * (1 - DiscountPercent / 100)).</w:t>
-      </w:r>
-    </w:p>
-    <w:p>
-      <w:pPr>
-        <w:pStyle w:val="aff"/>
-      </w:pPr>
-      <w:r>
-        <w:t>K_заказа = round2(ΣK_строки).</w:t>
-      </w:r>
-      <w:bookmarkStart w:id="52" w:name="_GoBack"/>
-      <w:bookmarkEnd w:id="52"/>
-    </w:p>
-    <w:p>
-      <w:pPr>
-        <w:pStyle w:val="aff"/>
-      </w:pPr>
-      <w:r>
-        <w:t>Алгоритм расчета складского отклонения используется в управленческих отчетах. Система определяет расчетный расход сырья по заказам, актам списания и заготовкам, сравнивает его с фактическим остатком на складе и умножает разницу на стоимость единицы сырья. Благодаря этому администратор видит не только количественное, но и денежное выражение расхождения.</w:t>
-      </w:r>
-    </w:p>
-    <w:p>
-      <w:pPr>
-        <w:pStyle w:val="aff"/>
-        <w:rPr>
-          <w:lang w:val="en-US"/>
-        </w:rPr>
-      </w:pPr>
-      <w:r>
-        <w:t>Δ</w:t>
-      </w:r>
-      <w:r>
-        <w:rPr>
-          <w:lang w:val="en-US"/>
-        </w:rPr>
-        <w:t xml:space="preserve"> = StockFact - Required.</w:t>
-      </w:r>
-    </w:p>
-    <w:p>
-      <w:pPr>
-        <w:pStyle w:val="aff"/>
-        <w:rPr>
-          <w:lang w:val="en-US"/>
-        </w:rPr>
-      </w:pPr>
-      <w:r>
-        <w:t>Δ</w:t>
-      </w:r>
-      <w:r>
-        <w:rPr>
-          <w:lang w:val="en-US"/>
-        </w:rPr>
-        <w:t xml:space="preserve">_cost = </w:t>
-      </w:r>
-      <w:r>
-        <w:t>Δ</w:t>
-      </w:r>
-      <w:r>
-        <w:rPr>
-          <w:lang w:val="en-US"/>
-        </w:rPr>
-        <w:t xml:space="preserve"> * CostRub.</w:t>
-      </w:r>
-    </w:p>
-    <w:p>
-      <w:pPr>
-        <w:pStyle w:val="aff"/>
-      </w:pPr>
-      <w:r>
-        <w:t>где Δ - отклонение фактического остатка от расчетного расхода; StockFact - фактический остаток сырья; Required - расчетный расход сырья; Δ_cost - стоимостное отклонение; CostRub - стоимость единицы сырья.</w:t>
-      </w:r>
-    </w:p>
-    <w:p>
-      <w:pPr>
-        <w:pStyle w:val="aff"/>
-      </w:pPr>
-      <w:r>
-        <w:t>Описанные формулы связывают пользовательский заказ, технологические карты и складской учет в единую расчетную цепочку. Это исключает ручное дублирование расчетов, снижает риск ошибок при изменении рецептур и позволяет получать актуальные показатели в карточках меню, истории заказов и аналитических разделах.</w:t>
-      </w:r>
-    </w:p>
-    <w:p>
-      <w:pPr>
-        <w:pStyle w:val="aff"/>
-      </w:pPr>
-      <w:r>
-        <w:t>Алгоритм расчета представлен на рисунке 4.4.2.1. Исходный код диаграммы находится в файле PZ_assets/4.4.2.1_kbju_cost_activity.puml.</w:t>
-      </w:r>
-    </w:p>
-    <w:p>
-      <w:pPr>
-        <w:pStyle w:val="aff"/>
-      </w:pPr>
-      <w:r>
-        <w:t>[Место для вставки: срендерированная диаграмма PZ_assets/4.4.2.1_kbju_cost_activity.puml]</w:t>
-      </w:r>
-    </w:p>
-    <w:p>
-      <w:pPr>
-        <w:pStyle w:val="aa"/>
-        <w:ind w:left="0"/>
-        <w:jc w:val="center"/>
-        <w:rPr>
-          <w:sz w:val="24"/>
-        </w:rPr>
-      </w:pPr>
-      <w:r>
-        <w:t>Рисунок 4.4.2.1 - Алгоритм расчета стоимости, калорийности и складского отклонения</w:t>
-      </w:r>
-    </w:p>
-    <w:p>
-      <w:pPr>
-        <w:pStyle w:val="30"/>
-      </w:pPr>
-      <w:bookmarkStart w:id="53" w:name="_Toc229490334"/>
-      <w:r>
-        <w:t>4.4.3 Алгоритмы использования применяемых программных технологий обработки данных</w:t>
-      </w:r>
-      <w:bookmarkEnd w:id="53"/>
-    </w:p>
-    <w:p>
-      <w:pPr>
-        <w:pStyle w:val="aff"/>
-      </w:pPr>
-      <w:r>
-        <w:t>В Garden Nook применяются программные технологии обработки данных: серверная валидация, DTO-контракты, Entity Framework Core, транзакции базы данных и агрегация аналитических показателей. Эти технологии не являются самостоятельной целью, а используются для надежной реализации бизнес-операций кофейни.</w:t>
-      </w:r>
-    </w:p>
-    <w:p>
-      <w:pPr>
-        <w:pStyle w:val="aff"/>
-      </w:pPr>
-    </w:p>
-    <w:p>
-      <w:pPr>
-        <w:ind w:firstLine="709"/>
-        <w:rPr>
-          <w:sz w:val="24"/>
-        </w:rPr>
-      </w:pPr>
-      <w:r>
-        <w:rPr>
-          <w:sz w:val="24"/>
-        </w:rPr>
-        <w:lastRenderedPageBreak/>
-        <w:t>Таблица 4.4.3 - Алгоритмы применения программных технологий обработки данных</w:t>
+        <w:t>Таблица 4.4.3</w:t>
+      </w:r>
+      <w:r>
+        <w:rPr>
+          <w:sz w:val="24"/>
+        </w:rPr>
+        <w:t>.1</w:t>
+      </w:r>
+      <w:r>
+        <w:rPr>
+          <w:sz w:val="24"/>
+        </w:rPr>
+        <w:t xml:space="preserve"> - Алгоритмы применения программных технологий обработки данных</w:t>
       </w:r>
     </w:p>
     <w:p>
@@ -49276,7 +50004,7 @@
 </file>
 
 <file path=customXml/itemProps1.xml><?xml version="1.0" encoding="utf-8"?>
-<ds:datastoreItem xmlns:ds="http://schemas.openxmlformats.org/officeDocument/2006/customXml" ds:itemID="{B8AD0775-DF52-4F4C-92A6-FC6209CBBE18}">
+<ds:datastoreItem xmlns:ds="http://schemas.openxmlformats.org/officeDocument/2006/customXml" ds:itemID="{9A74152D-384E-4947-BC51-7E819DCB84DF}">
   <ds:schemaRefs>
     <ds:schemaRef ds:uri="http://schemas.openxmlformats.org/officeDocument/2006/bibliography"/>
   </ds:schemaRefs>

--- a/2207_в2_Косухин С. Д. ПЗ.docx
+++ b/2207_в2_Косухин С. Д. ПЗ.docx
@@ -12532,15 +12532,9 @@
         <w:rPr>
           <w:sz w:val="24"/>
           <w:szCs w:val="24"/>
-        </w:rPr>
-        <w:t>·</w:t>
-      </w:r>
-      <w:r>
-        <w:rPr>
-          <w:sz w:val="24"/>
-          <w:szCs w:val="24"/>
-        </w:rPr>
-        <w:t xml:space="preserve"> </w:t>
+          <w:lang w:val="en-US"/>
+        </w:rPr>
+        <w:t xml:space="preserve">· </w:t>
       </w:r>
       <w:r>
         <w:rPr>
@@ -41911,7 +41905,7 @@
     <w:p>
       <w:pPr>
         <w:pStyle w:val="aa"/>
-        <w:ind w:left="-1418"/>
+        <w:ind w:left="0"/>
         <w:jc w:val="center"/>
         <w:rPr>
           <w:sz w:val="24"/>
@@ -41927,17 +41921,6 @@
     <w:p>
       <w:pPr>
         <w:pStyle w:val="30"/>
-        <w:rPr>
-          <w:rFonts w:cs="Liberation Serif"/>
-          <w:b w:val="0"/>
-          <w:bCs w:val="0"/>
-          <w:i w:val="0"/>
-          <w:iCs w:val="0"/>
-          <w:color w:val="auto"/>
-          <w:szCs w:val="32"/>
-          <w:shd w:val="clear" w:color="auto" w:fill="auto"/>
-          <w:lang w:eastAsia="ru-RU"/>
-        </w:rPr>
       </w:pPr>
       <w:bookmarkStart w:id="51" w:name="_Toc229490333"/>
       <w:r>
@@ -41952,500 +41935,425 @@
     </w:p>
     <w:p>
       <w:pPr>
-        <w:pStyle w:val="30"/>
-        <w:spacing w:before="0" w:after="0"/>
-        <w:rPr>
-          <w:rFonts w:cs="Liberation Serif"/>
-          <w:b w:val="0"/>
-          <w:bCs w:val="0"/>
-          <w:i w:val="0"/>
-          <w:iCs w:val="0"/>
-          <w:color w:val="auto"/>
-          <w:szCs w:val="32"/>
-          <w:shd w:val="clear" w:color="auto" w:fill="auto"/>
+        <w:ind w:firstLine="709"/>
+        <w:jc w:val="both"/>
+        <w:rPr>
+          <w:sz w:val="24"/>
+        </w:rPr>
+      </w:pPr>
+      <w:r>
+        <w:rPr>
+          <w:sz w:val="24"/>
+        </w:rPr>
+        <w:t>В программной реализации Garden Nook расчетные алгоритмы применяются при формировании карточек меню, оформлении заказа, определении расчетного веса компонентов технологической карты и построении отчетов по складским остаткам. Основная логика находится на стороне серверного приложения GardenNookApi, прежде всего в OrdersController, а также в сервисах IPreparationStockService и IPickupSchedulingService. Данные передаются через DTO-модели проекта TransferModels, например, OrderRequest, OrderResponse, DiscountDto, а сохранение выполняется через Entity Framework Core и контекст AppDbContext.</w:t>
+      </w:r>
+    </w:p>
+    <w:p>
+      <w:pPr>
+        <w:ind w:firstLine="709"/>
+        <w:jc w:val="both"/>
+        <w:rPr>
+          <w:sz w:val="24"/>
+        </w:rPr>
+      </w:pPr>
+      <w:r>
+        <w:rPr>
+          <w:sz w:val="24"/>
+        </w:rPr>
+        <w:t>Исходными данными для расчетов являются поля PriceRub, CaloriesKcal, Quantity, OutputWeight, NetWeight, GrossWeight, CostRub, сведения о скидках и складских остатках. Они</w:t>
+      </w:r>
+      <w:r>
+        <w:rPr>
+          <w:sz w:val="24"/>
+          <w:lang w:val="en-US"/>
+        </w:rPr>
+        <w:t xml:space="preserve"> </w:t>
+      </w:r>
+      <w:r>
+        <w:rPr>
+          <w:sz w:val="24"/>
+        </w:rPr>
+        <w:t>загружаются</w:t>
+      </w:r>
+      <w:r>
+        <w:rPr>
+          <w:sz w:val="24"/>
+          <w:lang w:val="en-US"/>
+        </w:rPr>
+        <w:t xml:space="preserve"> </w:t>
+      </w:r>
+      <w:r>
+        <w:rPr>
+          <w:sz w:val="24"/>
+        </w:rPr>
+        <w:t>из</w:t>
+      </w:r>
+      <w:r>
+        <w:rPr>
+          <w:sz w:val="24"/>
+          <w:lang w:val="en-US"/>
+        </w:rPr>
+        <w:t xml:space="preserve"> </w:t>
+      </w:r>
+      <w:r>
+        <w:rPr>
+          <w:sz w:val="24"/>
+        </w:rPr>
+        <w:t>сущностей</w:t>
+      </w:r>
+      <w:r>
+        <w:rPr>
+          <w:sz w:val="24"/>
+          <w:lang w:val="en-US"/>
+        </w:rPr>
+        <w:t xml:space="preserve"> Dish, Drink, ToppingsAndSyrup, Ingredient, SemiFinishedProduct, Order, OrderDishItem </w:t>
+      </w:r>
+      <w:r>
+        <w:rPr>
+          <w:sz w:val="24"/>
+        </w:rPr>
+        <w:t>и</w:t>
+      </w:r>
+      <w:r>
+        <w:rPr>
+          <w:sz w:val="24"/>
+          <w:lang w:val="en-US"/>
+        </w:rPr>
+        <w:t xml:space="preserve"> OrderDrinkItem. </w:t>
+      </w:r>
+      <w:r>
+        <w:rPr>
+          <w:sz w:val="24"/>
+        </w:rPr>
+        <w:t>Для денежных и весовых значений используется тип decimal, а при отсутствии данных применяются безопасные значения по умолчанию, например, (dish.PriceRub ?? 0m).</w:t>
+      </w:r>
+    </w:p>
+    <w:p>
+      <w:pPr>
+        <w:ind w:firstLine="709"/>
+        <w:jc w:val="both"/>
+        <w:rPr>
+          <w:sz w:val="24"/>
+        </w:rPr>
+      </w:pPr>
+      <w:r>
+        <w:rPr>
+          <w:sz w:val="24"/>
+        </w:rPr>
+        <w:t>Определение рабочего веса компонента технологической карты выполняется по приоритету: сначала используется OutputWeight, затем NetWeight, затем GrossWeight. Такой порядок позволяет брать наиболее точное значение, но не останавливать расчет при частично заполненной рецептуре. Данная логика применяется при анализе состава блюд, расчете выхода и складских операциях, связанных с методами TryConsumeForOrderAsync и RestoreConsumedForOrderAsync.</w:t>
+      </w:r>
+    </w:p>
+    <w:p>
+      <w:pPr>
+        <w:ind w:firstLine="709"/>
+        <w:jc w:val="both"/>
+        <w:rPr>
+          <w:sz w:val="24"/>
+        </w:rPr>
+      </w:pPr>
+      <w:r>
+        <w:rPr>
+          <w:sz w:val="24"/>
+        </w:rPr>
+        <w:t>Расчет заказа выполняется в методе Create контроллера OrdersController. Сервер получает OrderRequest, проверяет количество позиций, загружает блюда, напитки и добавки через Entity Framework Core, а затем применяет методы ApplyDefaultDrinkModifiersAsync, ValidateDrinkModifiersAsync и BuildPortionLimitRequirements. Для каждой позиции в циклах foreach рассчитываются стоимость и калорийность: цена и КБЖУ умножаются на Quantity, а добавки дополнительно пересчитываются с учетом количества основной позиции.</w:t>
+      </w:r>
+    </w:p>
+    <w:p>
+      <w:pPr>
+        <w:ind w:firstLine="709"/>
+        <w:jc w:val="both"/>
+        <w:rPr>
+          <w:sz w:val="24"/>
+        </w:rPr>
+      </w:pPr>
+      <w:r>
+        <w:rPr>
+          <w:sz w:val="24"/>
+        </w:rPr>
+        <w:t>После обработки всех строк заказа система суммирует значения в переменных totalPriceBeforeDiscount и totalCalories. Если для заказа предусмотрена скидка, она определяется методом ResolveDiscountForOrderAsync и применяется через ApplyDiscount. Итоговая стоимость округляется методом Round2 и сохраняется в or</w:t>
+      </w:r>
+      <w:r>
+        <w:rPr>
+          <w:sz w:val="24"/>
+        </w:rPr>
+        <w:t xml:space="preserve">der.TotalPrice, а калорийность </w:t>
+      </w:r>
+      <w:r>
+        <w:rPr>
+          <w:sz w:val="24"/>
+        </w:rPr>
+        <w:t>в order.TotalCalories. При изменении заказа аналогичные действия выполняются в методах UpdateHistoryOrder и RebuildOrderCompositionAsync.</w:t>
+      </w:r>
+    </w:p>
+    <w:p>
+      <w:pPr>
+        <w:ind w:firstLine="709"/>
+        <w:jc w:val="both"/>
+        <w:rPr>
+          <w:sz w:val="24"/>
+        </w:rPr>
+      </w:pPr>
+      <w:r>
+        <w:rPr>
+          <w:sz w:val="24"/>
+        </w:rPr>
+        <w:lastRenderedPageBreak/>
+        <w:t xml:space="preserve">Складские расчеты связаны с методами TryConsumeForOrderAsync, RefreshMenuAvailabilityAsync, TryConsumePortionLimitsAsync и RestorePortionLimitsAsync. Система определяет расчетный расход сырья по заказам, технологическим картам, списаниям и полуфабрикатам, затем сравнивает его с фактическими остатками. Учет поля CostRub позволяет получать не только количественное, но и денежное выражение отклонений. Таким образом, алгоритмы Create, ApplyDiscount, RebuildOrderCompositionAsync и складские сервисы связывают меню, заказ, технологические карты и складской учет в единую расчетную цепочку. </w:t>
+      </w:r>
+      <w:r>
+        <w:rPr>
+          <w:sz w:val="24"/>
+        </w:rPr>
+        <w:t>Алгоритмы описаны на схемах, представленных на рисунках 4.4.2.1 – 4.4.2.3.</w:t>
+      </w:r>
+    </w:p>
+    <w:p>
+      <w:pPr>
+        <w:ind w:left="-1560"/>
+        <w:jc w:val="both"/>
+        <w:rPr>
+          <w:sz w:val="24"/>
+        </w:rPr>
+      </w:pPr>
+      <w:r>
+        <w:rPr>
+          <w:noProof/>
+          <w:sz w:val="24"/>
           <w:lang w:eastAsia="ru-RU"/>
         </w:rPr>
-      </w:pPr>
-      <w:r>
-        <w:rPr>
-          <w:rFonts w:cs="Liberation Serif"/>
-          <w:b w:val="0"/>
-          <w:bCs w:val="0"/>
-          <w:i w:val="0"/>
-          <w:iCs w:val="0"/>
-          <w:color w:val="auto"/>
-          <w:szCs w:val="32"/>
-          <w:shd w:val="clear" w:color="auto" w:fill="auto"/>
+        <w:drawing>
+          <wp:inline distT="0" distB="0" distL="0" distR="0">
+            <wp:extent cx="7406005" cy="5410200"/>
+            <wp:effectExtent l="0" t="0" r="4445" b="0"/>
+            <wp:docPr id="26" name="Рисунок 26"/>
+            <wp:cNvGraphicFramePr>
+              <a:graphicFrameLocks xmlns:a="http://schemas.openxmlformats.org/drawingml/2006/main" noChangeAspect="1"/>
+            </wp:cNvGraphicFramePr>
+            <a:graphic xmlns:a="http://schemas.openxmlformats.org/drawingml/2006/main">
+              <a:graphicData uri="http://schemas.openxmlformats.org/drawingml/2006/picture">
+                <pic:pic xmlns:pic="http://schemas.openxmlformats.org/drawingml/2006/picture">
+                  <pic:nvPicPr>
+                    <pic:cNvPr id="26" name="тк.png"/>
+                    <pic:cNvPicPr/>
+                  </pic:nvPicPr>
+                  <pic:blipFill>
+                    <a:blip r:embed="rId32">
+                      <a:extLst>
+                        <a:ext uri="{28A0092B-C50C-407E-A947-70E740481C1C}">
+                          <a14:useLocalDpi xmlns:a14="http://schemas.microsoft.com/office/drawing/2010/main" val="0"/>
+                        </a:ext>
+                      </a:extLst>
+                    </a:blip>
+                    <a:stretch>
+                      <a:fillRect/>
+                    </a:stretch>
+                  </pic:blipFill>
+                  <pic:spPr>
+                    <a:xfrm>
+                      <a:off x="0" y="0"/>
+                      <a:ext cx="7423658" cy="5423096"/>
+                    </a:xfrm>
+                    <a:prstGeom prst="rect">
+                      <a:avLst/>
+                    </a:prstGeom>
+                  </pic:spPr>
+                </pic:pic>
+              </a:graphicData>
+            </a:graphic>
+          </wp:inline>
+        </w:drawing>
+      </w:r>
+    </w:p>
+    <w:p>
+      <w:pPr>
+        <w:jc w:val="center"/>
+        <w:rPr>
+          <w:sz w:val="24"/>
+        </w:rPr>
+      </w:pPr>
+      <w:r>
+        <w:rPr>
+          <w:sz w:val="24"/>
+        </w:rPr>
+        <w:t xml:space="preserve">Рисунок 4.4.2.1 – Алгоритм </w:t>
+      </w:r>
+      <w:r>
+        <w:rPr>
+          <w:sz w:val="24"/>
+        </w:rPr>
+        <w:t>расчета веса технологической карты</w:t>
+      </w:r>
+    </w:p>
+    <w:p>
+      <w:pPr>
+        <w:jc w:val="center"/>
+        <w:rPr>
+          <w:sz w:val="24"/>
+        </w:rPr>
+      </w:pPr>
+      <w:r>
+        <w:rPr>
+          <w:noProof/>
+          <w:sz w:val="24"/>
           <w:lang w:eastAsia="ru-RU"/>
         </w:rPr>
-        <w:t>В программной реализации Garden Nook расчетные алгоритмы используются в нескольких связанных сценариях: при формировании карточек меню, при оформлении заказа клиента, при определении расчетного веса компонентов технологической карты и при построении управленческих отчетов по складским остаткам. Все вычисления выполняются на стороне серверного приложения ASP.NET Core, что позволяет централизованно контролировать корректность данных и не дублировать расчетную логику в клиентском веб-интерфейсе и WPF-приложении сотрудника. Для передачи данных между интерфейсами и сервером используются DTO-модели, а сохранение результатов выполняется через Entity Framework Core.</w:t>
-      </w:r>
-    </w:p>
-    <w:p>
-      <w:pPr>
-        <w:pStyle w:val="30"/>
-        <w:spacing w:before="0" w:after="0"/>
-        <w:rPr>
-          <w:rFonts w:cs="Liberation Serif"/>
-          <w:b w:val="0"/>
-          <w:bCs w:val="0"/>
-          <w:i w:val="0"/>
-          <w:iCs w:val="0"/>
-          <w:color w:val="auto"/>
-          <w:szCs w:val="32"/>
-          <w:shd w:val="clear" w:color="auto" w:fill="auto"/>
+        <w:lastRenderedPageBreak/>
+        <w:drawing>
+          <wp:inline distT="0" distB="0" distL="0" distR="0">
+            <wp:extent cx="4867275" cy="7058025"/>
+            <wp:effectExtent l="0" t="0" r="9525" b="9525"/>
+            <wp:docPr id="28" name="Рисунок 28"/>
+            <wp:cNvGraphicFramePr>
+              <a:graphicFrameLocks xmlns:a="http://schemas.openxmlformats.org/drawingml/2006/main" noChangeAspect="1"/>
+            </wp:cNvGraphicFramePr>
+            <a:graphic xmlns:a="http://schemas.openxmlformats.org/drawingml/2006/main">
+              <a:graphicData uri="http://schemas.openxmlformats.org/drawingml/2006/picture">
+                <pic:pic xmlns:pic="http://schemas.openxmlformats.org/drawingml/2006/picture">
+                  <pic:nvPicPr>
+                    <pic:cNvPr id="28" name="склад.png"/>
+                    <pic:cNvPicPr/>
+                  </pic:nvPicPr>
+                  <pic:blipFill>
+                    <a:blip r:embed="rId33">
+                      <a:extLst>
+                        <a:ext uri="{28A0092B-C50C-407E-A947-70E740481C1C}">
+                          <a14:useLocalDpi xmlns:a14="http://schemas.microsoft.com/office/drawing/2010/main" val="0"/>
+                        </a:ext>
+                      </a:extLst>
+                    </a:blip>
+                    <a:stretch>
+                      <a:fillRect/>
+                    </a:stretch>
+                  </pic:blipFill>
+                  <pic:spPr>
+                    <a:xfrm>
+                      <a:off x="0" y="0"/>
+                      <a:ext cx="4867275" cy="7058025"/>
+                    </a:xfrm>
+                    <a:prstGeom prst="rect">
+                      <a:avLst/>
+                    </a:prstGeom>
+                  </pic:spPr>
+                </pic:pic>
+              </a:graphicData>
+            </a:graphic>
+          </wp:inline>
+        </w:drawing>
+      </w:r>
+    </w:p>
+    <w:p>
+      <w:pPr>
+        <w:jc w:val="center"/>
+        <w:rPr>
+          <w:sz w:val="24"/>
+        </w:rPr>
+      </w:pPr>
+      <w:r>
+        <w:rPr>
+          <w:sz w:val="24"/>
+        </w:rPr>
+        <w:t>Рисунок 4.4.2.2 – Алгоритм расчета складских остатков</w:t>
+      </w:r>
+    </w:p>
+    <w:p>
+      <w:pPr>
+        <w:ind w:left="-567"/>
+        <w:jc w:val="center"/>
+        <w:rPr>
+          <w:sz w:val="24"/>
+        </w:rPr>
+      </w:pPr>
+      <w:r>
+        <w:rPr>
+          <w:noProof/>
+          <w:sz w:val="24"/>
           <w:lang w:eastAsia="ru-RU"/>
         </w:rPr>
-      </w:pPr>
-      <w:r>
-        <w:rPr>
-          <w:rFonts w:cs="Liberation Serif"/>
-          <w:b w:val="0"/>
-          <w:bCs w:val="0"/>
-          <w:i w:val="0"/>
-          <w:iCs w:val="0"/>
-          <w:color w:val="auto"/>
-          <w:szCs w:val="32"/>
-          <w:shd w:val="clear" w:color="auto" w:fill="auto"/>
-          <w:lang w:eastAsia="ru-RU"/>
-        </w:rPr>
-        <w:t>Основными исходными данными для расчетов являются цена блюда, напитка или добавки, количество выбранных позиций, процент скидки, показатели калорийности и КБЖУ, сохраненные в карточке позиции меню, состав технологической карты, значения OutputWeight</w:t>
-      </w:r>
-      <w:r>
-        <w:rPr>
-          <w:rFonts w:cs="Liberation Serif"/>
-          <w:b w:val="0"/>
-          <w:bCs w:val="0"/>
-          <w:i w:val="0"/>
-          <w:iCs w:val="0"/>
-          <w:color w:val="auto"/>
-          <w:szCs w:val="32"/>
-          <w:shd w:val="clear" w:color="auto" w:fill="auto"/>
-          <w:lang w:eastAsia="ru-RU"/>
-        </w:rPr>
-        <w:t xml:space="preserve"> – масса выхода</w:t>
-      </w:r>
-      <w:r>
-        <w:rPr>
-          <w:rFonts w:cs="Liberation Serif"/>
-          <w:b w:val="0"/>
-          <w:bCs w:val="0"/>
-          <w:i w:val="0"/>
-          <w:iCs w:val="0"/>
-          <w:color w:val="auto"/>
-          <w:szCs w:val="32"/>
-          <w:shd w:val="clear" w:color="auto" w:fill="auto"/>
-          <w:lang w:eastAsia="ru-RU"/>
-        </w:rPr>
-        <w:t>, NetWeight</w:t>
-      </w:r>
-      <w:r>
-        <w:rPr>
-          <w:rFonts w:cs="Liberation Serif"/>
-          <w:b w:val="0"/>
-          <w:bCs w:val="0"/>
-          <w:i w:val="0"/>
-          <w:iCs w:val="0"/>
-          <w:color w:val="auto"/>
-          <w:szCs w:val="32"/>
-          <w:shd w:val="clear" w:color="auto" w:fill="auto"/>
-          <w:lang w:eastAsia="ru-RU"/>
-        </w:rPr>
-        <w:t xml:space="preserve"> – масса нетто</w:t>
-      </w:r>
-      <w:r>
-        <w:rPr>
-          <w:rFonts w:cs="Liberation Serif"/>
-          <w:b w:val="0"/>
-          <w:bCs w:val="0"/>
-          <w:i w:val="0"/>
-          <w:iCs w:val="0"/>
-          <w:color w:val="auto"/>
-          <w:szCs w:val="32"/>
-          <w:shd w:val="clear" w:color="auto" w:fill="auto"/>
-          <w:lang w:eastAsia="ru-RU"/>
-        </w:rPr>
-        <w:t xml:space="preserve"> и GrossWeight</w:t>
-      </w:r>
-      <w:r>
-        <w:rPr>
-          <w:rFonts w:cs="Liberation Serif"/>
-          <w:b w:val="0"/>
-          <w:bCs w:val="0"/>
-          <w:i w:val="0"/>
-          <w:iCs w:val="0"/>
-          <w:color w:val="auto"/>
-          <w:szCs w:val="32"/>
-          <w:shd w:val="clear" w:color="auto" w:fill="auto"/>
-          <w:lang w:eastAsia="ru-RU"/>
-        </w:rPr>
-        <w:t xml:space="preserve"> – масса брутто</w:t>
-      </w:r>
-      <w:r>
-        <w:rPr>
-          <w:rFonts w:cs="Liberation Serif"/>
-          <w:b w:val="0"/>
-          <w:bCs w:val="0"/>
-          <w:i w:val="0"/>
-          <w:iCs w:val="0"/>
-          <w:color w:val="auto"/>
-          <w:szCs w:val="32"/>
-          <w:shd w:val="clear" w:color="auto" w:fill="auto"/>
-          <w:lang w:eastAsia="ru-RU"/>
-        </w:rPr>
-        <w:t xml:space="preserve">, фактический остаток сырья и стоимость единицы сырья. При работе с числовыми значениями используются поля типа decimal, что важно для денежных расчетов и уменьшает риск ошибок округления. Если отдельные значения в базе данных отсутствуют, серверная логика подставляет безопасные значения по умолчанию, </w:t>
-      </w:r>
-      <w:r>
-        <w:rPr>
-          <w:rFonts w:cs="Liberation Serif"/>
-          <w:b w:val="0"/>
-          <w:bCs w:val="0"/>
-          <w:i w:val="0"/>
-          <w:iCs w:val="0"/>
-          <w:color w:val="auto"/>
-          <w:szCs w:val="32"/>
-          <w:shd w:val="clear" w:color="auto" w:fill="auto"/>
-          <w:lang w:eastAsia="ru-RU"/>
-        </w:rPr>
-        <w:t>например,</w:t>
-      </w:r>
-      <w:r>
-        <w:rPr>
-          <w:rFonts w:cs="Liberation Serif"/>
-          <w:b w:val="0"/>
-          <w:bCs w:val="0"/>
-          <w:i w:val="0"/>
-          <w:iCs w:val="0"/>
-          <w:color w:val="auto"/>
-          <w:szCs w:val="32"/>
-          <w:shd w:val="clear" w:color="auto" w:fill="auto"/>
-          <w:lang w:eastAsia="ru-RU"/>
-        </w:rPr>
-        <w:t xml:space="preserve"> ноль для цены, калорийности или количества.</w:t>
-      </w:r>
-    </w:p>
-    <w:p>
-      <w:pPr>
-        <w:pStyle w:val="30"/>
-        <w:spacing w:before="0" w:after="0"/>
-        <w:rPr>
-          <w:rFonts w:cs="Liberation Serif"/>
-          <w:b w:val="0"/>
-          <w:bCs w:val="0"/>
-          <w:i w:val="0"/>
-          <w:iCs w:val="0"/>
-          <w:color w:val="auto"/>
-          <w:szCs w:val="32"/>
-          <w:shd w:val="clear" w:color="auto" w:fill="auto"/>
-          <w:lang w:eastAsia="ru-RU"/>
-        </w:rPr>
-      </w:pPr>
-      <w:r>
-        <w:rPr>
-          <w:rFonts w:cs="Liberation Serif"/>
-          <w:b w:val="0"/>
-          <w:bCs w:val="0"/>
-          <w:i w:val="0"/>
-          <w:iCs w:val="0"/>
-          <w:color w:val="auto"/>
-          <w:szCs w:val="32"/>
-          <w:shd w:val="clear" w:color="auto" w:fill="auto"/>
-          <w:lang w:eastAsia="ru-RU"/>
-        </w:rPr>
-        <w:t>Алгоритм определения рабочего веса компонента технологической карты применяется при выводе состава, расчете выхода и анализе расхода сырья. Сервер загружает строки состава технологической карты из таблиц ингредиентов и полуфабрикатов, после чего последовательно проверяет заполненность весовых показателей. Если для строки задан OutputWeight и его значение больше нуля, в расчет принимается выходной вес. Если выходной вес отсутствует, используется NetWeight. Если отсутствует и он, система берет GrossWeight. Такой порядок позволяет использовать наиболее точный показатель, но не прерывать расчет при частично заполненной технологической карте.</w:t>
-      </w:r>
-    </w:p>
-    <w:p>
-      <w:pPr>
-        <w:pStyle w:val="30"/>
-        <w:spacing w:before="0" w:after="0"/>
-        <w:rPr>
-          <w:rFonts w:cs="Liberation Serif"/>
-          <w:b w:val="0"/>
-          <w:bCs w:val="0"/>
-          <w:i w:val="0"/>
-          <w:iCs w:val="0"/>
-          <w:color w:val="auto"/>
-          <w:szCs w:val="32"/>
-          <w:shd w:val="clear" w:color="auto" w:fill="auto"/>
-          <w:lang w:eastAsia="ru-RU"/>
-        </w:rPr>
-      </w:pPr>
-      <w:r>
-        <w:rPr>
-          <w:rFonts w:cs="Liberation Serif"/>
-          <w:b w:val="0"/>
-          <w:bCs w:val="0"/>
-          <w:i w:val="0"/>
-          <w:iCs w:val="0"/>
-          <w:color w:val="auto"/>
-          <w:szCs w:val="32"/>
-          <w:shd w:val="clear" w:color="auto" w:fill="auto"/>
-          <w:lang w:eastAsia="ru-RU"/>
-        </w:rPr>
         <w:lastRenderedPageBreak/>
-        <w:t>Алгоритм расчета строки заказа выполняется отдельно для каждой выбранной позиции. При создании или изменении заказа сервер получает структуру заказа из запроса, проверяет идентификаторы блюд, напитков и добавок, загружает соответствующие записи из базы данных и обрабатывает их в цикле. Для блюда или напитка система использует значения PriceRub</w:t>
-      </w:r>
-      <w:r>
-        <w:rPr>
-          <w:rFonts w:cs="Liberation Serif"/>
-          <w:b w:val="0"/>
-          <w:bCs w:val="0"/>
-          <w:i w:val="0"/>
-          <w:iCs w:val="0"/>
-          <w:color w:val="auto"/>
-          <w:szCs w:val="32"/>
-          <w:shd w:val="clear" w:color="auto" w:fill="auto"/>
-          <w:lang w:eastAsia="ru-RU"/>
-        </w:rPr>
-        <w:t xml:space="preserve"> - цена</w:t>
-      </w:r>
-      <w:r>
-        <w:rPr>
-          <w:rFonts w:cs="Liberation Serif"/>
-          <w:b w:val="0"/>
-          <w:bCs w:val="0"/>
-          <w:i w:val="0"/>
-          <w:iCs w:val="0"/>
-          <w:color w:val="auto"/>
-          <w:szCs w:val="32"/>
-          <w:shd w:val="clear" w:color="auto" w:fill="auto"/>
-          <w:lang w:eastAsia="ru-RU"/>
-        </w:rPr>
-        <w:t>, CaloriesKcal</w:t>
-      </w:r>
-      <w:r>
-        <w:rPr>
-          <w:rFonts w:cs="Liberation Serif"/>
-          <w:b w:val="0"/>
-          <w:bCs w:val="0"/>
-          <w:i w:val="0"/>
-          <w:iCs w:val="0"/>
-          <w:color w:val="auto"/>
-          <w:szCs w:val="32"/>
-          <w:shd w:val="clear" w:color="auto" w:fill="auto"/>
-          <w:lang w:eastAsia="ru-RU"/>
-        </w:rPr>
-        <w:t xml:space="preserve"> - ккал</w:t>
-      </w:r>
-      <w:r>
-        <w:rPr>
-          <w:rFonts w:cs="Liberation Serif"/>
-          <w:b w:val="0"/>
-          <w:bCs w:val="0"/>
-          <w:i w:val="0"/>
-          <w:iCs w:val="0"/>
-          <w:color w:val="auto"/>
-          <w:szCs w:val="32"/>
-          <w:shd w:val="clear" w:color="auto" w:fill="auto"/>
-          <w:lang w:eastAsia="ru-RU"/>
-        </w:rPr>
-        <w:t xml:space="preserve"> и Quantity</w:t>
-      </w:r>
-      <w:r>
-        <w:rPr>
-          <w:rFonts w:cs="Liberation Serif"/>
-          <w:b w:val="0"/>
-          <w:bCs w:val="0"/>
-          <w:i w:val="0"/>
-          <w:iCs w:val="0"/>
-          <w:color w:val="auto"/>
-          <w:szCs w:val="32"/>
-          <w:shd w:val="clear" w:color="auto" w:fill="auto"/>
-          <w:lang w:eastAsia="ru-RU"/>
-        </w:rPr>
-        <w:t xml:space="preserve"> - количество</w:t>
-      </w:r>
-      <w:r>
-        <w:rPr>
-          <w:rFonts w:cs="Liberation Serif"/>
-          <w:b w:val="0"/>
-          <w:bCs w:val="0"/>
-          <w:i w:val="0"/>
-          <w:iCs w:val="0"/>
-          <w:color w:val="auto"/>
-          <w:szCs w:val="32"/>
-          <w:shd w:val="clear" w:color="auto" w:fill="auto"/>
-          <w:lang w:eastAsia="ru-RU"/>
-        </w:rPr>
-        <w:t xml:space="preserve">. Затем обрабатываются добавки: их количество пересчитывается с учетом количества основной позиции, после чего к строке заказа прибавляются стоимость и калорийность каждой добавки. Итог строки сохраняется в связанных сущностях заказа, </w:t>
-      </w:r>
-      <w:r>
-        <w:rPr>
-          <w:rFonts w:cs="Liberation Serif"/>
-          <w:b w:val="0"/>
-          <w:bCs w:val="0"/>
-          <w:i w:val="0"/>
-          <w:iCs w:val="0"/>
-          <w:color w:val="auto"/>
-          <w:szCs w:val="32"/>
-          <w:shd w:val="clear" w:color="auto" w:fill="auto"/>
-          <w:lang w:eastAsia="ru-RU"/>
-        </w:rPr>
-        <w:t>например,</w:t>
-      </w:r>
-      <w:r>
-        <w:rPr>
-          <w:rFonts w:cs="Liberation Serif"/>
-          <w:b w:val="0"/>
-          <w:bCs w:val="0"/>
-          <w:i w:val="0"/>
-          <w:iCs w:val="0"/>
-          <w:color w:val="auto"/>
-          <w:szCs w:val="32"/>
-          <w:shd w:val="clear" w:color="auto" w:fill="auto"/>
-          <w:lang w:eastAsia="ru-RU"/>
-        </w:rPr>
-        <w:t xml:space="preserve"> в позициях блюд, напитков или отдельных добавок.</w:t>
-      </w:r>
-    </w:p>
-    <w:p>
-      <w:pPr>
-        <w:pStyle w:val="30"/>
-        <w:spacing w:before="0" w:after="0"/>
-        <w:rPr>
-          <w:rFonts w:cs="Liberation Serif"/>
-          <w:b w:val="0"/>
-          <w:bCs w:val="0"/>
-          <w:i w:val="0"/>
-          <w:iCs w:val="0"/>
-          <w:color w:val="auto"/>
-          <w:szCs w:val="32"/>
-          <w:shd w:val="clear" w:color="auto" w:fill="auto"/>
-          <w:lang w:eastAsia="ru-RU"/>
-        </w:rPr>
-      </w:pPr>
-      <w:r>
-        <w:rPr>
-          <w:rFonts w:cs="Liberation Serif"/>
-          <w:b w:val="0"/>
-          <w:bCs w:val="0"/>
-          <w:i w:val="0"/>
-          <w:iCs w:val="0"/>
-          <w:color w:val="auto"/>
-          <w:szCs w:val="32"/>
-          <w:shd w:val="clear" w:color="auto" w:fill="auto"/>
-          <w:lang w:eastAsia="ru-RU"/>
-        </w:rPr>
-        <w:t>После обработки всех строк заказа система суммирует стоимость и калорийность. Если к заказу применена скидка, сервер получает процент скидки из связанной записи и применяет его к общей сумме заказа</w:t>
-      </w:r>
-      <w:r>
-        <w:rPr>
-          <w:rFonts w:cs="Liberation Serif"/>
-          <w:b w:val="0"/>
-          <w:bCs w:val="0"/>
-          <w:i w:val="0"/>
-          <w:iCs w:val="0"/>
-          <w:color w:val="auto"/>
-          <w:szCs w:val="32"/>
-          <w:shd w:val="clear" w:color="auto" w:fill="auto"/>
-          <w:lang w:eastAsia="ru-RU"/>
-        </w:rPr>
-        <w:t>.</w:t>
-      </w:r>
-      <w:r>
-        <w:rPr>
-          <w:rFonts w:cs="Liberation Serif"/>
-          <w:b w:val="0"/>
-          <w:bCs w:val="0"/>
-          <w:i w:val="0"/>
-          <w:iCs w:val="0"/>
-          <w:color w:val="auto"/>
-          <w:szCs w:val="32"/>
-          <w:shd w:val="clear" w:color="auto" w:fill="auto"/>
-          <w:lang w:eastAsia="ru-RU"/>
-        </w:rPr>
-        <w:t xml:space="preserve"> Такой подход обеспечивает одинаковый результат расчета независимо от того, был заказ создан через веб-интерфейс клиента или изменен через служебное приложение сотрудника.</w:t>
-      </w:r>
-    </w:p>
-    <w:p>
-      <w:pPr>
-        <w:pStyle w:val="30"/>
-        <w:spacing w:before="0" w:after="0"/>
-        <w:rPr>
-          <w:rFonts w:cs="Liberation Serif"/>
-          <w:b w:val="0"/>
-          <w:bCs w:val="0"/>
-          <w:i w:val="0"/>
-          <w:iCs w:val="0"/>
-          <w:color w:val="auto"/>
-          <w:szCs w:val="32"/>
-          <w:shd w:val="clear" w:color="auto" w:fill="auto"/>
-          <w:lang w:eastAsia="ru-RU"/>
-        </w:rPr>
-      </w:pPr>
-      <w:r>
-        <w:rPr>
-          <w:rFonts w:cs="Liberation Serif"/>
-          <w:b w:val="0"/>
-          <w:bCs w:val="0"/>
-          <w:i w:val="0"/>
-          <w:iCs w:val="0"/>
-          <w:color w:val="auto"/>
-          <w:szCs w:val="32"/>
-          <w:shd w:val="clear" w:color="auto" w:fill="auto"/>
-          <w:lang w:eastAsia="ru-RU"/>
-        </w:rPr>
-        <w:t>Алгоритм расчета складского отклонения используется в управленческих отчетах. Сервер определяет расчетный расход сырья по заказам, актам списания и заготовкам, используя данные технологических карт и единицы измерения компонентов. Затем расчетный расход сравнивается с фактическим остатком на складе. Для каждой позиции сырья дополнительно учитывается CostRub, благодаря чему система выводит не только количественное, но и денежное выражение расхождения. Полученные показатели передаются в раздел отчетов WPF-приложения, где администратор может оценить корректность складского учета и выявить проблемные позиции.</w:t>
-      </w:r>
-    </w:p>
-    <w:p>
-      <w:pPr>
-        <w:pStyle w:val="30"/>
-        <w:spacing w:before="0" w:after="0"/>
-        <w:rPr>
-          <w:rFonts w:cs="Liberation Serif"/>
-          <w:b w:val="0"/>
-          <w:bCs w:val="0"/>
-          <w:i w:val="0"/>
-          <w:iCs w:val="0"/>
-          <w:color w:val="auto"/>
-          <w:szCs w:val="32"/>
-          <w:shd w:val="clear" w:color="auto" w:fill="auto"/>
-          <w:lang w:eastAsia="ru-RU"/>
-        </w:rPr>
-      </w:pPr>
-      <w:r>
-        <w:rPr>
-          <w:rFonts w:cs="Liberation Serif"/>
-          <w:b w:val="0"/>
-          <w:bCs w:val="0"/>
-          <w:i w:val="0"/>
-          <w:iCs w:val="0"/>
-          <w:color w:val="auto"/>
-          <w:szCs w:val="32"/>
-          <w:shd w:val="clear" w:color="auto" w:fill="auto"/>
-          <w:lang w:eastAsia="ru-RU"/>
-        </w:rPr>
-        <w:t>Описанные алгоритмы связывают пользовательский заказ, технологические карты, меню и складской учет в единую расчетную цепочку. Это исключает ручное дублирование расчетов, снижает риск ошибок при изменении рецептур и позволяет получать актуальные показатели в карточках меню, истории заказов и аналитических разделах.</w:t>
-      </w:r>
-    </w:p>
-    <w:p>
-      <w:pPr>
-        <w:pStyle w:val="30"/>
-      </w:pPr>
-      <w:r>
-        <w:t>4.4.3 Алгоритмы использования применяемых программных технологий обработки данных</w:t>
-      </w:r>
-      <w:bookmarkEnd w:id="52"/>
-    </w:p>
-    <w:p>
-      <w:pPr>
-        <w:pStyle w:val="aff"/>
-      </w:pPr>
-      <w:r>
-        <w:t>В Garden Nook применяются программные технологии обработки данных: серверная валидация, DTO-контракты, Entity Framework Core, транзакции базы данных и агрегация аналитических показателей. Эти технологии не являются самостоятельной целью, а используются для надежной реализации бизнес-операций кофейни.</w:t>
-      </w:r>
-    </w:p>
-    <w:p>
-      <w:pPr>
-        <w:pStyle w:val="aff"/>
-      </w:pPr>
+        <w:drawing>
+          <wp:inline distT="0" distB="0" distL="0" distR="0">
+            <wp:extent cx="6165850" cy="8968740"/>
+            <wp:effectExtent l="0" t="0" r="6350" b="3810"/>
+            <wp:docPr id="30" name="Рисунок 30"/>
+            <wp:cNvGraphicFramePr>
+              <a:graphicFrameLocks xmlns:a="http://schemas.openxmlformats.org/drawingml/2006/main" noChangeAspect="1"/>
+            </wp:cNvGraphicFramePr>
+            <a:graphic xmlns:a="http://schemas.openxmlformats.org/drawingml/2006/main">
+              <a:graphicData uri="http://schemas.openxmlformats.org/drawingml/2006/picture">
+                <pic:pic xmlns:pic="http://schemas.openxmlformats.org/drawingml/2006/picture">
+                  <pic:nvPicPr>
+                    <pic:cNvPr id="30" name="order.png"/>
+                    <pic:cNvPicPr/>
+                  </pic:nvPicPr>
+                  <pic:blipFill>
+                    <a:blip r:embed="rId34">
+                      <a:extLst>
+                        <a:ext uri="{28A0092B-C50C-407E-A947-70E740481C1C}">
+                          <a14:useLocalDpi xmlns:a14="http://schemas.microsoft.com/office/drawing/2010/main" val="0"/>
+                        </a:ext>
+                      </a:extLst>
+                    </a:blip>
+                    <a:stretch>
+                      <a:fillRect/>
+                    </a:stretch>
+                  </pic:blipFill>
+                  <pic:spPr>
+                    <a:xfrm>
+                      <a:off x="0" y="0"/>
+                      <a:ext cx="6165850" cy="8968740"/>
+                    </a:xfrm>
+                    <a:prstGeom prst="rect">
+                      <a:avLst/>
+                    </a:prstGeom>
+                  </pic:spPr>
+                </pic:pic>
+              </a:graphicData>
+            </a:graphic>
+          </wp:inline>
+        </w:drawing>
+      </w:r>
+    </w:p>
+    <w:p>
+      <w:pPr>
+        <w:jc w:val="center"/>
+        <w:rPr>
+          <w:sz w:val="24"/>
+        </w:rPr>
+      </w:pPr>
+      <w:r>
+        <w:rPr>
+          <w:sz w:val="24"/>
+        </w:rPr>
+        <w:t>Рисунок 4.4.2.3 – Алгоритм расчета заказа</w:t>
+      </w:r>
       <w:bookmarkStart w:id="53" w:name="_GoBack"/>
       <w:bookmarkEnd w:id="53"/>
     </w:p>
     <w:p>
       <w:pPr>
+        <w:pStyle w:val="30"/>
+      </w:pPr>
+      <w:r>
+        <w:lastRenderedPageBreak/>
+        <w:t>4.4.3 Алгоритмы использования применяемых программных технологий обработки данных</w:t>
+      </w:r>
+      <w:bookmarkEnd w:id="52"/>
+    </w:p>
+    <w:p>
+      <w:pPr>
+        <w:pStyle w:val="aff"/>
+      </w:pPr>
+      <w:r>
+        <w:t>В Garden Nook применяются программные технологии обработки данных: серверная валидация, DTO-контракты, Entity Framework Core, транзакции базы данных и агрегация аналитических показателей. Эти технологии не являются самостоятельной целью, а используются для надежной реализации бизнес-операций кофейни.</w:t>
+      </w:r>
+    </w:p>
+    <w:p>
+      <w:pPr>
+        <w:pStyle w:val="aff"/>
+      </w:pPr>
+    </w:p>
+    <w:p>
+      <w:pPr>
         <w:ind w:firstLine="709"/>
         <w:jc w:val="both"/>
         <w:rPr>
@@ -42456,7 +42364,6 @@
         <w:rPr>
           <w:sz w:val="24"/>
         </w:rPr>
-        <w:lastRenderedPageBreak/>
         <w:t>Таблица 4.4.3</w:t>
       </w:r>
       <w:r>
@@ -43233,6 +43140,7 @@
               <w:rPr>
                 <w:sz w:val="24"/>
               </w:rPr>
+              <w:lastRenderedPageBreak/>
               <w:t>Инвентаризация</w:t>
             </w:r>
           </w:p>
@@ -43405,26 +43313,97 @@
         <w:rPr>
           <w:sz w:val="24"/>
         </w:rPr>
+        <w:t>Рисунок 4.4.4.1 - Пример графического анализа данных в административном контуре</w:t>
+      </w:r>
+    </w:p>
+    <w:p>
+      <w:pPr>
+        <w:pStyle w:val="30"/>
+      </w:pPr>
+      <w:bookmarkStart w:id="55" w:name="_Toc229490336"/>
+      <w:r>
+        <w:t>4.4.5 Алгоритмы использования технологий передачи данных</w:t>
+      </w:r>
+      <w:bookmarkEnd w:id="55"/>
+    </w:p>
+    <w:p>
+      <w:pPr>
+        <w:pStyle w:val="aff"/>
+      </w:pPr>
+      <w:r>
+        <w:t>Передача данных между компонентами системы выполняется через серверный API. Веб-клиент и WPF-приложение не обращаются к базе данных напрямую: они формируют JSON-запросы, отправляют их на сервер, получают структурированные ответы и обновляют интерфейс в соответствии с результатом.</w:t>
+      </w:r>
+    </w:p>
+    <w:p>
+      <w:pPr>
+        <w:pStyle w:val="aff"/>
+      </w:pPr>
+      <w:r>
+        <w:t>На рисунке 4.4.5.1 показана последовательность передачи данных при оформлении заказа клиентом. Исходный код диаграммы находится в файле PZ_assets/4.4.5.1_order_sequence.puml.</w:t>
+      </w:r>
+    </w:p>
+    <w:p>
+      <w:pPr>
+        <w:pStyle w:val="aff"/>
+      </w:pPr>
+      <w:r>
+        <w:rPr>
+          <w:b/>
+        </w:rPr>
+        <w:t>[Место для вставки: срендерированная диаграмма PZ_assets/4.4.5.1_order_sequence.puml]</w:t>
+      </w:r>
+    </w:p>
+    <w:p>
+      <w:pPr>
+        <w:pStyle w:val="aa"/>
+      </w:pPr>
+      <w:r>
+        <w:t>Рисунок 4.4.5.1 - Диаграмма последовательности оформления заказа через API</w:t>
+      </w:r>
+    </w:p>
+    <w:p>
+      <w:pPr>
+        <w:pStyle w:val="aff"/>
+      </w:pPr>
+      <w:r>
+        <w:t>Такая схема обеспечивает единое место проверки бизнес-правил и прав доступа. Все критичные изменения проходят через серверную часть, где выполняются валидация, расчет итоговых параметров, транзакционная запись и возврат результата клиентскому приложению.</w:t>
+      </w:r>
+    </w:p>
+    <w:p>
+      <w:pPr>
+        <w:pStyle w:val="2"/>
+      </w:pPr>
+      <w:bookmarkStart w:id="56" w:name="_Toc229490337"/>
+      <w:r>
+        <w:t>4.6 Описание архитектурного решения</w:t>
+      </w:r>
+      <w:bookmarkEnd w:id="56"/>
+    </w:p>
+    <w:p>
+      <w:pPr>
+        <w:pStyle w:val="aff"/>
+      </w:pPr>
+      <w:r>
+        <w:t>Архитектурное решение Garden Nook построено по клиент-серверному принципу. Пользовательские интерфейсы отделены от серверной бизнес-логики и базы данных, а обмен между компонентами выполняется через формализованные DTO-контракты и HTTP-запросы.</w:t>
+      </w:r>
+    </w:p>
+    <w:p>
+      <w:pPr>
+        <w:pStyle w:val="30"/>
+      </w:pPr>
+      <w:bookmarkStart w:id="57" w:name="_Toc229490338"/>
+      <w:r>
         <w:lastRenderedPageBreak/>
-        <w:t>Рисунок 4.4.4.1 - Пример графического анализа данных в административном контуре</w:t>
-      </w:r>
-    </w:p>
-    <w:p>
-      <w:pPr>
-        <w:pStyle w:val="30"/>
-      </w:pPr>
-      <w:bookmarkStart w:id="55" w:name="_Toc229490336"/>
-      <w:r>
-        <w:t>4.4.5 Алгоритмы использования технологий передачи данных</w:t>
-      </w:r>
-      <w:bookmarkEnd w:id="55"/>
+        <w:t>4.6.1 Структурная организация программной системы</w:t>
+      </w:r>
+      <w:bookmarkEnd w:id="57"/>
     </w:p>
     <w:p>
       <w:pPr>
         <w:pStyle w:val="aff"/>
       </w:pPr>
       <w:r>
-        <w:t>Передача данных между компонентами системы выполняется через серверный API. Веб-клиент и WPF-приложение не обращаются к базе данных напрямую: они формируют JSON-запросы, отправляют их на сервер, получают структурированные ответы и обновляют интерфейс в соответствии с результатом.</w:t>
+        <w:t>Программная система состоит из веб-клиента GardenNookWeb, WPF-клиента GardenNookWpf, серверного API GardenNookApi, общей библиотеки TransferModels и базы данных Microsoft SQL Server. Компонентная схема представлена на рисунке 4.6.1.1.</w:t>
       </w:r>
     </w:p>
     <w:p>
@@ -43432,7 +43411,18 @@
         <w:pStyle w:val="aff"/>
       </w:pPr>
       <w:r>
-        <w:t>На рисунке 4.4.5.1 показана последовательность передачи данных при оформлении заказа клиентом. Исходный код диаграммы находится в файле PZ_assets/4.4.5.1_order_sequence.puml.</w:t>
+        <w:rPr>
+          <w:b/>
+        </w:rPr>
+        <w:t>[Место для вставки: срендерированная диаграмма PZ_assets/4.6.1.1_component_diagram.puml]</w:t>
+      </w:r>
+    </w:p>
+    <w:p>
+      <w:pPr>
+        <w:pStyle w:val="aa"/>
+      </w:pPr>
+      <w:r>
+        <w:t>Рисунок 4.6.1.1 - UML-диаграмма компонентов программного комплекса Garden Nook</w:t>
       </w:r>
     </w:p>
     <w:p>
@@ -43440,89 +43430,6 @@
         <w:pStyle w:val="aff"/>
       </w:pPr>
       <w:r>
-        <w:rPr>
-          <w:b/>
-        </w:rPr>
-        <w:t>[Место для вставки: срендерированная диаграмма PZ_assets/4.4.5.1_order_sequence.puml]</w:t>
-      </w:r>
-    </w:p>
-    <w:p>
-      <w:pPr>
-        <w:pStyle w:val="aa"/>
-      </w:pPr>
-      <w:r>
-        <w:t>Рисунок 4.4.5.1 - Диаграмма последовательности оформления заказа через API</w:t>
-      </w:r>
-    </w:p>
-    <w:p>
-      <w:pPr>
-        <w:pStyle w:val="aff"/>
-      </w:pPr>
-      <w:r>
-        <w:t>Такая схема обеспечивает единое место проверки бизнес-правил и прав доступа. Все критичные изменения проходят через серверную часть, где выполняются валидация, расчет итоговых параметров, транзакционная запись и возврат результата клиентскому приложению.</w:t>
-      </w:r>
-    </w:p>
-    <w:p>
-      <w:pPr>
-        <w:pStyle w:val="2"/>
-      </w:pPr>
-      <w:bookmarkStart w:id="56" w:name="_Toc229490337"/>
-      <w:r>
-        <w:t>4.6 Описание архитектурного решения</w:t>
-      </w:r>
-      <w:bookmarkEnd w:id="56"/>
-    </w:p>
-    <w:p>
-      <w:pPr>
-        <w:pStyle w:val="aff"/>
-      </w:pPr>
-      <w:r>
-        <w:t>Архитектурное решение Garden Nook построено по клиент-серверному принципу. Пользовательские интерфейсы отделены от серверной бизнес-логики и базы данных, а обмен между компонентами выполняется через формализованные DTO-контракты и HTTP-запросы.</w:t>
-      </w:r>
-    </w:p>
-    <w:p>
-      <w:pPr>
-        <w:pStyle w:val="30"/>
-      </w:pPr>
-      <w:bookmarkStart w:id="57" w:name="_Toc229490338"/>
-      <w:r>
-        <w:t>4.6.1 Структурная организация программной системы</w:t>
-      </w:r>
-      <w:bookmarkEnd w:id="57"/>
-    </w:p>
-    <w:p>
-      <w:pPr>
-        <w:pStyle w:val="aff"/>
-      </w:pPr>
-      <w:r>
-        <w:t>Программная система состоит из веб-клиента GardenNookWeb, WPF-клиента GardenNookWpf, серверного API GardenNookApi, общей библиотеки TransferModels и базы данных Microsoft SQL Server. Компонентная схема представлена на рисунке 4.6.1.1.</w:t>
-      </w:r>
-    </w:p>
-    <w:p>
-      <w:pPr>
-        <w:pStyle w:val="aff"/>
-      </w:pPr>
-      <w:r>
-        <w:rPr>
-          <w:b/>
-        </w:rPr>
-        <w:t>[Место для вставки: срендерированная диаграмма PZ_assets/4.6.1.1_component_diagram.puml]</w:t>
-      </w:r>
-    </w:p>
-    <w:p>
-      <w:pPr>
-        <w:pStyle w:val="aa"/>
-      </w:pPr>
-      <w:r>
-        <w:t>Рисунок 4.6.1.1 - UML-диаграмма компонентов программного комплекса Garden Nook</w:t>
-      </w:r>
-    </w:p>
-    <w:p>
-      <w:pPr>
-        <w:pStyle w:val="aff"/>
-      </w:pPr>
-      <w:r>
-        <w:lastRenderedPageBreak/>
         <w:t>Веб-клиент обеспечивает работу клиентов кофейни, WPF-клиент используется сотрудниками, серверный API инкапсулирует бизнес-логику и доступ к данным, а TransferModels задает единые структуры обмена. Диаграмма развертывания представлена на рисунке 4.6.1.2.</w:t>
       </w:r>
     </w:p>
@@ -50004,7 +49911,7 @@
 </file>
 
 <file path=customXml/itemProps1.xml><?xml version="1.0" encoding="utf-8"?>
-<ds:datastoreItem xmlns:ds="http://schemas.openxmlformats.org/officeDocument/2006/customXml" ds:itemID="{9A74152D-384E-4947-BC51-7E819DCB84DF}">
+<ds:datastoreItem xmlns:ds="http://schemas.openxmlformats.org/officeDocument/2006/customXml" ds:itemID="{435C2DDC-9E17-4B4C-896B-F02CD9469812}">
   <ds:schemaRefs>
     <ds:schemaRef ds:uri="http://schemas.openxmlformats.org/officeDocument/2006/bibliography"/>
   </ds:schemaRefs>

--- a/2207_в2_Косухин С. Д. ПЗ.docx
+++ b/2207_в2_Косухин С. Д. ПЗ.docx
@@ -12700,7 +12700,7 @@
         <w:tabs>
           <w:tab w:val="clear" w:pos="720"/>
         </w:tabs>
-        <w:ind w:left="993" w:hanging="284"/>
+        <w:ind w:left="0" w:firstLine="709"/>
         <w:jc w:val="both"/>
         <w:rPr>
           <w:sz w:val="24"/>
@@ -12738,7 +12738,7 @@
         <w:tabs>
           <w:tab w:val="clear" w:pos="720"/>
         </w:tabs>
-        <w:ind w:left="993" w:hanging="284"/>
+        <w:ind w:left="0" w:firstLine="709"/>
         <w:jc w:val="both"/>
         <w:rPr>
           <w:sz w:val="24"/>
@@ -12776,7 +12776,7 @@
         <w:tabs>
           <w:tab w:val="clear" w:pos="720"/>
         </w:tabs>
-        <w:ind w:left="993" w:hanging="284"/>
+        <w:ind w:left="0" w:firstLine="709"/>
         <w:jc w:val="both"/>
         <w:rPr>
           <w:sz w:val="24"/>
@@ -12818,7 +12818,7 @@
         <w:tabs>
           <w:tab w:val="clear" w:pos="720"/>
         </w:tabs>
-        <w:ind w:left="993" w:hanging="284"/>
+        <w:ind w:left="0" w:firstLine="709"/>
         <w:jc w:val="both"/>
         <w:rPr>
           <w:sz w:val="24"/>
@@ -12849,7 +12849,7 @@
         <w:tabs>
           <w:tab w:val="clear" w:pos="720"/>
         </w:tabs>
-        <w:ind w:left="993" w:hanging="284"/>
+        <w:ind w:left="0" w:firstLine="709"/>
         <w:jc w:val="both"/>
         <w:rPr>
           <w:sz w:val="24"/>
@@ -12873,7 +12873,7 @@
         <w:tabs>
           <w:tab w:val="clear" w:pos="720"/>
         </w:tabs>
-        <w:ind w:left="993" w:hanging="284"/>
+        <w:ind w:left="0" w:firstLine="709"/>
         <w:jc w:val="both"/>
         <w:rPr>
           <w:sz w:val="24"/>
@@ -42326,31 +42326,21 @@
         </w:rPr>
         <w:t>Рисунок 4.4.2.3 – Алгоритм расчета заказа</w:t>
       </w:r>
-      <w:bookmarkStart w:id="53" w:name="_GoBack"/>
+    </w:p>
+    <w:p>
+      <w:pPr>
+        <w:pStyle w:val="30"/>
+      </w:pPr>
+      <w:bookmarkStart w:id="53" w:name="_Toc229490335"/>
+      <w:bookmarkEnd w:id="52"/>
+      <w:r>
+        <w:lastRenderedPageBreak/>
+        <w:t>4.4.3</w:t>
+      </w:r>
+      <w:r>
+        <w:t xml:space="preserve"> Алгоритмы применения методов графического анализа данных</w:t>
+      </w:r>
       <w:bookmarkEnd w:id="53"/>
-    </w:p>
-    <w:p>
-      <w:pPr>
-        <w:pStyle w:val="30"/>
-      </w:pPr>
-      <w:r>
-        <w:lastRenderedPageBreak/>
-        <w:t>4.4.3 Алгоритмы использования применяемых программных технологий обработки данных</w:t>
-      </w:r>
-      <w:bookmarkEnd w:id="52"/>
-    </w:p>
-    <w:p>
-      <w:pPr>
-        <w:pStyle w:val="aff"/>
-      </w:pPr>
-      <w:r>
-        <w:t>В Garden Nook применяются программные технологии обработки данных: серверная валидация, DTO-контракты, Entity Framework Core, транзакции базы данных и агрегация аналитических показателей. Эти технологии не являются самостоятельной целью, а используются для надежной реализации бизнес-операций кофейни.</w:t>
-      </w:r>
-    </w:p>
-    <w:p>
-      <w:pPr>
-        <w:pStyle w:val="aff"/>
-      </w:pPr>
     </w:p>
     <w:p>
       <w:pPr>
@@ -42364,930 +42354,244 @@
         <w:rPr>
           <w:sz w:val="24"/>
         </w:rPr>
-        <w:t>Таблица 4.4.3</w:t>
-      </w:r>
-      <w:r>
-        <w:rPr>
-          <w:sz w:val="24"/>
-        </w:rPr>
-        <w:t>.1</w:t>
-      </w:r>
-      <w:r>
-        <w:rPr>
-          <w:sz w:val="24"/>
-        </w:rPr>
-        <w:t xml:space="preserve"> - Алгоритмы применения программных технологий обработки данных</w:t>
+        <w:t xml:space="preserve">В программной реализации Garden Nook графический способ представления и интерпретации информации </w:t>
+      </w:r>
+      <w:r>
+        <w:rPr>
+          <w:sz w:val="24"/>
+        </w:rPr>
+        <w:t>используется</w:t>
+      </w:r>
+      <w:r>
+        <w:rPr>
+          <w:sz w:val="24"/>
+        </w:rPr>
+        <w:t xml:space="preserve"> в основном</w:t>
+      </w:r>
+      <w:r>
+        <w:rPr>
+          <w:sz w:val="24"/>
+        </w:rPr>
+        <w:t xml:space="preserve"> в административной части системы для анализа продаж, популярности позиций меню и состояния складских остатков. Основные данные для визуализации формируются на стороне серверного приложения GardenNookApi в контроллере ReportsController. При обращении к методу GetReports сервер вызывает внутренний метод BuildReportAsync, который собирает сведения за выбранный период и формирует набор данных для дальнейшего отображения в интерфейсе администратора.</w:t>
       </w:r>
     </w:p>
     <w:p>
       <w:pPr>
         <w:ind w:firstLine="709"/>
-        <w:rPr>
-          <w:sz w:val="24"/>
-        </w:rPr>
-      </w:pPr>
-    </w:p>
-    <w:tbl>
-      <w:tblPr>
-        <w:tblW w:w="10490" w:type="dxa"/>
-        <w:tblInd w:w="-714" w:type="dxa"/>
-        <w:tblBorders>
-          <w:top w:val="single" w:sz="4" w:space="0" w:color="000000"/>
-          <w:left w:val="single" w:sz="4" w:space="0" w:color="000000"/>
-          <w:bottom w:val="single" w:sz="4" w:space="0" w:color="000000"/>
-          <w:right w:val="single" w:sz="4" w:space="0" w:color="000000"/>
-          <w:insideH w:val="single" w:sz="4" w:space="0" w:color="000000"/>
-          <w:insideV w:val="single" w:sz="4" w:space="0" w:color="000000"/>
-        </w:tblBorders>
-        <w:tblLook w:val="04A0" w:firstRow="1" w:lastRow="0" w:firstColumn="1" w:lastColumn="0" w:noHBand="0" w:noVBand="1"/>
-      </w:tblPr>
-      <w:tblGrid>
-        <w:gridCol w:w="1560"/>
-        <w:gridCol w:w="5790"/>
-        <w:gridCol w:w="3140"/>
-      </w:tblGrid>
-      <w:tr>
-        <w:tc>
-          <w:tcPr>
-            <w:tcW w:w="1560" w:type="dxa"/>
-          </w:tcPr>
-          <w:p>
-            <w:pPr>
-              <w:spacing w:line="240" w:lineRule="auto"/>
-              <w:rPr>
-                <w:sz w:val="24"/>
-              </w:rPr>
-            </w:pPr>
-            <w:r>
-              <w:rPr>
-                <w:sz w:val="24"/>
-              </w:rPr>
-              <w:t>Технологический этап</w:t>
-            </w:r>
-          </w:p>
-        </w:tc>
-        <w:tc>
-          <w:tcPr>
-            <w:tcW w:w="5790" w:type="dxa"/>
-          </w:tcPr>
-          <w:p>
-            <w:pPr>
-              <w:spacing w:line="240" w:lineRule="auto"/>
-              <w:rPr>
-                <w:sz w:val="24"/>
-              </w:rPr>
-            </w:pPr>
-            <w:r>
-              <w:rPr>
-                <w:sz w:val="24"/>
-              </w:rPr>
-              <w:t>Описание</w:t>
-            </w:r>
-          </w:p>
-        </w:tc>
-        <w:tc>
-          <w:tcPr>
-            <w:tcW w:w="3140" w:type="dxa"/>
-          </w:tcPr>
-          <w:p>
-            <w:pPr>
-              <w:spacing w:line="240" w:lineRule="auto"/>
-              <w:rPr>
-                <w:sz w:val="24"/>
-              </w:rPr>
-            </w:pPr>
-            <w:r>
-              <w:rPr>
-                <w:sz w:val="24"/>
-              </w:rPr>
-              <w:t>Результат</w:t>
-            </w:r>
-          </w:p>
-        </w:tc>
-      </w:tr>
-      <w:tr>
-        <w:tc>
-          <w:tcPr>
-            <w:tcW w:w="1560" w:type="dxa"/>
-          </w:tcPr>
-          <w:p>
-            <w:pPr>
-              <w:spacing w:line="240" w:lineRule="auto"/>
-              <w:rPr>
-                <w:sz w:val="24"/>
-              </w:rPr>
-            </w:pPr>
-            <w:r>
-              <w:rPr>
-                <w:sz w:val="24"/>
-              </w:rPr>
-              <w:t>Валидация запроса</w:t>
-            </w:r>
-          </w:p>
-        </w:tc>
-        <w:tc>
-          <w:tcPr>
-            <w:tcW w:w="5790" w:type="dxa"/>
-          </w:tcPr>
-          <w:p>
-            <w:pPr>
-              <w:spacing w:line="240" w:lineRule="auto"/>
-              <w:rPr>
-                <w:sz w:val="24"/>
-              </w:rPr>
-            </w:pPr>
-            <w:r>
-              <w:rPr>
-                <w:sz w:val="24"/>
-              </w:rPr>
-              <w:t>Проверяются обязательные поля, идентификаторы, количество, статус заказа и права пользователя.</w:t>
-            </w:r>
-          </w:p>
-        </w:tc>
-        <w:tc>
-          <w:tcPr>
-            <w:tcW w:w="3140" w:type="dxa"/>
-          </w:tcPr>
-          <w:p>
-            <w:pPr>
-              <w:spacing w:line="240" w:lineRule="auto"/>
-              <w:rPr>
-                <w:sz w:val="24"/>
-              </w:rPr>
-            </w:pPr>
-            <w:r>
-              <w:rPr>
-                <w:sz w:val="24"/>
-              </w:rPr>
-              <w:t>Исключение некорректных операций до записи в БД.</w:t>
-            </w:r>
-          </w:p>
-        </w:tc>
-      </w:tr>
-      <w:tr>
-        <w:tc>
-          <w:tcPr>
-            <w:tcW w:w="1560" w:type="dxa"/>
-          </w:tcPr>
-          <w:p>
-            <w:pPr>
-              <w:spacing w:line="240" w:lineRule="auto"/>
-              <w:rPr>
-                <w:sz w:val="24"/>
-              </w:rPr>
-            </w:pPr>
-            <w:r>
-              <w:rPr>
-                <w:sz w:val="24"/>
-              </w:rPr>
-              <w:t>Преобразование DTO</w:t>
-            </w:r>
-          </w:p>
-        </w:tc>
-        <w:tc>
-          <w:tcPr>
-            <w:tcW w:w="5790" w:type="dxa"/>
-          </w:tcPr>
-          <w:p>
-            <w:pPr>
-              <w:spacing w:line="240" w:lineRule="auto"/>
-              <w:rPr>
-                <w:sz w:val="24"/>
-              </w:rPr>
-            </w:pPr>
-            <w:r>
-              <w:rPr>
-                <w:sz w:val="24"/>
-              </w:rPr>
-              <w:t>JSON-запрос преобразуется в доменные сущности и расчетные структуры.</w:t>
-            </w:r>
-          </w:p>
-        </w:tc>
-        <w:tc>
-          <w:tcPr>
-            <w:tcW w:w="3140" w:type="dxa"/>
-          </w:tcPr>
-          <w:p>
-            <w:pPr>
-              <w:spacing w:line="240" w:lineRule="auto"/>
-              <w:rPr>
-                <w:sz w:val="24"/>
-              </w:rPr>
-            </w:pPr>
-            <w:r>
-              <w:rPr>
-                <w:sz w:val="24"/>
-              </w:rPr>
-              <w:t>Разделение формата обмена и внутренней модели данных.</w:t>
-            </w:r>
-          </w:p>
-        </w:tc>
-      </w:tr>
-      <w:tr>
-        <w:tc>
-          <w:tcPr>
-            <w:tcW w:w="1560" w:type="dxa"/>
-          </w:tcPr>
-          <w:p>
-            <w:pPr>
-              <w:spacing w:line="240" w:lineRule="auto"/>
-              <w:rPr>
-                <w:sz w:val="24"/>
-              </w:rPr>
-            </w:pPr>
-            <w:r>
-              <w:rPr>
-                <w:sz w:val="24"/>
-              </w:rPr>
-              <w:t>Транзакционная запись</w:t>
-            </w:r>
-          </w:p>
-        </w:tc>
-        <w:tc>
-          <w:tcPr>
-            <w:tcW w:w="5790" w:type="dxa"/>
-          </w:tcPr>
-          <w:p>
-            <w:pPr>
-              <w:spacing w:line="240" w:lineRule="auto"/>
-              <w:rPr>
-                <w:sz w:val="24"/>
-              </w:rPr>
-            </w:pPr>
-            <w:r>
-              <w:rPr>
-                <w:sz w:val="24"/>
-              </w:rPr>
-              <w:t>Создание заказа, позиций и списание ингредиентов выполняются как единая операция.</w:t>
-            </w:r>
-          </w:p>
-        </w:tc>
-        <w:tc>
-          <w:tcPr>
-            <w:tcW w:w="3140" w:type="dxa"/>
-          </w:tcPr>
-          <w:p>
-            <w:pPr>
-              <w:spacing w:line="240" w:lineRule="auto"/>
-              <w:rPr>
-                <w:sz w:val="24"/>
-              </w:rPr>
-            </w:pPr>
-            <w:r>
-              <w:rPr>
-                <w:sz w:val="24"/>
-              </w:rPr>
-              <w:t>Исключение частичного сохранения данных.</w:t>
-            </w:r>
-          </w:p>
-        </w:tc>
-      </w:tr>
-      <w:tr>
-        <w:tc>
-          <w:tcPr>
-            <w:tcW w:w="1560" w:type="dxa"/>
-          </w:tcPr>
-          <w:p>
-            <w:pPr>
-              <w:spacing w:line="240" w:lineRule="auto"/>
-              <w:rPr>
-                <w:sz w:val="24"/>
-              </w:rPr>
-            </w:pPr>
-            <w:r>
-              <w:rPr>
-                <w:sz w:val="24"/>
-              </w:rPr>
-              <w:t>Агрегация отчетов</w:t>
-            </w:r>
-          </w:p>
-        </w:tc>
-        <w:tc>
-          <w:tcPr>
-            <w:tcW w:w="5790" w:type="dxa"/>
-          </w:tcPr>
-          <w:p>
-            <w:pPr>
-              <w:spacing w:line="240" w:lineRule="auto"/>
-              <w:rPr>
-                <w:sz w:val="24"/>
-              </w:rPr>
-            </w:pPr>
-            <w:r>
-              <w:rPr>
-                <w:sz w:val="24"/>
-              </w:rPr>
-              <w:t>Заказы группируются по позициям, категориям, периодам и выручке.</w:t>
-            </w:r>
-          </w:p>
-        </w:tc>
-        <w:tc>
-          <w:tcPr>
-            <w:tcW w:w="3140" w:type="dxa"/>
-          </w:tcPr>
-          <w:p>
-            <w:pPr>
-              <w:spacing w:line="240" w:lineRule="auto"/>
-              <w:rPr>
-                <w:sz w:val="24"/>
-              </w:rPr>
-            </w:pPr>
-            <w:r>
-              <w:rPr>
-                <w:sz w:val="24"/>
-              </w:rPr>
-              <w:t>Формирование аналитики продаж и ABC-анализа.</w:t>
-            </w:r>
-          </w:p>
-        </w:tc>
-      </w:tr>
-      <w:tr>
-        <w:tc>
-          <w:tcPr>
-            <w:tcW w:w="1560" w:type="dxa"/>
-          </w:tcPr>
-          <w:p>
-            <w:pPr>
-              <w:spacing w:line="240" w:lineRule="auto"/>
-              <w:rPr>
-                <w:sz w:val="24"/>
-              </w:rPr>
-            </w:pPr>
-            <w:r>
-              <w:rPr>
-                <w:sz w:val="24"/>
-              </w:rPr>
-              <w:t>Обновление интерфейса</w:t>
-            </w:r>
-          </w:p>
-        </w:tc>
-        <w:tc>
-          <w:tcPr>
-            <w:tcW w:w="5790" w:type="dxa"/>
-          </w:tcPr>
-          <w:p>
-            <w:pPr>
-              <w:spacing w:line="240" w:lineRule="auto"/>
-              <w:rPr>
-                <w:sz w:val="24"/>
-              </w:rPr>
-            </w:pPr>
-            <w:r>
-              <w:rPr>
-                <w:sz w:val="24"/>
-              </w:rPr>
-              <w:t>Клиент и WPF-приложение получают актуальные данные через API.</w:t>
-            </w:r>
-          </w:p>
-        </w:tc>
-        <w:tc>
-          <w:tcPr>
-            <w:tcW w:w="3140" w:type="dxa"/>
-          </w:tcPr>
-          <w:p>
-            <w:pPr>
-              <w:spacing w:line="240" w:lineRule="auto"/>
-              <w:rPr>
-                <w:sz w:val="24"/>
-              </w:rPr>
-            </w:pPr>
-            <w:r>
-              <w:rPr>
-                <w:sz w:val="24"/>
-              </w:rPr>
-              <w:t>Согласованное отображение статусов и справочников.</w:t>
-            </w:r>
-          </w:p>
-        </w:tc>
-      </w:tr>
-    </w:tbl>
+        <w:jc w:val="both"/>
+        <w:rPr>
+          <w:sz w:val="24"/>
+        </w:rPr>
+      </w:pPr>
+      <w:r>
+        <w:rPr>
+          <w:sz w:val="24"/>
+        </w:rPr>
+        <w:t>Алгоритм подготовки данных для графического анализа выполняется поэтапно. Сначала пользователь выбирает отчетный период, после чего сервер определяет границы выборки и получает список заказов из таблицы Orders. Далее по связанным таблицам OrderDishItems, OrderDrinkItems, OrderToppingItems, DishToppings и DrinkToppings выбираются сведения о проданных блюдах, напитках и добавках. Для каждой позиции рассчитываются количество продаж и выручка. Эти данные используются методами BuildPopularItemsAsync, BuildUnpopularItemsAsync и BuildAbcItemsAsync, которые формируют списки популярных, непопулярных и значимых по выручке позиций меню.</w:t>
+      </w:r>
+    </w:p>
+    <w:p>
+      <w:pPr>
+        <w:ind w:firstLine="709"/>
+        <w:jc w:val="both"/>
+        <w:rPr>
+          <w:sz w:val="24"/>
+        </w:rPr>
+      </w:pPr>
+      <w:r>
+        <w:rPr>
+          <w:sz w:val="24"/>
+        </w:rPr>
+        <w:t>Для данной предметной области наиболее предпочтительными являются несколько видов визуализации. Столбчатые диаграммы целесообразно использовать для сравнения количества проданных блюд и напитков, так как они позволяют быстро определить наибо</w:t>
+      </w:r>
+      <w:r>
+        <w:rPr>
+          <w:sz w:val="24"/>
+        </w:rPr>
+        <w:t>лее востребованные позиции меню</w:t>
+      </w:r>
+      <w:r>
+        <w:rPr>
+          <w:sz w:val="24"/>
+        </w:rPr>
+        <w:t>. Таблично-графическое представление удобно для ABC-анализа, где позиции сортируются по убыванию выручки и распределяются по степени влияния на финансовый результат. Для складских отчетов предпочтительны таблицы с цветовым выделением отклонений, поскольку администратору важно видеть не только абсолютное количество сырья, но и проблемные позиции, по которым расчетный и фактический остаток расходятся.</w:t>
+      </w:r>
+    </w:p>
+    <w:p>
+      <w:pPr>
+        <w:ind w:firstLine="709"/>
+        <w:jc w:val="both"/>
+        <w:rPr>
+          <w:sz w:val="24"/>
+        </w:rPr>
+      </w:pPr>
+      <w:r>
+        <w:rPr>
+          <w:sz w:val="24"/>
+        </w:rPr>
+        <w:t xml:space="preserve">Отдельный этап графического анализа связан со складскими остатками. Метод BuildInventoryItemsAsync формирует данные по сырью, учитывая расход по заказам, актам списания и заготовкам. Для этого используются вспомогательные операции расчета потребления ингредиентов, после чего система сравнивает ожидаемый расход с фактическим остатком. В результате администратор получает данные о количестве расхождения и его денежном выражении через поле CostRub. Такие показатели удобно отображать в виде таблицы отклонений или диаграммы, где по вертикали указываются ингредиенты, а по горизонтали </w:t>
+      </w:r>
+      <w:r>
+        <w:rPr>
+          <w:sz w:val="24"/>
+        </w:rPr>
+        <w:t xml:space="preserve">- </w:t>
+      </w:r>
+      <w:r>
+        <w:rPr>
+          <w:sz w:val="24"/>
+        </w:rPr>
+        <w:t>величина недостачи или излишка.</w:t>
+      </w:r>
+    </w:p>
+    <w:p>
+      <w:pPr>
+        <w:ind w:firstLine="709"/>
+        <w:jc w:val="both"/>
+        <w:rPr>
+          <w:sz w:val="24"/>
+        </w:rPr>
+      </w:pPr>
+      <w:r>
+        <w:rPr>
+          <w:sz w:val="24"/>
+        </w:rPr>
+        <w:t xml:space="preserve">На основе проведенного графического анализа можно сделать практические управленческие выводы. Например, если определенное блюдо или напиток стабильно попадает в </w:t>
+      </w:r>
+      <w:r>
+        <w:rPr>
+          <w:sz w:val="24"/>
+        </w:rPr>
+        <w:lastRenderedPageBreak/>
+        <w:t>список популярных позиций, его следует учитывать при планировании закупок и заготовок. Если позиция имеет низкое количество продаж, администратор может принять решение о корректировке меню или изменении рецептуры. При анализе складских отклонений можно выявить сырье, по которому чаще всего возникают расхождения, и проверить корректность технологических карт, списаний или фактического учета на складе. Таким образом, графическое представление данных в Garden Nook используется не только для наглядного отображения информации, но и для поддержки управленческих решений по меню, продажам и складскому контролю.</w:t>
+      </w:r>
+      <w:r>
+        <w:rPr>
+          <w:sz w:val="24"/>
+        </w:rPr>
+        <w:t xml:space="preserve"> На рисунке 4.4.3.1 подробно описан алгоритм</w:t>
+      </w:r>
+      <w:r>
+        <w:rPr>
+          <w:sz w:val="24"/>
+        </w:rPr>
+        <w:t xml:space="preserve"> формирования графического отчета</w:t>
+      </w:r>
+      <w:r>
+        <w:rPr>
+          <w:sz w:val="24"/>
+        </w:rPr>
+        <w:t>.</w:t>
+      </w:r>
+      <w:bookmarkStart w:id="54" w:name="_GoBack"/>
+      <w:bookmarkEnd w:id="54"/>
+    </w:p>
+    <w:p>
+      <w:pPr>
+        <w:ind w:left="-426"/>
+        <w:jc w:val="center"/>
+        <w:rPr>
+          <w:sz w:val="24"/>
+        </w:rPr>
+      </w:pPr>
+      <w:r>
+        <w:rPr>
+          <w:noProof/>
+          <w:sz w:val="24"/>
+          <w:lang w:eastAsia="ru-RU"/>
+        </w:rPr>
+        <w:lastRenderedPageBreak/>
+        <w:drawing>
+          <wp:inline distT="0" distB="0" distL="0" distR="0">
+            <wp:extent cx="5981700" cy="8934829"/>
+            <wp:effectExtent l="0" t="0" r="0" b="0"/>
+            <wp:docPr id="31" name="Рисунок 31"/>
+            <wp:cNvGraphicFramePr>
+              <a:graphicFrameLocks xmlns:a="http://schemas.openxmlformats.org/drawingml/2006/main" noChangeAspect="1"/>
+            </wp:cNvGraphicFramePr>
+            <a:graphic xmlns:a="http://schemas.openxmlformats.org/drawingml/2006/main">
+              <a:graphicData uri="http://schemas.openxmlformats.org/drawingml/2006/picture">
+                <pic:pic xmlns:pic="http://schemas.openxmlformats.org/drawingml/2006/picture">
+                  <pic:nvPicPr>
+                    <pic:cNvPr id="31" name="граф.png"/>
+                    <pic:cNvPicPr/>
+                  </pic:nvPicPr>
+                  <pic:blipFill>
+                    <a:blip r:embed="rId35">
+                      <a:extLst>
+                        <a:ext uri="{28A0092B-C50C-407E-A947-70E740481C1C}">
+                          <a14:useLocalDpi xmlns:a14="http://schemas.microsoft.com/office/drawing/2010/main" val="0"/>
+                        </a:ext>
+                      </a:extLst>
+                    </a:blip>
+                    <a:stretch>
+                      <a:fillRect/>
+                    </a:stretch>
+                  </pic:blipFill>
+                  <pic:spPr>
+                    <a:xfrm>
+                      <a:off x="0" y="0"/>
+                      <a:ext cx="5988013" cy="8944259"/>
+                    </a:xfrm>
+                    <a:prstGeom prst="rect">
+                      <a:avLst/>
+                    </a:prstGeom>
+                  </pic:spPr>
+                </pic:pic>
+              </a:graphicData>
+            </a:graphic>
+          </wp:inline>
+        </w:drawing>
+      </w:r>
+    </w:p>
+    <w:p>
+      <w:pPr>
+        <w:jc w:val="center"/>
+        <w:rPr>
+          <w:sz w:val="24"/>
+        </w:rPr>
+      </w:pPr>
+      <w:r>
+        <w:rPr>
+          <w:sz w:val="24"/>
+        </w:rPr>
+        <w:t xml:space="preserve">Рисунок 4.4.3.1 - </w:t>
+      </w:r>
+      <w:r>
+        <w:rPr>
+          <w:sz w:val="24"/>
+        </w:rPr>
+        <w:t>Алгоритм формирования графического отчета</w:t>
+      </w:r>
+    </w:p>
     <w:p>
       <w:pPr>
         <w:pStyle w:val="30"/>
       </w:pPr>
-      <w:bookmarkStart w:id="54" w:name="_Toc229490335"/>
-      <w:r>
-        <w:t>4.4.4 Алгоритмы применения методов графического анализа данных</w:t>
-      </w:r>
-      <w:bookmarkEnd w:id="54"/>
+      <w:bookmarkStart w:id="55" w:name="_Toc229490336"/>
+      <w:r>
+        <w:lastRenderedPageBreak/>
+        <w:t>4.4.4</w:t>
+      </w:r>
+      <w:r>
+        <w:t xml:space="preserve"> Алгоритмы использования технологий передачи данных</w:t>
+      </w:r>
+      <w:bookmarkEnd w:id="55"/>
     </w:p>
     <w:p>
       <w:pPr>
         <w:pStyle w:val="aff"/>
       </w:pPr>
       <w:r>
-        <w:t>Графическое представление информации применяется в административном контуре для анализа продаж, популярности позиций и складского состояния. Данные предварительно агрегируются на сервере, после чего отображаются в виде диаграмм, таблиц и цветовых индикаторов.</w:t>
-      </w:r>
-    </w:p>
-    <w:p>
-      <w:pPr>
-        <w:ind w:firstLine="709"/>
-        <w:rPr>
-          <w:sz w:val="24"/>
-        </w:rPr>
-      </w:pPr>
-      <w:r>
-        <w:rPr>
-          <w:sz w:val="24"/>
-        </w:rPr>
-        <w:t>Таблица 4.4.4 - Применение методов графического анализа данных</w:t>
-      </w:r>
-    </w:p>
-    <w:tbl>
-      <w:tblPr>
-        <w:tblW w:w="0" w:type="auto"/>
-        <w:tblBorders>
-          <w:top w:val="single" w:sz="4" w:space="0" w:color="000000"/>
-          <w:left w:val="single" w:sz="4" w:space="0" w:color="000000"/>
-          <w:bottom w:val="single" w:sz="4" w:space="0" w:color="000000"/>
-          <w:right w:val="single" w:sz="4" w:space="0" w:color="000000"/>
-          <w:insideH w:val="single" w:sz="4" w:space="0" w:color="000000"/>
-          <w:insideV w:val="single" w:sz="4" w:space="0" w:color="000000"/>
-        </w:tblBorders>
-        <w:tblLook w:val="04A0" w:firstRow="1" w:lastRow="0" w:firstColumn="1" w:lastColumn="0" w:noHBand="0" w:noVBand="1"/>
-      </w:tblPr>
-      <w:tblGrid>
-        <w:gridCol w:w="1956"/>
-        <w:gridCol w:w="2484"/>
-        <w:gridCol w:w="2235"/>
-        <w:gridCol w:w="2671"/>
-      </w:tblGrid>
-      <w:tr>
-        <w:tc>
-          <w:tcPr>
-            <w:tcW w:w="2300" w:type="dxa"/>
-          </w:tcPr>
-          <w:p>
-            <w:pPr>
-              <w:spacing w:line="240" w:lineRule="auto"/>
-              <w:rPr>
-                <w:sz w:val="24"/>
-              </w:rPr>
-            </w:pPr>
-            <w:r>
-              <w:rPr>
-                <w:sz w:val="24"/>
-              </w:rPr>
-              <w:t>Задача анализа</w:t>
-            </w:r>
-          </w:p>
-        </w:tc>
-        <w:tc>
-          <w:tcPr>
-            <w:tcW w:w="3000" w:type="dxa"/>
-          </w:tcPr>
-          <w:p>
-            <w:pPr>
-              <w:spacing w:line="240" w:lineRule="auto"/>
-              <w:rPr>
-                <w:sz w:val="24"/>
-              </w:rPr>
-            </w:pPr>
-            <w:r>
-              <w:rPr>
-                <w:sz w:val="24"/>
-              </w:rPr>
-              <w:t>Исходные данные</w:t>
-            </w:r>
-          </w:p>
-        </w:tc>
-        <w:tc>
-          <w:tcPr>
-            <w:tcW w:w="2700" w:type="dxa"/>
-          </w:tcPr>
-          <w:p>
-            <w:pPr>
-              <w:spacing w:line="240" w:lineRule="auto"/>
-              <w:rPr>
-                <w:sz w:val="24"/>
-              </w:rPr>
-            </w:pPr>
-            <w:r>
-              <w:rPr>
-                <w:sz w:val="24"/>
-              </w:rPr>
-              <w:t>Способ представления</w:t>
-            </w:r>
-          </w:p>
-        </w:tc>
-        <w:tc>
-          <w:tcPr>
-            <w:tcW w:w="3300" w:type="dxa"/>
-          </w:tcPr>
-          <w:p>
-            <w:pPr>
-              <w:spacing w:line="240" w:lineRule="auto"/>
-              <w:rPr>
-                <w:sz w:val="24"/>
-              </w:rPr>
-            </w:pPr>
-            <w:r>
-              <w:rPr>
-                <w:sz w:val="24"/>
-              </w:rPr>
-              <w:t>Управленческий вывод</w:t>
-            </w:r>
-          </w:p>
-        </w:tc>
-      </w:tr>
-      <w:tr>
-        <w:tc>
-          <w:tcPr>
-            <w:tcW w:w="2300" w:type="dxa"/>
-          </w:tcPr>
-          <w:p>
-            <w:pPr>
-              <w:spacing w:line="240" w:lineRule="auto"/>
-              <w:rPr>
-                <w:sz w:val="24"/>
-              </w:rPr>
-            </w:pPr>
-            <w:r>
-              <w:rPr>
-                <w:sz w:val="24"/>
-              </w:rPr>
-              <w:t>Продажи по позициям</w:t>
-            </w:r>
-          </w:p>
-        </w:tc>
-        <w:tc>
-          <w:tcPr>
-            <w:tcW w:w="3000" w:type="dxa"/>
-          </w:tcPr>
-          <w:p>
-            <w:pPr>
-              <w:spacing w:line="240" w:lineRule="auto"/>
-              <w:rPr>
-                <w:sz w:val="24"/>
-              </w:rPr>
-            </w:pPr>
-            <w:r>
-              <w:rPr>
-                <w:sz w:val="24"/>
-              </w:rPr>
-              <w:t>Заказы и позиции заказа за выбранный период</w:t>
-            </w:r>
-          </w:p>
-        </w:tc>
-        <w:tc>
-          <w:tcPr>
-            <w:tcW w:w="2700" w:type="dxa"/>
-          </w:tcPr>
-          <w:p>
-            <w:pPr>
-              <w:spacing w:line="240" w:lineRule="auto"/>
-              <w:rPr>
-                <w:sz w:val="24"/>
-              </w:rPr>
-            </w:pPr>
-            <w:r>
-              <w:rPr>
-                <w:sz w:val="24"/>
-              </w:rPr>
-              <w:t>Столбчатая диаграмма и таблица</w:t>
-            </w:r>
-          </w:p>
-        </w:tc>
-        <w:tc>
-          <w:tcPr>
-            <w:tcW w:w="3300" w:type="dxa"/>
-          </w:tcPr>
-          <w:p>
-            <w:pPr>
-              <w:spacing w:line="240" w:lineRule="auto"/>
-              <w:rPr>
-                <w:sz w:val="24"/>
-              </w:rPr>
-            </w:pPr>
-            <w:r>
-              <w:rPr>
-                <w:sz w:val="24"/>
-              </w:rPr>
-              <w:t>Выявление наиболее продаваемых позиций.</w:t>
-            </w:r>
-          </w:p>
-        </w:tc>
-      </w:tr>
-      <w:tr>
-        <w:tc>
-          <w:tcPr>
-            <w:tcW w:w="2300" w:type="dxa"/>
-          </w:tcPr>
-          <w:p>
-            <w:pPr>
-              <w:spacing w:line="240" w:lineRule="auto"/>
-              <w:rPr>
-                <w:sz w:val="24"/>
-              </w:rPr>
-            </w:pPr>
-            <w:r>
-              <w:rPr>
-                <w:sz w:val="24"/>
-              </w:rPr>
-              <w:t>Популярные позиции</w:t>
-            </w:r>
-          </w:p>
-        </w:tc>
-        <w:tc>
-          <w:tcPr>
-            <w:tcW w:w="3000" w:type="dxa"/>
-          </w:tcPr>
-          <w:p>
-            <w:pPr>
-              <w:spacing w:line="240" w:lineRule="auto"/>
-              <w:rPr>
-                <w:sz w:val="24"/>
-              </w:rPr>
-            </w:pPr>
-            <w:r>
-              <w:rPr>
-                <w:sz w:val="24"/>
-              </w:rPr>
-              <w:t>Количество продаж по блюдам, напиткам и добавкам</w:t>
-            </w:r>
-          </w:p>
-        </w:tc>
-        <w:tc>
-          <w:tcPr>
-            <w:tcW w:w="2700" w:type="dxa"/>
-          </w:tcPr>
-          <w:p>
-            <w:pPr>
-              <w:spacing w:line="240" w:lineRule="auto"/>
-              <w:rPr>
-                <w:sz w:val="24"/>
-              </w:rPr>
-            </w:pPr>
-            <w:r>
-              <w:rPr>
-                <w:sz w:val="24"/>
-              </w:rPr>
-              <w:t>Рейтинг и диаграмма</w:t>
-            </w:r>
-          </w:p>
-        </w:tc>
-        <w:tc>
-          <w:tcPr>
-            <w:tcW w:w="3300" w:type="dxa"/>
-          </w:tcPr>
-          <w:p>
-            <w:pPr>
-              <w:spacing w:line="240" w:lineRule="auto"/>
-              <w:rPr>
-                <w:sz w:val="24"/>
-              </w:rPr>
-            </w:pPr>
-            <w:r>
-              <w:rPr>
-                <w:sz w:val="24"/>
-              </w:rPr>
-              <w:t>Корректировка меню и закупок.</w:t>
-            </w:r>
-          </w:p>
-        </w:tc>
-      </w:tr>
-      <w:tr>
-        <w:tc>
-          <w:tcPr>
-            <w:tcW w:w="2300" w:type="dxa"/>
-          </w:tcPr>
-          <w:p>
-            <w:pPr>
-              <w:spacing w:line="240" w:lineRule="auto"/>
-              <w:rPr>
-                <w:sz w:val="24"/>
-              </w:rPr>
-            </w:pPr>
-            <w:r>
-              <w:rPr>
-                <w:sz w:val="24"/>
-              </w:rPr>
-              <w:t>ABC-анализ</w:t>
-            </w:r>
-          </w:p>
-        </w:tc>
-        <w:tc>
-          <w:tcPr>
-            <w:tcW w:w="3000" w:type="dxa"/>
-          </w:tcPr>
-          <w:p>
-            <w:pPr>
-              <w:spacing w:line="240" w:lineRule="auto"/>
-              <w:rPr>
-                <w:sz w:val="24"/>
-              </w:rPr>
-            </w:pPr>
-            <w:r>
-              <w:rPr>
-                <w:sz w:val="24"/>
-              </w:rPr>
-              <w:t>Выручка и доля каждой позиции в общем результате</w:t>
-            </w:r>
-          </w:p>
-        </w:tc>
-        <w:tc>
-          <w:tcPr>
-            <w:tcW w:w="2700" w:type="dxa"/>
-          </w:tcPr>
-          <w:p>
-            <w:pPr>
-              <w:spacing w:line="240" w:lineRule="auto"/>
-              <w:rPr>
-                <w:sz w:val="24"/>
-              </w:rPr>
-            </w:pPr>
-            <w:r>
-              <w:rPr>
-                <w:sz w:val="24"/>
-              </w:rPr>
-              <w:t>Таблица групп A, B, C</w:t>
-            </w:r>
-          </w:p>
-        </w:tc>
-        <w:tc>
-          <w:tcPr>
-            <w:tcW w:w="3300" w:type="dxa"/>
-          </w:tcPr>
-          <w:p>
-            <w:pPr>
-              <w:spacing w:line="240" w:lineRule="auto"/>
-              <w:rPr>
-                <w:sz w:val="24"/>
-              </w:rPr>
-            </w:pPr>
-            <w:r>
-              <w:rPr>
-                <w:sz w:val="24"/>
-              </w:rPr>
-              <w:t>Определение ключевых позиций ассортимента.</w:t>
-            </w:r>
-          </w:p>
-        </w:tc>
-      </w:tr>
-      <w:tr>
-        <w:tc>
-          <w:tcPr>
-            <w:tcW w:w="2300" w:type="dxa"/>
-          </w:tcPr>
-          <w:p>
-            <w:pPr>
-              <w:spacing w:line="240" w:lineRule="auto"/>
-              <w:rPr>
-                <w:sz w:val="24"/>
-              </w:rPr>
-            </w:pPr>
-            <w:r>
-              <w:rPr>
-                <w:sz w:val="24"/>
-              </w:rPr>
-              <w:lastRenderedPageBreak/>
-              <w:t>Инвентаризация</w:t>
-            </w:r>
-          </w:p>
-        </w:tc>
-        <w:tc>
-          <w:tcPr>
-            <w:tcW w:w="3000" w:type="dxa"/>
-          </w:tcPr>
-          <w:p>
-            <w:pPr>
-              <w:spacing w:line="240" w:lineRule="auto"/>
-              <w:rPr>
-                <w:sz w:val="24"/>
-              </w:rPr>
-            </w:pPr>
-            <w:r>
-              <w:rPr>
-                <w:sz w:val="24"/>
-              </w:rPr>
-              <w:t>Фактический и расчетный расход ингредиентов</w:t>
-            </w:r>
-          </w:p>
-        </w:tc>
-        <w:tc>
-          <w:tcPr>
-            <w:tcW w:w="2700" w:type="dxa"/>
-          </w:tcPr>
-          <w:p>
-            <w:pPr>
-              <w:spacing w:line="240" w:lineRule="auto"/>
-              <w:rPr>
-                <w:sz w:val="24"/>
-              </w:rPr>
-            </w:pPr>
-            <w:r>
-              <w:rPr>
-                <w:sz w:val="24"/>
-              </w:rPr>
-              <w:t>Таблица отклонений и график</w:t>
-            </w:r>
-          </w:p>
-        </w:tc>
-        <w:tc>
-          <w:tcPr>
-            <w:tcW w:w="3300" w:type="dxa"/>
-          </w:tcPr>
-          <w:p>
-            <w:pPr>
-              <w:spacing w:line="240" w:lineRule="auto"/>
-              <w:rPr>
-                <w:sz w:val="24"/>
-              </w:rPr>
-            </w:pPr>
-            <w:r>
-              <w:rPr>
-                <w:sz w:val="24"/>
-              </w:rPr>
-              <w:t>Контроль складских расхождений.</w:t>
-            </w:r>
-          </w:p>
-        </w:tc>
-      </w:tr>
-      <w:tr>
-        <w:tc>
-          <w:tcPr>
-            <w:tcW w:w="2300" w:type="dxa"/>
-          </w:tcPr>
-          <w:p>
-            <w:pPr>
-              <w:spacing w:line="240" w:lineRule="auto"/>
-              <w:rPr>
-                <w:sz w:val="24"/>
-              </w:rPr>
-            </w:pPr>
-            <w:r>
-              <w:rPr>
-                <w:sz w:val="24"/>
-              </w:rPr>
-              <w:t>Критические остатки</w:t>
-            </w:r>
-          </w:p>
-        </w:tc>
-        <w:tc>
-          <w:tcPr>
-            <w:tcW w:w="3000" w:type="dxa"/>
-          </w:tcPr>
-          <w:p>
-            <w:pPr>
-              <w:spacing w:line="240" w:lineRule="auto"/>
-              <w:rPr>
-                <w:sz w:val="24"/>
-              </w:rPr>
-            </w:pPr>
-            <w:r>
-              <w:rPr>
-                <w:sz w:val="24"/>
-              </w:rPr>
-              <w:t>Остатки ингредиентов и минимальные нормы</w:t>
-            </w:r>
-          </w:p>
-        </w:tc>
-        <w:tc>
-          <w:tcPr>
-            <w:tcW w:w="2700" w:type="dxa"/>
-          </w:tcPr>
-          <w:p>
-            <w:pPr>
-              <w:spacing w:line="240" w:lineRule="auto"/>
-              <w:rPr>
-                <w:sz w:val="24"/>
-              </w:rPr>
-            </w:pPr>
-            <w:r>
-              <w:rPr>
-                <w:sz w:val="24"/>
-              </w:rPr>
-              <w:t>Цветовые индикаторы</w:t>
-            </w:r>
-          </w:p>
-        </w:tc>
-        <w:tc>
-          <w:tcPr>
-            <w:tcW w:w="3300" w:type="dxa"/>
-          </w:tcPr>
-          <w:p>
-            <w:pPr>
-              <w:spacing w:line="240" w:lineRule="auto"/>
-              <w:rPr>
-                <w:sz w:val="24"/>
-              </w:rPr>
-            </w:pPr>
-            <w:r>
-              <w:rPr>
-                <w:sz w:val="24"/>
-              </w:rPr>
-              <w:t>Предупреждение дефицита сырья.</w:t>
-            </w:r>
-          </w:p>
-        </w:tc>
-      </w:tr>
-    </w:tbl>
+        <w:t>Передача данных между компонентами системы выполняется через серверный API. Веб-клиент и WPF-приложение не обращаются к базе данных напрямую: они формируют JSON-запросы, отправляют их на сервер, получают структурированные ответы и обновляют интерфейс в соответствии с результатом.</w:t>
+      </w:r>
+    </w:p>
     <w:p>
       <w:pPr>
         <w:pStyle w:val="aff"/>
       </w:pPr>
       <w:r>
-        <w:t>Для подтверждения данного подраздела следует вставить скриншот раздела отчетов с графиком продаж, ABC-анализом или инвентаризацией. Такой рисунок должен располагаться рядом с описанием, чтобы не было разрыва между ссылкой и иллюстрацией.</w:t>
+        <w:t>На рисунке 4.4.5.1 показана последовательность передачи данных при оформлении заказа клиентом. Исходный код диаграммы находится в файле PZ_assets/4.4.5.1_order_sequence.puml.</w:t>
       </w:r>
     </w:p>
     <w:p>
@@ -43298,40 +42602,65 @@
         <w:rPr>
           <w:b/>
         </w:rPr>
-        <w:t>[Место для вставки: скриншот ReportsView с графиком, ABC-анализом или инвентаризацией]</w:t>
+        <w:t>[Место для вставки: срендерированная диаграмма PZ_assets/4.4.5.1_order_sequence.puml]</w:t>
       </w:r>
     </w:p>
     <w:p>
       <w:pPr>
         <w:pStyle w:val="aa"/>
-        <w:jc w:val="center"/>
-        <w:rPr>
-          <w:sz w:val="24"/>
-        </w:rPr>
-      </w:pPr>
-      <w:r>
-        <w:rPr>
-          <w:sz w:val="24"/>
-        </w:rPr>
-        <w:t>Рисунок 4.4.4.1 - Пример графического анализа данных в административном контуре</w:t>
+      </w:pPr>
+      <w:r>
+        <w:t>Рисунок 4.4.5.1 - Диаграмма последовательности оформления заказа через API</w:t>
+      </w:r>
+    </w:p>
+    <w:p>
+      <w:pPr>
+        <w:pStyle w:val="aff"/>
+      </w:pPr>
+      <w:r>
+        <w:t>Такая схема обеспечивает единое место проверки бизнес-правил и прав доступа. Все критичные изменения проходят через серверную часть, где выполняются валидация, расчет итоговых параметров, транзакционная запись и возврат результата клиентскому приложению.</w:t>
+      </w:r>
+    </w:p>
+    <w:p>
+      <w:pPr>
+        <w:pStyle w:val="2"/>
+      </w:pPr>
+      <w:bookmarkStart w:id="56" w:name="_Toc229490337"/>
+      <w:r>
+        <w:t>4.5</w:t>
+      </w:r>
+      <w:r>
+        <w:t xml:space="preserve"> Описание архитектурного решения</w:t>
+      </w:r>
+      <w:bookmarkEnd w:id="56"/>
+    </w:p>
+    <w:p>
+      <w:pPr>
+        <w:pStyle w:val="aff"/>
+      </w:pPr>
+      <w:r>
+        <w:t>Архитектурное решение Garden Nook построено по клиент-серверному принципу. Пользовательские интерфейсы отделены от серверной бизнес-логики и базы данных, а обмен между компонентами выполняется через формализованные DTO-контракты и HTTP-запросы.</w:t>
       </w:r>
     </w:p>
     <w:p>
       <w:pPr>
         <w:pStyle w:val="30"/>
       </w:pPr>
-      <w:bookmarkStart w:id="55" w:name="_Toc229490336"/>
-      <w:r>
-        <w:t>4.4.5 Алгоритмы использования технологий передачи данных</w:t>
-      </w:r>
-      <w:bookmarkEnd w:id="55"/>
+      <w:bookmarkStart w:id="57" w:name="_Toc229490338"/>
+      <w:r>
+        <w:t>4.5</w:t>
+      </w:r>
+      <w:r>
+        <w:t>.1 Структурная организация программной системы</w:t>
+      </w:r>
+      <w:bookmarkEnd w:id="57"/>
     </w:p>
     <w:p>
       <w:pPr>
         <w:pStyle w:val="aff"/>
       </w:pPr>
       <w:r>
-        <w:t>Передача данных между компонентами системы выполняется через серверный API. Веб-клиент и WPF-приложение не обращаются к базе данных напрямую: они формируют JSON-запросы, отправляют их на сервер, получают структурированные ответы и обновляют интерфейс в соответствии с результатом.</w:t>
+        <w:t>Программная система состоит из веб-клиента GardenNookWeb, WPF-клиента GardenNookWpf, серверного API GardenNookApi, общей библиотеки TransferModels и базы данных Microsoft SQL Server. Компонентная схема представлена на рисунке 4.6.1.1.</w:t>
       </w:r>
     </w:p>
     <w:p>
@@ -43339,7 +42668,18 @@
         <w:pStyle w:val="aff"/>
       </w:pPr>
       <w:r>
-        <w:t>На рисунке 4.4.5.1 показана последовательность передачи данных при оформлении заказа клиентом. Исходный код диаграммы находится в файле PZ_assets/4.4.5.1_order_sequence.puml.</w:t>
+        <w:rPr>
+          <w:b/>
+        </w:rPr>
+        <w:t>[Место для вставки: срендерированная диаграмма PZ_assets/4.6.1.1_component_diagram.puml]</w:t>
+      </w:r>
+    </w:p>
+    <w:p>
+      <w:pPr>
+        <w:pStyle w:val="aa"/>
+      </w:pPr>
+      <w:r>
+        <w:t>Рисунок 4.6.1.1 - UML-диаграмма компонентов программного комплекса Garden Nook</w:t>
       </w:r>
     </w:p>
     <w:p>
@@ -43347,10 +42687,22 @@
         <w:pStyle w:val="aff"/>
       </w:pPr>
       <w:r>
+        <w:t xml:space="preserve">Веб-клиент обеспечивает работу клиентов кофейни, WPF-клиент используется сотрудниками, серверный API инкапсулирует бизнес-логику и доступ к данным, а </w:t>
+      </w:r>
+      <w:r>
+        <w:lastRenderedPageBreak/>
+        <w:t>TransferModels задает единые структуры обмена. Диаграмма развертывания представлена на рисунке 4.6.1.2.</w:t>
+      </w:r>
+    </w:p>
+    <w:p>
+      <w:pPr>
+        <w:pStyle w:val="aff"/>
+      </w:pPr>
+      <w:r>
         <w:rPr>
           <w:b/>
         </w:rPr>
-        <w:t>[Место для вставки: срендерированная диаграмма PZ_assets/4.4.5.1_order_sequence.puml]</w:t>
+        <w:t>[Место для вставки: срендерированная диаграмма PZ_assets/4.6.1.2_deployment_diagram.puml]</w:t>
       </w:r>
     </w:p>
     <w:p>
@@ -43358,107 +42710,19 @@
         <w:pStyle w:val="aa"/>
       </w:pPr>
       <w:r>
-        <w:t>Рисунок 4.4.5.1 - Диаграмма последовательности оформления заказа через API</w:t>
-      </w:r>
-    </w:p>
-    <w:p>
-      <w:pPr>
-        <w:pStyle w:val="aff"/>
-      </w:pPr>
-      <w:r>
-        <w:t>Такая схема обеспечивает единое место проверки бизнес-правил и прав доступа. Все критичные изменения проходят через серверную часть, где выполняются валидация, расчет итоговых параметров, транзакционная запись и возврат результата клиентскому приложению.</w:t>
-      </w:r>
-    </w:p>
-    <w:p>
-      <w:pPr>
-        <w:pStyle w:val="2"/>
-      </w:pPr>
-      <w:bookmarkStart w:id="56" w:name="_Toc229490337"/>
-      <w:r>
-        <w:t>4.6 Описание архитектурного решения</w:t>
-      </w:r>
-      <w:bookmarkEnd w:id="56"/>
-    </w:p>
-    <w:p>
-      <w:pPr>
-        <w:pStyle w:val="aff"/>
-      </w:pPr>
-      <w:r>
-        <w:t>Архитектурное решение Garden Nook построено по клиент-серверному принципу. Пользовательские интерфейсы отделены от серверной бизнес-логики и базы данных, а обмен между компонентами выполняется через формализованные DTO-контракты и HTTP-запросы.</w:t>
+        <w:t>Рисунок 4.6.1.2 - UML-диаграмма развертывания программного комплекса Garden Nook</w:t>
       </w:r>
     </w:p>
     <w:p>
       <w:pPr>
         <w:pStyle w:val="30"/>
       </w:pPr>
-      <w:bookmarkStart w:id="57" w:name="_Toc229490338"/>
-      <w:r>
-        <w:lastRenderedPageBreak/>
-        <w:t>4.6.1 Структурная организация программной системы</w:t>
-      </w:r>
-      <w:bookmarkEnd w:id="57"/>
-    </w:p>
-    <w:p>
-      <w:pPr>
-        <w:pStyle w:val="aff"/>
-      </w:pPr>
-      <w:r>
-        <w:t>Программная система состоит из веб-клиента GardenNookWeb, WPF-клиента GardenNookWpf, серверного API GardenNookApi, общей библиотеки TransferModels и базы данных Microsoft SQL Server. Компонентная схема представлена на рисунке 4.6.1.1.</w:t>
-      </w:r>
-    </w:p>
-    <w:p>
-      <w:pPr>
-        <w:pStyle w:val="aff"/>
-      </w:pPr>
-      <w:r>
-        <w:rPr>
-          <w:b/>
-        </w:rPr>
-        <w:t>[Место для вставки: срендерированная диаграмма PZ_assets/4.6.1.1_component_diagram.puml]</w:t>
-      </w:r>
-    </w:p>
-    <w:p>
-      <w:pPr>
-        <w:pStyle w:val="aa"/>
-      </w:pPr>
-      <w:r>
-        <w:t>Рисунок 4.6.1.1 - UML-диаграмма компонентов программного комплекса Garden Nook</w:t>
-      </w:r>
-    </w:p>
-    <w:p>
-      <w:pPr>
-        <w:pStyle w:val="aff"/>
-      </w:pPr>
-      <w:r>
-        <w:t>Веб-клиент обеспечивает работу клиентов кофейни, WPF-клиент используется сотрудниками, серверный API инкапсулирует бизнес-логику и доступ к данным, а TransferModels задает единые структуры обмена. Диаграмма развертывания представлена на рисунке 4.6.1.2.</w:t>
-      </w:r>
-    </w:p>
-    <w:p>
-      <w:pPr>
-        <w:pStyle w:val="aff"/>
-      </w:pPr>
-      <w:r>
-        <w:rPr>
-          <w:b/>
-        </w:rPr>
-        <w:t>[Место для вставки: срендерированная диаграмма PZ_assets/4.6.1.2_deployment_diagram.puml]</w:t>
-      </w:r>
-    </w:p>
-    <w:p>
-      <w:pPr>
-        <w:pStyle w:val="aa"/>
-      </w:pPr>
-      <w:r>
-        <w:t>Рисунок 4.6.1.2 - UML-диаграмма развертывания программного комплекса Garden Nook</w:t>
-      </w:r>
-    </w:p>
-    <w:p>
-      <w:pPr>
-        <w:pStyle w:val="30"/>
-      </w:pPr>
       <w:bookmarkStart w:id="58" w:name="_Toc229490339"/>
       <w:r>
-        <w:t>4.6.2 Архитектура программного кода</w:t>
+        <w:t>4.5</w:t>
+      </w:r>
+      <w:r>
+        <w:t>.2 Архитектура программного кода</w:t>
       </w:r>
       <w:bookmarkEnd w:id="58"/>
     </w:p>
@@ -44347,7 +43611,6 @@
           <w:sz w:val="24"/>
           <w:szCs w:val="24"/>
         </w:rPr>
-        <w:lastRenderedPageBreak/>
         <w:t>СПИСОК ИСПОЛЬЗ</w:t>
       </w:r>
       <w:r>
@@ -44459,7 +43722,6 @@
           <w:sz w:val="24"/>
           <w:szCs w:val="24"/>
         </w:rPr>
-        <w:lastRenderedPageBreak/>
         <w:t>ПРИЛОЖЕНИЯ</w:t>
       </w:r>
       <w:bookmarkEnd w:id="69"/>
@@ -49911,7 +49173,7 @@
 </file>
 
 <file path=customXml/itemProps1.xml><?xml version="1.0" encoding="utf-8"?>
-<ds:datastoreItem xmlns:ds="http://schemas.openxmlformats.org/officeDocument/2006/customXml" ds:itemID="{435C2DDC-9E17-4B4C-896B-F02CD9469812}">
+<ds:datastoreItem xmlns:ds="http://schemas.openxmlformats.org/officeDocument/2006/customXml" ds:itemID="{9565010D-EB2E-4F69-88D4-F2B637115396}">
   <ds:schemaRefs>
     <ds:schemaRef ds:uri="http://schemas.openxmlformats.org/officeDocument/2006/bibliography"/>
   </ds:schemaRefs>

--- a/2207_в2_Косухин С. Д. ПЗ.docx
+++ b/2207_в2_Косухин С. Д. ПЗ.docx
@@ -6718,7 +6718,22 @@
           <w:sz w:val="24"/>
           <w:szCs w:val="24"/>
         </w:rPr>
-        <w:t>роты, персонализации и автономности при принятии решения о покупке. Клиент хочет совершать покупку самостоятельно - без ожидания, без очереди, без уточнения состава у персонала. Это становится возможным благодаря интеграции программного обеспечения, где данные о меню, ингредиентах и наличии товаров нах</w:t>
+        <w:t xml:space="preserve">роты, персонализации и автономности при принятии решения о покупке. Клиент хочет совершать покупку самостоятельно </w:t>
+      </w:r>
+      <w:r>
+        <w:rPr>
+          <w:bCs/>
+          <w:sz w:val="24"/>
+          <w:szCs w:val="24"/>
+        </w:rPr>
+        <w:t>–</w:t>
+      </w:r>
+      <w:r>
+        <w:rPr>
+          <w:sz w:val="24"/>
+          <w:szCs w:val="24"/>
+        </w:rPr>
+        <w:t xml:space="preserve"> без ожидания, без очереди, без уточнения состава у персонала. Это становится возможным благодаря интеграции программного обеспечения, где данные о меню, ингредиентах и наличии товаров нах</w:t>
       </w:r>
       <w:r>
         <w:rPr>
@@ -7048,7 +7063,22 @@
           <w:sz w:val="24"/>
           <w:szCs w:val="24"/>
         </w:rPr>
-        <w:t>Цель работы - разработка программного комплекса для автоматизации бизнес-процессов кофейни Garden Nook, включающего POS</w:t>
+        <w:t xml:space="preserve">Цель работы </w:t>
+      </w:r>
+      <w:r>
+        <w:rPr>
+          <w:bCs/>
+          <w:sz w:val="24"/>
+          <w:szCs w:val="24"/>
+        </w:rPr>
+        <w:t>–</w:t>
+      </w:r>
+      <w:r>
+        <w:rPr>
+          <w:sz w:val="24"/>
+          <w:szCs w:val="24"/>
+        </w:rPr>
+        <w:t xml:space="preserve"> разработка программного комплекса для автоматизации бизнес-процессов кофейни Garden Nook, включающего POS</w:t>
       </w:r>
       <w:r>
         <w:rPr>
@@ -8813,7 +8843,51 @@
           <w:sz w:val="24"/>
           <w:szCs w:val="24"/>
         </w:rPr>
-        <w:t>Интерфейс системы выполнен в спокойной природной цветовой гамме, отражающей концепцию здорового питания и натуральности. Основной фон приложения - белый (#FFFFFF) и светло-серый (#F5F5F5), для карточек используются светлые оттенки (#F5F7F1, #EDF1E5). Основной акцентный цвет - зелёный (#91A56E), для активных элементов применяется тёмно-зелёный (#606E52), а в веб-интерфейсе клиента - насыщенный зелёный (#1E5928). Ошибки и удаление выделяются красно-коричневым цветом (#742C27) и красным (#E22D2D).</w:t>
+        <w:t xml:space="preserve">Интерфейс системы выполнен в спокойной природной цветовой гамме, отражающей концепцию здорового питания и натуральности. Основной фон приложения </w:t>
+      </w:r>
+      <w:r>
+        <w:rPr>
+          <w:bCs/>
+          <w:sz w:val="24"/>
+          <w:szCs w:val="24"/>
+        </w:rPr>
+        <w:t>–</w:t>
+      </w:r>
+      <w:r>
+        <w:rPr>
+          <w:sz w:val="24"/>
+          <w:szCs w:val="24"/>
+        </w:rPr>
+        <w:t xml:space="preserve"> белый (#FFFFFF) и светло-серый (#F5F5F5), для карточек используются светлые оттенки (#F5F7F1, #EDF1E5). Основной акцентный цвет </w:t>
+      </w:r>
+      <w:r>
+        <w:rPr>
+          <w:sz w:val="24"/>
+          <w:szCs w:val="24"/>
+        </w:rPr>
+        <w:t>–</w:t>
+      </w:r>
+      <w:r>
+        <w:rPr>
+          <w:sz w:val="24"/>
+          <w:szCs w:val="24"/>
+        </w:rPr>
+        <w:t xml:space="preserve"> зелёный (#91A56E), для активных элементов применяется тёмно-зелёный (#606E52), а в веб-интерфейсе клиента </w:t>
+      </w:r>
+      <w:r>
+        <w:rPr>
+          <w:bCs/>
+          <w:sz w:val="24"/>
+          <w:szCs w:val="24"/>
+        </w:rPr>
+        <w:t>–</w:t>
+      </w:r>
+      <w:r>
+        <w:rPr>
+          <w:sz w:val="24"/>
+          <w:szCs w:val="24"/>
+        </w:rPr>
+        <w:t xml:space="preserve"> насыщенный зелёный (#1E5928). Ошибки и удаление выделяются красно-коричневым цветом (#742C27) и красным (#E22D2D).</w:t>
       </w:r>
     </w:p>
     <w:p>
@@ -8830,7 +8904,22 @@
           <w:sz w:val="24"/>
           <w:szCs w:val="24"/>
         </w:rPr>
-        <w:t>Все основные текстовые элементы выполнены в графитовом (#474747) и тёмно-сером (#333333) цветах, что обеспечивает контраст и удобочитаемость на светлом фоне. Для второстепенных подписей применяются серые оттенки (#555555, #666666, #777777), а для успешных действий - зелёные оттенки (#1E5928, #2DE24B). Используются шрифты без засечек, текст выравнивается по сетке, межстрочный интервал увеличен, чтобы снизить визуальную нагрузку.</w:t>
+        <w:t xml:space="preserve">Все основные текстовые элементы выполнены в графитовом (#474747) и тёмно-сером (#333333) цветах, что обеспечивает контраст и удобочитаемость на светлом фоне. Для второстепенных подписей применяются серые оттенки (#555555, #666666, #777777), а для успешных действий </w:t>
+      </w:r>
+      <w:r>
+        <w:rPr>
+          <w:bCs/>
+          <w:sz w:val="24"/>
+          <w:szCs w:val="24"/>
+        </w:rPr>
+        <w:t>–</w:t>
+      </w:r>
+      <w:r>
+        <w:rPr>
+          <w:sz w:val="24"/>
+          <w:szCs w:val="24"/>
+        </w:rPr>
+        <w:t xml:space="preserve"> зелёные оттенки (#1E5928, #2DE24B). Используются шрифты без засечек, текст выравнивается по сетке, межстрочный интервал увеличен, чтобы снизить визуальную нагрузку.</w:t>
       </w:r>
     </w:p>
     <w:p>
@@ -8912,10 +9001,11 @@
       </w:r>
       <w:r>
         <w:rPr>
-          <w:sz w:val="24"/>
-          <w:szCs w:val="24"/>
-        </w:rPr>
-        <w:t>-</w:t>
+          <w:bCs/>
+          <w:sz w:val="24"/>
+          <w:szCs w:val="24"/>
+        </w:rPr>
+        <w:t>–</w:t>
       </w:r>
       <w:r>
         <w:rPr>
@@ -8943,10 +9033,11 @@
       </w:r>
       <w:r>
         <w:rPr>
-          <w:sz w:val="24"/>
-          <w:szCs w:val="24"/>
-        </w:rPr>
-        <w:t>-</w:t>
+          <w:bCs/>
+          <w:sz w:val="24"/>
+          <w:szCs w:val="24"/>
+        </w:rPr>
+        <w:t>–</w:t>
       </w:r>
       <w:r>
         <w:rPr>
@@ -10505,7 +10596,11 @@
         <w:t xml:space="preserve">. Он является источником данных для аналитики и списания ингредиентов. Объект «Заказ» позволяет отслеживать весь путь выполнения </w:t>
       </w:r>
       <w:r>
-        <w:t>-</w:t>
+        <w:rPr>
+          <w:bCs/>
+          <w:szCs w:val="24"/>
+        </w:rPr>
+        <w:t>–</w:t>
       </w:r>
       <w:r>
         <w:t xml:space="preserve"> от выбора </w:t>
@@ -11921,7 +12016,27 @@
         <w:pStyle w:val="aff"/>
       </w:pPr>
       <w:r>
-        <w:t>где Ккал_ингр - калорийность ингредиента на 100 г; m - масса ингредиента в рецептуре, г.</w:t>
+        <w:t xml:space="preserve">где Ккал_ингр </w:t>
+      </w:r>
+      <w:r>
+        <w:rPr>
+          <w:bCs/>
+          <w:szCs w:val="24"/>
+        </w:rPr>
+        <w:t>–</w:t>
+      </w:r>
+      <w:r>
+        <w:t xml:space="preserve"> калорийность ингредиента на 100 г; m </w:t>
+      </w:r>
+      <w:r>
+        <w:rPr>
+          <w:bCs/>
+          <w:szCs w:val="24"/>
+        </w:rPr>
+        <w:t>–</w:t>
+      </w:r>
+      <w:r>
+        <w:t xml:space="preserve"> масса ингредиента в рецептуре, г.</w:t>
       </w:r>
     </w:p>
     <w:p>
@@ -11983,7 +12098,27 @@
         <w:pStyle w:val="aff"/>
       </w:pPr>
       <w:r>
-        <w:t>где m_i - масса i-го ингредиента, г; КБЖУ_ингр_i - значение соответствующего показателя для i-го ингредиента на 100 г.</w:t>
+        <w:t xml:space="preserve">где m_i </w:t>
+      </w:r>
+      <w:r>
+        <w:rPr>
+          <w:bCs/>
+          <w:szCs w:val="24"/>
+        </w:rPr>
+        <w:t>–</w:t>
+      </w:r>
+      <w:r>
+        <w:t xml:space="preserve"> масса i-го ингредиента, г; КБЖУ_ингр_i </w:t>
+      </w:r>
+      <w:r>
+        <w:rPr>
+          <w:bCs/>
+          <w:szCs w:val="24"/>
+        </w:rPr>
+        <w:t>–</w:t>
+      </w:r>
+      <w:r>
+        <w:t xml:space="preserve"> значение соответствующего показателя для i-го ингредиента на 100 г.</w:t>
       </w:r>
     </w:p>
     <w:p>
@@ -12035,7 +12170,27 @@
         <w:pStyle w:val="aff"/>
       </w:pPr>
       <w:r>
-        <w:t>где Цена_ингр_i - стоимость единицы массы i-го ингредиента; m_i - масса ингредиента в рецептуре.</w:t>
+        <w:t xml:space="preserve">где Цена_ингр_i </w:t>
+      </w:r>
+      <w:r>
+        <w:rPr>
+          <w:bCs/>
+          <w:szCs w:val="24"/>
+        </w:rPr>
+        <w:t>–</w:t>
+      </w:r>
+      <w:r>
+        <w:t xml:space="preserve"> стоимость единицы массы i-го ингредиента; m_i </w:t>
+      </w:r>
+      <w:r>
+        <w:rPr>
+          <w:bCs/>
+          <w:szCs w:val="24"/>
+        </w:rPr>
+        <w:t>–</w:t>
+      </w:r>
+      <w:r>
+        <w:t xml:space="preserve"> масса ингредиента в рецептуре.</w:t>
       </w:r>
     </w:p>
     <w:p>
@@ -12087,7 +12242,17 @@
         <w:pStyle w:val="aff"/>
       </w:pPr>
       <w:r>
-        <w:t xml:space="preserve">где K_наценки - коэффициент наценки, применяемый при формировании цены продажи. </w:t>
+        <w:t xml:space="preserve">где K_наценки </w:t>
+      </w:r>
+      <w:r>
+        <w:rPr>
+          <w:bCs/>
+          <w:szCs w:val="24"/>
+        </w:rPr>
+        <w:t>–</w:t>
+      </w:r>
+      <w:r>
+        <w:t xml:space="preserve"> коэффициент наценки, применяемый при формировании цены продажи. </w:t>
       </w:r>
     </w:p>
     <w:p>
@@ -12292,7 +12457,47 @@
         <w:pStyle w:val="aff"/>
       </w:pPr>
       <w:r>
-        <w:t>где S_строки - стоимость строки заказа; K_строки - калорийность строки заказа; Q_позиции - количество основной позиции; Q_добавки - количество добавки, выбранное для одной основной позиции.</w:t>
+        <w:t xml:space="preserve">где S_строки </w:t>
+      </w:r>
+      <w:r>
+        <w:rPr>
+          <w:bCs/>
+          <w:szCs w:val="24"/>
+        </w:rPr>
+        <w:t>–</w:t>
+      </w:r>
+      <w:r>
+        <w:t xml:space="preserve"> стоимость строки заказа; K_строки </w:t>
+      </w:r>
+      <w:r>
+        <w:rPr>
+          <w:bCs/>
+          <w:szCs w:val="24"/>
+        </w:rPr>
+        <w:t>–</w:t>
+      </w:r>
+      <w:r>
+        <w:t xml:space="preserve"> калорийность строки заказа; Q_позиции </w:t>
+      </w:r>
+      <w:r>
+        <w:rPr>
+          <w:bCs/>
+          <w:szCs w:val="24"/>
+        </w:rPr>
+        <w:t>–</w:t>
+      </w:r>
+      <w:r>
+        <w:t xml:space="preserve"> количество основной позиции; Q_добавки </w:t>
+      </w:r>
+      <w:r>
+        <w:rPr>
+          <w:bCs/>
+          <w:szCs w:val="24"/>
+        </w:rPr>
+        <w:t>–</w:t>
+      </w:r>
+      <w:r>
+        <w:t xml:space="preserve"> количество добавки, выбранное для одной основной позиции.</w:t>
       </w:r>
     </w:p>
     <w:p>
@@ -12436,7 +12641,37 @@
         <w:pStyle w:val="aff"/>
       </w:pPr>
       <w:r>
-        <w:t>где S_заказа - итоговая стоимость заказа с учетом скидки; K_заказа - итоговая калорийность заказа; DiscountPercent - процент скидки.</w:t>
+        <w:t xml:space="preserve">где S_заказа </w:t>
+      </w:r>
+      <w:r>
+        <w:rPr>
+          <w:bCs/>
+          <w:szCs w:val="24"/>
+        </w:rPr>
+        <w:t>–</w:t>
+      </w:r>
+      <w:r>
+        <w:t xml:space="preserve"> итоговая стоимость заказа с учетом скидки; K_заказа </w:t>
+      </w:r>
+      <w:r>
+        <w:rPr>
+          <w:bCs/>
+          <w:szCs w:val="24"/>
+        </w:rPr>
+        <w:t>–</w:t>
+      </w:r>
+      <w:r>
+        <w:t xml:space="preserve"> итоговая калорийность заказа; DiscountPercent </w:t>
+      </w:r>
+      <w:r>
+        <w:rPr>
+          <w:bCs/>
+          <w:szCs w:val="24"/>
+        </w:rPr>
+        <w:t>–</w:t>
+      </w:r>
+      <w:r>
+        <w:t xml:space="preserve"> процент скидки.</w:t>
       </w:r>
     </w:p>
     <w:p>
@@ -12570,7 +12805,57 @@
         <w:pStyle w:val="aff"/>
       </w:pPr>
       <w:r>
-        <w:t>где Δ - отклонение фактического остатка от расчетного расхода; StockFact - фактический остаток сырья; Required - расчетный расход сырья; Δ_cost - стоимостное отклонение; CostRub - стоимость единицы сырья.</w:t>
+        <w:t xml:space="preserve">где Δ </w:t>
+      </w:r>
+      <w:r>
+        <w:rPr>
+          <w:bCs/>
+          <w:szCs w:val="24"/>
+        </w:rPr>
+        <w:t>–</w:t>
+      </w:r>
+      <w:r>
+        <w:t xml:space="preserve"> отклонение фактического остатка от расчетного расхода; StockFact </w:t>
+      </w:r>
+      <w:r>
+        <w:rPr>
+          <w:bCs/>
+          <w:szCs w:val="24"/>
+        </w:rPr>
+        <w:t>–</w:t>
+      </w:r>
+      <w:r>
+        <w:t xml:space="preserve"> фактический остаток сырья; Required </w:t>
+      </w:r>
+      <w:r>
+        <w:rPr>
+          <w:bCs/>
+          <w:szCs w:val="24"/>
+        </w:rPr>
+        <w:t>–</w:t>
+      </w:r>
+      <w:r>
+        <w:t xml:space="preserve"> расчетный расход сырья; Δ_cost </w:t>
+      </w:r>
+      <w:r>
+        <w:rPr>
+          <w:bCs/>
+          <w:szCs w:val="24"/>
+        </w:rPr>
+        <w:t>–</w:t>
+      </w:r>
+      <w:r>
+        <w:t xml:space="preserve"> стоимостное отклонение; CostRub </w:t>
+      </w:r>
+      <w:r>
+        <w:rPr>
+          <w:bCs/>
+          <w:szCs w:val="24"/>
+        </w:rPr>
+        <w:t>–</w:t>
+      </w:r>
+      <w:r>
+        <w:t xml:space="preserve"> стоимость единицы сырья.</w:t>
       </w:r>
     </w:p>
     <w:p>
@@ -12616,284 +12901,188 @@
     </w:p>
     <w:p>
       <w:pPr>
+        <w:pStyle w:val="af5"/>
+        <w:spacing w:before="0" w:beforeAutospacing="0" w:after="0" w:afterAutospacing="0" w:line="360" w:lineRule="auto"/>
         <w:ind w:firstLine="709"/>
         <w:jc w:val="both"/>
-        <w:rPr>
-          <w:sz w:val="24"/>
-          <w:szCs w:val="24"/>
-        </w:rPr>
-      </w:pPr>
-      <w:r>
-        <w:rPr>
-          <w:sz w:val="24"/>
-          <w:szCs w:val="24"/>
-        </w:rPr>
-        <w:t xml:space="preserve">Для эффективной работы с данными в предметной области важно не только корректное хранение и обработка информации, но и её удобное представление пользователю. От того, насколько понятно отображается информация о </w:t>
-      </w:r>
-      <w:r>
-        <w:rPr>
-          <w:sz w:val="24"/>
-          <w:szCs w:val="24"/>
-        </w:rPr>
-        <w:t>позициях</w:t>
-      </w:r>
-      <w:r>
-        <w:rPr>
-          <w:sz w:val="24"/>
-          <w:szCs w:val="24"/>
-        </w:rPr>
-        <w:t xml:space="preserve">, заказах, ингредиентах и складах, зависит скорость принятия решений сотрудниками и качество обслуживания клиентов. Интерфейс должен обеспечивать наглядность, снижение когнитивной нагрузки на пользователя и быстрый доступ к ключевым данным. Поэтому визуальные методы интерпретации информации подбираются с учётом функциональной роли пользователя </w:t>
-      </w:r>
-      <w:r>
-        <w:rPr>
-          <w:sz w:val="24"/>
-          <w:szCs w:val="24"/>
-        </w:rPr>
-        <w:t>-</w:t>
-      </w:r>
-      <w:r>
-        <w:rPr>
-          <w:sz w:val="24"/>
-          <w:szCs w:val="24"/>
-        </w:rPr>
-        <w:t xml:space="preserve"> бариста,</w:t>
-      </w:r>
-      <w:r>
-        <w:rPr>
-          <w:sz w:val="24"/>
-          <w:szCs w:val="24"/>
-        </w:rPr>
-        <w:t xml:space="preserve"> повара,</w:t>
-      </w:r>
-      <w:r>
-        <w:rPr>
-          <w:sz w:val="24"/>
-          <w:szCs w:val="24"/>
-        </w:rPr>
-        <w:t xml:space="preserve"> управляющего или клиента.</w:t>
-      </w:r>
-    </w:p>
-    <w:p>
-      <w:pPr>
+      </w:pPr>
+      <w:r>
+        <w:t>Для эффективной работы с данными в предметной области важно не только корректное хранение и обработка информации, но и её удобное представление пользователю. От того, насколько понятно отображается информация о позициях меню, заказах, ингредиентах и складских остатках, зависит скорость принятия решений сотрудниками и качество обслуживания клиентов. Интерфейс должен обеспечивать наглядность, снижение когнитивной нагрузки на пользователя и быстрый доступ к ключевым данным.</w:t>
+      </w:r>
+    </w:p>
+    <w:p>
+      <w:pPr>
+        <w:pStyle w:val="af5"/>
+        <w:spacing w:before="0" w:beforeAutospacing="0" w:after="0" w:afterAutospacing="0" w:line="360" w:lineRule="auto"/>
         <w:ind w:firstLine="709"/>
         <w:jc w:val="both"/>
-        <w:rPr>
-          <w:sz w:val="24"/>
-          <w:szCs w:val="24"/>
-        </w:rPr>
-      </w:pPr>
-      <w:r>
-        <w:rPr>
-          <w:bCs/>
-          <w:sz w:val="24"/>
-          <w:szCs w:val="24"/>
-        </w:rPr>
+      </w:pPr>
+      <w:r>
+        <w:t>В разрабатываемой системе способы представления информации подбираются с учётом роли пользователя: клиента, бариста-кассира, повара или администратора. Клиенту важно удобно просматривать меню, состав позиций, стоимость и пищевую ценность. Сотрудникам необходимо быстро ориентироваться в заказах, технологических картах, стоп-листе и остатках ингредиентов. Администратор использует интерфейс для контроля меню, складских данных, заказов, клиентов и аналитической информации.</w:t>
+      </w:r>
+    </w:p>
+    <w:p>
+      <w:pPr>
+        <w:pStyle w:val="af5"/>
+        <w:spacing w:before="0" w:beforeAutospacing="0" w:after="0" w:afterAutospacing="0" w:line="360" w:lineRule="auto"/>
+        <w:ind w:firstLine="709"/>
+        <w:jc w:val="both"/>
+      </w:pPr>
+      <w:r>
         <w:t>Информация в предметной области представляется несколькими способами:</w:t>
       </w:r>
     </w:p>
     <w:p>
       <w:pPr>
+        <w:pStyle w:val="af5"/>
         <w:numPr>
           <w:ilvl w:val="0"/>
-          <w:numId w:val="7"/>
+          <w:numId w:val="6"/>
         </w:numPr>
-        <w:tabs>
-          <w:tab w:val="clear" w:pos="720"/>
-        </w:tabs>
+        <w:spacing w:before="0" w:beforeAutospacing="0" w:after="0" w:afterAutospacing="0" w:line="360" w:lineRule="auto"/>
         <w:ind w:left="0" w:firstLine="709"/>
         <w:jc w:val="both"/>
-        <w:rPr>
-          <w:sz w:val="24"/>
-          <w:szCs w:val="24"/>
-        </w:rPr>
-      </w:pPr>
-      <w:r>
-        <w:rPr>
-          <w:sz w:val="24"/>
-          <w:szCs w:val="24"/>
-        </w:rPr>
-        <w:t xml:space="preserve">в виде списков (список </w:t>
-      </w:r>
-      <w:r>
-        <w:rPr>
-          <w:sz w:val="24"/>
-          <w:szCs w:val="24"/>
-        </w:rPr>
-        <w:t>позиций</w:t>
-      </w:r>
-      <w:r>
-        <w:rPr>
-          <w:sz w:val="24"/>
-          <w:szCs w:val="24"/>
-        </w:rPr>
-        <w:t>, заказов, ингредиентов);</w:t>
-      </w:r>
-    </w:p>
-    <w:p>
-      <w:pPr>
+      </w:pPr>
+      <w:r>
+        <w:t>в виде списков — список позиций меню, заказов, ингредиентов, клиентов и сотрудников;</w:t>
+      </w:r>
+    </w:p>
+    <w:p>
+      <w:pPr>
+        <w:pStyle w:val="af5"/>
         <w:numPr>
           <w:ilvl w:val="0"/>
-          <w:numId w:val="7"/>
+          <w:numId w:val="6"/>
         </w:numPr>
-        <w:tabs>
-          <w:tab w:val="clear" w:pos="720"/>
-        </w:tabs>
+        <w:spacing w:before="0" w:beforeAutospacing="0" w:after="0" w:afterAutospacing="0" w:line="360" w:lineRule="auto"/>
         <w:ind w:left="0" w:firstLine="709"/>
         <w:jc w:val="both"/>
-        <w:rPr>
-          <w:sz w:val="24"/>
-          <w:szCs w:val="24"/>
-        </w:rPr>
-      </w:pPr>
-      <w:r>
-        <w:rPr>
-          <w:sz w:val="24"/>
-          <w:szCs w:val="24"/>
-        </w:rPr>
-        <w:t xml:space="preserve">в виде карточек (карточки </w:t>
-      </w:r>
-      <w:r>
-        <w:rPr>
-          <w:sz w:val="24"/>
-          <w:szCs w:val="24"/>
-        </w:rPr>
-        <w:t>позиций</w:t>
-      </w:r>
-      <w:r>
-        <w:rPr>
-          <w:sz w:val="24"/>
-          <w:szCs w:val="24"/>
-        </w:rPr>
-        <w:t xml:space="preserve"> для клиентов);</w:t>
-      </w:r>
-    </w:p>
-    <w:p>
-      <w:pPr>
+      </w:pPr>
+      <w:r>
+        <w:t>в виде карточек — карточки блюд, напитков и добавок для клиентов;</w:t>
+      </w:r>
+    </w:p>
+    <w:p>
+      <w:pPr>
+        <w:pStyle w:val="af5"/>
         <w:numPr>
           <w:ilvl w:val="0"/>
-          <w:numId w:val="7"/>
+          <w:numId w:val="6"/>
         </w:numPr>
-        <w:tabs>
-          <w:tab w:val="clear" w:pos="720"/>
-        </w:tabs>
+        <w:spacing w:before="0" w:beforeAutospacing="0" w:after="0" w:afterAutospacing="0" w:line="360" w:lineRule="auto"/>
         <w:ind w:left="0" w:firstLine="709"/>
         <w:jc w:val="both"/>
-        <w:rPr>
-          <w:sz w:val="24"/>
-          <w:szCs w:val="24"/>
-        </w:rPr>
-      </w:pPr>
-      <w:r>
-        <w:rPr>
-          <w:sz w:val="24"/>
-          <w:szCs w:val="24"/>
-        </w:rPr>
-        <w:t>в виде уведомлений (о критических остатках ингредиентов).</w:t>
-      </w:r>
-    </w:p>
-    <w:p>
-      <w:pPr>
+      </w:pPr>
+      <w:r>
+        <w:t>в виде таблиц — для отображения остатков, состава позиций и истории заказов;</w:t>
+      </w:r>
+    </w:p>
+    <w:p>
+      <w:pPr>
+        <w:pStyle w:val="af5"/>
+        <w:numPr>
+          <w:ilvl w:val="0"/>
+          <w:numId w:val="6"/>
+        </w:numPr>
+        <w:spacing w:before="0" w:beforeAutospacing="0" w:after="0" w:afterAutospacing="0" w:line="360" w:lineRule="auto"/>
+        <w:ind w:left="0" w:firstLine="709"/>
+        <w:jc w:val="both"/>
+      </w:pPr>
+      <w:r>
+        <w:t>в виде уведомлений — о критических остатках ингредиентов и недоступности отдельных позиций.</w:t>
+      </w:r>
+    </w:p>
+    <w:p>
+      <w:pPr>
+        <w:pStyle w:val="af5"/>
+        <w:spacing w:before="0" w:beforeAutospacing="0" w:after="0" w:afterAutospacing="0" w:line="360" w:lineRule="auto"/>
         <w:ind w:firstLine="709"/>
         <w:jc w:val="both"/>
-        <w:rPr>
-          <w:sz w:val="24"/>
-          <w:szCs w:val="24"/>
-        </w:rPr>
-      </w:pPr>
-      <w:r>
-        <w:rPr>
-          <w:bCs/>
-          <w:sz w:val="24"/>
-          <w:szCs w:val="24"/>
-        </w:rPr>
+      </w:pPr>
+      <w:r>
         <w:t>Принципы интерпретации:</w:t>
       </w:r>
     </w:p>
     <w:p>
       <w:pPr>
+        <w:pStyle w:val="af5"/>
         <w:numPr>
           <w:ilvl w:val="0"/>
-          <w:numId w:val="8"/>
+          <w:numId w:val="6"/>
         </w:numPr>
-        <w:tabs>
-          <w:tab w:val="clear" w:pos="720"/>
-        </w:tabs>
+        <w:spacing w:before="0" w:beforeAutospacing="0" w:after="0" w:afterAutospacing="0" w:line="360" w:lineRule="auto"/>
         <w:ind w:left="0" w:firstLine="709"/>
         <w:jc w:val="both"/>
-        <w:rPr>
-          <w:sz w:val="24"/>
-          <w:szCs w:val="24"/>
-        </w:rPr>
-      </w:pPr>
-      <w:r>
-        <w:rPr>
-          <w:sz w:val="24"/>
-          <w:szCs w:val="24"/>
-        </w:rPr>
-        <w:t>позиции</w:t>
-      </w:r>
-      <w:r>
-        <w:rPr>
-          <w:sz w:val="24"/>
-          <w:szCs w:val="24"/>
-        </w:rPr>
-        <w:t xml:space="preserve"> отображаются с составом и рассчитанной пищевой ценностью (КБЖУ);</w:t>
-      </w:r>
-    </w:p>
-    <w:p>
-      <w:pPr>
+      </w:pPr>
+      <w:r>
+        <w:t>позиции отображаются с составом, ценой и рассчитанной пищевой ценностью, включая КБЖУ;</w:t>
+      </w:r>
+    </w:p>
+    <w:p>
+      <w:pPr>
+        <w:pStyle w:val="af5"/>
         <w:numPr>
           <w:ilvl w:val="0"/>
-          <w:numId w:val="8"/>
+          <w:numId w:val="6"/>
         </w:numPr>
-        <w:tabs>
-          <w:tab w:val="clear" w:pos="720"/>
-        </w:tabs>
+        <w:spacing w:before="0" w:beforeAutospacing="0" w:after="0" w:afterAutospacing="0" w:line="360" w:lineRule="auto"/>
         <w:ind w:left="0" w:firstLine="709"/>
         <w:jc w:val="both"/>
-        <w:rPr>
-          <w:sz w:val="24"/>
-          <w:szCs w:val="24"/>
-        </w:rPr>
-      </w:pPr>
-      <w:r>
-        <w:rPr>
-          <w:sz w:val="24"/>
-          <w:szCs w:val="24"/>
-        </w:rPr>
-        <w:t>остатки ингредиентов визуализируются с цветовым индикатором состояния (достаточно / мало / критично);</w:t>
-      </w:r>
-    </w:p>
-    <w:p>
-      <w:pPr>
+      </w:pPr>
+      <w:r>
+        <w:t>остатки ингредиентов визуализируются с цветовым индикатором состояния: достаточно, мало или критично;</w:t>
+      </w:r>
+    </w:p>
+    <w:p>
+      <w:pPr>
+        <w:pStyle w:val="af5"/>
         <w:numPr>
           <w:ilvl w:val="0"/>
-          <w:numId w:val="8"/>
+          <w:numId w:val="6"/>
         </w:numPr>
-        <w:tabs>
-          <w:tab w:val="clear" w:pos="720"/>
-        </w:tabs>
+        <w:spacing w:before="0" w:beforeAutospacing="0" w:after="0" w:afterAutospacing="0" w:line="360" w:lineRule="auto"/>
         <w:ind w:left="0" w:firstLine="709"/>
         <w:jc w:val="both"/>
-        <w:rPr>
-          <w:sz w:val="24"/>
-          <w:szCs w:val="24"/>
-        </w:rPr>
-      </w:pPr>
-      <w:r>
-        <w:rPr>
-          <w:sz w:val="24"/>
-          <w:szCs w:val="24"/>
-        </w:rPr>
-        <w:t>заказы отображаются в списке очередности с выделением текущего статуса (новый → готовится → готов).</w:t>
-      </w:r>
+      </w:pPr>
+      <w:r>
+        <w:t>заказы отображаются в списке очередности с выделением текущего статуса: новый → готовится → готов;</w:t>
+      </w:r>
+    </w:p>
+    <w:p>
+      <w:pPr>
+        <w:pStyle w:val="af5"/>
+        <w:numPr>
+          <w:ilvl w:val="0"/>
+          <w:numId w:val="6"/>
+        </w:numPr>
+        <w:spacing w:before="0" w:beforeAutospacing="0" w:after="0" w:afterAutospacing="0" w:line="360" w:lineRule="auto"/>
+        <w:ind w:left="0" w:firstLine="709"/>
+        <w:jc w:val="both"/>
+      </w:pPr>
+      <w:r>
+        <w:t>технологические карты представляются в структурированном виде, чтобы сотрудник мог быстро определить состав и порядок приготовления позиции;</w:t>
+      </w:r>
+    </w:p>
+    <w:p>
+      <w:pPr>
+        <w:pStyle w:val="af5"/>
+        <w:numPr>
+          <w:ilvl w:val="0"/>
+          <w:numId w:val="6"/>
+        </w:numPr>
+        <w:spacing w:before="0" w:beforeAutospacing="0" w:after="0" w:afterAutospacing="0" w:line="360" w:lineRule="auto"/>
+        <w:ind w:left="0" w:firstLine="709"/>
+        <w:jc w:val="both"/>
+      </w:pPr>
+      <w:r>
+        <w:t>аналитические данные отображаются в обобщённом виде и позволяют оценивать популярность позиций и состояние продаж.</w:t>
+      </w:r>
+    </w:p>
+    <w:p>
+      <w:pPr>
+        <w:pStyle w:val="4"/>
+      </w:pPr>
       <w:bookmarkStart w:id="32" w:name="_Toc229490299"/>
-    </w:p>
-    <w:p>
-      <w:pPr>
-        <w:pStyle w:val="30"/>
-        <w:ind w:left="709" w:firstLine="0"/>
-      </w:pPr>
       <w:r>
         <w:lastRenderedPageBreak/>
         <w:t>2.1.3.</w:t>
@@ -13036,18 +13225,16 @@
           <w:shd w:val="clear" w:color="auto" w:fill="auto"/>
           <w:lang w:eastAsia="ru-RU"/>
         </w:rPr>
-        <w:t>GET — получение данных, например, списка блюд, напитков, заказов, клиентов, складских остатков или отчётов;</w:t>
-      </w:r>
-    </w:p>
-    <w:p>
-      <w:pPr>
-        <w:pStyle w:val="30"/>
-        <w:numPr>
-          <w:ilvl w:val="2"/>
-          <w:numId w:val="7"/>
-        </w:numPr>
-        <w:spacing w:before="0" w:after="0"/>
-        <w:ind w:left="0" w:firstLine="709"/>
+        <w:t xml:space="preserve">GET </w:t>
+      </w:r>
+      <w:r>
+        <w:rPr>
+          <w:bCs w:val="0"/>
+          <w:szCs w:val="24"/>
+        </w:rPr>
+        <w:t>–</w:t>
+      </w:r>
+      <w:r>
         <w:rPr>
           <w:rFonts w:cs="Liberation Serif"/>
           <w:b w:val="0"/>
@@ -13059,7 +13246,8 @@
           <w:shd w:val="clear" w:color="auto" w:fill="auto"/>
           <w:lang w:eastAsia="ru-RU"/>
         </w:rPr>
-      </w:pPr>
+        <w:t xml:space="preserve"> </w:t>
+      </w:r>
       <w:r>
         <w:rPr>
           <w:rFonts w:cs="Liberation Serif"/>
@@ -13072,7 +13260,7 @@
           <w:shd w:val="clear" w:color="auto" w:fill="auto"/>
           <w:lang w:eastAsia="ru-RU"/>
         </w:rPr>
-        <w:t>POST — создание новых записей, например, оформление заказа, регистрация клиента, добавление ингредиента, сотрудника или позиции меню;</w:t>
+        <w:t>получение данных, например, списка блюд, напитков, заказов, клиентов, складских остатков или отчётов;</w:t>
       </w:r>
     </w:p>
     <w:p>
@@ -13108,18 +13296,16 @@
           <w:shd w:val="clear" w:color="auto" w:fill="auto"/>
           <w:lang w:eastAsia="ru-RU"/>
         </w:rPr>
-        <w:t>PUT — изменение существующих данных, например, редактирование заказа, обновление сведений о клиенте, изменение технологической карты или параметров блюда;</w:t>
-      </w:r>
-    </w:p>
-    <w:p>
-      <w:pPr>
-        <w:pStyle w:val="30"/>
-        <w:numPr>
-          <w:ilvl w:val="2"/>
-          <w:numId w:val="7"/>
-        </w:numPr>
-        <w:spacing w:before="0" w:after="0"/>
-        <w:ind w:left="0" w:firstLine="709"/>
+        <w:t xml:space="preserve">POST </w:t>
+      </w:r>
+      <w:r>
+        <w:rPr>
+          <w:bCs w:val="0"/>
+          <w:szCs w:val="24"/>
+        </w:rPr>
+        <w:t>–</w:t>
+      </w:r>
+      <w:r>
         <w:rPr>
           <w:rFonts w:cs="Liberation Serif"/>
           <w:b w:val="0"/>
@@ -13131,8 +13317,18 @@
           <w:shd w:val="clear" w:color="auto" w:fill="auto"/>
           <w:lang w:eastAsia="ru-RU"/>
         </w:rPr>
-      </w:pPr>
-      <w:r>
+        <w:t xml:space="preserve"> создание новых записей, например, оформление заказа, регистрация клиента, добавление ингредиента, сотрудника или позиции меню;</w:t>
+      </w:r>
+    </w:p>
+    <w:p>
+      <w:pPr>
+        <w:pStyle w:val="30"/>
+        <w:numPr>
+          <w:ilvl w:val="2"/>
+          <w:numId w:val="7"/>
+        </w:numPr>
+        <w:spacing w:before="0" w:after="0"/>
+        <w:ind w:left="0" w:firstLine="709"/>
         <w:rPr>
           <w:rFonts w:cs="Liberation Serif"/>
           <w:b w:val="0"/>
@@ -13144,13 +13340,8 @@
           <w:shd w:val="clear" w:color="auto" w:fill="auto"/>
           <w:lang w:eastAsia="ru-RU"/>
         </w:rPr>
-        <w:t>DELETE — удаление записей, если это допускается бизнес-логикой системы.</w:t>
-      </w:r>
-    </w:p>
-    <w:p>
-      <w:pPr>
-        <w:pStyle w:val="30"/>
-        <w:spacing w:before="0" w:after="0"/>
+      </w:pPr>
+      <w:r>
         <w:rPr>
           <w:rFonts w:cs="Liberation Serif"/>
           <w:b w:val="0"/>
@@ -13162,7 +13353,15 @@
           <w:shd w:val="clear" w:color="auto" w:fill="auto"/>
           <w:lang w:eastAsia="ru-RU"/>
         </w:rPr>
-      </w:pPr>
+        <w:t xml:space="preserve">PUT </w:t>
+      </w:r>
+      <w:r>
+        <w:rPr>
+          <w:bCs w:val="0"/>
+          <w:szCs w:val="24"/>
+        </w:rPr>
+        <w:t>–</w:t>
+      </w:r>
       <w:r>
         <w:rPr>
           <w:rFonts w:cs="Liberation Serif"/>
@@ -13175,9 +13374,18 @@
           <w:shd w:val="clear" w:color="auto" w:fill="auto"/>
           <w:lang w:eastAsia="ru-RU"/>
         </w:rPr>
-        <w:t xml:space="preserve">Для защиты данных используется механизм аутентификации и разграничения доступа по ролям. После успешной авторизации сервер создаёт cookie-аутентификацию, благодаря чему пользователь или сотрудник может выполнять последующие запросы без повторной передачи логина и пароля. Права доступа позволяют отделять действия клиента от административных операций, </w:t>
-      </w:r>
-      <w:r>
+        <w:t xml:space="preserve"> изменение существующих данных, например, редактирование заказа, обновление сведений о клиенте, изменение технологической карты или параметров блюда;</w:t>
+      </w:r>
+    </w:p>
+    <w:p>
+      <w:pPr>
+        <w:pStyle w:val="30"/>
+        <w:numPr>
+          <w:ilvl w:val="2"/>
+          <w:numId w:val="7"/>
+        </w:numPr>
+        <w:spacing w:before="0" w:after="0"/>
+        <w:ind w:left="0" w:firstLine="709"/>
         <w:rPr>
           <w:rFonts w:cs="Liberation Serif"/>
           <w:b w:val="0"/>
@@ -13189,8 +13397,7 @@
           <w:shd w:val="clear" w:color="auto" w:fill="auto"/>
           <w:lang w:eastAsia="ru-RU"/>
         </w:rPr>
-        <w:t>например,</w:t>
-      </w:r>
+      </w:pPr>
       <w:r>
         <w:rPr>
           <w:rFonts w:cs="Liberation Serif"/>
@@ -13203,13 +13410,16 @@
           <w:shd w:val="clear" w:color="auto" w:fill="auto"/>
           <w:lang w:eastAsia="ru-RU"/>
         </w:rPr>
-        <w:t xml:space="preserve"> управление меню, складом, сотрудниками, скидками и отчётностью доступно только пользователям с соответствующей ролью.</w:t>
-      </w:r>
-    </w:p>
-    <w:p>
-      <w:pPr>
-        <w:pStyle w:val="30"/>
-        <w:spacing w:before="0" w:after="0"/>
+        <w:t xml:space="preserve">DELETE </w:t>
+      </w:r>
+      <w:r>
+        <w:rPr>
+          <w:bCs w:val="0"/>
+          <w:szCs w:val="24"/>
+        </w:rPr>
+        <w:t>–</w:t>
+      </w:r>
+      <w:r>
         <w:rPr>
           <w:rFonts w:cs="Liberation Serif"/>
           <w:b w:val="0"/>
@@ -13221,8 +13431,13 @@
           <w:shd w:val="clear" w:color="auto" w:fill="auto"/>
           <w:lang w:eastAsia="ru-RU"/>
         </w:rPr>
-      </w:pPr>
-      <w:r>
+        <w:t xml:space="preserve"> удаление записей, если это допускается бизнес-логикой системы.</w:t>
+      </w:r>
+    </w:p>
+    <w:p>
+      <w:pPr>
+        <w:pStyle w:val="30"/>
+        <w:spacing w:before="0" w:after="0"/>
         <w:rPr>
           <w:rFonts w:cs="Liberation Serif"/>
           <w:b w:val="0"/>
@@ -13234,14 +13449,8 @@
           <w:shd w:val="clear" w:color="auto" w:fill="auto"/>
           <w:lang w:eastAsia="ru-RU"/>
         </w:rPr>
-        <w:lastRenderedPageBreak/>
-        <w:t>Работа с хранилищем данных выполняется через реляционную базу данных SQL Server с использованием Entity Framework Core. Серверная часть обращается к связанным таблицам, содержащим сведения о заказах, клиентах, сотрудниках, блюдах, напитках, ингредиентах, технологических картах, заготовках, списаниях и скидках. При обработке запросов выполняется выборка, добавление, изменение и удаление данных с сохранением связей между сущностями и контролем целостности информации.</w:t>
-      </w:r>
-    </w:p>
-    <w:p>
-      <w:pPr>
-        <w:pStyle w:val="30"/>
-        <w:spacing w:before="0" w:after="0"/>
+      </w:pPr>
+      <w:r>
         <w:rPr>
           <w:rFonts w:cs="Liberation Serif"/>
           <w:b w:val="0"/>
@@ -13253,7 +13462,8 @@
           <w:shd w:val="clear" w:color="auto" w:fill="auto"/>
           <w:lang w:eastAsia="ru-RU"/>
         </w:rPr>
-      </w:pPr>
+        <w:t xml:space="preserve">Для защиты данных используется механизм аутентификации и разграничения доступа по ролям. После успешной авторизации сервер создаёт cookie-аутентификацию, благодаря чему пользователь или сотрудник может выполнять последующие запросы без повторной передачи логина и пароля. Права доступа позволяют отделять действия клиента от административных операций, </w:t>
+      </w:r>
       <w:r>
         <w:rPr>
           <w:rFonts w:cs="Liberation Serif"/>
@@ -13266,6 +13476,83 @@
           <w:shd w:val="clear" w:color="auto" w:fill="auto"/>
           <w:lang w:eastAsia="ru-RU"/>
         </w:rPr>
+        <w:t>например,</w:t>
+      </w:r>
+      <w:r>
+        <w:rPr>
+          <w:rFonts w:cs="Liberation Serif"/>
+          <w:b w:val="0"/>
+          <w:bCs w:val="0"/>
+          <w:i w:val="0"/>
+          <w:iCs w:val="0"/>
+          <w:color w:val="auto"/>
+          <w:szCs w:val="32"/>
+          <w:shd w:val="clear" w:color="auto" w:fill="auto"/>
+          <w:lang w:eastAsia="ru-RU"/>
+        </w:rPr>
+        <w:t xml:space="preserve"> управление меню, складом, сотрудниками, скидками и отчётностью доступно только пользователям с соответствующей ролью.</w:t>
+      </w:r>
+    </w:p>
+    <w:p>
+      <w:pPr>
+        <w:pStyle w:val="30"/>
+        <w:spacing w:before="0" w:after="0"/>
+        <w:rPr>
+          <w:rFonts w:cs="Liberation Serif"/>
+          <w:b w:val="0"/>
+          <w:bCs w:val="0"/>
+          <w:i w:val="0"/>
+          <w:iCs w:val="0"/>
+          <w:color w:val="auto"/>
+          <w:szCs w:val="32"/>
+          <w:shd w:val="clear" w:color="auto" w:fill="auto"/>
+          <w:lang w:eastAsia="ru-RU"/>
+        </w:rPr>
+      </w:pPr>
+      <w:r>
+        <w:rPr>
+          <w:rFonts w:cs="Liberation Serif"/>
+          <w:b w:val="0"/>
+          <w:bCs w:val="0"/>
+          <w:i w:val="0"/>
+          <w:iCs w:val="0"/>
+          <w:color w:val="auto"/>
+          <w:szCs w:val="32"/>
+          <w:shd w:val="clear" w:color="auto" w:fill="auto"/>
+          <w:lang w:eastAsia="ru-RU"/>
+        </w:rPr>
+        <w:lastRenderedPageBreak/>
+        <w:t>Работа с хранилищем данных выполняется через реляционную базу данных SQL Server с использованием Entity Framework Core. Серверная часть обращается к связанным таблицам, содержащим сведения о заказах, клиентах, сотрудниках, блюдах, напитках, ингредиентах, технологических картах, заготовках, списаниях и скидках. При обработке запросов выполняется выборка, добавление, изменение и удаление данных с сохранением связей между сущностями и контролем целостности информации.</w:t>
+      </w:r>
+    </w:p>
+    <w:p>
+      <w:pPr>
+        <w:pStyle w:val="30"/>
+        <w:spacing w:before="0" w:after="0"/>
+        <w:rPr>
+          <w:rFonts w:cs="Liberation Serif"/>
+          <w:b w:val="0"/>
+          <w:bCs w:val="0"/>
+          <w:i w:val="0"/>
+          <w:iCs w:val="0"/>
+          <w:color w:val="auto"/>
+          <w:szCs w:val="32"/>
+          <w:shd w:val="clear" w:color="auto" w:fill="auto"/>
+          <w:lang w:eastAsia="ru-RU"/>
+        </w:rPr>
+      </w:pPr>
+      <w:r>
+        <w:rPr>
+          <w:rFonts w:cs="Liberation Serif"/>
+          <w:b w:val="0"/>
+          <w:bCs w:val="0"/>
+          <w:i w:val="0"/>
+          <w:iCs w:val="0"/>
+          <w:color w:val="auto"/>
+          <w:szCs w:val="32"/>
+          <w:shd w:val="clear" w:color="auto" w:fill="auto"/>
+          <w:lang w:eastAsia="ru-RU"/>
+        </w:rPr>
         <w:t>Таким образом, технологии получения и передачи информации в системе «GardenNook» обеспечивают своевременную передачу данных от клиента к серверу, корректную обработку операций, безопасный доступ к функциям системы, сохранение изменений в базе данных и возврат результата в понятном для пользовательского интерфейса виде.</w:t>
       </w:r>
     </w:p>
@@ -13373,7 +13660,22 @@
           <w:sz w:val="24"/>
           <w:szCs w:val="24"/>
         </w:rPr>
-        <w:t xml:space="preserve">Аналог 1: iiko - распространённая ресторанная POS-система, включающая модули для кассовых операций, учёта заказов, инвентаризации, хранения технологических карт, а также интеграцию с программами лояльности. Решение используется в сетевых заведениях, ресторанах и кафе. Интерфейс представлен на рисунке </w:t>
+        <w:t xml:space="preserve">Аналог 1: iiko </w:t>
+      </w:r>
+      <w:r>
+        <w:rPr>
+          <w:bCs/>
+          <w:sz w:val="24"/>
+          <w:szCs w:val="24"/>
+        </w:rPr>
+        <w:t>–</w:t>
+      </w:r>
+      <w:r>
+        <w:rPr>
+          <w:sz w:val="24"/>
+          <w:szCs w:val="24"/>
+        </w:rPr>
+        <w:t xml:space="preserve"> распространённая ресторанная POS-система, включающая модули для кассовых операций, учёта заказов, инвентаризации, хранения технологических карт, а также интеграцию с программами лояльности. Решение используется в сетевых заведениях, ресторанах и кафе. Интерфейс представлен на рисунке </w:t>
       </w:r>
       <w:r>
         <w:rPr>
@@ -13494,7 +13796,22 @@
           <w:sz w:val="24"/>
           <w:szCs w:val="24"/>
         </w:rPr>
-        <w:t xml:space="preserve"> - Интерфейс iiko</w:t>
+        <w:t xml:space="preserve"> </w:t>
+      </w:r>
+      <w:r>
+        <w:rPr>
+          <w:bCs/>
+          <w:sz w:val="24"/>
+          <w:szCs w:val="24"/>
+        </w:rPr>
+        <w:t>–</w:t>
+      </w:r>
+      <w:r>
+        <w:rPr>
+          <w:sz w:val="24"/>
+          <w:szCs w:val="24"/>
+        </w:rPr>
+        <w:t xml:space="preserve"> Интерфейс iiko</w:t>
       </w:r>
     </w:p>
     <w:p>
@@ -13730,7 +14047,21 @@
         <w:rPr>
           <w:sz w:val="24"/>
         </w:rPr>
-        <w:t xml:space="preserve">Аналог 2: r_keeper - профессиональная система автоматизации ресторанного бизнеса, ориентированная на средние и крупные предприятия. Предоставляет гибкие инструменты для управления заказами, складом, персоналом и финансовыми потоками. Интерфейс представлен на рисунке </w:t>
+        <w:t xml:space="preserve">Аналог 2: r_keeper </w:t>
+      </w:r>
+      <w:r>
+        <w:rPr>
+          <w:bCs/>
+          <w:sz w:val="24"/>
+          <w:szCs w:val="24"/>
+        </w:rPr>
+        <w:t>–</w:t>
+      </w:r>
+      <w:r>
+        <w:rPr>
+          <w:sz w:val="24"/>
+        </w:rPr>
+        <w:t xml:space="preserve"> профессиональная система автоматизации ресторанного бизнеса, ориентированная на средние и крупные предприятия. Предоставляет гибкие инструменты для управления заказами, складом, персоналом и финансовыми потоками. Интерфейс представлен на рисунке </w:t>
       </w:r>
       <w:r>
         <w:rPr>
@@ -13840,7 +14171,21 @@
         <w:rPr>
           <w:sz w:val="24"/>
         </w:rPr>
-        <w:t xml:space="preserve"> - Интерфейс r_keeper</w:t>
+        <w:t xml:space="preserve"> </w:t>
+      </w:r>
+      <w:r>
+        <w:rPr>
+          <w:bCs/>
+          <w:sz w:val="24"/>
+          <w:szCs w:val="24"/>
+        </w:rPr>
+        <w:t>–</w:t>
+      </w:r>
+      <w:r>
+        <w:rPr>
+          <w:sz w:val="24"/>
+        </w:rPr>
+        <w:t xml:space="preserve"> Интерфейс r_keeper</w:t>
       </w:r>
     </w:p>
     <w:p>
@@ -14151,11 +14496,19 @@
       </w:r>
       <w:r>
         <w:rPr>
+          <w:bCs/>
+          <w:sz w:val="24"/>
+          <w:szCs w:val="24"/>
+        </w:rPr>
+        <w:t>–</w:t>
+      </w:r>
+      <w:r>
+        <w:rPr>
           <w:sz w:val="24"/>
           <w:szCs w:val="24"/>
           <w:lang w:eastAsia="ru-RU"/>
         </w:rPr>
-        <w:t>-</w:t>
+        <w:t xml:space="preserve"> аналитика продаж</w:t>
       </w:r>
       <w:r>
         <w:rPr>
@@ -14163,7 +14516,7 @@
           <w:szCs w:val="24"/>
           <w:lang w:eastAsia="ru-RU"/>
         </w:rPr>
-        <w:t xml:space="preserve"> аналитика продаж</w:t>
+        <w:t xml:space="preserve">, данные о складских остатках, </w:t>
       </w:r>
       <w:r>
         <w:rPr>
@@ -14171,23 +14524,15 @@
           <w:szCs w:val="24"/>
           <w:lang w:eastAsia="ru-RU"/>
         </w:rPr>
-        <w:t xml:space="preserve">, данные о складских остатках, </w:t>
-      </w:r>
-      <w:r>
-        <w:rPr>
-          <w:sz w:val="24"/>
-          <w:szCs w:val="24"/>
-          <w:lang w:eastAsia="ru-RU"/>
-        </w:rPr>
         <w:t xml:space="preserve">информация о минимальном количестве ингредиентов и прогнозы потребления, клиенту </w:t>
       </w:r>
       <w:r>
         <w:rPr>
-          <w:sz w:val="24"/>
-          <w:szCs w:val="24"/>
-          <w:lang w:eastAsia="ru-RU"/>
-        </w:rPr>
-        <w:t>-</w:t>
+          <w:bCs/>
+          <w:sz w:val="24"/>
+          <w:szCs w:val="24"/>
+        </w:rPr>
+        <w:t>–</w:t>
       </w:r>
       <w:r>
         <w:rPr>
@@ -14317,11 +14662,11 @@
       </w:r>
       <w:r>
         <w:rPr>
-          <w:sz w:val="24"/>
-          <w:szCs w:val="24"/>
-          <w:lang w:eastAsia="ru-RU"/>
-        </w:rPr>
-        <w:t>-</w:t>
+          <w:bCs/>
+          <w:sz w:val="24"/>
+          <w:szCs w:val="24"/>
+        </w:rPr>
+        <w:t>–</w:t>
       </w:r>
       <w:r>
         <w:rPr>
@@ -14421,7 +14766,21 @@
         <w:rPr>
           <w:sz w:val="24"/>
         </w:rPr>
-        <w:t>Таблица 2.2.1 - Классы и характеристики пользователей</w:t>
+        <w:t xml:space="preserve">Таблица 2.2.1 </w:t>
+      </w:r>
+      <w:r>
+        <w:rPr>
+          <w:bCs/>
+          <w:sz w:val="24"/>
+          <w:szCs w:val="24"/>
+        </w:rPr>
+        <w:t>–</w:t>
+      </w:r>
+      <w:r>
+        <w:rPr>
+          <w:sz w:val="24"/>
+        </w:rPr>
+        <w:t xml:space="preserve"> Классы и характеристики пользователей</w:t>
       </w:r>
     </w:p>
     <w:tbl>
@@ -15364,7 +15723,17 @@
         <w:t>.1.1</w:t>
       </w:r>
       <w:r>
-        <w:t xml:space="preserve"> - Диаграмма вариантов использования для клиента</w:t>
+        <w:t xml:space="preserve"> </w:t>
+      </w:r>
+      <w:r>
+        <w:rPr>
+          <w:bCs/>
+          <w:szCs w:val="24"/>
+        </w:rPr>
+        <w:t>–</w:t>
+      </w:r>
+      <w:r>
+        <w:t xml:space="preserve"> Диаграмма вариантов использования для клиента</w:t>
       </w:r>
     </w:p>
     <w:p>
@@ -15664,7 +16033,17 @@
         <w:t>Рисунок 2.3.1.2</w:t>
       </w:r>
       <w:r>
-        <w:t xml:space="preserve"> - Диаграмма вариантов использования для повара</w:t>
+        <w:t xml:space="preserve"> </w:t>
+      </w:r>
+      <w:r>
+        <w:rPr>
+          <w:bCs/>
+          <w:szCs w:val="24"/>
+        </w:rPr>
+        <w:t>–</w:t>
+      </w:r>
+      <w:r>
+        <w:t xml:space="preserve"> Диаграмма вариантов использования для повара</w:t>
       </w:r>
     </w:p>
     <w:p>
@@ -15963,7 +16342,17 @@
         <w:t>к 2.3.1.3</w:t>
       </w:r>
       <w:r>
-        <w:t xml:space="preserve"> - Диаграмма вариантов использования для бариста-кассира</w:t>
+        <w:t xml:space="preserve"> </w:t>
+      </w:r>
+      <w:r>
+        <w:rPr>
+          <w:bCs/>
+          <w:szCs w:val="24"/>
+        </w:rPr>
+        <w:t>–</w:t>
+      </w:r>
+      <w:r>
+        <w:t xml:space="preserve"> Диаграмма вариантов использования для бариста-кассира</w:t>
       </w:r>
     </w:p>
     <w:p>
@@ -16491,7 +16880,17 @@
         <w:t>Рисунок 2.3.1.4</w:t>
       </w:r>
       <w:r>
-        <w:t xml:space="preserve"> - Диаграмма вариантов использования для администратора</w:t>
+        <w:t xml:space="preserve"> </w:t>
+      </w:r>
+      <w:r>
+        <w:rPr>
+          <w:bCs/>
+          <w:szCs w:val="24"/>
+        </w:rPr>
+        <w:t>–</w:t>
+      </w:r>
+      <w:r>
+        <w:t xml:space="preserve"> Диаграмма вариантов использования для администратора</w:t>
       </w:r>
     </w:p>
     <w:p>
@@ -16579,7 +16978,21 @@
           <w:rFonts w:cs="Times New Roman"/>
           <w:szCs w:val="24"/>
         </w:rPr>
-        <w:t xml:space="preserve"> - </w:t>
+        <w:t xml:space="preserve"> </w:t>
+      </w:r>
+      <w:r>
+        <w:rPr>
+          <w:bCs/>
+          <w:szCs w:val="24"/>
+        </w:rPr>
+        <w:t>–</w:t>
+      </w:r>
+      <w:r>
+        <w:rPr>
+          <w:rFonts w:cs="Times New Roman"/>
+          <w:szCs w:val="24"/>
+        </w:rPr>
+        <w:t xml:space="preserve"> </w:t>
       </w:r>
       <w:r>
         <w:t>Диаграмма вариантов использования для администратора</w:t>
@@ -16649,7 +17062,17 @@
         <w:t>Рисунок 2.3.1.6</w:t>
       </w:r>
       <w:r>
-        <w:t xml:space="preserve"> - </w:t>
+        <w:t xml:space="preserve"> </w:t>
+      </w:r>
+      <w:r>
+        <w:rPr>
+          <w:bCs/>
+          <w:szCs w:val="24"/>
+        </w:rPr>
+        <w:t>–</w:t>
+      </w:r>
+      <w:r>
+        <w:t xml:space="preserve"> </w:t>
       </w:r>
       <w:r>
         <w:t>Диаграмма вариантов использования для администратора</w:t>
@@ -16792,10 +17215,11 @@
       </w:r>
       <w:r>
         <w:rPr>
-          <w:sz w:val="24"/>
-          <w:szCs w:val="24"/>
-        </w:rPr>
-        <w:t>-</w:t>
+          <w:bCs/>
+          <w:sz w:val="24"/>
+          <w:szCs w:val="24"/>
+        </w:rPr>
+        <w:t>–</w:t>
       </w:r>
       <w:r>
         <w:rPr>
@@ -17304,7 +17728,22 @@
           <w:sz w:val="24"/>
           <w:szCs w:val="24"/>
         </w:rPr>
-        <w:t xml:space="preserve"> - Описание прецедента «Создание заказа клиентом»</w:t>
+        <w:t xml:space="preserve"> </w:t>
+      </w:r>
+      <w:r>
+        <w:rPr>
+          <w:bCs/>
+          <w:sz w:val="24"/>
+          <w:szCs w:val="24"/>
+        </w:rPr>
+        <w:t>–</w:t>
+      </w:r>
+      <w:r>
+        <w:rPr>
+          <w:sz w:val="24"/>
+          <w:szCs w:val="24"/>
+        </w:rPr>
+        <w:t xml:space="preserve"> Описание прецедента «Создание заказа клиентом»</w:t>
       </w:r>
     </w:p>
     <w:tbl>
@@ -17811,10 +18250,11 @@
       </w:r>
       <w:r>
         <w:rPr>
-          <w:sz w:val="24"/>
-          <w:szCs w:val="24"/>
-        </w:rPr>
-        <w:t>-</w:t>
+          <w:bCs/>
+          <w:sz w:val="24"/>
+          <w:szCs w:val="24"/>
+        </w:rPr>
+        <w:t>–</w:t>
       </w:r>
       <w:r>
         <w:rPr>
@@ -19003,10 +19443,11 @@
       </w:r>
       <w:r>
         <w:rPr>
-          <w:sz w:val="24"/>
-          <w:szCs w:val="24"/>
-        </w:rPr>
-        <w:t>-</w:t>
+          <w:bCs/>
+          <w:sz w:val="24"/>
+          <w:szCs w:val="24"/>
+        </w:rPr>
+        <w:t>–</w:t>
       </w:r>
       <w:r>
         <w:rPr>
@@ -19466,10 +19907,11 @@
       </w:r>
       <w:r>
         <w:rPr>
-          <w:sz w:val="24"/>
-          <w:szCs w:val="24"/>
-        </w:rPr>
-        <w:t>-</w:t>
+          <w:bCs/>
+          <w:sz w:val="24"/>
+          <w:szCs w:val="24"/>
+        </w:rPr>
+        <w:t>–</w:t>
       </w:r>
       <w:r>
         <w:rPr>
@@ -19829,10 +20271,11 @@
       </w:r>
       <w:r>
         <w:rPr>
-          <w:sz w:val="24"/>
-          <w:szCs w:val="24"/>
-        </w:rPr>
-        <w:t>-</w:t>
+          <w:bCs/>
+          <w:sz w:val="24"/>
+          <w:szCs w:val="24"/>
+        </w:rPr>
+        <w:t>–</w:t>
       </w:r>
       <w:r>
         <w:rPr>
@@ -20180,7 +20623,15 @@
           <w:sz w:val="24"/>
           <w:szCs w:val="24"/>
         </w:rPr>
-        <w:t>8 -</w:t>
+        <w:t xml:space="preserve">8 </w:t>
+      </w:r>
+      <w:r>
+        <w:rPr>
+          <w:bCs/>
+          <w:sz w:val="24"/>
+          <w:szCs w:val="24"/>
+        </w:rPr>
+        <w:t>–</w:t>
       </w:r>
       <w:r>
         <w:rPr>
@@ -20540,11 +20991,11 @@
       </w:r>
       <w:r>
         <w:rPr>
-          <w:sz w:val="24"/>
-          <w:szCs w:val="24"/>
-          <w:lang w:val="en-US"/>
-        </w:rPr>
-        <w:t>-</w:t>
+          <w:bCs/>
+          <w:sz w:val="24"/>
+          <w:szCs w:val="24"/>
+        </w:rPr>
+        <w:t>–</w:t>
       </w:r>
       <w:r>
         <w:rPr>
@@ -23342,7 +23793,21 @@
           <w:sz w:val="24"/>
         </w:rPr>
         <w:lastRenderedPageBreak/>
-        <w:t>Таблица 4.3.1 - Структура и форматы входных данных</w:t>
+        <w:t xml:space="preserve">Таблица 4.3.1 </w:t>
+      </w:r>
+      <w:r>
+        <w:rPr>
+          <w:bCs/>
+          <w:sz w:val="24"/>
+          <w:szCs w:val="24"/>
+        </w:rPr>
+        <w:t>–</w:t>
+      </w:r>
+      <w:r>
+        <w:rPr>
+          <w:sz w:val="24"/>
+        </w:rPr>
+        <w:t xml:space="preserve"> Структура и форматы входных данных</w:t>
       </w:r>
     </w:p>
     <w:tbl>
@@ -23864,7 +24329,21 @@
         <w:rPr>
           <w:sz w:val="24"/>
         </w:rPr>
-        <w:t>Таблица 4.3.2 - Структура и форматы выходных данных</w:t>
+        <w:t xml:space="preserve">Таблица 4.3.2 </w:t>
+      </w:r>
+      <w:r>
+        <w:rPr>
+          <w:bCs/>
+          <w:sz w:val="24"/>
+          <w:szCs w:val="24"/>
+        </w:rPr>
+        <w:t>–</w:t>
+      </w:r>
+      <w:r>
+        <w:rPr>
+          <w:sz w:val="24"/>
+        </w:rPr>
+        <w:t xml:space="preserve"> Структура и форматы выходных данных</w:t>
       </w:r>
     </w:p>
     <w:tbl>
@@ -24441,7 +24920,21 @@
         <w:rPr>
           <w:sz w:val="24"/>
         </w:rPr>
-        <w:t>Таблица 4.3.3 - Структура промежуточных данных</w:t>
+        <w:t xml:space="preserve">Таблица 4.3.3 </w:t>
+      </w:r>
+      <w:r>
+        <w:rPr>
+          <w:bCs/>
+          <w:sz w:val="24"/>
+          <w:szCs w:val="24"/>
+        </w:rPr>
+        <w:t>–</w:t>
+      </w:r>
+      <w:r>
+        <w:rPr>
+          <w:sz w:val="24"/>
+        </w:rPr>
+        <w:t xml:space="preserve"> Структура промежуточных данных</w:t>
       </w:r>
     </w:p>
     <w:tbl>
@@ -42433,9 +42926,17 @@
       </w:r>
       <w:r>
         <w:rPr>
-          <w:sz w:val="24"/>
-        </w:rPr>
-        <w:t xml:space="preserve">- </w:t>
+          <w:bCs/>
+          <w:sz w:val="24"/>
+          <w:szCs w:val="24"/>
+        </w:rPr>
+        <w:t>–</w:t>
+      </w:r>
+      <w:r>
+        <w:rPr>
+          <w:sz w:val="24"/>
+        </w:rPr>
+        <w:t xml:space="preserve"> </w:t>
       </w:r>
       <w:r>
         <w:rPr>
@@ -42483,8 +42984,6 @@
         </w:rPr>
         <w:t>.</w:t>
       </w:r>
-      <w:bookmarkStart w:id="54" w:name="_GoBack"/>
-      <w:bookmarkEnd w:id="54"/>
     </w:p>
     <w:p>
       <w:pPr>
@@ -42555,7 +43054,21 @@
         <w:rPr>
           <w:sz w:val="24"/>
         </w:rPr>
-        <w:t xml:space="preserve">Рисунок 4.4.3.1 - </w:t>
+        <w:t xml:space="preserve">Рисунок 4.4.3.1 </w:t>
+      </w:r>
+      <w:r>
+        <w:rPr>
+          <w:bCs/>
+          <w:sz w:val="24"/>
+          <w:szCs w:val="24"/>
+        </w:rPr>
+        <w:t>–</w:t>
+      </w:r>
+      <w:r>
+        <w:rPr>
+          <w:sz w:val="24"/>
+        </w:rPr>
+        <w:t xml:space="preserve"> </w:t>
       </w:r>
       <w:r>
         <w:rPr>
@@ -42568,7 +43081,7 @@
       <w:pPr>
         <w:pStyle w:val="30"/>
       </w:pPr>
-      <w:bookmarkStart w:id="55" w:name="_Toc229490336"/>
+      <w:bookmarkStart w:id="54" w:name="_Toc229490336"/>
       <w:r>
         <w:lastRenderedPageBreak/>
         <w:t>4.4.4</w:t>
@@ -42576,6 +43089,73 @@
       <w:r>
         <w:t xml:space="preserve"> Алгоритмы использования технологий передачи данных</w:t>
       </w:r>
+      <w:bookmarkEnd w:id="54"/>
+    </w:p>
+    <w:p>
+      <w:pPr>
+        <w:pStyle w:val="aff"/>
+      </w:pPr>
+      <w:r>
+        <w:t>Передача данных между компонентами системы выполняется через серверный API. Веб-клиент и WPF-приложение не обращаются к базе данных напрямую: они формируют JSON-запросы, отправляют их на сервер, получают структурированные ответы и обновляют интерфейс в соответствии с результатом.</w:t>
+      </w:r>
+    </w:p>
+    <w:p>
+      <w:pPr>
+        <w:pStyle w:val="aff"/>
+      </w:pPr>
+      <w:r>
+        <w:t>На рисунке 4.4.5.1 показана последовательность передачи данных при оформлении заказа клиентом. Исходный код диаграммы находится в файле PZ_assets/4.4.5.1_order_sequence.puml.</w:t>
+      </w:r>
+    </w:p>
+    <w:p>
+      <w:pPr>
+        <w:pStyle w:val="aff"/>
+      </w:pPr>
+      <w:r>
+        <w:rPr>
+          <w:b/>
+        </w:rPr>
+        <w:t>[Место для вставки: срендерированная диаграмма PZ_assets/4.4.5.1_order_sequence.puml]</w:t>
+      </w:r>
+    </w:p>
+    <w:p>
+      <w:pPr>
+        <w:pStyle w:val="aa"/>
+      </w:pPr>
+      <w:r>
+        <w:t xml:space="preserve">Рисунок 4.4.5.1 </w:t>
+      </w:r>
+      <w:r>
+        <w:rPr>
+          <w:bCs/>
+          <w:sz w:val="24"/>
+          <w:szCs w:val="24"/>
+        </w:rPr>
+        <w:t>–</w:t>
+      </w:r>
+      <w:r>
+        <w:t xml:space="preserve"> Диаграмма последовательности оформления заказа через API</w:t>
+      </w:r>
+    </w:p>
+    <w:p>
+      <w:pPr>
+        <w:pStyle w:val="aff"/>
+      </w:pPr>
+      <w:r>
+        <w:t>Такая схема обеспечивает единое место проверки бизнес-правил и прав доступа. Все критичные изменения проходят через серверную часть, где выполняются валидация, расчет итоговых параметров, транзакционная запись и возврат результата клиентскому приложению.</w:t>
+      </w:r>
+    </w:p>
+    <w:p>
+      <w:pPr>
+        <w:pStyle w:val="2"/>
+      </w:pPr>
+      <w:bookmarkStart w:id="55" w:name="_Toc229490337"/>
+      <w:r>
+        <w:t>4.5</w:t>
+      </w:r>
+      <w:r>
+        <w:t xml:space="preserve"> Описание архитектурного решения</w:t>
+      </w:r>
       <w:bookmarkEnd w:id="55"/>
     </w:p>
     <w:p>
@@ -42583,15 +43163,28 @@
         <w:pStyle w:val="aff"/>
       </w:pPr>
       <w:r>
-        <w:t>Передача данных между компонентами системы выполняется через серверный API. Веб-клиент и WPF-приложение не обращаются к базе данных напрямую: они формируют JSON-запросы, отправляют их на сервер, получают структурированные ответы и обновляют интерфейс в соответствии с результатом.</w:t>
-      </w:r>
+        <w:t>Архитектурное решение Garden Nook построено по клиент-серверному принципу. Пользовательские интерфейсы отделены от серверной бизнес-логики и базы данных, а обмен между компонентами выполняется через формализованные DTO-контракты и HTTP-запросы.</w:t>
+      </w:r>
+    </w:p>
+    <w:p>
+      <w:pPr>
+        <w:pStyle w:val="30"/>
+      </w:pPr>
+      <w:bookmarkStart w:id="56" w:name="_Toc229490338"/>
+      <w:r>
+        <w:t>4.5</w:t>
+      </w:r>
+      <w:r>
+        <w:t>.1 Структурная организация программной системы</w:t>
+      </w:r>
+      <w:bookmarkEnd w:id="56"/>
     </w:p>
     <w:p>
       <w:pPr>
         <w:pStyle w:val="aff"/>
       </w:pPr>
       <w:r>
-        <w:t>На рисунке 4.4.5.1 показана последовательность передачи данных при оформлении заказа клиентом. Исходный код диаграммы находится в файле PZ_assets/4.4.5.1_order_sequence.puml.</w:t>
+        <w:t>Программная система состоит из веб-клиента GardenNookWeb, WPF-клиента GardenNookWpf, серверного API GardenNookApi, общей библиотеки TransferModels и базы данных Microsoft SQL Server. Компонентная схема представлена на рисунке 4.6.1.1.</w:t>
       </w:r>
     </w:p>
     <w:p>
@@ -42602,7 +43195,7 @@
         <w:rPr>
           <w:b/>
         </w:rPr>
-        <w:t>[Место для вставки: срендерированная диаграмма PZ_assets/4.4.5.1_order_sequence.puml]</w:t>
+        <w:t>[Место для вставки: срендерированная диаграмма PZ_assets/4.6.1.1_component_diagram.puml]</w:t>
       </w:r>
     </w:p>
     <w:p>
@@ -42610,76 +43203,18 @@
         <w:pStyle w:val="aa"/>
       </w:pPr>
       <w:r>
-        <w:t>Рисунок 4.4.5.1 - Диаграмма последовательности оформления заказа через API</w:t>
-      </w:r>
-    </w:p>
-    <w:p>
-      <w:pPr>
-        <w:pStyle w:val="aff"/>
-      </w:pPr>
-      <w:r>
-        <w:t>Такая схема обеспечивает единое место проверки бизнес-правил и прав доступа. Все критичные изменения проходят через серверную часть, где выполняются валидация, расчет итоговых параметров, транзакционная запись и возврат результата клиентскому приложению.</w:t>
-      </w:r>
-    </w:p>
-    <w:p>
-      <w:pPr>
-        <w:pStyle w:val="2"/>
-      </w:pPr>
-      <w:bookmarkStart w:id="56" w:name="_Toc229490337"/>
-      <w:r>
-        <w:t>4.5</w:t>
-      </w:r>
-      <w:r>
-        <w:t xml:space="preserve"> Описание архитектурного решения</w:t>
-      </w:r>
-      <w:bookmarkEnd w:id="56"/>
-    </w:p>
-    <w:p>
-      <w:pPr>
-        <w:pStyle w:val="aff"/>
-      </w:pPr>
-      <w:r>
-        <w:t>Архитектурное решение Garden Nook построено по клиент-серверному принципу. Пользовательские интерфейсы отделены от серверной бизнес-логики и базы данных, а обмен между компонентами выполняется через формализованные DTO-контракты и HTTP-запросы.</w:t>
-      </w:r>
-    </w:p>
-    <w:p>
-      <w:pPr>
-        <w:pStyle w:val="30"/>
-      </w:pPr>
-      <w:bookmarkStart w:id="57" w:name="_Toc229490338"/>
-      <w:r>
-        <w:t>4.5</w:t>
-      </w:r>
-      <w:r>
-        <w:t>.1 Структурная организация программной системы</w:t>
-      </w:r>
-      <w:bookmarkEnd w:id="57"/>
-    </w:p>
-    <w:p>
-      <w:pPr>
-        <w:pStyle w:val="aff"/>
-      </w:pPr>
-      <w:r>
-        <w:t>Программная система состоит из веб-клиента GardenNookWeb, WPF-клиента GardenNookWpf, серверного API GardenNookApi, общей библиотеки TransferModels и базы данных Microsoft SQL Server. Компонентная схема представлена на рисунке 4.6.1.1.</w:t>
-      </w:r>
-    </w:p>
-    <w:p>
-      <w:pPr>
-        <w:pStyle w:val="aff"/>
-      </w:pPr>
-      <w:r>
-        <w:rPr>
-          <w:b/>
-        </w:rPr>
-        <w:t>[Место для вставки: срендерированная диаграмма PZ_assets/4.6.1.1_component_diagram.puml]</w:t>
-      </w:r>
-    </w:p>
-    <w:p>
-      <w:pPr>
-        <w:pStyle w:val="aa"/>
-      </w:pPr>
-      <w:r>
-        <w:t>Рисунок 4.6.1.1 - UML-диаграмма компонентов программного комплекса Garden Nook</w:t>
+        <w:t xml:space="preserve">Рисунок 4.6.1.1 </w:t>
+      </w:r>
+      <w:r>
+        <w:rPr>
+          <w:bCs/>
+          <w:sz w:val="24"/>
+          <w:szCs w:val="24"/>
+        </w:rPr>
+        <w:t>–</w:t>
+      </w:r>
+      <w:r>
+        <w:t xml:space="preserve"> UML-диаграмма компонентов программного комплекса Garden Nook</w:t>
       </w:r>
     </w:p>
     <w:p>
@@ -42710,21 +43245,32 @@
         <w:pStyle w:val="aa"/>
       </w:pPr>
       <w:r>
-        <w:t>Рисунок 4.6.1.2 - UML-диаграмма развертывания программного комплекса Garden Nook</w:t>
+        <w:t xml:space="preserve">Рисунок 4.6.1.2 </w:t>
+      </w:r>
+      <w:r>
+        <w:rPr>
+          <w:bCs/>
+          <w:sz w:val="24"/>
+          <w:szCs w:val="24"/>
+        </w:rPr>
+        <w:t>–</w:t>
+      </w:r>
+      <w:r>
+        <w:t xml:space="preserve"> UML-диаграмма развертывания программного комплекса Garden Nook</w:t>
       </w:r>
     </w:p>
     <w:p>
       <w:pPr>
         <w:pStyle w:val="30"/>
       </w:pPr>
-      <w:bookmarkStart w:id="58" w:name="_Toc229490339"/>
+      <w:bookmarkStart w:id="57" w:name="_Toc229490339"/>
       <w:r>
         <w:t>4.5</w:t>
       </w:r>
       <w:r>
         <w:t>.2 Архитектура программного кода</w:t>
       </w:r>
-      <w:bookmarkEnd w:id="58"/>
+      <w:bookmarkEnd w:id="57"/>
     </w:p>
     <w:p>
       <w:pPr>
@@ -42766,8 +43312,8 @@
           <w:szCs w:val="24"/>
         </w:rPr>
       </w:pPr>
-      <w:bookmarkStart w:id="59" w:name="_Toc37579726"/>
-      <w:bookmarkStart w:id="60" w:name="_Toc229490340"/>
+      <w:bookmarkStart w:id="58" w:name="_Toc37579726"/>
+      <w:bookmarkStart w:id="59" w:name="_Toc229490340"/>
       <w:r>
         <w:rPr>
           <w:rStyle w:val="a7"/>
@@ -42787,7 +43333,7 @@
         </w:rPr>
         <w:t xml:space="preserve"> </w:t>
       </w:r>
-      <w:bookmarkEnd w:id="59"/>
+      <w:bookmarkEnd w:id="58"/>
       <w:r>
         <w:rPr>
           <w:rStyle w:val="a7"/>
@@ -42806,57 +43352,57 @@
         </w:rPr>
         <w:t>И ОПТИМИЗАЦИЯ</w:t>
       </w:r>
+      <w:bookmarkEnd w:id="59"/>
+    </w:p>
+    <w:p>
+      <w:pPr>
+        <w:pStyle w:val="2"/>
+        <w:rPr>
+          <w:sz w:val="24"/>
+          <w:szCs w:val="24"/>
+          <w:shd w:val="clear" w:color="auto" w:fill="FFFFFF"/>
+        </w:rPr>
+      </w:pPr>
+      <w:bookmarkStart w:id="60" w:name="_Toc229490341"/>
+      <w:r>
+        <w:rPr>
+          <w:sz w:val="24"/>
+          <w:szCs w:val="24"/>
+          <w:shd w:val="clear" w:color="auto" w:fill="FFFFFF"/>
+        </w:rPr>
+        <w:t>5</w:t>
+      </w:r>
+      <w:r>
+        <w:rPr>
+          <w:sz w:val="24"/>
+          <w:szCs w:val="24"/>
+          <w:shd w:val="clear" w:color="auto" w:fill="FFFFFF"/>
+        </w:rPr>
+        <w:t xml:space="preserve">.1 </w:t>
+      </w:r>
+      <w:r>
+        <w:rPr>
+          <w:sz w:val="24"/>
+          <w:szCs w:val="24"/>
+          <w:shd w:val="clear" w:color="auto" w:fill="FFFFFF"/>
+        </w:rPr>
+        <w:t xml:space="preserve">План </w:t>
+      </w:r>
+      <w:r>
+        <w:rPr>
+          <w:sz w:val="24"/>
+          <w:szCs w:val="24"/>
+          <w:shd w:val="clear" w:color="auto" w:fill="FFFFFF"/>
+        </w:rPr>
+        <w:t>тестирования</w:t>
+      </w:r>
       <w:bookmarkEnd w:id="60"/>
-    </w:p>
-    <w:p>
-      <w:pPr>
-        <w:pStyle w:val="2"/>
+      <w:r>
         <w:rPr>
           <w:sz w:val="24"/>
           <w:szCs w:val="24"/>
           <w:shd w:val="clear" w:color="auto" w:fill="FFFFFF"/>
         </w:rPr>
-      </w:pPr>
-      <w:bookmarkStart w:id="61" w:name="_Toc229490341"/>
-      <w:r>
-        <w:rPr>
-          <w:sz w:val="24"/>
-          <w:szCs w:val="24"/>
-          <w:shd w:val="clear" w:color="auto" w:fill="FFFFFF"/>
-        </w:rPr>
-        <w:t>5</w:t>
-      </w:r>
-      <w:r>
-        <w:rPr>
-          <w:sz w:val="24"/>
-          <w:szCs w:val="24"/>
-          <w:shd w:val="clear" w:color="auto" w:fill="FFFFFF"/>
-        </w:rPr>
-        <w:t xml:space="preserve">.1 </w:t>
-      </w:r>
-      <w:r>
-        <w:rPr>
-          <w:sz w:val="24"/>
-          <w:szCs w:val="24"/>
-          <w:shd w:val="clear" w:color="auto" w:fill="FFFFFF"/>
-        </w:rPr>
-        <w:t xml:space="preserve">План </w:t>
-      </w:r>
-      <w:r>
-        <w:rPr>
-          <w:sz w:val="24"/>
-          <w:szCs w:val="24"/>
-          <w:shd w:val="clear" w:color="auto" w:fill="FFFFFF"/>
-        </w:rPr>
-        <w:t>тестирования</w:t>
-      </w:r>
-      <w:bookmarkEnd w:id="61"/>
-      <w:r>
-        <w:rPr>
-          <w:sz w:val="24"/>
-          <w:szCs w:val="24"/>
-          <w:shd w:val="clear" w:color="auto" w:fill="FFFFFF"/>
-        </w:rPr>
         <w:t xml:space="preserve"> </w:t>
       </w:r>
     </w:p>
@@ -42870,7 +43416,18 @@
     </w:p>
     <w:p>
       <w:r>
-        <w:t>Таблица 5.1 - План тестирования программного комплекса</w:t>
+        <w:t xml:space="preserve">Таблица 5.1 </w:t>
+      </w:r>
+      <w:r>
+        <w:rPr>
+          <w:bCs/>
+          <w:sz w:val="24"/>
+          <w:szCs w:val="24"/>
+        </w:rPr>
+        <w:t>–</w:t>
+      </w:r>
+      <w:r>
+        <w:t xml:space="preserve"> План тестирования программного комплекса</w:t>
       </w:r>
     </w:p>
     <w:tbl>
@@ -43205,7 +43762,7 @@
           <w:shd w:val="clear" w:color="auto" w:fill="FFFFFF"/>
         </w:rPr>
       </w:pPr>
-      <w:bookmarkStart w:id="62" w:name="_Toc229490342"/>
+      <w:bookmarkStart w:id="61" w:name="_Toc229490342"/>
       <w:r>
         <w:rPr>
           <w:sz w:val="24"/>
@@ -43238,7 +43795,7 @@
         </w:rPr>
         <w:t xml:space="preserve"> и оптимизация</w:t>
       </w:r>
-      <w:bookmarkEnd w:id="62"/>
+      <w:bookmarkEnd w:id="61"/>
     </w:p>
     <w:p>
       <w:pPr>
@@ -43254,7 +43811,18 @@
     </w:p>
     <w:p>
       <w:r>
-        <w:t>Таблица 5.2 - Результаты функционального тестирования</w:t>
+        <w:t xml:space="preserve">Таблица 5.2 </w:t>
+      </w:r>
+      <w:r>
+        <w:rPr>
+          <w:bCs/>
+          <w:sz w:val="24"/>
+          <w:szCs w:val="24"/>
+        </w:rPr>
+        <w:t>–</w:t>
+      </w:r>
+      <w:r>
+        <w:t xml:space="preserve"> Результаты функционального тестирования</w:t>
       </w:r>
     </w:p>
     <w:tbl>
@@ -43473,7 +44041,7 @@
           <w:szCs w:val="24"/>
         </w:rPr>
       </w:pPr>
-      <w:bookmarkStart w:id="63" w:name="_Toc229490343"/>
+      <w:bookmarkStart w:id="62" w:name="_Toc229490343"/>
       <w:r>
         <w:rPr>
           <w:rStyle w:val="a7"/>
@@ -43493,7 +44061,7 @@
         </w:rPr>
         <w:t xml:space="preserve"> РУКОВОДСТВО ПОЛЬЗОВАТЕЛЯ</w:t>
       </w:r>
-      <w:bookmarkEnd w:id="63"/>
+      <w:bookmarkEnd w:id="62"/>
     </w:p>
     <w:p>
       <w:pPr>
@@ -43543,7 +44111,7 @@
           <w:szCs w:val="24"/>
         </w:rPr>
       </w:pPr>
-      <w:bookmarkStart w:id="64" w:name="_Toc229490344"/>
+      <w:bookmarkStart w:id="63" w:name="_Toc229490344"/>
       <w:r>
         <w:rPr>
           <w:sz w:val="24"/>
@@ -43552,92 +44120,133 @@
         <w:lastRenderedPageBreak/>
         <w:t>ЗАКЛЮЧЕНИЕ</w:t>
       </w:r>
+      <w:bookmarkEnd w:id="63"/>
+    </w:p>
+    <w:p>
+      <w:pPr>
+        <w:pStyle w:val="aff"/>
+      </w:pPr>
+      <w:r>
+        <w:t>В ходе выполнения выпускной квалификационной работы был разработан программный комплекс Garden Nook, предназначенный для автоматизации работы кофейни здорового питания. Разработка охватила клиентский веб-интерфейс, служебное WPF-приложение, серверный API и реляционную базу данных.</w:t>
+      </w:r>
+    </w:p>
+    <w:p>
+      <w:pPr>
+        <w:pStyle w:val="aff"/>
+      </w:pPr>
+      <w:r>
+        <w:t>В работе была изучена предметная область, выделены основные информационные объекты и роли пользователей, сформулированы функциональные и нефункциональные требования. На основе анализа выбран технологический стек, включающий C#, .NET 8, ASP.NET Core, WPF, Entity Framework Core и Microsoft SQL Server.</w:t>
+      </w:r>
+    </w:p>
+    <w:p>
+      <w:pPr>
+        <w:pStyle w:val="aff"/>
+      </w:pPr>
+      <w:r>
+        <w:t>Реализованная система поддерживает просмотр меню, оформление заказов, расчет пищевой ценности и стоимости позиций, работу с технологическими картами, складскими остатками, стоп-листом, актами списания, клиентской базой и аналитическими данными. Разделение функций по ролям позволяет использовать систему как клиентами, так и сотрудниками кофейни.</w:t>
+      </w:r>
+    </w:p>
+    <w:p>
+      <w:pPr>
+        <w:pStyle w:val="aff"/>
+      </w:pPr>
+      <w:r>
+        <w:t>Практическая значимость разработки заключается в снижении объема ручных расчетов, повышении прозрачности состава блюд для клиента, ускорении обработки заказов и улучшении контроля складских процессов. Использование единого хранилища данных уменьшает риск расхождений между меню, рецептурами, заказами и остатками ингредиентов.</w:t>
+      </w:r>
+    </w:p>
+    <w:p>
+      <w:pPr>
+        <w:pStyle w:val="aff"/>
+      </w:pPr>
+      <w:r>
+        <w:t>Дальнейшее развитие программного комплекса может включать интеграцию с кассовым оборудованием, расширение аналитических отчетов, внедрение уведомлений о прогнозируемом дефиците ингредиентов и развитие мобильного интерфейса для клиентов. Поставленная задача разработки программного средства в рамках ВКР выполнена.</w:t>
+      </w:r>
+    </w:p>
+    <w:p>
+      <w:pPr>
+        <w:pStyle w:val="10"/>
+        <w:rPr>
+          <w:sz w:val="24"/>
+          <w:szCs w:val="24"/>
+        </w:rPr>
+      </w:pPr>
+      <w:bookmarkStart w:id="64" w:name="_Toc485122561"/>
+      <w:bookmarkStart w:id="65" w:name="_Toc499888278"/>
+      <w:bookmarkStart w:id="66" w:name="_Toc504040243"/>
+      <w:bookmarkStart w:id="67" w:name="_Toc229490345"/>
+      <w:r>
+        <w:rPr>
+          <w:sz w:val="24"/>
+          <w:szCs w:val="24"/>
+        </w:rPr>
+        <w:lastRenderedPageBreak/>
+        <w:t>СПИСОК ИСПОЛЬЗ</w:t>
+      </w:r>
+      <w:r>
+        <w:rPr>
+          <w:sz w:val="24"/>
+          <w:szCs w:val="24"/>
+        </w:rPr>
+        <w:t>УЕМЫХ</w:t>
+      </w:r>
+      <w:r>
+        <w:rPr>
+          <w:sz w:val="24"/>
+          <w:szCs w:val="24"/>
+        </w:rPr>
+        <w:t xml:space="preserve"> ИСТОЧНИКОВ</w:t>
+      </w:r>
       <w:bookmarkEnd w:id="64"/>
-    </w:p>
-    <w:p>
-      <w:pPr>
-        <w:pStyle w:val="aff"/>
-      </w:pPr>
-      <w:r>
-        <w:t>В ходе выполнения выпускной квалификационной работы был разработан программный комплекс Garden Nook, предназначенный для автоматизации работы кофейни здорового питания. Разработка охватила клиентский веб-интерфейс, служебное WPF-приложение, серверный API и реляционную базу данных.</w:t>
-      </w:r>
-    </w:p>
-    <w:p>
-      <w:pPr>
-        <w:pStyle w:val="aff"/>
-      </w:pPr>
-      <w:r>
-        <w:t>В работе была изучена предметная область, выделены основные информационные объекты и роли пользователей, сформулированы функциональные и нефункциональные требования. На основе анализа выбран технологический стек, включающий C#, .NET 8, ASP.NET Core, WPF, Entity Framework Core и Microsoft SQL Server.</w:t>
-      </w:r>
-    </w:p>
-    <w:p>
-      <w:pPr>
-        <w:pStyle w:val="aff"/>
-      </w:pPr>
-      <w:r>
-        <w:t>Реализованная система поддерживает просмотр меню, оформление заказов, расчет пищевой ценности и стоимости позиций, работу с технологическими картами, складскими остатками, стоп-листом, актами списания, клиентской базой и аналитическими данными. Разделение функций по ролям позволяет использовать систему как клиентами, так и сотрудниками кофейни.</w:t>
-      </w:r>
-    </w:p>
-    <w:p>
-      <w:pPr>
-        <w:pStyle w:val="aff"/>
-      </w:pPr>
-      <w:r>
-        <w:t>Практическая значимость разработки заключается в снижении объема ручных расчетов, повышении прозрачности состава блюд для клиента, ускорении обработки заказов и улучшении контроля складских процессов. Использование единого хранилища данных уменьшает риск расхождений между меню, рецептурами, заказами и остатками ингредиентов.</w:t>
-      </w:r>
-    </w:p>
-    <w:p>
-      <w:pPr>
-        <w:pStyle w:val="aff"/>
-      </w:pPr>
-      <w:r>
-        <w:t>Дальнейшее развитие программного комплекса может включать интеграцию с кассовым оборудованием, расширение аналитических отчетов, внедрение уведомлений о прогнозируемом дефиците ингредиентов и развитие мобильного интерфейса для клиентов. Поставленная задача разработки программного средства в рамках ВКР выполнена.</w:t>
-      </w:r>
-    </w:p>
-    <w:p>
-      <w:pPr>
-        <w:pStyle w:val="10"/>
-        <w:rPr>
-          <w:sz w:val="24"/>
-          <w:szCs w:val="24"/>
-        </w:rPr>
-      </w:pPr>
-      <w:bookmarkStart w:id="65" w:name="_Toc485122561"/>
-      <w:bookmarkStart w:id="66" w:name="_Toc499888278"/>
-      <w:bookmarkStart w:id="67" w:name="_Toc504040243"/>
-      <w:bookmarkStart w:id="68" w:name="_Toc229490345"/>
-      <w:r>
-        <w:rPr>
-          <w:sz w:val="24"/>
-          <w:szCs w:val="24"/>
-        </w:rPr>
-        <w:t>СПИСОК ИСПОЛЬЗ</w:t>
-      </w:r>
-      <w:r>
-        <w:rPr>
-          <w:sz w:val="24"/>
-          <w:szCs w:val="24"/>
-        </w:rPr>
-        <w:t>УЕМЫХ</w:t>
-      </w:r>
-      <w:r>
-        <w:rPr>
-          <w:sz w:val="24"/>
-          <w:szCs w:val="24"/>
-        </w:rPr>
-        <w:t xml:space="preserve"> ИСТОЧНИКОВ</w:t>
-      </w:r>
       <w:bookmarkEnd w:id="65"/>
       <w:bookmarkEnd w:id="66"/>
       <w:bookmarkEnd w:id="67"/>
+    </w:p>
+    <w:p>
+      <w:pPr>
+        <w:pStyle w:val="aff"/>
+      </w:pPr>
+      <w:r>
+        <w:t>1 ГОСТ 19.701-90. Единая система программной документации. Схемы алгоритмов, программ, данных и систем. Условные обозначения и правила выполнения.</w:t>
+      </w:r>
+    </w:p>
+    <w:p>
+      <w:pPr>
+        <w:pStyle w:val="aff"/>
+      </w:pPr>
+      <w:r>
+        <w:t>2 ГОСТ Р 7.0.5-2008. Система стандартов по информации, библиотечному и издательскому делу. Библиографическая ссылка. Общие требования и правила составления.</w:t>
+      </w:r>
+    </w:p>
+    <w:p>
+      <w:pPr>
+        <w:pStyle w:val="aff"/>
+      </w:pPr>
+      <w:r>
+        <w:t>3 Документация ASP.NET Core [Электронный ресурс]. - URL: https://learn.microsoft.com/ru-ru/aspnet/core/ (дата обращения: 12.05.2026).</w:t>
+      </w:r>
+    </w:p>
+    <w:p>
+      <w:pPr>
+        <w:pStyle w:val="aff"/>
+      </w:pPr>
+      <w:r>
+        <w:t xml:space="preserve">4 Документация Entity Framework Core [Электронный ресурс]. </w:t>
+      </w:r>
+      <w:bookmarkStart w:id="68" w:name="_GoBack"/>
+      <w:r>
+        <w:t>-</w:t>
+      </w:r>
       <w:bookmarkEnd w:id="68"/>
+      <w:r>
+        <w:t xml:space="preserve"> URL: https://learn.microsoft.com/ru-ru/ef/core/ (дата обращения: 12.05.2026).</w:t>
+      </w:r>
     </w:p>
     <w:p>
       <w:pPr>
         <w:pStyle w:val="aff"/>
       </w:pPr>
       <w:r>
-        <w:t>1 ГОСТ 19.701-90. Единая система программной документации. Схемы алгоритмов, программ, данных и систем. Условные обозначения и правила выполнения.</w:t>
+        <w:t>5 Документация Microsoft SQL Server [Электронный ресурс]. - URL: https://learn.microsoft.com/ru-ru/sql/sql-server/ (дата обращения: 12.05.2026).</w:t>
       </w:r>
     </w:p>
     <w:p>
@@ -43645,44 +44254,26 @@
         <w:pStyle w:val="aff"/>
       </w:pPr>
       <w:r>
-        <w:t>2 ГОСТ Р 7.0.5-2008. Система стандартов по информации, библиотечному и издательскому делу. Библиографическая ссылка. Общие требования и правила составления.</w:t>
+        <w:t>6 Документация WPF для .NET [Электронный ресурс]. - URL: https://learn.microsoft.com/ru-ru/dotnet/desktop/wpf/ (дата обращения: 12.05.2026).</w:t>
       </w:r>
     </w:p>
     <w:p>
       <w:pPr>
         <w:pStyle w:val="aff"/>
-      </w:pPr>
-      <w:r>
-        <w:t>3 Документация ASP.NET Core [Электронный ресурс]. - URL: https://learn.microsoft.com/ru-ru/aspnet/core/ (дата обращения: 12.05.2026).</w:t>
+        <w:rPr>
+          <w:lang w:val="en-US"/>
+        </w:rPr>
+      </w:pPr>
+      <w:r>
+        <w:rPr>
+          <w:lang w:val="en-US"/>
+        </w:rPr>
+        <w:t>7 Fowler M. Patterns of Enterprise Application Architecture. - Boston: Addison-Wesley, 2002.</w:t>
       </w:r>
     </w:p>
     <w:p>
       <w:pPr>
         <w:pStyle w:val="aff"/>
-      </w:pPr>
-      <w:r>
-        <w:t>4 Документация Entity Framework Core [Электронный ресурс]. - URL: https://learn.microsoft.com/ru-ru/ef/core/ (дата обращения: 12.05.2026).</w:t>
-      </w:r>
-    </w:p>
-    <w:p>
-      <w:pPr>
-        <w:pStyle w:val="aff"/>
-      </w:pPr>
-      <w:r>
-        <w:t>5 Документация Microsoft SQL Server [Электронный ресурс]. - URL: https://learn.microsoft.com/ru-ru/sql/sql-server/ (дата обращения: 12.05.2026).</w:t>
-      </w:r>
-    </w:p>
-    <w:p>
-      <w:pPr>
-        <w:pStyle w:val="aff"/>
-      </w:pPr>
-      <w:r>
-        <w:t>6 Документация WPF для .NET [Электронный ресурс]. - URL: https://learn.microsoft.com/ru-ru/dotnet/desktop/wpf/ (дата обращения: 12.05.2026).</w:t>
-      </w:r>
-    </w:p>
-    <w:p>
-      <w:pPr>
-        <w:pStyle w:val="aff"/>
         <w:rPr>
           <w:lang w:val="en-US"/>
         </w:rPr>
@@ -43691,20 +44282,6 @@
         <w:rPr>
           <w:lang w:val="en-US"/>
         </w:rPr>
-        <w:t>7 Fowler M. Patterns of Enterprise Application Architecture. - Boston: Addison-Wesley, 2002.</w:t>
-      </w:r>
-    </w:p>
-    <w:p>
-      <w:pPr>
-        <w:pStyle w:val="aff"/>
-        <w:rPr>
-          <w:lang w:val="en-US"/>
-        </w:rPr>
-      </w:pPr>
-      <w:r>
-        <w:rPr>
-          <w:lang w:val="en-US"/>
-        </w:rPr>
         <w:t>8 Richardson L., Ruby S. RESTful Web Services. - Sebastopol: O'Reilly Media, 2007.</w:t>
       </w:r>
     </w:p>
@@ -43722,6 +44299,7 @@
           <w:sz w:val="24"/>
           <w:szCs w:val="24"/>
         </w:rPr>
+        <w:lastRenderedPageBreak/>
         <w:t>ПРИЛОЖЕНИЯ</w:t>
       </w:r>
       <w:bookmarkEnd w:id="69"/>
@@ -45814,7 +46392,7 @@
   <w:abstractNum w:abstractNumId="14" w15:restartNumberingAfterBreak="0">
     <w:nsid w:val="437D4877"/>
     <w:multiLevelType w:val="hybridMultilevel"/>
-    <w:tmpl w:val="9210E3E6"/>
+    <w:tmpl w:val="82AA24EE"/>
     <w:lvl w:ilvl="0" w:tplc="04190001">
       <w:start w:val="1"/>
       <w:numFmt w:val="bullet"/>
@@ -49173,7 +49751,7 @@
 </file>
 
 <file path=customXml/itemProps1.xml><?xml version="1.0" encoding="utf-8"?>
-<ds:datastoreItem xmlns:ds="http://schemas.openxmlformats.org/officeDocument/2006/customXml" ds:itemID="{9565010D-EB2E-4F69-88D4-F2B637115396}">
+<ds:datastoreItem xmlns:ds="http://schemas.openxmlformats.org/officeDocument/2006/customXml" ds:itemID="{FAFA3595-199C-48EA-890D-E9C115A35A30}">
   <ds:schemaRefs>
     <ds:schemaRef ds:uri="http://schemas.openxmlformats.org/officeDocument/2006/bibliography"/>
   </ds:schemaRefs>

--- a/2207_в2_Косухин С. Д. ПЗ.docx
+++ b/2207_в2_Косухин С. Д. ПЗ.docx
@@ -42947,46 +42947,6 @@
     </w:p>
     <w:p>
       <w:pPr>
-        <w:ind w:firstLine="709"/>
-        <w:jc w:val="both"/>
-        <w:rPr>
-          <w:sz w:val="24"/>
-        </w:rPr>
-      </w:pPr>
-      <w:r>
-        <w:rPr>
-          <w:sz w:val="24"/>
-        </w:rPr>
-        <w:t xml:space="preserve">На основе проведенного графического анализа можно сделать практические управленческие выводы. Например, если определенное блюдо или напиток стабильно попадает в </w:t>
-      </w:r>
-      <w:r>
-        <w:rPr>
-          <w:sz w:val="24"/>
-        </w:rPr>
-        <w:lastRenderedPageBreak/>
-        <w:t>список популярных позиций, его следует учитывать при планировании закупок и заготовок. Если позиция имеет низкое количество продаж, администратор может принять решение о корректировке меню или изменении рецептуры. При анализе складских отклонений можно выявить сырье, по которому чаще всего возникают расхождения, и проверить корректность технологических карт, списаний или фактического учета на складе. Таким образом, графическое представление данных в Garden Nook используется не только для наглядного отображения информации, но и для поддержки управленческих решений по меню, продажам и складскому контролю.</w:t>
-      </w:r>
-      <w:r>
-        <w:rPr>
-          <w:sz w:val="24"/>
-        </w:rPr>
-        <w:t xml:space="preserve"> На рисунке 4.4.3.1 подробно описан алгоритм</w:t>
-      </w:r>
-      <w:r>
-        <w:rPr>
-          <w:sz w:val="24"/>
-        </w:rPr>
-        <w:t xml:space="preserve"> формирования графического отчета</w:t>
-      </w:r>
-      <w:r>
-        <w:rPr>
-          <w:sz w:val="24"/>
-        </w:rPr>
-        <w:t>.</w:t>
-      </w:r>
-    </w:p>
-    <w:p>
-      <w:pPr>
         <w:ind w:left="-426"/>
         <w:jc w:val="center"/>
         <w:rPr>
@@ -43030,7 +42990,7 @@
                   <pic:spPr>
                     <a:xfrm>
                       <a:off x="0" y="0"/>
-                      <a:ext cx="5988013" cy="8944259"/>
+                      <a:ext cx="5981700" cy="8934829"/>
                     </a:xfrm>
                     <a:prstGeom prst="rect">
                       <a:avLst/>
@@ -43096,7 +43056,24 @@
         <w:pStyle w:val="aff"/>
       </w:pPr>
       <w:r>
-        <w:t>Передача данных между компонентами системы выполняется через серверный API. Веб-клиент и WPF-приложение не обращаются к базе данных напрямую: они формируют JSON-запросы, отправляют их на сервер, получают структурированные ответы и обновляют интерфейс в соответствии с результатом.</w:t>
+        <w:t>Для гарантированной передачи данных между компонентами системы используется клиент-серверная архитектура. Серверная часть реализована на ASP.NET Core Web API, обмен данными выполняется по HTTP/HTTPS через REST-подобные эндпоинты. Основной формат передачи данных</w:t>
+      </w:r>
+      <w:r>
+        <w:rPr>
+          <w:b/>
+          <w:i/>
+        </w:rPr>
+        <w:t xml:space="preserve"> </w:t>
+      </w:r>
+      <w:r>
+        <w:rPr>
+          <w:bCs/>
+          <w:szCs w:val="24"/>
+        </w:rPr>
+        <w:t>–</w:t>
+      </w:r>
+      <w:r>
+        <w:t xml:space="preserve"> JSON, сформированный на основе DTO-классов из проекта TransferModels. Например, при оформлении заказа клиентская часть передает объект OrderRequest, а сервер возвращает OrderResponse с идентификатором заказа, статусом, итоговой стоимостью и калорийностью.</w:t>
       </w:r>
     </w:p>
     <w:p>
@@ -43104,7 +43081,7 @@
         <w:pStyle w:val="aff"/>
       </w:pPr>
       <w:r>
-        <w:t>На рисунке 4.4.5.1 показана последовательность передачи данных при оформлении заказа клиентом. Исходный код диаграммы находится в файле PZ_assets/4.4.5.1_order_sequence.puml.</w:t>
+        <w:t>Серверное приложение GardenNookApi подключается к базе данных SQL Server через Entity Framework Core. Контекст базы данных используется для выполнения LINQ-запросов, которые преобразуются в SQL-запросы. Через этот механизм сервер получает и изменяет данные о пользователях, заказах, меню, ингредиентах, остатках, технологических картах и отчетах.</w:t>
       </w:r>
     </w:p>
     <w:p>
@@ -43112,10 +43089,882 @@
         <w:pStyle w:val="aff"/>
       </w:pPr>
       <w:r>
+        <w:t>Для защиты передаваемых данных применяется cookie-аутентификация. После успешной авторизации сервер формирует защищенную cookie-сессию GardenNook.Auth, в которую помещаются сведения о пользователе: идентификатор, имя, логин и роль. При последующих запросах cookie автоматически передается на сервер, а доступ к функциям ограничивается через атрибуты авторизации, например [Authorize] и [Authorize(Roles = "...")].</w:t>
+      </w:r>
+    </w:p>
+    <w:p>
+      <w:pPr>
+        <w:pStyle w:val="aff"/>
+      </w:pPr>
+      <w:r>
+        <w:t>Алгоритм авторизации:</w:t>
+      </w:r>
+    </w:p>
+    <w:p>
+      <w:pPr>
+        <w:pStyle w:val="aff"/>
+        <w:numPr>
+          <w:ilvl w:val="0"/>
+          <w:numId w:val="28"/>
+        </w:numPr>
+        <w:ind w:left="0" w:firstLine="709"/>
+      </w:pPr>
+      <w:r>
+        <w:t>Пользователь вводит логин и пароль.</w:t>
+      </w:r>
+    </w:p>
+    <w:p>
+      <w:pPr>
+        <w:pStyle w:val="aff"/>
+        <w:numPr>
+          <w:ilvl w:val="0"/>
+          <w:numId w:val="28"/>
+        </w:numPr>
+        <w:ind w:left="0" w:firstLine="709"/>
+      </w:pPr>
+      <w:r>
+        <w:t>Клиентская часть отправляет HTTP POST-запрос на сервер.</w:t>
+      </w:r>
+    </w:p>
+    <w:p>
+      <w:pPr>
+        <w:pStyle w:val="aff"/>
+        <w:numPr>
+          <w:ilvl w:val="0"/>
+          <w:numId w:val="28"/>
+        </w:numPr>
+        <w:ind w:left="0" w:firstLine="709"/>
+      </w:pPr>
+      <w:r>
+        <w:t>API выполняет поиск пользователя в базе данных через Entity Framework Core.</w:t>
+      </w:r>
+    </w:p>
+    <w:p>
+      <w:pPr>
+        <w:pStyle w:val="aff"/>
+        <w:numPr>
+          <w:ilvl w:val="0"/>
+          <w:numId w:val="28"/>
+        </w:numPr>
+        <w:ind w:left="0" w:firstLine="709"/>
+      </w:pPr>
+      <w:r>
+        <w:t>При успешной проверке создаются claims с идентификатором, именем и ролью пользователя.</w:t>
+      </w:r>
+    </w:p>
+    <w:p>
+      <w:pPr>
+        <w:pStyle w:val="aff"/>
+        <w:numPr>
+          <w:ilvl w:val="0"/>
+          <w:numId w:val="28"/>
+        </w:numPr>
+        <w:ind w:left="0" w:firstLine="709"/>
+      </w:pPr>
+      <w:r>
+        <w:t>Сервер выдает cookie-сессию.</w:t>
+      </w:r>
+    </w:p>
+    <w:p>
+      <w:pPr>
+        <w:pStyle w:val="aff"/>
+        <w:numPr>
+          <w:ilvl w:val="0"/>
+          <w:numId w:val="28"/>
+        </w:numPr>
+        <w:ind w:left="0" w:firstLine="709"/>
+      </w:pPr>
+      <w:r>
+        <w:t>При следующих запросах cookie используется для определения пользователя и его прав доступа.</w:t>
+      </w:r>
+    </w:p>
+    <w:p>
+      <w:pPr>
+        <w:pStyle w:val="aff"/>
+        <w:ind w:left="-284" w:firstLine="0"/>
+      </w:pPr>
+      <w:r>
+        <w:rPr>
+          <w:noProof/>
+        </w:rPr>
+        <w:lastRenderedPageBreak/>
+        <w:drawing>
+          <wp:inline distT="0" distB="0" distL="0" distR="0">
+            <wp:extent cx="6011545" cy="8832787"/>
+            <wp:effectExtent l="0" t="0" r="8255" b="6985"/>
+            <wp:docPr id="32" name="Рисунок 32"/>
+            <wp:cNvGraphicFramePr>
+              <a:graphicFrameLocks xmlns:a="http://schemas.openxmlformats.org/drawingml/2006/main" noChangeAspect="1"/>
+            </wp:cNvGraphicFramePr>
+            <a:graphic xmlns:a="http://schemas.openxmlformats.org/drawingml/2006/main">
+              <a:graphicData uri="http://schemas.openxmlformats.org/drawingml/2006/picture">
+                <pic:pic xmlns:pic="http://schemas.openxmlformats.org/drawingml/2006/picture">
+                  <pic:nvPicPr>
+                    <pic:cNvPr id="32" name="авторизация.png"/>
+                    <pic:cNvPicPr/>
+                  </pic:nvPicPr>
+                  <pic:blipFill>
+                    <a:blip r:embed="rId36">
+                      <a:extLst>
+                        <a:ext uri="{28A0092B-C50C-407E-A947-70E740481C1C}">
+                          <a14:useLocalDpi xmlns:a14="http://schemas.microsoft.com/office/drawing/2010/main" val="0"/>
+                        </a:ext>
+                      </a:extLst>
+                    </a:blip>
+                    <a:stretch>
+                      <a:fillRect/>
+                    </a:stretch>
+                  </pic:blipFill>
+                  <pic:spPr>
+                    <a:xfrm>
+                      <a:off x="0" y="0"/>
+                      <a:ext cx="6022475" cy="8848846"/>
+                    </a:xfrm>
+                    <a:prstGeom prst="rect">
+                      <a:avLst/>
+                    </a:prstGeom>
+                  </pic:spPr>
+                </pic:pic>
+              </a:graphicData>
+            </a:graphic>
+          </wp:inline>
+        </w:drawing>
+      </w:r>
+    </w:p>
+    <w:p>
+      <w:pPr>
+        <w:pStyle w:val="aff"/>
+        <w:ind w:firstLine="0"/>
+        <w:jc w:val="center"/>
+      </w:pPr>
+      <w:r>
+        <w:t xml:space="preserve">Рисунок 4.4.4.1 </w:t>
+      </w:r>
+      <w:r>
+        <w:rPr>
+          <w:bCs/>
+          <w:szCs w:val="24"/>
+        </w:rPr>
+        <w:t>–</w:t>
+      </w:r>
+      <w:r>
+        <w:rPr>
+          <w:bCs/>
+          <w:szCs w:val="24"/>
+        </w:rPr>
+        <w:t xml:space="preserve"> Алгоритм авторизации</w:t>
+      </w:r>
+    </w:p>
+    <w:p>
+      <w:pPr>
+        <w:pStyle w:val="aff"/>
+      </w:pPr>
+      <w:r>
+        <w:lastRenderedPageBreak/>
+        <w:t>Оформление заказа выполняется через контроллер OrdersController. На вход сервер получает объект OrderRequest, после чего проверяет корректность данных: тип заказа, наличие позиций, количество блюд, напитков и добавок. Затем сервер определяет клиента по данным cookie либо использует служебного гостя для заказов, создаваемых сотрудником.</w:t>
+      </w:r>
+    </w:p>
+    <w:p>
+      <w:pPr>
+        <w:pStyle w:val="aff"/>
+      </w:pPr>
+      <w:r>
+        <w:t>После проверки сервер загружает из базы нужные блюда, напитки и добавки. Загрузка выполняется пакетно по спискам идентификаторов, что уменьшает количество обращений к базе данных. Затем проверяется существование всех позиций и их активность.</w:t>
+      </w:r>
+    </w:p>
+    <w:p>
+      <w:pPr>
+        <w:pStyle w:val="aff"/>
+      </w:pPr>
+      <w:r>
+        <w:t>Основная обработка заказа выполняется внутри транзакции с уровнем изоляции Serializable. Это нужно, чтобы одновременно корректно сохранить заказ, состав заказа, добавки, модификаторы, итоговую стоимость, калорийность и складские изменения.</w:t>
+      </w:r>
+    </w:p>
+    <w:p>
+      <w:pPr>
+        <w:pStyle w:val="aff"/>
+      </w:pPr>
+      <w:r>
+        <w:t>Алгоритм включает следующие шаги:</w:t>
+      </w:r>
+    </w:p>
+    <w:p>
+      <w:pPr>
+        <w:pStyle w:val="aff"/>
+        <w:numPr>
+          <w:ilvl w:val="0"/>
+          <w:numId w:val="29"/>
+        </w:numPr>
+        <w:ind w:left="0" w:firstLine="709"/>
+      </w:pPr>
+      <w:r>
+        <w:t>Получение OrderRequest.</w:t>
+      </w:r>
+    </w:p>
+    <w:p>
+      <w:pPr>
+        <w:pStyle w:val="aff"/>
+        <w:numPr>
+          <w:ilvl w:val="0"/>
+          <w:numId w:val="29"/>
+        </w:numPr>
+        <w:ind w:left="0" w:firstLine="709"/>
+      </w:pPr>
+      <w:r>
+        <w:t>Проверка обязательных данных.</w:t>
+      </w:r>
+    </w:p>
+    <w:p>
+      <w:pPr>
+        <w:pStyle w:val="aff"/>
+        <w:numPr>
+          <w:ilvl w:val="0"/>
+          <w:numId w:val="29"/>
+        </w:numPr>
+        <w:ind w:left="0" w:firstLine="709"/>
+      </w:pPr>
+      <w:r>
+        <w:t>Определение клиента.</w:t>
+      </w:r>
+    </w:p>
+    <w:p>
+      <w:pPr>
+        <w:pStyle w:val="aff"/>
+        <w:numPr>
+          <w:ilvl w:val="0"/>
+          <w:numId w:val="29"/>
+        </w:numPr>
+        <w:ind w:left="0" w:firstLine="709"/>
+      </w:pPr>
+      <w:r>
+        <w:t>Загрузка блюд, напитков и добавок из базы.</w:t>
+      </w:r>
+    </w:p>
+    <w:p>
+      <w:pPr>
+        <w:pStyle w:val="aff"/>
+        <w:numPr>
+          <w:ilvl w:val="0"/>
+          <w:numId w:val="29"/>
+        </w:numPr>
+        <w:ind w:left="0" w:firstLine="709"/>
+      </w:pPr>
+      <w:r>
+        <w:t>Проверка существования и активности позиций.</w:t>
+      </w:r>
+    </w:p>
+    <w:p>
+      <w:pPr>
+        <w:pStyle w:val="aff"/>
+        <w:numPr>
+          <w:ilvl w:val="0"/>
+          <w:numId w:val="29"/>
+        </w:numPr>
+        <w:ind w:left="0" w:firstLine="709"/>
+      </w:pPr>
+      <w:r>
+        <w:t>Создание записи заказа.</w:t>
+      </w:r>
+    </w:p>
+    <w:p>
+      <w:pPr>
+        <w:pStyle w:val="aff"/>
+        <w:numPr>
+          <w:ilvl w:val="0"/>
+          <w:numId w:val="29"/>
+        </w:numPr>
+        <w:ind w:left="0" w:firstLine="709"/>
+      </w:pPr>
+      <w:r>
+        <w:t>Создание строк состава заказа.</w:t>
+      </w:r>
+    </w:p>
+    <w:p>
+      <w:pPr>
+        <w:pStyle w:val="aff"/>
+        <w:numPr>
+          <w:ilvl w:val="0"/>
+          <w:numId w:val="29"/>
+        </w:numPr>
+        <w:ind w:left="0" w:firstLine="709"/>
+      </w:pPr>
+      <w:r>
+        <w:t>Расчет итоговой стоимости и калорийности.</w:t>
+      </w:r>
+    </w:p>
+    <w:p>
+      <w:pPr>
+        <w:pStyle w:val="aff"/>
+        <w:numPr>
+          <w:ilvl w:val="0"/>
+          <w:numId w:val="29"/>
+        </w:numPr>
+        <w:ind w:left="0" w:firstLine="709"/>
+      </w:pPr>
+      <w:r>
+        <w:t>Применение скидки.</w:t>
+      </w:r>
+    </w:p>
+    <w:p>
+      <w:pPr>
+        <w:pStyle w:val="aff"/>
+        <w:numPr>
+          <w:ilvl w:val="0"/>
+          <w:numId w:val="29"/>
+        </w:numPr>
+        <w:ind w:left="0" w:firstLine="709"/>
+      </w:pPr>
+      <w:r>
+        <w:t>Списание сырья и полуфабрикатов со склада.</w:t>
+      </w:r>
+    </w:p>
+    <w:p>
+      <w:pPr>
+        <w:pStyle w:val="aff"/>
+        <w:numPr>
+          <w:ilvl w:val="0"/>
+          <w:numId w:val="29"/>
+        </w:numPr>
+        <w:ind w:left="0" w:firstLine="709"/>
+      </w:pPr>
+      <w:r>
+        <w:t>Обновление доступности меню.</w:t>
+      </w:r>
+    </w:p>
+    <w:p>
+      <w:pPr>
+        <w:pStyle w:val="aff"/>
+        <w:numPr>
+          <w:ilvl w:val="0"/>
+          <w:numId w:val="29"/>
+        </w:numPr>
+        <w:ind w:left="0" w:firstLine="709"/>
+      </w:pPr>
+      <w:r>
+        <w:t>Сохранение изменений и возврат OrderResponse.</w:t>
+      </w:r>
+    </w:p>
+    <w:p>
+      <w:pPr>
+        <w:pStyle w:val="aff"/>
+        <w:ind w:firstLine="709"/>
+      </w:pPr>
+      <w:r>
+        <w:t>Если во время обработки не хватает ингредиентов или нарушаются ограничения, транзакция откатывается, а клиент получает сообщение об ошибке.</w:t>
+      </w:r>
+    </w:p>
+    <w:p>
+      <w:pPr>
+        <w:pStyle w:val="aff"/>
+        <w:ind w:left="-284" w:firstLine="0"/>
+      </w:pPr>
+      <w:r>
+        <w:rPr>
+          <w:noProof/>
+        </w:rPr>
+        <w:lastRenderedPageBreak/>
+        <w:drawing>
+          <wp:inline distT="0" distB="0" distL="0" distR="0">
+            <wp:extent cx="6042660" cy="8968740"/>
+            <wp:effectExtent l="0" t="0" r="0" b="3810"/>
+            <wp:docPr id="33" name="Рисунок 33"/>
+            <wp:cNvGraphicFramePr>
+              <a:graphicFrameLocks xmlns:a="http://schemas.openxmlformats.org/drawingml/2006/main" noChangeAspect="1"/>
+            </wp:cNvGraphicFramePr>
+            <a:graphic xmlns:a="http://schemas.openxmlformats.org/drawingml/2006/main">
+              <a:graphicData uri="http://schemas.openxmlformats.org/drawingml/2006/picture">
+                <pic:pic xmlns:pic="http://schemas.openxmlformats.org/drawingml/2006/picture">
+                  <pic:nvPicPr>
+                    <pic:cNvPr id="33" name="заказ.png"/>
+                    <pic:cNvPicPr/>
+                  </pic:nvPicPr>
+                  <pic:blipFill>
+                    <a:blip r:embed="rId37">
+                      <a:extLst>
+                        <a:ext uri="{28A0092B-C50C-407E-A947-70E740481C1C}">
+                          <a14:useLocalDpi xmlns:a14="http://schemas.microsoft.com/office/drawing/2010/main" val="0"/>
+                        </a:ext>
+                      </a:extLst>
+                    </a:blip>
+                    <a:stretch>
+                      <a:fillRect/>
+                    </a:stretch>
+                  </pic:blipFill>
+                  <pic:spPr>
+                    <a:xfrm>
+                      <a:off x="0" y="0"/>
+                      <a:ext cx="6042660" cy="8968740"/>
+                    </a:xfrm>
+                    <a:prstGeom prst="rect">
+                      <a:avLst/>
+                    </a:prstGeom>
+                  </pic:spPr>
+                </pic:pic>
+              </a:graphicData>
+            </a:graphic>
+          </wp:inline>
+        </w:drawing>
+      </w:r>
+    </w:p>
+    <w:p>
+      <w:pPr>
+        <w:pStyle w:val="aff"/>
+        <w:ind w:firstLine="0"/>
+        <w:jc w:val="center"/>
+      </w:pPr>
+      <w:r>
+        <w:t xml:space="preserve">Рисунок 4.4.4.2 </w:t>
+      </w:r>
+      <w:r>
+        <w:rPr>
+          <w:bCs/>
+          <w:szCs w:val="24"/>
+        </w:rPr>
+        <w:t>–</w:t>
+      </w:r>
+      <w:r>
+        <w:rPr>
+          <w:bCs/>
+          <w:szCs w:val="24"/>
+        </w:rPr>
+        <w:t xml:space="preserve"> Алгоритм оформления заказа</w:t>
+      </w:r>
+    </w:p>
+    <w:p>
+      <w:pPr>
+        <w:pStyle w:val="aff"/>
+        <w:ind w:left="-1701" w:firstLine="0"/>
+      </w:pPr>
+      <w:r>
+        <w:rPr>
+          <w:noProof/>
+        </w:rPr>
+        <w:lastRenderedPageBreak/>
+        <w:drawing>
+          <wp:inline distT="0" distB="0" distL="0" distR="0" wp14:anchorId="2DB4082D" wp14:editId="6EAA7851">
+            <wp:extent cx="7590737" cy="8877300"/>
+            <wp:effectExtent l="0" t="0" r="0" b="0"/>
+            <wp:docPr id="34" name="Рисунок 34"/>
+            <wp:cNvGraphicFramePr>
+              <a:graphicFrameLocks xmlns:a="http://schemas.openxmlformats.org/drawingml/2006/main" noChangeAspect="1"/>
+            </wp:cNvGraphicFramePr>
+            <a:graphic xmlns:a="http://schemas.openxmlformats.org/drawingml/2006/main">
+              <a:graphicData uri="http://schemas.openxmlformats.org/drawingml/2006/picture">
+                <pic:pic xmlns:pic="http://schemas.openxmlformats.org/drawingml/2006/picture">
+                  <pic:nvPicPr>
+                    <pic:cNvPr id="34" name="склад.png"/>
+                    <pic:cNvPicPr/>
+                  </pic:nvPicPr>
+                  <pic:blipFill>
+                    <a:blip r:embed="rId38">
+                      <a:extLst>
+                        <a:ext uri="{28A0092B-C50C-407E-A947-70E740481C1C}">
+                          <a14:useLocalDpi xmlns:a14="http://schemas.microsoft.com/office/drawing/2010/main" val="0"/>
+                        </a:ext>
+                      </a:extLst>
+                    </a:blip>
+                    <a:stretch>
+                      <a:fillRect/>
+                    </a:stretch>
+                  </pic:blipFill>
+                  <pic:spPr>
+                    <a:xfrm>
+                      <a:off x="0" y="0"/>
+                      <a:ext cx="7615327" cy="8906058"/>
+                    </a:xfrm>
+                    <a:prstGeom prst="rect">
+                      <a:avLst/>
+                    </a:prstGeom>
+                  </pic:spPr>
+                </pic:pic>
+              </a:graphicData>
+            </a:graphic>
+          </wp:inline>
+        </w:drawing>
+      </w:r>
+    </w:p>
+    <w:p>
+      <w:pPr>
+        <w:pStyle w:val="aff"/>
+        <w:ind w:firstLine="0"/>
+        <w:jc w:val="center"/>
+      </w:pPr>
+      <w:r>
+        <w:t xml:space="preserve">Рисунок 4.4.4.3 </w:t>
+      </w:r>
+      <w:r>
+        <w:rPr>
+          <w:bCs/>
+          <w:szCs w:val="24"/>
+        </w:rPr>
+        <w:t xml:space="preserve">– </w:t>
+      </w:r>
+      <w:r>
+        <w:rPr>
+          <w:bCs/>
+          <w:szCs w:val="24"/>
+        </w:rPr>
+        <w:t>Алгоритм передачи и обработки складских данных</w:t>
+      </w:r>
+    </w:p>
+    <w:p>
+      <w:pPr>
+        <w:pStyle w:val="aff"/>
+        <w:ind w:firstLine="709"/>
+      </w:pPr>
+      <w:r>
+        <w:lastRenderedPageBreak/>
+        <w:t>Работа со складом выполняется через InventoryController. Контроллер позволяет получать, добавлять, изменять и удалять сырье и полуфабрикаты. При получении списка сервер может применять поиск по названию, категории и единице измерения. Для этого используются LINQ-запросы и EF.Functions.Like.</w:t>
+      </w:r>
+    </w:p>
+    <w:p>
+      <w:pPr>
+        <w:pStyle w:val="aff"/>
+      </w:pPr>
+      <w:r>
+        <w:t>При добавлении или изменении ингредиента сервер проверяет корректность данных: название, остаток, себестоимость, единицу измерения, категорию и уникальность записи. При удалении дополнительно проверяется, не используется ли ингредиент в технологических картах, актах списания или модификаторах. Если связанные данные есть, удаление блокируется.</w:t>
+      </w:r>
+    </w:p>
+    <w:p>
+      <w:pPr>
+        <w:pStyle w:val="aff"/>
+      </w:pPr>
+      <w:r>
+        <w:t>При поставке сырья сервер группирует строки поставки по идентификатору ингредиента, загружает соответствующие записи из базы данных и увеличивает их остатки. После этого изменения сохраняются через SaveChangesAsync.</w:t>
+      </w:r>
+    </w:p>
+    <w:p>
+      <w:pPr>
+        <w:pStyle w:val="aff"/>
+        <w:ind w:left="-426" w:firstLine="0"/>
+        <w:jc w:val="center"/>
+      </w:pPr>
+      <w:r>
+        <w:rPr>
+          <w:noProof/>
+        </w:rPr>
+        <w:drawing>
+          <wp:inline distT="0" distB="0" distL="0" distR="0">
+            <wp:extent cx="6446520" cy="5829300"/>
+            <wp:effectExtent l="0" t="0" r="0" b="0"/>
+            <wp:docPr id="35" name="Рисунок 35"/>
+            <wp:cNvGraphicFramePr>
+              <a:graphicFrameLocks xmlns:a="http://schemas.openxmlformats.org/drawingml/2006/main" noChangeAspect="1"/>
+            </wp:cNvGraphicFramePr>
+            <a:graphic xmlns:a="http://schemas.openxmlformats.org/drawingml/2006/main">
+              <a:graphicData uri="http://schemas.openxmlformats.org/drawingml/2006/picture">
+                <pic:pic xmlns:pic="http://schemas.openxmlformats.org/drawingml/2006/picture">
+                  <pic:nvPicPr>
+                    <pic:cNvPr id="35" name="поставка.png"/>
+                    <pic:cNvPicPr/>
+                  </pic:nvPicPr>
+                  <pic:blipFill>
+                    <a:blip r:embed="rId39">
+                      <a:extLst>
+                        <a:ext uri="{28A0092B-C50C-407E-A947-70E740481C1C}">
+                          <a14:useLocalDpi xmlns:a14="http://schemas.microsoft.com/office/drawing/2010/main" val="0"/>
+                        </a:ext>
+                      </a:extLst>
+                    </a:blip>
+                    <a:stretch>
+                      <a:fillRect/>
+                    </a:stretch>
+                  </pic:blipFill>
+                  <pic:spPr>
+                    <a:xfrm>
+                      <a:off x="0" y="0"/>
+                      <a:ext cx="6446520" cy="5829300"/>
+                    </a:xfrm>
+                    <a:prstGeom prst="rect">
+                      <a:avLst/>
+                    </a:prstGeom>
+                  </pic:spPr>
+                </pic:pic>
+              </a:graphicData>
+            </a:graphic>
+          </wp:inline>
+        </w:drawing>
+      </w:r>
+    </w:p>
+    <w:p>
+      <w:pPr>
+        <w:pStyle w:val="aff"/>
+        <w:ind w:firstLine="0"/>
+        <w:jc w:val="center"/>
+      </w:pPr>
+      <w:r>
+        <w:t xml:space="preserve">Рисунок 4.4.4.4 </w:t>
+      </w:r>
+      <w:r>
+        <w:rPr>
+          <w:bCs/>
+          <w:szCs w:val="24"/>
+        </w:rPr>
+        <w:t>–</w:t>
+      </w:r>
+      <w:r>
+        <w:rPr>
+          <w:bCs/>
+          <w:szCs w:val="24"/>
+        </w:rPr>
+        <w:t xml:space="preserve"> </w:t>
+      </w:r>
+      <w:r>
+        <w:rPr>
+          <w:bCs/>
+          <w:szCs w:val="24"/>
+        </w:rPr>
+        <w:t>Алгоритм поставки сырья</w:t>
+      </w:r>
+    </w:p>
+    <w:p>
+      <w:pPr>
+        <w:pStyle w:val="aff"/>
+        <w:ind w:left="-1560" w:firstLine="0"/>
+      </w:pPr>
+      <w:r>
+        <w:rPr>
+          <w:noProof/>
+        </w:rPr>
+        <w:lastRenderedPageBreak/>
+        <w:drawing>
+          <wp:inline distT="0" distB="0" distL="0" distR="0">
+            <wp:extent cx="7169150" cy="8930640"/>
+            <wp:effectExtent l="0" t="0" r="0" b="3810"/>
+            <wp:docPr id="37" name="Рисунок 37"/>
+            <wp:cNvGraphicFramePr>
+              <a:graphicFrameLocks xmlns:a="http://schemas.openxmlformats.org/drawingml/2006/main" noChangeAspect="1"/>
+            </wp:cNvGraphicFramePr>
+            <a:graphic xmlns:a="http://schemas.openxmlformats.org/drawingml/2006/main">
+              <a:graphicData uri="http://schemas.openxmlformats.org/drawingml/2006/picture">
+                <pic:pic xmlns:pic="http://schemas.openxmlformats.org/drawingml/2006/picture">
+                  <pic:nvPicPr>
+                    <pic:cNvPr id="37" name="отчет.png"/>
+                    <pic:cNvPicPr/>
+                  </pic:nvPicPr>
+                  <pic:blipFill>
+                    <a:blip r:embed="rId40">
+                      <a:extLst>
+                        <a:ext uri="{28A0092B-C50C-407E-A947-70E740481C1C}">
+                          <a14:useLocalDpi xmlns:a14="http://schemas.microsoft.com/office/drawing/2010/main" val="0"/>
+                        </a:ext>
+                      </a:extLst>
+                    </a:blip>
+                    <a:stretch>
+                      <a:fillRect/>
+                    </a:stretch>
+                  </pic:blipFill>
+                  <pic:spPr>
+                    <a:xfrm>
+                      <a:off x="0" y="0"/>
+                      <a:ext cx="7179162" cy="8943112"/>
+                    </a:xfrm>
+                    <a:prstGeom prst="rect">
+                      <a:avLst/>
+                    </a:prstGeom>
+                  </pic:spPr>
+                </pic:pic>
+              </a:graphicData>
+            </a:graphic>
+          </wp:inline>
+        </w:drawing>
+      </w:r>
+    </w:p>
+    <w:p>
+      <w:pPr>
+        <w:pStyle w:val="aff"/>
+        <w:ind w:firstLine="0"/>
+        <w:jc w:val="center"/>
+      </w:pPr>
+      <w:r>
+        <w:t xml:space="preserve">Рисунок 4.4.4.5 </w:t>
+      </w:r>
+      <w:r>
+        <w:rPr>
+          <w:bCs/>
+          <w:szCs w:val="24"/>
+        </w:rPr>
+        <w:t>–</w:t>
+      </w:r>
+      <w:r>
+        <w:rPr>
+          <w:bCs/>
+          <w:szCs w:val="24"/>
+        </w:rPr>
+        <w:t xml:space="preserve"> </w:t>
+      </w:r>
+      <w:r>
+        <w:rPr>
+          <w:bCs/>
+          <w:szCs w:val="24"/>
+        </w:rPr>
+        <w:t>Алгоритм формирования отчетов</w:t>
+      </w:r>
+    </w:p>
+    <w:p>
+      <w:pPr>
+        <w:pStyle w:val="aff"/>
+      </w:pPr>
+      <w:r>
+        <w:lastRenderedPageBreak/>
+        <w:t>Формирование отчетов выполняется через ReportsController. Администратор выбирает период, после чего сервер загружает заказы за указанный диапазон и рассчитывает показатели продаж, популярные позиции, непопулярные позиции, ABC-анализ и складские данные.</w:t>
+      </w:r>
+    </w:p>
+    <w:p>
+      <w:pPr>
+        <w:pStyle w:val="aff"/>
+      </w:pPr>
+      <w:r>
+        <w:t>Для расчета продаж используются данные из таблиц заказов, блюд, напитков и добавок. Сервер группирует позиции, суммирует количество и выручку, после чего формирует отчет. Результат может быть возвращен как данные для отображения в интерфейсе либо экспортирован в файл xlsx или pdf.</w:t>
+      </w:r>
+    </w:p>
+    <w:p>
+      <w:pPr>
+        <w:pStyle w:val="aff"/>
+        <w:ind w:left="-1134" w:firstLine="0"/>
+      </w:pPr>
+      <w:bookmarkStart w:id="55" w:name="_GoBack"/>
+      <w:r>
+        <w:rPr>
+          <w:noProof/>
+        </w:rPr>
+        <w:drawing>
+          <wp:inline distT="0" distB="0" distL="0" distR="0">
+            <wp:extent cx="6888480" cy="6850380"/>
+            <wp:effectExtent l="0" t="0" r="7620" b="7620"/>
+            <wp:docPr id="38" name="Рисунок 38"/>
+            <wp:cNvGraphicFramePr>
+              <a:graphicFrameLocks xmlns:a="http://schemas.openxmlformats.org/drawingml/2006/main" noChangeAspect="1"/>
+            </wp:cNvGraphicFramePr>
+            <a:graphic xmlns:a="http://schemas.openxmlformats.org/drawingml/2006/main">
+              <a:graphicData uri="http://schemas.openxmlformats.org/drawingml/2006/picture">
+                <pic:pic xmlns:pic="http://schemas.openxmlformats.org/drawingml/2006/picture">
+                  <pic:nvPicPr>
+                    <pic:cNvPr id="38" name="общий салам.png"/>
+                    <pic:cNvPicPr/>
+                  </pic:nvPicPr>
+                  <pic:blipFill>
+                    <a:blip r:embed="rId41">
+                      <a:extLst>
+                        <a:ext uri="{28A0092B-C50C-407E-A947-70E740481C1C}">
+                          <a14:useLocalDpi xmlns:a14="http://schemas.microsoft.com/office/drawing/2010/main" val="0"/>
+                        </a:ext>
+                      </a:extLst>
+                    </a:blip>
+                    <a:stretch>
+                      <a:fillRect/>
+                    </a:stretch>
+                  </pic:blipFill>
+                  <pic:spPr>
+                    <a:xfrm>
+                      <a:off x="0" y="0"/>
+                      <a:ext cx="6888480" cy="6850380"/>
+                    </a:xfrm>
+                    <a:prstGeom prst="rect">
+                      <a:avLst/>
+                    </a:prstGeom>
+                  </pic:spPr>
+                </pic:pic>
+              </a:graphicData>
+            </a:graphic>
+          </wp:inline>
+        </w:drawing>
+      </w:r>
+      <w:bookmarkEnd w:id="55"/>
+    </w:p>
+    <w:p>
+      <w:pPr>
+        <w:pStyle w:val="aff"/>
+        <w:ind w:firstLine="0"/>
+        <w:jc w:val="center"/>
+        <w:rPr>
+          <w:bCs/>
+          <w:szCs w:val="24"/>
+        </w:rPr>
+      </w:pPr>
+      <w:r>
+        <w:t xml:space="preserve">Рисунок 4.4.4.6 </w:t>
+      </w:r>
+      <w:r>
+        <w:rPr>
+          <w:bCs/>
+          <w:szCs w:val="24"/>
+        </w:rPr>
+        <w:t>–</w:t>
+      </w:r>
+      <w:r>
+        <w:rPr>
+          <w:bCs/>
+          <w:szCs w:val="24"/>
+        </w:rPr>
+        <w:t xml:space="preserve"> </w:t>
+      </w:r>
+      <w:r>
+        <w:rPr>
+          <w:bCs/>
+          <w:szCs w:val="24"/>
+        </w:rPr>
+        <w:t>Общая схема передачи данных в системе GardenNook</w:t>
+      </w:r>
+    </w:p>
+    <w:p>
+      <w:pPr>
+        <w:pStyle w:val="aff"/>
+        <w:ind w:firstLine="0"/>
+        <w:jc w:val="center"/>
+      </w:pPr>
+    </w:p>
+    <w:p>
+      <w:pPr>
+        <w:pStyle w:val="2"/>
+      </w:pPr>
+      <w:bookmarkStart w:id="56" w:name="_Toc229490337"/>
+      <w:r>
+        <w:t>4.5</w:t>
+      </w:r>
+      <w:r>
+        <w:t xml:space="preserve"> Описание архитектурного решения</w:t>
+      </w:r>
+      <w:bookmarkEnd w:id="56"/>
+    </w:p>
+    <w:p>
+      <w:pPr>
+        <w:pStyle w:val="aff"/>
+      </w:pPr>
+      <w:r>
+        <w:t>Архитектурное решение Garden Nook построено по клиент-серверному принципу. Пользовательские интерфейсы отделены от серверной бизнес-логики и базы данных, а обмен между компонентами выполняется через формализованные DTO-контракты и HTTP-запросы.</w:t>
+      </w:r>
+    </w:p>
+    <w:p>
+      <w:pPr>
+        <w:pStyle w:val="30"/>
+      </w:pPr>
+      <w:bookmarkStart w:id="57" w:name="_Toc229490338"/>
+      <w:r>
+        <w:t>4.5</w:t>
+      </w:r>
+      <w:r>
+        <w:t>.1 Структурная организация программной системы</w:t>
+      </w:r>
+      <w:bookmarkEnd w:id="57"/>
+    </w:p>
+    <w:p>
+      <w:pPr>
+        <w:pStyle w:val="aff"/>
+      </w:pPr>
+      <w:r>
+        <w:t>Программная система состоит из веб-клиента GardenNookWeb, WPF-клиента GardenNookWpf, серверного API GardenNookApi, общей библиотеки TransferModels и базы данных Microsoft SQL Server. Компонентная схема представлена на рисунке 4.6.1.1.</w:t>
+      </w:r>
+    </w:p>
+    <w:p>
+      <w:pPr>
+        <w:pStyle w:val="aff"/>
+      </w:pPr>
+      <w:r>
         <w:rPr>
           <w:b/>
         </w:rPr>
-        <w:t>[Место для вставки: срендерированная диаграмма PZ_assets/4.4.5.1_order_sequence.puml]</w:t>
+        <w:t>[Место для вставки: срендерированная диаграмма PZ_assets/4.6.1.1_component_diagram.puml]</w:t>
       </w:r>
     </w:p>
     <w:p>
@@ -43123,7 +43972,7 @@
         <w:pStyle w:val="aa"/>
       </w:pPr>
       <w:r>
-        <w:t xml:space="preserve">Рисунок 4.4.5.1 </w:t>
+        <w:t xml:space="preserve">Рисунок 4.6.1.1 </w:t>
       </w:r>
       <w:r>
         <w:rPr>
@@ -43134,7 +43983,7 @@
         <w:t>–</w:t>
       </w:r>
       <w:r>
-        <w:t xml:space="preserve"> Диаграмма последовательности оформления заказа через API</w:t>
+        <w:t xml:space="preserve"> UML-диаграмма компонентов программного комплекса Garden Nook</w:t>
       </w:r>
     </w:p>
     <w:p>
@@ -43142,49 +43991,66 @@
         <w:pStyle w:val="aff"/>
       </w:pPr>
       <w:r>
-        <w:t>Такая схема обеспечивает единое место проверки бизнес-правил и прав доступа. Все критичные изменения проходят через серверную часть, где выполняются валидация, расчет итоговых параметров, транзакционная запись и возврат результата клиентскому приложению.</w:t>
-      </w:r>
-    </w:p>
-    <w:p>
-      <w:pPr>
-        <w:pStyle w:val="2"/>
-      </w:pPr>
-      <w:bookmarkStart w:id="55" w:name="_Toc229490337"/>
+        <w:t>Веб-клиент обеспечивает работу клиентов кофейни, WPF-клиент используется сотрудниками, серверный API инкапсулирует бизнес-логику и доступ к данным, а TransferModels задает единые структуры обмена. Диаграмма развертывания представлена на рисунке 4.6.1.2.</w:t>
+      </w:r>
+    </w:p>
+    <w:p>
+      <w:pPr>
+        <w:pStyle w:val="aff"/>
+      </w:pPr>
+      <w:r>
+        <w:rPr>
+          <w:b/>
+        </w:rPr>
+        <w:t>[Место для вставки: срендерированная диаграмма PZ_assets/4.6.1.2_deployment_diagram.puml]</w:t>
+      </w:r>
+    </w:p>
+    <w:p>
+      <w:pPr>
+        <w:pStyle w:val="aa"/>
+      </w:pPr>
+      <w:r>
+        <w:t xml:space="preserve">Рисунок 4.6.1.2 </w:t>
+      </w:r>
+      <w:r>
+        <w:rPr>
+          <w:bCs/>
+          <w:sz w:val="24"/>
+          <w:szCs w:val="24"/>
+        </w:rPr>
+        <w:t>–</w:t>
+      </w:r>
+      <w:r>
+        <w:t xml:space="preserve"> UML-диаграмма развертывания программного комплекса Garden Nook</w:t>
+      </w:r>
+    </w:p>
+    <w:p>
+      <w:pPr>
+        <w:pStyle w:val="30"/>
+      </w:pPr>
+      <w:bookmarkStart w:id="58" w:name="_Toc229490339"/>
       <w:r>
         <w:t>4.5</w:t>
       </w:r>
       <w:r>
-        <w:t xml:space="preserve"> Описание архитектурного решения</w:t>
-      </w:r>
-      <w:bookmarkEnd w:id="55"/>
+        <w:t>.2 Архитектура программного кода</w:t>
+      </w:r>
+      <w:bookmarkEnd w:id="58"/>
     </w:p>
     <w:p>
       <w:pPr>
         <w:pStyle w:val="aff"/>
       </w:pPr>
       <w:r>
-        <w:t>Архитектурное решение Garden Nook построено по клиент-серверному принципу. Пользовательские интерфейсы отделены от серверной бизнес-логики и базы данных, а обмен между компонентами выполняется через формализованные DTO-контракты и HTTP-запросы.</w:t>
-      </w:r>
-    </w:p>
-    <w:p>
-      <w:pPr>
-        <w:pStyle w:val="30"/>
-      </w:pPr>
-      <w:bookmarkStart w:id="56" w:name="_Toc229490338"/>
-      <w:r>
-        <w:t>4.5</w:t>
-      </w:r>
-      <w:r>
-        <w:t>.1 Структурная организация программной системы</w:t>
-      </w:r>
-      <w:bookmarkEnd w:id="56"/>
+        <w:t>Архитектура программного кода разделена на несколько проектов. GardenNookApi содержит контроллеры, модели предметной области, контекст базы данных, миграции и серверную логику. Контроллеры принимают запросы, проверяют данные, вызывают операции обработки и возвращают DTO-ответы.</w:t>
+      </w:r>
     </w:p>
     <w:p>
       <w:pPr>
         <w:pStyle w:val="aff"/>
       </w:pPr>
       <w:r>
-        <w:t>Программная система состоит из веб-клиента GardenNookWeb, WPF-клиента GardenNookWpf, серверного API GardenNookApi, общей библиотеки TransferModels и базы данных Microsoft SQL Server. Компонентная схема представлена на рисунке 4.6.1.1.</w:t>
+        <w:t>GardenNookWeb содержит Razor-представления, JavaScript-сценарии и стили клиентского интерфейса. Основными страницами являются авторизация, регистрация, меню, корзина и профиль. JavaScript используется для интерактивного обновления корзины, модальных окон и асинхронных запросов к API.</w:t>
       </w:r>
     </w:p>
     <w:p>
@@ -43192,29 +44058,8 @@
         <w:pStyle w:val="aff"/>
       </w:pPr>
       <w:r>
-        <w:rPr>
-          <w:b/>
-        </w:rPr>
-        <w:t>[Место для вставки: срендерированная диаграмма PZ_assets/4.6.1.1_component_diagram.puml]</w:t>
-      </w:r>
-    </w:p>
-    <w:p>
-      <w:pPr>
-        <w:pStyle w:val="aa"/>
-      </w:pPr>
-      <w:r>
-        <w:t xml:space="preserve">Рисунок 4.6.1.1 </w:t>
-      </w:r>
-      <w:r>
-        <w:rPr>
-          <w:bCs/>
-          <w:sz w:val="24"/>
-          <w:szCs w:val="24"/>
-        </w:rPr>
-        <w:t>–</w:t>
-      </w:r>
-      <w:r>
-        <w:t xml:space="preserve"> UML-диаграмма компонентов программного комплекса Garden Nook</w:t>
+        <w:lastRenderedPageBreak/>
+        <w:t>GardenNookWpf содержит окна авторизации, главное окно служебного интерфейса, разделы управления и модальные CRUD-окна. Такая структура соответствует ролям сотрудников и позволяет изолировать операции меню, склада, заказов, техкарт, клиентов, отчетов и персонала.</w:t>
       </w:r>
     </w:p>
     <w:p>
@@ -43222,85 +44067,6 @@
         <w:pStyle w:val="aff"/>
       </w:pPr>
       <w:r>
-        <w:t xml:space="preserve">Веб-клиент обеспечивает работу клиентов кофейни, WPF-клиент используется сотрудниками, серверный API инкапсулирует бизнес-логику и доступ к данным, а </w:t>
-      </w:r>
-      <w:r>
-        <w:lastRenderedPageBreak/>
-        <w:t>TransferModels задает единые структуры обмена. Диаграмма развертывания представлена на рисунке 4.6.1.2.</w:t>
-      </w:r>
-    </w:p>
-    <w:p>
-      <w:pPr>
-        <w:pStyle w:val="aff"/>
-      </w:pPr>
-      <w:r>
-        <w:rPr>
-          <w:b/>
-        </w:rPr>
-        <w:t>[Место для вставки: срендерированная диаграмма PZ_assets/4.6.1.2_deployment_diagram.puml]</w:t>
-      </w:r>
-    </w:p>
-    <w:p>
-      <w:pPr>
-        <w:pStyle w:val="aa"/>
-      </w:pPr>
-      <w:r>
-        <w:t xml:space="preserve">Рисунок 4.6.1.2 </w:t>
-      </w:r>
-      <w:r>
-        <w:rPr>
-          <w:bCs/>
-          <w:sz w:val="24"/>
-          <w:szCs w:val="24"/>
-        </w:rPr>
-        <w:t>–</w:t>
-      </w:r>
-      <w:r>
-        <w:t xml:space="preserve"> UML-диаграмма развертывания программного комплекса Garden Nook</w:t>
-      </w:r>
-    </w:p>
-    <w:p>
-      <w:pPr>
-        <w:pStyle w:val="30"/>
-      </w:pPr>
-      <w:bookmarkStart w:id="57" w:name="_Toc229490339"/>
-      <w:r>
-        <w:t>4.5</w:t>
-      </w:r>
-      <w:r>
-        <w:t>.2 Архитектура программного кода</w:t>
-      </w:r>
-      <w:bookmarkEnd w:id="57"/>
-    </w:p>
-    <w:p>
-      <w:pPr>
-        <w:pStyle w:val="aff"/>
-      </w:pPr>
-      <w:r>
-        <w:t>Архитектура программного кода разделена на несколько проектов. GardenNookApi содержит контроллеры, модели предметной области, контекст базы данных, миграции и серверную логику. Контроллеры принимают запросы, проверяют данные, вызывают операции обработки и возвращают DTO-ответы.</w:t>
-      </w:r>
-    </w:p>
-    <w:p>
-      <w:pPr>
-        <w:pStyle w:val="aff"/>
-      </w:pPr>
-      <w:r>
-        <w:t>GardenNookWeb содержит Razor-представления, JavaScript-сценарии и стили клиентского интерфейса. Основными страницами являются авторизация, регистрация, меню, корзина и профиль. JavaScript используется для интерактивного обновления корзины, модальных окон и асинхронных запросов к API.</w:t>
-      </w:r>
-    </w:p>
-    <w:p>
-      <w:pPr>
-        <w:pStyle w:val="aff"/>
-      </w:pPr>
-      <w:r>
-        <w:t>GardenNookWpf содержит окна авторизации, главное окно служебного интерфейса, разделы управления и модальные CRUD-окна. Такая структура соответствует ролям сотрудников и позволяет изолировать операции меню, склада, заказов, техкарт, клиентов, отчетов и персонала.</w:t>
-      </w:r>
-    </w:p>
-    <w:p>
-      <w:pPr>
-        <w:pStyle w:val="aff"/>
-      </w:pPr>
-      <w:r>
         <w:t>TransferModels используется как общий слой контрактов обмена между API, веб-клиентом и WPF-приложением. Благодаря этому структура запросов и ответов согласована между компонентами, а изменения модели обмена можно контролировать централизованно.</w:t>
       </w:r>
     </w:p>
@@ -43312,8 +44078,8 @@
           <w:szCs w:val="24"/>
         </w:rPr>
       </w:pPr>
-      <w:bookmarkStart w:id="58" w:name="_Toc37579726"/>
-      <w:bookmarkStart w:id="59" w:name="_Toc229490340"/>
+      <w:bookmarkStart w:id="59" w:name="_Toc37579726"/>
+      <w:bookmarkStart w:id="60" w:name="_Toc229490340"/>
       <w:r>
         <w:rPr>
           <w:rStyle w:val="a7"/>
@@ -43333,7 +44099,7 @@
         </w:rPr>
         <w:t xml:space="preserve"> </w:t>
       </w:r>
-      <w:bookmarkEnd w:id="58"/>
+      <w:bookmarkEnd w:id="59"/>
       <w:r>
         <w:rPr>
           <w:rStyle w:val="a7"/>
@@ -43352,7 +44118,7 @@
         </w:rPr>
         <w:t>И ОПТИМИЗАЦИЯ</w:t>
       </w:r>
-      <w:bookmarkEnd w:id="59"/>
+      <w:bookmarkEnd w:id="60"/>
     </w:p>
     <w:p>
       <w:pPr>
@@ -43363,7 +44129,7 @@
           <w:shd w:val="clear" w:color="auto" w:fill="FFFFFF"/>
         </w:rPr>
       </w:pPr>
-      <w:bookmarkStart w:id="60" w:name="_Toc229490341"/>
+      <w:bookmarkStart w:id="61" w:name="_Toc229490341"/>
       <w:r>
         <w:rPr>
           <w:sz w:val="24"/>
@@ -43396,7 +44162,7 @@
         </w:rPr>
         <w:t>тестирования</w:t>
       </w:r>
-      <w:bookmarkEnd w:id="60"/>
+      <w:bookmarkEnd w:id="61"/>
       <w:r>
         <w:rPr>
           <w:sz w:val="24"/>
@@ -43762,7 +44528,7 @@
           <w:shd w:val="clear" w:color="auto" w:fill="FFFFFF"/>
         </w:rPr>
       </w:pPr>
-      <w:bookmarkStart w:id="61" w:name="_Toc229490342"/>
+      <w:bookmarkStart w:id="62" w:name="_Toc229490342"/>
       <w:r>
         <w:rPr>
           <w:sz w:val="24"/>
@@ -43795,7 +44561,7 @@
         </w:rPr>
         <w:t xml:space="preserve"> и оптимизация</w:t>
       </w:r>
-      <w:bookmarkEnd w:id="61"/>
+      <w:bookmarkEnd w:id="62"/>
     </w:p>
     <w:p>
       <w:pPr>
@@ -44041,7 +44807,7 @@
           <w:szCs w:val="24"/>
         </w:rPr>
       </w:pPr>
-      <w:bookmarkStart w:id="62" w:name="_Toc229490343"/>
+      <w:bookmarkStart w:id="63" w:name="_Toc229490343"/>
       <w:r>
         <w:rPr>
           <w:rStyle w:val="a7"/>
@@ -44061,7 +44827,7 @@
         </w:rPr>
         <w:t xml:space="preserve"> РУКОВОДСТВО ПОЛЬЗОВАТЕЛЯ</w:t>
       </w:r>
-      <w:bookmarkEnd w:id="62"/>
+      <w:bookmarkEnd w:id="63"/>
     </w:p>
     <w:p>
       <w:pPr>
@@ -44111,7 +44877,7 @@
           <w:szCs w:val="24"/>
         </w:rPr>
       </w:pPr>
-      <w:bookmarkStart w:id="63" w:name="_Toc229490344"/>
+      <w:bookmarkStart w:id="64" w:name="_Toc229490344"/>
       <w:r>
         <w:rPr>
           <w:sz w:val="24"/>
@@ -44120,7 +44886,7 @@
         <w:lastRenderedPageBreak/>
         <w:t>ЗАКЛЮЧЕНИЕ</w:t>
       </w:r>
-      <w:bookmarkEnd w:id="63"/>
+      <w:bookmarkEnd w:id="64"/>
     </w:p>
     <w:p>
       <w:pPr>
@@ -44170,10 +44936,10 @@
           <w:szCs w:val="24"/>
         </w:rPr>
       </w:pPr>
-      <w:bookmarkStart w:id="64" w:name="_Toc485122561"/>
-      <w:bookmarkStart w:id="65" w:name="_Toc499888278"/>
-      <w:bookmarkStart w:id="66" w:name="_Toc504040243"/>
-      <w:bookmarkStart w:id="67" w:name="_Toc229490345"/>
+      <w:bookmarkStart w:id="65" w:name="_Toc485122561"/>
+      <w:bookmarkStart w:id="66" w:name="_Toc499888278"/>
+      <w:bookmarkStart w:id="67" w:name="_Toc504040243"/>
+      <w:bookmarkStart w:id="68" w:name="_Toc229490345"/>
       <w:r>
         <w:rPr>
           <w:sz w:val="24"/>
@@ -44196,10 +44962,10 @@
         </w:rPr>
         <w:t xml:space="preserve"> ИСТОЧНИКОВ</w:t>
       </w:r>
-      <w:bookmarkEnd w:id="64"/>
       <w:bookmarkEnd w:id="65"/>
       <w:bookmarkEnd w:id="66"/>
       <w:bookmarkEnd w:id="67"/>
+      <w:bookmarkEnd w:id="68"/>
     </w:p>
     <w:p>
       <w:pPr>
@@ -44230,15 +44996,7 @@
         <w:pStyle w:val="aff"/>
       </w:pPr>
       <w:r>
-        <w:t xml:space="preserve">4 Документация Entity Framework Core [Электронный ресурс]. </w:t>
-      </w:r>
-      <w:bookmarkStart w:id="68" w:name="_GoBack"/>
-      <w:r>
-        <w:t>-</w:t>
-      </w:r>
-      <w:bookmarkEnd w:id="68"/>
-      <w:r>
-        <w:t xml:space="preserve"> URL: https://learn.microsoft.com/ru-ru/ef/core/ (дата обращения: 12.05.2026).</w:t>
+        <w:t>4 Документация Entity Framework Core [Электронный ресурс]. - URL: https://learn.microsoft.com/ru-ru/ef/core/ (дата обращения: 12.05.2026).</w:t>
       </w:r>
     </w:p>
     <w:p>
@@ -44523,16 +45281,16 @@
 <file path=word/numbering.xml><?xml version="1.0" encoding="utf-8"?>
 <w:numbering xmlns:wpc="http://schemas.microsoft.com/office/word/2010/wordprocessingCanvas" xmlns:mc="http://schemas.openxmlformats.org/markup-compatibility/2006" xmlns:o="urn:schemas-microsoft-com:office:office" xmlns:r="http://schemas.openxmlformats.org/officeDocument/2006/relationships" xmlns:m="http://schemas.openxmlformats.org/officeDocument/2006/math" xmlns:v="urn:schemas-microsoft-com:vml" xmlns:wp14="http://schemas.microsoft.com/office/word/2010/wordprocessingDrawing" xmlns:wp="http://schemas.openxmlformats.org/drawingml/2006/wordprocessingDrawing" xmlns:w10="urn:schemas-microsoft-com:office:word" xmlns:w="http://schemas.openxmlformats.org/wordprocessingml/2006/main" xmlns:w14="http://schemas.microsoft.com/office/word/2010/wordml" xmlns:w15="http://schemas.microsoft.com/office/word/2012/wordml" xmlns:wpg="http://schemas.microsoft.com/office/word/2010/wordprocessingGroup" xmlns:wpi="http://schemas.microsoft.com/office/word/2010/wordprocessingInk" xmlns:wne="http://schemas.microsoft.com/office/word/2006/wordml" xmlns:wps="http://schemas.microsoft.com/office/word/2010/wordprocessingShape" mc:Ignorable="w14 w15 wp14">
   <w:abstractNum w:abstractNumId="0" w15:restartNumberingAfterBreak="0">
-    <w:nsid w:val="09315B5B"/>
+    <w:nsid w:val="00155E37"/>
     <w:multiLevelType w:val="hybridMultilevel"/>
-    <w:tmpl w:val="0D8E6C24"/>
-    <w:lvl w:ilvl="0" w:tplc="DB3E5562">
+    <w:tmpl w:val="468E4092"/>
+    <w:lvl w:ilvl="0" w:tplc="04190001">
       <w:start w:val="1"/>
       <w:numFmt w:val="bullet"/>
-      <w:lvlText w:val=""/>
+      <w:lvlText w:val=""/>
       <w:lvlJc w:val="left"/>
       <w:pPr>
-        <w:ind w:left="1429" w:hanging="360"/>
+        <w:ind w:left="1440" w:hanging="360"/>
       </w:pPr>
       <w:rPr>
         <w:rFonts w:ascii="Symbol" w:hAnsi="Symbol" w:hint="default"/>
@@ -44544,7 +45302,7 @@
       <w:lvlText w:val="o"/>
       <w:lvlJc w:val="left"/>
       <w:pPr>
-        <w:ind w:left="2149" w:hanging="360"/>
+        <w:ind w:left="2160" w:hanging="360"/>
       </w:pPr>
       <w:rPr>
         <w:rFonts w:ascii="Courier New" w:hAnsi="Courier New" w:cs="Courier New" w:hint="default"/>
@@ -44556,7 +45314,7 @@
       <w:lvlText w:val=""/>
       <w:lvlJc w:val="left"/>
       <w:pPr>
-        <w:ind w:left="2869" w:hanging="360"/>
+        <w:ind w:left="2880" w:hanging="360"/>
       </w:pPr>
       <w:rPr>
         <w:rFonts w:ascii="Wingdings" w:hAnsi="Wingdings" w:hint="default"/>
@@ -44568,7 +45326,7 @@
       <w:lvlText w:val=""/>
       <w:lvlJc w:val="left"/>
       <w:pPr>
-        <w:ind w:left="3589" w:hanging="360"/>
+        <w:ind w:left="3600" w:hanging="360"/>
       </w:pPr>
       <w:rPr>
         <w:rFonts w:ascii="Symbol" w:hAnsi="Symbol" w:hint="default"/>
@@ -44580,7 +45338,7 @@
       <w:lvlText w:val="o"/>
       <w:lvlJc w:val="left"/>
       <w:pPr>
-        <w:ind w:left="4309" w:hanging="360"/>
+        <w:ind w:left="4320" w:hanging="360"/>
       </w:pPr>
       <w:rPr>
         <w:rFonts w:ascii="Courier New" w:hAnsi="Courier New" w:cs="Courier New" w:hint="default"/>
@@ -44592,7 +45350,7 @@
       <w:lvlText w:val=""/>
       <w:lvlJc w:val="left"/>
       <w:pPr>
-        <w:ind w:left="5029" w:hanging="360"/>
+        <w:ind w:left="5040" w:hanging="360"/>
       </w:pPr>
       <w:rPr>
         <w:rFonts w:ascii="Wingdings" w:hAnsi="Wingdings" w:hint="default"/>
@@ -44604,7 +45362,7 @@
       <w:lvlText w:val=""/>
       <w:lvlJc w:val="left"/>
       <w:pPr>
-        <w:ind w:left="5749" w:hanging="360"/>
+        <w:ind w:left="5760" w:hanging="360"/>
       </w:pPr>
       <w:rPr>
         <w:rFonts w:ascii="Symbol" w:hAnsi="Symbol" w:hint="default"/>
@@ -44616,7 +45374,7 @@
       <w:lvlText w:val="o"/>
       <w:lvlJc w:val="left"/>
       <w:pPr>
-        <w:ind w:left="6469" w:hanging="360"/>
+        <w:ind w:left="6480" w:hanging="360"/>
       </w:pPr>
       <w:rPr>
         <w:rFonts w:ascii="Courier New" w:hAnsi="Courier New" w:cs="Courier New" w:hint="default"/>
@@ -44628,7 +45386,7 @@
       <w:lvlText w:val=""/>
       <w:lvlJc w:val="left"/>
       <w:pPr>
-        <w:ind w:left="7189" w:hanging="360"/>
+        <w:ind w:left="7200" w:hanging="360"/>
       </w:pPr>
       <w:rPr>
         <w:rFonts w:ascii="Wingdings" w:hAnsi="Wingdings" w:hint="default"/>
@@ -44636,6 +45394,345 @@
     </w:lvl>
   </w:abstractNum>
   <w:abstractNum w:abstractNumId="1" w15:restartNumberingAfterBreak="0">
+    <w:nsid w:val="09315B5B"/>
+    <w:multiLevelType w:val="hybridMultilevel"/>
+    <w:tmpl w:val="0D8E6C24"/>
+    <w:lvl w:ilvl="0" w:tplc="DB3E5562">
+      <w:start w:val="1"/>
+      <w:numFmt w:val="bullet"/>
+      <w:lvlText w:val=""/>
+      <w:lvlJc w:val="left"/>
+      <w:pPr>
+        <w:ind w:left="1429" w:hanging="360"/>
+      </w:pPr>
+      <w:rPr>
+        <w:rFonts w:ascii="Symbol" w:hAnsi="Symbol" w:hint="default"/>
+      </w:rPr>
+    </w:lvl>
+    <w:lvl w:ilvl="1" w:tplc="04190003" w:tentative="1">
+      <w:start w:val="1"/>
+      <w:numFmt w:val="bullet"/>
+      <w:lvlText w:val="o"/>
+      <w:lvlJc w:val="left"/>
+      <w:pPr>
+        <w:ind w:left="2149" w:hanging="360"/>
+      </w:pPr>
+      <w:rPr>
+        <w:rFonts w:ascii="Courier New" w:hAnsi="Courier New" w:cs="Courier New" w:hint="default"/>
+      </w:rPr>
+    </w:lvl>
+    <w:lvl w:ilvl="2" w:tplc="04190005" w:tentative="1">
+      <w:start w:val="1"/>
+      <w:numFmt w:val="bullet"/>
+      <w:lvlText w:val=""/>
+      <w:lvlJc w:val="left"/>
+      <w:pPr>
+        <w:ind w:left="2869" w:hanging="360"/>
+      </w:pPr>
+      <w:rPr>
+        <w:rFonts w:ascii="Wingdings" w:hAnsi="Wingdings" w:hint="default"/>
+      </w:rPr>
+    </w:lvl>
+    <w:lvl w:ilvl="3" w:tplc="04190001" w:tentative="1">
+      <w:start w:val="1"/>
+      <w:numFmt w:val="bullet"/>
+      <w:lvlText w:val=""/>
+      <w:lvlJc w:val="left"/>
+      <w:pPr>
+        <w:ind w:left="3589" w:hanging="360"/>
+      </w:pPr>
+      <w:rPr>
+        <w:rFonts w:ascii="Symbol" w:hAnsi="Symbol" w:hint="default"/>
+      </w:rPr>
+    </w:lvl>
+    <w:lvl w:ilvl="4" w:tplc="04190003" w:tentative="1">
+      <w:start w:val="1"/>
+      <w:numFmt w:val="bullet"/>
+      <w:lvlText w:val="o"/>
+      <w:lvlJc w:val="left"/>
+      <w:pPr>
+        <w:ind w:left="4309" w:hanging="360"/>
+      </w:pPr>
+      <w:rPr>
+        <w:rFonts w:ascii="Courier New" w:hAnsi="Courier New" w:cs="Courier New" w:hint="default"/>
+      </w:rPr>
+    </w:lvl>
+    <w:lvl w:ilvl="5" w:tplc="04190005" w:tentative="1">
+      <w:start w:val="1"/>
+      <w:numFmt w:val="bullet"/>
+      <w:lvlText w:val=""/>
+      <w:lvlJc w:val="left"/>
+      <w:pPr>
+        <w:ind w:left="5029" w:hanging="360"/>
+      </w:pPr>
+      <w:rPr>
+        <w:rFonts w:ascii="Wingdings" w:hAnsi="Wingdings" w:hint="default"/>
+      </w:rPr>
+    </w:lvl>
+    <w:lvl w:ilvl="6" w:tplc="04190001" w:tentative="1">
+      <w:start w:val="1"/>
+      <w:numFmt w:val="bullet"/>
+      <w:lvlText w:val=""/>
+      <w:lvlJc w:val="left"/>
+      <w:pPr>
+        <w:ind w:left="5749" w:hanging="360"/>
+      </w:pPr>
+      <w:rPr>
+        <w:rFonts w:ascii="Symbol" w:hAnsi="Symbol" w:hint="default"/>
+      </w:rPr>
+    </w:lvl>
+    <w:lvl w:ilvl="7" w:tplc="04190003" w:tentative="1">
+      <w:start w:val="1"/>
+      <w:numFmt w:val="bullet"/>
+      <w:lvlText w:val="o"/>
+      <w:lvlJc w:val="left"/>
+      <w:pPr>
+        <w:ind w:left="6469" w:hanging="360"/>
+      </w:pPr>
+      <w:rPr>
+        <w:rFonts w:ascii="Courier New" w:hAnsi="Courier New" w:cs="Courier New" w:hint="default"/>
+      </w:rPr>
+    </w:lvl>
+    <w:lvl w:ilvl="8" w:tplc="04190005" w:tentative="1">
+      <w:start w:val="1"/>
+      <w:numFmt w:val="bullet"/>
+      <w:lvlText w:val=""/>
+      <w:lvlJc w:val="left"/>
+      <w:pPr>
+        <w:ind w:left="7189" w:hanging="360"/>
+      </w:pPr>
+      <w:rPr>
+        <w:rFonts w:ascii="Wingdings" w:hAnsi="Wingdings" w:hint="default"/>
+      </w:rPr>
+    </w:lvl>
+  </w:abstractNum>
+  <w:abstractNum w:abstractNumId="2" w15:restartNumberingAfterBreak="0">
+    <w:nsid w:val="0A9B0035"/>
+    <w:multiLevelType w:val="hybridMultilevel"/>
+    <w:tmpl w:val="3462E536"/>
+    <w:lvl w:ilvl="0" w:tplc="04190001">
+      <w:start w:val="1"/>
+      <w:numFmt w:val="bullet"/>
+      <w:lvlText w:val=""/>
+      <w:lvlJc w:val="left"/>
+      <w:pPr>
+        <w:ind w:left="1440" w:hanging="360"/>
+      </w:pPr>
+      <w:rPr>
+        <w:rFonts w:ascii="Symbol" w:hAnsi="Symbol" w:hint="default"/>
+      </w:rPr>
+    </w:lvl>
+    <w:lvl w:ilvl="1" w:tplc="04190003" w:tentative="1">
+      <w:start w:val="1"/>
+      <w:numFmt w:val="bullet"/>
+      <w:lvlText w:val="o"/>
+      <w:lvlJc w:val="left"/>
+      <w:pPr>
+        <w:ind w:left="2160" w:hanging="360"/>
+      </w:pPr>
+      <w:rPr>
+        <w:rFonts w:ascii="Courier New" w:hAnsi="Courier New" w:cs="Courier New" w:hint="default"/>
+      </w:rPr>
+    </w:lvl>
+    <w:lvl w:ilvl="2" w:tplc="04190005" w:tentative="1">
+      <w:start w:val="1"/>
+      <w:numFmt w:val="bullet"/>
+      <w:lvlText w:val=""/>
+      <w:lvlJc w:val="left"/>
+      <w:pPr>
+        <w:ind w:left="2880" w:hanging="360"/>
+      </w:pPr>
+      <w:rPr>
+        <w:rFonts w:ascii="Wingdings" w:hAnsi="Wingdings" w:hint="default"/>
+      </w:rPr>
+    </w:lvl>
+    <w:lvl w:ilvl="3" w:tplc="04190001" w:tentative="1">
+      <w:start w:val="1"/>
+      <w:numFmt w:val="bullet"/>
+      <w:lvlText w:val=""/>
+      <w:lvlJc w:val="left"/>
+      <w:pPr>
+        <w:ind w:left="3600" w:hanging="360"/>
+      </w:pPr>
+      <w:rPr>
+        <w:rFonts w:ascii="Symbol" w:hAnsi="Symbol" w:hint="default"/>
+      </w:rPr>
+    </w:lvl>
+    <w:lvl w:ilvl="4" w:tplc="04190003" w:tentative="1">
+      <w:start w:val="1"/>
+      <w:numFmt w:val="bullet"/>
+      <w:lvlText w:val="o"/>
+      <w:lvlJc w:val="left"/>
+      <w:pPr>
+        <w:ind w:left="4320" w:hanging="360"/>
+      </w:pPr>
+      <w:rPr>
+        <w:rFonts w:ascii="Courier New" w:hAnsi="Courier New" w:cs="Courier New" w:hint="default"/>
+      </w:rPr>
+    </w:lvl>
+    <w:lvl w:ilvl="5" w:tplc="04190005" w:tentative="1">
+      <w:start w:val="1"/>
+      <w:numFmt w:val="bullet"/>
+      <w:lvlText w:val=""/>
+      <w:lvlJc w:val="left"/>
+      <w:pPr>
+        <w:ind w:left="5040" w:hanging="360"/>
+      </w:pPr>
+      <w:rPr>
+        <w:rFonts w:ascii="Wingdings" w:hAnsi="Wingdings" w:hint="default"/>
+      </w:rPr>
+    </w:lvl>
+    <w:lvl w:ilvl="6" w:tplc="04190001" w:tentative="1">
+      <w:start w:val="1"/>
+      <w:numFmt w:val="bullet"/>
+      <w:lvlText w:val=""/>
+      <w:lvlJc w:val="left"/>
+      <w:pPr>
+        <w:ind w:left="5760" w:hanging="360"/>
+      </w:pPr>
+      <w:rPr>
+        <w:rFonts w:ascii="Symbol" w:hAnsi="Symbol" w:hint="default"/>
+      </w:rPr>
+    </w:lvl>
+    <w:lvl w:ilvl="7" w:tplc="04190003" w:tentative="1">
+      <w:start w:val="1"/>
+      <w:numFmt w:val="bullet"/>
+      <w:lvlText w:val="o"/>
+      <w:lvlJc w:val="left"/>
+      <w:pPr>
+        <w:ind w:left="6480" w:hanging="360"/>
+      </w:pPr>
+      <w:rPr>
+        <w:rFonts w:ascii="Courier New" w:hAnsi="Courier New" w:cs="Courier New" w:hint="default"/>
+      </w:rPr>
+    </w:lvl>
+    <w:lvl w:ilvl="8" w:tplc="04190005" w:tentative="1">
+      <w:start w:val="1"/>
+      <w:numFmt w:val="bullet"/>
+      <w:lvlText w:val=""/>
+      <w:lvlJc w:val="left"/>
+      <w:pPr>
+        <w:ind w:left="7200" w:hanging="360"/>
+      </w:pPr>
+      <w:rPr>
+        <w:rFonts w:ascii="Wingdings" w:hAnsi="Wingdings" w:hint="default"/>
+      </w:rPr>
+    </w:lvl>
+  </w:abstractNum>
+  <w:abstractNum w:abstractNumId="3" w15:restartNumberingAfterBreak="0">
+    <w:nsid w:val="0E197601"/>
+    <w:multiLevelType w:val="hybridMultilevel"/>
+    <w:tmpl w:val="9304A3B8"/>
+    <w:lvl w:ilvl="0" w:tplc="04190001">
+      <w:start w:val="1"/>
+      <w:numFmt w:val="bullet"/>
+      <w:lvlText w:val=""/>
+      <w:lvlJc w:val="left"/>
+      <w:pPr>
+        <w:ind w:left="1440" w:hanging="360"/>
+      </w:pPr>
+      <w:rPr>
+        <w:rFonts w:ascii="Symbol" w:hAnsi="Symbol" w:hint="default"/>
+      </w:rPr>
+    </w:lvl>
+    <w:lvl w:ilvl="1" w:tplc="04190003" w:tentative="1">
+      <w:start w:val="1"/>
+      <w:numFmt w:val="bullet"/>
+      <w:lvlText w:val="o"/>
+      <w:lvlJc w:val="left"/>
+      <w:pPr>
+        <w:ind w:left="2160" w:hanging="360"/>
+      </w:pPr>
+      <w:rPr>
+        <w:rFonts w:ascii="Courier New" w:hAnsi="Courier New" w:cs="Courier New" w:hint="default"/>
+      </w:rPr>
+    </w:lvl>
+    <w:lvl w:ilvl="2" w:tplc="04190005" w:tentative="1">
+      <w:start w:val="1"/>
+      <w:numFmt w:val="bullet"/>
+      <w:lvlText w:val=""/>
+      <w:lvlJc w:val="left"/>
+      <w:pPr>
+        <w:ind w:left="2880" w:hanging="360"/>
+      </w:pPr>
+      <w:rPr>
+        <w:rFonts w:ascii="Wingdings" w:hAnsi="Wingdings" w:hint="default"/>
+      </w:rPr>
+    </w:lvl>
+    <w:lvl w:ilvl="3" w:tplc="04190001" w:tentative="1">
+      <w:start w:val="1"/>
+      <w:numFmt w:val="bullet"/>
+      <w:lvlText w:val=""/>
+      <w:lvlJc w:val="left"/>
+      <w:pPr>
+        <w:ind w:left="3600" w:hanging="360"/>
+      </w:pPr>
+      <w:rPr>
+        <w:rFonts w:ascii="Symbol" w:hAnsi="Symbol" w:hint="default"/>
+      </w:rPr>
+    </w:lvl>
+    <w:lvl w:ilvl="4" w:tplc="04190003" w:tentative="1">
+      <w:start w:val="1"/>
+      <w:numFmt w:val="bullet"/>
+      <w:lvlText w:val="o"/>
+      <w:lvlJc w:val="left"/>
+      <w:pPr>
+        <w:ind w:left="4320" w:hanging="360"/>
+      </w:pPr>
+      <w:rPr>
+        <w:rFonts w:ascii="Courier New" w:hAnsi="Courier New" w:cs="Courier New" w:hint="default"/>
+      </w:rPr>
+    </w:lvl>
+    <w:lvl w:ilvl="5" w:tplc="04190005" w:tentative="1">
+      <w:start w:val="1"/>
+      <w:numFmt w:val="bullet"/>
+      <w:lvlText w:val=""/>
+      <w:lvlJc w:val="left"/>
+      <w:pPr>
+        <w:ind w:left="5040" w:hanging="360"/>
+      </w:pPr>
+      <w:rPr>
+        <w:rFonts w:ascii="Wingdings" w:hAnsi="Wingdings" w:hint="default"/>
+      </w:rPr>
+    </w:lvl>
+    <w:lvl w:ilvl="6" w:tplc="04190001" w:tentative="1">
+      <w:start w:val="1"/>
+      <w:numFmt w:val="bullet"/>
+      <w:lvlText w:val=""/>
+      <w:lvlJc w:val="left"/>
+      <w:pPr>
+        <w:ind w:left="5760" w:hanging="360"/>
+      </w:pPr>
+      <w:rPr>
+        <w:rFonts w:ascii="Symbol" w:hAnsi="Symbol" w:hint="default"/>
+      </w:rPr>
+    </w:lvl>
+    <w:lvl w:ilvl="7" w:tplc="04190003" w:tentative="1">
+      <w:start w:val="1"/>
+      <w:numFmt w:val="bullet"/>
+      <w:lvlText w:val="o"/>
+      <w:lvlJc w:val="left"/>
+      <w:pPr>
+        <w:ind w:left="6480" w:hanging="360"/>
+      </w:pPr>
+      <w:rPr>
+        <w:rFonts w:ascii="Courier New" w:hAnsi="Courier New" w:cs="Courier New" w:hint="default"/>
+      </w:rPr>
+    </w:lvl>
+    <w:lvl w:ilvl="8" w:tplc="04190005" w:tentative="1">
+      <w:start w:val="1"/>
+      <w:numFmt w:val="bullet"/>
+      <w:lvlText w:val=""/>
+      <w:lvlJc w:val="left"/>
+      <w:pPr>
+        <w:ind w:left="7200" w:hanging="360"/>
+      </w:pPr>
+      <w:rPr>
+        <w:rFonts w:ascii="Wingdings" w:hAnsi="Wingdings" w:hint="default"/>
+      </w:rPr>
+    </w:lvl>
+  </w:abstractNum>
+  <w:abstractNum w:abstractNumId="4" w15:restartNumberingAfterBreak="0">
     <w:nsid w:val="14CA4825"/>
     <w:multiLevelType w:val="multilevel"/>
     <w:tmpl w:val="DAEAF940"/>
@@ -44784,7 +45881,7 @@
       </w:rPr>
     </w:lvl>
   </w:abstractNum>
-  <w:abstractNum w:abstractNumId="2" w15:restartNumberingAfterBreak="0">
+  <w:abstractNum w:abstractNumId="5" w15:restartNumberingAfterBreak="0">
     <w:nsid w:val="18343990"/>
     <w:multiLevelType w:val="multilevel"/>
     <w:tmpl w:val="28F6E332"/>
@@ -44933,7 +46030,7 @@
       </w:rPr>
     </w:lvl>
   </w:abstractNum>
-  <w:abstractNum w:abstractNumId="3" w15:restartNumberingAfterBreak="0">
+  <w:abstractNum w:abstractNumId="6" w15:restartNumberingAfterBreak="0">
     <w:nsid w:val="1D074088"/>
     <w:multiLevelType w:val="multilevel"/>
     <w:tmpl w:val="BF443A86"/>
@@ -45082,7 +46179,7 @@
       </w:rPr>
     </w:lvl>
   </w:abstractNum>
-  <w:abstractNum w:abstractNumId="4" w15:restartNumberingAfterBreak="0">
+  <w:abstractNum w:abstractNumId="7" w15:restartNumberingAfterBreak="0">
     <w:nsid w:val="25CE175E"/>
     <w:multiLevelType w:val="multilevel"/>
     <w:tmpl w:val="32E26348"/>
@@ -45231,7 +46328,7 @@
       </w:rPr>
     </w:lvl>
   </w:abstractNum>
-  <w:abstractNum w:abstractNumId="5" w15:restartNumberingAfterBreak="0">
+  <w:abstractNum w:abstractNumId="8" w15:restartNumberingAfterBreak="0">
     <w:nsid w:val="274B2A06"/>
     <w:multiLevelType w:val="hybridMultilevel"/>
     <w:tmpl w:val="C5644448"/>
@@ -45344,7 +46441,7 @@
       </w:rPr>
     </w:lvl>
   </w:abstractNum>
-  <w:abstractNum w:abstractNumId="6" w15:restartNumberingAfterBreak="0">
+  <w:abstractNum w:abstractNumId="9" w15:restartNumberingAfterBreak="0">
     <w:nsid w:val="276F0FE0"/>
     <w:multiLevelType w:val="hybridMultilevel"/>
     <w:tmpl w:val="AD8C8982"/>
@@ -45457,7 +46554,7 @@
       </w:rPr>
     </w:lvl>
   </w:abstractNum>
-  <w:abstractNum w:abstractNumId="7" w15:restartNumberingAfterBreak="0">
+  <w:abstractNum w:abstractNumId="10" w15:restartNumberingAfterBreak="0">
     <w:nsid w:val="279E0800"/>
     <w:multiLevelType w:val="multilevel"/>
     <w:tmpl w:val="25BE5EA0"/>
@@ -45606,7 +46703,7 @@
       </w:rPr>
     </w:lvl>
   </w:abstractNum>
-  <w:abstractNum w:abstractNumId="8" w15:restartNumberingAfterBreak="0">
+  <w:abstractNum w:abstractNumId="11" w15:restartNumberingAfterBreak="0">
     <w:nsid w:val="29D16820"/>
     <w:multiLevelType w:val="multilevel"/>
     <w:tmpl w:val="0D18CF74"/>
@@ -45747,7 +46844,7 @@
       </w:rPr>
     </w:lvl>
   </w:abstractNum>
-  <w:abstractNum w:abstractNumId="9" w15:restartNumberingAfterBreak="0">
+  <w:abstractNum w:abstractNumId="12" w15:restartNumberingAfterBreak="0">
     <w:nsid w:val="29DB6F4B"/>
     <w:multiLevelType w:val="multilevel"/>
     <w:tmpl w:val="D786C59A"/>
@@ -45896,7 +46993,7 @@
       </w:rPr>
     </w:lvl>
   </w:abstractNum>
-  <w:abstractNum w:abstractNumId="10" w15:restartNumberingAfterBreak="0">
+  <w:abstractNum w:abstractNumId="13" w15:restartNumberingAfterBreak="0">
     <w:nsid w:val="34474128"/>
     <w:multiLevelType w:val="multilevel"/>
     <w:tmpl w:val="6DA6D984"/>
@@ -46036,7 +47133,7 @@
       </w:rPr>
     </w:lvl>
   </w:abstractNum>
-  <w:abstractNum w:abstractNumId="11" w15:restartNumberingAfterBreak="0">
+  <w:abstractNum w:abstractNumId="14" w15:restartNumberingAfterBreak="0">
     <w:nsid w:val="387F0F0D"/>
     <w:multiLevelType w:val="multilevel"/>
     <w:tmpl w:val="45B22EBA"/>
@@ -46185,7 +47282,7 @@
       </w:rPr>
     </w:lvl>
   </w:abstractNum>
-  <w:abstractNum w:abstractNumId="12" w15:restartNumberingAfterBreak="0">
+  <w:abstractNum w:abstractNumId="15" w15:restartNumberingAfterBreak="0">
     <w:nsid w:val="39D31AFF"/>
     <w:multiLevelType w:val="hybridMultilevel"/>
     <w:tmpl w:val="B00A2354"/>
@@ -46274,7 +47371,7 @@
       </w:pPr>
     </w:lvl>
   </w:abstractNum>
-  <w:abstractNum w:abstractNumId="13" w15:restartNumberingAfterBreak="0">
+  <w:abstractNum w:abstractNumId="16" w15:restartNumberingAfterBreak="0">
     <w:nsid w:val="3A4F34BF"/>
     <w:multiLevelType w:val="multilevel"/>
     <w:tmpl w:val="9B966D88"/>
@@ -46389,7 +47486,7 @@
       </w:rPr>
     </w:lvl>
   </w:abstractNum>
-  <w:abstractNum w:abstractNumId="14" w15:restartNumberingAfterBreak="0">
+  <w:abstractNum w:abstractNumId="17" w15:restartNumberingAfterBreak="0">
     <w:nsid w:val="437D4877"/>
     <w:multiLevelType w:val="hybridMultilevel"/>
     <w:tmpl w:val="82AA24EE"/>
@@ -46502,7 +47599,7 @@
       </w:rPr>
     </w:lvl>
   </w:abstractNum>
-  <w:abstractNum w:abstractNumId="15" w15:restartNumberingAfterBreak="0">
+  <w:abstractNum w:abstractNumId="18" w15:restartNumberingAfterBreak="0">
     <w:nsid w:val="475B2060"/>
     <w:multiLevelType w:val="multilevel"/>
     <w:tmpl w:val="BF443A86"/>
@@ -46651,7 +47748,7 @@
       </w:rPr>
     </w:lvl>
   </w:abstractNum>
-  <w:abstractNum w:abstractNumId="16" w15:restartNumberingAfterBreak="0">
+  <w:abstractNum w:abstractNumId="19" w15:restartNumberingAfterBreak="0">
     <w:nsid w:val="479E4B9B"/>
     <w:multiLevelType w:val="multilevel"/>
     <w:tmpl w:val="87CAC8F4"/>
@@ -46769,7 +47866,7 @@
       </w:rPr>
     </w:lvl>
   </w:abstractNum>
-  <w:abstractNum w:abstractNumId="17" w15:restartNumberingAfterBreak="0">
+  <w:abstractNum w:abstractNumId="20" w15:restartNumberingAfterBreak="0">
     <w:nsid w:val="50231264"/>
     <w:multiLevelType w:val="multilevel"/>
     <w:tmpl w:val="7A4AD976"/>
@@ -46918,7 +48015,7 @@
       </w:rPr>
     </w:lvl>
   </w:abstractNum>
-  <w:abstractNum w:abstractNumId="18" w15:restartNumberingAfterBreak="0">
+  <w:abstractNum w:abstractNumId="21" w15:restartNumberingAfterBreak="0">
     <w:nsid w:val="51463147"/>
     <w:multiLevelType w:val="hybridMultilevel"/>
     <w:tmpl w:val="769E1742"/>
@@ -47031,7 +48128,7 @@
       </w:rPr>
     </w:lvl>
   </w:abstractNum>
-  <w:abstractNum w:abstractNumId="19" w15:restartNumberingAfterBreak="0">
+  <w:abstractNum w:abstractNumId="22" w15:restartNumberingAfterBreak="0">
     <w:nsid w:val="537629FD"/>
     <w:multiLevelType w:val="hybridMultilevel"/>
     <w:tmpl w:val="1F5E98C4"/>
@@ -47144,7 +48241,7 @@
       </w:rPr>
     </w:lvl>
   </w:abstractNum>
-  <w:abstractNum w:abstractNumId="20" w15:restartNumberingAfterBreak="0">
+  <w:abstractNum w:abstractNumId="23" w15:restartNumberingAfterBreak="0">
     <w:nsid w:val="5A792077"/>
     <w:multiLevelType w:val="hybridMultilevel"/>
     <w:tmpl w:val="38E404CA"/>
@@ -47257,7 +48354,7 @@
       </w:rPr>
     </w:lvl>
   </w:abstractNum>
-  <w:abstractNum w:abstractNumId="21" w15:restartNumberingAfterBreak="0">
+  <w:abstractNum w:abstractNumId="24" w15:restartNumberingAfterBreak="0">
     <w:nsid w:val="5CB84227"/>
     <w:multiLevelType w:val="hybridMultilevel"/>
     <w:tmpl w:val="49F6EE7C"/>
@@ -47370,7 +48467,7 @@
       </w:rPr>
     </w:lvl>
   </w:abstractNum>
-  <w:abstractNum w:abstractNumId="22" w15:restartNumberingAfterBreak="0">
+  <w:abstractNum w:abstractNumId="25" w15:restartNumberingAfterBreak="0">
     <w:nsid w:val="616410C6"/>
     <w:multiLevelType w:val="hybridMultilevel"/>
     <w:tmpl w:val="3A8C79E4"/>
@@ -47456,7 +48553,7 @@
       </w:pPr>
     </w:lvl>
   </w:abstractNum>
-  <w:abstractNum w:abstractNumId="23" w15:restartNumberingAfterBreak="0">
+  <w:abstractNum w:abstractNumId="26" w15:restartNumberingAfterBreak="0">
     <w:nsid w:val="621C23E0"/>
     <w:multiLevelType w:val="multilevel"/>
     <w:tmpl w:val="F54880EA"/>
@@ -47569,7 +48666,7 @@
       </w:pPr>
     </w:lvl>
   </w:abstractNum>
-  <w:abstractNum w:abstractNumId="24" w15:restartNumberingAfterBreak="0">
+  <w:abstractNum w:abstractNumId="27" w15:restartNumberingAfterBreak="0">
     <w:nsid w:val="6FAB4C22"/>
     <w:multiLevelType w:val="hybridMultilevel"/>
     <w:tmpl w:val="CD3C1300"/>
@@ -47682,7 +48779,7 @@
       </w:rPr>
     </w:lvl>
   </w:abstractNum>
-  <w:abstractNum w:abstractNumId="25" w15:restartNumberingAfterBreak="0">
+  <w:abstractNum w:abstractNumId="28" w15:restartNumberingAfterBreak="0">
     <w:nsid w:val="7D8B0F1D"/>
     <w:multiLevelType w:val="multilevel"/>
     <w:tmpl w:val="FE907DAC"/>
@@ -47832,82 +48929,91 @@
     </w:lvl>
   </w:abstractNum>
   <w:num w:numId="1">
+    <w:abstractNumId w:val="11"/>
+  </w:num>
+  <w:num w:numId="2">
+    <w:abstractNumId w:val="16"/>
+  </w:num>
+  <w:num w:numId="3">
+    <w:abstractNumId w:val="26"/>
+  </w:num>
+  <w:num w:numId="4">
+    <w:abstractNumId w:val="18"/>
+  </w:num>
+  <w:num w:numId="5">
+    <w:abstractNumId w:val="28"/>
+  </w:num>
+  <w:num w:numId="6">
+    <w:abstractNumId w:val="17"/>
+  </w:num>
+  <w:num w:numId="7">
+    <w:abstractNumId w:val="13"/>
+  </w:num>
+  <w:num w:numId="8">
+    <w:abstractNumId w:val="20"/>
+  </w:num>
+  <w:num w:numId="9">
+    <w:abstractNumId w:val="5"/>
+  </w:num>
+  <w:num w:numId="10">
+    <w:abstractNumId w:val="10"/>
+  </w:num>
+  <w:num w:numId="11">
+    <w:abstractNumId w:val="19"/>
+  </w:num>
+  <w:num w:numId="12">
+    <w:abstractNumId w:val="14"/>
+  </w:num>
+  <w:num w:numId="13">
+    <w:abstractNumId w:val="7"/>
+  </w:num>
+  <w:num w:numId="14">
+    <w:abstractNumId w:val="15"/>
+  </w:num>
+  <w:num w:numId="15">
+    <w:abstractNumId w:val="27"/>
+  </w:num>
+  <w:num w:numId="16">
     <w:abstractNumId w:val="8"/>
   </w:num>
-  <w:num w:numId="2">
-    <w:abstractNumId w:val="13"/>
+  <w:num w:numId="17">
+    <w:abstractNumId w:val="21"/>
   </w:num>
-  <w:num w:numId="3">
+  <w:num w:numId="18">
+    <w:abstractNumId w:val="12"/>
+  </w:num>
+  <w:num w:numId="19">
+    <w:abstractNumId w:val="25"/>
+  </w:num>
+  <w:num w:numId="20">
+    <w:abstractNumId w:val="6"/>
+  </w:num>
+  <w:num w:numId="21">
+    <w:abstractNumId w:val="24"/>
+  </w:num>
+  <w:num w:numId="22">
+    <w:abstractNumId w:val="4"/>
+  </w:num>
+  <w:num w:numId="23">
+    <w:abstractNumId w:val="1"/>
+  </w:num>
+  <w:num w:numId="24">
+    <w:abstractNumId w:val="22"/>
+  </w:num>
+  <w:num w:numId="25">
     <w:abstractNumId w:val="23"/>
   </w:num>
-  <w:num w:numId="4">
-    <w:abstractNumId w:val="15"/>
+  <w:num w:numId="26">
+    <w:abstractNumId w:val="9"/>
   </w:num>
-  <w:num w:numId="5">
-    <w:abstractNumId w:val="25"/>
+  <w:num w:numId="27">
+    <w:abstractNumId w:val="0"/>
   </w:num>
-  <w:num w:numId="6">
-    <w:abstractNumId w:val="14"/>
-  </w:num>
-  <w:num w:numId="7">
-    <w:abstractNumId w:val="10"/>
-  </w:num>
-  <w:num w:numId="8">
-    <w:abstractNumId w:val="17"/>
-  </w:num>
-  <w:num w:numId="9">
+  <w:num w:numId="28">
     <w:abstractNumId w:val="2"/>
   </w:num>
-  <w:num w:numId="10">
-    <w:abstractNumId w:val="7"/>
-  </w:num>
-  <w:num w:numId="11">
-    <w:abstractNumId w:val="16"/>
-  </w:num>
-  <w:num w:numId="12">
-    <w:abstractNumId w:val="11"/>
-  </w:num>
-  <w:num w:numId="13">
-    <w:abstractNumId w:val="4"/>
-  </w:num>
-  <w:num w:numId="14">
-    <w:abstractNumId w:val="12"/>
-  </w:num>
-  <w:num w:numId="15">
-    <w:abstractNumId w:val="24"/>
-  </w:num>
-  <w:num w:numId="16">
-    <w:abstractNumId w:val="5"/>
-  </w:num>
-  <w:num w:numId="17">
-    <w:abstractNumId w:val="18"/>
-  </w:num>
-  <w:num w:numId="18">
-    <w:abstractNumId w:val="9"/>
-  </w:num>
-  <w:num w:numId="19">
-    <w:abstractNumId w:val="22"/>
-  </w:num>
-  <w:num w:numId="20">
+  <w:num w:numId="29">
     <w:abstractNumId w:val="3"/>
-  </w:num>
-  <w:num w:numId="21">
-    <w:abstractNumId w:val="21"/>
-  </w:num>
-  <w:num w:numId="22">
-    <w:abstractNumId w:val="1"/>
-  </w:num>
-  <w:num w:numId="23">
-    <w:abstractNumId w:val="0"/>
-  </w:num>
-  <w:num w:numId="24">
-    <w:abstractNumId w:val="19"/>
-  </w:num>
-  <w:num w:numId="25">
-    <w:abstractNumId w:val="20"/>
-  </w:num>
-  <w:num w:numId="26">
-    <w:abstractNumId w:val="6"/>
   </w:num>
   <w:numIdMacAtCleanup w:val="26"/>
 </w:numbering>
@@ -49751,7 +50857,7 @@
 </file>
 
 <file path=customXml/itemProps1.xml><?xml version="1.0" encoding="utf-8"?>
-<ds:datastoreItem xmlns:ds="http://schemas.openxmlformats.org/officeDocument/2006/customXml" ds:itemID="{FAFA3595-199C-48EA-890D-E9C115A35A30}">
+<ds:datastoreItem xmlns:ds="http://schemas.openxmlformats.org/officeDocument/2006/customXml" ds:itemID="{73BEFE89-8681-47AD-8CDA-5339F98B2312}">
   <ds:schemaRefs>
     <ds:schemaRef ds:uri="http://schemas.openxmlformats.org/officeDocument/2006/bibliography"/>
   </ds:schemaRefs>
